--- a/通信协议.docx
+++ b/通信协议.docx
@@ -5,6 +5,7 @@
     <w:p>
       <w:pPr>
         <w:pStyle w:val="ae"/>
+        <w:spacing w:line="360" w:lineRule="auto"/>
         <w:rPr>
           <w:rFonts w:hint="eastAsia"/>
         </w:rPr>
@@ -21,14 +22,6 @@
         </w:rPr>
         <w:t>通信协议概念</w:t>
       </w:r>
-    </w:p>
-    <w:p>
-      <w:pPr>
-        <w:rPr>
-          <w:rFonts w:asciiTheme="minorEastAsia" w:hAnsiTheme="minorEastAsia"/>
-          <w:szCs w:val="16"/>
-        </w:rPr>
-      </w:pPr>
     </w:p>
     <w:tbl>
       <w:tblPr>
@@ -36,12 +29,12 @@
         <w:tblLook w:val="04A0" w:firstRow="1" w:lastRow="0" w:firstColumn="1" w:lastColumn="0" w:noHBand="0" w:noVBand="1"/>
       </w:tblPr>
       <w:tblGrid>
-        <w:gridCol w:w="842"/>
-        <w:gridCol w:w="1415"/>
-        <w:gridCol w:w="1561"/>
+        <w:gridCol w:w="843"/>
+        <w:gridCol w:w="1275"/>
+        <w:gridCol w:w="1558"/>
         <w:gridCol w:w="992"/>
-        <w:gridCol w:w="1277"/>
-        <w:gridCol w:w="1558"/>
+        <w:gridCol w:w="1135"/>
+        <w:gridCol w:w="1842"/>
       </w:tblGrid>
       <w:tr>
         <w:trPr>
@@ -49,7 +42,7 @@
         </w:trPr>
         <w:tc>
           <w:tcPr>
-            <w:tcW w:w="550" w:type="pct"/>
+            <w:tcW w:w="551" w:type="pct"/>
             <w:tcBorders>
               <w:top w:val="single" w:sz="8" w:space="0" w:color="auto"/>
               <w:left w:val="single" w:sz="8" w:space="0" w:color="auto"/>
@@ -90,7 +83,7 @@
         </w:tc>
         <w:tc>
           <w:tcPr>
-            <w:tcW w:w="925" w:type="pct"/>
+            <w:tcW w:w="834" w:type="pct"/>
             <w:tcBorders>
               <w:top w:val="single" w:sz="8" w:space="0" w:color="auto"/>
               <w:left w:val="nil"/>
@@ -131,7 +124,7 @@
         </w:tc>
         <w:tc>
           <w:tcPr>
-            <w:tcW w:w="1021" w:type="pct"/>
+            <w:tcW w:w="1019" w:type="pct"/>
             <w:tcBorders>
               <w:top w:val="single" w:sz="8" w:space="0" w:color="auto"/>
               <w:left w:val="nil"/>
@@ -213,7 +206,7 @@
         </w:tc>
         <w:tc>
           <w:tcPr>
-            <w:tcW w:w="835" w:type="pct"/>
+            <w:tcW w:w="742" w:type="pct"/>
             <w:tcBorders>
               <w:top w:val="single" w:sz="8" w:space="0" w:color="auto"/>
               <w:left w:val="nil"/>
@@ -254,7 +247,7 @@
         </w:tc>
         <w:tc>
           <w:tcPr>
-            <w:tcW w:w="1019" w:type="pct"/>
+            <w:tcW w:w="1205" w:type="pct"/>
             <w:tcBorders>
               <w:top w:val="single" w:sz="8" w:space="0" w:color="auto"/>
               <w:left w:val="single" w:sz="8" w:space="0" w:color="auto"/>
@@ -300,7 +293,7 @@
         </w:trPr>
         <w:tc>
           <w:tcPr>
-            <w:tcW w:w="550" w:type="pct"/>
+            <w:tcW w:w="551" w:type="pct"/>
             <w:vMerge w:val="restart"/>
             <w:tcBorders>
               <w:top w:val="nil"/>
@@ -342,7 +335,7 @@
         </w:tc>
         <w:tc>
           <w:tcPr>
-            <w:tcW w:w="925" w:type="pct"/>
+            <w:tcW w:w="834" w:type="pct"/>
             <w:vMerge w:val="restart"/>
             <w:tcBorders>
               <w:top w:val="nil"/>
@@ -400,7 +393,7 @@
         </w:tc>
         <w:tc>
           <w:tcPr>
-            <w:tcW w:w="1021" w:type="pct"/>
+            <w:tcW w:w="1019" w:type="pct"/>
             <w:tcBorders>
               <w:top w:val="nil"/>
               <w:left w:val="nil"/>
@@ -504,7 +497,7 @@
         </w:tc>
         <w:tc>
           <w:tcPr>
-            <w:tcW w:w="835" w:type="pct"/>
+            <w:tcW w:w="742" w:type="pct"/>
             <w:tcBorders>
               <w:top w:val="nil"/>
               <w:left w:val="nil"/>
@@ -539,13 +532,13 @@
             </w:r>
             <w:r>
               <w:rPr>
-                <w:rFonts w:ascii="Times New Roman" w:eastAsia="等线" w:hAnsi="Times New Roman" w:cs="Times New Roman"/>
-                <w:color w:val="000000"/>
-                <w:kern w:val="0"/>
-                <w:sz w:val="15"/>
-                <w:szCs w:val="15"/>
-              </w:rPr>
-              <w:t xml:space="preserve"> / </w:t>
+                <w:rFonts w:ascii="Times New Roman" w:eastAsia="等线" w:hAnsi="Times New Roman" w:cs="Times New Roman" w:hint="eastAsia"/>
+                <w:color w:val="000000"/>
+                <w:kern w:val="0"/>
+                <w:sz w:val="15"/>
+                <w:szCs w:val="15"/>
+              </w:rPr>
+              <w:t>/</w:t>
             </w:r>
             <w:r>
               <w:rPr>
@@ -561,7 +554,7 @@
         </w:tc>
         <w:tc>
           <w:tcPr>
-            <w:tcW w:w="1019" w:type="pct"/>
+            <w:tcW w:w="1205" w:type="pct"/>
             <w:tcBorders>
               <w:top w:val="nil"/>
               <w:left w:val="single" w:sz="8" w:space="0" w:color="auto"/>
@@ -602,7 +595,7 @@
         </w:trPr>
         <w:tc>
           <w:tcPr>
-            <w:tcW w:w="550" w:type="pct"/>
+            <w:tcW w:w="551" w:type="pct"/>
             <w:vMerge/>
             <w:tcBorders>
               <w:top w:val="nil"/>
@@ -631,7 +624,7 @@
         </w:tc>
         <w:tc>
           <w:tcPr>
-            <w:tcW w:w="925" w:type="pct"/>
+            <w:tcW w:w="834" w:type="pct"/>
             <w:vMerge/>
             <w:tcBorders>
               <w:top w:val="nil"/>
@@ -658,7 +651,7 @@
         </w:tc>
         <w:tc>
           <w:tcPr>
-            <w:tcW w:w="1021" w:type="pct"/>
+            <w:tcW w:w="1019" w:type="pct"/>
             <w:tcBorders>
               <w:top w:val="nil"/>
               <w:left w:val="nil"/>
@@ -754,7 +747,7 @@
         </w:tc>
         <w:tc>
           <w:tcPr>
-            <w:tcW w:w="835" w:type="pct"/>
+            <w:tcW w:w="742" w:type="pct"/>
             <w:tcBorders>
               <w:top w:val="nil"/>
               <w:left w:val="nil"/>
@@ -791,7 +784,7 @@
         </w:tc>
         <w:tc>
           <w:tcPr>
-            <w:tcW w:w="1019" w:type="pct"/>
+            <w:tcW w:w="1205" w:type="pct"/>
             <w:tcBorders>
               <w:top w:val="nil"/>
               <w:left w:val="single" w:sz="8" w:space="0" w:color="auto"/>
@@ -844,7 +837,7 @@
         </w:trPr>
         <w:tc>
           <w:tcPr>
-            <w:tcW w:w="550" w:type="pct"/>
+            <w:tcW w:w="551" w:type="pct"/>
             <w:vMerge/>
             <w:tcBorders>
               <w:top w:val="nil"/>
@@ -873,7 +866,7 @@
         </w:tc>
         <w:tc>
           <w:tcPr>
-            <w:tcW w:w="925" w:type="pct"/>
+            <w:tcW w:w="834" w:type="pct"/>
             <w:vMerge/>
             <w:tcBorders>
               <w:top w:val="nil"/>
@@ -900,7 +893,7 @@
         </w:tc>
         <w:tc>
           <w:tcPr>
-            <w:tcW w:w="1021" w:type="pct"/>
+            <w:tcW w:w="1019" w:type="pct"/>
             <w:tcBorders>
               <w:top w:val="nil"/>
               <w:left w:val="nil"/>
@@ -974,7 +967,7 @@
         </w:tc>
         <w:tc>
           <w:tcPr>
-            <w:tcW w:w="835" w:type="pct"/>
+            <w:tcW w:w="742" w:type="pct"/>
             <w:tcBorders>
               <w:top w:val="nil"/>
               <w:left w:val="nil"/>
@@ -1011,7 +1004,7 @@
         </w:tc>
         <w:tc>
           <w:tcPr>
-            <w:tcW w:w="1019" w:type="pct"/>
+            <w:tcW w:w="1205" w:type="pct"/>
             <w:tcBorders>
               <w:top w:val="nil"/>
               <w:left w:val="single" w:sz="8" w:space="0" w:color="auto"/>
@@ -1052,7 +1045,7 @@
         </w:trPr>
         <w:tc>
           <w:tcPr>
-            <w:tcW w:w="550" w:type="pct"/>
+            <w:tcW w:w="551" w:type="pct"/>
             <w:vMerge/>
             <w:tcBorders>
               <w:top w:val="nil"/>
@@ -1081,7 +1074,7 @@
         </w:tc>
         <w:tc>
           <w:tcPr>
-            <w:tcW w:w="925" w:type="pct"/>
+            <w:tcW w:w="834" w:type="pct"/>
             <w:vMerge/>
             <w:tcBorders>
               <w:top w:val="nil"/>
@@ -1108,7 +1101,7 @@
         </w:tc>
         <w:tc>
           <w:tcPr>
-            <w:tcW w:w="1021" w:type="pct"/>
+            <w:tcW w:w="1019" w:type="pct"/>
             <w:tcBorders>
               <w:top w:val="nil"/>
               <w:left w:val="nil"/>
@@ -1182,7 +1175,7 @@
         </w:tc>
         <w:tc>
           <w:tcPr>
-            <w:tcW w:w="835" w:type="pct"/>
+            <w:tcW w:w="742" w:type="pct"/>
             <w:tcBorders>
               <w:top w:val="nil"/>
               <w:left w:val="nil"/>
@@ -1219,7 +1212,7 @@
         </w:tc>
         <w:tc>
           <w:tcPr>
-            <w:tcW w:w="1019" w:type="pct"/>
+            <w:tcW w:w="1205" w:type="pct"/>
             <w:tcBorders>
               <w:top w:val="nil"/>
               <w:left w:val="single" w:sz="8" w:space="0" w:color="auto"/>
@@ -1260,7 +1253,7 @@
         </w:trPr>
         <w:tc>
           <w:tcPr>
-            <w:tcW w:w="550" w:type="pct"/>
+            <w:tcW w:w="551" w:type="pct"/>
             <w:tcBorders>
               <w:top w:val="nil"/>
               <w:left w:val="single" w:sz="8" w:space="0" w:color="auto"/>
@@ -1301,7 +1294,7 @@
         </w:tc>
         <w:tc>
           <w:tcPr>
-            <w:tcW w:w="925" w:type="pct"/>
+            <w:tcW w:w="834" w:type="pct"/>
             <w:tcBorders>
               <w:top w:val="nil"/>
               <w:left w:val="nil"/>
@@ -1338,7 +1331,7 @@
         </w:tc>
         <w:tc>
           <w:tcPr>
-            <w:tcW w:w="1021" w:type="pct"/>
+            <w:tcW w:w="1019" w:type="pct"/>
             <w:tcBorders>
               <w:top w:val="nil"/>
               <w:left w:val="nil"/>
@@ -1422,7 +1415,7 @@
         </w:tc>
         <w:tc>
           <w:tcPr>
-            <w:tcW w:w="835" w:type="pct"/>
+            <w:tcW w:w="742" w:type="pct"/>
             <w:tcBorders>
               <w:top w:val="nil"/>
               <w:left w:val="nil"/>
@@ -1459,7 +1452,7 @@
         </w:tc>
         <w:tc>
           <w:tcPr>
-            <w:tcW w:w="1019" w:type="pct"/>
+            <w:tcW w:w="1205" w:type="pct"/>
             <w:tcBorders>
               <w:top w:val="nil"/>
               <w:left w:val="single" w:sz="8" w:space="0" w:color="auto"/>
@@ -1500,7 +1493,7 @@
         </w:trPr>
         <w:tc>
           <w:tcPr>
-            <w:tcW w:w="550" w:type="pct"/>
+            <w:tcW w:w="551" w:type="pct"/>
             <w:tcBorders>
               <w:top w:val="nil"/>
               <w:left w:val="single" w:sz="8" w:space="0" w:color="auto"/>
@@ -1541,7 +1534,7 @@
         </w:tc>
         <w:tc>
           <w:tcPr>
-            <w:tcW w:w="925" w:type="pct"/>
+            <w:tcW w:w="834" w:type="pct"/>
             <w:tcBorders>
               <w:top w:val="nil"/>
               <w:left w:val="nil"/>
@@ -1578,7 +1571,7 @@
         </w:tc>
         <w:tc>
           <w:tcPr>
-            <w:tcW w:w="1021" w:type="pct"/>
+            <w:tcW w:w="1019" w:type="pct"/>
             <w:tcBorders>
               <w:top w:val="nil"/>
               <w:left w:val="nil"/>
@@ -1732,7 +1725,7 @@
         </w:tc>
         <w:tc>
           <w:tcPr>
-            <w:tcW w:w="835" w:type="pct"/>
+            <w:tcW w:w="742" w:type="pct"/>
             <w:tcBorders>
               <w:top w:val="nil"/>
               <w:left w:val="nil"/>
@@ -1767,13 +1760,13 @@
             </w:r>
             <w:r>
               <w:rPr>
-                <w:rFonts w:ascii="Times New Roman" w:eastAsia="等线" w:hAnsi="Times New Roman" w:cs="Times New Roman"/>
-                <w:color w:val="000000"/>
-                <w:kern w:val="0"/>
-                <w:sz w:val="15"/>
-                <w:szCs w:val="15"/>
-              </w:rPr>
-              <w:t xml:space="preserve"> / </w:t>
+                <w:rFonts w:ascii="Times New Roman" w:eastAsia="等线" w:hAnsi="Times New Roman" w:cs="Times New Roman" w:hint="eastAsia"/>
+                <w:color w:val="000000"/>
+                <w:kern w:val="0"/>
+                <w:sz w:val="15"/>
+                <w:szCs w:val="15"/>
+              </w:rPr>
+              <w:t>/</w:t>
             </w:r>
             <w:r>
               <w:rPr>
@@ -1789,7 +1782,7 @@
         </w:tc>
         <w:tc>
           <w:tcPr>
-            <w:tcW w:w="1019" w:type="pct"/>
+            <w:tcW w:w="1205" w:type="pct"/>
             <w:tcBorders>
               <w:top w:val="nil"/>
               <w:left w:val="single" w:sz="8" w:space="0" w:color="auto"/>
@@ -1850,7 +1843,7 @@
         </w:trPr>
         <w:tc>
           <w:tcPr>
-            <w:tcW w:w="550" w:type="pct"/>
+            <w:tcW w:w="551" w:type="pct"/>
             <w:tcBorders>
               <w:top w:val="nil"/>
               <w:left w:val="single" w:sz="8" w:space="0" w:color="auto"/>
@@ -1891,7 +1884,7 @@
         </w:tc>
         <w:tc>
           <w:tcPr>
-            <w:tcW w:w="925" w:type="pct"/>
+            <w:tcW w:w="834" w:type="pct"/>
             <w:tcBorders>
               <w:top w:val="nil"/>
               <w:left w:val="nil"/>
@@ -1950,7 +1943,7 @@
         </w:tc>
         <w:tc>
           <w:tcPr>
-            <w:tcW w:w="1021" w:type="pct"/>
+            <w:tcW w:w="1019" w:type="pct"/>
             <w:tcBorders>
               <w:top w:val="nil"/>
               <w:left w:val="nil"/>
@@ -2044,7 +2037,7 @@
         </w:tc>
         <w:tc>
           <w:tcPr>
-            <w:tcW w:w="835" w:type="pct"/>
+            <w:tcW w:w="742" w:type="pct"/>
             <w:tcBorders>
               <w:top w:val="nil"/>
               <w:left w:val="nil"/>
@@ -2081,7 +2074,7 @@
         </w:tc>
         <w:tc>
           <w:tcPr>
-            <w:tcW w:w="1019" w:type="pct"/>
+            <w:tcW w:w="1205" w:type="pct"/>
             <w:tcBorders>
               <w:top w:val="nil"/>
               <w:left w:val="single" w:sz="8" w:space="0" w:color="auto"/>
@@ -2142,7 +2135,7 @@
         </w:trPr>
         <w:tc>
           <w:tcPr>
-            <w:tcW w:w="550" w:type="pct"/>
+            <w:tcW w:w="551" w:type="pct"/>
             <w:tcBorders>
               <w:top w:val="nil"/>
               <w:left w:val="single" w:sz="8" w:space="0" w:color="auto"/>
@@ -2183,7 +2176,7 @@
         </w:tc>
         <w:tc>
           <w:tcPr>
-            <w:tcW w:w="925" w:type="pct"/>
+            <w:tcW w:w="834" w:type="pct"/>
             <w:tcBorders>
               <w:top w:val="nil"/>
               <w:left w:val="nil"/>
@@ -2210,7 +2203,7 @@
         </w:tc>
         <w:tc>
           <w:tcPr>
-            <w:tcW w:w="1021" w:type="pct"/>
+            <w:tcW w:w="1019" w:type="pct"/>
             <w:tcBorders>
               <w:top w:val="nil"/>
               <w:left w:val="nil"/>
@@ -2304,7 +2297,7 @@
         </w:tc>
         <w:tc>
           <w:tcPr>
-            <w:tcW w:w="835" w:type="pct"/>
+            <w:tcW w:w="742" w:type="pct"/>
             <w:tcBorders>
               <w:top w:val="nil"/>
               <w:left w:val="nil"/>
@@ -2341,7 +2334,7 @@
         </w:tc>
         <w:tc>
           <w:tcPr>
-            <w:tcW w:w="1019" w:type="pct"/>
+            <w:tcW w:w="1205" w:type="pct"/>
             <w:tcBorders>
               <w:top w:val="nil"/>
               <w:left w:val="single" w:sz="8" w:space="0" w:color="auto"/>
@@ -2380,20 +2373,38 @@
     <w:p>
       <w:pPr>
         <w:rPr>
-          <w:rFonts w:asciiTheme="minorEastAsia" w:hAnsiTheme="minorEastAsia"/>
-          <w:szCs w:val="16"/>
-        </w:rPr>
-      </w:pPr>
-    </w:p>
-    <w:p>
-      <w:pPr>
+          <w:rFonts w:asciiTheme="minorEastAsia" w:hAnsiTheme="minorEastAsia" w:hint="eastAsia"/>
+          <w:szCs w:val="16"/>
+        </w:rPr>
+      </w:pPr>
+    </w:p>
+    <w:p>
+      <w:pPr>
+        <w:rPr>
+          <w:rFonts w:asciiTheme="minorEastAsia" w:hAnsiTheme="minorEastAsia" w:hint="eastAsia"/>
+          <w:b/>
+          <w:bCs/>
+          <w:szCs w:val="16"/>
+        </w:rPr>
+      </w:pPr>
+      <w:r>
         <w:rPr>
           <w:rFonts w:asciiTheme="minorEastAsia" w:hAnsiTheme="minorEastAsia"/>
           <w:b/>
           <w:bCs/>
           <w:szCs w:val="16"/>
         </w:rPr>
-      </w:pPr>
+        <w:t>一帧</w:t>
+      </w:r>
+      <w:r>
+        <w:rPr>
+          <w:rFonts w:asciiTheme="minorEastAsia" w:hAnsiTheme="minorEastAsia" w:hint="eastAsia"/>
+          <w:b/>
+          <w:bCs/>
+          <w:szCs w:val="16"/>
+        </w:rPr>
+        <w:t xml:space="preserve"> </w:t>
+      </w:r>
       <w:r>
         <w:rPr>
           <w:rFonts w:asciiTheme="minorEastAsia" w:hAnsiTheme="minorEastAsia"/>
@@ -2401,7 +2412,7 @@
           <w:bCs/>
           <w:szCs w:val="16"/>
         </w:rPr>
-        <w:t>一帧</w:t>
+        <w:t>就是一段完整的</w:t>
       </w:r>
       <w:r>
         <w:rPr>
@@ -2410,7 +2421,7 @@
           <w:bCs/>
           <w:szCs w:val="16"/>
         </w:rPr>
-        <w:t xml:space="preserve"> </w:t>
+        <w:t xml:space="preserve">, </w:t>
       </w:r>
       <w:r>
         <w:rPr>
@@ -2419,13 +2430,25 @@
           <w:bCs/>
           <w:szCs w:val="16"/>
         </w:rPr>
-        <w:t>就是一段完整的</w:t>
-      </w:r>
-      <w:r>
-        <w:rPr>
-          <w:rFonts w:asciiTheme="minorEastAsia" w:hAnsiTheme="minorEastAsia" w:hint="eastAsia"/>
-          <w:b/>
-          <w:bCs/>
+        <w:t>结构化的数据包</w:t>
+      </w:r>
+      <w:r>
+        <w:rPr>
+          <w:rFonts w:asciiTheme="minorEastAsia" w:hAnsiTheme="minorEastAsia" w:hint="eastAsia"/>
+          <w:szCs w:val="16"/>
+        </w:rPr>
+        <w:t xml:space="preserve">, </w:t>
+      </w:r>
+      <w:r>
+        <w:rPr>
+          <w:rFonts w:asciiTheme="minorEastAsia" w:hAnsiTheme="minorEastAsia"/>
+          <w:szCs w:val="16"/>
+        </w:rPr>
+        <w:t>它是通信双方在收发过程中</w:t>
+      </w:r>
+      <w:r>
+        <w:rPr>
+          <w:rFonts w:asciiTheme="minorEastAsia" w:hAnsiTheme="minorEastAsia" w:hint="eastAsia"/>
           <w:szCs w:val="16"/>
         </w:rPr>
         <w:t xml:space="preserve">, </w:t>
@@ -2437,28 +2460,22 @@
           <w:bCs/>
           <w:szCs w:val="16"/>
         </w:rPr>
-        <w:t>结构化的数据包</w:t>
-      </w:r>
-      <w:r>
-        <w:rPr>
-          <w:rFonts w:asciiTheme="minorEastAsia" w:hAnsiTheme="minorEastAsia" w:hint="eastAsia"/>
-          <w:szCs w:val="16"/>
-        </w:rPr>
-        <w:t xml:space="preserve">, </w:t>
-      </w:r>
+        <w:t>最小的独立单位</w:t>
+      </w:r>
+    </w:p>
+    <w:p>
+      <w:pPr>
+        <w:rPr>
+          <w:rFonts w:asciiTheme="minorEastAsia" w:hAnsiTheme="minorEastAsia" w:hint="eastAsia"/>
+          <w:szCs w:val="16"/>
+        </w:rPr>
+      </w:pPr>
       <w:r>
         <w:rPr>
           <w:rFonts w:asciiTheme="minorEastAsia" w:hAnsiTheme="minorEastAsia"/>
           <w:szCs w:val="16"/>
         </w:rPr>
-        <w:t>它是通信双方在收发过程中</w:t>
-      </w:r>
-      <w:r>
-        <w:rPr>
-          <w:rFonts w:asciiTheme="minorEastAsia" w:hAnsiTheme="minorEastAsia" w:hint="eastAsia"/>
-          <w:szCs w:val="16"/>
-        </w:rPr>
-        <w:t xml:space="preserve">, </w:t>
+        <w:t>一帧 = 通信协议规定的</w:t>
       </w:r>
       <w:r>
         <w:rPr>
@@ -2467,45 +2484,13 @@
           <w:bCs/>
           <w:szCs w:val="16"/>
         </w:rPr>
-        <w:t>最小的独立单位</w:t>
-      </w:r>
-    </w:p>
-    <w:p>
-      <w:pPr>
-        <w:rPr>
-          <w:rFonts w:asciiTheme="minorEastAsia" w:hAnsiTheme="minorEastAsia"/>
-          <w:szCs w:val="16"/>
-        </w:rPr>
-      </w:pPr>
-      <w:r>
-        <w:rPr>
-          <w:rFonts w:asciiTheme="minorEastAsia" w:hAnsiTheme="minorEastAsia"/>
-          <w:szCs w:val="16"/>
-        </w:rPr>
-        <w:t>一帧 = 通信协议规定的</w:t>
-      </w:r>
-      <w:r>
-        <w:rPr>
-          <w:rFonts w:asciiTheme="minorEastAsia" w:hAnsiTheme="minorEastAsia"/>
-          <w:b/>
-          <w:bCs/>
-          <w:szCs w:val="16"/>
-        </w:rPr>
         <w:t>完整数据格式</w:t>
       </w:r>
     </w:p>
     <w:p>
       <w:pPr>
         <w:rPr>
-          <w:rFonts w:asciiTheme="minorEastAsia" w:hAnsiTheme="minorEastAsia"/>
-          <w:szCs w:val="16"/>
-        </w:rPr>
-      </w:pPr>
-    </w:p>
-    <w:p>
-      <w:pPr>
-        <w:rPr>
-          <w:rFonts w:asciiTheme="minorEastAsia" w:hAnsiTheme="minorEastAsia"/>
+          <w:rFonts w:asciiTheme="minorEastAsia" w:hAnsiTheme="minorEastAsia" w:hint="eastAsia"/>
           <w:szCs w:val="16"/>
         </w:rPr>
       </w:pPr>
@@ -2521,6 +2506,7 @@
     <w:p>
       <w:pPr>
         <w:pStyle w:val="ae"/>
+        <w:spacing w:line="360" w:lineRule="auto"/>
         <w:rPr>
           <w:rFonts w:hint="eastAsia"/>
         </w:rPr>
@@ -2535,15 +2521,7 @@
     <w:p>
       <w:pPr>
         <w:rPr>
-          <w:rFonts w:asciiTheme="minorEastAsia" w:hAnsiTheme="minorEastAsia"/>
-          <w:szCs w:val="16"/>
-        </w:rPr>
-      </w:pPr>
-    </w:p>
-    <w:p>
-      <w:pPr>
-        <w:rPr>
-          <w:rFonts w:asciiTheme="minorEastAsia" w:hAnsiTheme="minorEastAsia"/>
+          <w:rFonts w:asciiTheme="minorEastAsia" w:hAnsiTheme="minorEastAsia" w:hint="eastAsia"/>
           <w:szCs w:val="16"/>
         </w:rPr>
       </w:pPr>
@@ -2598,7 +2576,7 @@
     <w:p>
       <w:pPr>
         <w:rPr>
-          <w:rFonts w:asciiTheme="minorEastAsia" w:hAnsiTheme="minorEastAsia"/>
+          <w:rFonts w:asciiTheme="minorEastAsia" w:hAnsiTheme="minorEastAsia" w:hint="eastAsia"/>
           <w:szCs w:val="16"/>
         </w:rPr>
       </w:pPr>
@@ -2670,15 +2648,15 @@
             <w:pPr>
               <w:jc w:val="center"/>
               <w:rPr>
-                <w:rFonts w:asciiTheme="minorEastAsia" w:hAnsiTheme="minorEastAsia"/>
-                <w:szCs w:val="16"/>
-              </w:rPr>
-            </w:pPr>
-            <w:r>
-              <w:rPr>
                 <w:rFonts w:asciiTheme="minorEastAsia" w:hAnsiTheme="minorEastAsia" w:hint="eastAsia"/>
                 <w:szCs w:val="16"/>
               </w:rPr>
+            </w:pPr>
+            <w:r>
+              <w:rPr>
+                <w:rFonts w:asciiTheme="minorEastAsia" w:hAnsiTheme="minorEastAsia" w:hint="eastAsia"/>
+                <w:szCs w:val="16"/>
+              </w:rPr>
               <w:t>数据位</w:t>
             </w:r>
           </w:p>
@@ -2691,7 +2669,7 @@
             <w:pPr>
               <w:jc w:val="center"/>
               <w:rPr>
-                <w:rFonts w:asciiTheme="minorEastAsia" w:hAnsiTheme="minorEastAsia"/>
+                <w:rFonts w:asciiTheme="minorEastAsia" w:hAnsiTheme="minorEastAsia" w:hint="eastAsia"/>
                 <w:szCs w:val="16"/>
               </w:rPr>
             </w:pPr>
@@ -2739,16 +2717,30 @@
           <w:p>
             <w:pPr>
               <w:rPr>
+                <w:rFonts w:asciiTheme="minorEastAsia" w:hAnsiTheme="minorEastAsia" w:hint="eastAsia"/>
+                <w:szCs w:val="16"/>
+              </w:rPr>
+            </w:pPr>
+            <w:r>
+              <w:rPr>
                 <w:rFonts w:asciiTheme="minorEastAsia" w:hAnsiTheme="minorEastAsia"/>
                 <w:szCs w:val="16"/>
               </w:rPr>
-            </w:pPr>
+              <w:t>1位</w:t>
+            </w:r>
+            <w:r>
+              <w:rPr>
+                <w:rFonts w:asciiTheme="minorEastAsia" w:hAnsiTheme="minorEastAsia" w:hint="eastAsia"/>
+                <w:szCs w:val="16"/>
+              </w:rPr>
+              <w:t xml:space="preserve">, </w:t>
+            </w:r>
             <w:r>
               <w:rPr>
                 <w:rFonts w:asciiTheme="minorEastAsia" w:hAnsiTheme="minorEastAsia"/>
                 <w:szCs w:val="16"/>
               </w:rPr>
-              <w:t>1位</w:t>
+              <w:t>始终为 0</w:t>
             </w:r>
             <w:r>
               <w:rPr>
@@ -2762,97 +2754,83 @@
                 <w:rFonts w:asciiTheme="minorEastAsia" w:hAnsiTheme="minorEastAsia"/>
                 <w:szCs w:val="16"/>
               </w:rPr>
-              <w:t>始终为 0</w:t>
-            </w:r>
-            <w:r>
+              <w:t>表示数据开始</w:t>
+            </w:r>
+          </w:p>
+        </w:tc>
+        <w:tc>
+          <w:tcPr>
+            <w:tcW w:w="1559" w:type="dxa"/>
+            <w:vAlign w:val="center"/>
+          </w:tcPr>
+          <w:p>
+            <w:pPr>
               <w:rPr>
                 <w:rFonts w:asciiTheme="minorEastAsia" w:hAnsiTheme="minorEastAsia" w:hint="eastAsia"/>
                 <w:szCs w:val="16"/>
               </w:rPr>
-              <w:t xml:space="preserve">, </w:t>
-            </w:r>
+            </w:pPr>
             <w:r>
               <w:rPr>
                 <w:rFonts w:asciiTheme="minorEastAsia" w:hAnsiTheme="minorEastAsia"/>
                 <w:szCs w:val="16"/>
               </w:rPr>
-              <w:t>表示数据开始</w:t>
-            </w:r>
-          </w:p>
-        </w:tc>
-        <w:tc>
-          <w:tcPr>
-            <w:tcW w:w="1559" w:type="dxa"/>
-            <w:vAlign w:val="center"/>
-          </w:tcPr>
-          <w:p>
-            <w:pPr>
+              <w:t>一般为 8 位（也可配置为 5~9 位）</w:t>
+            </w:r>
+          </w:p>
+        </w:tc>
+        <w:tc>
+          <w:tcPr>
+            <w:tcW w:w="2126" w:type="dxa"/>
+            <w:vAlign w:val="center"/>
+          </w:tcPr>
+          <w:p>
+            <w:pPr>
+              <w:rPr>
+                <w:rFonts w:asciiTheme="minorEastAsia" w:hAnsiTheme="minorEastAsia" w:hint="eastAsia"/>
+                <w:szCs w:val="16"/>
+              </w:rPr>
+            </w:pPr>
+            <w:r>
               <w:rPr>
                 <w:rFonts w:asciiTheme="minorEastAsia" w:hAnsiTheme="minorEastAsia"/>
                 <w:szCs w:val="16"/>
               </w:rPr>
+              <w:t>奇偶校验，提高数据可靠性</w:t>
+            </w:r>
+          </w:p>
+        </w:tc>
+        <w:tc>
+          <w:tcPr>
+            <w:tcW w:w="1701" w:type="dxa"/>
+            <w:vAlign w:val="center"/>
+          </w:tcPr>
+          <w:p>
+            <w:pPr>
+              <w:rPr>
+                <w:rFonts w:asciiTheme="minorEastAsia" w:hAnsiTheme="minorEastAsia" w:hint="eastAsia"/>
+                <w:szCs w:val="16"/>
+              </w:rPr>
             </w:pPr>
             <w:r>
               <w:rPr>
                 <w:rFonts w:asciiTheme="minorEastAsia" w:hAnsiTheme="minorEastAsia"/>
                 <w:szCs w:val="16"/>
               </w:rPr>
-              <w:t>一般为 8 位（也可配置为 5~9 位）</w:t>
-            </w:r>
-          </w:p>
-        </w:tc>
-        <w:tc>
-          <w:tcPr>
-            <w:tcW w:w="2126" w:type="dxa"/>
-            <w:vAlign w:val="center"/>
-          </w:tcPr>
-          <w:p>
-            <w:pPr>
+              <w:t>一般为 1 或 2 位</w:t>
+            </w:r>
+            <w:r>
+              <w:rPr>
+                <w:rFonts w:asciiTheme="minorEastAsia" w:hAnsiTheme="minorEastAsia" w:hint="eastAsia"/>
+                <w:szCs w:val="16"/>
+              </w:rPr>
+              <w:t xml:space="preserve">, </w:t>
+            </w:r>
+            <w:r>
               <w:rPr>
                 <w:rFonts w:asciiTheme="minorEastAsia" w:hAnsiTheme="minorEastAsia"/>
                 <w:szCs w:val="16"/>
               </w:rPr>
-            </w:pPr>
-            <w:r>
-              <w:rPr>
-                <w:rFonts w:asciiTheme="minorEastAsia" w:hAnsiTheme="minorEastAsia"/>
-                <w:szCs w:val="16"/>
-              </w:rPr>
-              <w:t>奇偶校验，提高数据可靠性</w:t>
-            </w:r>
-          </w:p>
-        </w:tc>
-        <w:tc>
-          <w:tcPr>
-            <w:tcW w:w="1701" w:type="dxa"/>
-            <w:vAlign w:val="center"/>
-          </w:tcPr>
-          <w:p>
-            <w:pPr>
-              <w:rPr>
-                <w:rFonts w:asciiTheme="minorEastAsia" w:hAnsiTheme="minorEastAsia"/>
-                <w:szCs w:val="16"/>
-              </w:rPr>
-            </w:pPr>
-            <w:r>
-              <w:rPr>
-                <w:rFonts w:asciiTheme="minorEastAsia" w:hAnsiTheme="minorEastAsia"/>
-                <w:szCs w:val="16"/>
-              </w:rPr>
-              <w:t>一般为 1 或 2 位</w:t>
-            </w:r>
-            <w:r>
-              <w:rPr>
-                <w:rFonts w:asciiTheme="minorEastAsia" w:hAnsiTheme="minorEastAsia" w:hint="eastAsia"/>
-                <w:szCs w:val="16"/>
-              </w:rPr>
-              <w:t xml:space="preserve">, </w:t>
-            </w:r>
-            <w:r>
-              <w:rPr>
-                <w:rFonts w:asciiTheme="minorEastAsia" w:hAnsiTheme="minorEastAsia"/>
-                <w:szCs w:val="16"/>
-              </w:rPr>
               <w:t>用于表示数据结束</w:t>
             </w:r>
           </w:p>
@@ -2862,87 +2840,150 @@
     <w:p>
       <w:pPr>
         <w:rPr>
+          <w:rFonts w:asciiTheme="minorEastAsia" w:hAnsiTheme="minorEastAsia" w:hint="eastAsia"/>
+          <w:szCs w:val="16"/>
+        </w:rPr>
+      </w:pPr>
+    </w:p>
+    <w:p>
+      <w:pPr>
+        <w:rPr>
+          <w:rFonts w:asciiTheme="minorEastAsia" w:hAnsiTheme="minorEastAsia" w:hint="eastAsia"/>
+          <w:szCs w:val="16"/>
+        </w:rPr>
+      </w:pPr>
+      <w:r>
+        <w:rPr>
+          <w:rFonts w:asciiTheme="minorEastAsia" w:hAnsiTheme="minorEastAsia" w:hint="eastAsia"/>
+          <w:szCs w:val="16"/>
+        </w:rPr>
+        <w:t xml:space="preserve">例如: </w:t>
+      </w:r>
+      <w:r>
+        <w:rPr>
+          <w:rFonts w:asciiTheme="minorEastAsia" w:hAnsiTheme="minorEastAsia" w:hint="eastAsia"/>
+          <w:szCs w:val="16"/>
+        </w:rPr>
+        <w:t>0</w:t>
+      </w:r>
+      <w:r>
+        <w:rPr>
+          <w:rFonts w:asciiTheme="minorEastAsia" w:hAnsiTheme="minorEastAsia" w:hint="eastAsia"/>
+          <w:szCs w:val="16"/>
+        </w:rPr>
+        <w:t>(</w:t>
+      </w:r>
+      <w:r>
+        <w:rPr>
+          <w:rFonts w:asciiTheme="minorEastAsia" w:hAnsiTheme="minorEastAsia" w:hint="eastAsia"/>
+          <w:szCs w:val="16"/>
+        </w:rPr>
+        <w:t>起始</w:t>
+      </w:r>
+      <w:r>
+        <w:rPr>
+          <w:rFonts w:asciiTheme="minorEastAsia" w:hAnsiTheme="minorEastAsia" w:hint="eastAsia"/>
+          <w:szCs w:val="16"/>
+        </w:rPr>
+        <w:t xml:space="preserve">) </w:t>
+      </w:r>
+      <w:r>
+        <w:rPr>
+          <w:rFonts w:asciiTheme="minorEastAsia" w:hAnsiTheme="minorEastAsia" w:hint="eastAsia"/>
+          <w:szCs w:val="16"/>
+        </w:rPr>
+        <w:t>| 01000001</w:t>
+      </w:r>
+      <w:r>
+        <w:rPr>
+          <w:rFonts w:asciiTheme="minorEastAsia" w:hAnsiTheme="minorEastAsia" w:hint="eastAsia"/>
+          <w:szCs w:val="16"/>
+        </w:rPr>
+        <w:t>(</w:t>
+      </w:r>
+      <w:r>
+        <w:rPr>
+          <w:rFonts w:asciiTheme="minorEastAsia" w:hAnsiTheme="minorEastAsia" w:hint="eastAsia"/>
+          <w:szCs w:val="16"/>
+        </w:rPr>
+        <w:t>数据</w:t>
+      </w:r>
+      <w:r>
+        <w:rPr>
+          <w:rFonts w:asciiTheme="minorEastAsia" w:hAnsiTheme="minorEastAsia" w:hint="eastAsia"/>
+          <w:szCs w:val="16"/>
+        </w:rPr>
+        <w:t xml:space="preserve">) </w:t>
+      </w:r>
+      <w:r>
+        <w:rPr>
+          <w:rFonts w:asciiTheme="minorEastAsia" w:hAnsiTheme="minorEastAsia" w:hint="eastAsia"/>
+          <w:szCs w:val="16"/>
+        </w:rPr>
+        <w:t>| 1</w:t>
+      </w:r>
+      <w:r>
+        <w:rPr>
+          <w:rFonts w:asciiTheme="minorEastAsia" w:hAnsiTheme="minorEastAsia" w:hint="eastAsia"/>
+          <w:szCs w:val="16"/>
+        </w:rPr>
+        <w:t xml:space="preserve"> (</w:t>
+      </w:r>
+      <w:r>
+        <w:rPr>
+          <w:rFonts w:asciiTheme="minorEastAsia" w:hAnsiTheme="minorEastAsia" w:hint="eastAsia"/>
+          <w:szCs w:val="16"/>
+        </w:rPr>
+        <w:t>停止</w:t>
+      </w:r>
+      <w:r>
+        <w:rPr>
+          <w:rFonts w:asciiTheme="minorEastAsia" w:hAnsiTheme="minorEastAsia" w:hint="eastAsia"/>
+          <w:szCs w:val="16"/>
+        </w:rPr>
+        <w:t>)</w:t>
+      </w:r>
+      <w:r>
+        <w:rPr>
+          <w:rFonts w:asciiTheme="minorEastAsia" w:hAnsiTheme="minorEastAsia" w:hint="eastAsia"/>
+          <w:szCs w:val="16"/>
+        </w:rPr>
+        <w:t xml:space="preserve"> </w:t>
+      </w:r>
+      <w:r>
+        <w:rPr>
+          <w:rFonts w:asciiTheme="minorEastAsia" w:hAnsiTheme="minorEastAsia" w:hint="eastAsia"/>
+          <w:szCs w:val="16"/>
+        </w:rPr>
+        <w:t xml:space="preserve"> </w:t>
+      </w:r>
+      <w:r>
+        <w:rPr>
+          <w:rFonts w:asciiTheme="minorEastAsia" w:hAnsiTheme="minorEastAsia" w:hint="eastAsia"/>
+          <w:szCs w:val="16"/>
+        </w:rPr>
+        <w:t xml:space="preserve">  </w:t>
+      </w:r>
+      <w:r>
+        <w:rPr>
           <w:rFonts w:asciiTheme="minorEastAsia" w:hAnsiTheme="minorEastAsia"/>
           <w:szCs w:val="16"/>
         </w:rPr>
-      </w:pPr>
-    </w:p>
-    <w:p>
-      <w:pPr>
-        <w:rPr>
-          <w:rFonts w:asciiTheme="minorEastAsia" w:hAnsiTheme="minorEastAsia" w:hint="eastAsia"/>
-          <w:szCs w:val="16"/>
-        </w:rPr>
-      </w:pPr>
-      <w:r>
-        <w:rPr>
-          <w:rFonts w:asciiTheme="minorEastAsia" w:hAnsiTheme="minorEastAsia" w:hint="eastAsia"/>
-          <w:szCs w:val="16"/>
-        </w:rPr>
-        <w:t xml:space="preserve">例如: </w:t>
-      </w:r>
-      <w:r>
-        <w:rPr>
-          <w:rFonts w:asciiTheme="minorEastAsia" w:hAnsiTheme="minorEastAsia" w:hint="eastAsia"/>
-          <w:szCs w:val="16"/>
-        </w:rPr>
-        <w:t>0</w:t>
-      </w:r>
-      <w:r>
-        <w:rPr>
-          <w:rFonts w:asciiTheme="minorEastAsia" w:hAnsiTheme="minorEastAsia" w:hint="eastAsia"/>
-          <w:szCs w:val="16"/>
-        </w:rPr>
-        <w:t>(</w:t>
-      </w:r>
-      <w:r>
-        <w:rPr>
-          <w:rFonts w:asciiTheme="minorEastAsia" w:hAnsiTheme="minorEastAsia" w:hint="eastAsia"/>
-          <w:szCs w:val="16"/>
-        </w:rPr>
-        <w:t>起始</w:t>
-      </w:r>
-      <w:r>
-        <w:rPr>
-          <w:rFonts w:asciiTheme="minorEastAsia" w:hAnsiTheme="minorEastAsia" w:hint="eastAsia"/>
-          <w:szCs w:val="16"/>
-        </w:rPr>
-        <w:t xml:space="preserve">) </w:t>
-      </w:r>
-      <w:r>
-        <w:rPr>
-          <w:rFonts w:asciiTheme="minorEastAsia" w:hAnsiTheme="minorEastAsia" w:hint="eastAsia"/>
-          <w:szCs w:val="16"/>
-        </w:rPr>
-        <w:t>| 01000001</w:t>
-      </w:r>
-      <w:r>
-        <w:rPr>
-          <w:rFonts w:asciiTheme="minorEastAsia" w:hAnsiTheme="minorEastAsia" w:hint="eastAsia"/>
-          <w:szCs w:val="16"/>
-        </w:rPr>
-        <w:t>(</w:t>
-      </w:r>
-      <w:r>
-        <w:rPr>
-          <w:rFonts w:asciiTheme="minorEastAsia" w:hAnsiTheme="minorEastAsia" w:hint="eastAsia"/>
-          <w:szCs w:val="16"/>
-        </w:rPr>
-        <w:t>数据</w:t>
-      </w:r>
-      <w:r>
-        <w:rPr>
-          <w:rFonts w:asciiTheme="minorEastAsia" w:hAnsiTheme="minorEastAsia" w:hint="eastAsia"/>
-          <w:szCs w:val="16"/>
-        </w:rPr>
-        <w:t xml:space="preserve">) </w:t>
-      </w:r>
-      <w:r>
-        <w:rPr>
-          <w:rFonts w:asciiTheme="minorEastAsia" w:hAnsiTheme="minorEastAsia" w:hint="eastAsia"/>
-          <w:szCs w:val="16"/>
-        </w:rPr>
-        <w:t>| 1</w:t>
+        <w:t>一个字节需要</w:t>
+      </w:r>
+      <w:r>
+        <w:rPr>
+          <w:rFonts w:asciiTheme="minorEastAsia" w:hAnsiTheme="minorEastAsia" w:hint="eastAsia"/>
+          <w:szCs w:val="16"/>
+        </w:rPr>
+        <w:t>10</w:t>
+      </w:r>
+      <w:r>
+        <w:rPr>
+          <w:rFonts w:asciiTheme="minorEastAsia" w:hAnsiTheme="minorEastAsia"/>
+          <w:szCs w:val="16"/>
+        </w:rPr>
+        <w:t>个比特</w:t>
       </w:r>
       <w:r>
         <w:rPr>
@@ -2953,10 +2994,10 @@
       </w:r>
       <w:r>
         <w:rPr>
-          <w:rFonts w:asciiTheme="minorEastAsia" w:hAnsiTheme="minorEastAsia" w:hint="eastAsia"/>
-          <w:szCs w:val="16"/>
-        </w:rPr>
-        <w:t>停止</w:t>
+          <w:rFonts w:asciiTheme="minorEastAsia" w:hAnsiTheme="minorEastAsia"/>
+          <w:szCs w:val="16"/>
+        </w:rPr>
+        <w:t>1起始 + 8数据 + 1停止</w:t>
       </w:r>
       <w:r>
         <w:rPr>
@@ -2965,6 +3006,214 @@
         </w:rPr>
         <w:t>)</w:t>
       </w:r>
+    </w:p>
+    <w:p>
+      <w:pPr>
+        <w:rPr>
+          <w:rFonts w:asciiTheme="minorEastAsia" w:hAnsiTheme="minorEastAsia" w:hint="eastAsia"/>
+          <w:szCs w:val="16"/>
+        </w:rPr>
+      </w:pPr>
+    </w:p>
+    <w:p>
+      <w:pPr>
+        <w:rPr>
+          <w:rFonts w:asciiTheme="minorEastAsia" w:hAnsiTheme="minorEastAsia" w:hint="eastAsia"/>
+          <w:szCs w:val="16"/>
+        </w:rPr>
+      </w:pPr>
+    </w:p>
+    <w:p>
+      <w:pPr>
+        <w:pStyle w:val="ae"/>
+        <w:spacing w:line="360" w:lineRule="auto"/>
+        <w:rPr>
+          <w:rFonts w:hint="eastAsia"/>
+        </w:rPr>
+      </w:pPr>
+      <w:r>
+        <w:rPr>
+          <w:rFonts w:hint="eastAsia"/>
+        </w:rPr>
+        <w:t>3. I</w:t>
+      </w:r>
+      <w:r>
+        <w:rPr>
+          <w:rFonts w:ascii="Calibri" w:hAnsi="Calibri" w:cs="Calibri"/>
+        </w:rPr>
+        <w:t>²</w:t>
+      </w:r>
+      <w:r>
+        <w:rPr>
+          <w:rFonts w:hint="eastAsia"/>
+        </w:rPr>
+        <w:t>C</w:t>
+      </w:r>
+    </w:p>
+    <w:p>
+      <w:pPr>
+        <w:rPr>
+          <w:rFonts w:asciiTheme="minorEastAsia" w:hAnsiTheme="minorEastAsia"/>
+          <w:szCs w:val="16"/>
+        </w:rPr>
+      </w:pPr>
+      <w:r>
+        <w:rPr>
+          <w:rFonts w:asciiTheme="minorEastAsia" w:hAnsiTheme="minorEastAsia" w:hint="eastAsia"/>
+          <w:b/>
+          <w:bCs/>
+          <w:szCs w:val="16"/>
+        </w:rPr>
+        <w:t>I</w:t>
+      </w:r>
+      <w:r>
+        <w:rPr>
+          <w:rFonts w:asciiTheme="minorEastAsia" w:hAnsiTheme="minorEastAsia" w:hint="eastAsia"/>
+          <w:b/>
+          <w:bCs/>
+          <w:szCs w:val="16"/>
+          <w:vertAlign w:val="superscript"/>
+        </w:rPr>
+        <w:t>2</w:t>
+      </w:r>
+      <w:r>
+        <w:rPr>
+          <w:rFonts w:asciiTheme="minorEastAsia" w:hAnsiTheme="minorEastAsia" w:hint="eastAsia"/>
+          <w:b/>
+          <w:bCs/>
+          <w:szCs w:val="16"/>
+        </w:rPr>
+        <w:t>C</w:t>
+      </w:r>
+      <w:r>
+        <w:rPr>
+          <w:rFonts w:asciiTheme="minorEastAsia" w:hAnsiTheme="minorEastAsia"/>
+          <w:szCs w:val="16"/>
+        </w:rPr>
+        <w:t>双线同步串行通信协议</w:t>
+      </w:r>
+      <w:r>
+        <w:rPr>
+          <w:rFonts w:asciiTheme="minorEastAsia" w:hAnsiTheme="minorEastAsia" w:hint="eastAsia"/>
+          <w:szCs w:val="16"/>
+        </w:rPr>
+        <w:t>, 用SDA和SCL作为总线, 但要有上拉电阻, 因此当总线空闲时候就是高电平, 所有从机都并联在这两个总线上面。</w:t>
+      </w:r>
+    </w:p>
+    <w:p>
+      <w:pPr>
+        <w:rPr>
+          <w:rFonts w:asciiTheme="minorEastAsia" w:hAnsiTheme="minorEastAsia"/>
+          <w:szCs w:val="16"/>
+        </w:rPr>
+      </w:pPr>
+    </w:p>
+    <w:p>
+      <w:pPr>
+        <w:rPr>
+          <w:rFonts w:asciiTheme="minorEastAsia" w:hAnsiTheme="minorEastAsia" w:hint="eastAsia"/>
+          <w:szCs w:val="16"/>
+        </w:rPr>
+      </w:pPr>
+      <w:r>
+        <w:rPr>
+          <w:rFonts w:asciiTheme="minorEastAsia" w:hAnsiTheme="minorEastAsia" w:hint="eastAsia"/>
+          <w:szCs w:val="16"/>
+        </w:rPr>
+        <w:t xml:space="preserve">通信过程: </w:t>
+      </w:r>
+    </w:p>
+    <w:p>
+      <w:pPr>
+        <w:ind w:firstLineChars="150" w:firstLine="240"/>
+        <w:rPr>
+          <w:rFonts w:asciiTheme="minorEastAsia" w:hAnsiTheme="minorEastAsia" w:hint="eastAsia"/>
+          <w:szCs w:val="16"/>
+        </w:rPr>
+      </w:pPr>
+      <w:r>
+        <w:rPr>
+          <w:rFonts w:asciiTheme="minorEastAsia" w:hAnsiTheme="minorEastAsia" w:hint="eastAsia"/>
+          <w:b/>
+          <w:bCs/>
+          <w:szCs w:val="16"/>
+        </w:rPr>
+        <w:t xml:space="preserve">1. </w:t>
+      </w:r>
+      <w:r>
+        <w:rPr>
+          <w:rFonts w:asciiTheme="minorEastAsia" w:hAnsiTheme="minorEastAsia" w:hint="eastAsia"/>
+          <w:szCs w:val="16"/>
+        </w:rPr>
+        <w:t>主机起始信号</w:t>
+      </w:r>
+      <w:r>
+        <w:rPr>
+          <w:rFonts w:asciiTheme="minorEastAsia" w:hAnsiTheme="minorEastAsia" w:hint="eastAsia"/>
+          <w:szCs w:val="16"/>
+        </w:rPr>
+        <w:t>:</w:t>
+      </w:r>
+      <w:r>
+        <w:rPr>
+          <w:rFonts w:asciiTheme="minorEastAsia" w:hAnsiTheme="minorEastAsia" w:hint="eastAsia"/>
+          <w:szCs w:val="16"/>
+        </w:rPr>
+        <w:t xml:space="preserve"> 在SCL=1期间, SDA</w:t>
+      </w:r>
+      <w:r>
+        <w:rPr>
+          <w:rFonts w:asciiTheme="minorEastAsia" w:hAnsiTheme="minorEastAsia" w:hint="eastAsia"/>
+          <w:szCs w:val="16"/>
+        </w:rPr>
+        <w:t>为</w:t>
+      </w:r>
+      <w:r>
+        <w:rPr>
+          <w:rFonts w:asciiTheme="minorEastAsia" w:hAnsiTheme="minorEastAsia" w:hint="eastAsia"/>
+          <w:szCs w:val="16"/>
+        </w:rPr>
+        <w:t>下降沿</w:t>
+      </w:r>
+    </w:p>
+    <w:p>
+      <w:pPr>
+        <w:ind w:firstLineChars="150" w:firstLine="240"/>
+        <w:rPr>
+          <w:rFonts w:asciiTheme="minorEastAsia" w:hAnsiTheme="minorEastAsia" w:hint="eastAsia"/>
+          <w:szCs w:val="16"/>
+        </w:rPr>
+      </w:pPr>
+      <w:r>
+        <w:rPr>
+          <w:rFonts w:asciiTheme="minorEastAsia" w:hAnsiTheme="minorEastAsia" w:hint="eastAsia"/>
+          <w:b/>
+          <w:bCs/>
+          <w:szCs w:val="16"/>
+        </w:rPr>
+        <w:t xml:space="preserve">2. </w:t>
+      </w:r>
+      <w:r>
+        <w:rPr>
+          <w:rFonts w:asciiTheme="minorEastAsia" w:hAnsiTheme="minorEastAsia" w:hint="eastAsia"/>
+          <w:szCs w:val="16"/>
+        </w:rPr>
+        <w:t>主机发送地址帧</w:t>
+      </w:r>
+      <w:r>
+        <w:rPr>
+          <w:rFonts w:asciiTheme="minorEastAsia" w:hAnsiTheme="minorEastAsia" w:hint="eastAsia"/>
+          <w:szCs w:val="16"/>
+        </w:rPr>
+        <w:t xml:space="preserve">: </w:t>
+      </w:r>
+      <w:r>
+        <w:rPr>
+          <w:rFonts w:asciiTheme="minorEastAsia" w:hAnsiTheme="minorEastAsia" w:hint="eastAsia"/>
+          <w:szCs w:val="16"/>
+        </w:rPr>
+        <w:t>7位</w:t>
+      </w:r>
       <w:r>
         <w:rPr>
           <w:rFonts w:asciiTheme="minorEastAsia" w:hAnsiTheme="minorEastAsia" w:hint="eastAsia"/>
@@ -2977,6 +3226,13 @@
           <w:rFonts w:asciiTheme="minorEastAsia" w:hAnsiTheme="minorEastAsia" w:hint="eastAsia"/>
           <w:szCs w:val="16"/>
         </w:rPr>
+        <w:t>+</w:t>
+      </w:r>
+      <w:r>
+        <w:rPr>
+          <w:rFonts w:asciiTheme="minorEastAsia" w:hAnsiTheme="minorEastAsia" w:hint="eastAsia"/>
+          <w:szCs w:val="16"/>
+        </w:rPr>
         <w:t xml:space="preserve"> </w:t>
       </w:r>
       <w:r>
@@ -2984,543 +3240,1106 @@
           <w:rFonts w:asciiTheme="minorEastAsia" w:hAnsiTheme="minorEastAsia" w:hint="eastAsia"/>
           <w:szCs w:val="16"/>
         </w:rPr>
-        <w:t xml:space="preserve">  </w:t>
-      </w:r>
-      <w:r>
+        <w:t>W/R(0/1)</w:t>
+      </w:r>
+      <w:r>
+        <w:rPr>
+          <w:rFonts w:asciiTheme="minorEastAsia" w:hAnsiTheme="minorEastAsia" w:hint="eastAsia"/>
+          <w:szCs w:val="16"/>
+        </w:rPr>
+        <w:t xml:space="preserve"> </w:t>
+      </w:r>
+      <w:r>
+        <w:rPr>
+          <w:rFonts w:asciiTheme="minorEastAsia" w:hAnsiTheme="minorEastAsia" w:hint="eastAsia"/>
+          <w:szCs w:val="16"/>
+        </w:rPr>
+        <w:t xml:space="preserve"> (Note that: SCL=1时采样, 在SCL=0时先将SDA变为需要的电平)</w:t>
+      </w:r>
+      <w:r>
+        <w:rPr>
+          <w:rFonts w:asciiTheme="minorEastAsia" w:hAnsiTheme="minorEastAsia" w:hint="eastAsia"/>
+          <w:szCs w:val="16"/>
+        </w:rPr>
+        <w:t xml:space="preserve"> </w:t>
+      </w:r>
+    </w:p>
+    <w:p>
+      <w:pPr>
+        <w:ind w:left="240"/>
         <w:rPr>
           <w:rFonts w:asciiTheme="minorEastAsia" w:hAnsiTheme="minorEastAsia"/>
           <w:szCs w:val="16"/>
         </w:rPr>
-        <w:t>一个字节需要</w:t>
-      </w:r>
-      <w:r>
-        <w:rPr>
-          <w:rFonts w:asciiTheme="minorEastAsia" w:hAnsiTheme="minorEastAsia" w:hint="eastAsia"/>
+      </w:pPr>
+      <w:r>
+        <w:rPr>
+          <w:rFonts w:asciiTheme="minorEastAsia" w:hAnsiTheme="minorEastAsia" w:hint="eastAsia"/>
+          <w:b/>
+          <w:bCs/>
+          <w:szCs w:val="16"/>
+        </w:rPr>
+        <w:t xml:space="preserve">3. </w:t>
+      </w:r>
+      <w:r>
+        <w:rPr>
+          <w:rFonts w:asciiTheme="minorEastAsia" w:hAnsiTheme="minorEastAsia" w:hint="eastAsia"/>
+          <w:szCs w:val="16"/>
+        </w:rPr>
+        <w:t>从机ACK/NACK响应</w:t>
+      </w:r>
+      <w:r>
+        <w:rPr>
+          <w:rFonts w:asciiTheme="minorEastAsia" w:hAnsiTheme="minorEastAsia" w:hint="eastAsia"/>
+          <w:szCs w:val="16"/>
+        </w:rPr>
+        <w:t xml:space="preserve">: </w:t>
+      </w:r>
+      <w:r>
+        <w:rPr>
+          <w:rFonts w:asciiTheme="minorEastAsia" w:hAnsiTheme="minorEastAsia" w:hint="eastAsia"/>
+          <w:szCs w:val="16"/>
+        </w:rPr>
+        <w:t>从机操作SDA=0在SCL=0时从而SCL=1时采样到SDA=1 (从机响应 ACK</w:t>
+      </w:r>
+      <w:r>
+        <w:rPr>
+          <w:rFonts w:asciiTheme="minorEastAsia" w:hAnsiTheme="minorEastAsia" w:hint="eastAsia"/>
+          <w:szCs w:val="16"/>
+        </w:rPr>
+        <w:t>为</w:t>
+      </w:r>
+      <w:r>
+        <w:rPr>
+          <w:rFonts w:asciiTheme="minorEastAsia" w:hAnsiTheme="minorEastAsia" w:hint="eastAsia"/>
+          <w:szCs w:val="16"/>
+        </w:rPr>
+        <w:t xml:space="preserve"> </w:t>
+      </w:r>
+    </w:p>
+    <w:p>
+      <w:pPr>
+        <w:ind w:left="240" w:firstLineChars="116" w:firstLine="186"/>
+        <w:rPr>
+          <w:rFonts w:asciiTheme="minorEastAsia" w:hAnsiTheme="minorEastAsia" w:hint="eastAsia"/>
+          <w:szCs w:val="16"/>
+        </w:rPr>
+      </w:pPr>
+      <w:r>
+        <w:rPr>
+          <w:rFonts w:asciiTheme="minorEastAsia" w:hAnsiTheme="minorEastAsia" w:hint="eastAsia"/>
+          <w:szCs w:val="16"/>
+        </w:rPr>
+        <w:t xml:space="preserve">SDA=0, </w:t>
+      </w:r>
+      <w:r>
+        <w:rPr>
+          <w:rFonts w:asciiTheme="minorEastAsia" w:hAnsiTheme="minorEastAsia" w:hint="eastAsia"/>
+          <w:szCs w:val="16"/>
+        </w:rPr>
+        <w:t>N</w:t>
+      </w:r>
+      <w:r>
+        <w:rPr>
+          <w:rFonts w:asciiTheme="minorEastAsia" w:hAnsiTheme="minorEastAsia" w:hint="eastAsia"/>
+          <w:szCs w:val="16"/>
+        </w:rPr>
+        <w:t>ACK</w:t>
+      </w:r>
+      <w:r>
+        <w:rPr>
+          <w:rFonts w:asciiTheme="minorEastAsia" w:hAnsiTheme="minorEastAsia" w:hint="eastAsia"/>
+          <w:szCs w:val="16"/>
+        </w:rPr>
+        <w:t>为</w:t>
+      </w:r>
+      <w:r>
+        <w:rPr>
+          <w:rFonts w:asciiTheme="minorEastAsia" w:hAnsiTheme="minorEastAsia" w:hint="eastAsia"/>
+          <w:szCs w:val="16"/>
+        </w:rPr>
+        <w:t xml:space="preserve"> SDA=1)</w:t>
+      </w:r>
+    </w:p>
+    <w:p>
+      <w:pPr>
+        <w:ind w:firstLineChars="150" w:firstLine="240"/>
+        <w:rPr>
+          <w:rFonts w:asciiTheme="minorEastAsia" w:hAnsiTheme="minorEastAsia"/>
+          <w:szCs w:val="16"/>
+        </w:rPr>
+      </w:pPr>
+      <w:r>
+        <w:rPr>
+          <w:rFonts w:asciiTheme="minorEastAsia" w:hAnsiTheme="minorEastAsia" w:hint="eastAsia"/>
+          <w:b/>
+          <w:bCs/>
+          <w:szCs w:val="16"/>
+        </w:rPr>
+        <w:t>4.</w:t>
+      </w:r>
+      <w:r>
+        <w:rPr>
+          <w:rFonts w:asciiTheme="minorEastAsia" w:hAnsiTheme="minorEastAsia" w:hint="eastAsia"/>
+          <w:szCs w:val="16"/>
+        </w:rPr>
+        <w:t xml:space="preserve"> </w:t>
+      </w:r>
+      <w:r>
+        <w:rPr>
+          <w:rFonts w:asciiTheme="minorEastAsia" w:hAnsiTheme="minorEastAsia" w:hint="eastAsia"/>
+          <w:szCs w:val="16"/>
+        </w:rPr>
+        <w:t>主机</w:t>
+      </w:r>
+      <w:proofErr w:type="gramStart"/>
+      <w:r>
+        <w:rPr>
+          <w:rFonts w:asciiTheme="minorEastAsia" w:hAnsiTheme="minorEastAsia" w:hint="eastAsia"/>
+          <w:szCs w:val="16"/>
+        </w:rPr>
+        <w:t>发数据</w:t>
+      </w:r>
+      <w:proofErr w:type="gramEnd"/>
+      <w:r>
+        <w:rPr>
+          <w:rFonts w:asciiTheme="minorEastAsia" w:hAnsiTheme="minorEastAsia" w:hint="eastAsia"/>
+          <w:szCs w:val="16"/>
+        </w:rPr>
+        <w:t>地址</w:t>
+      </w:r>
+    </w:p>
+    <w:p>
+      <w:pPr>
+        <w:ind w:firstLineChars="150" w:firstLine="240"/>
+        <w:rPr>
+          <w:rFonts w:asciiTheme="minorEastAsia" w:hAnsiTheme="minorEastAsia" w:hint="eastAsia"/>
+          <w:szCs w:val="16"/>
+        </w:rPr>
+      </w:pPr>
+      <w:r>
+        <w:rPr>
+          <w:rFonts w:asciiTheme="minorEastAsia" w:hAnsiTheme="minorEastAsia" w:hint="eastAsia"/>
+          <w:b/>
+          <w:bCs/>
+          <w:szCs w:val="16"/>
+        </w:rPr>
+        <w:t>5</w:t>
+      </w:r>
+      <w:r>
+        <w:rPr>
+          <w:rFonts w:asciiTheme="minorEastAsia" w:hAnsiTheme="minorEastAsia" w:hint="eastAsia"/>
+          <w:b/>
+          <w:bCs/>
+          <w:szCs w:val="16"/>
+        </w:rPr>
+        <w:t xml:space="preserve">. </w:t>
+      </w:r>
+      <w:r>
+        <w:rPr>
+          <w:rFonts w:asciiTheme="minorEastAsia" w:hAnsiTheme="minorEastAsia" w:hint="eastAsia"/>
+          <w:szCs w:val="16"/>
+        </w:rPr>
+        <w:t>从机响应ACK/NACK</w:t>
+      </w:r>
+    </w:p>
+    <w:p>
+      <w:pPr>
+        <w:ind w:firstLineChars="150" w:firstLine="240"/>
+        <w:rPr>
+          <w:rFonts w:asciiTheme="minorEastAsia" w:hAnsiTheme="minorEastAsia"/>
+          <w:color w:val="196B24" w:themeColor="accent3"/>
+          <w:szCs w:val="16"/>
+        </w:rPr>
+      </w:pPr>
+      <w:r>
+        <w:rPr>
+          <w:rFonts w:asciiTheme="minorEastAsia" w:hAnsiTheme="minorEastAsia" w:hint="eastAsia"/>
+          <w:b/>
+          <w:bCs/>
+          <w:color w:val="196B24" w:themeColor="accent3"/>
+          <w:szCs w:val="16"/>
+        </w:rPr>
+        <w:t>6</w:t>
+      </w:r>
+      <w:r>
+        <w:rPr>
+          <w:rFonts w:asciiTheme="minorEastAsia" w:hAnsiTheme="minorEastAsia" w:hint="eastAsia"/>
+          <w:b/>
+          <w:bCs/>
+          <w:color w:val="196B24" w:themeColor="accent3"/>
+          <w:szCs w:val="16"/>
+        </w:rPr>
+        <w:t xml:space="preserve">. </w:t>
+      </w:r>
+      <w:r>
+        <w:rPr>
+          <w:rFonts w:asciiTheme="minorEastAsia" w:hAnsiTheme="minorEastAsia" w:hint="eastAsia"/>
+          <w:color w:val="196B24" w:themeColor="accent3"/>
+          <w:szCs w:val="16"/>
+        </w:rPr>
+        <w:t>{主机</w:t>
+      </w:r>
+      <w:proofErr w:type="gramStart"/>
+      <w:r>
+        <w:rPr>
+          <w:rFonts w:asciiTheme="minorEastAsia" w:hAnsiTheme="minorEastAsia" w:hint="eastAsia"/>
+          <w:color w:val="196B24" w:themeColor="accent3"/>
+          <w:szCs w:val="16"/>
+        </w:rPr>
+        <w:t>发数据</w:t>
+      </w:r>
+      <w:proofErr w:type="gramEnd"/>
+      <w:r>
+        <w:rPr>
+          <w:rFonts w:asciiTheme="minorEastAsia" w:hAnsiTheme="minorEastAsia" w:hint="eastAsia"/>
+          <w:color w:val="196B24" w:themeColor="accent3"/>
+          <w:szCs w:val="16"/>
+        </w:rPr>
+        <w:t xml:space="preserve">}(对于主机写入操作而言)：从机释放SDA, 主机发送数据 (只有在SCL=1时采集电平数据, </w:t>
+      </w:r>
+    </w:p>
+    <w:p>
+      <w:pPr>
+        <w:ind w:firstLineChars="250" w:firstLine="400"/>
+        <w:rPr>
+          <w:rFonts w:asciiTheme="minorEastAsia" w:hAnsiTheme="minorEastAsia" w:hint="eastAsia"/>
+          <w:color w:val="196B24" w:themeColor="accent3"/>
+          <w:szCs w:val="16"/>
+        </w:rPr>
+      </w:pPr>
+      <w:r>
+        <w:rPr>
+          <w:rFonts w:asciiTheme="minorEastAsia" w:hAnsiTheme="minorEastAsia" w:hint="eastAsia"/>
+          <w:color w:val="196B24" w:themeColor="accent3"/>
+          <w:szCs w:val="16"/>
+        </w:rPr>
+        <w:t>使用SCL=0时让SDA变化从而让SDA电平在SCL=1期间保持不变便于采集数据)</w:t>
+      </w:r>
+    </w:p>
+    <w:p>
+      <w:pPr>
+        <w:ind w:firstLineChars="150" w:firstLine="240"/>
+        <w:rPr>
+          <w:rFonts w:asciiTheme="minorEastAsia" w:hAnsiTheme="minorEastAsia" w:hint="eastAsia"/>
+          <w:szCs w:val="16"/>
+        </w:rPr>
+      </w:pPr>
+      <w:r>
+        <w:rPr>
+          <w:rFonts w:asciiTheme="minorEastAsia" w:hAnsiTheme="minorEastAsia" w:hint="eastAsia"/>
+          <w:b/>
+          <w:bCs/>
+          <w:szCs w:val="16"/>
+        </w:rPr>
+        <w:t>7</w:t>
+      </w:r>
+      <w:r>
+        <w:rPr>
+          <w:rFonts w:asciiTheme="minorEastAsia" w:hAnsiTheme="minorEastAsia" w:hint="eastAsia"/>
+          <w:b/>
+          <w:bCs/>
+          <w:szCs w:val="16"/>
+        </w:rPr>
+        <w:t xml:space="preserve">. </w:t>
+      </w:r>
+      <w:r>
+        <w:rPr>
+          <w:rFonts w:asciiTheme="minorEastAsia" w:hAnsiTheme="minorEastAsia" w:hint="eastAsia"/>
+          <w:szCs w:val="16"/>
+        </w:rPr>
+        <w:t>从机响应ACK/NACK</w:t>
+      </w:r>
+    </w:p>
+    <w:p>
+      <w:pPr>
+        <w:ind w:firstLineChars="150" w:firstLine="240"/>
+        <w:rPr>
+          <w:rFonts w:asciiTheme="minorEastAsia" w:hAnsiTheme="minorEastAsia"/>
+          <w:color w:val="215E99" w:themeColor="text2" w:themeTint="BF"/>
+          <w:szCs w:val="16"/>
+        </w:rPr>
+      </w:pPr>
+      <w:r>
+        <w:rPr>
+          <w:rFonts w:asciiTheme="minorEastAsia" w:hAnsiTheme="minorEastAsia" w:hint="eastAsia"/>
+          <w:b/>
+          <w:bCs/>
+          <w:color w:val="215E99" w:themeColor="text2" w:themeTint="BF"/>
+          <w:szCs w:val="16"/>
+        </w:rPr>
+        <w:t>8</w:t>
+      </w:r>
+      <w:r>
+        <w:rPr>
+          <w:rFonts w:asciiTheme="minorEastAsia" w:hAnsiTheme="minorEastAsia" w:hint="eastAsia"/>
+          <w:b/>
+          <w:bCs/>
+          <w:color w:val="215E99" w:themeColor="text2" w:themeTint="BF"/>
+          <w:szCs w:val="16"/>
+        </w:rPr>
+        <w:t>.</w:t>
+      </w:r>
+      <w:r>
+        <w:rPr>
+          <w:rFonts w:asciiTheme="minorEastAsia" w:hAnsiTheme="minorEastAsia" w:hint="eastAsia"/>
+          <w:szCs w:val="16"/>
+        </w:rPr>
+        <w:t xml:space="preserve"> </w:t>
+      </w:r>
+      <w:r>
+        <w:rPr>
+          <w:rFonts w:asciiTheme="minorEastAsia" w:hAnsiTheme="minorEastAsia" w:hint="eastAsia"/>
+          <w:color w:val="215E99" w:themeColor="text2" w:themeTint="BF"/>
+          <w:szCs w:val="16"/>
+        </w:rPr>
+        <w:t>[主机起始信号再次发起] (Note that: 主机读数</w:t>
+      </w:r>
+      <w:proofErr w:type="gramStart"/>
+      <w:r>
+        <w:rPr>
+          <w:rFonts w:asciiTheme="minorEastAsia" w:hAnsiTheme="minorEastAsia" w:hint="eastAsia"/>
+          <w:color w:val="215E99" w:themeColor="text2" w:themeTint="BF"/>
+          <w:szCs w:val="16"/>
+        </w:rPr>
+        <w:t>据必须</w:t>
+      </w:r>
+      <w:proofErr w:type="gramEnd"/>
+      <w:r>
+        <w:rPr>
+          <w:rFonts w:asciiTheme="minorEastAsia" w:hAnsiTheme="minorEastAsia" w:hint="eastAsia"/>
+          <w:color w:val="215E99" w:themeColor="text2" w:themeTint="BF"/>
+          <w:szCs w:val="16"/>
+        </w:rPr>
+        <w:t>要先发起写操作如上述操作只是没有写入的数据</w:t>
+      </w:r>
+    </w:p>
+    <w:p>
+      <w:pPr>
+        <w:ind w:firstLineChars="250" w:firstLine="400"/>
+        <w:rPr>
+          <w:rFonts w:asciiTheme="minorEastAsia" w:hAnsiTheme="minorEastAsia" w:hint="eastAsia"/>
+          <w:color w:val="215E99" w:themeColor="text2" w:themeTint="BF"/>
+          <w:szCs w:val="16"/>
+        </w:rPr>
+      </w:pPr>
+      <w:r>
+        <w:rPr>
+          <w:rFonts w:asciiTheme="minorEastAsia" w:hAnsiTheme="minorEastAsia" w:hint="eastAsia"/>
+          <w:color w:val="215E99" w:themeColor="text2" w:themeTint="BF"/>
+          <w:szCs w:val="16"/>
+        </w:rPr>
+        <w:t>而已)</w:t>
+      </w:r>
+    </w:p>
+    <w:p>
+      <w:pPr>
+        <w:ind w:firstLineChars="150" w:firstLine="240"/>
+        <w:rPr>
+          <w:rFonts w:asciiTheme="minorEastAsia" w:hAnsiTheme="minorEastAsia" w:hint="eastAsia"/>
+          <w:color w:val="215E99" w:themeColor="text2" w:themeTint="BF"/>
+          <w:szCs w:val="16"/>
+        </w:rPr>
+      </w:pPr>
+      <w:r>
+        <w:rPr>
+          <w:rFonts w:asciiTheme="minorEastAsia" w:hAnsiTheme="minorEastAsia" w:hint="eastAsia"/>
+          <w:b/>
+          <w:bCs/>
+          <w:color w:val="215E99" w:themeColor="text2" w:themeTint="BF"/>
+          <w:szCs w:val="16"/>
+        </w:rPr>
+        <w:t>9</w:t>
+      </w:r>
+      <w:r>
+        <w:rPr>
+          <w:rFonts w:asciiTheme="minorEastAsia" w:hAnsiTheme="minorEastAsia" w:hint="eastAsia"/>
+          <w:b/>
+          <w:bCs/>
+          <w:color w:val="215E99" w:themeColor="text2" w:themeTint="BF"/>
+          <w:szCs w:val="16"/>
+        </w:rPr>
+        <w:t xml:space="preserve">. </w:t>
+      </w:r>
+      <w:r>
+        <w:rPr>
+          <w:rFonts w:asciiTheme="minorEastAsia" w:hAnsiTheme="minorEastAsia" w:hint="eastAsia"/>
+          <w:color w:val="215E99" w:themeColor="text2" w:themeTint="BF"/>
+          <w:szCs w:val="16"/>
+        </w:rPr>
+        <w:t>[主机发送地址帧+R]</w:t>
+      </w:r>
+    </w:p>
+    <w:p>
+      <w:pPr>
+        <w:ind w:firstLineChars="150" w:firstLine="240"/>
+        <w:rPr>
+          <w:rFonts w:asciiTheme="minorEastAsia" w:hAnsiTheme="minorEastAsia" w:hint="eastAsia"/>
+          <w:color w:val="215E99" w:themeColor="text2" w:themeTint="BF"/>
+          <w:szCs w:val="16"/>
+        </w:rPr>
+      </w:pPr>
+      <w:r>
+        <w:rPr>
+          <w:rFonts w:asciiTheme="minorEastAsia" w:hAnsiTheme="minorEastAsia" w:hint="eastAsia"/>
+          <w:b/>
+          <w:bCs/>
+          <w:color w:val="215E99" w:themeColor="text2" w:themeTint="BF"/>
           <w:szCs w:val="16"/>
         </w:rPr>
         <w:t>10</w:t>
       </w:r>
       <w:r>
         <w:rPr>
-          <w:rFonts w:asciiTheme="minorEastAsia" w:hAnsiTheme="minorEastAsia"/>
-          <w:szCs w:val="16"/>
-        </w:rPr>
-        <w:t>个比特</w:t>
-      </w:r>
-      <w:r>
-        <w:rPr>
-          <w:rFonts w:asciiTheme="minorEastAsia" w:hAnsiTheme="minorEastAsia" w:hint="eastAsia"/>
-          <w:szCs w:val="16"/>
-        </w:rPr>
-        <w:t xml:space="preserve"> (</w:t>
-      </w:r>
-      <w:r>
-        <w:rPr>
-          <w:rFonts w:asciiTheme="minorEastAsia" w:hAnsiTheme="minorEastAsia"/>
-          <w:szCs w:val="16"/>
-        </w:rPr>
-        <w:t>1起始 + 8数据 + 1停止</w:t>
-      </w:r>
-      <w:r>
-        <w:rPr>
-          <w:rFonts w:asciiTheme="minorEastAsia" w:hAnsiTheme="minorEastAsia" w:hint="eastAsia"/>
-          <w:szCs w:val="16"/>
-        </w:rPr>
-        <w:t>)</w:t>
-      </w:r>
-    </w:p>
-    <w:p>
-      <w:pPr>
-        <w:rPr>
-          <w:rFonts w:asciiTheme="minorEastAsia" w:hAnsiTheme="minorEastAsia"/>
-          <w:szCs w:val="16"/>
-        </w:rPr>
-      </w:pPr>
-    </w:p>
-    <w:p>
-      <w:pPr>
-        <w:rPr>
-          <w:rFonts w:asciiTheme="minorEastAsia" w:hAnsiTheme="minorEastAsia"/>
-          <w:szCs w:val="16"/>
-        </w:rPr>
-      </w:pPr>
-    </w:p>
-    <w:p>
-      <w:pPr>
-        <w:rPr>
-          <w:rFonts w:asciiTheme="minorEastAsia" w:hAnsiTheme="minorEastAsia"/>
-          <w:szCs w:val="16"/>
-        </w:rPr>
-      </w:pPr>
-    </w:p>
-    <w:p>
-      <w:pPr>
-        <w:rPr>
-          <w:rFonts w:asciiTheme="minorEastAsia" w:hAnsiTheme="minorEastAsia"/>
-          <w:szCs w:val="16"/>
-        </w:rPr>
-      </w:pPr>
-    </w:p>
-    <w:p>
-      <w:pPr>
-        <w:rPr>
-          <w:rFonts w:asciiTheme="minorEastAsia" w:hAnsiTheme="minorEastAsia"/>
-          <w:szCs w:val="16"/>
-        </w:rPr>
-      </w:pPr>
-    </w:p>
-    <w:p>
-      <w:pPr>
-        <w:rPr>
-          <w:rFonts w:asciiTheme="minorEastAsia" w:hAnsiTheme="minorEastAsia"/>
-          <w:szCs w:val="16"/>
-        </w:rPr>
-      </w:pPr>
-    </w:p>
-    <w:p>
-      <w:pPr>
-        <w:rPr>
-          <w:rFonts w:asciiTheme="minorEastAsia" w:hAnsiTheme="minorEastAsia"/>
-          <w:szCs w:val="16"/>
-        </w:rPr>
-      </w:pPr>
-    </w:p>
-    <w:p>
-      <w:pPr>
-        <w:rPr>
-          <w:rFonts w:asciiTheme="minorEastAsia" w:hAnsiTheme="minorEastAsia"/>
-          <w:szCs w:val="16"/>
-        </w:rPr>
-      </w:pPr>
-    </w:p>
-    <w:p>
-      <w:pPr>
-        <w:rPr>
-          <w:rFonts w:asciiTheme="minorEastAsia" w:hAnsiTheme="minorEastAsia"/>
-          <w:szCs w:val="16"/>
-        </w:rPr>
-      </w:pPr>
-    </w:p>
-    <w:p>
-      <w:pPr>
-        <w:rPr>
-          <w:rFonts w:asciiTheme="minorEastAsia" w:hAnsiTheme="minorEastAsia"/>
-          <w:szCs w:val="16"/>
-        </w:rPr>
-      </w:pPr>
-    </w:p>
-    <w:p>
-      <w:pPr>
-        <w:rPr>
-          <w:rFonts w:asciiTheme="minorEastAsia" w:hAnsiTheme="minorEastAsia"/>
-          <w:szCs w:val="16"/>
-        </w:rPr>
-      </w:pPr>
-    </w:p>
-    <w:p>
-      <w:pPr>
-        <w:rPr>
-          <w:rFonts w:asciiTheme="minorEastAsia" w:hAnsiTheme="minorEastAsia"/>
-          <w:szCs w:val="16"/>
-        </w:rPr>
-      </w:pPr>
-    </w:p>
-    <w:p>
-      <w:pPr>
-        <w:rPr>
-          <w:rFonts w:asciiTheme="minorEastAsia" w:hAnsiTheme="minorEastAsia"/>
-          <w:szCs w:val="16"/>
-        </w:rPr>
-      </w:pPr>
-    </w:p>
-    <w:p>
-      <w:pPr>
-        <w:rPr>
-          <w:rFonts w:asciiTheme="minorEastAsia" w:hAnsiTheme="minorEastAsia"/>
-          <w:szCs w:val="16"/>
-        </w:rPr>
-      </w:pPr>
-    </w:p>
-    <w:p>
-      <w:pPr>
-        <w:rPr>
-          <w:rFonts w:asciiTheme="minorEastAsia" w:hAnsiTheme="minorEastAsia"/>
-          <w:szCs w:val="16"/>
-        </w:rPr>
-      </w:pPr>
-    </w:p>
-    <w:p>
-      <w:pPr>
-        <w:rPr>
-          <w:rFonts w:asciiTheme="minorEastAsia" w:hAnsiTheme="minorEastAsia"/>
-          <w:szCs w:val="16"/>
-        </w:rPr>
-      </w:pPr>
-    </w:p>
-    <w:p>
-      <w:pPr>
-        <w:rPr>
-          <w:rFonts w:asciiTheme="minorEastAsia" w:hAnsiTheme="minorEastAsia"/>
-          <w:szCs w:val="16"/>
-        </w:rPr>
-      </w:pPr>
-    </w:p>
-    <w:p>
-      <w:pPr>
-        <w:rPr>
-          <w:rFonts w:asciiTheme="minorEastAsia" w:hAnsiTheme="minorEastAsia"/>
-          <w:szCs w:val="16"/>
-        </w:rPr>
-      </w:pPr>
-    </w:p>
-    <w:p>
-      <w:pPr>
-        <w:rPr>
-          <w:rFonts w:asciiTheme="minorEastAsia" w:hAnsiTheme="minorEastAsia"/>
-          <w:szCs w:val="16"/>
-        </w:rPr>
-      </w:pPr>
-    </w:p>
-    <w:p>
-      <w:pPr>
-        <w:rPr>
-          <w:rFonts w:asciiTheme="minorEastAsia" w:hAnsiTheme="minorEastAsia"/>
-          <w:szCs w:val="16"/>
-        </w:rPr>
-      </w:pPr>
-    </w:p>
-    <w:p>
-      <w:pPr>
-        <w:rPr>
-          <w:rFonts w:asciiTheme="minorEastAsia" w:hAnsiTheme="minorEastAsia"/>
-          <w:szCs w:val="16"/>
-        </w:rPr>
-      </w:pPr>
-    </w:p>
-    <w:p>
-      <w:pPr>
-        <w:rPr>
-          <w:rFonts w:asciiTheme="minorEastAsia" w:hAnsiTheme="minorEastAsia"/>
-          <w:szCs w:val="16"/>
-        </w:rPr>
-      </w:pPr>
-    </w:p>
-    <w:p>
-      <w:pPr>
-        <w:rPr>
-          <w:rFonts w:asciiTheme="minorEastAsia" w:hAnsiTheme="minorEastAsia"/>
-          <w:szCs w:val="16"/>
-        </w:rPr>
-      </w:pPr>
-    </w:p>
-    <w:p>
-      <w:pPr>
-        <w:rPr>
-          <w:rFonts w:asciiTheme="minorEastAsia" w:hAnsiTheme="minorEastAsia"/>
-          <w:szCs w:val="16"/>
-        </w:rPr>
-      </w:pPr>
-    </w:p>
-    <w:p>
-      <w:pPr>
-        <w:rPr>
-          <w:rFonts w:asciiTheme="minorEastAsia" w:hAnsiTheme="minorEastAsia"/>
-          <w:szCs w:val="16"/>
-        </w:rPr>
-      </w:pPr>
-    </w:p>
-    <w:p>
-      <w:pPr>
-        <w:rPr>
-          <w:rFonts w:asciiTheme="minorEastAsia" w:hAnsiTheme="minorEastAsia"/>
-          <w:szCs w:val="16"/>
-        </w:rPr>
-      </w:pPr>
-    </w:p>
-    <w:p>
-      <w:pPr>
-        <w:rPr>
-          <w:rFonts w:asciiTheme="minorEastAsia" w:hAnsiTheme="minorEastAsia"/>
-          <w:szCs w:val="16"/>
-        </w:rPr>
-      </w:pPr>
-    </w:p>
-    <w:p>
-      <w:pPr>
-        <w:rPr>
-          <w:rFonts w:asciiTheme="minorEastAsia" w:hAnsiTheme="minorEastAsia"/>
-          <w:szCs w:val="16"/>
-        </w:rPr>
-      </w:pPr>
-    </w:p>
-    <w:p>
-      <w:pPr>
-        <w:rPr>
-          <w:rFonts w:asciiTheme="minorEastAsia" w:hAnsiTheme="minorEastAsia"/>
-          <w:szCs w:val="16"/>
-        </w:rPr>
-      </w:pPr>
-    </w:p>
-    <w:p>
-      <w:pPr>
-        <w:rPr>
-          <w:rFonts w:asciiTheme="minorEastAsia" w:hAnsiTheme="minorEastAsia"/>
-          <w:szCs w:val="16"/>
-        </w:rPr>
-      </w:pPr>
-    </w:p>
-    <w:p>
-      <w:pPr>
-        <w:rPr>
-          <w:rFonts w:asciiTheme="minorEastAsia" w:hAnsiTheme="minorEastAsia"/>
-          <w:szCs w:val="16"/>
-        </w:rPr>
-      </w:pPr>
-    </w:p>
-    <w:p>
-      <w:pPr>
-        <w:rPr>
-          <w:rFonts w:asciiTheme="minorEastAsia" w:hAnsiTheme="minorEastAsia"/>
-          <w:szCs w:val="16"/>
-        </w:rPr>
-      </w:pPr>
-    </w:p>
-    <w:p>
-      <w:pPr>
-        <w:rPr>
-          <w:rFonts w:asciiTheme="minorEastAsia" w:hAnsiTheme="minorEastAsia"/>
-          <w:szCs w:val="16"/>
-        </w:rPr>
-      </w:pPr>
-    </w:p>
-    <w:p>
-      <w:pPr>
-        <w:rPr>
-          <w:rFonts w:asciiTheme="minorEastAsia" w:hAnsiTheme="minorEastAsia"/>
-          <w:szCs w:val="16"/>
-        </w:rPr>
-      </w:pPr>
-    </w:p>
-    <w:p>
-      <w:pPr>
-        <w:rPr>
-          <w:rFonts w:asciiTheme="minorEastAsia" w:hAnsiTheme="minorEastAsia"/>
-          <w:szCs w:val="16"/>
-        </w:rPr>
-      </w:pPr>
-    </w:p>
-    <w:p>
-      <w:pPr>
-        <w:rPr>
-          <w:rFonts w:asciiTheme="minorEastAsia" w:hAnsiTheme="minorEastAsia"/>
-          <w:szCs w:val="16"/>
-        </w:rPr>
-      </w:pPr>
-    </w:p>
-    <w:p>
-      <w:pPr>
-        <w:rPr>
-          <w:rFonts w:asciiTheme="minorEastAsia" w:hAnsiTheme="minorEastAsia"/>
-          <w:szCs w:val="16"/>
-        </w:rPr>
-      </w:pPr>
-    </w:p>
-    <w:p>
-      <w:pPr>
-        <w:rPr>
-          <w:rFonts w:asciiTheme="minorEastAsia" w:hAnsiTheme="minorEastAsia"/>
-          <w:szCs w:val="16"/>
-        </w:rPr>
-      </w:pPr>
-    </w:p>
-    <w:p>
-      <w:pPr>
-        <w:rPr>
-          <w:rFonts w:asciiTheme="minorEastAsia" w:hAnsiTheme="minorEastAsia"/>
-          <w:szCs w:val="16"/>
-        </w:rPr>
-      </w:pPr>
-    </w:p>
-    <w:p>
-      <w:pPr>
-        <w:rPr>
-          <w:rFonts w:asciiTheme="minorEastAsia" w:hAnsiTheme="minorEastAsia"/>
-          <w:szCs w:val="16"/>
-        </w:rPr>
-      </w:pPr>
-    </w:p>
-    <w:p>
-      <w:pPr>
-        <w:rPr>
-          <w:rFonts w:asciiTheme="minorEastAsia" w:hAnsiTheme="minorEastAsia"/>
-          <w:szCs w:val="16"/>
-        </w:rPr>
-      </w:pPr>
-    </w:p>
-    <w:p>
-      <w:pPr>
-        <w:rPr>
-          <w:rFonts w:asciiTheme="minorEastAsia" w:hAnsiTheme="minorEastAsia"/>
-          <w:szCs w:val="16"/>
-        </w:rPr>
-      </w:pPr>
-    </w:p>
-    <w:p>
-      <w:pPr>
-        <w:rPr>
-          <w:rFonts w:asciiTheme="minorEastAsia" w:hAnsiTheme="minorEastAsia"/>
-          <w:szCs w:val="16"/>
-        </w:rPr>
-      </w:pPr>
-    </w:p>
-    <w:p>
-      <w:pPr>
-        <w:rPr>
-          <w:rFonts w:asciiTheme="minorEastAsia" w:hAnsiTheme="minorEastAsia"/>
-          <w:szCs w:val="16"/>
-        </w:rPr>
-      </w:pPr>
-    </w:p>
-    <w:p>
-      <w:pPr>
-        <w:rPr>
-          <w:rFonts w:asciiTheme="minorEastAsia" w:hAnsiTheme="minorEastAsia"/>
-          <w:szCs w:val="16"/>
-        </w:rPr>
-      </w:pPr>
-    </w:p>
-    <w:p>
-      <w:pPr>
-        <w:rPr>
-          <w:rFonts w:asciiTheme="minorEastAsia" w:hAnsiTheme="minorEastAsia"/>
-          <w:szCs w:val="16"/>
-        </w:rPr>
-      </w:pPr>
-    </w:p>
-    <w:p>
-      <w:pPr>
-        <w:rPr>
-          <w:rFonts w:asciiTheme="minorEastAsia" w:hAnsiTheme="minorEastAsia"/>
-          <w:szCs w:val="16"/>
-        </w:rPr>
-      </w:pPr>
-    </w:p>
-    <w:p>
-      <w:pPr>
-        <w:rPr>
-          <w:rFonts w:asciiTheme="minorEastAsia" w:hAnsiTheme="minorEastAsia"/>
-          <w:szCs w:val="16"/>
-        </w:rPr>
-      </w:pPr>
-    </w:p>
-    <w:p>
-      <w:pPr>
-        <w:rPr>
-          <w:rFonts w:asciiTheme="minorEastAsia" w:hAnsiTheme="minorEastAsia"/>
-          <w:szCs w:val="16"/>
-        </w:rPr>
-      </w:pPr>
-    </w:p>
-    <w:p>
-      <w:pPr>
-        <w:rPr>
-          <w:rFonts w:asciiTheme="minorEastAsia" w:hAnsiTheme="minorEastAsia"/>
-          <w:szCs w:val="16"/>
-        </w:rPr>
-      </w:pPr>
-    </w:p>
-    <w:p>
-      <w:pPr>
-        <w:rPr>
-          <w:rFonts w:asciiTheme="minorEastAsia" w:hAnsiTheme="minorEastAsia"/>
-          <w:szCs w:val="16"/>
-        </w:rPr>
-      </w:pPr>
-    </w:p>
-    <w:p>
-      <w:pPr>
-        <w:rPr>
-          <w:rFonts w:asciiTheme="minorEastAsia" w:hAnsiTheme="minorEastAsia"/>
-          <w:szCs w:val="16"/>
-        </w:rPr>
-      </w:pPr>
-    </w:p>
-    <w:p>
-      <w:pPr>
-        <w:rPr>
-          <w:rFonts w:asciiTheme="minorEastAsia" w:hAnsiTheme="minorEastAsia"/>
-          <w:szCs w:val="16"/>
-        </w:rPr>
-      </w:pPr>
-    </w:p>
-    <w:p>
-      <w:pPr>
-        <w:rPr>
-          <w:rFonts w:asciiTheme="minorEastAsia" w:hAnsiTheme="minorEastAsia"/>
-          <w:szCs w:val="16"/>
-        </w:rPr>
-      </w:pPr>
-    </w:p>
-    <w:p>
-      <w:pPr>
-        <w:rPr>
-          <w:rFonts w:asciiTheme="minorEastAsia" w:hAnsiTheme="minorEastAsia"/>
-          <w:szCs w:val="16"/>
-        </w:rPr>
-      </w:pPr>
-    </w:p>
-    <w:p>
-      <w:pPr>
-        <w:rPr>
-          <w:rFonts w:asciiTheme="minorEastAsia" w:hAnsiTheme="minorEastAsia"/>
-          <w:szCs w:val="16"/>
-        </w:rPr>
-      </w:pPr>
-    </w:p>
-    <w:p>
-      <w:pPr>
-        <w:rPr>
-          <w:rFonts w:asciiTheme="minorEastAsia" w:hAnsiTheme="minorEastAsia"/>
-          <w:szCs w:val="16"/>
-        </w:rPr>
-      </w:pPr>
-    </w:p>
-    <w:p>
-      <w:pPr>
-        <w:rPr>
-          <w:rFonts w:asciiTheme="minorEastAsia" w:hAnsiTheme="minorEastAsia"/>
-          <w:szCs w:val="16"/>
-        </w:rPr>
-      </w:pPr>
-    </w:p>
-    <w:p>
-      <w:pPr>
-        <w:rPr>
-          <w:rFonts w:asciiTheme="minorEastAsia" w:hAnsiTheme="minorEastAsia"/>
-          <w:szCs w:val="16"/>
-        </w:rPr>
-      </w:pPr>
-    </w:p>
-    <w:p>
-      <w:pPr>
-        <w:rPr>
-          <w:rFonts w:asciiTheme="minorEastAsia" w:hAnsiTheme="minorEastAsia"/>
-          <w:szCs w:val="16"/>
-        </w:rPr>
-      </w:pPr>
-    </w:p>
-    <w:p>
-      <w:pPr>
-        <w:rPr>
-          <w:rFonts w:asciiTheme="minorEastAsia" w:hAnsiTheme="minorEastAsia"/>
-          <w:szCs w:val="16"/>
-        </w:rPr>
-      </w:pPr>
-    </w:p>
-    <w:p>
-      <w:pPr>
-        <w:rPr>
-          <w:rFonts w:asciiTheme="minorEastAsia" w:hAnsiTheme="minorEastAsia"/>
+          <w:rFonts w:asciiTheme="minorEastAsia" w:hAnsiTheme="minorEastAsia" w:hint="eastAsia"/>
+          <w:b/>
+          <w:bCs/>
+          <w:color w:val="215E99" w:themeColor="text2" w:themeTint="BF"/>
+          <w:szCs w:val="16"/>
+        </w:rPr>
+        <w:t>.</w:t>
+      </w:r>
+      <w:r>
+        <w:rPr>
+          <w:rFonts w:asciiTheme="minorEastAsia" w:hAnsiTheme="minorEastAsia" w:hint="eastAsia"/>
+          <w:color w:val="215E99" w:themeColor="text2" w:themeTint="BF"/>
+          <w:szCs w:val="16"/>
+        </w:rPr>
+        <w:t xml:space="preserve"> </w:t>
+      </w:r>
+      <w:r>
+        <w:rPr>
+          <w:rFonts w:asciiTheme="minorEastAsia" w:hAnsiTheme="minorEastAsia" w:hint="eastAsia"/>
+          <w:color w:val="215E99" w:themeColor="text2" w:themeTint="BF"/>
+          <w:szCs w:val="16"/>
+        </w:rPr>
+        <w:t>[从机ACK/NACK响应]</w:t>
+      </w:r>
+    </w:p>
+    <w:p>
+      <w:pPr>
+        <w:ind w:firstLineChars="150" w:firstLine="240"/>
+        <w:rPr>
+          <w:rFonts w:asciiTheme="minorEastAsia" w:hAnsiTheme="minorEastAsia" w:hint="eastAsia"/>
+          <w:color w:val="215E99" w:themeColor="text2" w:themeTint="BF"/>
+          <w:szCs w:val="16"/>
+        </w:rPr>
+      </w:pPr>
+      <w:r>
+        <w:rPr>
+          <w:rFonts w:asciiTheme="minorEastAsia" w:hAnsiTheme="minorEastAsia" w:hint="eastAsia"/>
+          <w:b/>
+          <w:bCs/>
+          <w:color w:val="215E99" w:themeColor="text2" w:themeTint="BF"/>
+          <w:szCs w:val="16"/>
+        </w:rPr>
+        <w:t>1</w:t>
+      </w:r>
+      <w:r>
+        <w:rPr>
+          <w:rFonts w:asciiTheme="minorEastAsia" w:hAnsiTheme="minorEastAsia" w:hint="eastAsia"/>
+          <w:b/>
+          <w:bCs/>
+          <w:color w:val="215E99" w:themeColor="text2" w:themeTint="BF"/>
+          <w:szCs w:val="16"/>
+        </w:rPr>
+        <w:t>1</w:t>
+      </w:r>
+      <w:r>
+        <w:rPr>
+          <w:rFonts w:asciiTheme="minorEastAsia" w:hAnsiTheme="minorEastAsia" w:hint="eastAsia"/>
+          <w:b/>
+          <w:bCs/>
+          <w:color w:val="215E99" w:themeColor="text2" w:themeTint="BF"/>
+          <w:szCs w:val="16"/>
+        </w:rPr>
+        <w:t>.</w:t>
+      </w:r>
+      <w:r>
+        <w:rPr>
+          <w:rFonts w:asciiTheme="minorEastAsia" w:hAnsiTheme="minorEastAsia" w:hint="eastAsia"/>
+          <w:color w:val="215E99" w:themeColor="text2" w:themeTint="BF"/>
+          <w:szCs w:val="16"/>
+        </w:rPr>
+        <w:t xml:space="preserve"> </w:t>
+      </w:r>
+      <w:r>
+        <w:rPr>
+          <w:rFonts w:asciiTheme="minorEastAsia" w:hAnsiTheme="minorEastAsia" w:hint="eastAsia"/>
+          <w:color w:val="215E99" w:themeColor="text2" w:themeTint="BF"/>
+          <w:szCs w:val="16"/>
+        </w:rPr>
+        <w:t>[从机</w:t>
+      </w:r>
+      <w:proofErr w:type="gramStart"/>
+      <w:r>
+        <w:rPr>
+          <w:rFonts w:asciiTheme="minorEastAsia" w:hAnsiTheme="minorEastAsia" w:hint="eastAsia"/>
+          <w:color w:val="215E99" w:themeColor="text2" w:themeTint="BF"/>
+          <w:szCs w:val="16"/>
+        </w:rPr>
+        <w:t>发数据</w:t>
+      </w:r>
+      <w:proofErr w:type="gramEnd"/>
+      <w:r>
+        <w:rPr>
+          <w:rFonts w:asciiTheme="minorEastAsia" w:hAnsiTheme="minorEastAsia" w:hint="eastAsia"/>
+          <w:color w:val="215E99" w:themeColor="text2" w:themeTint="BF"/>
+          <w:szCs w:val="16"/>
+        </w:rPr>
+        <w:t>]</w:t>
+      </w:r>
+    </w:p>
+    <w:p>
+      <w:pPr>
+        <w:ind w:firstLineChars="150" w:firstLine="240"/>
+        <w:rPr>
+          <w:rFonts w:asciiTheme="minorEastAsia" w:hAnsiTheme="minorEastAsia" w:hint="eastAsia"/>
+          <w:color w:val="215E99" w:themeColor="text2" w:themeTint="BF"/>
+          <w:szCs w:val="16"/>
+        </w:rPr>
+      </w:pPr>
+      <w:r>
+        <w:rPr>
+          <w:rFonts w:asciiTheme="minorEastAsia" w:hAnsiTheme="minorEastAsia" w:hint="eastAsia"/>
+          <w:b/>
+          <w:bCs/>
+          <w:color w:val="215E99" w:themeColor="text2" w:themeTint="BF"/>
+          <w:szCs w:val="16"/>
+        </w:rPr>
+        <w:t>1</w:t>
+      </w:r>
+      <w:r>
+        <w:rPr>
+          <w:rFonts w:asciiTheme="minorEastAsia" w:hAnsiTheme="minorEastAsia" w:hint="eastAsia"/>
+          <w:b/>
+          <w:bCs/>
+          <w:color w:val="215E99" w:themeColor="text2" w:themeTint="BF"/>
+          <w:szCs w:val="16"/>
+        </w:rPr>
+        <w:t>2</w:t>
+      </w:r>
+      <w:r>
+        <w:rPr>
+          <w:rFonts w:asciiTheme="minorEastAsia" w:hAnsiTheme="minorEastAsia" w:hint="eastAsia"/>
+          <w:b/>
+          <w:bCs/>
+          <w:color w:val="215E99" w:themeColor="text2" w:themeTint="BF"/>
+          <w:szCs w:val="16"/>
+        </w:rPr>
+        <w:t>.</w:t>
+      </w:r>
+      <w:r>
+        <w:rPr>
+          <w:rFonts w:asciiTheme="minorEastAsia" w:hAnsiTheme="minorEastAsia" w:hint="eastAsia"/>
+          <w:color w:val="215E99" w:themeColor="text2" w:themeTint="BF"/>
+          <w:szCs w:val="16"/>
+        </w:rPr>
+        <w:t xml:space="preserve"> </w:t>
+      </w:r>
+      <w:r>
+        <w:rPr>
+          <w:rFonts w:asciiTheme="minorEastAsia" w:hAnsiTheme="minorEastAsia" w:hint="eastAsia"/>
+          <w:color w:val="215E99" w:themeColor="text2" w:themeTint="BF"/>
+          <w:szCs w:val="16"/>
+        </w:rPr>
+        <w:t>[主机响应ACK/NACK]</w:t>
+      </w:r>
+    </w:p>
+    <w:p>
+      <w:pPr>
+        <w:ind w:firstLineChars="150" w:firstLine="240"/>
+        <w:rPr>
+          <w:rFonts w:asciiTheme="minorEastAsia" w:hAnsiTheme="minorEastAsia" w:hint="eastAsia"/>
+          <w:szCs w:val="16"/>
+        </w:rPr>
+      </w:pPr>
+      <w:r>
+        <w:rPr>
+          <w:rFonts w:asciiTheme="minorEastAsia" w:hAnsiTheme="minorEastAsia" w:hint="eastAsia"/>
+          <w:b/>
+          <w:bCs/>
+          <w:szCs w:val="16"/>
+        </w:rPr>
+        <w:t>1</w:t>
+      </w:r>
+      <w:r>
+        <w:rPr>
+          <w:rFonts w:asciiTheme="minorEastAsia" w:hAnsiTheme="minorEastAsia" w:hint="eastAsia"/>
+          <w:b/>
+          <w:bCs/>
+          <w:szCs w:val="16"/>
+        </w:rPr>
+        <w:t>3</w:t>
+      </w:r>
+      <w:r>
+        <w:rPr>
+          <w:rFonts w:asciiTheme="minorEastAsia" w:hAnsiTheme="minorEastAsia" w:hint="eastAsia"/>
+          <w:b/>
+          <w:bCs/>
+          <w:szCs w:val="16"/>
+        </w:rPr>
+        <w:t>.</w:t>
+      </w:r>
+      <w:r>
+        <w:rPr>
+          <w:rFonts w:asciiTheme="minorEastAsia" w:hAnsiTheme="minorEastAsia" w:hint="eastAsia"/>
+          <w:szCs w:val="16"/>
+        </w:rPr>
+        <w:t xml:space="preserve"> </w:t>
+      </w:r>
+      <w:r>
+        <w:rPr>
+          <w:rFonts w:asciiTheme="minorEastAsia" w:hAnsiTheme="minorEastAsia" w:hint="eastAsia"/>
+          <w:szCs w:val="16"/>
+        </w:rPr>
+        <w:t>主机停止信号 在SCL=1期间, SDA有上升沿</w:t>
+      </w:r>
+    </w:p>
+    <w:p>
+      <w:pPr>
+        <w:rPr>
+          <w:rFonts w:asciiTheme="minorEastAsia" w:hAnsiTheme="minorEastAsia" w:hint="eastAsia"/>
+          <w:szCs w:val="16"/>
+        </w:rPr>
+      </w:pPr>
+    </w:p>
+    <w:p>
+      <w:pPr>
+        <w:rPr>
+          <w:rFonts w:asciiTheme="minorEastAsia" w:hAnsiTheme="minorEastAsia" w:hint="eastAsia"/>
+          <w:szCs w:val="16"/>
+        </w:rPr>
+      </w:pPr>
+    </w:p>
+    <w:p>
+      <w:pPr>
+        <w:rPr>
+          <w:rFonts w:asciiTheme="minorEastAsia" w:hAnsiTheme="minorEastAsia" w:hint="eastAsia"/>
+          <w:szCs w:val="16"/>
+        </w:rPr>
+      </w:pPr>
+    </w:p>
+    <w:p>
+      <w:pPr>
+        <w:rPr>
+          <w:rFonts w:asciiTheme="minorEastAsia" w:hAnsiTheme="minorEastAsia" w:hint="eastAsia"/>
+          <w:szCs w:val="16"/>
+        </w:rPr>
+      </w:pPr>
+    </w:p>
+    <w:p>
+      <w:pPr>
+        <w:rPr>
+          <w:rFonts w:asciiTheme="minorEastAsia" w:hAnsiTheme="minorEastAsia" w:hint="eastAsia"/>
+          <w:szCs w:val="16"/>
+        </w:rPr>
+      </w:pPr>
+    </w:p>
+    <w:p>
+      <w:pPr>
+        <w:rPr>
+          <w:rFonts w:asciiTheme="minorEastAsia" w:hAnsiTheme="minorEastAsia" w:hint="eastAsia"/>
+          <w:szCs w:val="16"/>
+        </w:rPr>
+      </w:pPr>
+    </w:p>
+    <w:p>
+      <w:pPr>
+        <w:rPr>
+          <w:rFonts w:asciiTheme="minorEastAsia" w:hAnsiTheme="minorEastAsia" w:hint="eastAsia"/>
+          <w:szCs w:val="16"/>
+        </w:rPr>
+      </w:pPr>
+    </w:p>
+    <w:p>
+      <w:pPr>
+        <w:rPr>
+          <w:rFonts w:asciiTheme="minorEastAsia" w:hAnsiTheme="minorEastAsia" w:hint="eastAsia"/>
+          <w:szCs w:val="16"/>
+        </w:rPr>
+      </w:pPr>
+    </w:p>
+    <w:p>
+      <w:pPr>
+        <w:rPr>
+          <w:rFonts w:asciiTheme="minorEastAsia" w:hAnsiTheme="minorEastAsia" w:hint="eastAsia"/>
+          <w:szCs w:val="16"/>
+        </w:rPr>
+      </w:pPr>
+    </w:p>
+    <w:p>
+      <w:pPr>
+        <w:rPr>
+          <w:rFonts w:asciiTheme="minorEastAsia" w:hAnsiTheme="minorEastAsia" w:hint="eastAsia"/>
+          <w:szCs w:val="16"/>
+        </w:rPr>
+      </w:pPr>
+    </w:p>
+    <w:p>
+      <w:pPr>
+        <w:rPr>
+          <w:rFonts w:asciiTheme="minorEastAsia" w:hAnsiTheme="minorEastAsia" w:hint="eastAsia"/>
+          <w:szCs w:val="16"/>
+        </w:rPr>
+      </w:pPr>
+    </w:p>
+    <w:p>
+      <w:pPr>
+        <w:rPr>
+          <w:rFonts w:asciiTheme="minorEastAsia" w:hAnsiTheme="minorEastAsia" w:hint="eastAsia"/>
+          <w:szCs w:val="16"/>
+        </w:rPr>
+      </w:pPr>
+    </w:p>
+    <w:p>
+      <w:pPr>
+        <w:rPr>
+          <w:rFonts w:asciiTheme="minorEastAsia" w:hAnsiTheme="minorEastAsia" w:hint="eastAsia"/>
+          <w:szCs w:val="16"/>
+        </w:rPr>
+      </w:pPr>
+    </w:p>
+    <w:p>
+      <w:pPr>
+        <w:rPr>
+          <w:rFonts w:asciiTheme="minorEastAsia" w:hAnsiTheme="minorEastAsia" w:hint="eastAsia"/>
+          <w:szCs w:val="16"/>
+        </w:rPr>
+      </w:pPr>
+    </w:p>
+    <w:p>
+      <w:pPr>
+        <w:rPr>
+          <w:rFonts w:asciiTheme="minorEastAsia" w:hAnsiTheme="minorEastAsia" w:hint="eastAsia"/>
+          <w:szCs w:val="16"/>
+        </w:rPr>
+      </w:pPr>
+    </w:p>
+    <w:p>
+      <w:pPr>
+        <w:rPr>
+          <w:rFonts w:asciiTheme="minorEastAsia" w:hAnsiTheme="minorEastAsia" w:hint="eastAsia"/>
+          <w:szCs w:val="16"/>
+        </w:rPr>
+      </w:pPr>
+    </w:p>
+    <w:p>
+      <w:pPr>
+        <w:rPr>
+          <w:rFonts w:asciiTheme="minorEastAsia" w:hAnsiTheme="minorEastAsia" w:hint="eastAsia"/>
+          <w:szCs w:val="16"/>
+        </w:rPr>
+      </w:pPr>
+    </w:p>
+    <w:p>
+      <w:pPr>
+        <w:rPr>
+          <w:rFonts w:asciiTheme="minorEastAsia" w:hAnsiTheme="minorEastAsia" w:hint="eastAsia"/>
+          <w:szCs w:val="16"/>
+        </w:rPr>
+      </w:pPr>
+    </w:p>
+    <w:p>
+      <w:pPr>
+        <w:rPr>
+          <w:rFonts w:asciiTheme="minorEastAsia" w:hAnsiTheme="minorEastAsia" w:hint="eastAsia"/>
+          <w:szCs w:val="16"/>
+        </w:rPr>
+      </w:pPr>
+    </w:p>
+    <w:p>
+      <w:pPr>
+        <w:rPr>
+          <w:rFonts w:asciiTheme="minorEastAsia" w:hAnsiTheme="minorEastAsia" w:hint="eastAsia"/>
+          <w:szCs w:val="16"/>
+        </w:rPr>
+      </w:pPr>
+    </w:p>
+    <w:p>
+      <w:pPr>
+        <w:rPr>
+          <w:rFonts w:asciiTheme="minorEastAsia" w:hAnsiTheme="minorEastAsia" w:hint="eastAsia"/>
+          <w:szCs w:val="16"/>
+        </w:rPr>
+      </w:pPr>
+    </w:p>
+    <w:p>
+      <w:pPr>
+        <w:rPr>
+          <w:rFonts w:asciiTheme="minorEastAsia" w:hAnsiTheme="minorEastAsia" w:hint="eastAsia"/>
+          <w:szCs w:val="16"/>
+        </w:rPr>
+      </w:pPr>
+    </w:p>
+    <w:p>
+      <w:pPr>
+        <w:rPr>
+          <w:rFonts w:asciiTheme="minorEastAsia" w:hAnsiTheme="minorEastAsia" w:hint="eastAsia"/>
+          <w:szCs w:val="16"/>
+        </w:rPr>
+      </w:pPr>
+    </w:p>
+    <w:p>
+      <w:pPr>
+        <w:rPr>
+          <w:rFonts w:asciiTheme="minorEastAsia" w:hAnsiTheme="minorEastAsia" w:hint="eastAsia"/>
+          <w:szCs w:val="16"/>
+        </w:rPr>
+      </w:pPr>
+    </w:p>
+    <w:p>
+      <w:pPr>
+        <w:rPr>
+          <w:rFonts w:asciiTheme="minorEastAsia" w:hAnsiTheme="minorEastAsia" w:hint="eastAsia"/>
+          <w:szCs w:val="16"/>
+        </w:rPr>
+      </w:pPr>
+    </w:p>
+    <w:p>
+      <w:pPr>
+        <w:rPr>
+          <w:rFonts w:asciiTheme="minorEastAsia" w:hAnsiTheme="minorEastAsia" w:hint="eastAsia"/>
+          <w:szCs w:val="16"/>
+        </w:rPr>
+      </w:pPr>
+    </w:p>
+    <w:p>
+      <w:pPr>
+        <w:rPr>
+          <w:rFonts w:asciiTheme="minorEastAsia" w:hAnsiTheme="minorEastAsia" w:hint="eastAsia"/>
+          <w:szCs w:val="16"/>
+        </w:rPr>
+      </w:pPr>
+    </w:p>
+    <w:p>
+      <w:pPr>
+        <w:rPr>
+          <w:rFonts w:asciiTheme="minorEastAsia" w:hAnsiTheme="minorEastAsia" w:hint="eastAsia"/>
+          <w:szCs w:val="16"/>
+        </w:rPr>
+      </w:pPr>
+    </w:p>
+    <w:p>
+      <w:pPr>
+        <w:rPr>
+          <w:rFonts w:asciiTheme="minorEastAsia" w:hAnsiTheme="minorEastAsia" w:hint="eastAsia"/>
+          <w:szCs w:val="16"/>
+        </w:rPr>
+      </w:pPr>
+    </w:p>
+    <w:p>
+      <w:pPr>
+        <w:rPr>
+          <w:rFonts w:asciiTheme="minorEastAsia" w:hAnsiTheme="minorEastAsia" w:hint="eastAsia"/>
+          <w:szCs w:val="16"/>
+        </w:rPr>
+      </w:pPr>
+    </w:p>
+    <w:p>
+      <w:pPr>
+        <w:rPr>
+          <w:rFonts w:asciiTheme="minorEastAsia" w:hAnsiTheme="minorEastAsia" w:hint="eastAsia"/>
+          <w:szCs w:val="16"/>
+        </w:rPr>
+      </w:pPr>
+    </w:p>
+    <w:p>
+      <w:pPr>
+        <w:rPr>
+          <w:rFonts w:asciiTheme="minorEastAsia" w:hAnsiTheme="minorEastAsia" w:hint="eastAsia"/>
+          <w:szCs w:val="16"/>
+        </w:rPr>
+      </w:pPr>
+    </w:p>
+    <w:p>
+      <w:pPr>
+        <w:rPr>
+          <w:rFonts w:asciiTheme="minorEastAsia" w:hAnsiTheme="minorEastAsia" w:hint="eastAsia"/>
+          <w:szCs w:val="16"/>
+        </w:rPr>
+      </w:pPr>
+    </w:p>
+    <w:p>
+      <w:pPr>
+        <w:rPr>
+          <w:rFonts w:asciiTheme="minorEastAsia" w:hAnsiTheme="minorEastAsia" w:hint="eastAsia"/>
+          <w:szCs w:val="16"/>
+        </w:rPr>
+      </w:pPr>
+    </w:p>
+    <w:p>
+      <w:pPr>
+        <w:rPr>
+          <w:rFonts w:asciiTheme="minorEastAsia" w:hAnsiTheme="minorEastAsia" w:hint="eastAsia"/>
+          <w:szCs w:val="16"/>
+        </w:rPr>
+      </w:pPr>
+    </w:p>
+    <w:p>
+      <w:pPr>
+        <w:rPr>
+          <w:rFonts w:asciiTheme="minorEastAsia" w:hAnsiTheme="minorEastAsia" w:hint="eastAsia"/>
+          <w:szCs w:val="16"/>
+        </w:rPr>
+      </w:pPr>
+    </w:p>
+    <w:p>
+      <w:pPr>
+        <w:rPr>
+          <w:rFonts w:asciiTheme="minorEastAsia" w:hAnsiTheme="minorEastAsia" w:hint="eastAsia"/>
+          <w:szCs w:val="16"/>
+        </w:rPr>
+      </w:pPr>
+    </w:p>
+    <w:p>
+      <w:pPr>
+        <w:rPr>
+          <w:rFonts w:asciiTheme="minorEastAsia" w:hAnsiTheme="minorEastAsia" w:hint="eastAsia"/>
+          <w:szCs w:val="16"/>
+        </w:rPr>
+      </w:pPr>
+    </w:p>
+    <w:p>
+      <w:pPr>
+        <w:rPr>
+          <w:rFonts w:asciiTheme="minorEastAsia" w:hAnsiTheme="minorEastAsia" w:hint="eastAsia"/>
+          <w:szCs w:val="16"/>
+        </w:rPr>
+      </w:pPr>
+    </w:p>
+    <w:p>
+      <w:pPr>
+        <w:rPr>
+          <w:rFonts w:asciiTheme="minorEastAsia" w:hAnsiTheme="minorEastAsia" w:hint="eastAsia"/>
+          <w:szCs w:val="16"/>
+        </w:rPr>
+      </w:pPr>
+    </w:p>
+    <w:p>
+      <w:pPr>
+        <w:rPr>
+          <w:rFonts w:asciiTheme="minorEastAsia" w:hAnsiTheme="minorEastAsia" w:hint="eastAsia"/>
+          <w:szCs w:val="16"/>
+        </w:rPr>
+      </w:pPr>
+    </w:p>
+    <w:p>
+      <w:pPr>
+        <w:rPr>
+          <w:rFonts w:asciiTheme="minorEastAsia" w:hAnsiTheme="minorEastAsia" w:hint="eastAsia"/>
+          <w:szCs w:val="16"/>
+        </w:rPr>
+      </w:pPr>
+    </w:p>
+    <w:p>
+      <w:pPr>
+        <w:rPr>
+          <w:rFonts w:asciiTheme="minorEastAsia" w:hAnsiTheme="minorEastAsia" w:hint="eastAsia"/>
+          <w:szCs w:val="16"/>
+        </w:rPr>
+      </w:pPr>
+    </w:p>
+    <w:p>
+      <w:pPr>
+        <w:rPr>
+          <w:rFonts w:asciiTheme="minorEastAsia" w:hAnsiTheme="minorEastAsia" w:hint="eastAsia"/>
+          <w:szCs w:val="16"/>
+        </w:rPr>
+      </w:pPr>
+    </w:p>
+    <w:p>
+      <w:pPr>
+        <w:rPr>
+          <w:rFonts w:asciiTheme="minorEastAsia" w:hAnsiTheme="minorEastAsia" w:hint="eastAsia"/>
+          <w:szCs w:val="16"/>
+        </w:rPr>
+      </w:pPr>
+    </w:p>
+    <w:p>
+      <w:pPr>
+        <w:rPr>
+          <w:rFonts w:asciiTheme="minorEastAsia" w:hAnsiTheme="minorEastAsia" w:hint="eastAsia"/>
+          <w:szCs w:val="16"/>
+        </w:rPr>
+      </w:pPr>
+    </w:p>
+    <w:p>
+      <w:pPr>
+        <w:rPr>
+          <w:rFonts w:asciiTheme="minorEastAsia" w:hAnsiTheme="minorEastAsia" w:hint="eastAsia"/>
+          <w:szCs w:val="16"/>
+        </w:rPr>
+      </w:pPr>
+    </w:p>
+    <w:p>
+      <w:pPr>
+        <w:rPr>
+          <w:rFonts w:asciiTheme="minorEastAsia" w:hAnsiTheme="minorEastAsia" w:hint="eastAsia"/>
+          <w:szCs w:val="16"/>
+        </w:rPr>
+      </w:pPr>
+    </w:p>
+    <w:p>
+      <w:pPr>
+        <w:rPr>
+          <w:rFonts w:asciiTheme="minorEastAsia" w:hAnsiTheme="minorEastAsia" w:hint="eastAsia"/>
+          <w:szCs w:val="16"/>
+        </w:rPr>
+      </w:pPr>
+    </w:p>
+    <w:p>
+      <w:pPr>
+        <w:rPr>
+          <w:rFonts w:asciiTheme="minorEastAsia" w:hAnsiTheme="minorEastAsia" w:hint="eastAsia"/>
+          <w:szCs w:val="16"/>
+        </w:rPr>
+      </w:pPr>
+    </w:p>
+    <w:p>
+      <w:pPr>
+        <w:rPr>
+          <w:rFonts w:asciiTheme="minorEastAsia" w:hAnsiTheme="minorEastAsia" w:hint="eastAsia"/>
+          <w:szCs w:val="16"/>
+        </w:rPr>
+      </w:pPr>
+    </w:p>
+    <w:p>
+      <w:pPr>
+        <w:rPr>
+          <w:rFonts w:asciiTheme="minorEastAsia" w:hAnsiTheme="minorEastAsia" w:hint="eastAsia"/>
+          <w:szCs w:val="16"/>
+        </w:rPr>
+      </w:pPr>
+    </w:p>
+    <w:p>
+      <w:pPr>
+        <w:rPr>
+          <w:rFonts w:asciiTheme="minorEastAsia" w:hAnsiTheme="minorEastAsia" w:hint="eastAsia"/>
+          <w:szCs w:val="16"/>
+        </w:rPr>
+      </w:pPr>
+    </w:p>
+    <w:p>
+      <w:pPr>
+        <w:rPr>
+          <w:rFonts w:asciiTheme="minorEastAsia" w:hAnsiTheme="minorEastAsia" w:hint="eastAsia"/>
+          <w:szCs w:val="16"/>
+        </w:rPr>
+      </w:pPr>
+    </w:p>
+    <w:p>
+      <w:pPr>
+        <w:rPr>
+          <w:rFonts w:asciiTheme="minorEastAsia" w:hAnsiTheme="minorEastAsia" w:hint="eastAsia"/>
+          <w:szCs w:val="16"/>
+        </w:rPr>
+      </w:pPr>
+    </w:p>
+    <w:p>
+      <w:pPr>
+        <w:rPr>
+          <w:rFonts w:asciiTheme="minorEastAsia" w:hAnsiTheme="minorEastAsia" w:hint="eastAsia"/>
           <w:szCs w:val="16"/>
         </w:rPr>
       </w:pPr>

--- a/通信协议.docx
+++ b/通信协议.docx
@@ -1594,15 +1594,27 @@
                 <w:szCs w:val="15"/>
               </w:rPr>
             </w:pPr>
-            <w:r>
-              <w:rPr>
-                <w:rFonts w:ascii="Times New Roman" w:eastAsia="等线" w:hAnsi="Times New Roman" w:cs="Times New Roman"/>
-                <w:color w:val="000000"/>
-                <w:kern w:val="0"/>
-                <w:sz w:val="15"/>
-                <w:szCs w:val="15"/>
-              </w:rPr>
-              <w:t>蓝牙（</w:t>
+            <w:proofErr w:type="gramStart"/>
+            <w:r>
+              <w:rPr>
+                <w:rFonts w:ascii="Times New Roman" w:eastAsia="等线" w:hAnsi="Times New Roman" w:cs="Times New Roman"/>
+                <w:color w:val="000000"/>
+                <w:kern w:val="0"/>
+                <w:sz w:val="15"/>
+                <w:szCs w:val="15"/>
+              </w:rPr>
+              <w:t>蓝牙</w:t>
+            </w:r>
+            <w:proofErr w:type="gramEnd"/>
+            <w:r>
+              <w:rPr>
+                <w:rFonts w:ascii="Times New Roman" w:eastAsia="等线" w:hAnsi="Times New Roman" w:cs="Times New Roman" w:hint="eastAsia"/>
+                <w:color w:val="000000"/>
+                <w:kern w:val="0"/>
+                <w:sz w:val="15"/>
+                <w:szCs w:val="15"/>
+              </w:rPr>
+              <w:t>(</w:t>
             </w:r>
             <w:r>
               <w:rPr>
@@ -1622,7 +1634,17 @@
                 <w:sz w:val="15"/>
                 <w:szCs w:val="15"/>
               </w:rPr>
-              <w:t>封装）、</w:t>
+              <w:t>封装</w:t>
+            </w:r>
+            <w:r>
+              <w:rPr>
+                <w:rFonts w:ascii="Times New Roman" w:eastAsia="等线" w:hAnsi="Times New Roman" w:cs="Times New Roman" w:hint="eastAsia"/>
+                <w:color w:val="000000"/>
+                <w:kern w:val="0"/>
+                <w:sz w:val="15"/>
+                <w:szCs w:val="15"/>
+              </w:rPr>
+              <w:t xml:space="preserve">), </w:t>
             </w:r>
             <w:r>
               <w:rPr>
@@ -1822,7 +1844,28 @@
                 <w:sz w:val="15"/>
                 <w:szCs w:val="15"/>
               </w:rPr>
-              <w:t>/SPI/I2C</w:t>
+              <w:t>/SPI/I</w:t>
+            </w:r>
+            <w:r>
+              <w:rPr>
+                <w:rFonts w:ascii="Times New Roman" w:eastAsia="等线" w:hAnsi="Times New Roman" w:cs="Times New Roman"/>
+                <w:color w:val="000000"/>
+                <w:kern w:val="0"/>
+                <w:sz w:val="15"/>
+                <w:szCs w:val="15"/>
+                <w:vertAlign w:val="superscript"/>
+              </w:rPr>
+              <w:t>2</w:t>
+            </w:r>
+            <w:r>
+              <w:rPr>
+                <w:rFonts w:ascii="Times New Roman" w:eastAsia="等线" w:hAnsi="Times New Roman" w:cs="Times New Roman"/>
+                <w:color w:val="000000"/>
+                <w:kern w:val="0"/>
+                <w:sz w:val="15"/>
+                <w:szCs w:val="15"/>
+              </w:rPr>
+              <w:t>C</w:t>
             </w:r>
             <w:r>
               <w:rPr>
@@ -2605,23 +2648,24 @@
     <w:tbl>
       <w:tblPr>
         <w:tblStyle w:val="af"/>
-        <w:tblW w:w="6941" w:type="dxa"/>
+        <w:tblW w:w="7339" w:type="dxa"/>
         <w:jc w:val="center"/>
         <w:tblLook w:val="04A0" w:firstRow="1" w:lastRow="0" w:firstColumn="1" w:lastColumn="0" w:noHBand="0" w:noVBand="1"/>
       </w:tblPr>
       <w:tblGrid>
-        <w:gridCol w:w="1555"/>
-        <w:gridCol w:w="1559"/>
-        <w:gridCol w:w="2126"/>
-        <w:gridCol w:w="1701"/>
+        <w:gridCol w:w="1644"/>
+        <w:gridCol w:w="1648"/>
+        <w:gridCol w:w="2248"/>
+        <w:gridCol w:w="1799"/>
       </w:tblGrid>
       <w:tr>
         <w:trPr>
+          <w:trHeight w:val="328"/>
           <w:jc w:val="center"/>
         </w:trPr>
         <w:tc>
           <w:tcPr>
-            <w:tcW w:w="1555" w:type="dxa"/>
+            <w:tcW w:w="1644" w:type="dxa"/>
           </w:tcPr>
           <w:p>
             <w:pPr>
@@ -2642,7 +2686,7 @@
         </w:tc>
         <w:tc>
           <w:tcPr>
-            <w:tcW w:w="1559" w:type="dxa"/>
+            <w:tcW w:w="1648" w:type="dxa"/>
           </w:tcPr>
           <w:p>
             <w:pPr>
@@ -2663,7 +2707,7 @@
         </w:tc>
         <w:tc>
           <w:tcPr>
-            <w:tcW w:w="2126" w:type="dxa"/>
+            <w:tcW w:w="2248" w:type="dxa"/>
           </w:tcPr>
           <w:p>
             <w:pPr>
@@ -2684,7 +2728,7 @@
         </w:tc>
         <w:tc>
           <w:tcPr>
-            <w:tcW w:w="1701" w:type="dxa"/>
+            <w:tcW w:w="1799" w:type="dxa"/>
           </w:tcPr>
           <w:p>
             <w:pPr>
@@ -2706,12 +2750,12 @@
       </w:tr>
       <w:tr>
         <w:trPr>
-          <w:trHeight w:val="601"/>
+          <w:trHeight w:val="642"/>
           <w:jc w:val="center"/>
         </w:trPr>
         <w:tc>
           <w:tcPr>
-            <w:tcW w:w="1555" w:type="dxa"/>
+            <w:tcW w:w="1644" w:type="dxa"/>
             <w:vAlign w:val="center"/>
           </w:tcPr>
           <w:p>
@@ -2760,7 +2804,7 @@
         </w:tc>
         <w:tc>
           <w:tcPr>
-            <w:tcW w:w="1559" w:type="dxa"/>
+            <w:tcW w:w="1648" w:type="dxa"/>
             <w:vAlign w:val="center"/>
           </w:tcPr>
           <w:p>
@@ -2781,7 +2825,7 @@
         </w:tc>
         <w:tc>
           <w:tcPr>
-            <w:tcW w:w="2126" w:type="dxa"/>
+            <w:tcW w:w="2248" w:type="dxa"/>
             <w:vAlign w:val="center"/>
           </w:tcPr>
           <w:p>
@@ -2802,7 +2846,7 @@
         </w:tc>
         <w:tc>
           <w:tcPr>
-            <w:tcW w:w="1701" w:type="dxa"/>
+            <w:tcW w:w="1799" w:type="dxa"/>
             <w:vAlign w:val="center"/>
           </w:tcPr>
           <w:p>
@@ -3053,7 +3097,7 @@
     <w:p>
       <w:pPr>
         <w:rPr>
-          <w:rFonts w:asciiTheme="minorEastAsia" w:hAnsiTheme="minorEastAsia"/>
+          <w:rFonts w:asciiTheme="minorEastAsia" w:hAnsiTheme="minorEastAsia" w:hint="eastAsia"/>
           <w:szCs w:val="16"/>
         </w:rPr>
       </w:pPr>
@@ -3103,7 +3147,7 @@
     <w:p>
       <w:pPr>
         <w:rPr>
-          <w:rFonts w:asciiTheme="minorEastAsia" w:hAnsiTheme="minorEastAsia"/>
+          <w:rFonts w:asciiTheme="minorEastAsia" w:hAnsiTheme="minorEastAsia" w:hint="eastAsia"/>
           <w:szCs w:val="16"/>
         </w:rPr>
       </w:pPr>
@@ -3268,7 +3312,7 @@
       <w:pPr>
         <w:ind w:left="240"/>
         <w:rPr>
-          <w:rFonts w:asciiTheme="minorEastAsia" w:hAnsiTheme="minorEastAsia"/>
+          <w:rFonts w:asciiTheme="minorEastAsia" w:hAnsiTheme="minorEastAsia" w:hint="eastAsia"/>
           <w:szCs w:val="16"/>
         </w:rPr>
       </w:pPr>
@@ -3365,7 +3409,7 @@
       <w:pPr>
         <w:ind w:firstLineChars="150" w:firstLine="240"/>
         <w:rPr>
-          <w:rFonts w:asciiTheme="minorEastAsia" w:hAnsiTheme="minorEastAsia"/>
+          <w:rFonts w:asciiTheme="minorEastAsia" w:hAnsiTheme="minorEastAsia" w:hint="eastAsia"/>
           <w:szCs w:val="16"/>
         </w:rPr>
       </w:pPr>
@@ -3447,7 +3491,7 @@
       <w:pPr>
         <w:ind w:firstLineChars="150" w:firstLine="240"/>
         <w:rPr>
-          <w:rFonts w:asciiTheme="minorEastAsia" w:hAnsiTheme="minorEastAsia"/>
+          <w:rFonts w:asciiTheme="minorEastAsia" w:hAnsiTheme="minorEastAsia" w:hint="eastAsia"/>
           <w:color w:val="196B24" w:themeColor="accent3"/>
           <w:szCs w:val="16"/>
         </w:rPr>
@@ -3555,7 +3599,7 @@
       <w:pPr>
         <w:ind w:firstLineChars="150" w:firstLine="240"/>
         <w:rPr>
-          <w:rFonts w:asciiTheme="minorEastAsia" w:hAnsiTheme="minorEastAsia"/>
+          <w:rFonts w:asciiTheme="minorEastAsia" w:hAnsiTheme="minorEastAsia" w:hint="eastAsia"/>
           <w:color w:val="215E99" w:themeColor="text2" w:themeTint="BF"/>
           <w:szCs w:val="16"/>
         </w:rPr>
@@ -3761,15 +3805,7 @@
           <w:color w:val="215E99" w:themeColor="text2" w:themeTint="BF"/>
           <w:szCs w:val="16"/>
         </w:rPr>
-        <w:t xml:space="preserve"> </w:t>
-      </w:r>
-      <w:r>
-        <w:rPr>
-          <w:rFonts w:asciiTheme="minorEastAsia" w:hAnsiTheme="minorEastAsia" w:hint="eastAsia"/>
-          <w:color w:val="215E99" w:themeColor="text2" w:themeTint="BF"/>
-          <w:szCs w:val="16"/>
-        </w:rPr>
-        <w:t>[从机</w:t>
+        <w:t xml:space="preserve"> [从机</w:t>
       </w:r>
       <w:proofErr w:type="gramStart"/>
       <w:r>
@@ -3835,15 +3871,7 @@
           <w:color w:val="215E99" w:themeColor="text2" w:themeTint="BF"/>
           <w:szCs w:val="16"/>
         </w:rPr>
-        <w:t xml:space="preserve"> </w:t>
-      </w:r>
-      <w:r>
-        <w:rPr>
-          <w:rFonts w:asciiTheme="minorEastAsia" w:hAnsiTheme="minorEastAsia" w:hint="eastAsia"/>
-          <w:color w:val="215E99" w:themeColor="text2" w:themeTint="BF"/>
-          <w:szCs w:val="16"/>
-        </w:rPr>
-        <w:t>[主机响应ACK/NACK]</w:t>
+        <w:t xml:space="preserve"> [主机响应ACK/NACK]</w:t>
       </w:r>
     </w:p>
     <w:p>
@@ -4970,6 +4998,7 @@
   <w:style w:type="character" w:default="1" w:styleId="a0">
     <w:name w:val="Default Paragraph Font"/>
     <w:uiPriority w:val="1"/>
+    <w:semiHidden/>
     <w:unhideWhenUsed/>
   </w:style>
   <w:style w:type="table" w:default="1" w:styleId="a1">

--- a/通信协议.docx
+++ b/通信协议.docx
@@ -2541,7 +2541,7 @@
     <w:p>
       <w:pPr>
         <w:rPr>
-          <w:rFonts w:asciiTheme="minorEastAsia" w:hAnsiTheme="minorEastAsia" w:hint="eastAsia"/>
+          <w:rFonts w:asciiTheme="minorEastAsia" w:hAnsiTheme="minorEastAsia"/>
           <w:szCs w:val="16"/>
         </w:rPr>
       </w:pPr>
@@ -2558,7 +2558,51 @@
         <w:rPr>
           <w:rFonts w:hint="eastAsia"/>
         </w:rPr>
-        <w:t>2. UART</w:t>
+        <w:t xml:space="preserve">2 </w:t>
+      </w:r>
+      <w:r>
+        <w:rPr>
+          <w:rFonts w:hint="eastAsia"/>
+        </w:rPr>
+        <w:t>串行通信协议</w:t>
+      </w:r>
+    </w:p>
+    <w:p>
+      <w:pPr>
+        <w:pStyle w:val="ae"/>
+        <w:spacing w:line="360" w:lineRule="auto"/>
+        <w:jc w:val="left"/>
+        <w:rPr>
+          <w:rFonts w:hint="eastAsia"/>
+        </w:rPr>
+      </w:pPr>
+      <w:r>
+        <w:rPr>
+          <w:rFonts w:hint="eastAsia"/>
+          <w:i/>
+          <w:iCs/>
+        </w:rPr>
+        <w:t>2</w:t>
+      </w:r>
+      <w:r>
+        <w:rPr>
+          <w:rFonts w:hint="eastAsia"/>
+          <w:i/>
+          <w:iCs/>
+        </w:rPr>
+        <w:t>.1</w:t>
+      </w:r>
+      <w:r>
+        <w:rPr>
+          <w:rFonts w:hint="eastAsia"/>
+        </w:rPr>
+        <w:t>-</w:t>
+      </w:r>
+      <w:r>
+        <w:rPr>
+          <w:rFonts w:hint="eastAsia"/>
+        </w:rPr>
+        <w:t>UART</w:t>
       </w:r>
     </w:p>
     <w:p>
@@ -3071,6 +3115,7 @@
       <w:pPr>
         <w:pStyle w:val="ae"/>
         <w:spacing w:line="360" w:lineRule="auto"/>
+        <w:jc w:val="left"/>
         <w:rPr>
           <w:rFonts w:hint="eastAsia"/>
         </w:rPr>
@@ -3078,8 +3123,38 @@
       <w:r>
         <w:rPr>
           <w:rFonts w:hint="eastAsia"/>
-        </w:rPr>
-        <w:t>3. I</w:t>
+          <w:i/>
+          <w:iCs/>
+        </w:rPr>
+        <w:t>2</w:t>
+      </w:r>
+      <w:r>
+        <w:rPr>
+          <w:rFonts w:hint="eastAsia"/>
+          <w:i/>
+          <w:iCs/>
+        </w:rPr>
+        <w:t>.</w:t>
+      </w:r>
+      <w:r>
+        <w:rPr>
+          <w:rFonts w:hint="eastAsia"/>
+          <w:i/>
+          <w:iCs/>
+        </w:rPr>
+        <w:t>2</w:t>
+      </w:r>
+      <w:r>
+        <w:rPr>
+          <w:rFonts w:hint="eastAsia"/>
+        </w:rPr>
+        <w:t>-</w:t>
+      </w:r>
+      <w:r>
+        <w:rPr>
+          <w:rFonts w:hint="eastAsia"/>
+        </w:rPr>
+        <w:t>I</w:t>
       </w:r>
       <w:r>
         <w:rPr>
@@ -3942,16 +4017,1256 @@
     </w:p>
     <w:p>
       <w:pPr>
-        <w:rPr>
-          <w:rFonts w:asciiTheme="minorEastAsia" w:hAnsiTheme="minorEastAsia" w:hint="eastAsia"/>
-          <w:szCs w:val="16"/>
-        </w:rPr>
-      </w:pPr>
-    </w:p>
-    <w:p>
-      <w:pPr>
-        <w:rPr>
-          <w:rFonts w:asciiTheme="minorEastAsia" w:hAnsiTheme="minorEastAsia" w:hint="eastAsia"/>
+        <w:pStyle w:val="ae"/>
+        <w:spacing w:line="360" w:lineRule="auto"/>
+        <w:jc w:val="left"/>
+        <w:rPr>
+          <w:rFonts w:hint="eastAsia"/>
+        </w:rPr>
+      </w:pPr>
+      <w:r>
+        <w:rPr>
+          <w:rFonts w:hint="eastAsia"/>
+          <w:i/>
+          <w:iCs/>
+        </w:rPr>
+        <w:t>2</w:t>
+      </w:r>
+      <w:r>
+        <w:rPr>
+          <w:rFonts w:hint="eastAsia"/>
+          <w:i/>
+          <w:iCs/>
+        </w:rPr>
+        <w:t xml:space="preserve">. </w:t>
+      </w:r>
+      <w:r>
+        <w:rPr>
+          <w:rFonts w:hint="eastAsia"/>
+          <w:i/>
+          <w:iCs/>
+        </w:rPr>
+        <w:t>3</w:t>
+      </w:r>
+      <w:r>
+        <w:rPr>
+          <w:rFonts w:hint="eastAsia"/>
+        </w:rPr>
+        <w:t>-</w:t>
+      </w:r>
+      <w:r>
+        <w:rPr>
+          <w:rFonts w:hint="eastAsia"/>
+        </w:rPr>
+        <w:t>1</w:t>
+      </w:r>
+      <w:r>
+        <w:rPr>
+          <w:rFonts w:hint="eastAsia"/>
+        </w:rPr>
+        <w:t>-Wire</w:t>
+      </w:r>
+    </w:p>
+    <w:p>
+      <w:pPr>
+        <w:rPr>
+          <w:rFonts w:asciiTheme="minorEastAsia" w:hAnsiTheme="minorEastAsia" w:hint="eastAsia"/>
+          <w:szCs w:val="16"/>
+        </w:rPr>
+      </w:pPr>
+      <w:r>
+        <w:rPr>
+          <w:rFonts w:asciiTheme="minorEastAsia" w:hAnsiTheme="minorEastAsia" w:hint="eastAsia"/>
+          <w:szCs w:val="16"/>
+        </w:rPr>
+        <w:t>通讯的设备</w:t>
+      </w:r>
+      <w:r>
+        <w:rPr>
+          <w:rFonts w:asciiTheme="minorEastAsia" w:hAnsiTheme="minorEastAsia" w:hint="eastAsia"/>
+          <w:szCs w:val="16"/>
+        </w:rPr>
+        <w:t>都有唯一的64位地址</w:t>
+      </w:r>
+      <w:r>
+        <w:rPr>
+          <w:rFonts w:asciiTheme="minorEastAsia" w:hAnsiTheme="minorEastAsia" w:hint="eastAsia"/>
+          <w:szCs w:val="16"/>
+        </w:rPr>
+        <w:t xml:space="preserve"> </w:t>
+      </w:r>
+      <w:r>
+        <w:rPr>
+          <w:rFonts w:asciiTheme="minorEastAsia" w:hAnsiTheme="minorEastAsia" w:hint="eastAsia"/>
+          <w:szCs w:val="16"/>
+        </w:rPr>
+        <w:t>(</w:t>
+      </w:r>
+      <w:r>
+        <w:rPr>
+          <w:rFonts w:asciiTheme="minorEastAsia" w:hAnsiTheme="minorEastAsia" w:hint="eastAsia"/>
+          <w:szCs w:val="16"/>
+        </w:rPr>
+        <w:t>ROM码</w:t>
+      </w:r>
+      <w:r>
+        <w:rPr>
+          <w:rFonts w:asciiTheme="minorEastAsia" w:hAnsiTheme="minorEastAsia" w:hint="eastAsia"/>
+          <w:szCs w:val="16"/>
+        </w:rPr>
+        <w:t>)</w:t>
+      </w:r>
+    </w:p>
+    <w:p>
+      <w:pPr>
+        <w:rPr>
+          <w:rFonts w:asciiTheme="minorEastAsia" w:hAnsiTheme="minorEastAsia"/>
+          <w:szCs w:val="16"/>
+        </w:rPr>
+      </w:pPr>
+      <w:r>
+        <w:rPr>
+          <w:rFonts w:asciiTheme="minorEastAsia" w:hAnsiTheme="minorEastAsia" w:hint="eastAsia"/>
+          <w:szCs w:val="16"/>
+        </w:rPr>
+        <w:t xml:space="preserve">DQ: </w:t>
+      </w:r>
+      <w:r>
+        <w:rPr>
+          <w:rFonts w:asciiTheme="minorEastAsia" w:hAnsiTheme="minorEastAsia" w:hint="eastAsia"/>
+          <w:szCs w:val="16"/>
+        </w:rPr>
+        <w:t>唯一的数据线</w:t>
+      </w:r>
+      <w:r>
+        <w:rPr>
+          <w:rFonts w:asciiTheme="minorEastAsia" w:hAnsiTheme="minorEastAsia" w:hint="eastAsia"/>
+          <w:szCs w:val="16"/>
+        </w:rPr>
+        <w:t xml:space="preserve">, </w:t>
+      </w:r>
+      <w:r>
+        <w:rPr>
+          <w:rFonts w:asciiTheme="minorEastAsia" w:hAnsiTheme="minorEastAsia" w:hint="eastAsia"/>
+          <w:szCs w:val="16"/>
+        </w:rPr>
+        <w:t>主机和所有从设备共用</w:t>
+      </w:r>
+      <w:r>
+        <w:rPr>
+          <w:rFonts w:asciiTheme="minorEastAsia" w:hAnsiTheme="minorEastAsia" w:hint="eastAsia"/>
+          <w:szCs w:val="16"/>
+        </w:rPr>
+        <w:t>, DQ需要</w:t>
+      </w:r>
+      <w:r>
+        <w:rPr>
+          <w:rFonts w:asciiTheme="minorEastAsia" w:hAnsiTheme="minorEastAsia" w:hint="eastAsia"/>
+          <w:szCs w:val="16"/>
+        </w:rPr>
+        <w:t xml:space="preserve">上拉电阻DQ </w:t>
+      </w:r>
+      <w:r>
+        <w:rPr>
+          <w:rFonts w:asciiTheme="minorEastAsia" w:hAnsiTheme="minorEastAsia" w:hint="eastAsia"/>
+          <w:szCs w:val="16"/>
+        </w:rPr>
+        <w:t>(一般用</w:t>
+      </w:r>
+      <w:r>
+        <w:rPr>
+          <w:rFonts w:asciiTheme="minorEastAsia" w:hAnsiTheme="minorEastAsia" w:hint="eastAsia"/>
+          <w:szCs w:val="16"/>
+        </w:rPr>
+        <w:t>4.7kΩ 的上拉电阻确保线空闲时为高电平</w:t>
+      </w:r>
+      <w:r>
+        <w:rPr>
+          <w:rFonts w:asciiTheme="minorEastAsia" w:hAnsiTheme="minorEastAsia" w:hint="eastAsia"/>
+          <w:szCs w:val="16"/>
+        </w:rPr>
+        <w:t>).</w:t>
+      </w:r>
+    </w:p>
+    <w:p>
+      <w:pPr>
+        <w:rPr>
+          <w:rFonts w:asciiTheme="minorEastAsia" w:hAnsiTheme="minorEastAsia" w:hint="eastAsia"/>
+          <w:b/>
+          <w:bCs/>
+          <w:color w:val="EE0000"/>
+          <w:szCs w:val="16"/>
+        </w:rPr>
+      </w:pPr>
+      <w:r>
+        <w:rPr>
+          <w:rFonts w:asciiTheme="minorEastAsia" w:hAnsiTheme="minorEastAsia" w:hint="eastAsia"/>
+          <w:b/>
+          <w:bCs/>
+          <w:color w:val="EE0000"/>
+          <w:szCs w:val="16"/>
+        </w:rPr>
+        <w:t>协议</w:t>
+      </w:r>
+      <w:r>
+        <w:rPr>
+          <w:rFonts w:asciiTheme="minorEastAsia" w:hAnsiTheme="minorEastAsia" w:hint="eastAsia"/>
+          <w:b/>
+          <w:bCs/>
+          <w:color w:val="EE0000"/>
+          <w:szCs w:val="16"/>
+        </w:rPr>
+        <w:t>过程</w:t>
+      </w:r>
+      <w:r>
+        <w:rPr>
+          <w:rFonts w:asciiTheme="minorEastAsia" w:hAnsiTheme="minorEastAsia" w:hint="eastAsia"/>
+          <w:b/>
+          <w:bCs/>
+          <w:color w:val="EE0000"/>
+          <w:szCs w:val="16"/>
+        </w:rPr>
+        <w:t xml:space="preserve">: </w:t>
+      </w:r>
+    </w:p>
+    <w:p>
+      <w:pPr>
+        <w:ind w:firstLine="420"/>
+        <w:rPr>
+          <w:rFonts w:asciiTheme="minorEastAsia" w:hAnsiTheme="minorEastAsia" w:hint="eastAsia"/>
+          <w:b/>
+          <w:bCs/>
+          <w:szCs w:val="16"/>
+        </w:rPr>
+      </w:pPr>
+      <w:r>
+        <w:rPr>
+          <w:rFonts w:asciiTheme="minorEastAsia" w:hAnsiTheme="minorEastAsia" w:hint="eastAsia"/>
+          <w:b/>
+          <w:bCs/>
+          <w:szCs w:val="16"/>
+        </w:rPr>
+        <w:t>1 初始化:</w:t>
+      </w:r>
+    </w:p>
+    <w:p>
+      <w:pPr>
+        <w:ind w:left="420" w:firstLine="420"/>
+        <w:rPr>
+          <w:rFonts w:asciiTheme="minorEastAsia" w:hAnsiTheme="minorEastAsia" w:hint="eastAsia"/>
+          <w:szCs w:val="16"/>
+        </w:rPr>
+      </w:pPr>
+      <w:r>
+        <w:rPr>
+          <w:rFonts w:asciiTheme="minorEastAsia" w:hAnsiTheme="minorEastAsia" w:hint="eastAsia"/>
+          <w:szCs w:val="16"/>
+        </w:rPr>
+        <w:t>(</w:t>
+      </w:r>
+      <w:r>
+        <w:rPr>
+          <w:rFonts w:asciiTheme="minorEastAsia" w:hAnsiTheme="minorEastAsia" w:hint="eastAsia"/>
+          <w:szCs w:val="16"/>
+        </w:rPr>
+        <w:t>1</w:t>
+      </w:r>
+      <w:r>
+        <w:rPr>
+          <w:rFonts w:asciiTheme="minorEastAsia" w:hAnsiTheme="minorEastAsia" w:hint="eastAsia"/>
+          <w:szCs w:val="16"/>
+        </w:rPr>
+        <w:t>)</w:t>
+      </w:r>
+      <w:r>
+        <w:rPr>
+          <w:rFonts w:asciiTheme="minorEastAsia" w:hAnsiTheme="minorEastAsia" w:hint="eastAsia"/>
+          <w:szCs w:val="16"/>
+        </w:rPr>
+        <w:t xml:space="preserve"> 主机</w:t>
+      </w:r>
+      <w:r>
+        <w:rPr>
+          <w:rFonts w:asciiTheme="minorEastAsia" w:hAnsiTheme="minorEastAsia" w:hint="eastAsia"/>
+          <w:szCs w:val="16"/>
+        </w:rPr>
+        <w:t>拉低DQ</w:t>
+      </w:r>
+      <w:r>
+        <w:rPr>
+          <w:rFonts w:asciiTheme="minorEastAsia" w:hAnsiTheme="minorEastAsia" w:hint="eastAsia"/>
+          <w:szCs w:val="16"/>
+        </w:rPr>
+        <w:t>初始化</w:t>
+      </w:r>
+      <w:r>
+        <w:rPr>
+          <w:rFonts w:asciiTheme="minorEastAsia" w:hAnsiTheme="minorEastAsia" w:hint="eastAsia"/>
+          <w:szCs w:val="16"/>
+        </w:rPr>
+        <w:t>开始</w:t>
+      </w:r>
+      <w:r>
+        <w:rPr>
+          <w:rFonts w:asciiTheme="minorEastAsia" w:hAnsiTheme="minorEastAsia" w:hint="eastAsia"/>
+          <w:szCs w:val="16"/>
+        </w:rPr>
+        <w:t>:</w:t>
+      </w:r>
+    </w:p>
+    <w:p>
+      <w:pPr>
+        <w:ind w:left="420" w:firstLine="420"/>
+        <w:rPr>
+          <w:rFonts w:asciiTheme="minorEastAsia" w:hAnsiTheme="minorEastAsia"/>
+          <w:szCs w:val="16"/>
+        </w:rPr>
+      </w:pPr>
+      <w:r>
+        <w:rPr>
+          <w:rFonts w:asciiTheme="minorEastAsia" w:hAnsiTheme="minorEastAsia" w:hint="eastAsia"/>
+          <w:szCs w:val="16"/>
+        </w:rPr>
+        <w:t>(</w:t>
+      </w:r>
+      <w:r>
+        <w:rPr>
+          <w:rFonts w:asciiTheme="minorEastAsia" w:hAnsiTheme="minorEastAsia" w:hint="eastAsia"/>
+          <w:szCs w:val="16"/>
+        </w:rPr>
+        <w:t>2</w:t>
+      </w:r>
+      <w:r>
+        <w:rPr>
+          <w:rFonts w:asciiTheme="minorEastAsia" w:hAnsiTheme="minorEastAsia" w:hint="eastAsia"/>
+          <w:szCs w:val="16"/>
+        </w:rPr>
+        <w:t>)</w:t>
+      </w:r>
+      <w:r>
+        <w:rPr>
+          <w:rFonts w:asciiTheme="minorEastAsia" w:hAnsiTheme="minorEastAsia" w:hint="eastAsia"/>
+          <w:szCs w:val="16"/>
+        </w:rPr>
+        <w:t xml:space="preserve"> 从机发送 presence（所有设备同时拉低）</w:t>
+      </w:r>
+    </w:p>
+    <w:p>
+      <w:pPr>
+        <w:ind w:firstLine="420"/>
+        <w:rPr>
+          <w:rFonts w:asciiTheme="minorEastAsia" w:hAnsiTheme="minorEastAsia"/>
+          <w:szCs w:val="16"/>
+        </w:rPr>
+      </w:pPr>
+      <w:r>
+        <w:rPr>
+          <w:rFonts w:asciiTheme="minorEastAsia" w:hAnsiTheme="minorEastAsia"/>
+          <w:szCs w:val="16"/>
+        </w:rPr>
+        <w:tab/>
+      </w:r>
+      <w:r>
+        <w:rPr>
+          <w:rFonts w:asciiTheme="minorEastAsia" w:hAnsiTheme="minorEastAsia"/>
+          <w:szCs w:val="16"/>
+        </w:rPr>
+        <w:tab/>
+      </w:r>
+      <w:r>
+        <w:rPr>
+          <w:rFonts w:asciiTheme="minorEastAsia" w:hAnsiTheme="minorEastAsia" w:hint="eastAsia"/>
+          <w:szCs w:val="16"/>
+        </w:rPr>
+        <w:t>主机拉低DQ至少480μs然后释放DQ</w:t>
+      </w:r>
+      <w:r>
+        <w:rPr>
+          <w:rFonts w:asciiTheme="minorEastAsia" w:hAnsiTheme="minorEastAsia" w:hint="eastAsia"/>
+          <w:szCs w:val="16"/>
+        </w:rPr>
+        <w:t xml:space="preserve">, </w:t>
+      </w:r>
+      <w:r>
+        <w:rPr>
+          <w:rFonts w:asciiTheme="minorEastAsia" w:hAnsiTheme="minorEastAsia" w:hint="eastAsia"/>
+          <w:szCs w:val="16"/>
+        </w:rPr>
+        <w:t>等待15-60μs后从机会拉低DQ（60-240μs）表示</w:t>
+      </w:r>
+    </w:p>
+    <w:p>
+      <w:pPr>
+        <w:ind w:left="840" w:firstLine="420"/>
+        <w:rPr>
+          <w:rFonts w:asciiTheme="minorEastAsia" w:hAnsiTheme="minorEastAsia"/>
+          <w:szCs w:val="16"/>
+        </w:rPr>
+      </w:pPr>
+      <w:r>
+        <w:rPr>
+          <w:rFonts w:asciiTheme="minorEastAsia" w:hAnsiTheme="minorEastAsia" w:hint="eastAsia"/>
+          <w:szCs w:val="16"/>
+        </w:rPr>
+        <w:t>应答(所有从机都会拉低)，之后从机释放总线</w:t>
+      </w:r>
+    </w:p>
+    <w:p>
+      <w:pPr>
+        <w:rPr>
+          <w:rFonts w:asciiTheme="minorEastAsia" w:hAnsiTheme="minorEastAsia" w:hint="eastAsia"/>
+          <w:b/>
+          <w:bCs/>
+          <w:szCs w:val="16"/>
+        </w:rPr>
+      </w:pPr>
+      <w:r>
+        <w:rPr>
+          <w:rFonts w:asciiTheme="minorEastAsia" w:hAnsiTheme="minorEastAsia"/>
+          <w:b/>
+          <w:bCs/>
+          <w:szCs w:val="16"/>
+        </w:rPr>
+        <w:tab/>
+      </w:r>
+      <w:r>
+        <w:rPr>
+          <w:rFonts w:asciiTheme="minorEastAsia" w:hAnsiTheme="minorEastAsia" w:hint="eastAsia"/>
+          <w:b/>
+          <w:bCs/>
+          <w:szCs w:val="16"/>
+        </w:rPr>
+        <w:t>2 查找从机地址:</w:t>
+      </w:r>
+    </w:p>
+    <w:p>
+      <w:pPr>
+        <w:ind w:left="840"/>
+        <w:rPr>
+          <w:rFonts w:asciiTheme="minorEastAsia" w:hAnsiTheme="minorEastAsia"/>
+          <w:szCs w:val="16"/>
+        </w:rPr>
+      </w:pPr>
+      <w:r>
+        <w:rPr>
+          <w:rFonts w:asciiTheme="minorEastAsia" w:hAnsiTheme="minorEastAsia" w:hint="eastAsia"/>
+          <w:szCs w:val="16"/>
+        </w:rPr>
+        <w:t>(1)</w:t>
+      </w:r>
+      <w:r>
+        <w:rPr>
+          <w:rFonts w:asciiTheme="minorEastAsia" w:hAnsiTheme="minorEastAsia" w:hint="eastAsia"/>
+          <w:szCs w:val="16"/>
+        </w:rPr>
+        <w:t xml:space="preserve"> 主机发送</w:t>
+      </w:r>
+      <w:r>
+        <w:rPr>
+          <w:rFonts w:asciiTheme="minorEastAsia" w:hAnsiTheme="minorEastAsia" w:hint="eastAsia"/>
+          <w:szCs w:val="16"/>
+        </w:rPr>
+        <w:t>ROM</w:t>
+      </w:r>
+      <w:r>
+        <w:rPr>
+          <w:rFonts w:asciiTheme="minorEastAsia" w:hAnsiTheme="minorEastAsia" w:hint="eastAsia"/>
+          <w:szCs w:val="16"/>
+        </w:rPr>
+        <w:t xml:space="preserve">指令 </w:t>
+      </w:r>
+      <w:r>
+        <w:rPr>
+          <w:rFonts w:asciiTheme="minorEastAsia" w:hAnsiTheme="minorEastAsia" w:hint="eastAsia"/>
+          <w:szCs w:val="16"/>
+        </w:rPr>
+        <w:t>(</w:t>
+      </w:r>
+      <w:r>
+        <w:rPr>
+          <w:rFonts w:asciiTheme="minorEastAsia" w:hAnsiTheme="minorEastAsia" w:hint="eastAsia"/>
+          <w:szCs w:val="16"/>
+        </w:rPr>
+        <w:t>0x55</w:t>
+      </w:r>
+      <w:r>
+        <w:rPr>
+          <w:rFonts w:asciiTheme="minorEastAsia" w:hAnsiTheme="minorEastAsia" w:hint="eastAsia"/>
+          <w:szCs w:val="16"/>
+        </w:rPr>
+        <w:t xml:space="preserve"> </w:t>
+      </w:r>
+      <w:r>
+        <w:rPr>
+          <w:rFonts w:asciiTheme="minorEastAsia" w:hAnsiTheme="minorEastAsia" w:hint="eastAsia"/>
+          <w:szCs w:val="16"/>
+        </w:rPr>
+        <w:t>Match ROM</w:t>
+      </w:r>
+      <w:r>
+        <w:rPr>
+          <w:rFonts w:asciiTheme="minorEastAsia" w:hAnsiTheme="minorEastAsia" w:hint="eastAsia"/>
+          <w:szCs w:val="16"/>
+        </w:rPr>
+        <w:t>和从机ROM地址</w:t>
+      </w:r>
+      <w:r>
+        <w:rPr>
+          <w:rFonts w:asciiTheme="minorEastAsia" w:hAnsiTheme="minorEastAsia" w:hint="eastAsia"/>
+          <w:szCs w:val="16"/>
+        </w:rPr>
+        <w:t xml:space="preserve">) </w:t>
+      </w:r>
+      <w:r>
+        <w:rPr>
+          <w:rFonts w:asciiTheme="minorEastAsia" w:hAnsiTheme="minorEastAsia" w:hint="eastAsia"/>
+          <w:szCs w:val="16"/>
+        </w:rPr>
+        <w:t>只有与 ROM 匹配的设备会继续</w:t>
+      </w:r>
+    </w:p>
+    <w:p>
+      <w:pPr>
+        <w:ind w:left="840" w:firstLineChars="150" w:firstLine="240"/>
+        <w:rPr>
+          <w:rFonts w:asciiTheme="minorEastAsia" w:hAnsiTheme="minorEastAsia" w:hint="eastAsia"/>
+          <w:szCs w:val="16"/>
+        </w:rPr>
+      </w:pPr>
+      <w:r>
+        <w:rPr>
+          <w:rFonts w:asciiTheme="minorEastAsia" w:hAnsiTheme="minorEastAsia" w:hint="eastAsia"/>
+          <w:szCs w:val="16"/>
+        </w:rPr>
+        <w:t>通信</w:t>
+      </w:r>
+      <w:r>
+        <w:rPr>
+          <w:rFonts w:asciiTheme="minorEastAsia" w:hAnsiTheme="minorEastAsia" w:hint="eastAsia"/>
+          <w:szCs w:val="16"/>
+        </w:rPr>
+        <w:t xml:space="preserve"> </w:t>
+      </w:r>
+      <w:r>
+        <w:rPr>
+          <w:rFonts w:asciiTheme="minorEastAsia" w:hAnsiTheme="minorEastAsia" w:hint="eastAsia"/>
+          <w:szCs w:val="16"/>
+        </w:rPr>
+        <w:t>(</w:t>
+      </w:r>
+      <w:r>
+        <w:rPr>
+          <w:rFonts w:asciiTheme="minorEastAsia" w:hAnsiTheme="minorEastAsia" w:hint="eastAsia"/>
+          <w:szCs w:val="16"/>
+        </w:rPr>
+        <w:t xml:space="preserve">在主机发送了 0x55（Match ROM）+ ROM </w:t>
+      </w:r>
+      <w:r>
+        <w:rPr>
+          <w:rFonts w:asciiTheme="minorEastAsia" w:hAnsiTheme="minorEastAsia" w:hint="eastAsia"/>
+          <w:szCs w:val="16"/>
+        </w:rPr>
+        <w:t>地址</w:t>
+      </w:r>
+      <w:r>
+        <w:rPr>
+          <w:rFonts w:asciiTheme="minorEastAsia" w:hAnsiTheme="minorEastAsia" w:hint="eastAsia"/>
+          <w:szCs w:val="16"/>
+        </w:rPr>
+        <w:t>编号</w:t>
+      </w:r>
+      <w:r>
+        <w:rPr>
+          <w:rFonts w:asciiTheme="minorEastAsia" w:hAnsiTheme="minorEastAsia" w:hint="eastAsia"/>
+          <w:szCs w:val="16"/>
+        </w:rPr>
+        <w:t>, 匹配上的从机不会发出响应)</w:t>
+      </w:r>
+    </w:p>
+    <w:p>
+      <w:pPr>
+        <w:rPr>
+          <w:rFonts w:asciiTheme="minorEastAsia" w:hAnsiTheme="minorEastAsia" w:hint="eastAsia"/>
+          <w:b/>
+          <w:bCs/>
+          <w:szCs w:val="16"/>
+        </w:rPr>
+      </w:pPr>
+      <w:r>
+        <w:rPr>
+          <w:rFonts w:asciiTheme="minorEastAsia" w:hAnsiTheme="minorEastAsia"/>
+          <w:szCs w:val="16"/>
+        </w:rPr>
+        <w:tab/>
+      </w:r>
+      <w:r>
+        <w:rPr>
+          <w:rFonts w:asciiTheme="minorEastAsia" w:hAnsiTheme="minorEastAsia" w:hint="eastAsia"/>
+          <w:b/>
+          <w:bCs/>
+          <w:szCs w:val="16"/>
+        </w:rPr>
+        <w:t>3 数据传输:</w:t>
+      </w:r>
+    </w:p>
+    <w:p>
+      <w:pPr>
+        <w:ind w:left="420" w:firstLine="420"/>
+        <w:rPr>
+          <w:rFonts w:asciiTheme="minorEastAsia" w:hAnsiTheme="minorEastAsia"/>
+          <w:szCs w:val="16"/>
+        </w:rPr>
+      </w:pPr>
+      <w:r>
+        <w:rPr>
+          <w:rFonts w:asciiTheme="minorEastAsia" w:hAnsiTheme="minorEastAsia"/>
+          <w:noProof/>
+          <w:szCs w:val="16"/>
+        </w:rPr>
+        <mc:AlternateContent>
+          <mc:Choice Requires="wps">
+            <w:drawing>
+              <wp:anchor distT="45720" distB="45720" distL="114300" distR="114300" simplePos="0" relativeHeight="251659264" behindDoc="1" locked="0" layoutInCell="1" allowOverlap="1" wp14:anchorId="749CBB98" wp14:editId="7363130A">
+                <wp:simplePos x="0" y="0"/>
+                <wp:positionH relativeFrom="column">
+                  <wp:posOffset>927312</wp:posOffset>
+                </wp:positionH>
+                <wp:positionV relativeFrom="paragraph">
+                  <wp:posOffset>142239</wp:posOffset>
+                </wp:positionV>
+                <wp:extent cx="4013200" cy="1303867"/>
+                <wp:effectExtent l="0" t="0" r="0" b="0"/>
+                <wp:wrapNone/>
+                <wp:docPr id="217" name="文本框 2"/>
+                <wp:cNvGraphicFramePr>
+                  <a:graphicFrameLocks xmlns:a="http://schemas.openxmlformats.org/drawingml/2006/main"/>
+                </wp:cNvGraphicFramePr>
+                <a:graphic xmlns:a="http://schemas.openxmlformats.org/drawingml/2006/main">
+                  <a:graphicData uri="http://schemas.microsoft.com/office/word/2010/wordprocessingShape">
+                    <wps:wsp>
+                      <wps:cNvSpPr txBox="1">
+                        <a:spLocks noChangeArrowheads="1"/>
+                      </wps:cNvSpPr>
+                      <wps:spPr bwMode="auto">
+                        <a:xfrm>
+                          <a:off x="0" y="0"/>
+                          <a:ext cx="4013200" cy="1303867"/>
+                        </a:xfrm>
+                        <a:prstGeom prst="rect">
+                          <a:avLst/>
+                        </a:prstGeom>
+                        <a:noFill/>
+                        <a:ln w="9525">
+                          <a:noFill/>
+                          <a:miter lim="800000"/>
+                          <a:headEnd/>
+                          <a:tailEnd/>
+                        </a:ln>
+                      </wps:spPr>
+                      <wps:txbx>
+                        <w:txbxContent>
+                          <w:p>
+                            <w:pPr>
+                              <w:rPr>
+                                <w:rFonts w:hint="eastAsia"/>
+                                <w:sz w:val="15"/>
+                                <w:szCs w:val="15"/>
+                              </w:rPr>
+                            </w:pPr>
+                            <w:r>
+                              <w:rPr>
+                                <w:rFonts w:hint="eastAsia"/>
+                                <w:sz w:val="15"/>
+                                <w:szCs w:val="15"/>
+                              </w:rPr>
+                              <w:t>主机写数据：主机将DQ拉低5μs</w:t>
+                            </w:r>
+                            <w:r>
+                              <w:rPr>
+                                <w:rFonts w:hint="eastAsia"/>
+                                <w:sz w:val="15"/>
+                                <w:szCs w:val="15"/>
+                              </w:rPr>
+                              <w:t>进入时序窗口, 然后输出数据</w:t>
+                            </w:r>
+                            <w:r>
+                              <w:rPr>
+                                <w:rFonts w:hint="eastAsia"/>
+                                <w:sz w:val="15"/>
+                                <w:szCs w:val="15"/>
+                              </w:rPr>
+                              <w:t xml:space="preserve"> (</w:t>
+                            </w:r>
+                            <w:r>
+                              <w:rPr>
+                                <w:rFonts w:hint="eastAsia"/>
+                                <w:sz w:val="15"/>
+                                <w:szCs w:val="15"/>
+                              </w:rPr>
+                              <w:t>电平</w:t>
+                            </w:r>
+                            <w:r>
+                              <w:rPr>
+                                <w:rFonts w:hint="eastAsia"/>
+                                <w:sz w:val="15"/>
+                                <w:szCs w:val="15"/>
+                              </w:rPr>
+                              <w:t>)</w:t>
+                            </w:r>
+                            <w:r>
+                              <w:rPr>
+                                <w:rFonts w:hint="eastAsia"/>
+                                <w:sz w:val="15"/>
+                                <w:szCs w:val="15"/>
+                              </w:rPr>
+                              <w:t xml:space="preserve"> </w:t>
+                            </w:r>
+                            <w:r>
+                              <w:rPr>
+                                <w:rFonts w:hint="eastAsia"/>
+                                <w:sz w:val="15"/>
+                                <w:szCs w:val="15"/>
+                              </w:rPr>
+                              <w:t>(全程≈60μs)</w:t>
+                            </w:r>
+                          </w:p>
+                          <w:p>
+                            <w:pPr>
+                              <w:ind w:firstLine="420"/>
+                              <w:rPr>
+                                <w:rFonts w:hint="eastAsia"/>
+                                <w:sz w:val="15"/>
+                                <w:szCs w:val="15"/>
+                              </w:rPr>
+                            </w:pPr>
+                            <w:r>
+                              <w:rPr>
+                                <w:rFonts w:hint="eastAsia"/>
+                                <w:sz w:val="15"/>
+                                <w:szCs w:val="15"/>
+                              </w:rPr>
+                              <w:t>写0：主机将DQ拉低60-120μs然后释放DQ维持&gt;1μs，然后再写下一个数据</w:t>
+                            </w:r>
+                          </w:p>
+                          <w:p>
+                            <w:pPr>
+                              <w:ind w:left="420"/>
+                              <w:rPr>
+                                <w:sz w:val="15"/>
+                                <w:szCs w:val="15"/>
+                              </w:rPr>
+                            </w:pPr>
+                            <w:r>
+                              <w:rPr>
+                                <w:rFonts w:hint="eastAsia"/>
+                                <w:sz w:val="15"/>
+                                <w:szCs w:val="15"/>
+                              </w:rPr>
+                              <w:t>写1：主机将DQ拉低15μs然后释放(全过程维持&gt;60μs) 释放DQ维持&gt;1μs，然后再</w:t>
+                            </w:r>
+                          </w:p>
+                          <w:p>
+                            <w:pPr>
+                              <w:ind w:left="420" w:firstLine="420"/>
+                              <w:rPr>
+                                <w:sz w:val="15"/>
+                                <w:szCs w:val="15"/>
+                              </w:rPr>
+                            </w:pPr>
+                            <w:r>
+                              <w:rPr>
+                                <w:rFonts w:hint="eastAsia"/>
+                                <w:sz w:val="15"/>
+                                <w:szCs w:val="15"/>
+                              </w:rPr>
+                              <w:t>写下一个数据</w:t>
+                            </w:r>
+                          </w:p>
+                          <w:p>
+                            <w:pPr>
+                              <w:rPr>
+                                <w:sz w:val="15"/>
+                                <w:szCs w:val="15"/>
+                              </w:rPr>
+                            </w:pPr>
+                            <w:r>
+                              <w:rPr>
+                                <w:rFonts w:hint="eastAsia"/>
+                                <w:sz w:val="15"/>
+                                <w:szCs w:val="15"/>
+                              </w:rPr>
+                              <w:t>主机读数据：主机将DQ拉低5μs</w:t>
+                            </w:r>
+                            <w:r>
+                              <w:rPr>
+                                <w:rFonts w:hint="eastAsia"/>
+                                <w:sz w:val="15"/>
+                                <w:szCs w:val="15"/>
+                              </w:rPr>
+                              <w:t>进入时序窗口</w:t>
+                            </w:r>
+                            <w:r>
+                              <w:rPr>
+                                <w:rFonts w:hint="eastAsia"/>
+                                <w:sz w:val="15"/>
+                                <w:szCs w:val="15"/>
+                              </w:rPr>
+                              <w:t xml:space="preserve">, </w:t>
+                            </w:r>
+                            <w:r>
+                              <w:rPr>
+                                <w:rFonts w:hint="eastAsia"/>
+                                <w:sz w:val="15"/>
+                                <w:szCs w:val="15"/>
+                              </w:rPr>
+                              <w:t>然后释放DQ</w:t>
+                            </w:r>
+                            <w:r>
+                              <w:rPr>
+                                <w:rFonts w:hint="eastAsia"/>
+                                <w:sz w:val="15"/>
+                                <w:szCs w:val="15"/>
+                              </w:rPr>
+                              <w:t>让</w:t>
+                            </w:r>
+                            <w:r>
+                              <w:rPr>
+                                <w:rFonts w:hint="eastAsia"/>
+                                <w:sz w:val="15"/>
+                                <w:szCs w:val="15"/>
+                              </w:rPr>
+                              <w:t>从机</w:t>
+                            </w:r>
+                            <w:r>
+                              <w:rPr>
+                                <w:rFonts w:hint="eastAsia"/>
+                                <w:sz w:val="15"/>
+                                <w:szCs w:val="15"/>
+                              </w:rPr>
+                              <w:t>占用从而</w:t>
+                            </w:r>
+                            <w:r>
+                              <w:rPr>
+                                <w:rFonts w:hint="eastAsia"/>
+                                <w:sz w:val="15"/>
+                                <w:szCs w:val="15"/>
+                              </w:rPr>
+                              <w:t>发送数据</w:t>
+                            </w:r>
+                          </w:p>
+                          <w:p>
+                            <w:pPr>
+                              <w:ind w:left="420" w:firstLineChars="300" w:firstLine="450"/>
+                              <w:rPr>
+                                <w:rFonts w:hint="eastAsia"/>
+                                <w:sz w:val="15"/>
+                                <w:szCs w:val="15"/>
+                              </w:rPr>
+                            </w:pPr>
+                            <w:r>
+                              <w:rPr>
+                                <w:rFonts w:hint="eastAsia"/>
+                                <w:sz w:val="15"/>
+                                <w:szCs w:val="15"/>
+                              </w:rPr>
+                              <w:t>(</w:t>
+                            </w:r>
+                            <w:r>
+                              <w:rPr>
+                                <w:rFonts w:hint="eastAsia"/>
+                                <w:sz w:val="15"/>
+                                <w:szCs w:val="15"/>
+                              </w:rPr>
+                              <w:t>电平</w:t>
+                            </w:r>
+                            <w:r>
+                              <w:rPr>
+                                <w:rFonts w:hint="eastAsia"/>
+                                <w:sz w:val="15"/>
+                                <w:szCs w:val="15"/>
+                              </w:rPr>
+                              <w:t xml:space="preserve">) </w:t>
+                            </w:r>
+                            <w:r>
+                              <w:rPr>
+                                <w:rFonts w:hint="eastAsia"/>
+                                <w:sz w:val="15"/>
+                                <w:szCs w:val="15"/>
+                              </w:rPr>
+                              <w:t>后15-30μs可以读取数据</w:t>
+                            </w:r>
+                            <w:r>
+                              <w:rPr>
+                                <w:rFonts w:hint="eastAsia"/>
+                                <w:sz w:val="15"/>
+                                <w:szCs w:val="15"/>
+                              </w:rPr>
+                              <w:t xml:space="preserve"> (从机先发低位)</w:t>
+                            </w:r>
+                          </w:p>
+                        </w:txbxContent>
+                      </wps:txbx>
+                      <wps:bodyPr rot="0" vert="horz" wrap="square" lIns="91440" tIns="45720" rIns="91440" bIns="45720" anchor="t" anchorCtr="0">
+                        <a:noAutofit/>
+                      </wps:bodyPr>
+                    </wps:wsp>
+                  </a:graphicData>
+                </a:graphic>
+                <wp14:sizeRelH relativeFrom="margin">
+                  <wp14:pctWidth>0</wp14:pctWidth>
+                </wp14:sizeRelH>
+                <wp14:sizeRelV relativeFrom="margin">
+                  <wp14:pctHeight>0</wp14:pctHeight>
+                </wp14:sizeRelV>
+              </wp:anchor>
+            </w:drawing>
+          </mc:Choice>
+          <mc:Fallback>
+            <w:pict>
+              <v:shapetype w14:anchorId="749CBB98" id="_x0000_t202" coordsize="21600,21600" o:spt="202" path="m,l,21600r21600,l21600,xe">
+                <v:stroke joinstyle="miter"/>
+                <v:path gradientshapeok="t" o:connecttype="rect"/>
+              </v:shapetype>
+              <v:shape id="文本框 2" o:spid="_x0000_s1026" type="#_x0000_t202" style="position:absolute;left:0;text-align:left;margin-left:73pt;margin-top:11.2pt;width:316pt;height:102.65pt;z-index:-251657216;visibility:visible;mso-wrap-style:square;mso-width-percent:0;mso-height-percent:0;mso-wrap-distance-left:9pt;mso-wrap-distance-top:3.6pt;mso-wrap-distance-right:9pt;mso-wrap-distance-bottom:3.6pt;mso-position-horizontal:absolute;mso-position-horizontal-relative:text;mso-position-vertical:absolute;mso-position-vertical-relative:text;mso-width-percent:0;mso-height-percent:0;mso-width-relative:margin;mso-height-relative:margin;v-text-anchor:top" o:gfxdata="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" filled="f" stroked="f">
+                <v:textbox>
+                  <w:txbxContent>
+                    <w:p>
+                      <w:pPr>
+                        <w:rPr>
+                          <w:rFonts w:hint="eastAsia"/>
+                          <w:sz w:val="15"/>
+                          <w:szCs w:val="15"/>
+                        </w:rPr>
+                      </w:pPr>
+                      <w:r>
+                        <w:rPr>
+                          <w:rFonts w:hint="eastAsia"/>
+                          <w:sz w:val="15"/>
+                          <w:szCs w:val="15"/>
+                        </w:rPr>
+                        <w:t>主机写数据：主机将DQ拉低5μs</w:t>
+                      </w:r>
+                      <w:r>
+                        <w:rPr>
+                          <w:rFonts w:hint="eastAsia"/>
+                          <w:sz w:val="15"/>
+                          <w:szCs w:val="15"/>
+                        </w:rPr>
+                        <w:t>进入时序窗口, 然后输出数据</w:t>
+                      </w:r>
+                      <w:r>
+                        <w:rPr>
+                          <w:rFonts w:hint="eastAsia"/>
+                          <w:sz w:val="15"/>
+                          <w:szCs w:val="15"/>
+                        </w:rPr>
+                        <w:t xml:space="preserve"> (</w:t>
+                      </w:r>
+                      <w:r>
+                        <w:rPr>
+                          <w:rFonts w:hint="eastAsia"/>
+                          <w:sz w:val="15"/>
+                          <w:szCs w:val="15"/>
+                        </w:rPr>
+                        <w:t>电平</w:t>
+                      </w:r>
+                      <w:r>
+                        <w:rPr>
+                          <w:rFonts w:hint="eastAsia"/>
+                          <w:sz w:val="15"/>
+                          <w:szCs w:val="15"/>
+                        </w:rPr>
+                        <w:t>)</w:t>
+                      </w:r>
+                      <w:r>
+                        <w:rPr>
+                          <w:rFonts w:hint="eastAsia"/>
+                          <w:sz w:val="15"/>
+                          <w:szCs w:val="15"/>
+                        </w:rPr>
+                        <w:t xml:space="preserve"> </w:t>
+                      </w:r>
+                      <w:r>
+                        <w:rPr>
+                          <w:rFonts w:hint="eastAsia"/>
+                          <w:sz w:val="15"/>
+                          <w:szCs w:val="15"/>
+                        </w:rPr>
+                        <w:t>(全程≈60μs)</w:t>
+                      </w:r>
+                    </w:p>
+                    <w:p>
+                      <w:pPr>
+                        <w:ind w:firstLine="420"/>
+                        <w:rPr>
+                          <w:rFonts w:hint="eastAsia"/>
+                          <w:sz w:val="15"/>
+                          <w:szCs w:val="15"/>
+                        </w:rPr>
+                      </w:pPr>
+                      <w:r>
+                        <w:rPr>
+                          <w:rFonts w:hint="eastAsia"/>
+                          <w:sz w:val="15"/>
+                          <w:szCs w:val="15"/>
+                        </w:rPr>
+                        <w:t>写0：主机将DQ拉低60-120μs然后释放DQ维持&gt;1μs，然后再写下一个数据</w:t>
+                      </w:r>
+                    </w:p>
+                    <w:p>
+                      <w:pPr>
+                        <w:ind w:left="420"/>
+                        <w:rPr>
+                          <w:sz w:val="15"/>
+                          <w:szCs w:val="15"/>
+                        </w:rPr>
+                      </w:pPr>
+                      <w:r>
+                        <w:rPr>
+                          <w:rFonts w:hint="eastAsia"/>
+                          <w:sz w:val="15"/>
+                          <w:szCs w:val="15"/>
+                        </w:rPr>
+                        <w:t>写1：主机将DQ拉低15μs然后释放(全过程维持&gt;60μs) 释放DQ维持&gt;1μs，然后再</w:t>
+                      </w:r>
+                    </w:p>
+                    <w:p>
+                      <w:pPr>
+                        <w:ind w:left="420" w:firstLine="420"/>
+                        <w:rPr>
+                          <w:sz w:val="15"/>
+                          <w:szCs w:val="15"/>
+                        </w:rPr>
+                      </w:pPr>
+                      <w:r>
+                        <w:rPr>
+                          <w:rFonts w:hint="eastAsia"/>
+                          <w:sz w:val="15"/>
+                          <w:szCs w:val="15"/>
+                        </w:rPr>
+                        <w:t>写下一个数据</w:t>
+                      </w:r>
+                    </w:p>
+                    <w:p>
+                      <w:pPr>
+                        <w:rPr>
+                          <w:sz w:val="15"/>
+                          <w:szCs w:val="15"/>
+                        </w:rPr>
+                      </w:pPr>
+                      <w:r>
+                        <w:rPr>
+                          <w:rFonts w:hint="eastAsia"/>
+                          <w:sz w:val="15"/>
+                          <w:szCs w:val="15"/>
+                        </w:rPr>
+                        <w:t>主机读数据：主机将DQ拉低5μs</w:t>
+                      </w:r>
+                      <w:r>
+                        <w:rPr>
+                          <w:rFonts w:hint="eastAsia"/>
+                          <w:sz w:val="15"/>
+                          <w:szCs w:val="15"/>
+                        </w:rPr>
+                        <w:t>进入时序窗口</w:t>
+                      </w:r>
+                      <w:r>
+                        <w:rPr>
+                          <w:rFonts w:hint="eastAsia"/>
+                          <w:sz w:val="15"/>
+                          <w:szCs w:val="15"/>
+                        </w:rPr>
+                        <w:t xml:space="preserve">, </w:t>
+                      </w:r>
+                      <w:r>
+                        <w:rPr>
+                          <w:rFonts w:hint="eastAsia"/>
+                          <w:sz w:val="15"/>
+                          <w:szCs w:val="15"/>
+                        </w:rPr>
+                        <w:t>然后释放DQ</w:t>
+                      </w:r>
+                      <w:r>
+                        <w:rPr>
+                          <w:rFonts w:hint="eastAsia"/>
+                          <w:sz w:val="15"/>
+                          <w:szCs w:val="15"/>
+                        </w:rPr>
+                        <w:t>让</w:t>
+                      </w:r>
+                      <w:r>
+                        <w:rPr>
+                          <w:rFonts w:hint="eastAsia"/>
+                          <w:sz w:val="15"/>
+                          <w:szCs w:val="15"/>
+                        </w:rPr>
+                        <w:t>从机</w:t>
+                      </w:r>
+                      <w:r>
+                        <w:rPr>
+                          <w:rFonts w:hint="eastAsia"/>
+                          <w:sz w:val="15"/>
+                          <w:szCs w:val="15"/>
+                        </w:rPr>
+                        <w:t>占用从而</w:t>
+                      </w:r>
+                      <w:r>
+                        <w:rPr>
+                          <w:rFonts w:hint="eastAsia"/>
+                          <w:sz w:val="15"/>
+                          <w:szCs w:val="15"/>
+                        </w:rPr>
+                        <w:t>发送数据</w:t>
+                      </w:r>
+                    </w:p>
+                    <w:p>
+                      <w:pPr>
+                        <w:ind w:left="420" w:firstLineChars="300" w:firstLine="450"/>
+                        <w:rPr>
+                          <w:rFonts w:hint="eastAsia"/>
+                          <w:sz w:val="15"/>
+                          <w:szCs w:val="15"/>
+                        </w:rPr>
+                      </w:pPr>
+                      <w:r>
+                        <w:rPr>
+                          <w:rFonts w:hint="eastAsia"/>
+                          <w:sz w:val="15"/>
+                          <w:szCs w:val="15"/>
+                        </w:rPr>
+                        <w:t>(</w:t>
+                      </w:r>
+                      <w:r>
+                        <w:rPr>
+                          <w:rFonts w:hint="eastAsia"/>
+                          <w:sz w:val="15"/>
+                          <w:szCs w:val="15"/>
+                        </w:rPr>
+                        <w:t>电平</w:t>
+                      </w:r>
+                      <w:r>
+                        <w:rPr>
+                          <w:rFonts w:hint="eastAsia"/>
+                          <w:sz w:val="15"/>
+                          <w:szCs w:val="15"/>
+                        </w:rPr>
+                        <w:t xml:space="preserve">) </w:t>
+                      </w:r>
+                      <w:r>
+                        <w:rPr>
+                          <w:rFonts w:hint="eastAsia"/>
+                          <w:sz w:val="15"/>
+                          <w:szCs w:val="15"/>
+                        </w:rPr>
+                        <w:t>后15-30μs可以读取数据</w:t>
+                      </w:r>
+                      <w:r>
+                        <w:rPr>
+                          <w:rFonts w:hint="eastAsia"/>
+                          <w:sz w:val="15"/>
+                          <w:szCs w:val="15"/>
+                        </w:rPr>
+                        <w:t xml:space="preserve"> (从机先发低位)</w:t>
+                      </w:r>
+                    </w:p>
+                  </w:txbxContent>
+                </v:textbox>
+              </v:shape>
+            </w:pict>
+          </mc:Fallback>
+        </mc:AlternateContent>
+      </w:r>
+      <w:r>
+        <w:rPr>
+          <w:rFonts w:asciiTheme="minorEastAsia" w:hAnsiTheme="minorEastAsia" w:hint="eastAsia"/>
+          <w:szCs w:val="16"/>
+        </w:rPr>
+        <w:t>(</w:t>
+      </w:r>
+      <w:r>
+        <w:rPr>
+          <w:rFonts w:asciiTheme="minorEastAsia" w:hAnsiTheme="minorEastAsia" w:hint="eastAsia"/>
+          <w:szCs w:val="16"/>
+        </w:rPr>
+        <w:t>1</w:t>
+      </w:r>
+      <w:r>
+        <w:rPr>
+          <w:rFonts w:asciiTheme="minorEastAsia" w:hAnsiTheme="minorEastAsia" w:hint="eastAsia"/>
+          <w:szCs w:val="16"/>
+        </w:rPr>
+        <w:t>)</w:t>
+      </w:r>
+      <w:r>
+        <w:rPr>
+          <w:rFonts w:asciiTheme="minorEastAsia" w:hAnsiTheme="minorEastAsia" w:hint="eastAsia"/>
+          <w:szCs w:val="16"/>
+        </w:rPr>
+        <w:t xml:space="preserve"> </w:t>
+      </w:r>
+      <w:r>
+        <w:rPr>
+          <w:rFonts w:asciiTheme="minorEastAsia" w:hAnsiTheme="minorEastAsia" w:hint="eastAsia"/>
+          <w:szCs w:val="16"/>
+        </w:rPr>
+        <w:t>主机</w:t>
+      </w:r>
+      <w:r>
+        <w:rPr>
+          <w:rFonts w:asciiTheme="minorEastAsia" w:hAnsiTheme="minorEastAsia" w:hint="eastAsia"/>
+          <w:szCs w:val="16"/>
+        </w:rPr>
+        <w:t>和</w:t>
+      </w:r>
+      <w:r>
+        <w:rPr>
+          <w:rFonts w:asciiTheme="minorEastAsia" w:hAnsiTheme="minorEastAsia" w:hint="eastAsia"/>
+          <w:szCs w:val="16"/>
+        </w:rPr>
+        <w:t>从机数据</w:t>
+      </w:r>
+      <w:r>
+        <w:rPr>
+          <w:rFonts w:asciiTheme="minorEastAsia" w:hAnsiTheme="minorEastAsia" w:hint="eastAsia"/>
+          <w:szCs w:val="16"/>
+        </w:rPr>
+        <w:t>传输</w:t>
+      </w:r>
+      <w:r>
+        <w:rPr>
+          <w:rFonts w:asciiTheme="minorEastAsia" w:hAnsiTheme="minorEastAsia" w:hint="eastAsia"/>
+          <w:szCs w:val="16"/>
+        </w:rPr>
+        <w:t>:</w:t>
+      </w:r>
+    </w:p>
+    <w:p>
+      <w:pPr>
+        <w:ind w:firstLine="420"/>
+        <w:rPr>
+          <w:rFonts w:asciiTheme="minorEastAsia" w:hAnsiTheme="minorEastAsia" w:hint="eastAsia"/>
+          <w:szCs w:val="16"/>
+        </w:rPr>
+      </w:pPr>
+      <w:r>
+        <w:rPr>
+          <w:rFonts w:asciiTheme="minorEastAsia" w:hAnsiTheme="minorEastAsia"/>
+          <w:szCs w:val="16"/>
+        </w:rPr>
+        <w:tab/>
+      </w:r>
+      <w:r>
+        <w:rPr>
+          <w:rFonts w:asciiTheme="minorEastAsia" w:hAnsiTheme="minorEastAsia"/>
+          <w:szCs w:val="16"/>
+        </w:rPr>
+        <w:tab/>
+      </w:r>
+    </w:p>
+    <w:p>
+      <w:pPr>
+        <w:rPr>
+          <w:rFonts w:asciiTheme="minorEastAsia" w:hAnsiTheme="minorEastAsia"/>
           <w:szCs w:val="16"/>
         </w:rPr>
       </w:pPr>

--- a/通信协议.docx
+++ b/通信协议.docx
@@ -289,7 +289,7 @@
       </w:tr>
       <w:tr>
         <w:trPr>
-          <w:trHeight w:val="351"/>
+          <w:trHeight w:val="440"/>
         </w:trPr>
         <w:tc>
           <w:tcPr>
@@ -585,6 +585,248 @@
                 <w:szCs w:val="15"/>
               </w:rPr>
               <w:t>使用少量引脚，适合远距离</w:t>
+            </w:r>
+          </w:p>
+        </w:tc>
+      </w:tr>
+      <w:tr>
+        <w:trPr>
+          <w:trHeight w:val="516"/>
+        </w:trPr>
+        <w:tc>
+          <w:tcPr>
+            <w:tcW w:w="551" w:type="pct"/>
+            <w:vMerge/>
+            <w:tcBorders>
+              <w:top w:val="nil"/>
+              <w:left w:val="single" w:sz="8" w:space="0" w:color="auto"/>
+              <w:bottom w:val="single" w:sz="4" w:space="0" w:color="000000"/>
+              <w:right w:val="single" w:sz="8" w:space="0" w:color="auto"/>
+            </w:tcBorders>
+            <w:vAlign w:val="center"/>
+            <w:hideMark/>
+          </w:tcPr>
+          <w:p>
+            <w:pPr>
+              <w:widowControl/>
+              <w:jc w:val="center"/>
+              <w:rPr>
+                <w:rFonts w:ascii="Times New Roman" w:eastAsia="等线" w:hAnsi="Times New Roman" w:cs="Times New Roman"/>
+                <w:b/>
+                <w:bCs/>
+                <w:color w:val="000000"/>
+                <w:kern w:val="0"/>
+                <w:sz w:val="15"/>
+                <w:szCs w:val="15"/>
+              </w:rPr>
+            </w:pPr>
+          </w:p>
+        </w:tc>
+        <w:tc>
+          <w:tcPr>
+            <w:tcW w:w="834" w:type="pct"/>
+            <w:vMerge/>
+            <w:tcBorders>
+              <w:top w:val="nil"/>
+              <w:left w:val="single" w:sz="8" w:space="0" w:color="auto"/>
+              <w:bottom w:val="single" w:sz="4" w:space="0" w:color="000000"/>
+              <w:right w:val="single" w:sz="8" w:space="0" w:color="auto"/>
+            </w:tcBorders>
+            <w:vAlign w:val="center"/>
+            <w:hideMark/>
+          </w:tcPr>
+          <w:p>
+            <w:pPr>
+              <w:widowControl/>
+              <w:jc w:val="center"/>
+              <w:rPr>
+                <w:rFonts w:ascii="Times New Roman" w:eastAsia="等线" w:hAnsi="Times New Roman" w:cs="Times New Roman"/>
+                <w:color w:val="000000"/>
+                <w:kern w:val="0"/>
+                <w:sz w:val="15"/>
+                <w:szCs w:val="15"/>
+              </w:rPr>
+            </w:pPr>
+          </w:p>
+        </w:tc>
+        <w:tc>
+          <w:tcPr>
+            <w:tcW w:w="1019" w:type="pct"/>
+            <w:tcBorders>
+              <w:top w:val="nil"/>
+              <w:left w:val="nil"/>
+              <w:bottom w:val="single" w:sz="4" w:space="0" w:color="auto"/>
+              <w:right w:val="single" w:sz="8" w:space="0" w:color="auto"/>
+            </w:tcBorders>
+            <w:shd w:val="clear" w:color="auto" w:fill="auto"/>
+            <w:vAlign w:val="center"/>
+            <w:hideMark/>
+          </w:tcPr>
+          <w:p>
+            <w:pPr>
+              <w:widowControl/>
+              <w:jc w:val="left"/>
+              <w:rPr>
+                <w:rFonts w:ascii="Times New Roman" w:eastAsia="等线" w:hAnsi="Times New Roman" w:cs="Times New Roman"/>
+                <w:color w:val="000000"/>
+                <w:kern w:val="0"/>
+                <w:sz w:val="15"/>
+                <w:szCs w:val="15"/>
+              </w:rPr>
+            </w:pPr>
+            <w:r>
+              <w:rPr>
+                <w:rFonts w:ascii="Times New Roman" w:eastAsia="等线" w:hAnsi="Times New Roman" w:cs="Times New Roman"/>
+                <w:color w:val="000000"/>
+                <w:kern w:val="0"/>
+                <w:sz w:val="15"/>
+                <w:szCs w:val="15"/>
+              </w:rPr>
+              <w:t>I²C</w:t>
+            </w:r>
+          </w:p>
+        </w:tc>
+        <w:tc>
+          <w:tcPr>
+            <w:tcW w:w="649" w:type="pct"/>
+            <w:tcBorders>
+              <w:top w:val="nil"/>
+              <w:left w:val="nil"/>
+              <w:bottom w:val="single" w:sz="4" w:space="0" w:color="auto"/>
+              <w:right w:val="single" w:sz="8" w:space="0" w:color="auto"/>
+            </w:tcBorders>
+            <w:shd w:val="clear" w:color="auto" w:fill="auto"/>
+            <w:vAlign w:val="center"/>
+            <w:hideMark/>
+          </w:tcPr>
+          <w:p>
+            <w:pPr>
+              <w:widowControl/>
+              <w:jc w:val="center"/>
+              <w:rPr>
+                <w:rFonts w:ascii="Times New Roman" w:eastAsia="等线" w:hAnsi="Times New Roman" w:cs="Times New Roman"/>
+                <w:color w:val="000000"/>
+                <w:kern w:val="0"/>
+                <w:sz w:val="15"/>
+                <w:szCs w:val="15"/>
+              </w:rPr>
+            </w:pPr>
+            <w:proofErr w:type="gramStart"/>
+            <w:r>
+              <w:rPr>
+                <w:rFonts w:ascii="Times New Roman" w:eastAsia="等线" w:hAnsi="Times New Roman" w:cs="Times New Roman"/>
+                <w:color w:val="000000"/>
+                <w:kern w:val="0"/>
+                <w:sz w:val="15"/>
+                <w:szCs w:val="15"/>
+              </w:rPr>
+              <w:t>单主</w:t>
+            </w:r>
+            <w:proofErr w:type="gramEnd"/>
+            <w:r>
+              <w:rPr>
+                <w:rFonts w:ascii="Times New Roman" w:eastAsia="等线" w:hAnsi="Times New Roman" w:cs="Times New Roman"/>
+                <w:color w:val="000000"/>
+                <w:kern w:val="0"/>
+                <w:sz w:val="15"/>
+                <w:szCs w:val="15"/>
+              </w:rPr>
+              <w:t>/</w:t>
+            </w:r>
+            <w:r>
+              <w:rPr>
+                <w:rFonts w:ascii="Times New Roman" w:eastAsia="等线" w:hAnsi="Times New Roman" w:cs="Times New Roman"/>
+                <w:color w:val="000000"/>
+                <w:kern w:val="0"/>
+                <w:sz w:val="15"/>
+                <w:szCs w:val="15"/>
+              </w:rPr>
+              <w:t>多主</w:t>
+            </w:r>
+          </w:p>
+        </w:tc>
+        <w:tc>
+          <w:tcPr>
+            <w:tcW w:w="742" w:type="pct"/>
+            <w:tcBorders>
+              <w:top w:val="nil"/>
+              <w:left w:val="nil"/>
+              <w:bottom w:val="single" w:sz="4" w:space="0" w:color="auto"/>
+              <w:right w:val="nil"/>
+            </w:tcBorders>
+            <w:shd w:val="clear" w:color="auto" w:fill="auto"/>
+            <w:vAlign w:val="center"/>
+            <w:hideMark/>
+          </w:tcPr>
+          <w:p>
+            <w:pPr>
+              <w:widowControl/>
+              <w:jc w:val="center"/>
+              <w:rPr>
+                <w:rFonts w:ascii="Times New Roman" w:eastAsia="等线" w:hAnsi="Times New Roman" w:cs="Times New Roman"/>
+                <w:color w:val="000000"/>
+                <w:kern w:val="0"/>
+                <w:sz w:val="15"/>
+                <w:szCs w:val="15"/>
+              </w:rPr>
+            </w:pPr>
+            <w:r>
+              <w:rPr>
+                <w:rFonts w:ascii="Times New Roman" w:eastAsia="等线" w:hAnsi="Times New Roman" w:cs="Times New Roman"/>
+                <w:color w:val="000000"/>
+                <w:kern w:val="0"/>
+                <w:sz w:val="15"/>
+                <w:szCs w:val="15"/>
+              </w:rPr>
+              <w:t>多主多从</w:t>
+            </w:r>
+          </w:p>
+        </w:tc>
+        <w:tc>
+          <w:tcPr>
+            <w:tcW w:w="1205" w:type="pct"/>
+            <w:tcBorders>
+              <w:top w:val="nil"/>
+              <w:left w:val="single" w:sz="8" w:space="0" w:color="auto"/>
+              <w:bottom w:val="single" w:sz="4" w:space="0" w:color="auto"/>
+              <w:right w:val="single" w:sz="8" w:space="0" w:color="auto"/>
+            </w:tcBorders>
+            <w:shd w:val="clear" w:color="auto" w:fill="auto"/>
+            <w:vAlign w:val="center"/>
+            <w:hideMark/>
+          </w:tcPr>
+          <w:p>
+            <w:pPr>
+              <w:widowControl/>
+              <w:rPr>
+                <w:rFonts w:ascii="Times New Roman" w:eastAsia="等线" w:hAnsi="Times New Roman" w:cs="Times New Roman"/>
+                <w:color w:val="000000"/>
+                <w:kern w:val="0"/>
+                <w:sz w:val="15"/>
+                <w:szCs w:val="15"/>
+              </w:rPr>
+            </w:pPr>
+            <w:proofErr w:type="gramStart"/>
+            <w:r>
+              <w:rPr>
+                <w:rFonts w:ascii="Times New Roman" w:eastAsia="等线" w:hAnsi="Times New Roman" w:cs="Times New Roman"/>
+                <w:color w:val="000000"/>
+                <w:kern w:val="0"/>
+                <w:sz w:val="15"/>
+                <w:szCs w:val="15"/>
+              </w:rPr>
+              <w:t>两根线传多</w:t>
+            </w:r>
+            <w:proofErr w:type="gramEnd"/>
+            <w:r>
+              <w:rPr>
+                <w:rFonts w:ascii="Times New Roman" w:eastAsia="等线" w:hAnsi="Times New Roman" w:cs="Times New Roman"/>
+                <w:color w:val="000000"/>
+                <w:kern w:val="0"/>
+                <w:sz w:val="15"/>
+                <w:szCs w:val="15"/>
+              </w:rPr>
+              <w:t>设备，需地址管理</w:t>
             </w:r>
           </w:p>
         </w:tc>
@@ -682,248 +924,6 @@
                 <w:sz w:val="15"/>
                 <w:szCs w:val="15"/>
               </w:rPr>
-              <w:t>I²C</w:t>
-            </w:r>
-          </w:p>
-        </w:tc>
-        <w:tc>
-          <w:tcPr>
-            <w:tcW w:w="649" w:type="pct"/>
-            <w:tcBorders>
-              <w:top w:val="nil"/>
-              <w:left w:val="nil"/>
-              <w:bottom w:val="single" w:sz="4" w:space="0" w:color="auto"/>
-              <w:right w:val="single" w:sz="8" w:space="0" w:color="auto"/>
-            </w:tcBorders>
-            <w:shd w:val="clear" w:color="auto" w:fill="auto"/>
-            <w:vAlign w:val="center"/>
-            <w:hideMark/>
-          </w:tcPr>
-          <w:p>
-            <w:pPr>
-              <w:widowControl/>
-              <w:jc w:val="center"/>
-              <w:rPr>
-                <w:rFonts w:ascii="Times New Roman" w:eastAsia="等线" w:hAnsi="Times New Roman" w:cs="Times New Roman"/>
-                <w:color w:val="000000"/>
-                <w:kern w:val="0"/>
-                <w:sz w:val="15"/>
-                <w:szCs w:val="15"/>
-              </w:rPr>
-            </w:pPr>
-            <w:proofErr w:type="gramStart"/>
-            <w:r>
-              <w:rPr>
-                <w:rFonts w:ascii="Times New Roman" w:eastAsia="等线" w:hAnsi="Times New Roman" w:cs="Times New Roman"/>
-                <w:color w:val="000000"/>
-                <w:kern w:val="0"/>
-                <w:sz w:val="15"/>
-                <w:szCs w:val="15"/>
-              </w:rPr>
-              <w:t>单主</w:t>
-            </w:r>
-            <w:proofErr w:type="gramEnd"/>
-            <w:r>
-              <w:rPr>
-                <w:rFonts w:ascii="Times New Roman" w:eastAsia="等线" w:hAnsi="Times New Roman" w:cs="Times New Roman"/>
-                <w:color w:val="000000"/>
-                <w:kern w:val="0"/>
-                <w:sz w:val="15"/>
-                <w:szCs w:val="15"/>
-              </w:rPr>
-              <w:t>/</w:t>
-            </w:r>
-            <w:r>
-              <w:rPr>
-                <w:rFonts w:ascii="Times New Roman" w:eastAsia="等线" w:hAnsi="Times New Roman" w:cs="Times New Roman"/>
-                <w:color w:val="000000"/>
-                <w:kern w:val="0"/>
-                <w:sz w:val="15"/>
-                <w:szCs w:val="15"/>
-              </w:rPr>
-              <w:t>多主</w:t>
-            </w:r>
-          </w:p>
-        </w:tc>
-        <w:tc>
-          <w:tcPr>
-            <w:tcW w:w="742" w:type="pct"/>
-            <w:tcBorders>
-              <w:top w:val="nil"/>
-              <w:left w:val="nil"/>
-              <w:bottom w:val="single" w:sz="4" w:space="0" w:color="auto"/>
-              <w:right w:val="nil"/>
-            </w:tcBorders>
-            <w:shd w:val="clear" w:color="auto" w:fill="auto"/>
-            <w:vAlign w:val="center"/>
-            <w:hideMark/>
-          </w:tcPr>
-          <w:p>
-            <w:pPr>
-              <w:widowControl/>
-              <w:jc w:val="center"/>
-              <w:rPr>
-                <w:rFonts w:ascii="Times New Roman" w:eastAsia="等线" w:hAnsi="Times New Roman" w:cs="Times New Roman"/>
-                <w:color w:val="000000"/>
-                <w:kern w:val="0"/>
-                <w:sz w:val="15"/>
-                <w:szCs w:val="15"/>
-              </w:rPr>
-            </w:pPr>
-            <w:r>
-              <w:rPr>
-                <w:rFonts w:ascii="Times New Roman" w:eastAsia="等线" w:hAnsi="Times New Roman" w:cs="Times New Roman"/>
-                <w:color w:val="000000"/>
-                <w:kern w:val="0"/>
-                <w:sz w:val="15"/>
-                <w:szCs w:val="15"/>
-              </w:rPr>
-              <w:t>多主多从</w:t>
-            </w:r>
-          </w:p>
-        </w:tc>
-        <w:tc>
-          <w:tcPr>
-            <w:tcW w:w="1205" w:type="pct"/>
-            <w:tcBorders>
-              <w:top w:val="nil"/>
-              <w:left w:val="single" w:sz="8" w:space="0" w:color="auto"/>
-              <w:bottom w:val="single" w:sz="4" w:space="0" w:color="auto"/>
-              <w:right w:val="single" w:sz="8" w:space="0" w:color="auto"/>
-            </w:tcBorders>
-            <w:shd w:val="clear" w:color="auto" w:fill="auto"/>
-            <w:vAlign w:val="center"/>
-            <w:hideMark/>
-          </w:tcPr>
-          <w:p>
-            <w:pPr>
-              <w:widowControl/>
-              <w:rPr>
-                <w:rFonts w:ascii="Times New Roman" w:eastAsia="等线" w:hAnsi="Times New Roman" w:cs="Times New Roman"/>
-                <w:color w:val="000000"/>
-                <w:kern w:val="0"/>
-                <w:sz w:val="15"/>
-                <w:szCs w:val="15"/>
-              </w:rPr>
-            </w:pPr>
-            <w:proofErr w:type="gramStart"/>
-            <w:r>
-              <w:rPr>
-                <w:rFonts w:ascii="Times New Roman" w:eastAsia="等线" w:hAnsi="Times New Roman" w:cs="Times New Roman"/>
-                <w:color w:val="000000"/>
-                <w:kern w:val="0"/>
-                <w:sz w:val="15"/>
-                <w:szCs w:val="15"/>
-              </w:rPr>
-              <w:t>两根线传多</w:t>
-            </w:r>
-            <w:proofErr w:type="gramEnd"/>
-            <w:r>
-              <w:rPr>
-                <w:rFonts w:ascii="Times New Roman" w:eastAsia="等线" w:hAnsi="Times New Roman" w:cs="Times New Roman"/>
-                <w:color w:val="000000"/>
-                <w:kern w:val="0"/>
-                <w:sz w:val="15"/>
-                <w:szCs w:val="15"/>
-              </w:rPr>
-              <w:t>设备，需地址管理</w:t>
-            </w:r>
-          </w:p>
-        </w:tc>
-      </w:tr>
-      <w:tr>
-        <w:trPr>
-          <w:trHeight w:val="351"/>
-        </w:trPr>
-        <w:tc>
-          <w:tcPr>
-            <w:tcW w:w="551" w:type="pct"/>
-            <w:vMerge/>
-            <w:tcBorders>
-              <w:top w:val="nil"/>
-              <w:left w:val="single" w:sz="8" w:space="0" w:color="auto"/>
-              <w:bottom w:val="single" w:sz="4" w:space="0" w:color="000000"/>
-              <w:right w:val="single" w:sz="8" w:space="0" w:color="auto"/>
-            </w:tcBorders>
-            <w:vAlign w:val="center"/>
-            <w:hideMark/>
-          </w:tcPr>
-          <w:p>
-            <w:pPr>
-              <w:widowControl/>
-              <w:jc w:val="center"/>
-              <w:rPr>
-                <w:rFonts w:ascii="Times New Roman" w:eastAsia="等线" w:hAnsi="Times New Roman" w:cs="Times New Roman"/>
-                <w:b/>
-                <w:bCs/>
-                <w:color w:val="000000"/>
-                <w:kern w:val="0"/>
-                <w:sz w:val="15"/>
-                <w:szCs w:val="15"/>
-              </w:rPr>
-            </w:pPr>
-          </w:p>
-        </w:tc>
-        <w:tc>
-          <w:tcPr>
-            <w:tcW w:w="834" w:type="pct"/>
-            <w:vMerge/>
-            <w:tcBorders>
-              <w:top w:val="nil"/>
-              <w:left w:val="single" w:sz="8" w:space="0" w:color="auto"/>
-              <w:bottom w:val="single" w:sz="4" w:space="0" w:color="000000"/>
-              <w:right w:val="single" w:sz="8" w:space="0" w:color="auto"/>
-            </w:tcBorders>
-            <w:vAlign w:val="center"/>
-            <w:hideMark/>
-          </w:tcPr>
-          <w:p>
-            <w:pPr>
-              <w:widowControl/>
-              <w:jc w:val="center"/>
-              <w:rPr>
-                <w:rFonts w:ascii="Times New Roman" w:eastAsia="等线" w:hAnsi="Times New Roman" w:cs="Times New Roman"/>
-                <w:color w:val="000000"/>
-                <w:kern w:val="0"/>
-                <w:sz w:val="15"/>
-                <w:szCs w:val="15"/>
-              </w:rPr>
-            </w:pPr>
-          </w:p>
-        </w:tc>
-        <w:tc>
-          <w:tcPr>
-            <w:tcW w:w="1019" w:type="pct"/>
-            <w:tcBorders>
-              <w:top w:val="nil"/>
-              <w:left w:val="nil"/>
-              <w:bottom w:val="single" w:sz="4" w:space="0" w:color="auto"/>
-              <w:right w:val="single" w:sz="8" w:space="0" w:color="auto"/>
-            </w:tcBorders>
-            <w:shd w:val="clear" w:color="auto" w:fill="auto"/>
-            <w:vAlign w:val="center"/>
-            <w:hideMark/>
-          </w:tcPr>
-          <w:p>
-            <w:pPr>
-              <w:widowControl/>
-              <w:jc w:val="left"/>
-              <w:rPr>
-                <w:rFonts w:ascii="Times New Roman" w:eastAsia="等线" w:hAnsi="Times New Roman" w:cs="Times New Roman"/>
-                <w:color w:val="000000"/>
-                <w:kern w:val="0"/>
-                <w:sz w:val="15"/>
-                <w:szCs w:val="15"/>
-              </w:rPr>
-            </w:pPr>
-            <w:r>
-              <w:rPr>
-                <w:rFonts w:ascii="Times New Roman" w:eastAsia="等线" w:hAnsi="Times New Roman" w:cs="Times New Roman"/>
-                <w:color w:val="000000"/>
-                <w:kern w:val="0"/>
-                <w:sz w:val="15"/>
-                <w:szCs w:val="15"/>
-              </w:rPr>
               <w:t>SPI</w:t>
             </w:r>
           </w:p>
@@ -1489,7 +1489,7 @@
       </w:tr>
       <w:tr>
         <w:trPr>
-          <w:trHeight w:val="528"/>
+          <w:trHeight w:val="401"/>
         </w:trPr>
         <w:tc>
           <w:tcPr>
@@ -1882,7 +1882,7 @@
       </w:tr>
       <w:tr>
         <w:trPr>
-          <w:trHeight w:val="351"/>
+          <w:trHeight w:val="482"/>
         </w:trPr>
         <w:tc>
           <w:tcPr>
@@ -2174,7 +2174,7 @@
       </w:tr>
       <w:tr>
         <w:trPr>
-          <w:trHeight w:val="357"/>
+          <w:trHeight w:val="137"/>
         </w:trPr>
         <w:tc>
           <w:tcPr>
@@ -2541,7 +2541,7 @@
     <w:p>
       <w:pPr>
         <w:rPr>
-          <w:rFonts w:asciiTheme="minorEastAsia" w:hAnsiTheme="minorEastAsia"/>
+          <w:rFonts w:asciiTheme="minorEastAsia" w:hAnsiTheme="minorEastAsia" w:hint="eastAsia"/>
           <w:szCs w:val="16"/>
         </w:rPr>
       </w:pPr>
@@ -2821,14 +2821,21 @@
                 <w:rFonts w:asciiTheme="minorEastAsia" w:hAnsiTheme="minorEastAsia" w:hint="eastAsia"/>
                 <w:szCs w:val="16"/>
               </w:rPr>
-              <w:t xml:space="preserve">, </w:t>
+              <w:t>,</w:t>
+            </w:r>
+            <w:r>
+              <w:rPr>
+                <w:rFonts w:asciiTheme="minorEastAsia" w:hAnsiTheme="minorEastAsia" w:hint="eastAsia"/>
+                <w:szCs w:val="16"/>
+              </w:rPr>
+              <w:t xml:space="preserve"> </w:t>
             </w:r>
             <w:r>
               <w:rPr>
                 <w:rFonts w:asciiTheme="minorEastAsia" w:hAnsiTheme="minorEastAsia"/>
                 <w:szCs w:val="16"/>
               </w:rPr>
-              <w:t>始终为 0</w:t>
+              <w:t>为 0</w:t>
             </w:r>
             <w:r>
               <w:rPr>
@@ -3419,7 +3426,49 @@
           <w:rFonts w:asciiTheme="minorEastAsia" w:hAnsiTheme="minorEastAsia" w:hint="eastAsia"/>
           <w:szCs w:val="16"/>
         </w:rPr>
-        <w:t>从机操作SDA=0在SCL=0时从而SCL=1时采样到SDA=1 (从机响应 ACK</w:t>
+        <w:t>从机操作SDA=0</w:t>
+      </w:r>
+      <w:r>
+        <w:rPr>
+          <w:rFonts w:asciiTheme="minorEastAsia" w:hAnsiTheme="minorEastAsia" w:hint="eastAsia"/>
+          <w:szCs w:val="16"/>
+        </w:rPr>
+        <w:t>或1当</w:t>
+      </w:r>
+      <w:r>
+        <w:rPr>
+          <w:rFonts w:asciiTheme="minorEastAsia" w:hAnsiTheme="minorEastAsia" w:hint="eastAsia"/>
+          <w:szCs w:val="16"/>
+        </w:rPr>
+        <w:t>SCL=1时</w:t>
+      </w:r>
+      <w:r>
+        <w:rPr>
+          <w:rFonts w:asciiTheme="minorEastAsia" w:hAnsiTheme="minorEastAsia" w:hint="eastAsia"/>
+          <w:szCs w:val="16"/>
+        </w:rPr>
+        <w:t>主机</w:t>
+      </w:r>
+      <w:r>
+        <w:rPr>
+          <w:rFonts w:asciiTheme="minorEastAsia" w:hAnsiTheme="minorEastAsia" w:hint="eastAsia"/>
+          <w:szCs w:val="16"/>
+        </w:rPr>
+        <w:t>采样到SDA</w:t>
+      </w:r>
+      <w:r>
+        <w:rPr>
+          <w:rFonts w:asciiTheme="minorEastAsia" w:hAnsiTheme="minorEastAsia" w:hint="eastAsia"/>
+          <w:szCs w:val="16"/>
+        </w:rPr>
+        <w:t>值</w:t>
+      </w:r>
+      <w:r>
+        <w:rPr>
+          <w:rFonts w:asciiTheme="minorEastAsia" w:hAnsiTheme="minorEastAsia" w:hint="eastAsia"/>
+          <w:szCs w:val="16"/>
+        </w:rPr>
+        <w:t xml:space="preserve"> (从机响应 ACK</w:t>
       </w:r>
       <w:r>
         <w:rPr>
@@ -3433,24 +3482,17 @@
           <w:rFonts w:asciiTheme="minorEastAsia" w:hAnsiTheme="minorEastAsia" w:hint="eastAsia"/>
           <w:szCs w:val="16"/>
         </w:rPr>
-        <w:t xml:space="preserve"> </w:t>
-      </w:r>
-    </w:p>
-    <w:p>
-      <w:pPr>
-        <w:ind w:left="240" w:firstLineChars="116" w:firstLine="186"/>
-        <w:rPr>
-          <w:rFonts w:asciiTheme="minorEastAsia" w:hAnsiTheme="minorEastAsia" w:hint="eastAsia"/>
-          <w:szCs w:val="16"/>
-        </w:rPr>
-      </w:pPr>
-      <w:r>
-        <w:rPr>
-          <w:rFonts w:asciiTheme="minorEastAsia" w:hAnsiTheme="minorEastAsia" w:hint="eastAsia"/>
-          <w:szCs w:val="16"/>
-        </w:rPr>
-        <w:t xml:space="preserve">SDA=0, </w:t>
-      </w:r>
+        <w:t xml:space="preserve"> SDA=0, </w:t>
+      </w:r>
+    </w:p>
+    <w:p>
+      <w:pPr>
+        <w:ind w:left="240" w:firstLine="180"/>
+        <w:rPr>
+          <w:rFonts w:asciiTheme="minorEastAsia" w:hAnsiTheme="minorEastAsia" w:hint="eastAsia"/>
+          <w:szCs w:val="16"/>
+        </w:rPr>
+      </w:pPr>
       <w:r>
         <w:rPr>
           <w:rFonts w:asciiTheme="minorEastAsia" w:hAnsiTheme="minorEastAsia" w:hint="eastAsia"/>
@@ -3465,6 +3507,15 @@
         </w:rPr>
         <w:t>ACK</w:t>
       </w:r>
+    </w:p>
+    <w:p>
+      <w:pPr>
+        <w:ind w:left="240" w:firstLine="180"/>
+        <w:rPr>
+          <w:rFonts w:asciiTheme="minorEastAsia" w:hAnsiTheme="minorEastAsia" w:hint="eastAsia"/>
+          <w:szCs w:val="16"/>
+        </w:rPr>
+      </w:pPr>
       <w:r>
         <w:rPr>
           <w:rFonts w:asciiTheme="minorEastAsia" w:hAnsiTheme="minorEastAsia" w:hint="eastAsia"/>
@@ -3615,25 +3666,57 @@
           <w:color w:val="196B24" w:themeColor="accent3"/>
           <w:szCs w:val="16"/>
         </w:rPr>
-        <w:t xml:space="preserve">}(对于主机写入操作而言)：从机释放SDA, 主机发送数据 (只有在SCL=1时采集电平数据, </w:t>
-      </w:r>
-    </w:p>
-    <w:p>
-      <w:pPr>
-        <w:ind w:firstLineChars="250" w:firstLine="400"/>
+        <w:t>}</w:t>
+      </w:r>
+      <w:r>
         <w:rPr>
           <w:rFonts w:asciiTheme="minorEastAsia" w:hAnsiTheme="minorEastAsia" w:hint="eastAsia"/>
           <w:color w:val="196B24" w:themeColor="accent3"/>
           <w:szCs w:val="16"/>
         </w:rPr>
-      </w:pPr>
+        <w:t xml:space="preserve"> </w:t>
+      </w:r>
       <w:r>
         <w:rPr>
           <w:rFonts w:asciiTheme="minorEastAsia" w:hAnsiTheme="minorEastAsia" w:hint="eastAsia"/>
           <w:color w:val="196B24" w:themeColor="accent3"/>
           <w:szCs w:val="16"/>
         </w:rPr>
-        <w:t>使用SCL=0时让SDA变化从而让SDA电平在SCL=1期间保持不变便于采集数据)</w:t>
+        <w:t>(主机写操作而言)：从机释放SDA, 主机发送数据 (只有在SCL=1时采集电平数据, 使用</w:t>
+      </w:r>
+    </w:p>
+    <w:p>
+      <w:pPr>
+        <w:ind w:firstLineChars="262" w:firstLine="419"/>
+        <w:rPr>
+          <w:rFonts w:asciiTheme="minorEastAsia" w:hAnsiTheme="minorEastAsia" w:hint="eastAsia"/>
+          <w:color w:val="196B24" w:themeColor="accent3"/>
+          <w:szCs w:val="16"/>
+        </w:rPr>
+      </w:pPr>
+      <w:r>
+        <w:rPr>
+          <w:rFonts w:asciiTheme="minorEastAsia" w:hAnsiTheme="minorEastAsia" w:hint="eastAsia"/>
+          <w:color w:val="196B24" w:themeColor="accent3"/>
+          <w:szCs w:val="16"/>
+        </w:rPr>
+        <w:t>SCL=0时让SDA变化从而让SDA电平在SCL=1期间保持不变</w:t>
+      </w:r>
+      <w:r>
+        <w:rPr>
+          <w:rFonts w:asciiTheme="minorEastAsia" w:hAnsiTheme="minorEastAsia" w:hint="eastAsia"/>
+          <w:color w:val="196B24" w:themeColor="accent3"/>
+          <w:szCs w:val="16"/>
+        </w:rPr>
+        <w:t xml:space="preserve">, </w:t>
+      </w:r>
+      <w:r>
+        <w:rPr>
+          <w:rFonts w:asciiTheme="minorEastAsia" w:hAnsiTheme="minorEastAsia" w:hint="eastAsia"/>
+          <w:color w:val="196B24" w:themeColor="accent3"/>
+          <w:szCs w:val="16"/>
+        </w:rPr>
+        <w:t>便于采集数据)</w:t>
       </w:r>
     </w:p>
     <w:p>
@@ -4120,7 +4203,7 @@
     <w:p>
       <w:pPr>
         <w:rPr>
-          <w:rFonts w:asciiTheme="minorEastAsia" w:hAnsiTheme="minorEastAsia"/>
+          <w:rFonts w:asciiTheme="minorEastAsia" w:hAnsiTheme="minorEastAsia" w:hint="eastAsia"/>
           <w:szCs w:val="16"/>
         </w:rPr>
       </w:pPr>
@@ -4318,63 +4401,63 @@
       <w:pPr>
         <w:ind w:left="420" w:firstLine="420"/>
         <w:rPr>
+          <w:rFonts w:asciiTheme="minorEastAsia" w:hAnsiTheme="minorEastAsia" w:hint="eastAsia"/>
+          <w:szCs w:val="16"/>
+        </w:rPr>
+      </w:pPr>
+      <w:r>
+        <w:rPr>
+          <w:rFonts w:asciiTheme="minorEastAsia" w:hAnsiTheme="minorEastAsia" w:hint="eastAsia"/>
+          <w:szCs w:val="16"/>
+        </w:rPr>
+        <w:t>(</w:t>
+      </w:r>
+      <w:r>
+        <w:rPr>
+          <w:rFonts w:asciiTheme="minorEastAsia" w:hAnsiTheme="minorEastAsia" w:hint="eastAsia"/>
+          <w:szCs w:val="16"/>
+        </w:rPr>
+        <w:t>2</w:t>
+      </w:r>
+      <w:r>
+        <w:rPr>
+          <w:rFonts w:asciiTheme="minorEastAsia" w:hAnsiTheme="minorEastAsia" w:hint="eastAsia"/>
+          <w:szCs w:val="16"/>
+        </w:rPr>
+        <w:t>)</w:t>
+      </w:r>
+      <w:r>
+        <w:rPr>
+          <w:rFonts w:asciiTheme="minorEastAsia" w:hAnsiTheme="minorEastAsia" w:hint="eastAsia"/>
+          <w:szCs w:val="16"/>
+        </w:rPr>
+        <w:t xml:space="preserve"> 从机发送 presence（所有设备同时拉低）</w:t>
+      </w:r>
+    </w:p>
+    <w:p>
+      <w:pPr>
+        <w:ind w:firstLine="420"/>
+        <w:rPr>
+          <w:rFonts w:asciiTheme="minorEastAsia" w:hAnsiTheme="minorEastAsia" w:hint="eastAsia"/>
+          <w:szCs w:val="16"/>
+        </w:rPr>
+      </w:pPr>
+      <w:r>
+        <w:rPr>
           <w:rFonts w:asciiTheme="minorEastAsia" w:hAnsiTheme="minorEastAsia"/>
           <w:szCs w:val="16"/>
         </w:rPr>
-      </w:pPr>
-      <w:r>
-        <w:rPr>
-          <w:rFonts w:asciiTheme="minorEastAsia" w:hAnsiTheme="minorEastAsia" w:hint="eastAsia"/>
-          <w:szCs w:val="16"/>
-        </w:rPr>
-        <w:t>(</w:t>
-      </w:r>
-      <w:r>
-        <w:rPr>
-          <w:rFonts w:asciiTheme="minorEastAsia" w:hAnsiTheme="minorEastAsia" w:hint="eastAsia"/>
-          <w:szCs w:val="16"/>
-        </w:rPr>
-        <w:t>2</w:t>
-      </w:r>
-      <w:r>
-        <w:rPr>
-          <w:rFonts w:asciiTheme="minorEastAsia" w:hAnsiTheme="minorEastAsia" w:hint="eastAsia"/>
-          <w:szCs w:val="16"/>
-        </w:rPr>
-        <w:t>)</w:t>
-      </w:r>
-      <w:r>
-        <w:rPr>
-          <w:rFonts w:asciiTheme="minorEastAsia" w:hAnsiTheme="minorEastAsia" w:hint="eastAsia"/>
-          <w:szCs w:val="16"/>
-        </w:rPr>
-        <w:t xml:space="preserve"> 从机发送 presence（所有设备同时拉低）</w:t>
-      </w:r>
-    </w:p>
-    <w:p>
-      <w:pPr>
-        <w:ind w:firstLine="420"/>
+        <w:tab/>
+      </w:r>
+      <w:r>
         <w:rPr>
           <w:rFonts w:asciiTheme="minorEastAsia" w:hAnsiTheme="minorEastAsia"/>
           <w:szCs w:val="16"/>
         </w:rPr>
-      </w:pPr>
-      <w:r>
-        <w:rPr>
-          <w:rFonts w:asciiTheme="minorEastAsia" w:hAnsiTheme="minorEastAsia"/>
-          <w:szCs w:val="16"/>
-        </w:rPr>
         <w:tab/>
       </w:r>
       <w:r>
         <w:rPr>
-          <w:rFonts w:asciiTheme="minorEastAsia" w:hAnsiTheme="minorEastAsia"/>
-          <w:szCs w:val="16"/>
-        </w:rPr>
-        <w:tab/>
-      </w:r>
-      <w:r>
-        <w:rPr>
           <w:rFonts w:asciiTheme="minorEastAsia" w:hAnsiTheme="minorEastAsia" w:hint="eastAsia"/>
           <w:szCs w:val="16"/>
         </w:rPr>
@@ -4399,7 +4482,7 @@
       <w:pPr>
         <w:ind w:left="840" w:firstLine="420"/>
         <w:rPr>
-          <w:rFonts w:asciiTheme="minorEastAsia" w:hAnsiTheme="minorEastAsia"/>
+          <w:rFonts w:asciiTheme="minorEastAsia" w:hAnsiTheme="minorEastAsia" w:hint="eastAsia"/>
           <w:szCs w:val="16"/>
         </w:rPr>
       </w:pPr>
@@ -4443,7 +4526,7 @@
       <w:pPr>
         <w:ind w:left="840"/>
         <w:rPr>
-          <w:rFonts w:asciiTheme="minorEastAsia" w:hAnsiTheme="minorEastAsia"/>
+          <w:rFonts w:asciiTheme="minorEastAsia" w:hAnsiTheme="minorEastAsia" w:hint="eastAsia"/>
           <w:szCs w:val="16"/>
         </w:rPr>
       </w:pPr>
@@ -4613,7 +4696,7 @@
       <w:pPr>
         <w:ind w:left="420" w:firstLine="420"/>
         <w:rPr>
-          <w:rFonts w:asciiTheme="minorEastAsia" w:hAnsiTheme="minorEastAsia"/>
+          <w:rFonts w:asciiTheme="minorEastAsia" w:hAnsiTheme="minorEastAsia" w:hint="eastAsia"/>
           <w:szCs w:val="16"/>
         </w:rPr>
       </w:pPr>
@@ -4626,15 +4709,15 @@
         <mc:AlternateContent>
           <mc:Choice Requires="wps">
             <w:drawing>
-              <wp:anchor distT="45720" distB="45720" distL="114300" distR="114300" simplePos="0" relativeHeight="251659264" behindDoc="1" locked="0" layoutInCell="1" allowOverlap="1" wp14:anchorId="749CBB98" wp14:editId="7363130A">
+              <wp:anchor distT="45720" distB="45720" distL="114300" distR="114300" simplePos="0" relativeHeight="251659264" behindDoc="1" locked="0" layoutInCell="1" allowOverlap="1" wp14:anchorId="749CBB98" wp14:editId="26D75EE9">
                 <wp:simplePos x="0" y="0"/>
                 <wp:positionH relativeFrom="column">
-                  <wp:posOffset>927312</wp:posOffset>
+                  <wp:posOffset>930732</wp:posOffset>
                 </wp:positionH>
                 <wp:positionV relativeFrom="paragraph">
-                  <wp:posOffset>142239</wp:posOffset>
+                  <wp:posOffset>142951</wp:posOffset>
                 </wp:positionV>
-                <wp:extent cx="4013200" cy="1303867"/>
+                <wp:extent cx="3950208" cy="1303867"/>
                 <wp:effectExtent l="0" t="0" r="0" b="0"/>
                 <wp:wrapNone/>
                 <wp:docPr id="217" name="文本框 2"/>
@@ -4650,7 +4733,7 @@
                       <wps:spPr bwMode="auto">
                         <a:xfrm>
                           <a:off x="0" y="0"/>
-                          <a:ext cx="4013200" cy="1303867"/>
+                          <a:ext cx="3950208" cy="1303867"/>
                         </a:xfrm>
                         <a:prstGeom prst="rect">
                           <a:avLst/>
@@ -4762,13 +4845,64 @@
                                 <w:sz w:val="15"/>
                                 <w:szCs w:val="15"/>
                               </w:rPr>
-                              <w:t>写1：主机将DQ拉低15μs然后释放(全过程维持&gt;60μs) 释放DQ维持&gt;1μs，然后再</w:t>
+                              <w:t>写1：主机将DQ拉低15μs然后</w:t>
+                            </w:r>
+                            <w:proofErr w:type="gramStart"/>
+                            <w:r>
+                              <w:rPr>
+                                <w:rFonts w:hint="eastAsia"/>
+                                <w:sz w:val="15"/>
+                                <w:szCs w:val="15"/>
+                              </w:rPr>
+                              <w:t>释放</w:t>
+                            </w:r>
+                            <w:r>
+                              <w:rPr>
+                                <w:rFonts w:hint="eastAsia"/>
+                                <w:sz w:val="15"/>
+                                <w:szCs w:val="15"/>
+                              </w:rPr>
+                              <w:t>让</w:t>
+                            </w:r>
+                            <w:proofErr w:type="gramEnd"/>
+                            <w:r>
+                              <w:rPr>
+                                <w:rFonts w:hint="eastAsia"/>
+                                <w:sz w:val="15"/>
+                                <w:szCs w:val="15"/>
+                              </w:rPr>
+                              <w:t>DQ=1</w:t>
+                            </w:r>
+                            <w:r>
+                              <w:rPr>
+                                <w:rFonts w:hint="eastAsia"/>
+                                <w:sz w:val="15"/>
+                                <w:szCs w:val="15"/>
+                              </w:rPr>
+                              <w:t>(全过程维持&gt;60μs)</w:t>
+                            </w:r>
+                            <w:r>
+                              <w:rPr>
+                                <w:rFonts w:hint="eastAsia"/>
+                                <w:sz w:val="15"/>
+                                <w:szCs w:val="15"/>
+                              </w:rPr>
+                              <w:t>最后</w:t>
+                            </w:r>
+                            <w:r>
+                              <w:rPr>
+                                <w:rFonts w:hint="eastAsia"/>
+                                <w:sz w:val="15"/>
+                                <w:szCs w:val="15"/>
+                              </w:rPr>
+                              <w:t>释放DQ维</w:t>
                             </w:r>
                           </w:p>
                           <w:p>
                             <w:pPr>
                               <w:ind w:left="420" w:firstLine="420"/>
                               <w:rPr>
+                                <w:rFonts w:hint="eastAsia"/>
                                 <w:sz w:val="15"/>
                                 <w:szCs w:val="15"/>
                               </w:rPr>
@@ -4779,12 +4913,37 @@
                                 <w:sz w:val="15"/>
                                 <w:szCs w:val="15"/>
                               </w:rPr>
-                              <w:t>写下一个数据</w:t>
+                              <w:t>持&gt;1μs</w:t>
+                            </w:r>
+                            <w:r>
+                              <w:rPr>
+                                <w:rFonts w:hint="eastAsia"/>
+                                <w:sz w:val="15"/>
+                                <w:szCs w:val="15"/>
+                              </w:rPr>
+                              <w:t xml:space="preserve"> (目的是为了让总线准备下一个数据周期)</w:t>
+                            </w:r>
+                            <w:r>
+                              <w:rPr>
+                                <w:rFonts w:hint="eastAsia"/>
+                                <w:sz w:val="15"/>
+                                <w:szCs w:val="15"/>
+                              </w:rPr>
+                              <w:t xml:space="preserve">, </w:t>
+                            </w:r>
+                            <w:r>
+                              <w:rPr>
+                                <w:rFonts w:hint="eastAsia"/>
+                                <w:sz w:val="15"/>
+                                <w:szCs w:val="15"/>
+                              </w:rPr>
+                              <w:t>然后再写下一个数据</w:t>
                             </w:r>
                           </w:p>
                           <w:p>
                             <w:pPr>
                               <w:rPr>
+                                <w:rFonts w:hint="eastAsia"/>
                                 <w:sz w:val="15"/>
                                 <w:szCs w:val="15"/>
                               </w:rPr>
@@ -4803,15 +4962,7 @@
                                 <w:sz w:val="15"/>
                                 <w:szCs w:val="15"/>
                               </w:rPr>
-                              <w:t>进入时序窗口</w:t>
-                            </w:r>
-                            <w:r>
-                              <w:rPr>
-                                <w:rFonts w:hint="eastAsia"/>
-                                <w:sz w:val="15"/>
-                                <w:szCs w:val="15"/>
-                              </w:rPr>
-                              <w:t xml:space="preserve">, </w:t>
+                              <w:t xml:space="preserve">进入时序窗口, </w:t>
                             </w:r>
                             <w:r>
                               <w:rPr>
@@ -4903,6 +5054,14 @@
                               </w:rPr>
                               <w:t xml:space="preserve"> (从机先发低位)</w:t>
                             </w:r>
+                            <w:r>
+                              <w:rPr>
+                                <w:rFonts w:hint="eastAsia"/>
+                                <w:sz w:val="15"/>
+                                <w:szCs w:val="15"/>
+                              </w:rPr>
+                              <w:t xml:space="preserve"> 前提是已经触发读数据寄存器</w:t>
+                            </w:r>
                           </w:p>
                         </w:txbxContent>
                       </wps:txbx>
@@ -4927,7 +5086,7 @@
                 <v:stroke joinstyle="miter"/>
                 <v:path gradientshapeok="t" o:connecttype="rect"/>
               </v:shapetype>
-              <v:shape id="文本框 2" o:spid="_x0000_s1026" type="#_x0000_t202" style="position:absolute;left:0;text-align:left;margin-left:73pt;margin-top:11.2pt;width:316pt;height:102.65pt;z-index:-251657216;visibility:visible;mso-wrap-style:square;mso-width-percent:0;mso-height-percent:0;mso-wrap-distance-left:9pt;mso-wrap-distance-top:3.6pt;mso-wrap-distance-right:9pt;mso-wrap-distance-bottom:3.6pt;mso-position-horizontal:absolute;mso-position-horizontal-relative:text;mso-position-vertical:absolute;mso-position-vertical-relative:text;mso-width-percent:0;mso-height-percent:0;mso-width-relative:margin;mso-height-relative:margin;v-text-anchor:top" o:gfxdata="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" filled="f" stroked="f">
+              <v:shape id="文本框 2" o:spid="_x0000_s1026" type="#_x0000_t202" style="position:absolute;left:0;text-align:left;margin-left:73.3pt;margin-top:11.25pt;width:311.05pt;height:102.65pt;z-index:-251657216;visibility:visible;mso-wrap-style:square;mso-width-percent:0;mso-height-percent:0;mso-wrap-distance-left:9pt;mso-wrap-distance-top:3.6pt;mso-wrap-distance-right:9pt;mso-wrap-distance-bottom:3.6pt;mso-position-horizontal:absolute;mso-position-horizontal-relative:text;mso-position-vertical:absolute;mso-position-vertical-relative:text;mso-width-percent:0;mso-height-percent:0;mso-width-relative:margin;mso-height-relative:margin;v-text-anchor:top" o:gfxdata="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" filled="f" stroked="f">
                 <v:textbox>
                   <w:txbxContent>
                     <w:p>
@@ -5027,13 +5186,64 @@
                           <w:sz w:val="15"/>
                           <w:szCs w:val="15"/>
                         </w:rPr>
-                        <w:t>写1：主机将DQ拉低15μs然后释放(全过程维持&gt;60μs) 释放DQ维持&gt;1μs，然后再</w:t>
+                        <w:t>写1：主机将DQ拉低15μs然后</w:t>
+                      </w:r>
+                      <w:proofErr w:type="gramStart"/>
+                      <w:r>
+                        <w:rPr>
+                          <w:rFonts w:hint="eastAsia"/>
+                          <w:sz w:val="15"/>
+                          <w:szCs w:val="15"/>
+                        </w:rPr>
+                        <w:t>释放</w:t>
+                      </w:r>
+                      <w:r>
+                        <w:rPr>
+                          <w:rFonts w:hint="eastAsia"/>
+                          <w:sz w:val="15"/>
+                          <w:szCs w:val="15"/>
+                        </w:rPr>
+                        <w:t>让</w:t>
+                      </w:r>
+                      <w:proofErr w:type="gramEnd"/>
+                      <w:r>
+                        <w:rPr>
+                          <w:rFonts w:hint="eastAsia"/>
+                          <w:sz w:val="15"/>
+                          <w:szCs w:val="15"/>
+                        </w:rPr>
+                        <w:t>DQ=1</w:t>
+                      </w:r>
+                      <w:r>
+                        <w:rPr>
+                          <w:rFonts w:hint="eastAsia"/>
+                          <w:sz w:val="15"/>
+                          <w:szCs w:val="15"/>
+                        </w:rPr>
+                        <w:t>(全过程维持&gt;60μs)</w:t>
+                      </w:r>
+                      <w:r>
+                        <w:rPr>
+                          <w:rFonts w:hint="eastAsia"/>
+                          <w:sz w:val="15"/>
+                          <w:szCs w:val="15"/>
+                        </w:rPr>
+                        <w:t>最后</w:t>
+                      </w:r>
+                      <w:r>
+                        <w:rPr>
+                          <w:rFonts w:hint="eastAsia"/>
+                          <w:sz w:val="15"/>
+                          <w:szCs w:val="15"/>
+                        </w:rPr>
+                        <w:t>释放DQ维</w:t>
                       </w:r>
                     </w:p>
                     <w:p>
                       <w:pPr>
                         <w:ind w:left="420" w:firstLine="420"/>
                         <w:rPr>
+                          <w:rFonts w:hint="eastAsia"/>
                           <w:sz w:val="15"/>
                           <w:szCs w:val="15"/>
                         </w:rPr>
@@ -5044,12 +5254,37 @@
                           <w:sz w:val="15"/>
                           <w:szCs w:val="15"/>
                         </w:rPr>
-                        <w:t>写下一个数据</w:t>
+                        <w:t>持&gt;1μs</w:t>
+                      </w:r>
+                      <w:r>
+                        <w:rPr>
+                          <w:rFonts w:hint="eastAsia"/>
+                          <w:sz w:val="15"/>
+                          <w:szCs w:val="15"/>
+                        </w:rPr>
+                        <w:t xml:space="preserve"> (目的是为了让总线准备下一个数据周期)</w:t>
+                      </w:r>
+                      <w:r>
+                        <w:rPr>
+                          <w:rFonts w:hint="eastAsia"/>
+                          <w:sz w:val="15"/>
+                          <w:szCs w:val="15"/>
+                        </w:rPr>
+                        <w:t xml:space="preserve">, </w:t>
+                      </w:r>
+                      <w:r>
+                        <w:rPr>
+                          <w:rFonts w:hint="eastAsia"/>
+                          <w:sz w:val="15"/>
+                          <w:szCs w:val="15"/>
+                        </w:rPr>
+                        <w:t>然后再写下一个数据</w:t>
                       </w:r>
                     </w:p>
                     <w:p>
                       <w:pPr>
                         <w:rPr>
+                          <w:rFonts w:hint="eastAsia"/>
                           <w:sz w:val="15"/>
                           <w:szCs w:val="15"/>
                         </w:rPr>
@@ -5068,15 +5303,7 @@
                           <w:sz w:val="15"/>
                           <w:szCs w:val="15"/>
                         </w:rPr>
-                        <w:t>进入时序窗口</w:t>
-                      </w:r>
-                      <w:r>
-                        <w:rPr>
-                          <w:rFonts w:hint="eastAsia"/>
-                          <w:sz w:val="15"/>
-                          <w:szCs w:val="15"/>
-                        </w:rPr>
-                        <w:t xml:space="preserve">, </w:t>
+                        <w:t xml:space="preserve">进入时序窗口, </w:t>
                       </w:r>
                       <w:r>
                         <w:rPr>
@@ -5168,6 +5395,14 @@
                         </w:rPr>
                         <w:t xml:space="preserve"> (从机先发低位)</w:t>
                       </w:r>
+                      <w:r>
+                        <w:rPr>
+                          <w:rFonts w:hint="eastAsia"/>
+                          <w:sz w:val="15"/>
+                          <w:szCs w:val="15"/>
+                        </w:rPr>
+                        <w:t xml:space="preserve"> 前提是已经触发读数据寄存器</w:t>
+                      </w:r>
                     </w:p>
                   </w:txbxContent>
                 </v:textbox>
@@ -5266,7 +5501,7 @@
     <w:p>
       <w:pPr>
         <w:rPr>
-          <w:rFonts w:asciiTheme="minorEastAsia" w:hAnsiTheme="minorEastAsia"/>
+          <w:rFonts w:asciiTheme="minorEastAsia" w:hAnsiTheme="minorEastAsia" w:hint="eastAsia"/>
           <w:szCs w:val="16"/>
         </w:rPr>
       </w:pPr>
@@ -5703,6 +5938,64 @@
     </w:sectPr>
   </w:body>
 </w:document>
+</file>
+
+<file path=word/endnotes.xml><?xml version="1.0" encoding="utf-8"?>
+<w:endnotes xmlns:wpc="http://schemas.microsoft.com/office/word/2010/wordprocessingCanvas" xmlns:cx="http://schemas.microsoft.com/office/drawing/2014/chartex" xmlns:cx1="http://schemas.microsoft.com/office/drawing/2015/9/8/chartex" xmlns:cx2="http://schemas.microsoft.com/office/drawing/2015/10/21/chartex" xmlns:cx3="http://schemas.microsoft.com/office/drawing/2016/5/9/chartex" xmlns:cx4="http://schemas.microsoft.com/office/drawing/2016/5/10/chartex" xmlns:cx5="http://schemas.microsoft.com/office/drawing/2016/5/11/chartex" xmlns:cx6="http://schemas.microsoft.com/office/drawing/2016/5/12/chartex" xmlns:cx7="http://schemas.microsoft.com/office/drawing/2016/5/13/chartex" xmlns:cx8="http://schemas.microsoft.com/office/drawing/2016/5/14/chartex" xmlns:mc="http://schemas.openxmlformats.org/markup-compatibility/2006" xmlns:aink="http://schemas.microsoft.com/office/drawing/2016/ink" xmlns:am3d="http://schemas.microsoft.com/office/drawing/2017/model3d" xmlns:o="urn:schemas-microsoft-com:office:office" xmlns:oel="http://schemas.microsoft.com/office/2019/extlst" xmlns:r="http://schemas.openxmlformats.org/officeDocument/2006/relationships" xmlns:m="http://schemas.openxmlformats.org/officeDocument/2006/math" xmlns:v="urn:schemas-microsoft-com:vml" xmlns:wp14="http://schemas.microsoft.com/office/word/2010/wordprocessingDrawing" xmlns:wp="http://schemas.openxmlformats.org/drawingml/2006/wordprocessingDrawing" xmlns:w10="urn:schemas-microsoft-com:office:word" xmlns:w="http://schemas.openxmlformats.org/wordprocessingml/2006/main" xmlns:w14="http://schemas.microsoft.com/office/word/2010/wordml" xmlns:w15="http://schemas.microsoft.com/office/word/2012/wordml" xmlns:w16cex="http://schemas.microsoft.com/office/word/2018/wordml/cex" xmlns:w16cid="http://schemas.microsoft.com/office/word/2016/wordml/cid" xmlns:w16="http://schemas.microsoft.com/office/word/2018/wordml" xmlns:w16du="http://schemas.microsoft.com/office/word/2023/wordml/word16du" xmlns:w16sdtdh="http://schemas.microsoft.com/office/word/2020/wordml/sdtdatahash" xmlns:w16sdtfl="http://schemas.microsoft.com/office/word/2024/wordml/sdtformatlock" xmlns:w16se="http://schemas.microsoft.com/office/word/2015/wordml/symex" xmlns:wpg="http://schemas.microsoft.com/office/word/2010/wordprocessingGroup" xmlns:wpi="http://schemas.microsoft.com/office/word/2010/wordprocessingInk" xmlns:wne="http://schemas.microsoft.com/office/word/2006/wordml" xmlns:wps="http://schemas.microsoft.com/office/word/2010/wordprocessingShape" mc:Ignorable="w14 w15 w16se w16cid w16 w16cex w16sdtdh w16sdtfl w16du wp14">
+  <w:endnote w:type="separator" w:id="-1">
+    <w:p>
+      <w:pPr>
+        <w:rPr>
+          <w:rFonts w:hint="eastAsia"/>
+        </w:rPr>
+      </w:pPr>
+      <w:r>
+        <w:separator/>
+      </w:r>
+    </w:p>
+  </w:endnote>
+  <w:endnote w:type="continuationSeparator" w:id="0">
+    <w:p>
+      <w:pPr>
+        <w:rPr>
+          <w:rFonts w:hint="eastAsia"/>
+        </w:rPr>
+      </w:pPr>
+      <w:r>
+        <w:continuationSeparator/>
+      </w:r>
+    </w:p>
+  </w:endnote>
+</w:endnotes>
+</file>
+
+<file path=word/footnotes.xml><?xml version="1.0" encoding="utf-8"?>
+<w:footnotes xmlns:wpc="http://schemas.microsoft.com/office/word/2010/wordprocessingCanvas" xmlns:cx="http://schemas.microsoft.com/office/drawing/2014/chartex" xmlns:cx1="http://schemas.microsoft.com/office/drawing/2015/9/8/chartex" xmlns:cx2="http://schemas.microsoft.com/office/drawing/2015/10/21/chartex" xmlns:cx3="http://schemas.microsoft.com/office/drawing/2016/5/9/chartex" xmlns:cx4="http://schemas.microsoft.com/office/drawing/2016/5/10/chartex" xmlns:cx5="http://schemas.microsoft.com/office/drawing/2016/5/11/chartex" xmlns:cx6="http://schemas.microsoft.com/office/drawing/2016/5/12/chartex" xmlns:cx7="http://schemas.microsoft.com/office/drawing/2016/5/13/chartex" xmlns:cx8="http://schemas.microsoft.com/office/drawing/2016/5/14/chartex" xmlns:mc="http://schemas.openxmlformats.org/markup-compatibility/2006" xmlns:aink="http://schemas.microsoft.com/office/drawing/2016/ink" xmlns:am3d="http://schemas.microsoft.com/office/drawing/2017/model3d" xmlns:o="urn:schemas-microsoft-com:office:office" xmlns:oel="http://schemas.microsoft.com/office/2019/extlst" xmlns:r="http://schemas.openxmlformats.org/officeDocument/2006/relationships" xmlns:m="http://schemas.openxmlformats.org/officeDocument/2006/math" xmlns:v="urn:schemas-microsoft-com:vml" xmlns:wp14="http://schemas.microsoft.com/office/word/2010/wordprocessingDrawing" xmlns:wp="http://schemas.openxmlformats.org/drawingml/2006/wordprocessingDrawing" xmlns:w10="urn:schemas-microsoft-com:office:word" xmlns:w="http://schemas.openxmlformats.org/wordprocessingml/2006/main" xmlns:w14="http://schemas.microsoft.com/office/word/2010/wordml" xmlns:w15="http://schemas.microsoft.com/office/word/2012/wordml" xmlns:w16cex="http://schemas.microsoft.com/office/word/2018/wordml/cex" xmlns:w16cid="http://schemas.microsoft.com/office/word/2016/wordml/cid" xmlns:w16="http://schemas.microsoft.com/office/word/2018/wordml" xmlns:w16du="http://schemas.microsoft.com/office/word/2023/wordml/word16du" xmlns:w16sdtdh="http://schemas.microsoft.com/office/word/2020/wordml/sdtdatahash" xmlns:w16sdtfl="http://schemas.microsoft.com/office/word/2024/wordml/sdtformatlock" xmlns:w16se="http://schemas.microsoft.com/office/word/2015/wordml/symex" xmlns:wpg="http://schemas.microsoft.com/office/word/2010/wordprocessingGroup" xmlns:wpi="http://schemas.microsoft.com/office/word/2010/wordprocessingInk" xmlns:wne="http://schemas.microsoft.com/office/word/2006/wordml" xmlns:wps="http://schemas.microsoft.com/office/word/2010/wordprocessingShape" mc:Ignorable="w14 w15 w16se w16cid w16 w16cex w16sdtdh w16sdtfl w16du wp14">
+  <w:footnote w:type="separator" w:id="-1">
+    <w:p>
+      <w:pPr>
+        <w:rPr>
+          <w:rFonts w:hint="eastAsia"/>
+        </w:rPr>
+      </w:pPr>
+      <w:r>
+        <w:separator/>
+      </w:r>
+    </w:p>
+  </w:footnote>
+  <w:footnote w:type="continuationSeparator" w:id="0">
+    <w:p>
+      <w:pPr>
+        <w:rPr>
+          <w:rFonts w:hint="eastAsia"/>
+        </w:rPr>
+      </w:pPr>
+      <w:r>
+        <w:continuationSeparator/>
+      </w:r>
+    </w:p>
+  </w:footnote>
+</w:footnotes>
 </file>
 
 <file path=word/styles.xml><?xml version="1.0" encoding="utf-8"?>
@@ -6665,6 +6958,68 @@
       </w:tblBorders>
     </w:tblPr>
   </w:style>
+  <w:style w:type="paragraph" w:styleId="af0">
+    <w:name w:val="header"/>
+    <w:basedOn w:val="a"/>
+    <w:link w:val="af1"/>
+    <w:uiPriority w:val="99"/>
+    <w:unhideWhenUsed/>
+    <w:rsid w:val="00012B31"/>
+    <w:pPr>
+      <w:tabs>
+        <w:tab w:val="center" w:pos="4153"/>
+        <w:tab w:val="right" w:pos="8306"/>
+      </w:tabs>
+      <w:snapToGrid w:val="0"/>
+      <w:jc w:val="center"/>
+    </w:pPr>
+    <w:rPr>
+      <w:sz w:val="18"/>
+      <w:szCs w:val="18"/>
+    </w:rPr>
+  </w:style>
+  <w:style w:type="character" w:customStyle="1" w:styleId="af1">
+    <w:name w:val="页眉 字符"/>
+    <w:basedOn w:val="a0"/>
+    <w:link w:val="af0"/>
+    <w:uiPriority w:val="99"/>
+    <w:rsid w:val="00012B31"/>
+    <w:rPr>
+      <w:sz w:val="18"/>
+      <w:szCs w:val="18"/>
+    </w:rPr>
+  </w:style>
+  <w:style w:type="paragraph" w:styleId="af2">
+    <w:name w:val="footer"/>
+    <w:basedOn w:val="a"/>
+    <w:link w:val="af3"/>
+    <w:uiPriority w:val="99"/>
+    <w:unhideWhenUsed/>
+    <w:rsid w:val="00012B31"/>
+    <w:pPr>
+      <w:tabs>
+        <w:tab w:val="center" w:pos="4153"/>
+        <w:tab w:val="right" w:pos="8306"/>
+      </w:tabs>
+      <w:snapToGrid w:val="0"/>
+      <w:jc w:val="left"/>
+    </w:pPr>
+    <w:rPr>
+      <w:sz w:val="18"/>
+      <w:szCs w:val="18"/>
+    </w:rPr>
+  </w:style>
+  <w:style w:type="character" w:customStyle="1" w:styleId="af3">
+    <w:name w:val="页脚 字符"/>
+    <w:basedOn w:val="a0"/>
+    <w:link w:val="af2"/>
+    <w:uiPriority w:val="99"/>
+    <w:rsid w:val="00012B31"/>
+    <w:rPr>
+      <w:sz w:val="18"/>
+      <w:szCs w:val="18"/>
+    </w:rPr>
+  </w:style>
 </w:styles>
 </file>
 

--- a/通信协议.docx
+++ b/通信协议.docx
@@ -711,7 +711,6 @@
                 <w:szCs w:val="15"/>
               </w:rPr>
             </w:pPr>
-            <w:proofErr w:type="gramStart"/>
             <w:r>
               <w:rPr>
                 <w:rFonts w:ascii="Times New Roman" w:eastAsia="等线" w:hAnsi="Times New Roman" w:cs="Times New Roman"/>
@@ -722,7 +721,6 @@
               </w:rPr>
               <w:t>单主</w:t>
             </w:r>
-            <w:proofErr w:type="gramEnd"/>
             <w:r>
               <w:rPr>
                 <w:rFonts w:ascii="Times New Roman" w:eastAsia="等线" w:hAnsi="Times New Roman" w:cs="Times New Roman"/>
@@ -806,27 +804,15 @@
                 <w:szCs w:val="15"/>
               </w:rPr>
             </w:pPr>
-            <w:proofErr w:type="gramStart"/>
-            <w:r>
-              <w:rPr>
-                <w:rFonts w:ascii="Times New Roman" w:eastAsia="等线" w:hAnsi="Times New Roman" w:cs="Times New Roman"/>
-                <w:color w:val="000000"/>
-                <w:kern w:val="0"/>
-                <w:sz w:val="15"/>
-                <w:szCs w:val="15"/>
-              </w:rPr>
-              <w:t>两根线传多</w:t>
-            </w:r>
-            <w:proofErr w:type="gramEnd"/>
-            <w:r>
-              <w:rPr>
-                <w:rFonts w:ascii="Times New Roman" w:eastAsia="等线" w:hAnsi="Times New Roman" w:cs="Times New Roman"/>
-                <w:color w:val="000000"/>
-                <w:kern w:val="0"/>
-                <w:sz w:val="15"/>
-                <w:szCs w:val="15"/>
-              </w:rPr>
-              <w:t>设备，需地址管理</w:t>
+            <w:r>
+              <w:rPr>
+                <w:rFonts w:ascii="Times New Roman" w:eastAsia="等线" w:hAnsi="Times New Roman" w:cs="Times New Roman"/>
+                <w:color w:val="000000"/>
+                <w:kern w:val="0"/>
+                <w:sz w:val="15"/>
+                <w:szCs w:val="15"/>
+              </w:rPr>
+              <w:t>两根线传多设备，需地址管理</w:t>
             </w:r>
           </w:p>
         </w:tc>
@@ -1594,7 +1580,6 @@
                 <w:szCs w:val="15"/>
               </w:rPr>
             </w:pPr>
-            <w:proofErr w:type="gramStart"/>
             <w:r>
               <w:rPr>
                 <w:rFonts w:ascii="Times New Roman" w:eastAsia="等线" w:hAnsi="Times New Roman" w:cs="Times New Roman"/>
@@ -1605,7 +1590,6 @@
               </w:rPr>
               <w:t>蓝牙</w:t>
             </w:r>
-            <w:proofErr w:type="gramEnd"/>
             <w:r>
               <w:rPr>
                 <w:rFonts w:ascii="Times New Roman" w:eastAsia="等线" w:hAnsi="Times New Roman" w:cs="Times New Roman" w:hint="eastAsia"/>
@@ -1958,29 +1942,7 @@
                 <w:sz w:val="15"/>
                 <w:szCs w:val="15"/>
               </w:rPr>
-              <w:t>基于网络协议</w:t>
-            </w:r>
-            <w:proofErr w:type="gramStart"/>
-            <w:r>
-              <w:rPr>
-                <w:rFonts w:ascii="Times New Roman" w:eastAsia="等线" w:hAnsi="Times New Roman" w:cs="Times New Roman"/>
-                <w:color w:val="000000"/>
-                <w:kern w:val="0"/>
-                <w:sz w:val="15"/>
-                <w:szCs w:val="15"/>
-              </w:rPr>
-              <w:t>栈</w:t>
-            </w:r>
-            <w:proofErr w:type="gramEnd"/>
-            <w:r>
-              <w:rPr>
-                <w:rFonts w:ascii="Times New Roman" w:eastAsia="等线" w:hAnsi="Times New Roman" w:cs="Times New Roman"/>
-                <w:color w:val="000000"/>
-                <w:kern w:val="0"/>
-                <w:sz w:val="15"/>
-                <w:szCs w:val="15"/>
-              </w:rPr>
-              <w:t>的数据通信方式</w:t>
+              <w:t>基于网络协议栈的数据通信方式</w:t>
             </w:r>
           </w:p>
         </w:tc>
@@ -3560,23 +3522,7 @@
           <w:rFonts w:asciiTheme="minorEastAsia" w:hAnsiTheme="minorEastAsia" w:hint="eastAsia"/>
           <w:szCs w:val="16"/>
         </w:rPr>
-        <w:t>主机</w:t>
-      </w:r>
-      <w:proofErr w:type="gramStart"/>
-      <w:r>
-        <w:rPr>
-          <w:rFonts w:asciiTheme="minorEastAsia" w:hAnsiTheme="minorEastAsia" w:hint="eastAsia"/>
-          <w:szCs w:val="16"/>
-        </w:rPr>
-        <w:t>发数据</w:t>
-      </w:r>
-      <w:proofErr w:type="gramEnd"/>
-      <w:r>
-        <w:rPr>
-          <w:rFonts w:asciiTheme="minorEastAsia" w:hAnsiTheme="minorEastAsia" w:hint="eastAsia"/>
-          <w:szCs w:val="16"/>
-        </w:rPr>
-        <w:t>地址</w:t>
+        <w:t>主机发数据地址</w:t>
       </w:r>
     </w:p>
     <w:p>
@@ -3648,25 +3594,7 @@
           <w:color w:val="196B24" w:themeColor="accent3"/>
           <w:szCs w:val="16"/>
         </w:rPr>
-        <w:t>{主机</w:t>
-      </w:r>
-      <w:proofErr w:type="gramStart"/>
-      <w:r>
-        <w:rPr>
-          <w:rFonts w:asciiTheme="minorEastAsia" w:hAnsiTheme="minorEastAsia" w:hint="eastAsia"/>
-          <w:color w:val="196B24" w:themeColor="accent3"/>
-          <w:szCs w:val="16"/>
-        </w:rPr>
-        <w:t>发数据</w:t>
-      </w:r>
-      <w:proofErr w:type="gramEnd"/>
-      <w:r>
-        <w:rPr>
-          <w:rFonts w:asciiTheme="minorEastAsia" w:hAnsiTheme="minorEastAsia" w:hint="eastAsia"/>
-          <w:color w:val="196B24" w:themeColor="accent3"/>
-          <w:szCs w:val="16"/>
-        </w:rPr>
-        <w:t>}</w:t>
+        <w:t>{主机发数据}</w:t>
       </w:r>
       <w:r>
         <w:rPr>
@@ -3795,25 +3723,7 @@
           <w:color w:val="215E99" w:themeColor="text2" w:themeTint="BF"/>
           <w:szCs w:val="16"/>
         </w:rPr>
-        <w:t>[主机起始信号再次发起] (Note that: 主机读数</w:t>
-      </w:r>
-      <w:proofErr w:type="gramStart"/>
-      <w:r>
-        <w:rPr>
-          <w:rFonts w:asciiTheme="minorEastAsia" w:hAnsiTheme="minorEastAsia" w:hint="eastAsia"/>
-          <w:color w:val="215E99" w:themeColor="text2" w:themeTint="BF"/>
-          <w:szCs w:val="16"/>
-        </w:rPr>
-        <w:t>据必须</w:t>
-      </w:r>
-      <w:proofErr w:type="gramEnd"/>
-      <w:r>
-        <w:rPr>
-          <w:rFonts w:asciiTheme="minorEastAsia" w:hAnsiTheme="minorEastAsia" w:hint="eastAsia"/>
-          <w:color w:val="215E99" w:themeColor="text2" w:themeTint="BF"/>
-          <w:szCs w:val="16"/>
-        </w:rPr>
-        <w:t>要先发起写操作如上述操作只是没有写入的数据</w:t>
+        <w:t>[主机起始信号再次发起] (Note that: 主机读数据必须要先发起写操作如上述操作只是没有写入的数据</w:t>
       </w:r>
     </w:p>
     <w:p>
@@ -3963,25 +3873,7 @@
           <w:color w:val="215E99" w:themeColor="text2" w:themeTint="BF"/>
           <w:szCs w:val="16"/>
         </w:rPr>
-        <w:t xml:space="preserve"> [从机</w:t>
-      </w:r>
-      <w:proofErr w:type="gramStart"/>
-      <w:r>
-        <w:rPr>
-          <w:rFonts w:asciiTheme="minorEastAsia" w:hAnsiTheme="minorEastAsia" w:hint="eastAsia"/>
-          <w:color w:val="215E99" w:themeColor="text2" w:themeTint="BF"/>
-          <w:szCs w:val="16"/>
-        </w:rPr>
-        <w:t>发数据</w:t>
-      </w:r>
-      <w:proofErr w:type="gramEnd"/>
-      <w:r>
-        <w:rPr>
-          <w:rFonts w:asciiTheme="minorEastAsia" w:hAnsiTheme="minorEastAsia" w:hint="eastAsia"/>
-          <w:color w:val="215E99" w:themeColor="text2" w:themeTint="BF"/>
-          <w:szCs w:val="16"/>
-        </w:rPr>
-        <w:t>]</w:t>
+        <w:t xml:space="preserve"> [从机发数据]</w:t>
       </w:r>
     </w:p>
     <w:p>
@@ -4085,7 +3977,177 @@
     <w:p>
       <w:pPr>
         <w:rPr>
-          <w:rFonts w:asciiTheme="minorEastAsia" w:hAnsiTheme="minorEastAsia" w:hint="eastAsia"/>
+          <w:rFonts w:asciiTheme="minorEastAsia" w:hAnsiTheme="minorEastAsia"/>
+          <w:szCs w:val="16"/>
+        </w:rPr>
+      </w:pPr>
+    </w:p>
+    <w:p>
+      <w:pPr>
+        <w:ind w:firstLine="240"/>
+        <w:rPr>
+          <w:rFonts w:asciiTheme="minorEastAsia" w:hAnsiTheme="minorEastAsia" w:hint="eastAsia"/>
+          <w:b/>
+          <w:bCs/>
+          <w:color w:val="EE0000"/>
+          <w:szCs w:val="16"/>
+        </w:rPr>
+      </w:pPr>
+      <w:r>
+        <w:rPr>
+          <w:rFonts w:asciiTheme="minorEastAsia" w:hAnsiTheme="minorEastAsia" w:hint="eastAsia"/>
+          <w:b/>
+          <w:bCs/>
+          <w:color w:val="EE0000"/>
+          <w:szCs w:val="16"/>
+        </w:rPr>
+        <w:t xml:space="preserve">Note that: </w:t>
+      </w:r>
+      <w:r>
+        <w:rPr>
+          <w:rFonts w:asciiTheme="minorEastAsia" w:hAnsiTheme="minorEastAsia"/>
+          <w:b/>
+          <w:bCs/>
+          <w:color w:val="EE0000"/>
+          <w:szCs w:val="16"/>
+        </w:rPr>
+        <w:t>I²C是每</w:t>
+      </w:r>
+      <w:r>
+        <w:rPr>
+          <w:rFonts w:asciiTheme="minorEastAsia" w:hAnsiTheme="minorEastAsia" w:hint="eastAsia"/>
+          <w:b/>
+          <w:bCs/>
+          <w:color w:val="EE0000"/>
+          <w:szCs w:val="16"/>
+        </w:rPr>
+        <w:t>次</w:t>
+      </w:r>
+      <w:r>
+        <w:rPr>
+          <w:rFonts w:asciiTheme="minorEastAsia" w:hAnsiTheme="minorEastAsia"/>
+          <w:b/>
+          <w:bCs/>
+          <w:color w:val="EE0000"/>
+          <w:szCs w:val="16"/>
+        </w:rPr>
+        <w:t>发送一个完整的字节</w:t>
+      </w:r>
+      <w:r>
+        <w:rPr>
+          <w:rFonts w:asciiTheme="minorEastAsia" w:hAnsiTheme="minorEastAsia" w:hint="eastAsia"/>
+          <w:b/>
+          <w:bCs/>
+          <w:color w:val="EE0000"/>
+          <w:szCs w:val="16"/>
+        </w:rPr>
+        <w:t>(</w:t>
+      </w:r>
+      <w:r>
+        <w:rPr>
+          <w:rFonts w:asciiTheme="minorEastAsia" w:hAnsiTheme="minorEastAsia"/>
+          <w:b/>
+          <w:bCs/>
+          <w:color w:val="EE0000"/>
+          <w:szCs w:val="16"/>
+        </w:rPr>
+        <w:t>8位</w:t>
+      </w:r>
+      <w:r>
+        <w:rPr>
+          <w:rFonts w:asciiTheme="minorEastAsia" w:hAnsiTheme="minorEastAsia" w:hint="eastAsia"/>
+          <w:b/>
+          <w:bCs/>
+          <w:color w:val="EE0000"/>
+          <w:szCs w:val="16"/>
+        </w:rPr>
+        <w:t>)</w:t>
+      </w:r>
+      <w:r>
+        <w:rPr>
+          <w:rFonts w:asciiTheme="minorEastAsia" w:hAnsiTheme="minorEastAsia"/>
+          <w:b/>
+          <w:bCs/>
+          <w:color w:val="EE0000"/>
+          <w:szCs w:val="16"/>
+        </w:rPr>
+        <w:t>后</w:t>
+      </w:r>
+      <w:r>
+        <w:rPr>
+          <w:rFonts w:asciiTheme="minorEastAsia" w:hAnsiTheme="minorEastAsia" w:hint="eastAsia"/>
+          <w:b/>
+          <w:bCs/>
+          <w:color w:val="EE0000"/>
+          <w:szCs w:val="16"/>
+        </w:rPr>
+        <w:t>, 主机或</w:t>
+      </w:r>
+      <w:r>
+        <w:rPr>
+          <w:rFonts w:asciiTheme="minorEastAsia" w:hAnsiTheme="minorEastAsia"/>
+          <w:b/>
+          <w:bCs/>
+          <w:color w:val="EE0000"/>
+          <w:szCs w:val="16"/>
+        </w:rPr>
+        <w:t>从机会发送应答信号</w:t>
+      </w:r>
+      <w:r>
+        <w:rPr>
+          <w:rFonts w:asciiTheme="minorEastAsia" w:hAnsiTheme="minorEastAsia" w:hint="eastAsia"/>
+          <w:b/>
+          <w:bCs/>
+          <w:color w:val="EE0000"/>
+          <w:szCs w:val="16"/>
+        </w:rPr>
+        <w:t xml:space="preserve"> </w:t>
+      </w:r>
+      <w:r>
+        <w:rPr>
+          <w:rFonts w:asciiTheme="minorEastAsia" w:hAnsiTheme="minorEastAsia" w:hint="eastAsia"/>
+          <w:b/>
+          <w:bCs/>
+          <w:color w:val="EE0000"/>
+          <w:szCs w:val="16"/>
+        </w:rPr>
+        <w:t>(</w:t>
+      </w:r>
+      <w:r>
+        <w:rPr>
+          <w:rFonts w:asciiTheme="minorEastAsia" w:hAnsiTheme="minorEastAsia"/>
+          <w:b/>
+          <w:bCs/>
+          <w:color w:val="EE0000"/>
+          <w:szCs w:val="16"/>
+        </w:rPr>
+        <w:t>ACK</w:t>
+      </w:r>
+      <w:r>
+        <w:rPr>
+          <w:rFonts w:asciiTheme="minorEastAsia" w:hAnsiTheme="minorEastAsia" w:hint="eastAsia"/>
+          <w:b/>
+          <w:bCs/>
+          <w:color w:val="EE0000"/>
+          <w:szCs w:val="16"/>
+        </w:rPr>
+        <w:t>或NACK</w:t>
+      </w:r>
+      <w:r>
+        <w:rPr>
+          <w:rFonts w:asciiTheme="minorEastAsia" w:hAnsiTheme="minorEastAsia" w:hint="eastAsia"/>
+          <w:b/>
+          <w:bCs/>
+          <w:color w:val="EE0000"/>
+          <w:szCs w:val="16"/>
+        </w:rPr>
+        <w:t>)</w:t>
+      </w:r>
+    </w:p>
+    <w:p>
+      <w:pPr>
+        <w:rPr>
+          <w:rFonts w:asciiTheme="minorEastAsia" w:hAnsiTheme="minorEastAsia"/>
           <w:szCs w:val="16"/>
         </w:rPr>
       </w:pPr>
@@ -4835,6 +4897,7 @@
                             <w:pPr>
                               <w:ind w:left="420"/>
                               <w:rPr>
+                                <w:rFonts w:hint="eastAsia"/>
                                 <w:sz w:val="15"/>
                                 <w:szCs w:val="15"/>
                               </w:rPr>
@@ -4845,16 +4908,7 @@
                                 <w:sz w:val="15"/>
                                 <w:szCs w:val="15"/>
                               </w:rPr>
-                              <w:t>写1：主机将DQ拉低15μs然后</w:t>
-                            </w:r>
-                            <w:proofErr w:type="gramStart"/>
-                            <w:r>
-                              <w:rPr>
-                                <w:rFonts w:hint="eastAsia"/>
-                                <w:sz w:val="15"/>
-                                <w:szCs w:val="15"/>
-                              </w:rPr>
-                              <w:t>释放</w:t>
+                              <w:t>写1：主机将DQ拉低15μs然后释放</w:t>
                             </w:r>
                             <w:r>
                               <w:rPr>
@@ -4862,16 +4916,7 @@
                                 <w:sz w:val="15"/>
                                 <w:szCs w:val="15"/>
                               </w:rPr>
-                              <w:t>让</w:t>
-                            </w:r>
-                            <w:proofErr w:type="gramEnd"/>
-                            <w:r>
-                              <w:rPr>
-                                <w:rFonts w:hint="eastAsia"/>
-                                <w:sz w:val="15"/>
-                                <w:szCs w:val="15"/>
-                              </w:rPr>
-                              <w:t>DQ=1</w:t>
+                              <w:t>让DQ=1</w:t>
                             </w:r>
                             <w:r>
                               <w:rPr>
@@ -5176,6 +5221,7 @@
                       <w:pPr>
                         <w:ind w:left="420"/>
                         <w:rPr>
+                          <w:rFonts w:hint="eastAsia"/>
                           <w:sz w:val="15"/>
                           <w:szCs w:val="15"/>
                         </w:rPr>
@@ -5186,16 +5232,7 @@
                           <w:sz w:val="15"/>
                           <w:szCs w:val="15"/>
                         </w:rPr>
-                        <w:t>写1：主机将DQ拉低15μs然后</w:t>
-                      </w:r>
-                      <w:proofErr w:type="gramStart"/>
-                      <w:r>
-                        <w:rPr>
-                          <w:rFonts w:hint="eastAsia"/>
-                          <w:sz w:val="15"/>
-                          <w:szCs w:val="15"/>
-                        </w:rPr>
-                        <w:t>释放</w:t>
+                        <w:t>写1：主机将DQ拉低15μs然后释放</w:t>
                       </w:r>
                       <w:r>
                         <w:rPr>
@@ -5203,16 +5240,7 @@
                           <w:sz w:val="15"/>
                           <w:szCs w:val="15"/>
                         </w:rPr>
-                        <w:t>让</w:t>
-                      </w:r>
-                      <w:proofErr w:type="gramEnd"/>
-                      <w:r>
-                        <w:rPr>
-                          <w:rFonts w:hint="eastAsia"/>
-                          <w:sz w:val="15"/>
-                          <w:szCs w:val="15"/>
-                        </w:rPr>
-                        <w:t>DQ=1</w:t>
+                        <w:t>让DQ=1</w:t>
                       </w:r>
                       <w:r>
                         <w:rPr>
@@ -6606,7 +6634,6 @@
   <w:style w:type="character" w:default="1" w:styleId="a0">
     <w:name w:val="Default Paragraph Font"/>
     <w:uiPriority w:val="1"/>
-    <w:semiHidden/>
     <w:unhideWhenUsed/>
   </w:style>
   <w:style w:type="table" w:default="1" w:styleId="a1">

--- a/通信协议.docx
+++ b/通信协议.docx
@@ -2661,12 +2661,12 @@
       <w:tblGrid>
         <w:gridCol w:w="1644"/>
         <w:gridCol w:w="1648"/>
-        <w:gridCol w:w="2248"/>
-        <w:gridCol w:w="1799"/>
+        <w:gridCol w:w="2090"/>
+        <w:gridCol w:w="1957"/>
       </w:tblGrid>
       <w:tr>
         <w:trPr>
-          <w:trHeight w:val="328"/>
+          <w:trHeight w:val="240"/>
           <w:jc w:val="center"/>
         </w:trPr>
         <w:tc>
@@ -2675,6 +2675,7 @@
           </w:tcPr>
           <w:p>
             <w:pPr>
+              <w:spacing w:line="200" w:lineRule="exact"/>
               <w:jc w:val="center"/>
               <w:rPr>
                 <w:rFonts w:asciiTheme="minorEastAsia" w:hAnsiTheme="minorEastAsia" w:hint="eastAsia"/>
@@ -2696,6 +2697,7 @@
           </w:tcPr>
           <w:p>
             <w:pPr>
+              <w:spacing w:line="200" w:lineRule="exact"/>
               <w:jc w:val="center"/>
               <w:rPr>
                 <w:rFonts w:asciiTheme="minorEastAsia" w:hAnsiTheme="minorEastAsia" w:hint="eastAsia"/>
@@ -2713,10 +2715,11 @@
         </w:tc>
         <w:tc>
           <w:tcPr>
-            <w:tcW w:w="2248" w:type="dxa"/>
+            <w:tcW w:w="2090" w:type="dxa"/>
           </w:tcPr>
           <w:p>
             <w:pPr>
+              <w:spacing w:line="200" w:lineRule="exact"/>
               <w:jc w:val="center"/>
               <w:rPr>
                 <w:rFonts w:asciiTheme="minorEastAsia" w:hAnsiTheme="minorEastAsia" w:hint="eastAsia"/>
@@ -2734,10 +2737,11 @@
         </w:tc>
         <w:tc>
           <w:tcPr>
-            <w:tcW w:w="1799" w:type="dxa"/>
+            <w:tcW w:w="1957" w:type="dxa"/>
           </w:tcPr>
           <w:p>
             <w:pPr>
+              <w:spacing w:line="200" w:lineRule="exact"/>
               <w:jc w:val="center"/>
               <w:rPr>
                 <w:rFonts w:asciiTheme="minorEastAsia" w:hAnsiTheme="minorEastAsia" w:hint="eastAsia"/>
@@ -2756,7 +2760,7 @@
       </w:tr>
       <w:tr>
         <w:trPr>
-          <w:trHeight w:val="642"/>
+          <w:trHeight w:val="556"/>
           <w:jc w:val="center"/>
         </w:trPr>
         <w:tc>
@@ -2766,6 +2770,7 @@
           </w:tcPr>
           <w:p>
             <w:pPr>
+              <w:spacing w:line="200" w:lineRule="exact"/>
               <w:rPr>
                 <w:rFonts w:asciiTheme="minorEastAsia" w:hAnsiTheme="minorEastAsia" w:hint="eastAsia"/>
                 <w:szCs w:val="16"/>
@@ -2822,6 +2827,7 @@
           </w:tcPr>
           <w:p>
             <w:pPr>
+              <w:spacing w:line="200" w:lineRule="exact"/>
               <w:rPr>
                 <w:rFonts w:asciiTheme="minorEastAsia" w:hAnsiTheme="minorEastAsia" w:hint="eastAsia"/>
                 <w:szCs w:val="16"/>
@@ -2838,11 +2844,12 @@
         </w:tc>
         <w:tc>
           <w:tcPr>
-            <w:tcW w:w="2248" w:type="dxa"/>
+            <w:tcW w:w="2090" w:type="dxa"/>
             <w:vAlign w:val="center"/>
           </w:tcPr>
           <w:p>
             <w:pPr>
+              <w:spacing w:line="200" w:lineRule="exact"/>
               <w:rPr>
                 <w:rFonts w:asciiTheme="minorEastAsia" w:hAnsiTheme="minorEastAsia" w:hint="eastAsia"/>
                 <w:szCs w:val="16"/>
@@ -2859,11 +2866,12 @@
         </w:tc>
         <w:tc>
           <w:tcPr>
-            <w:tcW w:w="1799" w:type="dxa"/>
+            <w:tcW w:w="1957" w:type="dxa"/>
             <w:vAlign w:val="center"/>
           </w:tcPr>
           <w:p>
             <w:pPr>
+              <w:spacing w:line="200" w:lineRule="exact"/>
               <w:rPr>
                 <w:rFonts w:asciiTheme="minorEastAsia" w:hAnsiTheme="minorEastAsia" w:hint="eastAsia"/>
                 <w:szCs w:val="16"/>
@@ -3023,10 +3031,31 @@
       </w:r>
       <w:r>
         <w:rPr>
+          <w:rFonts w:asciiTheme="minorEastAsia" w:hAnsiTheme="minorEastAsia" w:hint="eastAsia"/>
+          <w:szCs w:val="16"/>
+        </w:rPr>
+        <w:t>此处</w:t>
+      </w:r>
+      <w:r>
+        <w:rPr>
           <w:rFonts w:asciiTheme="minorEastAsia" w:hAnsiTheme="minorEastAsia"/>
           <w:szCs w:val="16"/>
         </w:rPr>
-        <w:t>一个字节需要</w:t>
+        <w:t>一个</w:t>
+      </w:r>
+      <w:r>
+        <w:rPr>
+          <w:rFonts w:asciiTheme="minorEastAsia" w:hAnsiTheme="minorEastAsia" w:hint="eastAsia"/>
+          <w:szCs w:val="16"/>
+        </w:rPr>
+        <w:t>byte</w:t>
+      </w:r>
+      <w:r>
+        <w:rPr>
+          <w:rFonts w:asciiTheme="minorEastAsia" w:hAnsiTheme="minorEastAsia"/>
+          <w:szCs w:val="16"/>
+        </w:rPr>
+        <w:t>需要</w:t>
       </w:r>
       <w:r>
         <w:rPr>
@@ -3040,7 +3069,14 @@
           <w:rFonts w:asciiTheme="minorEastAsia" w:hAnsiTheme="minorEastAsia"/>
           <w:szCs w:val="16"/>
         </w:rPr>
-        <w:t>个比特</w:t>
+        <w:t>个</w:t>
+      </w:r>
+      <w:r>
+        <w:rPr>
+          <w:rFonts w:asciiTheme="minorEastAsia" w:hAnsiTheme="minorEastAsia" w:hint="eastAsia"/>
+          <w:szCs w:val="16"/>
+        </w:rPr>
+        <w:t>bit</w:t>
       </w:r>
       <w:r>
         <w:rPr>
@@ -3469,15 +3505,6 @@
         </w:rPr>
         <w:t>ACK</w:t>
       </w:r>
-    </w:p>
-    <w:p>
-      <w:pPr>
-        <w:ind w:left="240" w:firstLine="180"/>
-        <w:rPr>
-          <w:rFonts w:asciiTheme="minorEastAsia" w:hAnsiTheme="minorEastAsia" w:hint="eastAsia"/>
-          <w:szCs w:val="16"/>
-        </w:rPr>
-      </w:pPr>
       <w:r>
         <w:rPr>
           <w:rFonts w:asciiTheme="minorEastAsia" w:hAnsiTheme="minorEastAsia" w:hint="eastAsia"/>
@@ -3977,7 +4004,7 @@
     <w:p>
       <w:pPr>
         <w:rPr>
-          <w:rFonts w:asciiTheme="minorEastAsia" w:hAnsiTheme="minorEastAsia"/>
+          <w:rFonts w:asciiTheme="minorEastAsia" w:hAnsiTheme="minorEastAsia" w:hint="eastAsia"/>
           <w:szCs w:val="16"/>
         </w:rPr>
       </w:pPr>
@@ -4147,7 +4174,7 @@
     <w:p>
       <w:pPr>
         <w:rPr>
-          <w:rFonts w:asciiTheme="minorEastAsia" w:hAnsiTheme="minorEastAsia"/>
+          <w:rFonts w:asciiTheme="minorEastAsia" w:hAnsiTheme="minorEastAsia" w:hint="eastAsia"/>
           <w:szCs w:val="16"/>
         </w:rPr>
       </w:pPr>
@@ -6634,6 +6661,7 @@
   <w:style w:type="character" w:default="1" w:styleId="a0">
     <w:name w:val="Default Paragraph Font"/>
     <w:uiPriority w:val="1"/>
+    <w:semiHidden/>
     <w:unhideWhenUsed/>
   </w:style>
   <w:style w:type="table" w:default="1" w:styleId="a1">

--- a/通信协议.docx
+++ b/通信协议.docx
@@ -711,6 +711,7 @@
                 <w:szCs w:val="15"/>
               </w:rPr>
             </w:pPr>
+            <w:proofErr w:type="gramStart"/>
             <w:r>
               <w:rPr>
                 <w:rFonts w:ascii="Times New Roman" w:eastAsia="等线" w:hAnsi="Times New Roman" w:cs="Times New Roman"/>
@@ -721,6 +722,7 @@
               </w:rPr>
               <w:t>单主</w:t>
             </w:r>
+            <w:proofErr w:type="gramEnd"/>
             <w:r>
               <w:rPr>
                 <w:rFonts w:ascii="Times New Roman" w:eastAsia="等线" w:hAnsi="Times New Roman" w:cs="Times New Roman"/>
@@ -804,15 +806,27 @@
                 <w:szCs w:val="15"/>
               </w:rPr>
             </w:pPr>
-            <w:r>
-              <w:rPr>
-                <w:rFonts w:ascii="Times New Roman" w:eastAsia="等线" w:hAnsi="Times New Roman" w:cs="Times New Roman"/>
-                <w:color w:val="000000"/>
-                <w:kern w:val="0"/>
-                <w:sz w:val="15"/>
-                <w:szCs w:val="15"/>
-              </w:rPr>
-              <w:t>两根线传多设备，需地址管理</w:t>
+            <w:proofErr w:type="gramStart"/>
+            <w:r>
+              <w:rPr>
+                <w:rFonts w:ascii="Times New Roman" w:eastAsia="等线" w:hAnsi="Times New Roman" w:cs="Times New Roman"/>
+                <w:color w:val="000000"/>
+                <w:kern w:val="0"/>
+                <w:sz w:val="15"/>
+                <w:szCs w:val="15"/>
+              </w:rPr>
+              <w:t>两根线传多</w:t>
+            </w:r>
+            <w:proofErr w:type="gramEnd"/>
+            <w:r>
+              <w:rPr>
+                <w:rFonts w:ascii="Times New Roman" w:eastAsia="等线" w:hAnsi="Times New Roman" w:cs="Times New Roman"/>
+                <w:color w:val="000000"/>
+                <w:kern w:val="0"/>
+                <w:sz w:val="15"/>
+                <w:szCs w:val="15"/>
+              </w:rPr>
+              <w:t>设备，需地址管理</w:t>
             </w:r>
           </w:p>
         </w:tc>
@@ -1580,6 +1594,7 @@
                 <w:szCs w:val="15"/>
               </w:rPr>
             </w:pPr>
+            <w:proofErr w:type="gramStart"/>
             <w:r>
               <w:rPr>
                 <w:rFonts w:ascii="Times New Roman" w:eastAsia="等线" w:hAnsi="Times New Roman" w:cs="Times New Roman"/>
@@ -1590,6 +1605,7 @@
               </w:rPr>
               <w:t>蓝牙</w:t>
             </w:r>
+            <w:proofErr w:type="gramEnd"/>
             <w:r>
               <w:rPr>
                 <w:rFonts w:ascii="Times New Roman" w:eastAsia="等线" w:hAnsi="Times New Roman" w:cs="Times New Roman" w:hint="eastAsia"/>
@@ -1942,7 +1958,29 @@
                 <w:sz w:val="15"/>
                 <w:szCs w:val="15"/>
               </w:rPr>
-              <w:t>基于网络协议栈的数据通信方式</w:t>
+              <w:t>基于网络协议</w:t>
+            </w:r>
+            <w:proofErr w:type="gramStart"/>
+            <w:r>
+              <w:rPr>
+                <w:rFonts w:ascii="Times New Roman" w:eastAsia="等线" w:hAnsi="Times New Roman" w:cs="Times New Roman"/>
+                <w:color w:val="000000"/>
+                <w:kern w:val="0"/>
+                <w:sz w:val="15"/>
+                <w:szCs w:val="15"/>
+              </w:rPr>
+              <w:t>栈</w:t>
+            </w:r>
+            <w:proofErr w:type="gramEnd"/>
+            <w:r>
+              <w:rPr>
+                <w:rFonts w:ascii="Times New Roman" w:eastAsia="等线" w:hAnsi="Times New Roman" w:cs="Times New Roman"/>
+                <w:color w:val="000000"/>
+                <w:kern w:val="0"/>
+                <w:sz w:val="15"/>
+                <w:szCs w:val="15"/>
+              </w:rPr>
+              <w:t>的数据通信方式</w:t>
             </w:r>
           </w:p>
         </w:tc>
@@ -3549,7 +3587,23 @@
           <w:rFonts w:asciiTheme="minorEastAsia" w:hAnsiTheme="minorEastAsia" w:hint="eastAsia"/>
           <w:szCs w:val="16"/>
         </w:rPr>
-        <w:t>主机发数据地址</w:t>
+        <w:t>主机</w:t>
+      </w:r>
+      <w:proofErr w:type="gramStart"/>
+      <w:r>
+        <w:rPr>
+          <w:rFonts w:asciiTheme="minorEastAsia" w:hAnsiTheme="minorEastAsia" w:hint="eastAsia"/>
+          <w:szCs w:val="16"/>
+        </w:rPr>
+        <w:t>发数据</w:t>
+      </w:r>
+      <w:proofErr w:type="gramEnd"/>
+      <w:r>
+        <w:rPr>
+          <w:rFonts w:asciiTheme="minorEastAsia" w:hAnsiTheme="minorEastAsia" w:hint="eastAsia"/>
+          <w:szCs w:val="16"/>
+        </w:rPr>
+        <w:t>地址</w:t>
       </w:r>
     </w:p>
     <w:p>
@@ -3621,7 +3675,25 @@
           <w:color w:val="196B24" w:themeColor="accent3"/>
           <w:szCs w:val="16"/>
         </w:rPr>
-        <w:t>{主机发数据}</w:t>
+        <w:t>{主机</w:t>
+      </w:r>
+      <w:proofErr w:type="gramStart"/>
+      <w:r>
+        <w:rPr>
+          <w:rFonts w:asciiTheme="minorEastAsia" w:hAnsiTheme="minorEastAsia" w:hint="eastAsia"/>
+          <w:color w:val="196B24" w:themeColor="accent3"/>
+          <w:szCs w:val="16"/>
+        </w:rPr>
+        <w:t>发数据</w:t>
+      </w:r>
+      <w:proofErr w:type="gramEnd"/>
+      <w:r>
+        <w:rPr>
+          <w:rFonts w:asciiTheme="minorEastAsia" w:hAnsiTheme="minorEastAsia" w:hint="eastAsia"/>
+          <w:color w:val="196B24" w:themeColor="accent3"/>
+          <w:szCs w:val="16"/>
+        </w:rPr>
+        <w:t>}</w:t>
       </w:r>
       <w:r>
         <w:rPr>
@@ -3750,7 +3822,25 @@
           <w:color w:val="215E99" w:themeColor="text2" w:themeTint="BF"/>
           <w:szCs w:val="16"/>
         </w:rPr>
-        <w:t>[主机起始信号再次发起] (Note that: 主机读数据必须要先发起写操作如上述操作只是没有写入的数据</w:t>
+        <w:t>[主机起始信号再次发起] (Note that: 主机读数</w:t>
+      </w:r>
+      <w:proofErr w:type="gramStart"/>
+      <w:r>
+        <w:rPr>
+          <w:rFonts w:asciiTheme="minorEastAsia" w:hAnsiTheme="minorEastAsia" w:hint="eastAsia"/>
+          <w:color w:val="215E99" w:themeColor="text2" w:themeTint="BF"/>
+          <w:szCs w:val="16"/>
+        </w:rPr>
+        <w:t>据必须</w:t>
+      </w:r>
+      <w:proofErr w:type="gramEnd"/>
+      <w:r>
+        <w:rPr>
+          <w:rFonts w:asciiTheme="minorEastAsia" w:hAnsiTheme="minorEastAsia" w:hint="eastAsia"/>
+          <w:color w:val="215E99" w:themeColor="text2" w:themeTint="BF"/>
+          <w:szCs w:val="16"/>
+        </w:rPr>
+        <w:t>要先发起写操作如上述操作只是没有写入的数据</w:t>
       </w:r>
     </w:p>
     <w:p>
@@ -3900,7 +3990,25 @@
           <w:color w:val="215E99" w:themeColor="text2" w:themeTint="BF"/>
           <w:szCs w:val="16"/>
         </w:rPr>
-        <w:t xml:space="preserve"> [从机发数据]</w:t>
+        <w:t xml:space="preserve"> [从机</w:t>
+      </w:r>
+      <w:proofErr w:type="gramStart"/>
+      <w:r>
+        <w:rPr>
+          <w:rFonts w:asciiTheme="minorEastAsia" w:hAnsiTheme="minorEastAsia" w:hint="eastAsia"/>
+          <w:color w:val="215E99" w:themeColor="text2" w:themeTint="BF"/>
+          <w:szCs w:val="16"/>
+        </w:rPr>
+        <w:t>发数据</w:t>
+      </w:r>
+      <w:proofErr w:type="gramEnd"/>
+      <w:r>
+        <w:rPr>
+          <w:rFonts w:asciiTheme="minorEastAsia" w:hAnsiTheme="minorEastAsia" w:hint="eastAsia"/>
+          <w:color w:val="215E99" w:themeColor="text2" w:themeTint="BF"/>
+          <w:szCs w:val="16"/>
+        </w:rPr>
+        <w:t>]</w:t>
       </w:r>
     </w:p>
     <w:p>
@@ -4935,7 +5043,16 @@
                                 <w:sz w:val="15"/>
                                 <w:szCs w:val="15"/>
                               </w:rPr>
-                              <w:t>写1：主机将DQ拉低15μs然后释放</w:t>
+                              <w:t>写1：主机将DQ拉低15μs然后</w:t>
+                            </w:r>
+                            <w:proofErr w:type="gramStart"/>
+                            <w:r>
+                              <w:rPr>
+                                <w:rFonts w:hint="eastAsia"/>
+                                <w:sz w:val="15"/>
+                                <w:szCs w:val="15"/>
+                              </w:rPr>
+                              <w:t>释放</w:t>
                             </w:r>
                             <w:r>
                               <w:rPr>
@@ -4943,7 +5060,16 @@
                                 <w:sz w:val="15"/>
                                 <w:szCs w:val="15"/>
                               </w:rPr>
-                              <w:t>让DQ=1</w:t>
+                              <w:t>让</w:t>
+                            </w:r>
+                            <w:proofErr w:type="gramEnd"/>
+                            <w:r>
+                              <w:rPr>
+                                <w:rFonts w:hint="eastAsia"/>
+                                <w:sz w:val="15"/>
+                                <w:szCs w:val="15"/>
+                              </w:rPr>
+                              <w:t>DQ=1</w:t>
                             </w:r>
                             <w:r>
                               <w:rPr>
@@ -5608,6 +5734,13 @@
           <w:szCs w:val="16"/>
         </w:rPr>
       </w:pPr>
+      <w:r>
+        <w:rPr>
+          <w:rFonts w:asciiTheme="minorEastAsia" w:hAnsiTheme="minorEastAsia" w:hint="eastAsia"/>
+          <w:szCs w:val="16"/>
+        </w:rPr>
+        <w:t xml:space="preserve"> </w:t>
+      </w:r>
     </w:p>
     <w:p>
       <w:pPr>

--- a/通信协议.docx
+++ b/通信协议.docx
@@ -3261,6 +3261,48 @@
         </w:rPr>
         <w:t>, 用SDA和SCL作为总线, 但要有上拉电阻, 因此当总线空闲时候就是高电平, 所有从机都并联在这两个总线上面。</w:t>
       </w:r>
+      <w:r>
+        <w:rPr>
+          <w:rFonts w:asciiTheme="minorEastAsia" w:hAnsiTheme="minorEastAsia" w:hint="eastAsia"/>
+          <w:szCs w:val="16"/>
+        </w:rPr>
+        <w:t>在</w:t>
+      </w:r>
+      <w:r>
+        <w:rPr>
+          <w:rFonts w:asciiTheme="minorEastAsia" w:hAnsiTheme="minorEastAsia" w:hint="eastAsia"/>
+          <w:b/>
+          <w:bCs/>
+          <w:szCs w:val="16"/>
+        </w:rPr>
+        <w:t>I</w:t>
+      </w:r>
+      <w:r>
+        <w:rPr>
+          <w:rFonts w:asciiTheme="minorEastAsia" w:hAnsiTheme="minorEastAsia" w:hint="eastAsia"/>
+          <w:b/>
+          <w:bCs/>
+          <w:szCs w:val="16"/>
+          <w:vertAlign w:val="superscript"/>
+        </w:rPr>
+        <w:t>2</w:t>
+      </w:r>
+      <w:r>
+        <w:rPr>
+          <w:rFonts w:asciiTheme="minorEastAsia" w:hAnsiTheme="minorEastAsia" w:hint="eastAsia"/>
+          <w:b/>
+          <w:bCs/>
+          <w:szCs w:val="16"/>
+        </w:rPr>
+        <w:t>C</w:t>
+      </w:r>
+      <w:r>
+        <w:rPr>
+          <w:rFonts w:asciiTheme="minorEastAsia" w:hAnsiTheme="minorEastAsia" w:hint="eastAsia"/>
+          <w:szCs w:val="16"/>
+        </w:rPr>
+        <w:t>里的从机的地址是7 bit</w:t>
+      </w:r>
     </w:p>
     <w:p>
       <w:pPr>
@@ -4366,7 +4408,21 @@
           <w:rFonts w:asciiTheme="minorEastAsia" w:hAnsiTheme="minorEastAsia" w:hint="eastAsia"/>
           <w:szCs w:val="16"/>
         </w:rPr>
-        <w:t>都有唯一的64位地址</w:t>
+        <w:t>都有唯一的64</w:t>
+      </w:r>
+      <w:r>
+        <w:rPr>
+          <w:rFonts w:asciiTheme="minorEastAsia" w:hAnsiTheme="minorEastAsia" w:hint="eastAsia"/>
+          <w:szCs w:val="16"/>
+        </w:rPr>
+        <w:t xml:space="preserve"> bit</w:t>
+      </w:r>
+      <w:r>
+        <w:rPr>
+          <w:rFonts w:asciiTheme="minorEastAsia" w:hAnsiTheme="minorEastAsia" w:hint="eastAsia"/>
+          <w:szCs w:val="16"/>
+        </w:rPr>
+        <w:t>地址</w:t>
       </w:r>
       <w:r>
         <w:rPr>
@@ -5385,7 +5441,16 @@
                           <w:sz w:val="15"/>
                           <w:szCs w:val="15"/>
                         </w:rPr>
-                        <w:t>写1：主机将DQ拉低15μs然后释放</w:t>
+                        <w:t>写1：主机将DQ拉低15μs然后</w:t>
+                      </w:r>
+                      <w:proofErr w:type="gramStart"/>
+                      <w:r>
+                        <w:rPr>
+                          <w:rFonts w:hint="eastAsia"/>
+                          <w:sz w:val="15"/>
+                          <w:szCs w:val="15"/>
+                        </w:rPr>
+                        <w:t>释放</w:t>
                       </w:r>
                       <w:r>
                         <w:rPr>
@@ -5393,7 +5458,16 @@
                           <w:sz w:val="15"/>
                           <w:szCs w:val="15"/>
                         </w:rPr>
-                        <w:t>让DQ=1</w:t>
+                        <w:t>让</w:t>
+                      </w:r>
+                      <w:proofErr w:type="gramEnd"/>
+                      <w:r>
+                        <w:rPr>
+                          <w:rFonts w:hint="eastAsia"/>
+                          <w:sz w:val="15"/>
+                          <w:szCs w:val="15"/>
+                        </w:rPr>
+                        <w:t>DQ=1</w:t>
                       </w:r>
                       <w:r>
                         <w:rPr>

--- a/通信协议.docx
+++ b/通信协议.docx
@@ -3786,6 +3786,24 @@
           <w:szCs w:val="16"/>
         </w:rPr>
         <w:t>便于采集数据)</w:t>
+      </w:r>
+      <w:r>
+        <w:rPr>
+          <w:rFonts w:asciiTheme="minorEastAsia" w:hAnsiTheme="minorEastAsia" w:hint="eastAsia"/>
+          <w:color w:val="196B24" w:themeColor="accent3"/>
+          <w:szCs w:val="16"/>
+        </w:rPr>
+        <w:t xml:space="preserve"> </w:t>
+      </w:r>
+      <w:r>
+        <w:rPr>
+          <w:rFonts w:asciiTheme="minorEastAsia" w:hAnsiTheme="minorEastAsia" w:hint="eastAsia"/>
+          <w:b/>
+          <w:bCs/>
+          <w:color w:val="196B24" w:themeColor="accent3"/>
+          <w:szCs w:val="16"/>
+        </w:rPr>
+        <w:t>每个字节:高位→低位</w:t>
       </w:r>
     </w:p>
     <w:p>
@@ -5721,6 +5739,29 @@
           <w:szCs w:val="16"/>
         </w:rPr>
         <w:t>传输</w:t>
+      </w:r>
+      <w:r>
+        <w:rPr>
+          <w:rFonts w:asciiTheme="minorEastAsia" w:hAnsiTheme="minorEastAsia" w:hint="eastAsia"/>
+          <w:szCs w:val="16"/>
+        </w:rPr>
+        <w:t xml:space="preserve"> (</w:t>
+      </w:r>
+      <w:r>
+        <w:rPr>
+          <w:rFonts w:asciiTheme="minorEastAsia" w:hAnsiTheme="minorEastAsia" w:hint="eastAsia"/>
+          <w:b/>
+          <w:bCs/>
+          <w:szCs w:val="16"/>
+        </w:rPr>
+        <w:t>每个字节byte传输过程: 低位→高位</w:t>
+      </w:r>
+      <w:r>
+        <w:rPr>
+          <w:rFonts w:asciiTheme="minorEastAsia" w:hAnsiTheme="minorEastAsia" w:hint="eastAsia"/>
+          <w:szCs w:val="16"/>
+        </w:rPr>
+        <w:t>)</w:t>
       </w:r>
       <w:r>
         <w:rPr>

--- a/通信协议.docx
+++ b/通信协议.docx
@@ -711,7 +711,6 @@
                 <w:szCs w:val="15"/>
               </w:rPr>
             </w:pPr>
-            <w:proofErr w:type="gramStart"/>
             <w:r>
               <w:rPr>
                 <w:rFonts w:ascii="Times New Roman" w:eastAsia="等线" w:hAnsi="Times New Roman" w:cs="Times New Roman"/>
@@ -722,7 +721,6 @@
               </w:rPr>
               <w:t>单主</w:t>
             </w:r>
-            <w:proofErr w:type="gramEnd"/>
             <w:r>
               <w:rPr>
                 <w:rFonts w:ascii="Times New Roman" w:eastAsia="等线" w:hAnsi="Times New Roman" w:cs="Times New Roman"/>
@@ -806,27 +804,15 @@
                 <w:szCs w:val="15"/>
               </w:rPr>
             </w:pPr>
-            <w:proofErr w:type="gramStart"/>
-            <w:r>
-              <w:rPr>
-                <w:rFonts w:ascii="Times New Roman" w:eastAsia="等线" w:hAnsi="Times New Roman" w:cs="Times New Roman"/>
-                <w:color w:val="000000"/>
-                <w:kern w:val="0"/>
-                <w:sz w:val="15"/>
-                <w:szCs w:val="15"/>
-              </w:rPr>
-              <w:t>两根线传多</w:t>
-            </w:r>
-            <w:proofErr w:type="gramEnd"/>
-            <w:r>
-              <w:rPr>
-                <w:rFonts w:ascii="Times New Roman" w:eastAsia="等线" w:hAnsi="Times New Roman" w:cs="Times New Roman"/>
-                <w:color w:val="000000"/>
-                <w:kern w:val="0"/>
-                <w:sz w:val="15"/>
-                <w:szCs w:val="15"/>
-              </w:rPr>
-              <w:t>设备，需地址管理</w:t>
+            <w:r>
+              <w:rPr>
+                <w:rFonts w:ascii="Times New Roman" w:eastAsia="等线" w:hAnsi="Times New Roman" w:cs="Times New Roman"/>
+                <w:color w:val="000000"/>
+                <w:kern w:val="0"/>
+                <w:sz w:val="15"/>
+                <w:szCs w:val="15"/>
+              </w:rPr>
+              <w:t>两根线传多设备，需地址管理</w:t>
             </w:r>
           </w:p>
         </w:tc>
@@ -1594,7 +1580,6 @@
                 <w:szCs w:val="15"/>
               </w:rPr>
             </w:pPr>
-            <w:proofErr w:type="gramStart"/>
             <w:r>
               <w:rPr>
                 <w:rFonts w:ascii="Times New Roman" w:eastAsia="等线" w:hAnsi="Times New Roman" w:cs="Times New Roman"/>
@@ -1605,7 +1590,6 @@
               </w:rPr>
               <w:t>蓝牙</w:t>
             </w:r>
-            <w:proofErr w:type="gramEnd"/>
             <w:r>
               <w:rPr>
                 <w:rFonts w:ascii="Times New Roman" w:eastAsia="等线" w:hAnsi="Times New Roman" w:cs="Times New Roman" w:hint="eastAsia"/>
@@ -1958,29 +1942,7 @@
                 <w:sz w:val="15"/>
                 <w:szCs w:val="15"/>
               </w:rPr>
-              <w:t>基于网络协议</w:t>
-            </w:r>
-            <w:proofErr w:type="gramStart"/>
-            <w:r>
-              <w:rPr>
-                <w:rFonts w:ascii="Times New Roman" w:eastAsia="等线" w:hAnsi="Times New Roman" w:cs="Times New Roman"/>
-                <w:color w:val="000000"/>
-                <w:kern w:val="0"/>
-                <w:sz w:val="15"/>
-                <w:szCs w:val="15"/>
-              </w:rPr>
-              <w:t>栈</w:t>
-            </w:r>
-            <w:proofErr w:type="gramEnd"/>
-            <w:r>
-              <w:rPr>
-                <w:rFonts w:ascii="Times New Roman" w:eastAsia="等线" w:hAnsi="Times New Roman" w:cs="Times New Roman"/>
-                <w:color w:val="000000"/>
-                <w:kern w:val="0"/>
-                <w:sz w:val="15"/>
-                <w:szCs w:val="15"/>
-              </w:rPr>
-              <w:t>的数据通信方式</w:t>
+              <w:t>基于网络协议栈的数据通信方式</w:t>
             </w:r>
           </w:p>
         </w:tc>
@@ -3629,23 +3591,7 @@
           <w:rFonts w:asciiTheme="minorEastAsia" w:hAnsiTheme="minorEastAsia" w:hint="eastAsia"/>
           <w:szCs w:val="16"/>
         </w:rPr>
-        <w:t>主机</w:t>
-      </w:r>
-      <w:proofErr w:type="gramStart"/>
-      <w:r>
-        <w:rPr>
-          <w:rFonts w:asciiTheme="minorEastAsia" w:hAnsiTheme="minorEastAsia" w:hint="eastAsia"/>
-          <w:szCs w:val="16"/>
-        </w:rPr>
-        <w:t>发数据</w:t>
-      </w:r>
-      <w:proofErr w:type="gramEnd"/>
-      <w:r>
-        <w:rPr>
-          <w:rFonts w:asciiTheme="minorEastAsia" w:hAnsiTheme="minorEastAsia" w:hint="eastAsia"/>
-          <w:szCs w:val="16"/>
-        </w:rPr>
-        <w:t>地址</w:t>
+        <w:t>主机发数据地址</w:t>
       </w:r>
     </w:p>
     <w:p>
@@ -3717,25 +3663,23 @@
           <w:color w:val="196B24" w:themeColor="accent3"/>
           <w:szCs w:val="16"/>
         </w:rPr>
-        <w:t>{主机</w:t>
-      </w:r>
-      <w:proofErr w:type="gramStart"/>
+        <w:t>{主机发数据}</w:t>
+      </w:r>
       <w:r>
         <w:rPr>
           <w:rFonts w:asciiTheme="minorEastAsia" w:hAnsiTheme="minorEastAsia" w:hint="eastAsia"/>
           <w:color w:val="196B24" w:themeColor="accent3"/>
           <w:szCs w:val="16"/>
         </w:rPr>
-        <w:t>发数据</w:t>
-      </w:r>
-      <w:proofErr w:type="gramEnd"/>
+        <w:t xml:space="preserve"> </w:t>
+      </w:r>
       <w:r>
         <w:rPr>
           <w:rFonts w:asciiTheme="minorEastAsia" w:hAnsiTheme="minorEastAsia" w:hint="eastAsia"/>
           <w:color w:val="196B24" w:themeColor="accent3"/>
           <w:szCs w:val="16"/>
         </w:rPr>
-        <w:t>}</w:t>
+        <w:t>(主机写操作而言)：从机释放SDA, 主机发送</w:t>
       </w:r>
       <w:r>
         <w:rPr>
@@ -3743,56 +3687,250 @@
           <w:color w:val="196B24" w:themeColor="accent3"/>
           <w:szCs w:val="16"/>
         </w:rPr>
+        <w:t>1byte</w:t>
+      </w:r>
+      <w:r>
+        <w:rPr>
+          <w:rFonts w:asciiTheme="minorEastAsia" w:hAnsiTheme="minorEastAsia" w:hint="eastAsia"/>
+          <w:color w:val="196B24" w:themeColor="accent3"/>
+          <w:szCs w:val="16"/>
+        </w:rPr>
+        <w:t xml:space="preserve">数据 (只有在SCL=1时采集电平数据, </w:t>
+      </w:r>
+    </w:p>
+    <w:p>
+      <w:pPr>
+        <w:ind w:firstLineChars="262" w:firstLine="419"/>
+        <w:rPr>
+          <w:rFonts w:asciiTheme="minorEastAsia" w:hAnsiTheme="minorEastAsia" w:hint="eastAsia"/>
+          <w:color w:val="196B24" w:themeColor="accent3"/>
+          <w:szCs w:val="16"/>
+        </w:rPr>
+      </w:pPr>
+      <w:r>
+        <w:rPr>
+          <w:rFonts w:asciiTheme="minorEastAsia" w:hAnsiTheme="minorEastAsia" w:hint="eastAsia"/>
+          <w:color w:val="196B24" w:themeColor="accent3"/>
+          <w:szCs w:val="16"/>
+        </w:rPr>
+        <w:t>使用SCL=0时让SDA变化从而让SDA电平在SCL=1期间保持不变</w:t>
+      </w:r>
+      <w:r>
+        <w:rPr>
+          <w:rFonts w:asciiTheme="minorEastAsia" w:hAnsiTheme="minorEastAsia" w:hint="eastAsia"/>
+          <w:color w:val="196B24" w:themeColor="accent3"/>
+          <w:szCs w:val="16"/>
+        </w:rPr>
+        <w:t xml:space="preserve">, </w:t>
+      </w:r>
+      <w:r>
+        <w:rPr>
+          <w:rFonts w:asciiTheme="minorEastAsia" w:hAnsiTheme="minorEastAsia" w:hint="eastAsia"/>
+          <w:color w:val="196B24" w:themeColor="accent3"/>
+          <w:szCs w:val="16"/>
+        </w:rPr>
+        <w:t>便于采集数据)</w:t>
+      </w:r>
+      <w:r>
+        <w:rPr>
+          <w:rFonts w:asciiTheme="minorEastAsia" w:hAnsiTheme="minorEastAsia" w:hint="eastAsia"/>
+          <w:color w:val="196B24" w:themeColor="accent3"/>
+          <w:szCs w:val="16"/>
+        </w:rPr>
         <w:t xml:space="preserve"> </w:t>
       </w:r>
-      <w:r>
+    </w:p>
+    <w:p>
+      <w:pPr>
+        <w:ind w:firstLineChars="262" w:firstLine="419"/>
         <w:rPr>
           <w:rFonts w:asciiTheme="minorEastAsia" w:hAnsiTheme="minorEastAsia" w:hint="eastAsia"/>
           <w:color w:val="196B24" w:themeColor="accent3"/>
           <w:szCs w:val="16"/>
         </w:rPr>
-        <w:t>(主机写操作而言)：从机释放SDA, 主机发送数据 (只有在SCL=1时采集电平数据, 使用</w:t>
-      </w:r>
-    </w:p>
-    <w:p>
-      <w:pPr>
-        <w:ind w:firstLineChars="262" w:firstLine="419"/>
-        <w:rPr>
-          <w:rFonts w:asciiTheme="minorEastAsia" w:hAnsiTheme="minorEastAsia" w:hint="eastAsia"/>
+      </w:pPr>
+      <w:r>
+        <w:rPr>
+          <w:rFonts w:asciiTheme="minorEastAsia" w:hAnsiTheme="minorEastAsia" w:hint="eastAsia"/>
+          <w:b/>
+          <w:bCs/>
           <w:color w:val="196B24" w:themeColor="accent3"/>
           <w:szCs w:val="16"/>
         </w:rPr>
-      </w:pPr>
-      <w:r>
-        <w:rPr>
-          <w:rFonts w:asciiTheme="minorEastAsia" w:hAnsiTheme="minorEastAsia" w:hint="eastAsia"/>
+        <w:t>每个字节:高位→低位</w:t>
+      </w:r>
+    </w:p>
+    <w:p>
+      <w:pPr>
+        <w:ind w:firstLine="240"/>
+        <w:rPr>
+          <w:rFonts w:asciiTheme="minorEastAsia" w:hAnsiTheme="minorEastAsia" w:hint="eastAsia"/>
+          <w:b/>
+          <w:bCs/>
           <w:color w:val="196B24" w:themeColor="accent3"/>
           <w:szCs w:val="16"/>
         </w:rPr>
-        <w:t>SCL=0时让SDA变化从而让SDA电平在SCL=1期间保持不变</w:t>
-      </w:r>
-      <w:r>
-        <w:rPr>
-          <w:rFonts w:asciiTheme="minorEastAsia" w:hAnsiTheme="minorEastAsia" w:hint="eastAsia"/>
+      </w:pPr>
+      <w:r>
+        <w:rPr>
+          <w:rFonts w:asciiTheme="minorEastAsia" w:hAnsiTheme="minorEastAsia" w:hint="eastAsia"/>
+          <w:b/>
+          <w:bCs/>
           <w:color w:val="196B24" w:themeColor="accent3"/>
           <w:szCs w:val="16"/>
         </w:rPr>
-        <w:t xml:space="preserve">, </w:t>
-      </w:r>
-      <w:r>
-        <w:rPr>
-          <w:rFonts w:asciiTheme="minorEastAsia" w:hAnsiTheme="minorEastAsia" w:hint="eastAsia"/>
+        <w:t>7</w:t>
+      </w:r>
+      <w:r>
+        <w:rPr>
+          <w:rFonts w:asciiTheme="minorEastAsia" w:hAnsiTheme="minorEastAsia" w:hint="eastAsia"/>
+          <w:b/>
+          <w:bCs/>
           <w:color w:val="196B24" w:themeColor="accent3"/>
           <w:szCs w:val="16"/>
         </w:rPr>
-        <w:t>便于采集数据)</w:t>
-      </w:r>
-      <w:r>
-        <w:rPr>
-          <w:rFonts w:asciiTheme="minorEastAsia" w:hAnsiTheme="minorEastAsia" w:hint="eastAsia"/>
+        <w:t xml:space="preserve">. </w:t>
+      </w:r>
+      <w:r>
+        <w:rPr>
+          <w:rFonts w:asciiTheme="minorEastAsia" w:hAnsiTheme="minorEastAsia" w:hint="eastAsia"/>
+          <w:b/>
+          <w:bCs/>
           <w:color w:val="196B24" w:themeColor="accent3"/>
           <w:szCs w:val="16"/>
         </w:rPr>
+        <w:t>从机响应ACK/NACK</w:t>
+      </w:r>
+      <w:r>
+        <w:rPr>
+          <w:rFonts w:asciiTheme="minorEastAsia" w:hAnsiTheme="minorEastAsia" w:hint="eastAsia"/>
+          <w:b/>
+          <w:bCs/>
+          <w:color w:val="196B24" w:themeColor="accent3"/>
+          <w:szCs w:val="16"/>
+        </w:rPr>
+        <w:t xml:space="preserve"> (每次发送1byte数据都要响应)</w:t>
+      </w:r>
+    </w:p>
+    <w:p>
+      <w:pPr>
+        <w:ind w:firstLine="240"/>
+        <w:rPr>
+          <w:rFonts w:asciiTheme="minorEastAsia" w:hAnsiTheme="minorEastAsia" w:hint="eastAsia"/>
+          <w:b/>
+          <w:bCs/>
+          <w:color w:val="EE0000"/>
+          <w:szCs w:val="16"/>
+        </w:rPr>
+      </w:pPr>
+      <w:r>
+        <w:rPr>
+          <w:rFonts w:asciiTheme="minorEastAsia" w:hAnsiTheme="minorEastAsia" w:hint="eastAsia"/>
+          <w:b/>
+          <w:bCs/>
+          <w:color w:val="EE0000"/>
+          <w:szCs w:val="16"/>
+        </w:rPr>
+        <w:t xml:space="preserve">Note that: </w:t>
+      </w:r>
+      <w:r>
+        <w:rPr>
+          <w:rFonts w:asciiTheme="minorEastAsia" w:hAnsiTheme="minorEastAsia"/>
+          <w:b/>
+          <w:bCs/>
+          <w:color w:val="EE0000"/>
+          <w:szCs w:val="16"/>
+        </w:rPr>
+        <w:t>I²C是每</w:t>
+      </w:r>
+      <w:r>
+        <w:rPr>
+          <w:rFonts w:asciiTheme="minorEastAsia" w:hAnsiTheme="minorEastAsia" w:hint="eastAsia"/>
+          <w:b/>
+          <w:bCs/>
+          <w:color w:val="EE0000"/>
+          <w:szCs w:val="16"/>
+        </w:rPr>
+        <w:t>次</w:t>
+      </w:r>
+      <w:r>
+        <w:rPr>
+          <w:rFonts w:asciiTheme="minorEastAsia" w:hAnsiTheme="minorEastAsia"/>
+          <w:b/>
+          <w:bCs/>
+          <w:color w:val="EE0000"/>
+          <w:szCs w:val="16"/>
+        </w:rPr>
+        <w:t>发送一个完整的字节</w:t>
+      </w:r>
+      <w:r>
+        <w:rPr>
+          <w:rFonts w:asciiTheme="minorEastAsia" w:hAnsiTheme="minorEastAsia" w:hint="eastAsia"/>
+          <w:b/>
+          <w:bCs/>
+          <w:color w:val="EE0000"/>
+          <w:szCs w:val="16"/>
+        </w:rPr>
+        <w:t>(</w:t>
+      </w:r>
+      <w:r>
+        <w:rPr>
+          <w:rFonts w:asciiTheme="minorEastAsia" w:hAnsiTheme="minorEastAsia"/>
+          <w:b/>
+          <w:bCs/>
+          <w:color w:val="EE0000"/>
+          <w:szCs w:val="16"/>
+        </w:rPr>
+        <w:t>8位</w:t>
+      </w:r>
+      <w:r>
+        <w:rPr>
+          <w:rFonts w:asciiTheme="minorEastAsia" w:hAnsiTheme="minorEastAsia" w:hint="eastAsia"/>
+          <w:b/>
+          <w:bCs/>
+          <w:color w:val="EE0000"/>
+          <w:szCs w:val="16"/>
+        </w:rPr>
+        <w:t>)</w:t>
+      </w:r>
+      <w:r>
+        <w:rPr>
+          <w:rFonts w:asciiTheme="minorEastAsia" w:hAnsiTheme="minorEastAsia"/>
+          <w:b/>
+          <w:bCs/>
+          <w:color w:val="EE0000"/>
+          <w:szCs w:val="16"/>
+        </w:rPr>
+        <w:t>后</w:t>
+      </w:r>
+      <w:r>
+        <w:rPr>
+          <w:rFonts w:asciiTheme="minorEastAsia" w:hAnsiTheme="minorEastAsia" w:hint="eastAsia"/>
+          <w:b/>
+          <w:bCs/>
+          <w:color w:val="EE0000"/>
+          <w:szCs w:val="16"/>
+        </w:rPr>
+        <w:t>, 主机或</w:t>
+      </w:r>
+      <w:r>
+        <w:rPr>
+          <w:rFonts w:asciiTheme="minorEastAsia" w:hAnsiTheme="minorEastAsia"/>
+          <w:b/>
+          <w:bCs/>
+          <w:color w:val="EE0000"/>
+          <w:szCs w:val="16"/>
+        </w:rPr>
+        <w:t>从机会发送应答信号</w:t>
+      </w:r>
+      <w:r>
+        <w:rPr>
+          <w:rFonts w:asciiTheme="minorEastAsia" w:hAnsiTheme="minorEastAsia" w:hint="eastAsia"/>
+          <w:b/>
+          <w:bCs/>
+          <w:color w:val="EE0000"/>
+          <w:szCs w:val="16"/>
+        </w:rPr>
         <w:t xml:space="preserve"> </w:t>
       </w:r>
       <w:r>
@@ -3800,10 +3938,30 @@
           <w:rFonts w:asciiTheme="minorEastAsia" w:hAnsiTheme="minorEastAsia" w:hint="eastAsia"/>
           <w:b/>
           <w:bCs/>
-          <w:color w:val="196B24" w:themeColor="accent3"/>
-          <w:szCs w:val="16"/>
-        </w:rPr>
-        <w:t>每个字节:高位→低位</w:t>
+          <w:color w:val="EE0000"/>
+          <w:szCs w:val="16"/>
+        </w:rPr>
+        <w:t>(</w:t>
+      </w:r>
+      <w:r>
+        <w:rPr>
+          <w:rFonts w:asciiTheme="minorEastAsia" w:hAnsiTheme="minorEastAsia"/>
+          <w:b/>
+          <w:bCs/>
+          <w:color w:val="EE0000"/>
+          <w:szCs w:val="16"/>
+        </w:rPr>
+        <w:t>ACK</w:t>
+      </w:r>
+      <w:r>
+        <w:rPr>
+          <w:rFonts w:asciiTheme="minorEastAsia" w:hAnsiTheme="minorEastAsia" w:hint="eastAsia"/>
+          <w:b/>
+          <w:bCs/>
+          <w:color w:val="EE0000"/>
+          <w:szCs w:val="16"/>
+        </w:rPr>
+        <w:t>或NACK)</w:t>
       </w:r>
     </w:p>
     <w:p>
@@ -3811,23 +3969,113 @@
         <w:ind w:firstLineChars="150" w:firstLine="240"/>
         <w:rPr>
           <w:rFonts w:asciiTheme="minorEastAsia" w:hAnsiTheme="minorEastAsia" w:hint="eastAsia"/>
-          <w:szCs w:val="16"/>
-        </w:rPr>
-      </w:pPr>
-      <w:r>
-        <w:rPr>
-          <w:rFonts w:asciiTheme="minorEastAsia" w:hAnsiTheme="minorEastAsia" w:hint="eastAsia"/>
-          <w:b/>
-          <w:bCs/>
-          <w:szCs w:val="16"/>
-        </w:rPr>
-        <w:t>7</w:t>
-      </w:r>
-      <w:r>
-        <w:rPr>
-          <w:rFonts w:asciiTheme="minorEastAsia" w:hAnsiTheme="minorEastAsia" w:hint="eastAsia"/>
-          <w:b/>
-          <w:bCs/>
+          <w:color w:val="215E99" w:themeColor="text2" w:themeTint="BF"/>
+          <w:szCs w:val="16"/>
+        </w:rPr>
+      </w:pPr>
+      <w:r>
+        <w:rPr>
+          <w:rFonts w:asciiTheme="minorEastAsia" w:hAnsiTheme="minorEastAsia" w:hint="eastAsia"/>
+          <w:b/>
+          <w:bCs/>
+          <w:color w:val="215E99" w:themeColor="text2" w:themeTint="BF"/>
+          <w:szCs w:val="16"/>
+        </w:rPr>
+        <w:t>8</w:t>
+      </w:r>
+      <w:r>
+        <w:rPr>
+          <w:rFonts w:asciiTheme="minorEastAsia" w:hAnsiTheme="minorEastAsia" w:hint="eastAsia"/>
+          <w:b/>
+          <w:bCs/>
+          <w:color w:val="215E99" w:themeColor="text2" w:themeTint="BF"/>
+          <w:szCs w:val="16"/>
+        </w:rPr>
+        <w:t>.</w:t>
+      </w:r>
+      <w:r>
+        <w:rPr>
+          <w:rFonts w:asciiTheme="minorEastAsia" w:hAnsiTheme="minorEastAsia" w:hint="eastAsia"/>
+          <w:szCs w:val="16"/>
+        </w:rPr>
+        <w:t xml:space="preserve"> </w:t>
+      </w:r>
+      <w:r>
+        <w:rPr>
+          <w:rFonts w:asciiTheme="minorEastAsia" w:hAnsiTheme="minorEastAsia" w:hint="eastAsia"/>
+          <w:color w:val="215E99" w:themeColor="text2" w:themeTint="BF"/>
+          <w:szCs w:val="16"/>
+        </w:rPr>
+        <w:t>[主机再次发起</w:t>
+      </w:r>
+      <w:r>
+        <w:rPr>
+          <w:rFonts w:asciiTheme="minorEastAsia" w:hAnsiTheme="minorEastAsia" w:hint="eastAsia"/>
+          <w:color w:val="215E99" w:themeColor="text2" w:themeTint="BF"/>
+          <w:szCs w:val="16"/>
+        </w:rPr>
+        <w:t>起始信号</w:t>
+      </w:r>
+      <w:r>
+        <w:rPr>
+          <w:rFonts w:asciiTheme="minorEastAsia" w:hAnsiTheme="minorEastAsia" w:hint="eastAsia"/>
+          <w:color w:val="215E99" w:themeColor="text2" w:themeTint="BF"/>
+          <w:szCs w:val="16"/>
+        </w:rPr>
+        <w:t>] (Note that: 主机读数据必须要先发起写操作如上述操作只是没有写入的数据</w:t>
+      </w:r>
+    </w:p>
+    <w:p>
+      <w:pPr>
+        <w:ind w:firstLineChars="250" w:firstLine="400"/>
+        <w:rPr>
+          <w:rFonts w:asciiTheme="minorEastAsia" w:hAnsiTheme="minorEastAsia" w:hint="eastAsia"/>
+          <w:color w:val="215E99" w:themeColor="text2" w:themeTint="BF"/>
+          <w:szCs w:val="16"/>
+        </w:rPr>
+      </w:pPr>
+      <w:r>
+        <w:rPr>
+          <w:rFonts w:asciiTheme="minorEastAsia" w:hAnsiTheme="minorEastAsia" w:hint="eastAsia"/>
+          <w:color w:val="215E99" w:themeColor="text2" w:themeTint="BF"/>
+          <w:szCs w:val="16"/>
+        </w:rPr>
+        <w:t>而已)</w:t>
+      </w:r>
+      <w:r>
+        <w:rPr>
+          <w:rFonts w:asciiTheme="minorEastAsia" w:hAnsiTheme="minorEastAsia" w:hint="eastAsia"/>
+          <w:color w:val="215E99" w:themeColor="text2" w:themeTint="BF"/>
+          <w:szCs w:val="16"/>
+        </w:rPr>
+        <w:t xml:space="preserve"> 重复step 1</w:t>
+      </w:r>
+    </w:p>
+    <w:p>
+      <w:pPr>
+        <w:ind w:firstLineChars="150" w:firstLine="240"/>
+        <w:rPr>
+          <w:rFonts w:asciiTheme="minorEastAsia" w:hAnsiTheme="minorEastAsia" w:hint="eastAsia"/>
+          <w:color w:val="215E99" w:themeColor="text2" w:themeTint="BF"/>
+          <w:szCs w:val="16"/>
+        </w:rPr>
+      </w:pPr>
+      <w:r>
+        <w:rPr>
+          <w:rFonts w:asciiTheme="minorEastAsia" w:hAnsiTheme="minorEastAsia" w:hint="eastAsia"/>
+          <w:b/>
+          <w:bCs/>
+          <w:color w:val="215E99" w:themeColor="text2" w:themeTint="BF"/>
+          <w:szCs w:val="16"/>
+        </w:rPr>
+        <w:t>9</w:t>
+      </w:r>
+      <w:r>
+        <w:rPr>
+          <w:rFonts w:asciiTheme="minorEastAsia" w:hAnsiTheme="minorEastAsia" w:hint="eastAsia"/>
+          <w:b/>
+          <w:bCs/>
+          <w:color w:val="215E99" w:themeColor="text2" w:themeTint="BF"/>
           <w:szCs w:val="16"/>
         </w:rPr>
         <w:t xml:space="preserve">. </w:t>
@@ -3835,9 +4083,18 @@
       <w:r>
         <w:rPr>
           <w:rFonts w:asciiTheme="minorEastAsia" w:hAnsiTheme="minorEastAsia" w:hint="eastAsia"/>
-          <w:szCs w:val="16"/>
-        </w:rPr>
-        <w:t>从机响应ACK/NACK</w:t>
+          <w:color w:val="215E99" w:themeColor="text2" w:themeTint="BF"/>
+          <w:szCs w:val="16"/>
+        </w:rPr>
+        <w:t>[主机发送地址帧+R]</w:t>
+      </w:r>
+      <w:r>
+        <w:rPr>
+          <w:rFonts w:asciiTheme="minorEastAsia" w:hAnsiTheme="minorEastAsia" w:hint="eastAsia"/>
+          <w:color w:val="215E99" w:themeColor="text2" w:themeTint="BF"/>
+          <w:szCs w:val="16"/>
+        </w:rPr>
+        <w:t xml:space="preserve"> 重复step 2</w:t>
       </w:r>
     </w:p>
     <w:p>
@@ -3857,7 +4114,7 @@
           <w:color w:val="215E99" w:themeColor="text2" w:themeTint="BF"/>
           <w:szCs w:val="16"/>
         </w:rPr>
-        <w:t>8</w:t>
+        <w:t>10</w:t>
       </w:r>
       <w:r>
         <w:rPr>
@@ -3872,6 +4129,7 @@
       <w:r>
         <w:rPr>
           <w:rFonts w:asciiTheme="minorEastAsia" w:hAnsiTheme="minorEastAsia" w:hint="eastAsia"/>
+          <w:color w:val="215E99" w:themeColor="text2" w:themeTint="BF"/>
           <w:szCs w:val="16"/>
         </w:rPr>
         <w:t xml:space="preserve"> </w:t>
@@ -3882,43 +4140,63 @@
           <w:color w:val="215E99" w:themeColor="text2" w:themeTint="BF"/>
           <w:szCs w:val="16"/>
         </w:rPr>
-        <w:t>[主机起始信号再次发起] (Note that: 主机读数</w:t>
-      </w:r>
-      <w:proofErr w:type="gramStart"/>
+        <w:t>[从机ACK/NACK响应]</w:t>
+      </w:r>
       <w:r>
         <w:rPr>
           <w:rFonts w:asciiTheme="minorEastAsia" w:hAnsiTheme="minorEastAsia" w:hint="eastAsia"/>
           <w:color w:val="215E99" w:themeColor="text2" w:themeTint="BF"/>
           <w:szCs w:val="16"/>
         </w:rPr>
-        <w:t>据必须</w:t>
-      </w:r>
-      <w:proofErr w:type="gramEnd"/>
-      <w:r>
+        <w:t xml:space="preserve"> </w:t>
+      </w:r>
+    </w:p>
+    <w:p>
+      <w:pPr>
+        <w:ind w:firstLineChars="150" w:firstLine="240"/>
         <w:rPr>
           <w:rFonts w:asciiTheme="minorEastAsia" w:hAnsiTheme="minorEastAsia" w:hint="eastAsia"/>
           <w:color w:val="215E99" w:themeColor="text2" w:themeTint="BF"/>
           <w:szCs w:val="16"/>
         </w:rPr>
-        <w:t>要先发起写操作如上述操作只是没有写入的数据</w:t>
-      </w:r>
-    </w:p>
-    <w:p>
-      <w:pPr>
-        <w:ind w:firstLineChars="250" w:firstLine="400"/>
-        <w:rPr>
-          <w:rFonts w:asciiTheme="minorEastAsia" w:hAnsiTheme="minorEastAsia" w:hint="eastAsia"/>
+      </w:pPr>
+      <w:r>
+        <w:rPr>
+          <w:rFonts w:asciiTheme="minorEastAsia" w:hAnsiTheme="minorEastAsia" w:hint="eastAsia"/>
+          <w:b/>
+          <w:bCs/>
           <w:color w:val="215E99" w:themeColor="text2" w:themeTint="BF"/>
           <w:szCs w:val="16"/>
         </w:rPr>
-      </w:pPr>
-      <w:r>
-        <w:rPr>
-          <w:rFonts w:asciiTheme="minorEastAsia" w:hAnsiTheme="minorEastAsia" w:hint="eastAsia"/>
+        <w:t>1</w:t>
+      </w:r>
+      <w:r>
+        <w:rPr>
+          <w:rFonts w:asciiTheme="minorEastAsia" w:hAnsiTheme="minorEastAsia" w:hint="eastAsia"/>
+          <w:b/>
+          <w:bCs/>
           <w:color w:val="215E99" w:themeColor="text2" w:themeTint="BF"/>
           <w:szCs w:val="16"/>
         </w:rPr>
-        <w:t>而已)</w:t>
+        <w:t>1</w:t>
+      </w:r>
+      <w:r>
+        <w:rPr>
+          <w:rFonts w:asciiTheme="minorEastAsia" w:hAnsiTheme="minorEastAsia" w:hint="eastAsia"/>
+          <w:b/>
+          <w:bCs/>
+          <w:color w:val="215E99" w:themeColor="text2" w:themeTint="BF"/>
+          <w:szCs w:val="16"/>
+        </w:rPr>
+        <w:t>.</w:t>
+      </w:r>
+      <w:r>
+        <w:rPr>
+          <w:rFonts w:asciiTheme="minorEastAsia" w:hAnsiTheme="minorEastAsia" w:hint="eastAsia"/>
+          <w:color w:val="215E99" w:themeColor="text2" w:themeTint="BF"/>
+          <w:szCs w:val="16"/>
+        </w:rPr>
+        <w:t xml:space="preserve"> [从机发数据]</w:t>
       </w:r>
     </w:p>
     <w:p>
@@ -3938,7 +4216,7 @@
           <w:color w:val="215E99" w:themeColor="text2" w:themeTint="BF"/>
           <w:szCs w:val="16"/>
         </w:rPr>
-        <w:t>9</w:t>
+        <w:t>1</w:t>
       </w:r>
       <w:r>
         <w:rPr>
@@ -3948,15 +4226,25 @@
           <w:color w:val="215E99" w:themeColor="text2" w:themeTint="BF"/>
           <w:szCs w:val="16"/>
         </w:rPr>
-        <w:t xml:space="preserve">. </w:t>
-      </w:r>
-      <w:r>
-        <w:rPr>
-          <w:rFonts w:asciiTheme="minorEastAsia" w:hAnsiTheme="minorEastAsia" w:hint="eastAsia"/>
+        <w:t>2</w:t>
+      </w:r>
+      <w:r>
+        <w:rPr>
+          <w:rFonts w:asciiTheme="minorEastAsia" w:hAnsiTheme="minorEastAsia" w:hint="eastAsia"/>
+          <w:b/>
+          <w:bCs/>
           <w:color w:val="215E99" w:themeColor="text2" w:themeTint="BF"/>
           <w:szCs w:val="16"/>
         </w:rPr>
-        <w:t>[主机发送地址帧+R]</w:t>
+        <w:t>.</w:t>
+      </w:r>
+      <w:r>
+        <w:rPr>
+          <w:rFonts w:asciiTheme="minorEastAsia" w:hAnsiTheme="minorEastAsia" w:hint="eastAsia"/>
+          <w:color w:val="215E99" w:themeColor="text2" w:themeTint="BF"/>
+          <w:szCs w:val="16"/>
+        </w:rPr>
+        <w:t xml:space="preserve"> [主机响应ACK/NACK]</w:t>
       </w:r>
     </w:p>
     <w:p>
@@ -3964,26 +4252,32 @@
         <w:ind w:firstLineChars="150" w:firstLine="240"/>
         <w:rPr>
           <w:rFonts w:asciiTheme="minorEastAsia" w:hAnsiTheme="minorEastAsia" w:hint="eastAsia"/>
-          <w:color w:val="215E99" w:themeColor="text2" w:themeTint="BF"/>
-          <w:szCs w:val="16"/>
-        </w:rPr>
-      </w:pPr>
-      <w:r>
-        <w:rPr>
-          <w:rFonts w:asciiTheme="minorEastAsia" w:hAnsiTheme="minorEastAsia" w:hint="eastAsia"/>
-          <w:b/>
-          <w:bCs/>
-          <w:color w:val="215E99" w:themeColor="text2" w:themeTint="BF"/>
-          <w:szCs w:val="16"/>
-        </w:rPr>
-        <w:t>10</w:t>
-      </w:r>
-      <w:r>
-        <w:rPr>
-          <w:rFonts w:asciiTheme="minorEastAsia" w:hAnsiTheme="minorEastAsia" w:hint="eastAsia"/>
-          <w:b/>
-          <w:bCs/>
-          <w:color w:val="215E99" w:themeColor="text2" w:themeTint="BF"/>
+          <w:szCs w:val="16"/>
+        </w:rPr>
+      </w:pPr>
+      <w:r>
+        <w:rPr>
+          <w:rFonts w:asciiTheme="minorEastAsia" w:hAnsiTheme="minorEastAsia" w:hint="eastAsia"/>
+          <w:b/>
+          <w:bCs/>
+          <w:szCs w:val="16"/>
+        </w:rPr>
+        <w:t>1</w:t>
+      </w:r>
+      <w:r>
+        <w:rPr>
+          <w:rFonts w:asciiTheme="minorEastAsia" w:hAnsiTheme="minorEastAsia" w:hint="eastAsia"/>
+          <w:b/>
+          <w:bCs/>
+          <w:szCs w:val="16"/>
+        </w:rPr>
+        <w:t>3</w:t>
+      </w:r>
+      <w:r>
+        <w:rPr>
+          <w:rFonts w:asciiTheme="minorEastAsia" w:hAnsiTheme="minorEastAsia" w:hint="eastAsia"/>
+          <w:b/>
+          <w:bCs/>
           <w:szCs w:val="16"/>
         </w:rPr>
         <w:t>.</w:t>
@@ -3991,7 +4285,6 @@
       <w:r>
         <w:rPr>
           <w:rFonts w:asciiTheme="minorEastAsia" w:hAnsiTheme="minorEastAsia" w:hint="eastAsia"/>
-          <w:color w:val="215E99" w:themeColor="text2" w:themeTint="BF"/>
           <w:szCs w:val="16"/>
         </w:rPr>
         <w:t xml:space="preserve"> </w:t>
@@ -3999,171 +4292,6 @@
       <w:r>
         <w:rPr>
           <w:rFonts w:asciiTheme="minorEastAsia" w:hAnsiTheme="minorEastAsia" w:hint="eastAsia"/>
-          <w:color w:val="215E99" w:themeColor="text2" w:themeTint="BF"/>
-          <w:szCs w:val="16"/>
-        </w:rPr>
-        <w:t>[从机ACK/NACK响应]</w:t>
-      </w:r>
-    </w:p>
-    <w:p>
-      <w:pPr>
-        <w:ind w:firstLineChars="150" w:firstLine="240"/>
-        <w:rPr>
-          <w:rFonts w:asciiTheme="minorEastAsia" w:hAnsiTheme="minorEastAsia" w:hint="eastAsia"/>
-          <w:color w:val="215E99" w:themeColor="text2" w:themeTint="BF"/>
-          <w:szCs w:val="16"/>
-        </w:rPr>
-      </w:pPr>
-      <w:r>
-        <w:rPr>
-          <w:rFonts w:asciiTheme="minorEastAsia" w:hAnsiTheme="minorEastAsia" w:hint="eastAsia"/>
-          <w:b/>
-          <w:bCs/>
-          <w:color w:val="215E99" w:themeColor="text2" w:themeTint="BF"/>
-          <w:szCs w:val="16"/>
-        </w:rPr>
-        <w:t>1</w:t>
-      </w:r>
-      <w:r>
-        <w:rPr>
-          <w:rFonts w:asciiTheme="minorEastAsia" w:hAnsiTheme="minorEastAsia" w:hint="eastAsia"/>
-          <w:b/>
-          <w:bCs/>
-          <w:color w:val="215E99" w:themeColor="text2" w:themeTint="BF"/>
-          <w:szCs w:val="16"/>
-        </w:rPr>
-        <w:t>1</w:t>
-      </w:r>
-      <w:r>
-        <w:rPr>
-          <w:rFonts w:asciiTheme="minorEastAsia" w:hAnsiTheme="minorEastAsia" w:hint="eastAsia"/>
-          <w:b/>
-          <w:bCs/>
-          <w:color w:val="215E99" w:themeColor="text2" w:themeTint="BF"/>
-          <w:szCs w:val="16"/>
-        </w:rPr>
-        <w:t>.</w:t>
-      </w:r>
-      <w:r>
-        <w:rPr>
-          <w:rFonts w:asciiTheme="minorEastAsia" w:hAnsiTheme="minorEastAsia" w:hint="eastAsia"/>
-          <w:color w:val="215E99" w:themeColor="text2" w:themeTint="BF"/>
-          <w:szCs w:val="16"/>
-        </w:rPr>
-        <w:t xml:space="preserve"> [从机</w:t>
-      </w:r>
-      <w:proofErr w:type="gramStart"/>
-      <w:r>
-        <w:rPr>
-          <w:rFonts w:asciiTheme="minorEastAsia" w:hAnsiTheme="minorEastAsia" w:hint="eastAsia"/>
-          <w:color w:val="215E99" w:themeColor="text2" w:themeTint="BF"/>
-          <w:szCs w:val="16"/>
-        </w:rPr>
-        <w:t>发数据</w:t>
-      </w:r>
-      <w:proofErr w:type="gramEnd"/>
-      <w:r>
-        <w:rPr>
-          <w:rFonts w:asciiTheme="minorEastAsia" w:hAnsiTheme="minorEastAsia" w:hint="eastAsia"/>
-          <w:color w:val="215E99" w:themeColor="text2" w:themeTint="BF"/>
-          <w:szCs w:val="16"/>
-        </w:rPr>
-        <w:t>]</w:t>
-      </w:r>
-    </w:p>
-    <w:p>
-      <w:pPr>
-        <w:ind w:firstLineChars="150" w:firstLine="240"/>
-        <w:rPr>
-          <w:rFonts w:asciiTheme="minorEastAsia" w:hAnsiTheme="minorEastAsia" w:hint="eastAsia"/>
-          <w:color w:val="215E99" w:themeColor="text2" w:themeTint="BF"/>
-          <w:szCs w:val="16"/>
-        </w:rPr>
-      </w:pPr>
-      <w:r>
-        <w:rPr>
-          <w:rFonts w:asciiTheme="minorEastAsia" w:hAnsiTheme="minorEastAsia" w:hint="eastAsia"/>
-          <w:b/>
-          <w:bCs/>
-          <w:color w:val="215E99" w:themeColor="text2" w:themeTint="BF"/>
-          <w:szCs w:val="16"/>
-        </w:rPr>
-        <w:t>1</w:t>
-      </w:r>
-      <w:r>
-        <w:rPr>
-          <w:rFonts w:asciiTheme="minorEastAsia" w:hAnsiTheme="minorEastAsia" w:hint="eastAsia"/>
-          <w:b/>
-          <w:bCs/>
-          <w:color w:val="215E99" w:themeColor="text2" w:themeTint="BF"/>
-          <w:szCs w:val="16"/>
-        </w:rPr>
-        <w:t>2</w:t>
-      </w:r>
-      <w:r>
-        <w:rPr>
-          <w:rFonts w:asciiTheme="minorEastAsia" w:hAnsiTheme="minorEastAsia" w:hint="eastAsia"/>
-          <w:b/>
-          <w:bCs/>
-          <w:color w:val="215E99" w:themeColor="text2" w:themeTint="BF"/>
-          <w:szCs w:val="16"/>
-        </w:rPr>
-        <w:t>.</w:t>
-      </w:r>
-      <w:r>
-        <w:rPr>
-          <w:rFonts w:asciiTheme="minorEastAsia" w:hAnsiTheme="minorEastAsia" w:hint="eastAsia"/>
-          <w:color w:val="215E99" w:themeColor="text2" w:themeTint="BF"/>
-          <w:szCs w:val="16"/>
-        </w:rPr>
-        <w:t xml:space="preserve"> [主机响应ACK/NACK]</w:t>
-      </w:r>
-    </w:p>
-    <w:p>
-      <w:pPr>
-        <w:ind w:firstLineChars="150" w:firstLine="240"/>
-        <w:rPr>
-          <w:rFonts w:asciiTheme="minorEastAsia" w:hAnsiTheme="minorEastAsia" w:hint="eastAsia"/>
-          <w:szCs w:val="16"/>
-        </w:rPr>
-      </w:pPr>
-      <w:r>
-        <w:rPr>
-          <w:rFonts w:asciiTheme="minorEastAsia" w:hAnsiTheme="minorEastAsia" w:hint="eastAsia"/>
-          <w:b/>
-          <w:bCs/>
-          <w:szCs w:val="16"/>
-        </w:rPr>
-        <w:t>1</w:t>
-      </w:r>
-      <w:r>
-        <w:rPr>
-          <w:rFonts w:asciiTheme="minorEastAsia" w:hAnsiTheme="minorEastAsia" w:hint="eastAsia"/>
-          <w:b/>
-          <w:bCs/>
-          <w:szCs w:val="16"/>
-        </w:rPr>
-        <w:t>3</w:t>
-      </w:r>
-      <w:r>
-        <w:rPr>
-          <w:rFonts w:asciiTheme="minorEastAsia" w:hAnsiTheme="minorEastAsia" w:hint="eastAsia"/>
-          <w:b/>
-          <w:bCs/>
-          <w:szCs w:val="16"/>
-        </w:rPr>
-        <w:t>.</w:t>
-      </w:r>
-      <w:r>
-        <w:rPr>
-          <w:rFonts w:asciiTheme="minorEastAsia" w:hAnsiTheme="minorEastAsia" w:hint="eastAsia"/>
-          <w:szCs w:val="16"/>
-        </w:rPr>
-        <w:t xml:space="preserve"> </w:t>
-      </w:r>
-      <w:r>
-        <w:rPr>
-          <w:rFonts w:asciiTheme="minorEastAsia" w:hAnsiTheme="minorEastAsia" w:hint="eastAsia"/>
           <w:szCs w:val="16"/>
         </w:rPr>
         <w:t>主机停止信号 在SCL=1期间, SDA有上升沿</w:t>
@@ -4176,168 +4304,6 @@
           <w:szCs w:val="16"/>
         </w:rPr>
       </w:pPr>
-    </w:p>
-    <w:p>
-      <w:pPr>
-        <w:ind w:firstLine="240"/>
-        <w:rPr>
-          <w:rFonts w:asciiTheme="minorEastAsia" w:hAnsiTheme="minorEastAsia" w:hint="eastAsia"/>
-          <w:b/>
-          <w:bCs/>
-          <w:color w:val="EE0000"/>
-          <w:szCs w:val="16"/>
-        </w:rPr>
-      </w:pPr>
-      <w:r>
-        <w:rPr>
-          <w:rFonts w:asciiTheme="minorEastAsia" w:hAnsiTheme="minorEastAsia" w:hint="eastAsia"/>
-          <w:b/>
-          <w:bCs/>
-          <w:color w:val="EE0000"/>
-          <w:szCs w:val="16"/>
-        </w:rPr>
-        <w:t xml:space="preserve">Note that: </w:t>
-      </w:r>
-      <w:r>
-        <w:rPr>
-          <w:rFonts w:asciiTheme="minorEastAsia" w:hAnsiTheme="minorEastAsia"/>
-          <w:b/>
-          <w:bCs/>
-          <w:color w:val="EE0000"/>
-          <w:szCs w:val="16"/>
-        </w:rPr>
-        <w:t>I²C是每</w:t>
-      </w:r>
-      <w:r>
-        <w:rPr>
-          <w:rFonts w:asciiTheme="minorEastAsia" w:hAnsiTheme="minorEastAsia" w:hint="eastAsia"/>
-          <w:b/>
-          <w:bCs/>
-          <w:color w:val="EE0000"/>
-          <w:szCs w:val="16"/>
-        </w:rPr>
-        <w:t>次</w:t>
-      </w:r>
-      <w:r>
-        <w:rPr>
-          <w:rFonts w:asciiTheme="minorEastAsia" w:hAnsiTheme="minorEastAsia"/>
-          <w:b/>
-          <w:bCs/>
-          <w:color w:val="EE0000"/>
-          <w:szCs w:val="16"/>
-        </w:rPr>
-        <w:t>发送一个完整的字节</w:t>
-      </w:r>
-      <w:r>
-        <w:rPr>
-          <w:rFonts w:asciiTheme="minorEastAsia" w:hAnsiTheme="minorEastAsia" w:hint="eastAsia"/>
-          <w:b/>
-          <w:bCs/>
-          <w:color w:val="EE0000"/>
-          <w:szCs w:val="16"/>
-        </w:rPr>
-        <w:t>(</w:t>
-      </w:r>
-      <w:r>
-        <w:rPr>
-          <w:rFonts w:asciiTheme="minorEastAsia" w:hAnsiTheme="minorEastAsia"/>
-          <w:b/>
-          <w:bCs/>
-          <w:color w:val="EE0000"/>
-          <w:szCs w:val="16"/>
-        </w:rPr>
-        <w:t>8位</w:t>
-      </w:r>
-      <w:r>
-        <w:rPr>
-          <w:rFonts w:asciiTheme="minorEastAsia" w:hAnsiTheme="minorEastAsia" w:hint="eastAsia"/>
-          <w:b/>
-          <w:bCs/>
-          <w:color w:val="EE0000"/>
-          <w:szCs w:val="16"/>
-        </w:rPr>
-        <w:t>)</w:t>
-      </w:r>
-      <w:r>
-        <w:rPr>
-          <w:rFonts w:asciiTheme="minorEastAsia" w:hAnsiTheme="minorEastAsia"/>
-          <w:b/>
-          <w:bCs/>
-          <w:color w:val="EE0000"/>
-          <w:szCs w:val="16"/>
-        </w:rPr>
-        <w:t>后</w:t>
-      </w:r>
-      <w:r>
-        <w:rPr>
-          <w:rFonts w:asciiTheme="minorEastAsia" w:hAnsiTheme="minorEastAsia" w:hint="eastAsia"/>
-          <w:b/>
-          <w:bCs/>
-          <w:color w:val="EE0000"/>
-          <w:szCs w:val="16"/>
-        </w:rPr>
-        <w:t>, 主机或</w:t>
-      </w:r>
-      <w:r>
-        <w:rPr>
-          <w:rFonts w:asciiTheme="minorEastAsia" w:hAnsiTheme="minorEastAsia"/>
-          <w:b/>
-          <w:bCs/>
-          <w:color w:val="EE0000"/>
-          <w:szCs w:val="16"/>
-        </w:rPr>
-        <w:t>从机会发送应答信号</w:t>
-      </w:r>
-      <w:r>
-        <w:rPr>
-          <w:rFonts w:asciiTheme="minorEastAsia" w:hAnsiTheme="minorEastAsia" w:hint="eastAsia"/>
-          <w:b/>
-          <w:bCs/>
-          <w:color w:val="EE0000"/>
-          <w:szCs w:val="16"/>
-        </w:rPr>
-        <w:t xml:space="preserve"> </w:t>
-      </w:r>
-      <w:r>
-        <w:rPr>
-          <w:rFonts w:asciiTheme="minorEastAsia" w:hAnsiTheme="minorEastAsia" w:hint="eastAsia"/>
-          <w:b/>
-          <w:bCs/>
-          <w:color w:val="EE0000"/>
-          <w:szCs w:val="16"/>
-        </w:rPr>
-        <w:t>(</w:t>
-      </w:r>
-      <w:r>
-        <w:rPr>
-          <w:rFonts w:asciiTheme="minorEastAsia" w:hAnsiTheme="minorEastAsia"/>
-          <w:b/>
-          <w:bCs/>
-          <w:color w:val="EE0000"/>
-          <w:szCs w:val="16"/>
-        </w:rPr>
-        <w:t>ACK</w:t>
-      </w:r>
-      <w:r>
-        <w:rPr>
-          <w:rFonts w:asciiTheme="minorEastAsia" w:hAnsiTheme="minorEastAsia" w:hint="eastAsia"/>
-          <w:b/>
-          <w:bCs/>
-          <w:color w:val="EE0000"/>
-          <w:szCs w:val="16"/>
-        </w:rPr>
-        <w:t>或NACK</w:t>
-      </w:r>
-      <w:r>
-        <w:rPr>
-          <w:rFonts w:asciiTheme="minorEastAsia" w:hAnsiTheme="minorEastAsia" w:hint="eastAsia"/>
-          <w:b/>
-          <w:bCs/>
-          <w:color w:val="EE0000"/>
-          <w:szCs w:val="16"/>
-        </w:rPr>
-        <w:t>)</w:t>
-      </w:r>
     </w:p>
     <w:p>
       <w:pPr>
@@ -4651,146 +4617,150 @@
           <w:rFonts w:asciiTheme="minorEastAsia" w:hAnsiTheme="minorEastAsia" w:hint="eastAsia"/>
           <w:szCs w:val="16"/>
         </w:rPr>
+        <w:t>开始</w:t>
+      </w:r>
+      <w:r>
+        <w:rPr>
+          <w:rFonts w:asciiTheme="minorEastAsia" w:hAnsiTheme="minorEastAsia" w:hint="eastAsia"/>
+          <w:szCs w:val="16"/>
+        </w:rPr>
         <w:t>初始化</w:t>
       </w:r>
-      <w:r>
-        <w:rPr>
-          <w:rFonts w:asciiTheme="minorEastAsia" w:hAnsiTheme="minorEastAsia" w:hint="eastAsia"/>
-          <w:szCs w:val="16"/>
-        </w:rPr>
-        <w:t>开始</w:t>
-      </w:r>
-      <w:r>
-        <w:rPr>
-          <w:rFonts w:asciiTheme="minorEastAsia" w:hAnsiTheme="minorEastAsia" w:hint="eastAsia"/>
+    </w:p>
+    <w:p>
+      <w:pPr>
+        <w:ind w:left="420" w:firstLine="420"/>
+        <w:rPr>
+          <w:rFonts w:asciiTheme="minorEastAsia" w:hAnsiTheme="minorEastAsia" w:hint="eastAsia"/>
+          <w:szCs w:val="16"/>
+        </w:rPr>
+      </w:pPr>
+      <w:r>
+        <w:rPr>
+          <w:rFonts w:asciiTheme="minorEastAsia" w:hAnsiTheme="minorEastAsia" w:hint="eastAsia"/>
+          <w:szCs w:val="16"/>
+        </w:rPr>
+        <w:t>(</w:t>
+      </w:r>
+      <w:r>
+        <w:rPr>
+          <w:rFonts w:asciiTheme="minorEastAsia" w:hAnsiTheme="minorEastAsia" w:hint="eastAsia"/>
+          <w:szCs w:val="16"/>
+        </w:rPr>
+        <w:t>2</w:t>
+      </w:r>
+      <w:r>
+        <w:rPr>
+          <w:rFonts w:asciiTheme="minorEastAsia" w:hAnsiTheme="minorEastAsia" w:hint="eastAsia"/>
+          <w:szCs w:val="16"/>
+        </w:rPr>
+        <w:t>)</w:t>
+      </w:r>
+      <w:r>
+        <w:rPr>
+          <w:rFonts w:asciiTheme="minorEastAsia" w:hAnsiTheme="minorEastAsia" w:hint="eastAsia"/>
+          <w:szCs w:val="16"/>
+        </w:rPr>
+        <w:t xml:space="preserve"> 从机发送 presence（所有设备同时拉低）</w:t>
+      </w:r>
+    </w:p>
+    <w:p>
+      <w:pPr>
+        <w:ind w:firstLine="420"/>
+        <w:rPr>
+          <w:rFonts w:asciiTheme="minorEastAsia" w:hAnsiTheme="minorEastAsia"/>
+          <w:szCs w:val="16"/>
+        </w:rPr>
+      </w:pPr>
+      <w:r>
+        <w:rPr>
+          <w:rFonts w:asciiTheme="minorEastAsia" w:hAnsiTheme="minorEastAsia"/>
+          <w:szCs w:val="16"/>
+        </w:rPr>
+        <w:tab/>
+      </w:r>
+      <w:r>
+        <w:rPr>
+          <w:rFonts w:asciiTheme="minorEastAsia" w:hAnsiTheme="minorEastAsia" w:hint="eastAsia"/>
+          <w:szCs w:val="16"/>
+        </w:rPr>
+        <w:t>主机拉低DQ至少480μs然后释放DQ</w:t>
+      </w:r>
+      <w:r>
+        <w:rPr>
+          <w:rFonts w:asciiTheme="minorEastAsia" w:hAnsiTheme="minorEastAsia" w:hint="eastAsia"/>
+          <w:szCs w:val="16"/>
+        </w:rPr>
+        <w:t xml:space="preserve">, </w:t>
+      </w:r>
+      <w:r>
+        <w:rPr>
+          <w:rFonts w:asciiTheme="minorEastAsia" w:hAnsiTheme="minorEastAsia" w:hint="eastAsia"/>
+          <w:szCs w:val="16"/>
+        </w:rPr>
+        <w:t>等待15-60μs后从机会拉低DQ（60-240μs）表示应答(所</w:t>
+      </w:r>
+    </w:p>
+    <w:p>
+      <w:pPr>
+        <w:ind w:left="420" w:firstLine="420"/>
+        <w:rPr>
+          <w:rFonts w:asciiTheme="minorEastAsia" w:hAnsiTheme="minorEastAsia" w:hint="eastAsia"/>
+          <w:szCs w:val="16"/>
+        </w:rPr>
+      </w:pPr>
+      <w:r>
+        <w:rPr>
+          <w:rFonts w:asciiTheme="minorEastAsia" w:hAnsiTheme="minorEastAsia" w:hint="eastAsia"/>
+          <w:szCs w:val="16"/>
+        </w:rPr>
+        <w:t>有从机都会拉低)，之后从机释放总线</w:t>
+      </w:r>
+    </w:p>
+    <w:p>
+      <w:pPr>
+        <w:rPr>
+          <w:rFonts w:asciiTheme="minorEastAsia" w:hAnsiTheme="minorEastAsia" w:hint="eastAsia"/>
+          <w:b/>
+          <w:bCs/>
+          <w:szCs w:val="16"/>
+        </w:rPr>
+      </w:pPr>
+      <w:r>
+        <w:rPr>
+          <w:rFonts w:asciiTheme="minorEastAsia" w:hAnsiTheme="minorEastAsia"/>
+          <w:b/>
+          <w:bCs/>
+          <w:szCs w:val="16"/>
+        </w:rPr>
+        <w:tab/>
+      </w:r>
+      <w:r>
+        <w:rPr>
+          <w:rFonts w:asciiTheme="minorEastAsia" w:hAnsiTheme="minorEastAsia" w:hint="eastAsia"/>
+          <w:b/>
+          <w:bCs/>
+          <w:szCs w:val="16"/>
+        </w:rPr>
+        <w:t>2 查找从机地址</w:t>
+      </w:r>
+      <w:r>
+        <w:rPr>
+          <w:rFonts w:asciiTheme="minorEastAsia" w:hAnsiTheme="minorEastAsia" w:hint="eastAsia"/>
+          <w:b/>
+          <w:bCs/>
+          <w:szCs w:val="16"/>
+        </w:rPr>
+        <w:t xml:space="preserve"> (主机发数据过程)</w:t>
+      </w:r>
+      <w:r>
+        <w:rPr>
+          <w:rFonts w:asciiTheme="minorEastAsia" w:hAnsiTheme="minorEastAsia" w:hint="eastAsia"/>
+          <w:b/>
+          <w:bCs/>
           <w:szCs w:val="16"/>
         </w:rPr>
         <w:t>:</w:t>
-      </w:r>
-    </w:p>
-    <w:p>
-      <w:pPr>
-        <w:ind w:left="420" w:firstLine="420"/>
-        <w:rPr>
-          <w:rFonts w:asciiTheme="minorEastAsia" w:hAnsiTheme="minorEastAsia" w:hint="eastAsia"/>
-          <w:szCs w:val="16"/>
-        </w:rPr>
-      </w:pPr>
-      <w:r>
-        <w:rPr>
-          <w:rFonts w:asciiTheme="minorEastAsia" w:hAnsiTheme="minorEastAsia" w:hint="eastAsia"/>
-          <w:szCs w:val="16"/>
-        </w:rPr>
-        <w:t>(</w:t>
-      </w:r>
-      <w:r>
-        <w:rPr>
-          <w:rFonts w:asciiTheme="minorEastAsia" w:hAnsiTheme="minorEastAsia" w:hint="eastAsia"/>
-          <w:szCs w:val="16"/>
-        </w:rPr>
-        <w:t>2</w:t>
-      </w:r>
-      <w:r>
-        <w:rPr>
-          <w:rFonts w:asciiTheme="minorEastAsia" w:hAnsiTheme="minorEastAsia" w:hint="eastAsia"/>
-          <w:szCs w:val="16"/>
-        </w:rPr>
-        <w:t>)</w:t>
-      </w:r>
-      <w:r>
-        <w:rPr>
-          <w:rFonts w:asciiTheme="minorEastAsia" w:hAnsiTheme="minorEastAsia" w:hint="eastAsia"/>
-          <w:szCs w:val="16"/>
-        </w:rPr>
-        <w:t xml:space="preserve"> 从机发送 presence（所有设备同时拉低）</w:t>
-      </w:r>
-    </w:p>
-    <w:p>
-      <w:pPr>
-        <w:ind w:firstLine="420"/>
-        <w:rPr>
-          <w:rFonts w:asciiTheme="minorEastAsia" w:hAnsiTheme="minorEastAsia" w:hint="eastAsia"/>
-          <w:szCs w:val="16"/>
-        </w:rPr>
-      </w:pPr>
-      <w:r>
-        <w:rPr>
-          <w:rFonts w:asciiTheme="minorEastAsia" w:hAnsiTheme="minorEastAsia"/>
-          <w:szCs w:val="16"/>
-        </w:rPr>
-        <w:tab/>
-      </w:r>
-      <w:r>
-        <w:rPr>
-          <w:rFonts w:asciiTheme="minorEastAsia" w:hAnsiTheme="minorEastAsia"/>
-          <w:szCs w:val="16"/>
-        </w:rPr>
-        <w:tab/>
-      </w:r>
-      <w:r>
-        <w:rPr>
-          <w:rFonts w:asciiTheme="minorEastAsia" w:hAnsiTheme="minorEastAsia" w:hint="eastAsia"/>
-          <w:szCs w:val="16"/>
-        </w:rPr>
-        <w:t>主机拉低DQ至少480μs然后释放DQ</w:t>
-      </w:r>
-      <w:r>
-        <w:rPr>
-          <w:rFonts w:asciiTheme="minorEastAsia" w:hAnsiTheme="minorEastAsia" w:hint="eastAsia"/>
-          <w:szCs w:val="16"/>
-        </w:rPr>
-        <w:t xml:space="preserve">, </w:t>
-      </w:r>
-      <w:r>
-        <w:rPr>
-          <w:rFonts w:asciiTheme="minorEastAsia" w:hAnsiTheme="minorEastAsia" w:hint="eastAsia"/>
-          <w:szCs w:val="16"/>
-        </w:rPr>
-        <w:t>等待15-60μs后从机会拉低DQ（60-240μs）表示</w:t>
-      </w:r>
-    </w:p>
-    <w:p>
-      <w:pPr>
-        <w:ind w:left="840" w:firstLine="420"/>
-        <w:rPr>
-          <w:rFonts w:asciiTheme="minorEastAsia" w:hAnsiTheme="minorEastAsia" w:hint="eastAsia"/>
-          <w:szCs w:val="16"/>
-        </w:rPr>
-      </w:pPr>
-      <w:r>
-        <w:rPr>
-          <w:rFonts w:asciiTheme="minorEastAsia" w:hAnsiTheme="minorEastAsia" w:hint="eastAsia"/>
-          <w:szCs w:val="16"/>
-        </w:rPr>
-        <w:t>应答(所有从机都会拉低)，之后从机释放总线</w:t>
-      </w:r>
-    </w:p>
-    <w:p>
-      <w:pPr>
-        <w:rPr>
-          <w:rFonts w:asciiTheme="minorEastAsia" w:hAnsiTheme="minorEastAsia" w:hint="eastAsia"/>
-          <w:b/>
-          <w:bCs/>
-          <w:szCs w:val="16"/>
-        </w:rPr>
-      </w:pPr>
-      <w:r>
-        <w:rPr>
-          <w:rFonts w:asciiTheme="minorEastAsia" w:hAnsiTheme="minorEastAsia"/>
-          <w:b/>
-          <w:bCs/>
-          <w:szCs w:val="16"/>
-        </w:rPr>
-        <w:tab/>
-      </w:r>
-      <w:r>
-        <w:rPr>
-          <w:rFonts w:asciiTheme="minorEastAsia" w:hAnsiTheme="minorEastAsia" w:hint="eastAsia"/>
-          <w:b/>
-          <w:bCs/>
-          <w:szCs w:val="16"/>
-        </w:rPr>
-        <w:t>2 查找从机地址:</w:t>
       </w:r>
     </w:p>
     <w:p>
@@ -5117,16 +5087,7 @@
                                 <w:sz w:val="15"/>
                                 <w:szCs w:val="15"/>
                               </w:rPr>
-                              <w:t>写1：主机将DQ拉低15μs然后</w:t>
-                            </w:r>
-                            <w:proofErr w:type="gramStart"/>
-                            <w:r>
-                              <w:rPr>
-                                <w:rFonts w:hint="eastAsia"/>
-                                <w:sz w:val="15"/>
-                                <w:szCs w:val="15"/>
-                              </w:rPr>
-                              <w:t>释放</w:t>
+                              <w:t>写1：主机将DQ拉低15μs然后释放</w:t>
                             </w:r>
                             <w:r>
                               <w:rPr>
@@ -5134,16 +5095,7 @@
                                 <w:sz w:val="15"/>
                                 <w:szCs w:val="15"/>
                               </w:rPr>
-                              <w:t>让</w:t>
-                            </w:r>
-                            <w:proofErr w:type="gramEnd"/>
-                            <w:r>
-                              <w:rPr>
-                                <w:rFonts w:hint="eastAsia"/>
-                                <w:sz w:val="15"/>
-                                <w:szCs w:val="15"/>
-                              </w:rPr>
-                              <w:t>DQ=1</w:t>
+                              <w:t>让DQ=1</w:t>
                             </w:r>
                             <w:r>
                               <w:rPr>
@@ -5459,16 +5411,7 @@
                           <w:sz w:val="15"/>
                           <w:szCs w:val="15"/>
                         </w:rPr>
-                        <w:t>写1：主机将DQ拉低15μs然后</w:t>
-                      </w:r>
-                      <w:proofErr w:type="gramStart"/>
-                      <w:r>
-                        <w:rPr>
-                          <w:rFonts w:hint="eastAsia"/>
-                          <w:sz w:val="15"/>
-                          <w:szCs w:val="15"/>
-                        </w:rPr>
-                        <w:t>释放</w:t>
+                        <w:t>写1：主机将DQ拉低15μs然后释放</w:t>
                       </w:r>
                       <w:r>
                         <w:rPr>
@@ -5476,16 +5419,7 @@
                           <w:sz w:val="15"/>
                           <w:szCs w:val="15"/>
                         </w:rPr>
-                        <w:t>让</w:t>
-                      </w:r>
-                      <w:proofErr w:type="gramEnd"/>
-                      <w:r>
-                        <w:rPr>
-                          <w:rFonts w:hint="eastAsia"/>
-                          <w:sz w:val="15"/>
-                          <w:szCs w:val="15"/>
-                        </w:rPr>
-                        <w:t>DQ=1</w:t>
+                        <w:t>让DQ=1</w:t>
                       </w:r>
                       <w:r>
                         <w:rPr>
@@ -5836,26 +5770,49 @@
     </w:p>
     <w:p>
       <w:pPr>
-        <w:rPr>
-          <w:rFonts w:asciiTheme="minorEastAsia" w:hAnsiTheme="minorEastAsia" w:hint="eastAsia"/>
-          <w:szCs w:val="16"/>
-        </w:rPr>
-      </w:pPr>
-    </w:p>
-    <w:p>
-      <w:pPr>
-        <w:rPr>
-          <w:rFonts w:asciiTheme="minorEastAsia" w:hAnsiTheme="minorEastAsia" w:hint="eastAsia"/>
-          <w:szCs w:val="16"/>
-        </w:rPr>
-      </w:pPr>
-      <w:r>
-        <w:rPr>
-          <w:rFonts w:asciiTheme="minorEastAsia" w:hAnsiTheme="minorEastAsia" w:hint="eastAsia"/>
-          <w:szCs w:val="16"/>
-        </w:rPr>
-        <w:t xml:space="preserve"> </w:t>
-      </w:r>
+        <w:ind w:firstLine="420"/>
+        <w:rPr>
+          <w:rFonts w:asciiTheme="minorEastAsia" w:hAnsiTheme="minorEastAsia" w:hint="eastAsia"/>
+          <w:b/>
+          <w:bCs/>
+          <w:szCs w:val="16"/>
+        </w:rPr>
+      </w:pPr>
+      <w:r>
+        <w:rPr>
+          <w:rFonts w:asciiTheme="minorEastAsia" w:hAnsiTheme="minorEastAsia" w:hint="eastAsia"/>
+          <w:b/>
+          <w:bCs/>
+          <w:szCs w:val="16"/>
+        </w:rPr>
+        <w:t>下一次对</w:t>
+      </w:r>
+      <w:r>
+        <w:rPr>
+          <w:rFonts w:asciiTheme="minorEastAsia" w:hAnsiTheme="minorEastAsia" w:hint="eastAsia"/>
+          <w:b/>
+          <w:bCs/>
+          <w:szCs w:val="16"/>
+        </w:rPr>
+        <w:t>设备</w:t>
+      </w:r>
+      <w:r>
+        <w:rPr>
+          <w:rFonts w:asciiTheme="minorEastAsia" w:hAnsiTheme="minorEastAsia" w:hint="eastAsia"/>
+          <w:b/>
+          <w:bCs/>
+          <w:szCs w:val="16"/>
+        </w:rPr>
+        <w:t>新的寄存器操作时候也需要从初始化开始。</w:t>
+      </w:r>
+    </w:p>
+    <w:p>
+      <w:pPr>
+        <w:rPr>
+          <w:rFonts w:asciiTheme="minorEastAsia" w:hAnsiTheme="minorEastAsia" w:hint="eastAsia"/>
+          <w:szCs w:val="16"/>
+        </w:rPr>
+      </w:pPr>
     </w:p>
     <w:p>
       <w:pPr>

--- a/通信协议.docx
+++ b/通信协议.docx
@@ -4668,7 +4668,7 @@
       <w:pPr>
         <w:ind w:firstLine="420"/>
         <w:rPr>
-          <w:rFonts w:asciiTheme="minorEastAsia" w:hAnsiTheme="minorEastAsia"/>
+          <w:rFonts w:asciiTheme="minorEastAsia" w:hAnsiTheme="minorEastAsia" w:hint="eastAsia"/>
           <w:szCs w:val="16"/>
         </w:rPr>
       </w:pPr>
@@ -5785,7 +5785,7 @@
           <w:bCs/>
           <w:szCs w:val="16"/>
         </w:rPr>
-        <w:t>下一次对</w:t>
+        <w:t>对</w:t>
       </w:r>
       <w:r>
         <w:rPr>
@@ -5803,7 +5803,52 @@
           <w:bCs/>
           <w:szCs w:val="16"/>
         </w:rPr>
-        <w:t>新的寄存器操作时候也需要从初始化开始。</w:t>
+        <w:t>其他</w:t>
+      </w:r>
+      <w:r>
+        <w:rPr>
+          <w:rFonts w:asciiTheme="minorEastAsia" w:hAnsiTheme="minorEastAsia" w:hint="eastAsia"/>
+          <w:b/>
+          <w:bCs/>
+          <w:szCs w:val="16"/>
+        </w:rPr>
+        <w:t>寄存器操作时候需要</w:t>
+      </w:r>
+      <w:r>
+        <w:rPr>
+          <w:rFonts w:asciiTheme="minorEastAsia" w:hAnsiTheme="minorEastAsia" w:hint="eastAsia"/>
+          <w:b/>
+          <w:bCs/>
+          <w:szCs w:val="16"/>
+        </w:rPr>
+        <w:t>再次从</w:t>
+      </w:r>
+      <w:r>
+        <w:rPr>
+          <w:rFonts w:asciiTheme="minorEastAsia" w:hAnsiTheme="minorEastAsia" w:hint="eastAsia"/>
+          <w:b/>
+          <w:bCs/>
+          <w:szCs w:val="16"/>
+        </w:rPr>
+        <w:t>初始化</w:t>
+      </w:r>
+      <w:r>
+        <w:rPr>
+          <w:rFonts w:asciiTheme="minorEastAsia" w:hAnsiTheme="minorEastAsia" w:hint="eastAsia"/>
+          <w:b/>
+          <w:bCs/>
+          <w:szCs w:val="16"/>
+        </w:rPr>
+        <w:t>过程</w:t>
+      </w:r>
+      <w:r>
+        <w:rPr>
+          <w:rFonts w:asciiTheme="minorEastAsia" w:hAnsiTheme="minorEastAsia" w:hint="eastAsia"/>
+          <w:b/>
+          <w:bCs/>
+          <w:szCs w:val="16"/>
+        </w:rPr>
+        <w:t>开始。</w:t>
       </w:r>
     </w:p>
     <w:p>

--- a/通信协议.docx
+++ b/通信协议.docx
@@ -56,6 +56,7 @@
           <w:p>
             <w:pPr>
               <w:widowControl/>
+              <w:spacing w:line="200" w:lineRule="exact"/>
               <w:jc w:val="center"/>
               <w:rPr>
                 <w:rFonts w:ascii="Times New Roman" w:eastAsia="等线" w:hAnsi="Times New Roman" w:cs="Times New Roman"/>
@@ -97,6 +98,7 @@
           <w:p>
             <w:pPr>
               <w:widowControl/>
+              <w:spacing w:line="200" w:lineRule="exact"/>
               <w:jc w:val="center"/>
               <w:rPr>
                 <w:rFonts w:ascii="Times New Roman" w:eastAsia="等线" w:hAnsi="Times New Roman" w:cs="Times New Roman"/>
@@ -138,6 +140,7 @@
           <w:p>
             <w:pPr>
               <w:widowControl/>
+              <w:spacing w:line="200" w:lineRule="exact"/>
               <w:jc w:val="center"/>
               <w:rPr>
                 <w:rFonts w:ascii="Times New Roman" w:eastAsia="等线" w:hAnsi="Times New Roman" w:cs="Times New Roman"/>
@@ -179,6 +182,7 @@
           <w:p>
             <w:pPr>
               <w:widowControl/>
+              <w:spacing w:line="200" w:lineRule="exact"/>
               <w:jc w:val="center"/>
               <w:rPr>
                 <w:rFonts w:ascii="Times New Roman" w:eastAsia="等线" w:hAnsi="Times New Roman" w:cs="Times New Roman"/>
@@ -220,6 +224,7 @@
           <w:p>
             <w:pPr>
               <w:widowControl/>
+              <w:spacing w:line="200" w:lineRule="exact"/>
               <w:jc w:val="center"/>
               <w:rPr>
                 <w:rFonts w:ascii="Times New Roman" w:eastAsia="等线" w:hAnsi="Times New Roman" w:cs="Times New Roman"/>
@@ -261,6 +266,7 @@
           <w:p>
             <w:pPr>
               <w:widowControl/>
+              <w:spacing w:line="200" w:lineRule="exact"/>
               <w:jc w:val="center"/>
               <w:rPr>
                 <w:rFonts w:ascii="Times New Roman" w:eastAsia="等线" w:hAnsi="Times New Roman" w:cs="Times New Roman"/>
@@ -308,6 +314,7 @@
           <w:p>
             <w:pPr>
               <w:widowControl/>
+              <w:spacing w:line="200" w:lineRule="exact"/>
               <w:jc w:val="center"/>
               <w:rPr>
                 <w:rFonts w:ascii="Times New Roman" w:eastAsia="等线" w:hAnsi="Times New Roman" w:cs="Times New Roman"/>
@@ -350,6 +357,7 @@
           <w:p>
             <w:pPr>
               <w:widowControl/>
+              <w:spacing w:line="200" w:lineRule="exact"/>
               <w:jc w:val="center"/>
               <w:rPr>
                 <w:rFonts w:ascii="Times New Roman" w:eastAsia="等线" w:hAnsi="Times New Roman" w:cs="Times New Roman"/>
@@ -407,6 +415,7 @@
           <w:p>
             <w:pPr>
               <w:widowControl/>
+              <w:spacing w:line="200" w:lineRule="exact"/>
               <w:jc w:val="left"/>
               <w:rPr>
                 <w:rFonts w:ascii="Times New Roman" w:eastAsia="等线" w:hAnsi="Times New Roman" w:cs="Times New Roman"/>
@@ -454,6 +463,7 @@
           <w:p>
             <w:pPr>
               <w:widowControl/>
+              <w:spacing w:line="200" w:lineRule="exact"/>
               <w:jc w:val="center"/>
               <w:rPr>
                 <w:rFonts w:ascii="Times New Roman" w:eastAsia="等线" w:hAnsi="Times New Roman" w:cs="Times New Roman"/>
@@ -511,6 +521,7 @@
           <w:p>
             <w:pPr>
               <w:widowControl/>
+              <w:spacing w:line="200" w:lineRule="exact"/>
               <w:jc w:val="center"/>
               <w:rPr>
                 <w:rFonts w:ascii="Times New Roman" w:eastAsia="等线" w:hAnsi="Times New Roman" w:cs="Times New Roman"/>
@@ -568,6 +579,7 @@
           <w:p>
             <w:pPr>
               <w:widowControl/>
+              <w:spacing w:line="200" w:lineRule="exact"/>
               <w:rPr>
                 <w:rFonts w:ascii="Times New Roman" w:eastAsia="等线" w:hAnsi="Times New Roman" w:cs="Times New Roman"/>
                 <w:color w:val="000000"/>
@@ -609,6 +621,7 @@
           <w:p>
             <w:pPr>
               <w:widowControl/>
+              <w:spacing w:line="200" w:lineRule="exact"/>
               <w:jc w:val="center"/>
               <w:rPr>
                 <w:rFonts w:ascii="Times New Roman" w:eastAsia="等线" w:hAnsi="Times New Roman" w:cs="Times New Roman"/>
@@ -638,6 +651,7 @@
           <w:p>
             <w:pPr>
               <w:widowControl/>
+              <w:spacing w:line="200" w:lineRule="exact"/>
               <w:jc w:val="center"/>
               <w:rPr>
                 <w:rFonts w:ascii="Times New Roman" w:eastAsia="等线" w:hAnsi="Times New Roman" w:cs="Times New Roman"/>
@@ -665,6 +679,7 @@
           <w:p>
             <w:pPr>
               <w:widowControl/>
+              <w:spacing w:line="200" w:lineRule="exact"/>
               <w:jc w:val="left"/>
               <w:rPr>
                 <w:rFonts w:ascii="Times New Roman" w:eastAsia="等线" w:hAnsi="Times New Roman" w:cs="Times New Roman"/>
@@ -702,6 +717,7 @@
           <w:p>
             <w:pPr>
               <w:widowControl/>
+              <w:spacing w:line="200" w:lineRule="exact"/>
               <w:jc w:val="center"/>
               <w:rPr>
                 <w:rFonts w:ascii="Times New Roman" w:eastAsia="等线" w:hAnsi="Times New Roman" w:cs="Times New Roman"/>
@@ -711,6 +727,7 @@
                 <w:szCs w:val="15"/>
               </w:rPr>
             </w:pPr>
+            <w:proofErr w:type="gramStart"/>
             <w:r>
               <w:rPr>
                 <w:rFonts w:ascii="Times New Roman" w:eastAsia="等线" w:hAnsi="Times New Roman" w:cs="Times New Roman"/>
@@ -721,6 +738,7 @@
               </w:rPr>
               <w:t>单主</w:t>
             </w:r>
+            <w:proofErr w:type="gramEnd"/>
             <w:r>
               <w:rPr>
                 <w:rFonts w:ascii="Times New Roman" w:eastAsia="等线" w:hAnsi="Times New Roman" w:cs="Times New Roman"/>
@@ -759,6 +777,7 @@
           <w:p>
             <w:pPr>
               <w:widowControl/>
+              <w:spacing w:line="200" w:lineRule="exact"/>
               <w:jc w:val="center"/>
               <w:rPr>
                 <w:rFonts w:ascii="Times New Roman" w:eastAsia="等线" w:hAnsi="Times New Roman" w:cs="Times New Roman"/>
@@ -796,6 +815,7 @@
           <w:p>
             <w:pPr>
               <w:widowControl/>
+              <w:spacing w:line="200" w:lineRule="exact"/>
               <w:rPr>
                 <w:rFonts w:ascii="Times New Roman" w:eastAsia="等线" w:hAnsi="Times New Roman" w:cs="Times New Roman"/>
                 <w:color w:val="000000"/>
@@ -804,6 +824,7 @@
                 <w:szCs w:val="15"/>
               </w:rPr>
             </w:pPr>
+            <w:proofErr w:type="gramStart"/>
             <w:r>
               <w:rPr>
                 <w:rFonts w:ascii="Times New Roman" w:eastAsia="等线" w:hAnsi="Times New Roman" w:cs="Times New Roman"/>
@@ -812,7 +833,18 @@
                 <w:sz w:val="15"/>
                 <w:szCs w:val="15"/>
               </w:rPr>
-              <w:t>两根线传多设备，需地址管理</w:t>
+              <w:t>两根线传多</w:t>
+            </w:r>
+            <w:proofErr w:type="gramEnd"/>
+            <w:r>
+              <w:rPr>
+                <w:rFonts w:ascii="Times New Roman" w:eastAsia="等线" w:hAnsi="Times New Roman" w:cs="Times New Roman"/>
+                <w:color w:val="000000"/>
+                <w:kern w:val="0"/>
+                <w:sz w:val="15"/>
+                <w:szCs w:val="15"/>
+              </w:rPr>
+              <w:t>设备，需地址管理</w:t>
             </w:r>
           </w:p>
         </w:tc>
@@ -837,6 +869,7 @@
           <w:p>
             <w:pPr>
               <w:widowControl/>
+              <w:spacing w:line="200" w:lineRule="exact"/>
               <w:jc w:val="center"/>
               <w:rPr>
                 <w:rFonts w:ascii="Times New Roman" w:eastAsia="等线" w:hAnsi="Times New Roman" w:cs="Times New Roman"/>
@@ -866,6 +899,7 @@
           <w:p>
             <w:pPr>
               <w:widowControl/>
+              <w:spacing w:line="200" w:lineRule="exact"/>
               <w:jc w:val="center"/>
               <w:rPr>
                 <w:rFonts w:ascii="Times New Roman" w:eastAsia="等线" w:hAnsi="Times New Roman" w:cs="Times New Roman"/>
@@ -893,6 +927,7 @@
           <w:p>
             <w:pPr>
               <w:widowControl/>
+              <w:spacing w:line="200" w:lineRule="exact"/>
               <w:jc w:val="left"/>
               <w:rPr>
                 <w:rFonts w:ascii="Times New Roman" w:eastAsia="等线" w:hAnsi="Times New Roman" w:cs="Times New Roman"/>
@@ -930,6 +965,7 @@
           <w:p>
             <w:pPr>
               <w:widowControl/>
+              <w:spacing w:line="200" w:lineRule="exact"/>
               <w:jc w:val="center"/>
               <w:rPr>
                 <w:rFonts w:ascii="Times New Roman" w:eastAsia="等线" w:hAnsi="Times New Roman" w:cs="Times New Roman"/>
@@ -967,6 +1003,7 @@
           <w:p>
             <w:pPr>
               <w:widowControl/>
+              <w:spacing w:line="200" w:lineRule="exact"/>
               <w:jc w:val="center"/>
               <w:rPr>
                 <w:rFonts w:ascii="Times New Roman" w:eastAsia="等线" w:hAnsi="Times New Roman" w:cs="Times New Roman"/>
@@ -1004,6 +1041,7 @@
           <w:p>
             <w:pPr>
               <w:widowControl/>
+              <w:spacing w:line="200" w:lineRule="exact"/>
               <w:rPr>
                 <w:rFonts w:ascii="Times New Roman" w:eastAsia="等线" w:hAnsi="Times New Roman" w:cs="Times New Roman"/>
                 <w:color w:val="000000"/>
@@ -1045,6 +1083,7 @@
           <w:p>
             <w:pPr>
               <w:widowControl/>
+              <w:spacing w:line="200" w:lineRule="exact"/>
               <w:jc w:val="center"/>
               <w:rPr>
                 <w:rFonts w:ascii="Times New Roman" w:eastAsia="等线" w:hAnsi="Times New Roman" w:cs="Times New Roman"/>
@@ -1074,6 +1113,7 @@
           <w:p>
             <w:pPr>
               <w:widowControl/>
+              <w:spacing w:line="200" w:lineRule="exact"/>
               <w:jc w:val="center"/>
               <w:rPr>
                 <w:rFonts w:ascii="Times New Roman" w:eastAsia="等线" w:hAnsi="Times New Roman" w:cs="Times New Roman"/>
@@ -1101,6 +1141,7 @@
           <w:p>
             <w:pPr>
               <w:widowControl/>
+              <w:spacing w:line="200" w:lineRule="exact"/>
               <w:jc w:val="left"/>
               <w:rPr>
                 <w:rFonts w:ascii="Times New Roman" w:eastAsia="等线" w:hAnsi="Times New Roman" w:cs="Times New Roman"/>
@@ -1138,6 +1179,7 @@
           <w:p>
             <w:pPr>
               <w:widowControl/>
+              <w:spacing w:line="200" w:lineRule="exact"/>
               <w:jc w:val="center"/>
               <w:rPr>
                 <w:rFonts w:ascii="Times New Roman" w:eastAsia="等线" w:hAnsi="Times New Roman" w:cs="Times New Roman"/>
@@ -1175,6 +1217,7 @@
           <w:p>
             <w:pPr>
               <w:widowControl/>
+              <w:spacing w:line="200" w:lineRule="exact"/>
               <w:jc w:val="center"/>
               <w:rPr>
                 <w:rFonts w:ascii="Times New Roman" w:eastAsia="等线" w:hAnsi="Times New Roman" w:cs="Times New Roman"/>
@@ -1212,6 +1255,7 @@
           <w:p>
             <w:pPr>
               <w:widowControl/>
+              <w:spacing w:line="200" w:lineRule="exact"/>
               <w:rPr>
                 <w:rFonts w:ascii="Times New Roman" w:eastAsia="等线" w:hAnsi="Times New Roman" w:cs="Times New Roman"/>
                 <w:color w:val="000000"/>
@@ -1253,6 +1297,7 @@
           <w:p>
             <w:pPr>
               <w:widowControl/>
+              <w:spacing w:line="200" w:lineRule="exact"/>
               <w:jc w:val="center"/>
               <w:rPr>
                 <w:rFonts w:ascii="Times New Roman" w:eastAsia="等线" w:hAnsi="Times New Roman" w:cs="Times New Roman"/>
@@ -1294,6 +1339,7 @@
           <w:p>
             <w:pPr>
               <w:widowControl/>
+              <w:spacing w:line="200" w:lineRule="exact"/>
               <w:jc w:val="center"/>
               <w:rPr>
                 <w:rFonts w:ascii="Times New Roman" w:eastAsia="等线" w:hAnsi="Times New Roman" w:cs="Times New Roman"/>
@@ -1331,6 +1377,7 @@
           <w:p>
             <w:pPr>
               <w:widowControl/>
+              <w:spacing w:line="200" w:lineRule="exact"/>
               <w:jc w:val="left"/>
               <w:rPr>
                 <w:rFonts w:ascii="Times New Roman" w:eastAsia="等线" w:hAnsi="Times New Roman" w:cs="Times New Roman"/>
@@ -1378,6 +1425,7 @@
           <w:p>
             <w:pPr>
               <w:widowControl/>
+              <w:spacing w:line="200" w:lineRule="exact"/>
               <w:jc w:val="center"/>
               <w:rPr>
                 <w:rFonts w:ascii="Times New Roman" w:eastAsia="等线" w:hAnsi="Times New Roman" w:cs="Times New Roman"/>
@@ -1415,6 +1463,7 @@
           <w:p>
             <w:pPr>
               <w:widowControl/>
+              <w:spacing w:line="200" w:lineRule="exact"/>
               <w:jc w:val="center"/>
               <w:rPr>
                 <w:rFonts w:ascii="Times New Roman" w:eastAsia="等线" w:hAnsi="Times New Roman" w:cs="Times New Roman"/>
@@ -1452,6 +1501,7 @@
           <w:p>
             <w:pPr>
               <w:widowControl/>
+              <w:spacing w:line="200" w:lineRule="exact"/>
               <w:rPr>
                 <w:rFonts w:ascii="Times New Roman" w:eastAsia="等线" w:hAnsi="Times New Roman" w:cs="Times New Roman"/>
                 <w:color w:val="000000"/>
@@ -1493,6 +1543,7 @@
           <w:p>
             <w:pPr>
               <w:widowControl/>
+              <w:spacing w:line="200" w:lineRule="exact"/>
               <w:jc w:val="center"/>
               <w:rPr>
                 <w:rFonts w:ascii="Times New Roman" w:eastAsia="等线" w:hAnsi="Times New Roman" w:cs="Times New Roman"/>
@@ -1534,6 +1585,7 @@
           <w:p>
             <w:pPr>
               <w:widowControl/>
+              <w:spacing w:line="200" w:lineRule="exact"/>
               <w:jc w:val="center"/>
               <w:rPr>
                 <w:rFonts w:ascii="Times New Roman" w:eastAsia="等线" w:hAnsi="Times New Roman" w:cs="Times New Roman"/>
@@ -1571,6 +1623,7 @@
           <w:p>
             <w:pPr>
               <w:widowControl/>
+              <w:spacing w:line="200" w:lineRule="exact"/>
               <w:jc w:val="left"/>
               <w:rPr>
                 <w:rFonts w:ascii="Times New Roman" w:eastAsia="等线" w:hAnsi="Times New Roman" w:cs="Times New Roman"/>
@@ -1580,6 +1633,7 @@
                 <w:szCs w:val="15"/>
               </w:rPr>
             </w:pPr>
+            <w:proofErr w:type="gramStart"/>
             <w:r>
               <w:rPr>
                 <w:rFonts w:ascii="Times New Roman" w:eastAsia="等线" w:hAnsi="Times New Roman" w:cs="Times New Roman"/>
@@ -1590,6 +1644,7 @@
               </w:rPr>
               <w:t>蓝牙</w:t>
             </w:r>
+            <w:proofErr w:type="gramEnd"/>
             <w:r>
               <w:rPr>
                 <w:rFonts w:ascii="Times New Roman" w:eastAsia="等线" w:hAnsi="Times New Roman" w:cs="Times New Roman" w:hint="eastAsia"/>
@@ -1688,6 +1743,7 @@
           <w:p>
             <w:pPr>
               <w:widowControl/>
+              <w:spacing w:line="200" w:lineRule="exact"/>
               <w:jc w:val="center"/>
               <w:rPr>
                 <w:rFonts w:ascii="Times New Roman" w:eastAsia="等线" w:hAnsi="Times New Roman" w:cs="Times New Roman"/>
@@ -1745,6 +1801,7 @@
           <w:p>
             <w:pPr>
               <w:widowControl/>
+              <w:spacing w:line="200" w:lineRule="exact"/>
               <w:jc w:val="center"/>
               <w:rPr>
                 <w:rFonts w:ascii="Times New Roman" w:eastAsia="等线" w:hAnsi="Times New Roman" w:cs="Times New Roman"/>
@@ -1802,6 +1859,7 @@
           <w:p>
             <w:pPr>
               <w:widowControl/>
+              <w:spacing w:line="200" w:lineRule="exact"/>
               <w:rPr>
                 <w:rFonts w:ascii="Times New Roman" w:eastAsia="等线" w:hAnsi="Times New Roman" w:cs="Times New Roman"/>
                 <w:color w:val="000000"/>
@@ -1884,6 +1942,7 @@
           <w:p>
             <w:pPr>
               <w:widowControl/>
+              <w:spacing w:line="200" w:lineRule="exact"/>
               <w:jc w:val="center"/>
               <w:rPr>
                 <w:rFonts w:ascii="Times New Roman" w:eastAsia="等线" w:hAnsi="Times New Roman" w:cs="Times New Roman"/>
@@ -1925,6 +1984,7 @@
           <w:p>
             <w:pPr>
               <w:widowControl/>
+              <w:spacing w:line="200" w:lineRule="exact"/>
               <w:jc w:val="center"/>
               <w:rPr>
                 <w:rFonts w:ascii="Times New Roman" w:eastAsia="等线" w:hAnsi="Times New Roman" w:cs="Times New Roman"/>
@@ -1942,7 +2002,29 @@
                 <w:sz w:val="15"/>
                 <w:szCs w:val="15"/>
               </w:rPr>
-              <w:t>基于网络协议栈的数据通信方式</w:t>
+              <w:t>基于网络协议</w:t>
+            </w:r>
+            <w:proofErr w:type="gramStart"/>
+            <w:r>
+              <w:rPr>
+                <w:rFonts w:ascii="Times New Roman" w:eastAsia="等线" w:hAnsi="Times New Roman" w:cs="Times New Roman"/>
+                <w:color w:val="000000"/>
+                <w:kern w:val="0"/>
+                <w:sz w:val="15"/>
+                <w:szCs w:val="15"/>
+              </w:rPr>
+              <w:t>栈</w:t>
+            </w:r>
+            <w:proofErr w:type="gramEnd"/>
+            <w:r>
+              <w:rPr>
+                <w:rFonts w:ascii="Times New Roman" w:eastAsia="等线" w:hAnsi="Times New Roman" w:cs="Times New Roman"/>
+                <w:color w:val="000000"/>
+                <w:kern w:val="0"/>
+                <w:sz w:val="15"/>
+                <w:szCs w:val="15"/>
+              </w:rPr>
+              <w:t>的数据通信方式</w:t>
             </w:r>
           </w:p>
         </w:tc>
@@ -1962,6 +2044,7 @@
           <w:p>
             <w:pPr>
               <w:widowControl/>
+              <w:spacing w:line="200" w:lineRule="exact"/>
               <w:jc w:val="left"/>
               <w:rPr>
                 <w:rFonts w:ascii="Times New Roman" w:eastAsia="等线" w:hAnsi="Times New Roman" w:cs="Times New Roman"/>
@@ -2019,6 +2102,7 @@
           <w:p>
             <w:pPr>
               <w:widowControl/>
+              <w:spacing w:line="200" w:lineRule="exact"/>
               <w:jc w:val="center"/>
               <w:rPr>
                 <w:rFonts w:ascii="Times New Roman" w:eastAsia="等线" w:hAnsi="Times New Roman" w:cs="Times New Roman"/>
@@ -2056,6 +2140,7 @@
           <w:p>
             <w:pPr>
               <w:widowControl/>
+              <w:spacing w:line="200" w:lineRule="exact"/>
               <w:jc w:val="center"/>
               <w:rPr>
                 <w:rFonts w:ascii="Times New Roman" w:eastAsia="等线" w:hAnsi="Times New Roman" w:cs="Times New Roman"/>
@@ -2093,6 +2178,7 @@
           <w:p>
             <w:pPr>
               <w:widowControl/>
+              <w:spacing w:line="200" w:lineRule="exact"/>
               <w:rPr>
                 <w:rFonts w:ascii="Times New Roman" w:eastAsia="等线" w:hAnsi="Times New Roman" w:cs="Times New Roman"/>
                 <w:color w:val="000000"/>
@@ -2154,6 +2240,7 @@
           <w:p>
             <w:pPr>
               <w:widowControl/>
+              <w:spacing w:line="200" w:lineRule="exact"/>
               <w:jc w:val="center"/>
               <w:rPr>
                 <w:rFonts w:ascii="Times New Roman" w:eastAsia="等线" w:hAnsi="Times New Roman" w:cs="Times New Roman"/>
@@ -2195,6 +2282,7 @@
           <w:p>
             <w:pPr>
               <w:widowControl/>
+              <w:spacing w:line="200" w:lineRule="exact"/>
               <w:jc w:val="center"/>
               <w:rPr>
                 <w:rFonts w:ascii="Times New Roman" w:eastAsia="等线" w:hAnsi="Times New Roman" w:cs="Times New Roman"/>
@@ -2222,6 +2310,7 @@
           <w:p>
             <w:pPr>
               <w:widowControl/>
+              <w:spacing w:line="200" w:lineRule="exact"/>
               <w:jc w:val="left"/>
               <w:rPr>
                 <w:rFonts w:ascii="Times New Roman" w:eastAsia="等线" w:hAnsi="Times New Roman" w:cs="Times New Roman"/>
@@ -2279,6 +2368,7 @@
           <w:p>
             <w:pPr>
               <w:widowControl/>
+              <w:spacing w:line="200" w:lineRule="exact"/>
               <w:jc w:val="center"/>
               <w:rPr>
                 <w:rFonts w:ascii="Times New Roman" w:eastAsia="等线" w:hAnsi="Times New Roman" w:cs="Times New Roman"/>
@@ -2316,6 +2406,7 @@
           <w:p>
             <w:pPr>
               <w:widowControl/>
+              <w:spacing w:line="200" w:lineRule="exact"/>
               <w:jc w:val="center"/>
               <w:rPr>
                 <w:rFonts w:ascii="Times New Roman" w:eastAsia="等线" w:hAnsi="Times New Roman" w:cs="Times New Roman"/>
@@ -2353,6 +2444,7 @@
           <w:p>
             <w:pPr>
               <w:widowControl/>
+              <w:spacing w:line="200" w:lineRule="exact"/>
               <w:rPr>
                 <w:rFonts w:ascii="Times New Roman" w:eastAsia="等线" w:hAnsi="Times New Roman" w:cs="Times New Roman"/>
                 <w:color w:val="000000"/>
@@ -2538,6 +2630,7 @@
           <w:rFonts w:hint="eastAsia"/>
         </w:rPr>
       </w:pPr>
+      <w:proofErr w:type="gramStart"/>
       <w:r>
         <w:rPr>
           <w:rFonts w:hint="eastAsia"/>
@@ -2558,7 +2651,7 @@
         <w:rPr>
           <w:rFonts w:hint="eastAsia"/>
         </w:rPr>
-        <w:t>-</w:t>
+        <w:t xml:space="preserve">  </w:t>
       </w:r>
       <w:r>
         <w:rPr>
@@ -2566,6 +2659,7 @@
         </w:rPr>
         <w:t>UART</w:t>
       </w:r>
+      <w:proofErr w:type="gramEnd"/>
     </w:p>
     <w:p>
       <w:pPr>
@@ -3125,6 +3219,7 @@
           <w:rFonts w:hint="eastAsia"/>
         </w:rPr>
       </w:pPr>
+      <w:proofErr w:type="gramStart"/>
       <w:r>
         <w:rPr>
           <w:rFonts w:hint="eastAsia"/>
@@ -3153,7 +3248,7 @@
         <w:rPr>
           <w:rFonts w:hint="eastAsia"/>
         </w:rPr>
-        <w:t>-</w:t>
+        <w:t xml:space="preserve">  </w:t>
       </w:r>
       <w:r>
         <w:rPr>
@@ -3161,6 +3256,7 @@
         </w:rPr>
         <w:t>I</w:t>
       </w:r>
+      <w:proofErr w:type="gramEnd"/>
       <w:r>
         <w:rPr>
           <w:rFonts w:ascii="Calibri" w:hAnsi="Calibri" w:cs="Calibri"/>
@@ -3178,27 +3274,20 @@
       <w:pPr>
         <w:rPr>
           <w:rFonts w:asciiTheme="minorEastAsia" w:hAnsiTheme="minorEastAsia" w:hint="eastAsia"/>
-          <w:szCs w:val="16"/>
-        </w:rPr>
-      </w:pPr>
-      <w:r>
-        <w:rPr>
-          <w:rFonts w:asciiTheme="minorEastAsia" w:hAnsiTheme="minorEastAsia" w:hint="eastAsia"/>
           <w:b/>
           <w:bCs/>
-          <w:szCs w:val="16"/>
-        </w:rPr>
-        <w:t>I</w:t>
-      </w:r>
+          <w:color w:val="47D459" w:themeColor="accent3" w:themeTint="99"/>
+          <w:szCs w:val="16"/>
+        </w:rPr>
+      </w:pPr>
       <w:r>
         <w:rPr>
           <w:rFonts w:asciiTheme="minorEastAsia" w:hAnsiTheme="minorEastAsia" w:hint="eastAsia"/>
           <w:b/>
           <w:bCs/>
           <w:szCs w:val="16"/>
-          <w:vertAlign w:val="superscript"/>
-        </w:rPr>
-        <w:t>2</w:t>
+        </w:rPr>
+        <w:t>I</w:t>
       </w:r>
       <w:r>
         <w:rPr>
@@ -3206,29 +3295,9 @@
           <w:b/>
           <w:bCs/>
           <w:szCs w:val="16"/>
-        </w:rPr>
-        <w:t>C</w:t>
-      </w:r>
-      <w:r>
-        <w:rPr>
-          <w:rFonts w:asciiTheme="minorEastAsia" w:hAnsiTheme="minorEastAsia"/>
-          <w:szCs w:val="16"/>
-        </w:rPr>
-        <w:t>双线同步串行通信协议</w:t>
-      </w:r>
-      <w:r>
-        <w:rPr>
-          <w:rFonts w:asciiTheme="minorEastAsia" w:hAnsiTheme="minorEastAsia" w:hint="eastAsia"/>
-          <w:szCs w:val="16"/>
-        </w:rPr>
-        <w:t>, 用SDA和SCL作为总线, 但要有上拉电阻, 因此当总线空闲时候就是高电平, 所有从机都并联在这两个总线上面。</w:t>
-      </w:r>
-      <w:r>
-        <w:rPr>
-          <w:rFonts w:asciiTheme="minorEastAsia" w:hAnsiTheme="minorEastAsia" w:hint="eastAsia"/>
-          <w:szCs w:val="16"/>
-        </w:rPr>
-        <w:t>在</w:t>
+          <w:vertAlign w:val="superscript"/>
+        </w:rPr>
+        <w:t>2</w:t>
       </w:r>
       <w:r>
         <w:rPr>
@@ -3237,7 +3306,28 @@
           <w:bCs/>
           <w:szCs w:val="16"/>
         </w:rPr>
-        <w:t>I</w:t>
+        <w:t>C</w:t>
+      </w:r>
+      <w:r>
+        <w:rPr>
+          <w:rFonts w:asciiTheme="minorEastAsia" w:hAnsiTheme="minorEastAsia"/>
+          <w:szCs w:val="16"/>
+        </w:rPr>
+        <w:t>双线同步串行通信协议</w:t>
+      </w:r>
+      <w:r>
+        <w:rPr>
+          <w:rFonts w:asciiTheme="minorEastAsia" w:hAnsiTheme="minorEastAsia" w:hint="eastAsia"/>
+          <w:szCs w:val="16"/>
+        </w:rPr>
+        <w:t>, 用SDA和SCL作为总线, 但要有上拉电阻, 因此当总线空闲时候就是高电平, 所有从机都并联在这两个总线上面。</w:t>
+      </w:r>
+      <w:r>
+        <w:rPr>
+          <w:rFonts w:asciiTheme="minorEastAsia" w:hAnsiTheme="minorEastAsia" w:hint="eastAsia"/>
+          <w:szCs w:val="16"/>
+        </w:rPr>
+        <w:t>在</w:t>
       </w:r>
       <w:r>
         <w:rPr>
@@ -3245,9 +3335,8 @@
           <w:b/>
           <w:bCs/>
           <w:szCs w:val="16"/>
-          <w:vertAlign w:val="superscript"/>
-        </w:rPr>
-        <w:t>2</w:t>
+        </w:rPr>
+        <w:t>I</w:t>
       </w:r>
       <w:r>
         <w:rPr>
@@ -3255,6 +3344,16 @@
           <w:b/>
           <w:bCs/>
           <w:szCs w:val="16"/>
+          <w:vertAlign w:val="superscript"/>
+        </w:rPr>
+        <w:t>2</w:t>
+      </w:r>
+      <w:r>
+        <w:rPr>
+          <w:rFonts w:asciiTheme="minorEastAsia" w:hAnsiTheme="minorEastAsia" w:hint="eastAsia"/>
+          <w:b/>
+          <w:bCs/>
+          <w:szCs w:val="16"/>
         </w:rPr>
         <w:t>C</w:t>
       </w:r>
@@ -3264,12 +3363,72 @@
           <w:szCs w:val="16"/>
         </w:rPr>
         <w:t>里的从机的地址是7 bit</w:t>
+      </w:r>
+      <w:r>
+        <w:rPr>
+          <w:rFonts w:asciiTheme="minorEastAsia" w:hAnsiTheme="minorEastAsia" w:hint="eastAsia"/>
+          <w:szCs w:val="16"/>
+        </w:rPr>
+        <w:t xml:space="preserve">  </w:t>
+      </w:r>
+      <w:r>
+        <w:rPr>
+          <w:rFonts w:asciiTheme="minorEastAsia" w:hAnsiTheme="minorEastAsia" w:hint="eastAsia"/>
+          <w:b/>
+          <w:bCs/>
+          <w:color w:val="47D459" w:themeColor="accent3" w:themeTint="99"/>
+          <w:szCs w:val="16"/>
+        </w:rPr>
+        <w:t>每个字节</w:t>
+      </w:r>
+      <w:r>
+        <w:rPr>
+          <w:rFonts w:asciiTheme="minorEastAsia" w:hAnsiTheme="minorEastAsia" w:hint="eastAsia"/>
+          <w:b/>
+          <w:bCs/>
+          <w:color w:val="47D459" w:themeColor="accent3" w:themeTint="99"/>
+          <w:szCs w:val="16"/>
+        </w:rPr>
+        <w:t>发送顺序</w:t>
+      </w:r>
+      <w:r>
+        <w:rPr>
+          <w:rFonts w:asciiTheme="minorEastAsia" w:hAnsiTheme="minorEastAsia" w:hint="eastAsia"/>
+          <w:b/>
+          <w:bCs/>
+          <w:color w:val="47D459" w:themeColor="accent3" w:themeTint="99"/>
+          <w:szCs w:val="16"/>
+        </w:rPr>
+        <w:t>:</w:t>
+      </w:r>
+      <w:r>
+        <w:rPr>
+          <w:rFonts w:asciiTheme="minorEastAsia" w:hAnsiTheme="minorEastAsia" w:hint="eastAsia"/>
+          <w:b/>
+          <w:bCs/>
+          <w:color w:val="47D459" w:themeColor="accent3" w:themeTint="99"/>
+          <w:szCs w:val="16"/>
+        </w:rPr>
+        <w:t xml:space="preserve"> </w:t>
+      </w:r>
+      <w:r>
+        <w:rPr>
+          <w:rFonts w:asciiTheme="minorEastAsia" w:hAnsiTheme="minorEastAsia" w:hint="eastAsia"/>
+          <w:b/>
+          <w:bCs/>
+          <w:color w:val="47D459" w:themeColor="accent3" w:themeTint="99"/>
+          <w:szCs w:val="16"/>
+        </w:rPr>
+        <w:t>高位→低位</w:t>
       </w:r>
     </w:p>
     <w:p>
       <w:pPr>
         <w:rPr>
           <w:rFonts w:asciiTheme="minorEastAsia" w:hAnsiTheme="minorEastAsia" w:hint="eastAsia"/>
+          <w:b/>
+          <w:bCs/>
+          <w:color w:val="47D459" w:themeColor="accent3" w:themeTint="99"/>
           <w:szCs w:val="16"/>
         </w:rPr>
       </w:pPr>
@@ -3591,7 +3750,23 @@
           <w:rFonts w:asciiTheme="minorEastAsia" w:hAnsiTheme="minorEastAsia" w:hint="eastAsia"/>
           <w:szCs w:val="16"/>
         </w:rPr>
-        <w:t>主机发数据地址</w:t>
+        <w:t>主机</w:t>
+      </w:r>
+      <w:proofErr w:type="gramStart"/>
+      <w:r>
+        <w:rPr>
+          <w:rFonts w:asciiTheme="minorEastAsia" w:hAnsiTheme="minorEastAsia" w:hint="eastAsia"/>
+          <w:szCs w:val="16"/>
+        </w:rPr>
+        <w:t>发数据</w:t>
+      </w:r>
+      <w:proofErr w:type="gramEnd"/>
+      <w:r>
+        <w:rPr>
+          <w:rFonts w:asciiTheme="minorEastAsia" w:hAnsiTheme="minorEastAsia" w:hint="eastAsia"/>
+          <w:szCs w:val="16"/>
+        </w:rPr>
+        <w:t>地址</w:t>
       </w:r>
     </w:p>
     <w:p>
@@ -3663,7 +3838,25 @@
           <w:color w:val="196B24" w:themeColor="accent3"/>
           <w:szCs w:val="16"/>
         </w:rPr>
-        <w:t>{主机发数据}</w:t>
+        <w:t>{主机</w:t>
+      </w:r>
+      <w:proofErr w:type="gramStart"/>
+      <w:r>
+        <w:rPr>
+          <w:rFonts w:asciiTheme="minorEastAsia" w:hAnsiTheme="minorEastAsia" w:hint="eastAsia"/>
+          <w:color w:val="196B24" w:themeColor="accent3"/>
+          <w:szCs w:val="16"/>
+        </w:rPr>
+        <w:t>发数据</w:t>
+      </w:r>
+      <w:proofErr w:type="gramEnd"/>
+      <w:r>
+        <w:rPr>
+          <w:rFonts w:asciiTheme="minorEastAsia" w:hAnsiTheme="minorEastAsia" w:hint="eastAsia"/>
+          <w:color w:val="196B24" w:themeColor="accent3"/>
+          <w:szCs w:val="16"/>
+        </w:rPr>
+        <w:t>}</w:t>
       </w:r>
       <w:r>
         <w:rPr>
@@ -3713,7 +3906,7 @@
           <w:color w:val="196B24" w:themeColor="accent3"/>
           <w:szCs w:val="16"/>
         </w:rPr>
-        <w:t>使用SCL=0时让SDA变化从而让SDA电平在SCL=1期间保持不变</w:t>
+        <w:t>在</w:t>
       </w:r>
       <w:r>
         <w:rPr>
@@ -3721,7 +3914,7 @@
           <w:color w:val="196B24" w:themeColor="accent3"/>
           <w:szCs w:val="16"/>
         </w:rPr>
-        <w:t xml:space="preserve">, </w:t>
+        <w:t>SCL=0时让SDA</w:t>
       </w:r>
       <w:r>
         <w:rPr>
@@ -3729,7 +3922,7 @@
           <w:color w:val="196B24" w:themeColor="accent3"/>
           <w:szCs w:val="16"/>
         </w:rPr>
-        <w:t>便于采集数据)</w:t>
+        <w:t xml:space="preserve">准备下次数据 (电平) </w:t>
       </w:r>
       <w:r>
         <w:rPr>
@@ -3737,18 +3930,16 @@
           <w:color w:val="196B24" w:themeColor="accent3"/>
           <w:szCs w:val="16"/>
         </w:rPr>
+        <w:t>在SCL=1期间保持不变采集数据)</w:t>
+      </w:r>
+      <w:r>
+        <w:rPr>
+          <w:rFonts w:asciiTheme="minorEastAsia" w:hAnsiTheme="minorEastAsia" w:hint="eastAsia"/>
+          <w:color w:val="196B24" w:themeColor="accent3"/>
+          <w:szCs w:val="16"/>
+        </w:rPr>
         <w:t xml:space="preserve"> </w:t>
       </w:r>
-    </w:p>
-    <w:p>
-      <w:pPr>
-        <w:ind w:firstLineChars="262" w:firstLine="419"/>
-        <w:rPr>
-          <w:rFonts w:asciiTheme="minorEastAsia" w:hAnsiTheme="minorEastAsia" w:hint="eastAsia"/>
-          <w:color w:val="196B24" w:themeColor="accent3"/>
-          <w:szCs w:val="16"/>
-        </w:rPr>
-      </w:pPr>
       <w:r>
         <w:rPr>
           <w:rFonts w:asciiTheme="minorEastAsia" w:hAnsiTheme="minorEastAsia" w:hint="eastAsia"/>
@@ -3757,7 +3948,27 @@
           <w:color w:val="196B24" w:themeColor="accent3"/>
           <w:szCs w:val="16"/>
         </w:rPr>
-        <w:t>每个字节:高位→低位</w:t>
+        <w:t>每个字节:</w:t>
+      </w:r>
+      <w:r>
+        <w:rPr>
+          <w:rFonts w:asciiTheme="minorEastAsia" w:hAnsiTheme="minorEastAsia" w:hint="eastAsia"/>
+          <w:b/>
+          <w:bCs/>
+          <w:color w:val="196B24" w:themeColor="accent3"/>
+          <w:szCs w:val="16"/>
+        </w:rPr>
+        <w:t xml:space="preserve"> </w:t>
+      </w:r>
+      <w:r>
+        <w:rPr>
+          <w:rFonts w:asciiTheme="minorEastAsia" w:hAnsiTheme="minorEastAsia" w:hint="eastAsia"/>
+          <w:b/>
+          <w:bCs/>
+          <w:color w:val="196B24" w:themeColor="accent3"/>
+          <w:szCs w:val="16"/>
+        </w:rPr>
+        <w:t>高位→低位</w:t>
       </w:r>
     </w:p>
     <w:p>
@@ -4022,7 +4233,25 @@
           <w:color w:val="215E99" w:themeColor="text2" w:themeTint="BF"/>
           <w:szCs w:val="16"/>
         </w:rPr>
-        <w:t>] (Note that: 主机读数据必须要先发起写操作如上述操作只是没有写入的数据</w:t>
+        <w:t>] (Note that: 主机读数</w:t>
+      </w:r>
+      <w:proofErr w:type="gramStart"/>
+      <w:r>
+        <w:rPr>
+          <w:rFonts w:asciiTheme="minorEastAsia" w:hAnsiTheme="minorEastAsia" w:hint="eastAsia"/>
+          <w:color w:val="215E99" w:themeColor="text2" w:themeTint="BF"/>
+          <w:szCs w:val="16"/>
+        </w:rPr>
+        <w:t>据必须</w:t>
+      </w:r>
+      <w:proofErr w:type="gramEnd"/>
+      <w:r>
+        <w:rPr>
+          <w:rFonts w:asciiTheme="minorEastAsia" w:hAnsiTheme="minorEastAsia" w:hint="eastAsia"/>
+          <w:color w:val="215E99" w:themeColor="text2" w:themeTint="BF"/>
+          <w:szCs w:val="16"/>
+        </w:rPr>
+        <w:t>要先发起写操作如上述操作只是没有写入的数据</w:t>
       </w:r>
     </w:p>
     <w:p>
@@ -4196,7 +4425,25 @@
           <w:color w:val="215E99" w:themeColor="text2" w:themeTint="BF"/>
           <w:szCs w:val="16"/>
         </w:rPr>
-        <w:t xml:space="preserve"> [从机发数据]</w:t>
+        <w:t xml:space="preserve"> [从机</w:t>
+      </w:r>
+      <w:proofErr w:type="gramStart"/>
+      <w:r>
+        <w:rPr>
+          <w:rFonts w:asciiTheme="minorEastAsia" w:hAnsiTheme="minorEastAsia" w:hint="eastAsia"/>
+          <w:color w:val="215E99" w:themeColor="text2" w:themeTint="BF"/>
+          <w:szCs w:val="16"/>
+        </w:rPr>
+        <w:t>发数据</w:t>
+      </w:r>
+      <w:proofErr w:type="gramEnd"/>
+      <w:r>
+        <w:rPr>
+          <w:rFonts w:asciiTheme="minorEastAsia" w:hAnsiTheme="minorEastAsia" w:hint="eastAsia"/>
+          <w:color w:val="215E99" w:themeColor="text2" w:themeTint="BF"/>
+          <w:szCs w:val="16"/>
+        </w:rPr>
+        <w:t>]</w:t>
       </w:r>
     </w:p>
     <w:p>
@@ -4346,6 +4593,7 @@
         </w:rPr>
         <w:t xml:space="preserve">. </w:t>
       </w:r>
+      <w:proofErr w:type="gramStart"/>
       <w:r>
         <w:rPr>
           <w:rFonts w:hint="eastAsia"/>
@@ -4358,14 +4606,21 @@
         <w:rPr>
           <w:rFonts w:hint="eastAsia"/>
         </w:rPr>
-        <w:t>-</w:t>
+        <w:t xml:space="preserve"> </w:t>
       </w:r>
       <w:r>
         <w:rPr>
           <w:rFonts w:hint="eastAsia"/>
         </w:rPr>
+        <w:t xml:space="preserve"> </w:t>
+      </w:r>
+      <w:r>
+        <w:rPr>
+          <w:rFonts w:hint="eastAsia"/>
+        </w:rPr>
         <w:t>1</w:t>
       </w:r>
+      <w:proofErr w:type="gramEnd"/>
       <w:r>
         <w:rPr>
           <w:rFonts w:hint="eastAsia"/>
@@ -4385,7 +4640,14 @@
           <w:rFonts w:asciiTheme="minorEastAsia" w:hAnsiTheme="minorEastAsia" w:hint="eastAsia"/>
           <w:szCs w:val="16"/>
         </w:rPr>
-        <w:t>通讯的设备</w:t>
+        <w:t>1-Wire</w:t>
+      </w:r>
+      <w:r>
+        <w:rPr>
+          <w:rFonts w:asciiTheme="minorEastAsia" w:hAnsiTheme="minorEastAsia" w:hint="eastAsia"/>
+          <w:szCs w:val="16"/>
+        </w:rPr>
+        <w:t>通讯设备</w:t>
       </w:r>
       <w:r>
         <w:rPr>
@@ -4440,7 +4702,7 @@
     <w:p>
       <w:pPr>
         <w:rPr>
-          <w:rFonts w:asciiTheme="minorEastAsia" w:hAnsiTheme="minorEastAsia" w:hint="eastAsia"/>
+          <w:rFonts w:asciiTheme="minorEastAsia" w:hAnsiTheme="minorEastAsia"/>
           <w:szCs w:val="16"/>
         </w:rPr>
       </w:pPr>
@@ -4506,6 +4768,32 @@
           <w:szCs w:val="16"/>
         </w:rPr>
         <w:t>).</w:t>
+      </w:r>
+      <w:r>
+        <w:rPr>
+          <w:rFonts w:asciiTheme="minorEastAsia" w:hAnsiTheme="minorEastAsia" w:hint="eastAsia"/>
+          <w:szCs w:val="16"/>
+        </w:rPr>
+        <w:t xml:space="preserve"> </w:t>
+      </w:r>
+    </w:p>
+    <w:p>
+      <w:pPr>
+        <w:rPr>
+          <w:rFonts w:asciiTheme="minorEastAsia" w:hAnsiTheme="minorEastAsia" w:hint="eastAsia"/>
+          <w:color w:val="47D459" w:themeColor="accent3" w:themeTint="99"/>
+          <w:szCs w:val="16"/>
+        </w:rPr>
+      </w:pPr>
+      <w:r>
+        <w:rPr>
+          <w:rFonts w:asciiTheme="minorEastAsia" w:hAnsiTheme="minorEastAsia" w:hint="eastAsia"/>
+          <w:b/>
+          <w:bCs/>
+          <w:color w:val="47D459" w:themeColor="accent3" w:themeTint="99"/>
+          <w:szCs w:val="16"/>
+        </w:rPr>
+        <w:t>每个字节byte传输过程: 低位→高位</w:t>
       </w:r>
     </w:p>
     <w:p>
@@ -4742,7 +5030,7 @@
           <w:bCs/>
           <w:szCs w:val="16"/>
         </w:rPr>
-        <w:t>2 查找从机地址</w:t>
+        <w:t xml:space="preserve">2 </w:t>
       </w:r>
       <w:r>
         <w:rPr>
@@ -4751,7 +5039,70 @@
           <w:bCs/>
           <w:szCs w:val="16"/>
         </w:rPr>
-        <w:t xml:space="preserve"> (主机发数据过程)</w:t>
+        <w:t>主机发送ROM指令 (</w:t>
+      </w:r>
+      <w:r>
+        <w:rPr>
+          <w:rFonts w:asciiTheme="minorEastAsia" w:hAnsiTheme="minorEastAsia" w:hint="eastAsia"/>
+          <w:b/>
+          <w:bCs/>
+          <w:szCs w:val="16"/>
+        </w:rPr>
+        <w:t>查找从机地址</w:t>
+      </w:r>
+      <w:r>
+        <w:rPr>
+          <w:rFonts w:asciiTheme="minorEastAsia" w:hAnsiTheme="minorEastAsia" w:hint="eastAsia"/>
+          <w:b/>
+          <w:bCs/>
+          <w:szCs w:val="16"/>
+        </w:rPr>
+        <w:t xml:space="preserve">, </w:t>
+      </w:r>
+      <w:r>
+        <w:rPr>
+          <w:rFonts w:asciiTheme="minorEastAsia" w:hAnsiTheme="minorEastAsia" w:hint="eastAsia"/>
+          <w:b/>
+          <w:bCs/>
+          <w:szCs w:val="16"/>
+        </w:rPr>
+        <w:t>主机发</w:t>
+      </w:r>
+      <w:r>
+        <w:rPr>
+          <w:rFonts w:asciiTheme="minorEastAsia" w:hAnsiTheme="minorEastAsia" w:hint="eastAsia"/>
+          <w:b/>
+          <w:bCs/>
+          <w:szCs w:val="16"/>
+        </w:rPr>
+        <w:t>送</w:t>
+      </w:r>
+      <w:r>
+        <w:rPr>
+          <w:rFonts w:asciiTheme="minorEastAsia" w:hAnsiTheme="minorEastAsia" w:hint="eastAsia"/>
+          <w:b/>
+          <w:bCs/>
+          <w:szCs w:val="16"/>
+        </w:rPr>
+        <w:t>数据</w:t>
+      </w:r>
+      <w:r>
+        <w:rPr>
+          <w:rFonts w:asciiTheme="minorEastAsia" w:hAnsiTheme="minorEastAsia" w:hint="eastAsia"/>
+          <w:b/>
+          <w:bCs/>
+          <w:szCs w:val="16"/>
+        </w:rPr>
+        <w:t>的</w:t>
+      </w:r>
+      <w:r>
+        <w:rPr>
+          <w:rFonts w:asciiTheme="minorEastAsia" w:hAnsiTheme="minorEastAsia" w:hint="eastAsia"/>
+          <w:b/>
+          <w:bCs/>
+          <w:szCs w:val="16"/>
+        </w:rPr>
+        <w:t>过程)</w:t>
       </w:r>
       <w:r>
         <w:rPr>
@@ -4767,7 +5118,7 @@
       <w:pPr>
         <w:ind w:left="840"/>
         <w:rPr>
-          <w:rFonts w:asciiTheme="minorEastAsia" w:hAnsiTheme="minorEastAsia" w:hint="eastAsia"/>
+          <w:rFonts w:asciiTheme="minorEastAsia" w:hAnsiTheme="minorEastAsia"/>
           <w:szCs w:val="16"/>
         </w:rPr>
       </w:pPr>
@@ -4832,6 +5183,13 @@
           <w:rFonts w:asciiTheme="minorEastAsia" w:hAnsiTheme="minorEastAsia" w:hint="eastAsia"/>
           <w:szCs w:val="16"/>
         </w:rPr>
+        <w:t xml:space="preserve">) </w:t>
+      </w:r>
+      <w:r>
+        <w:rPr>
+          <w:rFonts w:asciiTheme="minorEastAsia" w:hAnsiTheme="minorEastAsia" w:hint="eastAsia"/>
+          <w:szCs w:val="16"/>
+        </w:rPr>
         <w:t>和从机ROM地址</w:t>
       </w:r>
       <w:r>
@@ -4839,14 +5197,14 @@
           <w:rFonts w:asciiTheme="minorEastAsia" w:hAnsiTheme="minorEastAsia" w:hint="eastAsia"/>
           <w:szCs w:val="16"/>
         </w:rPr>
-        <w:t xml:space="preserve">) </w:t>
-      </w:r>
-      <w:r>
-        <w:rPr>
-          <w:rFonts w:asciiTheme="minorEastAsia" w:hAnsiTheme="minorEastAsia" w:hint="eastAsia"/>
-          <w:szCs w:val="16"/>
-        </w:rPr>
-        <w:t>只有与 ROM 匹配的设备会继续</w:t>
+        <w:t>只有匹配的设备会继续通信</w:t>
+      </w:r>
+      <w:r>
+        <w:rPr>
+          <w:rFonts w:asciiTheme="minorEastAsia" w:hAnsiTheme="minorEastAsia" w:hint="eastAsia"/>
+          <w:szCs w:val="16"/>
+        </w:rPr>
+        <w:t xml:space="preserve"> </w:t>
       </w:r>
     </w:p>
     <w:p>
@@ -4857,20 +5215,6 @@
           <w:szCs w:val="16"/>
         </w:rPr>
       </w:pPr>
-      <w:r>
-        <w:rPr>
-          <w:rFonts w:asciiTheme="minorEastAsia" w:hAnsiTheme="minorEastAsia" w:hint="eastAsia"/>
-          <w:szCs w:val="16"/>
-        </w:rPr>
-        <w:t>通信</w:t>
-      </w:r>
-      <w:r>
-        <w:rPr>
-          <w:rFonts w:asciiTheme="minorEastAsia" w:hAnsiTheme="minorEastAsia" w:hint="eastAsia"/>
-          <w:szCs w:val="16"/>
-        </w:rPr>
-        <w:t xml:space="preserve"> </w:t>
-      </w:r>
       <w:r>
         <w:rPr>
           <w:rFonts w:asciiTheme="minorEastAsia" w:hAnsiTheme="minorEastAsia" w:hint="eastAsia"/>
@@ -5087,15 +5431,33 @@
                                 <w:sz w:val="15"/>
                                 <w:szCs w:val="15"/>
                               </w:rPr>
-                              <w:t>写1：主机将DQ拉低15μs然后释放</w:t>
-                            </w:r>
+                              <w:t>写1：主机将DQ拉低15μs然后</w:t>
+                            </w:r>
+                            <w:proofErr w:type="gramStart"/>
                             <w:r>
                               <w:rPr>
                                 <w:rFonts w:hint="eastAsia"/>
                                 <w:sz w:val="15"/>
                                 <w:szCs w:val="15"/>
                               </w:rPr>
-                              <w:t>让DQ=1</w:t>
+                              <w:t>释放</w:t>
+                            </w:r>
+                            <w:r>
+                              <w:rPr>
+                                <w:rFonts w:hint="eastAsia"/>
+                                <w:sz w:val="15"/>
+                                <w:szCs w:val="15"/>
+                              </w:rPr>
+                              <w:t>让</w:t>
+                            </w:r>
+                            <w:proofErr w:type="gramEnd"/>
+                            <w:r>
+                              <w:rPr>
+                                <w:rFonts w:hint="eastAsia"/>
+                                <w:sz w:val="15"/>
+                                <w:szCs w:val="15"/>
+                              </w:rPr>
+                              <w:t>DQ=1</w:t>
                             </w:r>
                             <w:r>
                               <w:rPr>
@@ -5411,15 +5773,33 @@
                           <w:sz w:val="15"/>
                           <w:szCs w:val="15"/>
                         </w:rPr>
-                        <w:t>写1：主机将DQ拉低15μs然后释放</w:t>
-                      </w:r>
+                        <w:t>写1：主机将DQ拉低15μs然后</w:t>
+                      </w:r>
+                      <w:proofErr w:type="gramStart"/>
                       <w:r>
                         <w:rPr>
                           <w:rFonts w:hint="eastAsia"/>
                           <w:sz w:val="15"/>
                           <w:szCs w:val="15"/>
                         </w:rPr>
-                        <w:t>让DQ=1</w:t>
+                        <w:t>释放</w:t>
+                      </w:r>
+                      <w:r>
+                        <w:rPr>
+                          <w:rFonts w:hint="eastAsia"/>
+                          <w:sz w:val="15"/>
+                          <w:szCs w:val="15"/>
+                        </w:rPr>
+                        <w:t>让</w:t>
+                      </w:r>
+                      <w:proofErr w:type="gramEnd"/>
+                      <w:r>
+                        <w:rPr>
+                          <w:rFonts w:hint="eastAsia"/>
+                          <w:sz w:val="15"/>
+                          <w:szCs w:val="15"/>
+                        </w:rPr>
+                        <w:t>DQ=1</w:t>
                       </w:r>
                       <w:r>
                         <w:rPr>
@@ -5803,7 +6183,7 @@
           <w:bCs/>
           <w:szCs w:val="16"/>
         </w:rPr>
-        <w:t>其他</w:t>
+        <w:t>的</w:t>
       </w:r>
       <w:r>
         <w:rPr>
@@ -5812,7 +6192,7 @@
           <w:bCs/>
           <w:szCs w:val="16"/>
         </w:rPr>
-        <w:t>寄存器操作时候需要</w:t>
+        <w:t>其他</w:t>
       </w:r>
       <w:r>
         <w:rPr>
@@ -5821,7 +6201,7 @@
           <w:bCs/>
           <w:szCs w:val="16"/>
         </w:rPr>
-        <w:t>再次从</w:t>
+        <w:t>寄存器操作时需要</w:t>
       </w:r>
       <w:r>
         <w:rPr>
@@ -5830,7 +6210,7 @@
           <w:bCs/>
           <w:szCs w:val="16"/>
         </w:rPr>
-        <w:t>初始化</w:t>
+        <w:t>再次</w:t>
       </w:r>
       <w:r>
         <w:rPr>
@@ -5839,7 +6219,7 @@
           <w:bCs/>
           <w:szCs w:val="16"/>
         </w:rPr>
-        <w:t>过程</w:t>
+        <w:t>执行上述</w:t>
       </w:r>
       <w:r>
         <w:rPr>
@@ -5848,7 +6228,25 @@
           <w:bCs/>
           <w:szCs w:val="16"/>
         </w:rPr>
-        <w:t>开始。</w:t>
+        <w:t>初始化</w:t>
+      </w:r>
+      <w:r>
+        <w:rPr>
+          <w:rFonts w:asciiTheme="minorEastAsia" w:hAnsiTheme="minorEastAsia" w:hint="eastAsia"/>
+          <w:b/>
+          <w:bCs/>
+          <w:szCs w:val="16"/>
+        </w:rPr>
+        <w:t>过程</w:t>
+      </w:r>
+      <w:r>
+        <w:rPr>
+          <w:rFonts w:asciiTheme="minorEastAsia" w:hAnsiTheme="minorEastAsia" w:hint="eastAsia"/>
+          <w:b/>
+          <w:bCs/>
+          <w:szCs w:val="16"/>
+        </w:rPr>
+        <w:t>。</w:t>
       </w:r>
     </w:p>
     <w:p>
@@ -5877,8 +6275,1557 @@
     </w:p>
     <w:p>
       <w:pPr>
-        <w:rPr>
-          <w:rFonts w:asciiTheme="minorEastAsia" w:hAnsiTheme="minorEastAsia" w:hint="eastAsia"/>
+        <w:pStyle w:val="ae"/>
+        <w:spacing w:line="360" w:lineRule="auto"/>
+        <w:jc w:val="left"/>
+        <w:rPr>
+          <w:rFonts w:hint="eastAsia"/>
+        </w:rPr>
+      </w:pPr>
+      <w:r>
+        <w:rPr>
+          <w:rFonts w:asciiTheme="minorEastAsia" w:hAnsiTheme="minorEastAsia"/>
+          <w:noProof/>
+          <w:szCs w:val="16"/>
+        </w:rPr>
+        <mc:AlternateContent>
+          <mc:Choice Requires="wps">
+            <w:drawing>
+              <wp:anchor distT="45720" distB="45720" distL="114300" distR="114300" simplePos="0" relativeHeight="251663360" behindDoc="0" locked="0" layoutInCell="1" allowOverlap="1" wp14:anchorId="0DDD4795" wp14:editId="0ECA1519">
+                <wp:simplePos x="0" y="0"/>
+                <wp:positionH relativeFrom="column">
+                  <wp:posOffset>-94615</wp:posOffset>
+                </wp:positionH>
+                <wp:positionV relativeFrom="paragraph">
+                  <wp:posOffset>297815</wp:posOffset>
+                </wp:positionV>
+                <wp:extent cx="3466465" cy="842645"/>
+                <wp:effectExtent l="0" t="0" r="0" b="0"/>
+                <wp:wrapSquare wrapText="bothSides"/>
+                <wp:docPr id="1307012344" name="文本框 2"/>
+                <wp:cNvGraphicFramePr>
+                  <a:graphicFrameLocks xmlns:a="http://schemas.openxmlformats.org/drawingml/2006/main"/>
+                </wp:cNvGraphicFramePr>
+                <a:graphic xmlns:a="http://schemas.openxmlformats.org/drawingml/2006/main">
+                  <a:graphicData uri="http://schemas.microsoft.com/office/word/2010/wordprocessingShape">
+                    <wps:wsp>
+                      <wps:cNvSpPr txBox="1">
+                        <a:spLocks noChangeArrowheads="1"/>
+                      </wps:cNvSpPr>
+                      <wps:spPr bwMode="auto">
+                        <a:xfrm>
+                          <a:off x="0" y="0"/>
+                          <a:ext cx="3466465" cy="842645"/>
+                        </a:xfrm>
+                        <a:prstGeom prst="rect">
+                          <a:avLst/>
+                        </a:prstGeom>
+                        <a:noFill/>
+                        <a:ln w="9525">
+                          <a:noFill/>
+                          <a:miter lim="800000"/>
+                          <a:headEnd/>
+                          <a:tailEnd/>
+                        </a:ln>
+                      </wps:spPr>
+                      <wps:txbx>
+                        <w:txbxContent>
+                          <w:tbl>
+                            <w:tblPr>
+                              <w:tblW w:w="5235" w:type="dxa"/>
+                              <w:tblLook w:val="04A0" w:firstRow="1" w:lastRow="0" w:firstColumn="1" w:lastColumn="0" w:noHBand="0" w:noVBand="1"/>
+                            </w:tblPr>
+                            <w:tblGrid>
+                              <w:gridCol w:w="1199"/>
+                              <w:gridCol w:w="2052"/>
+                              <w:gridCol w:w="1984"/>
+                            </w:tblGrid>
+                            <w:tr>
+                              <w:trPr>
+                                <w:trHeight w:val="123"/>
+                              </w:trPr>
+                              <w:tc>
+                                <w:tcPr>
+                                  <w:tcW w:w="1199" w:type="dxa"/>
+                                  <w:tcBorders>
+                                    <w:top w:val="single" w:sz="8" w:space="0" w:color="auto"/>
+                                    <w:left w:val="single" w:sz="8" w:space="0" w:color="auto"/>
+                                    <w:bottom w:val="single" w:sz="8" w:space="0" w:color="auto"/>
+                                    <w:right w:val="single" w:sz="8" w:space="0" w:color="auto"/>
+                                  </w:tcBorders>
+                                  <w:shd w:val="clear" w:color="auto" w:fill="auto"/>
+                                  <w:noWrap/>
+                                  <w:vAlign w:val="center"/>
+                                  <w:hideMark/>
+                                </w:tcPr>
+                                <w:p>
+                                  <w:pPr>
+                                    <w:widowControl/>
+                                    <w:spacing w:line="200" w:lineRule="exact"/>
+                                    <w:jc w:val="left"/>
+                                    <w:rPr>
+                                      <w:rFonts w:ascii="Times New Roman" w:eastAsia="等线" w:hAnsi="Times New Roman" w:cs="Times New Roman"/>
+                                      <w:color w:val="000000"/>
+                                      <w:kern w:val="0"/>
+                                      <w:szCs w:val="16"/>
+                                    </w:rPr>
+                                  </w:pPr>
+                                  <w:r>
+                                    <w:rPr>
+                                      <w:rFonts w:ascii="Times New Roman" w:eastAsia="等线" w:hAnsi="Times New Roman" w:cs="Times New Roman"/>
+                                      <w:color w:val="000000"/>
+                                      <w:kern w:val="0"/>
+                                      <w:szCs w:val="16"/>
+                                    </w:rPr>
+                                    <w:t>数据线</w:t>
+                                  </w:r>
+                                </w:p>
+                              </w:tc>
+                              <w:tc>
+                                <w:tcPr>
+                                  <w:tcW w:w="2052" w:type="dxa"/>
+                                  <w:tcBorders>
+                                    <w:top w:val="single" w:sz="8" w:space="0" w:color="auto"/>
+                                    <w:left w:val="nil"/>
+                                    <w:bottom w:val="single" w:sz="8" w:space="0" w:color="auto"/>
+                                    <w:right w:val="single" w:sz="8" w:space="0" w:color="auto"/>
+                                  </w:tcBorders>
+                                  <w:shd w:val="clear" w:color="auto" w:fill="auto"/>
+                                  <w:noWrap/>
+                                  <w:vAlign w:val="center"/>
+                                  <w:hideMark/>
+                                </w:tcPr>
+                                <w:p>
+                                  <w:pPr>
+                                    <w:widowControl/>
+                                    <w:spacing w:line="200" w:lineRule="exact"/>
+                                    <w:jc w:val="left"/>
+                                    <w:rPr>
+                                      <w:rFonts w:ascii="Times New Roman" w:eastAsia="等线" w:hAnsi="Times New Roman" w:cs="Times New Roman"/>
+                                      <w:color w:val="000000"/>
+                                      <w:kern w:val="0"/>
+                                      <w:szCs w:val="16"/>
+                                    </w:rPr>
+                                  </w:pPr>
+                                  <w:r>
+                                    <w:rPr>
+                                      <w:rFonts w:ascii="Times New Roman" w:eastAsia="等线" w:hAnsi="Times New Roman" w:cs="Times New Roman"/>
+                                      <w:color w:val="000000"/>
+                                      <w:kern w:val="0"/>
+                                      <w:szCs w:val="16"/>
+                                    </w:rPr>
+                                    <w:t>传输方向</w:t>
+                                  </w:r>
+                                </w:p>
+                              </w:tc>
+                              <w:tc>
+                                <w:tcPr>
+                                  <w:tcW w:w="1984" w:type="dxa"/>
+                                  <w:tcBorders>
+                                    <w:top w:val="single" w:sz="8" w:space="0" w:color="auto"/>
+                                    <w:left w:val="nil"/>
+                                    <w:bottom w:val="single" w:sz="8" w:space="0" w:color="auto"/>
+                                    <w:right w:val="single" w:sz="8" w:space="0" w:color="auto"/>
+                                  </w:tcBorders>
+                                  <w:shd w:val="clear" w:color="auto" w:fill="auto"/>
+                                  <w:noWrap/>
+                                  <w:vAlign w:val="center"/>
+                                  <w:hideMark/>
+                                </w:tcPr>
+                                <w:p>
+                                  <w:pPr>
+                                    <w:widowControl/>
+                                    <w:spacing w:line="200" w:lineRule="exact"/>
+                                    <w:jc w:val="left"/>
+                                    <w:rPr>
+                                      <w:rFonts w:ascii="Times New Roman" w:eastAsia="等线" w:hAnsi="Times New Roman" w:cs="Times New Roman"/>
+                                      <w:color w:val="000000"/>
+                                      <w:kern w:val="0"/>
+                                      <w:szCs w:val="16"/>
+                                    </w:rPr>
+                                  </w:pPr>
+                                  <w:r>
+                                    <w:rPr>
+                                      <w:rFonts w:ascii="Times New Roman" w:eastAsia="等线" w:hAnsi="Times New Roman" w:cs="Times New Roman"/>
+                                      <w:color w:val="000000"/>
+                                      <w:kern w:val="0"/>
+                                      <w:szCs w:val="16"/>
+                                    </w:rPr>
+                                    <w:t>作用说明</w:t>
+                                  </w:r>
+                                </w:p>
+                              </w:tc>
+                            </w:tr>
+                            <w:tr>
+                              <w:trPr>
+                                <w:trHeight w:val="99"/>
+                              </w:trPr>
+                              <w:tc>
+                                <w:tcPr>
+                                  <w:tcW w:w="1199" w:type="dxa"/>
+                                  <w:tcBorders>
+                                    <w:top w:val="nil"/>
+                                    <w:left w:val="single" w:sz="8" w:space="0" w:color="auto"/>
+                                    <w:bottom w:val="single" w:sz="4" w:space="0" w:color="auto"/>
+                                    <w:right w:val="single" w:sz="8" w:space="0" w:color="auto"/>
+                                  </w:tcBorders>
+                                  <w:shd w:val="clear" w:color="auto" w:fill="auto"/>
+                                  <w:noWrap/>
+                                  <w:vAlign w:val="center"/>
+                                  <w:hideMark/>
+                                </w:tcPr>
+                                <w:p>
+                                  <w:pPr>
+                                    <w:widowControl/>
+                                    <w:spacing w:line="200" w:lineRule="exact"/>
+                                    <w:jc w:val="left"/>
+                                    <w:rPr>
+                                      <w:rFonts w:ascii="Times New Roman" w:eastAsia="等线" w:hAnsi="Times New Roman" w:cs="Times New Roman"/>
+                                      <w:color w:val="000000"/>
+                                      <w:kern w:val="0"/>
+                                      <w:szCs w:val="16"/>
+                                    </w:rPr>
+                                  </w:pPr>
+                                  <w:r>
+                                    <w:rPr>
+                                      <w:rFonts w:ascii="Times New Roman" w:eastAsia="等线" w:hAnsi="Times New Roman" w:cs="Times New Roman"/>
+                                      <w:color w:val="000000"/>
+                                      <w:kern w:val="0"/>
+                                      <w:szCs w:val="16"/>
+                                    </w:rPr>
+                                    <w:t>SCK</w:t>
+                                  </w:r>
+                                </w:p>
+                              </w:tc>
+                              <w:tc>
+                                <w:tcPr>
+                                  <w:tcW w:w="2052" w:type="dxa"/>
+                                  <w:tcBorders>
+                                    <w:top w:val="nil"/>
+                                    <w:left w:val="nil"/>
+                                    <w:bottom w:val="single" w:sz="4" w:space="0" w:color="auto"/>
+                                    <w:right w:val="single" w:sz="8" w:space="0" w:color="auto"/>
+                                  </w:tcBorders>
+                                  <w:shd w:val="clear" w:color="auto" w:fill="auto"/>
+                                  <w:noWrap/>
+                                  <w:vAlign w:val="center"/>
+                                  <w:hideMark/>
+                                </w:tcPr>
+                                <w:p>
+                                  <w:pPr>
+                                    <w:widowControl/>
+                                    <w:spacing w:line="200" w:lineRule="exact"/>
+                                    <w:jc w:val="left"/>
+                                    <w:rPr>
+                                      <w:rFonts w:ascii="Times New Roman" w:eastAsia="等线" w:hAnsi="Times New Roman" w:cs="Times New Roman"/>
+                                      <w:color w:val="000000"/>
+                                      <w:kern w:val="0"/>
+                                      <w:szCs w:val="16"/>
+                                    </w:rPr>
+                                  </w:pPr>
+                                  <w:r>
+                                    <w:rPr>
+                                      <w:rFonts w:ascii="Times New Roman" w:eastAsia="等线" w:hAnsi="Times New Roman" w:cs="Times New Roman"/>
+                                      <w:color w:val="000000"/>
+                                      <w:kern w:val="0"/>
+                                      <w:szCs w:val="16"/>
+                                    </w:rPr>
+                                    <w:t>主机输出</w:t>
+                                  </w:r>
+                                </w:p>
+                              </w:tc>
+                              <w:tc>
+                                <w:tcPr>
+                                  <w:tcW w:w="1984" w:type="dxa"/>
+                                  <w:tcBorders>
+                                    <w:top w:val="nil"/>
+                                    <w:left w:val="nil"/>
+                                    <w:bottom w:val="single" w:sz="4" w:space="0" w:color="auto"/>
+                                    <w:right w:val="single" w:sz="8" w:space="0" w:color="auto"/>
+                                  </w:tcBorders>
+                                  <w:shd w:val="clear" w:color="auto" w:fill="auto"/>
+                                  <w:noWrap/>
+                                  <w:vAlign w:val="center"/>
+                                  <w:hideMark/>
+                                </w:tcPr>
+                                <w:p>
+                                  <w:pPr>
+                                    <w:widowControl/>
+                                    <w:spacing w:line="200" w:lineRule="exact"/>
+                                    <w:jc w:val="left"/>
+                                    <w:rPr>
+                                      <w:rFonts w:ascii="Times New Roman" w:eastAsia="等线" w:hAnsi="Times New Roman" w:cs="Times New Roman"/>
+                                      <w:color w:val="000000"/>
+                                      <w:kern w:val="0"/>
+                                      <w:szCs w:val="16"/>
+                                    </w:rPr>
+                                  </w:pPr>
+                                  <w:r>
+                                    <w:rPr>
+                                      <w:rFonts w:ascii="Times New Roman" w:eastAsia="等线" w:hAnsi="Times New Roman" w:cs="Times New Roman"/>
+                                      <w:color w:val="000000"/>
+                                      <w:kern w:val="0"/>
+                                      <w:szCs w:val="16"/>
+                                    </w:rPr>
+                                    <w:t>主机产生时钟信号</w:t>
+                                  </w:r>
+                                </w:p>
+                              </w:tc>
+                            </w:tr>
+                            <w:tr>
+                              <w:trPr>
+                                <w:trHeight w:val="85"/>
+                              </w:trPr>
+                              <w:tc>
+                                <w:tcPr>
+                                  <w:tcW w:w="1199" w:type="dxa"/>
+                                  <w:tcBorders>
+                                    <w:top w:val="nil"/>
+                                    <w:left w:val="single" w:sz="8" w:space="0" w:color="auto"/>
+                                    <w:bottom w:val="single" w:sz="4" w:space="0" w:color="auto"/>
+                                    <w:right w:val="single" w:sz="8" w:space="0" w:color="auto"/>
+                                  </w:tcBorders>
+                                  <w:shd w:val="clear" w:color="auto" w:fill="auto"/>
+                                  <w:noWrap/>
+                                  <w:vAlign w:val="center"/>
+                                  <w:hideMark/>
+                                </w:tcPr>
+                                <w:p>
+                                  <w:pPr>
+                                    <w:widowControl/>
+                                    <w:spacing w:line="200" w:lineRule="exact"/>
+                                    <w:jc w:val="left"/>
+                                    <w:rPr>
+                                      <w:rFonts w:ascii="Times New Roman" w:eastAsia="等线" w:hAnsi="Times New Roman" w:cs="Times New Roman"/>
+                                      <w:color w:val="000000"/>
+                                      <w:kern w:val="0"/>
+                                      <w:szCs w:val="16"/>
+                                    </w:rPr>
+                                  </w:pPr>
+                                  <w:r>
+                                    <w:rPr>
+                                      <w:rFonts w:ascii="Times New Roman" w:eastAsia="等线" w:hAnsi="Times New Roman" w:cs="Times New Roman"/>
+                                      <w:color w:val="000000"/>
+                                      <w:kern w:val="0"/>
+                                      <w:szCs w:val="16"/>
+                                    </w:rPr>
+                                    <w:t>MOSI</w:t>
+                                  </w:r>
+                                </w:p>
+                              </w:tc>
+                              <w:tc>
+                                <w:tcPr>
+                                  <w:tcW w:w="2052" w:type="dxa"/>
+                                  <w:tcBorders>
+                                    <w:top w:val="nil"/>
+                                    <w:left w:val="nil"/>
+                                    <w:bottom w:val="single" w:sz="4" w:space="0" w:color="auto"/>
+                                    <w:right w:val="single" w:sz="8" w:space="0" w:color="auto"/>
+                                  </w:tcBorders>
+                                  <w:shd w:val="clear" w:color="auto" w:fill="auto"/>
+                                  <w:noWrap/>
+                                  <w:vAlign w:val="center"/>
+                                  <w:hideMark/>
+                                </w:tcPr>
+                                <w:p>
+                                  <w:pPr>
+                                    <w:widowControl/>
+                                    <w:spacing w:line="200" w:lineRule="exact"/>
+                                    <w:jc w:val="left"/>
+                                    <w:rPr>
+                                      <w:rFonts w:ascii="Times New Roman" w:eastAsia="等线" w:hAnsi="Times New Roman" w:cs="Times New Roman"/>
+                                      <w:color w:val="000000"/>
+                                      <w:kern w:val="0"/>
+                                      <w:szCs w:val="16"/>
+                                    </w:rPr>
+                                  </w:pPr>
+                                  <w:r>
+                                    <w:rPr>
+                                      <w:rFonts w:ascii="Times New Roman" w:eastAsia="等线" w:hAnsi="Times New Roman" w:cs="Times New Roman"/>
+                                      <w:color w:val="000000"/>
+                                      <w:kern w:val="0"/>
+                                      <w:szCs w:val="16"/>
+                                    </w:rPr>
+                                    <w:t>主机输出</w:t>
+                                  </w:r>
+                                  <w:r>
+                                    <w:rPr>
+                                      <w:rFonts w:ascii="Times New Roman" w:eastAsia="等线" w:hAnsi="Times New Roman" w:cs="Times New Roman"/>
+                                      <w:color w:val="000000"/>
+                                      <w:kern w:val="0"/>
+                                      <w:szCs w:val="16"/>
+                                    </w:rPr>
+                                    <w:t>/</w:t>
+                                  </w:r>
+                                  <w:r>
+                                    <w:rPr>
+                                      <w:rFonts w:ascii="Times New Roman" w:eastAsia="等线" w:hAnsi="Times New Roman" w:cs="Times New Roman"/>
+                                      <w:color w:val="000000"/>
+                                      <w:kern w:val="0"/>
+                                      <w:szCs w:val="16"/>
+                                    </w:rPr>
+                                    <w:t>从机输入</w:t>
+                                  </w:r>
+                                </w:p>
+                              </w:tc>
+                              <w:tc>
+                                <w:tcPr>
+                                  <w:tcW w:w="1984" w:type="dxa"/>
+                                  <w:tcBorders>
+                                    <w:top w:val="nil"/>
+                                    <w:left w:val="nil"/>
+                                    <w:bottom w:val="single" w:sz="4" w:space="0" w:color="auto"/>
+                                    <w:right w:val="single" w:sz="8" w:space="0" w:color="auto"/>
+                                  </w:tcBorders>
+                                  <w:shd w:val="clear" w:color="auto" w:fill="auto"/>
+                                  <w:noWrap/>
+                                  <w:vAlign w:val="center"/>
+                                  <w:hideMark/>
+                                </w:tcPr>
+                                <w:p>
+                                  <w:pPr>
+                                    <w:widowControl/>
+                                    <w:spacing w:line="200" w:lineRule="exact"/>
+                                    <w:jc w:val="left"/>
+                                    <w:rPr>
+                                      <w:rFonts w:ascii="Times New Roman" w:eastAsia="等线" w:hAnsi="Times New Roman" w:cs="Times New Roman"/>
+                                      <w:color w:val="000000"/>
+                                      <w:kern w:val="0"/>
+                                      <w:szCs w:val="16"/>
+                                    </w:rPr>
+                                  </w:pPr>
+                                  <w:r>
+                                    <w:rPr>
+                                      <w:rFonts w:ascii="Times New Roman" w:eastAsia="等线" w:hAnsi="Times New Roman" w:cs="Times New Roman"/>
+                                      <w:color w:val="000000"/>
+                                      <w:kern w:val="0"/>
+                                      <w:szCs w:val="16"/>
+                                    </w:rPr>
+                                    <w:t>主机发送数据给从机</w:t>
+                                  </w:r>
+                                </w:p>
+                              </w:tc>
+                            </w:tr>
+                            <w:tr>
+                              <w:trPr>
+                                <w:trHeight w:val="89"/>
+                              </w:trPr>
+                              <w:tc>
+                                <w:tcPr>
+                                  <w:tcW w:w="1199" w:type="dxa"/>
+                                  <w:tcBorders>
+                                    <w:top w:val="nil"/>
+                                    <w:left w:val="single" w:sz="8" w:space="0" w:color="auto"/>
+                                    <w:bottom w:val="single" w:sz="4" w:space="0" w:color="auto"/>
+                                    <w:right w:val="single" w:sz="8" w:space="0" w:color="auto"/>
+                                  </w:tcBorders>
+                                  <w:shd w:val="clear" w:color="auto" w:fill="auto"/>
+                                  <w:noWrap/>
+                                  <w:vAlign w:val="center"/>
+                                  <w:hideMark/>
+                                </w:tcPr>
+                                <w:p>
+                                  <w:pPr>
+                                    <w:widowControl/>
+                                    <w:spacing w:line="200" w:lineRule="exact"/>
+                                    <w:jc w:val="left"/>
+                                    <w:rPr>
+                                      <w:rFonts w:ascii="Times New Roman" w:eastAsia="等线" w:hAnsi="Times New Roman" w:cs="Times New Roman"/>
+                                      <w:color w:val="000000"/>
+                                      <w:kern w:val="0"/>
+                                      <w:szCs w:val="16"/>
+                                    </w:rPr>
+                                  </w:pPr>
+                                  <w:r>
+                                    <w:rPr>
+                                      <w:rFonts w:ascii="Times New Roman" w:eastAsia="等线" w:hAnsi="Times New Roman" w:cs="Times New Roman"/>
+                                      <w:color w:val="000000"/>
+                                      <w:kern w:val="0"/>
+                                      <w:szCs w:val="16"/>
+                                    </w:rPr>
+                                    <w:t>MISO</w:t>
+                                  </w:r>
+                                </w:p>
+                              </w:tc>
+                              <w:tc>
+                                <w:tcPr>
+                                  <w:tcW w:w="2052" w:type="dxa"/>
+                                  <w:tcBorders>
+                                    <w:top w:val="nil"/>
+                                    <w:left w:val="nil"/>
+                                    <w:bottom w:val="single" w:sz="4" w:space="0" w:color="auto"/>
+                                    <w:right w:val="single" w:sz="8" w:space="0" w:color="auto"/>
+                                  </w:tcBorders>
+                                  <w:shd w:val="clear" w:color="auto" w:fill="auto"/>
+                                  <w:noWrap/>
+                                  <w:vAlign w:val="center"/>
+                                  <w:hideMark/>
+                                </w:tcPr>
+                                <w:p>
+                                  <w:pPr>
+                                    <w:widowControl/>
+                                    <w:spacing w:line="200" w:lineRule="exact"/>
+                                    <w:jc w:val="left"/>
+                                    <w:rPr>
+                                      <w:rFonts w:ascii="Times New Roman" w:eastAsia="等线" w:hAnsi="Times New Roman" w:cs="Times New Roman"/>
+                                      <w:color w:val="000000"/>
+                                      <w:kern w:val="0"/>
+                                      <w:szCs w:val="16"/>
+                                    </w:rPr>
+                                  </w:pPr>
+                                  <w:r>
+                                    <w:rPr>
+                                      <w:rFonts w:ascii="Times New Roman" w:eastAsia="等线" w:hAnsi="Times New Roman" w:cs="Times New Roman"/>
+                                      <w:color w:val="000000"/>
+                                      <w:kern w:val="0"/>
+                                      <w:szCs w:val="16"/>
+                                    </w:rPr>
+                                    <w:t>从机输出</w:t>
+                                  </w:r>
+                                  <w:r>
+                                    <w:rPr>
+                                      <w:rFonts w:ascii="Times New Roman" w:eastAsia="等线" w:hAnsi="Times New Roman" w:cs="Times New Roman"/>
+                                      <w:color w:val="000000"/>
+                                      <w:kern w:val="0"/>
+                                      <w:szCs w:val="16"/>
+                                    </w:rPr>
+                                    <w:t>/</w:t>
+                                  </w:r>
+                                  <w:r>
+                                    <w:rPr>
+                                      <w:rFonts w:ascii="Times New Roman" w:eastAsia="等线" w:hAnsi="Times New Roman" w:cs="Times New Roman"/>
+                                      <w:color w:val="000000"/>
+                                      <w:kern w:val="0"/>
+                                      <w:szCs w:val="16"/>
+                                    </w:rPr>
+                                    <w:t>主机输入</w:t>
+                                  </w:r>
+                                </w:p>
+                              </w:tc>
+                              <w:tc>
+                                <w:tcPr>
+                                  <w:tcW w:w="1984" w:type="dxa"/>
+                                  <w:tcBorders>
+                                    <w:top w:val="nil"/>
+                                    <w:left w:val="nil"/>
+                                    <w:bottom w:val="single" w:sz="4" w:space="0" w:color="auto"/>
+                                    <w:right w:val="single" w:sz="8" w:space="0" w:color="auto"/>
+                                  </w:tcBorders>
+                                  <w:shd w:val="clear" w:color="auto" w:fill="auto"/>
+                                  <w:noWrap/>
+                                  <w:vAlign w:val="center"/>
+                                  <w:hideMark/>
+                                </w:tcPr>
+                                <w:p>
+                                  <w:pPr>
+                                    <w:widowControl/>
+                                    <w:spacing w:line="200" w:lineRule="exact"/>
+                                    <w:jc w:val="left"/>
+                                    <w:rPr>
+                                      <w:rFonts w:ascii="Times New Roman" w:eastAsia="等线" w:hAnsi="Times New Roman" w:cs="Times New Roman"/>
+                                      <w:color w:val="000000"/>
+                                      <w:kern w:val="0"/>
+                                      <w:szCs w:val="16"/>
+                                    </w:rPr>
+                                  </w:pPr>
+                                  <w:r>
+                                    <w:rPr>
+                                      <w:rFonts w:ascii="Times New Roman" w:eastAsia="等线" w:hAnsi="Times New Roman" w:cs="Times New Roman"/>
+                                      <w:color w:val="000000"/>
+                                      <w:kern w:val="0"/>
+                                      <w:szCs w:val="16"/>
+                                    </w:rPr>
+                                    <w:t>主机接收从机返回的数据</w:t>
+                                  </w:r>
+                                </w:p>
+                              </w:tc>
+                            </w:tr>
+                            <w:tr>
+                              <w:trPr>
+                                <w:trHeight w:val="117"/>
+                              </w:trPr>
+                              <w:tc>
+                                <w:tcPr>
+                                  <w:tcW w:w="1199" w:type="dxa"/>
+                                  <w:tcBorders>
+                                    <w:top w:val="nil"/>
+                                    <w:left w:val="single" w:sz="8" w:space="0" w:color="auto"/>
+                                    <w:bottom w:val="single" w:sz="8" w:space="0" w:color="auto"/>
+                                    <w:right w:val="single" w:sz="8" w:space="0" w:color="auto"/>
+                                  </w:tcBorders>
+                                  <w:shd w:val="clear" w:color="auto" w:fill="auto"/>
+                                  <w:noWrap/>
+                                  <w:vAlign w:val="center"/>
+                                  <w:hideMark/>
+                                </w:tcPr>
+                                <w:p>
+                                  <w:pPr>
+                                    <w:widowControl/>
+                                    <w:spacing w:line="200" w:lineRule="exact"/>
+                                    <w:jc w:val="left"/>
+                                    <w:rPr>
+                                      <w:rFonts w:ascii="Times New Roman" w:eastAsia="等线" w:hAnsi="Times New Roman" w:cs="Times New Roman"/>
+                                      <w:color w:val="000000"/>
+                                      <w:kern w:val="0"/>
+                                      <w:szCs w:val="16"/>
+                                    </w:rPr>
+                                  </w:pPr>
+                                  <w:r>
+                                    <w:rPr>
+                                      <w:rFonts w:ascii="Times New Roman" w:eastAsia="等线" w:hAnsi="Times New Roman" w:cs="Times New Roman"/>
+                                      <w:color w:val="000000"/>
+                                      <w:kern w:val="0"/>
+                                      <w:szCs w:val="16"/>
+                                    </w:rPr>
+                                    <w:t>CS (</w:t>
+                                  </w:r>
+                                  <w:r>
+                                    <w:rPr>
+                                      <w:rFonts w:ascii="Times New Roman" w:eastAsia="等线" w:hAnsi="Times New Roman" w:cs="Times New Roman"/>
+                                      <w:color w:val="000000"/>
+                                      <w:kern w:val="0"/>
+                                      <w:szCs w:val="16"/>
+                                    </w:rPr>
+                                    <w:t>有多个</w:t>
+                                  </w:r>
+                                  <w:r>
+                                    <w:rPr>
+                                      <w:rFonts w:ascii="Times New Roman" w:eastAsia="等线" w:hAnsi="Times New Roman" w:cs="Times New Roman"/>
+                                      <w:color w:val="000000"/>
+                                      <w:kern w:val="0"/>
+                                      <w:szCs w:val="16"/>
+                                    </w:rPr>
+                                    <w:t>)</w:t>
+                                  </w:r>
+                                </w:p>
+                              </w:tc>
+                              <w:tc>
+                                <w:tcPr>
+                                  <w:tcW w:w="2052" w:type="dxa"/>
+                                  <w:tcBorders>
+                                    <w:top w:val="nil"/>
+                                    <w:left w:val="nil"/>
+                                    <w:bottom w:val="single" w:sz="8" w:space="0" w:color="auto"/>
+                                    <w:right w:val="single" w:sz="8" w:space="0" w:color="auto"/>
+                                  </w:tcBorders>
+                                  <w:shd w:val="clear" w:color="auto" w:fill="auto"/>
+                                  <w:noWrap/>
+                                  <w:vAlign w:val="center"/>
+                                  <w:hideMark/>
+                                </w:tcPr>
+                                <w:p>
+                                  <w:pPr>
+                                    <w:widowControl/>
+                                    <w:spacing w:line="200" w:lineRule="exact"/>
+                                    <w:jc w:val="left"/>
+                                    <w:rPr>
+                                      <w:rFonts w:ascii="Times New Roman" w:eastAsia="等线" w:hAnsi="Times New Roman" w:cs="Times New Roman"/>
+                                      <w:color w:val="000000"/>
+                                      <w:kern w:val="0"/>
+                                      <w:szCs w:val="16"/>
+                                    </w:rPr>
+                                  </w:pPr>
+                                  <w:r>
+                                    <w:rPr>
+                                      <w:rFonts w:ascii="Times New Roman" w:eastAsia="等线" w:hAnsi="Times New Roman" w:cs="Times New Roman"/>
+                                      <w:color w:val="000000"/>
+                                      <w:kern w:val="0"/>
+                                      <w:szCs w:val="16"/>
+                                    </w:rPr>
+                                    <w:t>主机决定与</w:t>
+                                  </w:r>
+                                  <w:proofErr w:type="gramStart"/>
+                                  <w:r>
+                                    <w:rPr>
+                                      <w:rFonts w:ascii="Times New Roman" w:eastAsia="等线" w:hAnsi="Times New Roman" w:cs="Times New Roman"/>
+                                      <w:color w:val="000000"/>
+                                      <w:kern w:val="0"/>
+                                      <w:szCs w:val="16"/>
+                                    </w:rPr>
+                                    <w:t>哪个从</w:t>
+                                  </w:r>
+                                  <w:proofErr w:type="gramEnd"/>
+                                  <w:r>
+                                    <w:rPr>
+                                      <w:rFonts w:ascii="Times New Roman" w:eastAsia="等线" w:hAnsi="Times New Roman" w:cs="Times New Roman"/>
+                                      <w:color w:val="000000"/>
+                                      <w:kern w:val="0"/>
+                                      <w:szCs w:val="16"/>
+                                    </w:rPr>
+                                    <w:t>机通信</w:t>
+                                  </w:r>
+                                </w:p>
+                              </w:tc>
+                              <w:tc>
+                                <w:tcPr>
+                                  <w:tcW w:w="1984" w:type="dxa"/>
+                                  <w:tcBorders>
+                                    <w:top w:val="nil"/>
+                                    <w:left w:val="nil"/>
+                                    <w:bottom w:val="single" w:sz="8" w:space="0" w:color="auto"/>
+                                    <w:right w:val="single" w:sz="8" w:space="0" w:color="auto"/>
+                                  </w:tcBorders>
+                                  <w:shd w:val="clear" w:color="auto" w:fill="auto"/>
+                                  <w:noWrap/>
+                                  <w:vAlign w:val="center"/>
+                                  <w:hideMark/>
+                                </w:tcPr>
+                                <w:p>
+                                  <w:pPr>
+                                    <w:widowControl/>
+                                    <w:spacing w:line="200" w:lineRule="exact"/>
+                                    <w:jc w:val="left"/>
+                                    <w:rPr>
+                                      <w:rFonts w:ascii="Times New Roman" w:eastAsia="等线" w:hAnsi="Times New Roman" w:cs="Times New Roman"/>
+                                      <w:color w:val="000000"/>
+                                      <w:kern w:val="0"/>
+                                      <w:szCs w:val="16"/>
+                                    </w:rPr>
+                                  </w:pPr>
+                                  <w:r>
+                                    <w:rPr>
+                                      <w:rFonts w:ascii="Times New Roman" w:eastAsia="等线" w:hAnsi="Times New Roman" w:cs="Times New Roman"/>
+                                      <w:color w:val="000000"/>
+                                      <w:kern w:val="0"/>
+                                      <w:szCs w:val="16"/>
+                                    </w:rPr>
+                                    <w:t>低电平表示选中</w:t>
+                                  </w:r>
+                                  <w:proofErr w:type="gramStart"/>
+                                  <w:r>
+                                    <w:rPr>
+                                      <w:rFonts w:ascii="Times New Roman" w:eastAsia="等线" w:hAnsi="Times New Roman" w:cs="Times New Roman"/>
+                                      <w:color w:val="000000"/>
+                                      <w:kern w:val="0"/>
+                                      <w:szCs w:val="16"/>
+                                    </w:rPr>
+                                    <w:t>哪个从</w:t>
+                                  </w:r>
+                                  <w:proofErr w:type="gramEnd"/>
+                                  <w:r>
+                                    <w:rPr>
+                                      <w:rFonts w:ascii="Times New Roman" w:eastAsia="等线" w:hAnsi="Times New Roman" w:cs="Times New Roman"/>
+                                      <w:color w:val="000000"/>
+                                      <w:kern w:val="0"/>
+                                      <w:szCs w:val="16"/>
+                                    </w:rPr>
+                                    <w:t>机</w:t>
+                                  </w:r>
+                                </w:p>
+                              </w:tc>
+                            </w:tr>
+                          </w:tbl>
+                          <w:p>
+                            <w:pPr>
+                              <w:rPr>
+                                <w:rFonts w:hint="eastAsia"/>
+                                <w:sz w:val="10"/>
+                                <w:szCs w:val="10"/>
+                              </w:rPr>
+                            </w:pPr>
+                          </w:p>
+                        </w:txbxContent>
+                      </wps:txbx>
+                      <wps:bodyPr rot="0" vert="horz" wrap="square" lIns="91440" tIns="45720" rIns="91440" bIns="45720" anchor="t" anchorCtr="0">
+                        <a:noAutofit/>
+                      </wps:bodyPr>
+                    </wps:wsp>
+                  </a:graphicData>
+                </a:graphic>
+                <wp14:sizeRelH relativeFrom="margin">
+                  <wp14:pctWidth>0</wp14:pctWidth>
+                </wp14:sizeRelH>
+                <wp14:sizeRelV relativeFrom="margin">
+                  <wp14:pctHeight>0</wp14:pctHeight>
+                </wp14:sizeRelV>
+              </wp:anchor>
+            </w:drawing>
+          </mc:Choice>
+          <mc:Fallback>
+            <w:pict>
+              <v:shape w14:anchorId="0DDD4795" id="_x0000_s1027" type="#_x0000_t202" style="position:absolute;margin-left:-7.45pt;margin-top:23.45pt;width:272.95pt;height:66.35pt;z-index:251663360;visibility:visible;mso-wrap-style:square;mso-width-percent:0;mso-height-percent:0;mso-wrap-distance-left:9pt;mso-wrap-distance-top:3.6pt;mso-wrap-distance-right:9pt;mso-wrap-distance-bottom:3.6pt;mso-position-horizontal:absolute;mso-position-horizontal-relative:text;mso-position-vertical:absolute;mso-position-vertical-relative:text;mso-width-percent:0;mso-height-percent:0;mso-width-relative:margin;mso-height-relative:margin;v-text-anchor:top" o:gfxdata="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" filled="f" stroked="f">
+                <v:textbox>
+                  <w:txbxContent>
+                    <w:tbl>
+                      <w:tblPr>
+                        <w:tblW w:w="5235" w:type="dxa"/>
+                        <w:tblLook w:val="04A0" w:firstRow="1" w:lastRow="0" w:firstColumn="1" w:lastColumn="0" w:noHBand="0" w:noVBand="1"/>
+                      </w:tblPr>
+                      <w:tblGrid>
+                        <w:gridCol w:w="1199"/>
+                        <w:gridCol w:w="2052"/>
+                        <w:gridCol w:w="1984"/>
+                      </w:tblGrid>
+                      <w:tr>
+                        <w:trPr>
+                          <w:trHeight w:val="123"/>
+                        </w:trPr>
+                        <w:tc>
+                          <w:tcPr>
+                            <w:tcW w:w="1199" w:type="dxa"/>
+                            <w:tcBorders>
+                              <w:top w:val="single" w:sz="8" w:space="0" w:color="auto"/>
+                              <w:left w:val="single" w:sz="8" w:space="0" w:color="auto"/>
+                              <w:bottom w:val="single" w:sz="8" w:space="0" w:color="auto"/>
+                              <w:right w:val="single" w:sz="8" w:space="0" w:color="auto"/>
+                            </w:tcBorders>
+                            <w:shd w:val="clear" w:color="auto" w:fill="auto"/>
+                            <w:noWrap/>
+                            <w:vAlign w:val="center"/>
+                            <w:hideMark/>
+                          </w:tcPr>
+                          <w:p>
+                            <w:pPr>
+                              <w:widowControl/>
+                              <w:spacing w:line="200" w:lineRule="exact"/>
+                              <w:jc w:val="left"/>
+                              <w:rPr>
+                                <w:rFonts w:ascii="Times New Roman" w:eastAsia="等线" w:hAnsi="Times New Roman" w:cs="Times New Roman"/>
+                                <w:color w:val="000000"/>
+                                <w:kern w:val="0"/>
+                                <w:szCs w:val="16"/>
+                              </w:rPr>
+                            </w:pPr>
+                            <w:r>
+                              <w:rPr>
+                                <w:rFonts w:ascii="Times New Roman" w:eastAsia="等线" w:hAnsi="Times New Roman" w:cs="Times New Roman"/>
+                                <w:color w:val="000000"/>
+                                <w:kern w:val="0"/>
+                                <w:szCs w:val="16"/>
+                              </w:rPr>
+                              <w:t>数据线</w:t>
+                            </w:r>
+                          </w:p>
+                        </w:tc>
+                        <w:tc>
+                          <w:tcPr>
+                            <w:tcW w:w="2052" w:type="dxa"/>
+                            <w:tcBorders>
+                              <w:top w:val="single" w:sz="8" w:space="0" w:color="auto"/>
+                              <w:left w:val="nil"/>
+                              <w:bottom w:val="single" w:sz="8" w:space="0" w:color="auto"/>
+                              <w:right w:val="single" w:sz="8" w:space="0" w:color="auto"/>
+                            </w:tcBorders>
+                            <w:shd w:val="clear" w:color="auto" w:fill="auto"/>
+                            <w:noWrap/>
+                            <w:vAlign w:val="center"/>
+                            <w:hideMark/>
+                          </w:tcPr>
+                          <w:p>
+                            <w:pPr>
+                              <w:widowControl/>
+                              <w:spacing w:line="200" w:lineRule="exact"/>
+                              <w:jc w:val="left"/>
+                              <w:rPr>
+                                <w:rFonts w:ascii="Times New Roman" w:eastAsia="等线" w:hAnsi="Times New Roman" w:cs="Times New Roman"/>
+                                <w:color w:val="000000"/>
+                                <w:kern w:val="0"/>
+                                <w:szCs w:val="16"/>
+                              </w:rPr>
+                            </w:pPr>
+                            <w:r>
+                              <w:rPr>
+                                <w:rFonts w:ascii="Times New Roman" w:eastAsia="等线" w:hAnsi="Times New Roman" w:cs="Times New Roman"/>
+                                <w:color w:val="000000"/>
+                                <w:kern w:val="0"/>
+                                <w:szCs w:val="16"/>
+                              </w:rPr>
+                              <w:t>传输方向</w:t>
+                            </w:r>
+                          </w:p>
+                        </w:tc>
+                        <w:tc>
+                          <w:tcPr>
+                            <w:tcW w:w="1984" w:type="dxa"/>
+                            <w:tcBorders>
+                              <w:top w:val="single" w:sz="8" w:space="0" w:color="auto"/>
+                              <w:left w:val="nil"/>
+                              <w:bottom w:val="single" w:sz="8" w:space="0" w:color="auto"/>
+                              <w:right w:val="single" w:sz="8" w:space="0" w:color="auto"/>
+                            </w:tcBorders>
+                            <w:shd w:val="clear" w:color="auto" w:fill="auto"/>
+                            <w:noWrap/>
+                            <w:vAlign w:val="center"/>
+                            <w:hideMark/>
+                          </w:tcPr>
+                          <w:p>
+                            <w:pPr>
+                              <w:widowControl/>
+                              <w:spacing w:line="200" w:lineRule="exact"/>
+                              <w:jc w:val="left"/>
+                              <w:rPr>
+                                <w:rFonts w:ascii="Times New Roman" w:eastAsia="等线" w:hAnsi="Times New Roman" w:cs="Times New Roman"/>
+                                <w:color w:val="000000"/>
+                                <w:kern w:val="0"/>
+                                <w:szCs w:val="16"/>
+                              </w:rPr>
+                            </w:pPr>
+                            <w:r>
+                              <w:rPr>
+                                <w:rFonts w:ascii="Times New Roman" w:eastAsia="等线" w:hAnsi="Times New Roman" w:cs="Times New Roman"/>
+                                <w:color w:val="000000"/>
+                                <w:kern w:val="0"/>
+                                <w:szCs w:val="16"/>
+                              </w:rPr>
+                              <w:t>作用说明</w:t>
+                            </w:r>
+                          </w:p>
+                        </w:tc>
+                      </w:tr>
+                      <w:tr>
+                        <w:trPr>
+                          <w:trHeight w:val="99"/>
+                        </w:trPr>
+                        <w:tc>
+                          <w:tcPr>
+                            <w:tcW w:w="1199" w:type="dxa"/>
+                            <w:tcBorders>
+                              <w:top w:val="nil"/>
+                              <w:left w:val="single" w:sz="8" w:space="0" w:color="auto"/>
+                              <w:bottom w:val="single" w:sz="4" w:space="0" w:color="auto"/>
+                              <w:right w:val="single" w:sz="8" w:space="0" w:color="auto"/>
+                            </w:tcBorders>
+                            <w:shd w:val="clear" w:color="auto" w:fill="auto"/>
+                            <w:noWrap/>
+                            <w:vAlign w:val="center"/>
+                            <w:hideMark/>
+                          </w:tcPr>
+                          <w:p>
+                            <w:pPr>
+                              <w:widowControl/>
+                              <w:spacing w:line="200" w:lineRule="exact"/>
+                              <w:jc w:val="left"/>
+                              <w:rPr>
+                                <w:rFonts w:ascii="Times New Roman" w:eastAsia="等线" w:hAnsi="Times New Roman" w:cs="Times New Roman"/>
+                                <w:color w:val="000000"/>
+                                <w:kern w:val="0"/>
+                                <w:szCs w:val="16"/>
+                              </w:rPr>
+                            </w:pPr>
+                            <w:r>
+                              <w:rPr>
+                                <w:rFonts w:ascii="Times New Roman" w:eastAsia="等线" w:hAnsi="Times New Roman" w:cs="Times New Roman"/>
+                                <w:color w:val="000000"/>
+                                <w:kern w:val="0"/>
+                                <w:szCs w:val="16"/>
+                              </w:rPr>
+                              <w:t>SCK</w:t>
+                            </w:r>
+                          </w:p>
+                        </w:tc>
+                        <w:tc>
+                          <w:tcPr>
+                            <w:tcW w:w="2052" w:type="dxa"/>
+                            <w:tcBorders>
+                              <w:top w:val="nil"/>
+                              <w:left w:val="nil"/>
+                              <w:bottom w:val="single" w:sz="4" w:space="0" w:color="auto"/>
+                              <w:right w:val="single" w:sz="8" w:space="0" w:color="auto"/>
+                            </w:tcBorders>
+                            <w:shd w:val="clear" w:color="auto" w:fill="auto"/>
+                            <w:noWrap/>
+                            <w:vAlign w:val="center"/>
+                            <w:hideMark/>
+                          </w:tcPr>
+                          <w:p>
+                            <w:pPr>
+                              <w:widowControl/>
+                              <w:spacing w:line="200" w:lineRule="exact"/>
+                              <w:jc w:val="left"/>
+                              <w:rPr>
+                                <w:rFonts w:ascii="Times New Roman" w:eastAsia="等线" w:hAnsi="Times New Roman" w:cs="Times New Roman"/>
+                                <w:color w:val="000000"/>
+                                <w:kern w:val="0"/>
+                                <w:szCs w:val="16"/>
+                              </w:rPr>
+                            </w:pPr>
+                            <w:r>
+                              <w:rPr>
+                                <w:rFonts w:ascii="Times New Roman" w:eastAsia="等线" w:hAnsi="Times New Roman" w:cs="Times New Roman"/>
+                                <w:color w:val="000000"/>
+                                <w:kern w:val="0"/>
+                                <w:szCs w:val="16"/>
+                              </w:rPr>
+                              <w:t>主机输出</w:t>
+                            </w:r>
+                          </w:p>
+                        </w:tc>
+                        <w:tc>
+                          <w:tcPr>
+                            <w:tcW w:w="1984" w:type="dxa"/>
+                            <w:tcBorders>
+                              <w:top w:val="nil"/>
+                              <w:left w:val="nil"/>
+                              <w:bottom w:val="single" w:sz="4" w:space="0" w:color="auto"/>
+                              <w:right w:val="single" w:sz="8" w:space="0" w:color="auto"/>
+                            </w:tcBorders>
+                            <w:shd w:val="clear" w:color="auto" w:fill="auto"/>
+                            <w:noWrap/>
+                            <w:vAlign w:val="center"/>
+                            <w:hideMark/>
+                          </w:tcPr>
+                          <w:p>
+                            <w:pPr>
+                              <w:widowControl/>
+                              <w:spacing w:line="200" w:lineRule="exact"/>
+                              <w:jc w:val="left"/>
+                              <w:rPr>
+                                <w:rFonts w:ascii="Times New Roman" w:eastAsia="等线" w:hAnsi="Times New Roman" w:cs="Times New Roman"/>
+                                <w:color w:val="000000"/>
+                                <w:kern w:val="0"/>
+                                <w:szCs w:val="16"/>
+                              </w:rPr>
+                            </w:pPr>
+                            <w:r>
+                              <w:rPr>
+                                <w:rFonts w:ascii="Times New Roman" w:eastAsia="等线" w:hAnsi="Times New Roman" w:cs="Times New Roman"/>
+                                <w:color w:val="000000"/>
+                                <w:kern w:val="0"/>
+                                <w:szCs w:val="16"/>
+                              </w:rPr>
+                              <w:t>主机产生时钟信号</w:t>
+                            </w:r>
+                          </w:p>
+                        </w:tc>
+                      </w:tr>
+                      <w:tr>
+                        <w:trPr>
+                          <w:trHeight w:val="85"/>
+                        </w:trPr>
+                        <w:tc>
+                          <w:tcPr>
+                            <w:tcW w:w="1199" w:type="dxa"/>
+                            <w:tcBorders>
+                              <w:top w:val="nil"/>
+                              <w:left w:val="single" w:sz="8" w:space="0" w:color="auto"/>
+                              <w:bottom w:val="single" w:sz="4" w:space="0" w:color="auto"/>
+                              <w:right w:val="single" w:sz="8" w:space="0" w:color="auto"/>
+                            </w:tcBorders>
+                            <w:shd w:val="clear" w:color="auto" w:fill="auto"/>
+                            <w:noWrap/>
+                            <w:vAlign w:val="center"/>
+                            <w:hideMark/>
+                          </w:tcPr>
+                          <w:p>
+                            <w:pPr>
+                              <w:widowControl/>
+                              <w:spacing w:line="200" w:lineRule="exact"/>
+                              <w:jc w:val="left"/>
+                              <w:rPr>
+                                <w:rFonts w:ascii="Times New Roman" w:eastAsia="等线" w:hAnsi="Times New Roman" w:cs="Times New Roman"/>
+                                <w:color w:val="000000"/>
+                                <w:kern w:val="0"/>
+                                <w:szCs w:val="16"/>
+                              </w:rPr>
+                            </w:pPr>
+                            <w:r>
+                              <w:rPr>
+                                <w:rFonts w:ascii="Times New Roman" w:eastAsia="等线" w:hAnsi="Times New Roman" w:cs="Times New Roman"/>
+                                <w:color w:val="000000"/>
+                                <w:kern w:val="0"/>
+                                <w:szCs w:val="16"/>
+                              </w:rPr>
+                              <w:t>MOSI</w:t>
+                            </w:r>
+                          </w:p>
+                        </w:tc>
+                        <w:tc>
+                          <w:tcPr>
+                            <w:tcW w:w="2052" w:type="dxa"/>
+                            <w:tcBorders>
+                              <w:top w:val="nil"/>
+                              <w:left w:val="nil"/>
+                              <w:bottom w:val="single" w:sz="4" w:space="0" w:color="auto"/>
+                              <w:right w:val="single" w:sz="8" w:space="0" w:color="auto"/>
+                            </w:tcBorders>
+                            <w:shd w:val="clear" w:color="auto" w:fill="auto"/>
+                            <w:noWrap/>
+                            <w:vAlign w:val="center"/>
+                            <w:hideMark/>
+                          </w:tcPr>
+                          <w:p>
+                            <w:pPr>
+                              <w:widowControl/>
+                              <w:spacing w:line="200" w:lineRule="exact"/>
+                              <w:jc w:val="left"/>
+                              <w:rPr>
+                                <w:rFonts w:ascii="Times New Roman" w:eastAsia="等线" w:hAnsi="Times New Roman" w:cs="Times New Roman"/>
+                                <w:color w:val="000000"/>
+                                <w:kern w:val="0"/>
+                                <w:szCs w:val="16"/>
+                              </w:rPr>
+                            </w:pPr>
+                            <w:r>
+                              <w:rPr>
+                                <w:rFonts w:ascii="Times New Roman" w:eastAsia="等线" w:hAnsi="Times New Roman" w:cs="Times New Roman"/>
+                                <w:color w:val="000000"/>
+                                <w:kern w:val="0"/>
+                                <w:szCs w:val="16"/>
+                              </w:rPr>
+                              <w:t>主机输出</w:t>
+                            </w:r>
+                            <w:r>
+                              <w:rPr>
+                                <w:rFonts w:ascii="Times New Roman" w:eastAsia="等线" w:hAnsi="Times New Roman" w:cs="Times New Roman"/>
+                                <w:color w:val="000000"/>
+                                <w:kern w:val="0"/>
+                                <w:szCs w:val="16"/>
+                              </w:rPr>
+                              <w:t>/</w:t>
+                            </w:r>
+                            <w:r>
+                              <w:rPr>
+                                <w:rFonts w:ascii="Times New Roman" w:eastAsia="等线" w:hAnsi="Times New Roman" w:cs="Times New Roman"/>
+                                <w:color w:val="000000"/>
+                                <w:kern w:val="0"/>
+                                <w:szCs w:val="16"/>
+                              </w:rPr>
+                              <w:t>从机输入</w:t>
+                            </w:r>
+                          </w:p>
+                        </w:tc>
+                        <w:tc>
+                          <w:tcPr>
+                            <w:tcW w:w="1984" w:type="dxa"/>
+                            <w:tcBorders>
+                              <w:top w:val="nil"/>
+                              <w:left w:val="nil"/>
+                              <w:bottom w:val="single" w:sz="4" w:space="0" w:color="auto"/>
+                              <w:right w:val="single" w:sz="8" w:space="0" w:color="auto"/>
+                            </w:tcBorders>
+                            <w:shd w:val="clear" w:color="auto" w:fill="auto"/>
+                            <w:noWrap/>
+                            <w:vAlign w:val="center"/>
+                            <w:hideMark/>
+                          </w:tcPr>
+                          <w:p>
+                            <w:pPr>
+                              <w:widowControl/>
+                              <w:spacing w:line="200" w:lineRule="exact"/>
+                              <w:jc w:val="left"/>
+                              <w:rPr>
+                                <w:rFonts w:ascii="Times New Roman" w:eastAsia="等线" w:hAnsi="Times New Roman" w:cs="Times New Roman"/>
+                                <w:color w:val="000000"/>
+                                <w:kern w:val="0"/>
+                                <w:szCs w:val="16"/>
+                              </w:rPr>
+                            </w:pPr>
+                            <w:r>
+                              <w:rPr>
+                                <w:rFonts w:ascii="Times New Roman" w:eastAsia="等线" w:hAnsi="Times New Roman" w:cs="Times New Roman"/>
+                                <w:color w:val="000000"/>
+                                <w:kern w:val="0"/>
+                                <w:szCs w:val="16"/>
+                              </w:rPr>
+                              <w:t>主机发送数据给从机</w:t>
+                            </w:r>
+                          </w:p>
+                        </w:tc>
+                      </w:tr>
+                      <w:tr>
+                        <w:trPr>
+                          <w:trHeight w:val="89"/>
+                        </w:trPr>
+                        <w:tc>
+                          <w:tcPr>
+                            <w:tcW w:w="1199" w:type="dxa"/>
+                            <w:tcBorders>
+                              <w:top w:val="nil"/>
+                              <w:left w:val="single" w:sz="8" w:space="0" w:color="auto"/>
+                              <w:bottom w:val="single" w:sz="4" w:space="0" w:color="auto"/>
+                              <w:right w:val="single" w:sz="8" w:space="0" w:color="auto"/>
+                            </w:tcBorders>
+                            <w:shd w:val="clear" w:color="auto" w:fill="auto"/>
+                            <w:noWrap/>
+                            <w:vAlign w:val="center"/>
+                            <w:hideMark/>
+                          </w:tcPr>
+                          <w:p>
+                            <w:pPr>
+                              <w:widowControl/>
+                              <w:spacing w:line="200" w:lineRule="exact"/>
+                              <w:jc w:val="left"/>
+                              <w:rPr>
+                                <w:rFonts w:ascii="Times New Roman" w:eastAsia="等线" w:hAnsi="Times New Roman" w:cs="Times New Roman"/>
+                                <w:color w:val="000000"/>
+                                <w:kern w:val="0"/>
+                                <w:szCs w:val="16"/>
+                              </w:rPr>
+                            </w:pPr>
+                            <w:r>
+                              <w:rPr>
+                                <w:rFonts w:ascii="Times New Roman" w:eastAsia="等线" w:hAnsi="Times New Roman" w:cs="Times New Roman"/>
+                                <w:color w:val="000000"/>
+                                <w:kern w:val="0"/>
+                                <w:szCs w:val="16"/>
+                              </w:rPr>
+                              <w:t>MISO</w:t>
+                            </w:r>
+                          </w:p>
+                        </w:tc>
+                        <w:tc>
+                          <w:tcPr>
+                            <w:tcW w:w="2052" w:type="dxa"/>
+                            <w:tcBorders>
+                              <w:top w:val="nil"/>
+                              <w:left w:val="nil"/>
+                              <w:bottom w:val="single" w:sz="4" w:space="0" w:color="auto"/>
+                              <w:right w:val="single" w:sz="8" w:space="0" w:color="auto"/>
+                            </w:tcBorders>
+                            <w:shd w:val="clear" w:color="auto" w:fill="auto"/>
+                            <w:noWrap/>
+                            <w:vAlign w:val="center"/>
+                            <w:hideMark/>
+                          </w:tcPr>
+                          <w:p>
+                            <w:pPr>
+                              <w:widowControl/>
+                              <w:spacing w:line="200" w:lineRule="exact"/>
+                              <w:jc w:val="left"/>
+                              <w:rPr>
+                                <w:rFonts w:ascii="Times New Roman" w:eastAsia="等线" w:hAnsi="Times New Roman" w:cs="Times New Roman"/>
+                                <w:color w:val="000000"/>
+                                <w:kern w:val="0"/>
+                                <w:szCs w:val="16"/>
+                              </w:rPr>
+                            </w:pPr>
+                            <w:r>
+                              <w:rPr>
+                                <w:rFonts w:ascii="Times New Roman" w:eastAsia="等线" w:hAnsi="Times New Roman" w:cs="Times New Roman"/>
+                                <w:color w:val="000000"/>
+                                <w:kern w:val="0"/>
+                                <w:szCs w:val="16"/>
+                              </w:rPr>
+                              <w:t>从机输出</w:t>
+                            </w:r>
+                            <w:r>
+                              <w:rPr>
+                                <w:rFonts w:ascii="Times New Roman" w:eastAsia="等线" w:hAnsi="Times New Roman" w:cs="Times New Roman"/>
+                                <w:color w:val="000000"/>
+                                <w:kern w:val="0"/>
+                                <w:szCs w:val="16"/>
+                              </w:rPr>
+                              <w:t>/</w:t>
+                            </w:r>
+                            <w:r>
+                              <w:rPr>
+                                <w:rFonts w:ascii="Times New Roman" w:eastAsia="等线" w:hAnsi="Times New Roman" w:cs="Times New Roman"/>
+                                <w:color w:val="000000"/>
+                                <w:kern w:val="0"/>
+                                <w:szCs w:val="16"/>
+                              </w:rPr>
+                              <w:t>主机输入</w:t>
+                            </w:r>
+                          </w:p>
+                        </w:tc>
+                        <w:tc>
+                          <w:tcPr>
+                            <w:tcW w:w="1984" w:type="dxa"/>
+                            <w:tcBorders>
+                              <w:top w:val="nil"/>
+                              <w:left w:val="nil"/>
+                              <w:bottom w:val="single" w:sz="4" w:space="0" w:color="auto"/>
+                              <w:right w:val="single" w:sz="8" w:space="0" w:color="auto"/>
+                            </w:tcBorders>
+                            <w:shd w:val="clear" w:color="auto" w:fill="auto"/>
+                            <w:noWrap/>
+                            <w:vAlign w:val="center"/>
+                            <w:hideMark/>
+                          </w:tcPr>
+                          <w:p>
+                            <w:pPr>
+                              <w:widowControl/>
+                              <w:spacing w:line="200" w:lineRule="exact"/>
+                              <w:jc w:val="left"/>
+                              <w:rPr>
+                                <w:rFonts w:ascii="Times New Roman" w:eastAsia="等线" w:hAnsi="Times New Roman" w:cs="Times New Roman"/>
+                                <w:color w:val="000000"/>
+                                <w:kern w:val="0"/>
+                                <w:szCs w:val="16"/>
+                              </w:rPr>
+                            </w:pPr>
+                            <w:r>
+                              <w:rPr>
+                                <w:rFonts w:ascii="Times New Roman" w:eastAsia="等线" w:hAnsi="Times New Roman" w:cs="Times New Roman"/>
+                                <w:color w:val="000000"/>
+                                <w:kern w:val="0"/>
+                                <w:szCs w:val="16"/>
+                              </w:rPr>
+                              <w:t>主机接收从机返回的数据</w:t>
+                            </w:r>
+                          </w:p>
+                        </w:tc>
+                      </w:tr>
+                      <w:tr>
+                        <w:trPr>
+                          <w:trHeight w:val="117"/>
+                        </w:trPr>
+                        <w:tc>
+                          <w:tcPr>
+                            <w:tcW w:w="1199" w:type="dxa"/>
+                            <w:tcBorders>
+                              <w:top w:val="nil"/>
+                              <w:left w:val="single" w:sz="8" w:space="0" w:color="auto"/>
+                              <w:bottom w:val="single" w:sz="8" w:space="0" w:color="auto"/>
+                              <w:right w:val="single" w:sz="8" w:space="0" w:color="auto"/>
+                            </w:tcBorders>
+                            <w:shd w:val="clear" w:color="auto" w:fill="auto"/>
+                            <w:noWrap/>
+                            <w:vAlign w:val="center"/>
+                            <w:hideMark/>
+                          </w:tcPr>
+                          <w:p>
+                            <w:pPr>
+                              <w:widowControl/>
+                              <w:spacing w:line="200" w:lineRule="exact"/>
+                              <w:jc w:val="left"/>
+                              <w:rPr>
+                                <w:rFonts w:ascii="Times New Roman" w:eastAsia="等线" w:hAnsi="Times New Roman" w:cs="Times New Roman"/>
+                                <w:color w:val="000000"/>
+                                <w:kern w:val="0"/>
+                                <w:szCs w:val="16"/>
+                              </w:rPr>
+                            </w:pPr>
+                            <w:r>
+                              <w:rPr>
+                                <w:rFonts w:ascii="Times New Roman" w:eastAsia="等线" w:hAnsi="Times New Roman" w:cs="Times New Roman"/>
+                                <w:color w:val="000000"/>
+                                <w:kern w:val="0"/>
+                                <w:szCs w:val="16"/>
+                              </w:rPr>
+                              <w:t>CS (</w:t>
+                            </w:r>
+                            <w:r>
+                              <w:rPr>
+                                <w:rFonts w:ascii="Times New Roman" w:eastAsia="等线" w:hAnsi="Times New Roman" w:cs="Times New Roman"/>
+                                <w:color w:val="000000"/>
+                                <w:kern w:val="0"/>
+                                <w:szCs w:val="16"/>
+                              </w:rPr>
+                              <w:t>有多个</w:t>
+                            </w:r>
+                            <w:r>
+                              <w:rPr>
+                                <w:rFonts w:ascii="Times New Roman" w:eastAsia="等线" w:hAnsi="Times New Roman" w:cs="Times New Roman"/>
+                                <w:color w:val="000000"/>
+                                <w:kern w:val="0"/>
+                                <w:szCs w:val="16"/>
+                              </w:rPr>
+                              <w:t>)</w:t>
+                            </w:r>
+                          </w:p>
+                        </w:tc>
+                        <w:tc>
+                          <w:tcPr>
+                            <w:tcW w:w="2052" w:type="dxa"/>
+                            <w:tcBorders>
+                              <w:top w:val="nil"/>
+                              <w:left w:val="nil"/>
+                              <w:bottom w:val="single" w:sz="8" w:space="0" w:color="auto"/>
+                              <w:right w:val="single" w:sz="8" w:space="0" w:color="auto"/>
+                            </w:tcBorders>
+                            <w:shd w:val="clear" w:color="auto" w:fill="auto"/>
+                            <w:noWrap/>
+                            <w:vAlign w:val="center"/>
+                            <w:hideMark/>
+                          </w:tcPr>
+                          <w:p>
+                            <w:pPr>
+                              <w:widowControl/>
+                              <w:spacing w:line="200" w:lineRule="exact"/>
+                              <w:jc w:val="left"/>
+                              <w:rPr>
+                                <w:rFonts w:ascii="Times New Roman" w:eastAsia="等线" w:hAnsi="Times New Roman" w:cs="Times New Roman"/>
+                                <w:color w:val="000000"/>
+                                <w:kern w:val="0"/>
+                                <w:szCs w:val="16"/>
+                              </w:rPr>
+                            </w:pPr>
+                            <w:r>
+                              <w:rPr>
+                                <w:rFonts w:ascii="Times New Roman" w:eastAsia="等线" w:hAnsi="Times New Roman" w:cs="Times New Roman"/>
+                                <w:color w:val="000000"/>
+                                <w:kern w:val="0"/>
+                                <w:szCs w:val="16"/>
+                              </w:rPr>
+                              <w:t>主机决定与</w:t>
+                            </w:r>
+                            <w:proofErr w:type="gramStart"/>
+                            <w:r>
+                              <w:rPr>
+                                <w:rFonts w:ascii="Times New Roman" w:eastAsia="等线" w:hAnsi="Times New Roman" w:cs="Times New Roman"/>
+                                <w:color w:val="000000"/>
+                                <w:kern w:val="0"/>
+                                <w:szCs w:val="16"/>
+                              </w:rPr>
+                              <w:t>哪个从</w:t>
+                            </w:r>
+                            <w:proofErr w:type="gramEnd"/>
+                            <w:r>
+                              <w:rPr>
+                                <w:rFonts w:ascii="Times New Roman" w:eastAsia="等线" w:hAnsi="Times New Roman" w:cs="Times New Roman"/>
+                                <w:color w:val="000000"/>
+                                <w:kern w:val="0"/>
+                                <w:szCs w:val="16"/>
+                              </w:rPr>
+                              <w:t>机通信</w:t>
+                            </w:r>
+                          </w:p>
+                        </w:tc>
+                        <w:tc>
+                          <w:tcPr>
+                            <w:tcW w:w="1984" w:type="dxa"/>
+                            <w:tcBorders>
+                              <w:top w:val="nil"/>
+                              <w:left w:val="nil"/>
+                              <w:bottom w:val="single" w:sz="8" w:space="0" w:color="auto"/>
+                              <w:right w:val="single" w:sz="8" w:space="0" w:color="auto"/>
+                            </w:tcBorders>
+                            <w:shd w:val="clear" w:color="auto" w:fill="auto"/>
+                            <w:noWrap/>
+                            <w:vAlign w:val="center"/>
+                            <w:hideMark/>
+                          </w:tcPr>
+                          <w:p>
+                            <w:pPr>
+                              <w:widowControl/>
+                              <w:spacing w:line="200" w:lineRule="exact"/>
+                              <w:jc w:val="left"/>
+                              <w:rPr>
+                                <w:rFonts w:ascii="Times New Roman" w:eastAsia="等线" w:hAnsi="Times New Roman" w:cs="Times New Roman"/>
+                                <w:color w:val="000000"/>
+                                <w:kern w:val="0"/>
+                                <w:szCs w:val="16"/>
+                              </w:rPr>
+                            </w:pPr>
+                            <w:r>
+                              <w:rPr>
+                                <w:rFonts w:ascii="Times New Roman" w:eastAsia="等线" w:hAnsi="Times New Roman" w:cs="Times New Roman"/>
+                                <w:color w:val="000000"/>
+                                <w:kern w:val="0"/>
+                                <w:szCs w:val="16"/>
+                              </w:rPr>
+                              <w:t>低电平表示选中</w:t>
+                            </w:r>
+                            <w:proofErr w:type="gramStart"/>
+                            <w:r>
+                              <w:rPr>
+                                <w:rFonts w:ascii="Times New Roman" w:eastAsia="等线" w:hAnsi="Times New Roman" w:cs="Times New Roman"/>
+                                <w:color w:val="000000"/>
+                                <w:kern w:val="0"/>
+                                <w:szCs w:val="16"/>
+                              </w:rPr>
+                              <w:t>哪个从</w:t>
+                            </w:r>
+                            <w:proofErr w:type="gramEnd"/>
+                            <w:r>
+                              <w:rPr>
+                                <w:rFonts w:ascii="Times New Roman" w:eastAsia="等线" w:hAnsi="Times New Roman" w:cs="Times New Roman"/>
+                                <w:color w:val="000000"/>
+                                <w:kern w:val="0"/>
+                                <w:szCs w:val="16"/>
+                              </w:rPr>
+                              <w:t>机</w:t>
+                            </w:r>
+                          </w:p>
+                        </w:tc>
+                      </w:tr>
+                    </w:tbl>
+                    <w:p>
+                      <w:pPr>
+                        <w:rPr>
+                          <w:rFonts w:hint="eastAsia"/>
+                          <w:sz w:val="10"/>
+                          <w:szCs w:val="10"/>
+                        </w:rPr>
+                      </w:pPr>
+                    </w:p>
+                  </w:txbxContent>
+                </v:textbox>
+                <w10:wrap type="square"/>
+              </v:shape>
+            </w:pict>
+          </mc:Fallback>
+        </mc:AlternateContent>
+      </w:r>
+      <w:r>
+        <w:rPr>
+          <w:rFonts w:hint="eastAsia"/>
+          <w:i/>
+          <w:iCs/>
+        </w:rPr>
+        <w:t xml:space="preserve">2. </w:t>
+      </w:r>
+      <w:proofErr w:type="gramStart"/>
+      <w:r>
+        <w:rPr>
+          <w:rFonts w:hint="eastAsia"/>
+          <w:i/>
+          <w:iCs/>
+        </w:rPr>
+        <w:t>4</w:t>
+      </w:r>
+      <w:r>
+        <w:rPr>
+          <w:rFonts w:hint="eastAsia"/>
+        </w:rPr>
+        <w:t xml:space="preserve">  </w:t>
+      </w:r>
+      <w:r>
+        <w:rPr>
+          <w:rFonts w:hint="eastAsia"/>
+        </w:rPr>
+        <w:t>SPI</w:t>
+      </w:r>
+      <w:proofErr w:type="gramEnd"/>
+    </w:p>
+    <w:p>
+      <w:pPr>
+        <w:rPr>
+          <w:rFonts w:asciiTheme="minorEastAsia" w:hAnsiTheme="minorEastAsia" w:hint="eastAsia"/>
+          <w:szCs w:val="16"/>
+        </w:rPr>
+      </w:pPr>
+      <w:r>
+        <w:rPr>
+          <w:rFonts w:asciiTheme="minorEastAsia" w:hAnsiTheme="minorEastAsia" w:hint="eastAsia"/>
+          <w:szCs w:val="16"/>
+        </w:rPr>
+        <w:t xml:space="preserve">SPI是同步全双工通信, </w:t>
+      </w:r>
+      <w:r>
+        <w:rPr>
+          <w:rFonts w:asciiTheme="minorEastAsia" w:hAnsiTheme="minorEastAsia" w:hint="eastAsia"/>
+          <w:szCs w:val="16"/>
+        </w:rPr>
+        <w:t>主机每发送一个 bit 的同时也接收一个 bit</w:t>
+      </w:r>
+      <w:r>
+        <w:rPr>
+          <w:rFonts w:asciiTheme="minorEastAsia" w:hAnsiTheme="minorEastAsia" w:hint="eastAsia"/>
+          <w:szCs w:val="16"/>
+        </w:rPr>
+        <w:t xml:space="preserve"> (</w:t>
+      </w:r>
+      <w:r>
+        <w:rPr>
+          <w:rFonts w:asciiTheme="minorEastAsia" w:hAnsiTheme="minorEastAsia" w:hint="eastAsia"/>
+          <w:szCs w:val="16"/>
+        </w:rPr>
+        <w:t>数据同步交换</w:t>
+      </w:r>
+      <w:r>
+        <w:rPr>
+          <w:rFonts w:asciiTheme="minorEastAsia" w:hAnsiTheme="minorEastAsia" w:hint="eastAsia"/>
+          <w:szCs w:val="16"/>
+        </w:rPr>
+        <w:t>), 从机也是如此</w:t>
+      </w:r>
+    </w:p>
+    <w:p>
+      <w:pPr>
+        <w:rPr>
+          <w:rFonts w:asciiTheme="minorEastAsia" w:hAnsiTheme="minorEastAsia"/>
           <w:szCs w:val="16"/>
         </w:rPr>
       </w:pPr>
@@ -5886,7 +7833,10 @@
     <w:p>
       <w:pPr>
         <w:rPr>
-          <w:rFonts w:asciiTheme="minorEastAsia" w:hAnsiTheme="minorEastAsia" w:hint="eastAsia"/>
+          <w:rFonts w:asciiTheme="minorEastAsia" w:hAnsiTheme="minorEastAsia"/>
+          <w:b/>
+          <w:bCs/>
+          <w:color w:val="47D459" w:themeColor="accent3" w:themeTint="99"/>
           <w:szCs w:val="16"/>
         </w:rPr>
       </w:pPr>
@@ -5894,6 +7844,2362 @@
     <w:p>
       <w:pPr>
         <w:rPr>
+          <w:rFonts w:asciiTheme="minorEastAsia" w:hAnsiTheme="minorEastAsia"/>
+          <w:b/>
+          <w:bCs/>
+          <w:szCs w:val="16"/>
+        </w:rPr>
+      </w:pPr>
+      <w:r>
+        <w:rPr>
+          <w:rFonts w:asciiTheme="minorEastAsia" w:hAnsiTheme="minorEastAsia" w:hint="eastAsia"/>
+          <w:b/>
+          <w:bCs/>
+          <w:color w:val="47D459" w:themeColor="accent3" w:themeTint="99"/>
+          <w:szCs w:val="16"/>
+        </w:rPr>
+        <w:t>SPI的</w:t>
+      </w:r>
+      <w:r>
+        <w:rPr>
+          <w:rFonts w:asciiTheme="minorEastAsia" w:hAnsiTheme="minorEastAsia" w:hint="eastAsia"/>
+          <w:b/>
+          <w:bCs/>
+          <w:color w:val="47D459" w:themeColor="accent3" w:themeTint="99"/>
+          <w:szCs w:val="16"/>
+        </w:rPr>
+        <w:t>每个字节</w:t>
+      </w:r>
+      <w:r>
+        <w:rPr>
+          <w:rFonts w:asciiTheme="minorEastAsia" w:hAnsiTheme="minorEastAsia" w:hint="eastAsia"/>
+          <w:b/>
+          <w:bCs/>
+          <w:color w:val="47D459" w:themeColor="accent3" w:themeTint="99"/>
+          <w:szCs w:val="16"/>
+        </w:rPr>
+        <w:t xml:space="preserve">发送顺序: </w:t>
+      </w:r>
+      <w:r>
+        <w:rPr>
+          <w:rFonts w:asciiTheme="minorEastAsia" w:hAnsiTheme="minorEastAsia" w:hint="eastAsia"/>
+          <w:b/>
+          <w:bCs/>
+          <w:color w:val="47D459" w:themeColor="accent3" w:themeTint="99"/>
+          <w:szCs w:val="16"/>
+        </w:rPr>
+        <w:t>高位→低位</w:t>
+      </w:r>
+      <w:r>
+        <w:rPr>
+          <w:rFonts w:asciiTheme="minorEastAsia" w:hAnsiTheme="minorEastAsia" w:hint="eastAsia"/>
+          <w:b/>
+          <w:bCs/>
+          <w:szCs w:val="16"/>
+        </w:rPr>
+        <w:t xml:space="preserve">  </w:t>
+      </w:r>
+      <w:r>
+        <w:rPr>
+          <w:rFonts w:asciiTheme="minorEastAsia" w:hAnsiTheme="minorEastAsia" w:hint="eastAsia"/>
+          <w:b/>
+          <w:bCs/>
+          <w:szCs w:val="16"/>
+        </w:rPr>
+        <w:t>SPI 的写和读</w:t>
+      </w:r>
+      <w:r>
+        <w:rPr>
+          <w:rFonts w:asciiTheme="minorEastAsia" w:hAnsiTheme="minorEastAsia" w:hint="eastAsia"/>
+          <w:b/>
+          <w:bCs/>
+          <w:szCs w:val="16"/>
+        </w:rPr>
+        <w:t>是同时</w:t>
+      </w:r>
+      <w:r>
+        <w:rPr>
+          <w:rFonts w:asciiTheme="minorEastAsia" w:hAnsiTheme="minorEastAsia" w:hint="eastAsia"/>
+          <w:b/>
+          <w:bCs/>
+          <w:szCs w:val="16"/>
+        </w:rPr>
+        <w:t>的</w:t>
+      </w:r>
+      <w:r>
+        <w:rPr>
+          <w:rFonts w:asciiTheme="minorEastAsia" w:hAnsiTheme="minorEastAsia" w:hint="eastAsia"/>
+          <w:b/>
+          <w:bCs/>
+          <w:szCs w:val="16"/>
+        </w:rPr>
+        <w:t xml:space="preserve"> (</w:t>
+      </w:r>
+      <w:r>
+        <w:rPr>
+          <w:rFonts w:asciiTheme="minorEastAsia" w:hAnsiTheme="minorEastAsia" w:hint="eastAsia"/>
+          <w:b/>
+          <w:bCs/>
+          <w:szCs w:val="16"/>
+        </w:rPr>
+        <w:t>边发边收同频同步进行</w:t>
+      </w:r>
+      <w:r>
+        <w:rPr>
+          <w:rFonts w:asciiTheme="minorEastAsia" w:hAnsiTheme="minorEastAsia" w:hint="eastAsia"/>
+          <w:b/>
+          <w:bCs/>
+          <w:szCs w:val="16"/>
+        </w:rPr>
+        <w:t>)</w:t>
+      </w:r>
+    </w:p>
+    <w:p>
+      <w:pPr>
+        <w:rPr>
+          <w:rFonts w:asciiTheme="minorEastAsia" w:hAnsiTheme="minorEastAsia"/>
+          <w:szCs w:val="16"/>
+        </w:rPr>
+      </w:pPr>
+      <w:r>
+        <w:rPr>
+          <w:rFonts w:asciiTheme="minorEastAsia" w:hAnsiTheme="minorEastAsia" w:hint="eastAsia"/>
+          <w:szCs w:val="16"/>
+        </w:rPr>
+        <w:t>从机或主机在边沿触发</w:t>
+      </w:r>
+      <w:r>
+        <w:rPr>
+          <w:rFonts w:asciiTheme="minorEastAsia" w:hAnsiTheme="minorEastAsia" w:hint="eastAsia"/>
+          <w:szCs w:val="16"/>
+        </w:rPr>
+        <w:t>时</w:t>
+      </w:r>
+      <w:r>
+        <w:rPr>
+          <w:rFonts w:asciiTheme="minorEastAsia" w:hAnsiTheme="minorEastAsia" w:hint="eastAsia"/>
+          <w:szCs w:val="16"/>
+        </w:rPr>
+        <w:t>读取MISO和MOSI的数据</w:t>
+      </w:r>
+      <w:r>
+        <w:rPr>
+          <w:rFonts w:asciiTheme="minorEastAsia" w:hAnsiTheme="minorEastAsia" w:hint="eastAsia"/>
+          <w:szCs w:val="16"/>
+        </w:rPr>
+        <w:t xml:space="preserve">, </w:t>
+      </w:r>
+      <w:r>
+        <w:rPr>
+          <w:rFonts w:asciiTheme="minorEastAsia" w:hAnsiTheme="minorEastAsia" w:hint="eastAsia"/>
+          <w:szCs w:val="16"/>
+        </w:rPr>
+        <w:t>然后再准备下次的数据</w:t>
+      </w:r>
+      <w:r>
+        <w:rPr>
+          <w:rFonts w:asciiTheme="minorEastAsia" w:hAnsiTheme="minorEastAsia" w:hint="eastAsia"/>
+          <w:szCs w:val="16"/>
+        </w:rPr>
+        <w:t xml:space="preserve">, </w:t>
+      </w:r>
+      <w:r>
+        <w:rPr>
+          <w:rFonts w:asciiTheme="minorEastAsia" w:hAnsiTheme="minorEastAsia" w:hint="eastAsia"/>
+          <w:szCs w:val="16"/>
+        </w:rPr>
+        <w:t>通常是在SCK=0期间准备</w:t>
+      </w:r>
+    </w:p>
+    <w:p>
+      <w:pPr>
+        <w:rPr>
+          <w:rFonts w:asciiTheme="minorEastAsia" w:hAnsiTheme="minorEastAsia" w:hint="eastAsia"/>
+          <w:szCs w:val="16"/>
+        </w:rPr>
+      </w:pPr>
+      <w:r>
+        <w:rPr>
+          <w:rFonts w:asciiTheme="minorEastAsia" w:hAnsiTheme="minorEastAsia" w:hint="eastAsia"/>
+          <w:strike/>
+          <w:szCs w:val="16"/>
+        </w:rPr>
+        <w:t>如果</w:t>
+      </w:r>
+      <w:r>
+        <w:rPr>
+          <w:rFonts w:asciiTheme="minorEastAsia" w:hAnsiTheme="minorEastAsia" w:hint="eastAsia"/>
+          <w:strike/>
+          <w:szCs w:val="16"/>
+        </w:rPr>
+        <w:t>在两个触发</w:t>
+      </w:r>
+      <w:proofErr w:type="gramStart"/>
+      <w:r>
+        <w:rPr>
+          <w:rFonts w:asciiTheme="minorEastAsia" w:hAnsiTheme="minorEastAsia" w:hint="eastAsia"/>
+          <w:strike/>
+          <w:szCs w:val="16"/>
+        </w:rPr>
+        <w:t>沿之间</w:t>
+      </w:r>
+      <w:proofErr w:type="gramEnd"/>
+      <w:r>
+        <w:rPr>
+          <w:rFonts w:asciiTheme="minorEastAsia" w:hAnsiTheme="minorEastAsia" w:hint="eastAsia"/>
+          <w:strike/>
+          <w:szCs w:val="16"/>
+        </w:rPr>
+        <w:t>再次采样</w:t>
+      </w:r>
+      <w:r>
+        <w:rPr>
+          <w:rFonts w:asciiTheme="minorEastAsia" w:hAnsiTheme="minorEastAsia" w:hint="eastAsia"/>
+          <w:strike/>
+          <w:szCs w:val="16"/>
+        </w:rPr>
+        <w:t>会是</w:t>
+      </w:r>
+      <w:r>
+        <w:rPr>
+          <w:rFonts w:asciiTheme="minorEastAsia" w:hAnsiTheme="minorEastAsia" w:hint="eastAsia"/>
+          <w:strike/>
+          <w:szCs w:val="16"/>
+        </w:rPr>
+        <w:t>准备期间变化</w:t>
+      </w:r>
+      <w:r>
+        <w:rPr>
+          <w:rFonts w:asciiTheme="minorEastAsia" w:hAnsiTheme="minorEastAsia" w:hint="eastAsia"/>
+          <w:strike/>
+          <w:szCs w:val="16"/>
+        </w:rPr>
+        <w:t>后的结果</w:t>
+      </w:r>
+    </w:p>
+    <w:p>
+      <w:pPr>
+        <w:rPr>
+          <w:rFonts w:asciiTheme="minorEastAsia" w:hAnsiTheme="minorEastAsia" w:hint="eastAsia"/>
+          <w:szCs w:val="16"/>
+        </w:rPr>
+      </w:pPr>
+      <w:r>
+        <w:rPr>
+          <w:rFonts w:asciiTheme="minorEastAsia" w:hAnsiTheme="minorEastAsia"/>
+          <w:noProof/>
+          <w:szCs w:val="16"/>
+        </w:rPr>
+        <mc:AlternateContent>
+          <mc:Choice Requires="wps">
+            <w:drawing>
+              <wp:anchor distT="45720" distB="45720" distL="114300" distR="114300" simplePos="0" relativeHeight="251661312" behindDoc="0" locked="0" layoutInCell="1" allowOverlap="1" wp14:anchorId="5BC6CED9" wp14:editId="63BE5610">
+                <wp:simplePos x="0" y="0"/>
+                <wp:positionH relativeFrom="column">
+                  <wp:posOffset>-94615</wp:posOffset>
+                </wp:positionH>
+                <wp:positionV relativeFrom="paragraph">
+                  <wp:posOffset>203504</wp:posOffset>
+                </wp:positionV>
+                <wp:extent cx="3116580" cy="906145"/>
+                <wp:effectExtent l="0" t="0" r="0" b="0"/>
+                <wp:wrapSquare wrapText="bothSides"/>
+                <wp:docPr id="1473113729" name="文本框 2"/>
+                <wp:cNvGraphicFramePr>
+                  <a:graphicFrameLocks xmlns:a="http://schemas.openxmlformats.org/drawingml/2006/main"/>
+                </wp:cNvGraphicFramePr>
+                <a:graphic xmlns:a="http://schemas.openxmlformats.org/drawingml/2006/main">
+                  <a:graphicData uri="http://schemas.microsoft.com/office/word/2010/wordprocessingShape">
+                    <wps:wsp>
+                      <wps:cNvSpPr txBox="1">
+                        <a:spLocks noChangeArrowheads="1"/>
+                      </wps:cNvSpPr>
+                      <wps:spPr bwMode="auto">
+                        <a:xfrm>
+                          <a:off x="0" y="0"/>
+                          <a:ext cx="3116580" cy="906145"/>
+                        </a:xfrm>
+                        <a:prstGeom prst="rect">
+                          <a:avLst/>
+                        </a:prstGeom>
+                        <a:noFill/>
+                        <a:ln w="9525">
+                          <a:noFill/>
+                          <a:miter lim="800000"/>
+                          <a:headEnd/>
+                          <a:tailEnd/>
+                        </a:ln>
+                      </wps:spPr>
+                      <wps:txbx>
+                        <w:txbxContent>
+                          <w:tbl>
+                            <w:tblPr>
+                              <w:tblW w:w="4668" w:type="dxa"/>
+                              <w:tblLook w:val="04A0" w:firstRow="1" w:lastRow="0" w:firstColumn="1" w:lastColumn="0" w:noHBand="0" w:noVBand="1"/>
+                            </w:tblPr>
+                            <w:tblGrid>
+                              <w:gridCol w:w="557"/>
+                              <w:gridCol w:w="1003"/>
+                              <w:gridCol w:w="1265"/>
+                              <w:gridCol w:w="851"/>
+                              <w:gridCol w:w="992"/>
+                            </w:tblGrid>
+                            <w:tr>
+                              <w:trPr>
+                                <w:trHeight w:val="269"/>
+                              </w:trPr>
+                              <w:tc>
+                                <w:tcPr>
+                                  <w:tcW w:w="557" w:type="dxa"/>
+                                  <w:tcBorders>
+                                    <w:top w:val="single" w:sz="8" w:space="0" w:color="auto"/>
+                                    <w:left w:val="single" w:sz="8" w:space="0" w:color="auto"/>
+                                    <w:bottom w:val="single" w:sz="8" w:space="0" w:color="auto"/>
+                                    <w:right w:val="single" w:sz="8" w:space="0" w:color="auto"/>
+                                  </w:tcBorders>
+                                  <w:shd w:val="clear" w:color="auto" w:fill="auto"/>
+                                  <w:noWrap/>
+                                  <w:vAlign w:val="center"/>
+                                  <w:hideMark/>
+                                </w:tcPr>
+                                <w:p>
+                                  <w:pPr>
+                                    <w:widowControl/>
+                                    <w:spacing w:line="200" w:lineRule="exact"/>
+                                    <w:jc w:val="center"/>
+                                    <w:rPr>
+                                      <w:rFonts w:ascii="Times New Roman" w:eastAsia="等线" w:hAnsi="Times New Roman" w:cs="Times New Roman"/>
+                                      <w:color w:val="000000"/>
+                                      <w:kern w:val="0"/>
+                                      <w:szCs w:val="16"/>
+                                    </w:rPr>
+                                  </w:pPr>
+                                  <w:r>
+                                    <w:rPr>
+                                      <w:rFonts w:ascii="Times New Roman" w:eastAsia="等线" w:hAnsi="Times New Roman" w:cs="Times New Roman"/>
+                                      <w:color w:val="000000"/>
+                                      <w:kern w:val="0"/>
+                                      <w:szCs w:val="16"/>
+                                    </w:rPr>
+                                    <w:t>模式</w:t>
+                                  </w:r>
+                                </w:p>
+                              </w:tc>
+                              <w:tc>
+                                <w:tcPr>
+                                  <w:tcW w:w="1003" w:type="dxa"/>
+                                  <w:tcBorders>
+                                    <w:top w:val="single" w:sz="8" w:space="0" w:color="auto"/>
+                                    <w:left w:val="nil"/>
+                                    <w:bottom w:val="single" w:sz="8" w:space="0" w:color="auto"/>
+                                    <w:right w:val="single" w:sz="8" w:space="0" w:color="auto"/>
+                                  </w:tcBorders>
+                                  <w:shd w:val="clear" w:color="auto" w:fill="auto"/>
+                                  <w:noWrap/>
+                                  <w:vAlign w:val="center"/>
+                                  <w:hideMark/>
+                                </w:tcPr>
+                                <w:p>
+                                  <w:pPr>
+                                    <w:widowControl/>
+                                    <w:spacing w:line="200" w:lineRule="exact"/>
+                                    <w:jc w:val="center"/>
+                                    <w:rPr>
+                                      <w:rFonts w:ascii="Times New Roman" w:eastAsia="等线" w:hAnsi="Times New Roman" w:cs="Times New Roman"/>
+                                      <w:color w:val="000000"/>
+                                      <w:kern w:val="0"/>
+                                      <w:szCs w:val="16"/>
+                                    </w:rPr>
+                                  </w:pPr>
+                                  <w:r>
+                                    <w:rPr>
+                                      <w:rFonts w:ascii="Times New Roman" w:eastAsia="等线" w:hAnsi="Times New Roman" w:cs="Times New Roman"/>
+                                      <w:color w:val="000000"/>
+                                      <w:kern w:val="0"/>
+                                      <w:szCs w:val="16"/>
+                                    </w:rPr>
+                                    <w:t>CPOL</w:t>
+                                  </w:r>
+                                </w:p>
+                              </w:tc>
+                              <w:tc>
+                                <w:tcPr>
+                                  <w:tcW w:w="1265" w:type="dxa"/>
+                                  <w:tcBorders>
+                                    <w:top w:val="single" w:sz="8" w:space="0" w:color="auto"/>
+                                    <w:left w:val="nil"/>
+                                    <w:bottom w:val="single" w:sz="8" w:space="0" w:color="auto"/>
+                                    <w:right w:val="single" w:sz="8" w:space="0" w:color="auto"/>
+                                  </w:tcBorders>
+                                  <w:shd w:val="clear" w:color="auto" w:fill="auto"/>
+                                  <w:noWrap/>
+                                  <w:vAlign w:val="center"/>
+                                  <w:hideMark/>
+                                </w:tcPr>
+                                <w:p>
+                                  <w:pPr>
+                                    <w:widowControl/>
+                                    <w:spacing w:line="200" w:lineRule="exact"/>
+                                    <w:jc w:val="center"/>
+                                    <w:rPr>
+                                      <w:rFonts w:ascii="Times New Roman" w:eastAsia="等线" w:hAnsi="Times New Roman" w:cs="Times New Roman"/>
+                                      <w:color w:val="000000"/>
+                                      <w:kern w:val="0"/>
+                                      <w:szCs w:val="16"/>
+                                    </w:rPr>
+                                  </w:pPr>
+                                  <w:r>
+                                    <w:rPr>
+                                      <w:rFonts w:ascii="Times New Roman" w:eastAsia="等线" w:hAnsi="Times New Roman" w:cs="Times New Roman"/>
+                                      <w:color w:val="000000"/>
+                                      <w:kern w:val="0"/>
+                                      <w:szCs w:val="16"/>
+                                    </w:rPr>
+                                    <w:t>空闲</w:t>
+                                  </w:r>
+                                  <w:r>
+                                    <w:rPr>
+                                      <w:rFonts w:ascii="Times New Roman" w:eastAsia="等线" w:hAnsi="Times New Roman" w:cs="Times New Roman"/>
+                                      <w:color w:val="000000"/>
+                                      <w:kern w:val="0"/>
+                                      <w:szCs w:val="16"/>
+                                    </w:rPr>
+                                    <w:t>SCK</w:t>
+                                  </w:r>
+                                  <w:r>
+                                    <w:rPr>
+                                      <w:rFonts w:ascii="Times New Roman" w:eastAsia="等线" w:hAnsi="Times New Roman" w:cs="Times New Roman"/>
+                                      <w:color w:val="000000"/>
+                                      <w:kern w:val="0"/>
+                                      <w:szCs w:val="16"/>
+                                    </w:rPr>
+                                    <w:t>电平</w:t>
+                                  </w:r>
+                                </w:p>
+                              </w:tc>
+                              <w:tc>
+                                <w:tcPr>
+                                  <w:tcW w:w="851" w:type="dxa"/>
+                                  <w:tcBorders>
+                                    <w:top w:val="single" w:sz="8" w:space="0" w:color="auto"/>
+                                    <w:left w:val="nil"/>
+                                    <w:bottom w:val="single" w:sz="8" w:space="0" w:color="auto"/>
+                                    <w:right w:val="nil"/>
+                                  </w:tcBorders>
+                                  <w:shd w:val="clear" w:color="auto" w:fill="auto"/>
+                                  <w:noWrap/>
+                                  <w:vAlign w:val="center"/>
+                                  <w:hideMark/>
+                                </w:tcPr>
+                                <w:p>
+                                  <w:pPr>
+                                    <w:widowControl/>
+                                    <w:spacing w:line="200" w:lineRule="exact"/>
+                                    <w:jc w:val="center"/>
+                                    <w:rPr>
+                                      <w:rFonts w:ascii="Times New Roman" w:eastAsia="等线" w:hAnsi="Times New Roman" w:cs="Times New Roman"/>
+                                      <w:color w:val="000000"/>
+                                      <w:kern w:val="0"/>
+                                      <w:szCs w:val="16"/>
+                                    </w:rPr>
+                                  </w:pPr>
+                                  <w:r>
+                                    <w:rPr>
+                                      <w:rFonts w:ascii="Times New Roman" w:eastAsia="等线" w:hAnsi="Times New Roman" w:cs="Times New Roman"/>
+                                      <w:color w:val="000000"/>
+                                      <w:kern w:val="0"/>
+                                      <w:szCs w:val="16"/>
+                                    </w:rPr>
+                                    <w:t>CPHA</w:t>
+                                  </w:r>
+                                </w:p>
+                              </w:tc>
+                              <w:tc>
+                                <w:tcPr>
+                                  <w:tcW w:w="992" w:type="dxa"/>
+                                  <w:tcBorders>
+                                    <w:top w:val="single" w:sz="8" w:space="0" w:color="auto"/>
+                                    <w:left w:val="single" w:sz="8" w:space="0" w:color="auto"/>
+                                    <w:bottom w:val="single" w:sz="8" w:space="0" w:color="auto"/>
+                                    <w:right w:val="single" w:sz="8" w:space="0" w:color="auto"/>
+                                  </w:tcBorders>
+                                  <w:shd w:val="clear" w:color="auto" w:fill="auto"/>
+                                  <w:noWrap/>
+                                  <w:vAlign w:val="center"/>
+                                  <w:hideMark/>
+                                </w:tcPr>
+                                <w:p>
+                                  <w:pPr>
+                                    <w:widowControl/>
+                                    <w:spacing w:line="200" w:lineRule="exact"/>
+                                    <w:jc w:val="center"/>
+                                    <w:rPr>
+                                      <w:rFonts w:ascii="Times New Roman" w:eastAsia="等线" w:hAnsi="Times New Roman" w:cs="Times New Roman"/>
+                                      <w:color w:val="000000"/>
+                                      <w:kern w:val="0"/>
+                                      <w:szCs w:val="16"/>
+                                    </w:rPr>
+                                  </w:pPr>
+                                  <w:r>
+                                    <w:rPr>
+                                      <w:rFonts w:ascii="Times New Roman" w:eastAsia="等线" w:hAnsi="Times New Roman" w:cs="Times New Roman"/>
+                                      <w:color w:val="000000"/>
+                                      <w:kern w:val="0"/>
+                                      <w:szCs w:val="16"/>
+                                    </w:rPr>
+                                    <w:t>采样时间</w:t>
+                                  </w:r>
+                                </w:p>
+                              </w:tc>
+                            </w:tr>
+                            <w:tr>
+                              <w:trPr>
+                                <w:trHeight w:val="261"/>
+                              </w:trPr>
+                              <w:tc>
+                                <w:tcPr>
+                                  <w:tcW w:w="557" w:type="dxa"/>
+                                  <w:tcBorders>
+                                    <w:top w:val="nil"/>
+                                    <w:left w:val="single" w:sz="8" w:space="0" w:color="auto"/>
+                                    <w:bottom w:val="single" w:sz="4" w:space="0" w:color="auto"/>
+                                    <w:right w:val="single" w:sz="8" w:space="0" w:color="auto"/>
+                                  </w:tcBorders>
+                                  <w:shd w:val="clear" w:color="auto" w:fill="auto"/>
+                                  <w:noWrap/>
+                                  <w:vAlign w:val="center"/>
+                                  <w:hideMark/>
+                                </w:tcPr>
+                                <w:p>
+                                  <w:pPr>
+                                    <w:widowControl/>
+                                    <w:spacing w:line="200" w:lineRule="exact"/>
+                                    <w:jc w:val="center"/>
+                                    <w:rPr>
+                                      <w:rFonts w:ascii="Times New Roman" w:eastAsia="等线" w:hAnsi="Times New Roman" w:cs="Times New Roman"/>
+                                      <w:color w:val="000000"/>
+                                      <w:kern w:val="0"/>
+                                      <w:szCs w:val="16"/>
+                                    </w:rPr>
+                                  </w:pPr>
+                                  <w:r>
+                                    <w:rPr>
+                                      <w:rFonts w:ascii="Times New Roman" w:eastAsia="等线" w:hAnsi="Times New Roman" w:cs="Times New Roman"/>
+                                      <w:color w:val="000000"/>
+                                      <w:kern w:val="0"/>
+                                      <w:szCs w:val="16"/>
+                                    </w:rPr>
+                                    <w:t>0</w:t>
+                                  </w:r>
+                                </w:p>
+                              </w:tc>
+                              <w:tc>
+                                <w:tcPr>
+                                  <w:tcW w:w="1003" w:type="dxa"/>
+                                  <w:tcBorders>
+                                    <w:top w:val="nil"/>
+                                    <w:left w:val="nil"/>
+                                    <w:bottom w:val="single" w:sz="4" w:space="0" w:color="auto"/>
+                                    <w:right w:val="single" w:sz="8" w:space="0" w:color="auto"/>
+                                  </w:tcBorders>
+                                  <w:shd w:val="clear" w:color="auto" w:fill="auto"/>
+                                  <w:noWrap/>
+                                  <w:vAlign w:val="center"/>
+                                  <w:hideMark/>
+                                </w:tcPr>
+                                <w:p>
+                                  <w:pPr>
+                                    <w:widowControl/>
+                                    <w:spacing w:line="200" w:lineRule="exact"/>
+                                    <w:jc w:val="center"/>
+                                    <w:rPr>
+                                      <w:rFonts w:ascii="Times New Roman" w:eastAsia="等线" w:hAnsi="Times New Roman" w:cs="Times New Roman"/>
+                                      <w:color w:val="000000"/>
+                                      <w:kern w:val="0"/>
+                                      <w:szCs w:val="16"/>
+                                    </w:rPr>
+                                  </w:pPr>
+                                  <w:r>
+                                    <w:rPr>
+                                      <w:rFonts w:ascii="Times New Roman" w:eastAsia="等线" w:hAnsi="Times New Roman" w:cs="Times New Roman"/>
+                                      <w:color w:val="000000"/>
+                                      <w:kern w:val="0"/>
+                                      <w:szCs w:val="16"/>
+                                    </w:rPr>
+                                    <w:t>0</w:t>
+                                  </w:r>
+                                </w:p>
+                              </w:tc>
+                              <w:tc>
+                                <w:tcPr>
+                                  <w:tcW w:w="1265" w:type="dxa"/>
+                                  <w:tcBorders>
+                                    <w:top w:val="nil"/>
+                                    <w:left w:val="nil"/>
+                                    <w:bottom w:val="single" w:sz="4" w:space="0" w:color="auto"/>
+                                    <w:right w:val="single" w:sz="8" w:space="0" w:color="auto"/>
+                                  </w:tcBorders>
+                                  <w:shd w:val="clear" w:color="auto" w:fill="auto"/>
+                                  <w:noWrap/>
+                                  <w:vAlign w:val="center"/>
+                                  <w:hideMark/>
+                                </w:tcPr>
+                                <w:p>
+                                  <w:pPr>
+                                    <w:widowControl/>
+                                    <w:spacing w:line="200" w:lineRule="exact"/>
+                                    <w:jc w:val="center"/>
+                                    <w:rPr>
+                                      <w:rFonts w:ascii="Times New Roman" w:eastAsia="等线" w:hAnsi="Times New Roman" w:cs="Times New Roman"/>
+                                      <w:color w:val="000000"/>
+                                      <w:kern w:val="0"/>
+                                      <w:szCs w:val="16"/>
+                                    </w:rPr>
+                                  </w:pPr>
+                                  <w:r>
+                                    <w:rPr>
+                                      <w:rFonts w:ascii="Times New Roman" w:eastAsia="等线" w:hAnsi="Times New Roman" w:cs="Times New Roman"/>
+                                      <w:color w:val="000000"/>
+                                      <w:kern w:val="0"/>
+                                      <w:szCs w:val="16"/>
+                                    </w:rPr>
+                                    <w:t>低</w:t>
+                                  </w:r>
+                                </w:p>
+                              </w:tc>
+                              <w:tc>
+                                <w:tcPr>
+                                  <w:tcW w:w="851" w:type="dxa"/>
+                                  <w:tcBorders>
+                                    <w:top w:val="nil"/>
+                                    <w:left w:val="nil"/>
+                                    <w:bottom w:val="single" w:sz="4" w:space="0" w:color="auto"/>
+                                    <w:right w:val="nil"/>
+                                  </w:tcBorders>
+                                  <w:shd w:val="clear" w:color="auto" w:fill="auto"/>
+                                  <w:noWrap/>
+                                  <w:vAlign w:val="center"/>
+                                  <w:hideMark/>
+                                </w:tcPr>
+                                <w:p>
+                                  <w:pPr>
+                                    <w:widowControl/>
+                                    <w:spacing w:line="200" w:lineRule="exact"/>
+                                    <w:jc w:val="center"/>
+                                    <w:rPr>
+                                      <w:rFonts w:ascii="Times New Roman" w:eastAsia="等线" w:hAnsi="Times New Roman" w:cs="Times New Roman"/>
+                                      <w:color w:val="000000"/>
+                                      <w:kern w:val="0"/>
+                                      <w:szCs w:val="16"/>
+                                    </w:rPr>
+                                  </w:pPr>
+                                  <w:r>
+                                    <w:rPr>
+                                      <w:rFonts w:ascii="Times New Roman" w:eastAsia="等线" w:hAnsi="Times New Roman" w:cs="Times New Roman"/>
+                                      <w:color w:val="000000"/>
+                                      <w:kern w:val="0"/>
+                                      <w:szCs w:val="16"/>
+                                    </w:rPr>
+                                    <w:t>0</w:t>
+                                  </w:r>
+                                </w:p>
+                              </w:tc>
+                              <w:tc>
+                                <w:tcPr>
+                                  <w:tcW w:w="992" w:type="dxa"/>
+                                  <w:tcBorders>
+                                    <w:top w:val="nil"/>
+                                    <w:left w:val="single" w:sz="8" w:space="0" w:color="auto"/>
+                                    <w:bottom w:val="single" w:sz="4" w:space="0" w:color="auto"/>
+                                    <w:right w:val="single" w:sz="8" w:space="0" w:color="auto"/>
+                                  </w:tcBorders>
+                                  <w:shd w:val="clear" w:color="auto" w:fill="auto"/>
+                                  <w:noWrap/>
+                                  <w:vAlign w:val="center"/>
+                                  <w:hideMark/>
+                                </w:tcPr>
+                                <w:p>
+                                  <w:pPr>
+                                    <w:widowControl/>
+                                    <w:spacing w:line="200" w:lineRule="exact"/>
+                                    <w:jc w:val="center"/>
+                                    <w:rPr>
+                                      <w:rFonts w:ascii="Times New Roman" w:eastAsia="等线" w:hAnsi="Times New Roman" w:cs="Times New Roman"/>
+                                      <w:color w:val="000000"/>
+                                      <w:kern w:val="0"/>
+                                      <w:szCs w:val="16"/>
+                                    </w:rPr>
+                                  </w:pPr>
+                                  <w:r>
+                                    <w:rPr>
+                                      <w:rFonts w:ascii="Times New Roman" w:eastAsia="等线" w:hAnsi="Times New Roman" w:cs="Times New Roman"/>
+                                      <w:color w:val="000000"/>
+                                      <w:kern w:val="0"/>
+                                      <w:szCs w:val="16"/>
+                                    </w:rPr>
+                                    <w:t>上升沿</w:t>
+                                  </w:r>
+                                </w:p>
+                              </w:tc>
+                            </w:tr>
+                            <w:tr>
+                              <w:trPr>
+                                <w:trHeight w:val="261"/>
+                              </w:trPr>
+                              <w:tc>
+                                <w:tcPr>
+                                  <w:tcW w:w="557" w:type="dxa"/>
+                                  <w:tcBorders>
+                                    <w:top w:val="nil"/>
+                                    <w:left w:val="single" w:sz="8" w:space="0" w:color="auto"/>
+                                    <w:bottom w:val="single" w:sz="4" w:space="0" w:color="auto"/>
+                                    <w:right w:val="single" w:sz="8" w:space="0" w:color="auto"/>
+                                  </w:tcBorders>
+                                  <w:shd w:val="clear" w:color="auto" w:fill="auto"/>
+                                  <w:noWrap/>
+                                  <w:vAlign w:val="center"/>
+                                  <w:hideMark/>
+                                </w:tcPr>
+                                <w:p>
+                                  <w:pPr>
+                                    <w:widowControl/>
+                                    <w:spacing w:line="200" w:lineRule="exact"/>
+                                    <w:jc w:val="center"/>
+                                    <w:rPr>
+                                      <w:rFonts w:ascii="Times New Roman" w:eastAsia="等线" w:hAnsi="Times New Roman" w:cs="Times New Roman"/>
+                                      <w:color w:val="000000"/>
+                                      <w:kern w:val="0"/>
+                                      <w:szCs w:val="16"/>
+                                    </w:rPr>
+                                  </w:pPr>
+                                  <w:r>
+                                    <w:rPr>
+                                      <w:rFonts w:ascii="Times New Roman" w:eastAsia="等线" w:hAnsi="Times New Roman" w:cs="Times New Roman"/>
+                                      <w:color w:val="000000"/>
+                                      <w:kern w:val="0"/>
+                                      <w:szCs w:val="16"/>
+                                    </w:rPr>
+                                    <w:t>1</w:t>
+                                  </w:r>
+                                </w:p>
+                              </w:tc>
+                              <w:tc>
+                                <w:tcPr>
+                                  <w:tcW w:w="1003" w:type="dxa"/>
+                                  <w:tcBorders>
+                                    <w:top w:val="nil"/>
+                                    <w:left w:val="nil"/>
+                                    <w:bottom w:val="single" w:sz="4" w:space="0" w:color="auto"/>
+                                    <w:right w:val="single" w:sz="8" w:space="0" w:color="auto"/>
+                                  </w:tcBorders>
+                                  <w:shd w:val="clear" w:color="auto" w:fill="auto"/>
+                                  <w:noWrap/>
+                                  <w:vAlign w:val="center"/>
+                                  <w:hideMark/>
+                                </w:tcPr>
+                                <w:p>
+                                  <w:pPr>
+                                    <w:widowControl/>
+                                    <w:spacing w:line="200" w:lineRule="exact"/>
+                                    <w:jc w:val="center"/>
+                                    <w:rPr>
+                                      <w:rFonts w:ascii="Times New Roman" w:eastAsia="等线" w:hAnsi="Times New Roman" w:cs="Times New Roman"/>
+                                      <w:color w:val="000000"/>
+                                      <w:kern w:val="0"/>
+                                      <w:szCs w:val="16"/>
+                                    </w:rPr>
+                                  </w:pPr>
+                                  <w:r>
+                                    <w:rPr>
+                                      <w:rFonts w:ascii="Times New Roman" w:eastAsia="等线" w:hAnsi="Times New Roman" w:cs="Times New Roman"/>
+                                      <w:color w:val="000000"/>
+                                      <w:kern w:val="0"/>
+                                      <w:szCs w:val="16"/>
+                                    </w:rPr>
+                                    <w:t>0</w:t>
+                                  </w:r>
+                                </w:p>
+                              </w:tc>
+                              <w:tc>
+                                <w:tcPr>
+                                  <w:tcW w:w="1265" w:type="dxa"/>
+                                  <w:tcBorders>
+                                    <w:top w:val="nil"/>
+                                    <w:left w:val="nil"/>
+                                    <w:bottom w:val="single" w:sz="4" w:space="0" w:color="auto"/>
+                                    <w:right w:val="single" w:sz="8" w:space="0" w:color="auto"/>
+                                  </w:tcBorders>
+                                  <w:shd w:val="clear" w:color="auto" w:fill="auto"/>
+                                  <w:noWrap/>
+                                  <w:vAlign w:val="center"/>
+                                  <w:hideMark/>
+                                </w:tcPr>
+                                <w:p>
+                                  <w:pPr>
+                                    <w:widowControl/>
+                                    <w:spacing w:line="200" w:lineRule="exact"/>
+                                    <w:jc w:val="center"/>
+                                    <w:rPr>
+                                      <w:rFonts w:ascii="Times New Roman" w:eastAsia="等线" w:hAnsi="Times New Roman" w:cs="Times New Roman"/>
+                                      <w:color w:val="000000"/>
+                                      <w:kern w:val="0"/>
+                                      <w:szCs w:val="16"/>
+                                    </w:rPr>
+                                  </w:pPr>
+                                  <w:r>
+                                    <w:rPr>
+                                      <w:rFonts w:ascii="Times New Roman" w:eastAsia="等线" w:hAnsi="Times New Roman" w:cs="Times New Roman"/>
+                                      <w:color w:val="000000"/>
+                                      <w:kern w:val="0"/>
+                                      <w:szCs w:val="16"/>
+                                    </w:rPr>
+                                    <w:t>低</w:t>
+                                  </w:r>
+                                </w:p>
+                              </w:tc>
+                              <w:tc>
+                                <w:tcPr>
+                                  <w:tcW w:w="851" w:type="dxa"/>
+                                  <w:tcBorders>
+                                    <w:top w:val="nil"/>
+                                    <w:left w:val="nil"/>
+                                    <w:bottom w:val="single" w:sz="4" w:space="0" w:color="auto"/>
+                                    <w:right w:val="nil"/>
+                                  </w:tcBorders>
+                                  <w:shd w:val="clear" w:color="auto" w:fill="auto"/>
+                                  <w:noWrap/>
+                                  <w:vAlign w:val="center"/>
+                                  <w:hideMark/>
+                                </w:tcPr>
+                                <w:p>
+                                  <w:pPr>
+                                    <w:widowControl/>
+                                    <w:spacing w:line="200" w:lineRule="exact"/>
+                                    <w:jc w:val="center"/>
+                                    <w:rPr>
+                                      <w:rFonts w:ascii="Times New Roman" w:eastAsia="等线" w:hAnsi="Times New Roman" w:cs="Times New Roman"/>
+                                      <w:color w:val="000000"/>
+                                      <w:kern w:val="0"/>
+                                      <w:szCs w:val="16"/>
+                                    </w:rPr>
+                                  </w:pPr>
+                                  <w:r>
+                                    <w:rPr>
+                                      <w:rFonts w:ascii="Times New Roman" w:eastAsia="等线" w:hAnsi="Times New Roman" w:cs="Times New Roman"/>
+                                      <w:color w:val="000000"/>
+                                      <w:kern w:val="0"/>
+                                      <w:szCs w:val="16"/>
+                                    </w:rPr>
+                                    <w:t>1</w:t>
+                                  </w:r>
+                                </w:p>
+                              </w:tc>
+                              <w:tc>
+                                <w:tcPr>
+                                  <w:tcW w:w="992" w:type="dxa"/>
+                                  <w:tcBorders>
+                                    <w:top w:val="nil"/>
+                                    <w:left w:val="single" w:sz="8" w:space="0" w:color="auto"/>
+                                    <w:bottom w:val="single" w:sz="4" w:space="0" w:color="auto"/>
+                                    <w:right w:val="single" w:sz="8" w:space="0" w:color="auto"/>
+                                  </w:tcBorders>
+                                  <w:shd w:val="clear" w:color="auto" w:fill="auto"/>
+                                  <w:noWrap/>
+                                  <w:vAlign w:val="center"/>
+                                  <w:hideMark/>
+                                </w:tcPr>
+                                <w:p>
+                                  <w:pPr>
+                                    <w:widowControl/>
+                                    <w:spacing w:line="200" w:lineRule="exact"/>
+                                    <w:jc w:val="center"/>
+                                    <w:rPr>
+                                      <w:rFonts w:ascii="Times New Roman" w:eastAsia="等线" w:hAnsi="Times New Roman" w:cs="Times New Roman"/>
+                                      <w:color w:val="000000"/>
+                                      <w:kern w:val="0"/>
+                                      <w:szCs w:val="16"/>
+                                    </w:rPr>
+                                  </w:pPr>
+                                  <w:r>
+                                    <w:rPr>
+                                      <w:rFonts w:ascii="Times New Roman" w:eastAsia="等线" w:hAnsi="Times New Roman" w:cs="Times New Roman"/>
+                                      <w:color w:val="000000"/>
+                                      <w:kern w:val="0"/>
+                                      <w:szCs w:val="16"/>
+                                    </w:rPr>
+                                    <w:t>下降沿</w:t>
+                                  </w:r>
+                                </w:p>
+                              </w:tc>
+                            </w:tr>
+                            <w:tr>
+                              <w:trPr>
+                                <w:trHeight w:val="110"/>
+                              </w:trPr>
+                              <w:tc>
+                                <w:tcPr>
+                                  <w:tcW w:w="557" w:type="dxa"/>
+                                  <w:tcBorders>
+                                    <w:top w:val="nil"/>
+                                    <w:left w:val="single" w:sz="8" w:space="0" w:color="auto"/>
+                                    <w:bottom w:val="single" w:sz="4" w:space="0" w:color="auto"/>
+                                    <w:right w:val="single" w:sz="8" w:space="0" w:color="auto"/>
+                                  </w:tcBorders>
+                                  <w:shd w:val="clear" w:color="auto" w:fill="auto"/>
+                                  <w:noWrap/>
+                                  <w:vAlign w:val="center"/>
+                                  <w:hideMark/>
+                                </w:tcPr>
+                                <w:p>
+                                  <w:pPr>
+                                    <w:widowControl/>
+                                    <w:spacing w:line="200" w:lineRule="exact"/>
+                                    <w:jc w:val="center"/>
+                                    <w:rPr>
+                                      <w:rFonts w:ascii="Times New Roman" w:eastAsia="等线" w:hAnsi="Times New Roman" w:cs="Times New Roman"/>
+                                      <w:color w:val="000000"/>
+                                      <w:kern w:val="0"/>
+                                      <w:szCs w:val="16"/>
+                                    </w:rPr>
+                                  </w:pPr>
+                                  <w:r>
+                                    <w:rPr>
+                                      <w:rFonts w:ascii="Times New Roman" w:eastAsia="等线" w:hAnsi="Times New Roman" w:cs="Times New Roman"/>
+                                      <w:color w:val="000000"/>
+                                      <w:kern w:val="0"/>
+                                      <w:szCs w:val="16"/>
+                                    </w:rPr>
+                                    <w:t>2</w:t>
+                                  </w:r>
+                                </w:p>
+                              </w:tc>
+                              <w:tc>
+                                <w:tcPr>
+                                  <w:tcW w:w="1003" w:type="dxa"/>
+                                  <w:tcBorders>
+                                    <w:top w:val="nil"/>
+                                    <w:left w:val="nil"/>
+                                    <w:bottom w:val="single" w:sz="4" w:space="0" w:color="auto"/>
+                                    <w:right w:val="single" w:sz="8" w:space="0" w:color="auto"/>
+                                  </w:tcBorders>
+                                  <w:shd w:val="clear" w:color="auto" w:fill="auto"/>
+                                  <w:noWrap/>
+                                  <w:vAlign w:val="center"/>
+                                  <w:hideMark/>
+                                </w:tcPr>
+                                <w:p>
+                                  <w:pPr>
+                                    <w:widowControl/>
+                                    <w:spacing w:line="200" w:lineRule="exact"/>
+                                    <w:jc w:val="center"/>
+                                    <w:rPr>
+                                      <w:rFonts w:ascii="Times New Roman" w:eastAsia="等线" w:hAnsi="Times New Roman" w:cs="Times New Roman"/>
+                                      <w:color w:val="000000"/>
+                                      <w:kern w:val="0"/>
+                                      <w:szCs w:val="16"/>
+                                    </w:rPr>
+                                  </w:pPr>
+                                  <w:r>
+                                    <w:rPr>
+                                      <w:rFonts w:ascii="Times New Roman" w:eastAsia="等线" w:hAnsi="Times New Roman" w:cs="Times New Roman"/>
+                                      <w:color w:val="000000"/>
+                                      <w:kern w:val="0"/>
+                                      <w:szCs w:val="16"/>
+                                    </w:rPr>
+                                    <w:t>1</w:t>
+                                  </w:r>
+                                </w:p>
+                              </w:tc>
+                              <w:tc>
+                                <w:tcPr>
+                                  <w:tcW w:w="1265" w:type="dxa"/>
+                                  <w:tcBorders>
+                                    <w:top w:val="nil"/>
+                                    <w:left w:val="nil"/>
+                                    <w:bottom w:val="single" w:sz="4" w:space="0" w:color="auto"/>
+                                    <w:right w:val="single" w:sz="8" w:space="0" w:color="auto"/>
+                                  </w:tcBorders>
+                                  <w:shd w:val="clear" w:color="auto" w:fill="auto"/>
+                                  <w:noWrap/>
+                                  <w:vAlign w:val="center"/>
+                                  <w:hideMark/>
+                                </w:tcPr>
+                                <w:p>
+                                  <w:pPr>
+                                    <w:widowControl/>
+                                    <w:spacing w:line="200" w:lineRule="exact"/>
+                                    <w:jc w:val="center"/>
+                                    <w:rPr>
+                                      <w:rFonts w:ascii="Times New Roman" w:eastAsia="等线" w:hAnsi="Times New Roman" w:cs="Times New Roman"/>
+                                      <w:color w:val="000000"/>
+                                      <w:kern w:val="0"/>
+                                      <w:szCs w:val="16"/>
+                                    </w:rPr>
+                                  </w:pPr>
+                                  <w:r>
+                                    <w:rPr>
+                                      <w:rFonts w:ascii="Times New Roman" w:eastAsia="等线" w:hAnsi="Times New Roman" w:cs="Times New Roman"/>
+                                      <w:color w:val="000000"/>
+                                      <w:kern w:val="0"/>
+                                      <w:szCs w:val="16"/>
+                                    </w:rPr>
+                                    <w:t>高</w:t>
+                                  </w:r>
+                                </w:p>
+                              </w:tc>
+                              <w:tc>
+                                <w:tcPr>
+                                  <w:tcW w:w="851" w:type="dxa"/>
+                                  <w:tcBorders>
+                                    <w:top w:val="nil"/>
+                                    <w:left w:val="nil"/>
+                                    <w:bottom w:val="single" w:sz="4" w:space="0" w:color="auto"/>
+                                    <w:right w:val="nil"/>
+                                  </w:tcBorders>
+                                  <w:shd w:val="clear" w:color="auto" w:fill="auto"/>
+                                  <w:noWrap/>
+                                  <w:vAlign w:val="center"/>
+                                  <w:hideMark/>
+                                </w:tcPr>
+                                <w:p>
+                                  <w:pPr>
+                                    <w:widowControl/>
+                                    <w:spacing w:line="200" w:lineRule="exact"/>
+                                    <w:jc w:val="center"/>
+                                    <w:rPr>
+                                      <w:rFonts w:ascii="Times New Roman" w:eastAsia="等线" w:hAnsi="Times New Roman" w:cs="Times New Roman"/>
+                                      <w:color w:val="000000"/>
+                                      <w:kern w:val="0"/>
+                                      <w:szCs w:val="16"/>
+                                    </w:rPr>
+                                  </w:pPr>
+                                  <w:r>
+                                    <w:rPr>
+                                      <w:rFonts w:ascii="Times New Roman" w:eastAsia="等线" w:hAnsi="Times New Roman" w:cs="Times New Roman"/>
+                                      <w:color w:val="000000"/>
+                                      <w:kern w:val="0"/>
+                                      <w:szCs w:val="16"/>
+                                    </w:rPr>
+                                    <w:t>0</w:t>
+                                  </w:r>
+                                </w:p>
+                              </w:tc>
+                              <w:tc>
+                                <w:tcPr>
+                                  <w:tcW w:w="992" w:type="dxa"/>
+                                  <w:tcBorders>
+                                    <w:top w:val="nil"/>
+                                    <w:left w:val="single" w:sz="8" w:space="0" w:color="auto"/>
+                                    <w:bottom w:val="single" w:sz="4" w:space="0" w:color="auto"/>
+                                    <w:right w:val="single" w:sz="8" w:space="0" w:color="auto"/>
+                                  </w:tcBorders>
+                                  <w:shd w:val="clear" w:color="auto" w:fill="auto"/>
+                                  <w:noWrap/>
+                                  <w:vAlign w:val="center"/>
+                                  <w:hideMark/>
+                                </w:tcPr>
+                                <w:p>
+                                  <w:pPr>
+                                    <w:widowControl/>
+                                    <w:spacing w:line="200" w:lineRule="exact"/>
+                                    <w:jc w:val="center"/>
+                                    <w:rPr>
+                                      <w:rFonts w:ascii="Times New Roman" w:eastAsia="等线" w:hAnsi="Times New Roman" w:cs="Times New Roman"/>
+                                      <w:color w:val="000000"/>
+                                      <w:kern w:val="0"/>
+                                      <w:szCs w:val="16"/>
+                                    </w:rPr>
+                                  </w:pPr>
+                                  <w:r>
+                                    <w:rPr>
+                                      <w:rFonts w:ascii="Times New Roman" w:eastAsia="等线" w:hAnsi="Times New Roman" w:cs="Times New Roman"/>
+                                      <w:color w:val="000000"/>
+                                      <w:kern w:val="0"/>
+                                      <w:szCs w:val="16"/>
+                                    </w:rPr>
+                                    <w:t>下降沿</w:t>
+                                  </w:r>
+                                </w:p>
+                              </w:tc>
+                            </w:tr>
+                            <w:tr>
+                              <w:trPr>
+                                <w:trHeight w:val="113"/>
+                              </w:trPr>
+                              <w:tc>
+                                <w:tcPr>
+                                  <w:tcW w:w="557" w:type="dxa"/>
+                                  <w:tcBorders>
+                                    <w:top w:val="nil"/>
+                                    <w:left w:val="single" w:sz="8" w:space="0" w:color="auto"/>
+                                    <w:bottom w:val="single" w:sz="8" w:space="0" w:color="auto"/>
+                                    <w:right w:val="single" w:sz="8" w:space="0" w:color="auto"/>
+                                  </w:tcBorders>
+                                  <w:shd w:val="clear" w:color="auto" w:fill="auto"/>
+                                  <w:noWrap/>
+                                  <w:vAlign w:val="center"/>
+                                  <w:hideMark/>
+                                </w:tcPr>
+                                <w:p>
+                                  <w:pPr>
+                                    <w:widowControl/>
+                                    <w:spacing w:line="200" w:lineRule="exact"/>
+                                    <w:jc w:val="center"/>
+                                    <w:rPr>
+                                      <w:rFonts w:ascii="Times New Roman" w:eastAsia="等线" w:hAnsi="Times New Roman" w:cs="Times New Roman"/>
+                                      <w:color w:val="000000"/>
+                                      <w:kern w:val="0"/>
+                                      <w:szCs w:val="16"/>
+                                    </w:rPr>
+                                  </w:pPr>
+                                  <w:r>
+                                    <w:rPr>
+                                      <w:rFonts w:ascii="Times New Roman" w:eastAsia="等线" w:hAnsi="Times New Roman" w:cs="Times New Roman"/>
+                                      <w:color w:val="000000"/>
+                                      <w:kern w:val="0"/>
+                                      <w:szCs w:val="16"/>
+                                    </w:rPr>
+                                    <w:t>3</w:t>
+                                  </w:r>
+                                </w:p>
+                              </w:tc>
+                              <w:tc>
+                                <w:tcPr>
+                                  <w:tcW w:w="1003" w:type="dxa"/>
+                                  <w:tcBorders>
+                                    <w:top w:val="nil"/>
+                                    <w:left w:val="nil"/>
+                                    <w:bottom w:val="single" w:sz="8" w:space="0" w:color="auto"/>
+                                    <w:right w:val="single" w:sz="8" w:space="0" w:color="auto"/>
+                                  </w:tcBorders>
+                                  <w:shd w:val="clear" w:color="auto" w:fill="auto"/>
+                                  <w:noWrap/>
+                                  <w:vAlign w:val="center"/>
+                                  <w:hideMark/>
+                                </w:tcPr>
+                                <w:p>
+                                  <w:pPr>
+                                    <w:widowControl/>
+                                    <w:spacing w:line="200" w:lineRule="exact"/>
+                                    <w:jc w:val="center"/>
+                                    <w:rPr>
+                                      <w:rFonts w:ascii="Times New Roman" w:eastAsia="等线" w:hAnsi="Times New Roman" w:cs="Times New Roman"/>
+                                      <w:color w:val="000000"/>
+                                      <w:kern w:val="0"/>
+                                      <w:szCs w:val="16"/>
+                                    </w:rPr>
+                                  </w:pPr>
+                                  <w:r>
+                                    <w:rPr>
+                                      <w:rFonts w:ascii="Times New Roman" w:eastAsia="等线" w:hAnsi="Times New Roman" w:cs="Times New Roman"/>
+                                      <w:color w:val="000000"/>
+                                      <w:kern w:val="0"/>
+                                      <w:szCs w:val="16"/>
+                                    </w:rPr>
+                                    <w:t>1</w:t>
+                                  </w:r>
+                                </w:p>
+                              </w:tc>
+                              <w:tc>
+                                <w:tcPr>
+                                  <w:tcW w:w="1265" w:type="dxa"/>
+                                  <w:tcBorders>
+                                    <w:top w:val="nil"/>
+                                    <w:left w:val="nil"/>
+                                    <w:bottom w:val="single" w:sz="8" w:space="0" w:color="auto"/>
+                                    <w:right w:val="single" w:sz="8" w:space="0" w:color="auto"/>
+                                  </w:tcBorders>
+                                  <w:shd w:val="clear" w:color="auto" w:fill="auto"/>
+                                  <w:noWrap/>
+                                  <w:vAlign w:val="center"/>
+                                  <w:hideMark/>
+                                </w:tcPr>
+                                <w:p>
+                                  <w:pPr>
+                                    <w:widowControl/>
+                                    <w:spacing w:line="200" w:lineRule="exact"/>
+                                    <w:jc w:val="center"/>
+                                    <w:rPr>
+                                      <w:rFonts w:ascii="Times New Roman" w:eastAsia="等线" w:hAnsi="Times New Roman" w:cs="Times New Roman"/>
+                                      <w:color w:val="000000"/>
+                                      <w:kern w:val="0"/>
+                                      <w:szCs w:val="16"/>
+                                    </w:rPr>
+                                  </w:pPr>
+                                  <w:r>
+                                    <w:rPr>
+                                      <w:rFonts w:ascii="Times New Roman" w:eastAsia="等线" w:hAnsi="Times New Roman" w:cs="Times New Roman"/>
+                                      <w:color w:val="000000"/>
+                                      <w:kern w:val="0"/>
+                                      <w:szCs w:val="16"/>
+                                    </w:rPr>
+                                    <w:t>高</w:t>
+                                  </w:r>
+                                </w:p>
+                              </w:tc>
+                              <w:tc>
+                                <w:tcPr>
+                                  <w:tcW w:w="851" w:type="dxa"/>
+                                  <w:tcBorders>
+                                    <w:top w:val="nil"/>
+                                    <w:left w:val="nil"/>
+                                    <w:bottom w:val="single" w:sz="8" w:space="0" w:color="auto"/>
+                                    <w:right w:val="nil"/>
+                                  </w:tcBorders>
+                                  <w:shd w:val="clear" w:color="auto" w:fill="auto"/>
+                                  <w:noWrap/>
+                                  <w:vAlign w:val="center"/>
+                                  <w:hideMark/>
+                                </w:tcPr>
+                                <w:p>
+                                  <w:pPr>
+                                    <w:widowControl/>
+                                    <w:spacing w:line="200" w:lineRule="exact"/>
+                                    <w:jc w:val="center"/>
+                                    <w:rPr>
+                                      <w:rFonts w:ascii="Times New Roman" w:eastAsia="等线" w:hAnsi="Times New Roman" w:cs="Times New Roman"/>
+                                      <w:color w:val="000000"/>
+                                      <w:kern w:val="0"/>
+                                      <w:szCs w:val="16"/>
+                                    </w:rPr>
+                                  </w:pPr>
+                                  <w:r>
+                                    <w:rPr>
+                                      <w:rFonts w:ascii="Times New Roman" w:eastAsia="等线" w:hAnsi="Times New Roman" w:cs="Times New Roman"/>
+                                      <w:color w:val="000000"/>
+                                      <w:kern w:val="0"/>
+                                      <w:szCs w:val="16"/>
+                                    </w:rPr>
+                                    <w:t>1</w:t>
+                                  </w:r>
+                                </w:p>
+                              </w:tc>
+                              <w:tc>
+                                <w:tcPr>
+                                  <w:tcW w:w="992" w:type="dxa"/>
+                                  <w:tcBorders>
+                                    <w:top w:val="nil"/>
+                                    <w:left w:val="single" w:sz="8" w:space="0" w:color="auto"/>
+                                    <w:bottom w:val="single" w:sz="8" w:space="0" w:color="auto"/>
+                                    <w:right w:val="single" w:sz="8" w:space="0" w:color="auto"/>
+                                  </w:tcBorders>
+                                  <w:shd w:val="clear" w:color="auto" w:fill="auto"/>
+                                  <w:noWrap/>
+                                  <w:vAlign w:val="center"/>
+                                  <w:hideMark/>
+                                </w:tcPr>
+                                <w:p>
+                                  <w:pPr>
+                                    <w:widowControl/>
+                                    <w:spacing w:line="200" w:lineRule="exact"/>
+                                    <w:jc w:val="center"/>
+                                    <w:rPr>
+                                      <w:rFonts w:ascii="Times New Roman" w:eastAsia="等线" w:hAnsi="Times New Roman" w:cs="Times New Roman"/>
+                                      <w:color w:val="000000"/>
+                                      <w:kern w:val="0"/>
+                                      <w:szCs w:val="16"/>
+                                    </w:rPr>
+                                  </w:pPr>
+                                  <w:r>
+                                    <w:rPr>
+                                      <w:rFonts w:ascii="Times New Roman" w:eastAsia="等线" w:hAnsi="Times New Roman" w:cs="Times New Roman"/>
+                                      <w:color w:val="000000"/>
+                                      <w:kern w:val="0"/>
+                                      <w:szCs w:val="16"/>
+                                    </w:rPr>
+                                    <w:t>上升沿</w:t>
+                                  </w:r>
+                                </w:p>
+                              </w:tc>
+                            </w:tr>
+                          </w:tbl>
+                          <w:p>
+                            <w:pPr>
+                              <w:rPr>
+                                <w:rFonts w:hint="eastAsia"/>
+                              </w:rPr>
+                            </w:pPr>
+                          </w:p>
+                        </w:txbxContent>
+                      </wps:txbx>
+                      <wps:bodyPr rot="0" vert="horz" wrap="square" lIns="91440" tIns="45720" rIns="91440" bIns="45720" anchor="t" anchorCtr="0">
+                        <a:noAutofit/>
+                      </wps:bodyPr>
+                    </wps:wsp>
+                  </a:graphicData>
+                </a:graphic>
+                <wp14:sizeRelH relativeFrom="margin">
+                  <wp14:pctWidth>0</wp14:pctWidth>
+                </wp14:sizeRelH>
+                <wp14:sizeRelV relativeFrom="margin">
+                  <wp14:pctHeight>0</wp14:pctHeight>
+                </wp14:sizeRelV>
+              </wp:anchor>
+            </w:drawing>
+          </mc:Choice>
+          <mc:Fallback>
+            <w:pict>
+              <v:shape w14:anchorId="5BC6CED9" id="_x0000_s1028" type="#_x0000_t202" style="position:absolute;left:0;text-align:left;margin-left:-7.45pt;margin-top:16pt;width:245.4pt;height:71.35pt;z-index:251661312;visibility:visible;mso-wrap-style:square;mso-width-percent:0;mso-height-percent:0;mso-wrap-distance-left:9pt;mso-wrap-distance-top:3.6pt;mso-wrap-distance-right:9pt;mso-wrap-distance-bottom:3.6pt;mso-position-horizontal:absolute;mso-position-horizontal-relative:text;mso-position-vertical:absolute;mso-position-vertical-relative:text;mso-width-percent:0;mso-height-percent:0;mso-width-relative:margin;mso-height-relative:margin;v-text-anchor:top" o:gfxdata="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" filled="f" stroked="f">
+                <v:textbox>
+                  <w:txbxContent>
+                    <w:tbl>
+                      <w:tblPr>
+                        <w:tblW w:w="4668" w:type="dxa"/>
+                        <w:tblLook w:val="04A0" w:firstRow="1" w:lastRow="0" w:firstColumn="1" w:lastColumn="0" w:noHBand="0" w:noVBand="1"/>
+                      </w:tblPr>
+                      <w:tblGrid>
+                        <w:gridCol w:w="557"/>
+                        <w:gridCol w:w="1003"/>
+                        <w:gridCol w:w="1265"/>
+                        <w:gridCol w:w="851"/>
+                        <w:gridCol w:w="992"/>
+                      </w:tblGrid>
+                      <w:tr>
+                        <w:trPr>
+                          <w:trHeight w:val="269"/>
+                        </w:trPr>
+                        <w:tc>
+                          <w:tcPr>
+                            <w:tcW w:w="557" w:type="dxa"/>
+                            <w:tcBorders>
+                              <w:top w:val="single" w:sz="8" w:space="0" w:color="auto"/>
+                              <w:left w:val="single" w:sz="8" w:space="0" w:color="auto"/>
+                              <w:bottom w:val="single" w:sz="8" w:space="0" w:color="auto"/>
+                              <w:right w:val="single" w:sz="8" w:space="0" w:color="auto"/>
+                            </w:tcBorders>
+                            <w:shd w:val="clear" w:color="auto" w:fill="auto"/>
+                            <w:noWrap/>
+                            <w:vAlign w:val="center"/>
+                            <w:hideMark/>
+                          </w:tcPr>
+                          <w:p>
+                            <w:pPr>
+                              <w:widowControl/>
+                              <w:spacing w:line="200" w:lineRule="exact"/>
+                              <w:jc w:val="center"/>
+                              <w:rPr>
+                                <w:rFonts w:ascii="Times New Roman" w:eastAsia="等线" w:hAnsi="Times New Roman" w:cs="Times New Roman"/>
+                                <w:color w:val="000000"/>
+                                <w:kern w:val="0"/>
+                                <w:szCs w:val="16"/>
+                              </w:rPr>
+                            </w:pPr>
+                            <w:r>
+                              <w:rPr>
+                                <w:rFonts w:ascii="Times New Roman" w:eastAsia="等线" w:hAnsi="Times New Roman" w:cs="Times New Roman"/>
+                                <w:color w:val="000000"/>
+                                <w:kern w:val="0"/>
+                                <w:szCs w:val="16"/>
+                              </w:rPr>
+                              <w:t>模式</w:t>
+                            </w:r>
+                          </w:p>
+                        </w:tc>
+                        <w:tc>
+                          <w:tcPr>
+                            <w:tcW w:w="1003" w:type="dxa"/>
+                            <w:tcBorders>
+                              <w:top w:val="single" w:sz="8" w:space="0" w:color="auto"/>
+                              <w:left w:val="nil"/>
+                              <w:bottom w:val="single" w:sz="8" w:space="0" w:color="auto"/>
+                              <w:right w:val="single" w:sz="8" w:space="0" w:color="auto"/>
+                            </w:tcBorders>
+                            <w:shd w:val="clear" w:color="auto" w:fill="auto"/>
+                            <w:noWrap/>
+                            <w:vAlign w:val="center"/>
+                            <w:hideMark/>
+                          </w:tcPr>
+                          <w:p>
+                            <w:pPr>
+                              <w:widowControl/>
+                              <w:spacing w:line="200" w:lineRule="exact"/>
+                              <w:jc w:val="center"/>
+                              <w:rPr>
+                                <w:rFonts w:ascii="Times New Roman" w:eastAsia="等线" w:hAnsi="Times New Roman" w:cs="Times New Roman"/>
+                                <w:color w:val="000000"/>
+                                <w:kern w:val="0"/>
+                                <w:szCs w:val="16"/>
+                              </w:rPr>
+                            </w:pPr>
+                            <w:r>
+                              <w:rPr>
+                                <w:rFonts w:ascii="Times New Roman" w:eastAsia="等线" w:hAnsi="Times New Roman" w:cs="Times New Roman"/>
+                                <w:color w:val="000000"/>
+                                <w:kern w:val="0"/>
+                                <w:szCs w:val="16"/>
+                              </w:rPr>
+                              <w:t>CPOL</w:t>
+                            </w:r>
+                          </w:p>
+                        </w:tc>
+                        <w:tc>
+                          <w:tcPr>
+                            <w:tcW w:w="1265" w:type="dxa"/>
+                            <w:tcBorders>
+                              <w:top w:val="single" w:sz="8" w:space="0" w:color="auto"/>
+                              <w:left w:val="nil"/>
+                              <w:bottom w:val="single" w:sz="8" w:space="0" w:color="auto"/>
+                              <w:right w:val="single" w:sz="8" w:space="0" w:color="auto"/>
+                            </w:tcBorders>
+                            <w:shd w:val="clear" w:color="auto" w:fill="auto"/>
+                            <w:noWrap/>
+                            <w:vAlign w:val="center"/>
+                            <w:hideMark/>
+                          </w:tcPr>
+                          <w:p>
+                            <w:pPr>
+                              <w:widowControl/>
+                              <w:spacing w:line="200" w:lineRule="exact"/>
+                              <w:jc w:val="center"/>
+                              <w:rPr>
+                                <w:rFonts w:ascii="Times New Roman" w:eastAsia="等线" w:hAnsi="Times New Roman" w:cs="Times New Roman"/>
+                                <w:color w:val="000000"/>
+                                <w:kern w:val="0"/>
+                                <w:szCs w:val="16"/>
+                              </w:rPr>
+                            </w:pPr>
+                            <w:r>
+                              <w:rPr>
+                                <w:rFonts w:ascii="Times New Roman" w:eastAsia="等线" w:hAnsi="Times New Roman" w:cs="Times New Roman"/>
+                                <w:color w:val="000000"/>
+                                <w:kern w:val="0"/>
+                                <w:szCs w:val="16"/>
+                              </w:rPr>
+                              <w:t>空闲</w:t>
+                            </w:r>
+                            <w:r>
+                              <w:rPr>
+                                <w:rFonts w:ascii="Times New Roman" w:eastAsia="等线" w:hAnsi="Times New Roman" w:cs="Times New Roman"/>
+                                <w:color w:val="000000"/>
+                                <w:kern w:val="0"/>
+                                <w:szCs w:val="16"/>
+                              </w:rPr>
+                              <w:t>SCK</w:t>
+                            </w:r>
+                            <w:r>
+                              <w:rPr>
+                                <w:rFonts w:ascii="Times New Roman" w:eastAsia="等线" w:hAnsi="Times New Roman" w:cs="Times New Roman"/>
+                                <w:color w:val="000000"/>
+                                <w:kern w:val="0"/>
+                                <w:szCs w:val="16"/>
+                              </w:rPr>
+                              <w:t>电平</w:t>
+                            </w:r>
+                          </w:p>
+                        </w:tc>
+                        <w:tc>
+                          <w:tcPr>
+                            <w:tcW w:w="851" w:type="dxa"/>
+                            <w:tcBorders>
+                              <w:top w:val="single" w:sz="8" w:space="0" w:color="auto"/>
+                              <w:left w:val="nil"/>
+                              <w:bottom w:val="single" w:sz="8" w:space="0" w:color="auto"/>
+                              <w:right w:val="nil"/>
+                            </w:tcBorders>
+                            <w:shd w:val="clear" w:color="auto" w:fill="auto"/>
+                            <w:noWrap/>
+                            <w:vAlign w:val="center"/>
+                            <w:hideMark/>
+                          </w:tcPr>
+                          <w:p>
+                            <w:pPr>
+                              <w:widowControl/>
+                              <w:spacing w:line="200" w:lineRule="exact"/>
+                              <w:jc w:val="center"/>
+                              <w:rPr>
+                                <w:rFonts w:ascii="Times New Roman" w:eastAsia="等线" w:hAnsi="Times New Roman" w:cs="Times New Roman"/>
+                                <w:color w:val="000000"/>
+                                <w:kern w:val="0"/>
+                                <w:szCs w:val="16"/>
+                              </w:rPr>
+                            </w:pPr>
+                            <w:r>
+                              <w:rPr>
+                                <w:rFonts w:ascii="Times New Roman" w:eastAsia="等线" w:hAnsi="Times New Roman" w:cs="Times New Roman"/>
+                                <w:color w:val="000000"/>
+                                <w:kern w:val="0"/>
+                                <w:szCs w:val="16"/>
+                              </w:rPr>
+                              <w:t>CPHA</w:t>
+                            </w:r>
+                          </w:p>
+                        </w:tc>
+                        <w:tc>
+                          <w:tcPr>
+                            <w:tcW w:w="992" w:type="dxa"/>
+                            <w:tcBorders>
+                              <w:top w:val="single" w:sz="8" w:space="0" w:color="auto"/>
+                              <w:left w:val="single" w:sz="8" w:space="0" w:color="auto"/>
+                              <w:bottom w:val="single" w:sz="8" w:space="0" w:color="auto"/>
+                              <w:right w:val="single" w:sz="8" w:space="0" w:color="auto"/>
+                            </w:tcBorders>
+                            <w:shd w:val="clear" w:color="auto" w:fill="auto"/>
+                            <w:noWrap/>
+                            <w:vAlign w:val="center"/>
+                            <w:hideMark/>
+                          </w:tcPr>
+                          <w:p>
+                            <w:pPr>
+                              <w:widowControl/>
+                              <w:spacing w:line="200" w:lineRule="exact"/>
+                              <w:jc w:val="center"/>
+                              <w:rPr>
+                                <w:rFonts w:ascii="Times New Roman" w:eastAsia="等线" w:hAnsi="Times New Roman" w:cs="Times New Roman"/>
+                                <w:color w:val="000000"/>
+                                <w:kern w:val="0"/>
+                                <w:szCs w:val="16"/>
+                              </w:rPr>
+                            </w:pPr>
+                            <w:r>
+                              <w:rPr>
+                                <w:rFonts w:ascii="Times New Roman" w:eastAsia="等线" w:hAnsi="Times New Roman" w:cs="Times New Roman"/>
+                                <w:color w:val="000000"/>
+                                <w:kern w:val="0"/>
+                                <w:szCs w:val="16"/>
+                              </w:rPr>
+                              <w:t>采样时间</w:t>
+                            </w:r>
+                          </w:p>
+                        </w:tc>
+                      </w:tr>
+                      <w:tr>
+                        <w:trPr>
+                          <w:trHeight w:val="261"/>
+                        </w:trPr>
+                        <w:tc>
+                          <w:tcPr>
+                            <w:tcW w:w="557" w:type="dxa"/>
+                            <w:tcBorders>
+                              <w:top w:val="nil"/>
+                              <w:left w:val="single" w:sz="8" w:space="0" w:color="auto"/>
+                              <w:bottom w:val="single" w:sz="4" w:space="0" w:color="auto"/>
+                              <w:right w:val="single" w:sz="8" w:space="0" w:color="auto"/>
+                            </w:tcBorders>
+                            <w:shd w:val="clear" w:color="auto" w:fill="auto"/>
+                            <w:noWrap/>
+                            <w:vAlign w:val="center"/>
+                            <w:hideMark/>
+                          </w:tcPr>
+                          <w:p>
+                            <w:pPr>
+                              <w:widowControl/>
+                              <w:spacing w:line="200" w:lineRule="exact"/>
+                              <w:jc w:val="center"/>
+                              <w:rPr>
+                                <w:rFonts w:ascii="Times New Roman" w:eastAsia="等线" w:hAnsi="Times New Roman" w:cs="Times New Roman"/>
+                                <w:color w:val="000000"/>
+                                <w:kern w:val="0"/>
+                                <w:szCs w:val="16"/>
+                              </w:rPr>
+                            </w:pPr>
+                            <w:r>
+                              <w:rPr>
+                                <w:rFonts w:ascii="Times New Roman" w:eastAsia="等线" w:hAnsi="Times New Roman" w:cs="Times New Roman"/>
+                                <w:color w:val="000000"/>
+                                <w:kern w:val="0"/>
+                                <w:szCs w:val="16"/>
+                              </w:rPr>
+                              <w:t>0</w:t>
+                            </w:r>
+                          </w:p>
+                        </w:tc>
+                        <w:tc>
+                          <w:tcPr>
+                            <w:tcW w:w="1003" w:type="dxa"/>
+                            <w:tcBorders>
+                              <w:top w:val="nil"/>
+                              <w:left w:val="nil"/>
+                              <w:bottom w:val="single" w:sz="4" w:space="0" w:color="auto"/>
+                              <w:right w:val="single" w:sz="8" w:space="0" w:color="auto"/>
+                            </w:tcBorders>
+                            <w:shd w:val="clear" w:color="auto" w:fill="auto"/>
+                            <w:noWrap/>
+                            <w:vAlign w:val="center"/>
+                            <w:hideMark/>
+                          </w:tcPr>
+                          <w:p>
+                            <w:pPr>
+                              <w:widowControl/>
+                              <w:spacing w:line="200" w:lineRule="exact"/>
+                              <w:jc w:val="center"/>
+                              <w:rPr>
+                                <w:rFonts w:ascii="Times New Roman" w:eastAsia="等线" w:hAnsi="Times New Roman" w:cs="Times New Roman"/>
+                                <w:color w:val="000000"/>
+                                <w:kern w:val="0"/>
+                                <w:szCs w:val="16"/>
+                              </w:rPr>
+                            </w:pPr>
+                            <w:r>
+                              <w:rPr>
+                                <w:rFonts w:ascii="Times New Roman" w:eastAsia="等线" w:hAnsi="Times New Roman" w:cs="Times New Roman"/>
+                                <w:color w:val="000000"/>
+                                <w:kern w:val="0"/>
+                                <w:szCs w:val="16"/>
+                              </w:rPr>
+                              <w:t>0</w:t>
+                            </w:r>
+                          </w:p>
+                        </w:tc>
+                        <w:tc>
+                          <w:tcPr>
+                            <w:tcW w:w="1265" w:type="dxa"/>
+                            <w:tcBorders>
+                              <w:top w:val="nil"/>
+                              <w:left w:val="nil"/>
+                              <w:bottom w:val="single" w:sz="4" w:space="0" w:color="auto"/>
+                              <w:right w:val="single" w:sz="8" w:space="0" w:color="auto"/>
+                            </w:tcBorders>
+                            <w:shd w:val="clear" w:color="auto" w:fill="auto"/>
+                            <w:noWrap/>
+                            <w:vAlign w:val="center"/>
+                            <w:hideMark/>
+                          </w:tcPr>
+                          <w:p>
+                            <w:pPr>
+                              <w:widowControl/>
+                              <w:spacing w:line="200" w:lineRule="exact"/>
+                              <w:jc w:val="center"/>
+                              <w:rPr>
+                                <w:rFonts w:ascii="Times New Roman" w:eastAsia="等线" w:hAnsi="Times New Roman" w:cs="Times New Roman"/>
+                                <w:color w:val="000000"/>
+                                <w:kern w:val="0"/>
+                                <w:szCs w:val="16"/>
+                              </w:rPr>
+                            </w:pPr>
+                            <w:r>
+                              <w:rPr>
+                                <w:rFonts w:ascii="Times New Roman" w:eastAsia="等线" w:hAnsi="Times New Roman" w:cs="Times New Roman"/>
+                                <w:color w:val="000000"/>
+                                <w:kern w:val="0"/>
+                                <w:szCs w:val="16"/>
+                              </w:rPr>
+                              <w:t>低</w:t>
+                            </w:r>
+                          </w:p>
+                        </w:tc>
+                        <w:tc>
+                          <w:tcPr>
+                            <w:tcW w:w="851" w:type="dxa"/>
+                            <w:tcBorders>
+                              <w:top w:val="nil"/>
+                              <w:left w:val="nil"/>
+                              <w:bottom w:val="single" w:sz="4" w:space="0" w:color="auto"/>
+                              <w:right w:val="nil"/>
+                            </w:tcBorders>
+                            <w:shd w:val="clear" w:color="auto" w:fill="auto"/>
+                            <w:noWrap/>
+                            <w:vAlign w:val="center"/>
+                            <w:hideMark/>
+                          </w:tcPr>
+                          <w:p>
+                            <w:pPr>
+                              <w:widowControl/>
+                              <w:spacing w:line="200" w:lineRule="exact"/>
+                              <w:jc w:val="center"/>
+                              <w:rPr>
+                                <w:rFonts w:ascii="Times New Roman" w:eastAsia="等线" w:hAnsi="Times New Roman" w:cs="Times New Roman"/>
+                                <w:color w:val="000000"/>
+                                <w:kern w:val="0"/>
+                                <w:szCs w:val="16"/>
+                              </w:rPr>
+                            </w:pPr>
+                            <w:r>
+                              <w:rPr>
+                                <w:rFonts w:ascii="Times New Roman" w:eastAsia="等线" w:hAnsi="Times New Roman" w:cs="Times New Roman"/>
+                                <w:color w:val="000000"/>
+                                <w:kern w:val="0"/>
+                                <w:szCs w:val="16"/>
+                              </w:rPr>
+                              <w:t>0</w:t>
+                            </w:r>
+                          </w:p>
+                        </w:tc>
+                        <w:tc>
+                          <w:tcPr>
+                            <w:tcW w:w="992" w:type="dxa"/>
+                            <w:tcBorders>
+                              <w:top w:val="nil"/>
+                              <w:left w:val="single" w:sz="8" w:space="0" w:color="auto"/>
+                              <w:bottom w:val="single" w:sz="4" w:space="0" w:color="auto"/>
+                              <w:right w:val="single" w:sz="8" w:space="0" w:color="auto"/>
+                            </w:tcBorders>
+                            <w:shd w:val="clear" w:color="auto" w:fill="auto"/>
+                            <w:noWrap/>
+                            <w:vAlign w:val="center"/>
+                            <w:hideMark/>
+                          </w:tcPr>
+                          <w:p>
+                            <w:pPr>
+                              <w:widowControl/>
+                              <w:spacing w:line="200" w:lineRule="exact"/>
+                              <w:jc w:val="center"/>
+                              <w:rPr>
+                                <w:rFonts w:ascii="Times New Roman" w:eastAsia="等线" w:hAnsi="Times New Roman" w:cs="Times New Roman"/>
+                                <w:color w:val="000000"/>
+                                <w:kern w:val="0"/>
+                                <w:szCs w:val="16"/>
+                              </w:rPr>
+                            </w:pPr>
+                            <w:r>
+                              <w:rPr>
+                                <w:rFonts w:ascii="Times New Roman" w:eastAsia="等线" w:hAnsi="Times New Roman" w:cs="Times New Roman"/>
+                                <w:color w:val="000000"/>
+                                <w:kern w:val="0"/>
+                                <w:szCs w:val="16"/>
+                              </w:rPr>
+                              <w:t>上升沿</w:t>
+                            </w:r>
+                          </w:p>
+                        </w:tc>
+                      </w:tr>
+                      <w:tr>
+                        <w:trPr>
+                          <w:trHeight w:val="261"/>
+                        </w:trPr>
+                        <w:tc>
+                          <w:tcPr>
+                            <w:tcW w:w="557" w:type="dxa"/>
+                            <w:tcBorders>
+                              <w:top w:val="nil"/>
+                              <w:left w:val="single" w:sz="8" w:space="0" w:color="auto"/>
+                              <w:bottom w:val="single" w:sz="4" w:space="0" w:color="auto"/>
+                              <w:right w:val="single" w:sz="8" w:space="0" w:color="auto"/>
+                            </w:tcBorders>
+                            <w:shd w:val="clear" w:color="auto" w:fill="auto"/>
+                            <w:noWrap/>
+                            <w:vAlign w:val="center"/>
+                            <w:hideMark/>
+                          </w:tcPr>
+                          <w:p>
+                            <w:pPr>
+                              <w:widowControl/>
+                              <w:spacing w:line="200" w:lineRule="exact"/>
+                              <w:jc w:val="center"/>
+                              <w:rPr>
+                                <w:rFonts w:ascii="Times New Roman" w:eastAsia="等线" w:hAnsi="Times New Roman" w:cs="Times New Roman"/>
+                                <w:color w:val="000000"/>
+                                <w:kern w:val="0"/>
+                                <w:szCs w:val="16"/>
+                              </w:rPr>
+                            </w:pPr>
+                            <w:r>
+                              <w:rPr>
+                                <w:rFonts w:ascii="Times New Roman" w:eastAsia="等线" w:hAnsi="Times New Roman" w:cs="Times New Roman"/>
+                                <w:color w:val="000000"/>
+                                <w:kern w:val="0"/>
+                                <w:szCs w:val="16"/>
+                              </w:rPr>
+                              <w:t>1</w:t>
+                            </w:r>
+                          </w:p>
+                        </w:tc>
+                        <w:tc>
+                          <w:tcPr>
+                            <w:tcW w:w="1003" w:type="dxa"/>
+                            <w:tcBorders>
+                              <w:top w:val="nil"/>
+                              <w:left w:val="nil"/>
+                              <w:bottom w:val="single" w:sz="4" w:space="0" w:color="auto"/>
+                              <w:right w:val="single" w:sz="8" w:space="0" w:color="auto"/>
+                            </w:tcBorders>
+                            <w:shd w:val="clear" w:color="auto" w:fill="auto"/>
+                            <w:noWrap/>
+                            <w:vAlign w:val="center"/>
+                            <w:hideMark/>
+                          </w:tcPr>
+                          <w:p>
+                            <w:pPr>
+                              <w:widowControl/>
+                              <w:spacing w:line="200" w:lineRule="exact"/>
+                              <w:jc w:val="center"/>
+                              <w:rPr>
+                                <w:rFonts w:ascii="Times New Roman" w:eastAsia="等线" w:hAnsi="Times New Roman" w:cs="Times New Roman"/>
+                                <w:color w:val="000000"/>
+                                <w:kern w:val="0"/>
+                                <w:szCs w:val="16"/>
+                              </w:rPr>
+                            </w:pPr>
+                            <w:r>
+                              <w:rPr>
+                                <w:rFonts w:ascii="Times New Roman" w:eastAsia="等线" w:hAnsi="Times New Roman" w:cs="Times New Roman"/>
+                                <w:color w:val="000000"/>
+                                <w:kern w:val="0"/>
+                                <w:szCs w:val="16"/>
+                              </w:rPr>
+                              <w:t>0</w:t>
+                            </w:r>
+                          </w:p>
+                        </w:tc>
+                        <w:tc>
+                          <w:tcPr>
+                            <w:tcW w:w="1265" w:type="dxa"/>
+                            <w:tcBorders>
+                              <w:top w:val="nil"/>
+                              <w:left w:val="nil"/>
+                              <w:bottom w:val="single" w:sz="4" w:space="0" w:color="auto"/>
+                              <w:right w:val="single" w:sz="8" w:space="0" w:color="auto"/>
+                            </w:tcBorders>
+                            <w:shd w:val="clear" w:color="auto" w:fill="auto"/>
+                            <w:noWrap/>
+                            <w:vAlign w:val="center"/>
+                            <w:hideMark/>
+                          </w:tcPr>
+                          <w:p>
+                            <w:pPr>
+                              <w:widowControl/>
+                              <w:spacing w:line="200" w:lineRule="exact"/>
+                              <w:jc w:val="center"/>
+                              <w:rPr>
+                                <w:rFonts w:ascii="Times New Roman" w:eastAsia="等线" w:hAnsi="Times New Roman" w:cs="Times New Roman"/>
+                                <w:color w:val="000000"/>
+                                <w:kern w:val="0"/>
+                                <w:szCs w:val="16"/>
+                              </w:rPr>
+                            </w:pPr>
+                            <w:r>
+                              <w:rPr>
+                                <w:rFonts w:ascii="Times New Roman" w:eastAsia="等线" w:hAnsi="Times New Roman" w:cs="Times New Roman"/>
+                                <w:color w:val="000000"/>
+                                <w:kern w:val="0"/>
+                                <w:szCs w:val="16"/>
+                              </w:rPr>
+                              <w:t>低</w:t>
+                            </w:r>
+                          </w:p>
+                        </w:tc>
+                        <w:tc>
+                          <w:tcPr>
+                            <w:tcW w:w="851" w:type="dxa"/>
+                            <w:tcBorders>
+                              <w:top w:val="nil"/>
+                              <w:left w:val="nil"/>
+                              <w:bottom w:val="single" w:sz="4" w:space="0" w:color="auto"/>
+                              <w:right w:val="nil"/>
+                            </w:tcBorders>
+                            <w:shd w:val="clear" w:color="auto" w:fill="auto"/>
+                            <w:noWrap/>
+                            <w:vAlign w:val="center"/>
+                            <w:hideMark/>
+                          </w:tcPr>
+                          <w:p>
+                            <w:pPr>
+                              <w:widowControl/>
+                              <w:spacing w:line="200" w:lineRule="exact"/>
+                              <w:jc w:val="center"/>
+                              <w:rPr>
+                                <w:rFonts w:ascii="Times New Roman" w:eastAsia="等线" w:hAnsi="Times New Roman" w:cs="Times New Roman"/>
+                                <w:color w:val="000000"/>
+                                <w:kern w:val="0"/>
+                                <w:szCs w:val="16"/>
+                              </w:rPr>
+                            </w:pPr>
+                            <w:r>
+                              <w:rPr>
+                                <w:rFonts w:ascii="Times New Roman" w:eastAsia="等线" w:hAnsi="Times New Roman" w:cs="Times New Roman"/>
+                                <w:color w:val="000000"/>
+                                <w:kern w:val="0"/>
+                                <w:szCs w:val="16"/>
+                              </w:rPr>
+                              <w:t>1</w:t>
+                            </w:r>
+                          </w:p>
+                        </w:tc>
+                        <w:tc>
+                          <w:tcPr>
+                            <w:tcW w:w="992" w:type="dxa"/>
+                            <w:tcBorders>
+                              <w:top w:val="nil"/>
+                              <w:left w:val="single" w:sz="8" w:space="0" w:color="auto"/>
+                              <w:bottom w:val="single" w:sz="4" w:space="0" w:color="auto"/>
+                              <w:right w:val="single" w:sz="8" w:space="0" w:color="auto"/>
+                            </w:tcBorders>
+                            <w:shd w:val="clear" w:color="auto" w:fill="auto"/>
+                            <w:noWrap/>
+                            <w:vAlign w:val="center"/>
+                            <w:hideMark/>
+                          </w:tcPr>
+                          <w:p>
+                            <w:pPr>
+                              <w:widowControl/>
+                              <w:spacing w:line="200" w:lineRule="exact"/>
+                              <w:jc w:val="center"/>
+                              <w:rPr>
+                                <w:rFonts w:ascii="Times New Roman" w:eastAsia="等线" w:hAnsi="Times New Roman" w:cs="Times New Roman"/>
+                                <w:color w:val="000000"/>
+                                <w:kern w:val="0"/>
+                                <w:szCs w:val="16"/>
+                              </w:rPr>
+                            </w:pPr>
+                            <w:r>
+                              <w:rPr>
+                                <w:rFonts w:ascii="Times New Roman" w:eastAsia="等线" w:hAnsi="Times New Roman" w:cs="Times New Roman"/>
+                                <w:color w:val="000000"/>
+                                <w:kern w:val="0"/>
+                                <w:szCs w:val="16"/>
+                              </w:rPr>
+                              <w:t>下降沿</w:t>
+                            </w:r>
+                          </w:p>
+                        </w:tc>
+                      </w:tr>
+                      <w:tr>
+                        <w:trPr>
+                          <w:trHeight w:val="110"/>
+                        </w:trPr>
+                        <w:tc>
+                          <w:tcPr>
+                            <w:tcW w:w="557" w:type="dxa"/>
+                            <w:tcBorders>
+                              <w:top w:val="nil"/>
+                              <w:left w:val="single" w:sz="8" w:space="0" w:color="auto"/>
+                              <w:bottom w:val="single" w:sz="4" w:space="0" w:color="auto"/>
+                              <w:right w:val="single" w:sz="8" w:space="0" w:color="auto"/>
+                            </w:tcBorders>
+                            <w:shd w:val="clear" w:color="auto" w:fill="auto"/>
+                            <w:noWrap/>
+                            <w:vAlign w:val="center"/>
+                            <w:hideMark/>
+                          </w:tcPr>
+                          <w:p>
+                            <w:pPr>
+                              <w:widowControl/>
+                              <w:spacing w:line="200" w:lineRule="exact"/>
+                              <w:jc w:val="center"/>
+                              <w:rPr>
+                                <w:rFonts w:ascii="Times New Roman" w:eastAsia="等线" w:hAnsi="Times New Roman" w:cs="Times New Roman"/>
+                                <w:color w:val="000000"/>
+                                <w:kern w:val="0"/>
+                                <w:szCs w:val="16"/>
+                              </w:rPr>
+                            </w:pPr>
+                            <w:r>
+                              <w:rPr>
+                                <w:rFonts w:ascii="Times New Roman" w:eastAsia="等线" w:hAnsi="Times New Roman" w:cs="Times New Roman"/>
+                                <w:color w:val="000000"/>
+                                <w:kern w:val="0"/>
+                                <w:szCs w:val="16"/>
+                              </w:rPr>
+                              <w:t>2</w:t>
+                            </w:r>
+                          </w:p>
+                        </w:tc>
+                        <w:tc>
+                          <w:tcPr>
+                            <w:tcW w:w="1003" w:type="dxa"/>
+                            <w:tcBorders>
+                              <w:top w:val="nil"/>
+                              <w:left w:val="nil"/>
+                              <w:bottom w:val="single" w:sz="4" w:space="0" w:color="auto"/>
+                              <w:right w:val="single" w:sz="8" w:space="0" w:color="auto"/>
+                            </w:tcBorders>
+                            <w:shd w:val="clear" w:color="auto" w:fill="auto"/>
+                            <w:noWrap/>
+                            <w:vAlign w:val="center"/>
+                            <w:hideMark/>
+                          </w:tcPr>
+                          <w:p>
+                            <w:pPr>
+                              <w:widowControl/>
+                              <w:spacing w:line="200" w:lineRule="exact"/>
+                              <w:jc w:val="center"/>
+                              <w:rPr>
+                                <w:rFonts w:ascii="Times New Roman" w:eastAsia="等线" w:hAnsi="Times New Roman" w:cs="Times New Roman"/>
+                                <w:color w:val="000000"/>
+                                <w:kern w:val="0"/>
+                                <w:szCs w:val="16"/>
+                              </w:rPr>
+                            </w:pPr>
+                            <w:r>
+                              <w:rPr>
+                                <w:rFonts w:ascii="Times New Roman" w:eastAsia="等线" w:hAnsi="Times New Roman" w:cs="Times New Roman"/>
+                                <w:color w:val="000000"/>
+                                <w:kern w:val="0"/>
+                                <w:szCs w:val="16"/>
+                              </w:rPr>
+                              <w:t>1</w:t>
+                            </w:r>
+                          </w:p>
+                        </w:tc>
+                        <w:tc>
+                          <w:tcPr>
+                            <w:tcW w:w="1265" w:type="dxa"/>
+                            <w:tcBorders>
+                              <w:top w:val="nil"/>
+                              <w:left w:val="nil"/>
+                              <w:bottom w:val="single" w:sz="4" w:space="0" w:color="auto"/>
+                              <w:right w:val="single" w:sz="8" w:space="0" w:color="auto"/>
+                            </w:tcBorders>
+                            <w:shd w:val="clear" w:color="auto" w:fill="auto"/>
+                            <w:noWrap/>
+                            <w:vAlign w:val="center"/>
+                            <w:hideMark/>
+                          </w:tcPr>
+                          <w:p>
+                            <w:pPr>
+                              <w:widowControl/>
+                              <w:spacing w:line="200" w:lineRule="exact"/>
+                              <w:jc w:val="center"/>
+                              <w:rPr>
+                                <w:rFonts w:ascii="Times New Roman" w:eastAsia="等线" w:hAnsi="Times New Roman" w:cs="Times New Roman"/>
+                                <w:color w:val="000000"/>
+                                <w:kern w:val="0"/>
+                                <w:szCs w:val="16"/>
+                              </w:rPr>
+                            </w:pPr>
+                            <w:r>
+                              <w:rPr>
+                                <w:rFonts w:ascii="Times New Roman" w:eastAsia="等线" w:hAnsi="Times New Roman" w:cs="Times New Roman"/>
+                                <w:color w:val="000000"/>
+                                <w:kern w:val="0"/>
+                                <w:szCs w:val="16"/>
+                              </w:rPr>
+                              <w:t>高</w:t>
+                            </w:r>
+                          </w:p>
+                        </w:tc>
+                        <w:tc>
+                          <w:tcPr>
+                            <w:tcW w:w="851" w:type="dxa"/>
+                            <w:tcBorders>
+                              <w:top w:val="nil"/>
+                              <w:left w:val="nil"/>
+                              <w:bottom w:val="single" w:sz="4" w:space="0" w:color="auto"/>
+                              <w:right w:val="nil"/>
+                            </w:tcBorders>
+                            <w:shd w:val="clear" w:color="auto" w:fill="auto"/>
+                            <w:noWrap/>
+                            <w:vAlign w:val="center"/>
+                            <w:hideMark/>
+                          </w:tcPr>
+                          <w:p>
+                            <w:pPr>
+                              <w:widowControl/>
+                              <w:spacing w:line="200" w:lineRule="exact"/>
+                              <w:jc w:val="center"/>
+                              <w:rPr>
+                                <w:rFonts w:ascii="Times New Roman" w:eastAsia="等线" w:hAnsi="Times New Roman" w:cs="Times New Roman"/>
+                                <w:color w:val="000000"/>
+                                <w:kern w:val="0"/>
+                                <w:szCs w:val="16"/>
+                              </w:rPr>
+                            </w:pPr>
+                            <w:r>
+                              <w:rPr>
+                                <w:rFonts w:ascii="Times New Roman" w:eastAsia="等线" w:hAnsi="Times New Roman" w:cs="Times New Roman"/>
+                                <w:color w:val="000000"/>
+                                <w:kern w:val="0"/>
+                                <w:szCs w:val="16"/>
+                              </w:rPr>
+                              <w:t>0</w:t>
+                            </w:r>
+                          </w:p>
+                        </w:tc>
+                        <w:tc>
+                          <w:tcPr>
+                            <w:tcW w:w="992" w:type="dxa"/>
+                            <w:tcBorders>
+                              <w:top w:val="nil"/>
+                              <w:left w:val="single" w:sz="8" w:space="0" w:color="auto"/>
+                              <w:bottom w:val="single" w:sz="4" w:space="0" w:color="auto"/>
+                              <w:right w:val="single" w:sz="8" w:space="0" w:color="auto"/>
+                            </w:tcBorders>
+                            <w:shd w:val="clear" w:color="auto" w:fill="auto"/>
+                            <w:noWrap/>
+                            <w:vAlign w:val="center"/>
+                            <w:hideMark/>
+                          </w:tcPr>
+                          <w:p>
+                            <w:pPr>
+                              <w:widowControl/>
+                              <w:spacing w:line="200" w:lineRule="exact"/>
+                              <w:jc w:val="center"/>
+                              <w:rPr>
+                                <w:rFonts w:ascii="Times New Roman" w:eastAsia="等线" w:hAnsi="Times New Roman" w:cs="Times New Roman"/>
+                                <w:color w:val="000000"/>
+                                <w:kern w:val="0"/>
+                                <w:szCs w:val="16"/>
+                              </w:rPr>
+                            </w:pPr>
+                            <w:r>
+                              <w:rPr>
+                                <w:rFonts w:ascii="Times New Roman" w:eastAsia="等线" w:hAnsi="Times New Roman" w:cs="Times New Roman"/>
+                                <w:color w:val="000000"/>
+                                <w:kern w:val="0"/>
+                                <w:szCs w:val="16"/>
+                              </w:rPr>
+                              <w:t>下降沿</w:t>
+                            </w:r>
+                          </w:p>
+                        </w:tc>
+                      </w:tr>
+                      <w:tr>
+                        <w:trPr>
+                          <w:trHeight w:val="113"/>
+                        </w:trPr>
+                        <w:tc>
+                          <w:tcPr>
+                            <w:tcW w:w="557" w:type="dxa"/>
+                            <w:tcBorders>
+                              <w:top w:val="nil"/>
+                              <w:left w:val="single" w:sz="8" w:space="0" w:color="auto"/>
+                              <w:bottom w:val="single" w:sz="8" w:space="0" w:color="auto"/>
+                              <w:right w:val="single" w:sz="8" w:space="0" w:color="auto"/>
+                            </w:tcBorders>
+                            <w:shd w:val="clear" w:color="auto" w:fill="auto"/>
+                            <w:noWrap/>
+                            <w:vAlign w:val="center"/>
+                            <w:hideMark/>
+                          </w:tcPr>
+                          <w:p>
+                            <w:pPr>
+                              <w:widowControl/>
+                              <w:spacing w:line="200" w:lineRule="exact"/>
+                              <w:jc w:val="center"/>
+                              <w:rPr>
+                                <w:rFonts w:ascii="Times New Roman" w:eastAsia="等线" w:hAnsi="Times New Roman" w:cs="Times New Roman"/>
+                                <w:color w:val="000000"/>
+                                <w:kern w:val="0"/>
+                                <w:szCs w:val="16"/>
+                              </w:rPr>
+                            </w:pPr>
+                            <w:r>
+                              <w:rPr>
+                                <w:rFonts w:ascii="Times New Roman" w:eastAsia="等线" w:hAnsi="Times New Roman" w:cs="Times New Roman"/>
+                                <w:color w:val="000000"/>
+                                <w:kern w:val="0"/>
+                                <w:szCs w:val="16"/>
+                              </w:rPr>
+                              <w:t>3</w:t>
+                            </w:r>
+                          </w:p>
+                        </w:tc>
+                        <w:tc>
+                          <w:tcPr>
+                            <w:tcW w:w="1003" w:type="dxa"/>
+                            <w:tcBorders>
+                              <w:top w:val="nil"/>
+                              <w:left w:val="nil"/>
+                              <w:bottom w:val="single" w:sz="8" w:space="0" w:color="auto"/>
+                              <w:right w:val="single" w:sz="8" w:space="0" w:color="auto"/>
+                            </w:tcBorders>
+                            <w:shd w:val="clear" w:color="auto" w:fill="auto"/>
+                            <w:noWrap/>
+                            <w:vAlign w:val="center"/>
+                            <w:hideMark/>
+                          </w:tcPr>
+                          <w:p>
+                            <w:pPr>
+                              <w:widowControl/>
+                              <w:spacing w:line="200" w:lineRule="exact"/>
+                              <w:jc w:val="center"/>
+                              <w:rPr>
+                                <w:rFonts w:ascii="Times New Roman" w:eastAsia="等线" w:hAnsi="Times New Roman" w:cs="Times New Roman"/>
+                                <w:color w:val="000000"/>
+                                <w:kern w:val="0"/>
+                                <w:szCs w:val="16"/>
+                              </w:rPr>
+                            </w:pPr>
+                            <w:r>
+                              <w:rPr>
+                                <w:rFonts w:ascii="Times New Roman" w:eastAsia="等线" w:hAnsi="Times New Roman" w:cs="Times New Roman"/>
+                                <w:color w:val="000000"/>
+                                <w:kern w:val="0"/>
+                                <w:szCs w:val="16"/>
+                              </w:rPr>
+                              <w:t>1</w:t>
+                            </w:r>
+                          </w:p>
+                        </w:tc>
+                        <w:tc>
+                          <w:tcPr>
+                            <w:tcW w:w="1265" w:type="dxa"/>
+                            <w:tcBorders>
+                              <w:top w:val="nil"/>
+                              <w:left w:val="nil"/>
+                              <w:bottom w:val="single" w:sz="8" w:space="0" w:color="auto"/>
+                              <w:right w:val="single" w:sz="8" w:space="0" w:color="auto"/>
+                            </w:tcBorders>
+                            <w:shd w:val="clear" w:color="auto" w:fill="auto"/>
+                            <w:noWrap/>
+                            <w:vAlign w:val="center"/>
+                            <w:hideMark/>
+                          </w:tcPr>
+                          <w:p>
+                            <w:pPr>
+                              <w:widowControl/>
+                              <w:spacing w:line="200" w:lineRule="exact"/>
+                              <w:jc w:val="center"/>
+                              <w:rPr>
+                                <w:rFonts w:ascii="Times New Roman" w:eastAsia="等线" w:hAnsi="Times New Roman" w:cs="Times New Roman"/>
+                                <w:color w:val="000000"/>
+                                <w:kern w:val="0"/>
+                                <w:szCs w:val="16"/>
+                              </w:rPr>
+                            </w:pPr>
+                            <w:r>
+                              <w:rPr>
+                                <w:rFonts w:ascii="Times New Roman" w:eastAsia="等线" w:hAnsi="Times New Roman" w:cs="Times New Roman"/>
+                                <w:color w:val="000000"/>
+                                <w:kern w:val="0"/>
+                                <w:szCs w:val="16"/>
+                              </w:rPr>
+                              <w:t>高</w:t>
+                            </w:r>
+                          </w:p>
+                        </w:tc>
+                        <w:tc>
+                          <w:tcPr>
+                            <w:tcW w:w="851" w:type="dxa"/>
+                            <w:tcBorders>
+                              <w:top w:val="nil"/>
+                              <w:left w:val="nil"/>
+                              <w:bottom w:val="single" w:sz="8" w:space="0" w:color="auto"/>
+                              <w:right w:val="nil"/>
+                            </w:tcBorders>
+                            <w:shd w:val="clear" w:color="auto" w:fill="auto"/>
+                            <w:noWrap/>
+                            <w:vAlign w:val="center"/>
+                            <w:hideMark/>
+                          </w:tcPr>
+                          <w:p>
+                            <w:pPr>
+                              <w:widowControl/>
+                              <w:spacing w:line="200" w:lineRule="exact"/>
+                              <w:jc w:val="center"/>
+                              <w:rPr>
+                                <w:rFonts w:ascii="Times New Roman" w:eastAsia="等线" w:hAnsi="Times New Roman" w:cs="Times New Roman"/>
+                                <w:color w:val="000000"/>
+                                <w:kern w:val="0"/>
+                                <w:szCs w:val="16"/>
+                              </w:rPr>
+                            </w:pPr>
+                            <w:r>
+                              <w:rPr>
+                                <w:rFonts w:ascii="Times New Roman" w:eastAsia="等线" w:hAnsi="Times New Roman" w:cs="Times New Roman"/>
+                                <w:color w:val="000000"/>
+                                <w:kern w:val="0"/>
+                                <w:szCs w:val="16"/>
+                              </w:rPr>
+                              <w:t>1</w:t>
+                            </w:r>
+                          </w:p>
+                        </w:tc>
+                        <w:tc>
+                          <w:tcPr>
+                            <w:tcW w:w="992" w:type="dxa"/>
+                            <w:tcBorders>
+                              <w:top w:val="nil"/>
+                              <w:left w:val="single" w:sz="8" w:space="0" w:color="auto"/>
+                              <w:bottom w:val="single" w:sz="8" w:space="0" w:color="auto"/>
+                              <w:right w:val="single" w:sz="8" w:space="0" w:color="auto"/>
+                            </w:tcBorders>
+                            <w:shd w:val="clear" w:color="auto" w:fill="auto"/>
+                            <w:noWrap/>
+                            <w:vAlign w:val="center"/>
+                            <w:hideMark/>
+                          </w:tcPr>
+                          <w:p>
+                            <w:pPr>
+                              <w:widowControl/>
+                              <w:spacing w:line="200" w:lineRule="exact"/>
+                              <w:jc w:val="center"/>
+                              <w:rPr>
+                                <w:rFonts w:ascii="Times New Roman" w:eastAsia="等线" w:hAnsi="Times New Roman" w:cs="Times New Roman"/>
+                                <w:color w:val="000000"/>
+                                <w:kern w:val="0"/>
+                                <w:szCs w:val="16"/>
+                              </w:rPr>
+                            </w:pPr>
+                            <w:r>
+                              <w:rPr>
+                                <w:rFonts w:ascii="Times New Roman" w:eastAsia="等线" w:hAnsi="Times New Roman" w:cs="Times New Roman"/>
+                                <w:color w:val="000000"/>
+                                <w:kern w:val="0"/>
+                                <w:szCs w:val="16"/>
+                              </w:rPr>
+                              <w:t>上升沿</w:t>
+                            </w:r>
+                          </w:p>
+                        </w:tc>
+                      </w:tr>
+                    </w:tbl>
+                    <w:p>
+                      <w:pPr>
+                        <w:rPr>
+                          <w:rFonts w:hint="eastAsia"/>
+                        </w:rPr>
+                      </w:pPr>
+                    </w:p>
+                  </w:txbxContent>
+                </v:textbox>
+                <w10:wrap type="square"/>
+              </v:shape>
+            </w:pict>
+          </mc:Fallback>
+        </mc:AlternateContent>
+      </w:r>
+    </w:p>
+    <w:p>
+      <w:pPr>
+        <w:rPr>
+          <w:rFonts w:asciiTheme="minorEastAsia" w:hAnsiTheme="minorEastAsia" w:hint="eastAsia"/>
+          <w:szCs w:val="16"/>
+        </w:rPr>
+      </w:pPr>
+      <w:r>
+        <w:rPr>
+          <w:rFonts w:asciiTheme="minorEastAsia" w:hAnsiTheme="minorEastAsia" w:hint="eastAsia"/>
+          <w:szCs w:val="16"/>
+        </w:rPr>
+        <w:t>4种SPI模式</w:t>
+      </w:r>
+      <w:r>
+        <w:rPr>
+          <w:rFonts w:asciiTheme="minorEastAsia" w:hAnsiTheme="minorEastAsia" w:hint="eastAsia"/>
+          <w:szCs w:val="16"/>
+        </w:rPr>
+        <w:t xml:space="preserve"> (</w:t>
+      </w:r>
+      <w:r>
+        <w:rPr>
+          <w:rFonts w:asciiTheme="minorEastAsia" w:hAnsiTheme="minorEastAsia" w:hint="eastAsia"/>
+          <w:szCs w:val="16"/>
+        </w:rPr>
+        <w:t>由CPOL/ CPHA组合而来</w:t>
+      </w:r>
+      <w:r>
+        <w:rPr>
+          <w:rFonts w:asciiTheme="minorEastAsia" w:hAnsiTheme="minorEastAsia" w:hint="eastAsia"/>
+          <w:szCs w:val="16"/>
+        </w:rPr>
+        <w:t>)</w:t>
+      </w:r>
+      <w:r>
+        <w:rPr>
+          <w:rFonts w:asciiTheme="minorEastAsia" w:hAnsiTheme="minorEastAsia" w:hint="eastAsia"/>
+          <w:szCs w:val="16"/>
+        </w:rPr>
+        <w:t xml:space="preserve">是由从机出厂设的  </w:t>
+      </w:r>
+    </w:p>
+    <w:p>
+      <w:pPr>
+        <w:rPr>
+          <w:rFonts w:asciiTheme="minorEastAsia" w:hAnsiTheme="minorEastAsia" w:hint="eastAsia"/>
+          <w:szCs w:val="16"/>
+        </w:rPr>
+      </w:pPr>
+      <w:r>
+        <w:rPr>
+          <w:rFonts w:asciiTheme="minorEastAsia" w:hAnsiTheme="minorEastAsia" w:hint="eastAsia"/>
+          <w:szCs w:val="16"/>
+        </w:rPr>
+        <w:t>主机和从机必须使用相同的 SPI 模式</w:t>
+      </w:r>
+    </w:p>
+    <w:p>
+      <w:pPr>
+        <w:rPr>
           <w:rFonts w:asciiTheme="minorEastAsia" w:hAnsiTheme="minorEastAsia" w:hint="eastAsia"/>
           <w:szCs w:val="16"/>
         </w:rPr>
@@ -5910,7 +10216,10 @@
     <w:p>
       <w:pPr>
         <w:rPr>
-          <w:rFonts w:asciiTheme="minorEastAsia" w:hAnsiTheme="minorEastAsia" w:hint="eastAsia"/>
+          <w:rFonts w:asciiTheme="minorEastAsia" w:hAnsiTheme="minorEastAsia"/>
+          <w:b/>
+          <w:bCs/>
+          <w:color w:val="EE0000"/>
           <w:szCs w:val="16"/>
         </w:rPr>
       </w:pPr>
@@ -5918,6 +10227,2778 @@
     <w:p>
       <w:pPr>
         <w:rPr>
+          <w:rFonts w:asciiTheme="minorEastAsia" w:hAnsiTheme="minorEastAsia"/>
+          <w:szCs w:val="16"/>
+        </w:rPr>
+      </w:pPr>
+      <w:r>
+        <w:rPr>
+          <w:rFonts w:asciiTheme="minorEastAsia" w:hAnsiTheme="minorEastAsia"/>
+          <w:b/>
+          <w:bCs/>
+          <w:noProof/>
+          <w:color w:val="EE0000"/>
+          <w:szCs w:val="16"/>
+        </w:rPr>
+        <mc:AlternateContent>
+          <mc:Choice Requires="wps">
+            <w:drawing>
+              <wp:anchor distT="45720" distB="45720" distL="114300" distR="114300" simplePos="0" relativeHeight="251667456" behindDoc="1" locked="0" layoutInCell="1" allowOverlap="1" wp14:anchorId="70C4C431" wp14:editId="3DEA17AD">
+                <wp:simplePos x="0" y="0"/>
+                <wp:positionH relativeFrom="column">
+                  <wp:posOffset>2044479</wp:posOffset>
+                </wp:positionH>
+                <wp:positionV relativeFrom="paragraph">
+                  <wp:posOffset>169628</wp:posOffset>
+                </wp:positionV>
+                <wp:extent cx="2886324" cy="2902226"/>
+                <wp:effectExtent l="0" t="0" r="0" b="0"/>
+                <wp:wrapNone/>
+                <wp:docPr id="1288194688" name="文本框 2"/>
+                <wp:cNvGraphicFramePr>
+                  <a:graphicFrameLocks xmlns:a="http://schemas.openxmlformats.org/drawingml/2006/main"/>
+                </wp:cNvGraphicFramePr>
+                <a:graphic xmlns:a="http://schemas.openxmlformats.org/drawingml/2006/main">
+                  <a:graphicData uri="http://schemas.microsoft.com/office/word/2010/wordprocessingShape">
+                    <wps:wsp>
+                      <wps:cNvSpPr txBox="1">
+                        <a:spLocks noChangeArrowheads="1"/>
+                      </wps:cNvSpPr>
+                      <wps:spPr bwMode="auto">
+                        <a:xfrm>
+                          <a:off x="0" y="0"/>
+                          <a:ext cx="2886324" cy="2902226"/>
+                        </a:xfrm>
+                        <a:prstGeom prst="rect">
+                          <a:avLst/>
+                        </a:prstGeom>
+                        <a:noFill/>
+                        <a:ln w="9525">
+                          <a:noFill/>
+                          <a:miter lim="800000"/>
+                          <a:headEnd/>
+                          <a:tailEnd/>
+                        </a:ln>
+                      </wps:spPr>
+                      <wps:txbx>
+                        <w:txbxContent>
+                          <w:p>
+                            <w:pPr>
+                              <w:spacing w:line="200" w:lineRule="exact"/>
+                              <w:rPr>
+                                <w:rFonts w:ascii="Times New Roman" w:hAnsi="Times New Roman" w:cs="Times New Roman" w:hint="eastAsia"/>
+                              </w:rPr>
+                            </w:pPr>
+                            <w:r>
+                              <w:rPr>
+                                <w:rFonts w:ascii="Times New Roman" w:hAnsi="Times New Roman" w:cs="Times New Roman" w:hint="eastAsia"/>
+                              </w:rPr>
+                              <w:t xml:space="preserve">unsigned char </w:t>
+                            </w:r>
+                            <w:proofErr w:type="spellStart"/>
+                            <w:r>
+                              <w:rPr>
+                                <w:rFonts w:ascii="Times New Roman" w:hAnsi="Times New Roman" w:cs="Times New Roman" w:hint="eastAsia"/>
+                              </w:rPr>
+                              <w:t>SPI_</w:t>
+                            </w:r>
+                            <w:proofErr w:type="gramStart"/>
+                            <w:r>
+                              <w:rPr>
+                                <w:rFonts w:ascii="Times New Roman" w:hAnsi="Times New Roman" w:cs="Times New Roman" w:hint="eastAsia"/>
+                              </w:rPr>
+                              <w:t>Transfer</w:t>
+                            </w:r>
+                            <w:proofErr w:type="spellEnd"/>
+                            <w:r>
+                              <w:rPr>
+                                <w:rFonts w:ascii="Times New Roman" w:hAnsi="Times New Roman" w:cs="Times New Roman" w:hint="eastAsia"/>
+                              </w:rPr>
+                              <w:t>(</w:t>
+                            </w:r>
+                            <w:proofErr w:type="gramEnd"/>
+                            <w:r>
+                              <w:rPr>
+                                <w:rFonts w:ascii="Times New Roman" w:hAnsi="Times New Roman" w:cs="Times New Roman" w:hint="eastAsia"/>
+                              </w:rPr>
+                              <w:t xml:space="preserve">unsigned char </w:t>
+                            </w:r>
+                            <w:proofErr w:type="spellStart"/>
+                            <w:r>
+                              <w:rPr>
+                                <w:rFonts w:ascii="Times New Roman" w:hAnsi="Times New Roman" w:cs="Times New Roman" w:hint="eastAsia"/>
+                              </w:rPr>
+                              <w:t>data_out</w:t>
+                            </w:r>
+                            <w:proofErr w:type="spellEnd"/>
+                            <w:r>
+                              <w:rPr>
+                                <w:rFonts w:ascii="Times New Roman" w:hAnsi="Times New Roman" w:cs="Times New Roman" w:hint="eastAsia"/>
+                              </w:rPr>
+                              <w:t>)</w:t>
+                            </w:r>
+                          </w:p>
+                          <w:p>
+                            <w:pPr>
+                              <w:spacing w:line="200" w:lineRule="exact"/>
+                              <w:rPr>
+                                <w:rFonts w:ascii="Times New Roman" w:hAnsi="Times New Roman" w:cs="Times New Roman" w:hint="eastAsia"/>
+                              </w:rPr>
+                            </w:pPr>
+                            <w:r>
+                              <w:rPr>
+                                <w:rFonts w:ascii="Times New Roman" w:hAnsi="Times New Roman" w:cs="Times New Roman" w:hint="eastAsia"/>
+                              </w:rPr>
+                              <w:t>{</w:t>
+                            </w:r>
+                          </w:p>
+                          <w:p>
+                            <w:pPr>
+                              <w:spacing w:line="200" w:lineRule="exact"/>
+                              <w:rPr>
+                                <w:rFonts w:ascii="Times New Roman" w:hAnsi="Times New Roman" w:cs="Times New Roman" w:hint="eastAsia"/>
+                              </w:rPr>
+                            </w:pPr>
+                            <w:r>
+                              <w:rPr>
+                                <w:rFonts w:ascii="Times New Roman" w:hAnsi="Times New Roman" w:cs="Times New Roman" w:hint="eastAsia"/>
+                              </w:rPr>
+                              <w:t xml:space="preserve">    unsigned char </w:t>
+                            </w:r>
+                            <w:proofErr w:type="spellStart"/>
+                            <w:r>
+                              <w:rPr>
+                                <w:rFonts w:ascii="Times New Roman" w:hAnsi="Times New Roman" w:cs="Times New Roman" w:hint="eastAsia"/>
+                              </w:rPr>
+                              <w:t>data_in</w:t>
+                            </w:r>
+                            <w:proofErr w:type="spellEnd"/>
+                            <w:r>
+                              <w:rPr>
+                                <w:rFonts w:ascii="Times New Roman" w:hAnsi="Times New Roman" w:cs="Times New Roman" w:hint="eastAsia"/>
+                              </w:rPr>
+                              <w:t xml:space="preserve"> = </w:t>
+                            </w:r>
+                            <w:proofErr w:type="gramStart"/>
+                            <w:r>
+                              <w:rPr>
+                                <w:rFonts w:ascii="Times New Roman" w:hAnsi="Times New Roman" w:cs="Times New Roman" w:hint="eastAsia"/>
+                              </w:rPr>
+                              <w:t>0;</w:t>
+                            </w:r>
+                            <w:proofErr w:type="gramEnd"/>
+                          </w:p>
+                          <w:p>
+                            <w:pPr>
+                              <w:spacing w:line="200" w:lineRule="exact"/>
+                              <w:rPr>
+                                <w:rFonts w:ascii="Times New Roman" w:hAnsi="Times New Roman" w:cs="Times New Roman" w:hint="eastAsia"/>
+                              </w:rPr>
+                            </w:pPr>
+                            <w:r>
+                              <w:rPr>
+                                <w:rFonts w:ascii="Times New Roman" w:hAnsi="Times New Roman" w:cs="Times New Roman" w:hint="eastAsia"/>
+                              </w:rPr>
+                              <w:tab/>
+                            </w:r>
+                          </w:p>
+                          <w:p>
+                            <w:pPr>
+                              <w:spacing w:line="200" w:lineRule="exact"/>
+                              <w:rPr>
+                                <w:rFonts w:ascii="Times New Roman" w:hAnsi="Times New Roman" w:cs="Times New Roman" w:hint="eastAsia"/>
+                              </w:rPr>
+                            </w:pPr>
+                            <w:r>
+                              <w:rPr>
+                                <w:rFonts w:ascii="Times New Roman" w:hAnsi="Times New Roman" w:cs="Times New Roman" w:hint="eastAsia"/>
+                              </w:rPr>
+                              <w:t xml:space="preserve">    for (int </w:t>
+                            </w:r>
+                            <w:proofErr w:type="spellStart"/>
+                            <w:r>
+                              <w:rPr>
+                                <w:rFonts w:ascii="Times New Roman" w:hAnsi="Times New Roman" w:cs="Times New Roman" w:hint="eastAsia"/>
+                              </w:rPr>
+                              <w:t>i</w:t>
+                            </w:r>
+                            <w:proofErr w:type="spellEnd"/>
+                            <w:r>
+                              <w:rPr>
+                                <w:rFonts w:ascii="Times New Roman" w:hAnsi="Times New Roman" w:cs="Times New Roman" w:hint="eastAsia"/>
+                              </w:rPr>
+                              <w:t xml:space="preserve"> = 0; </w:t>
+                            </w:r>
+                            <w:proofErr w:type="spellStart"/>
+                            <w:r>
+                              <w:rPr>
+                                <w:rFonts w:ascii="Times New Roman" w:hAnsi="Times New Roman" w:cs="Times New Roman" w:hint="eastAsia"/>
+                              </w:rPr>
+                              <w:t>i</w:t>
+                            </w:r>
+                            <w:proofErr w:type="spellEnd"/>
+                            <w:r>
+                              <w:rPr>
+                                <w:rFonts w:ascii="Times New Roman" w:hAnsi="Times New Roman" w:cs="Times New Roman" w:hint="eastAsia"/>
+                              </w:rPr>
+                              <w:t xml:space="preserve"> &lt; 8; </w:t>
+                            </w:r>
+                            <w:proofErr w:type="spellStart"/>
+                            <w:r>
+                              <w:rPr>
+                                <w:rFonts w:ascii="Times New Roman" w:hAnsi="Times New Roman" w:cs="Times New Roman" w:hint="eastAsia"/>
+                              </w:rPr>
+                              <w:t>i</w:t>
+                            </w:r>
+                            <w:proofErr w:type="spellEnd"/>
+                            <w:r>
+                              <w:rPr>
+                                <w:rFonts w:ascii="Times New Roman" w:hAnsi="Times New Roman" w:cs="Times New Roman" w:hint="eastAsia"/>
+                              </w:rPr>
+                              <w:t>++) {</w:t>
+                            </w:r>
+                          </w:p>
+                          <w:p>
+                            <w:pPr>
+                              <w:spacing w:line="200" w:lineRule="exact"/>
+                              <w:ind w:firstLineChars="300" w:firstLine="480"/>
+                              <w:rPr>
+                                <w:rFonts w:ascii="Times New Roman" w:hAnsi="Times New Roman" w:cs="Times New Roman" w:hint="eastAsia"/>
+                              </w:rPr>
+                            </w:pPr>
+                            <w:r>
+                              <w:rPr>
+                                <w:rFonts w:ascii="Times New Roman" w:hAnsi="Times New Roman" w:cs="Times New Roman" w:hint="eastAsia"/>
+                              </w:rPr>
+                              <w:t xml:space="preserve">SCK = </w:t>
+                            </w:r>
+                            <w:proofErr w:type="gramStart"/>
+                            <w:r>
+                              <w:rPr>
+                                <w:rFonts w:ascii="Times New Roman" w:hAnsi="Times New Roman" w:cs="Times New Roman" w:hint="eastAsia"/>
+                              </w:rPr>
+                              <w:t>0;</w:t>
+                            </w:r>
+                            <w:proofErr w:type="gramEnd"/>
+                          </w:p>
+                          <w:p>
+                            <w:pPr>
+                              <w:spacing w:line="200" w:lineRule="exact"/>
+                              <w:rPr>
+                                <w:rFonts w:ascii="Times New Roman" w:hAnsi="Times New Roman" w:cs="Times New Roman" w:hint="eastAsia"/>
+                              </w:rPr>
+                            </w:pPr>
+                            <w:r>
+                              <w:rPr>
+                                <w:rFonts w:ascii="Times New Roman" w:hAnsi="Times New Roman" w:cs="Times New Roman" w:hint="eastAsia"/>
+                              </w:rPr>
+                              <w:t xml:space="preserve">     </w:t>
+                            </w:r>
+                            <w:r>
+                              <w:rPr>
+                                <w:rFonts w:ascii="Times New Roman" w:hAnsi="Times New Roman" w:cs="Times New Roman" w:hint="eastAsia"/>
+                              </w:rPr>
+                              <w:t xml:space="preserve"> </w:t>
+                            </w:r>
+                            <w:r>
+                              <w:rPr>
+                                <w:rFonts w:ascii="Times New Roman" w:hAnsi="Times New Roman" w:cs="Times New Roman" w:hint="eastAsia"/>
+                              </w:rPr>
+                              <w:t xml:space="preserve">// </w:t>
+                            </w:r>
+                            <w:r>
+                              <w:rPr>
+                                <w:rFonts w:ascii="Times New Roman" w:hAnsi="Times New Roman" w:cs="Times New Roman" w:hint="eastAsia"/>
+                              </w:rPr>
+                              <w:t>在上升沿前准备</w:t>
+                            </w:r>
+                            <w:r>
+                              <w:rPr>
+                                <w:rFonts w:ascii="Times New Roman" w:hAnsi="Times New Roman" w:cs="Times New Roman" w:hint="eastAsia"/>
+                              </w:rPr>
+                              <w:t xml:space="preserve"> MOSI </w:t>
+                            </w:r>
+                            <w:r>
+                              <w:rPr>
+                                <w:rFonts w:ascii="Times New Roman" w:hAnsi="Times New Roman" w:cs="Times New Roman" w:hint="eastAsia"/>
+                              </w:rPr>
+                              <w:t>数据</w:t>
+                            </w:r>
+                          </w:p>
+                          <w:p>
+                            <w:pPr>
+                              <w:spacing w:line="200" w:lineRule="exact"/>
+                              <w:rPr>
+                                <w:rFonts w:ascii="Times New Roman" w:hAnsi="Times New Roman" w:cs="Times New Roman" w:hint="eastAsia"/>
+                              </w:rPr>
+                            </w:pPr>
+                            <w:r>
+                              <w:rPr>
+                                <w:rFonts w:ascii="Times New Roman" w:hAnsi="Times New Roman" w:cs="Times New Roman" w:hint="eastAsia"/>
+                              </w:rPr>
+                              <w:t xml:space="preserve">     </w:t>
+                            </w:r>
+                            <w:r>
+                              <w:rPr>
+                                <w:rFonts w:ascii="Times New Roman" w:hAnsi="Times New Roman" w:cs="Times New Roman" w:hint="eastAsia"/>
+                              </w:rPr>
+                              <w:t xml:space="preserve"> </w:t>
+                            </w:r>
+                            <w:r>
+                              <w:rPr>
+                                <w:rFonts w:ascii="Times New Roman" w:hAnsi="Times New Roman" w:cs="Times New Roman" w:hint="eastAsia"/>
+                              </w:rPr>
+                              <w:t>MOSI = (</w:t>
+                            </w:r>
+                            <w:proofErr w:type="spellStart"/>
+                            <w:r>
+                              <w:rPr>
+                                <w:rFonts w:ascii="Times New Roman" w:hAnsi="Times New Roman" w:cs="Times New Roman" w:hint="eastAsia"/>
+                              </w:rPr>
+                              <w:t>data_out</w:t>
+                            </w:r>
+                            <w:proofErr w:type="spellEnd"/>
+                            <w:r>
+                              <w:rPr>
+                                <w:rFonts w:ascii="Times New Roman" w:hAnsi="Times New Roman" w:cs="Times New Roman" w:hint="eastAsia"/>
+                              </w:rPr>
+                              <w:t xml:space="preserve"> &amp; 0x80);   // </w:t>
+                            </w:r>
+                            <w:r>
+                              <w:rPr>
+                                <w:rFonts w:ascii="Times New Roman" w:hAnsi="Times New Roman" w:cs="Times New Roman" w:hint="eastAsia"/>
+                              </w:rPr>
+                              <w:t>发送最高位</w:t>
+                            </w:r>
+                          </w:p>
+                          <w:p>
+                            <w:pPr>
+                              <w:spacing w:line="200" w:lineRule="exact"/>
+                              <w:rPr>
+                                <w:rFonts w:ascii="Times New Roman" w:hAnsi="Times New Roman" w:cs="Times New Roman" w:hint="eastAsia"/>
+                              </w:rPr>
+                            </w:pPr>
+                            <w:r>
+                              <w:rPr>
+                                <w:rFonts w:ascii="Times New Roman" w:hAnsi="Times New Roman" w:cs="Times New Roman" w:hint="eastAsia"/>
+                              </w:rPr>
+                              <w:t xml:space="preserve">     </w:t>
+                            </w:r>
+                            <w:r>
+                              <w:rPr>
+                                <w:rFonts w:ascii="Times New Roman" w:hAnsi="Times New Roman" w:cs="Times New Roman" w:hint="eastAsia"/>
+                              </w:rPr>
+                              <w:t xml:space="preserve"> </w:t>
+                            </w:r>
+                            <w:proofErr w:type="spellStart"/>
+                            <w:r>
+                              <w:rPr>
+                                <w:rFonts w:ascii="Times New Roman" w:hAnsi="Times New Roman" w:cs="Times New Roman" w:hint="eastAsia"/>
+                              </w:rPr>
+                              <w:t>data_out</w:t>
+                            </w:r>
+                            <w:proofErr w:type="spellEnd"/>
+                            <w:r>
+                              <w:rPr>
+                                <w:rFonts w:ascii="Times New Roman" w:hAnsi="Times New Roman" w:cs="Times New Roman" w:hint="eastAsia"/>
+                              </w:rPr>
+                              <w:t xml:space="preserve"> &lt;&lt;= </w:t>
+                            </w:r>
+                            <w:proofErr w:type="gramStart"/>
+                            <w:r>
+                              <w:rPr>
+                                <w:rFonts w:ascii="Times New Roman" w:hAnsi="Times New Roman" w:cs="Times New Roman" w:hint="eastAsia"/>
+                              </w:rPr>
+                              <w:t>1;</w:t>
+                            </w:r>
+                            <w:proofErr w:type="gramEnd"/>
+                          </w:p>
+                          <w:p>
+                            <w:pPr>
+                              <w:spacing w:line="200" w:lineRule="exact"/>
+                              <w:rPr>
+                                <w:rFonts w:ascii="Times New Roman" w:hAnsi="Times New Roman" w:cs="Times New Roman" w:hint="eastAsia"/>
+                              </w:rPr>
+                            </w:pPr>
+                            <w:r>
+                              <w:rPr>
+                                <w:rFonts w:ascii="Times New Roman" w:hAnsi="Times New Roman" w:cs="Times New Roman" w:hint="eastAsia"/>
+                              </w:rPr>
+                              <w:tab/>
+                            </w:r>
+                            <w:r>
+                              <w:rPr>
+                                <w:rFonts w:ascii="Times New Roman" w:hAnsi="Times New Roman" w:cs="Times New Roman" w:hint="eastAsia"/>
+                              </w:rPr>
+                              <w:t xml:space="preserve"> </w:t>
+                            </w:r>
+                            <w:proofErr w:type="spellStart"/>
+                            <w:r>
+                              <w:rPr>
+                                <w:rFonts w:ascii="Times New Roman" w:hAnsi="Times New Roman" w:cs="Times New Roman" w:hint="eastAsia"/>
+                              </w:rPr>
+                              <w:t>SPI_</w:t>
+                            </w:r>
+                            <w:proofErr w:type="gramStart"/>
+                            <w:r>
+                              <w:rPr>
+                                <w:rFonts w:ascii="Times New Roman" w:hAnsi="Times New Roman" w:cs="Times New Roman" w:hint="eastAsia"/>
+                              </w:rPr>
+                              <w:t>Delay</w:t>
+                            </w:r>
+                            <w:proofErr w:type="spellEnd"/>
+                            <w:r>
+                              <w:rPr>
+                                <w:rFonts w:ascii="Times New Roman" w:hAnsi="Times New Roman" w:cs="Times New Roman" w:hint="eastAsia"/>
+                              </w:rPr>
+                              <w:t>();</w:t>
+                            </w:r>
+                            <w:proofErr w:type="gramEnd"/>
+                          </w:p>
+                          <w:p>
+                            <w:pPr>
+                              <w:spacing w:line="200" w:lineRule="exact"/>
+                              <w:rPr>
+                                <w:rFonts w:ascii="Times New Roman" w:hAnsi="Times New Roman" w:cs="Times New Roman"/>
+                              </w:rPr>
+                            </w:pPr>
+                            <w:r>
+                              <w:rPr>
+                                <w:rFonts w:ascii="Times New Roman" w:hAnsi="Times New Roman" w:cs="Times New Roman"/>
+                              </w:rPr>
+                              <w:t xml:space="preserve">     </w:t>
+                            </w:r>
+                            <w:r>
+                              <w:rPr>
+                                <w:rFonts w:ascii="Times New Roman" w:hAnsi="Times New Roman" w:cs="Times New Roman" w:hint="eastAsia"/>
+                              </w:rPr>
+                              <w:t xml:space="preserve"> </w:t>
+                            </w:r>
+                            <w:r>
+                              <w:rPr>
+                                <w:rFonts w:ascii="Times New Roman" w:hAnsi="Times New Roman" w:cs="Times New Roman"/>
+                              </w:rPr>
+                              <w:t xml:space="preserve">// </w:t>
+                            </w:r>
+                            <w:r>
+                              <w:rPr>
+                                <w:rFonts w:ascii="Times New Roman" w:hAnsi="Times New Roman" w:cs="Times New Roman"/>
+                              </w:rPr>
+                              <w:t>产生上升沿（</w:t>
+                            </w:r>
+                            <w:r>
+                              <w:rPr>
+                                <w:rFonts w:ascii="Times New Roman" w:hAnsi="Times New Roman" w:cs="Times New Roman"/>
+                              </w:rPr>
+                              <w:t xml:space="preserve">CPHA=0 </w:t>
+                            </w:r>
+                            <w:r>
+                              <w:rPr>
+                                <w:rFonts w:ascii="Cambria Math" w:hAnsi="Cambria Math" w:cs="Cambria Math"/>
+                              </w:rPr>
+                              <w:t>⇒</w:t>
+                            </w:r>
+                            <w:r>
+                              <w:rPr>
+                                <w:rFonts w:ascii="Times New Roman" w:hAnsi="Times New Roman" w:cs="Times New Roman"/>
+                              </w:rPr>
+                              <w:t xml:space="preserve"> </w:t>
+                            </w:r>
+                            <w:r>
+                              <w:rPr>
+                                <w:rFonts w:ascii="Times New Roman" w:hAnsi="Times New Roman" w:cs="Times New Roman"/>
+                              </w:rPr>
+                              <w:t>上升沿采样）</w:t>
+                            </w:r>
+                          </w:p>
+                          <w:p>
+                            <w:pPr>
+                              <w:spacing w:line="200" w:lineRule="exact"/>
+                              <w:rPr>
+                                <w:rFonts w:ascii="Times New Roman" w:hAnsi="Times New Roman" w:cs="Times New Roman" w:hint="eastAsia"/>
+                              </w:rPr>
+                            </w:pPr>
+                            <w:r>
+                              <w:rPr>
+                                <w:rFonts w:ascii="Times New Roman" w:hAnsi="Times New Roman" w:cs="Times New Roman" w:hint="eastAsia"/>
+                              </w:rPr>
+                              <w:t xml:space="preserve">     </w:t>
+                            </w:r>
+                            <w:r>
+                              <w:rPr>
+                                <w:rFonts w:ascii="Times New Roman" w:hAnsi="Times New Roman" w:cs="Times New Roman" w:hint="eastAsia"/>
+                              </w:rPr>
+                              <w:t xml:space="preserve"> </w:t>
+                            </w:r>
+                            <w:r>
+                              <w:rPr>
+                                <w:rFonts w:ascii="Times New Roman" w:hAnsi="Times New Roman" w:cs="Times New Roman" w:hint="eastAsia"/>
+                              </w:rPr>
+                              <w:t xml:space="preserve">SCK = </w:t>
+                            </w:r>
+                            <w:proofErr w:type="gramStart"/>
+                            <w:r>
+                              <w:rPr>
+                                <w:rFonts w:ascii="Times New Roman" w:hAnsi="Times New Roman" w:cs="Times New Roman" w:hint="eastAsia"/>
+                              </w:rPr>
+                              <w:t>1;</w:t>
+                            </w:r>
+                            <w:proofErr w:type="gramEnd"/>
+                          </w:p>
+                          <w:p>
+                            <w:pPr>
+                              <w:spacing w:line="200" w:lineRule="exact"/>
+                              <w:rPr>
+                                <w:rFonts w:ascii="Times New Roman" w:hAnsi="Times New Roman" w:cs="Times New Roman" w:hint="eastAsia"/>
+                              </w:rPr>
+                            </w:pPr>
+                            <w:r>
+                              <w:rPr>
+                                <w:rFonts w:ascii="Times New Roman" w:hAnsi="Times New Roman" w:cs="Times New Roman" w:hint="eastAsia"/>
+                              </w:rPr>
+                              <w:tab/>
+                            </w:r>
+                            <w:r>
+                              <w:rPr>
+                                <w:rFonts w:ascii="Times New Roman" w:hAnsi="Times New Roman" w:cs="Times New Roman" w:hint="eastAsia"/>
+                              </w:rPr>
+                              <w:t xml:space="preserve"> </w:t>
+                            </w:r>
+                            <w:r>
+                              <w:rPr>
+                                <w:rFonts w:ascii="Times New Roman" w:hAnsi="Times New Roman" w:cs="Times New Roman" w:hint="eastAsia"/>
+                              </w:rPr>
+                              <w:t xml:space="preserve">// </w:t>
+                            </w:r>
+                            <w:r>
+                              <w:rPr>
+                                <w:rFonts w:ascii="Times New Roman" w:hAnsi="Times New Roman" w:cs="Times New Roman" w:hint="eastAsia"/>
+                              </w:rPr>
+                              <w:t>上升沿采样</w:t>
+                            </w:r>
+                            <w:r>
+                              <w:rPr>
+                                <w:rFonts w:ascii="Times New Roman" w:hAnsi="Times New Roman" w:cs="Times New Roman" w:hint="eastAsia"/>
+                              </w:rPr>
+                              <w:t xml:space="preserve"> MISO</w:t>
+                            </w:r>
+                            <w:r>
+                              <w:rPr>
+                                <w:rFonts w:ascii="Times New Roman" w:hAnsi="Times New Roman" w:cs="Times New Roman" w:hint="eastAsia"/>
+                              </w:rPr>
+                              <w:t xml:space="preserve"> </w:t>
+                            </w:r>
+                            <w:r>
+                              <w:rPr>
+                                <w:rFonts w:ascii="Times New Roman" w:hAnsi="Times New Roman" w:cs="Times New Roman" w:hint="eastAsia"/>
+                              </w:rPr>
+                              <w:t>同时发送</w:t>
+                            </w:r>
+                            <w:r>
+                              <w:rPr>
+                                <w:rFonts w:ascii="Times New Roman" w:hAnsi="Times New Roman" w:cs="Times New Roman" w:hint="eastAsia"/>
+                              </w:rPr>
+                              <w:t>MOSI</w:t>
+                            </w:r>
+                          </w:p>
+                          <w:p>
+                            <w:pPr>
+                              <w:spacing w:line="200" w:lineRule="exact"/>
+                              <w:rPr>
+                                <w:rFonts w:ascii="Times New Roman" w:hAnsi="Times New Roman" w:cs="Times New Roman" w:hint="eastAsia"/>
+                              </w:rPr>
+                            </w:pPr>
+                            <w:r>
+                              <w:rPr>
+                                <w:rFonts w:ascii="Times New Roman" w:hAnsi="Times New Roman" w:cs="Times New Roman" w:hint="eastAsia"/>
+                              </w:rPr>
+                              <w:t xml:space="preserve">     </w:t>
+                            </w:r>
+                            <w:r>
+                              <w:rPr>
+                                <w:rFonts w:ascii="Times New Roman" w:hAnsi="Times New Roman" w:cs="Times New Roman" w:hint="eastAsia"/>
+                              </w:rPr>
+                              <w:t xml:space="preserve"> </w:t>
+                            </w:r>
+                            <w:proofErr w:type="spellStart"/>
+                            <w:r>
+                              <w:rPr>
+                                <w:rFonts w:ascii="Times New Roman" w:hAnsi="Times New Roman" w:cs="Times New Roman" w:hint="eastAsia"/>
+                              </w:rPr>
+                              <w:t>data_in</w:t>
+                            </w:r>
+                            <w:proofErr w:type="spellEnd"/>
+                            <w:r>
+                              <w:rPr>
+                                <w:rFonts w:ascii="Times New Roman" w:hAnsi="Times New Roman" w:cs="Times New Roman" w:hint="eastAsia"/>
+                              </w:rPr>
+                              <w:t xml:space="preserve"> &lt;&lt;= </w:t>
+                            </w:r>
+                            <w:proofErr w:type="gramStart"/>
+                            <w:r>
+                              <w:rPr>
+                                <w:rFonts w:ascii="Times New Roman" w:hAnsi="Times New Roman" w:cs="Times New Roman" w:hint="eastAsia"/>
+                              </w:rPr>
+                              <w:t>1;</w:t>
+                            </w:r>
+                            <w:proofErr w:type="gramEnd"/>
+                          </w:p>
+                          <w:p>
+                            <w:pPr>
+                              <w:spacing w:line="200" w:lineRule="exact"/>
+                              <w:rPr>
+                                <w:rFonts w:ascii="Times New Roman" w:hAnsi="Times New Roman" w:cs="Times New Roman" w:hint="eastAsia"/>
+                              </w:rPr>
+                            </w:pPr>
+                            <w:r>
+                              <w:rPr>
+                                <w:rFonts w:ascii="Times New Roman" w:hAnsi="Times New Roman" w:cs="Times New Roman" w:hint="eastAsia"/>
+                              </w:rPr>
+                              <w:t xml:space="preserve">     </w:t>
+                            </w:r>
+                            <w:r>
+                              <w:rPr>
+                                <w:rFonts w:ascii="Times New Roman" w:hAnsi="Times New Roman" w:cs="Times New Roman" w:hint="eastAsia"/>
+                              </w:rPr>
+                              <w:t xml:space="preserve"> </w:t>
+                            </w:r>
+                            <w:r>
+                              <w:rPr>
+                                <w:rFonts w:ascii="Times New Roman" w:hAnsi="Times New Roman" w:cs="Times New Roman" w:hint="eastAsia"/>
+                              </w:rPr>
+                              <w:t xml:space="preserve">if (MISO) </w:t>
+                            </w:r>
+                            <w:proofErr w:type="spellStart"/>
+                            <w:r>
+                              <w:rPr>
+                                <w:rFonts w:ascii="Times New Roman" w:hAnsi="Times New Roman" w:cs="Times New Roman" w:hint="eastAsia"/>
+                              </w:rPr>
+                              <w:t>data_in</w:t>
+                            </w:r>
+                            <w:proofErr w:type="spellEnd"/>
+                            <w:r>
+                              <w:rPr>
+                                <w:rFonts w:ascii="Times New Roman" w:hAnsi="Times New Roman" w:cs="Times New Roman" w:hint="eastAsia"/>
+                              </w:rPr>
+                              <w:t xml:space="preserve"> |= 0x01;</w:t>
+                            </w:r>
+                            <w:r>
+                              <w:rPr>
+                                <w:rFonts w:ascii="Times New Roman" w:hAnsi="Times New Roman" w:cs="Times New Roman" w:hint="eastAsia"/>
+                              </w:rPr>
+                              <w:t xml:space="preserve"> </w:t>
+                            </w:r>
+                            <w:r>
+                              <w:rPr>
+                                <w:rFonts w:ascii="Times New Roman" w:hAnsi="Times New Roman" w:cs="Times New Roman" w:hint="eastAsia"/>
+                              </w:rPr>
+                              <w:t>边沿触发时</w:t>
+                            </w:r>
+                            <w:r>
+                              <w:rPr>
+                                <w:rFonts w:ascii="Times New Roman" w:hAnsi="Times New Roman" w:cs="Times New Roman" w:hint="eastAsia"/>
+                              </w:rPr>
+                              <w:t>MISO</w:t>
+                            </w:r>
+                            <w:r>
+                              <w:rPr>
+                                <w:rFonts w:ascii="Times New Roman" w:hAnsi="Times New Roman" w:cs="Times New Roman" w:hint="eastAsia"/>
+                              </w:rPr>
+                              <w:t>得到数据</w:t>
+                            </w:r>
+                          </w:p>
+                          <w:p>
+                            <w:pPr>
+                              <w:spacing w:line="200" w:lineRule="exact"/>
+                              <w:rPr>
+                                <w:rFonts w:ascii="Times New Roman" w:hAnsi="Times New Roman" w:cs="Times New Roman" w:hint="eastAsia"/>
+                              </w:rPr>
+                            </w:pPr>
+                            <w:r>
+                              <w:rPr>
+                                <w:rFonts w:ascii="Times New Roman" w:hAnsi="Times New Roman" w:cs="Times New Roman" w:hint="eastAsia"/>
+                              </w:rPr>
+                              <w:tab/>
+                            </w:r>
+                            <w:r>
+                              <w:rPr>
+                                <w:rFonts w:ascii="Times New Roman" w:hAnsi="Times New Roman" w:cs="Times New Roman" w:hint="eastAsia"/>
+                              </w:rPr>
+                              <w:t xml:space="preserve"> </w:t>
+                            </w:r>
+                            <w:proofErr w:type="spellStart"/>
+                            <w:r>
+                              <w:rPr>
+                                <w:rFonts w:ascii="Times New Roman" w:hAnsi="Times New Roman" w:cs="Times New Roman" w:hint="eastAsia"/>
+                              </w:rPr>
+                              <w:t>SPI_</w:t>
+                            </w:r>
+                            <w:proofErr w:type="gramStart"/>
+                            <w:r>
+                              <w:rPr>
+                                <w:rFonts w:ascii="Times New Roman" w:hAnsi="Times New Roman" w:cs="Times New Roman" w:hint="eastAsia"/>
+                              </w:rPr>
+                              <w:t>Delay</w:t>
+                            </w:r>
+                            <w:proofErr w:type="spellEnd"/>
+                            <w:r>
+                              <w:rPr>
+                                <w:rFonts w:ascii="Times New Roman" w:hAnsi="Times New Roman" w:cs="Times New Roman" w:hint="eastAsia"/>
+                              </w:rPr>
+                              <w:t>();</w:t>
+                            </w:r>
+                            <w:proofErr w:type="gramEnd"/>
+                          </w:p>
+                          <w:p>
+                            <w:pPr>
+                              <w:spacing w:line="200" w:lineRule="exact"/>
+                              <w:rPr>
+                                <w:rFonts w:ascii="Times New Roman" w:hAnsi="Times New Roman" w:cs="Times New Roman" w:hint="eastAsia"/>
+                              </w:rPr>
+                            </w:pPr>
+                            <w:r>
+                              <w:rPr>
+                                <w:rFonts w:ascii="Times New Roman" w:hAnsi="Times New Roman" w:cs="Times New Roman" w:hint="eastAsia"/>
+                              </w:rPr>
+                              <w:t xml:space="preserve">     </w:t>
+                            </w:r>
+                            <w:r>
+                              <w:rPr>
+                                <w:rFonts w:ascii="Times New Roman" w:hAnsi="Times New Roman" w:cs="Times New Roman" w:hint="eastAsia"/>
+                              </w:rPr>
+                              <w:t xml:space="preserve"> </w:t>
+                            </w:r>
+                            <w:r>
+                              <w:rPr>
+                                <w:rFonts w:ascii="Times New Roman" w:hAnsi="Times New Roman" w:cs="Times New Roman" w:hint="eastAsia"/>
+                              </w:rPr>
+                              <w:t xml:space="preserve">// </w:t>
+                            </w:r>
+                            <w:r>
+                              <w:rPr>
+                                <w:rFonts w:ascii="Times New Roman" w:hAnsi="Times New Roman" w:cs="Times New Roman" w:hint="eastAsia"/>
+                              </w:rPr>
+                              <w:t>产生下降沿，为下一个位做准备</w:t>
+                            </w:r>
+                          </w:p>
+                          <w:p>
+                            <w:pPr>
+                              <w:spacing w:line="200" w:lineRule="exact"/>
+                              <w:rPr>
+                                <w:rFonts w:ascii="Times New Roman" w:hAnsi="Times New Roman" w:cs="Times New Roman" w:hint="eastAsia"/>
+                              </w:rPr>
+                            </w:pPr>
+                            <w:r>
+                              <w:rPr>
+                                <w:rFonts w:ascii="Times New Roman" w:hAnsi="Times New Roman" w:cs="Times New Roman" w:hint="eastAsia"/>
+                              </w:rPr>
+                              <w:t xml:space="preserve">     </w:t>
+                            </w:r>
+                            <w:r>
+                              <w:rPr>
+                                <w:rFonts w:ascii="Times New Roman" w:hAnsi="Times New Roman" w:cs="Times New Roman" w:hint="eastAsia"/>
+                              </w:rPr>
+                              <w:t xml:space="preserve"> </w:t>
+                            </w:r>
+                            <w:r>
+                              <w:rPr>
+                                <w:rFonts w:ascii="Times New Roman" w:hAnsi="Times New Roman" w:cs="Times New Roman" w:hint="eastAsia"/>
+                              </w:rPr>
+                              <w:t xml:space="preserve">SCK = </w:t>
+                            </w:r>
+                            <w:proofErr w:type="gramStart"/>
+                            <w:r>
+                              <w:rPr>
+                                <w:rFonts w:ascii="Times New Roman" w:hAnsi="Times New Roman" w:cs="Times New Roman" w:hint="eastAsia"/>
+                              </w:rPr>
+                              <w:t>0;</w:t>
+                            </w:r>
+                            <w:proofErr w:type="gramEnd"/>
+                          </w:p>
+                          <w:p>
+                            <w:pPr>
+                              <w:spacing w:line="200" w:lineRule="exact"/>
+                              <w:rPr>
+                                <w:rFonts w:ascii="Times New Roman" w:hAnsi="Times New Roman" w:cs="Times New Roman" w:hint="eastAsia"/>
+                              </w:rPr>
+                            </w:pPr>
+                            <w:r>
+                              <w:rPr>
+                                <w:rFonts w:ascii="Times New Roman" w:hAnsi="Times New Roman" w:cs="Times New Roman" w:hint="eastAsia"/>
+                              </w:rPr>
+                              <w:tab/>
+                            </w:r>
+                            <w:r>
+                              <w:rPr>
+                                <w:rFonts w:ascii="Times New Roman" w:hAnsi="Times New Roman" w:cs="Times New Roman" w:hint="eastAsia"/>
+                              </w:rPr>
+                              <w:t xml:space="preserve"> </w:t>
+                            </w:r>
+                            <w:proofErr w:type="spellStart"/>
+                            <w:r>
+                              <w:rPr>
+                                <w:rFonts w:ascii="Times New Roman" w:hAnsi="Times New Roman" w:cs="Times New Roman" w:hint="eastAsia"/>
+                              </w:rPr>
+                              <w:t>SPI_</w:t>
+                            </w:r>
+                            <w:proofErr w:type="gramStart"/>
+                            <w:r>
+                              <w:rPr>
+                                <w:rFonts w:ascii="Times New Roman" w:hAnsi="Times New Roman" w:cs="Times New Roman" w:hint="eastAsia"/>
+                              </w:rPr>
+                              <w:t>Delay</w:t>
+                            </w:r>
+                            <w:proofErr w:type="spellEnd"/>
+                            <w:r>
+                              <w:rPr>
+                                <w:rFonts w:ascii="Times New Roman" w:hAnsi="Times New Roman" w:cs="Times New Roman" w:hint="eastAsia"/>
+                              </w:rPr>
+                              <w:t>();</w:t>
+                            </w:r>
+                            <w:proofErr w:type="gramEnd"/>
+                          </w:p>
+                          <w:p>
+                            <w:pPr>
+                              <w:spacing w:line="200" w:lineRule="exact"/>
+                              <w:rPr>
+                                <w:rFonts w:ascii="Times New Roman" w:hAnsi="Times New Roman" w:cs="Times New Roman" w:hint="eastAsia"/>
+                              </w:rPr>
+                            </w:pPr>
+                            <w:r>
+                              <w:rPr>
+                                <w:rFonts w:ascii="Times New Roman" w:hAnsi="Times New Roman" w:cs="Times New Roman" w:hint="eastAsia"/>
+                              </w:rPr>
+                              <w:t xml:space="preserve">    }</w:t>
+                            </w:r>
+                          </w:p>
+                          <w:p>
+                            <w:pPr>
+                              <w:spacing w:line="200" w:lineRule="exact"/>
+                              <w:rPr>
+                                <w:rFonts w:ascii="Times New Roman" w:hAnsi="Times New Roman" w:cs="Times New Roman" w:hint="eastAsia"/>
+                              </w:rPr>
+                            </w:pPr>
+                            <w:r>
+                              <w:rPr>
+                                <w:rFonts w:ascii="Times New Roman" w:hAnsi="Times New Roman" w:cs="Times New Roman" w:hint="eastAsia"/>
+                              </w:rPr>
+                              <w:t xml:space="preserve">    return </w:t>
+                            </w:r>
+                            <w:proofErr w:type="spellStart"/>
+                            <w:r>
+                              <w:rPr>
+                                <w:rFonts w:ascii="Times New Roman" w:hAnsi="Times New Roman" w:cs="Times New Roman" w:hint="eastAsia"/>
+                              </w:rPr>
+                              <w:t>data_</w:t>
+                            </w:r>
+                            <w:proofErr w:type="gramStart"/>
+                            <w:r>
+                              <w:rPr>
+                                <w:rFonts w:ascii="Times New Roman" w:hAnsi="Times New Roman" w:cs="Times New Roman" w:hint="eastAsia"/>
+                              </w:rPr>
+                              <w:t>in</w:t>
+                            </w:r>
+                            <w:proofErr w:type="spellEnd"/>
+                            <w:r>
+                              <w:rPr>
+                                <w:rFonts w:ascii="Times New Roman" w:hAnsi="Times New Roman" w:cs="Times New Roman" w:hint="eastAsia"/>
+                              </w:rPr>
+                              <w:t>;</w:t>
+                            </w:r>
+                            <w:proofErr w:type="gramEnd"/>
+                          </w:p>
+                          <w:p>
+                            <w:pPr>
+                              <w:spacing w:line="200" w:lineRule="exact"/>
+                              <w:rPr>
+                                <w:rFonts w:ascii="Times New Roman" w:hAnsi="Times New Roman" w:cs="Times New Roman"/>
+                              </w:rPr>
+                            </w:pPr>
+                            <w:r>
+                              <w:rPr>
+                                <w:rFonts w:ascii="Times New Roman" w:hAnsi="Times New Roman" w:cs="Times New Roman" w:hint="eastAsia"/>
+                              </w:rPr>
+                              <w:t>}</w:t>
+                            </w:r>
+                          </w:p>
+                          <w:p>
+                            <w:pPr>
+                              <w:spacing w:line="200" w:lineRule="exact"/>
+                              <w:rPr>
+                                <w:rFonts w:ascii="Times New Roman" w:hAnsi="Times New Roman" w:cs="Times New Roman"/>
+                              </w:rPr>
+                            </w:pPr>
+                          </w:p>
+                        </w:txbxContent>
+                      </wps:txbx>
+                      <wps:bodyPr rot="0" vert="horz" wrap="square" lIns="91440" tIns="45720" rIns="91440" bIns="45720" anchor="t" anchorCtr="0">
+                        <a:noAutofit/>
+                      </wps:bodyPr>
+                    </wps:wsp>
+                  </a:graphicData>
+                </a:graphic>
+                <wp14:sizeRelH relativeFrom="margin">
+                  <wp14:pctWidth>0</wp14:pctWidth>
+                </wp14:sizeRelH>
+                <wp14:sizeRelV relativeFrom="margin">
+                  <wp14:pctHeight>0</wp14:pctHeight>
+                </wp14:sizeRelV>
+              </wp:anchor>
+            </w:drawing>
+          </mc:Choice>
+          <mc:Fallback>
+            <w:pict>
+              <v:shape w14:anchorId="70C4C431" id="_x0000_s1029" type="#_x0000_t202" style="position:absolute;left:0;text-align:left;margin-left:161pt;margin-top:13.35pt;width:227.25pt;height:228.5pt;z-index:-251649024;visibility:visible;mso-wrap-style:square;mso-width-percent:0;mso-height-percent:0;mso-wrap-distance-left:9pt;mso-wrap-distance-top:3.6pt;mso-wrap-distance-right:9pt;mso-wrap-distance-bottom:3.6pt;mso-position-horizontal:absolute;mso-position-horizontal-relative:text;mso-position-vertical:absolute;mso-position-vertical-relative:text;mso-width-percent:0;mso-height-percent:0;mso-width-relative:margin;mso-height-relative:margin;v-text-anchor:top" o:gfxdata="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" filled="f" stroked="f">
+                <v:textbox>
+                  <w:txbxContent>
+                    <w:p>
+                      <w:pPr>
+                        <w:spacing w:line="200" w:lineRule="exact"/>
+                        <w:rPr>
+                          <w:rFonts w:ascii="Times New Roman" w:hAnsi="Times New Roman" w:cs="Times New Roman" w:hint="eastAsia"/>
+                        </w:rPr>
+                      </w:pPr>
+                      <w:r>
+                        <w:rPr>
+                          <w:rFonts w:ascii="Times New Roman" w:hAnsi="Times New Roman" w:cs="Times New Roman" w:hint="eastAsia"/>
+                        </w:rPr>
+                        <w:t xml:space="preserve">unsigned char </w:t>
+                      </w:r>
+                      <w:proofErr w:type="spellStart"/>
+                      <w:r>
+                        <w:rPr>
+                          <w:rFonts w:ascii="Times New Roman" w:hAnsi="Times New Roman" w:cs="Times New Roman" w:hint="eastAsia"/>
+                        </w:rPr>
+                        <w:t>SPI_</w:t>
+                      </w:r>
+                      <w:proofErr w:type="gramStart"/>
+                      <w:r>
+                        <w:rPr>
+                          <w:rFonts w:ascii="Times New Roman" w:hAnsi="Times New Roman" w:cs="Times New Roman" w:hint="eastAsia"/>
+                        </w:rPr>
+                        <w:t>Transfer</w:t>
+                      </w:r>
+                      <w:proofErr w:type="spellEnd"/>
+                      <w:r>
+                        <w:rPr>
+                          <w:rFonts w:ascii="Times New Roman" w:hAnsi="Times New Roman" w:cs="Times New Roman" w:hint="eastAsia"/>
+                        </w:rPr>
+                        <w:t>(</w:t>
+                      </w:r>
+                      <w:proofErr w:type="gramEnd"/>
+                      <w:r>
+                        <w:rPr>
+                          <w:rFonts w:ascii="Times New Roman" w:hAnsi="Times New Roman" w:cs="Times New Roman" w:hint="eastAsia"/>
+                        </w:rPr>
+                        <w:t xml:space="preserve">unsigned char </w:t>
+                      </w:r>
+                      <w:proofErr w:type="spellStart"/>
+                      <w:r>
+                        <w:rPr>
+                          <w:rFonts w:ascii="Times New Roman" w:hAnsi="Times New Roman" w:cs="Times New Roman" w:hint="eastAsia"/>
+                        </w:rPr>
+                        <w:t>data_out</w:t>
+                      </w:r>
+                      <w:proofErr w:type="spellEnd"/>
+                      <w:r>
+                        <w:rPr>
+                          <w:rFonts w:ascii="Times New Roman" w:hAnsi="Times New Roman" w:cs="Times New Roman" w:hint="eastAsia"/>
+                        </w:rPr>
+                        <w:t>)</w:t>
+                      </w:r>
+                    </w:p>
+                    <w:p>
+                      <w:pPr>
+                        <w:spacing w:line="200" w:lineRule="exact"/>
+                        <w:rPr>
+                          <w:rFonts w:ascii="Times New Roman" w:hAnsi="Times New Roman" w:cs="Times New Roman" w:hint="eastAsia"/>
+                        </w:rPr>
+                      </w:pPr>
+                      <w:r>
+                        <w:rPr>
+                          <w:rFonts w:ascii="Times New Roman" w:hAnsi="Times New Roman" w:cs="Times New Roman" w:hint="eastAsia"/>
+                        </w:rPr>
+                        <w:t>{</w:t>
+                      </w:r>
+                    </w:p>
+                    <w:p>
+                      <w:pPr>
+                        <w:spacing w:line="200" w:lineRule="exact"/>
+                        <w:rPr>
+                          <w:rFonts w:ascii="Times New Roman" w:hAnsi="Times New Roman" w:cs="Times New Roman" w:hint="eastAsia"/>
+                        </w:rPr>
+                      </w:pPr>
+                      <w:r>
+                        <w:rPr>
+                          <w:rFonts w:ascii="Times New Roman" w:hAnsi="Times New Roman" w:cs="Times New Roman" w:hint="eastAsia"/>
+                        </w:rPr>
+                        <w:t xml:space="preserve">    unsigned char </w:t>
+                      </w:r>
+                      <w:proofErr w:type="spellStart"/>
+                      <w:r>
+                        <w:rPr>
+                          <w:rFonts w:ascii="Times New Roman" w:hAnsi="Times New Roman" w:cs="Times New Roman" w:hint="eastAsia"/>
+                        </w:rPr>
+                        <w:t>data_in</w:t>
+                      </w:r>
+                      <w:proofErr w:type="spellEnd"/>
+                      <w:r>
+                        <w:rPr>
+                          <w:rFonts w:ascii="Times New Roman" w:hAnsi="Times New Roman" w:cs="Times New Roman" w:hint="eastAsia"/>
+                        </w:rPr>
+                        <w:t xml:space="preserve"> = </w:t>
+                      </w:r>
+                      <w:proofErr w:type="gramStart"/>
+                      <w:r>
+                        <w:rPr>
+                          <w:rFonts w:ascii="Times New Roman" w:hAnsi="Times New Roman" w:cs="Times New Roman" w:hint="eastAsia"/>
+                        </w:rPr>
+                        <w:t>0;</w:t>
+                      </w:r>
+                      <w:proofErr w:type="gramEnd"/>
+                    </w:p>
+                    <w:p>
+                      <w:pPr>
+                        <w:spacing w:line="200" w:lineRule="exact"/>
+                        <w:rPr>
+                          <w:rFonts w:ascii="Times New Roman" w:hAnsi="Times New Roman" w:cs="Times New Roman" w:hint="eastAsia"/>
+                        </w:rPr>
+                      </w:pPr>
+                      <w:r>
+                        <w:rPr>
+                          <w:rFonts w:ascii="Times New Roman" w:hAnsi="Times New Roman" w:cs="Times New Roman" w:hint="eastAsia"/>
+                        </w:rPr>
+                        <w:tab/>
+                      </w:r>
+                    </w:p>
+                    <w:p>
+                      <w:pPr>
+                        <w:spacing w:line="200" w:lineRule="exact"/>
+                        <w:rPr>
+                          <w:rFonts w:ascii="Times New Roman" w:hAnsi="Times New Roman" w:cs="Times New Roman" w:hint="eastAsia"/>
+                        </w:rPr>
+                      </w:pPr>
+                      <w:r>
+                        <w:rPr>
+                          <w:rFonts w:ascii="Times New Roman" w:hAnsi="Times New Roman" w:cs="Times New Roman" w:hint="eastAsia"/>
+                        </w:rPr>
+                        <w:t xml:space="preserve">    for (int </w:t>
+                      </w:r>
+                      <w:proofErr w:type="spellStart"/>
+                      <w:r>
+                        <w:rPr>
+                          <w:rFonts w:ascii="Times New Roman" w:hAnsi="Times New Roman" w:cs="Times New Roman" w:hint="eastAsia"/>
+                        </w:rPr>
+                        <w:t>i</w:t>
+                      </w:r>
+                      <w:proofErr w:type="spellEnd"/>
+                      <w:r>
+                        <w:rPr>
+                          <w:rFonts w:ascii="Times New Roman" w:hAnsi="Times New Roman" w:cs="Times New Roman" w:hint="eastAsia"/>
+                        </w:rPr>
+                        <w:t xml:space="preserve"> = 0; </w:t>
+                      </w:r>
+                      <w:proofErr w:type="spellStart"/>
+                      <w:r>
+                        <w:rPr>
+                          <w:rFonts w:ascii="Times New Roman" w:hAnsi="Times New Roman" w:cs="Times New Roman" w:hint="eastAsia"/>
+                        </w:rPr>
+                        <w:t>i</w:t>
+                      </w:r>
+                      <w:proofErr w:type="spellEnd"/>
+                      <w:r>
+                        <w:rPr>
+                          <w:rFonts w:ascii="Times New Roman" w:hAnsi="Times New Roman" w:cs="Times New Roman" w:hint="eastAsia"/>
+                        </w:rPr>
+                        <w:t xml:space="preserve"> &lt; 8; </w:t>
+                      </w:r>
+                      <w:proofErr w:type="spellStart"/>
+                      <w:r>
+                        <w:rPr>
+                          <w:rFonts w:ascii="Times New Roman" w:hAnsi="Times New Roman" w:cs="Times New Roman" w:hint="eastAsia"/>
+                        </w:rPr>
+                        <w:t>i</w:t>
+                      </w:r>
+                      <w:proofErr w:type="spellEnd"/>
+                      <w:r>
+                        <w:rPr>
+                          <w:rFonts w:ascii="Times New Roman" w:hAnsi="Times New Roman" w:cs="Times New Roman" w:hint="eastAsia"/>
+                        </w:rPr>
+                        <w:t>++) {</w:t>
+                      </w:r>
+                    </w:p>
+                    <w:p>
+                      <w:pPr>
+                        <w:spacing w:line="200" w:lineRule="exact"/>
+                        <w:ind w:firstLineChars="300" w:firstLine="480"/>
+                        <w:rPr>
+                          <w:rFonts w:ascii="Times New Roman" w:hAnsi="Times New Roman" w:cs="Times New Roman" w:hint="eastAsia"/>
+                        </w:rPr>
+                      </w:pPr>
+                      <w:r>
+                        <w:rPr>
+                          <w:rFonts w:ascii="Times New Roman" w:hAnsi="Times New Roman" w:cs="Times New Roman" w:hint="eastAsia"/>
+                        </w:rPr>
+                        <w:t xml:space="preserve">SCK = </w:t>
+                      </w:r>
+                      <w:proofErr w:type="gramStart"/>
+                      <w:r>
+                        <w:rPr>
+                          <w:rFonts w:ascii="Times New Roman" w:hAnsi="Times New Roman" w:cs="Times New Roman" w:hint="eastAsia"/>
+                        </w:rPr>
+                        <w:t>0;</w:t>
+                      </w:r>
+                      <w:proofErr w:type="gramEnd"/>
+                    </w:p>
+                    <w:p>
+                      <w:pPr>
+                        <w:spacing w:line="200" w:lineRule="exact"/>
+                        <w:rPr>
+                          <w:rFonts w:ascii="Times New Roman" w:hAnsi="Times New Roman" w:cs="Times New Roman" w:hint="eastAsia"/>
+                        </w:rPr>
+                      </w:pPr>
+                      <w:r>
+                        <w:rPr>
+                          <w:rFonts w:ascii="Times New Roman" w:hAnsi="Times New Roman" w:cs="Times New Roman" w:hint="eastAsia"/>
+                        </w:rPr>
+                        <w:t xml:space="preserve">     </w:t>
+                      </w:r>
+                      <w:r>
+                        <w:rPr>
+                          <w:rFonts w:ascii="Times New Roman" w:hAnsi="Times New Roman" w:cs="Times New Roman" w:hint="eastAsia"/>
+                        </w:rPr>
+                        <w:t xml:space="preserve"> </w:t>
+                      </w:r>
+                      <w:r>
+                        <w:rPr>
+                          <w:rFonts w:ascii="Times New Roman" w:hAnsi="Times New Roman" w:cs="Times New Roman" w:hint="eastAsia"/>
+                        </w:rPr>
+                        <w:t xml:space="preserve">// </w:t>
+                      </w:r>
+                      <w:r>
+                        <w:rPr>
+                          <w:rFonts w:ascii="Times New Roman" w:hAnsi="Times New Roman" w:cs="Times New Roman" w:hint="eastAsia"/>
+                        </w:rPr>
+                        <w:t>在上升沿前准备</w:t>
+                      </w:r>
+                      <w:r>
+                        <w:rPr>
+                          <w:rFonts w:ascii="Times New Roman" w:hAnsi="Times New Roman" w:cs="Times New Roman" w:hint="eastAsia"/>
+                        </w:rPr>
+                        <w:t xml:space="preserve"> MOSI </w:t>
+                      </w:r>
+                      <w:r>
+                        <w:rPr>
+                          <w:rFonts w:ascii="Times New Roman" w:hAnsi="Times New Roman" w:cs="Times New Roman" w:hint="eastAsia"/>
+                        </w:rPr>
+                        <w:t>数据</w:t>
+                      </w:r>
+                    </w:p>
+                    <w:p>
+                      <w:pPr>
+                        <w:spacing w:line="200" w:lineRule="exact"/>
+                        <w:rPr>
+                          <w:rFonts w:ascii="Times New Roman" w:hAnsi="Times New Roman" w:cs="Times New Roman" w:hint="eastAsia"/>
+                        </w:rPr>
+                      </w:pPr>
+                      <w:r>
+                        <w:rPr>
+                          <w:rFonts w:ascii="Times New Roman" w:hAnsi="Times New Roman" w:cs="Times New Roman" w:hint="eastAsia"/>
+                        </w:rPr>
+                        <w:t xml:space="preserve">     </w:t>
+                      </w:r>
+                      <w:r>
+                        <w:rPr>
+                          <w:rFonts w:ascii="Times New Roman" w:hAnsi="Times New Roman" w:cs="Times New Roman" w:hint="eastAsia"/>
+                        </w:rPr>
+                        <w:t xml:space="preserve"> </w:t>
+                      </w:r>
+                      <w:r>
+                        <w:rPr>
+                          <w:rFonts w:ascii="Times New Roman" w:hAnsi="Times New Roman" w:cs="Times New Roman" w:hint="eastAsia"/>
+                        </w:rPr>
+                        <w:t>MOSI = (</w:t>
+                      </w:r>
+                      <w:proofErr w:type="spellStart"/>
+                      <w:r>
+                        <w:rPr>
+                          <w:rFonts w:ascii="Times New Roman" w:hAnsi="Times New Roman" w:cs="Times New Roman" w:hint="eastAsia"/>
+                        </w:rPr>
+                        <w:t>data_out</w:t>
+                      </w:r>
+                      <w:proofErr w:type="spellEnd"/>
+                      <w:r>
+                        <w:rPr>
+                          <w:rFonts w:ascii="Times New Roman" w:hAnsi="Times New Roman" w:cs="Times New Roman" w:hint="eastAsia"/>
+                        </w:rPr>
+                        <w:t xml:space="preserve"> &amp; 0x80);   // </w:t>
+                      </w:r>
+                      <w:r>
+                        <w:rPr>
+                          <w:rFonts w:ascii="Times New Roman" w:hAnsi="Times New Roman" w:cs="Times New Roman" w:hint="eastAsia"/>
+                        </w:rPr>
+                        <w:t>发送最高位</w:t>
+                      </w:r>
+                    </w:p>
+                    <w:p>
+                      <w:pPr>
+                        <w:spacing w:line="200" w:lineRule="exact"/>
+                        <w:rPr>
+                          <w:rFonts w:ascii="Times New Roman" w:hAnsi="Times New Roman" w:cs="Times New Roman" w:hint="eastAsia"/>
+                        </w:rPr>
+                      </w:pPr>
+                      <w:r>
+                        <w:rPr>
+                          <w:rFonts w:ascii="Times New Roman" w:hAnsi="Times New Roman" w:cs="Times New Roman" w:hint="eastAsia"/>
+                        </w:rPr>
+                        <w:t xml:space="preserve">     </w:t>
+                      </w:r>
+                      <w:r>
+                        <w:rPr>
+                          <w:rFonts w:ascii="Times New Roman" w:hAnsi="Times New Roman" w:cs="Times New Roman" w:hint="eastAsia"/>
+                        </w:rPr>
+                        <w:t xml:space="preserve"> </w:t>
+                      </w:r>
+                      <w:proofErr w:type="spellStart"/>
+                      <w:r>
+                        <w:rPr>
+                          <w:rFonts w:ascii="Times New Roman" w:hAnsi="Times New Roman" w:cs="Times New Roman" w:hint="eastAsia"/>
+                        </w:rPr>
+                        <w:t>data_out</w:t>
+                      </w:r>
+                      <w:proofErr w:type="spellEnd"/>
+                      <w:r>
+                        <w:rPr>
+                          <w:rFonts w:ascii="Times New Roman" w:hAnsi="Times New Roman" w:cs="Times New Roman" w:hint="eastAsia"/>
+                        </w:rPr>
+                        <w:t xml:space="preserve"> &lt;&lt;= </w:t>
+                      </w:r>
+                      <w:proofErr w:type="gramStart"/>
+                      <w:r>
+                        <w:rPr>
+                          <w:rFonts w:ascii="Times New Roman" w:hAnsi="Times New Roman" w:cs="Times New Roman" w:hint="eastAsia"/>
+                        </w:rPr>
+                        <w:t>1;</w:t>
+                      </w:r>
+                      <w:proofErr w:type="gramEnd"/>
+                    </w:p>
+                    <w:p>
+                      <w:pPr>
+                        <w:spacing w:line="200" w:lineRule="exact"/>
+                        <w:rPr>
+                          <w:rFonts w:ascii="Times New Roman" w:hAnsi="Times New Roman" w:cs="Times New Roman" w:hint="eastAsia"/>
+                        </w:rPr>
+                      </w:pPr>
+                      <w:r>
+                        <w:rPr>
+                          <w:rFonts w:ascii="Times New Roman" w:hAnsi="Times New Roman" w:cs="Times New Roman" w:hint="eastAsia"/>
+                        </w:rPr>
+                        <w:tab/>
+                      </w:r>
+                      <w:r>
+                        <w:rPr>
+                          <w:rFonts w:ascii="Times New Roman" w:hAnsi="Times New Roman" w:cs="Times New Roman" w:hint="eastAsia"/>
+                        </w:rPr>
+                        <w:t xml:space="preserve"> </w:t>
+                      </w:r>
+                      <w:proofErr w:type="spellStart"/>
+                      <w:r>
+                        <w:rPr>
+                          <w:rFonts w:ascii="Times New Roman" w:hAnsi="Times New Roman" w:cs="Times New Roman" w:hint="eastAsia"/>
+                        </w:rPr>
+                        <w:t>SPI_</w:t>
+                      </w:r>
+                      <w:proofErr w:type="gramStart"/>
+                      <w:r>
+                        <w:rPr>
+                          <w:rFonts w:ascii="Times New Roman" w:hAnsi="Times New Roman" w:cs="Times New Roman" w:hint="eastAsia"/>
+                        </w:rPr>
+                        <w:t>Delay</w:t>
+                      </w:r>
+                      <w:proofErr w:type="spellEnd"/>
+                      <w:r>
+                        <w:rPr>
+                          <w:rFonts w:ascii="Times New Roman" w:hAnsi="Times New Roman" w:cs="Times New Roman" w:hint="eastAsia"/>
+                        </w:rPr>
+                        <w:t>();</w:t>
+                      </w:r>
+                      <w:proofErr w:type="gramEnd"/>
+                    </w:p>
+                    <w:p>
+                      <w:pPr>
+                        <w:spacing w:line="200" w:lineRule="exact"/>
+                        <w:rPr>
+                          <w:rFonts w:ascii="Times New Roman" w:hAnsi="Times New Roman" w:cs="Times New Roman"/>
+                        </w:rPr>
+                      </w:pPr>
+                      <w:r>
+                        <w:rPr>
+                          <w:rFonts w:ascii="Times New Roman" w:hAnsi="Times New Roman" w:cs="Times New Roman"/>
+                        </w:rPr>
+                        <w:t xml:space="preserve">     </w:t>
+                      </w:r>
+                      <w:r>
+                        <w:rPr>
+                          <w:rFonts w:ascii="Times New Roman" w:hAnsi="Times New Roman" w:cs="Times New Roman" w:hint="eastAsia"/>
+                        </w:rPr>
+                        <w:t xml:space="preserve"> </w:t>
+                      </w:r>
+                      <w:r>
+                        <w:rPr>
+                          <w:rFonts w:ascii="Times New Roman" w:hAnsi="Times New Roman" w:cs="Times New Roman"/>
+                        </w:rPr>
+                        <w:t xml:space="preserve">// </w:t>
+                      </w:r>
+                      <w:r>
+                        <w:rPr>
+                          <w:rFonts w:ascii="Times New Roman" w:hAnsi="Times New Roman" w:cs="Times New Roman"/>
+                        </w:rPr>
+                        <w:t>产生上升沿（</w:t>
+                      </w:r>
+                      <w:r>
+                        <w:rPr>
+                          <w:rFonts w:ascii="Times New Roman" w:hAnsi="Times New Roman" w:cs="Times New Roman"/>
+                        </w:rPr>
+                        <w:t xml:space="preserve">CPHA=0 </w:t>
+                      </w:r>
+                      <w:r>
+                        <w:rPr>
+                          <w:rFonts w:ascii="Cambria Math" w:hAnsi="Cambria Math" w:cs="Cambria Math"/>
+                        </w:rPr>
+                        <w:t>⇒</w:t>
+                      </w:r>
+                      <w:r>
+                        <w:rPr>
+                          <w:rFonts w:ascii="Times New Roman" w:hAnsi="Times New Roman" w:cs="Times New Roman"/>
+                        </w:rPr>
+                        <w:t xml:space="preserve"> </w:t>
+                      </w:r>
+                      <w:r>
+                        <w:rPr>
+                          <w:rFonts w:ascii="Times New Roman" w:hAnsi="Times New Roman" w:cs="Times New Roman"/>
+                        </w:rPr>
+                        <w:t>上升沿采样）</w:t>
+                      </w:r>
+                    </w:p>
+                    <w:p>
+                      <w:pPr>
+                        <w:spacing w:line="200" w:lineRule="exact"/>
+                        <w:rPr>
+                          <w:rFonts w:ascii="Times New Roman" w:hAnsi="Times New Roman" w:cs="Times New Roman" w:hint="eastAsia"/>
+                        </w:rPr>
+                      </w:pPr>
+                      <w:r>
+                        <w:rPr>
+                          <w:rFonts w:ascii="Times New Roman" w:hAnsi="Times New Roman" w:cs="Times New Roman" w:hint="eastAsia"/>
+                        </w:rPr>
+                        <w:t xml:space="preserve">     </w:t>
+                      </w:r>
+                      <w:r>
+                        <w:rPr>
+                          <w:rFonts w:ascii="Times New Roman" w:hAnsi="Times New Roman" w:cs="Times New Roman" w:hint="eastAsia"/>
+                        </w:rPr>
+                        <w:t xml:space="preserve"> </w:t>
+                      </w:r>
+                      <w:r>
+                        <w:rPr>
+                          <w:rFonts w:ascii="Times New Roman" w:hAnsi="Times New Roman" w:cs="Times New Roman" w:hint="eastAsia"/>
+                        </w:rPr>
+                        <w:t xml:space="preserve">SCK = </w:t>
+                      </w:r>
+                      <w:proofErr w:type="gramStart"/>
+                      <w:r>
+                        <w:rPr>
+                          <w:rFonts w:ascii="Times New Roman" w:hAnsi="Times New Roman" w:cs="Times New Roman" w:hint="eastAsia"/>
+                        </w:rPr>
+                        <w:t>1;</w:t>
+                      </w:r>
+                      <w:proofErr w:type="gramEnd"/>
+                    </w:p>
+                    <w:p>
+                      <w:pPr>
+                        <w:spacing w:line="200" w:lineRule="exact"/>
+                        <w:rPr>
+                          <w:rFonts w:ascii="Times New Roman" w:hAnsi="Times New Roman" w:cs="Times New Roman" w:hint="eastAsia"/>
+                        </w:rPr>
+                      </w:pPr>
+                      <w:r>
+                        <w:rPr>
+                          <w:rFonts w:ascii="Times New Roman" w:hAnsi="Times New Roman" w:cs="Times New Roman" w:hint="eastAsia"/>
+                        </w:rPr>
+                        <w:tab/>
+                      </w:r>
+                      <w:r>
+                        <w:rPr>
+                          <w:rFonts w:ascii="Times New Roman" w:hAnsi="Times New Roman" w:cs="Times New Roman" w:hint="eastAsia"/>
+                        </w:rPr>
+                        <w:t xml:space="preserve"> </w:t>
+                      </w:r>
+                      <w:r>
+                        <w:rPr>
+                          <w:rFonts w:ascii="Times New Roman" w:hAnsi="Times New Roman" w:cs="Times New Roman" w:hint="eastAsia"/>
+                        </w:rPr>
+                        <w:t xml:space="preserve">// </w:t>
+                      </w:r>
+                      <w:r>
+                        <w:rPr>
+                          <w:rFonts w:ascii="Times New Roman" w:hAnsi="Times New Roman" w:cs="Times New Roman" w:hint="eastAsia"/>
+                        </w:rPr>
+                        <w:t>上升沿采样</w:t>
+                      </w:r>
+                      <w:r>
+                        <w:rPr>
+                          <w:rFonts w:ascii="Times New Roman" w:hAnsi="Times New Roman" w:cs="Times New Roman" w:hint="eastAsia"/>
+                        </w:rPr>
+                        <w:t xml:space="preserve"> MISO</w:t>
+                      </w:r>
+                      <w:r>
+                        <w:rPr>
+                          <w:rFonts w:ascii="Times New Roman" w:hAnsi="Times New Roman" w:cs="Times New Roman" w:hint="eastAsia"/>
+                        </w:rPr>
+                        <w:t xml:space="preserve"> </w:t>
+                      </w:r>
+                      <w:r>
+                        <w:rPr>
+                          <w:rFonts w:ascii="Times New Roman" w:hAnsi="Times New Roman" w:cs="Times New Roman" w:hint="eastAsia"/>
+                        </w:rPr>
+                        <w:t>同时发送</w:t>
+                      </w:r>
+                      <w:r>
+                        <w:rPr>
+                          <w:rFonts w:ascii="Times New Roman" w:hAnsi="Times New Roman" w:cs="Times New Roman" w:hint="eastAsia"/>
+                        </w:rPr>
+                        <w:t>MOSI</w:t>
+                      </w:r>
+                    </w:p>
+                    <w:p>
+                      <w:pPr>
+                        <w:spacing w:line="200" w:lineRule="exact"/>
+                        <w:rPr>
+                          <w:rFonts w:ascii="Times New Roman" w:hAnsi="Times New Roman" w:cs="Times New Roman" w:hint="eastAsia"/>
+                        </w:rPr>
+                      </w:pPr>
+                      <w:r>
+                        <w:rPr>
+                          <w:rFonts w:ascii="Times New Roman" w:hAnsi="Times New Roman" w:cs="Times New Roman" w:hint="eastAsia"/>
+                        </w:rPr>
+                        <w:t xml:space="preserve">     </w:t>
+                      </w:r>
+                      <w:r>
+                        <w:rPr>
+                          <w:rFonts w:ascii="Times New Roman" w:hAnsi="Times New Roman" w:cs="Times New Roman" w:hint="eastAsia"/>
+                        </w:rPr>
+                        <w:t xml:space="preserve"> </w:t>
+                      </w:r>
+                      <w:proofErr w:type="spellStart"/>
+                      <w:r>
+                        <w:rPr>
+                          <w:rFonts w:ascii="Times New Roman" w:hAnsi="Times New Roman" w:cs="Times New Roman" w:hint="eastAsia"/>
+                        </w:rPr>
+                        <w:t>data_in</w:t>
+                      </w:r>
+                      <w:proofErr w:type="spellEnd"/>
+                      <w:r>
+                        <w:rPr>
+                          <w:rFonts w:ascii="Times New Roman" w:hAnsi="Times New Roman" w:cs="Times New Roman" w:hint="eastAsia"/>
+                        </w:rPr>
+                        <w:t xml:space="preserve"> &lt;&lt;= </w:t>
+                      </w:r>
+                      <w:proofErr w:type="gramStart"/>
+                      <w:r>
+                        <w:rPr>
+                          <w:rFonts w:ascii="Times New Roman" w:hAnsi="Times New Roman" w:cs="Times New Roman" w:hint="eastAsia"/>
+                        </w:rPr>
+                        <w:t>1;</w:t>
+                      </w:r>
+                      <w:proofErr w:type="gramEnd"/>
+                    </w:p>
+                    <w:p>
+                      <w:pPr>
+                        <w:spacing w:line="200" w:lineRule="exact"/>
+                        <w:rPr>
+                          <w:rFonts w:ascii="Times New Roman" w:hAnsi="Times New Roman" w:cs="Times New Roman" w:hint="eastAsia"/>
+                        </w:rPr>
+                      </w:pPr>
+                      <w:r>
+                        <w:rPr>
+                          <w:rFonts w:ascii="Times New Roman" w:hAnsi="Times New Roman" w:cs="Times New Roman" w:hint="eastAsia"/>
+                        </w:rPr>
+                        <w:t xml:space="preserve">     </w:t>
+                      </w:r>
+                      <w:r>
+                        <w:rPr>
+                          <w:rFonts w:ascii="Times New Roman" w:hAnsi="Times New Roman" w:cs="Times New Roman" w:hint="eastAsia"/>
+                        </w:rPr>
+                        <w:t xml:space="preserve"> </w:t>
+                      </w:r>
+                      <w:r>
+                        <w:rPr>
+                          <w:rFonts w:ascii="Times New Roman" w:hAnsi="Times New Roman" w:cs="Times New Roman" w:hint="eastAsia"/>
+                        </w:rPr>
+                        <w:t xml:space="preserve">if (MISO) </w:t>
+                      </w:r>
+                      <w:proofErr w:type="spellStart"/>
+                      <w:r>
+                        <w:rPr>
+                          <w:rFonts w:ascii="Times New Roman" w:hAnsi="Times New Roman" w:cs="Times New Roman" w:hint="eastAsia"/>
+                        </w:rPr>
+                        <w:t>data_in</w:t>
+                      </w:r>
+                      <w:proofErr w:type="spellEnd"/>
+                      <w:r>
+                        <w:rPr>
+                          <w:rFonts w:ascii="Times New Roman" w:hAnsi="Times New Roman" w:cs="Times New Roman" w:hint="eastAsia"/>
+                        </w:rPr>
+                        <w:t xml:space="preserve"> |= 0x01;</w:t>
+                      </w:r>
+                      <w:r>
+                        <w:rPr>
+                          <w:rFonts w:ascii="Times New Roman" w:hAnsi="Times New Roman" w:cs="Times New Roman" w:hint="eastAsia"/>
+                        </w:rPr>
+                        <w:t xml:space="preserve"> </w:t>
+                      </w:r>
+                      <w:r>
+                        <w:rPr>
+                          <w:rFonts w:ascii="Times New Roman" w:hAnsi="Times New Roman" w:cs="Times New Roman" w:hint="eastAsia"/>
+                        </w:rPr>
+                        <w:t>边沿触发时</w:t>
+                      </w:r>
+                      <w:r>
+                        <w:rPr>
+                          <w:rFonts w:ascii="Times New Roman" w:hAnsi="Times New Roman" w:cs="Times New Roman" w:hint="eastAsia"/>
+                        </w:rPr>
+                        <w:t>MISO</w:t>
+                      </w:r>
+                      <w:r>
+                        <w:rPr>
+                          <w:rFonts w:ascii="Times New Roman" w:hAnsi="Times New Roman" w:cs="Times New Roman" w:hint="eastAsia"/>
+                        </w:rPr>
+                        <w:t>得到数据</w:t>
+                      </w:r>
+                    </w:p>
+                    <w:p>
+                      <w:pPr>
+                        <w:spacing w:line="200" w:lineRule="exact"/>
+                        <w:rPr>
+                          <w:rFonts w:ascii="Times New Roman" w:hAnsi="Times New Roman" w:cs="Times New Roman" w:hint="eastAsia"/>
+                        </w:rPr>
+                      </w:pPr>
+                      <w:r>
+                        <w:rPr>
+                          <w:rFonts w:ascii="Times New Roman" w:hAnsi="Times New Roman" w:cs="Times New Roman" w:hint="eastAsia"/>
+                        </w:rPr>
+                        <w:tab/>
+                      </w:r>
+                      <w:r>
+                        <w:rPr>
+                          <w:rFonts w:ascii="Times New Roman" w:hAnsi="Times New Roman" w:cs="Times New Roman" w:hint="eastAsia"/>
+                        </w:rPr>
+                        <w:t xml:space="preserve"> </w:t>
+                      </w:r>
+                      <w:proofErr w:type="spellStart"/>
+                      <w:r>
+                        <w:rPr>
+                          <w:rFonts w:ascii="Times New Roman" w:hAnsi="Times New Roman" w:cs="Times New Roman" w:hint="eastAsia"/>
+                        </w:rPr>
+                        <w:t>SPI_</w:t>
+                      </w:r>
+                      <w:proofErr w:type="gramStart"/>
+                      <w:r>
+                        <w:rPr>
+                          <w:rFonts w:ascii="Times New Roman" w:hAnsi="Times New Roman" w:cs="Times New Roman" w:hint="eastAsia"/>
+                        </w:rPr>
+                        <w:t>Delay</w:t>
+                      </w:r>
+                      <w:proofErr w:type="spellEnd"/>
+                      <w:r>
+                        <w:rPr>
+                          <w:rFonts w:ascii="Times New Roman" w:hAnsi="Times New Roman" w:cs="Times New Roman" w:hint="eastAsia"/>
+                        </w:rPr>
+                        <w:t>();</w:t>
+                      </w:r>
+                      <w:proofErr w:type="gramEnd"/>
+                    </w:p>
+                    <w:p>
+                      <w:pPr>
+                        <w:spacing w:line="200" w:lineRule="exact"/>
+                        <w:rPr>
+                          <w:rFonts w:ascii="Times New Roman" w:hAnsi="Times New Roman" w:cs="Times New Roman" w:hint="eastAsia"/>
+                        </w:rPr>
+                      </w:pPr>
+                      <w:r>
+                        <w:rPr>
+                          <w:rFonts w:ascii="Times New Roman" w:hAnsi="Times New Roman" w:cs="Times New Roman" w:hint="eastAsia"/>
+                        </w:rPr>
+                        <w:t xml:space="preserve">     </w:t>
+                      </w:r>
+                      <w:r>
+                        <w:rPr>
+                          <w:rFonts w:ascii="Times New Roman" w:hAnsi="Times New Roman" w:cs="Times New Roman" w:hint="eastAsia"/>
+                        </w:rPr>
+                        <w:t xml:space="preserve"> </w:t>
+                      </w:r>
+                      <w:r>
+                        <w:rPr>
+                          <w:rFonts w:ascii="Times New Roman" w:hAnsi="Times New Roman" w:cs="Times New Roman" w:hint="eastAsia"/>
+                        </w:rPr>
+                        <w:t xml:space="preserve">// </w:t>
+                      </w:r>
+                      <w:r>
+                        <w:rPr>
+                          <w:rFonts w:ascii="Times New Roman" w:hAnsi="Times New Roman" w:cs="Times New Roman" w:hint="eastAsia"/>
+                        </w:rPr>
+                        <w:t>产生下降沿，为下一个位做准备</w:t>
+                      </w:r>
+                    </w:p>
+                    <w:p>
+                      <w:pPr>
+                        <w:spacing w:line="200" w:lineRule="exact"/>
+                        <w:rPr>
+                          <w:rFonts w:ascii="Times New Roman" w:hAnsi="Times New Roman" w:cs="Times New Roman" w:hint="eastAsia"/>
+                        </w:rPr>
+                      </w:pPr>
+                      <w:r>
+                        <w:rPr>
+                          <w:rFonts w:ascii="Times New Roman" w:hAnsi="Times New Roman" w:cs="Times New Roman" w:hint="eastAsia"/>
+                        </w:rPr>
+                        <w:t xml:space="preserve">     </w:t>
+                      </w:r>
+                      <w:r>
+                        <w:rPr>
+                          <w:rFonts w:ascii="Times New Roman" w:hAnsi="Times New Roman" w:cs="Times New Roman" w:hint="eastAsia"/>
+                        </w:rPr>
+                        <w:t xml:space="preserve"> </w:t>
+                      </w:r>
+                      <w:r>
+                        <w:rPr>
+                          <w:rFonts w:ascii="Times New Roman" w:hAnsi="Times New Roman" w:cs="Times New Roman" w:hint="eastAsia"/>
+                        </w:rPr>
+                        <w:t xml:space="preserve">SCK = </w:t>
+                      </w:r>
+                      <w:proofErr w:type="gramStart"/>
+                      <w:r>
+                        <w:rPr>
+                          <w:rFonts w:ascii="Times New Roman" w:hAnsi="Times New Roman" w:cs="Times New Roman" w:hint="eastAsia"/>
+                        </w:rPr>
+                        <w:t>0;</w:t>
+                      </w:r>
+                      <w:proofErr w:type="gramEnd"/>
+                    </w:p>
+                    <w:p>
+                      <w:pPr>
+                        <w:spacing w:line="200" w:lineRule="exact"/>
+                        <w:rPr>
+                          <w:rFonts w:ascii="Times New Roman" w:hAnsi="Times New Roman" w:cs="Times New Roman" w:hint="eastAsia"/>
+                        </w:rPr>
+                      </w:pPr>
+                      <w:r>
+                        <w:rPr>
+                          <w:rFonts w:ascii="Times New Roman" w:hAnsi="Times New Roman" w:cs="Times New Roman" w:hint="eastAsia"/>
+                        </w:rPr>
+                        <w:tab/>
+                      </w:r>
+                      <w:r>
+                        <w:rPr>
+                          <w:rFonts w:ascii="Times New Roman" w:hAnsi="Times New Roman" w:cs="Times New Roman" w:hint="eastAsia"/>
+                        </w:rPr>
+                        <w:t xml:space="preserve"> </w:t>
+                      </w:r>
+                      <w:proofErr w:type="spellStart"/>
+                      <w:r>
+                        <w:rPr>
+                          <w:rFonts w:ascii="Times New Roman" w:hAnsi="Times New Roman" w:cs="Times New Roman" w:hint="eastAsia"/>
+                        </w:rPr>
+                        <w:t>SPI_</w:t>
+                      </w:r>
+                      <w:proofErr w:type="gramStart"/>
+                      <w:r>
+                        <w:rPr>
+                          <w:rFonts w:ascii="Times New Roman" w:hAnsi="Times New Roman" w:cs="Times New Roman" w:hint="eastAsia"/>
+                        </w:rPr>
+                        <w:t>Delay</w:t>
+                      </w:r>
+                      <w:proofErr w:type="spellEnd"/>
+                      <w:r>
+                        <w:rPr>
+                          <w:rFonts w:ascii="Times New Roman" w:hAnsi="Times New Roman" w:cs="Times New Roman" w:hint="eastAsia"/>
+                        </w:rPr>
+                        <w:t>();</w:t>
+                      </w:r>
+                      <w:proofErr w:type="gramEnd"/>
+                    </w:p>
+                    <w:p>
+                      <w:pPr>
+                        <w:spacing w:line="200" w:lineRule="exact"/>
+                        <w:rPr>
+                          <w:rFonts w:ascii="Times New Roman" w:hAnsi="Times New Roman" w:cs="Times New Roman" w:hint="eastAsia"/>
+                        </w:rPr>
+                      </w:pPr>
+                      <w:r>
+                        <w:rPr>
+                          <w:rFonts w:ascii="Times New Roman" w:hAnsi="Times New Roman" w:cs="Times New Roman" w:hint="eastAsia"/>
+                        </w:rPr>
+                        <w:t xml:space="preserve">    }</w:t>
+                      </w:r>
+                    </w:p>
+                    <w:p>
+                      <w:pPr>
+                        <w:spacing w:line="200" w:lineRule="exact"/>
+                        <w:rPr>
+                          <w:rFonts w:ascii="Times New Roman" w:hAnsi="Times New Roman" w:cs="Times New Roman" w:hint="eastAsia"/>
+                        </w:rPr>
+                      </w:pPr>
+                      <w:r>
+                        <w:rPr>
+                          <w:rFonts w:ascii="Times New Roman" w:hAnsi="Times New Roman" w:cs="Times New Roman" w:hint="eastAsia"/>
+                        </w:rPr>
+                        <w:t xml:space="preserve">    return </w:t>
+                      </w:r>
+                      <w:proofErr w:type="spellStart"/>
+                      <w:r>
+                        <w:rPr>
+                          <w:rFonts w:ascii="Times New Roman" w:hAnsi="Times New Roman" w:cs="Times New Roman" w:hint="eastAsia"/>
+                        </w:rPr>
+                        <w:t>data_</w:t>
+                      </w:r>
+                      <w:proofErr w:type="gramStart"/>
+                      <w:r>
+                        <w:rPr>
+                          <w:rFonts w:ascii="Times New Roman" w:hAnsi="Times New Roman" w:cs="Times New Roman" w:hint="eastAsia"/>
+                        </w:rPr>
+                        <w:t>in</w:t>
+                      </w:r>
+                      <w:proofErr w:type="spellEnd"/>
+                      <w:r>
+                        <w:rPr>
+                          <w:rFonts w:ascii="Times New Roman" w:hAnsi="Times New Roman" w:cs="Times New Roman" w:hint="eastAsia"/>
+                        </w:rPr>
+                        <w:t>;</w:t>
+                      </w:r>
+                      <w:proofErr w:type="gramEnd"/>
+                    </w:p>
+                    <w:p>
+                      <w:pPr>
+                        <w:spacing w:line="200" w:lineRule="exact"/>
+                        <w:rPr>
+                          <w:rFonts w:ascii="Times New Roman" w:hAnsi="Times New Roman" w:cs="Times New Roman"/>
+                        </w:rPr>
+                      </w:pPr>
+                      <w:r>
+                        <w:rPr>
+                          <w:rFonts w:ascii="Times New Roman" w:hAnsi="Times New Roman" w:cs="Times New Roman" w:hint="eastAsia"/>
+                        </w:rPr>
+                        <w:t>}</w:t>
+                      </w:r>
+                    </w:p>
+                    <w:p>
+                      <w:pPr>
+                        <w:spacing w:line="200" w:lineRule="exact"/>
+                        <w:rPr>
+                          <w:rFonts w:ascii="Times New Roman" w:hAnsi="Times New Roman" w:cs="Times New Roman"/>
+                        </w:rPr>
+                      </w:pPr>
+                    </w:p>
+                  </w:txbxContent>
+                </v:textbox>
+              </v:shape>
+            </w:pict>
+          </mc:Fallback>
+        </mc:AlternateContent>
+      </w:r>
+      <w:r>
+        <w:rPr>
+          <w:rFonts w:asciiTheme="minorEastAsia" w:hAnsiTheme="minorEastAsia"/>
+          <w:b/>
+          <w:bCs/>
+          <w:noProof/>
+          <w:color w:val="EE0000"/>
+          <w:szCs w:val="16"/>
+        </w:rPr>
+        <mc:AlternateContent>
+          <mc:Choice Requires="wps">
+            <w:drawing>
+              <wp:anchor distT="45720" distB="45720" distL="114300" distR="114300" simplePos="0" relativeHeight="251665408" behindDoc="1" locked="0" layoutInCell="1" allowOverlap="1" wp14:anchorId="47798384" wp14:editId="25AEA2C3">
+                <wp:simplePos x="0" y="0"/>
+                <wp:positionH relativeFrom="column">
+                  <wp:posOffset>40750</wp:posOffset>
+                </wp:positionH>
+                <wp:positionV relativeFrom="paragraph">
+                  <wp:posOffset>170623</wp:posOffset>
+                </wp:positionV>
+                <wp:extent cx="1940119" cy="2170706"/>
+                <wp:effectExtent l="0" t="0" r="0" b="1270"/>
+                <wp:wrapNone/>
+                <wp:docPr id="1852045792" name="文本框 2"/>
+                <wp:cNvGraphicFramePr>
+                  <a:graphicFrameLocks xmlns:a="http://schemas.openxmlformats.org/drawingml/2006/main"/>
+                </wp:cNvGraphicFramePr>
+                <a:graphic xmlns:a="http://schemas.openxmlformats.org/drawingml/2006/main">
+                  <a:graphicData uri="http://schemas.microsoft.com/office/word/2010/wordprocessingShape">
+                    <wps:wsp>
+                      <wps:cNvSpPr txBox="1">
+                        <a:spLocks noChangeArrowheads="1"/>
+                      </wps:cNvSpPr>
+                      <wps:spPr bwMode="auto">
+                        <a:xfrm>
+                          <a:off x="0" y="0"/>
+                          <a:ext cx="1940119" cy="2170706"/>
+                        </a:xfrm>
+                        <a:prstGeom prst="rect">
+                          <a:avLst/>
+                        </a:prstGeom>
+                        <a:noFill/>
+                        <a:ln w="9525">
+                          <a:noFill/>
+                          <a:miter lim="800000"/>
+                          <a:headEnd/>
+                          <a:tailEnd/>
+                        </a:ln>
+                      </wps:spPr>
+                      <wps:txbx>
+                        <w:txbxContent>
+                          <w:p>
+                            <w:pPr>
+                              <w:spacing w:line="200" w:lineRule="exact"/>
+                              <w:rPr>
+                                <w:rFonts w:ascii="Times New Roman" w:hAnsi="Times New Roman" w:cs="Times New Roman" w:hint="eastAsia"/>
+                              </w:rPr>
+                            </w:pPr>
+                            <w:r>
+                              <w:rPr>
+                                <w:rFonts w:ascii="Times New Roman" w:hAnsi="Times New Roman" w:cs="Times New Roman" w:hint="eastAsia"/>
+                              </w:rPr>
+                              <w:t xml:space="preserve">void </w:t>
+                            </w:r>
+                            <w:proofErr w:type="spellStart"/>
+                            <w:r>
+                              <w:rPr>
+                                <w:rFonts w:ascii="Times New Roman" w:hAnsi="Times New Roman" w:cs="Times New Roman" w:hint="eastAsia"/>
+                              </w:rPr>
+                              <w:t>SPI_</w:t>
+                            </w:r>
+                            <w:proofErr w:type="gramStart"/>
+                            <w:r>
+                              <w:rPr>
+                                <w:rFonts w:ascii="Times New Roman" w:hAnsi="Times New Roman" w:cs="Times New Roman" w:hint="eastAsia"/>
+                              </w:rPr>
+                              <w:t>Init</w:t>
+                            </w:r>
+                            <w:proofErr w:type="spellEnd"/>
+                            <w:r>
+                              <w:rPr>
+                                <w:rFonts w:ascii="Times New Roman" w:hAnsi="Times New Roman" w:cs="Times New Roman" w:hint="eastAsia"/>
+                              </w:rPr>
+                              <w:t>(</w:t>
+                            </w:r>
+                            <w:proofErr w:type="gramEnd"/>
+                            <w:r>
+                              <w:rPr>
+                                <w:rFonts w:ascii="Times New Roman" w:hAnsi="Times New Roman" w:cs="Times New Roman" w:hint="eastAsia"/>
+                              </w:rPr>
+                              <w:t>) {</w:t>
+                            </w:r>
+                          </w:p>
+                          <w:p>
+                            <w:pPr>
+                              <w:spacing w:line="200" w:lineRule="exact"/>
+                              <w:rPr>
+                                <w:rFonts w:ascii="Times New Roman" w:hAnsi="Times New Roman" w:cs="Times New Roman" w:hint="eastAsia"/>
+                              </w:rPr>
+                            </w:pPr>
+                            <w:r>
+                              <w:rPr>
+                                <w:rFonts w:ascii="Times New Roman" w:hAnsi="Times New Roman" w:cs="Times New Roman" w:hint="eastAsia"/>
+                              </w:rPr>
+                              <w:t xml:space="preserve">    MOSI = </w:t>
+                            </w:r>
+                            <w:proofErr w:type="gramStart"/>
+                            <w:r>
+                              <w:rPr>
+                                <w:rFonts w:ascii="Times New Roman" w:hAnsi="Times New Roman" w:cs="Times New Roman" w:hint="eastAsia"/>
+                              </w:rPr>
+                              <w:t>0;</w:t>
+                            </w:r>
+                            <w:proofErr w:type="gramEnd"/>
+                          </w:p>
+                          <w:p>
+                            <w:pPr>
+                              <w:spacing w:line="200" w:lineRule="exact"/>
+                              <w:rPr>
+                                <w:rFonts w:ascii="Times New Roman" w:hAnsi="Times New Roman" w:cs="Times New Roman" w:hint="eastAsia"/>
+                              </w:rPr>
+                            </w:pPr>
+                            <w:r>
+                              <w:rPr>
+                                <w:rFonts w:ascii="Times New Roman" w:hAnsi="Times New Roman" w:cs="Times New Roman" w:hint="eastAsia"/>
+                              </w:rPr>
+                              <w:t xml:space="preserve">    SCK  = 0;  // </w:t>
+                            </w:r>
+                            <w:r>
+                              <w:rPr>
+                                <w:rFonts w:ascii="Times New Roman" w:hAnsi="Times New Roman" w:cs="Times New Roman" w:hint="eastAsia"/>
+                              </w:rPr>
+                              <w:t>或</w:t>
+                            </w:r>
+                            <w:r>
+                              <w:rPr>
+                                <w:rFonts w:ascii="Times New Roman" w:hAnsi="Times New Roman" w:cs="Times New Roman" w:hint="eastAsia"/>
+                              </w:rPr>
+                              <w:t>1</w:t>
+                            </w:r>
+                            <w:r>
+                              <w:rPr>
+                                <w:rFonts w:ascii="Times New Roman" w:hAnsi="Times New Roman" w:cs="Times New Roman" w:hint="eastAsia"/>
+                              </w:rPr>
+                              <w:t xml:space="preserve">, </w:t>
+                            </w:r>
+                            <w:r>
+                              <w:rPr>
+                                <w:rFonts w:ascii="Times New Roman" w:hAnsi="Times New Roman" w:cs="Times New Roman" w:hint="eastAsia"/>
+                              </w:rPr>
+                              <w:t>取决于</w:t>
+                            </w:r>
+                            <w:r>
+                              <w:rPr>
+                                <w:rFonts w:ascii="Times New Roman" w:hAnsi="Times New Roman" w:cs="Times New Roman" w:hint="eastAsia"/>
+                              </w:rPr>
+                              <w:t>CPOL</w:t>
+                            </w:r>
+                          </w:p>
+                          <w:p>
+                            <w:pPr>
+                              <w:spacing w:line="200" w:lineRule="exact"/>
+                              <w:rPr>
+                                <w:rFonts w:ascii="Times New Roman" w:hAnsi="Times New Roman" w:cs="Times New Roman" w:hint="eastAsia"/>
+                              </w:rPr>
+                            </w:pPr>
+                            <w:r>
+                              <w:rPr>
+                                <w:rFonts w:ascii="Times New Roman" w:hAnsi="Times New Roman" w:cs="Times New Roman" w:hint="eastAsia"/>
+                              </w:rPr>
+                              <w:t xml:space="preserve">    CS   = 1;  // </w:t>
+                            </w:r>
+                            <w:r>
+                              <w:rPr>
+                                <w:rFonts w:ascii="Times New Roman" w:hAnsi="Times New Roman" w:cs="Times New Roman" w:hint="eastAsia"/>
+                              </w:rPr>
+                              <w:t>片选默认拉高</w:t>
+                            </w:r>
+                          </w:p>
+                          <w:p>
+                            <w:pPr>
+                              <w:spacing w:line="200" w:lineRule="exact"/>
+                              <w:rPr>
+                                <w:rFonts w:ascii="Times New Roman" w:hAnsi="Times New Roman" w:cs="Times New Roman"/>
+                              </w:rPr>
+                            </w:pPr>
+                            <w:r>
+                              <w:rPr>
+                                <w:rFonts w:ascii="Times New Roman" w:hAnsi="Times New Roman" w:cs="Times New Roman" w:hint="eastAsia"/>
+                              </w:rPr>
+                              <w:t>}</w:t>
+                            </w:r>
+                          </w:p>
+                          <w:p>
+                            <w:pPr>
+                              <w:spacing w:line="200" w:lineRule="exact"/>
+                              <w:rPr>
+                                <w:rFonts w:ascii="Times New Roman" w:hAnsi="Times New Roman" w:cs="Times New Roman" w:hint="eastAsia"/>
+                              </w:rPr>
+                            </w:pPr>
+                          </w:p>
+                          <w:p>
+                            <w:pPr>
+                              <w:spacing w:line="200" w:lineRule="exact"/>
+                              <w:rPr>
+                                <w:rFonts w:ascii="Times New Roman" w:hAnsi="Times New Roman" w:cs="Times New Roman" w:hint="eastAsia"/>
+                              </w:rPr>
+                            </w:pPr>
+                            <w:r>
+                              <w:rPr>
+                                <w:rFonts w:ascii="Times New Roman" w:hAnsi="Times New Roman" w:cs="Times New Roman" w:hint="eastAsia"/>
+                              </w:rPr>
+                              <w:t xml:space="preserve">void </w:t>
+                            </w:r>
+                            <w:proofErr w:type="spellStart"/>
+                            <w:r>
+                              <w:rPr>
+                                <w:rFonts w:ascii="Times New Roman" w:hAnsi="Times New Roman" w:cs="Times New Roman" w:hint="eastAsia"/>
+                              </w:rPr>
+                              <w:t>SPI_</w:t>
+                            </w:r>
+                            <w:proofErr w:type="gramStart"/>
+                            <w:r>
+                              <w:rPr>
+                                <w:rFonts w:ascii="Times New Roman" w:hAnsi="Times New Roman" w:cs="Times New Roman" w:hint="eastAsia"/>
+                              </w:rPr>
+                              <w:t>Delay</w:t>
+                            </w:r>
+                            <w:proofErr w:type="spellEnd"/>
+                            <w:r>
+                              <w:rPr>
+                                <w:rFonts w:ascii="Times New Roman" w:hAnsi="Times New Roman" w:cs="Times New Roman" w:hint="eastAsia"/>
+                              </w:rPr>
+                              <w:t>(</w:t>
+                            </w:r>
+                            <w:proofErr w:type="gramEnd"/>
+                            <w:r>
+                              <w:rPr>
+                                <w:rFonts w:ascii="Times New Roman" w:hAnsi="Times New Roman" w:cs="Times New Roman" w:hint="eastAsia"/>
+                              </w:rPr>
+                              <w:t>) {</w:t>
+                            </w:r>
+                          </w:p>
+                          <w:p>
+                            <w:pPr>
+                              <w:spacing w:line="200" w:lineRule="exact"/>
+                              <w:ind w:firstLine="320"/>
+                              <w:rPr>
+                                <w:rFonts w:ascii="Times New Roman" w:hAnsi="Times New Roman" w:cs="Times New Roman"/>
+                              </w:rPr>
+                            </w:pPr>
+                            <w:r>
+                              <w:rPr>
+                                <w:rFonts w:ascii="Times New Roman" w:hAnsi="Times New Roman" w:cs="Times New Roman" w:hint="eastAsia"/>
+                              </w:rPr>
+                              <w:t>_</w:t>
+                            </w:r>
+                            <w:proofErr w:type="spellStart"/>
+                            <w:r>
+                              <w:rPr>
+                                <w:rFonts w:ascii="Times New Roman" w:hAnsi="Times New Roman" w:cs="Times New Roman" w:hint="eastAsia"/>
+                              </w:rPr>
+                              <w:t>nop</w:t>
+                            </w:r>
+                            <w:proofErr w:type="spellEnd"/>
+                            <w:r>
+                              <w:rPr>
+                                <w:rFonts w:ascii="Times New Roman" w:hAnsi="Times New Roman" w:cs="Times New Roman" w:hint="eastAsia"/>
+                              </w:rPr>
+                              <w:t xml:space="preserve">_();  // </w:t>
+                            </w:r>
+                            <w:r>
+                              <w:rPr>
+                                <w:rFonts w:ascii="Times New Roman" w:hAnsi="Times New Roman" w:cs="Times New Roman" w:hint="eastAsia"/>
+                              </w:rPr>
+                              <w:t>执行一个空指令，相当</w:t>
+                            </w:r>
+                          </w:p>
+                          <w:p>
+                            <w:pPr>
+                              <w:spacing w:line="200" w:lineRule="exact"/>
+                              <w:ind w:left="840" w:firstLineChars="200" w:firstLine="320"/>
+                              <w:rPr>
+                                <w:rFonts w:ascii="Times New Roman" w:hAnsi="Times New Roman" w:cs="Times New Roman" w:hint="eastAsia"/>
+                              </w:rPr>
+                            </w:pPr>
+                            <w:r>
+                              <w:rPr>
+                                <w:rFonts w:ascii="Times New Roman" w:hAnsi="Times New Roman" w:cs="Times New Roman" w:hint="eastAsia"/>
+                              </w:rPr>
+                              <w:t>于浪费一个机器周期</w:t>
+                            </w:r>
+                          </w:p>
+                          <w:p>
+                            <w:pPr>
+                              <w:spacing w:line="200" w:lineRule="exact"/>
+                              <w:rPr>
+                                <w:rFonts w:ascii="Times New Roman" w:hAnsi="Times New Roman" w:cs="Times New Roman"/>
+                              </w:rPr>
+                            </w:pPr>
+                            <w:r>
+                              <w:rPr>
+                                <w:rFonts w:ascii="Times New Roman" w:hAnsi="Times New Roman" w:cs="Times New Roman" w:hint="eastAsia"/>
+                              </w:rPr>
+                              <w:t>}</w:t>
+                            </w:r>
+                          </w:p>
+                          <w:p>
+                            <w:pPr>
+                              <w:spacing w:line="200" w:lineRule="exact"/>
+                              <w:rPr>
+                                <w:rFonts w:ascii="Times New Roman" w:hAnsi="Times New Roman" w:cs="Times New Roman"/>
+                              </w:rPr>
+                            </w:pPr>
+                          </w:p>
+                          <w:p>
+                            <w:pPr>
+                              <w:spacing w:line="200" w:lineRule="exact"/>
+                              <w:rPr>
+                                <w:rFonts w:ascii="Times New Roman" w:hAnsi="Times New Roman" w:cs="Times New Roman" w:hint="eastAsia"/>
+                              </w:rPr>
+                            </w:pPr>
+                            <w:r>
+                              <w:rPr>
+                                <w:rFonts w:ascii="Times New Roman" w:hAnsi="Times New Roman" w:cs="Times New Roman" w:hint="eastAsia"/>
+                              </w:rPr>
+                              <w:t xml:space="preserve">void </w:t>
+                            </w:r>
+                            <w:proofErr w:type="spellStart"/>
+                            <w:r>
+                              <w:rPr>
+                                <w:rFonts w:ascii="Times New Roman" w:hAnsi="Times New Roman" w:cs="Times New Roman" w:hint="eastAsia"/>
+                              </w:rPr>
+                              <w:t>SPI_</w:t>
+                            </w:r>
+                            <w:proofErr w:type="gramStart"/>
+                            <w:r>
+                              <w:rPr>
+                                <w:rFonts w:ascii="Times New Roman" w:hAnsi="Times New Roman" w:cs="Times New Roman" w:hint="eastAsia"/>
+                              </w:rPr>
+                              <w:t>WriteByte</w:t>
+                            </w:r>
+                            <w:proofErr w:type="spellEnd"/>
+                            <w:r>
+                              <w:rPr>
+                                <w:rFonts w:ascii="Times New Roman" w:hAnsi="Times New Roman" w:cs="Times New Roman" w:hint="eastAsia"/>
+                              </w:rPr>
+                              <w:t>(</w:t>
+                            </w:r>
+                            <w:proofErr w:type="gramEnd"/>
+                            <w:r>
+                              <w:rPr>
+                                <w:rFonts w:ascii="Times New Roman" w:hAnsi="Times New Roman" w:cs="Times New Roman" w:hint="eastAsia"/>
+                              </w:rPr>
+                              <w:t xml:space="preserve">unsigned char </w:t>
+                            </w:r>
+                            <w:proofErr w:type="spellStart"/>
+                            <w:r>
+                              <w:rPr>
+                                <w:rFonts w:ascii="Times New Roman" w:hAnsi="Times New Roman" w:cs="Times New Roman" w:hint="eastAsia"/>
+                              </w:rPr>
+                              <w:t>dat</w:t>
+                            </w:r>
+                            <w:proofErr w:type="spellEnd"/>
+                            <w:r>
+                              <w:rPr>
+                                <w:rFonts w:ascii="Times New Roman" w:hAnsi="Times New Roman" w:cs="Times New Roman" w:hint="eastAsia"/>
+                              </w:rPr>
+                              <w:t>) {</w:t>
+                            </w:r>
+                          </w:p>
+                          <w:p>
+                            <w:pPr>
+                              <w:spacing w:line="200" w:lineRule="exact"/>
+                              <w:rPr>
+                                <w:rFonts w:ascii="Times New Roman" w:hAnsi="Times New Roman" w:cs="Times New Roman" w:hint="eastAsia"/>
+                              </w:rPr>
+                            </w:pPr>
+                            <w:r>
+                              <w:rPr>
+                                <w:rFonts w:ascii="Times New Roman" w:hAnsi="Times New Roman" w:cs="Times New Roman" w:hint="eastAsia"/>
+                              </w:rPr>
+                              <w:t xml:space="preserve">    CS = 0;           // </w:t>
+                            </w:r>
+                            <w:r>
+                              <w:rPr>
+                                <w:rFonts w:ascii="Times New Roman" w:hAnsi="Times New Roman" w:cs="Times New Roman" w:hint="eastAsia"/>
+                              </w:rPr>
+                              <w:t>片选使能</w:t>
+                            </w:r>
+                          </w:p>
+                          <w:p>
+                            <w:pPr>
+                              <w:spacing w:line="200" w:lineRule="exact"/>
+                              <w:rPr>
+                                <w:rFonts w:ascii="Times New Roman" w:hAnsi="Times New Roman" w:cs="Times New Roman" w:hint="eastAsia"/>
+                              </w:rPr>
+                            </w:pPr>
+                            <w:r>
+                              <w:rPr>
+                                <w:rFonts w:ascii="Times New Roman" w:hAnsi="Times New Roman" w:cs="Times New Roman" w:hint="eastAsia"/>
+                              </w:rPr>
+                              <w:t xml:space="preserve">    </w:t>
+                            </w:r>
+                            <w:proofErr w:type="spellStart"/>
+                            <w:r>
+                              <w:rPr>
+                                <w:rFonts w:ascii="Times New Roman" w:hAnsi="Times New Roman" w:cs="Times New Roman" w:hint="eastAsia"/>
+                              </w:rPr>
+                              <w:t>SPI_Transfer</w:t>
+                            </w:r>
+                            <w:proofErr w:type="spellEnd"/>
+                            <w:r>
+                              <w:rPr>
+                                <w:rFonts w:ascii="Times New Roman" w:hAnsi="Times New Roman" w:cs="Times New Roman" w:hint="eastAsia"/>
+                              </w:rPr>
+                              <w:t>(</w:t>
+                            </w:r>
+                            <w:proofErr w:type="spellStart"/>
+                            <w:r>
+                              <w:rPr>
+                                <w:rFonts w:ascii="Times New Roman" w:hAnsi="Times New Roman" w:cs="Times New Roman" w:hint="eastAsia"/>
+                              </w:rPr>
+                              <w:t>dat</w:t>
+                            </w:r>
+                            <w:proofErr w:type="spellEnd"/>
+                            <w:r>
+                              <w:rPr>
+                                <w:rFonts w:ascii="Times New Roman" w:hAnsi="Times New Roman" w:cs="Times New Roman" w:hint="eastAsia"/>
+                              </w:rPr>
+                              <w:t xml:space="preserve">);  // </w:t>
+                            </w:r>
+                            <w:r>
+                              <w:rPr>
+                                <w:rFonts w:ascii="Times New Roman" w:hAnsi="Times New Roman" w:cs="Times New Roman" w:hint="eastAsia"/>
+                              </w:rPr>
+                              <w:t>发送数据</w:t>
+                            </w:r>
+                          </w:p>
+                          <w:p>
+                            <w:pPr>
+                              <w:spacing w:line="200" w:lineRule="exact"/>
+                              <w:rPr>
+                                <w:rFonts w:ascii="Times New Roman" w:hAnsi="Times New Roman" w:cs="Times New Roman" w:hint="eastAsia"/>
+                              </w:rPr>
+                            </w:pPr>
+                            <w:r>
+                              <w:rPr>
+                                <w:rFonts w:ascii="Times New Roman" w:hAnsi="Times New Roman" w:cs="Times New Roman" w:hint="eastAsia"/>
+                              </w:rPr>
+                              <w:t xml:space="preserve">    CS = 1;          </w:t>
+                            </w:r>
+                            <w:r>
+                              <w:rPr>
+                                <w:rFonts w:ascii="Times New Roman" w:hAnsi="Times New Roman" w:cs="Times New Roman" w:hint="eastAsia"/>
+                              </w:rPr>
+                              <w:t xml:space="preserve"> </w:t>
+                            </w:r>
+                            <w:r>
+                              <w:rPr>
+                                <w:rFonts w:ascii="Times New Roman" w:hAnsi="Times New Roman" w:cs="Times New Roman" w:hint="eastAsia"/>
+                              </w:rPr>
+                              <w:t xml:space="preserve">// </w:t>
+                            </w:r>
+                            <w:r>
+                              <w:rPr>
+                                <w:rFonts w:ascii="Times New Roman" w:hAnsi="Times New Roman" w:cs="Times New Roman" w:hint="eastAsia"/>
+                              </w:rPr>
+                              <w:t>取消片选</w:t>
+                            </w:r>
+                          </w:p>
+                          <w:p>
+                            <w:pPr>
+                              <w:spacing w:line="200" w:lineRule="exact"/>
+                              <w:rPr>
+                                <w:rFonts w:ascii="Times New Roman" w:hAnsi="Times New Roman" w:cs="Times New Roman" w:hint="eastAsia"/>
+                              </w:rPr>
+                            </w:pPr>
+                            <w:r>
+                              <w:rPr>
+                                <w:rFonts w:ascii="Times New Roman" w:hAnsi="Times New Roman" w:cs="Times New Roman" w:hint="eastAsia"/>
+                              </w:rPr>
+                              <w:t>}</w:t>
+                            </w:r>
+                          </w:p>
+                          <w:p>
+                            <w:pPr>
+                              <w:spacing w:line="200" w:lineRule="exact"/>
+                              <w:rPr>
+                                <w:rFonts w:ascii="Times New Roman" w:hAnsi="Times New Roman" w:cs="Times New Roman" w:hint="eastAsia"/>
+                              </w:rPr>
+                            </w:pPr>
+                          </w:p>
+                          <w:p>
+                            <w:pPr>
+                              <w:spacing w:line="200" w:lineRule="exact"/>
+                              <w:rPr>
+                                <w:rFonts w:ascii="Times New Roman" w:hAnsi="Times New Roman" w:cs="Times New Roman"/>
+                              </w:rPr>
+                            </w:pPr>
+                          </w:p>
+                        </w:txbxContent>
+                      </wps:txbx>
+                      <wps:bodyPr rot="0" vert="horz" wrap="square" lIns="91440" tIns="45720" rIns="91440" bIns="45720" anchor="t" anchorCtr="0">
+                        <a:noAutofit/>
+                      </wps:bodyPr>
+                    </wps:wsp>
+                  </a:graphicData>
+                </a:graphic>
+                <wp14:sizeRelH relativeFrom="margin">
+                  <wp14:pctWidth>0</wp14:pctWidth>
+                </wp14:sizeRelH>
+                <wp14:sizeRelV relativeFrom="margin">
+                  <wp14:pctHeight>0</wp14:pctHeight>
+                </wp14:sizeRelV>
+              </wp:anchor>
+            </w:drawing>
+          </mc:Choice>
+          <mc:Fallback>
+            <w:pict>
+              <v:shape w14:anchorId="47798384" id="_x0000_s1030" type="#_x0000_t202" style="position:absolute;left:0;text-align:left;margin-left:3.2pt;margin-top:13.45pt;width:152.75pt;height:170.9pt;z-index:-251651072;visibility:visible;mso-wrap-style:square;mso-width-percent:0;mso-height-percent:0;mso-wrap-distance-left:9pt;mso-wrap-distance-top:3.6pt;mso-wrap-distance-right:9pt;mso-wrap-distance-bottom:3.6pt;mso-position-horizontal:absolute;mso-position-horizontal-relative:text;mso-position-vertical:absolute;mso-position-vertical-relative:text;mso-width-percent:0;mso-height-percent:0;mso-width-relative:margin;mso-height-relative:margin;v-text-anchor:top" o:gfxdata="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" filled="f" stroked="f">
+                <v:textbox>
+                  <w:txbxContent>
+                    <w:p>
+                      <w:pPr>
+                        <w:spacing w:line="200" w:lineRule="exact"/>
+                        <w:rPr>
+                          <w:rFonts w:ascii="Times New Roman" w:hAnsi="Times New Roman" w:cs="Times New Roman" w:hint="eastAsia"/>
+                        </w:rPr>
+                      </w:pPr>
+                      <w:r>
+                        <w:rPr>
+                          <w:rFonts w:ascii="Times New Roman" w:hAnsi="Times New Roman" w:cs="Times New Roman" w:hint="eastAsia"/>
+                        </w:rPr>
+                        <w:t xml:space="preserve">void </w:t>
+                      </w:r>
+                      <w:proofErr w:type="spellStart"/>
+                      <w:r>
+                        <w:rPr>
+                          <w:rFonts w:ascii="Times New Roman" w:hAnsi="Times New Roman" w:cs="Times New Roman" w:hint="eastAsia"/>
+                        </w:rPr>
+                        <w:t>SPI_</w:t>
+                      </w:r>
+                      <w:proofErr w:type="gramStart"/>
+                      <w:r>
+                        <w:rPr>
+                          <w:rFonts w:ascii="Times New Roman" w:hAnsi="Times New Roman" w:cs="Times New Roman" w:hint="eastAsia"/>
+                        </w:rPr>
+                        <w:t>Init</w:t>
+                      </w:r>
+                      <w:proofErr w:type="spellEnd"/>
+                      <w:r>
+                        <w:rPr>
+                          <w:rFonts w:ascii="Times New Roman" w:hAnsi="Times New Roman" w:cs="Times New Roman" w:hint="eastAsia"/>
+                        </w:rPr>
+                        <w:t>(</w:t>
+                      </w:r>
+                      <w:proofErr w:type="gramEnd"/>
+                      <w:r>
+                        <w:rPr>
+                          <w:rFonts w:ascii="Times New Roman" w:hAnsi="Times New Roman" w:cs="Times New Roman" w:hint="eastAsia"/>
+                        </w:rPr>
+                        <w:t>) {</w:t>
+                      </w:r>
+                    </w:p>
+                    <w:p>
+                      <w:pPr>
+                        <w:spacing w:line="200" w:lineRule="exact"/>
+                        <w:rPr>
+                          <w:rFonts w:ascii="Times New Roman" w:hAnsi="Times New Roman" w:cs="Times New Roman" w:hint="eastAsia"/>
+                        </w:rPr>
+                      </w:pPr>
+                      <w:r>
+                        <w:rPr>
+                          <w:rFonts w:ascii="Times New Roman" w:hAnsi="Times New Roman" w:cs="Times New Roman" w:hint="eastAsia"/>
+                        </w:rPr>
+                        <w:t xml:space="preserve">    MOSI = </w:t>
+                      </w:r>
+                      <w:proofErr w:type="gramStart"/>
+                      <w:r>
+                        <w:rPr>
+                          <w:rFonts w:ascii="Times New Roman" w:hAnsi="Times New Roman" w:cs="Times New Roman" w:hint="eastAsia"/>
+                        </w:rPr>
+                        <w:t>0;</w:t>
+                      </w:r>
+                      <w:proofErr w:type="gramEnd"/>
+                    </w:p>
+                    <w:p>
+                      <w:pPr>
+                        <w:spacing w:line="200" w:lineRule="exact"/>
+                        <w:rPr>
+                          <w:rFonts w:ascii="Times New Roman" w:hAnsi="Times New Roman" w:cs="Times New Roman" w:hint="eastAsia"/>
+                        </w:rPr>
+                      </w:pPr>
+                      <w:r>
+                        <w:rPr>
+                          <w:rFonts w:ascii="Times New Roman" w:hAnsi="Times New Roman" w:cs="Times New Roman" w:hint="eastAsia"/>
+                        </w:rPr>
+                        <w:t xml:space="preserve">    SCK  = 0;  // </w:t>
+                      </w:r>
+                      <w:r>
+                        <w:rPr>
+                          <w:rFonts w:ascii="Times New Roman" w:hAnsi="Times New Roman" w:cs="Times New Roman" w:hint="eastAsia"/>
+                        </w:rPr>
+                        <w:t>或</w:t>
+                      </w:r>
+                      <w:r>
+                        <w:rPr>
+                          <w:rFonts w:ascii="Times New Roman" w:hAnsi="Times New Roman" w:cs="Times New Roman" w:hint="eastAsia"/>
+                        </w:rPr>
+                        <w:t>1</w:t>
+                      </w:r>
+                      <w:r>
+                        <w:rPr>
+                          <w:rFonts w:ascii="Times New Roman" w:hAnsi="Times New Roman" w:cs="Times New Roman" w:hint="eastAsia"/>
+                        </w:rPr>
+                        <w:t xml:space="preserve">, </w:t>
+                      </w:r>
+                      <w:r>
+                        <w:rPr>
+                          <w:rFonts w:ascii="Times New Roman" w:hAnsi="Times New Roman" w:cs="Times New Roman" w:hint="eastAsia"/>
+                        </w:rPr>
+                        <w:t>取决于</w:t>
+                      </w:r>
+                      <w:r>
+                        <w:rPr>
+                          <w:rFonts w:ascii="Times New Roman" w:hAnsi="Times New Roman" w:cs="Times New Roman" w:hint="eastAsia"/>
+                        </w:rPr>
+                        <w:t>CPOL</w:t>
+                      </w:r>
+                    </w:p>
+                    <w:p>
+                      <w:pPr>
+                        <w:spacing w:line="200" w:lineRule="exact"/>
+                        <w:rPr>
+                          <w:rFonts w:ascii="Times New Roman" w:hAnsi="Times New Roman" w:cs="Times New Roman" w:hint="eastAsia"/>
+                        </w:rPr>
+                      </w:pPr>
+                      <w:r>
+                        <w:rPr>
+                          <w:rFonts w:ascii="Times New Roman" w:hAnsi="Times New Roman" w:cs="Times New Roman" w:hint="eastAsia"/>
+                        </w:rPr>
+                        <w:t xml:space="preserve">    CS   = 1;  // </w:t>
+                      </w:r>
+                      <w:r>
+                        <w:rPr>
+                          <w:rFonts w:ascii="Times New Roman" w:hAnsi="Times New Roman" w:cs="Times New Roman" w:hint="eastAsia"/>
+                        </w:rPr>
+                        <w:t>片选默认拉高</w:t>
+                      </w:r>
+                    </w:p>
+                    <w:p>
+                      <w:pPr>
+                        <w:spacing w:line="200" w:lineRule="exact"/>
+                        <w:rPr>
+                          <w:rFonts w:ascii="Times New Roman" w:hAnsi="Times New Roman" w:cs="Times New Roman"/>
+                        </w:rPr>
+                      </w:pPr>
+                      <w:r>
+                        <w:rPr>
+                          <w:rFonts w:ascii="Times New Roman" w:hAnsi="Times New Roman" w:cs="Times New Roman" w:hint="eastAsia"/>
+                        </w:rPr>
+                        <w:t>}</w:t>
+                      </w:r>
+                    </w:p>
+                    <w:p>
+                      <w:pPr>
+                        <w:spacing w:line="200" w:lineRule="exact"/>
+                        <w:rPr>
+                          <w:rFonts w:ascii="Times New Roman" w:hAnsi="Times New Roman" w:cs="Times New Roman" w:hint="eastAsia"/>
+                        </w:rPr>
+                      </w:pPr>
+                    </w:p>
+                    <w:p>
+                      <w:pPr>
+                        <w:spacing w:line="200" w:lineRule="exact"/>
+                        <w:rPr>
+                          <w:rFonts w:ascii="Times New Roman" w:hAnsi="Times New Roman" w:cs="Times New Roman" w:hint="eastAsia"/>
+                        </w:rPr>
+                      </w:pPr>
+                      <w:r>
+                        <w:rPr>
+                          <w:rFonts w:ascii="Times New Roman" w:hAnsi="Times New Roman" w:cs="Times New Roman" w:hint="eastAsia"/>
+                        </w:rPr>
+                        <w:t xml:space="preserve">void </w:t>
+                      </w:r>
+                      <w:proofErr w:type="spellStart"/>
+                      <w:r>
+                        <w:rPr>
+                          <w:rFonts w:ascii="Times New Roman" w:hAnsi="Times New Roman" w:cs="Times New Roman" w:hint="eastAsia"/>
+                        </w:rPr>
+                        <w:t>SPI_</w:t>
+                      </w:r>
+                      <w:proofErr w:type="gramStart"/>
+                      <w:r>
+                        <w:rPr>
+                          <w:rFonts w:ascii="Times New Roman" w:hAnsi="Times New Roman" w:cs="Times New Roman" w:hint="eastAsia"/>
+                        </w:rPr>
+                        <w:t>Delay</w:t>
+                      </w:r>
+                      <w:proofErr w:type="spellEnd"/>
+                      <w:r>
+                        <w:rPr>
+                          <w:rFonts w:ascii="Times New Roman" w:hAnsi="Times New Roman" w:cs="Times New Roman" w:hint="eastAsia"/>
+                        </w:rPr>
+                        <w:t>(</w:t>
+                      </w:r>
+                      <w:proofErr w:type="gramEnd"/>
+                      <w:r>
+                        <w:rPr>
+                          <w:rFonts w:ascii="Times New Roman" w:hAnsi="Times New Roman" w:cs="Times New Roman" w:hint="eastAsia"/>
+                        </w:rPr>
+                        <w:t>) {</w:t>
+                      </w:r>
+                    </w:p>
+                    <w:p>
+                      <w:pPr>
+                        <w:spacing w:line="200" w:lineRule="exact"/>
+                        <w:ind w:firstLine="320"/>
+                        <w:rPr>
+                          <w:rFonts w:ascii="Times New Roman" w:hAnsi="Times New Roman" w:cs="Times New Roman"/>
+                        </w:rPr>
+                      </w:pPr>
+                      <w:r>
+                        <w:rPr>
+                          <w:rFonts w:ascii="Times New Roman" w:hAnsi="Times New Roman" w:cs="Times New Roman" w:hint="eastAsia"/>
+                        </w:rPr>
+                        <w:t>_</w:t>
+                      </w:r>
+                      <w:proofErr w:type="spellStart"/>
+                      <w:r>
+                        <w:rPr>
+                          <w:rFonts w:ascii="Times New Roman" w:hAnsi="Times New Roman" w:cs="Times New Roman" w:hint="eastAsia"/>
+                        </w:rPr>
+                        <w:t>nop</w:t>
+                      </w:r>
+                      <w:proofErr w:type="spellEnd"/>
+                      <w:r>
+                        <w:rPr>
+                          <w:rFonts w:ascii="Times New Roman" w:hAnsi="Times New Roman" w:cs="Times New Roman" w:hint="eastAsia"/>
+                        </w:rPr>
+                        <w:t xml:space="preserve">_();  // </w:t>
+                      </w:r>
+                      <w:r>
+                        <w:rPr>
+                          <w:rFonts w:ascii="Times New Roman" w:hAnsi="Times New Roman" w:cs="Times New Roman" w:hint="eastAsia"/>
+                        </w:rPr>
+                        <w:t>执行一个空指令，相当</w:t>
+                      </w:r>
+                    </w:p>
+                    <w:p>
+                      <w:pPr>
+                        <w:spacing w:line="200" w:lineRule="exact"/>
+                        <w:ind w:left="840" w:firstLineChars="200" w:firstLine="320"/>
+                        <w:rPr>
+                          <w:rFonts w:ascii="Times New Roman" w:hAnsi="Times New Roman" w:cs="Times New Roman" w:hint="eastAsia"/>
+                        </w:rPr>
+                      </w:pPr>
+                      <w:r>
+                        <w:rPr>
+                          <w:rFonts w:ascii="Times New Roman" w:hAnsi="Times New Roman" w:cs="Times New Roman" w:hint="eastAsia"/>
+                        </w:rPr>
+                        <w:t>于浪费一个机器周期</w:t>
+                      </w:r>
+                    </w:p>
+                    <w:p>
+                      <w:pPr>
+                        <w:spacing w:line="200" w:lineRule="exact"/>
+                        <w:rPr>
+                          <w:rFonts w:ascii="Times New Roman" w:hAnsi="Times New Roman" w:cs="Times New Roman"/>
+                        </w:rPr>
+                      </w:pPr>
+                      <w:r>
+                        <w:rPr>
+                          <w:rFonts w:ascii="Times New Roman" w:hAnsi="Times New Roman" w:cs="Times New Roman" w:hint="eastAsia"/>
+                        </w:rPr>
+                        <w:t>}</w:t>
+                      </w:r>
+                    </w:p>
+                    <w:p>
+                      <w:pPr>
+                        <w:spacing w:line="200" w:lineRule="exact"/>
+                        <w:rPr>
+                          <w:rFonts w:ascii="Times New Roman" w:hAnsi="Times New Roman" w:cs="Times New Roman"/>
+                        </w:rPr>
+                      </w:pPr>
+                    </w:p>
+                    <w:p>
+                      <w:pPr>
+                        <w:spacing w:line="200" w:lineRule="exact"/>
+                        <w:rPr>
+                          <w:rFonts w:ascii="Times New Roman" w:hAnsi="Times New Roman" w:cs="Times New Roman" w:hint="eastAsia"/>
+                        </w:rPr>
+                      </w:pPr>
+                      <w:r>
+                        <w:rPr>
+                          <w:rFonts w:ascii="Times New Roman" w:hAnsi="Times New Roman" w:cs="Times New Roman" w:hint="eastAsia"/>
+                        </w:rPr>
+                        <w:t xml:space="preserve">void </w:t>
+                      </w:r>
+                      <w:proofErr w:type="spellStart"/>
+                      <w:r>
+                        <w:rPr>
+                          <w:rFonts w:ascii="Times New Roman" w:hAnsi="Times New Roman" w:cs="Times New Roman" w:hint="eastAsia"/>
+                        </w:rPr>
+                        <w:t>SPI_</w:t>
+                      </w:r>
+                      <w:proofErr w:type="gramStart"/>
+                      <w:r>
+                        <w:rPr>
+                          <w:rFonts w:ascii="Times New Roman" w:hAnsi="Times New Roman" w:cs="Times New Roman" w:hint="eastAsia"/>
+                        </w:rPr>
+                        <w:t>WriteByte</w:t>
+                      </w:r>
+                      <w:proofErr w:type="spellEnd"/>
+                      <w:r>
+                        <w:rPr>
+                          <w:rFonts w:ascii="Times New Roman" w:hAnsi="Times New Roman" w:cs="Times New Roman" w:hint="eastAsia"/>
+                        </w:rPr>
+                        <w:t>(</w:t>
+                      </w:r>
+                      <w:proofErr w:type="gramEnd"/>
+                      <w:r>
+                        <w:rPr>
+                          <w:rFonts w:ascii="Times New Roman" w:hAnsi="Times New Roman" w:cs="Times New Roman" w:hint="eastAsia"/>
+                        </w:rPr>
+                        <w:t xml:space="preserve">unsigned char </w:t>
+                      </w:r>
+                      <w:proofErr w:type="spellStart"/>
+                      <w:r>
+                        <w:rPr>
+                          <w:rFonts w:ascii="Times New Roman" w:hAnsi="Times New Roman" w:cs="Times New Roman" w:hint="eastAsia"/>
+                        </w:rPr>
+                        <w:t>dat</w:t>
+                      </w:r>
+                      <w:proofErr w:type="spellEnd"/>
+                      <w:r>
+                        <w:rPr>
+                          <w:rFonts w:ascii="Times New Roman" w:hAnsi="Times New Roman" w:cs="Times New Roman" w:hint="eastAsia"/>
+                        </w:rPr>
+                        <w:t>) {</w:t>
+                      </w:r>
+                    </w:p>
+                    <w:p>
+                      <w:pPr>
+                        <w:spacing w:line="200" w:lineRule="exact"/>
+                        <w:rPr>
+                          <w:rFonts w:ascii="Times New Roman" w:hAnsi="Times New Roman" w:cs="Times New Roman" w:hint="eastAsia"/>
+                        </w:rPr>
+                      </w:pPr>
+                      <w:r>
+                        <w:rPr>
+                          <w:rFonts w:ascii="Times New Roman" w:hAnsi="Times New Roman" w:cs="Times New Roman" w:hint="eastAsia"/>
+                        </w:rPr>
+                        <w:t xml:space="preserve">    CS = 0;           // </w:t>
+                      </w:r>
+                      <w:r>
+                        <w:rPr>
+                          <w:rFonts w:ascii="Times New Roman" w:hAnsi="Times New Roman" w:cs="Times New Roman" w:hint="eastAsia"/>
+                        </w:rPr>
+                        <w:t>片选使能</w:t>
+                      </w:r>
+                    </w:p>
+                    <w:p>
+                      <w:pPr>
+                        <w:spacing w:line="200" w:lineRule="exact"/>
+                        <w:rPr>
+                          <w:rFonts w:ascii="Times New Roman" w:hAnsi="Times New Roman" w:cs="Times New Roman" w:hint="eastAsia"/>
+                        </w:rPr>
+                      </w:pPr>
+                      <w:r>
+                        <w:rPr>
+                          <w:rFonts w:ascii="Times New Roman" w:hAnsi="Times New Roman" w:cs="Times New Roman" w:hint="eastAsia"/>
+                        </w:rPr>
+                        <w:t xml:space="preserve">    </w:t>
+                      </w:r>
+                      <w:proofErr w:type="spellStart"/>
+                      <w:r>
+                        <w:rPr>
+                          <w:rFonts w:ascii="Times New Roman" w:hAnsi="Times New Roman" w:cs="Times New Roman" w:hint="eastAsia"/>
+                        </w:rPr>
+                        <w:t>SPI_Transfer</w:t>
+                      </w:r>
+                      <w:proofErr w:type="spellEnd"/>
+                      <w:r>
+                        <w:rPr>
+                          <w:rFonts w:ascii="Times New Roman" w:hAnsi="Times New Roman" w:cs="Times New Roman" w:hint="eastAsia"/>
+                        </w:rPr>
+                        <w:t>(</w:t>
+                      </w:r>
+                      <w:proofErr w:type="spellStart"/>
+                      <w:r>
+                        <w:rPr>
+                          <w:rFonts w:ascii="Times New Roman" w:hAnsi="Times New Roman" w:cs="Times New Roman" w:hint="eastAsia"/>
+                        </w:rPr>
+                        <w:t>dat</w:t>
+                      </w:r>
+                      <w:proofErr w:type="spellEnd"/>
+                      <w:r>
+                        <w:rPr>
+                          <w:rFonts w:ascii="Times New Roman" w:hAnsi="Times New Roman" w:cs="Times New Roman" w:hint="eastAsia"/>
+                        </w:rPr>
+                        <w:t xml:space="preserve">);  // </w:t>
+                      </w:r>
+                      <w:r>
+                        <w:rPr>
+                          <w:rFonts w:ascii="Times New Roman" w:hAnsi="Times New Roman" w:cs="Times New Roman" w:hint="eastAsia"/>
+                        </w:rPr>
+                        <w:t>发送数据</w:t>
+                      </w:r>
+                    </w:p>
+                    <w:p>
+                      <w:pPr>
+                        <w:spacing w:line="200" w:lineRule="exact"/>
+                        <w:rPr>
+                          <w:rFonts w:ascii="Times New Roman" w:hAnsi="Times New Roman" w:cs="Times New Roman" w:hint="eastAsia"/>
+                        </w:rPr>
+                      </w:pPr>
+                      <w:r>
+                        <w:rPr>
+                          <w:rFonts w:ascii="Times New Roman" w:hAnsi="Times New Roman" w:cs="Times New Roman" w:hint="eastAsia"/>
+                        </w:rPr>
+                        <w:t xml:space="preserve">    CS = 1;          </w:t>
+                      </w:r>
+                      <w:r>
+                        <w:rPr>
+                          <w:rFonts w:ascii="Times New Roman" w:hAnsi="Times New Roman" w:cs="Times New Roman" w:hint="eastAsia"/>
+                        </w:rPr>
+                        <w:t xml:space="preserve"> </w:t>
+                      </w:r>
+                      <w:r>
+                        <w:rPr>
+                          <w:rFonts w:ascii="Times New Roman" w:hAnsi="Times New Roman" w:cs="Times New Roman" w:hint="eastAsia"/>
+                        </w:rPr>
+                        <w:t xml:space="preserve">// </w:t>
+                      </w:r>
+                      <w:r>
+                        <w:rPr>
+                          <w:rFonts w:ascii="Times New Roman" w:hAnsi="Times New Roman" w:cs="Times New Roman" w:hint="eastAsia"/>
+                        </w:rPr>
+                        <w:t>取消片选</w:t>
+                      </w:r>
+                    </w:p>
+                    <w:p>
+                      <w:pPr>
+                        <w:spacing w:line="200" w:lineRule="exact"/>
+                        <w:rPr>
+                          <w:rFonts w:ascii="Times New Roman" w:hAnsi="Times New Roman" w:cs="Times New Roman" w:hint="eastAsia"/>
+                        </w:rPr>
+                      </w:pPr>
+                      <w:r>
+                        <w:rPr>
+                          <w:rFonts w:ascii="Times New Roman" w:hAnsi="Times New Roman" w:cs="Times New Roman" w:hint="eastAsia"/>
+                        </w:rPr>
+                        <w:t>}</w:t>
+                      </w:r>
+                    </w:p>
+                    <w:p>
+                      <w:pPr>
+                        <w:spacing w:line="200" w:lineRule="exact"/>
+                        <w:rPr>
+                          <w:rFonts w:ascii="Times New Roman" w:hAnsi="Times New Roman" w:cs="Times New Roman" w:hint="eastAsia"/>
+                        </w:rPr>
+                      </w:pPr>
+                    </w:p>
+                    <w:p>
+                      <w:pPr>
+                        <w:spacing w:line="200" w:lineRule="exact"/>
+                        <w:rPr>
+                          <w:rFonts w:ascii="Times New Roman" w:hAnsi="Times New Roman" w:cs="Times New Roman"/>
+                        </w:rPr>
+                      </w:pPr>
+                    </w:p>
+                  </w:txbxContent>
+                </v:textbox>
+              </v:shape>
+            </w:pict>
+          </mc:Fallback>
+        </mc:AlternateContent>
+      </w:r>
+      <w:r>
+        <w:rPr>
+          <w:rFonts w:asciiTheme="minorEastAsia" w:hAnsiTheme="minorEastAsia" w:hint="eastAsia"/>
+          <w:b/>
+          <w:bCs/>
+          <w:color w:val="EE0000"/>
+          <w:szCs w:val="16"/>
+        </w:rPr>
+        <w:t>协议过程:</w:t>
+      </w:r>
+    </w:p>
+    <w:p>
+      <w:pPr>
+        <w:rPr>
           <w:rFonts w:asciiTheme="minorEastAsia" w:hAnsiTheme="minorEastAsia" w:hint="eastAsia"/>
           <w:szCs w:val="16"/>
         </w:rPr>
@@ -5962,38 +13043,13 @@
           <w:szCs w:val="16"/>
         </w:rPr>
       </w:pPr>
-    </w:p>
-    <w:p>
-      <w:pPr>
-        <w:rPr>
-          <w:rFonts w:asciiTheme="minorEastAsia" w:hAnsiTheme="minorEastAsia" w:hint="eastAsia"/>
-          <w:szCs w:val="16"/>
-        </w:rPr>
-      </w:pPr>
-    </w:p>
-    <w:p>
-      <w:pPr>
-        <w:rPr>
-          <w:rFonts w:asciiTheme="minorEastAsia" w:hAnsiTheme="minorEastAsia" w:hint="eastAsia"/>
-          <w:szCs w:val="16"/>
-        </w:rPr>
-      </w:pPr>
-    </w:p>
-    <w:p>
-      <w:pPr>
-        <w:rPr>
-          <w:rFonts w:asciiTheme="minorEastAsia" w:hAnsiTheme="minorEastAsia" w:hint="eastAsia"/>
-          <w:szCs w:val="16"/>
-        </w:rPr>
-      </w:pPr>
-    </w:p>
-    <w:p>
-      <w:pPr>
-        <w:rPr>
-          <w:rFonts w:asciiTheme="minorEastAsia" w:hAnsiTheme="minorEastAsia" w:hint="eastAsia"/>
-          <w:szCs w:val="16"/>
-        </w:rPr>
-      </w:pPr>
+      <w:r>
+        <w:rPr>
+          <w:rFonts w:asciiTheme="minorEastAsia" w:hAnsiTheme="minorEastAsia"/>
+          <w:szCs w:val="16"/>
+        </w:rPr>
+        <w:tab/>
+      </w:r>
     </w:p>
     <w:p>
       <w:pPr>

--- a/通信协议.docx
+++ b/通信协议.docx
@@ -2630,36 +2630,36 @@
           <w:rFonts w:hint="eastAsia"/>
         </w:rPr>
       </w:pPr>
-      <w:proofErr w:type="gramStart"/>
       <w:r>
         <w:rPr>
           <w:rFonts w:hint="eastAsia"/>
-          <w:i/>
-          <w:iCs/>
         </w:rPr>
         <w:t>2</w:t>
       </w:r>
       <w:r>
         <w:rPr>
           <w:rFonts w:hint="eastAsia"/>
-          <w:i/>
-          <w:iCs/>
-        </w:rPr>
-        <w:t>.1</w:t>
+        </w:rPr>
+        <w:t>-</w:t>
       </w:r>
       <w:r>
         <w:rPr>
           <w:rFonts w:hint="eastAsia"/>
         </w:rPr>
-        <w:t xml:space="preserve">  </w:t>
+        <w:t>1</w:t>
       </w:r>
       <w:r>
         <w:rPr>
           <w:rFonts w:hint="eastAsia"/>
         </w:rPr>
+        <w:t xml:space="preserve"> </w:t>
+      </w:r>
+      <w:r>
+        <w:rPr>
+          <w:rFonts w:hint="eastAsia"/>
+        </w:rPr>
         <w:t>UART</w:t>
       </w:r>
-      <w:proofErr w:type="gramEnd"/>
     </w:p>
     <w:p>
       <w:pPr>
@@ -3219,28 +3219,21 @@
           <w:rFonts w:hint="eastAsia"/>
         </w:rPr>
       </w:pPr>
-      <w:proofErr w:type="gramStart"/>
       <w:r>
         <w:rPr>
           <w:rFonts w:hint="eastAsia"/>
-          <w:i/>
-          <w:iCs/>
         </w:rPr>
         <w:t>2</w:t>
       </w:r>
       <w:r>
         <w:rPr>
           <w:rFonts w:hint="eastAsia"/>
-          <w:i/>
-          <w:iCs/>
-        </w:rPr>
-        <w:t>.</w:t>
+        </w:rPr>
+        <w:t>-</w:t>
       </w:r>
       <w:r>
         <w:rPr>
           <w:rFonts w:hint="eastAsia"/>
-          <w:i/>
-          <w:iCs/>
         </w:rPr>
         <w:t>2</w:t>
       </w:r>
@@ -3248,7 +3241,7 @@
         <w:rPr>
           <w:rFonts w:hint="eastAsia"/>
         </w:rPr>
-        <w:t xml:space="preserve">  </w:t>
+        <w:t xml:space="preserve"> </w:t>
       </w:r>
       <w:r>
         <w:rPr>
@@ -3256,7 +3249,6 @@
         </w:rPr>
         <w:t>I</w:t>
       </w:r>
-      <w:proofErr w:type="gramEnd"/>
       <w:r>
         <w:rPr>
           <w:rFonts w:ascii="Calibri" w:hAnsi="Calibri" w:cs="Calibri"/>
@@ -3379,47 +3371,7 @@
           <w:color w:val="47D459" w:themeColor="accent3" w:themeTint="99"/>
           <w:szCs w:val="16"/>
         </w:rPr>
-        <w:t>每个字节</w:t>
-      </w:r>
-      <w:r>
-        <w:rPr>
-          <w:rFonts w:asciiTheme="minorEastAsia" w:hAnsiTheme="minorEastAsia" w:hint="eastAsia"/>
-          <w:b/>
-          <w:bCs/>
-          <w:color w:val="47D459" w:themeColor="accent3" w:themeTint="99"/>
-          <w:szCs w:val="16"/>
-        </w:rPr>
-        <w:t>发送顺序</w:t>
-      </w:r>
-      <w:r>
-        <w:rPr>
-          <w:rFonts w:asciiTheme="minorEastAsia" w:hAnsiTheme="minorEastAsia" w:hint="eastAsia"/>
-          <w:b/>
-          <w:bCs/>
-          <w:color w:val="47D459" w:themeColor="accent3" w:themeTint="99"/>
-          <w:szCs w:val="16"/>
-        </w:rPr>
-        <w:t>:</w:t>
-      </w:r>
-      <w:r>
-        <w:rPr>
-          <w:rFonts w:asciiTheme="minorEastAsia" w:hAnsiTheme="minorEastAsia" w:hint="eastAsia"/>
-          <w:b/>
-          <w:bCs/>
-          <w:color w:val="47D459" w:themeColor="accent3" w:themeTint="99"/>
-          <w:szCs w:val="16"/>
-        </w:rPr>
-        <w:t xml:space="preserve"> </w:t>
-      </w:r>
-      <w:r>
-        <w:rPr>
-          <w:rFonts w:asciiTheme="minorEastAsia" w:hAnsiTheme="minorEastAsia" w:hint="eastAsia"/>
-          <w:b/>
-          <w:bCs/>
-          <w:color w:val="47D459" w:themeColor="accent3" w:themeTint="99"/>
-          <w:szCs w:val="16"/>
-        </w:rPr>
-        <w:t>高位→低位</w:t>
+        <w:t>每个字节发送顺序: 高位→低位</w:t>
       </w:r>
     </w:p>
     <w:p>
@@ -4580,25 +4532,18 @@
       <w:r>
         <w:rPr>
           <w:rFonts w:hint="eastAsia"/>
-          <w:i/>
-          <w:iCs/>
         </w:rPr>
         <w:t>2</w:t>
       </w:r>
       <w:r>
         <w:rPr>
           <w:rFonts w:hint="eastAsia"/>
-          <w:i/>
-          <w:iCs/>
-        </w:rPr>
-        <w:t xml:space="preserve">. </w:t>
-      </w:r>
-      <w:proofErr w:type="gramStart"/>
+        </w:rPr>
+        <w:t>-</w:t>
+      </w:r>
       <w:r>
         <w:rPr>
           <w:rFonts w:hint="eastAsia"/>
-          <w:i/>
-          <w:iCs/>
         </w:rPr>
         <w:t>3</w:t>
       </w:r>
@@ -4612,15 +4557,8 @@
         <w:rPr>
           <w:rFonts w:hint="eastAsia"/>
         </w:rPr>
-        <w:t xml:space="preserve"> </w:t>
-      </w:r>
-      <w:r>
-        <w:rPr>
-          <w:rFonts w:hint="eastAsia"/>
-        </w:rPr>
         <w:t>1</w:t>
       </w:r>
-      <w:proofErr w:type="gramEnd"/>
       <w:r>
         <w:rPr>
           <w:rFonts w:hint="eastAsia"/>
@@ -4702,7 +4640,7 @@
     <w:p>
       <w:pPr>
         <w:rPr>
-          <w:rFonts w:asciiTheme="minorEastAsia" w:hAnsiTheme="minorEastAsia"/>
+          <w:rFonts w:asciiTheme="minorEastAsia" w:hAnsiTheme="minorEastAsia" w:hint="eastAsia"/>
           <w:szCs w:val="16"/>
         </w:rPr>
       </w:pPr>
@@ -5118,7 +5056,7 @@
       <w:pPr>
         <w:ind w:left="840"/>
         <w:rPr>
-          <w:rFonts w:asciiTheme="minorEastAsia" w:hAnsiTheme="minorEastAsia"/>
+          <w:rFonts w:asciiTheme="minorEastAsia" w:hAnsiTheme="minorEastAsia" w:hint="eastAsia"/>
           <w:szCs w:val="16"/>
         </w:rPr>
       </w:pPr>
@@ -7043,7 +6981,11 @@
           </mc:Choice>
           <mc:Fallback>
             <w:pict>
-              <v:shape w14:anchorId="0DDD4795" id="_x0000_s1027" type="#_x0000_t202" style="position:absolute;margin-left:-7.45pt;margin-top:23.45pt;width:272.95pt;height:66.35pt;z-index:251663360;visibility:visible;mso-wrap-style:square;mso-width-percent:0;mso-height-percent:0;mso-wrap-distance-left:9pt;mso-wrap-distance-top:3.6pt;mso-wrap-distance-right:9pt;mso-wrap-distance-bottom:3.6pt;mso-position-horizontal:absolute;mso-position-horizontal-relative:text;mso-position-vertical:absolute;mso-position-vertical-relative:text;mso-width-percent:0;mso-height-percent:0;mso-width-relative:margin;mso-height-relative:margin;v-text-anchor:top" o:gfxdata="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" filled="f" stroked="f">
+              <v:shapetype w14:anchorId="0DDD4795" id="_x0000_t202" coordsize="21600,21600" o:spt="202" path="m,l,21600r21600,l21600,xe">
+                <v:stroke joinstyle="miter"/>
+                <v:path gradientshapeok="t" o:connecttype="rect"/>
+              </v:shapetype>
+              <v:shape id="_x0000_s1027" type="#_x0000_t202" style="position:absolute;margin-left:-7.45pt;margin-top:23.45pt;width:272.95pt;height:66.35pt;z-index:251663360;visibility:visible;mso-wrap-style:square;mso-width-percent:0;mso-height-percent:0;mso-wrap-distance-left:9pt;mso-wrap-distance-top:3.6pt;mso-wrap-distance-right:9pt;mso-wrap-distance-bottom:3.6pt;mso-position-horizontal:absolute;mso-position-horizontal-relative:text;mso-position-vertical:absolute;mso-position-vertical-relative:text;mso-width-percent:0;mso-height-percent:0;mso-width-relative:margin;mso-height-relative:margin;v-text-anchor:top" o:gfxdata="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" filled="f" stroked="f">
                 <v:textbox>
                   <w:txbxContent>
                     <w:tbl>
@@ -7751,17 +7693,18 @@
       <w:r>
         <w:rPr>
           <w:rFonts w:hint="eastAsia"/>
-          <w:i/>
-          <w:iCs/>
-        </w:rPr>
-        <w:t xml:space="preserve">2. </w:t>
-      </w:r>
-      <w:proofErr w:type="gramStart"/>
+        </w:rPr>
+        <w:t>2</w:t>
+      </w:r>
       <w:r>
         <w:rPr>
           <w:rFonts w:hint="eastAsia"/>
-          <w:i/>
-          <w:iCs/>
+        </w:rPr>
+        <w:t>-</w:t>
+      </w:r>
+      <w:r>
+        <w:rPr>
+          <w:rFonts w:hint="eastAsia"/>
         </w:rPr>
         <w:t>4</w:t>
       </w:r>
@@ -7769,7 +7712,7 @@
         <w:rPr>
           <w:rFonts w:hint="eastAsia"/>
         </w:rPr>
-        <w:t xml:space="preserve">  </w:t>
+        <w:t xml:space="preserve"> </w:t>
       </w:r>
       <w:r>
         <w:rPr>
@@ -7777,10 +7720,10 @@
         </w:rPr>
         <w:t>SPI</w:t>
       </w:r>
-      <w:proofErr w:type="gramEnd"/>
     </w:p>
     <w:p>
       <w:pPr>
+        <w:spacing w:line="220" w:lineRule="exact"/>
         <w:rPr>
           <w:rFonts w:asciiTheme="minorEastAsia" w:hAnsiTheme="minorEastAsia" w:hint="eastAsia"/>
           <w:szCs w:val="16"/>
@@ -7825,7 +7768,7 @@
     <w:p>
       <w:pPr>
         <w:rPr>
-          <w:rFonts w:asciiTheme="minorEastAsia" w:hAnsiTheme="minorEastAsia"/>
+          <w:rFonts w:asciiTheme="minorEastAsia" w:hAnsiTheme="minorEastAsia" w:hint="eastAsia"/>
           <w:szCs w:val="16"/>
         </w:rPr>
       </w:pPr>
@@ -7844,22 +7787,23 @@
     <w:p>
       <w:pPr>
         <w:rPr>
-          <w:rFonts w:asciiTheme="minorEastAsia" w:hAnsiTheme="minorEastAsia"/>
-          <w:b/>
-          <w:bCs/>
-          <w:szCs w:val="16"/>
-        </w:rPr>
-      </w:pPr>
-      <w:r>
-        <w:rPr>
           <w:rFonts w:asciiTheme="minorEastAsia" w:hAnsiTheme="minorEastAsia" w:hint="eastAsia"/>
           <w:b/>
           <w:bCs/>
           <w:color w:val="47D459" w:themeColor="accent3" w:themeTint="99"/>
           <w:szCs w:val="16"/>
         </w:rPr>
-        <w:t>SPI的</w:t>
-      </w:r>
+      </w:pPr>
+    </w:p>
+    <w:p>
+      <w:pPr>
+        <w:rPr>
+          <w:rFonts w:asciiTheme="minorEastAsia" w:hAnsiTheme="minorEastAsia" w:hint="eastAsia"/>
+          <w:b/>
+          <w:bCs/>
+          <w:szCs w:val="16"/>
+        </w:rPr>
+      </w:pPr>
       <w:r>
         <w:rPr>
           <w:rFonts w:asciiTheme="minorEastAsia" w:hAnsiTheme="minorEastAsia" w:hint="eastAsia"/>
@@ -7868,7 +7812,7 @@
           <w:color w:val="47D459" w:themeColor="accent3" w:themeTint="99"/>
           <w:szCs w:val="16"/>
         </w:rPr>
-        <w:t>每个字节</w:t>
+        <w:t>SPI的每个字节</w:t>
       </w:r>
       <w:r>
         <w:rPr>
@@ -7957,7 +7901,7 @@
     <w:p>
       <w:pPr>
         <w:rPr>
-          <w:rFonts w:asciiTheme="minorEastAsia" w:hAnsiTheme="minorEastAsia"/>
+          <w:rFonts w:asciiTheme="minorEastAsia" w:hAnsiTheme="minorEastAsia" w:hint="eastAsia"/>
           <w:szCs w:val="16"/>
         </w:rPr>
       </w:pPr>
@@ -7966,7 +7910,17 @@
           <w:rFonts w:asciiTheme="minorEastAsia" w:hAnsiTheme="minorEastAsia" w:hint="eastAsia"/>
           <w:szCs w:val="16"/>
         </w:rPr>
-        <w:t>从机或主机在边沿触发</w:t>
+        <w:t>从机或主机在</w:t>
+      </w:r>
+      <w:r>
+        <w:rPr>
+          <w:rFonts w:asciiTheme="minorEastAsia" w:hAnsiTheme="minorEastAsia" w:hint="eastAsia"/>
+          <w:b/>
+          <w:bCs/>
+          <w:color w:val="EE0000"/>
+          <w:szCs w:val="16"/>
+        </w:rPr>
+        <w:t>边沿触发</w:t>
       </w:r>
       <w:r>
         <w:rPr>
@@ -7974,6 +7928,13 @@
           <w:szCs w:val="16"/>
         </w:rPr>
         <w:t>时</w:t>
+      </w:r>
+      <w:r>
+        <w:rPr>
+          <w:rFonts w:asciiTheme="minorEastAsia" w:hAnsiTheme="minorEastAsia" w:hint="eastAsia"/>
+          <w:szCs w:val="16"/>
+        </w:rPr>
+        <w:t>接收/</w:t>
       </w:r>
       <w:r>
         <w:rPr>
@@ -8020,72 +7981,6 @@
       </w:pPr>
       <w:r>
         <w:rPr>
-          <w:rFonts w:asciiTheme="minorEastAsia" w:hAnsiTheme="minorEastAsia" w:hint="eastAsia"/>
-          <w:strike/>
-          <w:szCs w:val="16"/>
-        </w:rPr>
-        <w:t>如果</w:t>
-      </w:r>
-      <w:r>
-        <w:rPr>
-          <w:rFonts w:asciiTheme="minorEastAsia" w:hAnsiTheme="minorEastAsia" w:hint="eastAsia"/>
-          <w:strike/>
-          <w:szCs w:val="16"/>
-        </w:rPr>
-        <w:t>在两个触发</w:t>
-      </w:r>
-      <w:proofErr w:type="gramStart"/>
-      <w:r>
-        <w:rPr>
-          <w:rFonts w:asciiTheme="minorEastAsia" w:hAnsiTheme="minorEastAsia" w:hint="eastAsia"/>
-          <w:strike/>
-          <w:szCs w:val="16"/>
-        </w:rPr>
-        <w:t>沿之间</w:t>
-      </w:r>
-      <w:proofErr w:type="gramEnd"/>
-      <w:r>
-        <w:rPr>
-          <w:rFonts w:asciiTheme="minorEastAsia" w:hAnsiTheme="minorEastAsia" w:hint="eastAsia"/>
-          <w:strike/>
-          <w:szCs w:val="16"/>
-        </w:rPr>
-        <w:t>再次采样</w:t>
-      </w:r>
-      <w:r>
-        <w:rPr>
-          <w:rFonts w:asciiTheme="minorEastAsia" w:hAnsiTheme="minorEastAsia" w:hint="eastAsia"/>
-          <w:strike/>
-          <w:szCs w:val="16"/>
-        </w:rPr>
-        <w:t>会是</w:t>
-      </w:r>
-      <w:r>
-        <w:rPr>
-          <w:rFonts w:asciiTheme="minorEastAsia" w:hAnsiTheme="minorEastAsia" w:hint="eastAsia"/>
-          <w:strike/>
-          <w:szCs w:val="16"/>
-        </w:rPr>
-        <w:t>准备期间变化</w:t>
-      </w:r>
-      <w:r>
-        <w:rPr>
-          <w:rFonts w:asciiTheme="minorEastAsia" w:hAnsiTheme="minorEastAsia" w:hint="eastAsia"/>
-          <w:strike/>
-          <w:szCs w:val="16"/>
-        </w:rPr>
-        <w:t>后的结果</w:t>
-      </w:r>
-    </w:p>
-    <w:p>
-      <w:pPr>
-        <w:rPr>
-          <w:rFonts w:asciiTheme="minorEastAsia" w:hAnsiTheme="minorEastAsia" w:hint="eastAsia"/>
-          <w:szCs w:val="16"/>
-        </w:rPr>
-      </w:pPr>
-      <w:r>
-        <w:rPr>
           <w:rFonts w:asciiTheme="minorEastAsia" w:hAnsiTheme="minorEastAsia"/>
           <w:noProof/>
           <w:szCs w:val="16"/>
@@ -8093,13 +7988,13 @@
         <mc:AlternateContent>
           <mc:Choice Requires="wps">
             <w:drawing>
-              <wp:anchor distT="45720" distB="45720" distL="114300" distR="114300" simplePos="0" relativeHeight="251661312" behindDoc="0" locked="0" layoutInCell="1" allowOverlap="1" wp14:anchorId="5BC6CED9" wp14:editId="63BE5610">
+              <wp:anchor distT="45720" distB="45720" distL="114300" distR="114300" simplePos="0" relativeHeight="251661312" behindDoc="0" locked="0" layoutInCell="1" allowOverlap="1" wp14:anchorId="5BC6CED9" wp14:editId="16F7013B">
                 <wp:simplePos x="0" y="0"/>
                 <wp:positionH relativeFrom="column">
                   <wp:posOffset>-94615</wp:posOffset>
                 </wp:positionH>
                 <wp:positionV relativeFrom="paragraph">
-                  <wp:posOffset>203504</wp:posOffset>
+                  <wp:posOffset>216230</wp:posOffset>
                 </wp:positionV>
                 <wp:extent cx="3116580" cy="906145"/>
                 <wp:effectExtent l="0" t="0" r="0" b="0"/>
@@ -9139,7 +9034,7 @@
           </mc:Choice>
           <mc:Fallback>
             <w:pict>
-              <v:shape w14:anchorId="5BC6CED9" id="_x0000_s1028" type="#_x0000_t202" style="position:absolute;left:0;text-align:left;margin-left:-7.45pt;margin-top:16pt;width:245.4pt;height:71.35pt;z-index:251661312;visibility:visible;mso-wrap-style:square;mso-width-percent:0;mso-height-percent:0;mso-wrap-distance-left:9pt;mso-wrap-distance-top:3.6pt;mso-wrap-distance-right:9pt;mso-wrap-distance-bottom:3.6pt;mso-position-horizontal:absolute;mso-position-horizontal-relative:text;mso-position-vertical:absolute;mso-position-vertical-relative:text;mso-width-percent:0;mso-height-percent:0;mso-width-relative:margin;mso-height-relative:margin;v-text-anchor:top" o:gfxdata="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" filled="f" stroked="f">
+              <v:shape w14:anchorId="5BC6CED9" id="_x0000_s1028" type="#_x0000_t202" style="position:absolute;left:0;text-align:left;margin-left:-7.45pt;margin-top:17.05pt;width:245.4pt;height:71.35pt;z-index:251661312;visibility:visible;mso-wrap-style:square;mso-width-percent:0;mso-height-percent:0;mso-wrap-distance-left:9pt;mso-wrap-distance-top:3.6pt;mso-wrap-distance-right:9pt;mso-wrap-distance-bottom:3.6pt;mso-position-horizontal:absolute;mso-position-horizontal-relative:text;mso-position-vertical:absolute;mso-position-vertical-relative:text;mso-width-percent:0;mso-height-percent:0;mso-width-relative:margin;mso-height-relative:margin;v-text-anchor:top" o:gfxdata="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" filled="f" stroked="f">
                 <v:textbox>
                   <w:txbxContent>
                     <w:tbl>
@@ -10138,6 +10033,48 @@
           </mc:Fallback>
         </mc:AlternateContent>
       </w:r>
+      <w:r>
+        <w:rPr>
+          <w:rFonts w:asciiTheme="minorEastAsia" w:hAnsiTheme="minorEastAsia" w:hint="eastAsia"/>
+          <w:strike/>
+          <w:szCs w:val="16"/>
+        </w:rPr>
+        <w:t>如果在两个触发</w:t>
+      </w:r>
+      <w:proofErr w:type="gramStart"/>
+      <w:r>
+        <w:rPr>
+          <w:rFonts w:asciiTheme="minorEastAsia" w:hAnsiTheme="minorEastAsia" w:hint="eastAsia"/>
+          <w:strike/>
+          <w:szCs w:val="16"/>
+        </w:rPr>
+        <w:t>沿之间</w:t>
+      </w:r>
+      <w:proofErr w:type="gramEnd"/>
+      <w:r>
+        <w:rPr>
+          <w:rFonts w:asciiTheme="minorEastAsia" w:hAnsiTheme="minorEastAsia" w:hint="eastAsia"/>
+          <w:strike/>
+          <w:szCs w:val="16"/>
+        </w:rPr>
+        <w:t>再次采样会是</w:t>
+      </w:r>
+      <w:r>
+        <w:rPr>
+          <w:rFonts w:asciiTheme="minorEastAsia" w:hAnsiTheme="minorEastAsia" w:hint="eastAsia"/>
+          <w:strike/>
+          <w:szCs w:val="16"/>
+        </w:rPr>
+        <w:t>准备期间变化</w:t>
+      </w:r>
+      <w:r>
+        <w:rPr>
+          <w:rFonts w:asciiTheme="minorEastAsia" w:hAnsiTheme="minorEastAsia" w:hint="eastAsia"/>
+          <w:strike/>
+          <w:szCs w:val="16"/>
+        </w:rPr>
+        <w:t>后的结果</w:t>
+      </w:r>
     </w:p>
     <w:p>
       <w:pPr>
@@ -10173,6 +10110,13 @@
           <w:szCs w:val="16"/>
         </w:rPr>
         <w:t>)</w:t>
+      </w:r>
+      <w:r>
+        <w:rPr>
+          <w:rFonts w:asciiTheme="minorEastAsia" w:hAnsiTheme="minorEastAsia" w:hint="eastAsia"/>
+          <w:szCs w:val="16"/>
+        </w:rPr>
+        <w:t xml:space="preserve"> </w:t>
       </w:r>
       <w:r>
         <w:rPr>
@@ -10216,7 +10160,7 @@
     <w:p>
       <w:pPr>
         <w:rPr>
-          <w:rFonts w:asciiTheme="minorEastAsia" w:hAnsiTheme="minorEastAsia"/>
+          <w:rFonts w:asciiTheme="minorEastAsia" w:hAnsiTheme="minorEastAsia" w:hint="eastAsia"/>
           <w:b/>
           <w:bCs/>
           <w:color w:val="EE0000"/>
@@ -10227,7 +10171,7 @@
     <w:p>
       <w:pPr>
         <w:rPr>
-          <w:rFonts w:asciiTheme="minorEastAsia" w:hAnsiTheme="minorEastAsia"/>
+          <w:rFonts w:asciiTheme="minorEastAsia" w:hAnsiTheme="minorEastAsia" w:hint="eastAsia"/>
           <w:szCs w:val="16"/>
         </w:rPr>
       </w:pPr>
@@ -10286,7 +10230,7 @@
                             <w:pPr>
                               <w:spacing w:line="200" w:lineRule="exact"/>
                               <w:rPr>
-                                <w:rFonts w:ascii="Times New Roman" w:hAnsi="Times New Roman" w:cs="Times New Roman" w:hint="eastAsia"/>
+                                <w:rFonts w:ascii="Times New Roman" w:hAnsi="Times New Roman" w:cs="Times New Roman"/>
                               </w:rPr>
                             </w:pPr>
                             <w:r>
@@ -10342,7 +10286,7 @@
                             <w:pPr>
                               <w:spacing w:line="200" w:lineRule="exact"/>
                               <w:rPr>
-                                <w:rFonts w:ascii="Times New Roman" w:hAnsi="Times New Roman" w:cs="Times New Roman" w:hint="eastAsia"/>
+                                <w:rFonts w:ascii="Times New Roman" w:hAnsi="Times New Roman" w:cs="Times New Roman"/>
                               </w:rPr>
                             </w:pPr>
                             <w:r>
@@ -10356,7 +10300,7 @@
                             <w:pPr>
                               <w:spacing w:line="200" w:lineRule="exact"/>
                               <w:rPr>
-                                <w:rFonts w:ascii="Times New Roman" w:hAnsi="Times New Roman" w:cs="Times New Roman" w:hint="eastAsia"/>
+                                <w:rFonts w:ascii="Times New Roman" w:hAnsi="Times New Roman" w:cs="Times New Roman"/>
                               </w:rPr>
                             </w:pPr>
                             <w:r>
@@ -10392,7 +10336,7 @@
                             <w:pPr>
                               <w:spacing w:line="200" w:lineRule="exact"/>
                               <w:rPr>
-                                <w:rFonts w:ascii="Times New Roman" w:hAnsi="Times New Roman" w:cs="Times New Roman" w:hint="eastAsia"/>
+                                <w:rFonts w:ascii="Times New Roman" w:hAnsi="Times New Roman" w:cs="Times New Roman"/>
                               </w:rPr>
                             </w:pPr>
                             <w:r>
@@ -10406,7 +10350,7 @@
                             <w:pPr>
                               <w:spacing w:line="200" w:lineRule="exact"/>
                               <w:rPr>
-                                <w:rFonts w:ascii="Times New Roman" w:hAnsi="Times New Roman" w:cs="Times New Roman" w:hint="eastAsia"/>
+                                <w:rFonts w:ascii="Times New Roman" w:hAnsi="Times New Roman" w:cs="Times New Roman"/>
                               </w:rPr>
                             </w:pPr>
                             <w:r>
@@ -10463,7 +10407,7 @@
                               <w:spacing w:line="200" w:lineRule="exact"/>
                               <w:ind w:firstLineChars="300" w:firstLine="480"/>
                               <w:rPr>
-                                <w:rFonts w:ascii="Times New Roman" w:hAnsi="Times New Roman" w:cs="Times New Roman" w:hint="eastAsia"/>
+                                <w:rFonts w:ascii="Times New Roman" w:hAnsi="Times New Roman" w:cs="Times New Roman"/>
                               </w:rPr>
                             </w:pPr>
                             <w:r>
@@ -10485,7 +10429,7 @@
                             <w:pPr>
                               <w:spacing w:line="200" w:lineRule="exact"/>
                               <w:rPr>
-                                <w:rFonts w:ascii="Times New Roman" w:hAnsi="Times New Roman" w:cs="Times New Roman" w:hint="eastAsia"/>
+                                <w:rFonts w:ascii="Times New Roman" w:hAnsi="Times New Roman" w:cs="Times New Roman"/>
                               </w:rPr>
                             </w:pPr>
                             <w:r>
@@ -10529,7 +10473,7 @@
                             <w:pPr>
                               <w:spacing w:line="200" w:lineRule="exact"/>
                               <w:rPr>
-                                <w:rFonts w:ascii="Times New Roman" w:hAnsi="Times New Roman" w:cs="Times New Roman" w:hint="eastAsia"/>
+                                <w:rFonts w:ascii="Times New Roman" w:hAnsi="Times New Roman" w:cs="Times New Roman"/>
                               </w:rPr>
                             </w:pPr>
                             <w:r>
@@ -10575,7 +10519,7 @@
                             <w:pPr>
                               <w:spacing w:line="200" w:lineRule="exact"/>
                               <w:rPr>
-                                <w:rFonts w:ascii="Times New Roman" w:hAnsi="Times New Roman" w:cs="Times New Roman" w:hint="eastAsia"/>
+                                <w:rFonts w:ascii="Times New Roman" w:hAnsi="Times New Roman" w:cs="Times New Roman"/>
                               </w:rPr>
                             </w:pPr>
                             <w:r>
@@ -10617,7 +10561,7 @@
                             <w:pPr>
                               <w:spacing w:line="200" w:lineRule="exact"/>
                               <w:rPr>
-                                <w:rFonts w:ascii="Times New Roman" w:hAnsi="Times New Roman" w:cs="Times New Roman" w:hint="eastAsia"/>
+                                <w:rFonts w:ascii="Times New Roman" w:hAnsi="Times New Roman" w:cs="Times New Roman"/>
                               </w:rPr>
                             </w:pPr>
                             <w:r>
@@ -10715,7 +10659,7 @@
                             <w:pPr>
                               <w:spacing w:line="200" w:lineRule="exact"/>
                               <w:rPr>
-                                <w:rFonts w:ascii="Times New Roman" w:hAnsi="Times New Roman" w:cs="Times New Roman" w:hint="eastAsia"/>
+                                <w:rFonts w:ascii="Times New Roman" w:hAnsi="Times New Roman" w:cs="Times New Roman"/>
                               </w:rPr>
                             </w:pPr>
                             <w:r>
@@ -10749,7 +10693,7 @@
                             <w:pPr>
                               <w:spacing w:line="200" w:lineRule="exact"/>
                               <w:rPr>
-                                <w:rFonts w:ascii="Times New Roman" w:hAnsi="Times New Roman" w:cs="Times New Roman" w:hint="eastAsia"/>
+                                <w:rFonts w:ascii="Times New Roman" w:hAnsi="Times New Roman" w:cs="Times New Roman"/>
                               </w:rPr>
                             </w:pPr>
                             <w:r>
@@ -10805,7 +10749,7 @@
                             <w:pPr>
                               <w:spacing w:line="200" w:lineRule="exact"/>
                               <w:rPr>
-                                <w:rFonts w:ascii="Times New Roman" w:hAnsi="Times New Roman" w:cs="Times New Roman" w:hint="eastAsia"/>
+                                <w:rFonts w:ascii="Times New Roman" w:hAnsi="Times New Roman" w:cs="Times New Roman"/>
                               </w:rPr>
                             </w:pPr>
                             <w:r>
@@ -10847,7 +10791,7 @@
                             <w:pPr>
                               <w:spacing w:line="200" w:lineRule="exact"/>
                               <w:rPr>
-                                <w:rFonts w:ascii="Times New Roman" w:hAnsi="Times New Roman" w:cs="Times New Roman" w:hint="eastAsia"/>
+                                <w:rFonts w:ascii="Times New Roman" w:hAnsi="Times New Roman" w:cs="Times New Roman"/>
                               </w:rPr>
                             </w:pPr>
                             <w:r>
@@ -10911,7 +10855,7 @@
                             <w:pPr>
                               <w:spacing w:line="200" w:lineRule="exact"/>
                               <w:rPr>
-                                <w:rFonts w:ascii="Times New Roman" w:hAnsi="Times New Roman" w:cs="Times New Roman" w:hint="eastAsia"/>
+                                <w:rFonts w:ascii="Times New Roman" w:hAnsi="Times New Roman" w:cs="Times New Roman"/>
                               </w:rPr>
                             </w:pPr>
                             <w:r>
@@ -10953,7 +10897,7 @@
                             <w:pPr>
                               <w:spacing w:line="200" w:lineRule="exact"/>
                               <w:rPr>
-                                <w:rFonts w:ascii="Times New Roman" w:hAnsi="Times New Roman" w:cs="Times New Roman" w:hint="eastAsia"/>
+                                <w:rFonts w:ascii="Times New Roman" w:hAnsi="Times New Roman" w:cs="Times New Roman"/>
                               </w:rPr>
                             </w:pPr>
                             <w:r>
@@ -10985,7 +10929,7 @@
                             <w:pPr>
                               <w:spacing w:line="200" w:lineRule="exact"/>
                               <w:rPr>
-                                <w:rFonts w:ascii="Times New Roman" w:hAnsi="Times New Roman" w:cs="Times New Roman" w:hint="eastAsia"/>
+                                <w:rFonts w:ascii="Times New Roman" w:hAnsi="Times New Roman" w:cs="Times New Roman"/>
                               </w:rPr>
                             </w:pPr>
                             <w:r>
@@ -11019,7 +10963,7 @@
                             <w:pPr>
                               <w:spacing w:line="200" w:lineRule="exact"/>
                               <w:rPr>
-                                <w:rFonts w:ascii="Times New Roman" w:hAnsi="Times New Roman" w:cs="Times New Roman" w:hint="eastAsia"/>
+                                <w:rFonts w:ascii="Times New Roman" w:hAnsi="Times New Roman" w:cs="Times New Roman"/>
                               </w:rPr>
                             </w:pPr>
                             <w:r>
@@ -11061,7 +11005,7 @@
                             <w:pPr>
                               <w:spacing w:line="200" w:lineRule="exact"/>
                               <w:rPr>
-                                <w:rFonts w:ascii="Times New Roman" w:hAnsi="Times New Roman" w:cs="Times New Roman" w:hint="eastAsia"/>
+                                <w:rFonts w:ascii="Times New Roman" w:hAnsi="Times New Roman" w:cs="Times New Roman"/>
                               </w:rPr>
                             </w:pPr>
                             <w:r>
@@ -11075,7 +11019,7 @@
                             <w:pPr>
                               <w:spacing w:line="200" w:lineRule="exact"/>
                               <w:rPr>
-                                <w:rFonts w:ascii="Times New Roman" w:hAnsi="Times New Roman" w:cs="Times New Roman" w:hint="eastAsia"/>
+                                <w:rFonts w:ascii="Times New Roman" w:hAnsi="Times New Roman" w:cs="Times New Roman"/>
                               </w:rPr>
                             </w:pPr>
                             <w:r>
@@ -12060,7 +12004,7 @@
                             <w:pPr>
                               <w:spacing w:line="200" w:lineRule="exact"/>
                               <w:rPr>
-                                <w:rFonts w:ascii="Times New Roman" w:hAnsi="Times New Roman" w:cs="Times New Roman" w:hint="eastAsia"/>
+                                <w:rFonts w:ascii="Times New Roman" w:hAnsi="Times New Roman" w:cs="Times New Roman"/>
                               </w:rPr>
                             </w:pPr>
                             <w:r>
@@ -12102,7 +12046,7 @@
                             <w:pPr>
                               <w:spacing w:line="200" w:lineRule="exact"/>
                               <w:rPr>
-                                <w:rFonts w:ascii="Times New Roman" w:hAnsi="Times New Roman" w:cs="Times New Roman" w:hint="eastAsia"/>
+                                <w:rFonts w:ascii="Times New Roman" w:hAnsi="Times New Roman" w:cs="Times New Roman"/>
                               </w:rPr>
                             </w:pPr>
                             <w:r>
@@ -12124,7 +12068,7 @@
                             <w:pPr>
                               <w:spacing w:line="200" w:lineRule="exact"/>
                               <w:rPr>
-                                <w:rFonts w:ascii="Times New Roman" w:hAnsi="Times New Roman" w:cs="Times New Roman" w:hint="eastAsia"/>
+                                <w:rFonts w:ascii="Times New Roman" w:hAnsi="Times New Roman" w:cs="Times New Roman"/>
                               </w:rPr>
                             </w:pPr>
                             <w:r>
@@ -12168,7 +12112,7 @@
                             <w:pPr>
                               <w:spacing w:line="200" w:lineRule="exact"/>
                               <w:rPr>
-                                <w:rFonts w:ascii="Times New Roman" w:hAnsi="Times New Roman" w:cs="Times New Roman" w:hint="eastAsia"/>
+                                <w:rFonts w:ascii="Times New Roman" w:hAnsi="Times New Roman" w:cs="Times New Roman"/>
                               </w:rPr>
                             </w:pPr>
                             <w:r>
@@ -12202,7 +12146,7 @@
                             <w:pPr>
                               <w:spacing w:line="200" w:lineRule="exact"/>
                               <w:rPr>
-                                <w:rFonts w:ascii="Times New Roman" w:hAnsi="Times New Roman" w:cs="Times New Roman" w:hint="eastAsia"/>
+                                <w:rFonts w:ascii="Times New Roman" w:hAnsi="Times New Roman" w:cs="Times New Roman"/>
                               </w:rPr>
                             </w:pPr>
                           </w:p>
@@ -12210,7 +12154,7 @@
                             <w:pPr>
                               <w:spacing w:line="200" w:lineRule="exact"/>
                               <w:rPr>
-                                <w:rFonts w:ascii="Times New Roman" w:hAnsi="Times New Roman" w:cs="Times New Roman" w:hint="eastAsia"/>
+                                <w:rFonts w:ascii="Times New Roman" w:hAnsi="Times New Roman" w:cs="Times New Roman"/>
                               </w:rPr>
                             </w:pPr>
                             <w:r>
@@ -12288,7 +12232,7 @@
                               <w:spacing w:line="200" w:lineRule="exact"/>
                               <w:ind w:left="840" w:firstLineChars="200" w:firstLine="320"/>
                               <w:rPr>
-                                <w:rFonts w:ascii="Times New Roman" w:hAnsi="Times New Roman" w:cs="Times New Roman" w:hint="eastAsia"/>
+                                <w:rFonts w:ascii="Times New Roman" w:hAnsi="Times New Roman" w:cs="Times New Roman"/>
                               </w:rPr>
                             </w:pPr>
                             <w:r>
@@ -12324,7 +12268,7 @@
                             <w:pPr>
                               <w:spacing w:line="200" w:lineRule="exact"/>
                               <w:rPr>
-                                <w:rFonts w:ascii="Times New Roman" w:hAnsi="Times New Roman" w:cs="Times New Roman" w:hint="eastAsia"/>
+                                <w:rFonts w:ascii="Times New Roman" w:hAnsi="Times New Roman" w:cs="Times New Roman"/>
                               </w:rPr>
                             </w:pPr>
                             <w:r>
@@ -12380,7 +12324,7 @@
                             <w:pPr>
                               <w:spacing w:line="200" w:lineRule="exact"/>
                               <w:rPr>
-                                <w:rFonts w:ascii="Times New Roman" w:hAnsi="Times New Roman" w:cs="Times New Roman" w:hint="eastAsia"/>
+                                <w:rFonts w:ascii="Times New Roman" w:hAnsi="Times New Roman" w:cs="Times New Roman"/>
                               </w:rPr>
                             </w:pPr>
                             <w:r>
@@ -12400,7 +12344,7 @@
                             <w:pPr>
                               <w:spacing w:line="200" w:lineRule="exact"/>
                               <w:rPr>
-                                <w:rFonts w:ascii="Times New Roman" w:hAnsi="Times New Roman" w:cs="Times New Roman" w:hint="eastAsia"/>
+                                <w:rFonts w:ascii="Times New Roman" w:hAnsi="Times New Roman" w:cs="Times New Roman"/>
                               </w:rPr>
                             </w:pPr>
                             <w:r>
@@ -12448,7 +12392,7 @@
                             <w:pPr>
                               <w:spacing w:line="200" w:lineRule="exact"/>
                               <w:rPr>
-                                <w:rFonts w:ascii="Times New Roman" w:hAnsi="Times New Roman" w:cs="Times New Roman" w:hint="eastAsia"/>
+                                <w:rFonts w:ascii="Times New Roman" w:hAnsi="Times New Roman" w:cs="Times New Roman"/>
                               </w:rPr>
                             </w:pPr>
                             <w:r>
@@ -12480,7 +12424,7 @@
                             <w:pPr>
                               <w:spacing w:line="200" w:lineRule="exact"/>
                               <w:rPr>
-                                <w:rFonts w:ascii="Times New Roman" w:hAnsi="Times New Roman" w:cs="Times New Roman" w:hint="eastAsia"/>
+                                <w:rFonts w:ascii="Times New Roman" w:hAnsi="Times New Roman" w:cs="Times New Roman"/>
                               </w:rPr>
                             </w:pPr>
                             <w:r>
@@ -12494,7 +12438,7 @@
                             <w:pPr>
                               <w:spacing w:line="200" w:lineRule="exact"/>
                               <w:rPr>
-                                <w:rFonts w:ascii="Times New Roman" w:hAnsi="Times New Roman" w:cs="Times New Roman" w:hint="eastAsia"/>
+                                <w:rFonts w:ascii="Times New Roman" w:hAnsi="Times New Roman" w:cs="Times New Roman"/>
                               </w:rPr>
                             </w:pPr>
                           </w:p>
@@ -13050,14 +12994,6 @@
         </w:rPr>
         <w:tab/>
       </w:r>
-    </w:p>
-    <w:p>
-      <w:pPr>
-        <w:rPr>
-          <w:rFonts w:asciiTheme="minorEastAsia" w:hAnsiTheme="minorEastAsia" w:hint="eastAsia"/>
-          <w:szCs w:val="16"/>
-        </w:rPr>
-      </w:pPr>
     </w:p>
     <w:p>
       <w:pPr>

--- a/通信协议.docx
+++ b/通信协议.docx
@@ -727,7 +727,6 @@
                 <w:szCs w:val="15"/>
               </w:rPr>
             </w:pPr>
-            <w:proofErr w:type="gramStart"/>
             <w:r>
               <w:rPr>
                 <w:rFonts w:ascii="Times New Roman" w:eastAsia="等线" w:hAnsi="Times New Roman" w:cs="Times New Roman"/>
@@ -738,7 +737,6 @@
               </w:rPr>
               <w:t>单主</w:t>
             </w:r>
-            <w:proofErr w:type="gramEnd"/>
             <w:r>
               <w:rPr>
                 <w:rFonts w:ascii="Times New Roman" w:eastAsia="等线" w:hAnsi="Times New Roman" w:cs="Times New Roman"/>
@@ -824,7 +822,6 @@
                 <w:szCs w:val="15"/>
               </w:rPr>
             </w:pPr>
-            <w:proofErr w:type="gramStart"/>
             <w:r>
               <w:rPr>
                 <w:rFonts w:ascii="Times New Roman" w:eastAsia="等线" w:hAnsi="Times New Roman" w:cs="Times New Roman"/>
@@ -833,18 +830,7 @@
                 <w:sz w:val="15"/>
                 <w:szCs w:val="15"/>
               </w:rPr>
-              <w:t>两根线传多</w:t>
-            </w:r>
-            <w:proofErr w:type="gramEnd"/>
-            <w:r>
-              <w:rPr>
-                <w:rFonts w:ascii="Times New Roman" w:eastAsia="等线" w:hAnsi="Times New Roman" w:cs="Times New Roman"/>
-                <w:color w:val="000000"/>
-                <w:kern w:val="0"/>
-                <w:sz w:val="15"/>
-                <w:szCs w:val="15"/>
-              </w:rPr>
-              <w:t>设备，需地址管理</w:t>
+              <w:t>两根线传多设备，需地址管理</w:t>
             </w:r>
           </w:p>
         </w:tc>
@@ -1633,7 +1619,6 @@
                 <w:szCs w:val="15"/>
               </w:rPr>
             </w:pPr>
-            <w:proofErr w:type="gramStart"/>
             <w:r>
               <w:rPr>
                 <w:rFonts w:ascii="Times New Roman" w:eastAsia="等线" w:hAnsi="Times New Roman" w:cs="Times New Roman"/>
@@ -1644,7 +1629,6 @@
               </w:rPr>
               <w:t>蓝牙</w:t>
             </w:r>
-            <w:proofErr w:type="gramEnd"/>
             <w:r>
               <w:rPr>
                 <w:rFonts w:ascii="Times New Roman" w:eastAsia="等线" w:hAnsi="Times New Roman" w:cs="Times New Roman" w:hint="eastAsia"/>
@@ -2002,29 +1986,7 @@
                 <w:sz w:val="15"/>
                 <w:szCs w:val="15"/>
               </w:rPr>
-              <w:t>基于网络协议</w:t>
-            </w:r>
-            <w:proofErr w:type="gramStart"/>
-            <w:r>
-              <w:rPr>
-                <w:rFonts w:ascii="Times New Roman" w:eastAsia="等线" w:hAnsi="Times New Roman" w:cs="Times New Roman"/>
-                <w:color w:val="000000"/>
-                <w:kern w:val="0"/>
-                <w:sz w:val="15"/>
-                <w:szCs w:val="15"/>
-              </w:rPr>
-              <w:t>栈</w:t>
-            </w:r>
-            <w:proofErr w:type="gramEnd"/>
-            <w:r>
-              <w:rPr>
-                <w:rFonts w:ascii="Times New Roman" w:eastAsia="等线" w:hAnsi="Times New Roman" w:cs="Times New Roman"/>
-                <w:color w:val="000000"/>
-                <w:kern w:val="0"/>
-                <w:sz w:val="15"/>
-                <w:szCs w:val="15"/>
-              </w:rPr>
-              <w:t>的数据通信方式</w:t>
+              <w:t>基于网络协议栈的数据通信方式</w:t>
             </w:r>
           </w:p>
         </w:tc>
@@ -3702,23 +3664,7 @@
           <w:rFonts w:asciiTheme="minorEastAsia" w:hAnsiTheme="minorEastAsia" w:hint="eastAsia"/>
           <w:szCs w:val="16"/>
         </w:rPr>
-        <w:t>主机</w:t>
-      </w:r>
-      <w:proofErr w:type="gramStart"/>
-      <w:r>
-        <w:rPr>
-          <w:rFonts w:asciiTheme="minorEastAsia" w:hAnsiTheme="minorEastAsia" w:hint="eastAsia"/>
-          <w:szCs w:val="16"/>
-        </w:rPr>
-        <w:t>发数据</w:t>
-      </w:r>
-      <w:proofErr w:type="gramEnd"/>
-      <w:r>
-        <w:rPr>
-          <w:rFonts w:asciiTheme="minorEastAsia" w:hAnsiTheme="minorEastAsia" w:hint="eastAsia"/>
-          <w:szCs w:val="16"/>
-        </w:rPr>
-        <w:t>地址</w:t>
+        <w:t>主机发数据地址</w:t>
       </w:r>
     </w:p>
     <w:p>
@@ -3790,25 +3736,7 @@
           <w:color w:val="196B24" w:themeColor="accent3"/>
           <w:szCs w:val="16"/>
         </w:rPr>
-        <w:t>{主机</w:t>
-      </w:r>
-      <w:proofErr w:type="gramStart"/>
-      <w:r>
-        <w:rPr>
-          <w:rFonts w:asciiTheme="minorEastAsia" w:hAnsiTheme="minorEastAsia" w:hint="eastAsia"/>
-          <w:color w:val="196B24" w:themeColor="accent3"/>
-          <w:szCs w:val="16"/>
-        </w:rPr>
-        <w:t>发数据</w:t>
-      </w:r>
-      <w:proofErr w:type="gramEnd"/>
-      <w:r>
-        <w:rPr>
-          <w:rFonts w:asciiTheme="minorEastAsia" w:hAnsiTheme="minorEastAsia" w:hint="eastAsia"/>
-          <w:color w:val="196B24" w:themeColor="accent3"/>
-          <w:szCs w:val="16"/>
-        </w:rPr>
-        <w:t>}</w:t>
+        <w:t>{主机发数据}</w:t>
       </w:r>
       <w:r>
         <w:rPr>
@@ -4185,25 +4113,7 @@
           <w:color w:val="215E99" w:themeColor="text2" w:themeTint="BF"/>
           <w:szCs w:val="16"/>
         </w:rPr>
-        <w:t>] (Note that: 主机读数</w:t>
-      </w:r>
-      <w:proofErr w:type="gramStart"/>
-      <w:r>
-        <w:rPr>
-          <w:rFonts w:asciiTheme="minorEastAsia" w:hAnsiTheme="minorEastAsia" w:hint="eastAsia"/>
-          <w:color w:val="215E99" w:themeColor="text2" w:themeTint="BF"/>
-          <w:szCs w:val="16"/>
-        </w:rPr>
-        <w:t>据必须</w:t>
-      </w:r>
-      <w:proofErr w:type="gramEnd"/>
-      <w:r>
-        <w:rPr>
-          <w:rFonts w:asciiTheme="minorEastAsia" w:hAnsiTheme="minorEastAsia" w:hint="eastAsia"/>
-          <w:color w:val="215E99" w:themeColor="text2" w:themeTint="BF"/>
-          <w:szCs w:val="16"/>
-        </w:rPr>
-        <w:t>要先发起写操作如上述操作只是没有写入的数据</w:t>
+        <w:t>] (Note that: 主机读数据必须要先发起写操作如上述操作只是没有写入的数据</w:t>
       </w:r>
     </w:p>
     <w:p>
@@ -4377,25 +4287,7 @@
           <w:color w:val="215E99" w:themeColor="text2" w:themeTint="BF"/>
           <w:szCs w:val="16"/>
         </w:rPr>
-        <w:t xml:space="preserve"> [从机</w:t>
-      </w:r>
-      <w:proofErr w:type="gramStart"/>
-      <w:r>
-        <w:rPr>
-          <w:rFonts w:asciiTheme="minorEastAsia" w:hAnsiTheme="minorEastAsia" w:hint="eastAsia"/>
-          <w:color w:val="215E99" w:themeColor="text2" w:themeTint="BF"/>
-          <w:szCs w:val="16"/>
-        </w:rPr>
-        <w:t>发数据</w:t>
-      </w:r>
-      <w:proofErr w:type="gramEnd"/>
-      <w:r>
-        <w:rPr>
-          <w:rFonts w:asciiTheme="minorEastAsia" w:hAnsiTheme="minorEastAsia" w:hint="eastAsia"/>
-          <w:color w:val="215E99" w:themeColor="text2" w:themeTint="BF"/>
-          <w:szCs w:val="16"/>
-        </w:rPr>
-        <w:t>]</w:t>
+        <w:t xml:space="preserve"> [从机发数据]</w:t>
       </w:r>
     </w:p>
     <w:p>
@@ -5369,33 +5261,15 @@
                                 <w:sz w:val="15"/>
                                 <w:szCs w:val="15"/>
                               </w:rPr>
-                              <w:t>写1：主机将DQ拉低15μs然后</w:t>
-                            </w:r>
-                            <w:proofErr w:type="gramStart"/>
+                              <w:t>写1：主机将DQ拉低15μs然后释放</w:t>
+                            </w:r>
                             <w:r>
                               <w:rPr>
                                 <w:rFonts w:hint="eastAsia"/>
                                 <w:sz w:val="15"/>
                                 <w:szCs w:val="15"/>
                               </w:rPr>
-                              <w:t>释放</w:t>
-                            </w:r>
-                            <w:r>
-                              <w:rPr>
-                                <w:rFonts w:hint="eastAsia"/>
-                                <w:sz w:val="15"/>
-                                <w:szCs w:val="15"/>
-                              </w:rPr>
-                              <w:t>让</w:t>
-                            </w:r>
-                            <w:proofErr w:type="gramEnd"/>
-                            <w:r>
-                              <w:rPr>
-                                <w:rFonts w:hint="eastAsia"/>
-                                <w:sz w:val="15"/>
-                                <w:szCs w:val="15"/>
-                              </w:rPr>
-                              <w:t>DQ=1</w:t>
+                              <w:t>让DQ=1</w:t>
                             </w:r>
                             <w:r>
                               <w:rPr>
@@ -5711,33 +5585,15 @@
                           <w:sz w:val="15"/>
                           <w:szCs w:val="15"/>
                         </w:rPr>
-                        <w:t>写1：主机将DQ拉低15μs然后</w:t>
+                        <w:t>写1：主机将DQ拉低15μs然后释放</w:t>
                       </w:r>
-                      <w:proofErr w:type="gramStart"/>
                       <w:r>
                         <w:rPr>
                           <w:rFonts w:hint="eastAsia"/>
                           <w:sz w:val="15"/>
                           <w:szCs w:val="15"/>
                         </w:rPr>
-                        <w:t>释放</w:t>
-                      </w:r>
-                      <w:r>
-                        <w:rPr>
-                          <w:rFonts w:hint="eastAsia"/>
-                          <w:sz w:val="15"/>
-                          <w:szCs w:val="15"/>
-                        </w:rPr>
-                        <w:t>让</w:t>
-                      </w:r>
-                      <w:proofErr w:type="gramEnd"/>
-                      <w:r>
-                        <w:rPr>
-                          <w:rFonts w:hint="eastAsia"/>
-                          <w:sz w:val="15"/>
-                          <w:szCs w:val="15"/>
-                        </w:rPr>
-                        <w:t>DQ=1</w:t>
+                        <w:t>让DQ=1</w:t>
                       </w:r>
                       <w:r>
                         <w:rPr>
@@ -6870,27 +6726,7 @@
                                       <w:kern w:val="0"/>
                                       <w:szCs w:val="16"/>
                                     </w:rPr>
-                                    <w:t>主机决定与</w:t>
-                                  </w:r>
-                                  <w:proofErr w:type="gramStart"/>
-                                  <w:r>
-                                    <w:rPr>
-                                      <w:rFonts w:ascii="Times New Roman" w:eastAsia="等线" w:hAnsi="Times New Roman" w:cs="Times New Roman"/>
-                                      <w:color w:val="000000"/>
-                                      <w:kern w:val="0"/>
-                                      <w:szCs w:val="16"/>
-                                    </w:rPr>
-                                    <w:t>哪个从</w:t>
-                                  </w:r>
-                                  <w:proofErr w:type="gramEnd"/>
-                                  <w:r>
-                                    <w:rPr>
-                                      <w:rFonts w:ascii="Times New Roman" w:eastAsia="等线" w:hAnsi="Times New Roman" w:cs="Times New Roman"/>
-                                      <w:color w:val="000000"/>
-                                      <w:kern w:val="0"/>
-                                      <w:szCs w:val="16"/>
-                                    </w:rPr>
-                                    <w:t>机通信</w:t>
+                                    <w:t>主机决定与哪个从机通信</w:t>
                                   </w:r>
                                 </w:p>
                               </w:tc>
@@ -6927,27 +6763,7 @@
                                       <w:kern w:val="0"/>
                                       <w:szCs w:val="16"/>
                                     </w:rPr>
-                                    <w:t>低电平表示选中</w:t>
-                                  </w:r>
-                                  <w:proofErr w:type="gramStart"/>
-                                  <w:r>
-                                    <w:rPr>
-                                      <w:rFonts w:ascii="Times New Roman" w:eastAsia="等线" w:hAnsi="Times New Roman" w:cs="Times New Roman"/>
-                                      <w:color w:val="000000"/>
-                                      <w:kern w:val="0"/>
-                                      <w:szCs w:val="16"/>
-                                    </w:rPr>
-                                    <w:t>哪个从</w:t>
-                                  </w:r>
-                                  <w:proofErr w:type="gramEnd"/>
-                                  <w:r>
-                                    <w:rPr>
-                                      <w:rFonts w:ascii="Times New Roman" w:eastAsia="等线" w:hAnsi="Times New Roman" w:cs="Times New Roman"/>
-                                      <w:color w:val="000000"/>
-                                      <w:kern w:val="0"/>
-                                      <w:szCs w:val="16"/>
-                                    </w:rPr>
-                                    <w:t>机</w:t>
+                                    <w:t>低电平表示选中哪个从机</w:t>
                                   </w:r>
                                 </w:p>
                               </w:tc>
@@ -6981,11 +6797,7 @@
           </mc:Choice>
           <mc:Fallback>
             <w:pict>
-              <v:shapetype w14:anchorId="0DDD4795" id="_x0000_t202" coordsize="21600,21600" o:spt="202" path="m,l,21600r21600,l21600,xe">
-                <v:stroke joinstyle="miter"/>
-                <v:path gradientshapeok="t" o:connecttype="rect"/>
-              </v:shapetype>
-              <v:shape id="_x0000_s1027" type="#_x0000_t202" style="position:absolute;margin-left:-7.45pt;margin-top:23.45pt;width:272.95pt;height:66.35pt;z-index:251663360;visibility:visible;mso-wrap-style:square;mso-width-percent:0;mso-height-percent:0;mso-wrap-distance-left:9pt;mso-wrap-distance-top:3.6pt;mso-wrap-distance-right:9pt;mso-wrap-distance-bottom:3.6pt;mso-position-horizontal:absolute;mso-position-horizontal-relative:text;mso-position-vertical:absolute;mso-position-vertical-relative:text;mso-width-percent:0;mso-height-percent:0;mso-width-relative:margin;mso-height-relative:margin;v-text-anchor:top" o:gfxdata="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" filled="f" stroked="f">
+              <v:shape w14:anchorId="0DDD4795" id="_x0000_s1027" type="#_x0000_t202" style="position:absolute;margin-left:-7.45pt;margin-top:23.45pt;width:272.95pt;height:66.35pt;z-index:251663360;visibility:visible;mso-wrap-style:square;mso-width-percent:0;mso-height-percent:0;mso-wrap-distance-left:9pt;mso-wrap-distance-top:3.6pt;mso-wrap-distance-right:9pt;mso-wrap-distance-bottom:3.6pt;mso-position-horizontal:absolute;mso-position-horizontal-relative:text;mso-position-vertical:absolute;mso-position-vertical-relative:text;mso-width-percent:0;mso-height-percent:0;mso-width-relative:margin;mso-height-relative:margin;v-text-anchor:top" o:gfxdata="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" filled="f" stroked="f">
                 <v:textbox>
                   <w:txbxContent>
                     <w:tbl>
@@ -7590,27 +7402,7 @@
                                 <w:kern w:val="0"/>
                                 <w:szCs w:val="16"/>
                               </w:rPr>
-                              <w:t>主机决定与</w:t>
-                            </w:r>
-                            <w:proofErr w:type="gramStart"/>
-                            <w:r>
-                              <w:rPr>
-                                <w:rFonts w:ascii="Times New Roman" w:eastAsia="等线" w:hAnsi="Times New Roman" w:cs="Times New Roman"/>
-                                <w:color w:val="000000"/>
-                                <w:kern w:val="0"/>
-                                <w:szCs w:val="16"/>
-                              </w:rPr>
-                              <w:t>哪个从</w:t>
-                            </w:r>
-                            <w:proofErr w:type="gramEnd"/>
-                            <w:r>
-                              <w:rPr>
-                                <w:rFonts w:ascii="Times New Roman" w:eastAsia="等线" w:hAnsi="Times New Roman" w:cs="Times New Roman"/>
-                                <w:color w:val="000000"/>
-                                <w:kern w:val="0"/>
-                                <w:szCs w:val="16"/>
-                              </w:rPr>
-                              <w:t>机通信</w:t>
+                              <w:t>主机决定与哪个从机通信</w:t>
                             </w:r>
                           </w:p>
                         </w:tc>
@@ -7647,27 +7439,7 @@
                                 <w:kern w:val="0"/>
                                 <w:szCs w:val="16"/>
                               </w:rPr>
-                              <w:t>低电平表示选中</w:t>
-                            </w:r>
-                            <w:proofErr w:type="gramStart"/>
-                            <w:r>
-                              <w:rPr>
-                                <w:rFonts w:ascii="Times New Roman" w:eastAsia="等线" w:hAnsi="Times New Roman" w:cs="Times New Roman"/>
-                                <w:color w:val="000000"/>
-                                <w:kern w:val="0"/>
-                                <w:szCs w:val="16"/>
-                              </w:rPr>
-                              <w:t>哪个从</w:t>
-                            </w:r>
-                            <w:proofErr w:type="gramEnd"/>
-                            <w:r>
-                              <w:rPr>
-                                <w:rFonts w:ascii="Times New Roman" w:eastAsia="等线" w:hAnsi="Times New Roman" w:cs="Times New Roman"/>
-                                <w:color w:val="000000"/>
-                                <w:kern w:val="0"/>
-                                <w:szCs w:val="16"/>
-                              </w:rPr>
-                              <w:t>机</w:t>
+                              <w:t>低电平表示选中哪个从机</w:t>
                             </w:r>
                           </w:p>
                         </w:tc>
@@ -7776,7 +7548,7 @@
     <w:p>
       <w:pPr>
         <w:rPr>
-          <w:rFonts w:asciiTheme="minorEastAsia" w:hAnsiTheme="minorEastAsia"/>
+          <w:rFonts w:asciiTheme="minorEastAsia" w:hAnsiTheme="minorEastAsia" w:hint="eastAsia"/>
           <w:b/>
           <w:bCs/>
           <w:color w:val="47D459" w:themeColor="accent3" w:themeTint="99"/>
@@ -7841,7 +7613,7 @@
           <w:bCs/>
           <w:szCs w:val="16"/>
         </w:rPr>
-        <w:t xml:space="preserve">  </w:t>
+        <w:t xml:space="preserve"> </w:t>
       </w:r>
       <w:r>
         <w:rPr>
@@ -10039,25 +9811,7 @@
           <w:strike/>
           <w:szCs w:val="16"/>
         </w:rPr>
-        <w:t>如果在两个触发</w:t>
-      </w:r>
-      <w:proofErr w:type="gramStart"/>
-      <w:r>
-        <w:rPr>
-          <w:rFonts w:asciiTheme="minorEastAsia" w:hAnsiTheme="minorEastAsia" w:hint="eastAsia"/>
-          <w:strike/>
-          <w:szCs w:val="16"/>
-        </w:rPr>
-        <w:t>沿之间</w:t>
-      </w:r>
-      <w:proofErr w:type="gramEnd"/>
-      <w:r>
-        <w:rPr>
-          <w:rFonts w:asciiTheme="minorEastAsia" w:hAnsiTheme="minorEastAsia" w:hint="eastAsia"/>
-          <w:strike/>
-          <w:szCs w:val="16"/>
-        </w:rPr>
-        <w:t>再次采样会是</w:t>
+        <w:t>如果在两个触发沿之间再次采样会是</w:t>
       </w:r>
       <w:r>
         <w:rPr>
@@ -10237,49 +9991,7 @@
                               <w:rPr>
                                 <w:rFonts w:ascii="Times New Roman" w:hAnsi="Times New Roman" w:cs="Times New Roman" w:hint="eastAsia"/>
                               </w:rPr>
-                              <w:t xml:space="preserve">unsigned char </w:t>
-                            </w:r>
-                            <w:proofErr w:type="spellStart"/>
-                            <w:r>
-                              <w:rPr>
-                                <w:rFonts w:ascii="Times New Roman" w:hAnsi="Times New Roman" w:cs="Times New Roman" w:hint="eastAsia"/>
-                              </w:rPr>
-                              <w:t>SPI_</w:t>
-                            </w:r>
-                            <w:proofErr w:type="gramStart"/>
-                            <w:r>
-                              <w:rPr>
-                                <w:rFonts w:ascii="Times New Roman" w:hAnsi="Times New Roman" w:cs="Times New Roman" w:hint="eastAsia"/>
-                              </w:rPr>
-                              <w:t>Transfer</w:t>
-                            </w:r>
-                            <w:proofErr w:type="spellEnd"/>
-                            <w:r>
-                              <w:rPr>
-                                <w:rFonts w:ascii="Times New Roman" w:hAnsi="Times New Roman" w:cs="Times New Roman" w:hint="eastAsia"/>
-                              </w:rPr>
-                              <w:t>(</w:t>
-                            </w:r>
-                            <w:proofErr w:type="gramEnd"/>
-                            <w:r>
-                              <w:rPr>
-                                <w:rFonts w:ascii="Times New Roman" w:hAnsi="Times New Roman" w:cs="Times New Roman" w:hint="eastAsia"/>
-                              </w:rPr>
-                              <w:t xml:space="preserve">unsigned char </w:t>
-                            </w:r>
-                            <w:proofErr w:type="spellStart"/>
-                            <w:r>
-                              <w:rPr>
-                                <w:rFonts w:ascii="Times New Roman" w:hAnsi="Times New Roman" w:cs="Times New Roman" w:hint="eastAsia"/>
-                              </w:rPr>
-                              <w:t>data_out</w:t>
-                            </w:r>
-                            <w:proofErr w:type="spellEnd"/>
-                            <w:r>
-                              <w:rPr>
-                                <w:rFonts w:ascii="Times New Roman" w:hAnsi="Times New Roman" w:cs="Times New Roman" w:hint="eastAsia"/>
-                              </w:rPr>
-                              <w:t>)</w:t>
+                              <w:t>unsigned char SPI_Transfer(unsigned char data_out)</w:t>
                             </w:r>
                           </w:p>
                           <w:p>
@@ -10307,30 +10019,8 @@
                               <w:rPr>
                                 <w:rFonts w:ascii="Times New Roman" w:hAnsi="Times New Roman" w:cs="Times New Roman" w:hint="eastAsia"/>
                               </w:rPr>
-                              <w:t xml:space="preserve">    unsigned char </w:t>
-                            </w:r>
-                            <w:proofErr w:type="spellStart"/>
-                            <w:r>
-                              <w:rPr>
-                                <w:rFonts w:ascii="Times New Roman" w:hAnsi="Times New Roman" w:cs="Times New Roman" w:hint="eastAsia"/>
-                              </w:rPr>
-                              <w:t>data_in</w:t>
-                            </w:r>
-                            <w:proofErr w:type="spellEnd"/>
-                            <w:r>
-                              <w:rPr>
-                                <w:rFonts w:ascii="Times New Roman" w:hAnsi="Times New Roman" w:cs="Times New Roman" w:hint="eastAsia"/>
-                              </w:rPr>
-                              <w:t xml:space="preserve"> = </w:t>
-                            </w:r>
-                            <w:proofErr w:type="gramStart"/>
-                            <w:r>
-                              <w:rPr>
-                                <w:rFonts w:ascii="Times New Roman" w:hAnsi="Times New Roman" w:cs="Times New Roman" w:hint="eastAsia"/>
-                              </w:rPr>
-                              <w:t>0;</w:t>
-                            </w:r>
-                            <w:proofErr w:type="gramEnd"/>
+                              <w:t xml:space="preserve">    unsigned char data_in = 0;</w:t>
+                            </w:r>
                           </w:p>
                           <w:p>
                             <w:pPr>
@@ -10357,49 +10047,7 @@
                               <w:rPr>
                                 <w:rFonts w:ascii="Times New Roman" w:hAnsi="Times New Roman" w:cs="Times New Roman" w:hint="eastAsia"/>
                               </w:rPr>
-                              <w:t xml:space="preserve">    for (int </w:t>
-                            </w:r>
-                            <w:proofErr w:type="spellStart"/>
-                            <w:r>
-                              <w:rPr>
-                                <w:rFonts w:ascii="Times New Roman" w:hAnsi="Times New Roman" w:cs="Times New Roman" w:hint="eastAsia"/>
-                              </w:rPr>
-                              <w:t>i</w:t>
-                            </w:r>
-                            <w:proofErr w:type="spellEnd"/>
-                            <w:r>
-                              <w:rPr>
-                                <w:rFonts w:ascii="Times New Roman" w:hAnsi="Times New Roman" w:cs="Times New Roman" w:hint="eastAsia"/>
-                              </w:rPr>
-                              <w:t xml:space="preserve"> = 0; </w:t>
-                            </w:r>
-                            <w:proofErr w:type="spellStart"/>
-                            <w:r>
-                              <w:rPr>
-                                <w:rFonts w:ascii="Times New Roman" w:hAnsi="Times New Roman" w:cs="Times New Roman" w:hint="eastAsia"/>
-                              </w:rPr>
-                              <w:t>i</w:t>
-                            </w:r>
-                            <w:proofErr w:type="spellEnd"/>
-                            <w:r>
-                              <w:rPr>
-                                <w:rFonts w:ascii="Times New Roman" w:hAnsi="Times New Roman" w:cs="Times New Roman" w:hint="eastAsia"/>
-                              </w:rPr>
-                              <w:t xml:space="preserve"> &lt; 8; </w:t>
-                            </w:r>
-                            <w:proofErr w:type="spellStart"/>
-                            <w:r>
-                              <w:rPr>
-                                <w:rFonts w:ascii="Times New Roman" w:hAnsi="Times New Roman" w:cs="Times New Roman" w:hint="eastAsia"/>
-                              </w:rPr>
-                              <w:t>i</w:t>
-                            </w:r>
-                            <w:proofErr w:type="spellEnd"/>
-                            <w:r>
-                              <w:rPr>
-                                <w:rFonts w:ascii="Times New Roman" w:hAnsi="Times New Roman" w:cs="Times New Roman" w:hint="eastAsia"/>
-                              </w:rPr>
-                              <w:t>++) {</w:t>
+                              <w:t xml:space="preserve">    for (int i = 0; i &lt; 8; i++) {</w:t>
                             </w:r>
                           </w:p>
                           <w:p>
@@ -10414,16 +10062,8 @@
                               <w:rPr>
                                 <w:rFonts w:ascii="Times New Roman" w:hAnsi="Times New Roman" w:cs="Times New Roman" w:hint="eastAsia"/>
                               </w:rPr>
-                              <w:t xml:space="preserve">SCK = </w:t>
-                            </w:r>
-                            <w:proofErr w:type="gramStart"/>
-                            <w:r>
-                              <w:rPr>
-                                <w:rFonts w:ascii="Times New Roman" w:hAnsi="Times New Roman" w:cs="Times New Roman" w:hint="eastAsia"/>
-                              </w:rPr>
-                              <w:t>0;</w:t>
-                            </w:r>
-                            <w:proofErr w:type="gramEnd"/>
+                              <w:t>SCK = 0;</w:t>
+                            </w:r>
                           </w:p>
                           <w:p>
                             <w:pPr>
@@ -10492,21 +10132,7 @@
                               <w:rPr>
                                 <w:rFonts w:ascii="Times New Roman" w:hAnsi="Times New Roman" w:cs="Times New Roman" w:hint="eastAsia"/>
                               </w:rPr>
-                              <w:t>MOSI = (</w:t>
-                            </w:r>
-                            <w:proofErr w:type="spellStart"/>
-                            <w:r>
-                              <w:rPr>
-                                <w:rFonts w:ascii="Times New Roman" w:hAnsi="Times New Roman" w:cs="Times New Roman" w:hint="eastAsia"/>
-                              </w:rPr>
-                              <w:t>data_out</w:t>
-                            </w:r>
-                            <w:proofErr w:type="spellEnd"/>
-                            <w:r>
-                              <w:rPr>
-                                <w:rFonts w:ascii="Times New Roman" w:hAnsi="Times New Roman" w:cs="Times New Roman" w:hint="eastAsia"/>
-                              </w:rPr>
-                              <w:t xml:space="preserve"> &amp; 0x80);   // </w:t>
+                              <w:t xml:space="preserve">MOSI = (data_out &amp; 0x80);   // </w:t>
                             </w:r>
                             <w:r>
                               <w:rPr>
@@ -10534,28 +10160,12 @@
                               </w:rPr>
                               <w:t xml:space="preserve"> </w:t>
                             </w:r>
-                            <w:proofErr w:type="spellStart"/>
                             <w:r>
                               <w:rPr>
                                 <w:rFonts w:ascii="Times New Roman" w:hAnsi="Times New Roman" w:cs="Times New Roman" w:hint="eastAsia"/>
                               </w:rPr>
-                              <w:t>data_out</w:t>
-                            </w:r>
-                            <w:proofErr w:type="spellEnd"/>
-                            <w:r>
-                              <w:rPr>
-                                <w:rFonts w:ascii="Times New Roman" w:hAnsi="Times New Roman" w:cs="Times New Roman" w:hint="eastAsia"/>
-                              </w:rPr>
-                              <w:t xml:space="preserve"> &lt;&lt;= </w:t>
-                            </w:r>
-                            <w:proofErr w:type="gramStart"/>
-                            <w:r>
-                              <w:rPr>
-                                <w:rFonts w:ascii="Times New Roman" w:hAnsi="Times New Roman" w:cs="Times New Roman" w:hint="eastAsia"/>
-                              </w:rPr>
-                              <w:t>1;</w:t>
-                            </w:r>
-                            <w:proofErr w:type="gramEnd"/>
+                              <w:t>data_out &lt;&lt;= 1;</w:t>
+                            </w:r>
                           </w:p>
                           <w:p>
                             <w:pPr>
@@ -10576,28 +10186,12 @@
                               </w:rPr>
                               <w:t xml:space="preserve"> </w:t>
                             </w:r>
-                            <w:proofErr w:type="spellStart"/>
                             <w:r>
                               <w:rPr>
                                 <w:rFonts w:ascii="Times New Roman" w:hAnsi="Times New Roman" w:cs="Times New Roman" w:hint="eastAsia"/>
                               </w:rPr>
-                              <w:t>SPI_</w:t>
-                            </w:r>
-                            <w:proofErr w:type="gramStart"/>
-                            <w:r>
-                              <w:rPr>
-                                <w:rFonts w:ascii="Times New Roman" w:hAnsi="Times New Roman" w:cs="Times New Roman" w:hint="eastAsia"/>
-                              </w:rPr>
-                              <w:t>Delay</w:t>
-                            </w:r>
-                            <w:proofErr w:type="spellEnd"/>
-                            <w:r>
-                              <w:rPr>
-                                <w:rFonts w:ascii="Times New Roman" w:hAnsi="Times New Roman" w:cs="Times New Roman" w:hint="eastAsia"/>
-                              </w:rPr>
-                              <w:t>();</w:t>
-                            </w:r>
-                            <w:proofErr w:type="gramEnd"/>
+                              <w:t>SPI_Delay();</w:t>
+                            </w:r>
                           </w:p>
                           <w:p>
                             <w:pPr>
@@ -10678,16 +10272,8 @@
                               <w:rPr>
                                 <w:rFonts w:ascii="Times New Roman" w:hAnsi="Times New Roman" w:cs="Times New Roman" w:hint="eastAsia"/>
                               </w:rPr>
-                              <w:t xml:space="preserve">SCK = </w:t>
-                            </w:r>
-                            <w:proofErr w:type="gramStart"/>
-                            <w:r>
-                              <w:rPr>
-                                <w:rFonts w:ascii="Times New Roman" w:hAnsi="Times New Roman" w:cs="Times New Roman" w:hint="eastAsia"/>
-                              </w:rPr>
-                              <w:t>1;</w:t>
-                            </w:r>
-                            <w:proofErr w:type="gramEnd"/>
+                              <w:t>SCK = 1;</w:t>
+                            </w:r>
                           </w:p>
                           <w:p>
                             <w:pPr>
@@ -10764,28 +10350,12 @@
                               </w:rPr>
                               <w:t xml:space="preserve"> </w:t>
                             </w:r>
-                            <w:proofErr w:type="spellStart"/>
                             <w:r>
                               <w:rPr>
                                 <w:rFonts w:ascii="Times New Roman" w:hAnsi="Times New Roman" w:cs="Times New Roman" w:hint="eastAsia"/>
                               </w:rPr>
-                              <w:t>data_in</w:t>
-                            </w:r>
-                            <w:proofErr w:type="spellEnd"/>
-                            <w:r>
-                              <w:rPr>
-                                <w:rFonts w:ascii="Times New Roman" w:hAnsi="Times New Roman" w:cs="Times New Roman" w:hint="eastAsia"/>
-                              </w:rPr>
-                              <w:t xml:space="preserve"> &lt;&lt;= </w:t>
-                            </w:r>
-                            <w:proofErr w:type="gramStart"/>
-                            <w:r>
-                              <w:rPr>
-                                <w:rFonts w:ascii="Times New Roman" w:hAnsi="Times New Roman" w:cs="Times New Roman" w:hint="eastAsia"/>
-                              </w:rPr>
-                              <w:t>1;</w:t>
-                            </w:r>
-                            <w:proofErr w:type="gramEnd"/>
+                              <w:t>data_in &lt;&lt;= 1;</w:t>
+                            </w:r>
                           </w:p>
                           <w:p>
                             <w:pPr>
@@ -10810,21 +10380,7 @@
                               <w:rPr>
                                 <w:rFonts w:ascii="Times New Roman" w:hAnsi="Times New Roman" w:cs="Times New Roman" w:hint="eastAsia"/>
                               </w:rPr>
-                              <w:t xml:space="preserve">if (MISO) </w:t>
-                            </w:r>
-                            <w:proofErr w:type="spellStart"/>
-                            <w:r>
-                              <w:rPr>
-                                <w:rFonts w:ascii="Times New Roman" w:hAnsi="Times New Roman" w:cs="Times New Roman" w:hint="eastAsia"/>
-                              </w:rPr>
-                              <w:t>data_in</w:t>
-                            </w:r>
-                            <w:proofErr w:type="spellEnd"/>
-                            <w:r>
-                              <w:rPr>
-                                <w:rFonts w:ascii="Times New Roman" w:hAnsi="Times New Roman" w:cs="Times New Roman" w:hint="eastAsia"/>
-                              </w:rPr>
-                              <w:t xml:space="preserve"> |= 0x01;</w:t>
+                              <w:t>if (MISO) data_in |= 0x01;</w:t>
                             </w:r>
                             <w:r>
                               <w:rPr>
@@ -10870,28 +10426,12 @@
                               </w:rPr>
                               <w:t xml:space="preserve"> </w:t>
                             </w:r>
-                            <w:proofErr w:type="spellStart"/>
                             <w:r>
                               <w:rPr>
                                 <w:rFonts w:ascii="Times New Roman" w:hAnsi="Times New Roman" w:cs="Times New Roman" w:hint="eastAsia"/>
                               </w:rPr>
-                              <w:t>SPI_</w:t>
-                            </w:r>
-                            <w:proofErr w:type="gramStart"/>
-                            <w:r>
-                              <w:rPr>
-                                <w:rFonts w:ascii="Times New Roman" w:hAnsi="Times New Roman" w:cs="Times New Roman" w:hint="eastAsia"/>
-                              </w:rPr>
-                              <w:t>Delay</w:t>
-                            </w:r>
-                            <w:proofErr w:type="spellEnd"/>
-                            <w:r>
-                              <w:rPr>
-                                <w:rFonts w:ascii="Times New Roman" w:hAnsi="Times New Roman" w:cs="Times New Roman" w:hint="eastAsia"/>
-                              </w:rPr>
-                              <w:t>();</w:t>
-                            </w:r>
-                            <w:proofErr w:type="gramEnd"/>
+                              <w:t>SPI_Delay();</w:t>
+                            </w:r>
                           </w:p>
                           <w:p>
                             <w:pPr>
@@ -10948,16 +10488,8 @@
                               <w:rPr>
                                 <w:rFonts w:ascii="Times New Roman" w:hAnsi="Times New Roman" w:cs="Times New Roman" w:hint="eastAsia"/>
                               </w:rPr>
-                              <w:t xml:space="preserve">SCK = </w:t>
-                            </w:r>
-                            <w:proofErr w:type="gramStart"/>
-                            <w:r>
-                              <w:rPr>
-                                <w:rFonts w:ascii="Times New Roman" w:hAnsi="Times New Roman" w:cs="Times New Roman" w:hint="eastAsia"/>
-                              </w:rPr>
-                              <w:t>0;</w:t>
-                            </w:r>
-                            <w:proofErr w:type="gramEnd"/>
+                              <w:t>SCK = 0;</w:t>
+                            </w:r>
                           </w:p>
                           <w:p>
                             <w:pPr>
@@ -10978,28 +10510,12 @@
                               </w:rPr>
                               <w:t xml:space="preserve"> </w:t>
                             </w:r>
-                            <w:proofErr w:type="spellStart"/>
                             <w:r>
                               <w:rPr>
                                 <w:rFonts w:ascii="Times New Roman" w:hAnsi="Times New Roman" w:cs="Times New Roman" w:hint="eastAsia"/>
                               </w:rPr>
-                              <w:t>SPI_</w:t>
-                            </w:r>
-                            <w:proofErr w:type="gramStart"/>
-                            <w:r>
-                              <w:rPr>
-                                <w:rFonts w:ascii="Times New Roman" w:hAnsi="Times New Roman" w:cs="Times New Roman" w:hint="eastAsia"/>
-                              </w:rPr>
-                              <w:t>Delay</w:t>
-                            </w:r>
-                            <w:proofErr w:type="spellEnd"/>
-                            <w:r>
-                              <w:rPr>
-                                <w:rFonts w:ascii="Times New Roman" w:hAnsi="Times New Roman" w:cs="Times New Roman" w:hint="eastAsia"/>
-                              </w:rPr>
-                              <w:t>();</w:t>
-                            </w:r>
-                            <w:proofErr w:type="gramEnd"/>
+                              <w:t>SPI_Delay();</w:t>
+                            </w:r>
                           </w:p>
                           <w:p>
                             <w:pPr>
@@ -11026,30 +10542,8 @@
                               <w:rPr>
                                 <w:rFonts w:ascii="Times New Roman" w:hAnsi="Times New Roman" w:cs="Times New Roman" w:hint="eastAsia"/>
                               </w:rPr>
-                              <w:t xml:space="preserve">    return </w:t>
-                            </w:r>
-                            <w:proofErr w:type="spellStart"/>
-                            <w:r>
-                              <w:rPr>
-                                <w:rFonts w:ascii="Times New Roman" w:hAnsi="Times New Roman" w:cs="Times New Roman" w:hint="eastAsia"/>
-                              </w:rPr>
-                              <w:t>data_</w:t>
-                            </w:r>
-                            <w:proofErr w:type="gramStart"/>
-                            <w:r>
-                              <w:rPr>
-                                <w:rFonts w:ascii="Times New Roman" w:hAnsi="Times New Roman" w:cs="Times New Roman" w:hint="eastAsia"/>
-                              </w:rPr>
-                              <w:t>in</w:t>
-                            </w:r>
-                            <w:proofErr w:type="spellEnd"/>
-                            <w:r>
-                              <w:rPr>
-                                <w:rFonts w:ascii="Times New Roman" w:hAnsi="Times New Roman" w:cs="Times New Roman" w:hint="eastAsia"/>
-                              </w:rPr>
-                              <w:t>;</w:t>
-                            </w:r>
-                            <w:proofErr w:type="gramEnd"/>
+                              <w:t xml:space="preserve">    return data_in;</w:t>
+                            </w:r>
                           </w:p>
                           <w:p>
                             <w:pPr>
@@ -11099,63 +10593,21 @@
                       <w:pPr>
                         <w:spacing w:line="200" w:lineRule="exact"/>
                         <w:rPr>
-                          <w:rFonts w:ascii="Times New Roman" w:hAnsi="Times New Roman" w:cs="Times New Roman" w:hint="eastAsia"/>
+                          <w:rFonts w:ascii="Times New Roman" w:hAnsi="Times New Roman" w:cs="Times New Roman"/>
                         </w:rPr>
                       </w:pPr>
                       <w:r>
                         <w:rPr>
                           <w:rFonts w:ascii="Times New Roman" w:hAnsi="Times New Roman" w:cs="Times New Roman" w:hint="eastAsia"/>
                         </w:rPr>
-                        <w:t xml:space="preserve">unsigned char </w:t>
-                      </w:r>
-                      <w:proofErr w:type="spellStart"/>
-                      <w:r>
-                        <w:rPr>
-                          <w:rFonts w:ascii="Times New Roman" w:hAnsi="Times New Roman" w:cs="Times New Roman" w:hint="eastAsia"/>
-                        </w:rPr>
-                        <w:t>SPI_</w:t>
-                      </w:r>
-                      <w:proofErr w:type="gramStart"/>
-                      <w:r>
-                        <w:rPr>
-                          <w:rFonts w:ascii="Times New Roman" w:hAnsi="Times New Roman" w:cs="Times New Roman" w:hint="eastAsia"/>
-                        </w:rPr>
-                        <w:t>Transfer</w:t>
-                      </w:r>
-                      <w:proofErr w:type="spellEnd"/>
-                      <w:r>
-                        <w:rPr>
-                          <w:rFonts w:ascii="Times New Roman" w:hAnsi="Times New Roman" w:cs="Times New Roman" w:hint="eastAsia"/>
-                        </w:rPr>
-                        <w:t>(</w:t>
-                      </w:r>
-                      <w:proofErr w:type="gramEnd"/>
-                      <w:r>
-                        <w:rPr>
-                          <w:rFonts w:ascii="Times New Roman" w:hAnsi="Times New Roman" w:cs="Times New Roman" w:hint="eastAsia"/>
-                        </w:rPr>
-                        <w:t xml:space="preserve">unsigned char </w:t>
-                      </w:r>
-                      <w:proofErr w:type="spellStart"/>
-                      <w:r>
-                        <w:rPr>
-                          <w:rFonts w:ascii="Times New Roman" w:hAnsi="Times New Roman" w:cs="Times New Roman" w:hint="eastAsia"/>
-                        </w:rPr>
-                        <w:t>data_out</w:t>
-                      </w:r>
-                      <w:proofErr w:type="spellEnd"/>
-                      <w:r>
-                        <w:rPr>
-                          <w:rFonts w:ascii="Times New Roman" w:hAnsi="Times New Roman" w:cs="Times New Roman" w:hint="eastAsia"/>
-                        </w:rPr>
-                        <w:t>)</w:t>
+                        <w:t>unsigned char SPI_Transfer(unsigned char data_out)</w:t>
                       </w:r>
                     </w:p>
                     <w:p>
                       <w:pPr>
                         <w:spacing w:line="200" w:lineRule="exact"/>
                         <w:rPr>
-                          <w:rFonts w:ascii="Times New Roman" w:hAnsi="Times New Roman" w:cs="Times New Roman" w:hint="eastAsia"/>
+                          <w:rFonts w:ascii="Times New Roman" w:hAnsi="Times New Roman" w:cs="Times New Roman"/>
                         </w:rPr>
                       </w:pPr>
                       <w:r>
@@ -11169,43 +10621,21 @@
                       <w:pPr>
                         <w:spacing w:line="200" w:lineRule="exact"/>
                         <w:rPr>
-                          <w:rFonts w:ascii="Times New Roman" w:hAnsi="Times New Roman" w:cs="Times New Roman" w:hint="eastAsia"/>
+                          <w:rFonts w:ascii="Times New Roman" w:hAnsi="Times New Roman" w:cs="Times New Roman"/>
                         </w:rPr>
                       </w:pPr>
                       <w:r>
                         <w:rPr>
                           <w:rFonts w:ascii="Times New Roman" w:hAnsi="Times New Roman" w:cs="Times New Roman" w:hint="eastAsia"/>
                         </w:rPr>
-                        <w:t xml:space="preserve">    unsigned char </w:t>
+                        <w:t xml:space="preserve">    unsigned char data_in = 0;</w:t>
                       </w:r>
-                      <w:proofErr w:type="spellStart"/>
-                      <w:r>
-                        <w:rPr>
-                          <w:rFonts w:ascii="Times New Roman" w:hAnsi="Times New Roman" w:cs="Times New Roman" w:hint="eastAsia"/>
-                        </w:rPr>
-                        <w:t>data_in</w:t>
-                      </w:r>
-                      <w:proofErr w:type="spellEnd"/>
-                      <w:r>
-                        <w:rPr>
-                          <w:rFonts w:ascii="Times New Roman" w:hAnsi="Times New Roman" w:cs="Times New Roman" w:hint="eastAsia"/>
-                        </w:rPr>
-                        <w:t xml:space="preserve"> = </w:t>
-                      </w:r>
-                      <w:proofErr w:type="gramStart"/>
-                      <w:r>
-                        <w:rPr>
-                          <w:rFonts w:ascii="Times New Roman" w:hAnsi="Times New Roman" w:cs="Times New Roman" w:hint="eastAsia"/>
-                        </w:rPr>
-                        <w:t>0;</w:t>
-                      </w:r>
-                      <w:proofErr w:type="gramEnd"/>
                     </w:p>
                     <w:p>
                       <w:pPr>
                         <w:spacing w:line="200" w:lineRule="exact"/>
                         <w:rPr>
-                          <w:rFonts w:ascii="Times New Roman" w:hAnsi="Times New Roman" w:cs="Times New Roman" w:hint="eastAsia"/>
+                          <w:rFonts w:ascii="Times New Roman" w:hAnsi="Times New Roman" w:cs="Times New Roman"/>
                         </w:rPr>
                       </w:pPr>
                       <w:r>
@@ -11219,56 +10649,14 @@
                       <w:pPr>
                         <w:spacing w:line="200" w:lineRule="exact"/>
                         <w:rPr>
-                          <w:rFonts w:ascii="Times New Roman" w:hAnsi="Times New Roman" w:cs="Times New Roman" w:hint="eastAsia"/>
+                          <w:rFonts w:ascii="Times New Roman" w:hAnsi="Times New Roman" w:cs="Times New Roman"/>
                         </w:rPr>
                       </w:pPr>
                       <w:r>
                         <w:rPr>
                           <w:rFonts w:ascii="Times New Roman" w:hAnsi="Times New Roman" w:cs="Times New Roman" w:hint="eastAsia"/>
                         </w:rPr>
-                        <w:t xml:space="preserve">    for (int </w:t>
-                      </w:r>
-                      <w:proofErr w:type="spellStart"/>
-                      <w:r>
-                        <w:rPr>
-                          <w:rFonts w:ascii="Times New Roman" w:hAnsi="Times New Roman" w:cs="Times New Roman" w:hint="eastAsia"/>
-                        </w:rPr>
-                        <w:t>i</w:t>
-                      </w:r>
-                      <w:proofErr w:type="spellEnd"/>
-                      <w:r>
-                        <w:rPr>
-                          <w:rFonts w:ascii="Times New Roman" w:hAnsi="Times New Roman" w:cs="Times New Roman" w:hint="eastAsia"/>
-                        </w:rPr>
-                        <w:t xml:space="preserve"> = 0; </w:t>
-                      </w:r>
-                      <w:proofErr w:type="spellStart"/>
-                      <w:r>
-                        <w:rPr>
-                          <w:rFonts w:ascii="Times New Roman" w:hAnsi="Times New Roman" w:cs="Times New Roman" w:hint="eastAsia"/>
-                        </w:rPr>
-                        <w:t>i</w:t>
-                      </w:r>
-                      <w:proofErr w:type="spellEnd"/>
-                      <w:r>
-                        <w:rPr>
-                          <w:rFonts w:ascii="Times New Roman" w:hAnsi="Times New Roman" w:cs="Times New Roman" w:hint="eastAsia"/>
-                        </w:rPr>
-                        <w:t xml:space="preserve"> &lt; 8; </w:t>
-                      </w:r>
-                      <w:proofErr w:type="spellStart"/>
-                      <w:r>
-                        <w:rPr>
-                          <w:rFonts w:ascii="Times New Roman" w:hAnsi="Times New Roman" w:cs="Times New Roman" w:hint="eastAsia"/>
-                        </w:rPr>
-                        <w:t>i</w:t>
-                      </w:r>
-                      <w:proofErr w:type="spellEnd"/>
-                      <w:r>
-                        <w:rPr>
-                          <w:rFonts w:ascii="Times New Roman" w:hAnsi="Times New Roman" w:cs="Times New Roman" w:hint="eastAsia"/>
-                        </w:rPr>
-                        <w:t>++) {</w:t>
+                        <w:t xml:space="preserve">    for (int i = 0; i &lt; 8; i++) {</w:t>
                       </w:r>
                     </w:p>
                     <w:p>
@@ -11276,29 +10664,21 @@
                         <w:spacing w:line="200" w:lineRule="exact"/>
                         <w:ind w:firstLineChars="300" w:firstLine="480"/>
                         <w:rPr>
-                          <w:rFonts w:ascii="Times New Roman" w:hAnsi="Times New Roman" w:cs="Times New Roman" w:hint="eastAsia"/>
+                          <w:rFonts w:ascii="Times New Roman" w:hAnsi="Times New Roman" w:cs="Times New Roman"/>
                         </w:rPr>
                       </w:pPr>
                       <w:r>
                         <w:rPr>
                           <w:rFonts w:ascii="Times New Roman" w:hAnsi="Times New Roman" w:cs="Times New Roman" w:hint="eastAsia"/>
                         </w:rPr>
-                        <w:t xml:space="preserve">SCK = </w:t>
+                        <w:t>SCK = 0;</w:t>
                       </w:r>
-                      <w:proofErr w:type="gramStart"/>
-                      <w:r>
-                        <w:rPr>
-                          <w:rFonts w:ascii="Times New Roman" w:hAnsi="Times New Roman" w:cs="Times New Roman" w:hint="eastAsia"/>
-                        </w:rPr>
-                        <w:t>0;</w:t>
-                      </w:r>
-                      <w:proofErr w:type="gramEnd"/>
                     </w:p>
                     <w:p>
                       <w:pPr>
                         <w:spacing w:line="200" w:lineRule="exact"/>
                         <w:rPr>
-                          <w:rFonts w:ascii="Times New Roman" w:hAnsi="Times New Roman" w:cs="Times New Roman" w:hint="eastAsia"/>
+                          <w:rFonts w:ascii="Times New Roman" w:hAnsi="Times New Roman" w:cs="Times New Roman"/>
                         </w:rPr>
                       </w:pPr>
                       <w:r>
@@ -11342,7 +10722,7 @@
                       <w:pPr>
                         <w:spacing w:line="200" w:lineRule="exact"/>
                         <w:rPr>
-                          <w:rFonts w:ascii="Times New Roman" w:hAnsi="Times New Roman" w:cs="Times New Roman" w:hint="eastAsia"/>
+                          <w:rFonts w:ascii="Times New Roman" w:hAnsi="Times New Roman" w:cs="Times New Roman"/>
                         </w:rPr>
                       </w:pPr>
                       <w:r>
@@ -11361,21 +10741,7 @@
                         <w:rPr>
                           <w:rFonts w:ascii="Times New Roman" w:hAnsi="Times New Roman" w:cs="Times New Roman" w:hint="eastAsia"/>
                         </w:rPr>
-                        <w:t>MOSI = (</w:t>
-                      </w:r>
-                      <w:proofErr w:type="spellStart"/>
-                      <w:r>
-                        <w:rPr>
-                          <w:rFonts w:ascii="Times New Roman" w:hAnsi="Times New Roman" w:cs="Times New Roman" w:hint="eastAsia"/>
-                        </w:rPr>
-                        <w:t>data_out</w:t>
-                      </w:r>
-                      <w:proofErr w:type="spellEnd"/>
-                      <w:r>
-                        <w:rPr>
-                          <w:rFonts w:ascii="Times New Roman" w:hAnsi="Times New Roman" w:cs="Times New Roman" w:hint="eastAsia"/>
-                        </w:rPr>
-                        <w:t xml:space="preserve"> &amp; 0x80);   // </w:t>
+                        <w:t xml:space="preserve">MOSI = (data_out &amp; 0x80);   // </w:t>
                       </w:r>
                       <w:r>
                         <w:rPr>
@@ -11388,7 +10754,7 @@
                       <w:pPr>
                         <w:spacing w:line="200" w:lineRule="exact"/>
                         <w:rPr>
-                          <w:rFonts w:ascii="Times New Roman" w:hAnsi="Times New Roman" w:cs="Times New Roman" w:hint="eastAsia"/>
+                          <w:rFonts w:ascii="Times New Roman" w:hAnsi="Times New Roman" w:cs="Times New Roman"/>
                         </w:rPr>
                       </w:pPr>
                       <w:r>
@@ -11403,34 +10769,18 @@
                         </w:rPr>
                         <w:t xml:space="preserve"> </w:t>
                       </w:r>
-                      <w:proofErr w:type="spellStart"/>
                       <w:r>
                         <w:rPr>
                           <w:rFonts w:ascii="Times New Roman" w:hAnsi="Times New Roman" w:cs="Times New Roman" w:hint="eastAsia"/>
                         </w:rPr>
-                        <w:t>data_out</w:t>
+                        <w:t>data_out &lt;&lt;= 1;</w:t>
                       </w:r>
-                      <w:proofErr w:type="spellEnd"/>
-                      <w:r>
-                        <w:rPr>
-                          <w:rFonts w:ascii="Times New Roman" w:hAnsi="Times New Roman" w:cs="Times New Roman" w:hint="eastAsia"/>
-                        </w:rPr>
-                        <w:t xml:space="preserve"> &lt;&lt;= </w:t>
-                      </w:r>
-                      <w:proofErr w:type="gramStart"/>
-                      <w:r>
-                        <w:rPr>
-                          <w:rFonts w:ascii="Times New Roman" w:hAnsi="Times New Roman" w:cs="Times New Roman" w:hint="eastAsia"/>
-                        </w:rPr>
-                        <w:t>1;</w:t>
-                      </w:r>
-                      <w:proofErr w:type="gramEnd"/>
                     </w:p>
                     <w:p>
                       <w:pPr>
                         <w:spacing w:line="200" w:lineRule="exact"/>
                         <w:rPr>
-                          <w:rFonts w:ascii="Times New Roman" w:hAnsi="Times New Roman" w:cs="Times New Roman" w:hint="eastAsia"/>
+                          <w:rFonts w:ascii="Times New Roman" w:hAnsi="Times New Roman" w:cs="Times New Roman"/>
                         </w:rPr>
                       </w:pPr>
                       <w:r>
@@ -11445,28 +10795,12 @@
                         </w:rPr>
                         <w:t xml:space="preserve"> </w:t>
                       </w:r>
-                      <w:proofErr w:type="spellStart"/>
                       <w:r>
                         <w:rPr>
                           <w:rFonts w:ascii="Times New Roman" w:hAnsi="Times New Roman" w:cs="Times New Roman" w:hint="eastAsia"/>
                         </w:rPr>
-                        <w:t>SPI_</w:t>
+                        <w:t>SPI_Delay();</w:t>
                       </w:r>
-                      <w:proofErr w:type="gramStart"/>
-                      <w:r>
-                        <w:rPr>
-                          <w:rFonts w:ascii="Times New Roman" w:hAnsi="Times New Roman" w:cs="Times New Roman" w:hint="eastAsia"/>
-                        </w:rPr>
-                        <w:t>Delay</w:t>
-                      </w:r>
-                      <w:proofErr w:type="spellEnd"/>
-                      <w:r>
-                        <w:rPr>
-                          <w:rFonts w:ascii="Times New Roman" w:hAnsi="Times New Roman" w:cs="Times New Roman" w:hint="eastAsia"/>
-                        </w:rPr>
-                        <w:t>();</w:t>
-                      </w:r>
-                      <w:proofErr w:type="gramEnd"/>
                     </w:p>
                     <w:p>
                       <w:pPr>
@@ -11528,7 +10862,7 @@
                       <w:pPr>
                         <w:spacing w:line="200" w:lineRule="exact"/>
                         <w:rPr>
-                          <w:rFonts w:ascii="Times New Roman" w:hAnsi="Times New Roman" w:cs="Times New Roman" w:hint="eastAsia"/>
+                          <w:rFonts w:ascii="Times New Roman" w:hAnsi="Times New Roman" w:cs="Times New Roman"/>
                         </w:rPr>
                       </w:pPr>
                       <w:r>
@@ -11547,22 +10881,14 @@
                         <w:rPr>
                           <w:rFonts w:ascii="Times New Roman" w:hAnsi="Times New Roman" w:cs="Times New Roman" w:hint="eastAsia"/>
                         </w:rPr>
-                        <w:t xml:space="preserve">SCK = </w:t>
+                        <w:t>SCK = 1;</w:t>
                       </w:r>
-                      <w:proofErr w:type="gramStart"/>
-                      <w:r>
-                        <w:rPr>
-                          <w:rFonts w:ascii="Times New Roman" w:hAnsi="Times New Roman" w:cs="Times New Roman" w:hint="eastAsia"/>
-                        </w:rPr>
-                        <w:t>1;</w:t>
-                      </w:r>
-                      <w:proofErr w:type="gramEnd"/>
                     </w:p>
                     <w:p>
                       <w:pPr>
                         <w:spacing w:line="200" w:lineRule="exact"/>
                         <w:rPr>
-                          <w:rFonts w:ascii="Times New Roman" w:hAnsi="Times New Roman" w:cs="Times New Roman" w:hint="eastAsia"/>
+                          <w:rFonts w:ascii="Times New Roman" w:hAnsi="Times New Roman" w:cs="Times New Roman"/>
                         </w:rPr>
                       </w:pPr>
                       <w:r>
@@ -11618,7 +10944,7 @@
                       <w:pPr>
                         <w:spacing w:line="200" w:lineRule="exact"/>
                         <w:rPr>
-                          <w:rFonts w:ascii="Times New Roman" w:hAnsi="Times New Roman" w:cs="Times New Roman" w:hint="eastAsia"/>
+                          <w:rFonts w:ascii="Times New Roman" w:hAnsi="Times New Roman" w:cs="Times New Roman"/>
                         </w:rPr>
                       </w:pPr>
                       <w:r>
@@ -11633,34 +10959,18 @@
                         </w:rPr>
                         <w:t xml:space="preserve"> </w:t>
                       </w:r>
-                      <w:proofErr w:type="spellStart"/>
                       <w:r>
                         <w:rPr>
                           <w:rFonts w:ascii="Times New Roman" w:hAnsi="Times New Roman" w:cs="Times New Roman" w:hint="eastAsia"/>
                         </w:rPr>
-                        <w:t>data_in</w:t>
+                        <w:t>data_in &lt;&lt;= 1;</w:t>
                       </w:r>
-                      <w:proofErr w:type="spellEnd"/>
-                      <w:r>
-                        <w:rPr>
-                          <w:rFonts w:ascii="Times New Roman" w:hAnsi="Times New Roman" w:cs="Times New Roman" w:hint="eastAsia"/>
-                        </w:rPr>
-                        <w:t xml:space="preserve"> &lt;&lt;= </w:t>
-                      </w:r>
-                      <w:proofErr w:type="gramStart"/>
-                      <w:r>
-                        <w:rPr>
-                          <w:rFonts w:ascii="Times New Roman" w:hAnsi="Times New Roman" w:cs="Times New Roman" w:hint="eastAsia"/>
-                        </w:rPr>
-                        <w:t>1;</w:t>
-                      </w:r>
-                      <w:proofErr w:type="gramEnd"/>
                     </w:p>
                     <w:p>
                       <w:pPr>
                         <w:spacing w:line="200" w:lineRule="exact"/>
                         <w:rPr>
-                          <w:rFonts w:ascii="Times New Roman" w:hAnsi="Times New Roman" w:cs="Times New Roman" w:hint="eastAsia"/>
+                          <w:rFonts w:ascii="Times New Roman" w:hAnsi="Times New Roman" w:cs="Times New Roman"/>
                         </w:rPr>
                       </w:pPr>
                       <w:r>
@@ -11679,21 +10989,7 @@
                         <w:rPr>
                           <w:rFonts w:ascii="Times New Roman" w:hAnsi="Times New Roman" w:cs="Times New Roman" w:hint="eastAsia"/>
                         </w:rPr>
-                        <w:t xml:space="preserve">if (MISO) </w:t>
-                      </w:r>
-                      <w:proofErr w:type="spellStart"/>
-                      <w:r>
-                        <w:rPr>
-                          <w:rFonts w:ascii="Times New Roman" w:hAnsi="Times New Roman" w:cs="Times New Roman" w:hint="eastAsia"/>
-                        </w:rPr>
-                        <w:t>data_in</w:t>
-                      </w:r>
-                      <w:proofErr w:type="spellEnd"/>
-                      <w:r>
-                        <w:rPr>
-                          <w:rFonts w:ascii="Times New Roman" w:hAnsi="Times New Roman" w:cs="Times New Roman" w:hint="eastAsia"/>
-                        </w:rPr>
-                        <w:t xml:space="preserve"> |= 0x01;</w:t>
+                        <w:t>if (MISO) data_in |= 0x01;</w:t>
                       </w:r>
                       <w:r>
                         <w:rPr>
@@ -11724,7 +11020,7 @@
                       <w:pPr>
                         <w:spacing w:line="200" w:lineRule="exact"/>
                         <w:rPr>
-                          <w:rFonts w:ascii="Times New Roman" w:hAnsi="Times New Roman" w:cs="Times New Roman" w:hint="eastAsia"/>
+                          <w:rFonts w:ascii="Times New Roman" w:hAnsi="Times New Roman" w:cs="Times New Roman"/>
                         </w:rPr>
                       </w:pPr>
                       <w:r>
@@ -11739,34 +11035,18 @@
                         </w:rPr>
                         <w:t xml:space="preserve"> </w:t>
                       </w:r>
-                      <w:proofErr w:type="spellStart"/>
                       <w:r>
                         <w:rPr>
                           <w:rFonts w:ascii="Times New Roman" w:hAnsi="Times New Roman" w:cs="Times New Roman" w:hint="eastAsia"/>
                         </w:rPr>
-                        <w:t>SPI_</w:t>
+                        <w:t>SPI_Delay();</w:t>
                       </w:r>
-                      <w:proofErr w:type="gramStart"/>
-                      <w:r>
-                        <w:rPr>
-                          <w:rFonts w:ascii="Times New Roman" w:hAnsi="Times New Roman" w:cs="Times New Roman" w:hint="eastAsia"/>
-                        </w:rPr>
-                        <w:t>Delay</w:t>
-                      </w:r>
-                      <w:proofErr w:type="spellEnd"/>
-                      <w:r>
-                        <w:rPr>
-                          <w:rFonts w:ascii="Times New Roman" w:hAnsi="Times New Roman" w:cs="Times New Roman" w:hint="eastAsia"/>
-                        </w:rPr>
-                        <w:t>();</w:t>
-                      </w:r>
-                      <w:proofErr w:type="gramEnd"/>
                     </w:p>
                     <w:p>
                       <w:pPr>
                         <w:spacing w:line="200" w:lineRule="exact"/>
                         <w:rPr>
-                          <w:rFonts w:ascii="Times New Roman" w:hAnsi="Times New Roman" w:cs="Times New Roman" w:hint="eastAsia"/>
+                          <w:rFonts w:ascii="Times New Roman" w:hAnsi="Times New Roman" w:cs="Times New Roman"/>
                         </w:rPr>
                       </w:pPr>
                       <w:r>
@@ -11798,7 +11078,7 @@
                       <w:pPr>
                         <w:spacing w:line="200" w:lineRule="exact"/>
                         <w:rPr>
-                          <w:rFonts w:ascii="Times New Roman" w:hAnsi="Times New Roman" w:cs="Times New Roman" w:hint="eastAsia"/>
+                          <w:rFonts w:ascii="Times New Roman" w:hAnsi="Times New Roman" w:cs="Times New Roman"/>
                         </w:rPr>
                       </w:pPr>
                       <w:r>
@@ -11817,22 +11097,14 @@
                         <w:rPr>
                           <w:rFonts w:ascii="Times New Roman" w:hAnsi="Times New Roman" w:cs="Times New Roman" w:hint="eastAsia"/>
                         </w:rPr>
-                        <w:t xml:space="preserve">SCK = </w:t>
+                        <w:t>SCK = 0;</w:t>
                       </w:r>
-                      <w:proofErr w:type="gramStart"/>
-                      <w:r>
-                        <w:rPr>
-                          <w:rFonts w:ascii="Times New Roman" w:hAnsi="Times New Roman" w:cs="Times New Roman" w:hint="eastAsia"/>
-                        </w:rPr>
-                        <w:t>0;</w:t>
-                      </w:r>
-                      <w:proofErr w:type="gramEnd"/>
                     </w:p>
                     <w:p>
                       <w:pPr>
                         <w:spacing w:line="200" w:lineRule="exact"/>
                         <w:rPr>
-                          <w:rFonts w:ascii="Times New Roman" w:hAnsi="Times New Roman" w:cs="Times New Roman" w:hint="eastAsia"/>
+                          <w:rFonts w:ascii="Times New Roman" w:hAnsi="Times New Roman" w:cs="Times New Roman"/>
                         </w:rPr>
                       </w:pPr>
                       <w:r>
@@ -11847,34 +11119,18 @@
                         </w:rPr>
                         <w:t xml:space="preserve"> </w:t>
                       </w:r>
-                      <w:proofErr w:type="spellStart"/>
                       <w:r>
                         <w:rPr>
                           <w:rFonts w:ascii="Times New Roman" w:hAnsi="Times New Roman" w:cs="Times New Roman" w:hint="eastAsia"/>
                         </w:rPr>
-                        <w:t>SPI_</w:t>
+                        <w:t>SPI_Delay();</w:t>
                       </w:r>
-                      <w:proofErr w:type="gramStart"/>
-                      <w:r>
-                        <w:rPr>
-                          <w:rFonts w:ascii="Times New Roman" w:hAnsi="Times New Roman" w:cs="Times New Roman" w:hint="eastAsia"/>
-                        </w:rPr>
-                        <w:t>Delay</w:t>
-                      </w:r>
-                      <w:proofErr w:type="spellEnd"/>
-                      <w:r>
-                        <w:rPr>
-                          <w:rFonts w:ascii="Times New Roman" w:hAnsi="Times New Roman" w:cs="Times New Roman" w:hint="eastAsia"/>
-                        </w:rPr>
-                        <w:t>();</w:t>
-                      </w:r>
-                      <w:proofErr w:type="gramEnd"/>
                     </w:p>
                     <w:p>
                       <w:pPr>
                         <w:spacing w:line="200" w:lineRule="exact"/>
                         <w:rPr>
-                          <w:rFonts w:ascii="Times New Roman" w:hAnsi="Times New Roman" w:cs="Times New Roman" w:hint="eastAsia"/>
+                          <w:rFonts w:ascii="Times New Roman" w:hAnsi="Times New Roman" w:cs="Times New Roman"/>
                         </w:rPr>
                       </w:pPr>
                       <w:r>
@@ -11888,37 +11144,15 @@
                       <w:pPr>
                         <w:spacing w:line="200" w:lineRule="exact"/>
                         <w:rPr>
-                          <w:rFonts w:ascii="Times New Roman" w:hAnsi="Times New Roman" w:cs="Times New Roman" w:hint="eastAsia"/>
+                          <w:rFonts w:ascii="Times New Roman" w:hAnsi="Times New Roman" w:cs="Times New Roman"/>
                         </w:rPr>
                       </w:pPr>
                       <w:r>
                         <w:rPr>
                           <w:rFonts w:ascii="Times New Roman" w:hAnsi="Times New Roman" w:cs="Times New Roman" w:hint="eastAsia"/>
                         </w:rPr>
-                        <w:t xml:space="preserve">    return </w:t>
+                        <w:t xml:space="preserve">    return data_in;</w:t>
                       </w:r>
-                      <w:proofErr w:type="spellStart"/>
-                      <w:r>
-                        <w:rPr>
-                          <w:rFonts w:ascii="Times New Roman" w:hAnsi="Times New Roman" w:cs="Times New Roman" w:hint="eastAsia"/>
-                        </w:rPr>
-                        <w:t>data_</w:t>
-                      </w:r>
-                      <w:proofErr w:type="gramStart"/>
-                      <w:r>
-                        <w:rPr>
-                          <w:rFonts w:ascii="Times New Roman" w:hAnsi="Times New Roman" w:cs="Times New Roman" w:hint="eastAsia"/>
-                        </w:rPr>
-                        <w:t>in</w:t>
-                      </w:r>
-                      <w:proofErr w:type="spellEnd"/>
-                      <w:r>
-                        <w:rPr>
-                          <w:rFonts w:ascii="Times New Roman" w:hAnsi="Times New Roman" w:cs="Times New Roman" w:hint="eastAsia"/>
-                        </w:rPr>
-                        <w:t>;</w:t>
-                      </w:r>
-                      <w:proofErr w:type="gramEnd"/>
                     </w:p>
                     <w:p>
                       <w:pPr>
@@ -12011,35 +11245,7 @@
                               <w:rPr>
                                 <w:rFonts w:ascii="Times New Roman" w:hAnsi="Times New Roman" w:cs="Times New Roman" w:hint="eastAsia"/>
                               </w:rPr>
-                              <w:t xml:space="preserve">void </w:t>
-                            </w:r>
-                            <w:proofErr w:type="spellStart"/>
-                            <w:r>
-                              <w:rPr>
-                                <w:rFonts w:ascii="Times New Roman" w:hAnsi="Times New Roman" w:cs="Times New Roman" w:hint="eastAsia"/>
-                              </w:rPr>
-                              <w:t>SPI_</w:t>
-                            </w:r>
-                            <w:proofErr w:type="gramStart"/>
-                            <w:r>
-                              <w:rPr>
-                                <w:rFonts w:ascii="Times New Roman" w:hAnsi="Times New Roman" w:cs="Times New Roman" w:hint="eastAsia"/>
-                              </w:rPr>
-                              <w:t>Init</w:t>
-                            </w:r>
-                            <w:proofErr w:type="spellEnd"/>
-                            <w:r>
-                              <w:rPr>
-                                <w:rFonts w:ascii="Times New Roman" w:hAnsi="Times New Roman" w:cs="Times New Roman" w:hint="eastAsia"/>
-                              </w:rPr>
-                              <w:t>(</w:t>
-                            </w:r>
-                            <w:proofErr w:type="gramEnd"/>
-                            <w:r>
-                              <w:rPr>
-                                <w:rFonts w:ascii="Times New Roman" w:hAnsi="Times New Roman" w:cs="Times New Roman" w:hint="eastAsia"/>
-                              </w:rPr>
-                              <w:t>) {</w:t>
+                              <w:t>void SPI_Init() {</w:t>
                             </w:r>
                           </w:p>
                           <w:p>
@@ -12053,16 +11259,8 @@
                               <w:rPr>
                                 <w:rFonts w:ascii="Times New Roman" w:hAnsi="Times New Roman" w:cs="Times New Roman" w:hint="eastAsia"/>
                               </w:rPr>
-                              <w:t xml:space="preserve">    MOSI = </w:t>
-                            </w:r>
-                            <w:proofErr w:type="gramStart"/>
-                            <w:r>
-                              <w:rPr>
-                                <w:rFonts w:ascii="Times New Roman" w:hAnsi="Times New Roman" w:cs="Times New Roman" w:hint="eastAsia"/>
-                              </w:rPr>
-                              <w:t>0;</w:t>
-                            </w:r>
-                            <w:proofErr w:type="gramEnd"/>
+                              <w:t xml:space="preserve">    MOSI = 0;</w:t>
+                            </w:r>
                           </w:p>
                           <w:p>
                             <w:pPr>
@@ -12161,35 +11359,7 @@
                               <w:rPr>
                                 <w:rFonts w:ascii="Times New Roman" w:hAnsi="Times New Roman" w:cs="Times New Roman" w:hint="eastAsia"/>
                               </w:rPr>
-                              <w:t xml:space="preserve">void </w:t>
-                            </w:r>
-                            <w:proofErr w:type="spellStart"/>
-                            <w:r>
-                              <w:rPr>
-                                <w:rFonts w:ascii="Times New Roman" w:hAnsi="Times New Roman" w:cs="Times New Roman" w:hint="eastAsia"/>
-                              </w:rPr>
-                              <w:t>SPI_</w:t>
-                            </w:r>
-                            <w:proofErr w:type="gramStart"/>
-                            <w:r>
-                              <w:rPr>
-                                <w:rFonts w:ascii="Times New Roman" w:hAnsi="Times New Roman" w:cs="Times New Roman" w:hint="eastAsia"/>
-                              </w:rPr>
-                              <w:t>Delay</w:t>
-                            </w:r>
-                            <w:proofErr w:type="spellEnd"/>
-                            <w:r>
-                              <w:rPr>
-                                <w:rFonts w:ascii="Times New Roman" w:hAnsi="Times New Roman" w:cs="Times New Roman" w:hint="eastAsia"/>
-                              </w:rPr>
-                              <w:t>(</w:t>
-                            </w:r>
-                            <w:proofErr w:type="gramEnd"/>
-                            <w:r>
-                              <w:rPr>
-                                <w:rFonts w:ascii="Times New Roman" w:hAnsi="Times New Roman" w:cs="Times New Roman" w:hint="eastAsia"/>
-                              </w:rPr>
-                              <w:t>) {</w:t>
+                              <w:t>void SPI_Delay() {</w:t>
                             </w:r>
                           </w:p>
                           <w:p>
@@ -12204,21 +11374,7 @@
                               <w:rPr>
                                 <w:rFonts w:ascii="Times New Roman" w:hAnsi="Times New Roman" w:cs="Times New Roman" w:hint="eastAsia"/>
                               </w:rPr>
-                              <w:t>_</w:t>
-                            </w:r>
-                            <w:proofErr w:type="spellStart"/>
-                            <w:r>
-                              <w:rPr>
-                                <w:rFonts w:ascii="Times New Roman" w:hAnsi="Times New Roman" w:cs="Times New Roman" w:hint="eastAsia"/>
-                              </w:rPr>
-                              <w:t>nop</w:t>
-                            </w:r>
-                            <w:proofErr w:type="spellEnd"/>
-                            <w:r>
-                              <w:rPr>
-                                <w:rFonts w:ascii="Times New Roman" w:hAnsi="Times New Roman" w:cs="Times New Roman" w:hint="eastAsia"/>
-                              </w:rPr>
-                              <w:t xml:space="preserve">_();  // </w:t>
+                              <w:t xml:space="preserve">_nop_();  // </w:t>
                             </w:r>
                             <w:r>
                               <w:rPr>
@@ -12275,49 +11431,7 @@
                               <w:rPr>
                                 <w:rFonts w:ascii="Times New Roman" w:hAnsi="Times New Roman" w:cs="Times New Roman" w:hint="eastAsia"/>
                               </w:rPr>
-                              <w:t xml:space="preserve">void </w:t>
-                            </w:r>
-                            <w:proofErr w:type="spellStart"/>
-                            <w:r>
-                              <w:rPr>
-                                <w:rFonts w:ascii="Times New Roman" w:hAnsi="Times New Roman" w:cs="Times New Roman" w:hint="eastAsia"/>
-                              </w:rPr>
-                              <w:t>SPI_</w:t>
-                            </w:r>
-                            <w:proofErr w:type="gramStart"/>
-                            <w:r>
-                              <w:rPr>
-                                <w:rFonts w:ascii="Times New Roman" w:hAnsi="Times New Roman" w:cs="Times New Roman" w:hint="eastAsia"/>
-                              </w:rPr>
-                              <w:t>WriteByte</w:t>
-                            </w:r>
-                            <w:proofErr w:type="spellEnd"/>
-                            <w:r>
-                              <w:rPr>
-                                <w:rFonts w:ascii="Times New Roman" w:hAnsi="Times New Roman" w:cs="Times New Roman" w:hint="eastAsia"/>
-                              </w:rPr>
-                              <w:t>(</w:t>
-                            </w:r>
-                            <w:proofErr w:type="gramEnd"/>
-                            <w:r>
-                              <w:rPr>
-                                <w:rFonts w:ascii="Times New Roman" w:hAnsi="Times New Roman" w:cs="Times New Roman" w:hint="eastAsia"/>
-                              </w:rPr>
-                              <w:t xml:space="preserve">unsigned char </w:t>
-                            </w:r>
-                            <w:proofErr w:type="spellStart"/>
-                            <w:r>
-                              <w:rPr>
-                                <w:rFonts w:ascii="Times New Roman" w:hAnsi="Times New Roman" w:cs="Times New Roman" w:hint="eastAsia"/>
-                              </w:rPr>
-                              <w:t>dat</w:t>
-                            </w:r>
-                            <w:proofErr w:type="spellEnd"/>
-                            <w:r>
-                              <w:rPr>
-                                <w:rFonts w:ascii="Times New Roman" w:hAnsi="Times New Roman" w:cs="Times New Roman" w:hint="eastAsia"/>
-                              </w:rPr>
-                              <w:t>) {</w:t>
+                              <w:t>void SPI_WriteByte(unsigned char dat) {</w:t>
                             </w:r>
                           </w:p>
                           <w:p>
@@ -12351,35 +11465,7 @@
                               <w:rPr>
                                 <w:rFonts w:ascii="Times New Roman" w:hAnsi="Times New Roman" w:cs="Times New Roman" w:hint="eastAsia"/>
                               </w:rPr>
-                              <w:t xml:space="preserve">    </w:t>
-                            </w:r>
-                            <w:proofErr w:type="spellStart"/>
-                            <w:r>
-                              <w:rPr>
-                                <w:rFonts w:ascii="Times New Roman" w:hAnsi="Times New Roman" w:cs="Times New Roman" w:hint="eastAsia"/>
-                              </w:rPr>
-                              <w:t>SPI_Transfer</w:t>
-                            </w:r>
-                            <w:proofErr w:type="spellEnd"/>
-                            <w:r>
-                              <w:rPr>
-                                <w:rFonts w:ascii="Times New Roman" w:hAnsi="Times New Roman" w:cs="Times New Roman" w:hint="eastAsia"/>
-                              </w:rPr>
-                              <w:t>(</w:t>
-                            </w:r>
-                            <w:proofErr w:type="spellStart"/>
-                            <w:r>
-                              <w:rPr>
-                                <w:rFonts w:ascii="Times New Roman" w:hAnsi="Times New Roman" w:cs="Times New Roman" w:hint="eastAsia"/>
-                              </w:rPr>
-                              <w:t>dat</w:t>
-                            </w:r>
-                            <w:proofErr w:type="spellEnd"/>
-                            <w:r>
-                              <w:rPr>
-                                <w:rFonts w:ascii="Times New Roman" w:hAnsi="Times New Roman" w:cs="Times New Roman" w:hint="eastAsia"/>
-                              </w:rPr>
-                              <w:t xml:space="preserve">);  // </w:t>
+                              <w:t xml:space="preserve">    SPI_Transfer(dat);  // </w:t>
                             </w:r>
                             <w:r>
                               <w:rPr>
@@ -12476,71 +11562,35 @@
                       <w:pPr>
                         <w:spacing w:line="200" w:lineRule="exact"/>
                         <w:rPr>
-                          <w:rFonts w:ascii="Times New Roman" w:hAnsi="Times New Roman" w:cs="Times New Roman" w:hint="eastAsia"/>
+                          <w:rFonts w:ascii="Times New Roman" w:hAnsi="Times New Roman" w:cs="Times New Roman"/>
                         </w:rPr>
                       </w:pPr>
                       <w:r>
                         <w:rPr>
                           <w:rFonts w:ascii="Times New Roman" w:hAnsi="Times New Roman" w:cs="Times New Roman" w:hint="eastAsia"/>
                         </w:rPr>
-                        <w:t xml:space="preserve">void </w:t>
-                      </w:r>
-                      <w:proofErr w:type="spellStart"/>
-                      <w:r>
-                        <w:rPr>
-                          <w:rFonts w:ascii="Times New Roman" w:hAnsi="Times New Roman" w:cs="Times New Roman" w:hint="eastAsia"/>
-                        </w:rPr>
-                        <w:t>SPI_</w:t>
-                      </w:r>
-                      <w:proofErr w:type="gramStart"/>
-                      <w:r>
-                        <w:rPr>
-                          <w:rFonts w:ascii="Times New Roman" w:hAnsi="Times New Roman" w:cs="Times New Roman" w:hint="eastAsia"/>
-                        </w:rPr>
-                        <w:t>Init</w:t>
-                      </w:r>
-                      <w:proofErr w:type="spellEnd"/>
-                      <w:r>
-                        <w:rPr>
-                          <w:rFonts w:ascii="Times New Roman" w:hAnsi="Times New Roman" w:cs="Times New Roman" w:hint="eastAsia"/>
-                        </w:rPr>
-                        <w:t>(</w:t>
-                      </w:r>
-                      <w:proofErr w:type="gramEnd"/>
-                      <w:r>
-                        <w:rPr>
-                          <w:rFonts w:ascii="Times New Roman" w:hAnsi="Times New Roman" w:cs="Times New Roman" w:hint="eastAsia"/>
-                        </w:rPr>
-                        <w:t>) {</w:t>
+                        <w:t>void SPI_Init() {</w:t>
                       </w:r>
                     </w:p>
                     <w:p>
                       <w:pPr>
                         <w:spacing w:line="200" w:lineRule="exact"/>
                         <w:rPr>
-                          <w:rFonts w:ascii="Times New Roman" w:hAnsi="Times New Roman" w:cs="Times New Roman" w:hint="eastAsia"/>
+                          <w:rFonts w:ascii="Times New Roman" w:hAnsi="Times New Roman" w:cs="Times New Roman"/>
                         </w:rPr>
                       </w:pPr>
                       <w:r>
                         <w:rPr>
                           <w:rFonts w:ascii="Times New Roman" w:hAnsi="Times New Roman" w:cs="Times New Roman" w:hint="eastAsia"/>
                         </w:rPr>
-                        <w:t xml:space="preserve">    MOSI = </w:t>
+                        <w:t xml:space="preserve">    MOSI = 0;</w:t>
                       </w:r>
-                      <w:proofErr w:type="gramStart"/>
-                      <w:r>
-                        <w:rPr>
-                          <w:rFonts w:ascii="Times New Roman" w:hAnsi="Times New Roman" w:cs="Times New Roman" w:hint="eastAsia"/>
-                        </w:rPr>
-                        <w:t>0;</w:t>
-                      </w:r>
-                      <w:proofErr w:type="gramEnd"/>
                     </w:p>
                     <w:p>
                       <w:pPr>
                         <w:spacing w:line="200" w:lineRule="exact"/>
                         <w:rPr>
-                          <w:rFonts w:ascii="Times New Roman" w:hAnsi="Times New Roman" w:cs="Times New Roman" w:hint="eastAsia"/>
+                          <w:rFonts w:ascii="Times New Roman" w:hAnsi="Times New Roman" w:cs="Times New Roman"/>
                         </w:rPr>
                       </w:pPr>
                       <w:r>
@@ -12584,7 +11634,7 @@
                       <w:pPr>
                         <w:spacing w:line="200" w:lineRule="exact"/>
                         <w:rPr>
-                          <w:rFonts w:ascii="Times New Roman" w:hAnsi="Times New Roman" w:cs="Times New Roman" w:hint="eastAsia"/>
+                          <w:rFonts w:ascii="Times New Roman" w:hAnsi="Times New Roman" w:cs="Times New Roman"/>
                         </w:rPr>
                       </w:pPr>
                       <w:r>
@@ -12618,7 +11668,7 @@
                       <w:pPr>
                         <w:spacing w:line="200" w:lineRule="exact"/>
                         <w:rPr>
-                          <w:rFonts w:ascii="Times New Roman" w:hAnsi="Times New Roman" w:cs="Times New Roman" w:hint="eastAsia"/>
+                          <w:rFonts w:ascii="Times New Roman" w:hAnsi="Times New Roman" w:cs="Times New Roman"/>
                         </w:rPr>
                       </w:pPr>
                     </w:p>
@@ -12626,42 +11676,14 @@
                       <w:pPr>
                         <w:spacing w:line="200" w:lineRule="exact"/>
                         <w:rPr>
-                          <w:rFonts w:ascii="Times New Roman" w:hAnsi="Times New Roman" w:cs="Times New Roman" w:hint="eastAsia"/>
+                          <w:rFonts w:ascii="Times New Roman" w:hAnsi="Times New Roman" w:cs="Times New Roman"/>
                         </w:rPr>
                       </w:pPr>
                       <w:r>
                         <w:rPr>
                           <w:rFonts w:ascii="Times New Roman" w:hAnsi="Times New Roman" w:cs="Times New Roman" w:hint="eastAsia"/>
                         </w:rPr>
-                        <w:t xml:space="preserve">void </w:t>
-                      </w:r>
-                      <w:proofErr w:type="spellStart"/>
-                      <w:r>
-                        <w:rPr>
-                          <w:rFonts w:ascii="Times New Roman" w:hAnsi="Times New Roman" w:cs="Times New Roman" w:hint="eastAsia"/>
-                        </w:rPr>
-                        <w:t>SPI_</w:t>
-                      </w:r>
-                      <w:proofErr w:type="gramStart"/>
-                      <w:r>
-                        <w:rPr>
-                          <w:rFonts w:ascii="Times New Roman" w:hAnsi="Times New Roman" w:cs="Times New Roman" w:hint="eastAsia"/>
-                        </w:rPr>
-                        <w:t>Delay</w:t>
-                      </w:r>
-                      <w:proofErr w:type="spellEnd"/>
-                      <w:r>
-                        <w:rPr>
-                          <w:rFonts w:ascii="Times New Roman" w:hAnsi="Times New Roman" w:cs="Times New Roman" w:hint="eastAsia"/>
-                        </w:rPr>
-                        <w:t>(</w:t>
-                      </w:r>
-                      <w:proofErr w:type="gramEnd"/>
-                      <w:r>
-                        <w:rPr>
-                          <w:rFonts w:ascii="Times New Roman" w:hAnsi="Times New Roman" w:cs="Times New Roman" w:hint="eastAsia"/>
-                        </w:rPr>
-                        <w:t>) {</w:t>
+                        <w:t>void SPI_Delay() {</w:t>
                       </w:r>
                     </w:p>
                     <w:p>
@@ -12676,21 +11698,7 @@
                         <w:rPr>
                           <w:rFonts w:ascii="Times New Roman" w:hAnsi="Times New Roman" w:cs="Times New Roman" w:hint="eastAsia"/>
                         </w:rPr>
-                        <w:t>_</w:t>
-                      </w:r>
-                      <w:proofErr w:type="spellStart"/>
-                      <w:r>
-                        <w:rPr>
-                          <w:rFonts w:ascii="Times New Roman" w:hAnsi="Times New Roman" w:cs="Times New Roman" w:hint="eastAsia"/>
-                        </w:rPr>
-                        <w:t>nop</w:t>
-                      </w:r>
-                      <w:proofErr w:type="spellEnd"/>
-                      <w:r>
-                        <w:rPr>
-                          <w:rFonts w:ascii="Times New Roman" w:hAnsi="Times New Roman" w:cs="Times New Roman" w:hint="eastAsia"/>
-                        </w:rPr>
-                        <w:t xml:space="preserve">_();  // </w:t>
+                        <w:t xml:space="preserve">_nop_();  // </w:t>
                       </w:r>
                       <w:r>
                         <w:rPr>
@@ -12704,7 +11712,7 @@
                         <w:spacing w:line="200" w:lineRule="exact"/>
                         <w:ind w:left="840" w:firstLineChars="200" w:firstLine="320"/>
                         <w:rPr>
-                          <w:rFonts w:ascii="Times New Roman" w:hAnsi="Times New Roman" w:cs="Times New Roman" w:hint="eastAsia"/>
+                          <w:rFonts w:ascii="Times New Roman" w:hAnsi="Times New Roman" w:cs="Times New Roman"/>
                         </w:rPr>
                       </w:pPr>
                       <w:r>
@@ -12740,63 +11748,21 @@
                       <w:pPr>
                         <w:spacing w:line="200" w:lineRule="exact"/>
                         <w:rPr>
-                          <w:rFonts w:ascii="Times New Roman" w:hAnsi="Times New Roman" w:cs="Times New Roman" w:hint="eastAsia"/>
+                          <w:rFonts w:ascii="Times New Roman" w:hAnsi="Times New Roman" w:cs="Times New Roman"/>
                         </w:rPr>
                       </w:pPr>
                       <w:r>
                         <w:rPr>
                           <w:rFonts w:ascii="Times New Roman" w:hAnsi="Times New Roman" w:cs="Times New Roman" w:hint="eastAsia"/>
                         </w:rPr>
-                        <w:t xml:space="preserve">void </w:t>
-                      </w:r>
-                      <w:proofErr w:type="spellStart"/>
-                      <w:r>
-                        <w:rPr>
-                          <w:rFonts w:ascii="Times New Roman" w:hAnsi="Times New Roman" w:cs="Times New Roman" w:hint="eastAsia"/>
-                        </w:rPr>
-                        <w:t>SPI_</w:t>
-                      </w:r>
-                      <w:proofErr w:type="gramStart"/>
-                      <w:r>
-                        <w:rPr>
-                          <w:rFonts w:ascii="Times New Roman" w:hAnsi="Times New Roman" w:cs="Times New Roman" w:hint="eastAsia"/>
-                        </w:rPr>
-                        <w:t>WriteByte</w:t>
-                      </w:r>
-                      <w:proofErr w:type="spellEnd"/>
-                      <w:r>
-                        <w:rPr>
-                          <w:rFonts w:ascii="Times New Roman" w:hAnsi="Times New Roman" w:cs="Times New Roman" w:hint="eastAsia"/>
-                        </w:rPr>
-                        <w:t>(</w:t>
-                      </w:r>
-                      <w:proofErr w:type="gramEnd"/>
-                      <w:r>
-                        <w:rPr>
-                          <w:rFonts w:ascii="Times New Roman" w:hAnsi="Times New Roman" w:cs="Times New Roman" w:hint="eastAsia"/>
-                        </w:rPr>
-                        <w:t xml:space="preserve">unsigned char </w:t>
-                      </w:r>
-                      <w:proofErr w:type="spellStart"/>
-                      <w:r>
-                        <w:rPr>
-                          <w:rFonts w:ascii="Times New Roman" w:hAnsi="Times New Roman" w:cs="Times New Roman" w:hint="eastAsia"/>
-                        </w:rPr>
-                        <w:t>dat</w:t>
-                      </w:r>
-                      <w:proofErr w:type="spellEnd"/>
-                      <w:r>
-                        <w:rPr>
-                          <w:rFonts w:ascii="Times New Roman" w:hAnsi="Times New Roman" w:cs="Times New Roman" w:hint="eastAsia"/>
-                        </w:rPr>
-                        <w:t>) {</w:t>
+                        <w:t>void SPI_WriteByte(unsigned char dat) {</w:t>
                       </w:r>
                     </w:p>
                     <w:p>
                       <w:pPr>
                         <w:spacing w:line="200" w:lineRule="exact"/>
                         <w:rPr>
-                          <w:rFonts w:ascii="Times New Roman" w:hAnsi="Times New Roman" w:cs="Times New Roman" w:hint="eastAsia"/>
+                          <w:rFonts w:ascii="Times New Roman" w:hAnsi="Times New Roman" w:cs="Times New Roman"/>
                         </w:rPr>
                       </w:pPr>
                       <w:r>
@@ -12816,42 +11782,14 @@
                       <w:pPr>
                         <w:spacing w:line="200" w:lineRule="exact"/>
                         <w:rPr>
-                          <w:rFonts w:ascii="Times New Roman" w:hAnsi="Times New Roman" w:cs="Times New Roman" w:hint="eastAsia"/>
+                          <w:rFonts w:ascii="Times New Roman" w:hAnsi="Times New Roman" w:cs="Times New Roman"/>
                         </w:rPr>
                       </w:pPr>
                       <w:r>
                         <w:rPr>
                           <w:rFonts w:ascii="Times New Roman" w:hAnsi="Times New Roman" w:cs="Times New Roman" w:hint="eastAsia"/>
                         </w:rPr>
-                        <w:t xml:space="preserve">    </w:t>
-                      </w:r>
-                      <w:proofErr w:type="spellStart"/>
-                      <w:r>
-                        <w:rPr>
-                          <w:rFonts w:ascii="Times New Roman" w:hAnsi="Times New Roman" w:cs="Times New Roman" w:hint="eastAsia"/>
-                        </w:rPr>
-                        <w:t>SPI_Transfer</w:t>
-                      </w:r>
-                      <w:proofErr w:type="spellEnd"/>
-                      <w:r>
-                        <w:rPr>
-                          <w:rFonts w:ascii="Times New Roman" w:hAnsi="Times New Roman" w:cs="Times New Roman" w:hint="eastAsia"/>
-                        </w:rPr>
-                        <w:t>(</w:t>
-                      </w:r>
-                      <w:proofErr w:type="spellStart"/>
-                      <w:r>
-                        <w:rPr>
-                          <w:rFonts w:ascii="Times New Roman" w:hAnsi="Times New Roman" w:cs="Times New Roman" w:hint="eastAsia"/>
-                        </w:rPr>
-                        <w:t>dat</w:t>
-                      </w:r>
-                      <w:proofErr w:type="spellEnd"/>
-                      <w:r>
-                        <w:rPr>
-                          <w:rFonts w:ascii="Times New Roman" w:hAnsi="Times New Roman" w:cs="Times New Roman" w:hint="eastAsia"/>
-                        </w:rPr>
-                        <w:t xml:space="preserve">);  // </w:t>
+                        <w:t xml:space="preserve">    SPI_Transfer(dat);  // </w:t>
                       </w:r>
                       <w:r>
                         <w:rPr>
@@ -12864,7 +11802,7 @@
                       <w:pPr>
                         <w:spacing w:line="200" w:lineRule="exact"/>
                         <w:rPr>
-                          <w:rFonts w:ascii="Times New Roman" w:hAnsi="Times New Roman" w:cs="Times New Roman" w:hint="eastAsia"/>
+                          <w:rFonts w:ascii="Times New Roman" w:hAnsi="Times New Roman" w:cs="Times New Roman"/>
                         </w:rPr>
                       </w:pPr>
                       <w:r>
@@ -12896,7 +11834,7 @@
                       <w:pPr>
                         <w:spacing w:line="200" w:lineRule="exact"/>
                         <w:rPr>
-                          <w:rFonts w:ascii="Times New Roman" w:hAnsi="Times New Roman" w:cs="Times New Roman" w:hint="eastAsia"/>
+                          <w:rFonts w:ascii="Times New Roman" w:hAnsi="Times New Roman" w:cs="Times New Roman"/>
                         </w:rPr>
                       </w:pPr>
                       <w:r>
@@ -12910,7 +11848,7 @@
                       <w:pPr>
                         <w:spacing w:line="200" w:lineRule="exact"/>
                         <w:rPr>
-                          <w:rFonts w:ascii="Times New Roman" w:hAnsi="Times New Roman" w:cs="Times New Roman" w:hint="eastAsia"/>
+                          <w:rFonts w:ascii="Times New Roman" w:hAnsi="Times New Roman" w:cs="Times New Roman"/>
                         </w:rPr>
                       </w:pPr>
                     </w:p>

--- a/通信协议.docx
+++ b/通信协议.docx
@@ -9991,7 +9991,35 @@
                               <w:rPr>
                                 <w:rFonts w:ascii="Times New Roman" w:hAnsi="Times New Roman" w:cs="Times New Roman" w:hint="eastAsia"/>
                               </w:rPr>
-                              <w:t>unsigned char SPI_Transfer(unsigned char data_out)</w:t>
+                              <w:t xml:space="preserve">unsigned char </w:t>
+                            </w:r>
+                            <w:proofErr w:type="spellStart"/>
+                            <w:r>
+                              <w:rPr>
+                                <w:rFonts w:ascii="Times New Roman" w:hAnsi="Times New Roman" w:cs="Times New Roman" w:hint="eastAsia"/>
+                              </w:rPr>
+                              <w:t>SPI_Transfer</w:t>
+                            </w:r>
+                            <w:proofErr w:type="spellEnd"/>
+                            <w:r>
+                              <w:rPr>
+                                <w:rFonts w:ascii="Times New Roman" w:hAnsi="Times New Roman" w:cs="Times New Roman" w:hint="eastAsia"/>
+                              </w:rPr>
+                              <w:t xml:space="preserve">(unsigned char </w:t>
+                            </w:r>
+                            <w:proofErr w:type="spellStart"/>
+                            <w:r>
+                              <w:rPr>
+                                <w:rFonts w:ascii="Times New Roman" w:hAnsi="Times New Roman" w:cs="Times New Roman" w:hint="eastAsia"/>
+                              </w:rPr>
+                              <w:t>data_out</w:t>
+                            </w:r>
+                            <w:proofErr w:type="spellEnd"/>
+                            <w:r>
+                              <w:rPr>
+                                <w:rFonts w:ascii="Times New Roman" w:hAnsi="Times New Roman" w:cs="Times New Roman" w:hint="eastAsia"/>
+                              </w:rPr>
+                              <w:t>)</w:t>
                             </w:r>
                           </w:p>
                           <w:p>
@@ -10019,7 +10047,21 @@
                               <w:rPr>
                                 <w:rFonts w:ascii="Times New Roman" w:hAnsi="Times New Roman" w:cs="Times New Roman" w:hint="eastAsia"/>
                               </w:rPr>
-                              <w:t xml:space="preserve">    unsigned char data_in = 0;</w:t>
+                              <w:t xml:space="preserve">    unsigned char </w:t>
+                            </w:r>
+                            <w:proofErr w:type="spellStart"/>
+                            <w:r>
+                              <w:rPr>
+                                <w:rFonts w:ascii="Times New Roman" w:hAnsi="Times New Roman" w:cs="Times New Roman" w:hint="eastAsia"/>
+                              </w:rPr>
+                              <w:t>data_in</w:t>
+                            </w:r>
+                            <w:proofErr w:type="spellEnd"/>
+                            <w:r>
+                              <w:rPr>
+                                <w:rFonts w:ascii="Times New Roman" w:hAnsi="Times New Roman" w:cs="Times New Roman" w:hint="eastAsia"/>
+                              </w:rPr>
+                              <w:t xml:space="preserve"> = 0;</w:t>
                             </w:r>
                           </w:p>
                           <w:p>
@@ -10047,7 +10089,49 @@
                               <w:rPr>
                                 <w:rFonts w:ascii="Times New Roman" w:hAnsi="Times New Roman" w:cs="Times New Roman" w:hint="eastAsia"/>
                               </w:rPr>
-                              <w:t xml:space="preserve">    for (int i = 0; i &lt; 8; i++) {</w:t>
+                              <w:t xml:space="preserve">    for (int </w:t>
+                            </w:r>
+                            <w:proofErr w:type="spellStart"/>
+                            <w:r>
+                              <w:rPr>
+                                <w:rFonts w:ascii="Times New Roman" w:hAnsi="Times New Roman" w:cs="Times New Roman" w:hint="eastAsia"/>
+                              </w:rPr>
+                              <w:t>i</w:t>
+                            </w:r>
+                            <w:proofErr w:type="spellEnd"/>
+                            <w:r>
+                              <w:rPr>
+                                <w:rFonts w:ascii="Times New Roman" w:hAnsi="Times New Roman" w:cs="Times New Roman" w:hint="eastAsia"/>
+                              </w:rPr>
+                              <w:t xml:space="preserve"> = 0; </w:t>
+                            </w:r>
+                            <w:proofErr w:type="spellStart"/>
+                            <w:r>
+                              <w:rPr>
+                                <w:rFonts w:ascii="Times New Roman" w:hAnsi="Times New Roman" w:cs="Times New Roman" w:hint="eastAsia"/>
+                              </w:rPr>
+                              <w:t>i</w:t>
+                            </w:r>
+                            <w:proofErr w:type="spellEnd"/>
+                            <w:r>
+                              <w:rPr>
+                                <w:rFonts w:ascii="Times New Roman" w:hAnsi="Times New Roman" w:cs="Times New Roman" w:hint="eastAsia"/>
+                              </w:rPr>
+                              <w:t xml:space="preserve"> &lt; 8; </w:t>
+                            </w:r>
+                            <w:proofErr w:type="spellStart"/>
+                            <w:r>
+                              <w:rPr>
+                                <w:rFonts w:ascii="Times New Roman" w:hAnsi="Times New Roman" w:cs="Times New Roman" w:hint="eastAsia"/>
+                              </w:rPr>
+                              <w:t>i</w:t>
+                            </w:r>
+                            <w:proofErr w:type="spellEnd"/>
+                            <w:r>
+                              <w:rPr>
+                                <w:rFonts w:ascii="Times New Roman" w:hAnsi="Times New Roman" w:cs="Times New Roman" w:hint="eastAsia"/>
+                              </w:rPr>
+                              <w:t>++) {</w:t>
                             </w:r>
                           </w:p>
                           <w:p>
@@ -10132,7 +10216,33 @@
                               <w:rPr>
                                 <w:rFonts w:ascii="Times New Roman" w:hAnsi="Times New Roman" w:cs="Times New Roman" w:hint="eastAsia"/>
                               </w:rPr>
-                              <w:t xml:space="preserve">MOSI = (data_out &amp; 0x80);   // </w:t>
+                              <w:t>MOSI = (</w:t>
+                            </w:r>
+                            <w:proofErr w:type="spellStart"/>
+                            <w:r>
+                              <w:rPr>
+                                <w:rFonts w:ascii="Times New Roman" w:hAnsi="Times New Roman" w:cs="Times New Roman" w:hint="eastAsia"/>
+                              </w:rPr>
+                              <w:t>data_out</w:t>
+                            </w:r>
+                            <w:proofErr w:type="spellEnd"/>
+                            <w:r>
+                              <w:rPr>
+                                <w:rFonts w:ascii="Times New Roman" w:hAnsi="Times New Roman" w:cs="Times New Roman" w:hint="eastAsia"/>
+                              </w:rPr>
+                              <w:t xml:space="preserve"> &amp; 0x80)</w:t>
+                            </w:r>
+                            <w:r>
+                              <w:rPr>
+                                <w:rFonts w:ascii="Times New Roman" w:hAnsi="Times New Roman" w:cs="Times New Roman" w:hint="eastAsia"/>
+                              </w:rPr>
+                              <w:t>? 1 : 0</w:t>
+                            </w:r>
+                            <w:r>
+                              <w:rPr>
+                                <w:rFonts w:ascii="Times New Roman" w:hAnsi="Times New Roman" w:cs="Times New Roman" w:hint="eastAsia"/>
+                              </w:rPr>
+                              <w:t xml:space="preserve">;   // </w:t>
                             </w:r>
                             <w:r>
                               <w:rPr>
@@ -10160,11 +10270,19 @@
                               </w:rPr>
                               <w:t xml:space="preserve"> </w:t>
                             </w:r>
+                            <w:proofErr w:type="spellStart"/>
                             <w:r>
                               <w:rPr>
                                 <w:rFonts w:ascii="Times New Roman" w:hAnsi="Times New Roman" w:cs="Times New Roman" w:hint="eastAsia"/>
                               </w:rPr>
-                              <w:t>data_out &lt;&lt;= 1;</w:t>
+                              <w:t>data_out</w:t>
+                            </w:r>
+                            <w:proofErr w:type="spellEnd"/>
+                            <w:r>
+                              <w:rPr>
+                                <w:rFonts w:ascii="Times New Roman" w:hAnsi="Times New Roman" w:cs="Times New Roman" w:hint="eastAsia"/>
+                              </w:rPr>
+                              <w:t xml:space="preserve"> &lt;&lt;= 1;</w:t>
                             </w:r>
                           </w:p>
                           <w:p>
@@ -10186,11 +10304,19 @@
                               </w:rPr>
                               <w:t xml:space="preserve"> </w:t>
                             </w:r>
+                            <w:proofErr w:type="spellStart"/>
                             <w:r>
                               <w:rPr>
                                 <w:rFonts w:ascii="Times New Roman" w:hAnsi="Times New Roman" w:cs="Times New Roman" w:hint="eastAsia"/>
                               </w:rPr>
-                              <w:t>SPI_Delay();</w:t>
+                              <w:t>SPI_Delay</w:t>
+                            </w:r>
+                            <w:proofErr w:type="spellEnd"/>
+                            <w:r>
+                              <w:rPr>
+                                <w:rFonts w:ascii="Times New Roman" w:hAnsi="Times New Roman" w:cs="Times New Roman" w:hint="eastAsia"/>
+                              </w:rPr>
+                              <w:t>();</w:t>
                             </w:r>
                           </w:p>
                           <w:p>
@@ -10350,11 +10476,19 @@
                               </w:rPr>
                               <w:t xml:space="preserve"> </w:t>
                             </w:r>
+                            <w:proofErr w:type="spellStart"/>
                             <w:r>
                               <w:rPr>
                                 <w:rFonts w:ascii="Times New Roman" w:hAnsi="Times New Roman" w:cs="Times New Roman" w:hint="eastAsia"/>
                               </w:rPr>
-                              <w:t>data_in &lt;&lt;= 1;</w:t>
+                              <w:t>data_in</w:t>
+                            </w:r>
+                            <w:proofErr w:type="spellEnd"/>
+                            <w:r>
+                              <w:rPr>
+                                <w:rFonts w:ascii="Times New Roman" w:hAnsi="Times New Roman" w:cs="Times New Roman" w:hint="eastAsia"/>
+                              </w:rPr>
+                              <w:t xml:space="preserve"> &lt;&lt;= 1;</w:t>
                             </w:r>
                           </w:p>
                           <w:p>
@@ -10380,7 +10514,21 @@
                               <w:rPr>
                                 <w:rFonts w:ascii="Times New Roman" w:hAnsi="Times New Roman" w:cs="Times New Roman" w:hint="eastAsia"/>
                               </w:rPr>
-                              <w:t>if (MISO) data_in |= 0x01;</w:t>
+                              <w:t xml:space="preserve">if (MISO) </w:t>
+                            </w:r>
+                            <w:proofErr w:type="spellStart"/>
+                            <w:r>
+                              <w:rPr>
+                                <w:rFonts w:ascii="Times New Roman" w:hAnsi="Times New Roman" w:cs="Times New Roman" w:hint="eastAsia"/>
+                              </w:rPr>
+                              <w:t>data_in</w:t>
+                            </w:r>
+                            <w:proofErr w:type="spellEnd"/>
+                            <w:r>
+                              <w:rPr>
+                                <w:rFonts w:ascii="Times New Roman" w:hAnsi="Times New Roman" w:cs="Times New Roman" w:hint="eastAsia"/>
+                              </w:rPr>
+                              <w:t xml:space="preserve"> |= 0x01;</w:t>
                             </w:r>
                             <w:r>
                               <w:rPr>
@@ -10426,11 +10574,19 @@
                               </w:rPr>
                               <w:t xml:space="preserve"> </w:t>
                             </w:r>
+                            <w:proofErr w:type="spellStart"/>
                             <w:r>
                               <w:rPr>
                                 <w:rFonts w:ascii="Times New Roman" w:hAnsi="Times New Roman" w:cs="Times New Roman" w:hint="eastAsia"/>
                               </w:rPr>
-                              <w:t>SPI_Delay();</w:t>
+                              <w:t>SPI_Delay</w:t>
+                            </w:r>
+                            <w:proofErr w:type="spellEnd"/>
+                            <w:r>
+                              <w:rPr>
+                                <w:rFonts w:ascii="Times New Roman" w:hAnsi="Times New Roman" w:cs="Times New Roman" w:hint="eastAsia"/>
+                              </w:rPr>
+                              <w:t>();</w:t>
                             </w:r>
                           </w:p>
                           <w:p>
@@ -10510,11 +10666,19 @@
                               </w:rPr>
                               <w:t xml:space="preserve"> </w:t>
                             </w:r>
+                            <w:proofErr w:type="spellStart"/>
                             <w:r>
                               <w:rPr>
                                 <w:rFonts w:ascii="Times New Roman" w:hAnsi="Times New Roman" w:cs="Times New Roman" w:hint="eastAsia"/>
                               </w:rPr>
-                              <w:t>SPI_Delay();</w:t>
+                              <w:t>SPI_Delay</w:t>
+                            </w:r>
+                            <w:proofErr w:type="spellEnd"/>
+                            <w:r>
+                              <w:rPr>
+                                <w:rFonts w:ascii="Times New Roman" w:hAnsi="Times New Roman" w:cs="Times New Roman" w:hint="eastAsia"/>
+                              </w:rPr>
+                              <w:t>();</w:t>
                             </w:r>
                           </w:p>
                           <w:p>
@@ -10542,7 +10706,21 @@
                               <w:rPr>
                                 <w:rFonts w:ascii="Times New Roman" w:hAnsi="Times New Roman" w:cs="Times New Roman" w:hint="eastAsia"/>
                               </w:rPr>
-                              <w:t xml:space="preserve">    return data_in;</w:t>
+                              <w:t xml:space="preserve">    return </w:t>
+                            </w:r>
+                            <w:proofErr w:type="spellStart"/>
+                            <w:r>
+                              <w:rPr>
+                                <w:rFonts w:ascii="Times New Roman" w:hAnsi="Times New Roman" w:cs="Times New Roman" w:hint="eastAsia"/>
+                              </w:rPr>
+                              <w:t>data_in</w:t>
+                            </w:r>
+                            <w:proofErr w:type="spellEnd"/>
+                            <w:r>
+                              <w:rPr>
+                                <w:rFonts w:ascii="Times New Roman" w:hAnsi="Times New Roman" w:cs="Times New Roman" w:hint="eastAsia"/>
+                              </w:rPr>
+                              <w:t>;</w:t>
                             </w:r>
                           </w:p>
                           <w:p>
@@ -10600,7 +10778,35 @@
                         <w:rPr>
                           <w:rFonts w:ascii="Times New Roman" w:hAnsi="Times New Roman" w:cs="Times New Roman" w:hint="eastAsia"/>
                         </w:rPr>
-                        <w:t>unsigned char SPI_Transfer(unsigned char data_out)</w:t>
+                        <w:t xml:space="preserve">unsigned char </w:t>
+                      </w:r>
+                      <w:proofErr w:type="spellStart"/>
+                      <w:r>
+                        <w:rPr>
+                          <w:rFonts w:ascii="Times New Roman" w:hAnsi="Times New Roman" w:cs="Times New Roman" w:hint="eastAsia"/>
+                        </w:rPr>
+                        <w:t>SPI_Transfer</w:t>
+                      </w:r>
+                      <w:proofErr w:type="spellEnd"/>
+                      <w:r>
+                        <w:rPr>
+                          <w:rFonts w:ascii="Times New Roman" w:hAnsi="Times New Roman" w:cs="Times New Roman" w:hint="eastAsia"/>
+                        </w:rPr>
+                        <w:t xml:space="preserve">(unsigned char </w:t>
+                      </w:r>
+                      <w:proofErr w:type="spellStart"/>
+                      <w:r>
+                        <w:rPr>
+                          <w:rFonts w:ascii="Times New Roman" w:hAnsi="Times New Roman" w:cs="Times New Roman" w:hint="eastAsia"/>
+                        </w:rPr>
+                        <w:t>data_out</w:t>
+                      </w:r>
+                      <w:proofErr w:type="spellEnd"/>
+                      <w:r>
+                        <w:rPr>
+                          <w:rFonts w:ascii="Times New Roman" w:hAnsi="Times New Roman" w:cs="Times New Roman" w:hint="eastAsia"/>
+                        </w:rPr>
+                        <w:t>)</w:t>
                       </w:r>
                     </w:p>
                     <w:p>
@@ -10628,7 +10834,21 @@
                         <w:rPr>
                           <w:rFonts w:ascii="Times New Roman" w:hAnsi="Times New Roman" w:cs="Times New Roman" w:hint="eastAsia"/>
                         </w:rPr>
-                        <w:t xml:space="preserve">    unsigned char data_in = 0;</w:t>
+                        <w:t xml:space="preserve">    unsigned char </w:t>
+                      </w:r>
+                      <w:proofErr w:type="spellStart"/>
+                      <w:r>
+                        <w:rPr>
+                          <w:rFonts w:ascii="Times New Roman" w:hAnsi="Times New Roman" w:cs="Times New Roman" w:hint="eastAsia"/>
+                        </w:rPr>
+                        <w:t>data_in</w:t>
+                      </w:r>
+                      <w:proofErr w:type="spellEnd"/>
+                      <w:r>
+                        <w:rPr>
+                          <w:rFonts w:ascii="Times New Roman" w:hAnsi="Times New Roman" w:cs="Times New Roman" w:hint="eastAsia"/>
+                        </w:rPr>
+                        <w:t xml:space="preserve"> = 0;</w:t>
                       </w:r>
                     </w:p>
                     <w:p>
@@ -10656,7 +10876,49 @@
                         <w:rPr>
                           <w:rFonts w:ascii="Times New Roman" w:hAnsi="Times New Roman" w:cs="Times New Roman" w:hint="eastAsia"/>
                         </w:rPr>
-                        <w:t xml:space="preserve">    for (int i = 0; i &lt; 8; i++) {</w:t>
+                        <w:t xml:space="preserve">    for (int </w:t>
+                      </w:r>
+                      <w:proofErr w:type="spellStart"/>
+                      <w:r>
+                        <w:rPr>
+                          <w:rFonts w:ascii="Times New Roman" w:hAnsi="Times New Roman" w:cs="Times New Roman" w:hint="eastAsia"/>
+                        </w:rPr>
+                        <w:t>i</w:t>
+                      </w:r>
+                      <w:proofErr w:type="spellEnd"/>
+                      <w:r>
+                        <w:rPr>
+                          <w:rFonts w:ascii="Times New Roman" w:hAnsi="Times New Roman" w:cs="Times New Roman" w:hint="eastAsia"/>
+                        </w:rPr>
+                        <w:t xml:space="preserve"> = 0; </w:t>
+                      </w:r>
+                      <w:proofErr w:type="spellStart"/>
+                      <w:r>
+                        <w:rPr>
+                          <w:rFonts w:ascii="Times New Roman" w:hAnsi="Times New Roman" w:cs="Times New Roman" w:hint="eastAsia"/>
+                        </w:rPr>
+                        <w:t>i</w:t>
+                      </w:r>
+                      <w:proofErr w:type="spellEnd"/>
+                      <w:r>
+                        <w:rPr>
+                          <w:rFonts w:ascii="Times New Roman" w:hAnsi="Times New Roman" w:cs="Times New Roman" w:hint="eastAsia"/>
+                        </w:rPr>
+                        <w:t xml:space="preserve"> &lt; 8; </w:t>
+                      </w:r>
+                      <w:proofErr w:type="spellStart"/>
+                      <w:r>
+                        <w:rPr>
+                          <w:rFonts w:ascii="Times New Roman" w:hAnsi="Times New Roman" w:cs="Times New Roman" w:hint="eastAsia"/>
+                        </w:rPr>
+                        <w:t>i</w:t>
+                      </w:r>
+                      <w:proofErr w:type="spellEnd"/>
+                      <w:r>
+                        <w:rPr>
+                          <w:rFonts w:ascii="Times New Roman" w:hAnsi="Times New Roman" w:cs="Times New Roman" w:hint="eastAsia"/>
+                        </w:rPr>
+                        <w:t>++) {</w:t>
                       </w:r>
                     </w:p>
                     <w:p>
@@ -10741,7 +11003,33 @@
                         <w:rPr>
                           <w:rFonts w:ascii="Times New Roman" w:hAnsi="Times New Roman" w:cs="Times New Roman" w:hint="eastAsia"/>
                         </w:rPr>
-                        <w:t xml:space="preserve">MOSI = (data_out &amp; 0x80);   // </w:t>
+                        <w:t>MOSI = (</w:t>
+                      </w:r>
+                      <w:proofErr w:type="spellStart"/>
+                      <w:r>
+                        <w:rPr>
+                          <w:rFonts w:ascii="Times New Roman" w:hAnsi="Times New Roman" w:cs="Times New Roman" w:hint="eastAsia"/>
+                        </w:rPr>
+                        <w:t>data_out</w:t>
+                      </w:r>
+                      <w:proofErr w:type="spellEnd"/>
+                      <w:r>
+                        <w:rPr>
+                          <w:rFonts w:ascii="Times New Roman" w:hAnsi="Times New Roman" w:cs="Times New Roman" w:hint="eastAsia"/>
+                        </w:rPr>
+                        <w:t xml:space="preserve"> &amp; 0x80)</w:t>
+                      </w:r>
+                      <w:r>
+                        <w:rPr>
+                          <w:rFonts w:ascii="Times New Roman" w:hAnsi="Times New Roman" w:cs="Times New Roman" w:hint="eastAsia"/>
+                        </w:rPr>
+                        <w:t>? 1 : 0</w:t>
+                      </w:r>
+                      <w:r>
+                        <w:rPr>
+                          <w:rFonts w:ascii="Times New Roman" w:hAnsi="Times New Roman" w:cs="Times New Roman" w:hint="eastAsia"/>
+                        </w:rPr>
+                        <w:t xml:space="preserve">;   // </w:t>
                       </w:r>
                       <w:r>
                         <w:rPr>
@@ -10769,11 +11057,19 @@
                         </w:rPr>
                         <w:t xml:space="preserve"> </w:t>
                       </w:r>
+                      <w:proofErr w:type="spellStart"/>
                       <w:r>
                         <w:rPr>
                           <w:rFonts w:ascii="Times New Roman" w:hAnsi="Times New Roman" w:cs="Times New Roman" w:hint="eastAsia"/>
                         </w:rPr>
-                        <w:t>data_out &lt;&lt;= 1;</w:t>
+                        <w:t>data_out</w:t>
+                      </w:r>
+                      <w:proofErr w:type="spellEnd"/>
+                      <w:r>
+                        <w:rPr>
+                          <w:rFonts w:ascii="Times New Roman" w:hAnsi="Times New Roman" w:cs="Times New Roman" w:hint="eastAsia"/>
+                        </w:rPr>
+                        <w:t xml:space="preserve"> &lt;&lt;= 1;</w:t>
                       </w:r>
                     </w:p>
                     <w:p>
@@ -10795,11 +11091,19 @@
                         </w:rPr>
                         <w:t xml:space="preserve"> </w:t>
                       </w:r>
+                      <w:proofErr w:type="spellStart"/>
                       <w:r>
                         <w:rPr>
                           <w:rFonts w:ascii="Times New Roman" w:hAnsi="Times New Roman" w:cs="Times New Roman" w:hint="eastAsia"/>
                         </w:rPr>
-                        <w:t>SPI_Delay();</w:t>
+                        <w:t>SPI_Delay</w:t>
+                      </w:r>
+                      <w:proofErr w:type="spellEnd"/>
+                      <w:r>
+                        <w:rPr>
+                          <w:rFonts w:ascii="Times New Roman" w:hAnsi="Times New Roman" w:cs="Times New Roman" w:hint="eastAsia"/>
+                        </w:rPr>
+                        <w:t>();</w:t>
                       </w:r>
                     </w:p>
                     <w:p>
@@ -10959,11 +11263,19 @@
                         </w:rPr>
                         <w:t xml:space="preserve"> </w:t>
                       </w:r>
+                      <w:proofErr w:type="spellStart"/>
                       <w:r>
                         <w:rPr>
                           <w:rFonts w:ascii="Times New Roman" w:hAnsi="Times New Roman" w:cs="Times New Roman" w:hint="eastAsia"/>
                         </w:rPr>
-                        <w:t>data_in &lt;&lt;= 1;</w:t>
+                        <w:t>data_in</w:t>
+                      </w:r>
+                      <w:proofErr w:type="spellEnd"/>
+                      <w:r>
+                        <w:rPr>
+                          <w:rFonts w:ascii="Times New Roman" w:hAnsi="Times New Roman" w:cs="Times New Roman" w:hint="eastAsia"/>
+                        </w:rPr>
+                        <w:t xml:space="preserve"> &lt;&lt;= 1;</w:t>
                       </w:r>
                     </w:p>
                     <w:p>
@@ -10989,7 +11301,21 @@
                         <w:rPr>
                           <w:rFonts w:ascii="Times New Roman" w:hAnsi="Times New Roman" w:cs="Times New Roman" w:hint="eastAsia"/>
                         </w:rPr>
-                        <w:t>if (MISO) data_in |= 0x01;</w:t>
+                        <w:t xml:space="preserve">if (MISO) </w:t>
+                      </w:r>
+                      <w:proofErr w:type="spellStart"/>
+                      <w:r>
+                        <w:rPr>
+                          <w:rFonts w:ascii="Times New Roman" w:hAnsi="Times New Roman" w:cs="Times New Roman" w:hint="eastAsia"/>
+                        </w:rPr>
+                        <w:t>data_in</w:t>
+                      </w:r>
+                      <w:proofErr w:type="spellEnd"/>
+                      <w:r>
+                        <w:rPr>
+                          <w:rFonts w:ascii="Times New Roman" w:hAnsi="Times New Roman" w:cs="Times New Roman" w:hint="eastAsia"/>
+                        </w:rPr>
+                        <w:t xml:space="preserve"> |= 0x01;</w:t>
                       </w:r>
                       <w:r>
                         <w:rPr>
@@ -11035,11 +11361,19 @@
                         </w:rPr>
                         <w:t xml:space="preserve"> </w:t>
                       </w:r>
+                      <w:proofErr w:type="spellStart"/>
                       <w:r>
                         <w:rPr>
                           <w:rFonts w:ascii="Times New Roman" w:hAnsi="Times New Roman" w:cs="Times New Roman" w:hint="eastAsia"/>
                         </w:rPr>
-                        <w:t>SPI_Delay();</w:t>
+                        <w:t>SPI_Delay</w:t>
+                      </w:r>
+                      <w:proofErr w:type="spellEnd"/>
+                      <w:r>
+                        <w:rPr>
+                          <w:rFonts w:ascii="Times New Roman" w:hAnsi="Times New Roman" w:cs="Times New Roman" w:hint="eastAsia"/>
+                        </w:rPr>
+                        <w:t>();</w:t>
                       </w:r>
                     </w:p>
                     <w:p>
@@ -11119,11 +11453,19 @@
                         </w:rPr>
                         <w:t xml:space="preserve"> </w:t>
                       </w:r>
+                      <w:proofErr w:type="spellStart"/>
                       <w:r>
                         <w:rPr>
                           <w:rFonts w:ascii="Times New Roman" w:hAnsi="Times New Roman" w:cs="Times New Roman" w:hint="eastAsia"/>
                         </w:rPr>
-                        <w:t>SPI_Delay();</w:t>
+                        <w:t>SPI_Delay</w:t>
+                      </w:r>
+                      <w:proofErr w:type="spellEnd"/>
+                      <w:r>
+                        <w:rPr>
+                          <w:rFonts w:ascii="Times New Roman" w:hAnsi="Times New Roman" w:cs="Times New Roman" w:hint="eastAsia"/>
+                        </w:rPr>
+                        <w:t>();</w:t>
                       </w:r>
                     </w:p>
                     <w:p>
@@ -11151,7 +11493,21 @@
                         <w:rPr>
                           <w:rFonts w:ascii="Times New Roman" w:hAnsi="Times New Roman" w:cs="Times New Roman" w:hint="eastAsia"/>
                         </w:rPr>
-                        <w:t xml:space="preserve">    return data_in;</w:t>
+                        <w:t xml:space="preserve">    return </w:t>
+                      </w:r>
+                      <w:proofErr w:type="spellStart"/>
+                      <w:r>
+                        <w:rPr>
+                          <w:rFonts w:ascii="Times New Roman" w:hAnsi="Times New Roman" w:cs="Times New Roman" w:hint="eastAsia"/>
+                        </w:rPr>
+                        <w:t>data_in</w:t>
+                      </w:r>
+                      <w:proofErr w:type="spellEnd"/>
+                      <w:r>
+                        <w:rPr>
+                          <w:rFonts w:ascii="Times New Roman" w:hAnsi="Times New Roman" w:cs="Times New Roman" w:hint="eastAsia"/>
+                        </w:rPr>
+                        <w:t>;</w:t>
                       </w:r>
                     </w:p>
                     <w:p>
@@ -11245,7 +11601,21 @@
                               <w:rPr>
                                 <w:rFonts w:ascii="Times New Roman" w:hAnsi="Times New Roman" w:cs="Times New Roman" w:hint="eastAsia"/>
                               </w:rPr>
-                              <w:t>void SPI_Init() {</w:t>
+                              <w:t xml:space="preserve">void </w:t>
+                            </w:r>
+                            <w:proofErr w:type="spellStart"/>
+                            <w:r>
+                              <w:rPr>
+                                <w:rFonts w:ascii="Times New Roman" w:hAnsi="Times New Roman" w:cs="Times New Roman" w:hint="eastAsia"/>
+                              </w:rPr>
+                              <w:t>SPI_Init</w:t>
+                            </w:r>
+                            <w:proofErr w:type="spellEnd"/>
+                            <w:r>
+                              <w:rPr>
+                                <w:rFonts w:ascii="Times New Roman" w:hAnsi="Times New Roman" w:cs="Times New Roman" w:hint="eastAsia"/>
+                              </w:rPr>
+                              <w:t>() {</w:t>
                             </w:r>
                           </w:p>
                           <w:p>
@@ -11359,7 +11729,21 @@
                               <w:rPr>
                                 <w:rFonts w:ascii="Times New Roman" w:hAnsi="Times New Roman" w:cs="Times New Roman" w:hint="eastAsia"/>
                               </w:rPr>
-                              <w:t>void SPI_Delay() {</w:t>
+                              <w:t xml:space="preserve">void </w:t>
+                            </w:r>
+                            <w:proofErr w:type="spellStart"/>
+                            <w:r>
+                              <w:rPr>
+                                <w:rFonts w:ascii="Times New Roman" w:hAnsi="Times New Roman" w:cs="Times New Roman" w:hint="eastAsia"/>
+                              </w:rPr>
+                              <w:t>SPI_Delay</w:t>
+                            </w:r>
+                            <w:proofErr w:type="spellEnd"/>
+                            <w:r>
+                              <w:rPr>
+                                <w:rFonts w:ascii="Times New Roman" w:hAnsi="Times New Roman" w:cs="Times New Roman" w:hint="eastAsia"/>
+                              </w:rPr>
+                              <w:t>() {</w:t>
                             </w:r>
                           </w:p>
                           <w:p>
@@ -11374,7 +11758,21 @@
                               <w:rPr>
                                 <w:rFonts w:ascii="Times New Roman" w:hAnsi="Times New Roman" w:cs="Times New Roman" w:hint="eastAsia"/>
                               </w:rPr>
-                              <w:t xml:space="preserve">_nop_();  // </w:t>
+                              <w:t>_</w:t>
+                            </w:r>
+                            <w:proofErr w:type="spellStart"/>
+                            <w:r>
+                              <w:rPr>
+                                <w:rFonts w:ascii="Times New Roman" w:hAnsi="Times New Roman" w:cs="Times New Roman" w:hint="eastAsia"/>
+                              </w:rPr>
+                              <w:t>nop</w:t>
+                            </w:r>
+                            <w:proofErr w:type="spellEnd"/>
+                            <w:r>
+                              <w:rPr>
+                                <w:rFonts w:ascii="Times New Roman" w:hAnsi="Times New Roman" w:cs="Times New Roman" w:hint="eastAsia"/>
+                              </w:rPr>
+                              <w:t xml:space="preserve">_();  // </w:t>
                             </w:r>
                             <w:r>
                               <w:rPr>
@@ -11431,7 +11829,35 @@
                               <w:rPr>
                                 <w:rFonts w:ascii="Times New Roman" w:hAnsi="Times New Roman" w:cs="Times New Roman" w:hint="eastAsia"/>
                               </w:rPr>
-                              <w:t>void SPI_WriteByte(unsigned char dat) {</w:t>
+                              <w:t xml:space="preserve">void </w:t>
+                            </w:r>
+                            <w:proofErr w:type="spellStart"/>
+                            <w:r>
+                              <w:rPr>
+                                <w:rFonts w:ascii="Times New Roman" w:hAnsi="Times New Roman" w:cs="Times New Roman" w:hint="eastAsia"/>
+                              </w:rPr>
+                              <w:t>SPI_WriteByte</w:t>
+                            </w:r>
+                            <w:proofErr w:type="spellEnd"/>
+                            <w:r>
+                              <w:rPr>
+                                <w:rFonts w:ascii="Times New Roman" w:hAnsi="Times New Roman" w:cs="Times New Roman" w:hint="eastAsia"/>
+                              </w:rPr>
+                              <w:t xml:space="preserve">(unsigned char </w:t>
+                            </w:r>
+                            <w:proofErr w:type="spellStart"/>
+                            <w:r>
+                              <w:rPr>
+                                <w:rFonts w:ascii="Times New Roman" w:hAnsi="Times New Roman" w:cs="Times New Roman" w:hint="eastAsia"/>
+                              </w:rPr>
+                              <w:t>dat</w:t>
+                            </w:r>
+                            <w:proofErr w:type="spellEnd"/>
+                            <w:r>
+                              <w:rPr>
+                                <w:rFonts w:ascii="Times New Roman" w:hAnsi="Times New Roman" w:cs="Times New Roman" w:hint="eastAsia"/>
+                              </w:rPr>
+                              <w:t>) {</w:t>
                             </w:r>
                           </w:p>
                           <w:p>
@@ -11465,7 +11891,35 @@
                               <w:rPr>
                                 <w:rFonts w:ascii="Times New Roman" w:hAnsi="Times New Roman" w:cs="Times New Roman" w:hint="eastAsia"/>
                               </w:rPr>
-                              <w:t xml:space="preserve">    SPI_Transfer(dat);  // </w:t>
+                              <w:t xml:space="preserve">    </w:t>
+                            </w:r>
+                            <w:proofErr w:type="spellStart"/>
+                            <w:r>
+                              <w:rPr>
+                                <w:rFonts w:ascii="Times New Roman" w:hAnsi="Times New Roman" w:cs="Times New Roman" w:hint="eastAsia"/>
+                              </w:rPr>
+                              <w:t>SPI_Transfer</w:t>
+                            </w:r>
+                            <w:proofErr w:type="spellEnd"/>
+                            <w:r>
+                              <w:rPr>
+                                <w:rFonts w:ascii="Times New Roman" w:hAnsi="Times New Roman" w:cs="Times New Roman" w:hint="eastAsia"/>
+                              </w:rPr>
+                              <w:t>(</w:t>
+                            </w:r>
+                            <w:proofErr w:type="spellStart"/>
+                            <w:r>
+                              <w:rPr>
+                                <w:rFonts w:ascii="Times New Roman" w:hAnsi="Times New Roman" w:cs="Times New Roman" w:hint="eastAsia"/>
+                              </w:rPr>
+                              <w:t>dat</w:t>
+                            </w:r>
+                            <w:proofErr w:type="spellEnd"/>
+                            <w:r>
+                              <w:rPr>
+                                <w:rFonts w:ascii="Times New Roman" w:hAnsi="Times New Roman" w:cs="Times New Roman" w:hint="eastAsia"/>
+                              </w:rPr>
+                              <w:t xml:space="preserve">);  // </w:t>
                             </w:r>
                             <w:r>
                               <w:rPr>
@@ -11569,7 +12023,21 @@
                         <w:rPr>
                           <w:rFonts w:ascii="Times New Roman" w:hAnsi="Times New Roman" w:cs="Times New Roman" w:hint="eastAsia"/>
                         </w:rPr>
-                        <w:t>void SPI_Init() {</w:t>
+                        <w:t xml:space="preserve">void </w:t>
+                      </w:r>
+                      <w:proofErr w:type="spellStart"/>
+                      <w:r>
+                        <w:rPr>
+                          <w:rFonts w:ascii="Times New Roman" w:hAnsi="Times New Roman" w:cs="Times New Roman" w:hint="eastAsia"/>
+                        </w:rPr>
+                        <w:t>SPI_Init</w:t>
+                      </w:r>
+                      <w:proofErr w:type="spellEnd"/>
+                      <w:r>
+                        <w:rPr>
+                          <w:rFonts w:ascii="Times New Roman" w:hAnsi="Times New Roman" w:cs="Times New Roman" w:hint="eastAsia"/>
+                        </w:rPr>
+                        <w:t>() {</w:t>
                       </w:r>
                     </w:p>
                     <w:p>
@@ -11683,7 +12151,21 @@
                         <w:rPr>
                           <w:rFonts w:ascii="Times New Roman" w:hAnsi="Times New Roman" w:cs="Times New Roman" w:hint="eastAsia"/>
                         </w:rPr>
-                        <w:t>void SPI_Delay() {</w:t>
+                        <w:t xml:space="preserve">void </w:t>
+                      </w:r>
+                      <w:proofErr w:type="spellStart"/>
+                      <w:r>
+                        <w:rPr>
+                          <w:rFonts w:ascii="Times New Roman" w:hAnsi="Times New Roman" w:cs="Times New Roman" w:hint="eastAsia"/>
+                        </w:rPr>
+                        <w:t>SPI_Delay</w:t>
+                      </w:r>
+                      <w:proofErr w:type="spellEnd"/>
+                      <w:r>
+                        <w:rPr>
+                          <w:rFonts w:ascii="Times New Roman" w:hAnsi="Times New Roman" w:cs="Times New Roman" w:hint="eastAsia"/>
+                        </w:rPr>
+                        <w:t>() {</w:t>
                       </w:r>
                     </w:p>
                     <w:p>
@@ -11698,7 +12180,21 @@
                         <w:rPr>
                           <w:rFonts w:ascii="Times New Roman" w:hAnsi="Times New Roman" w:cs="Times New Roman" w:hint="eastAsia"/>
                         </w:rPr>
-                        <w:t xml:space="preserve">_nop_();  // </w:t>
+                        <w:t>_</w:t>
+                      </w:r>
+                      <w:proofErr w:type="spellStart"/>
+                      <w:r>
+                        <w:rPr>
+                          <w:rFonts w:ascii="Times New Roman" w:hAnsi="Times New Roman" w:cs="Times New Roman" w:hint="eastAsia"/>
+                        </w:rPr>
+                        <w:t>nop</w:t>
+                      </w:r>
+                      <w:proofErr w:type="spellEnd"/>
+                      <w:r>
+                        <w:rPr>
+                          <w:rFonts w:ascii="Times New Roman" w:hAnsi="Times New Roman" w:cs="Times New Roman" w:hint="eastAsia"/>
+                        </w:rPr>
+                        <w:t xml:space="preserve">_();  // </w:t>
                       </w:r>
                       <w:r>
                         <w:rPr>
@@ -11755,7 +12251,35 @@
                         <w:rPr>
                           <w:rFonts w:ascii="Times New Roman" w:hAnsi="Times New Roman" w:cs="Times New Roman" w:hint="eastAsia"/>
                         </w:rPr>
-                        <w:t>void SPI_WriteByte(unsigned char dat) {</w:t>
+                        <w:t xml:space="preserve">void </w:t>
+                      </w:r>
+                      <w:proofErr w:type="spellStart"/>
+                      <w:r>
+                        <w:rPr>
+                          <w:rFonts w:ascii="Times New Roman" w:hAnsi="Times New Roman" w:cs="Times New Roman" w:hint="eastAsia"/>
+                        </w:rPr>
+                        <w:t>SPI_WriteByte</w:t>
+                      </w:r>
+                      <w:proofErr w:type="spellEnd"/>
+                      <w:r>
+                        <w:rPr>
+                          <w:rFonts w:ascii="Times New Roman" w:hAnsi="Times New Roman" w:cs="Times New Roman" w:hint="eastAsia"/>
+                        </w:rPr>
+                        <w:t xml:space="preserve">(unsigned char </w:t>
+                      </w:r>
+                      <w:proofErr w:type="spellStart"/>
+                      <w:r>
+                        <w:rPr>
+                          <w:rFonts w:ascii="Times New Roman" w:hAnsi="Times New Roman" w:cs="Times New Roman" w:hint="eastAsia"/>
+                        </w:rPr>
+                        <w:t>dat</w:t>
+                      </w:r>
+                      <w:proofErr w:type="spellEnd"/>
+                      <w:r>
+                        <w:rPr>
+                          <w:rFonts w:ascii="Times New Roman" w:hAnsi="Times New Roman" w:cs="Times New Roman" w:hint="eastAsia"/>
+                        </w:rPr>
+                        <w:t>) {</w:t>
                       </w:r>
                     </w:p>
                     <w:p>
@@ -11789,7 +12313,35 @@
                         <w:rPr>
                           <w:rFonts w:ascii="Times New Roman" w:hAnsi="Times New Roman" w:cs="Times New Roman" w:hint="eastAsia"/>
                         </w:rPr>
-                        <w:t xml:space="preserve">    SPI_Transfer(dat);  // </w:t>
+                        <w:t xml:space="preserve">    </w:t>
+                      </w:r>
+                      <w:proofErr w:type="spellStart"/>
+                      <w:r>
+                        <w:rPr>
+                          <w:rFonts w:ascii="Times New Roman" w:hAnsi="Times New Roman" w:cs="Times New Roman" w:hint="eastAsia"/>
+                        </w:rPr>
+                        <w:t>SPI_Transfer</w:t>
+                      </w:r>
+                      <w:proofErr w:type="spellEnd"/>
+                      <w:r>
+                        <w:rPr>
+                          <w:rFonts w:ascii="Times New Roman" w:hAnsi="Times New Roman" w:cs="Times New Roman" w:hint="eastAsia"/>
+                        </w:rPr>
+                        <w:t>(</w:t>
+                      </w:r>
+                      <w:proofErr w:type="spellStart"/>
+                      <w:r>
+                        <w:rPr>
+                          <w:rFonts w:ascii="Times New Roman" w:hAnsi="Times New Roman" w:cs="Times New Roman" w:hint="eastAsia"/>
+                        </w:rPr>
+                        <w:t>dat</w:t>
+                      </w:r>
+                      <w:proofErr w:type="spellEnd"/>
+                      <w:r>
+                        <w:rPr>
+                          <w:rFonts w:ascii="Times New Roman" w:hAnsi="Times New Roman" w:cs="Times New Roman" w:hint="eastAsia"/>
+                        </w:rPr>
+                        <w:t xml:space="preserve">);  // </w:t>
                       </w:r>
                       <w:r>
                         <w:rPr>

--- a/通信协议.docx
+++ b/通信协议.docx
@@ -598,6 +598,26 @@
               </w:rPr>
               <w:t>使用少量引脚，适合远距离</w:t>
             </w:r>
+            <w:r>
+              <w:rPr>
+                <w:rFonts w:ascii="Times New Roman" w:eastAsia="等线" w:hAnsi="Times New Roman" w:cs="Times New Roman" w:hint="eastAsia"/>
+                <w:color w:val="000000"/>
+                <w:kern w:val="0"/>
+                <w:sz w:val="15"/>
+                <w:szCs w:val="15"/>
+              </w:rPr>
+              <w:t xml:space="preserve"> </w:t>
+            </w:r>
+            <w:r>
+              <w:rPr>
+                <w:rFonts w:ascii="Times New Roman" w:eastAsia="等线" w:hAnsi="Times New Roman" w:cs="Times New Roman" w:hint="eastAsia"/>
+                <w:color w:val="000000"/>
+                <w:kern w:val="0"/>
+                <w:sz w:val="15"/>
+                <w:szCs w:val="15"/>
+              </w:rPr>
+              <w:t>异步全双工</w:t>
+            </w:r>
           </w:p>
         </w:tc>
       </w:tr>
@@ -727,6 +747,7 @@
                 <w:szCs w:val="15"/>
               </w:rPr>
             </w:pPr>
+            <w:proofErr w:type="gramStart"/>
             <w:r>
               <w:rPr>
                 <w:rFonts w:ascii="Times New Roman" w:eastAsia="等线" w:hAnsi="Times New Roman" w:cs="Times New Roman"/>
@@ -737,6 +758,7 @@
               </w:rPr>
               <w:t>单主</w:t>
             </w:r>
+            <w:proofErr w:type="gramEnd"/>
             <w:r>
               <w:rPr>
                 <w:rFonts w:ascii="Times New Roman" w:eastAsia="等线" w:hAnsi="Times New Roman" w:cs="Times New Roman"/>
@@ -822,6 +844,7 @@
                 <w:szCs w:val="15"/>
               </w:rPr>
             </w:pPr>
+            <w:proofErr w:type="gramStart"/>
             <w:r>
               <w:rPr>
                 <w:rFonts w:ascii="Times New Roman" w:eastAsia="等线" w:hAnsi="Times New Roman" w:cs="Times New Roman"/>
@@ -830,7 +853,38 @@
                 <w:sz w:val="15"/>
                 <w:szCs w:val="15"/>
               </w:rPr>
-              <w:t>两根线传多设备，需地址管理</w:t>
+              <w:t>两根线传多</w:t>
+            </w:r>
+            <w:proofErr w:type="gramEnd"/>
+            <w:r>
+              <w:rPr>
+                <w:rFonts w:ascii="Times New Roman" w:eastAsia="等线" w:hAnsi="Times New Roman" w:cs="Times New Roman"/>
+                <w:color w:val="000000"/>
+                <w:kern w:val="0"/>
+                <w:sz w:val="15"/>
+                <w:szCs w:val="15"/>
+              </w:rPr>
+              <w:t>设备，需地址管理</w:t>
+            </w:r>
+            <w:r>
+              <w:rPr>
+                <w:rFonts w:ascii="Times New Roman" w:eastAsia="等线" w:hAnsi="Times New Roman" w:cs="Times New Roman" w:hint="eastAsia"/>
+                <w:color w:val="000000"/>
+                <w:kern w:val="0"/>
+                <w:sz w:val="15"/>
+                <w:szCs w:val="15"/>
+              </w:rPr>
+              <w:t xml:space="preserve"> </w:t>
+            </w:r>
+            <w:r>
+              <w:rPr>
+                <w:rFonts w:ascii="Times New Roman" w:eastAsia="等线" w:hAnsi="Times New Roman" w:cs="Times New Roman" w:hint="eastAsia"/>
+                <w:color w:val="000000"/>
+                <w:kern w:val="0"/>
+                <w:sz w:val="15"/>
+                <w:szCs w:val="15"/>
+              </w:rPr>
+              <w:t>同步半双工</w:t>
             </w:r>
           </w:p>
         </w:tc>
@@ -1029,13 +1083,43 @@
               <w:widowControl/>
               <w:spacing w:line="200" w:lineRule="exact"/>
               <w:rPr>
+                <w:rFonts w:ascii="Times New Roman" w:eastAsia="等线" w:hAnsi="Times New Roman" w:cs="Times New Roman" w:hint="eastAsia"/>
+                <w:color w:val="000000"/>
+                <w:kern w:val="0"/>
+                <w:sz w:val="15"/>
+                <w:szCs w:val="15"/>
+              </w:rPr>
+            </w:pPr>
+            <w:r>
+              <w:rPr>
+                <w:rFonts w:ascii="Times New Roman" w:eastAsia="等线" w:hAnsi="Times New Roman" w:cs="Times New Roman" w:hint="eastAsia"/>
+                <w:color w:val="000000"/>
+                <w:kern w:val="0"/>
+                <w:sz w:val="15"/>
+                <w:szCs w:val="15"/>
+              </w:rPr>
+              <w:t>同步</w:t>
+            </w:r>
+            <w:r>
+              <w:rPr>
                 <w:rFonts w:ascii="Times New Roman" w:eastAsia="等线" w:hAnsi="Times New Roman" w:cs="Times New Roman"/>
                 <w:color w:val="000000"/>
                 <w:kern w:val="0"/>
                 <w:sz w:val="15"/>
                 <w:szCs w:val="15"/>
               </w:rPr>
-            </w:pPr>
+              <w:t>全双工</w:t>
+            </w:r>
+            <w:r>
+              <w:rPr>
+                <w:rFonts w:ascii="Times New Roman" w:eastAsia="等线" w:hAnsi="Times New Roman" w:cs="Times New Roman" w:hint="eastAsia"/>
+                <w:color w:val="000000"/>
+                <w:kern w:val="0"/>
+                <w:sz w:val="15"/>
+                <w:szCs w:val="15"/>
+              </w:rPr>
+              <w:t xml:space="preserve">, </w:t>
+            </w:r>
             <w:r>
               <w:rPr>
                 <w:rFonts w:ascii="Times New Roman" w:eastAsia="等线" w:hAnsi="Times New Roman" w:cs="Times New Roman"/>
@@ -1044,7 +1128,27 @@
                 <w:sz w:val="15"/>
                 <w:szCs w:val="15"/>
               </w:rPr>
-              <w:t>全双工，高速，但多线</w:t>
+              <w:t>高速</w:t>
+            </w:r>
+            <w:r>
+              <w:rPr>
+                <w:rFonts w:ascii="Times New Roman" w:eastAsia="等线" w:hAnsi="Times New Roman" w:cs="Times New Roman" w:hint="eastAsia"/>
+                <w:color w:val="000000"/>
+                <w:kern w:val="0"/>
+                <w:sz w:val="15"/>
+                <w:szCs w:val="15"/>
+              </w:rPr>
+              <w:t xml:space="preserve">, </w:t>
+            </w:r>
+            <w:r>
+              <w:rPr>
+                <w:rFonts w:ascii="Times New Roman" w:eastAsia="等线" w:hAnsi="Times New Roman" w:cs="Times New Roman" w:hint="eastAsia"/>
+                <w:color w:val="000000"/>
+                <w:kern w:val="0"/>
+                <w:sz w:val="15"/>
+                <w:szCs w:val="15"/>
+              </w:rPr>
+              <w:t>线多</w:t>
             </w:r>
           </w:p>
         </w:tc>
@@ -1252,13 +1356,55 @@
             </w:pPr>
             <w:r>
               <w:rPr>
+                <w:rFonts w:ascii="Times New Roman" w:eastAsia="等线" w:hAnsi="Times New Roman" w:cs="Times New Roman" w:hint="eastAsia"/>
+                <w:color w:val="000000"/>
+                <w:kern w:val="0"/>
+                <w:sz w:val="15"/>
+                <w:szCs w:val="15"/>
+              </w:rPr>
+              <w:t>异步半双工</w:t>
+            </w:r>
+            <w:r>
+              <w:rPr>
+                <w:rFonts w:ascii="Times New Roman" w:eastAsia="等线" w:hAnsi="Times New Roman" w:cs="Times New Roman" w:hint="eastAsia"/>
+                <w:color w:val="000000"/>
+                <w:kern w:val="0"/>
+                <w:sz w:val="15"/>
+                <w:szCs w:val="15"/>
+              </w:rPr>
+              <w:t xml:space="preserve">, </w:t>
+            </w:r>
+            <w:proofErr w:type="gramStart"/>
+            <w:r>
+              <w:rPr>
                 <w:rFonts w:ascii="Times New Roman" w:eastAsia="等线" w:hAnsi="Times New Roman" w:cs="Times New Roman"/>
                 <w:color w:val="000000"/>
                 <w:kern w:val="0"/>
                 <w:sz w:val="15"/>
                 <w:szCs w:val="15"/>
               </w:rPr>
-              <w:t>线最少，速度较慢</w:t>
+              <w:t>线少</w:t>
+            </w:r>
+            <w:proofErr w:type="gramEnd"/>
+            <w:r>
+              <w:rPr>
+                <w:rFonts w:ascii="Times New Roman" w:eastAsia="等线" w:hAnsi="Times New Roman" w:cs="Times New Roman" w:hint="eastAsia"/>
+                <w:color w:val="000000"/>
+                <w:kern w:val="0"/>
+                <w:sz w:val="15"/>
+                <w:szCs w:val="15"/>
+              </w:rPr>
+              <w:t xml:space="preserve">, </w:t>
+            </w:r>
+            <w:r>
+              <w:rPr>
+                <w:rFonts w:ascii="Times New Roman" w:eastAsia="等线" w:hAnsi="Times New Roman" w:cs="Times New Roman"/>
+                <w:color w:val="000000"/>
+                <w:kern w:val="0"/>
+                <w:sz w:val="15"/>
+                <w:szCs w:val="15"/>
+              </w:rPr>
+              <w:t>速度慢</w:t>
             </w:r>
           </w:p>
         </w:tc>
@@ -1619,6 +1765,7 @@
                 <w:szCs w:val="15"/>
               </w:rPr>
             </w:pPr>
+            <w:proofErr w:type="gramStart"/>
             <w:r>
               <w:rPr>
                 <w:rFonts w:ascii="Times New Roman" w:eastAsia="等线" w:hAnsi="Times New Roman" w:cs="Times New Roman"/>
@@ -1629,6 +1776,7 @@
               </w:rPr>
               <w:t>蓝牙</w:t>
             </w:r>
+            <w:proofErr w:type="gramEnd"/>
             <w:r>
               <w:rPr>
                 <w:rFonts w:ascii="Times New Roman" w:eastAsia="等线" w:hAnsi="Times New Roman" w:cs="Times New Roman" w:hint="eastAsia"/>
@@ -1986,7 +2134,29 @@
                 <w:sz w:val="15"/>
                 <w:szCs w:val="15"/>
               </w:rPr>
-              <w:t>基于网络协议栈的数据通信方式</w:t>
+              <w:t>基于网络协议</w:t>
+            </w:r>
+            <w:proofErr w:type="gramStart"/>
+            <w:r>
+              <w:rPr>
+                <w:rFonts w:ascii="Times New Roman" w:eastAsia="等线" w:hAnsi="Times New Roman" w:cs="Times New Roman"/>
+                <w:color w:val="000000"/>
+                <w:kern w:val="0"/>
+                <w:sz w:val="15"/>
+                <w:szCs w:val="15"/>
+              </w:rPr>
+              <w:t>栈</w:t>
+            </w:r>
+            <w:proofErr w:type="gramEnd"/>
+            <w:r>
+              <w:rPr>
+                <w:rFonts w:ascii="Times New Roman" w:eastAsia="等线" w:hAnsi="Times New Roman" w:cs="Times New Roman"/>
+                <w:color w:val="000000"/>
+                <w:kern w:val="0"/>
+                <w:sz w:val="15"/>
+                <w:szCs w:val="15"/>
+              </w:rPr>
+              <w:t>的数据通信方式</w:t>
             </w:r>
           </w:p>
         </w:tc>
@@ -2431,6 +2601,7 @@
     </w:tbl>
     <w:p>
       <w:pPr>
+        <w:spacing w:line="200" w:lineRule="exact"/>
         <w:rPr>
           <w:rFonts w:asciiTheme="minorEastAsia" w:hAnsiTheme="minorEastAsia" w:hint="eastAsia"/>
           <w:szCs w:val="16"/>
@@ -2548,14 +2719,25 @@
     </w:p>
     <w:p>
       <w:pPr>
-        <w:rPr>
-          <w:rFonts w:asciiTheme="minorEastAsia" w:hAnsiTheme="minorEastAsia" w:hint="eastAsia"/>
+        <w:spacing w:line="200" w:lineRule="exact"/>
+        <w:rPr>
+          <w:rFonts w:asciiTheme="minorEastAsia" w:hAnsiTheme="minorEastAsia"/>
           <w:szCs w:val="16"/>
         </w:rPr>
       </w:pPr>
     </w:p>
     <w:p>
       <w:pPr>
+        <w:spacing w:line="200" w:lineRule="exact"/>
+        <w:rPr>
+          <w:rFonts w:asciiTheme="minorEastAsia" w:hAnsiTheme="minorEastAsia"/>
+          <w:szCs w:val="16"/>
+        </w:rPr>
+      </w:pPr>
+    </w:p>
+    <w:p>
+      <w:pPr>
+        <w:spacing w:line="200" w:lineRule="exact"/>
         <w:rPr>
           <w:rFonts w:asciiTheme="minorEastAsia" w:hAnsiTheme="minorEastAsia" w:hint="eastAsia"/>
           <w:szCs w:val="16"/>
@@ -2565,7 +2747,7 @@
     <w:p>
       <w:pPr>
         <w:pStyle w:val="ae"/>
-        <w:spacing w:line="360" w:lineRule="auto"/>
+        <w:spacing w:line="276" w:lineRule="auto"/>
         <w:rPr>
           <w:rFonts w:hint="eastAsia"/>
         </w:rPr>
@@ -2596,18 +2778,6 @@
         <w:rPr>
           <w:rFonts w:hint="eastAsia"/>
         </w:rPr>
-        <w:t>2</w:t>
-      </w:r>
-      <w:r>
-        <w:rPr>
-          <w:rFonts w:hint="eastAsia"/>
-        </w:rPr>
-        <w:t>-</w:t>
-      </w:r>
-      <w:r>
-        <w:rPr>
-          <w:rFonts w:hint="eastAsia"/>
-        </w:rPr>
         <w:t>1</w:t>
       </w:r>
       <w:r>
@@ -2627,6 +2797,9 @@
       <w:pPr>
         <w:rPr>
           <w:rFonts w:asciiTheme="minorEastAsia" w:hAnsiTheme="minorEastAsia" w:hint="eastAsia"/>
+          <w:b/>
+          <w:bCs/>
+          <w:color w:val="EE0000"/>
           <w:szCs w:val="16"/>
         </w:rPr>
       </w:pPr>
@@ -2677,14 +2850,23 @@
         </w:rPr>
         <w:t>。</w:t>
       </w:r>
-    </w:p>
-    <w:p>
-      <w:pPr>
-        <w:rPr>
-          <w:rFonts w:asciiTheme="minorEastAsia" w:hAnsiTheme="minorEastAsia" w:hint="eastAsia"/>
-          <w:szCs w:val="16"/>
-        </w:rPr>
-      </w:pPr>
+      <w:r>
+        <w:rPr>
+          <w:rFonts w:asciiTheme="minorEastAsia" w:hAnsiTheme="minorEastAsia" w:hint="eastAsia"/>
+          <w:szCs w:val="16"/>
+        </w:rPr>
+        <w:t xml:space="preserve"> </w:t>
+      </w:r>
+      <w:r>
+        <w:rPr>
+          <w:rFonts w:asciiTheme="minorEastAsia" w:hAnsiTheme="minorEastAsia" w:hint="eastAsia"/>
+          <w:b/>
+          <w:bCs/>
+          <w:color w:val="EE0000"/>
+          <w:szCs w:val="16"/>
+        </w:rPr>
+        <w:t>通过波特率来采样</w:t>
+      </w:r>
     </w:p>
     <w:p>
       <w:pPr>
@@ -2722,7 +2904,7 @@
       </w:tblGrid>
       <w:tr>
         <w:trPr>
-          <w:trHeight w:val="240"/>
+          <w:trHeight w:val="180"/>
           <w:jc w:val="center"/>
         </w:trPr>
         <w:tc>
@@ -2731,7 +2913,7 @@
           </w:tcPr>
           <w:p>
             <w:pPr>
-              <w:spacing w:line="200" w:lineRule="exact"/>
+              <w:spacing w:line="220" w:lineRule="exact"/>
               <w:jc w:val="center"/>
               <w:rPr>
                 <w:rFonts w:asciiTheme="minorEastAsia" w:hAnsiTheme="minorEastAsia" w:hint="eastAsia"/>
@@ -2753,7 +2935,7 @@
           </w:tcPr>
           <w:p>
             <w:pPr>
-              <w:spacing w:line="200" w:lineRule="exact"/>
+              <w:spacing w:line="220" w:lineRule="exact"/>
               <w:jc w:val="center"/>
               <w:rPr>
                 <w:rFonts w:asciiTheme="minorEastAsia" w:hAnsiTheme="minorEastAsia" w:hint="eastAsia"/>
@@ -2775,7 +2957,7 @@
           </w:tcPr>
           <w:p>
             <w:pPr>
-              <w:spacing w:line="200" w:lineRule="exact"/>
+              <w:spacing w:line="220" w:lineRule="exact"/>
               <w:jc w:val="center"/>
               <w:rPr>
                 <w:rFonts w:asciiTheme="minorEastAsia" w:hAnsiTheme="minorEastAsia" w:hint="eastAsia"/>
@@ -2797,7 +2979,7 @@
           </w:tcPr>
           <w:p>
             <w:pPr>
-              <w:spacing w:line="200" w:lineRule="exact"/>
+              <w:spacing w:line="220" w:lineRule="exact"/>
               <w:jc w:val="center"/>
               <w:rPr>
                 <w:rFonts w:asciiTheme="minorEastAsia" w:hAnsiTheme="minorEastAsia" w:hint="eastAsia"/>
@@ -2816,7 +2998,7 @@
       </w:tr>
       <w:tr>
         <w:trPr>
-          <w:trHeight w:val="556"/>
+          <w:trHeight w:val="368"/>
           <w:jc w:val="center"/>
         </w:trPr>
         <w:tc>
@@ -2826,7 +3008,7 @@
           </w:tcPr>
           <w:p>
             <w:pPr>
-              <w:spacing w:line="200" w:lineRule="exact"/>
+              <w:spacing w:line="220" w:lineRule="exact"/>
               <w:rPr>
                 <w:rFonts w:asciiTheme="minorEastAsia" w:hAnsiTheme="minorEastAsia" w:hint="eastAsia"/>
                 <w:szCs w:val="16"/>
@@ -2883,7 +3065,7 @@
           </w:tcPr>
           <w:p>
             <w:pPr>
-              <w:spacing w:line="200" w:lineRule="exact"/>
+              <w:spacing w:line="220" w:lineRule="exact"/>
               <w:rPr>
                 <w:rFonts w:asciiTheme="minorEastAsia" w:hAnsiTheme="minorEastAsia" w:hint="eastAsia"/>
                 <w:szCs w:val="16"/>
@@ -2905,7 +3087,7 @@
           </w:tcPr>
           <w:p>
             <w:pPr>
-              <w:spacing w:line="200" w:lineRule="exact"/>
+              <w:spacing w:line="220" w:lineRule="exact"/>
               <w:rPr>
                 <w:rFonts w:asciiTheme="minorEastAsia" w:hAnsiTheme="minorEastAsia" w:hint="eastAsia"/>
                 <w:szCs w:val="16"/>
@@ -2927,7 +3109,7 @@
           </w:tcPr>
           <w:p>
             <w:pPr>
-              <w:spacing w:line="200" w:lineRule="exact"/>
+              <w:spacing w:line="220" w:lineRule="exact"/>
               <w:rPr>
                 <w:rFonts w:asciiTheme="minorEastAsia" w:hAnsiTheme="minorEastAsia" w:hint="eastAsia"/>
                 <w:szCs w:val="16"/>
@@ -2960,6 +3142,199 @@
     </w:tbl>
     <w:p>
       <w:pPr>
+        <w:spacing w:line="360" w:lineRule="auto"/>
+        <w:ind w:firstLineChars="50" w:firstLine="80"/>
+        <w:rPr>
+          <w:rFonts w:asciiTheme="minorEastAsia" w:hAnsiTheme="minorEastAsia" w:hint="eastAsia"/>
+          <w:szCs w:val="16"/>
+        </w:rPr>
+      </w:pPr>
+      <w:r>
+        <w:rPr>
+          <w:rFonts w:asciiTheme="minorEastAsia" w:hAnsiTheme="minorEastAsia" w:hint="eastAsia"/>
+          <w:szCs w:val="16"/>
+        </w:rPr>
+        <w:t xml:space="preserve">例如: </w:t>
+      </w:r>
+      <w:r>
+        <w:rPr>
+          <w:rFonts w:asciiTheme="minorEastAsia" w:hAnsiTheme="minorEastAsia" w:hint="eastAsia"/>
+          <w:szCs w:val="16"/>
+        </w:rPr>
+        <w:t>0</w:t>
+      </w:r>
+      <w:r>
+        <w:rPr>
+          <w:rFonts w:asciiTheme="minorEastAsia" w:hAnsiTheme="minorEastAsia" w:hint="eastAsia"/>
+          <w:szCs w:val="16"/>
+        </w:rPr>
+        <w:t>(</w:t>
+      </w:r>
+      <w:r>
+        <w:rPr>
+          <w:rFonts w:asciiTheme="minorEastAsia" w:hAnsiTheme="minorEastAsia" w:hint="eastAsia"/>
+          <w:szCs w:val="16"/>
+        </w:rPr>
+        <w:t>起始</w:t>
+      </w:r>
+      <w:r>
+        <w:rPr>
+          <w:rFonts w:asciiTheme="minorEastAsia" w:hAnsiTheme="minorEastAsia" w:hint="eastAsia"/>
+          <w:szCs w:val="16"/>
+        </w:rPr>
+        <w:t xml:space="preserve">) </w:t>
+      </w:r>
+      <w:r>
+        <w:rPr>
+          <w:rFonts w:asciiTheme="minorEastAsia" w:hAnsiTheme="minorEastAsia" w:hint="eastAsia"/>
+          <w:szCs w:val="16"/>
+        </w:rPr>
+        <w:t>| 01000001</w:t>
+      </w:r>
+      <w:r>
+        <w:rPr>
+          <w:rFonts w:asciiTheme="minorEastAsia" w:hAnsiTheme="minorEastAsia" w:hint="eastAsia"/>
+          <w:szCs w:val="16"/>
+        </w:rPr>
+        <w:t>(</w:t>
+      </w:r>
+      <w:r>
+        <w:rPr>
+          <w:rFonts w:asciiTheme="minorEastAsia" w:hAnsiTheme="minorEastAsia" w:hint="eastAsia"/>
+          <w:szCs w:val="16"/>
+        </w:rPr>
+        <w:t>数据</w:t>
+      </w:r>
+      <w:r>
+        <w:rPr>
+          <w:rFonts w:asciiTheme="minorEastAsia" w:hAnsiTheme="minorEastAsia" w:hint="eastAsia"/>
+          <w:szCs w:val="16"/>
+        </w:rPr>
+        <w:t xml:space="preserve">) </w:t>
+      </w:r>
+      <w:r>
+        <w:rPr>
+          <w:rFonts w:asciiTheme="minorEastAsia" w:hAnsiTheme="minorEastAsia" w:hint="eastAsia"/>
+          <w:szCs w:val="16"/>
+        </w:rPr>
+        <w:t>| 1</w:t>
+      </w:r>
+      <w:r>
+        <w:rPr>
+          <w:rFonts w:asciiTheme="minorEastAsia" w:hAnsiTheme="minorEastAsia" w:hint="eastAsia"/>
+          <w:szCs w:val="16"/>
+        </w:rPr>
+        <w:t xml:space="preserve"> (</w:t>
+      </w:r>
+      <w:r>
+        <w:rPr>
+          <w:rFonts w:asciiTheme="minorEastAsia" w:hAnsiTheme="minorEastAsia" w:hint="eastAsia"/>
+          <w:szCs w:val="16"/>
+        </w:rPr>
+        <w:t>停止</w:t>
+      </w:r>
+      <w:r>
+        <w:rPr>
+          <w:rFonts w:asciiTheme="minorEastAsia" w:hAnsiTheme="minorEastAsia" w:hint="eastAsia"/>
+          <w:szCs w:val="16"/>
+        </w:rPr>
+        <w:t>)</w:t>
+      </w:r>
+      <w:r>
+        <w:rPr>
+          <w:rFonts w:asciiTheme="minorEastAsia" w:hAnsiTheme="minorEastAsia" w:hint="eastAsia"/>
+          <w:szCs w:val="16"/>
+        </w:rPr>
+        <w:t xml:space="preserve"> </w:t>
+      </w:r>
+      <w:r>
+        <w:rPr>
+          <w:rFonts w:asciiTheme="minorEastAsia" w:hAnsiTheme="minorEastAsia" w:hint="eastAsia"/>
+          <w:szCs w:val="16"/>
+        </w:rPr>
+        <w:t xml:space="preserve"> </w:t>
+      </w:r>
+      <w:r>
+        <w:rPr>
+          <w:rFonts w:asciiTheme="minorEastAsia" w:hAnsiTheme="minorEastAsia" w:hint="eastAsia"/>
+          <w:szCs w:val="16"/>
+        </w:rPr>
+        <w:t xml:space="preserve">  </w:t>
+      </w:r>
+      <w:r>
+        <w:rPr>
+          <w:rFonts w:asciiTheme="minorEastAsia" w:hAnsiTheme="minorEastAsia" w:hint="eastAsia"/>
+          <w:szCs w:val="16"/>
+        </w:rPr>
+        <w:t>此处</w:t>
+      </w:r>
+      <w:r>
+        <w:rPr>
+          <w:rFonts w:asciiTheme="minorEastAsia" w:hAnsiTheme="minorEastAsia"/>
+          <w:szCs w:val="16"/>
+        </w:rPr>
+        <w:t>一个</w:t>
+      </w:r>
+      <w:r>
+        <w:rPr>
+          <w:rFonts w:asciiTheme="minorEastAsia" w:hAnsiTheme="minorEastAsia" w:hint="eastAsia"/>
+          <w:szCs w:val="16"/>
+        </w:rPr>
+        <w:t>byte</w:t>
+      </w:r>
+      <w:r>
+        <w:rPr>
+          <w:rFonts w:asciiTheme="minorEastAsia" w:hAnsiTheme="minorEastAsia"/>
+          <w:szCs w:val="16"/>
+        </w:rPr>
+        <w:t>需要</w:t>
+      </w:r>
+      <w:r>
+        <w:rPr>
+          <w:rFonts w:asciiTheme="minorEastAsia" w:hAnsiTheme="minorEastAsia" w:hint="eastAsia"/>
+          <w:szCs w:val="16"/>
+        </w:rPr>
+        <w:t>10</w:t>
+      </w:r>
+      <w:r>
+        <w:rPr>
+          <w:rFonts w:asciiTheme="minorEastAsia" w:hAnsiTheme="minorEastAsia"/>
+          <w:szCs w:val="16"/>
+        </w:rPr>
+        <w:t>个</w:t>
+      </w:r>
+      <w:r>
+        <w:rPr>
+          <w:rFonts w:asciiTheme="minorEastAsia" w:hAnsiTheme="minorEastAsia" w:hint="eastAsia"/>
+          <w:szCs w:val="16"/>
+        </w:rPr>
+        <w:t>bit</w:t>
+      </w:r>
+      <w:r>
+        <w:rPr>
+          <w:rFonts w:asciiTheme="minorEastAsia" w:hAnsiTheme="minorEastAsia" w:hint="eastAsia"/>
+          <w:szCs w:val="16"/>
+        </w:rPr>
+        <w:t xml:space="preserve"> (</w:t>
+      </w:r>
+      <w:r>
+        <w:rPr>
+          <w:rFonts w:asciiTheme="minorEastAsia" w:hAnsiTheme="minorEastAsia"/>
+          <w:szCs w:val="16"/>
+        </w:rPr>
+        <w:t>1起始 + 8数据 + 1停止</w:t>
+      </w:r>
+      <w:r>
+        <w:rPr>
+          <w:rFonts w:asciiTheme="minorEastAsia" w:hAnsiTheme="minorEastAsia" w:hint="eastAsia"/>
+          <w:szCs w:val="16"/>
+        </w:rPr>
+        <w:t>)</w:t>
+      </w:r>
+    </w:p>
+    <w:p>
+      <w:pPr>
+        <w:spacing w:line="220" w:lineRule="exact"/>
         <w:rPr>
           <w:rFonts w:asciiTheme="minorEastAsia" w:hAnsiTheme="minorEastAsia" w:hint="eastAsia"/>
           <w:szCs w:val="16"/>
@@ -2968,204 +3343,7 @@
     </w:p>
     <w:p>
       <w:pPr>
-        <w:rPr>
-          <w:rFonts w:asciiTheme="minorEastAsia" w:hAnsiTheme="minorEastAsia" w:hint="eastAsia"/>
-          <w:szCs w:val="16"/>
-        </w:rPr>
-      </w:pPr>
-      <w:r>
-        <w:rPr>
-          <w:rFonts w:asciiTheme="minorEastAsia" w:hAnsiTheme="minorEastAsia" w:hint="eastAsia"/>
-          <w:szCs w:val="16"/>
-        </w:rPr>
-        <w:t xml:space="preserve">例如: </w:t>
-      </w:r>
-      <w:r>
-        <w:rPr>
-          <w:rFonts w:asciiTheme="minorEastAsia" w:hAnsiTheme="minorEastAsia" w:hint="eastAsia"/>
-          <w:szCs w:val="16"/>
-        </w:rPr>
-        <w:t>0</w:t>
-      </w:r>
-      <w:r>
-        <w:rPr>
-          <w:rFonts w:asciiTheme="minorEastAsia" w:hAnsiTheme="minorEastAsia" w:hint="eastAsia"/>
-          <w:szCs w:val="16"/>
-        </w:rPr>
-        <w:t>(</w:t>
-      </w:r>
-      <w:r>
-        <w:rPr>
-          <w:rFonts w:asciiTheme="minorEastAsia" w:hAnsiTheme="minorEastAsia" w:hint="eastAsia"/>
-          <w:szCs w:val="16"/>
-        </w:rPr>
-        <w:t>起始</w:t>
-      </w:r>
-      <w:r>
-        <w:rPr>
-          <w:rFonts w:asciiTheme="minorEastAsia" w:hAnsiTheme="minorEastAsia" w:hint="eastAsia"/>
-          <w:szCs w:val="16"/>
-        </w:rPr>
-        <w:t xml:space="preserve">) </w:t>
-      </w:r>
-      <w:r>
-        <w:rPr>
-          <w:rFonts w:asciiTheme="minorEastAsia" w:hAnsiTheme="minorEastAsia" w:hint="eastAsia"/>
-          <w:szCs w:val="16"/>
-        </w:rPr>
-        <w:t>| 01000001</w:t>
-      </w:r>
-      <w:r>
-        <w:rPr>
-          <w:rFonts w:asciiTheme="minorEastAsia" w:hAnsiTheme="minorEastAsia" w:hint="eastAsia"/>
-          <w:szCs w:val="16"/>
-        </w:rPr>
-        <w:t>(</w:t>
-      </w:r>
-      <w:r>
-        <w:rPr>
-          <w:rFonts w:asciiTheme="minorEastAsia" w:hAnsiTheme="minorEastAsia" w:hint="eastAsia"/>
-          <w:szCs w:val="16"/>
-        </w:rPr>
-        <w:t>数据</w:t>
-      </w:r>
-      <w:r>
-        <w:rPr>
-          <w:rFonts w:asciiTheme="minorEastAsia" w:hAnsiTheme="minorEastAsia" w:hint="eastAsia"/>
-          <w:szCs w:val="16"/>
-        </w:rPr>
-        <w:t xml:space="preserve">) </w:t>
-      </w:r>
-      <w:r>
-        <w:rPr>
-          <w:rFonts w:asciiTheme="minorEastAsia" w:hAnsiTheme="minorEastAsia" w:hint="eastAsia"/>
-          <w:szCs w:val="16"/>
-        </w:rPr>
-        <w:t>| 1</w:t>
-      </w:r>
-      <w:r>
-        <w:rPr>
-          <w:rFonts w:asciiTheme="minorEastAsia" w:hAnsiTheme="minorEastAsia" w:hint="eastAsia"/>
-          <w:szCs w:val="16"/>
-        </w:rPr>
-        <w:t xml:space="preserve"> (</w:t>
-      </w:r>
-      <w:r>
-        <w:rPr>
-          <w:rFonts w:asciiTheme="minorEastAsia" w:hAnsiTheme="minorEastAsia" w:hint="eastAsia"/>
-          <w:szCs w:val="16"/>
-        </w:rPr>
-        <w:t>停止</w:t>
-      </w:r>
-      <w:r>
-        <w:rPr>
-          <w:rFonts w:asciiTheme="minorEastAsia" w:hAnsiTheme="minorEastAsia" w:hint="eastAsia"/>
-          <w:szCs w:val="16"/>
-        </w:rPr>
-        <w:t>)</w:t>
-      </w:r>
-      <w:r>
-        <w:rPr>
-          <w:rFonts w:asciiTheme="minorEastAsia" w:hAnsiTheme="minorEastAsia" w:hint="eastAsia"/>
-          <w:szCs w:val="16"/>
-        </w:rPr>
-        <w:t xml:space="preserve"> </w:t>
-      </w:r>
-      <w:r>
-        <w:rPr>
-          <w:rFonts w:asciiTheme="minorEastAsia" w:hAnsiTheme="minorEastAsia" w:hint="eastAsia"/>
-          <w:szCs w:val="16"/>
-        </w:rPr>
-        <w:t xml:space="preserve"> </w:t>
-      </w:r>
-      <w:r>
-        <w:rPr>
-          <w:rFonts w:asciiTheme="minorEastAsia" w:hAnsiTheme="minorEastAsia" w:hint="eastAsia"/>
-          <w:szCs w:val="16"/>
-        </w:rPr>
-        <w:t xml:space="preserve">  </w:t>
-      </w:r>
-      <w:r>
-        <w:rPr>
-          <w:rFonts w:asciiTheme="minorEastAsia" w:hAnsiTheme="minorEastAsia" w:hint="eastAsia"/>
-          <w:szCs w:val="16"/>
-        </w:rPr>
-        <w:t>此处</w:t>
-      </w:r>
-      <w:r>
-        <w:rPr>
-          <w:rFonts w:asciiTheme="minorEastAsia" w:hAnsiTheme="minorEastAsia"/>
-          <w:szCs w:val="16"/>
-        </w:rPr>
-        <w:t>一个</w:t>
-      </w:r>
-      <w:r>
-        <w:rPr>
-          <w:rFonts w:asciiTheme="minorEastAsia" w:hAnsiTheme="minorEastAsia" w:hint="eastAsia"/>
-          <w:szCs w:val="16"/>
-        </w:rPr>
-        <w:t>byte</w:t>
-      </w:r>
-      <w:r>
-        <w:rPr>
-          <w:rFonts w:asciiTheme="minorEastAsia" w:hAnsiTheme="minorEastAsia"/>
-          <w:szCs w:val="16"/>
-        </w:rPr>
-        <w:t>需要</w:t>
-      </w:r>
-      <w:r>
-        <w:rPr>
-          <w:rFonts w:asciiTheme="minorEastAsia" w:hAnsiTheme="minorEastAsia" w:hint="eastAsia"/>
-          <w:szCs w:val="16"/>
-        </w:rPr>
-        <w:t>10</w:t>
-      </w:r>
-      <w:r>
-        <w:rPr>
-          <w:rFonts w:asciiTheme="minorEastAsia" w:hAnsiTheme="minorEastAsia"/>
-          <w:szCs w:val="16"/>
-        </w:rPr>
-        <w:t>个</w:t>
-      </w:r>
-      <w:r>
-        <w:rPr>
-          <w:rFonts w:asciiTheme="minorEastAsia" w:hAnsiTheme="minorEastAsia" w:hint="eastAsia"/>
-          <w:szCs w:val="16"/>
-        </w:rPr>
-        <w:t>bit</w:t>
-      </w:r>
-      <w:r>
-        <w:rPr>
-          <w:rFonts w:asciiTheme="minorEastAsia" w:hAnsiTheme="minorEastAsia" w:hint="eastAsia"/>
-          <w:szCs w:val="16"/>
-        </w:rPr>
-        <w:t xml:space="preserve"> (</w:t>
-      </w:r>
-      <w:r>
-        <w:rPr>
-          <w:rFonts w:asciiTheme="minorEastAsia" w:hAnsiTheme="minorEastAsia"/>
-          <w:szCs w:val="16"/>
-        </w:rPr>
-        <w:t>1起始 + 8数据 + 1停止</w:t>
-      </w:r>
-      <w:r>
-        <w:rPr>
-          <w:rFonts w:asciiTheme="minorEastAsia" w:hAnsiTheme="minorEastAsia" w:hint="eastAsia"/>
-          <w:szCs w:val="16"/>
-        </w:rPr>
-        <w:t>)</w:t>
-      </w:r>
-    </w:p>
-    <w:p>
-      <w:pPr>
-        <w:rPr>
-          <w:rFonts w:asciiTheme="minorEastAsia" w:hAnsiTheme="minorEastAsia" w:hint="eastAsia"/>
-          <w:szCs w:val="16"/>
-        </w:rPr>
-      </w:pPr>
-    </w:p>
-    <w:p>
-      <w:pPr>
+        <w:spacing w:line="360" w:lineRule="auto"/>
         <w:rPr>
           <w:rFonts w:asciiTheme="minorEastAsia" w:hAnsiTheme="minorEastAsia" w:hint="eastAsia"/>
           <w:szCs w:val="16"/>
@@ -3191,18 +3369,6 @@
         <w:rPr>
           <w:rFonts w:hint="eastAsia"/>
         </w:rPr>
-        <w:t>-</w:t>
-      </w:r>
-      <w:r>
-        <w:rPr>
-          <w:rFonts w:hint="eastAsia"/>
-        </w:rPr>
-        <w:t>2</w:t>
-      </w:r>
-      <w:r>
-        <w:rPr>
-          <w:rFonts w:hint="eastAsia"/>
-        </w:rPr>
         <w:t xml:space="preserve"> </w:t>
       </w:r>
       <w:r>
@@ -3227,7 +3393,7 @@
     <w:p>
       <w:pPr>
         <w:rPr>
-          <w:rFonts w:asciiTheme="minorEastAsia" w:hAnsiTheme="minorEastAsia" w:hint="eastAsia"/>
+          <w:rFonts w:asciiTheme="minorEastAsia" w:hAnsiTheme="minorEastAsia"/>
           <w:b/>
           <w:bCs/>
           <w:color w:val="47D459" w:themeColor="accent3" w:themeTint="99"/>
@@ -3334,6 +3500,47 @@
           <w:szCs w:val="16"/>
         </w:rPr>
         <w:t>每个字节发送顺序: 高位→低位</w:t>
+      </w:r>
+    </w:p>
+    <w:p>
+      <w:pPr>
+        <w:rPr>
+          <w:rFonts w:asciiTheme="minorEastAsia" w:hAnsiTheme="minorEastAsia" w:hint="eastAsia"/>
+          <w:b/>
+          <w:bCs/>
+          <w:color w:val="EE0000"/>
+          <w:szCs w:val="16"/>
+        </w:rPr>
+      </w:pPr>
+      <w:r>
+        <w:rPr>
+          <w:rFonts w:asciiTheme="minorEastAsia" w:hAnsiTheme="minorEastAsia" w:hint="eastAsia"/>
+          <w:b/>
+          <w:bCs/>
+          <w:color w:val="EE0000"/>
+          <w:szCs w:val="16"/>
+        </w:rPr>
+        <w:t>通过SCL</w:t>
+      </w:r>
+      <w:r>
+        <w:rPr>
+          <w:rFonts w:asciiTheme="minorEastAsia" w:hAnsiTheme="minorEastAsia" w:hint="eastAsia"/>
+          <w:b/>
+          <w:bCs/>
+          <w:color w:val="EE0000"/>
+          <w:szCs w:val="16"/>
+        </w:rPr>
+        <w:t>的高低电平和边沿</w:t>
+      </w:r>
+      <w:r>
+        <w:rPr>
+          <w:rFonts w:asciiTheme="minorEastAsia" w:hAnsiTheme="minorEastAsia" w:hint="eastAsia"/>
+          <w:b/>
+          <w:bCs/>
+          <w:color w:val="EE0000"/>
+          <w:szCs w:val="16"/>
+        </w:rPr>
+        <w:t>来采样</w:t>
       </w:r>
     </w:p>
     <w:p>
@@ -3375,6 +3582,110 @@
           <w:rFonts w:asciiTheme="minorEastAsia" w:hAnsiTheme="minorEastAsia" w:hint="eastAsia"/>
           <w:b/>
           <w:bCs/>
+          <w:noProof/>
+          <w:szCs w:val="16"/>
+        </w:rPr>
+        <mc:AlternateContent>
+          <mc:Choice Requires="wps">
+            <w:drawing>
+              <wp:anchor distT="0" distB="0" distL="114300" distR="114300" simplePos="0" relativeHeight="251668480" behindDoc="0" locked="0" layoutInCell="1" allowOverlap="1" wp14:anchorId="71153609" wp14:editId="5F9FC669">
+                <wp:simplePos x="0" y="0"/>
+                <wp:positionH relativeFrom="column">
+                  <wp:posOffset>56095</wp:posOffset>
+                </wp:positionH>
+                <wp:positionV relativeFrom="paragraph">
+                  <wp:posOffset>25689</wp:posOffset>
+                </wp:positionV>
+                <wp:extent cx="74774" cy="1128155"/>
+                <wp:effectExtent l="0" t="0" r="20955" b="15240"/>
+                <wp:wrapNone/>
+                <wp:docPr id="566217759" name="左大括号 6"/>
+                <wp:cNvGraphicFramePr/>
+                <a:graphic xmlns:a="http://schemas.openxmlformats.org/drawingml/2006/main">
+                  <a:graphicData uri="http://schemas.microsoft.com/office/word/2010/wordprocessingShape">
+                    <wps:wsp>
+                      <wps:cNvSpPr/>
+                      <wps:spPr>
+                        <a:xfrm>
+                          <a:off x="0" y="0"/>
+                          <a:ext cx="74774" cy="1128155"/>
+                        </a:xfrm>
+                        <a:prstGeom prst="leftBrace">
+                          <a:avLst/>
+                        </a:prstGeom>
+                        <a:ln w="12700">
+                          <a:solidFill>
+                            <a:schemeClr val="tx1">
+                              <a:lumMod val="95000"/>
+                              <a:lumOff val="5000"/>
+                            </a:schemeClr>
+                          </a:solidFill>
+                        </a:ln>
+                      </wps:spPr>
+                      <wps:style>
+                        <a:lnRef idx="1">
+                          <a:schemeClr val="accent1"/>
+                        </a:lnRef>
+                        <a:fillRef idx="0">
+                          <a:schemeClr val="accent1"/>
+                        </a:fillRef>
+                        <a:effectRef idx="0">
+                          <a:schemeClr val="accent1"/>
+                        </a:effectRef>
+                        <a:fontRef idx="minor">
+                          <a:schemeClr val="tx1"/>
+                        </a:fontRef>
+                      </wps:style>
+                      <wps:bodyPr rot="0" spcFirstLastPara="0" vertOverflow="overflow" horzOverflow="overflow" vert="horz" wrap="square" lIns="91440" tIns="45720" rIns="91440" bIns="45720" numCol="1" spcCol="0" rtlCol="0" fromWordArt="0" anchor="ctr" anchorCtr="0" forceAA="0" compatLnSpc="1">
+                        <a:prstTxWarp prst="textNoShape">
+                          <a:avLst/>
+                        </a:prstTxWarp>
+                        <a:noAutofit/>
+                      </wps:bodyPr>
+                    </wps:wsp>
+                  </a:graphicData>
+                </a:graphic>
+                <wp14:sizeRelH relativeFrom="margin">
+                  <wp14:pctWidth>0</wp14:pctWidth>
+                </wp14:sizeRelH>
+              </wp:anchor>
+            </w:drawing>
+          </mc:Choice>
+          <mc:Fallback>
+            <w:pict>
+              <v:shapetype w14:anchorId="51F870B0" id="_x0000_t87" coordsize="21600,21600" o:spt="87" adj="1800,10800" path="m21600,qx10800@0l10800@2qy0@11,10800@3l10800@1qy21600,21600e" filled="f">
+                <v:formulas>
+                  <v:f eqn="val #0"/>
+                  <v:f eqn="sum 21600 0 #0"/>
+                  <v:f eqn="sum #1 0 #0"/>
+                  <v:f eqn="sum #1 #0 0"/>
+                  <v:f eqn="prod #0 9598 32768"/>
+                  <v:f eqn="sum 21600 0 @4"/>
+                  <v:f eqn="sum 21600 0 #1"/>
+                  <v:f eqn="min #1 @6"/>
+                  <v:f eqn="prod @7 1 2"/>
+                  <v:f eqn="prod #0 2 1"/>
+                  <v:f eqn="sum 21600 0 @9"/>
+                  <v:f eqn="val #1"/>
+                </v:formulas>
+                <v:path arrowok="t" o:connecttype="custom" o:connectlocs="21600,0;0,10800;21600,21600" textboxrect="13963,@4,21600,@5"/>
+                <v:handles>
+                  <v:h position="center,#0" yrange="0,@8"/>
+                  <v:h position="topLeft,#1" yrange="@9,@10"/>
+                </v:handles>
+              </v:shapetype>
+              <v:shape id="左大括号 6" o:spid="_x0000_s1026" type="#_x0000_t87" style="position:absolute;margin-left:4.4pt;margin-top:2pt;width:5.9pt;height:88.85pt;z-index:251668480;visibility:visible;mso-wrap-style:square;mso-width-percent:0;mso-wrap-distance-left:9pt;mso-wrap-distance-top:0;mso-wrap-distance-right:9pt;mso-wrap-distance-bottom:0;mso-position-horizontal:absolute;mso-position-horizontal-relative:text;mso-position-vertical:absolute;mso-position-vertical-relative:text;mso-width-percent:0;mso-width-relative:margin;v-text-anchor:middle" o:gfxdata="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" adj="119" strokecolor="#0d0d0d [3069]" strokeweight="1pt">
+                <v:stroke joinstyle="miter"/>
+              </v:shape>
+            </w:pict>
+          </mc:Fallback>
+        </mc:AlternateContent>
+      </w:r>
+      <w:r>
+        <w:rPr>
+          <w:rFonts w:asciiTheme="minorEastAsia" w:hAnsiTheme="minorEastAsia" w:hint="eastAsia"/>
+          <w:b/>
+          <w:bCs/>
           <w:szCs w:val="16"/>
         </w:rPr>
         <w:t xml:space="preserve">1. </w:t>
@@ -3608,6 +3919,157 @@
       </w:pPr>
       <w:r>
         <w:rPr>
+          <w:rFonts w:asciiTheme="minorEastAsia" w:hAnsiTheme="minorEastAsia"/>
+          <w:noProof/>
+          <w:szCs w:val="16"/>
+        </w:rPr>
+        <mc:AlternateContent>
+          <mc:Choice Requires="wps">
+            <w:drawing>
+              <wp:anchor distT="45720" distB="45720" distL="114300" distR="114300" simplePos="0" relativeHeight="251676672" behindDoc="1" locked="0" layoutInCell="1" allowOverlap="1" wp14:anchorId="1CEEB993" wp14:editId="38F50368">
+                <wp:simplePos x="0" y="0"/>
+                <wp:positionH relativeFrom="column">
+                  <wp:posOffset>2650853</wp:posOffset>
+                </wp:positionH>
+                <wp:positionV relativeFrom="paragraph">
+                  <wp:posOffset>72596</wp:posOffset>
+                </wp:positionV>
+                <wp:extent cx="920338" cy="255320"/>
+                <wp:effectExtent l="0" t="0" r="13335" b="11430"/>
+                <wp:wrapNone/>
+                <wp:docPr id="2093906921" name="文本框 2"/>
+                <wp:cNvGraphicFramePr>
+                  <a:graphicFrameLocks xmlns:a="http://schemas.openxmlformats.org/drawingml/2006/main"/>
+                </wp:cNvGraphicFramePr>
+                <a:graphic xmlns:a="http://schemas.openxmlformats.org/drawingml/2006/main">
+                  <a:graphicData uri="http://schemas.microsoft.com/office/word/2010/wordprocessingShape">
+                    <wps:wsp>
+                      <wps:cNvSpPr txBox="1">
+                        <a:spLocks noChangeArrowheads="1"/>
+                      </wps:cNvSpPr>
+                      <wps:spPr bwMode="auto">
+                        <a:xfrm>
+                          <a:off x="0" y="0"/>
+                          <a:ext cx="920338" cy="255320"/>
+                        </a:xfrm>
+                        <a:prstGeom prst="rect">
+                          <a:avLst/>
+                        </a:prstGeom>
+                        <a:noFill/>
+                        <a:ln w="12700">
+                          <a:solidFill>
+                            <a:schemeClr val="tx1"/>
+                          </a:solidFill>
+                          <a:miter lim="800000"/>
+                          <a:headEnd/>
+                          <a:tailEnd/>
+                        </a:ln>
+                      </wps:spPr>
+                      <wps:txbx>
+                        <w:txbxContent>
+                          <w:p>
+                            <w:pPr>
+                              <w:spacing w:line="220" w:lineRule="exact"/>
+                              <w:rPr>
+                                <w:rFonts w:hint="eastAsia"/>
+                                <w:b/>
+                                <w:bCs/>
+                              </w:rPr>
+                            </w:pPr>
+                            <w:r>
+                              <w:rPr>
+                                <w:rFonts w:hint="eastAsia"/>
+                                <w:b/>
+                                <w:bCs/>
+                              </w:rPr>
+                              <w:t>主机</w:t>
+                            </w:r>
+                            <w:r>
+                              <w:rPr>
+                                <w:rFonts w:hint="eastAsia"/>
+                                <w:b/>
+                                <w:bCs/>
+                              </w:rPr>
+                              <w:t>初始化过</w:t>
+                            </w:r>
+                            <w:r>
+                              <w:rPr>
+                                <w:rFonts w:hint="eastAsia"/>
+                                <w:b/>
+                                <w:bCs/>
+                              </w:rPr>
+                              <w:t>程</w:t>
+                            </w:r>
+                          </w:p>
+                        </w:txbxContent>
+                      </wps:txbx>
+                      <wps:bodyPr rot="0" vert="horz" wrap="square" lIns="91440" tIns="45720" rIns="91440" bIns="45720" anchor="t" anchorCtr="0">
+                        <a:noAutofit/>
+                      </wps:bodyPr>
+                    </wps:wsp>
+                  </a:graphicData>
+                </a:graphic>
+                <wp14:sizeRelH relativeFrom="margin">
+                  <wp14:pctWidth>0</wp14:pctWidth>
+                </wp14:sizeRelH>
+                <wp14:sizeRelV relativeFrom="margin">
+                  <wp14:pctHeight>0</wp14:pctHeight>
+                </wp14:sizeRelV>
+              </wp:anchor>
+            </w:drawing>
+          </mc:Choice>
+          <mc:Fallback>
+            <w:pict>
+              <v:shapetype w14:anchorId="1CEEB993" id="_x0000_t202" coordsize="21600,21600" o:spt="202" path="m,l,21600r21600,l21600,xe">
+                <v:stroke joinstyle="miter"/>
+                <v:path gradientshapeok="t" o:connecttype="rect"/>
+              </v:shapetype>
+              <v:shape id="文本框 2" o:spid="_x0000_s1026" type="#_x0000_t202" style="position:absolute;left:0;text-align:left;margin-left:208.75pt;margin-top:5.7pt;width:72.45pt;height:20.1pt;z-index:-251639808;visibility:visible;mso-wrap-style:square;mso-width-percent:0;mso-height-percent:0;mso-wrap-distance-left:9pt;mso-wrap-distance-top:3.6pt;mso-wrap-distance-right:9pt;mso-wrap-distance-bottom:3.6pt;mso-position-horizontal:absolute;mso-position-horizontal-relative:text;mso-position-vertical:absolute;mso-position-vertical-relative:text;mso-width-percent:0;mso-height-percent:0;mso-width-relative:margin;mso-height-relative:margin;v-text-anchor:top" o:gfxdata="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" filled="f" strokecolor="black [3213]" strokeweight="1pt">
+                <v:textbox>
+                  <w:txbxContent>
+                    <w:p>
+                      <w:pPr>
+                        <w:spacing w:line="220" w:lineRule="exact"/>
+                        <w:rPr>
+                          <w:rFonts w:hint="eastAsia"/>
+                          <w:b/>
+                          <w:bCs/>
+                        </w:rPr>
+                      </w:pPr>
+                      <w:r>
+                        <w:rPr>
+                          <w:rFonts w:hint="eastAsia"/>
+                          <w:b/>
+                          <w:bCs/>
+                        </w:rPr>
+                        <w:t>主机</w:t>
+                      </w:r>
+                      <w:r>
+                        <w:rPr>
+                          <w:rFonts w:hint="eastAsia"/>
+                          <w:b/>
+                          <w:bCs/>
+                        </w:rPr>
+                        <w:t>初始化过</w:t>
+                      </w:r>
+                      <w:r>
+                        <w:rPr>
+                          <w:rFonts w:hint="eastAsia"/>
+                          <w:b/>
+                          <w:bCs/>
+                        </w:rPr>
+                        <w:t>程</w:t>
+                      </w:r>
+                    </w:p>
+                  </w:txbxContent>
+                </v:textbox>
+              </v:shape>
+            </w:pict>
+          </mc:Fallback>
+        </mc:AlternateContent>
+      </w:r>
+      <w:r>
+        <w:rPr>
           <w:rFonts w:asciiTheme="minorEastAsia" w:hAnsiTheme="minorEastAsia" w:hint="eastAsia"/>
           <w:szCs w:val="16"/>
         </w:rPr>
@@ -3664,7 +4126,23 @@
           <w:rFonts w:asciiTheme="minorEastAsia" w:hAnsiTheme="minorEastAsia" w:hint="eastAsia"/>
           <w:szCs w:val="16"/>
         </w:rPr>
-        <w:t>主机发数据地址</w:t>
+        <w:t>主机</w:t>
+      </w:r>
+      <w:proofErr w:type="gramStart"/>
+      <w:r>
+        <w:rPr>
+          <w:rFonts w:asciiTheme="minorEastAsia" w:hAnsiTheme="minorEastAsia" w:hint="eastAsia"/>
+          <w:szCs w:val="16"/>
+        </w:rPr>
+        <w:t>发数据</w:t>
+      </w:r>
+      <w:proofErr w:type="gramEnd"/>
+      <w:r>
+        <w:rPr>
+          <w:rFonts w:asciiTheme="minorEastAsia" w:hAnsiTheme="minorEastAsia" w:hint="eastAsia"/>
+          <w:szCs w:val="16"/>
+        </w:rPr>
+        <w:t>地址</w:t>
       </w:r>
     </w:p>
     <w:p>
@@ -3715,10 +4193,86 @@
           <w:rFonts w:asciiTheme="minorEastAsia" w:hAnsiTheme="minorEastAsia" w:hint="eastAsia"/>
           <w:b/>
           <w:bCs/>
-          <w:color w:val="196B24" w:themeColor="accent3"/>
-          <w:szCs w:val="16"/>
-        </w:rPr>
-        <w:t>6</w:t>
+          <w:noProof/>
+          <w:szCs w:val="16"/>
+        </w:rPr>
+        <mc:AlternateContent>
+          <mc:Choice Requires="wps">
+            <w:drawing>
+              <wp:anchor distT="0" distB="0" distL="114300" distR="114300" simplePos="0" relativeHeight="251670528" behindDoc="0" locked="0" layoutInCell="1" allowOverlap="1" wp14:anchorId="339E6FCC" wp14:editId="3EAE2E1B">
+                <wp:simplePos x="0" y="0"/>
+                <wp:positionH relativeFrom="column">
+                  <wp:posOffset>59055</wp:posOffset>
+                </wp:positionH>
+                <wp:positionV relativeFrom="paragraph">
+                  <wp:posOffset>30162</wp:posOffset>
+                </wp:positionV>
+                <wp:extent cx="69532" cy="532263"/>
+                <wp:effectExtent l="0" t="0" r="26035" b="20320"/>
+                <wp:wrapNone/>
+                <wp:docPr id="1441923849" name="左大括号 6"/>
+                <wp:cNvGraphicFramePr/>
+                <a:graphic xmlns:a="http://schemas.openxmlformats.org/drawingml/2006/main">
+                  <a:graphicData uri="http://schemas.microsoft.com/office/word/2010/wordprocessingShape">
+                    <wps:wsp>
+                      <wps:cNvSpPr/>
+                      <wps:spPr>
+                        <a:xfrm>
+                          <a:off x="0" y="0"/>
+                          <a:ext cx="69532" cy="532263"/>
+                        </a:xfrm>
+                        <a:prstGeom prst="leftBrace">
+                          <a:avLst/>
+                        </a:prstGeom>
+                        <a:ln w="12700">
+                          <a:solidFill>
+                            <a:schemeClr val="tx1">
+                              <a:lumMod val="95000"/>
+                              <a:lumOff val="5000"/>
+                            </a:schemeClr>
+                          </a:solidFill>
+                        </a:ln>
+                      </wps:spPr>
+                      <wps:style>
+                        <a:lnRef idx="1">
+                          <a:schemeClr val="accent1"/>
+                        </a:lnRef>
+                        <a:fillRef idx="0">
+                          <a:schemeClr val="accent1"/>
+                        </a:fillRef>
+                        <a:effectRef idx="0">
+                          <a:schemeClr val="accent1"/>
+                        </a:effectRef>
+                        <a:fontRef idx="minor">
+                          <a:schemeClr val="tx1"/>
+                        </a:fontRef>
+                      </wps:style>
+                      <wps:bodyPr rot="0" spcFirstLastPara="0" vertOverflow="overflow" horzOverflow="overflow" vert="horz" wrap="square" lIns="91440" tIns="45720" rIns="91440" bIns="45720" numCol="1" spcCol="0" rtlCol="0" fromWordArt="0" anchor="ctr" anchorCtr="0" forceAA="0" compatLnSpc="1">
+                        <a:prstTxWarp prst="textNoShape">
+                          <a:avLst/>
+                        </a:prstTxWarp>
+                        <a:noAutofit/>
+                      </wps:bodyPr>
+                    </wps:wsp>
+                  </a:graphicData>
+                </a:graphic>
+                <wp14:sizeRelH relativeFrom="margin">
+                  <wp14:pctWidth>0</wp14:pctWidth>
+                </wp14:sizeRelH>
+                <wp14:sizeRelV relativeFrom="margin">
+                  <wp14:pctHeight>0</wp14:pctHeight>
+                </wp14:sizeRelV>
+              </wp:anchor>
+            </w:drawing>
+          </mc:Choice>
+          <mc:Fallback>
+            <w:pict>
+              <v:shape w14:anchorId="40098739" id="左大括号 6" o:spid="_x0000_s1026" type="#_x0000_t87" style="position:absolute;margin-left:4.65pt;margin-top:2.35pt;width:5.45pt;height:41.9pt;z-index:251670528;visibility:visible;mso-wrap-style:square;mso-width-percent:0;mso-height-percent:0;mso-wrap-distance-left:9pt;mso-wrap-distance-top:0;mso-wrap-distance-right:9pt;mso-wrap-distance-bottom:0;mso-position-horizontal:absolute;mso-position-horizontal-relative:text;mso-position-vertical:absolute;mso-position-vertical-relative:text;mso-width-percent:0;mso-height-percent:0;mso-width-relative:margin;mso-height-relative:margin;v-text-anchor:middle" o:gfxdata="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" adj="235" strokecolor="#0d0d0d [3069]" strokeweight="1pt">
+                <v:stroke joinstyle="miter"/>
+              </v:shape>
+            </w:pict>
+          </mc:Fallback>
+        </mc:AlternateContent>
       </w:r>
       <w:r>
         <w:rPr>
@@ -3728,6 +4282,16 @@
           <w:color w:val="196B24" w:themeColor="accent3"/>
           <w:szCs w:val="16"/>
         </w:rPr>
+        <w:t>6</w:t>
+      </w:r>
+      <w:r>
+        <w:rPr>
+          <w:rFonts w:asciiTheme="minorEastAsia" w:hAnsiTheme="minorEastAsia" w:hint="eastAsia"/>
+          <w:b/>
+          <w:bCs/>
+          <w:color w:val="196B24" w:themeColor="accent3"/>
+          <w:szCs w:val="16"/>
+        </w:rPr>
         <w:t xml:space="preserve">. </w:t>
       </w:r>
       <w:r>
@@ -3736,7 +4300,25 @@
           <w:color w:val="196B24" w:themeColor="accent3"/>
           <w:szCs w:val="16"/>
         </w:rPr>
-        <w:t>{主机发数据}</w:t>
+        <w:t>{主机</w:t>
+      </w:r>
+      <w:proofErr w:type="gramStart"/>
+      <w:r>
+        <w:rPr>
+          <w:rFonts w:asciiTheme="minorEastAsia" w:hAnsiTheme="minorEastAsia" w:hint="eastAsia"/>
+          <w:color w:val="196B24" w:themeColor="accent3"/>
+          <w:szCs w:val="16"/>
+        </w:rPr>
+        <w:t>发数据</w:t>
+      </w:r>
+      <w:proofErr w:type="gramEnd"/>
+      <w:r>
+        <w:rPr>
+          <w:rFonts w:asciiTheme="minorEastAsia" w:hAnsiTheme="minorEastAsia" w:hint="eastAsia"/>
+          <w:color w:val="196B24" w:themeColor="accent3"/>
+          <w:szCs w:val="16"/>
+        </w:rPr>
+        <w:t>}</w:t>
       </w:r>
       <w:r>
         <w:rPr>
@@ -3782,6 +4364,165 @@
       </w:pPr>
       <w:r>
         <w:rPr>
+          <w:rFonts w:asciiTheme="minorEastAsia" w:hAnsiTheme="minorEastAsia"/>
+          <w:noProof/>
+          <w:szCs w:val="16"/>
+        </w:rPr>
+        <mc:AlternateContent>
+          <mc:Choice Requires="wps">
+            <w:drawing>
+              <wp:anchor distT="45720" distB="45720" distL="114300" distR="114300" simplePos="0" relativeHeight="251678720" behindDoc="1" locked="0" layoutInCell="1" allowOverlap="1" wp14:anchorId="694182F2" wp14:editId="412E80F8">
+                <wp:simplePos x="0" y="0"/>
+                <wp:positionH relativeFrom="column">
+                  <wp:posOffset>3173367</wp:posOffset>
+                </wp:positionH>
+                <wp:positionV relativeFrom="paragraph">
+                  <wp:posOffset>200454</wp:posOffset>
+                </wp:positionV>
+                <wp:extent cx="920115" cy="261257"/>
+                <wp:effectExtent l="0" t="0" r="13335" b="24765"/>
+                <wp:wrapNone/>
+                <wp:docPr id="1104287693" name="文本框 2"/>
+                <wp:cNvGraphicFramePr>
+                  <a:graphicFrameLocks xmlns:a="http://schemas.openxmlformats.org/drawingml/2006/main"/>
+                </wp:cNvGraphicFramePr>
+                <a:graphic xmlns:a="http://schemas.openxmlformats.org/drawingml/2006/main">
+                  <a:graphicData uri="http://schemas.microsoft.com/office/word/2010/wordprocessingShape">
+                    <wps:wsp>
+                      <wps:cNvSpPr txBox="1">
+                        <a:spLocks noChangeArrowheads="1"/>
+                      </wps:cNvSpPr>
+                      <wps:spPr bwMode="auto">
+                        <a:xfrm>
+                          <a:off x="0" y="0"/>
+                          <a:ext cx="920115" cy="261257"/>
+                        </a:xfrm>
+                        <a:prstGeom prst="rect">
+                          <a:avLst/>
+                        </a:prstGeom>
+                        <a:noFill/>
+                        <a:ln w="12700">
+                          <a:solidFill>
+                            <a:schemeClr val="tx1"/>
+                          </a:solidFill>
+                          <a:miter lim="800000"/>
+                          <a:headEnd/>
+                          <a:tailEnd/>
+                        </a:ln>
+                      </wps:spPr>
+                      <wps:txbx>
+                        <w:txbxContent>
+                          <w:p>
+                            <w:pPr>
+                              <w:spacing w:line="220" w:lineRule="exact"/>
+                              <w:rPr>
+                                <w:rFonts w:hint="eastAsia"/>
+                                <w:b/>
+                                <w:bCs/>
+                                <w:color w:val="124F1A" w:themeColor="accent3" w:themeShade="BF"/>
+                              </w:rPr>
+                            </w:pPr>
+                            <w:r>
+                              <w:rPr>
+                                <w:rFonts w:hint="eastAsia"/>
+                                <w:b/>
+                                <w:bCs/>
+                                <w:color w:val="124F1A" w:themeColor="accent3" w:themeShade="BF"/>
+                              </w:rPr>
+                              <w:t>主机</w:t>
+                            </w:r>
+                            <w:proofErr w:type="gramStart"/>
+                            <w:r>
+                              <w:rPr>
+                                <w:rFonts w:hint="eastAsia"/>
+                                <w:b/>
+                                <w:bCs/>
+                                <w:color w:val="124F1A" w:themeColor="accent3" w:themeShade="BF"/>
+                              </w:rPr>
+                              <w:t>发数据</w:t>
+                            </w:r>
+                            <w:proofErr w:type="gramEnd"/>
+                            <w:r>
+                              <w:rPr>
+                                <w:rFonts w:hint="eastAsia"/>
+                                <w:b/>
+                                <w:bCs/>
+                                <w:color w:val="124F1A" w:themeColor="accent3" w:themeShade="BF"/>
+                              </w:rPr>
+                              <w:t>过程</w:t>
+                            </w:r>
+                          </w:p>
+                        </w:txbxContent>
+                      </wps:txbx>
+                      <wps:bodyPr rot="0" vert="horz" wrap="square" lIns="91440" tIns="45720" rIns="91440" bIns="45720" anchor="t" anchorCtr="0">
+                        <a:noAutofit/>
+                      </wps:bodyPr>
+                    </wps:wsp>
+                  </a:graphicData>
+                </a:graphic>
+                <wp14:sizeRelH relativeFrom="margin">
+                  <wp14:pctWidth>0</wp14:pctWidth>
+                </wp14:sizeRelH>
+                <wp14:sizeRelV relativeFrom="margin">
+                  <wp14:pctHeight>0</wp14:pctHeight>
+                </wp14:sizeRelV>
+              </wp:anchor>
+            </w:drawing>
+          </mc:Choice>
+          <mc:Fallback>
+            <w:pict>
+              <v:shape w14:anchorId="694182F2" id="_x0000_s1027" type="#_x0000_t202" style="position:absolute;left:0;text-align:left;margin-left:249.85pt;margin-top:15.8pt;width:72.45pt;height:20.55pt;z-index:-251637760;visibility:visible;mso-wrap-style:square;mso-width-percent:0;mso-height-percent:0;mso-wrap-distance-left:9pt;mso-wrap-distance-top:3.6pt;mso-wrap-distance-right:9pt;mso-wrap-distance-bottom:3.6pt;mso-position-horizontal:absolute;mso-position-horizontal-relative:text;mso-position-vertical:absolute;mso-position-vertical-relative:text;mso-width-percent:0;mso-height-percent:0;mso-width-relative:margin;mso-height-relative:margin;v-text-anchor:top" o:gfxdata="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" filled="f" strokecolor="black [3213]" strokeweight="1pt">
+                <v:textbox>
+                  <w:txbxContent>
+                    <w:p>
+                      <w:pPr>
+                        <w:spacing w:line="220" w:lineRule="exact"/>
+                        <w:rPr>
+                          <w:rFonts w:hint="eastAsia"/>
+                          <w:b/>
+                          <w:bCs/>
+                          <w:color w:val="124F1A" w:themeColor="accent3" w:themeShade="BF"/>
+                        </w:rPr>
+                      </w:pPr>
+                      <w:r>
+                        <w:rPr>
+                          <w:rFonts w:hint="eastAsia"/>
+                          <w:b/>
+                          <w:bCs/>
+                          <w:color w:val="124F1A" w:themeColor="accent3" w:themeShade="BF"/>
+                        </w:rPr>
+                        <w:t>主机</w:t>
+                      </w:r>
+                      <w:proofErr w:type="gramStart"/>
+                      <w:r>
+                        <w:rPr>
+                          <w:rFonts w:hint="eastAsia"/>
+                          <w:b/>
+                          <w:bCs/>
+                          <w:color w:val="124F1A" w:themeColor="accent3" w:themeShade="BF"/>
+                        </w:rPr>
+                        <w:t>发数据</w:t>
+                      </w:r>
+                      <w:proofErr w:type="gramEnd"/>
+                      <w:r>
+                        <w:rPr>
+                          <w:rFonts w:hint="eastAsia"/>
+                          <w:b/>
+                          <w:bCs/>
+                          <w:color w:val="124F1A" w:themeColor="accent3" w:themeShade="BF"/>
+                        </w:rPr>
+                        <w:t>过程</w:t>
+                      </w:r>
+                    </w:p>
+                  </w:txbxContent>
+                </v:textbox>
+              </v:shape>
+            </w:pict>
+          </mc:Fallback>
+        </mc:AlternateContent>
+      </w:r>
+      <w:r>
+        <w:rPr>
           <w:rFonts w:asciiTheme="minorEastAsia" w:hAnsiTheme="minorEastAsia" w:hint="eastAsia"/>
           <w:color w:val="196B24" w:themeColor="accent3"/>
           <w:szCs w:val="16"/>
@@ -3885,8 +4626,6 @@
       <w:r>
         <w:rPr>
           <w:rFonts w:asciiTheme="minorEastAsia" w:hAnsiTheme="minorEastAsia" w:hint="eastAsia"/>
-          <w:b/>
-          <w:bCs/>
           <w:color w:val="196B24" w:themeColor="accent3"/>
           <w:szCs w:val="16"/>
         </w:rPr>
@@ -3895,8 +4634,6 @@
       <w:r>
         <w:rPr>
           <w:rFonts w:asciiTheme="minorEastAsia" w:hAnsiTheme="minorEastAsia" w:hint="eastAsia"/>
-          <w:b/>
-          <w:bCs/>
           <w:color w:val="196B24" w:themeColor="accent3"/>
           <w:szCs w:val="16"/>
         </w:rPr>
@@ -3907,34 +4644,17 @@
       <w:pPr>
         <w:ind w:firstLine="240"/>
         <w:rPr>
-          <w:rFonts w:asciiTheme="minorEastAsia" w:hAnsiTheme="minorEastAsia" w:hint="eastAsia"/>
-          <w:b/>
-          <w:bCs/>
-          <w:color w:val="EE0000"/>
-          <w:szCs w:val="16"/>
-        </w:rPr>
-      </w:pPr>
-      <w:r>
-        <w:rPr>
-          <w:rFonts w:asciiTheme="minorEastAsia" w:hAnsiTheme="minorEastAsia" w:hint="eastAsia"/>
-          <w:b/>
-          <w:bCs/>
-          <w:color w:val="EE0000"/>
-          <w:szCs w:val="16"/>
-        </w:rPr>
-        <w:t xml:space="preserve">Note that: </w:t>
-      </w:r>
-      <w:r>
-        <w:rPr>
           <w:rFonts w:asciiTheme="minorEastAsia" w:hAnsiTheme="minorEastAsia"/>
           <w:b/>
           <w:bCs/>
           <w:color w:val="EE0000"/>
           <w:szCs w:val="16"/>
         </w:rPr>
-        <w:t>I²C是每</w:t>
-      </w:r>
-      <w:r>
+      </w:pPr>
+    </w:p>
+    <w:p>
+      <w:pPr>
+        <w:ind w:firstLine="240"/>
         <w:rPr>
           <w:rFonts w:asciiTheme="minorEastAsia" w:hAnsiTheme="minorEastAsia" w:hint="eastAsia"/>
           <w:b/>
@@ -3942,7 +4662,16 @@
           <w:color w:val="EE0000"/>
           <w:szCs w:val="16"/>
         </w:rPr>
-        <w:t>次</w:t>
+      </w:pPr>
+      <w:r>
+        <w:rPr>
+          <w:rFonts w:asciiTheme="minorEastAsia" w:hAnsiTheme="minorEastAsia" w:hint="eastAsia"/>
+          <w:b/>
+          <w:bCs/>
+          <w:color w:val="EE0000"/>
+          <w:szCs w:val="16"/>
+        </w:rPr>
+        <w:t xml:space="preserve">Note that: </w:t>
       </w:r>
       <w:r>
         <w:rPr>
@@ -3952,7 +4681,7 @@
           <w:color w:val="EE0000"/>
           <w:szCs w:val="16"/>
         </w:rPr>
-        <w:t>发送一个完整的字节</w:t>
+        <w:t>I²C是每</w:t>
       </w:r>
       <w:r>
         <w:rPr>
@@ -3962,7 +4691,7 @@
           <w:color w:val="EE0000"/>
           <w:szCs w:val="16"/>
         </w:rPr>
-        <w:t>(</w:t>
+        <w:t>次</w:t>
       </w:r>
       <w:r>
         <w:rPr>
@@ -3972,7 +4701,7 @@
           <w:color w:val="EE0000"/>
           <w:szCs w:val="16"/>
         </w:rPr>
-        <w:t>8位</w:t>
+        <w:t>发送一个完整的字节</w:t>
       </w:r>
       <w:r>
         <w:rPr>
@@ -3982,7 +4711,7 @@
           <w:color w:val="EE0000"/>
           <w:szCs w:val="16"/>
         </w:rPr>
-        <w:t>)</w:t>
+        <w:t>(</w:t>
       </w:r>
       <w:r>
         <w:rPr>
@@ -3992,7 +4721,7 @@
           <w:color w:val="EE0000"/>
           <w:szCs w:val="16"/>
         </w:rPr>
-        <w:t>后</w:t>
+        <w:t>8位</w:t>
       </w:r>
       <w:r>
         <w:rPr>
@@ -4002,7 +4731,7 @@
           <w:color w:val="EE0000"/>
           <w:szCs w:val="16"/>
         </w:rPr>
-        <w:t>, 主机或</w:t>
+        <w:t>)</w:t>
       </w:r>
       <w:r>
         <w:rPr>
@@ -4012,7 +4741,7 @@
           <w:color w:val="EE0000"/>
           <w:szCs w:val="16"/>
         </w:rPr>
-        <w:t>从机会发送应答信号</w:t>
+        <w:t>后</w:t>
       </w:r>
       <w:r>
         <w:rPr>
@@ -4022,17 +4751,7 @@
           <w:color w:val="EE0000"/>
           <w:szCs w:val="16"/>
         </w:rPr>
-        <w:t xml:space="preserve"> </w:t>
-      </w:r>
-      <w:r>
-        <w:rPr>
-          <w:rFonts w:asciiTheme="minorEastAsia" w:hAnsiTheme="minorEastAsia" w:hint="eastAsia"/>
-          <w:b/>
-          <w:bCs/>
-          <w:color w:val="EE0000"/>
-          <w:szCs w:val="16"/>
-        </w:rPr>
-        <w:t>(</w:t>
+        <w:t>, 主机或</w:t>
       </w:r>
       <w:r>
         <w:rPr>
@@ -4042,6 +4761,36 @@
           <w:color w:val="EE0000"/>
           <w:szCs w:val="16"/>
         </w:rPr>
+        <w:t>从机会发送应答信号</w:t>
+      </w:r>
+      <w:r>
+        <w:rPr>
+          <w:rFonts w:asciiTheme="minorEastAsia" w:hAnsiTheme="minorEastAsia" w:hint="eastAsia"/>
+          <w:b/>
+          <w:bCs/>
+          <w:color w:val="EE0000"/>
+          <w:szCs w:val="16"/>
+        </w:rPr>
+        <w:t xml:space="preserve"> </w:t>
+      </w:r>
+      <w:r>
+        <w:rPr>
+          <w:rFonts w:asciiTheme="minorEastAsia" w:hAnsiTheme="minorEastAsia" w:hint="eastAsia"/>
+          <w:b/>
+          <w:bCs/>
+          <w:color w:val="EE0000"/>
+          <w:szCs w:val="16"/>
+        </w:rPr>
+        <w:t>(</w:t>
+      </w:r>
+      <w:r>
+        <w:rPr>
+          <w:rFonts w:asciiTheme="minorEastAsia" w:hAnsiTheme="minorEastAsia"/>
+          <w:b/>
+          <w:bCs/>
+          <w:color w:val="EE0000"/>
+          <w:szCs w:val="16"/>
+        </w:rPr>
         <w:t>ACK</w:t>
       </w:r>
       <w:r>
@@ -4069,10 +4818,86 @@
           <w:rFonts w:asciiTheme="minorEastAsia" w:hAnsiTheme="minorEastAsia" w:hint="eastAsia"/>
           <w:b/>
           <w:bCs/>
-          <w:color w:val="215E99" w:themeColor="text2" w:themeTint="BF"/>
-          <w:szCs w:val="16"/>
-        </w:rPr>
-        <w:t>8</w:t>
+          <w:noProof/>
+          <w:szCs w:val="16"/>
+        </w:rPr>
+        <mc:AlternateContent>
+          <mc:Choice Requires="wps">
+            <w:drawing>
+              <wp:anchor distT="0" distB="0" distL="114300" distR="114300" simplePos="0" relativeHeight="251672576" behindDoc="0" locked="0" layoutInCell="1" allowOverlap="1" wp14:anchorId="57D07158" wp14:editId="05AFE60D">
+                <wp:simplePos x="0" y="0"/>
+                <wp:positionH relativeFrom="column">
+                  <wp:posOffset>67945</wp:posOffset>
+                </wp:positionH>
+                <wp:positionV relativeFrom="paragraph">
+                  <wp:posOffset>36418</wp:posOffset>
+                </wp:positionV>
+                <wp:extent cx="74295" cy="1127455"/>
+                <wp:effectExtent l="0" t="0" r="20955" b="15875"/>
+                <wp:wrapNone/>
+                <wp:docPr id="2004537623" name="左大括号 6"/>
+                <wp:cNvGraphicFramePr/>
+                <a:graphic xmlns:a="http://schemas.openxmlformats.org/drawingml/2006/main">
+                  <a:graphicData uri="http://schemas.microsoft.com/office/word/2010/wordprocessingShape">
+                    <wps:wsp>
+                      <wps:cNvSpPr/>
+                      <wps:spPr>
+                        <a:xfrm>
+                          <a:off x="0" y="0"/>
+                          <a:ext cx="74295" cy="1127455"/>
+                        </a:xfrm>
+                        <a:prstGeom prst="leftBrace">
+                          <a:avLst/>
+                        </a:prstGeom>
+                        <a:ln w="12700">
+                          <a:solidFill>
+                            <a:schemeClr val="tx1">
+                              <a:lumMod val="95000"/>
+                              <a:lumOff val="5000"/>
+                            </a:schemeClr>
+                          </a:solidFill>
+                        </a:ln>
+                      </wps:spPr>
+                      <wps:style>
+                        <a:lnRef idx="1">
+                          <a:schemeClr val="accent1"/>
+                        </a:lnRef>
+                        <a:fillRef idx="0">
+                          <a:schemeClr val="accent1"/>
+                        </a:fillRef>
+                        <a:effectRef idx="0">
+                          <a:schemeClr val="accent1"/>
+                        </a:effectRef>
+                        <a:fontRef idx="minor">
+                          <a:schemeClr val="tx1"/>
+                        </a:fontRef>
+                      </wps:style>
+                      <wps:bodyPr rot="0" spcFirstLastPara="0" vertOverflow="overflow" horzOverflow="overflow" vert="horz" wrap="square" lIns="91440" tIns="45720" rIns="91440" bIns="45720" numCol="1" spcCol="0" rtlCol="0" fromWordArt="0" anchor="ctr" anchorCtr="0" forceAA="0" compatLnSpc="1">
+                        <a:prstTxWarp prst="textNoShape">
+                          <a:avLst/>
+                        </a:prstTxWarp>
+                        <a:noAutofit/>
+                      </wps:bodyPr>
+                    </wps:wsp>
+                  </a:graphicData>
+                </a:graphic>
+                <wp14:sizeRelH relativeFrom="margin">
+                  <wp14:pctWidth>0</wp14:pctWidth>
+                </wp14:sizeRelH>
+                <wp14:sizeRelV relativeFrom="margin">
+                  <wp14:pctHeight>0</wp14:pctHeight>
+                </wp14:sizeRelV>
+              </wp:anchor>
+            </w:drawing>
+          </mc:Choice>
+          <mc:Fallback>
+            <w:pict>
+              <v:shape w14:anchorId="18C40693" id="左大括号 6" o:spid="_x0000_s1026" type="#_x0000_t87" style="position:absolute;margin-left:5.35pt;margin-top:2.85pt;width:5.85pt;height:88.8pt;z-index:251672576;visibility:visible;mso-wrap-style:square;mso-width-percent:0;mso-height-percent:0;mso-wrap-distance-left:9pt;mso-wrap-distance-top:0;mso-wrap-distance-right:9pt;mso-wrap-distance-bottom:0;mso-position-horizontal:absolute;mso-position-horizontal-relative:text;mso-position-vertical:absolute;mso-position-vertical-relative:text;mso-width-percent:0;mso-height-percent:0;mso-width-relative:margin;mso-height-relative:margin;v-text-anchor:middle" o:gfxdata="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" adj="119" strokecolor="#0d0d0d [3069]" strokeweight="1pt">
+                <v:stroke joinstyle="miter"/>
+              </v:shape>
+            </w:pict>
+          </mc:Fallback>
+        </mc:AlternateContent>
       </w:r>
       <w:r>
         <w:rPr>
@@ -4082,6 +4907,16 @@
           <w:color w:val="215E99" w:themeColor="text2" w:themeTint="BF"/>
           <w:szCs w:val="16"/>
         </w:rPr>
+        <w:t>8</w:t>
+      </w:r>
+      <w:r>
+        <w:rPr>
+          <w:rFonts w:asciiTheme="minorEastAsia" w:hAnsiTheme="minorEastAsia" w:hint="eastAsia"/>
+          <w:b/>
+          <w:bCs/>
+          <w:color w:val="215E99" w:themeColor="text2" w:themeTint="BF"/>
+          <w:szCs w:val="16"/>
+        </w:rPr>
         <w:t>.</w:t>
       </w:r>
       <w:r>
@@ -4113,7 +4948,25 @@
           <w:color w:val="215E99" w:themeColor="text2" w:themeTint="BF"/>
           <w:szCs w:val="16"/>
         </w:rPr>
-        <w:t>] (Note that: 主机读数据必须要先发起写操作如上述操作只是没有写入的数据</w:t>
+        <w:t>] (Note that: 主机读数</w:t>
+      </w:r>
+      <w:proofErr w:type="gramStart"/>
+      <w:r>
+        <w:rPr>
+          <w:rFonts w:asciiTheme="minorEastAsia" w:hAnsiTheme="minorEastAsia" w:hint="eastAsia"/>
+          <w:color w:val="215E99" w:themeColor="text2" w:themeTint="BF"/>
+          <w:szCs w:val="16"/>
+        </w:rPr>
+        <w:t>据必须</w:t>
+      </w:r>
+      <w:proofErr w:type="gramEnd"/>
+      <w:r>
+        <w:rPr>
+          <w:rFonts w:asciiTheme="minorEastAsia" w:hAnsiTheme="minorEastAsia" w:hint="eastAsia"/>
+          <w:color w:val="215E99" w:themeColor="text2" w:themeTint="BF"/>
+          <w:szCs w:val="16"/>
+        </w:rPr>
+        <w:t>要先发起写操作如上述操作只是没有写入的数据</w:t>
       </w:r>
     </w:p>
     <w:p>
@@ -4153,6 +5006,165 @@
       </w:pPr>
       <w:r>
         <w:rPr>
+          <w:rFonts w:asciiTheme="minorEastAsia" w:hAnsiTheme="minorEastAsia"/>
+          <w:noProof/>
+          <w:szCs w:val="16"/>
+        </w:rPr>
+        <mc:AlternateContent>
+          <mc:Choice Requires="wps">
+            <w:drawing>
+              <wp:anchor distT="45720" distB="45720" distL="114300" distR="114300" simplePos="0" relativeHeight="251674624" behindDoc="1" locked="0" layoutInCell="1" allowOverlap="1" wp14:anchorId="1DA6370C" wp14:editId="0AD8B349">
+                <wp:simplePos x="0" y="0"/>
+                <wp:positionH relativeFrom="column">
+                  <wp:posOffset>2535374</wp:posOffset>
+                </wp:positionH>
+                <wp:positionV relativeFrom="paragraph">
+                  <wp:posOffset>68481</wp:posOffset>
+                </wp:positionV>
+                <wp:extent cx="914400" cy="261257"/>
+                <wp:effectExtent l="0" t="0" r="19050" b="24765"/>
+                <wp:wrapNone/>
+                <wp:docPr id="260204132" name="文本框 2"/>
+                <wp:cNvGraphicFramePr>
+                  <a:graphicFrameLocks xmlns:a="http://schemas.openxmlformats.org/drawingml/2006/main"/>
+                </wp:cNvGraphicFramePr>
+                <a:graphic xmlns:a="http://schemas.openxmlformats.org/drawingml/2006/main">
+                  <a:graphicData uri="http://schemas.microsoft.com/office/word/2010/wordprocessingShape">
+                    <wps:wsp>
+                      <wps:cNvSpPr txBox="1">
+                        <a:spLocks noChangeArrowheads="1"/>
+                      </wps:cNvSpPr>
+                      <wps:spPr bwMode="auto">
+                        <a:xfrm>
+                          <a:off x="0" y="0"/>
+                          <a:ext cx="914400" cy="261257"/>
+                        </a:xfrm>
+                        <a:prstGeom prst="rect">
+                          <a:avLst/>
+                        </a:prstGeom>
+                        <a:noFill/>
+                        <a:ln w="12700">
+                          <a:solidFill>
+                            <a:schemeClr val="tx1"/>
+                          </a:solidFill>
+                          <a:miter lim="800000"/>
+                          <a:headEnd/>
+                          <a:tailEnd/>
+                        </a:ln>
+                      </wps:spPr>
+                      <wps:txbx>
+                        <w:txbxContent>
+                          <w:p>
+                            <w:pPr>
+                              <w:spacing w:line="220" w:lineRule="exact"/>
+                              <w:rPr>
+                                <w:rFonts w:hint="eastAsia"/>
+                                <w:b/>
+                                <w:bCs/>
+                                <w:color w:val="215E99" w:themeColor="text2" w:themeTint="BF"/>
+                              </w:rPr>
+                            </w:pPr>
+                            <w:r>
+                              <w:rPr>
+                                <w:rFonts w:hint="eastAsia"/>
+                                <w:b/>
+                                <w:bCs/>
+                                <w:color w:val="215E99" w:themeColor="text2" w:themeTint="BF"/>
+                              </w:rPr>
+                              <w:t>主机</w:t>
+                            </w:r>
+                            <w:proofErr w:type="gramStart"/>
+                            <w:r>
+                              <w:rPr>
+                                <w:rFonts w:hint="eastAsia"/>
+                                <w:b/>
+                                <w:bCs/>
+                                <w:color w:val="215E99" w:themeColor="text2" w:themeTint="BF"/>
+                              </w:rPr>
+                              <w:t>收数据</w:t>
+                            </w:r>
+                            <w:proofErr w:type="gramEnd"/>
+                            <w:r>
+                              <w:rPr>
+                                <w:rFonts w:hint="eastAsia"/>
+                                <w:b/>
+                                <w:bCs/>
+                                <w:color w:val="215E99" w:themeColor="text2" w:themeTint="BF"/>
+                              </w:rPr>
+                              <w:t>过程</w:t>
+                            </w:r>
+                          </w:p>
+                        </w:txbxContent>
+                      </wps:txbx>
+                      <wps:bodyPr rot="0" vert="horz" wrap="square" lIns="91440" tIns="45720" rIns="91440" bIns="45720" anchor="t" anchorCtr="0">
+                        <a:noAutofit/>
+                      </wps:bodyPr>
+                    </wps:wsp>
+                  </a:graphicData>
+                </a:graphic>
+                <wp14:sizeRelH relativeFrom="margin">
+                  <wp14:pctWidth>0</wp14:pctWidth>
+                </wp14:sizeRelH>
+                <wp14:sizeRelV relativeFrom="margin">
+                  <wp14:pctHeight>0</wp14:pctHeight>
+                </wp14:sizeRelV>
+              </wp:anchor>
+            </w:drawing>
+          </mc:Choice>
+          <mc:Fallback>
+            <w:pict>
+              <v:shape w14:anchorId="1DA6370C" id="_x0000_s1028" type="#_x0000_t202" style="position:absolute;left:0;text-align:left;margin-left:199.65pt;margin-top:5.4pt;width:1in;height:20.55pt;z-index:-251641856;visibility:visible;mso-wrap-style:square;mso-width-percent:0;mso-height-percent:0;mso-wrap-distance-left:9pt;mso-wrap-distance-top:3.6pt;mso-wrap-distance-right:9pt;mso-wrap-distance-bottom:3.6pt;mso-position-horizontal:absolute;mso-position-horizontal-relative:text;mso-position-vertical:absolute;mso-position-vertical-relative:text;mso-width-percent:0;mso-height-percent:0;mso-width-relative:margin;mso-height-relative:margin;v-text-anchor:top" o:gfxdata="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" filled="f" strokecolor="black [3213]" strokeweight="1pt">
+                <v:textbox>
+                  <w:txbxContent>
+                    <w:p>
+                      <w:pPr>
+                        <w:spacing w:line="220" w:lineRule="exact"/>
+                        <w:rPr>
+                          <w:rFonts w:hint="eastAsia"/>
+                          <w:b/>
+                          <w:bCs/>
+                          <w:color w:val="215E99" w:themeColor="text2" w:themeTint="BF"/>
+                        </w:rPr>
+                      </w:pPr>
+                      <w:r>
+                        <w:rPr>
+                          <w:rFonts w:hint="eastAsia"/>
+                          <w:b/>
+                          <w:bCs/>
+                          <w:color w:val="215E99" w:themeColor="text2" w:themeTint="BF"/>
+                        </w:rPr>
+                        <w:t>主机</w:t>
+                      </w:r>
+                      <w:proofErr w:type="gramStart"/>
+                      <w:r>
+                        <w:rPr>
+                          <w:rFonts w:hint="eastAsia"/>
+                          <w:b/>
+                          <w:bCs/>
+                          <w:color w:val="215E99" w:themeColor="text2" w:themeTint="BF"/>
+                        </w:rPr>
+                        <w:t>收数据</w:t>
+                      </w:r>
+                      <w:proofErr w:type="gramEnd"/>
+                      <w:r>
+                        <w:rPr>
+                          <w:rFonts w:hint="eastAsia"/>
+                          <w:b/>
+                          <w:bCs/>
+                          <w:color w:val="215E99" w:themeColor="text2" w:themeTint="BF"/>
+                        </w:rPr>
+                        <w:t>过程</w:t>
+                      </w:r>
+                    </w:p>
+                  </w:txbxContent>
+                </v:textbox>
+              </v:shape>
+            </w:pict>
+          </mc:Fallback>
+        </mc:AlternateContent>
+      </w:r>
+      <w:r>
+        <w:rPr>
           <w:rFonts w:asciiTheme="minorEastAsia" w:hAnsiTheme="minorEastAsia" w:hint="eastAsia"/>
           <w:b/>
           <w:bCs/>
@@ -4287,7 +5299,25 @@
           <w:color w:val="215E99" w:themeColor="text2" w:themeTint="BF"/>
           <w:szCs w:val="16"/>
         </w:rPr>
-        <w:t xml:space="preserve"> [从机发数据]</w:t>
+        <w:t xml:space="preserve"> [从机</w:t>
+      </w:r>
+      <w:proofErr w:type="gramStart"/>
+      <w:r>
+        <w:rPr>
+          <w:rFonts w:asciiTheme="minorEastAsia" w:hAnsiTheme="minorEastAsia" w:hint="eastAsia"/>
+          <w:color w:val="215E99" w:themeColor="text2" w:themeTint="BF"/>
+          <w:szCs w:val="16"/>
+        </w:rPr>
+        <w:t>发数据</w:t>
+      </w:r>
+      <w:proofErr w:type="gramEnd"/>
+      <w:r>
+        <w:rPr>
+          <w:rFonts w:asciiTheme="minorEastAsia" w:hAnsiTheme="minorEastAsia" w:hint="eastAsia"/>
+          <w:color w:val="215E99" w:themeColor="text2" w:themeTint="BF"/>
+          <w:szCs w:val="16"/>
+        </w:rPr>
+        <w:t>]</w:t>
       </w:r>
     </w:p>
     <w:p>
@@ -4301,6 +5331,137 @@
       </w:pPr>
       <w:r>
         <w:rPr>
+          <w:rFonts w:asciiTheme="minorEastAsia" w:hAnsiTheme="minorEastAsia"/>
+          <w:noProof/>
+          <w:szCs w:val="16"/>
+        </w:rPr>
+        <mc:AlternateContent>
+          <mc:Choice Requires="wps">
+            <w:drawing>
+              <wp:anchor distT="45720" distB="45720" distL="114300" distR="114300" simplePos="0" relativeHeight="251680768" behindDoc="1" locked="0" layoutInCell="1" allowOverlap="1" wp14:anchorId="0066FDD1" wp14:editId="78752EEA">
+                <wp:simplePos x="0" y="0"/>
+                <wp:positionH relativeFrom="column">
+                  <wp:posOffset>2832257</wp:posOffset>
+                </wp:positionH>
+                <wp:positionV relativeFrom="paragraph">
+                  <wp:posOffset>151015</wp:posOffset>
+                </wp:positionV>
+                <wp:extent cx="825335" cy="261257"/>
+                <wp:effectExtent l="0" t="0" r="13335" b="24765"/>
+                <wp:wrapNone/>
+                <wp:docPr id="978691147" name="文本框 2"/>
+                <wp:cNvGraphicFramePr>
+                  <a:graphicFrameLocks xmlns:a="http://schemas.openxmlformats.org/drawingml/2006/main"/>
+                </wp:cNvGraphicFramePr>
+                <a:graphic xmlns:a="http://schemas.openxmlformats.org/drawingml/2006/main">
+                  <a:graphicData uri="http://schemas.microsoft.com/office/word/2010/wordprocessingShape">
+                    <wps:wsp>
+                      <wps:cNvSpPr txBox="1">
+                        <a:spLocks noChangeArrowheads="1"/>
+                      </wps:cNvSpPr>
+                      <wps:spPr bwMode="auto">
+                        <a:xfrm>
+                          <a:off x="0" y="0"/>
+                          <a:ext cx="825335" cy="261257"/>
+                        </a:xfrm>
+                        <a:prstGeom prst="rect">
+                          <a:avLst/>
+                        </a:prstGeom>
+                        <a:noFill/>
+                        <a:ln w="12700">
+                          <a:solidFill>
+                            <a:schemeClr val="tx1"/>
+                          </a:solidFill>
+                          <a:miter lim="800000"/>
+                          <a:headEnd/>
+                          <a:tailEnd/>
+                        </a:ln>
+                      </wps:spPr>
+                      <wps:txbx>
+                        <w:txbxContent>
+                          <w:p>
+                            <w:pPr>
+                              <w:spacing w:line="220" w:lineRule="exact"/>
+                              <w:rPr>
+                                <w:rFonts w:hint="eastAsia"/>
+                                <w:b/>
+                                <w:bCs/>
+                              </w:rPr>
+                            </w:pPr>
+                            <w:r>
+                              <w:rPr>
+                                <w:rFonts w:hint="eastAsia"/>
+                                <w:b/>
+                                <w:bCs/>
+                              </w:rPr>
+                              <w:t>主机</w:t>
+                            </w:r>
+                            <w:r>
+                              <w:rPr>
+                                <w:rFonts w:hint="eastAsia"/>
+                                <w:b/>
+                                <w:bCs/>
+                              </w:rPr>
+                              <w:t>结束通信</w:t>
+                            </w:r>
+                          </w:p>
+                        </w:txbxContent>
+                      </wps:txbx>
+                      <wps:bodyPr rot="0" vert="horz" wrap="square" lIns="91440" tIns="45720" rIns="91440" bIns="45720" anchor="t" anchorCtr="0">
+                        <a:noAutofit/>
+                      </wps:bodyPr>
+                    </wps:wsp>
+                  </a:graphicData>
+                </a:graphic>
+                <wp14:sizeRelH relativeFrom="margin">
+                  <wp14:pctWidth>0</wp14:pctWidth>
+                </wp14:sizeRelH>
+                <wp14:sizeRelV relativeFrom="margin">
+                  <wp14:pctHeight>0</wp14:pctHeight>
+                </wp14:sizeRelV>
+              </wp:anchor>
+            </w:drawing>
+          </mc:Choice>
+          <mc:Fallback>
+            <w:pict>
+              <v:shape w14:anchorId="0066FDD1" id="_x0000_s1029" type="#_x0000_t202" style="position:absolute;left:0;text-align:left;margin-left:223pt;margin-top:11.9pt;width:65pt;height:20.55pt;z-index:-251635712;visibility:visible;mso-wrap-style:square;mso-width-percent:0;mso-height-percent:0;mso-wrap-distance-left:9pt;mso-wrap-distance-top:3.6pt;mso-wrap-distance-right:9pt;mso-wrap-distance-bottom:3.6pt;mso-position-horizontal:absolute;mso-position-horizontal-relative:text;mso-position-vertical:absolute;mso-position-vertical-relative:text;mso-width-percent:0;mso-height-percent:0;mso-width-relative:margin;mso-height-relative:margin;v-text-anchor:top" o:gfxdata="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" filled="f" strokecolor="black [3213]" strokeweight="1pt">
+                <v:textbox>
+                  <w:txbxContent>
+                    <w:p>
+                      <w:pPr>
+                        <w:spacing w:line="220" w:lineRule="exact"/>
+                        <w:rPr>
+                          <w:rFonts w:hint="eastAsia"/>
+                          <w:b/>
+                          <w:bCs/>
+                        </w:rPr>
+                      </w:pPr>
+                      <w:r>
+                        <w:rPr>
+                          <w:rFonts w:hint="eastAsia"/>
+                          <w:b/>
+                          <w:bCs/>
+                        </w:rPr>
+                        <w:t>主机</w:t>
+                      </w:r>
+                      <w:r>
+                        <w:rPr>
+                          <w:rFonts w:hint="eastAsia"/>
+                          <w:b/>
+                          <w:bCs/>
+                        </w:rPr>
+                        <w:t>结束通信</w:t>
+                      </w:r>
+                    </w:p>
+                  </w:txbxContent>
+                </v:textbox>
+              </v:shape>
+            </w:pict>
+          </mc:Fallback>
+        </mc:AlternateContent>
+      </w:r>
+      <w:r>
+        <w:rPr>
           <w:rFonts w:asciiTheme="minorEastAsia" w:hAnsiTheme="minorEastAsia" w:hint="eastAsia"/>
           <w:b/>
           <w:bCs/>
@@ -4351,9 +5512,86 @@
           <w:rFonts w:asciiTheme="minorEastAsia" w:hAnsiTheme="minorEastAsia" w:hint="eastAsia"/>
           <w:b/>
           <w:bCs/>
-          <w:szCs w:val="16"/>
-        </w:rPr>
-        <w:t>1</w:t>
+          <w:noProof/>
+          <w:szCs w:val="16"/>
+        </w:rPr>
+        <mc:AlternateContent>
+          <mc:Choice Requires="wps">
+            <w:drawing>
+              <wp:anchor distT="0" distB="0" distL="114300" distR="114300" simplePos="0" relativeHeight="251682816" behindDoc="0" locked="0" layoutInCell="1" allowOverlap="1" wp14:anchorId="3E21DE03" wp14:editId="2BFF1C26">
+                <wp:simplePos x="0" y="0"/>
+                <wp:positionH relativeFrom="column">
+                  <wp:posOffset>65306</wp:posOffset>
+                </wp:positionH>
+                <wp:positionV relativeFrom="paragraph">
+                  <wp:posOffset>12271</wp:posOffset>
+                </wp:positionV>
+                <wp:extent cx="74295" cy="177099"/>
+                <wp:effectExtent l="0" t="0" r="20955" b="13970"/>
+                <wp:wrapNone/>
+                <wp:docPr id="1598232095" name="左大括号 6"/>
+                <wp:cNvGraphicFramePr/>
+                <a:graphic xmlns:a="http://schemas.openxmlformats.org/drawingml/2006/main">
+                  <a:graphicData uri="http://schemas.microsoft.com/office/word/2010/wordprocessingShape">
+                    <wps:wsp>
+                      <wps:cNvSpPr/>
+                      <wps:spPr>
+                        <a:xfrm>
+                          <a:off x="0" y="0"/>
+                          <a:ext cx="74295" cy="177099"/>
+                        </a:xfrm>
+                        <a:prstGeom prst="leftBrace">
+                          <a:avLst/>
+                        </a:prstGeom>
+                        <a:ln w="12700">
+                          <a:solidFill>
+                            <a:schemeClr val="tx1">
+                              <a:lumMod val="95000"/>
+                              <a:lumOff val="5000"/>
+                            </a:schemeClr>
+                          </a:solidFill>
+                        </a:ln>
+                      </wps:spPr>
+                      <wps:style>
+                        <a:lnRef idx="1">
+                          <a:schemeClr val="accent1"/>
+                        </a:lnRef>
+                        <a:fillRef idx="0">
+                          <a:schemeClr val="accent1"/>
+                        </a:fillRef>
+                        <a:effectRef idx="0">
+                          <a:schemeClr val="accent1"/>
+                        </a:effectRef>
+                        <a:fontRef idx="minor">
+                          <a:schemeClr val="tx1"/>
+                        </a:fontRef>
+                      </wps:style>
+                      <wps:bodyPr rot="0" spcFirstLastPara="0" vertOverflow="overflow" horzOverflow="overflow" vert="horz" wrap="square" lIns="91440" tIns="45720" rIns="91440" bIns="45720" numCol="1" spcCol="0" rtlCol="0" fromWordArt="0" anchor="ctr" anchorCtr="0" forceAA="0" compatLnSpc="1">
+                        <a:prstTxWarp prst="textNoShape">
+                          <a:avLst/>
+                        </a:prstTxWarp>
+                        <a:noAutofit/>
+                      </wps:bodyPr>
+                    </wps:wsp>
+                  </a:graphicData>
+                </a:graphic>
+                <wp14:sizeRelH relativeFrom="margin">
+                  <wp14:pctWidth>0</wp14:pctWidth>
+                </wp14:sizeRelH>
+                <wp14:sizeRelV relativeFrom="margin">
+                  <wp14:pctHeight>0</wp14:pctHeight>
+                </wp14:sizeRelV>
+              </wp:anchor>
+            </w:drawing>
+          </mc:Choice>
+          <mc:Fallback>
+            <w:pict>
+              <v:shape w14:anchorId="6FF23A3B" id="左大括号 6" o:spid="_x0000_s1026" type="#_x0000_t87" style="position:absolute;margin-left:5.15pt;margin-top:.95pt;width:5.85pt;height:13.95pt;z-index:251682816;visibility:visible;mso-wrap-style:square;mso-width-percent:0;mso-height-percent:0;mso-wrap-distance-left:9pt;mso-wrap-distance-top:0;mso-wrap-distance-right:9pt;mso-wrap-distance-bottom:0;mso-position-horizontal:absolute;mso-position-horizontal-relative:text;mso-position-vertical:absolute;mso-position-vertical-relative:text;mso-width-percent:0;mso-height-percent:0;mso-width-relative:margin;mso-height-relative:margin;v-text-anchor:middle" o:gfxdata="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" adj="755" strokecolor="#0d0d0d [3069]" strokeweight="1pt">
+                <v:stroke joinstyle="miter"/>
+              </v:shape>
+            </w:pict>
+          </mc:Fallback>
+        </mc:AlternateContent>
       </w:r>
       <w:r>
         <w:rPr>
@@ -4362,7 +5600,7 @@
           <w:bCs/>
           <w:szCs w:val="16"/>
         </w:rPr>
-        <w:t>3</w:t>
+        <w:t>1</w:t>
       </w:r>
       <w:r>
         <w:rPr>
@@ -4371,6 +5609,15 @@
           <w:bCs/>
           <w:szCs w:val="16"/>
         </w:rPr>
+        <w:t>3</w:t>
+      </w:r>
+      <w:r>
+        <w:rPr>
+          <w:rFonts w:asciiTheme="minorEastAsia" w:hAnsiTheme="minorEastAsia" w:hint="eastAsia"/>
+          <w:b/>
+          <w:bCs/>
+          <w:szCs w:val="16"/>
+        </w:rPr>
         <w:t>.</w:t>
       </w:r>
       <w:r>
@@ -4387,14 +5634,6 @@
         </w:rPr>
         <w:t>主机停止信号 在SCL=1期间, SDA有上升沿</w:t>
       </w:r>
-    </w:p>
-    <w:p>
-      <w:pPr>
-        <w:rPr>
-          <w:rFonts w:asciiTheme="minorEastAsia" w:hAnsiTheme="minorEastAsia" w:hint="eastAsia"/>
-          <w:szCs w:val="16"/>
-        </w:rPr>
-      </w:pPr>
     </w:p>
     <w:p>
       <w:pPr>
@@ -4425,18 +5664,6 @@
         <w:rPr>
           <w:rFonts w:hint="eastAsia"/>
         </w:rPr>
-        <w:t>2</w:t>
-      </w:r>
-      <w:r>
-        <w:rPr>
-          <w:rFonts w:hint="eastAsia"/>
-        </w:rPr>
-        <w:t>-</w:t>
-      </w:r>
-      <w:r>
-        <w:rPr>
-          <w:rFonts w:hint="eastAsia"/>
-        </w:rPr>
         <w:t>3</w:t>
       </w:r>
       <w:r>
@@ -4462,6 +5689,8 @@
       <w:pPr>
         <w:rPr>
           <w:rFonts w:asciiTheme="minorEastAsia" w:hAnsiTheme="minorEastAsia" w:hint="eastAsia"/>
+          <w:b/>
+          <w:bCs/>
           <w:szCs w:val="16"/>
         </w:rPr>
       </w:pPr>
@@ -4527,6 +5756,23 @@
           <w:szCs w:val="16"/>
         </w:rPr>
         <w:t>)</w:t>
+      </w:r>
+      <w:r>
+        <w:rPr>
+          <w:rFonts w:asciiTheme="minorEastAsia" w:hAnsiTheme="minorEastAsia" w:hint="eastAsia"/>
+          <w:szCs w:val="16"/>
+        </w:rPr>
+        <w:t xml:space="preserve"> </w:t>
+      </w:r>
+      <w:r>
+        <w:rPr>
+          <w:rFonts w:asciiTheme="minorEastAsia" w:hAnsiTheme="minorEastAsia" w:hint="eastAsia"/>
+          <w:b/>
+          <w:bCs/>
+          <w:color w:val="EE0000"/>
+          <w:szCs w:val="16"/>
+        </w:rPr>
+        <w:t>通过时序窗口来采样</w:t>
       </w:r>
     </w:p>
     <w:p>
@@ -5261,15 +6507,33 @@
                                 <w:sz w:val="15"/>
                                 <w:szCs w:val="15"/>
                               </w:rPr>
-                              <w:t>写1：主机将DQ拉低15μs然后释放</w:t>
-                            </w:r>
+                              <w:t>写1：主机将DQ拉低15μs然后</w:t>
+                            </w:r>
+                            <w:proofErr w:type="gramStart"/>
                             <w:r>
                               <w:rPr>
                                 <w:rFonts w:hint="eastAsia"/>
                                 <w:sz w:val="15"/>
                                 <w:szCs w:val="15"/>
                               </w:rPr>
-                              <w:t>让DQ=1</w:t>
+                              <w:t>释放</w:t>
+                            </w:r>
+                            <w:r>
+                              <w:rPr>
+                                <w:rFonts w:hint="eastAsia"/>
+                                <w:sz w:val="15"/>
+                                <w:szCs w:val="15"/>
+                              </w:rPr>
+                              <w:t>让</w:t>
+                            </w:r>
+                            <w:proofErr w:type="gramEnd"/>
+                            <w:r>
+                              <w:rPr>
+                                <w:rFonts w:hint="eastAsia"/>
+                                <w:sz w:val="15"/>
+                                <w:szCs w:val="15"/>
+                              </w:rPr>
+                              <w:t>DQ=1</w:t>
                             </w:r>
                             <w:r>
                               <w:rPr>
@@ -5480,11 +6744,7 @@
           </mc:Choice>
           <mc:Fallback>
             <w:pict>
-              <v:shapetype w14:anchorId="749CBB98" id="_x0000_t202" coordsize="21600,21600" o:spt="202" path="m,l,21600r21600,l21600,xe">
-                <v:stroke joinstyle="miter"/>
-                <v:path gradientshapeok="t" o:connecttype="rect"/>
-              </v:shapetype>
-              <v:shape id="文本框 2" o:spid="_x0000_s1026" type="#_x0000_t202" style="position:absolute;left:0;text-align:left;margin-left:73.3pt;margin-top:11.25pt;width:311.05pt;height:102.65pt;z-index:-251657216;visibility:visible;mso-wrap-style:square;mso-width-percent:0;mso-height-percent:0;mso-wrap-distance-left:9pt;mso-wrap-distance-top:3.6pt;mso-wrap-distance-right:9pt;mso-wrap-distance-bottom:3.6pt;mso-position-horizontal:absolute;mso-position-horizontal-relative:text;mso-position-vertical:absolute;mso-position-vertical-relative:text;mso-width-percent:0;mso-height-percent:0;mso-width-relative:margin;mso-height-relative:margin;v-text-anchor:top" o:gfxdata="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" filled="f" stroked="f">
+              <v:shape w14:anchorId="749CBB98" id="_x0000_s1030" type="#_x0000_t202" style="position:absolute;left:0;text-align:left;margin-left:73.3pt;margin-top:11.25pt;width:311.05pt;height:102.65pt;z-index:-251657216;visibility:visible;mso-wrap-style:square;mso-width-percent:0;mso-height-percent:0;mso-wrap-distance-left:9pt;mso-wrap-distance-top:3.6pt;mso-wrap-distance-right:9pt;mso-wrap-distance-bottom:3.6pt;mso-position-horizontal:absolute;mso-position-horizontal-relative:text;mso-position-vertical:absolute;mso-position-vertical-relative:text;mso-width-percent:0;mso-height-percent:0;mso-width-relative:margin;mso-height-relative:margin;v-text-anchor:top" o:gfxdata="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" filled="f" stroked="f">
                 <v:textbox>
                   <w:txbxContent>
                     <w:p>
@@ -5585,15 +6845,33 @@
                           <w:sz w:val="15"/>
                           <w:szCs w:val="15"/>
                         </w:rPr>
-                        <w:t>写1：主机将DQ拉低15μs然后释放</w:t>
-                      </w:r>
+                        <w:t>写1：主机将DQ拉低15μs然后</w:t>
+                      </w:r>
+                      <w:proofErr w:type="gramStart"/>
                       <w:r>
                         <w:rPr>
                           <w:rFonts w:hint="eastAsia"/>
                           <w:sz w:val="15"/>
                           <w:szCs w:val="15"/>
                         </w:rPr>
-                        <w:t>让DQ=1</w:t>
+                        <w:t>释放</w:t>
+                      </w:r>
+                      <w:r>
+                        <w:rPr>
+                          <w:rFonts w:hint="eastAsia"/>
+                          <w:sz w:val="15"/>
+                          <w:szCs w:val="15"/>
+                        </w:rPr>
+                        <w:t>让</w:t>
+                      </w:r>
+                      <w:proofErr w:type="gramEnd"/>
+                      <w:r>
+                        <w:rPr>
+                          <w:rFonts w:hint="eastAsia"/>
+                          <w:sz w:val="15"/>
+                          <w:szCs w:val="15"/>
+                        </w:rPr>
+                        <w:t>DQ=1</w:t>
                       </w:r>
                       <w:r>
                         <w:rPr>
@@ -6061,14 +7339,6 @@
     </w:p>
     <w:p>
       <w:pPr>
-        <w:rPr>
-          <w:rFonts w:asciiTheme="minorEastAsia" w:hAnsiTheme="minorEastAsia" w:hint="eastAsia"/>
-          <w:szCs w:val="16"/>
-        </w:rPr>
-      </w:pPr>
-    </w:p>
-    <w:p>
-      <w:pPr>
         <w:pStyle w:val="ae"/>
         <w:spacing w:line="360" w:lineRule="auto"/>
         <w:jc w:val="left"/>
@@ -6085,13 +7355,13 @@
         <mc:AlternateContent>
           <mc:Choice Requires="wps">
             <w:drawing>
-              <wp:anchor distT="45720" distB="45720" distL="114300" distR="114300" simplePos="0" relativeHeight="251663360" behindDoc="0" locked="0" layoutInCell="1" allowOverlap="1" wp14:anchorId="0DDD4795" wp14:editId="0ECA1519">
+              <wp:anchor distT="45720" distB="45720" distL="114300" distR="114300" simplePos="0" relativeHeight="251663360" behindDoc="0" locked="0" layoutInCell="1" allowOverlap="1" wp14:anchorId="0DDD4795" wp14:editId="0F71E28E">
                 <wp:simplePos x="0" y="0"/>
                 <wp:positionH relativeFrom="column">
                   <wp:posOffset>-94615</wp:posOffset>
                 </wp:positionH>
                 <wp:positionV relativeFrom="paragraph">
-                  <wp:posOffset>297815</wp:posOffset>
+                  <wp:posOffset>283684</wp:posOffset>
                 </wp:positionV>
                 <wp:extent cx="3466465" cy="842645"/>
                 <wp:effectExtent l="0" t="0" r="0" b="0"/>
@@ -6726,7 +7996,27 @@
                                       <w:kern w:val="0"/>
                                       <w:szCs w:val="16"/>
                                     </w:rPr>
-                                    <w:t>主机决定与哪个从机通信</w:t>
+                                    <w:t>主机决定与</w:t>
+                                  </w:r>
+                                  <w:proofErr w:type="gramStart"/>
+                                  <w:r>
+                                    <w:rPr>
+                                      <w:rFonts w:ascii="Times New Roman" w:eastAsia="等线" w:hAnsi="Times New Roman" w:cs="Times New Roman"/>
+                                      <w:color w:val="000000"/>
+                                      <w:kern w:val="0"/>
+                                      <w:szCs w:val="16"/>
+                                    </w:rPr>
+                                    <w:t>哪个从</w:t>
+                                  </w:r>
+                                  <w:proofErr w:type="gramEnd"/>
+                                  <w:r>
+                                    <w:rPr>
+                                      <w:rFonts w:ascii="Times New Roman" w:eastAsia="等线" w:hAnsi="Times New Roman" w:cs="Times New Roman"/>
+                                      <w:color w:val="000000"/>
+                                      <w:kern w:val="0"/>
+                                      <w:szCs w:val="16"/>
+                                    </w:rPr>
+                                    <w:t>机通信</w:t>
                                   </w:r>
                                 </w:p>
                               </w:tc>
@@ -6763,7 +8053,27 @@
                                       <w:kern w:val="0"/>
                                       <w:szCs w:val="16"/>
                                     </w:rPr>
-                                    <w:t>低电平表示选中哪个从机</w:t>
+                                    <w:t>低电平表示选中</w:t>
+                                  </w:r>
+                                  <w:proofErr w:type="gramStart"/>
+                                  <w:r>
+                                    <w:rPr>
+                                      <w:rFonts w:ascii="Times New Roman" w:eastAsia="等线" w:hAnsi="Times New Roman" w:cs="Times New Roman"/>
+                                      <w:color w:val="000000"/>
+                                      <w:kern w:val="0"/>
+                                      <w:szCs w:val="16"/>
+                                    </w:rPr>
+                                    <w:t>哪个从</w:t>
+                                  </w:r>
+                                  <w:proofErr w:type="gramEnd"/>
+                                  <w:r>
+                                    <w:rPr>
+                                      <w:rFonts w:ascii="Times New Roman" w:eastAsia="等线" w:hAnsi="Times New Roman" w:cs="Times New Roman"/>
+                                      <w:color w:val="000000"/>
+                                      <w:kern w:val="0"/>
+                                      <w:szCs w:val="16"/>
+                                    </w:rPr>
+                                    <w:t>机</w:t>
                                   </w:r>
                                 </w:p>
                               </w:tc>
@@ -6797,7 +8107,7 @@
           </mc:Choice>
           <mc:Fallback>
             <w:pict>
-              <v:shape w14:anchorId="0DDD4795" id="_x0000_s1027" type="#_x0000_t202" style="position:absolute;margin-left:-7.45pt;margin-top:23.45pt;width:272.95pt;height:66.35pt;z-index:251663360;visibility:visible;mso-wrap-style:square;mso-width-percent:0;mso-height-percent:0;mso-wrap-distance-left:9pt;mso-wrap-distance-top:3.6pt;mso-wrap-distance-right:9pt;mso-wrap-distance-bottom:3.6pt;mso-position-horizontal:absolute;mso-position-horizontal-relative:text;mso-position-vertical:absolute;mso-position-vertical-relative:text;mso-width-percent:0;mso-height-percent:0;mso-width-relative:margin;mso-height-relative:margin;v-text-anchor:top" o:gfxdata="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" filled="f" stroked="f">
+              <v:shape w14:anchorId="0DDD4795" id="_x0000_s1031" type="#_x0000_t202" style="position:absolute;margin-left:-7.45pt;margin-top:22.35pt;width:272.95pt;height:66.35pt;z-index:251663360;visibility:visible;mso-wrap-style:square;mso-width-percent:0;mso-height-percent:0;mso-wrap-distance-left:9pt;mso-wrap-distance-top:3.6pt;mso-wrap-distance-right:9pt;mso-wrap-distance-bottom:3.6pt;mso-position-horizontal:absolute;mso-position-horizontal-relative:text;mso-position-vertical:absolute;mso-position-vertical-relative:text;mso-width-percent:0;mso-height-percent:0;mso-width-relative:margin;mso-height-relative:margin;v-text-anchor:top" o:gfxdata="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" filled="f" stroked="f">
                 <v:textbox>
                   <w:txbxContent>
                     <w:tbl>
@@ -7402,7 +8712,27 @@
                                 <w:kern w:val="0"/>
                                 <w:szCs w:val="16"/>
                               </w:rPr>
-                              <w:t>主机决定与哪个从机通信</w:t>
+                              <w:t>主机决定与</w:t>
+                            </w:r>
+                            <w:proofErr w:type="gramStart"/>
+                            <w:r>
+                              <w:rPr>
+                                <w:rFonts w:ascii="Times New Roman" w:eastAsia="等线" w:hAnsi="Times New Roman" w:cs="Times New Roman"/>
+                                <w:color w:val="000000"/>
+                                <w:kern w:val="0"/>
+                                <w:szCs w:val="16"/>
+                              </w:rPr>
+                              <w:t>哪个从</w:t>
+                            </w:r>
+                            <w:proofErr w:type="gramEnd"/>
+                            <w:r>
+                              <w:rPr>
+                                <w:rFonts w:ascii="Times New Roman" w:eastAsia="等线" w:hAnsi="Times New Roman" w:cs="Times New Roman"/>
+                                <w:color w:val="000000"/>
+                                <w:kern w:val="0"/>
+                                <w:szCs w:val="16"/>
+                              </w:rPr>
+                              <w:t>机通信</w:t>
                             </w:r>
                           </w:p>
                         </w:tc>
@@ -7439,7 +8769,27 @@
                                 <w:kern w:val="0"/>
                                 <w:szCs w:val="16"/>
                               </w:rPr>
-                              <w:t>低电平表示选中哪个从机</w:t>
+                              <w:t>低电平表示选中</w:t>
+                            </w:r>
+                            <w:proofErr w:type="gramStart"/>
+                            <w:r>
+                              <w:rPr>
+                                <w:rFonts w:ascii="Times New Roman" w:eastAsia="等线" w:hAnsi="Times New Roman" w:cs="Times New Roman"/>
+                                <w:color w:val="000000"/>
+                                <w:kern w:val="0"/>
+                                <w:szCs w:val="16"/>
+                              </w:rPr>
+                              <w:t>哪个从</w:t>
+                            </w:r>
+                            <w:proofErr w:type="gramEnd"/>
+                            <w:r>
+                              <w:rPr>
+                                <w:rFonts w:ascii="Times New Roman" w:eastAsia="等线" w:hAnsi="Times New Roman" w:cs="Times New Roman"/>
+                                <w:color w:val="000000"/>
+                                <w:kern w:val="0"/>
+                                <w:szCs w:val="16"/>
+                              </w:rPr>
+                              <w:t>机</w:t>
                             </w:r>
                           </w:p>
                         </w:tc>
@@ -7466,18 +8816,6 @@
         <w:rPr>
           <w:rFonts w:hint="eastAsia"/>
         </w:rPr>
-        <w:t>2</w:t>
-      </w:r>
-      <w:r>
-        <w:rPr>
-          <w:rFonts w:hint="eastAsia"/>
-        </w:rPr>
-        <w:t>-</w:t>
-      </w:r>
-      <w:r>
-        <w:rPr>
-          <w:rFonts w:hint="eastAsia"/>
-        </w:rPr>
         <w:t>4</w:t>
       </w:r>
       <w:r>
@@ -7539,14 +8877,78 @@
     </w:p>
     <w:p>
       <w:pPr>
-        <w:rPr>
-          <w:rFonts w:asciiTheme="minorEastAsia" w:hAnsiTheme="minorEastAsia" w:hint="eastAsia"/>
+        <w:spacing w:line="220" w:lineRule="exact"/>
+        <w:rPr>
+          <w:rFonts w:asciiTheme="minorEastAsia" w:hAnsiTheme="minorEastAsia" w:hint="eastAsia"/>
+          <w:b/>
+          <w:bCs/>
+          <w:color w:val="EE0000"/>
           <w:szCs w:val="16"/>
         </w:rPr>
       </w:pPr>
+      <w:r>
+        <w:rPr>
+          <w:rFonts w:asciiTheme="minorEastAsia" w:hAnsiTheme="minorEastAsia" w:hint="eastAsia"/>
+          <w:b/>
+          <w:bCs/>
+          <w:color w:val="EE0000"/>
+          <w:szCs w:val="16"/>
+        </w:rPr>
+        <w:t>通过SCK</w:t>
+      </w:r>
+      <w:r>
+        <w:rPr>
+          <w:rFonts w:asciiTheme="minorEastAsia" w:hAnsiTheme="minorEastAsia" w:hint="eastAsia"/>
+          <w:b/>
+          <w:bCs/>
+          <w:color w:val="EE0000"/>
+          <w:szCs w:val="16"/>
+        </w:rPr>
+        <w:t>边沿</w:t>
+      </w:r>
+      <w:r>
+        <w:rPr>
+          <w:rFonts w:asciiTheme="minorEastAsia" w:hAnsiTheme="minorEastAsia" w:hint="eastAsia"/>
+          <w:b/>
+          <w:bCs/>
+          <w:color w:val="EE0000"/>
+          <w:szCs w:val="16"/>
+        </w:rPr>
+        <w:t>来采样</w:t>
+      </w:r>
     </w:p>
     <w:p>
       <w:pPr>
+        <w:spacing w:line="220" w:lineRule="exact"/>
+        <w:rPr>
+          <w:rFonts w:asciiTheme="minorEastAsia" w:hAnsiTheme="minorEastAsia" w:hint="eastAsia"/>
+          <w:b/>
+          <w:bCs/>
+          <w:color w:val="EE0000"/>
+          <w:szCs w:val="16"/>
+        </w:rPr>
+      </w:pPr>
+      <w:r>
+        <w:rPr>
+          <w:rFonts w:asciiTheme="minorEastAsia" w:hAnsiTheme="minorEastAsia" w:hint="eastAsia"/>
+          <w:b/>
+          <w:bCs/>
+          <w:color w:val="EE0000"/>
+          <w:szCs w:val="16"/>
+        </w:rPr>
+        <w:t>MOSI或MISO = 1或0表示主机或从机发的数据</w:t>
+      </w:r>
+    </w:p>
+    <w:p>
+      <w:pPr>
+        <w:rPr>
+          <w:rFonts w:asciiTheme="minorEastAsia" w:hAnsiTheme="minorEastAsia" w:hint="eastAsia"/>
+          <w:b/>
+          <w:bCs/>
+          <w:szCs w:val="16"/>
+        </w:rPr>
+      </w:pPr>
+      <w:r>
         <w:rPr>
           <w:rFonts w:asciiTheme="minorEastAsia" w:hAnsiTheme="minorEastAsia" w:hint="eastAsia"/>
           <w:b/>
@@ -7554,200 +8956,242 @@
           <w:color w:val="47D459" w:themeColor="accent3" w:themeTint="99"/>
           <w:szCs w:val="16"/>
         </w:rPr>
-      </w:pPr>
+        <w:t>SPI的每个字节</w:t>
+      </w:r>
+      <w:r>
+        <w:rPr>
+          <w:rFonts w:asciiTheme="minorEastAsia" w:hAnsiTheme="minorEastAsia" w:hint="eastAsia"/>
+          <w:b/>
+          <w:bCs/>
+          <w:color w:val="47D459" w:themeColor="accent3" w:themeTint="99"/>
+          <w:szCs w:val="16"/>
+        </w:rPr>
+        <w:t xml:space="preserve">发送顺序: </w:t>
+      </w:r>
+      <w:r>
+        <w:rPr>
+          <w:rFonts w:asciiTheme="minorEastAsia" w:hAnsiTheme="minorEastAsia" w:hint="eastAsia"/>
+          <w:b/>
+          <w:bCs/>
+          <w:color w:val="47D459" w:themeColor="accent3" w:themeTint="99"/>
+          <w:szCs w:val="16"/>
+        </w:rPr>
+        <w:t>高位→低位</w:t>
+      </w:r>
+      <w:r>
+        <w:rPr>
+          <w:rFonts w:asciiTheme="minorEastAsia" w:hAnsiTheme="minorEastAsia" w:hint="eastAsia"/>
+          <w:b/>
+          <w:bCs/>
+          <w:szCs w:val="16"/>
+        </w:rPr>
+        <w:t xml:space="preserve"> </w:t>
+      </w:r>
+      <w:r>
+        <w:rPr>
+          <w:rFonts w:asciiTheme="minorEastAsia" w:hAnsiTheme="minorEastAsia" w:hint="eastAsia"/>
+          <w:b/>
+          <w:bCs/>
+          <w:szCs w:val="16"/>
+        </w:rPr>
+        <w:t>SPI 的写和读</w:t>
+      </w:r>
+      <w:r>
+        <w:rPr>
+          <w:rFonts w:asciiTheme="minorEastAsia" w:hAnsiTheme="minorEastAsia" w:hint="eastAsia"/>
+          <w:b/>
+          <w:bCs/>
+          <w:szCs w:val="16"/>
+        </w:rPr>
+        <w:t>是同时</w:t>
+      </w:r>
+      <w:r>
+        <w:rPr>
+          <w:rFonts w:asciiTheme="minorEastAsia" w:hAnsiTheme="minorEastAsia" w:hint="eastAsia"/>
+          <w:b/>
+          <w:bCs/>
+          <w:szCs w:val="16"/>
+        </w:rPr>
+        <w:t>的</w:t>
+      </w:r>
+      <w:r>
+        <w:rPr>
+          <w:rFonts w:asciiTheme="minorEastAsia" w:hAnsiTheme="minorEastAsia" w:hint="eastAsia"/>
+          <w:b/>
+          <w:bCs/>
+          <w:szCs w:val="16"/>
+        </w:rPr>
+        <w:t xml:space="preserve"> (</w:t>
+      </w:r>
+      <w:r>
+        <w:rPr>
+          <w:rFonts w:asciiTheme="minorEastAsia" w:hAnsiTheme="minorEastAsia" w:hint="eastAsia"/>
+          <w:b/>
+          <w:bCs/>
+          <w:szCs w:val="16"/>
+        </w:rPr>
+        <w:t>边发边收同频同步进行</w:t>
+      </w:r>
+      <w:r>
+        <w:rPr>
+          <w:rFonts w:asciiTheme="minorEastAsia" w:hAnsiTheme="minorEastAsia" w:hint="eastAsia"/>
+          <w:b/>
+          <w:bCs/>
+          <w:szCs w:val="16"/>
+        </w:rPr>
+        <w:t>)</w:t>
+      </w:r>
     </w:p>
     <w:p>
       <w:pPr>
         <w:rPr>
           <w:rFonts w:asciiTheme="minorEastAsia" w:hAnsiTheme="minorEastAsia" w:hint="eastAsia"/>
+          <w:szCs w:val="16"/>
+        </w:rPr>
+      </w:pPr>
+      <w:r>
+        <w:rPr>
+          <w:rFonts w:asciiTheme="minorEastAsia" w:hAnsiTheme="minorEastAsia" w:hint="eastAsia"/>
+          <w:szCs w:val="16"/>
+        </w:rPr>
+        <w:t>从机或主机在</w:t>
+      </w:r>
+      <w:r>
+        <w:rPr>
+          <w:rFonts w:asciiTheme="minorEastAsia" w:hAnsiTheme="minorEastAsia" w:hint="eastAsia"/>
           <w:b/>
           <w:bCs/>
-          <w:color w:val="47D459" w:themeColor="accent3" w:themeTint="99"/>
-          <w:szCs w:val="16"/>
-        </w:rPr>
-      </w:pPr>
+          <w:color w:val="EE0000"/>
+          <w:szCs w:val="16"/>
+        </w:rPr>
+        <w:t>边沿触发</w:t>
+      </w:r>
+      <w:r>
+        <w:rPr>
+          <w:rFonts w:asciiTheme="minorEastAsia" w:hAnsiTheme="minorEastAsia" w:hint="eastAsia"/>
+          <w:szCs w:val="16"/>
+        </w:rPr>
+        <w:t>时</w:t>
+      </w:r>
+      <w:r>
+        <w:rPr>
+          <w:rFonts w:asciiTheme="minorEastAsia" w:hAnsiTheme="minorEastAsia" w:hint="eastAsia"/>
+          <w:szCs w:val="16"/>
+        </w:rPr>
+        <w:t>接收/</w:t>
+      </w:r>
+      <w:r>
+        <w:rPr>
+          <w:rFonts w:asciiTheme="minorEastAsia" w:hAnsiTheme="minorEastAsia" w:hint="eastAsia"/>
+          <w:szCs w:val="16"/>
+        </w:rPr>
+        <w:t>读取MISO和MOSI的数据</w:t>
+      </w:r>
+      <w:r>
+        <w:rPr>
+          <w:rFonts w:asciiTheme="minorEastAsia" w:hAnsiTheme="minorEastAsia" w:hint="eastAsia"/>
+          <w:szCs w:val="16"/>
+        </w:rPr>
+        <w:t xml:space="preserve">, </w:t>
+      </w:r>
+      <w:r>
+        <w:rPr>
+          <w:rFonts w:asciiTheme="minorEastAsia" w:hAnsiTheme="minorEastAsia" w:hint="eastAsia"/>
+          <w:szCs w:val="16"/>
+        </w:rPr>
+        <w:t>然后再准备下次的数据</w:t>
+      </w:r>
+      <w:r>
+        <w:rPr>
+          <w:rFonts w:asciiTheme="minorEastAsia" w:hAnsiTheme="minorEastAsia" w:hint="eastAsia"/>
+          <w:szCs w:val="16"/>
+        </w:rPr>
+        <w:t xml:space="preserve">, </w:t>
+      </w:r>
+      <w:r>
+        <w:rPr>
+          <w:rFonts w:asciiTheme="minorEastAsia" w:hAnsiTheme="minorEastAsia" w:hint="eastAsia"/>
+          <w:szCs w:val="16"/>
+        </w:rPr>
+        <w:t>通常是在SCK=0</w:t>
+      </w:r>
+      <w:r>
+        <w:rPr>
+          <w:rFonts w:asciiTheme="minorEastAsia" w:hAnsiTheme="minorEastAsia" w:hint="eastAsia"/>
+          <w:szCs w:val="16"/>
+        </w:rPr>
+        <w:t>时</w:t>
+      </w:r>
+      <w:r>
+        <w:rPr>
+          <w:rFonts w:asciiTheme="minorEastAsia" w:hAnsiTheme="minorEastAsia" w:hint="eastAsia"/>
+          <w:szCs w:val="16"/>
+        </w:rPr>
+        <w:t>准备</w:t>
+      </w:r>
+      <w:r>
+        <w:rPr>
+          <w:rFonts w:asciiTheme="minorEastAsia" w:hAnsiTheme="minorEastAsia" w:hint="eastAsia"/>
+          <w:szCs w:val="16"/>
+        </w:rPr>
+        <w:t xml:space="preserve"> </w:t>
+      </w:r>
     </w:p>
     <w:p>
       <w:pPr>
         <w:rPr>
-          <w:rFonts w:asciiTheme="minorEastAsia" w:hAnsiTheme="minorEastAsia" w:hint="eastAsia"/>
-          <w:b/>
-          <w:bCs/>
+          <w:rFonts w:asciiTheme="minorEastAsia" w:hAnsiTheme="minorEastAsia"/>
+          <w:strike/>
           <w:szCs w:val="16"/>
         </w:rPr>
       </w:pPr>
       <w:r>
         <w:rPr>
           <w:rFonts w:asciiTheme="minorEastAsia" w:hAnsiTheme="minorEastAsia" w:hint="eastAsia"/>
-          <w:b/>
-          <w:bCs/>
-          <w:color w:val="47D459" w:themeColor="accent3" w:themeTint="99"/>
-          <w:szCs w:val="16"/>
-        </w:rPr>
-        <w:t>SPI的每个字节</w:t>
-      </w:r>
-      <w:r>
-        <w:rPr>
-          <w:rFonts w:asciiTheme="minorEastAsia" w:hAnsiTheme="minorEastAsia" w:hint="eastAsia"/>
-          <w:b/>
-          <w:bCs/>
-          <w:color w:val="47D459" w:themeColor="accent3" w:themeTint="99"/>
-          <w:szCs w:val="16"/>
-        </w:rPr>
-        <w:t xml:space="preserve">发送顺序: </w:t>
-      </w:r>
-      <w:r>
-        <w:rPr>
-          <w:rFonts w:asciiTheme="minorEastAsia" w:hAnsiTheme="minorEastAsia" w:hint="eastAsia"/>
-          <w:b/>
-          <w:bCs/>
-          <w:color w:val="47D459" w:themeColor="accent3" w:themeTint="99"/>
-          <w:szCs w:val="16"/>
-        </w:rPr>
-        <w:t>高位→低位</w:t>
-      </w:r>
-      <w:r>
-        <w:rPr>
-          <w:rFonts w:asciiTheme="minorEastAsia" w:hAnsiTheme="minorEastAsia" w:hint="eastAsia"/>
-          <w:b/>
-          <w:bCs/>
-          <w:szCs w:val="16"/>
-        </w:rPr>
-        <w:t xml:space="preserve"> </w:t>
-      </w:r>
-      <w:r>
-        <w:rPr>
-          <w:rFonts w:asciiTheme="minorEastAsia" w:hAnsiTheme="minorEastAsia" w:hint="eastAsia"/>
-          <w:b/>
-          <w:bCs/>
-          <w:szCs w:val="16"/>
-        </w:rPr>
-        <w:t>SPI 的写和读</w:t>
-      </w:r>
-      <w:r>
-        <w:rPr>
-          <w:rFonts w:asciiTheme="minorEastAsia" w:hAnsiTheme="minorEastAsia" w:hint="eastAsia"/>
-          <w:b/>
-          <w:bCs/>
-          <w:szCs w:val="16"/>
-        </w:rPr>
-        <w:t>是同时</w:t>
-      </w:r>
-      <w:r>
-        <w:rPr>
-          <w:rFonts w:asciiTheme="minorEastAsia" w:hAnsiTheme="minorEastAsia" w:hint="eastAsia"/>
-          <w:b/>
-          <w:bCs/>
-          <w:szCs w:val="16"/>
-        </w:rPr>
-        <w:t>的</w:t>
-      </w:r>
-      <w:r>
-        <w:rPr>
-          <w:rFonts w:asciiTheme="minorEastAsia" w:hAnsiTheme="minorEastAsia" w:hint="eastAsia"/>
-          <w:b/>
-          <w:bCs/>
-          <w:szCs w:val="16"/>
-        </w:rPr>
-        <w:t xml:space="preserve"> (</w:t>
-      </w:r>
-      <w:r>
-        <w:rPr>
-          <w:rFonts w:asciiTheme="minorEastAsia" w:hAnsiTheme="minorEastAsia" w:hint="eastAsia"/>
-          <w:b/>
-          <w:bCs/>
-          <w:szCs w:val="16"/>
-        </w:rPr>
-        <w:t>边发边收同频同步进行</w:t>
-      </w:r>
-      <w:r>
-        <w:rPr>
-          <w:rFonts w:asciiTheme="minorEastAsia" w:hAnsiTheme="minorEastAsia" w:hint="eastAsia"/>
-          <w:b/>
-          <w:bCs/>
-          <w:szCs w:val="16"/>
-        </w:rPr>
-        <w:t>)</w:t>
+          <w:strike/>
+          <w:szCs w:val="16"/>
+        </w:rPr>
+        <w:t>如果在两个触发</w:t>
+      </w:r>
+      <w:proofErr w:type="gramStart"/>
+      <w:r>
+        <w:rPr>
+          <w:rFonts w:asciiTheme="minorEastAsia" w:hAnsiTheme="minorEastAsia" w:hint="eastAsia"/>
+          <w:strike/>
+          <w:szCs w:val="16"/>
+        </w:rPr>
+        <w:t>沿之间</w:t>
+      </w:r>
+      <w:proofErr w:type="gramEnd"/>
+      <w:r>
+        <w:rPr>
+          <w:rFonts w:asciiTheme="minorEastAsia" w:hAnsiTheme="minorEastAsia" w:hint="eastAsia"/>
+          <w:strike/>
+          <w:szCs w:val="16"/>
+        </w:rPr>
+        <w:t>再次采样会是</w:t>
+      </w:r>
+      <w:r>
+        <w:rPr>
+          <w:rFonts w:asciiTheme="minorEastAsia" w:hAnsiTheme="minorEastAsia" w:hint="eastAsia"/>
+          <w:strike/>
+          <w:szCs w:val="16"/>
+        </w:rPr>
+        <w:t>准备期间变化</w:t>
+      </w:r>
+      <w:r>
+        <w:rPr>
+          <w:rFonts w:asciiTheme="minorEastAsia" w:hAnsiTheme="minorEastAsia" w:hint="eastAsia"/>
+          <w:strike/>
+          <w:szCs w:val="16"/>
+        </w:rPr>
+        <w:t>后的结果</w:t>
       </w:r>
     </w:p>
     <w:p>
       <w:pPr>
         <w:rPr>
-          <w:rFonts w:asciiTheme="minorEastAsia" w:hAnsiTheme="minorEastAsia" w:hint="eastAsia"/>
-          <w:szCs w:val="16"/>
-        </w:rPr>
-      </w:pPr>
-      <w:r>
-        <w:rPr>
-          <w:rFonts w:asciiTheme="minorEastAsia" w:hAnsiTheme="minorEastAsia" w:hint="eastAsia"/>
-          <w:szCs w:val="16"/>
-        </w:rPr>
-        <w:t>从机或主机在</w:t>
-      </w:r>
-      <w:r>
-        <w:rPr>
-          <w:rFonts w:asciiTheme="minorEastAsia" w:hAnsiTheme="minorEastAsia" w:hint="eastAsia"/>
-          <w:b/>
-          <w:bCs/>
-          <w:color w:val="EE0000"/>
-          <w:szCs w:val="16"/>
-        </w:rPr>
-        <w:t>边沿触发</w:t>
-      </w:r>
-      <w:r>
-        <w:rPr>
-          <w:rFonts w:asciiTheme="minorEastAsia" w:hAnsiTheme="minorEastAsia" w:hint="eastAsia"/>
-          <w:szCs w:val="16"/>
-        </w:rPr>
-        <w:t>时</w:t>
-      </w:r>
-      <w:r>
-        <w:rPr>
-          <w:rFonts w:asciiTheme="minorEastAsia" w:hAnsiTheme="minorEastAsia" w:hint="eastAsia"/>
-          <w:szCs w:val="16"/>
-        </w:rPr>
-        <w:t>接收/</w:t>
-      </w:r>
-      <w:r>
-        <w:rPr>
-          <w:rFonts w:asciiTheme="minorEastAsia" w:hAnsiTheme="minorEastAsia" w:hint="eastAsia"/>
-          <w:szCs w:val="16"/>
-        </w:rPr>
-        <w:t>读取MISO和MOSI的数据</w:t>
-      </w:r>
-      <w:r>
-        <w:rPr>
-          <w:rFonts w:asciiTheme="minorEastAsia" w:hAnsiTheme="minorEastAsia" w:hint="eastAsia"/>
-          <w:szCs w:val="16"/>
-        </w:rPr>
-        <w:t xml:space="preserve">, </w:t>
-      </w:r>
-      <w:r>
-        <w:rPr>
-          <w:rFonts w:asciiTheme="minorEastAsia" w:hAnsiTheme="minorEastAsia" w:hint="eastAsia"/>
-          <w:szCs w:val="16"/>
-        </w:rPr>
-        <w:t>然后再准备下次的数据</w:t>
-      </w:r>
-      <w:r>
-        <w:rPr>
-          <w:rFonts w:asciiTheme="minorEastAsia" w:hAnsiTheme="minorEastAsia" w:hint="eastAsia"/>
-          <w:szCs w:val="16"/>
-        </w:rPr>
-        <w:t xml:space="preserve">, </w:t>
-      </w:r>
-      <w:r>
-        <w:rPr>
-          <w:rFonts w:asciiTheme="minorEastAsia" w:hAnsiTheme="minorEastAsia" w:hint="eastAsia"/>
-          <w:szCs w:val="16"/>
-        </w:rPr>
-        <w:t>通常是在SCK=0期间准备</w:t>
-      </w:r>
-    </w:p>
-    <w:p>
-      <w:pPr>
-        <w:rPr>
-          <w:rFonts w:asciiTheme="minorEastAsia" w:hAnsiTheme="minorEastAsia" w:hint="eastAsia"/>
+          <w:rFonts w:asciiTheme="minorEastAsia" w:hAnsiTheme="minorEastAsia"/>
           <w:szCs w:val="16"/>
         </w:rPr>
       </w:pPr>
@@ -7760,15 +9204,15 @@
         <mc:AlternateContent>
           <mc:Choice Requires="wps">
             <w:drawing>
-              <wp:anchor distT="45720" distB="45720" distL="114300" distR="114300" simplePos="0" relativeHeight="251661312" behindDoc="0" locked="0" layoutInCell="1" allowOverlap="1" wp14:anchorId="5BC6CED9" wp14:editId="16F7013B">
+              <wp:anchor distT="45720" distB="45720" distL="114300" distR="114300" simplePos="0" relativeHeight="251661312" behindDoc="0" locked="0" layoutInCell="1" allowOverlap="1" wp14:anchorId="5BC6CED9" wp14:editId="1D21F51A">
                 <wp:simplePos x="0" y="0"/>
                 <wp:positionH relativeFrom="column">
-                  <wp:posOffset>-94615</wp:posOffset>
+                  <wp:posOffset>-92075</wp:posOffset>
                 </wp:positionH>
                 <wp:positionV relativeFrom="paragraph">
-                  <wp:posOffset>216230</wp:posOffset>
+                  <wp:posOffset>174295</wp:posOffset>
                 </wp:positionV>
-                <wp:extent cx="3116580" cy="906145"/>
+                <wp:extent cx="3110865" cy="878205"/>
                 <wp:effectExtent l="0" t="0" r="0" b="0"/>
                 <wp:wrapSquare wrapText="bothSides"/>
                 <wp:docPr id="1473113729" name="文本框 2"/>
@@ -7784,7 +9228,7 @@
                       <wps:spPr bwMode="auto">
                         <a:xfrm>
                           <a:off x="0" y="0"/>
-                          <a:ext cx="3116580" cy="906145"/>
+                          <a:ext cx="3110865" cy="878205"/>
                         </a:xfrm>
                         <a:prstGeom prst="rect">
                           <a:avLst/>
@@ -7813,7 +9257,7 @@
                             </w:tblGrid>
                             <w:tr>
                               <w:trPr>
-                                <w:trHeight w:val="269"/>
+                                <w:trHeight w:val="122"/>
                               </w:trPr>
                               <w:tc>
                                 <w:tcPr>
@@ -7832,7 +9276,7 @@
                                 <w:p>
                                   <w:pPr>
                                     <w:widowControl/>
-                                    <w:spacing w:line="200" w:lineRule="exact"/>
+                                    <w:spacing w:line="220" w:lineRule="exact"/>
                                     <w:jc w:val="center"/>
                                     <w:rPr>
                                       <w:rFonts w:ascii="Times New Roman" w:eastAsia="等线" w:hAnsi="Times New Roman" w:cs="Times New Roman"/>
@@ -7869,7 +9313,7 @@
                                 <w:p>
                                   <w:pPr>
                                     <w:widowControl/>
-                                    <w:spacing w:line="200" w:lineRule="exact"/>
+                                    <w:spacing w:line="220" w:lineRule="exact"/>
                                     <w:jc w:val="center"/>
                                     <w:rPr>
                                       <w:rFonts w:ascii="Times New Roman" w:eastAsia="等线" w:hAnsi="Times New Roman" w:cs="Times New Roman"/>
@@ -7906,7 +9350,7 @@
                                 <w:p>
                                   <w:pPr>
                                     <w:widowControl/>
-                                    <w:spacing w:line="200" w:lineRule="exact"/>
+                                    <w:spacing w:line="220" w:lineRule="exact"/>
                                     <w:jc w:val="center"/>
                                     <w:rPr>
                                       <w:rFonts w:ascii="Times New Roman" w:eastAsia="等线" w:hAnsi="Times New Roman" w:cs="Times New Roman"/>
@@ -7961,7 +9405,7 @@
                                 <w:p>
                                   <w:pPr>
                                     <w:widowControl/>
-                                    <w:spacing w:line="200" w:lineRule="exact"/>
+                                    <w:spacing w:line="220" w:lineRule="exact"/>
                                     <w:jc w:val="center"/>
                                     <w:rPr>
                                       <w:rFonts w:ascii="Times New Roman" w:eastAsia="等线" w:hAnsi="Times New Roman" w:cs="Times New Roman"/>
@@ -7998,7 +9442,7 @@
                                 <w:p>
                                   <w:pPr>
                                     <w:widowControl/>
-                                    <w:spacing w:line="200" w:lineRule="exact"/>
+                                    <w:spacing w:line="220" w:lineRule="exact"/>
                                     <w:jc w:val="center"/>
                                     <w:rPr>
                                       <w:rFonts w:ascii="Times New Roman" w:eastAsia="等线" w:hAnsi="Times New Roman" w:cs="Times New Roman"/>
@@ -8021,7 +9465,7 @@
                             </w:tr>
                             <w:tr>
                               <w:trPr>
-                                <w:trHeight w:val="261"/>
+                                <w:trHeight w:val="37"/>
                               </w:trPr>
                               <w:tc>
                                 <w:tcPr>
@@ -8040,7 +9484,7 @@
                                 <w:p>
                                   <w:pPr>
                                     <w:widowControl/>
-                                    <w:spacing w:line="200" w:lineRule="exact"/>
+                                    <w:spacing w:line="220" w:lineRule="exact"/>
                                     <w:jc w:val="center"/>
                                     <w:rPr>
                                       <w:rFonts w:ascii="Times New Roman" w:eastAsia="等线" w:hAnsi="Times New Roman" w:cs="Times New Roman"/>
@@ -8077,7 +9521,7 @@
                                 <w:p>
                                   <w:pPr>
                                     <w:widowControl/>
-                                    <w:spacing w:line="200" w:lineRule="exact"/>
+                                    <w:spacing w:line="220" w:lineRule="exact"/>
                                     <w:jc w:val="center"/>
                                     <w:rPr>
                                       <w:rFonts w:ascii="Times New Roman" w:eastAsia="等线" w:hAnsi="Times New Roman" w:cs="Times New Roman"/>
@@ -8114,7 +9558,7 @@
                                 <w:p>
                                   <w:pPr>
                                     <w:widowControl/>
-                                    <w:spacing w:line="200" w:lineRule="exact"/>
+                                    <w:spacing w:line="220" w:lineRule="exact"/>
                                     <w:jc w:val="center"/>
                                     <w:rPr>
                                       <w:rFonts w:ascii="Times New Roman" w:eastAsia="等线" w:hAnsi="Times New Roman" w:cs="Times New Roman"/>
@@ -8151,7 +9595,7 @@
                                 <w:p>
                                   <w:pPr>
                                     <w:widowControl/>
-                                    <w:spacing w:line="200" w:lineRule="exact"/>
+                                    <w:spacing w:line="220" w:lineRule="exact"/>
                                     <w:jc w:val="center"/>
                                     <w:rPr>
                                       <w:rFonts w:ascii="Times New Roman" w:eastAsia="等线" w:hAnsi="Times New Roman" w:cs="Times New Roman"/>
@@ -8188,7 +9632,7 @@
                                 <w:p>
                                   <w:pPr>
                                     <w:widowControl/>
-                                    <w:spacing w:line="200" w:lineRule="exact"/>
+                                    <w:spacing w:line="220" w:lineRule="exact"/>
                                     <w:jc w:val="center"/>
                                     <w:rPr>
                                       <w:rFonts w:ascii="Times New Roman" w:eastAsia="等线" w:hAnsi="Times New Roman" w:cs="Times New Roman"/>
@@ -8211,7 +9655,7 @@
                             </w:tr>
                             <w:tr>
                               <w:trPr>
-                                <w:trHeight w:val="261"/>
+                                <w:trHeight w:val="85"/>
                               </w:trPr>
                               <w:tc>
                                 <w:tcPr>
@@ -8230,7 +9674,7 @@
                                 <w:p>
                                   <w:pPr>
                                     <w:widowControl/>
-                                    <w:spacing w:line="200" w:lineRule="exact"/>
+                                    <w:spacing w:line="220" w:lineRule="exact"/>
                                     <w:jc w:val="center"/>
                                     <w:rPr>
                                       <w:rFonts w:ascii="Times New Roman" w:eastAsia="等线" w:hAnsi="Times New Roman" w:cs="Times New Roman"/>
@@ -8267,7 +9711,7 @@
                                 <w:p>
                                   <w:pPr>
                                     <w:widowControl/>
-                                    <w:spacing w:line="200" w:lineRule="exact"/>
+                                    <w:spacing w:line="220" w:lineRule="exact"/>
                                     <w:jc w:val="center"/>
                                     <w:rPr>
                                       <w:rFonts w:ascii="Times New Roman" w:eastAsia="等线" w:hAnsi="Times New Roman" w:cs="Times New Roman"/>
@@ -8304,7 +9748,7 @@
                                 <w:p>
                                   <w:pPr>
                                     <w:widowControl/>
-                                    <w:spacing w:line="200" w:lineRule="exact"/>
+                                    <w:spacing w:line="220" w:lineRule="exact"/>
                                     <w:jc w:val="center"/>
                                     <w:rPr>
                                       <w:rFonts w:ascii="Times New Roman" w:eastAsia="等线" w:hAnsi="Times New Roman" w:cs="Times New Roman"/>
@@ -8341,7 +9785,7 @@
                                 <w:p>
                                   <w:pPr>
                                     <w:widowControl/>
-                                    <w:spacing w:line="200" w:lineRule="exact"/>
+                                    <w:spacing w:line="220" w:lineRule="exact"/>
                                     <w:jc w:val="center"/>
                                     <w:rPr>
                                       <w:rFonts w:ascii="Times New Roman" w:eastAsia="等线" w:hAnsi="Times New Roman" w:cs="Times New Roman"/>
@@ -8378,7 +9822,7 @@
                                 <w:p>
                                   <w:pPr>
                                     <w:widowControl/>
-                                    <w:spacing w:line="200" w:lineRule="exact"/>
+                                    <w:spacing w:line="220" w:lineRule="exact"/>
                                     <w:jc w:val="center"/>
                                     <w:rPr>
                                       <w:rFonts w:ascii="Times New Roman" w:eastAsia="等线" w:hAnsi="Times New Roman" w:cs="Times New Roman"/>
@@ -8401,7 +9845,7 @@
                             </w:tr>
                             <w:tr>
                               <w:trPr>
-                                <w:trHeight w:val="110"/>
+                                <w:trHeight w:val="131"/>
                               </w:trPr>
                               <w:tc>
                                 <w:tcPr>
@@ -8420,7 +9864,7 @@
                                 <w:p>
                                   <w:pPr>
                                     <w:widowControl/>
-                                    <w:spacing w:line="200" w:lineRule="exact"/>
+                                    <w:spacing w:line="220" w:lineRule="exact"/>
                                     <w:jc w:val="center"/>
                                     <w:rPr>
                                       <w:rFonts w:ascii="Times New Roman" w:eastAsia="等线" w:hAnsi="Times New Roman" w:cs="Times New Roman"/>
@@ -8457,7 +9901,7 @@
                                 <w:p>
                                   <w:pPr>
                                     <w:widowControl/>
-                                    <w:spacing w:line="200" w:lineRule="exact"/>
+                                    <w:spacing w:line="220" w:lineRule="exact"/>
                                     <w:jc w:val="center"/>
                                     <w:rPr>
                                       <w:rFonts w:ascii="Times New Roman" w:eastAsia="等线" w:hAnsi="Times New Roman" w:cs="Times New Roman"/>
@@ -8494,7 +9938,7 @@
                                 <w:p>
                                   <w:pPr>
                                     <w:widowControl/>
-                                    <w:spacing w:line="200" w:lineRule="exact"/>
+                                    <w:spacing w:line="220" w:lineRule="exact"/>
                                     <w:jc w:val="center"/>
                                     <w:rPr>
                                       <w:rFonts w:ascii="Times New Roman" w:eastAsia="等线" w:hAnsi="Times New Roman" w:cs="Times New Roman"/>
@@ -8531,7 +9975,7 @@
                                 <w:p>
                                   <w:pPr>
                                     <w:widowControl/>
-                                    <w:spacing w:line="200" w:lineRule="exact"/>
+                                    <w:spacing w:line="220" w:lineRule="exact"/>
                                     <w:jc w:val="center"/>
                                     <w:rPr>
                                       <w:rFonts w:ascii="Times New Roman" w:eastAsia="等线" w:hAnsi="Times New Roman" w:cs="Times New Roman"/>
@@ -8568,7 +10012,7 @@
                                 <w:p>
                                   <w:pPr>
                                     <w:widowControl/>
-                                    <w:spacing w:line="200" w:lineRule="exact"/>
+                                    <w:spacing w:line="220" w:lineRule="exact"/>
                                     <w:jc w:val="center"/>
                                     <w:rPr>
                                       <w:rFonts w:ascii="Times New Roman" w:eastAsia="等线" w:hAnsi="Times New Roman" w:cs="Times New Roman"/>
@@ -8591,7 +10035,7 @@
                             </w:tr>
                             <w:tr>
                               <w:trPr>
-                                <w:trHeight w:val="113"/>
+                                <w:trHeight w:val="178"/>
                               </w:trPr>
                               <w:tc>
                                 <w:tcPr>
@@ -8610,7 +10054,7 @@
                                 <w:p>
                                   <w:pPr>
                                     <w:widowControl/>
-                                    <w:spacing w:line="200" w:lineRule="exact"/>
+                                    <w:spacing w:line="220" w:lineRule="exact"/>
                                     <w:jc w:val="center"/>
                                     <w:rPr>
                                       <w:rFonts w:ascii="Times New Roman" w:eastAsia="等线" w:hAnsi="Times New Roman" w:cs="Times New Roman"/>
@@ -8647,7 +10091,7 @@
                                 <w:p>
                                   <w:pPr>
                                     <w:widowControl/>
-                                    <w:spacing w:line="200" w:lineRule="exact"/>
+                                    <w:spacing w:line="220" w:lineRule="exact"/>
                                     <w:jc w:val="center"/>
                                     <w:rPr>
                                       <w:rFonts w:ascii="Times New Roman" w:eastAsia="等线" w:hAnsi="Times New Roman" w:cs="Times New Roman"/>
@@ -8684,7 +10128,7 @@
                                 <w:p>
                                   <w:pPr>
                                     <w:widowControl/>
-                                    <w:spacing w:line="200" w:lineRule="exact"/>
+                                    <w:spacing w:line="220" w:lineRule="exact"/>
                                     <w:jc w:val="center"/>
                                     <w:rPr>
                                       <w:rFonts w:ascii="Times New Roman" w:eastAsia="等线" w:hAnsi="Times New Roman" w:cs="Times New Roman"/>
@@ -8721,7 +10165,7 @@
                                 <w:p>
                                   <w:pPr>
                                     <w:widowControl/>
-                                    <w:spacing w:line="200" w:lineRule="exact"/>
+                                    <w:spacing w:line="220" w:lineRule="exact"/>
                                     <w:jc w:val="center"/>
                                     <w:rPr>
                                       <w:rFonts w:ascii="Times New Roman" w:eastAsia="等线" w:hAnsi="Times New Roman" w:cs="Times New Roman"/>
@@ -8758,7 +10202,7 @@
                                 <w:p>
                                   <w:pPr>
                                     <w:widowControl/>
-                                    <w:spacing w:line="200" w:lineRule="exact"/>
+                                    <w:spacing w:line="220" w:lineRule="exact"/>
                                     <w:jc w:val="center"/>
                                     <w:rPr>
                                       <w:rFonts w:ascii="Times New Roman" w:eastAsia="等线" w:hAnsi="Times New Roman" w:cs="Times New Roman"/>
@@ -8806,7 +10250,7 @@
           </mc:Choice>
           <mc:Fallback>
             <w:pict>
-              <v:shape w14:anchorId="5BC6CED9" id="_x0000_s1028" type="#_x0000_t202" style="position:absolute;left:0;text-align:left;margin-left:-7.45pt;margin-top:17.05pt;width:245.4pt;height:71.35pt;z-index:251661312;visibility:visible;mso-wrap-style:square;mso-width-percent:0;mso-height-percent:0;mso-wrap-distance-left:9pt;mso-wrap-distance-top:3.6pt;mso-wrap-distance-right:9pt;mso-wrap-distance-bottom:3.6pt;mso-position-horizontal:absolute;mso-position-horizontal-relative:text;mso-position-vertical:absolute;mso-position-vertical-relative:text;mso-width-percent:0;mso-height-percent:0;mso-width-relative:margin;mso-height-relative:margin;v-text-anchor:top" o:gfxdata="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" filled="f" stroked="f">
+              <v:shape w14:anchorId="5BC6CED9" id="_x0000_s1032" type="#_x0000_t202" style="position:absolute;left:0;text-align:left;margin-left:-7.25pt;margin-top:13.7pt;width:244.95pt;height:69.15pt;z-index:251661312;visibility:visible;mso-wrap-style:square;mso-width-percent:0;mso-height-percent:0;mso-wrap-distance-left:9pt;mso-wrap-distance-top:3.6pt;mso-wrap-distance-right:9pt;mso-wrap-distance-bottom:3.6pt;mso-position-horizontal:absolute;mso-position-horizontal-relative:text;mso-position-vertical:absolute;mso-position-vertical-relative:text;mso-width-percent:0;mso-height-percent:0;mso-width-relative:margin;mso-height-relative:margin;v-text-anchor:top" o:gfxdata="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" filled="f" stroked="f">
                 <v:textbox>
                   <w:txbxContent>
                     <w:tbl>
@@ -8823,7 +10267,7 @@
                       </w:tblGrid>
                       <w:tr>
                         <w:trPr>
-                          <w:trHeight w:val="269"/>
+                          <w:trHeight w:val="122"/>
                         </w:trPr>
                         <w:tc>
                           <w:tcPr>
@@ -8842,7 +10286,7 @@
                           <w:p>
                             <w:pPr>
                               <w:widowControl/>
-                              <w:spacing w:line="200" w:lineRule="exact"/>
+                              <w:spacing w:line="220" w:lineRule="exact"/>
                               <w:jc w:val="center"/>
                               <w:rPr>
                                 <w:rFonts w:ascii="Times New Roman" w:eastAsia="等线" w:hAnsi="Times New Roman" w:cs="Times New Roman"/>
@@ -8879,7 +10323,7 @@
                           <w:p>
                             <w:pPr>
                               <w:widowControl/>
-                              <w:spacing w:line="200" w:lineRule="exact"/>
+                              <w:spacing w:line="220" w:lineRule="exact"/>
                               <w:jc w:val="center"/>
                               <w:rPr>
                                 <w:rFonts w:ascii="Times New Roman" w:eastAsia="等线" w:hAnsi="Times New Roman" w:cs="Times New Roman"/>
@@ -8916,7 +10360,7 @@
                           <w:p>
                             <w:pPr>
                               <w:widowControl/>
-                              <w:spacing w:line="200" w:lineRule="exact"/>
+                              <w:spacing w:line="220" w:lineRule="exact"/>
                               <w:jc w:val="center"/>
                               <w:rPr>
                                 <w:rFonts w:ascii="Times New Roman" w:eastAsia="等线" w:hAnsi="Times New Roman" w:cs="Times New Roman"/>
@@ -8971,7 +10415,7 @@
                           <w:p>
                             <w:pPr>
                               <w:widowControl/>
-                              <w:spacing w:line="200" w:lineRule="exact"/>
+                              <w:spacing w:line="220" w:lineRule="exact"/>
                               <w:jc w:val="center"/>
                               <w:rPr>
                                 <w:rFonts w:ascii="Times New Roman" w:eastAsia="等线" w:hAnsi="Times New Roman" w:cs="Times New Roman"/>
@@ -9008,7 +10452,7 @@
                           <w:p>
                             <w:pPr>
                               <w:widowControl/>
-                              <w:spacing w:line="200" w:lineRule="exact"/>
+                              <w:spacing w:line="220" w:lineRule="exact"/>
                               <w:jc w:val="center"/>
                               <w:rPr>
                                 <w:rFonts w:ascii="Times New Roman" w:eastAsia="等线" w:hAnsi="Times New Roman" w:cs="Times New Roman"/>
@@ -9031,7 +10475,7 @@
                       </w:tr>
                       <w:tr>
                         <w:trPr>
-                          <w:trHeight w:val="261"/>
+                          <w:trHeight w:val="37"/>
                         </w:trPr>
                         <w:tc>
                           <w:tcPr>
@@ -9050,7 +10494,7 @@
                           <w:p>
                             <w:pPr>
                               <w:widowControl/>
-                              <w:spacing w:line="200" w:lineRule="exact"/>
+                              <w:spacing w:line="220" w:lineRule="exact"/>
                               <w:jc w:val="center"/>
                               <w:rPr>
                                 <w:rFonts w:ascii="Times New Roman" w:eastAsia="等线" w:hAnsi="Times New Roman" w:cs="Times New Roman"/>
@@ -9087,7 +10531,7 @@
                           <w:p>
                             <w:pPr>
                               <w:widowControl/>
-                              <w:spacing w:line="200" w:lineRule="exact"/>
+                              <w:spacing w:line="220" w:lineRule="exact"/>
                               <w:jc w:val="center"/>
                               <w:rPr>
                                 <w:rFonts w:ascii="Times New Roman" w:eastAsia="等线" w:hAnsi="Times New Roman" w:cs="Times New Roman"/>
@@ -9124,7 +10568,7 @@
                           <w:p>
                             <w:pPr>
                               <w:widowControl/>
-                              <w:spacing w:line="200" w:lineRule="exact"/>
+                              <w:spacing w:line="220" w:lineRule="exact"/>
                               <w:jc w:val="center"/>
                               <w:rPr>
                                 <w:rFonts w:ascii="Times New Roman" w:eastAsia="等线" w:hAnsi="Times New Roman" w:cs="Times New Roman"/>
@@ -9161,7 +10605,7 @@
                           <w:p>
                             <w:pPr>
                               <w:widowControl/>
-                              <w:spacing w:line="200" w:lineRule="exact"/>
+                              <w:spacing w:line="220" w:lineRule="exact"/>
                               <w:jc w:val="center"/>
                               <w:rPr>
                                 <w:rFonts w:ascii="Times New Roman" w:eastAsia="等线" w:hAnsi="Times New Roman" w:cs="Times New Roman"/>
@@ -9198,7 +10642,7 @@
                           <w:p>
                             <w:pPr>
                               <w:widowControl/>
-                              <w:spacing w:line="200" w:lineRule="exact"/>
+                              <w:spacing w:line="220" w:lineRule="exact"/>
                               <w:jc w:val="center"/>
                               <w:rPr>
                                 <w:rFonts w:ascii="Times New Roman" w:eastAsia="等线" w:hAnsi="Times New Roman" w:cs="Times New Roman"/>
@@ -9221,7 +10665,7 @@
                       </w:tr>
                       <w:tr>
                         <w:trPr>
-                          <w:trHeight w:val="261"/>
+                          <w:trHeight w:val="85"/>
                         </w:trPr>
                         <w:tc>
                           <w:tcPr>
@@ -9240,7 +10684,7 @@
                           <w:p>
                             <w:pPr>
                               <w:widowControl/>
-                              <w:spacing w:line="200" w:lineRule="exact"/>
+                              <w:spacing w:line="220" w:lineRule="exact"/>
                               <w:jc w:val="center"/>
                               <w:rPr>
                                 <w:rFonts w:ascii="Times New Roman" w:eastAsia="等线" w:hAnsi="Times New Roman" w:cs="Times New Roman"/>
@@ -9277,7 +10721,7 @@
                           <w:p>
                             <w:pPr>
                               <w:widowControl/>
-                              <w:spacing w:line="200" w:lineRule="exact"/>
+                              <w:spacing w:line="220" w:lineRule="exact"/>
                               <w:jc w:val="center"/>
                               <w:rPr>
                                 <w:rFonts w:ascii="Times New Roman" w:eastAsia="等线" w:hAnsi="Times New Roman" w:cs="Times New Roman"/>
@@ -9314,7 +10758,7 @@
                           <w:p>
                             <w:pPr>
                               <w:widowControl/>
-                              <w:spacing w:line="200" w:lineRule="exact"/>
+                              <w:spacing w:line="220" w:lineRule="exact"/>
                               <w:jc w:val="center"/>
                               <w:rPr>
                                 <w:rFonts w:ascii="Times New Roman" w:eastAsia="等线" w:hAnsi="Times New Roman" w:cs="Times New Roman"/>
@@ -9351,7 +10795,7 @@
                           <w:p>
                             <w:pPr>
                               <w:widowControl/>
-                              <w:spacing w:line="200" w:lineRule="exact"/>
+                              <w:spacing w:line="220" w:lineRule="exact"/>
                               <w:jc w:val="center"/>
                               <w:rPr>
                                 <w:rFonts w:ascii="Times New Roman" w:eastAsia="等线" w:hAnsi="Times New Roman" w:cs="Times New Roman"/>
@@ -9388,7 +10832,7 @@
                           <w:p>
                             <w:pPr>
                               <w:widowControl/>
-                              <w:spacing w:line="200" w:lineRule="exact"/>
+                              <w:spacing w:line="220" w:lineRule="exact"/>
                               <w:jc w:val="center"/>
                               <w:rPr>
                                 <w:rFonts w:ascii="Times New Roman" w:eastAsia="等线" w:hAnsi="Times New Roman" w:cs="Times New Roman"/>
@@ -9411,7 +10855,7 @@
                       </w:tr>
                       <w:tr>
                         <w:trPr>
-                          <w:trHeight w:val="110"/>
+                          <w:trHeight w:val="131"/>
                         </w:trPr>
                         <w:tc>
                           <w:tcPr>
@@ -9430,7 +10874,7 @@
                           <w:p>
                             <w:pPr>
                               <w:widowControl/>
-                              <w:spacing w:line="200" w:lineRule="exact"/>
+                              <w:spacing w:line="220" w:lineRule="exact"/>
                               <w:jc w:val="center"/>
                               <w:rPr>
                                 <w:rFonts w:ascii="Times New Roman" w:eastAsia="等线" w:hAnsi="Times New Roman" w:cs="Times New Roman"/>
@@ -9467,7 +10911,7 @@
                           <w:p>
                             <w:pPr>
                               <w:widowControl/>
-                              <w:spacing w:line="200" w:lineRule="exact"/>
+                              <w:spacing w:line="220" w:lineRule="exact"/>
                               <w:jc w:val="center"/>
                               <w:rPr>
                                 <w:rFonts w:ascii="Times New Roman" w:eastAsia="等线" w:hAnsi="Times New Roman" w:cs="Times New Roman"/>
@@ -9504,7 +10948,7 @@
                           <w:p>
                             <w:pPr>
                               <w:widowControl/>
-                              <w:spacing w:line="200" w:lineRule="exact"/>
+                              <w:spacing w:line="220" w:lineRule="exact"/>
                               <w:jc w:val="center"/>
                               <w:rPr>
                                 <w:rFonts w:ascii="Times New Roman" w:eastAsia="等线" w:hAnsi="Times New Roman" w:cs="Times New Roman"/>
@@ -9541,7 +10985,7 @@
                           <w:p>
                             <w:pPr>
                               <w:widowControl/>
-                              <w:spacing w:line="200" w:lineRule="exact"/>
+                              <w:spacing w:line="220" w:lineRule="exact"/>
                               <w:jc w:val="center"/>
                               <w:rPr>
                                 <w:rFonts w:ascii="Times New Roman" w:eastAsia="等线" w:hAnsi="Times New Roman" w:cs="Times New Roman"/>
@@ -9578,7 +11022,7 @@
                           <w:p>
                             <w:pPr>
                               <w:widowControl/>
-                              <w:spacing w:line="200" w:lineRule="exact"/>
+                              <w:spacing w:line="220" w:lineRule="exact"/>
                               <w:jc w:val="center"/>
                               <w:rPr>
                                 <w:rFonts w:ascii="Times New Roman" w:eastAsia="等线" w:hAnsi="Times New Roman" w:cs="Times New Roman"/>
@@ -9601,7 +11045,7 @@
                       </w:tr>
                       <w:tr>
                         <w:trPr>
-                          <w:trHeight w:val="113"/>
+                          <w:trHeight w:val="178"/>
                         </w:trPr>
                         <w:tc>
                           <w:tcPr>
@@ -9620,7 +11064,7 @@
                           <w:p>
                             <w:pPr>
                               <w:widowControl/>
-                              <w:spacing w:line="200" w:lineRule="exact"/>
+                              <w:spacing w:line="220" w:lineRule="exact"/>
                               <w:jc w:val="center"/>
                               <w:rPr>
                                 <w:rFonts w:ascii="Times New Roman" w:eastAsia="等线" w:hAnsi="Times New Roman" w:cs="Times New Roman"/>
@@ -9657,7 +11101,7 @@
                           <w:p>
                             <w:pPr>
                               <w:widowControl/>
-                              <w:spacing w:line="200" w:lineRule="exact"/>
+                              <w:spacing w:line="220" w:lineRule="exact"/>
                               <w:jc w:val="center"/>
                               <w:rPr>
                                 <w:rFonts w:ascii="Times New Roman" w:eastAsia="等线" w:hAnsi="Times New Roman" w:cs="Times New Roman"/>
@@ -9694,7 +11138,7 @@
                           <w:p>
                             <w:pPr>
                               <w:widowControl/>
-                              <w:spacing w:line="200" w:lineRule="exact"/>
+                              <w:spacing w:line="220" w:lineRule="exact"/>
                               <w:jc w:val="center"/>
                               <w:rPr>
                                 <w:rFonts w:ascii="Times New Roman" w:eastAsia="等线" w:hAnsi="Times New Roman" w:cs="Times New Roman"/>
@@ -9731,7 +11175,7 @@
                           <w:p>
                             <w:pPr>
                               <w:widowControl/>
-                              <w:spacing w:line="200" w:lineRule="exact"/>
+                              <w:spacing w:line="220" w:lineRule="exact"/>
                               <w:jc w:val="center"/>
                               <w:rPr>
                                 <w:rFonts w:ascii="Times New Roman" w:eastAsia="等线" w:hAnsi="Times New Roman" w:cs="Times New Roman"/>
@@ -9768,7 +11212,7 @@
                           <w:p>
                             <w:pPr>
                               <w:widowControl/>
-                              <w:spacing w:line="200" w:lineRule="exact"/>
+                              <w:spacing w:line="220" w:lineRule="exact"/>
                               <w:jc w:val="center"/>
                               <w:rPr>
                                 <w:rFonts w:ascii="Times New Roman" w:eastAsia="等线" w:hAnsi="Times New Roman" w:cs="Times New Roman"/>
@@ -9805,30 +11249,6 @@
           </mc:Fallback>
         </mc:AlternateContent>
       </w:r>
-      <w:r>
-        <w:rPr>
-          <w:rFonts w:asciiTheme="minorEastAsia" w:hAnsiTheme="minorEastAsia" w:hint="eastAsia"/>
-          <w:strike/>
-          <w:szCs w:val="16"/>
-        </w:rPr>
-        <w:t>如果在两个触发沿之间再次采样会是</w:t>
-      </w:r>
-      <w:r>
-        <w:rPr>
-          <w:rFonts w:asciiTheme="minorEastAsia" w:hAnsiTheme="minorEastAsia" w:hint="eastAsia"/>
-          <w:strike/>
-          <w:szCs w:val="16"/>
-        </w:rPr>
-        <w:t>准备期间变化</w:t>
-      </w:r>
-      <w:r>
-        <w:rPr>
-          <w:rFonts w:asciiTheme="minorEastAsia" w:hAnsiTheme="minorEastAsia" w:hint="eastAsia"/>
-          <w:strike/>
-          <w:szCs w:val="16"/>
-        </w:rPr>
-        <w:t>后的结果</w:t>
-      </w:r>
     </w:p>
     <w:p>
       <w:pPr>
@@ -9894,14 +11314,6 @@
         </w:rPr>
         <w:t>主机和从机必须使用相同的 SPI 模式</w:t>
       </w:r>
-    </w:p>
-    <w:p>
-      <w:pPr>
-        <w:rPr>
-          <w:rFonts w:asciiTheme="minorEastAsia" w:hAnsiTheme="minorEastAsia" w:hint="eastAsia"/>
-          <w:szCs w:val="16"/>
-        </w:rPr>
-      </w:pPr>
     </w:p>
     <w:p>
       <w:pPr>
@@ -9998,14 +11410,28 @@
                               <w:rPr>
                                 <w:rFonts w:ascii="Times New Roman" w:hAnsi="Times New Roman" w:cs="Times New Roman" w:hint="eastAsia"/>
                               </w:rPr>
-                              <w:t>SPI_Transfer</w:t>
+                              <w:t>SPI_</w:t>
+                            </w:r>
+                            <w:proofErr w:type="gramStart"/>
+                            <w:r>
+                              <w:rPr>
+                                <w:rFonts w:ascii="Times New Roman" w:hAnsi="Times New Roman" w:cs="Times New Roman" w:hint="eastAsia"/>
+                              </w:rPr>
+                              <w:t>Transfer</w:t>
                             </w:r>
                             <w:proofErr w:type="spellEnd"/>
                             <w:r>
                               <w:rPr>
                                 <w:rFonts w:ascii="Times New Roman" w:hAnsi="Times New Roman" w:cs="Times New Roman" w:hint="eastAsia"/>
                               </w:rPr>
-                              <w:t xml:space="preserve">(unsigned char </w:t>
+                              <w:t>(</w:t>
+                            </w:r>
+                            <w:proofErr w:type="gramEnd"/>
+                            <w:r>
+                              <w:rPr>
+                                <w:rFonts w:ascii="Times New Roman" w:hAnsi="Times New Roman" w:cs="Times New Roman" w:hint="eastAsia"/>
+                              </w:rPr>
+                              <w:t xml:space="preserve">unsigned char </w:t>
                             </w:r>
                             <w:proofErr w:type="spellStart"/>
                             <w:r>
@@ -10061,8 +11487,16 @@
                               <w:rPr>
                                 <w:rFonts w:ascii="Times New Roman" w:hAnsi="Times New Roman" w:cs="Times New Roman" w:hint="eastAsia"/>
                               </w:rPr>
-                              <w:t xml:space="preserve"> = 0;</w:t>
-                            </w:r>
+                              <w:t xml:space="preserve"> = </w:t>
+                            </w:r>
+                            <w:proofErr w:type="gramStart"/>
+                            <w:r>
+                              <w:rPr>
+                                <w:rFonts w:ascii="Times New Roman" w:hAnsi="Times New Roman" w:cs="Times New Roman" w:hint="eastAsia"/>
+                              </w:rPr>
+                              <w:t>0;</w:t>
+                            </w:r>
+                            <w:proofErr w:type="gramEnd"/>
                           </w:p>
                           <w:p>
                             <w:pPr>
@@ -10146,8 +11580,16 @@
                               <w:rPr>
                                 <w:rFonts w:ascii="Times New Roman" w:hAnsi="Times New Roman" w:cs="Times New Roman" w:hint="eastAsia"/>
                               </w:rPr>
-                              <w:t>SCK = 0;</w:t>
-                            </w:r>
+                              <w:t xml:space="preserve">SCK = </w:t>
+                            </w:r>
+                            <w:proofErr w:type="gramStart"/>
+                            <w:r>
+                              <w:rPr>
+                                <w:rFonts w:ascii="Times New Roman" w:hAnsi="Times New Roman" w:cs="Times New Roman" w:hint="eastAsia"/>
+                              </w:rPr>
+                              <w:t>0;</w:t>
+                            </w:r>
+                            <w:proofErr w:type="gramEnd"/>
                           </w:p>
                           <w:p>
                             <w:pPr>
@@ -10282,8 +11724,16 @@
                               <w:rPr>
                                 <w:rFonts w:ascii="Times New Roman" w:hAnsi="Times New Roman" w:cs="Times New Roman" w:hint="eastAsia"/>
                               </w:rPr>
-                              <w:t xml:space="preserve"> &lt;&lt;= 1;</w:t>
-                            </w:r>
+                              <w:t xml:space="preserve"> &lt;&lt;= </w:t>
+                            </w:r>
+                            <w:proofErr w:type="gramStart"/>
+                            <w:r>
+                              <w:rPr>
+                                <w:rFonts w:ascii="Times New Roman" w:hAnsi="Times New Roman" w:cs="Times New Roman" w:hint="eastAsia"/>
+                              </w:rPr>
+                              <w:t>1;</w:t>
+                            </w:r>
+                            <w:proofErr w:type="gramEnd"/>
                           </w:p>
                           <w:p>
                             <w:pPr>
@@ -10309,7 +11759,14 @@
                               <w:rPr>
                                 <w:rFonts w:ascii="Times New Roman" w:hAnsi="Times New Roman" w:cs="Times New Roman" w:hint="eastAsia"/>
                               </w:rPr>
-                              <w:t>SPI_Delay</w:t>
+                              <w:t>SPI_</w:t>
+                            </w:r>
+                            <w:proofErr w:type="gramStart"/>
+                            <w:r>
+                              <w:rPr>
+                                <w:rFonts w:ascii="Times New Roman" w:hAnsi="Times New Roman" w:cs="Times New Roman" w:hint="eastAsia"/>
+                              </w:rPr>
+                              <w:t>Delay</w:t>
                             </w:r>
                             <w:proofErr w:type="spellEnd"/>
                             <w:r>
@@ -10318,6 +11775,7 @@
                               </w:rPr>
                               <w:t>();</w:t>
                             </w:r>
+                            <w:proofErr w:type="gramEnd"/>
                           </w:p>
                           <w:p>
                             <w:pPr>
@@ -10398,8 +11856,16 @@
                               <w:rPr>
                                 <w:rFonts w:ascii="Times New Roman" w:hAnsi="Times New Roman" w:cs="Times New Roman" w:hint="eastAsia"/>
                               </w:rPr>
-                              <w:t>SCK = 1;</w:t>
-                            </w:r>
+                              <w:t xml:space="preserve">SCK = </w:t>
+                            </w:r>
+                            <w:proofErr w:type="gramStart"/>
+                            <w:r>
+                              <w:rPr>
+                                <w:rFonts w:ascii="Times New Roman" w:hAnsi="Times New Roman" w:cs="Times New Roman" w:hint="eastAsia"/>
+                              </w:rPr>
+                              <w:t>1;</w:t>
+                            </w:r>
+                            <w:proofErr w:type="gramEnd"/>
                           </w:p>
                           <w:p>
                             <w:pPr>
@@ -10488,8 +11954,16 @@
                               <w:rPr>
                                 <w:rFonts w:ascii="Times New Roman" w:hAnsi="Times New Roman" w:cs="Times New Roman" w:hint="eastAsia"/>
                               </w:rPr>
-                              <w:t xml:space="preserve"> &lt;&lt;= 1;</w:t>
-                            </w:r>
+                              <w:t xml:space="preserve"> &lt;&lt;= </w:t>
+                            </w:r>
+                            <w:proofErr w:type="gramStart"/>
+                            <w:r>
+                              <w:rPr>
+                                <w:rFonts w:ascii="Times New Roman" w:hAnsi="Times New Roman" w:cs="Times New Roman" w:hint="eastAsia"/>
+                              </w:rPr>
+                              <w:t>1;</w:t>
+                            </w:r>
+                            <w:proofErr w:type="gramEnd"/>
                           </w:p>
                           <w:p>
                             <w:pPr>
@@ -10579,7 +12053,14 @@
                               <w:rPr>
                                 <w:rFonts w:ascii="Times New Roman" w:hAnsi="Times New Roman" w:cs="Times New Roman" w:hint="eastAsia"/>
                               </w:rPr>
-                              <w:t>SPI_Delay</w:t>
+                              <w:t>SPI_</w:t>
+                            </w:r>
+                            <w:proofErr w:type="gramStart"/>
+                            <w:r>
+                              <w:rPr>
+                                <w:rFonts w:ascii="Times New Roman" w:hAnsi="Times New Roman" w:cs="Times New Roman" w:hint="eastAsia"/>
+                              </w:rPr>
+                              <w:t>Delay</w:t>
                             </w:r>
                             <w:proofErr w:type="spellEnd"/>
                             <w:r>
@@ -10588,6 +12069,7 @@
                               </w:rPr>
                               <w:t>();</w:t>
                             </w:r>
+                            <w:proofErr w:type="gramEnd"/>
                           </w:p>
                           <w:p>
                             <w:pPr>
@@ -10644,8 +12126,16 @@
                               <w:rPr>
                                 <w:rFonts w:ascii="Times New Roman" w:hAnsi="Times New Roman" w:cs="Times New Roman" w:hint="eastAsia"/>
                               </w:rPr>
-                              <w:t>SCK = 0;</w:t>
-                            </w:r>
+                              <w:t xml:space="preserve">SCK = </w:t>
+                            </w:r>
+                            <w:proofErr w:type="gramStart"/>
+                            <w:r>
+                              <w:rPr>
+                                <w:rFonts w:ascii="Times New Roman" w:hAnsi="Times New Roman" w:cs="Times New Roman" w:hint="eastAsia"/>
+                              </w:rPr>
+                              <w:t>0;</w:t>
+                            </w:r>
+                            <w:proofErr w:type="gramEnd"/>
                           </w:p>
                           <w:p>
                             <w:pPr>
@@ -10671,7 +12161,14 @@
                               <w:rPr>
                                 <w:rFonts w:ascii="Times New Roman" w:hAnsi="Times New Roman" w:cs="Times New Roman" w:hint="eastAsia"/>
                               </w:rPr>
-                              <w:t>SPI_Delay</w:t>
+                              <w:t>SPI_</w:t>
+                            </w:r>
+                            <w:proofErr w:type="gramStart"/>
+                            <w:r>
+                              <w:rPr>
+                                <w:rFonts w:ascii="Times New Roman" w:hAnsi="Times New Roman" w:cs="Times New Roman" w:hint="eastAsia"/>
+                              </w:rPr>
+                              <w:t>Delay</w:t>
                             </w:r>
                             <w:proofErr w:type="spellEnd"/>
                             <w:r>
@@ -10680,6 +12177,7 @@
                               </w:rPr>
                               <w:t>();</w:t>
                             </w:r>
+                            <w:proofErr w:type="gramEnd"/>
                           </w:p>
                           <w:p>
                             <w:pPr>
@@ -10713,7 +12211,14 @@
                               <w:rPr>
                                 <w:rFonts w:ascii="Times New Roman" w:hAnsi="Times New Roman" w:cs="Times New Roman" w:hint="eastAsia"/>
                               </w:rPr>
-                              <w:t>data_in</w:t>
+                              <w:t>data_</w:t>
+                            </w:r>
+                            <w:proofErr w:type="gramStart"/>
+                            <w:r>
+                              <w:rPr>
+                                <w:rFonts w:ascii="Times New Roman" w:hAnsi="Times New Roman" w:cs="Times New Roman" w:hint="eastAsia"/>
+                              </w:rPr>
+                              <w:t>in</w:t>
                             </w:r>
                             <w:proofErr w:type="spellEnd"/>
                             <w:r>
@@ -10722,6 +12227,7 @@
                               </w:rPr>
                               <w:t>;</w:t>
                             </w:r>
+                            <w:proofErr w:type="gramEnd"/>
                           </w:p>
                           <w:p>
                             <w:pPr>
@@ -10764,7 +12270,7 @@
           </mc:Choice>
           <mc:Fallback>
             <w:pict>
-              <v:shape w14:anchorId="70C4C431" id="_x0000_s1029" type="#_x0000_t202" style="position:absolute;left:0;text-align:left;margin-left:161pt;margin-top:13.35pt;width:227.25pt;height:228.5pt;z-index:-251649024;visibility:visible;mso-wrap-style:square;mso-width-percent:0;mso-height-percent:0;mso-wrap-distance-left:9pt;mso-wrap-distance-top:3.6pt;mso-wrap-distance-right:9pt;mso-wrap-distance-bottom:3.6pt;mso-position-horizontal:absolute;mso-position-horizontal-relative:text;mso-position-vertical:absolute;mso-position-vertical-relative:text;mso-width-percent:0;mso-height-percent:0;mso-width-relative:margin;mso-height-relative:margin;v-text-anchor:top" o:gfxdata="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" filled="f" stroked="f">
+              <v:shape w14:anchorId="70C4C431" id="_x0000_s1033" type="#_x0000_t202" style="position:absolute;left:0;text-align:left;margin-left:161pt;margin-top:13.35pt;width:227.25pt;height:228.5pt;z-index:-251649024;visibility:visible;mso-wrap-style:square;mso-width-percent:0;mso-height-percent:0;mso-wrap-distance-left:9pt;mso-wrap-distance-top:3.6pt;mso-wrap-distance-right:9pt;mso-wrap-distance-bottom:3.6pt;mso-position-horizontal:absolute;mso-position-horizontal-relative:text;mso-position-vertical:absolute;mso-position-vertical-relative:text;mso-width-percent:0;mso-height-percent:0;mso-width-relative:margin;mso-height-relative:margin;v-text-anchor:top" o:gfxdata="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" filled="f" stroked="f">
                 <v:textbox>
                   <w:txbxContent>
                     <w:p>
@@ -10785,14 +12291,28 @@
                         <w:rPr>
                           <w:rFonts w:ascii="Times New Roman" w:hAnsi="Times New Roman" w:cs="Times New Roman" w:hint="eastAsia"/>
                         </w:rPr>
-                        <w:t>SPI_Transfer</w:t>
+                        <w:t>SPI_</w:t>
+                      </w:r>
+                      <w:proofErr w:type="gramStart"/>
+                      <w:r>
+                        <w:rPr>
+                          <w:rFonts w:ascii="Times New Roman" w:hAnsi="Times New Roman" w:cs="Times New Roman" w:hint="eastAsia"/>
+                        </w:rPr>
+                        <w:t>Transfer</w:t>
                       </w:r>
                       <w:proofErr w:type="spellEnd"/>
                       <w:r>
                         <w:rPr>
                           <w:rFonts w:ascii="Times New Roman" w:hAnsi="Times New Roman" w:cs="Times New Roman" w:hint="eastAsia"/>
                         </w:rPr>
-                        <w:t xml:space="preserve">(unsigned char </w:t>
+                        <w:t>(</w:t>
+                      </w:r>
+                      <w:proofErr w:type="gramEnd"/>
+                      <w:r>
+                        <w:rPr>
+                          <w:rFonts w:ascii="Times New Roman" w:hAnsi="Times New Roman" w:cs="Times New Roman" w:hint="eastAsia"/>
+                        </w:rPr>
+                        <w:t xml:space="preserve">unsigned char </w:t>
                       </w:r>
                       <w:proofErr w:type="spellStart"/>
                       <w:r>
@@ -10848,8 +12368,16 @@
                         <w:rPr>
                           <w:rFonts w:ascii="Times New Roman" w:hAnsi="Times New Roman" w:cs="Times New Roman" w:hint="eastAsia"/>
                         </w:rPr>
-                        <w:t xml:space="preserve"> = 0;</w:t>
-                      </w:r>
+                        <w:t xml:space="preserve"> = </w:t>
+                      </w:r>
+                      <w:proofErr w:type="gramStart"/>
+                      <w:r>
+                        <w:rPr>
+                          <w:rFonts w:ascii="Times New Roman" w:hAnsi="Times New Roman" w:cs="Times New Roman" w:hint="eastAsia"/>
+                        </w:rPr>
+                        <w:t>0;</w:t>
+                      </w:r>
+                      <w:proofErr w:type="gramEnd"/>
                     </w:p>
                     <w:p>
                       <w:pPr>
@@ -10933,8 +12461,16 @@
                         <w:rPr>
                           <w:rFonts w:ascii="Times New Roman" w:hAnsi="Times New Roman" w:cs="Times New Roman" w:hint="eastAsia"/>
                         </w:rPr>
-                        <w:t>SCK = 0;</w:t>
-                      </w:r>
+                        <w:t xml:space="preserve">SCK = </w:t>
+                      </w:r>
+                      <w:proofErr w:type="gramStart"/>
+                      <w:r>
+                        <w:rPr>
+                          <w:rFonts w:ascii="Times New Roman" w:hAnsi="Times New Roman" w:cs="Times New Roman" w:hint="eastAsia"/>
+                        </w:rPr>
+                        <w:t>0;</w:t>
+                      </w:r>
+                      <w:proofErr w:type="gramEnd"/>
                     </w:p>
                     <w:p>
                       <w:pPr>
@@ -11069,8 +12605,16 @@
                         <w:rPr>
                           <w:rFonts w:ascii="Times New Roman" w:hAnsi="Times New Roman" w:cs="Times New Roman" w:hint="eastAsia"/>
                         </w:rPr>
-                        <w:t xml:space="preserve"> &lt;&lt;= 1;</w:t>
-                      </w:r>
+                        <w:t xml:space="preserve"> &lt;&lt;= </w:t>
+                      </w:r>
+                      <w:proofErr w:type="gramStart"/>
+                      <w:r>
+                        <w:rPr>
+                          <w:rFonts w:ascii="Times New Roman" w:hAnsi="Times New Roman" w:cs="Times New Roman" w:hint="eastAsia"/>
+                        </w:rPr>
+                        <w:t>1;</w:t>
+                      </w:r>
+                      <w:proofErr w:type="gramEnd"/>
                     </w:p>
                     <w:p>
                       <w:pPr>
@@ -11096,7 +12640,14 @@
                         <w:rPr>
                           <w:rFonts w:ascii="Times New Roman" w:hAnsi="Times New Roman" w:cs="Times New Roman" w:hint="eastAsia"/>
                         </w:rPr>
-                        <w:t>SPI_Delay</w:t>
+                        <w:t>SPI_</w:t>
+                      </w:r>
+                      <w:proofErr w:type="gramStart"/>
+                      <w:r>
+                        <w:rPr>
+                          <w:rFonts w:ascii="Times New Roman" w:hAnsi="Times New Roman" w:cs="Times New Roman" w:hint="eastAsia"/>
+                        </w:rPr>
+                        <w:t>Delay</w:t>
                       </w:r>
                       <w:proofErr w:type="spellEnd"/>
                       <w:r>
@@ -11105,6 +12656,7 @@
                         </w:rPr>
                         <w:t>();</w:t>
                       </w:r>
+                      <w:proofErr w:type="gramEnd"/>
                     </w:p>
                     <w:p>
                       <w:pPr>
@@ -11185,8 +12737,16 @@
                         <w:rPr>
                           <w:rFonts w:ascii="Times New Roman" w:hAnsi="Times New Roman" w:cs="Times New Roman" w:hint="eastAsia"/>
                         </w:rPr>
-                        <w:t>SCK = 1;</w:t>
-                      </w:r>
+                        <w:t xml:space="preserve">SCK = </w:t>
+                      </w:r>
+                      <w:proofErr w:type="gramStart"/>
+                      <w:r>
+                        <w:rPr>
+                          <w:rFonts w:ascii="Times New Roman" w:hAnsi="Times New Roman" w:cs="Times New Roman" w:hint="eastAsia"/>
+                        </w:rPr>
+                        <w:t>1;</w:t>
+                      </w:r>
+                      <w:proofErr w:type="gramEnd"/>
                     </w:p>
                     <w:p>
                       <w:pPr>
@@ -11275,8 +12835,16 @@
                         <w:rPr>
                           <w:rFonts w:ascii="Times New Roman" w:hAnsi="Times New Roman" w:cs="Times New Roman" w:hint="eastAsia"/>
                         </w:rPr>
-                        <w:t xml:space="preserve"> &lt;&lt;= 1;</w:t>
-                      </w:r>
+                        <w:t xml:space="preserve"> &lt;&lt;= </w:t>
+                      </w:r>
+                      <w:proofErr w:type="gramStart"/>
+                      <w:r>
+                        <w:rPr>
+                          <w:rFonts w:ascii="Times New Roman" w:hAnsi="Times New Roman" w:cs="Times New Roman" w:hint="eastAsia"/>
+                        </w:rPr>
+                        <w:t>1;</w:t>
+                      </w:r>
+                      <w:proofErr w:type="gramEnd"/>
                     </w:p>
                     <w:p>
                       <w:pPr>
@@ -11366,7 +12934,14 @@
                         <w:rPr>
                           <w:rFonts w:ascii="Times New Roman" w:hAnsi="Times New Roman" w:cs="Times New Roman" w:hint="eastAsia"/>
                         </w:rPr>
-                        <w:t>SPI_Delay</w:t>
+                        <w:t>SPI_</w:t>
+                      </w:r>
+                      <w:proofErr w:type="gramStart"/>
+                      <w:r>
+                        <w:rPr>
+                          <w:rFonts w:ascii="Times New Roman" w:hAnsi="Times New Roman" w:cs="Times New Roman" w:hint="eastAsia"/>
+                        </w:rPr>
+                        <w:t>Delay</w:t>
                       </w:r>
                       <w:proofErr w:type="spellEnd"/>
                       <w:r>
@@ -11375,6 +12950,7 @@
                         </w:rPr>
                         <w:t>();</w:t>
                       </w:r>
+                      <w:proofErr w:type="gramEnd"/>
                     </w:p>
                     <w:p>
                       <w:pPr>
@@ -11431,8 +13007,16 @@
                         <w:rPr>
                           <w:rFonts w:ascii="Times New Roman" w:hAnsi="Times New Roman" w:cs="Times New Roman" w:hint="eastAsia"/>
                         </w:rPr>
-                        <w:t>SCK = 0;</w:t>
-                      </w:r>
+                        <w:t xml:space="preserve">SCK = </w:t>
+                      </w:r>
+                      <w:proofErr w:type="gramStart"/>
+                      <w:r>
+                        <w:rPr>
+                          <w:rFonts w:ascii="Times New Roman" w:hAnsi="Times New Roman" w:cs="Times New Roman" w:hint="eastAsia"/>
+                        </w:rPr>
+                        <w:t>0;</w:t>
+                      </w:r>
+                      <w:proofErr w:type="gramEnd"/>
                     </w:p>
                     <w:p>
                       <w:pPr>
@@ -11458,7 +13042,14 @@
                         <w:rPr>
                           <w:rFonts w:ascii="Times New Roman" w:hAnsi="Times New Roman" w:cs="Times New Roman" w:hint="eastAsia"/>
                         </w:rPr>
-                        <w:t>SPI_Delay</w:t>
+                        <w:t>SPI_</w:t>
+                      </w:r>
+                      <w:proofErr w:type="gramStart"/>
+                      <w:r>
+                        <w:rPr>
+                          <w:rFonts w:ascii="Times New Roman" w:hAnsi="Times New Roman" w:cs="Times New Roman" w:hint="eastAsia"/>
+                        </w:rPr>
+                        <w:t>Delay</w:t>
                       </w:r>
                       <w:proofErr w:type="spellEnd"/>
                       <w:r>
@@ -11467,6 +13058,7 @@
                         </w:rPr>
                         <w:t>();</w:t>
                       </w:r>
+                      <w:proofErr w:type="gramEnd"/>
                     </w:p>
                     <w:p>
                       <w:pPr>
@@ -11500,7 +13092,14 @@
                         <w:rPr>
                           <w:rFonts w:ascii="Times New Roman" w:hAnsi="Times New Roman" w:cs="Times New Roman" w:hint="eastAsia"/>
                         </w:rPr>
-                        <w:t>data_in</w:t>
+                        <w:t>data_</w:t>
+                      </w:r>
+                      <w:proofErr w:type="gramStart"/>
+                      <w:r>
+                        <w:rPr>
+                          <w:rFonts w:ascii="Times New Roman" w:hAnsi="Times New Roman" w:cs="Times New Roman" w:hint="eastAsia"/>
+                        </w:rPr>
+                        <w:t>in</w:t>
                       </w:r>
                       <w:proofErr w:type="spellEnd"/>
                       <w:r>
@@ -11509,6 +13108,7 @@
                         </w:rPr>
                         <w:t>;</w:t>
                       </w:r>
+                      <w:proofErr w:type="gramEnd"/>
                     </w:p>
                     <w:p>
                       <w:pPr>
@@ -11608,14 +13208,28 @@
                               <w:rPr>
                                 <w:rFonts w:ascii="Times New Roman" w:hAnsi="Times New Roman" w:cs="Times New Roman" w:hint="eastAsia"/>
                               </w:rPr>
-                              <w:t>SPI_Init</w:t>
+                              <w:t>SPI_</w:t>
+                            </w:r>
+                            <w:proofErr w:type="gramStart"/>
+                            <w:r>
+                              <w:rPr>
+                                <w:rFonts w:ascii="Times New Roman" w:hAnsi="Times New Roman" w:cs="Times New Roman" w:hint="eastAsia"/>
+                              </w:rPr>
+                              <w:t>Init</w:t>
                             </w:r>
                             <w:proofErr w:type="spellEnd"/>
                             <w:r>
                               <w:rPr>
                                 <w:rFonts w:ascii="Times New Roman" w:hAnsi="Times New Roman" w:cs="Times New Roman" w:hint="eastAsia"/>
                               </w:rPr>
-                              <w:t>() {</w:t>
+                              <w:t>(</w:t>
+                            </w:r>
+                            <w:proofErr w:type="gramEnd"/>
+                            <w:r>
+                              <w:rPr>
+                                <w:rFonts w:ascii="Times New Roman" w:hAnsi="Times New Roman" w:cs="Times New Roman" w:hint="eastAsia"/>
+                              </w:rPr>
+                              <w:t>) {</w:t>
                             </w:r>
                           </w:p>
                           <w:p>
@@ -11629,8 +13243,16 @@
                               <w:rPr>
                                 <w:rFonts w:ascii="Times New Roman" w:hAnsi="Times New Roman" w:cs="Times New Roman" w:hint="eastAsia"/>
                               </w:rPr>
-                              <w:t xml:space="preserve">    MOSI = 0;</w:t>
-                            </w:r>
+                              <w:t xml:space="preserve">    MOSI = </w:t>
+                            </w:r>
+                            <w:proofErr w:type="gramStart"/>
+                            <w:r>
+                              <w:rPr>
+                                <w:rFonts w:ascii="Times New Roman" w:hAnsi="Times New Roman" w:cs="Times New Roman" w:hint="eastAsia"/>
+                              </w:rPr>
+                              <w:t>0;</w:t>
+                            </w:r>
+                            <w:proofErr w:type="gramEnd"/>
                           </w:p>
                           <w:p>
                             <w:pPr>
@@ -11736,14 +13358,28 @@
                               <w:rPr>
                                 <w:rFonts w:ascii="Times New Roman" w:hAnsi="Times New Roman" w:cs="Times New Roman" w:hint="eastAsia"/>
                               </w:rPr>
-                              <w:t>SPI_Delay</w:t>
+                              <w:t>SPI_</w:t>
+                            </w:r>
+                            <w:proofErr w:type="gramStart"/>
+                            <w:r>
+                              <w:rPr>
+                                <w:rFonts w:ascii="Times New Roman" w:hAnsi="Times New Roman" w:cs="Times New Roman" w:hint="eastAsia"/>
+                              </w:rPr>
+                              <w:t>Delay</w:t>
                             </w:r>
                             <w:proofErr w:type="spellEnd"/>
                             <w:r>
                               <w:rPr>
                                 <w:rFonts w:ascii="Times New Roman" w:hAnsi="Times New Roman" w:cs="Times New Roman" w:hint="eastAsia"/>
                               </w:rPr>
-                              <w:t>() {</w:t>
+                              <w:t>(</w:t>
+                            </w:r>
+                            <w:proofErr w:type="gramEnd"/>
+                            <w:r>
+                              <w:rPr>
+                                <w:rFonts w:ascii="Times New Roman" w:hAnsi="Times New Roman" w:cs="Times New Roman" w:hint="eastAsia"/>
+                              </w:rPr>
+                              <w:t>) {</w:t>
                             </w:r>
                           </w:p>
                           <w:p>
@@ -11836,14 +13472,28 @@
                               <w:rPr>
                                 <w:rFonts w:ascii="Times New Roman" w:hAnsi="Times New Roman" w:cs="Times New Roman" w:hint="eastAsia"/>
                               </w:rPr>
-                              <w:t>SPI_WriteByte</w:t>
+                              <w:t>SPI_</w:t>
+                            </w:r>
+                            <w:proofErr w:type="gramStart"/>
+                            <w:r>
+                              <w:rPr>
+                                <w:rFonts w:ascii="Times New Roman" w:hAnsi="Times New Roman" w:cs="Times New Roman" w:hint="eastAsia"/>
+                              </w:rPr>
+                              <w:t>WriteByte</w:t>
                             </w:r>
                             <w:proofErr w:type="spellEnd"/>
                             <w:r>
                               <w:rPr>
                                 <w:rFonts w:ascii="Times New Roman" w:hAnsi="Times New Roman" w:cs="Times New Roman" w:hint="eastAsia"/>
                               </w:rPr>
-                              <w:t xml:space="preserve">(unsigned char </w:t>
+                              <w:t>(</w:t>
+                            </w:r>
+                            <w:proofErr w:type="gramEnd"/>
+                            <w:r>
+                              <w:rPr>
+                                <w:rFonts w:ascii="Times New Roman" w:hAnsi="Times New Roman" w:cs="Times New Roman" w:hint="eastAsia"/>
+                              </w:rPr>
+                              <w:t xml:space="preserve">unsigned char </w:t>
                             </w:r>
                             <w:proofErr w:type="spellStart"/>
                             <w:r>
@@ -12009,7 +13659,7 @@
           </mc:Choice>
           <mc:Fallback>
             <w:pict>
-              <v:shape w14:anchorId="47798384" id="_x0000_s1030" type="#_x0000_t202" style="position:absolute;left:0;text-align:left;margin-left:3.2pt;margin-top:13.45pt;width:152.75pt;height:170.9pt;z-index:-251651072;visibility:visible;mso-wrap-style:square;mso-width-percent:0;mso-height-percent:0;mso-wrap-distance-left:9pt;mso-wrap-distance-top:3.6pt;mso-wrap-distance-right:9pt;mso-wrap-distance-bottom:3.6pt;mso-position-horizontal:absolute;mso-position-horizontal-relative:text;mso-position-vertical:absolute;mso-position-vertical-relative:text;mso-width-percent:0;mso-height-percent:0;mso-width-relative:margin;mso-height-relative:margin;v-text-anchor:top" o:gfxdata="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" filled="f" stroked="f">
+              <v:shape w14:anchorId="47798384" id="_x0000_s1034" type="#_x0000_t202" style="position:absolute;left:0;text-align:left;margin-left:3.2pt;margin-top:13.45pt;width:152.75pt;height:170.9pt;z-index:-251651072;visibility:visible;mso-wrap-style:square;mso-width-percent:0;mso-height-percent:0;mso-wrap-distance-left:9pt;mso-wrap-distance-top:3.6pt;mso-wrap-distance-right:9pt;mso-wrap-distance-bottom:3.6pt;mso-position-horizontal:absolute;mso-position-horizontal-relative:text;mso-position-vertical:absolute;mso-position-vertical-relative:text;mso-width-percent:0;mso-height-percent:0;mso-width-relative:margin;mso-height-relative:margin;v-text-anchor:top" o:gfxdata="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" filled="f" stroked="f">
                 <v:textbox>
                   <w:txbxContent>
                     <w:p>
@@ -12030,14 +13680,28 @@
                         <w:rPr>
                           <w:rFonts w:ascii="Times New Roman" w:hAnsi="Times New Roman" w:cs="Times New Roman" w:hint="eastAsia"/>
                         </w:rPr>
-                        <w:t>SPI_Init</w:t>
+                        <w:t>SPI_</w:t>
+                      </w:r>
+                      <w:proofErr w:type="gramStart"/>
+                      <w:r>
+                        <w:rPr>
+                          <w:rFonts w:ascii="Times New Roman" w:hAnsi="Times New Roman" w:cs="Times New Roman" w:hint="eastAsia"/>
+                        </w:rPr>
+                        <w:t>Init</w:t>
                       </w:r>
                       <w:proofErr w:type="spellEnd"/>
                       <w:r>
                         <w:rPr>
                           <w:rFonts w:ascii="Times New Roman" w:hAnsi="Times New Roman" w:cs="Times New Roman" w:hint="eastAsia"/>
                         </w:rPr>
-                        <w:t>() {</w:t>
+                        <w:t>(</w:t>
+                      </w:r>
+                      <w:proofErr w:type="gramEnd"/>
+                      <w:r>
+                        <w:rPr>
+                          <w:rFonts w:ascii="Times New Roman" w:hAnsi="Times New Roman" w:cs="Times New Roman" w:hint="eastAsia"/>
+                        </w:rPr>
+                        <w:t>) {</w:t>
                       </w:r>
                     </w:p>
                     <w:p>
@@ -12051,8 +13715,16 @@
                         <w:rPr>
                           <w:rFonts w:ascii="Times New Roman" w:hAnsi="Times New Roman" w:cs="Times New Roman" w:hint="eastAsia"/>
                         </w:rPr>
-                        <w:t xml:space="preserve">    MOSI = 0;</w:t>
-                      </w:r>
+                        <w:t xml:space="preserve">    MOSI = </w:t>
+                      </w:r>
+                      <w:proofErr w:type="gramStart"/>
+                      <w:r>
+                        <w:rPr>
+                          <w:rFonts w:ascii="Times New Roman" w:hAnsi="Times New Roman" w:cs="Times New Roman" w:hint="eastAsia"/>
+                        </w:rPr>
+                        <w:t>0;</w:t>
+                      </w:r>
+                      <w:proofErr w:type="gramEnd"/>
                     </w:p>
                     <w:p>
                       <w:pPr>
@@ -12158,14 +13830,28 @@
                         <w:rPr>
                           <w:rFonts w:ascii="Times New Roman" w:hAnsi="Times New Roman" w:cs="Times New Roman" w:hint="eastAsia"/>
                         </w:rPr>
-                        <w:t>SPI_Delay</w:t>
+                        <w:t>SPI_</w:t>
+                      </w:r>
+                      <w:proofErr w:type="gramStart"/>
+                      <w:r>
+                        <w:rPr>
+                          <w:rFonts w:ascii="Times New Roman" w:hAnsi="Times New Roman" w:cs="Times New Roman" w:hint="eastAsia"/>
+                        </w:rPr>
+                        <w:t>Delay</w:t>
                       </w:r>
                       <w:proofErr w:type="spellEnd"/>
                       <w:r>
                         <w:rPr>
                           <w:rFonts w:ascii="Times New Roman" w:hAnsi="Times New Roman" w:cs="Times New Roman" w:hint="eastAsia"/>
                         </w:rPr>
-                        <w:t>() {</w:t>
+                        <w:t>(</w:t>
+                      </w:r>
+                      <w:proofErr w:type="gramEnd"/>
+                      <w:r>
+                        <w:rPr>
+                          <w:rFonts w:ascii="Times New Roman" w:hAnsi="Times New Roman" w:cs="Times New Roman" w:hint="eastAsia"/>
+                        </w:rPr>
+                        <w:t>) {</w:t>
                       </w:r>
                     </w:p>
                     <w:p>
@@ -12258,14 +13944,28 @@
                         <w:rPr>
                           <w:rFonts w:ascii="Times New Roman" w:hAnsi="Times New Roman" w:cs="Times New Roman" w:hint="eastAsia"/>
                         </w:rPr>
-                        <w:t>SPI_WriteByte</w:t>
+                        <w:t>SPI_</w:t>
+                      </w:r>
+                      <w:proofErr w:type="gramStart"/>
+                      <w:r>
+                        <w:rPr>
+                          <w:rFonts w:ascii="Times New Roman" w:hAnsi="Times New Roman" w:cs="Times New Roman" w:hint="eastAsia"/>
+                        </w:rPr>
+                        <w:t>WriteByte</w:t>
                       </w:r>
                       <w:proofErr w:type="spellEnd"/>
                       <w:r>
                         <w:rPr>
                           <w:rFonts w:ascii="Times New Roman" w:hAnsi="Times New Roman" w:cs="Times New Roman" w:hint="eastAsia"/>
                         </w:rPr>
-                        <w:t xml:space="preserve">(unsigned char </w:t>
+                        <w:t>(</w:t>
+                      </w:r>
+                      <w:proofErr w:type="gramEnd"/>
+                      <w:r>
+                        <w:rPr>
+                          <w:rFonts w:ascii="Times New Roman" w:hAnsi="Times New Roman" w:cs="Times New Roman" w:hint="eastAsia"/>
+                        </w:rPr>
+                        <w:t xml:space="preserve">unsigned char </w:t>
                       </w:r>
                       <w:proofErr w:type="spellStart"/>
                       <w:r>

--- a/通信协议.docx
+++ b/通信协议.docx
@@ -29,12 +29,12 @@
         <w:tblLook w:val="04A0" w:firstRow="1" w:lastRow="0" w:firstColumn="1" w:lastColumn="0" w:noHBand="0" w:noVBand="1"/>
       </w:tblPr>
       <w:tblGrid>
-        <w:gridCol w:w="843"/>
-        <w:gridCol w:w="1275"/>
-        <w:gridCol w:w="1558"/>
-        <w:gridCol w:w="992"/>
-        <w:gridCol w:w="1135"/>
-        <w:gridCol w:w="1842"/>
+        <w:gridCol w:w="856"/>
+        <w:gridCol w:w="1294"/>
+        <w:gridCol w:w="1581"/>
+        <w:gridCol w:w="1007"/>
+        <w:gridCol w:w="1151"/>
+        <w:gridCol w:w="1870"/>
       </w:tblGrid>
       <w:tr>
         <w:trPr>
@@ -49,7 +49,6 @@
               <w:bottom w:val="single" w:sz="8" w:space="0" w:color="auto"/>
               <w:right w:val="single" w:sz="8" w:space="0" w:color="auto"/>
             </w:tcBorders>
-            <w:shd w:val="clear" w:color="auto" w:fill="auto"/>
             <w:vAlign w:val="center"/>
             <w:hideMark/>
           </w:tcPr>
@@ -91,7 +90,6 @@
               <w:bottom w:val="single" w:sz="8" w:space="0" w:color="auto"/>
               <w:right w:val="single" w:sz="8" w:space="0" w:color="auto"/>
             </w:tcBorders>
-            <w:shd w:val="clear" w:color="auto" w:fill="auto"/>
             <w:vAlign w:val="center"/>
             <w:hideMark/>
           </w:tcPr>
@@ -133,7 +131,6 @@
               <w:bottom w:val="single" w:sz="8" w:space="0" w:color="auto"/>
               <w:right w:val="single" w:sz="8" w:space="0" w:color="auto"/>
             </w:tcBorders>
-            <w:shd w:val="clear" w:color="auto" w:fill="auto"/>
             <w:vAlign w:val="center"/>
             <w:hideMark/>
           </w:tcPr>
@@ -175,7 +172,6 @@
               <w:bottom w:val="single" w:sz="8" w:space="0" w:color="auto"/>
               <w:right w:val="single" w:sz="8" w:space="0" w:color="auto"/>
             </w:tcBorders>
-            <w:shd w:val="clear" w:color="auto" w:fill="auto"/>
             <w:vAlign w:val="center"/>
             <w:hideMark/>
           </w:tcPr>
@@ -217,7 +213,6 @@
               <w:bottom w:val="single" w:sz="8" w:space="0" w:color="auto"/>
               <w:right w:val="nil"/>
             </w:tcBorders>
-            <w:shd w:val="clear" w:color="auto" w:fill="auto"/>
             <w:vAlign w:val="center"/>
             <w:hideMark/>
           </w:tcPr>
@@ -259,7 +254,6 @@
               <w:bottom w:val="single" w:sz="8" w:space="0" w:color="auto"/>
               <w:right w:val="single" w:sz="8" w:space="0" w:color="auto"/>
             </w:tcBorders>
-            <w:shd w:val="clear" w:color="auto" w:fill="auto"/>
             <w:vAlign w:val="center"/>
             <w:hideMark/>
           </w:tcPr>
@@ -307,7 +301,6 @@
               <w:bottom w:val="single" w:sz="4" w:space="0" w:color="000000"/>
               <w:right w:val="single" w:sz="8" w:space="0" w:color="auto"/>
             </w:tcBorders>
-            <w:shd w:val="clear" w:color="auto" w:fill="auto"/>
             <w:vAlign w:val="center"/>
             <w:hideMark/>
           </w:tcPr>
@@ -350,7 +343,6 @@
               <w:bottom w:val="single" w:sz="4" w:space="0" w:color="000000"/>
               <w:right w:val="single" w:sz="8" w:space="0" w:color="auto"/>
             </w:tcBorders>
-            <w:shd w:val="clear" w:color="auto" w:fill="auto"/>
             <w:vAlign w:val="center"/>
             <w:hideMark/>
           </w:tcPr>
@@ -408,7 +400,6 @@
               <w:bottom w:val="single" w:sz="4" w:space="0" w:color="auto"/>
               <w:right w:val="single" w:sz="8" w:space="0" w:color="auto"/>
             </w:tcBorders>
-            <w:shd w:val="clear" w:color="auto" w:fill="auto"/>
             <w:vAlign w:val="center"/>
             <w:hideMark/>
           </w:tcPr>
@@ -456,7 +447,6 @@
               <w:bottom w:val="single" w:sz="4" w:space="0" w:color="auto"/>
               <w:right w:val="single" w:sz="8" w:space="0" w:color="auto"/>
             </w:tcBorders>
-            <w:shd w:val="clear" w:color="auto" w:fill="auto"/>
             <w:vAlign w:val="center"/>
             <w:hideMark/>
           </w:tcPr>
@@ -514,7 +504,6 @@
               <w:bottom w:val="single" w:sz="4" w:space="0" w:color="auto"/>
               <w:right w:val="nil"/>
             </w:tcBorders>
-            <w:shd w:val="clear" w:color="auto" w:fill="auto"/>
             <w:vAlign w:val="center"/>
             <w:hideMark/>
           </w:tcPr>
@@ -572,7 +561,6 @@
               <w:bottom w:val="single" w:sz="4" w:space="0" w:color="auto"/>
               <w:right w:val="single" w:sz="8" w:space="0" w:color="auto"/>
             </w:tcBorders>
-            <w:shd w:val="clear" w:color="auto" w:fill="auto"/>
             <w:vAlign w:val="center"/>
             <w:hideMark/>
           </w:tcPr>
@@ -692,7 +680,6 @@
               <w:bottom w:val="single" w:sz="4" w:space="0" w:color="auto"/>
               <w:right w:val="single" w:sz="8" w:space="0" w:color="auto"/>
             </w:tcBorders>
-            <w:shd w:val="clear" w:color="auto" w:fill="auto"/>
             <w:vAlign w:val="center"/>
             <w:hideMark/>
           </w:tcPr>
@@ -730,7 +717,6 @@
               <w:bottom w:val="single" w:sz="4" w:space="0" w:color="auto"/>
               <w:right w:val="single" w:sz="8" w:space="0" w:color="auto"/>
             </w:tcBorders>
-            <w:shd w:val="clear" w:color="auto" w:fill="auto"/>
             <w:vAlign w:val="center"/>
             <w:hideMark/>
           </w:tcPr>
@@ -747,7 +733,6 @@
                 <w:szCs w:val="15"/>
               </w:rPr>
             </w:pPr>
-            <w:proofErr w:type="gramStart"/>
             <w:r>
               <w:rPr>
                 <w:rFonts w:ascii="Times New Roman" w:eastAsia="等线" w:hAnsi="Times New Roman" w:cs="Times New Roman"/>
@@ -758,7 +743,6 @@
               </w:rPr>
               <w:t>单主</w:t>
             </w:r>
-            <w:proofErr w:type="gramEnd"/>
             <w:r>
               <w:rPr>
                 <w:rFonts w:ascii="Times New Roman" w:eastAsia="等线" w:hAnsi="Times New Roman" w:cs="Times New Roman"/>
@@ -790,7 +774,6 @@
               <w:bottom w:val="single" w:sz="4" w:space="0" w:color="auto"/>
               <w:right w:val="nil"/>
             </w:tcBorders>
-            <w:shd w:val="clear" w:color="auto" w:fill="auto"/>
             <w:vAlign w:val="center"/>
             <w:hideMark/>
           </w:tcPr>
@@ -828,7 +811,6 @@
               <w:bottom w:val="single" w:sz="4" w:space="0" w:color="auto"/>
               <w:right w:val="single" w:sz="8" w:space="0" w:color="auto"/>
             </w:tcBorders>
-            <w:shd w:val="clear" w:color="auto" w:fill="auto"/>
             <w:vAlign w:val="center"/>
             <w:hideMark/>
           </w:tcPr>
@@ -844,7 +826,6 @@
                 <w:szCs w:val="15"/>
               </w:rPr>
             </w:pPr>
-            <w:proofErr w:type="gramStart"/>
             <w:r>
               <w:rPr>
                 <w:rFonts w:ascii="Times New Roman" w:eastAsia="等线" w:hAnsi="Times New Roman" w:cs="Times New Roman"/>
@@ -853,18 +834,7 @@
                 <w:sz w:val="15"/>
                 <w:szCs w:val="15"/>
               </w:rPr>
-              <w:t>两根线传多</w:t>
-            </w:r>
-            <w:proofErr w:type="gramEnd"/>
-            <w:r>
-              <w:rPr>
-                <w:rFonts w:ascii="Times New Roman" w:eastAsia="等线" w:hAnsi="Times New Roman" w:cs="Times New Roman"/>
-                <w:color w:val="000000"/>
-                <w:kern w:val="0"/>
-                <w:sz w:val="15"/>
-                <w:szCs w:val="15"/>
-              </w:rPr>
-              <w:t>设备，需地址管理</w:t>
+              <w:t>两根线传多设备，需地址管理</w:t>
             </w:r>
             <w:r>
               <w:rPr>
@@ -960,7 +930,6 @@
               <w:bottom w:val="single" w:sz="4" w:space="0" w:color="auto"/>
               <w:right w:val="single" w:sz="8" w:space="0" w:color="auto"/>
             </w:tcBorders>
-            <w:shd w:val="clear" w:color="auto" w:fill="auto"/>
             <w:vAlign w:val="center"/>
             <w:hideMark/>
           </w:tcPr>
@@ -998,7 +967,6 @@
               <w:bottom w:val="single" w:sz="4" w:space="0" w:color="auto"/>
               <w:right w:val="single" w:sz="8" w:space="0" w:color="auto"/>
             </w:tcBorders>
-            <w:shd w:val="clear" w:color="auto" w:fill="auto"/>
             <w:vAlign w:val="center"/>
             <w:hideMark/>
           </w:tcPr>
@@ -1036,7 +1004,6 @@
               <w:bottom w:val="single" w:sz="4" w:space="0" w:color="auto"/>
               <w:right w:val="nil"/>
             </w:tcBorders>
-            <w:shd w:val="clear" w:color="auto" w:fill="auto"/>
             <w:vAlign w:val="center"/>
             <w:hideMark/>
           </w:tcPr>
@@ -1074,7 +1041,6 @@
               <w:bottom w:val="single" w:sz="4" w:space="0" w:color="auto"/>
               <w:right w:val="single" w:sz="8" w:space="0" w:color="auto"/>
             </w:tcBorders>
-            <w:shd w:val="clear" w:color="auto" w:fill="auto"/>
             <w:vAlign w:val="center"/>
             <w:hideMark/>
           </w:tcPr>
@@ -1083,7 +1049,7 @@
               <w:widowControl/>
               <w:spacing w:line="200" w:lineRule="exact"/>
               <w:rPr>
-                <w:rFonts w:ascii="Times New Roman" w:eastAsia="等线" w:hAnsi="Times New Roman" w:cs="Times New Roman" w:hint="eastAsia"/>
+                <w:rFonts w:ascii="Times New Roman" w:eastAsia="等线" w:hAnsi="Times New Roman" w:cs="Times New Roman"/>
                 <w:color w:val="000000"/>
                 <w:kern w:val="0"/>
                 <w:sz w:val="15"/>
@@ -1224,7 +1190,6 @@
               <w:bottom w:val="single" w:sz="4" w:space="0" w:color="auto"/>
               <w:right w:val="single" w:sz="8" w:space="0" w:color="auto"/>
             </w:tcBorders>
-            <w:shd w:val="clear" w:color="auto" w:fill="auto"/>
             <w:vAlign w:val="center"/>
             <w:hideMark/>
           </w:tcPr>
@@ -1262,7 +1227,6 @@
               <w:bottom w:val="single" w:sz="4" w:space="0" w:color="auto"/>
               <w:right w:val="single" w:sz="8" w:space="0" w:color="auto"/>
             </w:tcBorders>
-            <w:shd w:val="clear" w:color="auto" w:fill="auto"/>
             <w:vAlign w:val="center"/>
             <w:hideMark/>
           </w:tcPr>
@@ -1300,7 +1264,6 @@
               <w:bottom w:val="single" w:sz="4" w:space="0" w:color="auto"/>
               <w:right w:val="nil"/>
             </w:tcBorders>
-            <w:shd w:val="clear" w:color="auto" w:fill="auto"/>
             <w:vAlign w:val="center"/>
             <w:hideMark/>
           </w:tcPr>
@@ -1338,7 +1301,6 @@
               <w:bottom w:val="single" w:sz="4" w:space="0" w:color="auto"/>
               <w:right w:val="single" w:sz="8" w:space="0" w:color="auto"/>
             </w:tcBorders>
-            <w:shd w:val="clear" w:color="auto" w:fill="auto"/>
             <w:vAlign w:val="center"/>
             <w:hideMark/>
           </w:tcPr>
@@ -1374,7 +1336,6 @@
               </w:rPr>
               <w:t xml:space="preserve">, </w:t>
             </w:r>
-            <w:proofErr w:type="gramStart"/>
             <w:r>
               <w:rPr>
                 <w:rFonts w:ascii="Times New Roman" w:eastAsia="等线" w:hAnsi="Times New Roman" w:cs="Times New Roman"/>
@@ -1385,7 +1346,6 @@
               </w:rPr>
               <w:t>线少</w:t>
             </w:r>
-            <w:proofErr w:type="gramEnd"/>
             <w:r>
               <w:rPr>
                 <w:rFonts w:ascii="Times New Roman" w:eastAsia="等线" w:hAnsi="Times New Roman" w:cs="Times New Roman" w:hint="eastAsia"/>
@@ -1422,7 +1382,6 @@
               <w:bottom w:val="single" w:sz="4" w:space="0" w:color="auto"/>
               <w:right w:val="single" w:sz="8" w:space="0" w:color="auto"/>
             </w:tcBorders>
-            <w:shd w:val="clear" w:color="auto" w:fill="auto"/>
             <w:vAlign w:val="center"/>
             <w:hideMark/>
           </w:tcPr>
@@ -1464,7 +1423,6 @@
               <w:bottom w:val="single" w:sz="4" w:space="0" w:color="auto"/>
               <w:right w:val="single" w:sz="8" w:space="0" w:color="auto"/>
             </w:tcBorders>
-            <w:shd w:val="clear" w:color="auto" w:fill="auto"/>
             <w:vAlign w:val="center"/>
             <w:hideMark/>
           </w:tcPr>
@@ -1502,7 +1460,6 @@
               <w:bottom w:val="single" w:sz="4" w:space="0" w:color="auto"/>
               <w:right w:val="single" w:sz="8" w:space="0" w:color="auto"/>
             </w:tcBorders>
-            <w:shd w:val="clear" w:color="auto" w:fill="auto"/>
             <w:vAlign w:val="center"/>
             <w:hideMark/>
           </w:tcPr>
@@ -1550,7 +1507,6 @@
               <w:bottom w:val="single" w:sz="4" w:space="0" w:color="auto"/>
               <w:right w:val="single" w:sz="8" w:space="0" w:color="auto"/>
             </w:tcBorders>
-            <w:shd w:val="clear" w:color="auto" w:fill="auto"/>
             <w:vAlign w:val="center"/>
             <w:hideMark/>
           </w:tcPr>
@@ -1588,7 +1544,6 @@
               <w:bottom w:val="single" w:sz="4" w:space="0" w:color="auto"/>
               <w:right w:val="nil"/>
             </w:tcBorders>
-            <w:shd w:val="clear" w:color="auto" w:fill="auto"/>
             <w:vAlign w:val="center"/>
             <w:hideMark/>
           </w:tcPr>
@@ -1626,7 +1581,6 @@
               <w:bottom w:val="single" w:sz="4" w:space="0" w:color="auto"/>
               <w:right w:val="single" w:sz="8" w:space="0" w:color="auto"/>
             </w:tcBorders>
-            <w:shd w:val="clear" w:color="auto" w:fill="auto"/>
             <w:vAlign w:val="center"/>
             <w:hideMark/>
           </w:tcPr>
@@ -1668,7 +1622,6 @@
               <w:bottom w:val="single" w:sz="4" w:space="0" w:color="auto"/>
               <w:right w:val="single" w:sz="8" w:space="0" w:color="auto"/>
             </w:tcBorders>
-            <w:shd w:val="clear" w:color="auto" w:fill="auto"/>
             <w:vAlign w:val="center"/>
             <w:hideMark/>
           </w:tcPr>
@@ -1710,7 +1663,6 @@
               <w:bottom w:val="single" w:sz="4" w:space="0" w:color="auto"/>
               <w:right w:val="single" w:sz="8" w:space="0" w:color="auto"/>
             </w:tcBorders>
-            <w:shd w:val="clear" w:color="auto" w:fill="auto"/>
             <w:vAlign w:val="center"/>
             <w:hideMark/>
           </w:tcPr>
@@ -1748,7 +1700,6 @@
               <w:bottom w:val="single" w:sz="4" w:space="0" w:color="auto"/>
               <w:right w:val="single" w:sz="8" w:space="0" w:color="auto"/>
             </w:tcBorders>
-            <w:shd w:val="clear" w:color="auto" w:fill="auto"/>
             <w:vAlign w:val="center"/>
             <w:hideMark/>
           </w:tcPr>
@@ -1765,7 +1716,6 @@
                 <w:szCs w:val="15"/>
               </w:rPr>
             </w:pPr>
-            <w:proofErr w:type="gramStart"/>
             <w:r>
               <w:rPr>
                 <w:rFonts w:ascii="Times New Roman" w:eastAsia="等线" w:hAnsi="Times New Roman" w:cs="Times New Roman"/>
@@ -1776,7 +1726,6 @@
               </w:rPr>
               <w:t>蓝牙</w:t>
             </w:r>
-            <w:proofErr w:type="gramEnd"/>
             <w:r>
               <w:rPr>
                 <w:rFonts w:ascii="Times New Roman" w:eastAsia="等线" w:hAnsi="Times New Roman" w:cs="Times New Roman" w:hint="eastAsia"/>
@@ -1868,7 +1817,6 @@
               <w:bottom w:val="single" w:sz="4" w:space="0" w:color="auto"/>
               <w:right w:val="single" w:sz="8" w:space="0" w:color="auto"/>
             </w:tcBorders>
-            <w:shd w:val="clear" w:color="auto" w:fill="auto"/>
             <w:vAlign w:val="center"/>
             <w:hideMark/>
           </w:tcPr>
@@ -1926,7 +1874,6 @@
               <w:bottom w:val="single" w:sz="4" w:space="0" w:color="auto"/>
               <w:right w:val="nil"/>
             </w:tcBorders>
-            <w:shd w:val="clear" w:color="auto" w:fill="auto"/>
             <w:vAlign w:val="center"/>
             <w:hideMark/>
           </w:tcPr>
@@ -1984,7 +1931,6 @@
               <w:bottom w:val="single" w:sz="4" w:space="0" w:color="auto"/>
               <w:right w:val="single" w:sz="8" w:space="0" w:color="auto"/>
             </w:tcBorders>
-            <w:shd w:val="clear" w:color="auto" w:fill="auto"/>
             <w:vAlign w:val="center"/>
             <w:hideMark/>
           </w:tcPr>
@@ -2067,7 +2013,6 @@
               <w:bottom w:val="single" w:sz="4" w:space="0" w:color="auto"/>
               <w:right w:val="single" w:sz="8" w:space="0" w:color="auto"/>
             </w:tcBorders>
-            <w:shd w:val="clear" w:color="auto" w:fill="auto"/>
             <w:vAlign w:val="center"/>
             <w:hideMark/>
           </w:tcPr>
@@ -2109,7 +2054,6 @@
               <w:bottom w:val="single" w:sz="4" w:space="0" w:color="auto"/>
               <w:right w:val="single" w:sz="8" w:space="0" w:color="auto"/>
             </w:tcBorders>
-            <w:shd w:val="clear" w:color="auto" w:fill="auto"/>
             <w:vAlign w:val="center"/>
             <w:hideMark/>
           </w:tcPr>
@@ -2134,29 +2078,7 @@
                 <w:sz w:val="15"/>
                 <w:szCs w:val="15"/>
               </w:rPr>
-              <w:t>基于网络协议</w:t>
-            </w:r>
-            <w:proofErr w:type="gramStart"/>
-            <w:r>
-              <w:rPr>
-                <w:rFonts w:ascii="Times New Roman" w:eastAsia="等线" w:hAnsi="Times New Roman" w:cs="Times New Roman"/>
-                <w:color w:val="000000"/>
-                <w:kern w:val="0"/>
-                <w:sz w:val="15"/>
-                <w:szCs w:val="15"/>
-              </w:rPr>
-              <w:t>栈</w:t>
-            </w:r>
-            <w:proofErr w:type="gramEnd"/>
-            <w:r>
-              <w:rPr>
-                <w:rFonts w:ascii="Times New Roman" w:eastAsia="等线" w:hAnsi="Times New Roman" w:cs="Times New Roman"/>
-                <w:color w:val="000000"/>
-                <w:kern w:val="0"/>
-                <w:sz w:val="15"/>
-                <w:szCs w:val="15"/>
-              </w:rPr>
-              <w:t>的数据通信方式</w:t>
+              <w:t>基于网络协议栈的数据通信方式</w:t>
             </w:r>
           </w:p>
         </w:tc>
@@ -2169,7 +2091,6 @@
               <w:bottom w:val="single" w:sz="4" w:space="0" w:color="auto"/>
               <w:right w:val="single" w:sz="8" w:space="0" w:color="auto"/>
             </w:tcBorders>
-            <w:shd w:val="clear" w:color="auto" w:fill="auto"/>
             <w:vAlign w:val="center"/>
             <w:hideMark/>
           </w:tcPr>
@@ -2227,7 +2148,6 @@
               <w:bottom w:val="single" w:sz="4" w:space="0" w:color="auto"/>
               <w:right w:val="single" w:sz="8" w:space="0" w:color="auto"/>
             </w:tcBorders>
-            <w:shd w:val="clear" w:color="auto" w:fill="auto"/>
             <w:vAlign w:val="center"/>
             <w:hideMark/>
           </w:tcPr>
@@ -2265,7 +2185,6 @@
               <w:bottom w:val="single" w:sz="4" w:space="0" w:color="auto"/>
               <w:right w:val="nil"/>
             </w:tcBorders>
-            <w:shd w:val="clear" w:color="auto" w:fill="auto"/>
             <w:vAlign w:val="center"/>
             <w:hideMark/>
           </w:tcPr>
@@ -2303,7 +2222,6 @@
               <w:bottom w:val="single" w:sz="4" w:space="0" w:color="auto"/>
               <w:right w:val="single" w:sz="8" w:space="0" w:color="auto"/>
             </w:tcBorders>
-            <w:shd w:val="clear" w:color="auto" w:fill="auto"/>
             <w:vAlign w:val="center"/>
             <w:hideMark/>
           </w:tcPr>
@@ -2365,7 +2283,6 @@
               <w:bottom w:val="single" w:sz="8" w:space="0" w:color="auto"/>
               <w:right w:val="single" w:sz="8" w:space="0" w:color="auto"/>
             </w:tcBorders>
-            <w:shd w:val="clear" w:color="auto" w:fill="auto"/>
             <w:vAlign w:val="center"/>
             <w:hideMark/>
           </w:tcPr>
@@ -2407,7 +2324,6 @@
               <w:bottom w:val="single" w:sz="8" w:space="0" w:color="auto"/>
               <w:right w:val="single" w:sz="8" w:space="0" w:color="auto"/>
             </w:tcBorders>
-            <w:shd w:val="clear" w:color="auto" w:fill="auto"/>
             <w:vAlign w:val="center"/>
             <w:hideMark/>
           </w:tcPr>
@@ -2435,7 +2351,6 @@
               <w:bottom w:val="single" w:sz="8" w:space="0" w:color="auto"/>
               <w:right w:val="single" w:sz="8" w:space="0" w:color="auto"/>
             </w:tcBorders>
-            <w:shd w:val="clear" w:color="auto" w:fill="auto"/>
             <w:vAlign w:val="center"/>
             <w:hideMark/>
           </w:tcPr>
@@ -2493,7 +2408,6 @@
               <w:bottom w:val="single" w:sz="8" w:space="0" w:color="auto"/>
               <w:right w:val="single" w:sz="8" w:space="0" w:color="auto"/>
             </w:tcBorders>
-            <w:shd w:val="clear" w:color="auto" w:fill="auto"/>
             <w:vAlign w:val="center"/>
             <w:hideMark/>
           </w:tcPr>
@@ -2531,7 +2445,6 @@
               <w:bottom w:val="single" w:sz="8" w:space="0" w:color="auto"/>
               <w:right w:val="nil"/>
             </w:tcBorders>
-            <w:shd w:val="clear" w:color="auto" w:fill="auto"/>
             <w:vAlign w:val="center"/>
             <w:hideMark/>
           </w:tcPr>
@@ -2569,7 +2482,6 @@
               <w:bottom w:val="single" w:sz="8" w:space="0" w:color="auto"/>
               <w:right w:val="single" w:sz="8" w:space="0" w:color="auto"/>
             </w:tcBorders>
-            <w:shd w:val="clear" w:color="auto" w:fill="auto"/>
             <w:vAlign w:val="center"/>
             <w:hideMark/>
           </w:tcPr>
@@ -2665,20 +2577,8 @@
       <w:r>
         <w:rPr>
           <w:rFonts w:asciiTheme="minorEastAsia" w:hAnsiTheme="minorEastAsia" w:hint="eastAsia"/>
-          <w:szCs w:val="16"/>
-        </w:rPr>
-        <w:t xml:space="preserve">, </w:t>
-      </w:r>
-      <w:r>
-        <w:rPr>
-          <w:rFonts w:asciiTheme="minorEastAsia" w:hAnsiTheme="minorEastAsia"/>
-          <w:szCs w:val="16"/>
-        </w:rPr>
-        <w:t>它是通信双方在收发过程中</w:t>
-      </w:r>
-      <w:r>
-        <w:rPr>
-          <w:rFonts w:asciiTheme="minorEastAsia" w:hAnsiTheme="minorEastAsia" w:hint="eastAsia"/>
+          <w:b/>
+          <w:bCs/>
           <w:szCs w:val="16"/>
         </w:rPr>
         <w:t xml:space="preserve">, </w:t>
@@ -2690,38 +2590,76 @@
           <w:bCs/>
           <w:szCs w:val="16"/>
         </w:rPr>
+        <w:t>它是通信双方在收发过程中</w:t>
+      </w:r>
+      <w:r>
+        <w:rPr>
+          <w:rFonts w:asciiTheme="minorEastAsia" w:hAnsiTheme="minorEastAsia" w:hint="eastAsia"/>
+          <w:b/>
+          <w:bCs/>
+          <w:szCs w:val="16"/>
+        </w:rPr>
+        <w:t>,</w:t>
+      </w:r>
+      <w:r>
+        <w:rPr>
+          <w:rFonts w:asciiTheme="minorEastAsia" w:hAnsiTheme="minorEastAsia" w:hint="eastAsia"/>
+          <w:szCs w:val="16"/>
+        </w:rPr>
+        <w:t xml:space="preserve"> </w:t>
+      </w:r>
+      <w:r>
+        <w:rPr>
+          <w:rFonts w:asciiTheme="minorEastAsia" w:hAnsiTheme="minorEastAsia"/>
+          <w:b/>
+          <w:bCs/>
+          <w:szCs w:val="16"/>
+        </w:rPr>
         <w:t>最小的独立单位</w:t>
       </w:r>
     </w:p>
     <w:p>
       <w:pPr>
         <w:rPr>
-          <w:rFonts w:asciiTheme="minorEastAsia" w:hAnsiTheme="minorEastAsia" w:hint="eastAsia"/>
-          <w:szCs w:val="16"/>
-        </w:rPr>
-      </w:pPr>
-      <w:r>
-        <w:rPr>
-          <w:rFonts w:asciiTheme="minorEastAsia" w:hAnsiTheme="minorEastAsia"/>
-          <w:szCs w:val="16"/>
-        </w:rPr>
-        <w:t>一帧 = 通信协议规定的</w:t>
-      </w:r>
-      <w:r>
-        <w:rPr>
-          <w:rFonts w:asciiTheme="minorEastAsia" w:hAnsiTheme="minorEastAsia"/>
+          <w:rFonts w:ascii="Times New Roman" w:hAnsi="Times New Roman" w:cs="Times New Roman"/>
           <w:b/>
           <w:bCs/>
           <w:szCs w:val="16"/>
         </w:rPr>
-        <w:t>完整数据格式</w:t>
+      </w:pPr>
+      <w:r>
+        <w:rPr>
+          <w:rFonts w:ascii="Times New Roman" w:hAnsi="Times New Roman" w:cs="Times New Roman"/>
+          <w:b/>
+          <w:bCs/>
+          <w:szCs w:val="16"/>
+        </w:rPr>
+        <w:t>一帧</w:t>
+      </w:r>
+      <w:r>
+        <w:rPr>
+          <w:rFonts w:ascii="Times New Roman" w:hAnsi="Times New Roman" w:cs="Times New Roman"/>
+          <w:b/>
+          <w:bCs/>
+          <w:szCs w:val="16"/>
+        </w:rPr>
+        <w:t xml:space="preserve"> = </w:t>
+      </w:r>
+      <w:r>
+        <w:rPr>
+          <w:rFonts w:ascii="Times New Roman" w:hAnsi="Times New Roman" w:cs="Times New Roman"/>
+          <w:b/>
+          <w:bCs/>
+          <w:szCs w:val="16"/>
+        </w:rPr>
+        <w:t>通信协议规定的完整数据格式</w:t>
       </w:r>
     </w:p>
     <w:p>
       <w:pPr>
         <w:spacing w:line="200" w:lineRule="exact"/>
         <w:rPr>
-          <w:rFonts w:asciiTheme="minorEastAsia" w:hAnsiTheme="minorEastAsia"/>
+          <w:rFonts w:asciiTheme="minorEastAsia" w:hAnsiTheme="minorEastAsia" w:hint="eastAsia"/>
           <w:szCs w:val="16"/>
         </w:rPr>
       </w:pPr>
@@ -2730,7 +2668,7 @@
       <w:pPr>
         <w:spacing w:line="200" w:lineRule="exact"/>
         <w:rPr>
-          <w:rFonts w:asciiTheme="minorEastAsia" w:hAnsiTheme="minorEastAsia"/>
+          <w:rFonts w:asciiTheme="minorEastAsia" w:hAnsiTheme="minorEastAsia" w:hint="eastAsia"/>
           <w:szCs w:val="16"/>
         </w:rPr>
       </w:pPr>
@@ -3066,6 +3004,7 @@
           <w:p>
             <w:pPr>
               <w:spacing w:line="220" w:lineRule="exact"/>
+              <w:jc w:val="center"/>
               <w:rPr>
                 <w:rFonts w:asciiTheme="minorEastAsia" w:hAnsiTheme="minorEastAsia" w:hint="eastAsia"/>
                 <w:szCs w:val="16"/>
@@ -3076,7 +3015,38 @@
                 <w:rFonts w:asciiTheme="minorEastAsia" w:hAnsiTheme="minorEastAsia"/>
                 <w:szCs w:val="16"/>
               </w:rPr>
-              <w:t>一般为 8 位（也可配置为 5~9 位）</w:t>
+              <w:t>一般为8位</w:t>
+            </w:r>
+          </w:p>
+          <w:p>
+            <w:pPr>
+              <w:spacing w:line="220" w:lineRule="exact"/>
+              <w:jc w:val="left"/>
+              <w:rPr>
+                <w:rFonts w:asciiTheme="minorEastAsia" w:hAnsiTheme="minorEastAsia" w:hint="eastAsia"/>
+                <w:szCs w:val="16"/>
+              </w:rPr>
+            </w:pPr>
+            <w:r>
+              <w:rPr>
+                <w:rFonts w:asciiTheme="minorEastAsia" w:hAnsiTheme="minorEastAsia" w:hint="eastAsia"/>
+                <w:szCs w:val="16"/>
+              </w:rPr>
+              <w:t>(</w:t>
+            </w:r>
+            <w:r>
+              <w:rPr>
+                <w:rFonts w:asciiTheme="minorEastAsia" w:hAnsiTheme="minorEastAsia"/>
+                <w:szCs w:val="16"/>
+              </w:rPr>
+              <w:t>也可配置为5~9位</w:t>
+            </w:r>
+            <w:r>
+              <w:rPr>
+                <w:rFonts w:asciiTheme="minorEastAsia" w:hAnsiTheme="minorEastAsia" w:hint="eastAsia"/>
+                <w:szCs w:val="16"/>
+              </w:rPr>
+              <w:t>)</w:t>
             </w:r>
           </w:p>
         </w:tc>
@@ -3393,7 +3363,7 @@
     <w:p>
       <w:pPr>
         <w:rPr>
-          <w:rFonts w:asciiTheme="minorEastAsia" w:hAnsiTheme="minorEastAsia"/>
+          <w:rFonts w:asciiTheme="minorEastAsia" w:hAnsiTheme="minorEastAsia" w:hint="eastAsia"/>
           <w:b/>
           <w:bCs/>
           <w:color w:val="47D459" w:themeColor="accent3" w:themeTint="99"/>
@@ -3982,23 +3952,7 @@
                                 <w:b/>
                                 <w:bCs/>
                               </w:rPr>
-                              <w:t>主机</w:t>
-                            </w:r>
-                            <w:r>
-                              <w:rPr>
-                                <w:rFonts w:hint="eastAsia"/>
-                                <w:b/>
-                                <w:bCs/>
-                              </w:rPr>
-                              <w:t>初始化过</w:t>
-                            </w:r>
-                            <w:r>
-                              <w:rPr>
-                                <w:rFonts w:hint="eastAsia"/>
-                                <w:b/>
-                                <w:bCs/>
-                              </w:rPr>
-                              <w:t>程</w:t>
+                              <w:t>主机初始化过程</w:t>
                             </w:r>
                           </w:p>
                         </w:txbxContent>
@@ -4042,23 +3996,7 @@
                           <w:b/>
                           <w:bCs/>
                         </w:rPr>
-                        <w:t>主机</w:t>
-                      </w:r>
-                      <w:r>
-                        <w:rPr>
-                          <w:rFonts w:hint="eastAsia"/>
-                          <w:b/>
-                          <w:bCs/>
-                        </w:rPr>
-                        <w:t>初始化过</w:t>
-                      </w:r>
-                      <w:r>
-                        <w:rPr>
-                          <w:rFonts w:hint="eastAsia"/>
-                          <w:b/>
-                          <w:bCs/>
-                        </w:rPr>
-                        <w:t>程</w:t>
+                        <w:t>主机初始化过程</w:t>
                       </w:r>
                     </w:p>
                   </w:txbxContent>
@@ -4126,23 +4064,7 @@
           <w:rFonts w:asciiTheme="minorEastAsia" w:hAnsiTheme="minorEastAsia" w:hint="eastAsia"/>
           <w:szCs w:val="16"/>
         </w:rPr>
-        <w:t>主机</w:t>
-      </w:r>
-      <w:proofErr w:type="gramStart"/>
-      <w:r>
-        <w:rPr>
-          <w:rFonts w:asciiTheme="minorEastAsia" w:hAnsiTheme="minorEastAsia" w:hint="eastAsia"/>
-          <w:szCs w:val="16"/>
-        </w:rPr>
-        <w:t>发数据</w:t>
-      </w:r>
-      <w:proofErr w:type="gramEnd"/>
-      <w:r>
-        <w:rPr>
-          <w:rFonts w:asciiTheme="minorEastAsia" w:hAnsiTheme="minorEastAsia" w:hint="eastAsia"/>
-          <w:szCs w:val="16"/>
-        </w:rPr>
-        <w:t>地址</w:t>
+        <w:t>主机发数据地址</w:t>
       </w:r>
     </w:p>
     <w:p>
@@ -4300,25 +4222,7 @@
           <w:color w:val="196B24" w:themeColor="accent3"/>
           <w:szCs w:val="16"/>
         </w:rPr>
-        <w:t>{主机</w:t>
-      </w:r>
-      <w:proofErr w:type="gramStart"/>
-      <w:r>
-        <w:rPr>
-          <w:rFonts w:asciiTheme="minorEastAsia" w:hAnsiTheme="minorEastAsia" w:hint="eastAsia"/>
-          <w:color w:val="196B24" w:themeColor="accent3"/>
-          <w:szCs w:val="16"/>
-        </w:rPr>
-        <w:t>发数据</w:t>
-      </w:r>
-      <w:proofErr w:type="gramEnd"/>
-      <w:r>
-        <w:rPr>
-          <w:rFonts w:asciiTheme="minorEastAsia" w:hAnsiTheme="minorEastAsia" w:hint="eastAsia"/>
-          <w:color w:val="196B24" w:themeColor="accent3"/>
-          <w:szCs w:val="16"/>
-        </w:rPr>
-        <w:t>}</w:t>
+        <w:t>{主机发数据}</w:t>
       </w:r>
       <w:r>
         <w:rPr>
@@ -4429,27 +4333,7 @@
                                 <w:bCs/>
                                 <w:color w:val="124F1A" w:themeColor="accent3" w:themeShade="BF"/>
                               </w:rPr>
-                              <w:t>主机</w:t>
-                            </w:r>
-                            <w:proofErr w:type="gramStart"/>
-                            <w:r>
-                              <w:rPr>
-                                <w:rFonts w:hint="eastAsia"/>
-                                <w:b/>
-                                <w:bCs/>
-                                <w:color w:val="124F1A" w:themeColor="accent3" w:themeShade="BF"/>
-                              </w:rPr>
-                              <w:t>发数据</w:t>
-                            </w:r>
-                            <w:proofErr w:type="gramEnd"/>
-                            <w:r>
-                              <w:rPr>
-                                <w:rFonts w:hint="eastAsia"/>
-                                <w:b/>
-                                <w:bCs/>
-                                <w:color w:val="124F1A" w:themeColor="accent3" w:themeShade="BF"/>
-                              </w:rPr>
-                              <w:t>过程</w:t>
+                              <w:t>主机发数据过程</w:t>
                             </w:r>
                           </w:p>
                         </w:txbxContent>
@@ -4491,27 +4375,7 @@
                           <w:bCs/>
                           <w:color w:val="124F1A" w:themeColor="accent3" w:themeShade="BF"/>
                         </w:rPr>
-                        <w:t>主机</w:t>
-                      </w:r>
-                      <w:proofErr w:type="gramStart"/>
-                      <w:r>
-                        <w:rPr>
-                          <w:rFonts w:hint="eastAsia"/>
-                          <w:b/>
-                          <w:bCs/>
-                          <w:color w:val="124F1A" w:themeColor="accent3" w:themeShade="BF"/>
-                        </w:rPr>
-                        <w:t>发数据</w:t>
-                      </w:r>
-                      <w:proofErr w:type="gramEnd"/>
-                      <w:r>
-                        <w:rPr>
-                          <w:rFonts w:hint="eastAsia"/>
-                          <w:b/>
-                          <w:bCs/>
-                          <w:color w:val="124F1A" w:themeColor="accent3" w:themeShade="BF"/>
-                        </w:rPr>
-                        <w:t>过程</w:t>
+                        <w:t>主机发数据过程</w:t>
                       </w:r>
                     </w:p>
                   </w:txbxContent>
@@ -4644,11 +4508,38 @@
       <w:pPr>
         <w:ind w:firstLine="240"/>
         <w:rPr>
-          <w:rFonts w:asciiTheme="minorEastAsia" w:hAnsiTheme="minorEastAsia"/>
+          <w:rFonts w:asciiTheme="minorEastAsia" w:hAnsiTheme="minorEastAsia" w:hint="eastAsia"/>
           <w:b/>
           <w:bCs/>
           <w:color w:val="EE0000"/>
           <w:szCs w:val="16"/>
+        </w:rPr>
+      </w:pPr>
+    </w:p>
+    <w:p>
+      <w:pPr>
+        <w:pStyle w:val="ae"/>
+        <w:spacing w:line="200" w:lineRule="exact"/>
+        <w:rPr>
+          <w:rFonts w:hint="eastAsia"/>
+        </w:rPr>
+      </w:pPr>
+    </w:p>
+    <w:p>
+      <w:pPr>
+        <w:pStyle w:val="ae"/>
+        <w:spacing w:line="200" w:lineRule="exact"/>
+        <w:rPr>
+          <w:rFonts w:hint="eastAsia"/>
+        </w:rPr>
+      </w:pPr>
+    </w:p>
+    <w:p>
+      <w:pPr>
+        <w:pStyle w:val="ae"/>
+        <w:spacing w:line="200" w:lineRule="exact"/>
+        <w:rPr>
+          <w:rFonts w:hint="eastAsia"/>
         </w:rPr>
       </w:pPr>
     </w:p>
@@ -4948,25 +4839,7 @@
           <w:color w:val="215E99" w:themeColor="text2" w:themeTint="BF"/>
           <w:szCs w:val="16"/>
         </w:rPr>
-        <w:t>] (Note that: 主机读数</w:t>
-      </w:r>
-      <w:proofErr w:type="gramStart"/>
-      <w:r>
-        <w:rPr>
-          <w:rFonts w:asciiTheme="minorEastAsia" w:hAnsiTheme="minorEastAsia" w:hint="eastAsia"/>
-          <w:color w:val="215E99" w:themeColor="text2" w:themeTint="BF"/>
-          <w:szCs w:val="16"/>
-        </w:rPr>
-        <w:t>据必须</w:t>
-      </w:r>
-      <w:proofErr w:type="gramEnd"/>
-      <w:r>
-        <w:rPr>
-          <w:rFonts w:asciiTheme="minorEastAsia" w:hAnsiTheme="minorEastAsia" w:hint="eastAsia"/>
-          <w:color w:val="215E99" w:themeColor="text2" w:themeTint="BF"/>
-          <w:szCs w:val="16"/>
-        </w:rPr>
-        <w:t>要先发起写操作如上述操作只是没有写入的数据</w:t>
+        <w:t>] (Note that: 主机读数据必须要先发起写操作如上述操作只是没有写入的数据</w:t>
       </w:r>
     </w:p>
     <w:p>
@@ -5071,27 +4944,7 @@
                                 <w:bCs/>
                                 <w:color w:val="215E99" w:themeColor="text2" w:themeTint="BF"/>
                               </w:rPr>
-                              <w:t>主机</w:t>
-                            </w:r>
-                            <w:proofErr w:type="gramStart"/>
-                            <w:r>
-                              <w:rPr>
-                                <w:rFonts w:hint="eastAsia"/>
-                                <w:b/>
-                                <w:bCs/>
-                                <w:color w:val="215E99" w:themeColor="text2" w:themeTint="BF"/>
-                              </w:rPr>
-                              <w:t>收数据</w:t>
-                            </w:r>
-                            <w:proofErr w:type="gramEnd"/>
-                            <w:r>
-                              <w:rPr>
-                                <w:rFonts w:hint="eastAsia"/>
-                                <w:b/>
-                                <w:bCs/>
-                                <w:color w:val="215E99" w:themeColor="text2" w:themeTint="BF"/>
-                              </w:rPr>
-                              <w:t>过程</w:t>
+                              <w:t>主机收数据过程</w:t>
                             </w:r>
                           </w:p>
                         </w:txbxContent>
@@ -5133,27 +4986,7 @@
                           <w:bCs/>
                           <w:color w:val="215E99" w:themeColor="text2" w:themeTint="BF"/>
                         </w:rPr>
-                        <w:t>主机</w:t>
-                      </w:r>
-                      <w:proofErr w:type="gramStart"/>
-                      <w:r>
-                        <w:rPr>
-                          <w:rFonts w:hint="eastAsia"/>
-                          <w:b/>
-                          <w:bCs/>
-                          <w:color w:val="215E99" w:themeColor="text2" w:themeTint="BF"/>
-                        </w:rPr>
-                        <w:t>收数据</w:t>
-                      </w:r>
-                      <w:proofErr w:type="gramEnd"/>
-                      <w:r>
-                        <w:rPr>
-                          <w:rFonts w:hint="eastAsia"/>
-                          <w:b/>
-                          <w:bCs/>
-                          <w:color w:val="215E99" w:themeColor="text2" w:themeTint="BF"/>
-                        </w:rPr>
-                        <w:t>过程</w:t>
+                        <w:t>主机收数据过程</w:t>
                       </w:r>
                     </w:p>
                   </w:txbxContent>
@@ -5299,25 +5132,7 @@
           <w:color w:val="215E99" w:themeColor="text2" w:themeTint="BF"/>
           <w:szCs w:val="16"/>
         </w:rPr>
-        <w:t xml:space="preserve"> [从机</w:t>
-      </w:r>
-      <w:proofErr w:type="gramStart"/>
-      <w:r>
-        <w:rPr>
-          <w:rFonts w:asciiTheme="minorEastAsia" w:hAnsiTheme="minorEastAsia" w:hint="eastAsia"/>
-          <w:color w:val="215E99" w:themeColor="text2" w:themeTint="BF"/>
-          <w:szCs w:val="16"/>
-        </w:rPr>
-        <w:t>发数据</w:t>
-      </w:r>
-      <w:proofErr w:type="gramEnd"/>
-      <w:r>
-        <w:rPr>
-          <w:rFonts w:asciiTheme="minorEastAsia" w:hAnsiTheme="minorEastAsia" w:hint="eastAsia"/>
-          <w:color w:val="215E99" w:themeColor="text2" w:themeTint="BF"/>
-          <w:szCs w:val="16"/>
-        </w:rPr>
-        <w:t>]</w:t>
+        <w:t xml:space="preserve"> [从机发数据]</w:t>
       </w:r>
     </w:p>
     <w:p>
@@ -5394,15 +5209,7 @@
                                 <w:b/>
                                 <w:bCs/>
                               </w:rPr>
-                              <w:t>主机</w:t>
-                            </w:r>
-                            <w:r>
-                              <w:rPr>
-                                <w:rFonts w:hint="eastAsia"/>
-                                <w:b/>
-                                <w:bCs/>
-                              </w:rPr>
-                              <w:t>结束通信</w:t>
+                              <w:t>主机结束通信</w:t>
                             </w:r>
                           </w:p>
                         </w:txbxContent>
@@ -5442,15 +5249,7 @@
                           <w:b/>
                           <w:bCs/>
                         </w:rPr>
-                        <w:t>主机</w:t>
-                      </w:r>
-                      <w:r>
-                        <w:rPr>
-                          <w:rFonts w:hint="eastAsia"/>
-                          <w:b/>
-                          <w:bCs/>
-                        </w:rPr>
-                        <w:t>结束通信</w:t>
+                        <w:t>主机结束通信</w:t>
                       </w:r>
                     </w:p>
                   </w:txbxContent>
@@ -6507,33 +6306,15 @@
                                 <w:sz w:val="15"/>
                                 <w:szCs w:val="15"/>
                               </w:rPr>
-                              <w:t>写1：主机将DQ拉低15μs然后</w:t>
-                            </w:r>
-                            <w:proofErr w:type="gramStart"/>
+                              <w:t>写1：主机将DQ拉低15μs然后释放</w:t>
+                            </w:r>
                             <w:r>
                               <w:rPr>
                                 <w:rFonts w:hint="eastAsia"/>
                                 <w:sz w:val="15"/>
                                 <w:szCs w:val="15"/>
                               </w:rPr>
-                              <w:t>释放</w:t>
-                            </w:r>
-                            <w:r>
-                              <w:rPr>
-                                <w:rFonts w:hint="eastAsia"/>
-                                <w:sz w:val="15"/>
-                                <w:szCs w:val="15"/>
-                              </w:rPr>
-                              <w:t>让</w:t>
-                            </w:r>
-                            <w:proofErr w:type="gramEnd"/>
-                            <w:r>
-                              <w:rPr>
-                                <w:rFonts w:hint="eastAsia"/>
-                                <w:sz w:val="15"/>
-                                <w:szCs w:val="15"/>
-                              </w:rPr>
-                              <w:t>DQ=1</w:t>
+                              <w:t>让DQ=1</w:t>
                             </w:r>
                             <w:r>
                               <w:rPr>
@@ -6845,33 +6626,15 @@
                           <w:sz w:val="15"/>
                           <w:szCs w:val="15"/>
                         </w:rPr>
-                        <w:t>写1：主机将DQ拉低15μs然后</w:t>
+                        <w:t>写1：主机将DQ拉低15μs然后释放</w:t>
                       </w:r>
-                      <w:proofErr w:type="gramStart"/>
                       <w:r>
                         <w:rPr>
                           <w:rFonts w:hint="eastAsia"/>
                           <w:sz w:val="15"/>
                           <w:szCs w:val="15"/>
                         </w:rPr>
-                        <w:t>释放</w:t>
-                      </w:r>
-                      <w:r>
-                        <w:rPr>
-                          <w:rFonts w:hint="eastAsia"/>
-                          <w:sz w:val="15"/>
-                          <w:szCs w:val="15"/>
-                        </w:rPr>
-                        <w:t>让</w:t>
-                      </w:r>
-                      <w:proofErr w:type="gramEnd"/>
-                      <w:r>
-                        <w:rPr>
-                          <w:rFonts w:hint="eastAsia"/>
-                          <w:sz w:val="15"/>
-                          <w:szCs w:val="15"/>
-                        </w:rPr>
-                        <w:t>DQ=1</w:t>
+                        <w:t>让DQ=1</w:t>
                       </w:r>
                       <w:r>
                         <w:rPr>
@@ -7417,7 +7180,6 @@
                                     <w:bottom w:val="single" w:sz="8" w:space="0" w:color="auto"/>
                                     <w:right w:val="single" w:sz="8" w:space="0" w:color="auto"/>
                                   </w:tcBorders>
-                                  <w:shd w:val="clear" w:color="auto" w:fill="auto"/>
                                   <w:noWrap/>
                                   <w:vAlign w:val="center"/>
                                   <w:hideMark/>
@@ -7454,7 +7216,6 @@
                                     <w:bottom w:val="single" w:sz="8" w:space="0" w:color="auto"/>
                                     <w:right w:val="single" w:sz="8" w:space="0" w:color="auto"/>
                                   </w:tcBorders>
-                                  <w:shd w:val="clear" w:color="auto" w:fill="auto"/>
                                   <w:noWrap/>
                                   <w:vAlign w:val="center"/>
                                   <w:hideMark/>
@@ -7491,7 +7252,6 @@
                                     <w:bottom w:val="single" w:sz="8" w:space="0" w:color="auto"/>
                                     <w:right w:val="single" w:sz="8" w:space="0" w:color="auto"/>
                                   </w:tcBorders>
-                                  <w:shd w:val="clear" w:color="auto" w:fill="auto"/>
                                   <w:noWrap/>
                                   <w:vAlign w:val="center"/>
                                   <w:hideMark/>
@@ -7533,7 +7293,6 @@
                                     <w:bottom w:val="single" w:sz="4" w:space="0" w:color="auto"/>
                                     <w:right w:val="single" w:sz="8" w:space="0" w:color="auto"/>
                                   </w:tcBorders>
-                                  <w:shd w:val="clear" w:color="auto" w:fill="auto"/>
                                   <w:noWrap/>
                                   <w:vAlign w:val="center"/>
                                   <w:hideMark/>
@@ -7570,7 +7329,6 @@
                                     <w:bottom w:val="single" w:sz="4" w:space="0" w:color="auto"/>
                                     <w:right w:val="single" w:sz="8" w:space="0" w:color="auto"/>
                                   </w:tcBorders>
-                                  <w:shd w:val="clear" w:color="auto" w:fill="auto"/>
                                   <w:noWrap/>
                                   <w:vAlign w:val="center"/>
                                   <w:hideMark/>
@@ -7607,7 +7365,6 @@
                                     <w:bottom w:val="single" w:sz="4" w:space="0" w:color="auto"/>
                                     <w:right w:val="single" w:sz="8" w:space="0" w:color="auto"/>
                                   </w:tcBorders>
-                                  <w:shd w:val="clear" w:color="auto" w:fill="auto"/>
                                   <w:noWrap/>
                                   <w:vAlign w:val="center"/>
                                   <w:hideMark/>
@@ -7649,7 +7406,6 @@
                                     <w:bottom w:val="single" w:sz="4" w:space="0" w:color="auto"/>
                                     <w:right w:val="single" w:sz="8" w:space="0" w:color="auto"/>
                                   </w:tcBorders>
-                                  <w:shd w:val="clear" w:color="auto" w:fill="auto"/>
                                   <w:noWrap/>
                                   <w:vAlign w:val="center"/>
                                   <w:hideMark/>
@@ -7686,7 +7442,6 @@
                                     <w:bottom w:val="single" w:sz="4" w:space="0" w:color="auto"/>
                                     <w:right w:val="single" w:sz="8" w:space="0" w:color="auto"/>
                                   </w:tcBorders>
-                                  <w:shd w:val="clear" w:color="auto" w:fill="auto"/>
                                   <w:noWrap/>
                                   <w:vAlign w:val="center"/>
                                   <w:hideMark/>
@@ -7741,7 +7496,6 @@
                                     <w:bottom w:val="single" w:sz="4" w:space="0" w:color="auto"/>
                                     <w:right w:val="single" w:sz="8" w:space="0" w:color="auto"/>
                                   </w:tcBorders>
-                                  <w:shd w:val="clear" w:color="auto" w:fill="auto"/>
                                   <w:noWrap/>
                                   <w:vAlign w:val="center"/>
                                   <w:hideMark/>
@@ -7783,7 +7537,6 @@
                                     <w:bottom w:val="single" w:sz="4" w:space="0" w:color="auto"/>
                                     <w:right w:val="single" w:sz="8" w:space="0" w:color="auto"/>
                                   </w:tcBorders>
-                                  <w:shd w:val="clear" w:color="auto" w:fill="auto"/>
                                   <w:noWrap/>
                                   <w:vAlign w:val="center"/>
                                   <w:hideMark/>
@@ -7820,7 +7573,6 @@
                                     <w:bottom w:val="single" w:sz="4" w:space="0" w:color="auto"/>
                                     <w:right w:val="single" w:sz="8" w:space="0" w:color="auto"/>
                                   </w:tcBorders>
-                                  <w:shd w:val="clear" w:color="auto" w:fill="auto"/>
                                   <w:noWrap/>
                                   <w:vAlign w:val="center"/>
                                   <w:hideMark/>
@@ -7875,7 +7627,6 @@
                                     <w:bottom w:val="single" w:sz="4" w:space="0" w:color="auto"/>
                                     <w:right w:val="single" w:sz="8" w:space="0" w:color="auto"/>
                                   </w:tcBorders>
-                                  <w:shd w:val="clear" w:color="auto" w:fill="auto"/>
                                   <w:noWrap/>
                                   <w:vAlign w:val="center"/>
                                   <w:hideMark/>
@@ -7917,7 +7668,6 @@
                                     <w:bottom w:val="single" w:sz="8" w:space="0" w:color="auto"/>
                                     <w:right w:val="single" w:sz="8" w:space="0" w:color="auto"/>
                                   </w:tcBorders>
-                                  <w:shd w:val="clear" w:color="auto" w:fill="auto"/>
                                   <w:noWrap/>
                                   <w:vAlign w:val="center"/>
                                   <w:hideMark/>
@@ -7972,7 +7722,6 @@
                                     <w:bottom w:val="single" w:sz="8" w:space="0" w:color="auto"/>
                                     <w:right w:val="single" w:sz="8" w:space="0" w:color="auto"/>
                                   </w:tcBorders>
-                                  <w:shd w:val="clear" w:color="auto" w:fill="auto"/>
                                   <w:noWrap/>
                                   <w:vAlign w:val="center"/>
                                   <w:hideMark/>
@@ -7996,27 +7745,7 @@
                                       <w:kern w:val="0"/>
                                       <w:szCs w:val="16"/>
                                     </w:rPr>
-                                    <w:t>主机决定与</w:t>
-                                  </w:r>
-                                  <w:proofErr w:type="gramStart"/>
-                                  <w:r>
-                                    <w:rPr>
-                                      <w:rFonts w:ascii="Times New Roman" w:eastAsia="等线" w:hAnsi="Times New Roman" w:cs="Times New Roman"/>
-                                      <w:color w:val="000000"/>
-                                      <w:kern w:val="0"/>
-                                      <w:szCs w:val="16"/>
-                                    </w:rPr>
-                                    <w:t>哪个从</w:t>
-                                  </w:r>
-                                  <w:proofErr w:type="gramEnd"/>
-                                  <w:r>
-                                    <w:rPr>
-                                      <w:rFonts w:ascii="Times New Roman" w:eastAsia="等线" w:hAnsi="Times New Roman" w:cs="Times New Roman"/>
-                                      <w:color w:val="000000"/>
-                                      <w:kern w:val="0"/>
-                                      <w:szCs w:val="16"/>
-                                    </w:rPr>
-                                    <w:t>机通信</w:t>
+                                    <w:t>主机决定与哪个从机通信</w:t>
                                   </w:r>
                                 </w:p>
                               </w:tc>
@@ -8029,7 +7758,6 @@
                                     <w:bottom w:val="single" w:sz="8" w:space="0" w:color="auto"/>
                                     <w:right w:val="single" w:sz="8" w:space="0" w:color="auto"/>
                                   </w:tcBorders>
-                                  <w:shd w:val="clear" w:color="auto" w:fill="auto"/>
                                   <w:noWrap/>
                                   <w:vAlign w:val="center"/>
                                   <w:hideMark/>
@@ -8053,27 +7781,7 @@
                                       <w:kern w:val="0"/>
                                       <w:szCs w:val="16"/>
                                     </w:rPr>
-                                    <w:t>低电平表示选中</w:t>
-                                  </w:r>
-                                  <w:proofErr w:type="gramStart"/>
-                                  <w:r>
-                                    <w:rPr>
-                                      <w:rFonts w:ascii="Times New Roman" w:eastAsia="等线" w:hAnsi="Times New Roman" w:cs="Times New Roman"/>
-                                      <w:color w:val="000000"/>
-                                      <w:kern w:val="0"/>
-                                      <w:szCs w:val="16"/>
-                                    </w:rPr>
-                                    <w:t>哪个从</w:t>
-                                  </w:r>
-                                  <w:proofErr w:type="gramEnd"/>
-                                  <w:r>
-                                    <w:rPr>
-                                      <w:rFonts w:ascii="Times New Roman" w:eastAsia="等线" w:hAnsi="Times New Roman" w:cs="Times New Roman"/>
-                                      <w:color w:val="000000"/>
-                                      <w:kern w:val="0"/>
-                                      <w:szCs w:val="16"/>
-                                    </w:rPr>
-                                    <w:t>机</w:t>
+                                    <w:t>低电平表示选中哪个从机</w:t>
                                   </w:r>
                                 </w:p>
                               </w:tc>
@@ -8133,7 +7841,6 @@
                               <w:bottom w:val="single" w:sz="8" w:space="0" w:color="auto"/>
                               <w:right w:val="single" w:sz="8" w:space="0" w:color="auto"/>
                             </w:tcBorders>
-                            <w:shd w:val="clear" w:color="auto" w:fill="auto"/>
                             <w:noWrap/>
                             <w:vAlign w:val="center"/>
                             <w:hideMark/>
@@ -8170,7 +7877,6 @@
                               <w:bottom w:val="single" w:sz="8" w:space="0" w:color="auto"/>
                               <w:right w:val="single" w:sz="8" w:space="0" w:color="auto"/>
                             </w:tcBorders>
-                            <w:shd w:val="clear" w:color="auto" w:fill="auto"/>
                             <w:noWrap/>
                             <w:vAlign w:val="center"/>
                             <w:hideMark/>
@@ -8207,7 +7913,6 @@
                               <w:bottom w:val="single" w:sz="8" w:space="0" w:color="auto"/>
                               <w:right w:val="single" w:sz="8" w:space="0" w:color="auto"/>
                             </w:tcBorders>
-                            <w:shd w:val="clear" w:color="auto" w:fill="auto"/>
                             <w:noWrap/>
                             <w:vAlign w:val="center"/>
                             <w:hideMark/>
@@ -8249,7 +7954,6 @@
                               <w:bottom w:val="single" w:sz="4" w:space="0" w:color="auto"/>
                               <w:right w:val="single" w:sz="8" w:space="0" w:color="auto"/>
                             </w:tcBorders>
-                            <w:shd w:val="clear" w:color="auto" w:fill="auto"/>
                             <w:noWrap/>
                             <w:vAlign w:val="center"/>
                             <w:hideMark/>
@@ -8286,7 +7990,6 @@
                               <w:bottom w:val="single" w:sz="4" w:space="0" w:color="auto"/>
                               <w:right w:val="single" w:sz="8" w:space="0" w:color="auto"/>
                             </w:tcBorders>
-                            <w:shd w:val="clear" w:color="auto" w:fill="auto"/>
                             <w:noWrap/>
                             <w:vAlign w:val="center"/>
                             <w:hideMark/>
@@ -8323,7 +8026,6 @@
                               <w:bottom w:val="single" w:sz="4" w:space="0" w:color="auto"/>
                               <w:right w:val="single" w:sz="8" w:space="0" w:color="auto"/>
                             </w:tcBorders>
-                            <w:shd w:val="clear" w:color="auto" w:fill="auto"/>
                             <w:noWrap/>
                             <w:vAlign w:val="center"/>
                             <w:hideMark/>
@@ -8365,7 +8067,6 @@
                               <w:bottom w:val="single" w:sz="4" w:space="0" w:color="auto"/>
                               <w:right w:val="single" w:sz="8" w:space="0" w:color="auto"/>
                             </w:tcBorders>
-                            <w:shd w:val="clear" w:color="auto" w:fill="auto"/>
                             <w:noWrap/>
                             <w:vAlign w:val="center"/>
                             <w:hideMark/>
@@ -8402,7 +8103,6 @@
                               <w:bottom w:val="single" w:sz="4" w:space="0" w:color="auto"/>
                               <w:right w:val="single" w:sz="8" w:space="0" w:color="auto"/>
                             </w:tcBorders>
-                            <w:shd w:val="clear" w:color="auto" w:fill="auto"/>
                             <w:noWrap/>
                             <w:vAlign w:val="center"/>
                             <w:hideMark/>
@@ -8457,7 +8157,6 @@
                               <w:bottom w:val="single" w:sz="4" w:space="0" w:color="auto"/>
                               <w:right w:val="single" w:sz="8" w:space="0" w:color="auto"/>
                             </w:tcBorders>
-                            <w:shd w:val="clear" w:color="auto" w:fill="auto"/>
                             <w:noWrap/>
                             <w:vAlign w:val="center"/>
                             <w:hideMark/>
@@ -8499,7 +8198,6 @@
                               <w:bottom w:val="single" w:sz="4" w:space="0" w:color="auto"/>
                               <w:right w:val="single" w:sz="8" w:space="0" w:color="auto"/>
                             </w:tcBorders>
-                            <w:shd w:val="clear" w:color="auto" w:fill="auto"/>
                             <w:noWrap/>
                             <w:vAlign w:val="center"/>
                             <w:hideMark/>
@@ -8536,7 +8234,6 @@
                               <w:bottom w:val="single" w:sz="4" w:space="0" w:color="auto"/>
                               <w:right w:val="single" w:sz="8" w:space="0" w:color="auto"/>
                             </w:tcBorders>
-                            <w:shd w:val="clear" w:color="auto" w:fill="auto"/>
                             <w:noWrap/>
                             <w:vAlign w:val="center"/>
                             <w:hideMark/>
@@ -8591,7 +8288,6 @@
                               <w:bottom w:val="single" w:sz="4" w:space="0" w:color="auto"/>
                               <w:right w:val="single" w:sz="8" w:space="0" w:color="auto"/>
                             </w:tcBorders>
-                            <w:shd w:val="clear" w:color="auto" w:fill="auto"/>
                             <w:noWrap/>
                             <w:vAlign w:val="center"/>
                             <w:hideMark/>
@@ -8633,7 +8329,6 @@
                               <w:bottom w:val="single" w:sz="8" w:space="0" w:color="auto"/>
                               <w:right w:val="single" w:sz="8" w:space="0" w:color="auto"/>
                             </w:tcBorders>
-                            <w:shd w:val="clear" w:color="auto" w:fill="auto"/>
                             <w:noWrap/>
                             <w:vAlign w:val="center"/>
                             <w:hideMark/>
@@ -8688,7 +8383,6 @@
                               <w:bottom w:val="single" w:sz="8" w:space="0" w:color="auto"/>
                               <w:right w:val="single" w:sz="8" w:space="0" w:color="auto"/>
                             </w:tcBorders>
-                            <w:shd w:val="clear" w:color="auto" w:fill="auto"/>
                             <w:noWrap/>
                             <w:vAlign w:val="center"/>
                             <w:hideMark/>
@@ -8712,27 +8406,7 @@
                                 <w:kern w:val="0"/>
                                 <w:szCs w:val="16"/>
                               </w:rPr>
-                              <w:t>主机决定与</w:t>
-                            </w:r>
-                            <w:proofErr w:type="gramStart"/>
-                            <w:r>
-                              <w:rPr>
-                                <w:rFonts w:ascii="Times New Roman" w:eastAsia="等线" w:hAnsi="Times New Roman" w:cs="Times New Roman"/>
-                                <w:color w:val="000000"/>
-                                <w:kern w:val="0"/>
-                                <w:szCs w:val="16"/>
-                              </w:rPr>
-                              <w:t>哪个从</w:t>
-                            </w:r>
-                            <w:proofErr w:type="gramEnd"/>
-                            <w:r>
-                              <w:rPr>
-                                <w:rFonts w:ascii="Times New Roman" w:eastAsia="等线" w:hAnsi="Times New Roman" w:cs="Times New Roman"/>
-                                <w:color w:val="000000"/>
-                                <w:kern w:val="0"/>
-                                <w:szCs w:val="16"/>
-                              </w:rPr>
-                              <w:t>机通信</w:t>
+                              <w:t>主机决定与哪个从机通信</w:t>
                             </w:r>
                           </w:p>
                         </w:tc>
@@ -8745,7 +8419,6 @@
                               <w:bottom w:val="single" w:sz="8" w:space="0" w:color="auto"/>
                               <w:right w:val="single" w:sz="8" w:space="0" w:color="auto"/>
                             </w:tcBorders>
-                            <w:shd w:val="clear" w:color="auto" w:fill="auto"/>
                             <w:noWrap/>
                             <w:vAlign w:val="center"/>
                             <w:hideMark/>
@@ -8769,27 +8442,7 @@
                                 <w:kern w:val="0"/>
                                 <w:szCs w:val="16"/>
                               </w:rPr>
-                              <w:t>低电平表示选中</w:t>
-                            </w:r>
-                            <w:proofErr w:type="gramStart"/>
-                            <w:r>
-                              <w:rPr>
-                                <w:rFonts w:ascii="Times New Roman" w:eastAsia="等线" w:hAnsi="Times New Roman" w:cs="Times New Roman"/>
-                                <w:color w:val="000000"/>
-                                <w:kern w:val="0"/>
-                                <w:szCs w:val="16"/>
-                              </w:rPr>
-                              <w:t>哪个从</w:t>
-                            </w:r>
-                            <w:proofErr w:type="gramEnd"/>
-                            <w:r>
-                              <w:rPr>
-                                <w:rFonts w:ascii="Times New Roman" w:eastAsia="等线" w:hAnsi="Times New Roman" w:cs="Times New Roman"/>
-                                <w:color w:val="000000"/>
-                                <w:kern w:val="0"/>
-                                <w:szCs w:val="16"/>
-                              </w:rPr>
-                              <w:t>机</w:t>
+                              <w:t>低电平表示选中哪个从机</w:t>
                             </w:r>
                           </w:p>
                         </w:tc>
@@ -9140,7 +8793,7 @@
     <w:p>
       <w:pPr>
         <w:rPr>
-          <w:rFonts w:asciiTheme="minorEastAsia" w:hAnsiTheme="minorEastAsia"/>
+          <w:rFonts w:asciiTheme="minorEastAsia" w:hAnsiTheme="minorEastAsia" w:hint="eastAsia"/>
           <w:strike/>
           <w:szCs w:val="16"/>
         </w:rPr>
@@ -9151,25 +8804,7 @@
           <w:strike/>
           <w:szCs w:val="16"/>
         </w:rPr>
-        <w:t>如果在两个触发</w:t>
-      </w:r>
-      <w:proofErr w:type="gramStart"/>
-      <w:r>
-        <w:rPr>
-          <w:rFonts w:asciiTheme="minorEastAsia" w:hAnsiTheme="minorEastAsia" w:hint="eastAsia"/>
-          <w:strike/>
-          <w:szCs w:val="16"/>
-        </w:rPr>
-        <w:t>沿之间</w:t>
-      </w:r>
-      <w:proofErr w:type="gramEnd"/>
-      <w:r>
-        <w:rPr>
-          <w:rFonts w:asciiTheme="minorEastAsia" w:hAnsiTheme="minorEastAsia" w:hint="eastAsia"/>
-          <w:strike/>
-          <w:szCs w:val="16"/>
-        </w:rPr>
-        <w:t>再次采样会是</w:t>
+        <w:t>如果在两个触发沿之间再次采样会是</w:t>
       </w:r>
       <w:r>
         <w:rPr>
@@ -9191,7 +8826,18 @@
     <w:p>
       <w:pPr>
         <w:rPr>
-          <w:rFonts w:asciiTheme="minorEastAsia" w:hAnsiTheme="minorEastAsia"/>
+          <w:rFonts w:asciiTheme="minorEastAsia" w:hAnsiTheme="minorEastAsia" w:hint="eastAsia"/>
+          <w:strike/>
+          <w:szCs w:val="16"/>
+        </w:rPr>
+      </w:pPr>
+    </w:p>
+    <w:p>
+      <w:pPr>
+        <w:spacing w:line="200" w:lineRule="exact"/>
+        <w:rPr>
+          <w:rFonts w:asciiTheme="minorEastAsia" w:hAnsiTheme="minorEastAsia" w:hint="eastAsia"/>
+          <w:strike/>
           <w:szCs w:val="16"/>
         </w:rPr>
       </w:pPr>
@@ -9204,13 +8850,13 @@
         <mc:AlternateContent>
           <mc:Choice Requires="wps">
             <w:drawing>
-              <wp:anchor distT="45720" distB="45720" distL="114300" distR="114300" simplePos="0" relativeHeight="251661312" behindDoc="0" locked="0" layoutInCell="1" allowOverlap="1" wp14:anchorId="5BC6CED9" wp14:editId="1D21F51A">
+              <wp:anchor distT="45720" distB="45720" distL="114300" distR="114300" simplePos="0" relativeHeight="251661312" behindDoc="0" locked="0" layoutInCell="1" allowOverlap="1" wp14:anchorId="5BC6CED9" wp14:editId="415EB50D">
                 <wp:simplePos x="0" y="0"/>
                 <wp:positionH relativeFrom="column">
                   <wp:posOffset>-92075</wp:posOffset>
                 </wp:positionH>
                 <wp:positionV relativeFrom="paragraph">
-                  <wp:posOffset>174295</wp:posOffset>
+                  <wp:posOffset>139227</wp:posOffset>
                 </wp:positionV>
                 <wp:extent cx="3110865" cy="878205"/>
                 <wp:effectExtent l="0" t="0" r="0" b="0"/>
@@ -9268,7 +8914,6 @@
                                     <w:bottom w:val="single" w:sz="8" w:space="0" w:color="auto"/>
                                     <w:right w:val="single" w:sz="8" w:space="0" w:color="auto"/>
                                   </w:tcBorders>
-                                  <w:shd w:val="clear" w:color="auto" w:fill="auto"/>
                                   <w:noWrap/>
                                   <w:vAlign w:val="center"/>
                                   <w:hideMark/>
@@ -9305,7 +8950,6 @@
                                     <w:bottom w:val="single" w:sz="8" w:space="0" w:color="auto"/>
                                     <w:right w:val="single" w:sz="8" w:space="0" w:color="auto"/>
                                   </w:tcBorders>
-                                  <w:shd w:val="clear" w:color="auto" w:fill="auto"/>
                                   <w:noWrap/>
                                   <w:vAlign w:val="center"/>
                                   <w:hideMark/>
@@ -9342,7 +8986,6 @@
                                     <w:bottom w:val="single" w:sz="8" w:space="0" w:color="auto"/>
                                     <w:right w:val="single" w:sz="8" w:space="0" w:color="auto"/>
                                   </w:tcBorders>
-                                  <w:shd w:val="clear" w:color="auto" w:fill="auto"/>
                                   <w:noWrap/>
                                   <w:vAlign w:val="center"/>
                                   <w:hideMark/>
@@ -9397,7 +9040,6 @@
                                     <w:bottom w:val="single" w:sz="8" w:space="0" w:color="auto"/>
                                     <w:right w:val="nil"/>
                                   </w:tcBorders>
-                                  <w:shd w:val="clear" w:color="auto" w:fill="auto"/>
                                   <w:noWrap/>
                                   <w:vAlign w:val="center"/>
                                   <w:hideMark/>
@@ -9434,7 +9076,6 @@
                                     <w:bottom w:val="single" w:sz="8" w:space="0" w:color="auto"/>
                                     <w:right w:val="single" w:sz="8" w:space="0" w:color="auto"/>
                                   </w:tcBorders>
-                                  <w:shd w:val="clear" w:color="auto" w:fill="auto"/>
                                   <w:noWrap/>
                                   <w:vAlign w:val="center"/>
                                   <w:hideMark/>
@@ -9476,7 +9117,6 @@
                                     <w:bottom w:val="single" w:sz="4" w:space="0" w:color="auto"/>
                                     <w:right w:val="single" w:sz="8" w:space="0" w:color="auto"/>
                                   </w:tcBorders>
-                                  <w:shd w:val="clear" w:color="auto" w:fill="auto"/>
                                   <w:noWrap/>
                                   <w:vAlign w:val="center"/>
                                   <w:hideMark/>
@@ -9513,7 +9153,6 @@
                                     <w:bottom w:val="single" w:sz="4" w:space="0" w:color="auto"/>
                                     <w:right w:val="single" w:sz="8" w:space="0" w:color="auto"/>
                                   </w:tcBorders>
-                                  <w:shd w:val="clear" w:color="auto" w:fill="auto"/>
                                   <w:noWrap/>
                                   <w:vAlign w:val="center"/>
                                   <w:hideMark/>
@@ -9550,7 +9189,6 @@
                                     <w:bottom w:val="single" w:sz="4" w:space="0" w:color="auto"/>
                                     <w:right w:val="single" w:sz="8" w:space="0" w:color="auto"/>
                                   </w:tcBorders>
-                                  <w:shd w:val="clear" w:color="auto" w:fill="auto"/>
                                   <w:noWrap/>
                                   <w:vAlign w:val="center"/>
                                   <w:hideMark/>
@@ -9587,7 +9225,6 @@
                                     <w:bottom w:val="single" w:sz="4" w:space="0" w:color="auto"/>
                                     <w:right w:val="nil"/>
                                   </w:tcBorders>
-                                  <w:shd w:val="clear" w:color="auto" w:fill="auto"/>
                                   <w:noWrap/>
                                   <w:vAlign w:val="center"/>
                                   <w:hideMark/>
@@ -9624,7 +9261,6 @@
                                     <w:bottom w:val="single" w:sz="4" w:space="0" w:color="auto"/>
                                     <w:right w:val="single" w:sz="8" w:space="0" w:color="auto"/>
                                   </w:tcBorders>
-                                  <w:shd w:val="clear" w:color="auto" w:fill="auto"/>
                                   <w:noWrap/>
                                   <w:vAlign w:val="center"/>
                                   <w:hideMark/>
@@ -9666,7 +9302,6 @@
                                     <w:bottom w:val="single" w:sz="4" w:space="0" w:color="auto"/>
                                     <w:right w:val="single" w:sz="8" w:space="0" w:color="auto"/>
                                   </w:tcBorders>
-                                  <w:shd w:val="clear" w:color="auto" w:fill="auto"/>
                                   <w:noWrap/>
                                   <w:vAlign w:val="center"/>
                                   <w:hideMark/>
@@ -9703,7 +9338,6 @@
                                     <w:bottom w:val="single" w:sz="4" w:space="0" w:color="auto"/>
                                     <w:right w:val="single" w:sz="8" w:space="0" w:color="auto"/>
                                   </w:tcBorders>
-                                  <w:shd w:val="clear" w:color="auto" w:fill="auto"/>
                                   <w:noWrap/>
                                   <w:vAlign w:val="center"/>
                                   <w:hideMark/>
@@ -9740,7 +9374,6 @@
                                     <w:bottom w:val="single" w:sz="4" w:space="0" w:color="auto"/>
                                     <w:right w:val="single" w:sz="8" w:space="0" w:color="auto"/>
                                   </w:tcBorders>
-                                  <w:shd w:val="clear" w:color="auto" w:fill="auto"/>
                                   <w:noWrap/>
                                   <w:vAlign w:val="center"/>
                                   <w:hideMark/>
@@ -9777,7 +9410,6 @@
                                     <w:bottom w:val="single" w:sz="4" w:space="0" w:color="auto"/>
                                     <w:right w:val="nil"/>
                                   </w:tcBorders>
-                                  <w:shd w:val="clear" w:color="auto" w:fill="auto"/>
                                   <w:noWrap/>
                                   <w:vAlign w:val="center"/>
                                   <w:hideMark/>
@@ -9814,7 +9446,6 @@
                                     <w:bottom w:val="single" w:sz="4" w:space="0" w:color="auto"/>
                                     <w:right w:val="single" w:sz="8" w:space="0" w:color="auto"/>
                                   </w:tcBorders>
-                                  <w:shd w:val="clear" w:color="auto" w:fill="auto"/>
                                   <w:noWrap/>
                                   <w:vAlign w:val="center"/>
                                   <w:hideMark/>
@@ -9856,7 +9487,6 @@
                                     <w:bottom w:val="single" w:sz="4" w:space="0" w:color="auto"/>
                                     <w:right w:val="single" w:sz="8" w:space="0" w:color="auto"/>
                                   </w:tcBorders>
-                                  <w:shd w:val="clear" w:color="auto" w:fill="auto"/>
                                   <w:noWrap/>
                                   <w:vAlign w:val="center"/>
                                   <w:hideMark/>
@@ -9893,7 +9523,6 @@
                                     <w:bottom w:val="single" w:sz="4" w:space="0" w:color="auto"/>
                                     <w:right w:val="single" w:sz="8" w:space="0" w:color="auto"/>
                                   </w:tcBorders>
-                                  <w:shd w:val="clear" w:color="auto" w:fill="auto"/>
                                   <w:noWrap/>
                                   <w:vAlign w:val="center"/>
                                   <w:hideMark/>
@@ -9930,7 +9559,6 @@
                                     <w:bottom w:val="single" w:sz="4" w:space="0" w:color="auto"/>
                                     <w:right w:val="single" w:sz="8" w:space="0" w:color="auto"/>
                                   </w:tcBorders>
-                                  <w:shd w:val="clear" w:color="auto" w:fill="auto"/>
                                   <w:noWrap/>
                                   <w:vAlign w:val="center"/>
                                   <w:hideMark/>
@@ -9967,7 +9595,6 @@
                                     <w:bottom w:val="single" w:sz="4" w:space="0" w:color="auto"/>
                                     <w:right w:val="nil"/>
                                   </w:tcBorders>
-                                  <w:shd w:val="clear" w:color="auto" w:fill="auto"/>
                                   <w:noWrap/>
                                   <w:vAlign w:val="center"/>
                                   <w:hideMark/>
@@ -10004,7 +9631,6 @@
                                     <w:bottom w:val="single" w:sz="4" w:space="0" w:color="auto"/>
                                     <w:right w:val="single" w:sz="8" w:space="0" w:color="auto"/>
                                   </w:tcBorders>
-                                  <w:shd w:val="clear" w:color="auto" w:fill="auto"/>
                                   <w:noWrap/>
                                   <w:vAlign w:val="center"/>
                                   <w:hideMark/>
@@ -10046,7 +9672,6 @@
                                     <w:bottom w:val="single" w:sz="8" w:space="0" w:color="auto"/>
                                     <w:right w:val="single" w:sz="8" w:space="0" w:color="auto"/>
                                   </w:tcBorders>
-                                  <w:shd w:val="clear" w:color="auto" w:fill="auto"/>
                                   <w:noWrap/>
                                   <w:vAlign w:val="center"/>
                                   <w:hideMark/>
@@ -10083,7 +9708,6 @@
                                     <w:bottom w:val="single" w:sz="8" w:space="0" w:color="auto"/>
                                     <w:right w:val="single" w:sz="8" w:space="0" w:color="auto"/>
                                   </w:tcBorders>
-                                  <w:shd w:val="clear" w:color="auto" w:fill="auto"/>
                                   <w:noWrap/>
                                   <w:vAlign w:val="center"/>
                                   <w:hideMark/>
@@ -10120,7 +9744,6 @@
                                     <w:bottom w:val="single" w:sz="8" w:space="0" w:color="auto"/>
                                     <w:right w:val="single" w:sz="8" w:space="0" w:color="auto"/>
                                   </w:tcBorders>
-                                  <w:shd w:val="clear" w:color="auto" w:fill="auto"/>
                                   <w:noWrap/>
                                   <w:vAlign w:val="center"/>
                                   <w:hideMark/>
@@ -10157,7 +9780,6 @@
                                     <w:bottom w:val="single" w:sz="8" w:space="0" w:color="auto"/>
                                     <w:right w:val="nil"/>
                                   </w:tcBorders>
-                                  <w:shd w:val="clear" w:color="auto" w:fill="auto"/>
                                   <w:noWrap/>
                                   <w:vAlign w:val="center"/>
                                   <w:hideMark/>
@@ -10194,7 +9816,6 @@
                                     <w:bottom w:val="single" w:sz="8" w:space="0" w:color="auto"/>
                                     <w:right w:val="single" w:sz="8" w:space="0" w:color="auto"/>
                                   </w:tcBorders>
-                                  <w:shd w:val="clear" w:color="auto" w:fill="auto"/>
                                   <w:noWrap/>
                                   <w:vAlign w:val="center"/>
                                   <w:hideMark/>
@@ -10250,7 +9871,7 @@
           </mc:Choice>
           <mc:Fallback>
             <w:pict>
-              <v:shape w14:anchorId="5BC6CED9" id="_x0000_s1032" type="#_x0000_t202" style="position:absolute;left:0;text-align:left;margin-left:-7.25pt;margin-top:13.7pt;width:244.95pt;height:69.15pt;z-index:251661312;visibility:visible;mso-wrap-style:square;mso-width-percent:0;mso-height-percent:0;mso-wrap-distance-left:9pt;mso-wrap-distance-top:3.6pt;mso-wrap-distance-right:9pt;mso-wrap-distance-bottom:3.6pt;mso-position-horizontal:absolute;mso-position-horizontal-relative:text;mso-position-vertical:absolute;mso-position-vertical-relative:text;mso-width-percent:0;mso-height-percent:0;mso-width-relative:margin;mso-height-relative:margin;v-text-anchor:top" o:gfxdata="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" filled="f" stroked="f">
+              <v:shape w14:anchorId="5BC6CED9" id="_x0000_s1032" type="#_x0000_t202" style="position:absolute;left:0;text-align:left;margin-left:-7.25pt;margin-top:10.95pt;width:244.95pt;height:69.15pt;z-index:251661312;visibility:visible;mso-wrap-style:square;mso-width-percent:0;mso-height-percent:0;mso-wrap-distance-left:9pt;mso-wrap-distance-top:3.6pt;mso-wrap-distance-right:9pt;mso-wrap-distance-bottom:3.6pt;mso-position-horizontal:absolute;mso-position-horizontal-relative:text;mso-position-vertical:absolute;mso-position-vertical-relative:text;mso-width-percent:0;mso-height-percent:0;mso-width-relative:margin;mso-height-relative:margin;v-text-anchor:top" o:gfxdata="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" filled="f" stroked="f">
                 <v:textbox>
                   <w:txbxContent>
                     <w:tbl>
@@ -10278,7 +9899,6 @@
                               <w:bottom w:val="single" w:sz="8" w:space="0" w:color="auto"/>
                               <w:right w:val="single" w:sz="8" w:space="0" w:color="auto"/>
                             </w:tcBorders>
-                            <w:shd w:val="clear" w:color="auto" w:fill="auto"/>
                             <w:noWrap/>
                             <w:vAlign w:val="center"/>
                             <w:hideMark/>
@@ -10315,7 +9935,6 @@
                               <w:bottom w:val="single" w:sz="8" w:space="0" w:color="auto"/>
                               <w:right w:val="single" w:sz="8" w:space="0" w:color="auto"/>
                             </w:tcBorders>
-                            <w:shd w:val="clear" w:color="auto" w:fill="auto"/>
                             <w:noWrap/>
                             <w:vAlign w:val="center"/>
                             <w:hideMark/>
@@ -10352,7 +9971,6 @@
                               <w:bottom w:val="single" w:sz="8" w:space="0" w:color="auto"/>
                               <w:right w:val="single" w:sz="8" w:space="0" w:color="auto"/>
                             </w:tcBorders>
-                            <w:shd w:val="clear" w:color="auto" w:fill="auto"/>
                             <w:noWrap/>
                             <w:vAlign w:val="center"/>
                             <w:hideMark/>
@@ -10407,7 +10025,6 @@
                               <w:bottom w:val="single" w:sz="8" w:space="0" w:color="auto"/>
                               <w:right w:val="nil"/>
                             </w:tcBorders>
-                            <w:shd w:val="clear" w:color="auto" w:fill="auto"/>
                             <w:noWrap/>
                             <w:vAlign w:val="center"/>
                             <w:hideMark/>
@@ -10444,7 +10061,6 @@
                               <w:bottom w:val="single" w:sz="8" w:space="0" w:color="auto"/>
                               <w:right w:val="single" w:sz="8" w:space="0" w:color="auto"/>
                             </w:tcBorders>
-                            <w:shd w:val="clear" w:color="auto" w:fill="auto"/>
                             <w:noWrap/>
                             <w:vAlign w:val="center"/>
                             <w:hideMark/>
@@ -10486,7 +10102,6 @@
                               <w:bottom w:val="single" w:sz="4" w:space="0" w:color="auto"/>
                               <w:right w:val="single" w:sz="8" w:space="0" w:color="auto"/>
                             </w:tcBorders>
-                            <w:shd w:val="clear" w:color="auto" w:fill="auto"/>
                             <w:noWrap/>
                             <w:vAlign w:val="center"/>
                             <w:hideMark/>
@@ -10523,7 +10138,6 @@
                               <w:bottom w:val="single" w:sz="4" w:space="0" w:color="auto"/>
                               <w:right w:val="single" w:sz="8" w:space="0" w:color="auto"/>
                             </w:tcBorders>
-                            <w:shd w:val="clear" w:color="auto" w:fill="auto"/>
                             <w:noWrap/>
                             <w:vAlign w:val="center"/>
                             <w:hideMark/>
@@ -10560,7 +10174,6 @@
                               <w:bottom w:val="single" w:sz="4" w:space="0" w:color="auto"/>
                               <w:right w:val="single" w:sz="8" w:space="0" w:color="auto"/>
                             </w:tcBorders>
-                            <w:shd w:val="clear" w:color="auto" w:fill="auto"/>
                             <w:noWrap/>
                             <w:vAlign w:val="center"/>
                             <w:hideMark/>
@@ -10597,7 +10210,6 @@
                               <w:bottom w:val="single" w:sz="4" w:space="0" w:color="auto"/>
                               <w:right w:val="nil"/>
                             </w:tcBorders>
-                            <w:shd w:val="clear" w:color="auto" w:fill="auto"/>
                             <w:noWrap/>
                             <w:vAlign w:val="center"/>
                             <w:hideMark/>
@@ -10634,7 +10246,6 @@
                               <w:bottom w:val="single" w:sz="4" w:space="0" w:color="auto"/>
                               <w:right w:val="single" w:sz="8" w:space="0" w:color="auto"/>
                             </w:tcBorders>
-                            <w:shd w:val="clear" w:color="auto" w:fill="auto"/>
                             <w:noWrap/>
                             <w:vAlign w:val="center"/>
                             <w:hideMark/>
@@ -10676,7 +10287,6 @@
                               <w:bottom w:val="single" w:sz="4" w:space="0" w:color="auto"/>
                               <w:right w:val="single" w:sz="8" w:space="0" w:color="auto"/>
                             </w:tcBorders>
-                            <w:shd w:val="clear" w:color="auto" w:fill="auto"/>
                             <w:noWrap/>
                             <w:vAlign w:val="center"/>
                             <w:hideMark/>
@@ -10713,7 +10323,6 @@
                               <w:bottom w:val="single" w:sz="4" w:space="0" w:color="auto"/>
                               <w:right w:val="single" w:sz="8" w:space="0" w:color="auto"/>
                             </w:tcBorders>
-                            <w:shd w:val="clear" w:color="auto" w:fill="auto"/>
                             <w:noWrap/>
                             <w:vAlign w:val="center"/>
                             <w:hideMark/>
@@ -10750,7 +10359,6 @@
                               <w:bottom w:val="single" w:sz="4" w:space="0" w:color="auto"/>
                               <w:right w:val="single" w:sz="8" w:space="0" w:color="auto"/>
                             </w:tcBorders>
-                            <w:shd w:val="clear" w:color="auto" w:fill="auto"/>
                             <w:noWrap/>
                             <w:vAlign w:val="center"/>
                             <w:hideMark/>
@@ -10787,7 +10395,6 @@
                               <w:bottom w:val="single" w:sz="4" w:space="0" w:color="auto"/>
                               <w:right w:val="nil"/>
                             </w:tcBorders>
-                            <w:shd w:val="clear" w:color="auto" w:fill="auto"/>
                             <w:noWrap/>
                             <w:vAlign w:val="center"/>
                             <w:hideMark/>
@@ -10824,7 +10431,6 @@
                               <w:bottom w:val="single" w:sz="4" w:space="0" w:color="auto"/>
                               <w:right w:val="single" w:sz="8" w:space="0" w:color="auto"/>
                             </w:tcBorders>
-                            <w:shd w:val="clear" w:color="auto" w:fill="auto"/>
                             <w:noWrap/>
                             <w:vAlign w:val="center"/>
                             <w:hideMark/>
@@ -10866,7 +10472,6 @@
                               <w:bottom w:val="single" w:sz="4" w:space="0" w:color="auto"/>
                               <w:right w:val="single" w:sz="8" w:space="0" w:color="auto"/>
                             </w:tcBorders>
-                            <w:shd w:val="clear" w:color="auto" w:fill="auto"/>
                             <w:noWrap/>
                             <w:vAlign w:val="center"/>
                             <w:hideMark/>
@@ -10903,7 +10508,6 @@
                               <w:bottom w:val="single" w:sz="4" w:space="0" w:color="auto"/>
                               <w:right w:val="single" w:sz="8" w:space="0" w:color="auto"/>
                             </w:tcBorders>
-                            <w:shd w:val="clear" w:color="auto" w:fill="auto"/>
                             <w:noWrap/>
                             <w:vAlign w:val="center"/>
                             <w:hideMark/>
@@ -10940,7 +10544,6 @@
                               <w:bottom w:val="single" w:sz="4" w:space="0" w:color="auto"/>
                               <w:right w:val="single" w:sz="8" w:space="0" w:color="auto"/>
                             </w:tcBorders>
-                            <w:shd w:val="clear" w:color="auto" w:fill="auto"/>
                             <w:noWrap/>
                             <w:vAlign w:val="center"/>
                             <w:hideMark/>
@@ -10977,7 +10580,6 @@
                               <w:bottom w:val="single" w:sz="4" w:space="0" w:color="auto"/>
                               <w:right w:val="nil"/>
                             </w:tcBorders>
-                            <w:shd w:val="clear" w:color="auto" w:fill="auto"/>
                             <w:noWrap/>
                             <w:vAlign w:val="center"/>
                             <w:hideMark/>
@@ -11014,7 +10616,6 @@
                               <w:bottom w:val="single" w:sz="4" w:space="0" w:color="auto"/>
                               <w:right w:val="single" w:sz="8" w:space="0" w:color="auto"/>
                             </w:tcBorders>
-                            <w:shd w:val="clear" w:color="auto" w:fill="auto"/>
                             <w:noWrap/>
                             <w:vAlign w:val="center"/>
                             <w:hideMark/>
@@ -11056,7 +10657,6 @@
                               <w:bottom w:val="single" w:sz="8" w:space="0" w:color="auto"/>
                               <w:right w:val="single" w:sz="8" w:space="0" w:color="auto"/>
                             </w:tcBorders>
-                            <w:shd w:val="clear" w:color="auto" w:fill="auto"/>
                             <w:noWrap/>
                             <w:vAlign w:val="center"/>
                             <w:hideMark/>
@@ -11093,7 +10693,6 @@
                               <w:bottom w:val="single" w:sz="8" w:space="0" w:color="auto"/>
                               <w:right w:val="single" w:sz="8" w:space="0" w:color="auto"/>
                             </w:tcBorders>
-                            <w:shd w:val="clear" w:color="auto" w:fill="auto"/>
                             <w:noWrap/>
                             <w:vAlign w:val="center"/>
                             <w:hideMark/>
@@ -11130,7 +10729,6 @@
                               <w:bottom w:val="single" w:sz="8" w:space="0" w:color="auto"/>
                               <w:right w:val="single" w:sz="8" w:space="0" w:color="auto"/>
                             </w:tcBorders>
-                            <w:shd w:val="clear" w:color="auto" w:fill="auto"/>
                             <w:noWrap/>
                             <w:vAlign w:val="center"/>
                             <w:hideMark/>
@@ -11167,7 +10765,6 @@
                               <w:bottom w:val="single" w:sz="8" w:space="0" w:color="auto"/>
                               <w:right w:val="nil"/>
                             </w:tcBorders>
-                            <w:shd w:val="clear" w:color="auto" w:fill="auto"/>
                             <w:noWrap/>
                             <w:vAlign w:val="center"/>
                             <w:hideMark/>
@@ -11204,7 +10801,6 @@
                               <w:bottom w:val="single" w:sz="8" w:space="0" w:color="auto"/>
                               <w:right w:val="single" w:sz="8" w:space="0" w:color="auto"/>
                             </w:tcBorders>
-                            <w:shd w:val="clear" w:color="auto" w:fill="auto"/>
                             <w:noWrap/>
                             <w:vAlign w:val="center"/>
                             <w:hideMark/>
@@ -11403,49 +10999,7 @@
                               <w:rPr>
                                 <w:rFonts w:ascii="Times New Roman" w:hAnsi="Times New Roman" w:cs="Times New Roman" w:hint="eastAsia"/>
                               </w:rPr>
-                              <w:t xml:space="preserve">unsigned char </w:t>
-                            </w:r>
-                            <w:proofErr w:type="spellStart"/>
-                            <w:r>
-                              <w:rPr>
-                                <w:rFonts w:ascii="Times New Roman" w:hAnsi="Times New Roman" w:cs="Times New Roman" w:hint="eastAsia"/>
-                              </w:rPr>
-                              <w:t>SPI_</w:t>
-                            </w:r>
-                            <w:proofErr w:type="gramStart"/>
-                            <w:r>
-                              <w:rPr>
-                                <w:rFonts w:ascii="Times New Roman" w:hAnsi="Times New Roman" w:cs="Times New Roman" w:hint="eastAsia"/>
-                              </w:rPr>
-                              <w:t>Transfer</w:t>
-                            </w:r>
-                            <w:proofErr w:type="spellEnd"/>
-                            <w:r>
-                              <w:rPr>
-                                <w:rFonts w:ascii="Times New Roman" w:hAnsi="Times New Roman" w:cs="Times New Roman" w:hint="eastAsia"/>
-                              </w:rPr>
-                              <w:t>(</w:t>
-                            </w:r>
-                            <w:proofErr w:type="gramEnd"/>
-                            <w:r>
-                              <w:rPr>
-                                <w:rFonts w:ascii="Times New Roman" w:hAnsi="Times New Roman" w:cs="Times New Roman" w:hint="eastAsia"/>
-                              </w:rPr>
-                              <w:t xml:space="preserve">unsigned char </w:t>
-                            </w:r>
-                            <w:proofErr w:type="spellStart"/>
-                            <w:r>
-                              <w:rPr>
-                                <w:rFonts w:ascii="Times New Roman" w:hAnsi="Times New Roman" w:cs="Times New Roman" w:hint="eastAsia"/>
-                              </w:rPr>
-                              <w:t>data_out</w:t>
-                            </w:r>
-                            <w:proofErr w:type="spellEnd"/>
-                            <w:r>
-                              <w:rPr>
-                                <w:rFonts w:ascii="Times New Roman" w:hAnsi="Times New Roman" w:cs="Times New Roman" w:hint="eastAsia"/>
-                              </w:rPr>
-                              <w:t>)</w:t>
+                              <w:t>unsigned char SPI_Transfer(unsigned char data_out)</w:t>
                             </w:r>
                           </w:p>
                           <w:p>
@@ -11473,30 +11027,8 @@
                               <w:rPr>
                                 <w:rFonts w:ascii="Times New Roman" w:hAnsi="Times New Roman" w:cs="Times New Roman" w:hint="eastAsia"/>
                               </w:rPr>
-                              <w:t xml:space="preserve">    unsigned char </w:t>
-                            </w:r>
-                            <w:proofErr w:type="spellStart"/>
-                            <w:r>
-                              <w:rPr>
-                                <w:rFonts w:ascii="Times New Roman" w:hAnsi="Times New Roman" w:cs="Times New Roman" w:hint="eastAsia"/>
-                              </w:rPr>
-                              <w:t>data_in</w:t>
-                            </w:r>
-                            <w:proofErr w:type="spellEnd"/>
-                            <w:r>
-                              <w:rPr>
-                                <w:rFonts w:ascii="Times New Roman" w:hAnsi="Times New Roman" w:cs="Times New Roman" w:hint="eastAsia"/>
-                              </w:rPr>
-                              <w:t xml:space="preserve"> = </w:t>
-                            </w:r>
-                            <w:proofErr w:type="gramStart"/>
-                            <w:r>
-                              <w:rPr>
-                                <w:rFonts w:ascii="Times New Roman" w:hAnsi="Times New Roman" w:cs="Times New Roman" w:hint="eastAsia"/>
-                              </w:rPr>
-                              <w:t>0;</w:t>
-                            </w:r>
-                            <w:proofErr w:type="gramEnd"/>
+                              <w:t xml:space="preserve">    unsigned char data_in = 0;</w:t>
+                            </w:r>
                           </w:p>
                           <w:p>
                             <w:pPr>
@@ -11523,49 +11055,7 @@
                               <w:rPr>
                                 <w:rFonts w:ascii="Times New Roman" w:hAnsi="Times New Roman" w:cs="Times New Roman" w:hint="eastAsia"/>
                               </w:rPr>
-                              <w:t xml:space="preserve">    for (int </w:t>
-                            </w:r>
-                            <w:proofErr w:type="spellStart"/>
-                            <w:r>
-                              <w:rPr>
-                                <w:rFonts w:ascii="Times New Roman" w:hAnsi="Times New Roman" w:cs="Times New Roman" w:hint="eastAsia"/>
-                              </w:rPr>
-                              <w:t>i</w:t>
-                            </w:r>
-                            <w:proofErr w:type="spellEnd"/>
-                            <w:r>
-                              <w:rPr>
-                                <w:rFonts w:ascii="Times New Roman" w:hAnsi="Times New Roman" w:cs="Times New Roman" w:hint="eastAsia"/>
-                              </w:rPr>
-                              <w:t xml:space="preserve"> = 0; </w:t>
-                            </w:r>
-                            <w:proofErr w:type="spellStart"/>
-                            <w:r>
-                              <w:rPr>
-                                <w:rFonts w:ascii="Times New Roman" w:hAnsi="Times New Roman" w:cs="Times New Roman" w:hint="eastAsia"/>
-                              </w:rPr>
-                              <w:t>i</w:t>
-                            </w:r>
-                            <w:proofErr w:type="spellEnd"/>
-                            <w:r>
-                              <w:rPr>
-                                <w:rFonts w:ascii="Times New Roman" w:hAnsi="Times New Roman" w:cs="Times New Roman" w:hint="eastAsia"/>
-                              </w:rPr>
-                              <w:t xml:space="preserve"> &lt; 8; </w:t>
-                            </w:r>
-                            <w:proofErr w:type="spellStart"/>
-                            <w:r>
-                              <w:rPr>
-                                <w:rFonts w:ascii="Times New Roman" w:hAnsi="Times New Roman" w:cs="Times New Roman" w:hint="eastAsia"/>
-                              </w:rPr>
-                              <w:t>i</w:t>
-                            </w:r>
-                            <w:proofErr w:type="spellEnd"/>
-                            <w:r>
-                              <w:rPr>
-                                <w:rFonts w:ascii="Times New Roman" w:hAnsi="Times New Roman" w:cs="Times New Roman" w:hint="eastAsia"/>
-                              </w:rPr>
-                              <w:t>++) {</w:t>
+                              <w:t xml:space="preserve">    for (int i = 0; i &lt; 8; i++) {</w:t>
                             </w:r>
                           </w:p>
                           <w:p>
@@ -11580,16 +11070,8 @@
                               <w:rPr>
                                 <w:rFonts w:ascii="Times New Roman" w:hAnsi="Times New Roman" w:cs="Times New Roman" w:hint="eastAsia"/>
                               </w:rPr>
-                              <w:t xml:space="preserve">SCK = </w:t>
-                            </w:r>
-                            <w:proofErr w:type="gramStart"/>
-                            <w:r>
-                              <w:rPr>
-                                <w:rFonts w:ascii="Times New Roman" w:hAnsi="Times New Roman" w:cs="Times New Roman" w:hint="eastAsia"/>
-                              </w:rPr>
-                              <w:t>0;</w:t>
-                            </w:r>
-                            <w:proofErr w:type="gramEnd"/>
+                              <w:t>SCK = 0;</w:t>
+                            </w:r>
                           </w:p>
                           <w:p>
                             <w:pPr>
@@ -11658,21 +11140,7 @@
                               <w:rPr>
                                 <w:rFonts w:ascii="Times New Roman" w:hAnsi="Times New Roman" w:cs="Times New Roman" w:hint="eastAsia"/>
                               </w:rPr>
-                              <w:t>MOSI = (</w:t>
-                            </w:r>
-                            <w:proofErr w:type="spellStart"/>
-                            <w:r>
-                              <w:rPr>
-                                <w:rFonts w:ascii="Times New Roman" w:hAnsi="Times New Roman" w:cs="Times New Roman" w:hint="eastAsia"/>
-                              </w:rPr>
-                              <w:t>data_out</w:t>
-                            </w:r>
-                            <w:proofErr w:type="spellEnd"/>
-                            <w:r>
-                              <w:rPr>
-                                <w:rFonts w:ascii="Times New Roman" w:hAnsi="Times New Roman" w:cs="Times New Roman" w:hint="eastAsia"/>
-                              </w:rPr>
-                              <w:t xml:space="preserve"> &amp; 0x80)</w:t>
+                              <w:t>MOSI = (data_out &amp; 0x80)</w:t>
                             </w:r>
                             <w:r>
                               <w:rPr>
@@ -11712,28 +11180,12 @@
                               </w:rPr>
                               <w:t xml:space="preserve"> </w:t>
                             </w:r>
-                            <w:proofErr w:type="spellStart"/>
                             <w:r>
                               <w:rPr>
                                 <w:rFonts w:ascii="Times New Roman" w:hAnsi="Times New Roman" w:cs="Times New Roman" w:hint="eastAsia"/>
                               </w:rPr>
-                              <w:t>data_out</w:t>
-                            </w:r>
-                            <w:proofErr w:type="spellEnd"/>
-                            <w:r>
-                              <w:rPr>
-                                <w:rFonts w:ascii="Times New Roman" w:hAnsi="Times New Roman" w:cs="Times New Roman" w:hint="eastAsia"/>
-                              </w:rPr>
-                              <w:t xml:space="preserve"> &lt;&lt;= </w:t>
-                            </w:r>
-                            <w:proofErr w:type="gramStart"/>
-                            <w:r>
-                              <w:rPr>
-                                <w:rFonts w:ascii="Times New Roman" w:hAnsi="Times New Roman" w:cs="Times New Roman" w:hint="eastAsia"/>
-                              </w:rPr>
-                              <w:t>1;</w:t>
-                            </w:r>
-                            <w:proofErr w:type="gramEnd"/>
+                              <w:t>data_out &lt;&lt;= 1;</w:t>
+                            </w:r>
                           </w:p>
                           <w:p>
                             <w:pPr>
@@ -11754,28 +11206,12 @@
                               </w:rPr>
                               <w:t xml:space="preserve"> </w:t>
                             </w:r>
-                            <w:proofErr w:type="spellStart"/>
                             <w:r>
                               <w:rPr>
                                 <w:rFonts w:ascii="Times New Roman" w:hAnsi="Times New Roman" w:cs="Times New Roman" w:hint="eastAsia"/>
                               </w:rPr>
-                              <w:t>SPI_</w:t>
-                            </w:r>
-                            <w:proofErr w:type="gramStart"/>
-                            <w:r>
-                              <w:rPr>
-                                <w:rFonts w:ascii="Times New Roman" w:hAnsi="Times New Roman" w:cs="Times New Roman" w:hint="eastAsia"/>
-                              </w:rPr>
-                              <w:t>Delay</w:t>
-                            </w:r>
-                            <w:proofErr w:type="spellEnd"/>
-                            <w:r>
-                              <w:rPr>
-                                <w:rFonts w:ascii="Times New Roman" w:hAnsi="Times New Roman" w:cs="Times New Roman" w:hint="eastAsia"/>
-                              </w:rPr>
-                              <w:t>();</w:t>
-                            </w:r>
-                            <w:proofErr w:type="gramEnd"/>
+                              <w:t>SPI_Delay();</w:t>
+                            </w:r>
                           </w:p>
                           <w:p>
                             <w:pPr>
@@ -11856,16 +11292,8 @@
                               <w:rPr>
                                 <w:rFonts w:ascii="Times New Roman" w:hAnsi="Times New Roman" w:cs="Times New Roman" w:hint="eastAsia"/>
                               </w:rPr>
-                              <w:t xml:space="preserve">SCK = </w:t>
-                            </w:r>
-                            <w:proofErr w:type="gramStart"/>
-                            <w:r>
-                              <w:rPr>
-                                <w:rFonts w:ascii="Times New Roman" w:hAnsi="Times New Roman" w:cs="Times New Roman" w:hint="eastAsia"/>
-                              </w:rPr>
-                              <w:t>1;</w:t>
-                            </w:r>
-                            <w:proofErr w:type="gramEnd"/>
+                              <w:t>SCK = 1;</w:t>
+                            </w:r>
                           </w:p>
                           <w:p>
                             <w:pPr>
@@ -11942,28 +11370,12 @@
                               </w:rPr>
                               <w:t xml:space="preserve"> </w:t>
                             </w:r>
-                            <w:proofErr w:type="spellStart"/>
                             <w:r>
                               <w:rPr>
                                 <w:rFonts w:ascii="Times New Roman" w:hAnsi="Times New Roman" w:cs="Times New Roman" w:hint="eastAsia"/>
                               </w:rPr>
-                              <w:t>data_in</w:t>
-                            </w:r>
-                            <w:proofErr w:type="spellEnd"/>
-                            <w:r>
-                              <w:rPr>
-                                <w:rFonts w:ascii="Times New Roman" w:hAnsi="Times New Roman" w:cs="Times New Roman" w:hint="eastAsia"/>
-                              </w:rPr>
-                              <w:t xml:space="preserve"> &lt;&lt;= </w:t>
-                            </w:r>
-                            <w:proofErr w:type="gramStart"/>
-                            <w:r>
-                              <w:rPr>
-                                <w:rFonts w:ascii="Times New Roman" w:hAnsi="Times New Roman" w:cs="Times New Roman" w:hint="eastAsia"/>
-                              </w:rPr>
-                              <w:t>1;</w:t>
-                            </w:r>
-                            <w:proofErr w:type="gramEnd"/>
+                              <w:t>data_in &lt;&lt;= 1;</w:t>
+                            </w:r>
                           </w:p>
                           <w:p>
                             <w:pPr>
@@ -11988,21 +11400,7 @@
                               <w:rPr>
                                 <w:rFonts w:ascii="Times New Roman" w:hAnsi="Times New Roman" w:cs="Times New Roman" w:hint="eastAsia"/>
                               </w:rPr>
-                              <w:t xml:space="preserve">if (MISO) </w:t>
-                            </w:r>
-                            <w:proofErr w:type="spellStart"/>
-                            <w:r>
-                              <w:rPr>
-                                <w:rFonts w:ascii="Times New Roman" w:hAnsi="Times New Roman" w:cs="Times New Roman" w:hint="eastAsia"/>
-                              </w:rPr>
-                              <w:t>data_in</w:t>
-                            </w:r>
-                            <w:proofErr w:type="spellEnd"/>
-                            <w:r>
-                              <w:rPr>
-                                <w:rFonts w:ascii="Times New Roman" w:hAnsi="Times New Roman" w:cs="Times New Roman" w:hint="eastAsia"/>
-                              </w:rPr>
-                              <w:t xml:space="preserve"> |= 0x01;</w:t>
+                              <w:t>if (MISO) data_in |= 0x01;</w:t>
                             </w:r>
                             <w:r>
                               <w:rPr>
@@ -12048,28 +11446,12 @@
                               </w:rPr>
                               <w:t xml:space="preserve"> </w:t>
                             </w:r>
-                            <w:proofErr w:type="spellStart"/>
                             <w:r>
                               <w:rPr>
                                 <w:rFonts w:ascii="Times New Roman" w:hAnsi="Times New Roman" w:cs="Times New Roman" w:hint="eastAsia"/>
                               </w:rPr>
-                              <w:t>SPI_</w:t>
-                            </w:r>
-                            <w:proofErr w:type="gramStart"/>
-                            <w:r>
-                              <w:rPr>
-                                <w:rFonts w:ascii="Times New Roman" w:hAnsi="Times New Roman" w:cs="Times New Roman" w:hint="eastAsia"/>
-                              </w:rPr>
-                              <w:t>Delay</w:t>
-                            </w:r>
-                            <w:proofErr w:type="spellEnd"/>
-                            <w:r>
-                              <w:rPr>
-                                <w:rFonts w:ascii="Times New Roman" w:hAnsi="Times New Roman" w:cs="Times New Roman" w:hint="eastAsia"/>
-                              </w:rPr>
-                              <w:t>();</w:t>
-                            </w:r>
-                            <w:proofErr w:type="gramEnd"/>
+                              <w:t>SPI_Delay();</w:t>
+                            </w:r>
                           </w:p>
                           <w:p>
                             <w:pPr>
@@ -12126,16 +11508,8 @@
                               <w:rPr>
                                 <w:rFonts w:ascii="Times New Roman" w:hAnsi="Times New Roman" w:cs="Times New Roman" w:hint="eastAsia"/>
                               </w:rPr>
-                              <w:t xml:space="preserve">SCK = </w:t>
-                            </w:r>
-                            <w:proofErr w:type="gramStart"/>
-                            <w:r>
-                              <w:rPr>
-                                <w:rFonts w:ascii="Times New Roman" w:hAnsi="Times New Roman" w:cs="Times New Roman" w:hint="eastAsia"/>
-                              </w:rPr>
-                              <w:t>0;</w:t>
-                            </w:r>
-                            <w:proofErr w:type="gramEnd"/>
+                              <w:t>SCK = 0;</w:t>
+                            </w:r>
                           </w:p>
                           <w:p>
                             <w:pPr>
@@ -12156,28 +11530,12 @@
                               </w:rPr>
                               <w:t xml:space="preserve"> </w:t>
                             </w:r>
-                            <w:proofErr w:type="spellStart"/>
                             <w:r>
                               <w:rPr>
                                 <w:rFonts w:ascii="Times New Roman" w:hAnsi="Times New Roman" w:cs="Times New Roman" w:hint="eastAsia"/>
                               </w:rPr>
-                              <w:t>SPI_</w:t>
-                            </w:r>
-                            <w:proofErr w:type="gramStart"/>
-                            <w:r>
-                              <w:rPr>
-                                <w:rFonts w:ascii="Times New Roman" w:hAnsi="Times New Roman" w:cs="Times New Roman" w:hint="eastAsia"/>
-                              </w:rPr>
-                              <w:t>Delay</w:t>
-                            </w:r>
-                            <w:proofErr w:type="spellEnd"/>
-                            <w:r>
-                              <w:rPr>
-                                <w:rFonts w:ascii="Times New Roman" w:hAnsi="Times New Roman" w:cs="Times New Roman" w:hint="eastAsia"/>
-                              </w:rPr>
-                              <w:t>();</w:t>
-                            </w:r>
-                            <w:proofErr w:type="gramEnd"/>
+                              <w:t>SPI_Delay();</w:t>
+                            </w:r>
                           </w:p>
                           <w:p>
                             <w:pPr>
@@ -12204,30 +11562,8 @@
                               <w:rPr>
                                 <w:rFonts w:ascii="Times New Roman" w:hAnsi="Times New Roman" w:cs="Times New Roman" w:hint="eastAsia"/>
                               </w:rPr>
-                              <w:t xml:space="preserve">    return </w:t>
-                            </w:r>
-                            <w:proofErr w:type="spellStart"/>
-                            <w:r>
-                              <w:rPr>
-                                <w:rFonts w:ascii="Times New Roman" w:hAnsi="Times New Roman" w:cs="Times New Roman" w:hint="eastAsia"/>
-                              </w:rPr>
-                              <w:t>data_</w:t>
-                            </w:r>
-                            <w:proofErr w:type="gramStart"/>
-                            <w:r>
-                              <w:rPr>
-                                <w:rFonts w:ascii="Times New Roman" w:hAnsi="Times New Roman" w:cs="Times New Roman" w:hint="eastAsia"/>
-                              </w:rPr>
-                              <w:t>in</w:t>
-                            </w:r>
-                            <w:proofErr w:type="spellEnd"/>
-                            <w:r>
-                              <w:rPr>
-                                <w:rFonts w:ascii="Times New Roman" w:hAnsi="Times New Roman" w:cs="Times New Roman" w:hint="eastAsia"/>
-                              </w:rPr>
-                              <w:t>;</w:t>
-                            </w:r>
-                            <w:proofErr w:type="gramEnd"/>
+                              <w:t xml:space="preserve">    return data_in;</w:t>
+                            </w:r>
                           </w:p>
                           <w:p>
                             <w:pPr>
@@ -12284,49 +11620,7 @@
                         <w:rPr>
                           <w:rFonts w:ascii="Times New Roman" w:hAnsi="Times New Roman" w:cs="Times New Roman" w:hint="eastAsia"/>
                         </w:rPr>
-                        <w:t xml:space="preserve">unsigned char </w:t>
-                      </w:r>
-                      <w:proofErr w:type="spellStart"/>
-                      <w:r>
-                        <w:rPr>
-                          <w:rFonts w:ascii="Times New Roman" w:hAnsi="Times New Roman" w:cs="Times New Roman" w:hint="eastAsia"/>
-                        </w:rPr>
-                        <w:t>SPI_</w:t>
-                      </w:r>
-                      <w:proofErr w:type="gramStart"/>
-                      <w:r>
-                        <w:rPr>
-                          <w:rFonts w:ascii="Times New Roman" w:hAnsi="Times New Roman" w:cs="Times New Roman" w:hint="eastAsia"/>
-                        </w:rPr>
-                        <w:t>Transfer</w:t>
-                      </w:r>
-                      <w:proofErr w:type="spellEnd"/>
-                      <w:r>
-                        <w:rPr>
-                          <w:rFonts w:ascii="Times New Roman" w:hAnsi="Times New Roman" w:cs="Times New Roman" w:hint="eastAsia"/>
-                        </w:rPr>
-                        <w:t>(</w:t>
-                      </w:r>
-                      <w:proofErr w:type="gramEnd"/>
-                      <w:r>
-                        <w:rPr>
-                          <w:rFonts w:ascii="Times New Roman" w:hAnsi="Times New Roman" w:cs="Times New Roman" w:hint="eastAsia"/>
-                        </w:rPr>
-                        <w:t xml:space="preserve">unsigned char </w:t>
-                      </w:r>
-                      <w:proofErr w:type="spellStart"/>
-                      <w:r>
-                        <w:rPr>
-                          <w:rFonts w:ascii="Times New Roman" w:hAnsi="Times New Roman" w:cs="Times New Roman" w:hint="eastAsia"/>
-                        </w:rPr>
-                        <w:t>data_out</w:t>
-                      </w:r>
-                      <w:proofErr w:type="spellEnd"/>
-                      <w:r>
-                        <w:rPr>
-                          <w:rFonts w:ascii="Times New Roman" w:hAnsi="Times New Roman" w:cs="Times New Roman" w:hint="eastAsia"/>
-                        </w:rPr>
-                        <w:t>)</w:t>
+                        <w:t>unsigned char SPI_Transfer(unsigned char data_out)</w:t>
                       </w:r>
                     </w:p>
                     <w:p>
@@ -12354,30 +11648,8 @@
                         <w:rPr>
                           <w:rFonts w:ascii="Times New Roman" w:hAnsi="Times New Roman" w:cs="Times New Roman" w:hint="eastAsia"/>
                         </w:rPr>
-                        <w:t xml:space="preserve">    unsigned char </w:t>
+                        <w:t xml:space="preserve">    unsigned char data_in = 0;</w:t>
                       </w:r>
-                      <w:proofErr w:type="spellStart"/>
-                      <w:r>
-                        <w:rPr>
-                          <w:rFonts w:ascii="Times New Roman" w:hAnsi="Times New Roman" w:cs="Times New Roman" w:hint="eastAsia"/>
-                        </w:rPr>
-                        <w:t>data_in</w:t>
-                      </w:r>
-                      <w:proofErr w:type="spellEnd"/>
-                      <w:r>
-                        <w:rPr>
-                          <w:rFonts w:ascii="Times New Roman" w:hAnsi="Times New Roman" w:cs="Times New Roman" w:hint="eastAsia"/>
-                        </w:rPr>
-                        <w:t xml:space="preserve"> = </w:t>
-                      </w:r>
-                      <w:proofErr w:type="gramStart"/>
-                      <w:r>
-                        <w:rPr>
-                          <w:rFonts w:ascii="Times New Roman" w:hAnsi="Times New Roman" w:cs="Times New Roman" w:hint="eastAsia"/>
-                        </w:rPr>
-                        <w:t>0;</w:t>
-                      </w:r>
-                      <w:proofErr w:type="gramEnd"/>
                     </w:p>
                     <w:p>
                       <w:pPr>
@@ -12404,49 +11676,7 @@
                         <w:rPr>
                           <w:rFonts w:ascii="Times New Roman" w:hAnsi="Times New Roman" w:cs="Times New Roman" w:hint="eastAsia"/>
                         </w:rPr>
-                        <w:t xml:space="preserve">    for (int </w:t>
-                      </w:r>
-                      <w:proofErr w:type="spellStart"/>
-                      <w:r>
-                        <w:rPr>
-                          <w:rFonts w:ascii="Times New Roman" w:hAnsi="Times New Roman" w:cs="Times New Roman" w:hint="eastAsia"/>
-                        </w:rPr>
-                        <w:t>i</w:t>
-                      </w:r>
-                      <w:proofErr w:type="spellEnd"/>
-                      <w:r>
-                        <w:rPr>
-                          <w:rFonts w:ascii="Times New Roman" w:hAnsi="Times New Roman" w:cs="Times New Roman" w:hint="eastAsia"/>
-                        </w:rPr>
-                        <w:t xml:space="preserve"> = 0; </w:t>
-                      </w:r>
-                      <w:proofErr w:type="spellStart"/>
-                      <w:r>
-                        <w:rPr>
-                          <w:rFonts w:ascii="Times New Roman" w:hAnsi="Times New Roman" w:cs="Times New Roman" w:hint="eastAsia"/>
-                        </w:rPr>
-                        <w:t>i</w:t>
-                      </w:r>
-                      <w:proofErr w:type="spellEnd"/>
-                      <w:r>
-                        <w:rPr>
-                          <w:rFonts w:ascii="Times New Roman" w:hAnsi="Times New Roman" w:cs="Times New Roman" w:hint="eastAsia"/>
-                        </w:rPr>
-                        <w:t xml:space="preserve"> &lt; 8; </w:t>
-                      </w:r>
-                      <w:proofErr w:type="spellStart"/>
-                      <w:r>
-                        <w:rPr>
-                          <w:rFonts w:ascii="Times New Roman" w:hAnsi="Times New Roman" w:cs="Times New Roman" w:hint="eastAsia"/>
-                        </w:rPr>
-                        <w:t>i</w:t>
-                      </w:r>
-                      <w:proofErr w:type="spellEnd"/>
-                      <w:r>
-                        <w:rPr>
-                          <w:rFonts w:ascii="Times New Roman" w:hAnsi="Times New Roman" w:cs="Times New Roman" w:hint="eastAsia"/>
-                        </w:rPr>
-                        <w:t>++) {</w:t>
+                        <w:t xml:space="preserve">    for (int i = 0; i &lt; 8; i++) {</w:t>
                       </w:r>
                     </w:p>
                     <w:p>
@@ -12461,16 +11691,8 @@
                         <w:rPr>
                           <w:rFonts w:ascii="Times New Roman" w:hAnsi="Times New Roman" w:cs="Times New Roman" w:hint="eastAsia"/>
                         </w:rPr>
-                        <w:t xml:space="preserve">SCK = </w:t>
+                        <w:t>SCK = 0;</w:t>
                       </w:r>
-                      <w:proofErr w:type="gramStart"/>
-                      <w:r>
-                        <w:rPr>
-                          <w:rFonts w:ascii="Times New Roman" w:hAnsi="Times New Roman" w:cs="Times New Roman" w:hint="eastAsia"/>
-                        </w:rPr>
-                        <w:t>0;</w:t>
-                      </w:r>
-                      <w:proofErr w:type="gramEnd"/>
                     </w:p>
                     <w:p>
                       <w:pPr>
@@ -12539,21 +11761,7 @@
                         <w:rPr>
                           <w:rFonts w:ascii="Times New Roman" w:hAnsi="Times New Roman" w:cs="Times New Roman" w:hint="eastAsia"/>
                         </w:rPr>
-                        <w:t>MOSI = (</w:t>
-                      </w:r>
-                      <w:proofErr w:type="spellStart"/>
-                      <w:r>
-                        <w:rPr>
-                          <w:rFonts w:ascii="Times New Roman" w:hAnsi="Times New Roman" w:cs="Times New Roman" w:hint="eastAsia"/>
-                        </w:rPr>
-                        <w:t>data_out</w:t>
-                      </w:r>
-                      <w:proofErr w:type="spellEnd"/>
-                      <w:r>
-                        <w:rPr>
-                          <w:rFonts w:ascii="Times New Roman" w:hAnsi="Times New Roman" w:cs="Times New Roman" w:hint="eastAsia"/>
-                        </w:rPr>
-                        <w:t xml:space="preserve"> &amp; 0x80)</w:t>
+                        <w:t>MOSI = (data_out &amp; 0x80)</w:t>
                       </w:r>
                       <w:r>
                         <w:rPr>
@@ -12593,28 +11801,12 @@
                         </w:rPr>
                         <w:t xml:space="preserve"> </w:t>
                       </w:r>
-                      <w:proofErr w:type="spellStart"/>
                       <w:r>
                         <w:rPr>
                           <w:rFonts w:ascii="Times New Roman" w:hAnsi="Times New Roman" w:cs="Times New Roman" w:hint="eastAsia"/>
                         </w:rPr>
-                        <w:t>data_out</w:t>
+                        <w:t>data_out &lt;&lt;= 1;</w:t>
                       </w:r>
-                      <w:proofErr w:type="spellEnd"/>
-                      <w:r>
-                        <w:rPr>
-                          <w:rFonts w:ascii="Times New Roman" w:hAnsi="Times New Roman" w:cs="Times New Roman" w:hint="eastAsia"/>
-                        </w:rPr>
-                        <w:t xml:space="preserve"> &lt;&lt;= </w:t>
-                      </w:r>
-                      <w:proofErr w:type="gramStart"/>
-                      <w:r>
-                        <w:rPr>
-                          <w:rFonts w:ascii="Times New Roman" w:hAnsi="Times New Roman" w:cs="Times New Roman" w:hint="eastAsia"/>
-                        </w:rPr>
-                        <w:t>1;</w:t>
-                      </w:r>
-                      <w:proofErr w:type="gramEnd"/>
                     </w:p>
                     <w:p>
                       <w:pPr>
@@ -12635,28 +11827,12 @@
                         </w:rPr>
                         <w:t xml:space="preserve"> </w:t>
                       </w:r>
-                      <w:proofErr w:type="spellStart"/>
                       <w:r>
                         <w:rPr>
                           <w:rFonts w:ascii="Times New Roman" w:hAnsi="Times New Roman" w:cs="Times New Roman" w:hint="eastAsia"/>
                         </w:rPr>
-                        <w:t>SPI_</w:t>
+                        <w:t>SPI_Delay();</w:t>
                       </w:r>
-                      <w:proofErr w:type="gramStart"/>
-                      <w:r>
-                        <w:rPr>
-                          <w:rFonts w:ascii="Times New Roman" w:hAnsi="Times New Roman" w:cs="Times New Roman" w:hint="eastAsia"/>
-                        </w:rPr>
-                        <w:t>Delay</w:t>
-                      </w:r>
-                      <w:proofErr w:type="spellEnd"/>
-                      <w:r>
-                        <w:rPr>
-                          <w:rFonts w:ascii="Times New Roman" w:hAnsi="Times New Roman" w:cs="Times New Roman" w:hint="eastAsia"/>
-                        </w:rPr>
-                        <w:t>();</w:t>
-                      </w:r>
-                      <w:proofErr w:type="gramEnd"/>
                     </w:p>
                     <w:p>
                       <w:pPr>
@@ -12737,16 +11913,8 @@
                         <w:rPr>
                           <w:rFonts w:ascii="Times New Roman" w:hAnsi="Times New Roman" w:cs="Times New Roman" w:hint="eastAsia"/>
                         </w:rPr>
-                        <w:t xml:space="preserve">SCK = </w:t>
+                        <w:t>SCK = 1;</w:t>
                       </w:r>
-                      <w:proofErr w:type="gramStart"/>
-                      <w:r>
-                        <w:rPr>
-                          <w:rFonts w:ascii="Times New Roman" w:hAnsi="Times New Roman" w:cs="Times New Roman" w:hint="eastAsia"/>
-                        </w:rPr>
-                        <w:t>1;</w:t>
-                      </w:r>
-                      <w:proofErr w:type="gramEnd"/>
                     </w:p>
                     <w:p>
                       <w:pPr>
@@ -12823,28 +11991,12 @@
                         </w:rPr>
                         <w:t xml:space="preserve"> </w:t>
                       </w:r>
-                      <w:proofErr w:type="spellStart"/>
                       <w:r>
                         <w:rPr>
                           <w:rFonts w:ascii="Times New Roman" w:hAnsi="Times New Roman" w:cs="Times New Roman" w:hint="eastAsia"/>
                         </w:rPr>
-                        <w:t>data_in</w:t>
+                        <w:t>data_in &lt;&lt;= 1;</w:t>
                       </w:r>
-                      <w:proofErr w:type="spellEnd"/>
-                      <w:r>
-                        <w:rPr>
-                          <w:rFonts w:ascii="Times New Roman" w:hAnsi="Times New Roman" w:cs="Times New Roman" w:hint="eastAsia"/>
-                        </w:rPr>
-                        <w:t xml:space="preserve"> &lt;&lt;= </w:t>
-                      </w:r>
-                      <w:proofErr w:type="gramStart"/>
-                      <w:r>
-                        <w:rPr>
-                          <w:rFonts w:ascii="Times New Roman" w:hAnsi="Times New Roman" w:cs="Times New Roman" w:hint="eastAsia"/>
-                        </w:rPr>
-                        <w:t>1;</w:t>
-                      </w:r>
-                      <w:proofErr w:type="gramEnd"/>
                     </w:p>
                     <w:p>
                       <w:pPr>
@@ -12869,21 +12021,7 @@
                         <w:rPr>
                           <w:rFonts w:ascii="Times New Roman" w:hAnsi="Times New Roman" w:cs="Times New Roman" w:hint="eastAsia"/>
                         </w:rPr>
-                        <w:t xml:space="preserve">if (MISO) </w:t>
-                      </w:r>
-                      <w:proofErr w:type="spellStart"/>
-                      <w:r>
-                        <w:rPr>
-                          <w:rFonts w:ascii="Times New Roman" w:hAnsi="Times New Roman" w:cs="Times New Roman" w:hint="eastAsia"/>
-                        </w:rPr>
-                        <w:t>data_in</w:t>
-                      </w:r>
-                      <w:proofErr w:type="spellEnd"/>
-                      <w:r>
-                        <w:rPr>
-                          <w:rFonts w:ascii="Times New Roman" w:hAnsi="Times New Roman" w:cs="Times New Roman" w:hint="eastAsia"/>
-                        </w:rPr>
-                        <w:t xml:space="preserve"> |= 0x01;</w:t>
+                        <w:t>if (MISO) data_in |= 0x01;</w:t>
                       </w:r>
                       <w:r>
                         <w:rPr>
@@ -12929,28 +12067,12 @@
                         </w:rPr>
                         <w:t xml:space="preserve"> </w:t>
                       </w:r>
-                      <w:proofErr w:type="spellStart"/>
                       <w:r>
                         <w:rPr>
                           <w:rFonts w:ascii="Times New Roman" w:hAnsi="Times New Roman" w:cs="Times New Roman" w:hint="eastAsia"/>
                         </w:rPr>
-                        <w:t>SPI_</w:t>
+                        <w:t>SPI_Delay();</w:t>
                       </w:r>
-                      <w:proofErr w:type="gramStart"/>
-                      <w:r>
-                        <w:rPr>
-                          <w:rFonts w:ascii="Times New Roman" w:hAnsi="Times New Roman" w:cs="Times New Roman" w:hint="eastAsia"/>
-                        </w:rPr>
-                        <w:t>Delay</w:t>
-                      </w:r>
-                      <w:proofErr w:type="spellEnd"/>
-                      <w:r>
-                        <w:rPr>
-                          <w:rFonts w:ascii="Times New Roman" w:hAnsi="Times New Roman" w:cs="Times New Roman" w:hint="eastAsia"/>
-                        </w:rPr>
-                        <w:t>();</w:t>
-                      </w:r>
-                      <w:proofErr w:type="gramEnd"/>
                     </w:p>
                     <w:p>
                       <w:pPr>
@@ -13007,16 +12129,8 @@
                         <w:rPr>
                           <w:rFonts w:ascii="Times New Roman" w:hAnsi="Times New Roman" w:cs="Times New Roman" w:hint="eastAsia"/>
                         </w:rPr>
-                        <w:t xml:space="preserve">SCK = </w:t>
+                        <w:t>SCK = 0;</w:t>
                       </w:r>
-                      <w:proofErr w:type="gramStart"/>
-                      <w:r>
-                        <w:rPr>
-                          <w:rFonts w:ascii="Times New Roman" w:hAnsi="Times New Roman" w:cs="Times New Roman" w:hint="eastAsia"/>
-                        </w:rPr>
-                        <w:t>0;</w:t>
-                      </w:r>
-                      <w:proofErr w:type="gramEnd"/>
                     </w:p>
                     <w:p>
                       <w:pPr>
@@ -13037,28 +12151,12 @@
                         </w:rPr>
                         <w:t xml:space="preserve"> </w:t>
                       </w:r>
-                      <w:proofErr w:type="spellStart"/>
                       <w:r>
                         <w:rPr>
                           <w:rFonts w:ascii="Times New Roman" w:hAnsi="Times New Roman" w:cs="Times New Roman" w:hint="eastAsia"/>
                         </w:rPr>
-                        <w:t>SPI_</w:t>
+                        <w:t>SPI_Delay();</w:t>
                       </w:r>
-                      <w:proofErr w:type="gramStart"/>
-                      <w:r>
-                        <w:rPr>
-                          <w:rFonts w:ascii="Times New Roman" w:hAnsi="Times New Roman" w:cs="Times New Roman" w:hint="eastAsia"/>
-                        </w:rPr>
-                        <w:t>Delay</w:t>
-                      </w:r>
-                      <w:proofErr w:type="spellEnd"/>
-                      <w:r>
-                        <w:rPr>
-                          <w:rFonts w:ascii="Times New Roman" w:hAnsi="Times New Roman" w:cs="Times New Roman" w:hint="eastAsia"/>
-                        </w:rPr>
-                        <w:t>();</w:t>
-                      </w:r>
-                      <w:proofErr w:type="gramEnd"/>
                     </w:p>
                     <w:p>
                       <w:pPr>
@@ -13085,30 +12183,8 @@
                         <w:rPr>
                           <w:rFonts w:ascii="Times New Roman" w:hAnsi="Times New Roman" w:cs="Times New Roman" w:hint="eastAsia"/>
                         </w:rPr>
-                        <w:t xml:space="preserve">    return </w:t>
+                        <w:t xml:space="preserve">    return data_in;</w:t>
                       </w:r>
-                      <w:proofErr w:type="spellStart"/>
-                      <w:r>
-                        <w:rPr>
-                          <w:rFonts w:ascii="Times New Roman" w:hAnsi="Times New Roman" w:cs="Times New Roman" w:hint="eastAsia"/>
-                        </w:rPr>
-                        <w:t>data_</w:t>
-                      </w:r>
-                      <w:proofErr w:type="gramStart"/>
-                      <w:r>
-                        <w:rPr>
-                          <w:rFonts w:ascii="Times New Roman" w:hAnsi="Times New Roman" w:cs="Times New Roman" w:hint="eastAsia"/>
-                        </w:rPr>
-                        <w:t>in</w:t>
-                      </w:r>
-                      <w:proofErr w:type="spellEnd"/>
-                      <w:r>
-                        <w:rPr>
-                          <w:rFonts w:ascii="Times New Roman" w:hAnsi="Times New Roman" w:cs="Times New Roman" w:hint="eastAsia"/>
-                        </w:rPr>
-                        <w:t>;</w:t>
-                      </w:r>
-                      <w:proofErr w:type="gramEnd"/>
                     </w:p>
                     <w:p>
                       <w:pPr>
@@ -13201,35 +12277,7 @@
                               <w:rPr>
                                 <w:rFonts w:ascii="Times New Roman" w:hAnsi="Times New Roman" w:cs="Times New Roman" w:hint="eastAsia"/>
                               </w:rPr>
-                              <w:t xml:space="preserve">void </w:t>
-                            </w:r>
-                            <w:proofErr w:type="spellStart"/>
-                            <w:r>
-                              <w:rPr>
-                                <w:rFonts w:ascii="Times New Roman" w:hAnsi="Times New Roman" w:cs="Times New Roman" w:hint="eastAsia"/>
-                              </w:rPr>
-                              <w:t>SPI_</w:t>
-                            </w:r>
-                            <w:proofErr w:type="gramStart"/>
-                            <w:r>
-                              <w:rPr>
-                                <w:rFonts w:ascii="Times New Roman" w:hAnsi="Times New Roman" w:cs="Times New Roman" w:hint="eastAsia"/>
-                              </w:rPr>
-                              <w:t>Init</w:t>
-                            </w:r>
-                            <w:proofErr w:type="spellEnd"/>
-                            <w:r>
-                              <w:rPr>
-                                <w:rFonts w:ascii="Times New Roman" w:hAnsi="Times New Roman" w:cs="Times New Roman" w:hint="eastAsia"/>
-                              </w:rPr>
-                              <w:t>(</w:t>
-                            </w:r>
-                            <w:proofErr w:type="gramEnd"/>
-                            <w:r>
-                              <w:rPr>
-                                <w:rFonts w:ascii="Times New Roman" w:hAnsi="Times New Roman" w:cs="Times New Roman" w:hint="eastAsia"/>
-                              </w:rPr>
-                              <w:t>) {</w:t>
+                              <w:t>void SPI_Init() {</w:t>
                             </w:r>
                           </w:p>
                           <w:p>
@@ -13243,16 +12291,8 @@
                               <w:rPr>
                                 <w:rFonts w:ascii="Times New Roman" w:hAnsi="Times New Roman" w:cs="Times New Roman" w:hint="eastAsia"/>
                               </w:rPr>
-                              <w:t xml:space="preserve">    MOSI = </w:t>
-                            </w:r>
-                            <w:proofErr w:type="gramStart"/>
-                            <w:r>
-                              <w:rPr>
-                                <w:rFonts w:ascii="Times New Roman" w:hAnsi="Times New Roman" w:cs="Times New Roman" w:hint="eastAsia"/>
-                              </w:rPr>
-                              <w:t>0;</w:t>
-                            </w:r>
-                            <w:proofErr w:type="gramEnd"/>
+                              <w:t xml:space="preserve">    MOSI = 0;</w:t>
+                            </w:r>
                           </w:p>
                           <w:p>
                             <w:pPr>
@@ -13351,35 +12391,7 @@
                               <w:rPr>
                                 <w:rFonts w:ascii="Times New Roman" w:hAnsi="Times New Roman" w:cs="Times New Roman" w:hint="eastAsia"/>
                               </w:rPr>
-                              <w:t xml:space="preserve">void </w:t>
-                            </w:r>
-                            <w:proofErr w:type="spellStart"/>
-                            <w:r>
-                              <w:rPr>
-                                <w:rFonts w:ascii="Times New Roman" w:hAnsi="Times New Roman" w:cs="Times New Roman" w:hint="eastAsia"/>
-                              </w:rPr>
-                              <w:t>SPI_</w:t>
-                            </w:r>
-                            <w:proofErr w:type="gramStart"/>
-                            <w:r>
-                              <w:rPr>
-                                <w:rFonts w:ascii="Times New Roman" w:hAnsi="Times New Roman" w:cs="Times New Roman" w:hint="eastAsia"/>
-                              </w:rPr>
-                              <w:t>Delay</w:t>
-                            </w:r>
-                            <w:proofErr w:type="spellEnd"/>
-                            <w:r>
-                              <w:rPr>
-                                <w:rFonts w:ascii="Times New Roman" w:hAnsi="Times New Roman" w:cs="Times New Roman" w:hint="eastAsia"/>
-                              </w:rPr>
-                              <w:t>(</w:t>
-                            </w:r>
-                            <w:proofErr w:type="gramEnd"/>
-                            <w:r>
-                              <w:rPr>
-                                <w:rFonts w:ascii="Times New Roman" w:hAnsi="Times New Roman" w:cs="Times New Roman" w:hint="eastAsia"/>
-                              </w:rPr>
-                              <w:t>) {</w:t>
+                              <w:t>void SPI_Delay() {</w:t>
                             </w:r>
                           </w:p>
                           <w:p>
@@ -13394,21 +12406,7 @@
                               <w:rPr>
                                 <w:rFonts w:ascii="Times New Roman" w:hAnsi="Times New Roman" w:cs="Times New Roman" w:hint="eastAsia"/>
                               </w:rPr>
-                              <w:t>_</w:t>
-                            </w:r>
-                            <w:proofErr w:type="spellStart"/>
-                            <w:r>
-                              <w:rPr>
-                                <w:rFonts w:ascii="Times New Roman" w:hAnsi="Times New Roman" w:cs="Times New Roman" w:hint="eastAsia"/>
-                              </w:rPr>
-                              <w:t>nop</w:t>
-                            </w:r>
-                            <w:proofErr w:type="spellEnd"/>
-                            <w:r>
-                              <w:rPr>
-                                <w:rFonts w:ascii="Times New Roman" w:hAnsi="Times New Roman" w:cs="Times New Roman" w:hint="eastAsia"/>
-                              </w:rPr>
-                              <w:t xml:space="preserve">_();  // </w:t>
+                              <w:t xml:space="preserve">_nop_();  // </w:t>
                             </w:r>
                             <w:r>
                               <w:rPr>
@@ -13465,49 +12463,7 @@
                               <w:rPr>
                                 <w:rFonts w:ascii="Times New Roman" w:hAnsi="Times New Roman" w:cs="Times New Roman" w:hint="eastAsia"/>
                               </w:rPr>
-                              <w:t xml:space="preserve">void </w:t>
-                            </w:r>
-                            <w:proofErr w:type="spellStart"/>
-                            <w:r>
-                              <w:rPr>
-                                <w:rFonts w:ascii="Times New Roman" w:hAnsi="Times New Roman" w:cs="Times New Roman" w:hint="eastAsia"/>
-                              </w:rPr>
-                              <w:t>SPI_</w:t>
-                            </w:r>
-                            <w:proofErr w:type="gramStart"/>
-                            <w:r>
-                              <w:rPr>
-                                <w:rFonts w:ascii="Times New Roman" w:hAnsi="Times New Roman" w:cs="Times New Roman" w:hint="eastAsia"/>
-                              </w:rPr>
-                              <w:t>WriteByte</w:t>
-                            </w:r>
-                            <w:proofErr w:type="spellEnd"/>
-                            <w:r>
-                              <w:rPr>
-                                <w:rFonts w:ascii="Times New Roman" w:hAnsi="Times New Roman" w:cs="Times New Roman" w:hint="eastAsia"/>
-                              </w:rPr>
-                              <w:t>(</w:t>
-                            </w:r>
-                            <w:proofErr w:type="gramEnd"/>
-                            <w:r>
-                              <w:rPr>
-                                <w:rFonts w:ascii="Times New Roman" w:hAnsi="Times New Roman" w:cs="Times New Roman" w:hint="eastAsia"/>
-                              </w:rPr>
-                              <w:t xml:space="preserve">unsigned char </w:t>
-                            </w:r>
-                            <w:proofErr w:type="spellStart"/>
-                            <w:r>
-                              <w:rPr>
-                                <w:rFonts w:ascii="Times New Roman" w:hAnsi="Times New Roman" w:cs="Times New Roman" w:hint="eastAsia"/>
-                              </w:rPr>
-                              <w:t>dat</w:t>
-                            </w:r>
-                            <w:proofErr w:type="spellEnd"/>
-                            <w:r>
-                              <w:rPr>
-                                <w:rFonts w:ascii="Times New Roman" w:hAnsi="Times New Roman" w:cs="Times New Roman" w:hint="eastAsia"/>
-                              </w:rPr>
-                              <w:t>) {</w:t>
+                              <w:t>void SPI_WriteByte(unsigned char dat) {</w:t>
                             </w:r>
                           </w:p>
                           <w:p>
@@ -13541,35 +12497,7 @@
                               <w:rPr>
                                 <w:rFonts w:ascii="Times New Roman" w:hAnsi="Times New Roman" w:cs="Times New Roman" w:hint="eastAsia"/>
                               </w:rPr>
-                              <w:t xml:space="preserve">    </w:t>
-                            </w:r>
-                            <w:proofErr w:type="spellStart"/>
-                            <w:r>
-                              <w:rPr>
-                                <w:rFonts w:ascii="Times New Roman" w:hAnsi="Times New Roman" w:cs="Times New Roman" w:hint="eastAsia"/>
-                              </w:rPr>
-                              <w:t>SPI_Transfer</w:t>
-                            </w:r>
-                            <w:proofErr w:type="spellEnd"/>
-                            <w:r>
-                              <w:rPr>
-                                <w:rFonts w:ascii="Times New Roman" w:hAnsi="Times New Roman" w:cs="Times New Roman" w:hint="eastAsia"/>
-                              </w:rPr>
-                              <w:t>(</w:t>
-                            </w:r>
-                            <w:proofErr w:type="spellStart"/>
-                            <w:r>
-                              <w:rPr>
-                                <w:rFonts w:ascii="Times New Roman" w:hAnsi="Times New Roman" w:cs="Times New Roman" w:hint="eastAsia"/>
-                              </w:rPr>
-                              <w:t>dat</w:t>
-                            </w:r>
-                            <w:proofErr w:type="spellEnd"/>
-                            <w:r>
-                              <w:rPr>
-                                <w:rFonts w:ascii="Times New Roman" w:hAnsi="Times New Roman" w:cs="Times New Roman" w:hint="eastAsia"/>
-                              </w:rPr>
-                              <w:t xml:space="preserve">);  // </w:t>
+                              <w:t xml:space="preserve">    SPI_Transfer(dat);  // </w:t>
                             </w:r>
                             <w:r>
                               <w:rPr>
@@ -13673,35 +12601,7 @@
                         <w:rPr>
                           <w:rFonts w:ascii="Times New Roman" w:hAnsi="Times New Roman" w:cs="Times New Roman" w:hint="eastAsia"/>
                         </w:rPr>
-                        <w:t xml:space="preserve">void </w:t>
-                      </w:r>
-                      <w:proofErr w:type="spellStart"/>
-                      <w:r>
-                        <w:rPr>
-                          <w:rFonts w:ascii="Times New Roman" w:hAnsi="Times New Roman" w:cs="Times New Roman" w:hint="eastAsia"/>
-                        </w:rPr>
-                        <w:t>SPI_</w:t>
-                      </w:r>
-                      <w:proofErr w:type="gramStart"/>
-                      <w:r>
-                        <w:rPr>
-                          <w:rFonts w:ascii="Times New Roman" w:hAnsi="Times New Roman" w:cs="Times New Roman" w:hint="eastAsia"/>
-                        </w:rPr>
-                        <w:t>Init</w:t>
-                      </w:r>
-                      <w:proofErr w:type="spellEnd"/>
-                      <w:r>
-                        <w:rPr>
-                          <w:rFonts w:ascii="Times New Roman" w:hAnsi="Times New Roman" w:cs="Times New Roman" w:hint="eastAsia"/>
-                        </w:rPr>
-                        <w:t>(</w:t>
-                      </w:r>
-                      <w:proofErr w:type="gramEnd"/>
-                      <w:r>
-                        <w:rPr>
-                          <w:rFonts w:ascii="Times New Roman" w:hAnsi="Times New Roman" w:cs="Times New Roman" w:hint="eastAsia"/>
-                        </w:rPr>
-                        <w:t>) {</w:t>
+                        <w:t>void SPI_Init() {</w:t>
                       </w:r>
                     </w:p>
                     <w:p>
@@ -13715,16 +12615,8 @@
                         <w:rPr>
                           <w:rFonts w:ascii="Times New Roman" w:hAnsi="Times New Roman" w:cs="Times New Roman" w:hint="eastAsia"/>
                         </w:rPr>
-                        <w:t xml:space="preserve">    MOSI = </w:t>
+                        <w:t xml:space="preserve">    MOSI = 0;</w:t>
                       </w:r>
-                      <w:proofErr w:type="gramStart"/>
-                      <w:r>
-                        <w:rPr>
-                          <w:rFonts w:ascii="Times New Roman" w:hAnsi="Times New Roman" w:cs="Times New Roman" w:hint="eastAsia"/>
-                        </w:rPr>
-                        <w:t>0;</w:t>
-                      </w:r>
-                      <w:proofErr w:type="gramEnd"/>
                     </w:p>
                     <w:p>
                       <w:pPr>
@@ -13823,35 +12715,7 @@
                         <w:rPr>
                           <w:rFonts w:ascii="Times New Roman" w:hAnsi="Times New Roman" w:cs="Times New Roman" w:hint="eastAsia"/>
                         </w:rPr>
-                        <w:t xml:space="preserve">void </w:t>
-                      </w:r>
-                      <w:proofErr w:type="spellStart"/>
-                      <w:r>
-                        <w:rPr>
-                          <w:rFonts w:ascii="Times New Roman" w:hAnsi="Times New Roman" w:cs="Times New Roman" w:hint="eastAsia"/>
-                        </w:rPr>
-                        <w:t>SPI_</w:t>
-                      </w:r>
-                      <w:proofErr w:type="gramStart"/>
-                      <w:r>
-                        <w:rPr>
-                          <w:rFonts w:ascii="Times New Roman" w:hAnsi="Times New Roman" w:cs="Times New Roman" w:hint="eastAsia"/>
-                        </w:rPr>
-                        <w:t>Delay</w:t>
-                      </w:r>
-                      <w:proofErr w:type="spellEnd"/>
-                      <w:r>
-                        <w:rPr>
-                          <w:rFonts w:ascii="Times New Roman" w:hAnsi="Times New Roman" w:cs="Times New Roman" w:hint="eastAsia"/>
-                        </w:rPr>
-                        <w:t>(</w:t>
-                      </w:r>
-                      <w:proofErr w:type="gramEnd"/>
-                      <w:r>
-                        <w:rPr>
-                          <w:rFonts w:ascii="Times New Roman" w:hAnsi="Times New Roman" w:cs="Times New Roman" w:hint="eastAsia"/>
-                        </w:rPr>
-                        <w:t>) {</w:t>
+                        <w:t>void SPI_Delay() {</w:t>
                       </w:r>
                     </w:p>
                     <w:p>
@@ -13866,21 +12730,7 @@
                         <w:rPr>
                           <w:rFonts w:ascii="Times New Roman" w:hAnsi="Times New Roman" w:cs="Times New Roman" w:hint="eastAsia"/>
                         </w:rPr>
-                        <w:t>_</w:t>
-                      </w:r>
-                      <w:proofErr w:type="spellStart"/>
-                      <w:r>
-                        <w:rPr>
-                          <w:rFonts w:ascii="Times New Roman" w:hAnsi="Times New Roman" w:cs="Times New Roman" w:hint="eastAsia"/>
-                        </w:rPr>
-                        <w:t>nop</w:t>
-                      </w:r>
-                      <w:proofErr w:type="spellEnd"/>
-                      <w:r>
-                        <w:rPr>
-                          <w:rFonts w:ascii="Times New Roman" w:hAnsi="Times New Roman" w:cs="Times New Roman" w:hint="eastAsia"/>
-                        </w:rPr>
-                        <w:t xml:space="preserve">_();  // </w:t>
+                        <w:t xml:space="preserve">_nop_();  // </w:t>
                       </w:r>
                       <w:r>
                         <w:rPr>
@@ -13937,49 +12787,7 @@
                         <w:rPr>
                           <w:rFonts w:ascii="Times New Roman" w:hAnsi="Times New Roman" w:cs="Times New Roman" w:hint="eastAsia"/>
                         </w:rPr>
-                        <w:t xml:space="preserve">void </w:t>
-                      </w:r>
-                      <w:proofErr w:type="spellStart"/>
-                      <w:r>
-                        <w:rPr>
-                          <w:rFonts w:ascii="Times New Roman" w:hAnsi="Times New Roman" w:cs="Times New Roman" w:hint="eastAsia"/>
-                        </w:rPr>
-                        <w:t>SPI_</w:t>
-                      </w:r>
-                      <w:proofErr w:type="gramStart"/>
-                      <w:r>
-                        <w:rPr>
-                          <w:rFonts w:ascii="Times New Roman" w:hAnsi="Times New Roman" w:cs="Times New Roman" w:hint="eastAsia"/>
-                        </w:rPr>
-                        <w:t>WriteByte</w:t>
-                      </w:r>
-                      <w:proofErr w:type="spellEnd"/>
-                      <w:r>
-                        <w:rPr>
-                          <w:rFonts w:ascii="Times New Roman" w:hAnsi="Times New Roman" w:cs="Times New Roman" w:hint="eastAsia"/>
-                        </w:rPr>
-                        <w:t>(</w:t>
-                      </w:r>
-                      <w:proofErr w:type="gramEnd"/>
-                      <w:r>
-                        <w:rPr>
-                          <w:rFonts w:ascii="Times New Roman" w:hAnsi="Times New Roman" w:cs="Times New Roman" w:hint="eastAsia"/>
-                        </w:rPr>
-                        <w:t xml:space="preserve">unsigned char </w:t>
-                      </w:r>
-                      <w:proofErr w:type="spellStart"/>
-                      <w:r>
-                        <w:rPr>
-                          <w:rFonts w:ascii="Times New Roman" w:hAnsi="Times New Roman" w:cs="Times New Roman" w:hint="eastAsia"/>
-                        </w:rPr>
-                        <w:t>dat</w:t>
-                      </w:r>
-                      <w:proofErr w:type="spellEnd"/>
-                      <w:r>
-                        <w:rPr>
-                          <w:rFonts w:ascii="Times New Roman" w:hAnsi="Times New Roman" w:cs="Times New Roman" w:hint="eastAsia"/>
-                        </w:rPr>
-                        <w:t>) {</w:t>
+                        <w:t>void SPI_WriteByte(unsigned char dat) {</w:t>
                       </w:r>
                     </w:p>
                     <w:p>
@@ -14013,35 +12821,7 @@
                         <w:rPr>
                           <w:rFonts w:ascii="Times New Roman" w:hAnsi="Times New Roman" w:cs="Times New Roman" w:hint="eastAsia"/>
                         </w:rPr>
-                        <w:t xml:space="preserve">    </w:t>
-                      </w:r>
-                      <w:proofErr w:type="spellStart"/>
-                      <w:r>
-                        <w:rPr>
-                          <w:rFonts w:ascii="Times New Roman" w:hAnsi="Times New Roman" w:cs="Times New Roman" w:hint="eastAsia"/>
-                        </w:rPr>
-                        <w:t>SPI_Transfer</w:t>
-                      </w:r>
-                      <w:proofErr w:type="spellEnd"/>
-                      <w:r>
-                        <w:rPr>
-                          <w:rFonts w:ascii="Times New Roman" w:hAnsi="Times New Roman" w:cs="Times New Roman" w:hint="eastAsia"/>
-                        </w:rPr>
-                        <w:t>(</w:t>
-                      </w:r>
-                      <w:proofErr w:type="spellStart"/>
-                      <w:r>
-                        <w:rPr>
-                          <w:rFonts w:ascii="Times New Roman" w:hAnsi="Times New Roman" w:cs="Times New Roman" w:hint="eastAsia"/>
-                        </w:rPr>
-                        <w:t>dat</w:t>
-                      </w:r>
-                      <w:proofErr w:type="spellEnd"/>
-                      <w:r>
-                        <w:rPr>
-                          <w:rFonts w:ascii="Times New Roman" w:hAnsi="Times New Roman" w:cs="Times New Roman" w:hint="eastAsia"/>
-                        </w:rPr>
-                        <w:t xml:space="preserve">);  // </w:t>
+                        <w:t xml:space="preserve">    SPI_Transfer(dat);  // </w:t>
                       </w:r>
                       <w:r>
                         <w:rPr>
@@ -14419,8 +13199,8 @@
     </w:p>
     <w:sectPr>
       <w:pgSz w:w="24480" w:h="15840" w:orient="landscape" w:code="3"/>
-      <w:pgMar w:top="720" w:right="454" w:bottom="720" w:left="454" w:header="851" w:footer="992" w:gutter="0"/>
-      <w:cols w:num="3" w:space="425"/>
+      <w:pgMar w:top="567" w:right="284" w:bottom="567" w:left="284" w:header="851" w:footer="992" w:gutter="0"/>
+      <w:cols w:num="3" w:sep="1" w:space="425"/>
       <w:docGrid w:type="lines" w:linePitch="312"/>
     </w:sectPr>
   </w:body>

--- a/通信协议.docx
+++ b/通信协议.docx
@@ -29,12 +29,12 @@
         <w:tblLook w:val="04A0" w:firstRow="1" w:lastRow="0" w:firstColumn="1" w:lastColumn="0" w:noHBand="0" w:noVBand="1"/>
       </w:tblPr>
       <w:tblGrid>
-        <w:gridCol w:w="856"/>
+        <w:gridCol w:w="857"/>
         <w:gridCol w:w="1294"/>
         <w:gridCol w:w="1581"/>
         <w:gridCol w:w="1007"/>
-        <w:gridCol w:w="1151"/>
-        <w:gridCol w:w="1870"/>
+        <w:gridCol w:w="922"/>
+        <w:gridCol w:w="2098"/>
       </w:tblGrid>
       <w:tr>
         <w:trPr>
@@ -42,7 +42,7 @@
         </w:trPr>
         <w:tc>
           <w:tcPr>
-            <w:tcW w:w="551" w:type="pct"/>
+            <w:tcW w:w="552" w:type="pct"/>
             <w:tcBorders>
               <w:top w:val="single" w:sz="8" w:space="0" w:color="auto"/>
               <w:left w:val="single" w:sz="8" w:space="0" w:color="auto"/>
@@ -55,7 +55,6 @@
           <w:p>
             <w:pPr>
               <w:widowControl/>
-              <w:spacing w:line="200" w:lineRule="exact"/>
               <w:jc w:val="center"/>
               <w:rPr>
                 <w:rFonts w:ascii="Times New Roman" w:eastAsia="等线" w:hAnsi="Times New Roman" w:cs="Times New Roman"/>
@@ -96,7 +95,6 @@
           <w:p>
             <w:pPr>
               <w:widowControl/>
-              <w:spacing w:line="200" w:lineRule="exact"/>
               <w:jc w:val="center"/>
               <w:rPr>
                 <w:rFonts w:ascii="Times New Roman" w:eastAsia="等线" w:hAnsi="Times New Roman" w:cs="Times New Roman"/>
@@ -137,7 +135,6 @@
           <w:p>
             <w:pPr>
               <w:widowControl/>
-              <w:spacing w:line="200" w:lineRule="exact"/>
               <w:jc w:val="center"/>
               <w:rPr>
                 <w:rFonts w:ascii="Times New Roman" w:eastAsia="等线" w:hAnsi="Times New Roman" w:cs="Times New Roman"/>
@@ -178,7 +175,6 @@
           <w:p>
             <w:pPr>
               <w:widowControl/>
-              <w:spacing w:line="200" w:lineRule="exact"/>
               <w:jc w:val="center"/>
               <w:rPr>
                 <w:rFonts w:ascii="Times New Roman" w:eastAsia="等线" w:hAnsi="Times New Roman" w:cs="Times New Roman"/>
@@ -206,7 +202,7 @@
         </w:tc>
         <w:tc>
           <w:tcPr>
-            <w:tcW w:w="742" w:type="pct"/>
+            <w:tcW w:w="594" w:type="pct"/>
             <w:tcBorders>
               <w:top w:val="single" w:sz="8" w:space="0" w:color="auto"/>
               <w:left w:val="nil"/>
@@ -219,7 +215,6 @@
           <w:p>
             <w:pPr>
               <w:widowControl/>
-              <w:spacing w:line="200" w:lineRule="exact"/>
               <w:jc w:val="center"/>
               <w:rPr>
                 <w:rFonts w:ascii="Times New Roman" w:eastAsia="等线" w:hAnsi="Times New Roman" w:cs="Times New Roman"/>
@@ -247,7 +242,7 @@
         </w:tc>
         <w:tc>
           <w:tcPr>
-            <w:tcW w:w="1205" w:type="pct"/>
+            <w:tcW w:w="1353" w:type="pct"/>
             <w:tcBorders>
               <w:top w:val="single" w:sz="8" w:space="0" w:color="auto"/>
               <w:left w:val="single" w:sz="8" w:space="0" w:color="auto"/>
@@ -260,7 +255,6 @@
           <w:p>
             <w:pPr>
               <w:widowControl/>
-              <w:spacing w:line="200" w:lineRule="exact"/>
               <w:jc w:val="center"/>
               <w:rPr>
                 <w:rFonts w:ascii="Times New Roman" w:eastAsia="等线" w:hAnsi="Times New Roman" w:cs="Times New Roman"/>
@@ -293,7 +287,7 @@
         </w:trPr>
         <w:tc>
           <w:tcPr>
-            <w:tcW w:w="551" w:type="pct"/>
+            <w:tcW w:w="552" w:type="pct"/>
             <w:vMerge w:val="restart"/>
             <w:tcBorders>
               <w:top w:val="nil"/>
@@ -307,7 +301,6 @@
           <w:p>
             <w:pPr>
               <w:widowControl/>
-              <w:spacing w:line="200" w:lineRule="exact"/>
               <w:jc w:val="center"/>
               <w:rPr>
                 <w:rFonts w:ascii="Times New Roman" w:eastAsia="等线" w:hAnsi="Times New Roman" w:cs="Times New Roman"/>
@@ -349,7 +342,6 @@
           <w:p>
             <w:pPr>
               <w:widowControl/>
-              <w:spacing w:line="200" w:lineRule="exact"/>
               <w:jc w:val="center"/>
               <w:rPr>
                 <w:rFonts w:ascii="Times New Roman" w:eastAsia="等线" w:hAnsi="Times New Roman" w:cs="Times New Roman"/>
@@ -406,8 +398,7 @@
           <w:p>
             <w:pPr>
               <w:widowControl/>
-              <w:spacing w:line="200" w:lineRule="exact"/>
-              <w:jc w:val="left"/>
+              <w:jc w:val="center"/>
               <w:rPr>
                 <w:rFonts w:ascii="Times New Roman" w:eastAsia="等线" w:hAnsi="Times New Roman" w:cs="Times New Roman"/>
                 <w:color w:val="000000"/>
@@ -453,7 +444,6 @@
           <w:p>
             <w:pPr>
               <w:widowControl/>
-              <w:spacing w:line="200" w:lineRule="exact"/>
               <w:jc w:val="center"/>
               <w:rPr>
                 <w:rFonts w:ascii="Times New Roman" w:eastAsia="等线" w:hAnsi="Times New Roman" w:cs="Times New Roman"/>
@@ -497,7 +487,7 @@
         </w:tc>
         <w:tc>
           <w:tcPr>
-            <w:tcW w:w="742" w:type="pct"/>
+            <w:tcW w:w="594" w:type="pct"/>
             <w:tcBorders>
               <w:top w:val="nil"/>
               <w:left w:val="nil"/>
@@ -510,7 +500,6 @@
           <w:p>
             <w:pPr>
               <w:widowControl/>
-              <w:spacing w:line="200" w:lineRule="exact"/>
               <w:jc w:val="center"/>
               <w:rPr>
                 <w:rFonts w:ascii="Times New Roman" w:eastAsia="等线" w:hAnsi="Times New Roman" w:cs="Times New Roman"/>
@@ -554,7 +543,7 @@
         </w:tc>
         <w:tc>
           <w:tcPr>
-            <w:tcW w:w="1205" w:type="pct"/>
+            <w:tcW w:w="1353" w:type="pct"/>
             <w:tcBorders>
               <w:top w:val="nil"/>
               <w:left w:val="single" w:sz="8" w:space="0" w:color="auto"/>
@@ -567,7 +556,6 @@
           <w:p>
             <w:pPr>
               <w:widowControl/>
-              <w:spacing w:line="200" w:lineRule="exact"/>
               <w:rPr>
                 <w:rFonts w:ascii="Times New Roman" w:eastAsia="等线" w:hAnsi="Times New Roman" w:cs="Times New Roman"/>
                 <w:color w:val="000000"/>
@@ -584,7 +572,7 @@
                 <w:sz w:val="15"/>
                 <w:szCs w:val="15"/>
               </w:rPr>
-              <w:t>使用少量引脚，适合远距离</w:t>
+              <w:t>使用少量引脚</w:t>
             </w:r>
             <w:r>
               <w:rPr>
@@ -594,7 +582,17 @@
                 <w:sz w:val="15"/>
                 <w:szCs w:val="15"/>
               </w:rPr>
-              <w:t xml:space="preserve"> </w:t>
+              <w:t xml:space="preserve">, </w:t>
+            </w:r>
+            <w:r>
+              <w:rPr>
+                <w:rFonts w:ascii="Times New Roman" w:eastAsia="等线" w:hAnsi="Times New Roman" w:cs="Times New Roman"/>
+                <w:color w:val="000000"/>
+                <w:kern w:val="0"/>
+                <w:sz w:val="15"/>
+                <w:szCs w:val="15"/>
+              </w:rPr>
+              <w:t>适合远距离</w:t>
             </w:r>
             <w:r>
               <w:rPr>
@@ -604,7 +602,27 @@
                 <w:sz w:val="15"/>
                 <w:szCs w:val="15"/>
               </w:rPr>
+              <w:t xml:space="preserve"> (</w:t>
+            </w:r>
+            <w:r>
+              <w:rPr>
+                <w:rFonts w:ascii="Times New Roman" w:eastAsia="等线" w:hAnsi="Times New Roman" w:cs="Times New Roman" w:hint="eastAsia"/>
+                <w:color w:val="000000"/>
+                <w:kern w:val="0"/>
+                <w:sz w:val="15"/>
+                <w:szCs w:val="15"/>
+              </w:rPr>
               <w:t>异步全双工</w:t>
+            </w:r>
+            <w:r>
+              <w:rPr>
+                <w:rFonts w:ascii="Times New Roman" w:eastAsia="等线" w:hAnsi="Times New Roman" w:cs="Times New Roman" w:hint="eastAsia"/>
+                <w:color w:val="000000"/>
+                <w:kern w:val="0"/>
+                <w:sz w:val="15"/>
+                <w:szCs w:val="15"/>
+              </w:rPr>
+              <w:t>)</w:t>
             </w:r>
           </w:p>
         </w:tc>
@@ -615,7 +633,7 @@
         </w:trPr>
         <w:tc>
           <w:tcPr>
-            <w:tcW w:w="551" w:type="pct"/>
+            <w:tcW w:w="552" w:type="pct"/>
             <w:vMerge/>
             <w:tcBorders>
               <w:top w:val="nil"/>
@@ -629,7 +647,6 @@
           <w:p>
             <w:pPr>
               <w:widowControl/>
-              <w:spacing w:line="200" w:lineRule="exact"/>
               <w:jc w:val="center"/>
               <w:rPr>
                 <w:rFonts w:ascii="Times New Roman" w:eastAsia="等线" w:hAnsi="Times New Roman" w:cs="Times New Roman"/>
@@ -659,7 +676,6 @@
           <w:p>
             <w:pPr>
               <w:widowControl/>
-              <w:spacing w:line="200" w:lineRule="exact"/>
               <w:jc w:val="center"/>
               <w:rPr>
                 <w:rFonts w:ascii="Times New Roman" w:eastAsia="等线" w:hAnsi="Times New Roman" w:cs="Times New Roman"/>
@@ -686,8 +702,7 @@
           <w:p>
             <w:pPr>
               <w:widowControl/>
-              <w:spacing w:line="200" w:lineRule="exact"/>
-              <w:jc w:val="left"/>
+              <w:jc w:val="center"/>
               <w:rPr>
                 <w:rFonts w:ascii="Times New Roman" w:eastAsia="等线" w:hAnsi="Times New Roman" w:cs="Times New Roman"/>
                 <w:color w:val="000000"/>
@@ -723,7 +738,6 @@
           <w:p>
             <w:pPr>
               <w:widowControl/>
-              <w:spacing w:line="200" w:lineRule="exact"/>
               <w:jc w:val="center"/>
               <w:rPr>
                 <w:rFonts w:ascii="Times New Roman" w:eastAsia="等线" w:hAnsi="Times New Roman" w:cs="Times New Roman"/>
@@ -733,6 +747,7 @@
                 <w:szCs w:val="15"/>
               </w:rPr>
             </w:pPr>
+            <w:proofErr w:type="gramStart"/>
             <w:r>
               <w:rPr>
                 <w:rFonts w:ascii="Times New Roman" w:eastAsia="等线" w:hAnsi="Times New Roman" w:cs="Times New Roman"/>
@@ -743,6 +758,7 @@
               </w:rPr>
               <w:t>单主</w:t>
             </w:r>
+            <w:proofErr w:type="gramEnd"/>
             <w:r>
               <w:rPr>
                 <w:rFonts w:ascii="Times New Roman" w:eastAsia="等线" w:hAnsi="Times New Roman" w:cs="Times New Roman"/>
@@ -767,7 +783,7 @@
         </w:tc>
         <w:tc>
           <w:tcPr>
-            <w:tcW w:w="742" w:type="pct"/>
+            <w:tcW w:w="594" w:type="pct"/>
             <w:tcBorders>
               <w:top w:val="nil"/>
               <w:left w:val="nil"/>
@@ -780,7 +796,6 @@
           <w:p>
             <w:pPr>
               <w:widowControl/>
-              <w:spacing w:line="200" w:lineRule="exact"/>
               <w:jc w:val="center"/>
               <w:rPr>
                 <w:rFonts w:ascii="Times New Roman" w:eastAsia="等线" w:hAnsi="Times New Roman" w:cs="Times New Roman"/>
@@ -804,7 +819,7 @@
         </w:tc>
         <w:tc>
           <w:tcPr>
-            <w:tcW w:w="1205" w:type="pct"/>
+            <w:tcW w:w="1353" w:type="pct"/>
             <w:tcBorders>
               <w:top w:val="nil"/>
               <w:left w:val="single" w:sz="8" w:space="0" w:color="auto"/>
@@ -817,7 +832,6 @@
           <w:p>
             <w:pPr>
               <w:widowControl/>
-              <w:spacing w:line="200" w:lineRule="exact"/>
               <w:rPr>
                 <w:rFonts w:ascii="Times New Roman" w:eastAsia="等线" w:hAnsi="Times New Roman" w:cs="Times New Roman"/>
                 <w:color w:val="000000"/>
@@ -826,6 +840,7 @@
                 <w:szCs w:val="15"/>
               </w:rPr>
             </w:pPr>
+            <w:proofErr w:type="gramStart"/>
             <w:r>
               <w:rPr>
                 <w:rFonts w:ascii="Times New Roman" w:eastAsia="等线" w:hAnsi="Times New Roman" w:cs="Times New Roman"/>
@@ -834,7 +849,18 @@
                 <w:sz w:val="15"/>
                 <w:szCs w:val="15"/>
               </w:rPr>
-              <w:t>两根线传多设备，需地址管理</w:t>
+              <w:t>两根线传多</w:t>
+            </w:r>
+            <w:proofErr w:type="gramEnd"/>
+            <w:r>
+              <w:rPr>
+                <w:rFonts w:ascii="Times New Roman" w:eastAsia="等线" w:hAnsi="Times New Roman" w:cs="Times New Roman"/>
+                <w:color w:val="000000"/>
+                <w:kern w:val="0"/>
+                <w:sz w:val="15"/>
+                <w:szCs w:val="15"/>
+              </w:rPr>
+              <w:t>设备</w:t>
             </w:r>
             <w:r>
               <w:rPr>
@@ -844,7 +870,17 @@
                 <w:sz w:val="15"/>
                 <w:szCs w:val="15"/>
               </w:rPr>
-              <w:t xml:space="preserve"> </w:t>
+              <w:t xml:space="preserve">, </w:t>
+            </w:r>
+            <w:r>
+              <w:rPr>
+                <w:rFonts w:ascii="Times New Roman" w:eastAsia="等线" w:hAnsi="Times New Roman" w:cs="Times New Roman"/>
+                <w:color w:val="000000"/>
+                <w:kern w:val="0"/>
+                <w:sz w:val="15"/>
+                <w:szCs w:val="15"/>
+              </w:rPr>
+              <w:t>需地址管理</w:t>
             </w:r>
             <w:r>
               <w:rPr>
@@ -854,7 +890,37 @@
                 <w:sz w:val="15"/>
                 <w:szCs w:val="15"/>
               </w:rPr>
+              <w:t xml:space="preserve"> </w:t>
+            </w:r>
+            <w:r>
+              <w:rPr>
+                <w:rFonts w:ascii="Times New Roman" w:eastAsia="等线" w:hAnsi="Times New Roman" w:cs="Times New Roman" w:hint="eastAsia"/>
+                <w:color w:val="000000"/>
+                <w:kern w:val="0"/>
+                <w:sz w:val="15"/>
+                <w:szCs w:val="15"/>
+              </w:rPr>
+              <w:t>(</w:t>
+            </w:r>
+            <w:r>
+              <w:rPr>
+                <w:rFonts w:ascii="Times New Roman" w:eastAsia="等线" w:hAnsi="Times New Roman" w:cs="Times New Roman" w:hint="eastAsia"/>
+                <w:color w:val="000000"/>
+                <w:kern w:val="0"/>
+                <w:sz w:val="15"/>
+                <w:szCs w:val="15"/>
+              </w:rPr>
               <w:t>同步半双工</w:t>
+            </w:r>
+            <w:r>
+              <w:rPr>
+                <w:rFonts w:ascii="Times New Roman" w:eastAsia="等线" w:hAnsi="Times New Roman" w:cs="Times New Roman" w:hint="eastAsia"/>
+                <w:color w:val="000000"/>
+                <w:kern w:val="0"/>
+                <w:sz w:val="15"/>
+                <w:szCs w:val="15"/>
+              </w:rPr>
+              <w:t>)</w:t>
             </w:r>
           </w:p>
         </w:tc>
@@ -865,7 +931,7 @@
         </w:trPr>
         <w:tc>
           <w:tcPr>
-            <w:tcW w:w="551" w:type="pct"/>
+            <w:tcW w:w="552" w:type="pct"/>
             <w:vMerge/>
             <w:tcBorders>
               <w:top w:val="nil"/>
@@ -879,7 +945,6 @@
           <w:p>
             <w:pPr>
               <w:widowControl/>
-              <w:spacing w:line="200" w:lineRule="exact"/>
               <w:jc w:val="center"/>
               <w:rPr>
                 <w:rFonts w:ascii="Times New Roman" w:eastAsia="等线" w:hAnsi="Times New Roman" w:cs="Times New Roman"/>
@@ -909,7 +974,6 @@
           <w:p>
             <w:pPr>
               <w:widowControl/>
-              <w:spacing w:line="200" w:lineRule="exact"/>
               <w:jc w:val="center"/>
               <w:rPr>
                 <w:rFonts w:ascii="Times New Roman" w:eastAsia="等线" w:hAnsi="Times New Roman" w:cs="Times New Roman"/>
@@ -936,8 +1000,7 @@
           <w:p>
             <w:pPr>
               <w:widowControl/>
-              <w:spacing w:line="200" w:lineRule="exact"/>
-              <w:jc w:val="left"/>
+              <w:jc w:val="center"/>
               <w:rPr>
                 <w:rFonts w:ascii="Times New Roman" w:eastAsia="等线" w:hAnsi="Times New Roman" w:cs="Times New Roman"/>
                 <w:color w:val="000000"/>
@@ -973,7 +1036,6 @@
           <w:p>
             <w:pPr>
               <w:widowControl/>
-              <w:spacing w:line="200" w:lineRule="exact"/>
               <w:jc w:val="center"/>
               <w:rPr>
                 <w:rFonts w:ascii="Times New Roman" w:eastAsia="等线" w:hAnsi="Times New Roman" w:cs="Times New Roman"/>
@@ -997,7 +1059,7 @@
         </w:tc>
         <w:tc>
           <w:tcPr>
-            <w:tcW w:w="742" w:type="pct"/>
+            <w:tcW w:w="594" w:type="pct"/>
             <w:tcBorders>
               <w:top w:val="nil"/>
               <w:left w:val="nil"/>
@@ -1010,7 +1072,6 @@
           <w:p>
             <w:pPr>
               <w:widowControl/>
-              <w:spacing w:line="200" w:lineRule="exact"/>
               <w:jc w:val="center"/>
               <w:rPr>
                 <w:rFonts w:ascii="Times New Roman" w:eastAsia="等线" w:hAnsi="Times New Roman" w:cs="Times New Roman"/>
@@ -1034,7 +1095,7 @@
         </w:tc>
         <w:tc>
           <w:tcPr>
-            <w:tcW w:w="1205" w:type="pct"/>
+            <w:tcW w:w="1353" w:type="pct"/>
             <w:tcBorders>
               <w:top w:val="nil"/>
               <w:left w:val="single" w:sz="8" w:space="0" w:color="auto"/>
@@ -1047,7 +1108,6 @@
           <w:p>
             <w:pPr>
               <w:widowControl/>
-              <w:spacing w:line="200" w:lineRule="exact"/>
               <w:rPr>
                 <w:rFonts w:ascii="Times New Roman" w:eastAsia="等线" w:hAnsi="Times New Roman" w:cs="Times New Roman"/>
                 <w:color w:val="000000"/>
@@ -1084,7 +1144,17 @@
                 <w:sz w:val="15"/>
                 <w:szCs w:val="15"/>
               </w:rPr>
-              <w:t xml:space="preserve">, </w:t>
+              <w:t>,</w:t>
+            </w:r>
+            <w:r>
+              <w:rPr>
+                <w:rFonts w:ascii="Times New Roman" w:eastAsia="等线" w:hAnsi="Times New Roman" w:cs="Times New Roman" w:hint="eastAsia"/>
+                <w:color w:val="000000"/>
+                <w:kern w:val="0"/>
+                <w:sz w:val="15"/>
+                <w:szCs w:val="15"/>
+              </w:rPr>
+              <w:t xml:space="preserve"> </w:t>
             </w:r>
             <w:r>
               <w:rPr>
@@ -1125,12 +1195,12 @@
         </w:trPr>
         <w:tc>
           <w:tcPr>
-            <w:tcW w:w="551" w:type="pct"/>
+            <w:tcW w:w="552" w:type="pct"/>
             <w:vMerge/>
             <w:tcBorders>
               <w:top w:val="nil"/>
               <w:left w:val="single" w:sz="8" w:space="0" w:color="auto"/>
-              <w:bottom w:val="single" w:sz="4" w:space="0" w:color="000000"/>
+              <w:bottom w:val="single" w:sz="12" w:space="0" w:color="auto"/>
               <w:right w:val="single" w:sz="8" w:space="0" w:color="auto"/>
             </w:tcBorders>
             <w:vAlign w:val="center"/>
@@ -1139,7 +1209,6 @@
           <w:p>
             <w:pPr>
               <w:widowControl/>
-              <w:spacing w:line="200" w:lineRule="exact"/>
               <w:jc w:val="center"/>
               <w:rPr>
                 <w:rFonts w:ascii="Times New Roman" w:eastAsia="等线" w:hAnsi="Times New Roman" w:cs="Times New Roman"/>
@@ -1160,7 +1229,7 @@
             <w:tcBorders>
               <w:top w:val="nil"/>
               <w:left w:val="single" w:sz="8" w:space="0" w:color="auto"/>
-              <w:bottom w:val="single" w:sz="4" w:space="0" w:color="000000"/>
+              <w:bottom w:val="single" w:sz="12" w:space="0" w:color="auto"/>
               <w:right w:val="single" w:sz="8" w:space="0" w:color="auto"/>
             </w:tcBorders>
             <w:vAlign w:val="center"/>
@@ -1169,7 +1238,6 @@
           <w:p>
             <w:pPr>
               <w:widowControl/>
-              <w:spacing w:line="200" w:lineRule="exact"/>
               <w:jc w:val="center"/>
               <w:rPr>
                 <w:rFonts w:ascii="Times New Roman" w:eastAsia="等线" w:hAnsi="Times New Roman" w:cs="Times New Roman"/>
@@ -1187,7 +1255,7 @@
             <w:tcBorders>
               <w:top w:val="nil"/>
               <w:left w:val="nil"/>
-              <w:bottom w:val="single" w:sz="4" w:space="0" w:color="auto"/>
+              <w:bottom w:val="single" w:sz="12" w:space="0" w:color="auto"/>
               <w:right w:val="single" w:sz="8" w:space="0" w:color="auto"/>
             </w:tcBorders>
             <w:vAlign w:val="center"/>
@@ -1196,8 +1264,7 @@
           <w:p>
             <w:pPr>
               <w:widowControl/>
-              <w:spacing w:line="200" w:lineRule="exact"/>
-              <w:jc w:val="left"/>
+              <w:jc w:val="center"/>
               <w:rPr>
                 <w:rFonts w:ascii="Times New Roman" w:eastAsia="等线" w:hAnsi="Times New Roman" w:cs="Times New Roman"/>
                 <w:color w:val="000000"/>
@@ -1224,7 +1291,7 @@
             <w:tcBorders>
               <w:top w:val="nil"/>
               <w:left w:val="nil"/>
-              <w:bottom w:val="single" w:sz="4" w:space="0" w:color="auto"/>
+              <w:bottom w:val="single" w:sz="12" w:space="0" w:color="auto"/>
               <w:right w:val="single" w:sz="8" w:space="0" w:color="auto"/>
             </w:tcBorders>
             <w:vAlign w:val="center"/>
@@ -1233,7 +1300,6 @@
           <w:p>
             <w:pPr>
               <w:widowControl/>
-              <w:spacing w:line="200" w:lineRule="exact"/>
               <w:jc w:val="center"/>
               <w:rPr>
                 <w:rFonts w:ascii="Times New Roman" w:eastAsia="等线" w:hAnsi="Times New Roman" w:cs="Times New Roman"/>
@@ -1257,11 +1323,11 @@
         </w:tc>
         <w:tc>
           <w:tcPr>
-            <w:tcW w:w="742" w:type="pct"/>
+            <w:tcW w:w="594" w:type="pct"/>
             <w:tcBorders>
               <w:top w:val="nil"/>
               <w:left w:val="nil"/>
-              <w:bottom w:val="single" w:sz="4" w:space="0" w:color="auto"/>
+              <w:bottom w:val="single" w:sz="12" w:space="0" w:color="auto"/>
               <w:right w:val="nil"/>
             </w:tcBorders>
             <w:vAlign w:val="center"/>
@@ -1270,7 +1336,6 @@
           <w:p>
             <w:pPr>
               <w:widowControl/>
-              <w:spacing w:line="200" w:lineRule="exact"/>
               <w:jc w:val="center"/>
               <w:rPr>
                 <w:rFonts w:ascii="Times New Roman" w:eastAsia="等线" w:hAnsi="Times New Roman" w:cs="Times New Roman"/>
@@ -1294,11 +1359,11 @@
         </w:tc>
         <w:tc>
           <w:tcPr>
-            <w:tcW w:w="1205" w:type="pct"/>
+            <w:tcW w:w="1353" w:type="pct"/>
             <w:tcBorders>
               <w:top w:val="nil"/>
               <w:left w:val="single" w:sz="8" w:space="0" w:color="auto"/>
-              <w:bottom w:val="single" w:sz="4" w:space="0" w:color="auto"/>
+              <w:bottom w:val="single" w:sz="12" w:space="0" w:color="auto"/>
               <w:right w:val="single" w:sz="8" w:space="0" w:color="auto"/>
             </w:tcBorders>
             <w:vAlign w:val="center"/>
@@ -1307,7 +1372,6 @@
           <w:p>
             <w:pPr>
               <w:widowControl/>
-              <w:spacing w:line="200" w:lineRule="exact"/>
               <w:rPr>
                 <w:rFonts w:ascii="Times New Roman" w:eastAsia="等线" w:hAnsi="Times New Roman" w:cs="Times New Roman"/>
                 <w:color w:val="000000"/>
@@ -1336,6 +1400,7 @@
               </w:rPr>
               <w:t xml:space="preserve">, </w:t>
             </w:r>
+            <w:proofErr w:type="gramStart"/>
             <w:r>
               <w:rPr>
                 <w:rFonts w:ascii="Times New Roman" w:eastAsia="等线" w:hAnsi="Times New Roman" w:cs="Times New Roman"/>
@@ -1346,6 +1411,7 @@
               </w:rPr>
               <w:t>线少</w:t>
             </w:r>
+            <w:proofErr w:type="gramEnd"/>
             <w:r>
               <w:rPr>
                 <w:rFonts w:ascii="Times New Roman" w:eastAsia="等线" w:hAnsi="Times New Roman" w:cs="Times New Roman" w:hint="eastAsia"/>
@@ -1375,11 +1441,11 @@
         </w:trPr>
         <w:tc>
           <w:tcPr>
-            <w:tcW w:w="551" w:type="pct"/>
+            <w:tcW w:w="552" w:type="pct"/>
             <w:tcBorders>
-              <w:top w:val="nil"/>
+              <w:top w:val="single" w:sz="12" w:space="0" w:color="auto"/>
               <w:left w:val="single" w:sz="8" w:space="0" w:color="auto"/>
-              <w:bottom w:val="single" w:sz="4" w:space="0" w:color="auto"/>
+              <w:bottom w:val="single" w:sz="12" w:space="0" w:color="auto"/>
               <w:right w:val="single" w:sz="8" w:space="0" w:color="auto"/>
             </w:tcBorders>
             <w:vAlign w:val="center"/>
@@ -1388,7 +1454,6 @@
           <w:p>
             <w:pPr>
               <w:widowControl/>
-              <w:spacing w:line="200" w:lineRule="exact"/>
               <w:jc w:val="center"/>
               <w:rPr>
                 <w:rFonts w:ascii="Times New Roman" w:eastAsia="等线" w:hAnsi="Times New Roman" w:cs="Times New Roman"/>
@@ -1418,9 +1483,9 @@
           <w:tcPr>
             <w:tcW w:w="834" w:type="pct"/>
             <w:tcBorders>
-              <w:top w:val="nil"/>
+              <w:top w:val="single" w:sz="12" w:space="0" w:color="auto"/>
               <w:left w:val="nil"/>
-              <w:bottom w:val="single" w:sz="4" w:space="0" w:color="auto"/>
+              <w:bottom w:val="single" w:sz="12" w:space="0" w:color="auto"/>
               <w:right w:val="single" w:sz="8" w:space="0" w:color="auto"/>
             </w:tcBorders>
             <w:vAlign w:val="center"/>
@@ -1429,7 +1494,6 @@
           <w:p>
             <w:pPr>
               <w:widowControl/>
-              <w:spacing w:line="200" w:lineRule="exact"/>
               <w:jc w:val="center"/>
               <w:rPr>
                 <w:rFonts w:ascii="Times New Roman" w:eastAsia="等线" w:hAnsi="Times New Roman" w:cs="Times New Roman"/>
@@ -1455,9 +1519,9 @@
           <w:tcPr>
             <w:tcW w:w="1019" w:type="pct"/>
             <w:tcBorders>
-              <w:top w:val="nil"/>
+              <w:top w:val="single" w:sz="12" w:space="0" w:color="auto"/>
               <w:left w:val="nil"/>
-              <w:bottom w:val="single" w:sz="4" w:space="0" w:color="auto"/>
+              <w:bottom w:val="single" w:sz="12" w:space="0" w:color="auto"/>
               <w:right w:val="single" w:sz="8" w:space="0" w:color="auto"/>
             </w:tcBorders>
             <w:vAlign w:val="center"/>
@@ -1466,8 +1530,7 @@
           <w:p>
             <w:pPr>
               <w:widowControl/>
-              <w:spacing w:line="200" w:lineRule="exact"/>
-              <w:jc w:val="left"/>
+              <w:jc w:val="center"/>
               <w:rPr>
                 <w:rFonts w:ascii="Times New Roman" w:eastAsia="等线" w:hAnsi="Times New Roman" w:cs="Times New Roman"/>
                 <w:color w:val="000000"/>
@@ -1502,9 +1565,9 @@
           <w:tcPr>
             <w:tcW w:w="649" w:type="pct"/>
             <w:tcBorders>
-              <w:top w:val="nil"/>
+              <w:top w:val="single" w:sz="12" w:space="0" w:color="auto"/>
               <w:left w:val="nil"/>
-              <w:bottom w:val="single" w:sz="4" w:space="0" w:color="auto"/>
+              <w:bottom w:val="single" w:sz="12" w:space="0" w:color="auto"/>
               <w:right w:val="single" w:sz="8" w:space="0" w:color="auto"/>
             </w:tcBorders>
             <w:vAlign w:val="center"/>
@@ -1513,7 +1576,6 @@
           <w:p>
             <w:pPr>
               <w:widowControl/>
-              <w:spacing w:line="200" w:lineRule="exact"/>
               <w:jc w:val="center"/>
               <w:rPr>
                 <w:rFonts w:ascii="Times New Roman" w:eastAsia="等线" w:hAnsi="Times New Roman" w:cs="Times New Roman"/>
@@ -1537,11 +1599,11 @@
         </w:tc>
         <w:tc>
           <w:tcPr>
-            <w:tcW w:w="742" w:type="pct"/>
+            <w:tcW w:w="594" w:type="pct"/>
             <w:tcBorders>
-              <w:top w:val="nil"/>
+              <w:top w:val="single" w:sz="12" w:space="0" w:color="auto"/>
               <w:left w:val="nil"/>
-              <w:bottom w:val="single" w:sz="4" w:space="0" w:color="auto"/>
+              <w:bottom w:val="single" w:sz="12" w:space="0" w:color="auto"/>
               <w:right w:val="nil"/>
             </w:tcBorders>
             <w:vAlign w:val="center"/>
@@ -1550,7 +1612,6 @@
           <w:p>
             <w:pPr>
               <w:widowControl/>
-              <w:spacing w:line="200" w:lineRule="exact"/>
               <w:jc w:val="center"/>
               <w:rPr>
                 <w:rFonts w:ascii="Times New Roman" w:eastAsia="等线" w:hAnsi="Times New Roman" w:cs="Times New Roman"/>
@@ -1574,11 +1635,11 @@
         </w:tc>
         <w:tc>
           <w:tcPr>
-            <w:tcW w:w="1205" w:type="pct"/>
+            <w:tcW w:w="1353" w:type="pct"/>
             <w:tcBorders>
-              <w:top w:val="nil"/>
+              <w:top w:val="single" w:sz="12" w:space="0" w:color="auto"/>
               <w:left w:val="single" w:sz="8" w:space="0" w:color="auto"/>
-              <w:bottom w:val="single" w:sz="4" w:space="0" w:color="auto"/>
+              <w:bottom w:val="single" w:sz="12" w:space="0" w:color="auto"/>
               <w:right w:val="single" w:sz="8" w:space="0" w:color="auto"/>
             </w:tcBorders>
             <w:vAlign w:val="center"/>
@@ -1587,7 +1648,6 @@
           <w:p>
             <w:pPr>
               <w:widowControl/>
-              <w:spacing w:line="200" w:lineRule="exact"/>
               <w:rPr>
                 <w:rFonts w:ascii="Times New Roman" w:eastAsia="等线" w:hAnsi="Times New Roman" w:cs="Times New Roman"/>
                 <w:color w:val="000000"/>
@@ -1604,7 +1664,27 @@
                 <w:sz w:val="15"/>
                 <w:szCs w:val="15"/>
               </w:rPr>
-              <w:t>数据同时并发，多引脚</w:t>
+              <w:t>数据同时并发</w:t>
+            </w:r>
+            <w:r>
+              <w:rPr>
+                <w:rFonts w:ascii="Times New Roman" w:eastAsia="等线" w:hAnsi="Times New Roman" w:cs="Times New Roman" w:hint="eastAsia"/>
+                <w:color w:val="000000"/>
+                <w:kern w:val="0"/>
+                <w:sz w:val="15"/>
+                <w:szCs w:val="15"/>
+              </w:rPr>
+              <w:t xml:space="preserve">, </w:t>
+            </w:r>
+            <w:r>
+              <w:rPr>
+                <w:rFonts w:ascii="Times New Roman" w:eastAsia="等线" w:hAnsi="Times New Roman" w:cs="Times New Roman"/>
+                <w:color w:val="000000"/>
+                <w:kern w:val="0"/>
+                <w:sz w:val="15"/>
+                <w:szCs w:val="15"/>
+              </w:rPr>
+              <w:t>多引脚</w:t>
             </w:r>
           </w:p>
         </w:tc>
@@ -1615,11 +1695,11 @@
         </w:trPr>
         <w:tc>
           <w:tcPr>
-            <w:tcW w:w="551" w:type="pct"/>
+            <w:tcW w:w="552" w:type="pct"/>
             <w:tcBorders>
-              <w:top w:val="nil"/>
+              <w:top w:val="single" w:sz="12" w:space="0" w:color="auto"/>
               <w:left w:val="single" w:sz="8" w:space="0" w:color="auto"/>
-              <w:bottom w:val="single" w:sz="4" w:space="0" w:color="auto"/>
+              <w:bottom w:val="single" w:sz="12" w:space="0" w:color="auto"/>
               <w:right w:val="single" w:sz="8" w:space="0" w:color="auto"/>
             </w:tcBorders>
             <w:vAlign w:val="center"/>
@@ -1628,7 +1708,6 @@
           <w:p>
             <w:pPr>
               <w:widowControl/>
-              <w:spacing w:line="200" w:lineRule="exact"/>
               <w:jc w:val="center"/>
               <w:rPr>
                 <w:rFonts w:ascii="Times New Roman" w:eastAsia="等线" w:hAnsi="Times New Roman" w:cs="Times New Roman"/>
@@ -1658,9 +1737,9 @@
           <w:tcPr>
             <w:tcW w:w="834" w:type="pct"/>
             <w:tcBorders>
-              <w:top w:val="nil"/>
+              <w:top w:val="single" w:sz="12" w:space="0" w:color="auto"/>
               <w:left w:val="nil"/>
-              <w:bottom w:val="single" w:sz="4" w:space="0" w:color="auto"/>
+              <w:bottom w:val="single" w:sz="12" w:space="0" w:color="auto"/>
               <w:right w:val="single" w:sz="8" w:space="0" w:color="auto"/>
             </w:tcBorders>
             <w:vAlign w:val="center"/>
@@ -1669,7 +1748,6 @@
           <w:p>
             <w:pPr>
               <w:widowControl/>
-              <w:spacing w:line="200" w:lineRule="exact"/>
               <w:jc w:val="center"/>
               <w:rPr>
                 <w:rFonts w:ascii="Times New Roman" w:eastAsia="等线" w:hAnsi="Times New Roman" w:cs="Times New Roman"/>
@@ -1695,9 +1773,9 @@
           <w:tcPr>
             <w:tcW w:w="1019" w:type="pct"/>
             <w:tcBorders>
-              <w:top w:val="nil"/>
+              <w:top w:val="single" w:sz="12" w:space="0" w:color="auto"/>
               <w:left w:val="nil"/>
-              <w:bottom w:val="single" w:sz="4" w:space="0" w:color="auto"/>
+              <w:bottom w:val="single" w:sz="12" w:space="0" w:color="auto"/>
               <w:right w:val="single" w:sz="8" w:space="0" w:color="auto"/>
             </w:tcBorders>
             <w:vAlign w:val="center"/>
@@ -1706,8 +1784,7 @@
           <w:p>
             <w:pPr>
               <w:widowControl/>
-              <w:spacing w:line="200" w:lineRule="exact"/>
-              <w:jc w:val="left"/>
+              <w:jc w:val="center"/>
               <w:rPr>
                 <w:rFonts w:ascii="Times New Roman" w:eastAsia="等线" w:hAnsi="Times New Roman" w:cs="Times New Roman"/>
                 <w:color w:val="000000"/>
@@ -1716,6 +1793,7 @@
                 <w:szCs w:val="15"/>
               </w:rPr>
             </w:pPr>
+            <w:proofErr w:type="gramStart"/>
             <w:r>
               <w:rPr>
                 <w:rFonts w:ascii="Times New Roman" w:eastAsia="等线" w:hAnsi="Times New Roman" w:cs="Times New Roman"/>
@@ -1726,6 +1804,7 @@
               </w:rPr>
               <w:t>蓝牙</w:t>
             </w:r>
+            <w:proofErr w:type="gramEnd"/>
             <w:r>
               <w:rPr>
                 <w:rFonts w:ascii="Times New Roman" w:eastAsia="等线" w:hAnsi="Times New Roman" w:cs="Times New Roman" w:hint="eastAsia"/>
@@ -1734,6 +1813,16 @@
                 <w:sz w:val="15"/>
                 <w:szCs w:val="15"/>
               </w:rPr>
+              <w:t xml:space="preserve"> </w:t>
+            </w:r>
+            <w:r>
+              <w:rPr>
+                <w:rFonts w:ascii="Times New Roman" w:eastAsia="等线" w:hAnsi="Times New Roman" w:cs="Times New Roman" w:hint="eastAsia"/>
+                <w:color w:val="000000"/>
+                <w:kern w:val="0"/>
+                <w:sz w:val="15"/>
+                <w:szCs w:val="15"/>
+              </w:rPr>
               <w:t>(</w:t>
             </w:r>
             <w:r>
@@ -1778,13 +1867,23 @@
             </w:r>
             <w:r>
               <w:rPr>
+                <w:rFonts w:ascii="Times New Roman" w:eastAsia="等线" w:hAnsi="Times New Roman" w:cs="Times New Roman" w:hint="eastAsia"/>
+                <w:color w:val="000000"/>
+                <w:kern w:val="0"/>
+                <w:sz w:val="15"/>
+                <w:szCs w:val="15"/>
+              </w:rPr>
+              <w:t xml:space="preserve"> (</w:t>
+            </w:r>
+            <w:r>
+              <w:rPr>
                 <w:rFonts w:ascii="Times New Roman" w:eastAsia="等线" w:hAnsi="Times New Roman" w:cs="Times New Roman"/>
                 <w:color w:val="000000"/>
                 <w:kern w:val="0"/>
                 <w:sz w:val="15"/>
                 <w:szCs w:val="15"/>
               </w:rPr>
-              <w:t>（</w:t>
+              <w:t>SPI</w:t>
             </w:r>
             <w:r>
               <w:rPr>
@@ -1794,17 +1893,17 @@
                 <w:sz w:val="15"/>
                 <w:szCs w:val="15"/>
               </w:rPr>
-              <w:t>SPI</w:t>
+              <w:t>封装</w:t>
             </w:r>
             <w:r>
               <w:rPr>
-                <w:rFonts w:ascii="Times New Roman" w:eastAsia="等线" w:hAnsi="Times New Roman" w:cs="Times New Roman"/>
+                <w:rFonts w:ascii="Times New Roman" w:eastAsia="等线" w:hAnsi="Times New Roman" w:cs="Times New Roman" w:hint="eastAsia"/>
                 <w:color w:val="000000"/>
                 <w:kern w:val="0"/>
                 <w:sz w:val="15"/>
                 <w:szCs w:val="15"/>
               </w:rPr>
-              <w:t>封装）</w:t>
+              <w:t>)</w:t>
             </w:r>
           </w:p>
         </w:tc>
@@ -1812,9 +1911,9 @@
           <w:tcPr>
             <w:tcW w:w="649" w:type="pct"/>
             <w:tcBorders>
-              <w:top w:val="nil"/>
+              <w:top w:val="single" w:sz="12" w:space="0" w:color="auto"/>
               <w:left w:val="nil"/>
-              <w:bottom w:val="single" w:sz="4" w:space="0" w:color="auto"/>
+              <w:bottom w:val="single" w:sz="12" w:space="0" w:color="auto"/>
               <w:right w:val="single" w:sz="8" w:space="0" w:color="auto"/>
             </w:tcBorders>
             <w:vAlign w:val="center"/>
@@ -1823,7 +1922,6 @@
           <w:p>
             <w:pPr>
               <w:widowControl/>
-              <w:spacing w:line="200" w:lineRule="exact"/>
               <w:jc w:val="center"/>
               <w:rPr>
                 <w:rFonts w:ascii="Times New Roman" w:eastAsia="等线" w:hAnsi="Times New Roman" w:cs="Times New Roman"/>
@@ -1867,11 +1965,11 @@
         </w:tc>
         <w:tc>
           <w:tcPr>
-            <w:tcW w:w="742" w:type="pct"/>
+            <w:tcW w:w="594" w:type="pct"/>
             <w:tcBorders>
-              <w:top w:val="nil"/>
+              <w:top w:val="single" w:sz="12" w:space="0" w:color="auto"/>
               <w:left w:val="nil"/>
-              <w:bottom w:val="single" w:sz="4" w:space="0" w:color="auto"/>
+              <w:bottom w:val="single" w:sz="12" w:space="0" w:color="auto"/>
               <w:right w:val="nil"/>
             </w:tcBorders>
             <w:vAlign w:val="center"/>
@@ -1880,7 +1978,6 @@
           <w:p>
             <w:pPr>
               <w:widowControl/>
-              <w:spacing w:line="200" w:lineRule="exact"/>
               <w:jc w:val="center"/>
               <w:rPr>
                 <w:rFonts w:ascii="Times New Roman" w:eastAsia="等线" w:hAnsi="Times New Roman" w:cs="Times New Roman"/>
@@ -1924,11 +2021,11 @@
         </w:tc>
         <w:tc>
           <w:tcPr>
-            <w:tcW w:w="1205" w:type="pct"/>
+            <w:tcW w:w="1353" w:type="pct"/>
             <w:tcBorders>
-              <w:top w:val="nil"/>
+              <w:top w:val="single" w:sz="12" w:space="0" w:color="auto"/>
               <w:left w:val="single" w:sz="8" w:space="0" w:color="auto"/>
-              <w:bottom w:val="single" w:sz="4" w:space="0" w:color="auto"/>
+              <w:bottom w:val="single" w:sz="12" w:space="0" w:color="auto"/>
               <w:right w:val="single" w:sz="8" w:space="0" w:color="auto"/>
             </w:tcBorders>
             <w:vAlign w:val="center"/>
@@ -1937,7 +2034,6 @@
           <w:p>
             <w:pPr>
               <w:widowControl/>
-              <w:spacing w:line="200" w:lineRule="exact"/>
               <w:rPr>
                 <w:rFonts w:ascii="Times New Roman" w:eastAsia="等线" w:hAnsi="Times New Roman" w:cs="Times New Roman"/>
                 <w:color w:val="000000"/>
@@ -2006,11 +2102,11 @@
         </w:trPr>
         <w:tc>
           <w:tcPr>
-            <w:tcW w:w="551" w:type="pct"/>
+            <w:tcW w:w="552" w:type="pct"/>
             <w:tcBorders>
-              <w:top w:val="nil"/>
+              <w:top w:val="single" w:sz="12" w:space="0" w:color="auto"/>
               <w:left w:val="single" w:sz="8" w:space="0" w:color="auto"/>
-              <w:bottom w:val="single" w:sz="4" w:space="0" w:color="auto"/>
+              <w:bottom w:val="single" w:sz="12" w:space="0" w:color="auto"/>
               <w:right w:val="single" w:sz="8" w:space="0" w:color="auto"/>
             </w:tcBorders>
             <w:vAlign w:val="center"/>
@@ -2019,7 +2115,6 @@
           <w:p>
             <w:pPr>
               <w:widowControl/>
-              <w:spacing w:line="200" w:lineRule="exact"/>
               <w:jc w:val="center"/>
               <w:rPr>
                 <w:rFonts w:ascii="Times New Roman" w:eastAsia="等线" w:hAnsi="Times New Roman" w:cs="Times New Roman"/>
@@ -2049,9 +2144,9 @@
           <w:tcPr>
             <w:tcW w:w="834" w:type="pct"/>
             <w:tcBorders>
-              <w:top w:val="nil"/>
+              <w:top w:val="single" w:sz="12" w:space="0" w:color="auto"/>
               <w:left w:val="nil"/>
-              <w:bottom w:val="single" w:sz="4" w:space="0" w:color="auto"/>
+              <w:bottom w:val="single" w:sz="12" w:space="0" w:color="auto"/>
               <w:right w:val="single" w:sz="8" w:space="0" w:color="auto"/>
             </w:tcBorders>
             <w:vAlign w:val="center"/>
@@ -2060,7 +2155,6 @@
           <w:p>
             <w:pPr>
               <w:widowControl/>
-              <w:spacing w:line="200" w:lineRule="exact"/>
               <w:jc w:val="center"/>
               <w:rPr>
                 <w:rFonts w:ascii="Times New Roman" w:eastAsia="等线" w:hAnsi="Times New Roman" w:cs="Times New Roman"/>
@@ -2078,7 +2172,29 @@
                 <w:sz w:val="15"/>
                 <w:szCs w:val="15"/>
               </w:rPr>
-              <w:t>基于网络协议栈的数据通信方式</w:t>
+              <w:t>基于网络协议</w:t>
+            </w:r>
+            <w:proofErr w:type="gramStart"/>
+            <w:r>
+              <w:rPr>
+                <w:rFonts w:ascii="Times New Roman" w:eastAsia="等线" w:hAnsi="Times New Roman" w:cs="Times New Roman"/>
+                <w:color w:val="000000"/>
+                <w:kern w:val="0"/>
+                <w:sz w:val="15"/>
+                <w:szCs w:val="15"/>
+              </w:rPr>
+              <w:t>栈</w:t>
+            </w:r>
+            <w:proofErr w:type="gramEnd"/>
+            <w:r>
+              <w:rPr>
+                <w:rFonts w:ascii="Times New Roman" w:eastAsia="等线" w:hAnsi="Times New Roman" w:cs="Times New Roman"/>
+                <w:color w:val="000000"/>
+                <w:kern w:val="0"/>
+                <w:sz w:val="15"/>
+                <w:szCs w:val="15"/>
+              </w:rPr>
+              <w:t>的数据通信方式</w:t>
             </w:r>
           </w:p>
         </w:tc>
@@ -2086,9 +2202,9 @@
           <w:tcPr>
             <w:tcW w:w="1019" w:type="pct"/>
             <w:tcBorders>
-              <w:top w:val="nil"/>
+              <w:top w:val="single" w:sz="12" w:space="0" w:color="auto"/>
               <w:left w:val="nil"/>
-              <w:bottom w:val="single" w:sz="4" w:space="0" w:color="auto"/>
+              <w:bottom w:val="single" w:sz="12" w:space="0" w:color="auto"/>
               <w:right w:val="single" w:sz="8" w:space="0" w:color="auto"/>
             </w:tcBorders>
             <w:vAlign w:val="center"/>
@@ -2097,8 +2213,7 @@
           <w:p>
             <w:pPr>
               <w:widowControl/>
-              <w:spacing w:line="200" w:lineRule="exact"/>
-              <w:jc w:val="left"/>
+              <w:jc w:val="center"/>
               <w:rPr>
                 <w:rFonts w:ascii="Times New Roman" w:eastAsia="等线" w:hAnsi="Times New Roman" w:cs="Times New Roman"/>
                 <w:color w:val="000000"/>
@@ -2119,13 +2234,13 @@
             </w:r>
             <w:r>
               <w:rPr>
-                <w:rFonts w:ascii="Times New Roman" w:eastAsia="等线" w:hAnsi="Times New Roman" w:cs="Times New Roman"/>
+                <w:rFonts w:ascii="Times New Roman" w:eastAsia="等线" w:hAnsi="Times New Roman" w:cs="Times New Roman" w:hint="eastAsia"/>
                 <w:color w:val="000000"/>
                 <w:kern w:val="0"/>
                 <w:sz w:val="15"/>
                 <w:szCs w:val="15"/>
               </w:rPr>
-              <w:t>、</w:t>
+              <w:t xml:space="preserve">, </w:t>
             </w:r>
             <w:r>
               <w:rPr>
@@ -2143,9 +2258,9 @@
           <w:tcPr>
             <w:tcW w:w="649" w:type="pct"/>
             <w:tcBorders>
-              <w:top w:val="nil"/>
+              <w:top w:val="single" w:sz="12" w:space="0" w:color="auto"/>
               <w:left w:val="nil"/>
-              <w:bottom w:val="single" w:sz="4" w:space="0" w:color="auto"/>
+              <w:bottom w:val="single" w:sz="12" w:space="0" w:color="auto"/>
               <w:right w:val="single" w:sz="8" w:space="0" w:color="auto"/>
             </w:tcBorders>
             <w:vAlign w:val="center"/>
@@ -2154,7 +2269,6 @@
           <w:p>
             <w:pPr>
               <w:widowControl/>
-              <w:spacing w:line="200" w:lineRule="exact"/>
               <w:jc w:val="center"/>
               <w:rPr>
                 <w:rFonts w:ascii="Times New Roman" w:eastAsia="等线" w:hAnsi="Times New Roman" w:cs="Times New Roman"/>
@@ -2178,11 +2292,11 @@
         </w:tc>
         <w:tc>
           <w:tcPr>
-            <w:tcW w:w="742" w:type="pct"/>
+            <w:tcW w:w="594" w:type="pct"/>
             <w:tcBorders>
-              <w:top w:val="nil"/>
+              <w:top w:val="single" w:sz="12" w:space="0" w:color="auto"/>
               <w:left w:val="nil"/>
-              <w:bottom w:val="single" w:sz="4" w:space="0" w:color="auto"/>
+              <w:bottom w:val="single" w:sz="12" w:space="0" w:color="auto"/>
               <w:right w:val="nil"/>
             </w:tcBorders>
             <w:vAlign w:val="center"/>
@@ -2191,7 +2305,6 @@
           <w:p>
             <w:pPr>
               <w:widowControl/>
-              <w:spacing w:line="200" w:lineRule="exact"/>
               <w:jc w:val="center"/>
               <w:rPr>
                 <w:rFonts w:ascii="Times New Roman" w:eastAsia="等线" w:hAnsi="Times New Roman" w:cs="Times New Roman"/>
@@ -2215,11 +2328,11 @@
         </w:tc>
         <w:tc>
           <w:tcPr>
-            <w:tcW w:w="1205" w:type="pct"/>
+            <w:tcW w:w="1353" w:type="pct"/>
             <w:tcBorders>
-              <w:top w:val="nil"/>
+              <w:top w:val="single" w:sz="12" w:space="0" w:color="auto"/>
               <w:left w:val="single" w:sz="8" w:space="0" w:color="auto"/>
-              <w:bottom w:val="single" w:sz="4" w:space="0" w:color="auto"/>
+              <w:bottom w:val="single" w:sz="12" w:space="0" w:color="auto"/>
               <w:right w:val="single" w:sz="8" w:space="0" w:color="auto"/>
             </w:tcBorders>
             <w:vAlign w:val="center"/>
@@ -2228,7 +2341,6 @@
           <w:p>
             <w:pPr>
               <w:widowControl/>
-              <w:spacing w:line="200" w:lineRule="exact"/>
               <w:rPr>
                 <w:rFonts w:ascii="Times New Roman" w:eastAsia="等线" w:hAnsi="Times New Roman" w:cs="Times New Roman"/>
                 <w:color w:val="000000"/>
@@ -2245,7 +2357,27 @@
                 <w:sz w:val="15"/>
                 <w:szCs w:val="15"/>
               </w:rPr>
-              <w:t>协议复杂，需网卡</w:t>
+              <w:t>协议复杂</w:t>
+            </w:r>
+            <w:r>
+              <w:rPr>
+                <w:rFonts w:ascii="Times New Roman" w:eastAsia="等线" w:hAnsi="Times New Roman" w:cs="Times New Roman" w:hint="eastAsia"/>
+                <w:color w:val="000000"/>
+                <w:kern w:val="0"/>
+                <w:sz w:val="15"/>
+                <w:szCs w:val="15"/>
+              </w:rPr>
+              <w:t xml:space="preserve">, </w:t>
+            </w:r>
+            <w:r>
+              <w:rPr>
+                <w:rFonts w:ascii="Times New Roman" w:eastAsia="等线" w:hAnsi="Times New Roman" w:cs="Times New Roman"/>
+                <w:color w:val="000000"/>
+                <w:kern w:val="0"/>
+                <w:sz w:val="15"/>
+                <w:szCs w:val="15"/>
+              </w:rPr>
+              <w:t>需网卡</w:t>
             </w:r>
             <w:r>
               <w:rPr>
@@ -2276,9 +2408,9 @@
         </w:trPr>
         <w:tc>
           <w:tcPr>
-            <w:tcW w:w="551" w:type="pct"/>
+            <w:tcW w:w="552" w:type="pct"/>
             <w:tcBorders>
-              <w:top w:val="nil"/>
+              <w:top w:val="single" w:sz="12" w:space="0" w:color="auto"/>
               <w:left w:val="single" w:sz="8" w:space="0" w:color="auto"/>
               <w:bottom w:val="single" w:sz="8" w:space="0" w:color="auto"/>
               <w:right w:val="single" w:sz="8" w:space="0" w:color="auto"/>
@@ -2289,7 +2421,6 @@
           <w:p>
             <w:pPr>
               <w:widowControl/>
-              <w:spacing w:line="200" w:lineRule="exact"/>
               <w:jc w:val="center"/>
               <w:rPr>
                 <w:rFonts w:ascii="Times New Roman" w:eastAsia="等线" w:hAnsi="Times New Roman" w:cs="Times New Roman"/>
@@ -2319,7 +2450,7 @@
           <w:tcPr>
             <w:tcW w:w="834" w:type="pct"/>
             <w:tcBorders>
-              <w:top w:val="nil"/>
+              <w:top w:val="single" w:sz="12" w:space="0" w:color="auto"/>
               <w:left w:val="nil"/>
               <w:bottom w:val="single" w:sz="8" w:space="0" w:color="auto"/>
               <w:right w:val="single" w:sz="8" w:space="0" w:color="auto"/>
@@ -2330,7 +2461,6 @@
           <w:p>
             <w:pPr>
               <w:widowControl/>
-              <w:spacing w:line="200" w:lineRule="exact"/>
               <w:jc w:val="center"/>
               <w:rPr>
                 <w:rFonts w:ascii="Times New Roman" w:eastAsia="等线" w:hAnsi="Times New Roman" w:cs="Times New Roman"/>
@@ -2346,7 +2476,7 @@
           <w:tcPr>
             <w:tcW w:w="1019" w:type="pct"/>
             <w:tcBorders>
-              <w:top w:val="nil"/>
+              <w:top w:val="single" w:sz="12" w:space="0" w:color="auto"/>
               <w:left w:val="nil"/>
               <w:bottom w:val="single" w:sz="8" w:space="0" w:color="auto"/>
               <w:right w:val="single" w:sz="8" w:space="0" w:color="auto"/>
@@ -2357,8 +2487,7 @@
           <w:p>
             <w:pPr>
               <w:widowControl/>
-              <w:spacing w:line="200" w:lineRule="exact"/>
-              <w:jc w:val="left"/>
+              <w:jc w:val="center"/>
               <w:rPr>
                 <w:rFonts w:ascii="Times New Roman" w:eastAsia="等线" w:hAnsi="Times New Roman" w:cs="Times New Roman"/>
                 <w:color w:val="000000"/>
@@ -2379,13 +2508,13 @@
             </w:r>
             <w:r>
               <w:rPr>
-                <w:rFonts w:ascii="Times New Roman" w:eastAsia="等线" w:hAnsi="Times New Roman" w:cs="Times New Roman"/>
+                <w:rFonts w:ascii="Times New Roman" w:eastAsia="等线" w:hAnsi="Times New Roman" w:cs="Times New Roman" w:hint="eastAsia"/>
                 <w:color w:val="000000"/>
                 <w:kern w:val="0"/>
                 <w:sz w:val="15"/>
                 <w:szCs w:val="15"/>
               </w:rPr>
-              <w:t>、</w:t>
+              <w:t xml:space="preserve">, </w:t>
             </w:r>
             <w:r>
               <w:rPr>
@@ -2403,7 +2532,7 @@
           <w:tcPr>
             <w:tcW w:w="649" w:type="pct"/>
             <w:tcBorders>
-              <w:top w:val="nil"/>
+              <w:top w:val="single" w:sz="12" w:space="0" w:color="auto"/>
               <w:left w:val="nil"/>
               <w:bottom w:val="single" w:sz="8" w:space="0" w:color="auto"/>
               <w:right w:val="single" w:sz="8" w:space="0" w:color="auto"/>
@@ -2414,7 +2543,6 @@
           <w:p>
             <w:pPr>
               <w:widowControl/>
-              <w:spacing w:line="200" w:lineRule="exact"/>
               <w:jc w:val="center"/>
               <w:rPr>
                 <w:rFonts w:ascii="Times New Roman" w:eastAsia="等线" w:hAnsi="Times New Roman" w:cs="Times New Roman"/>
@@ -2438,9 +2566,9 @@
         </w:tc>
         <w:tc>
           <w:tcPr>
-            <w:tcW w:w="742" w:type="pct"/>
+            <w:tcW w:w="594" w:type="pct"/>
             <w:tcBorders>
-              <w:top w:val="nil"/>
+              <w:top w:val="single" w:sz="12" w:space="0" w:color="auto"/>
               <w:left w:val="nil"/>
               <w:bottom w:val="single" w:sz="8" w:space="0" w:color="auto"/>
               <w:right w:val="nil"/>
@@ -2451,7 +2579,6 @@
           <w:p>
             <w:pPr>
               <w:widowControl/>
-              <w:spacing w:line="200" w:lineRule="exact"/>
               <w:jc w:val="center"/>
               <w:rPr>
                 <w:rFonts w:ascii="Times New Roman" w:eastAsia="等线" w:hAnsi="Times New Roman" w:cs="Times New Roman"/>
@@ -2475,9 +2602,9 @@
         </w:tc>
         <w:tc>
           <w:tcPr>
-            <w:tcW w:w="1205" w:type="pct"/>
+            <w:tcW w:w="1353" w:type="pct"/>
             <w:tcBorders>
-              <w:top w:val="nil"/>
+              <w:top w:val="single" w:sz="12" w:space="0" w:color="auto"/>
               <w:left w:val="single" w:sz="8" w:space="0" w:color="auto"/>
               <w:bottom w:val="single" w:sz="8" w:space="0" w:color="auto"/>
               <w:right w:val="single" w:sz="8" w:space="0" w:color="auto"/>
@@ -2488,7 +2615,6 @@
           <w:p>
             <w:pPr>
               <w:widowControl/>
-              <w:spacing w:line="200" w:lineRule="exact"/>
               <w:rPr>
                 <w:rFonts w:ascii="Times New Roman" w:eastAsia="等线" w:hAnsi="Times New Roman" w:cs="Times New Roman"/>
                 <w:color w:val="000000"/>
@@ -2505,7 +2631,27 @@
                 <w:sz w:val="15"/>
                 <w:szCs w:val="15"/>
               </w:rPr>
-              <w:t>抗干扰强、稳定性高</w:t>
+              <w:t>抗干扰强</w:t>
+            </w:r>
+            <w:r>
+              <w:rPr>
+                <w:rFonts w:ascii="Times New Roman" w:eastAsia="等线" w:hAnsi="Times New Roman" w:cs="Times New Roman" w:hint="eastAsia"/>
+                <w:color w:val="000000"/>
+                <w:kern w:val="0"/>
+                <w:sz w:val="15"/>
+                <w:szCs w:val="15"/>
+              </w:rPr>
+              <w:t xml:space="preserve">, </w:t>
+            </w:r>
+            <w:r>
+              <w:rPr>
+                <w:rFonts w:ascii="Times New Roman" w:eastAsia="等线" w:hAnsi="Times New Roman" w:cs="Times New Roman"/>
+                <w:color w:val="000000"/>
+                <w:kern w:val="0"/>
+                <w:sz w:val="15"/>
+                <w:szCs w:val="15"/>
+              </w:rPr>
+              <w:t>稳定性高</w:t>
             </w:r>
           </w:p>
         </w:tc>
@@ -2513,7 +2659,6 @@
     </w:tbl>
     <w:p>
       <w:pPr>
-        <w:spacing w:line="200" w:lineRule="exact"/>
         <w:rPr>
           <w:rFonts w:asciiTheme="minorEastAsia" w:hAnsiTheme="minorEastAsia" w:hint="eastAsia"/>
           <w:szCs w:val="16"/>
@@ -2657,25 +2802,22 @@
     </w:p>
     <w:p>
       <w:pPr>
-        <w:spacing w:line="200" w:lineRule="exact"/>
-        <w:rPr>
-          <w:rFonts w:asciiTheme="minorEastAsia" w:hAnsiTheme="minorEastAsia" w:hint="eastAsia"/>
-          <w:szCs w:val="16"/>
-        </w:rPr>
-      </w:pPr>
-    </w:p>
-    <w:p>
-      <w:pPr>
-        <w:spacing w:line="200" w:lineRule="exact"/>
-        <w:rPr>
-          <w:rFonts w:asciiTheme="minorEastAsia" w:hAnsiTheme="minorEastAsia" w:hint="eastAsia"/>
-          <w:szCs w:val="16"/>
-        </w:rPr>
-      </w:pPr>
-    </w:p>
-    <w:p>
-      <w:pPr>
-        <w:spacing w:line="200" w:lineRule="exact"/>
+        <w:rPr>
+          <w:rFonts w:asciiTheme="minorEastAsia" w:hAnsiTheme="minorEastAsia" w:hint="eastAsia"/>
+          <w:szCs w:val="16"/>
+        </w:rPr>
+      </w:pPr>
+    </w:p>
+    <w:p>
+      <w:pPr>
+        <w:rPr>
+          <w:rFonts w:asciiTheme="minorEastAsia" w:hAnsiTheme="minorEastAsia" w:hint="eastAsia"/>
+          <w:szCs w:val="16"/>
+        </w:rPr>
+      </w:pPr>
+    </w:p>
+    <w:p>
+      <w:pPr>
         <w:rPr>
           <w:rFonts w:asciiTheme="minorEastAsia" w:hAnsiTheme="minorEastAsia" w:hint="eastAsia"/>
           <w:szCs w:val="16"/>
@@ -2752,24 +2894,61 @@
       </w:r>
       <w:r>
         <w:rPr>
+          <w:rFonts w:asciiTheme="minorEastAsia" w:hAnsiTheme="minorEastAsia" w:hint="eastAsia"/>
+          <w:b/>
+          <w:bCs/>
+          <w:szCs w:val="16"/>
+        </w:rPr>
+        <w:t xml:space="preserve"> </w:t>
+      </w:r>
+      <w:r>
+        <w:rPr>
+          <w:rFonts w:asciiTheme="minorEastAsia" w:hAnsiTheme="minorEastAsia" w:hint="eastAsia"/>
+          <w:szCs w:val="16"/>
+        </w:rPr>
+        <w:t>(</w:t>
+      </w:r>
+      <w:r>
+        <w:rPr>
           <w:rFonts w:asciiTheme="minorEastAsia" w:hAnsiTheme="minorEastAsia"/>
           <w:szCs w:val="16"/>
         </w:rPr>
-        <w:t>（通用异步收发传输器</w:t>
+        <w:t>通用异步收发传输器</w:t>
+      </w:r>
+      <w:r>
+        <w:rPr>
+          <w:rFonts w:asciiTheme="minorEastAsia" w:hAnsiTheme="minorEastAsia" w:hint="eastAsia"/>
+          <w:szCs w:val="16"/>
+        </w:rPr>
+        <w:t xml:space="preserve">) </w:t>
       </w:r>
       <w:r>
         <w:rPr>
           <w:rFonts w:asciiTheme="minorEastAsia" w:hAnsiTheme="minorEastAsia"/>
           <w:szCs w:val="16"/>
         </w:rPr>
-        <w:t>）</w:t>
+        <w:t>是一种串行通信协议</w:t>
+      </w:r>
+      <w:r>
+        <w:rPr>
+          <w:rFonts w:asciiTheme="minorEastAsia" w:hAnsiTheme="minorEastAsia" w:hint="eastAsia"/>
+          <w:szCs w:val="16"/>
+        </w:rPr>
+        <w:t xml:space="preserve">, </w:t>
       </w:r>
       <w:r>
         <w:rPr>
           <w:rFonts w:asciiTheme="minorEastAsia" w:hAnsiTheme="minorEastAsia"/>
           <w:szCs w:val="16"/>
         </w:rPr>
-        <w:t>是一种串行通信协议，用于两个设备之间“逐位”发送和接收数据。它通过异步传输方式进行通信，</w:t>
+        <w:t>用于两个设备之间“逐位”发送和接收数据。它通过异步传输方式进行通信</w:t>
+      </w:r>
+      <w:r>
+        <w:rPr>
+          <w:rFonts w:asciiTheme="minorEastAsia" w:hAnsiTheme="minorEastAsia" w:hint="eastAsia"/>
+          <w:szCs w:val="16"/>
+        </w:rPr>
+        <w:t xml:space="preserve">, </w:t>
       </w:r>
       <w:r>
         <w:rPr>
@@ -2779,21 +2958,34 @@
           <w:color w:val="EE0000"/>
           <w:szCs w:val="16"/>
         </w:rPr>
-        <w:t>不依赖于共享时钟，而是靠约定好的波特率来同步</w:t>
+        <w:t>不依赖于共享时钟</w:t>
+      </w:r>
+      <w:r>
+        <w:rPr>
+          <w:rFonts w:asciiTheme="minorEastAsia" w:hAnsiTheme="minorEastAsia" w:hint="eastAsia"/>
+          <w:b/>
+          <w:bCs/>
+          <w:color w:val="EE0000"/>
+          <w:szCs w:val="16"/>
+        </w:rPr>
+        <w:t xml:space="preserve">, </w:t>
       </w:r>
       <w:r>
         <w:rPr>
           <w:rFonts w:asciiTheme="minorEastAsia" w:hAnsiTheme="minorEastAsia"/>
+          <w:b/>
+          <w:bCs/>
+          <w:color w:val="EE0000"/>
+          <w:szCs w:val="16"/>
+        </w:rPr>
+        <w:t>而是靠约定好的波特率来同步</w:t>
+      </w:r>
+      <w:r>
+        <w:rPr>
+          <w:rFonts w:asciiTheme="minorEastAsia" w:hAnsiTheme="minorEastAsia"/>
           <w:szCs w:val="16"/>
         </w:rPr>
         <w:t>。</w:t>
-      </w:r>
-      <w:r>
-        <w:rPr>
-          <w:rFonts w:asciiTheme="minorEastAsia" w:hAnsiTheme="minorEastAsia" w:hint="eastAsia"/>
-          <w:szCs w:val="16"/>
-        </w:rPr>
-        <w:t xml:space="preserve"> </w:t>
       </w:r>
       <w:r>
         <w:rPr>
@@ -2947,6 +3139,7 @@
           <w:p>
             <w:pPr>
               <w:spacing w:line="220" w:lineRule="exact"/>
+              <w:jc w:val="center"/>
               <w:rPr>
                 <w:rFonts w:asciiTheme="minorEastAsia" w:hAnsiTheme="minorEastAsia" w:hint="eastAsia"/>
                 <w:szCs w:val="16"/>
@@ -2966,33 +3159,22 @@
               </w:rPr>
               <w:t>,</w:t>
             </w:r>
-            <w:r>
+          </w:p>
+          <w:p>
+            <w:pPr>
+              <w:spacing w:line="220" w:lineRule="exact"/>
+              <w:jc w:val="center"/>
               <w:rPr>
                 <w:rFonts w:asciiTheme="minorEastAsia" w:hAnsiTheme="minorEastAsia" w:hint="eastAsia"/>
                 <w:szCs w:val="16"/>
               </w:rPr>
-              <w:t xml:space="preserve"> </w:t>
-            </w:r>
+            </w:pPr>
             <w:r>
               <w:rPr>
                 <w:rFonts w:asciiTheme="minorEastAsia" w:hAnsiTheme="minorEastAsia"/>
                 <w:szCs w:val="16"/>
               </w:rPr>
-              <w:t>为 0</w:t>
-            </w:r>
-            <w:r>
-              <w:rPr>
-                <w:rFonts w:asciiTheme="minorEastAsia" w:hAnsiTheme="minorEastAsia" w:hint="eastAsia"/>
-                <w:szCs w:val="16"/>
-              </w:rPr>
-              <w:t xml:space="preserve">, </w:t>
-            </w:r>
-            <w:r>
-              <w:rPr>
-                <w:rFonts w:asciiTheme="minorEastAsia" w:hAnsiTheme="minorEastAsia"/>
-                <w:szCs w:val="16"/>
-              </w:rPr>
-              <w:t>表示数据开始</w:t>
+              <w:t>0表示数据开始</w:t>
             </w:r>
           </w:p>
         </w:tc>
@@ -3058,6 +3240,7 @@
           <w:p>
             <w:pPr>
               <w:spacing w:line="220" w:lineRule="exact"/>
+              <w:jc w:val="center"/>
               <w:rPr>
                 <w:rFonts w:asciiTheme="minorEastAsia" w:hAnsiTheme="minorEastAsia" w:hint="eastAsia"/>
                 <w:szCs w:val="16"/>
@@ -3068,7 +3251,24 @@
                 <w:rFonts w:asciiTheme="minorEastAsia" w:hAnsiTheme="minorEastAsia"/>
                 <w:szCs w:val="16"/>
               </w:rPr>
-              <w:t>奇偶校验，提高数据可靠性</w:t>
+              <w:t>奇偶校验</w:t>
+            </w:r>
+          </w:p>
+          <w:p>
+            <w:pPr>
+              <w:spacing w:line="220" w:lineRule="exact"/>
+              <w:jc w:val="center"/>
+              <w:rPr>
+                <w:rFonts w:asciiTheme="minorEastAsia" w:hAnsiTheme="minorEastAsia" w:hint="eastAsia"/>
+                <w:szCs w:val="16"/>
+              </w:rPr>
+            </w:pPr>
+            <w:r>
+              <w:rPr>
+                <w:rFonts w:asciiTheme="minorEastAsia" w:hAnsiTheme="minorEastAsia"/>
+                <w:szCs w:val="16"/>
+              </w:rPr>
+              <w:t>提高数据可靠性</w:t>
             </w:r>
           </w:p>
         </w:tc>
@@ -3080,6 +3280,7 @@
           <w:p>
             <w:pPr>
               <w:spacing w:line="220" w:lineRule="exact"/>
+              <w:jc w:val="center"/>
               <w:rPr>
                 <w:rFonts w:asciiTheme="minorEastAsia" w:hAnsiTheme="minorEastAsia" w:hint="eastAsia"/>
                 <w:szCs w:val="16"/>
@@ -3090,15 +3291,18 @@
                 <w:rFonts w:asciiTheme="minorEastAsia" w:hAnsiTheme="minorEastAsia"/>
                 <w:szCs w:val="16"/>
               </w:rPr>
-              <w:t>一般为 1 或 2 位</w:t>
+              <w:t>一般1或2位</w:t>
             </w:r>
-            <w:r>
+          </w:p>
+          <w:p>
+            <w:pPr>
+              <w:spacing w:line="220" w:lineRule="exact"/>
+              <w:jc w:val="center"/>
               <w:rPr>
                 <w:rFonts w:asciiTheme="minorEastAsia" w:hAnsiTheme="minorEastAsia" w:hint="eastAsia"/>
                 <w:szCs w:val="16"/>
               </w:rPr>
-              <w:t xml:space="preserve">, </w:t>
-            </w:r>
+            </w:pPr>
             <w:r>
               <w:rPr>
                 <w:rFonts w:asciiTheme="minorEastAsia" w:hAnsiTheme="minorEastAsia"/>
@@ -3229,7 +3433,7 @@
           <w:rFonts w:asciiTheme="minorEastAsia" w:hAnsiTheme="minorEastAsia" w:hint="eastAsia"/>
           <w:szCs w:val="16"/>
         </w:rPr>
-        <w:t xml:space="preserve">  </w:t>
+        <w:t xml:space="preserve"> </w:t>
       </w:r>
       <w:r>
         <w:rPr>
@@ -3528,15 +3732,31 @@
       <w:pPr>
         <w:rPr>
           <w:rFonts w:asciiTheme="minorEastAsia" w:hAnsiTheme="minorEastAsia" w:hint="eastAsia"/>
-          <w:szCs w:val="16"/>
-        </w:rPr>
-      </w:pPr>
-      <w:r>
-        <w:rPr>
-          <w:rFonts w:asciiTheme="minorEastAsia" w:hAnsiTheme="minorEastAsia" w:hint="eastAsia"/>
-          <w:szCs w:val="16"/>
-        </w:rPr>
-        <w:t xml:space="preserve">通信过程: </w:t>
+          <w:b/>
+          <w:bCs/>
+          <w:color w:val="EE0000"/>
+          <w:szCs w:val="16"/>
+        </w:rPr>
+      </w:pPr>
+      <w:r>
+        <w:rPr>
+          <w:rFonts w:asciiTheme="minorEastAsia" w:hAnsiTheme="minorEastAsia" w:hint="eastAsia"/>
+          <w:b/>
+          <w:bCs/>
+          <w:color w:val="EE0000"/>
+          <w:szCs w:val="16"/>
+        </w:rPr>
+        <w:t>协议</w:t>
+      </w:r>
+      <w:r>
+        <w:rPr>
+          <w:rFonts w:asciiTheme="minorEastAsia" w:hAnsiTheme="minorEastAsia" w:hint="eastAsia"/>
+          <w:b/>
+          <w:bCs/>
+          <w:color w:val="EE0000"/>
+          <w:szCs w:val="16"/>
+        </w:rPr>
+        <w:t xml:space="preserve">过程: </w:t>
       </w:r>
     </w:p>
     <w:p>
@@ -3558,16 +3778,16 @@
         <mc:AlternateContent>
           <mc:Choice Requires="wps">
             <w:drawing>
-              <wp:anchor distT="0" distB="0" distL="114300" distR="114300" simplePos="0" relativeHeight="251668480" behindDoc="0" locked="0" layoutInCell="1" allowOverlap="1" wp14:anchorId="71153609" wp14:editId="5F9FC669">
+              <wp:anchor distT="0" distB="0" distL="114300" distR="114300" simplePos="0" relativeHeight="251668480" behindDoc="0" locked="0" layoutInCell="1" allowOverlap="1" wp14:anchorId="71153609" wp14:editId="4EA51B15">
                 <wp:simplePos x="0" y="0"/>
                 <wp:positionH relativeFrom="column">
-                  <wp:posOffset>56095</wp:posOffset>
+                  <wp:posOffset>57166</wp:posOffset>
                 </wp:positionH>
                 <wp:positionV relativeFrom="paragraph">
-                  <wp:posOffset>25689</wp:posOffset>
+                  <wp:posOffset>25631</wp:posOffset>
                 </wp:positionV>
-                <wp:extent cx="74774" cy="1128155"/>
-                <wp:effectExtent l="0" t="0" r="20955" b="15240"/>
+                <wp:extent cx="80233" cy="813460"/>
+                <wp:effectExtent l="0" t="0" r="15240" b="24765"/>
                 <wp:wrapNone/>
                 <wp:docPr id="566217759" name="左大括号 6"/>
                 <wp:cNvGraphicFramePr/>
@@ -3578,7 +3798,7 @@
                       <wps:spPr>
                         <a:xfrm>
                           <a:off x="0" y="0"/>
-                          <a:ext cx="74774" cy="1128155"/>
+                          <a:ext cx="80233" cy="813460"/>
                         </a:xfrm>
                         <a:prstGeom prst="leftBrace">
                           <a:avLst/>
@@ -3618,12 +3838,15 @@
                 <wp14:sizeRelH relativeFrom="margin">
                   <wp14:pctWidth>0</wp14:pctWidth>
                 </wp14:sizeRelH>
+                <wp14:sizeRelV relativeFrom="margin">
+                  <wp14:pctHeight>0</wp14:pctHeight>
+                </wp14:sizeRelV>
               </wp:anchor>
             </w:drawing>
           </mc:Choice>
           <mc:Fallback>
             <w:pict>
-              <v:shapetype w14:anchorId="51F870B0" id="_x0000_t87" coordsize="21600,21600" o:spt="87" adj="1800,10800" path="m21600,qx10800@0l10800@2qy0@11,10800@3l10800@1qy21600,21600e" filled="f">
+              <v:shapetype w14:anchorId="12723E55" id="_x0000_t87" coordsize="21600,21600" o:spt="87" adj="1800,10800" path="m21600,qx10800@0l10800@2qy0@11,10800@3l10800@1qy21600,21600e" filled="f">
                 <v:formulas>
                   <v:f eqn="val #0"/>
                   <v:f eqn="sum 21600 0 #0"/>
@@ -3644,7 +3867,7 @@
                   <v:h position="topLeft,#1" yrange="@9,@10"/>
                 </v:handles>
               </v:shapetype>
-              <v:shape id="左大括号 6" o:spid="_x0000_s1026" type="#_x0000_t87" style="position:absolute;margin-left:4.4pt;margin-top:2pt;width:5.9pt;height:88.85pt;z-index:251668480;visibility:visible;mso-wrap-style:square;mso-width-percent:0;mso-wrap-distance-left:9pt;mso-wrap-distance-top:0;mso-wrap-distance-right:9pt;mso-wrap-distance-bottom:0;mso-position-horizontal:absolute;mso-position-horizontal-relative:text;mso-position-vertical:absolute;mso-position-vertical-relative:text;mso-width-percent:0;mso-width-relative:margin;v-text-anchor:middle" o:gfxdata="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" adj="119" strokecolor="#0d0d0d [3069]" strokeweight="1pt">
+              <v:shape id="左大括号 6" o:spid="_x0000_s1026" type="#_x0000_t87" style="position:absolute;margin-left:4.5pt;margin-top:2pt;width:6.3pt;height:64.05pt;z-index:251668480;visibility:visible;mso-wrap-style:square;mso-width-percent:0;mso-height-percent:0;mso-wrap-distance-left:9pt;mso-wrap-distance-top:0;mso-wrap-distance-right:9pt;mso-wrap-distance-bottom:0;mso-position-horizontal:absolute;mso-position-horizontal-relative:text;mso-position-vertical:absolute;mso-position-vertical-relative:text;mso-width-percent:0;mso-height-percent:0;mso-width-relative:margin;mso-height-relative:margin;v-text-anchor:middle" o:gfxdata="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" adj="178" strokecolor="#0d0d0d [3069]" strokeweight="1pt">
                 <v:stroke joinstyle="miter"/>
               </v:shape>
             </w:pict>
@@ -4064,7 +4287,23 @@
           <w:rFonts w:asciiTheme="minorEastAsia" w:hAnsiTheme="minorEastAsia" w:hint="eastAsia"/>
           <w:szCs w:val="16"/>
         </w:rPr>
-        <w:t>主机发数据地址</w:t>
+        <w:t>主机</w:t>
+      </w:r>
+      <w:proofErr w:type="gramStart"/>
+      <w:r>
+        <w:rPr>
+          <w:rFonts w:asciiTheme="minorEastAsia" w:hAnsiTheme="minorEastAsia" w:hint="eastAsia"/>
+          <w:szCs w:val="16"/>
+        </w:rPr>
+        <w:t>发数据</w:t>
+      </w:r>
+      <w:proofErr w:type="gramEnd"/>
+      <w:r>
+        <w:rPr>
+          <w:rFonts w:asciiTheme="minorEastAsia" w:hAnsiTheme="minorEastAsia" w:hint="eastAsia"/>
+          <w:szCs w:val="16"/>
+        </w:rPr>
+        <w:t>地址</w:t>
       </w:r>
     </w:p>
     <w:p>
@@ -4121,16 +4360,16 @@
         <mc:AlternateContent>
           <mc:Choice Requires="wps">
             <w:drawing>
-              <wp:anchor distT="0" distB="0" distL="114300" distR="114300" simplePos="0" relativeHeight="251670528" behindDoc="0" locked="0" layoutInCell="1" allowOverlap="1" wp14:anchorId="339E6FCC" wp14:editId="3EAE2E1B">
+              <wp:anchor distT="0" distB="0" distL="114300" distR="114300" simplePos="0" relativeHeight="251670528" behindDoc="0" locked="0" layoutInCell="1" allowOverlap="1" wp14:anchorId="339E6FCC" wp14:editId="24558658">
                 <wp:simplePos x="0" y="0"/>
                 <wp:positionH relativeFrom="column">
-                  <wp:posOffset>59055</wp:posOffset>
+                  <wp:posOffset>57166</wp:posOffset>
                 </wp:positionH>
                 <wp:positionV relativeFrom="paragraph">
-                  <wp:posOffset>30162</wp:posOffset>
+                  <wp:posOffset>29721</wp:posOffset>
                 </wp:positionV>
-                <wp:extent cx="69532" cy="532263"/>
-                <wp:effectExtent l="0" t="0" r="26035" b="20320"/>
+                <wp:extent cx="69532" cy="457200"/>
+                <wp:effectExtent l="0" t="0" r="26035" b="19050"/>
                 <wp:wrapNone/>
                 <wp:docPr id="1441923849" name="左大括号 6"/>
                 <wp:cNvGraphicFramePr/>
@@ -4141,7 +4380,7 @@
                       <wps:spPr>
                         <a:xfrm>
                           <a:off x="0" y="0"/>
-                          <a:ext cx="69532" cy="532263"/>
+                          <a:ext cx="69532" cy="457200"/>
                         </a:xfrm>
                         <a:prstGeom prst="leftBrace">
                           <a:avLst/>
@@ -4189,7 +4428,7 @@
           </mc:Choice>
           <mc:Fallback>
             <w:pict>
-              <v:shape w14:anchorId="40098739" id="左大括号 6" o:spid="_x0000_s1026" type="#_x0000_t87" style="position:absolute;margin-left:4.65pt;margin-top:2.35pt;width:5.45pt;height:41.9pt;z-index:251670528;visibility:visible;mso-wrap-style:square;mso-width-percent:0;mso-height-percent:0;mso-wrap-distance-left:9pt;mso-wrap-distance-top:0;mso-wrap-distance-right:9pt;mso-wrap-distance-bottom:0;mso-position-horizontal:absolute;mso-position-horizontal-relative:text;mso-position-vertical:absolute;mso-position-vertical-relative:text;mso-width-percent:0;mso-height-percent:0;mso-width-relative:margin;mso-height-relative:margin;v-text-anchor:middle" o:gfxdata="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" adj="235" strokecolor="#0d0d0d [3069]" strokeweight="1pt">
+              <v:shape w14:anchorId="60313B18" id="左大括号 6" o:spid="_x0000_s1026" type="#_x0000_t87" style="position:absolute;margin-left:4.5pt;margin-top:2.35pt;width:5.45pt;height:36pt;z-index:251670528;visibility:visible;mso-wrap-style:square;mso-width-percent:0;mso-height-percent:0;mso-wrap-distance-left:9pt;mso-wrap-distance-top:0;mso-wrap-distance-right:9pt;mso-wrap-distance-bottom:0;mso-position-horizontal:absolute;mso-position-horizontal-relative:text;mso-position-vertical:absolute;mso-position-vertical-relative:text;mso-width-percent:0;mso-height-percent:0;mso-width-relative:margin;mso-height-relative:margin;v-text-anchor:middle" o:gfxdata="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" adj="274" strokecolor="#0d0d0d [3069]" strokeweight="1pt">
                 <v:stroke joinstyle="miter"/>
               </v:shape>
             </w:pict>
@@ -4222,14 +4461,32 @@
           <w:color w:val="196B24" w:themeColor="accent3"/>
           <w:szCs w:val="16"/>
         </w:rPr>
-        <w:t>{主机发数据}</w:t>
-      </w:r>
+        <w:t>{主机</w:t>
+      </w:r>
+      <w:proofErr w:type="gramStart"/>
       <w:r>
         <w:rPr>
           <w:rFonts w:asciiTheme="minorEastAsia" w:hAnsiTheme="minorEastAsia" w:hint="eastAsia"/>
           <w:color w:val="196B24" w:themeColor="accent3"/>
           <w:szCs w:val="16"/>
         </w:rPr>
+        <w:t>发数据</w:t>
+      </w:r>
+      <w:proofErr w:type="gramEnd"/>
+      <w:r>
+        <w:rPr>
+          <w:rFonts w:asciiTheme="minorEastAsia" w:hAnsiTheme="minorEastAsia" w:hint="eastAsia"/>
+          <w:color w:val="196B24" w:themeColor="accent3"/>
+          <w:szCs w:val="16"/>
+        </w:rPr>
+        <w:t>}</w:t>
+      </w:r>
+      <w:r>
+        <w:rPr>
+          <w:rFonts w:asciiTheme="minorEastAsia" w:hAnsiTheme="minorEastAsia" w:hint="eastAsia"/>
+          <w:color w:val="196B24" w:themeColor="accent3"/>
+          <w:szCs w:val="16"/>
+        </w:rPr>
         <w:t xml:space="preserve"> </w:t>
       </w:r>
       <w:r>
@@ -4262,6 +4519,88 @@
         <w:ind w:firstLineChars="262" w:firstLine="419"/>
         <w:rPr>
           <w:rFonts w:asciiTheme="minorEastAsia" w:hAnsiTheme="minorEastAsia" w:hint="eastAsia"/>
+          <w:color w:val="196B24" w:themeColor="accent3"/>
+          <w:szCs w:val="16"/>
+        </w:rPr>
+      </w:pPr>
+      <w:r>
+        <w:rPr>
+          <w:rFonts w:asciiTheme="minorEastAsia" w:hAnsiTheme="minorEastAsia" w:hint="eastAsia"/>
+          <w:color w:val="196B24" w:themeColor="accent3"/>
+          <w:szCs w:val="16"/>
+        </w:rPr>
+        <w:t>在</w:t>
+      </w:r>
+      <w:r>
+        <w:rPr>
+          <w:rFonts w:asciiTheme="minorEastAsia" w:hAnsiTheme="minorEastAsia" w:hint="eastAsia"/>
+          <w:color w:val="196B24" w:themeColor="accent3"/>
+          <w:szCs w:val="16"/>
+        </w:rPr>
+        <w:t>SCL=0时让SDA</w:t>
+      </w:r>
+      <w:r>
+        <w:rPr>
+          <w:rFonts w:asciiTheme="minorEastAsia" w:hAnsiTheme="minorEastAsia" w:hint="eastAsia"/>
+          <w:color w:val="196B24" w:themeColor="accent3"/>
+          <w:szCs w:val="16"/>
+        </w:rPr>
+        <w:t xml:space="preserve">准备下次数据 (电平) </w:t>
+      </w:r>
+      <w:r>
+        <w:rPr>
+          <w:rFonts w:asciiTheme="minorEastAsia" w:hAnsiTheme="minorEastAsia" w:hint="eastAsia"/>
+          <w:color w:val="196B24" w:themeColor="accent3"/>
+          <w:szCs w:val="16"/>
+        </w:rPr>
+        <w:t>在SCL=1期间保持不变采集数据)</w:t>
+      </w:r>
+      <w:r>
+        <w:rPr>
+          <w:rFonts w:asciiTheme="minorEastAsia" w:hAnsiTheme="minorEastAsia" w:hint="eastAsia"/>
+          <w:color w:val="196B24" w:themeColor="accent3"/>
+          <w:szCs w:val="16"/>
+        </w:rPr>
+        <w:t xml:space="preserve"> </w:t>
+      </w:r>
+      <w:r>
+        <w:rPr>
+          <w:rFonts w:asciiTheme="minorEastAsia" w:hAnsiTheme="minorEastAsia" w:hint="eastAsia"/>
+          <w:b/>
+          <w:bCs/>
+          <w:color w:val="196B24" w:themeColor="accent3"/>
+          <w:szCs w:val="16"/>
+        </w:rPr>
+        <w:t>每个字节:</w:t>
+      </w:r>
+      <w:r>
+        <w:rPr>
+          <w:rFonts w:asciiTheme="minorEastAsia" w:hAnsiTheme="minorEastAsia" w:hint="eastAsia"/>
+          <w:b/>
+          <w:bCs/>
+          <w:color w:val="196B24" w:themeColor="accent3"/>
+          <w:szCs w:val="16"/>
+        </w:rPr>
+        <w:t xml:space="preserve"> </w:t>
+      </w:r>
+      <w:r>
+        <w:rPr>
+          <w:rFonts w:asciiTheme="minorEastAsia" w:hAnsiTheme="minorEastAsia" w:hint="eastAsia"/>
+          <w:b/>
+          <w:bCs/>
+          <w:color w:val="196B24" w:themeColor="accent3"/>
+          <w:szCs w:val="16"/>
+        </w:rPr>
+        <w:t>高位→低位</w:t>
+      </w:r>
+    </w:p>
+    <w:p>
+      <w:pPr>
+        <w:ind w:firstLine="240"/>
+        <w:rPr>
+          <w:rFonts w:asciiTheme="minorEastAsia" w:hAnsiTheme="minorEastAsia" w:hint="eastAsia"/>
+          <w:b/>
+          <w:bCs/>
           <w:color w:val="196B24" w:themeColor="accent3"/>
           <w:szCs w:val="16"/>
         </w:rPr>
@@ -4275,15 +4614,15 @@
         <mc:AlternateContent>
           <mc:Choice Requires="wps">
             <w:drawing>
-              <wp:anchor distT="45720" distB="45720" distL="114300" distR="114300" simplePos="0" relativeHeight="251678720" behindDoc="1" locked="0" layoutInCell="1" allowOverlap="1" wp14:anchorId="694182F2" wp14:editId="412E80F8">
+              <wp:anchor distT="45720" distB="45720" distL="114300" distR="114300" simplePos="0" relativeHeight="251678720" behindDoc="1" locked="0" layoutInCell="1" allowOverlap="1" wp14:anchorId="694182F2" wp14:editId="4D931F1C">
                 <wp:simplePos x="0" y="0"/>
                 <wp:positionH relativeFrom="column">
-                  <wp:posOffset>3173367</wp:posOffset>
+                  <wp:posOffset>3190240</wp:posOffset>
                 </wp:positionH>
                 <wp:positionV relativeFrom="paragraph">
-                  <wp:posOffset>200454</wp:posOffset>
+                  <wp:posOffset>41982</wp:posOffset>
                 </wp:positionV>
-                <wp:extent cx="920115" cy="261257"/>
+                <wp:extent cx="920115" cy="260985"/>
                 <wp:effectExtent l="0" t="0" r="13335" b="24765"/>
                 <wp:wrapNone/>
                 <wp:docPr id="1104287693" name="文本框 2"/>
@@ -4299,7 +4638,7 @@
                       <wps:spPr bwMode="auto">
                         <a:xfrm>
                           <a:off x="0" y="0"/>
-                          <a:ext cx="920115" cy="261257"/>
+                          <a:ext cx="920115" cy="260985"/>
                         </a:xfrm>
                         <a:prstGeom prst="rect">
                           <a:avLst/>
@@ -4333,7 +4672,27 @@
                                 <w:bCs/>
                                 <w:color w:val="124F1A" w:themeColor="accent3" w:themeShade="BF"/>
                               </w:rPr>
-                              <w:t>主机发数据过程</w:t>
+                              <w:t>主机</w:t>
+                            </w:r>
+                            <w:proofErr w:type="gramStart"/>
+                            <w:r>
+                              <w:rPr>
+                                <w:rFonts w:hint="eastAsia"/>
+                                <w:b/>
+                                <w:bCs/>
+                                <w:color w:val="124F1A" w:themeColor="accent3" w:themeShade="BF"/>
+                              </w:rPr>
+                              <w:t>发数据</w:t>
+                            </w:r>
+                            <w:proofErr w:type="gramEnd"/>
+                            <w:r>
+                              <w:rPr>
+                                <w:rFonts w:hint="eastAsia"/>
+                                <w:b/>
+                                <w:bCs/>
+                                <w:color w:val="124F1A" w:themeColor="accent3" w:themeShade="BF"/>
+                              </w:rPr>
+                              <w:t>过程</w:t>
                             </w:r>
                           </w:p>
                         </w:txbxContent>
@@ -4355,7 +4714,7 @@
           </mc:Choice>
           <mc:Fallback>
             <w:pict>
-              <v:shape w14:anchorId="694182F2" id="_x0000_s1027" type="#_x0000_t202" style="position:absolute;left:0;text-align:left;margin-left:249.85pt;margin-top:15.8pt;width:72.45pt;height:20.55pt;z-index:-251637760;visibility:visible;mso-wrap-style:square;mso-width-percent:0;mso-height-percent:0;mso-wrap-distance-left:9pt;mso-wrap-distance-top:3.6pt;mso-wrap-distance-right:9pt;mso-wrap-distance-bottom:3.6pt;mso-position-horizontal:absolute;mso-position-horizontal-relative:text;mso-position-vertical:absolute;mso-position-vertical-relative:text;mso-width-percent:0;mso-height-percent:0;mso-width-relative:margin;mso-height-relative:margin;v-text-anchor:top" o:gfxdata="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" filled="f" strokecolor="black [3213]" strokeweight="1pt">
+              <v:shape w14:anchorId="694182F2" id="_x0000_s1027" type="#_x0000_t202" style="position:absolute;left:0;text-align:left;margin-left:251.2pt;margin-top:3.3pt;width:72.45pt;height:20.55pt;z-index:-251637760;visibility:visible;mso-wrap-style:square;mso-width-percent:0;mso-height-percent:0;mso-wrap-distance-left:9pt;mso-wrap-distance-top:3.6pt;mso-wrap-distance-right:9pt;mso-wrap-distance-bottom:3.6pt;mso-position-horizontal:absolute;mso-position-horizontal-relative:text;mso-position-vertical:absolute;mso-position-vertical-relative:text;mso-width-percent:0;mso-height-percent:0;mso-width-relative:margin;mso-height-relative:margin;v-text-anchor:top" o:gfxdata="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" filled="f" strokecolor="black [3213]" strokeweight="1pt">
                 <v:textbox>
                   <w:txbxContent>
                     <w:p>
@@ -4375,7 +4734,27 @@
                           <w:bCs/>
                           <w:color w:val="124F1A" w:themeColor="accent3" w:themeShade="BF"/>
                         </w:rPr>
-                        <w:t>主机发数据过程</w:t>
+                        <w:t>主机</w:t>
+                      </w:r>
+                      <w:proofErr w:type="gramStart"/>
+                      <w:r>
+                        <w:rPr>
+                          <w:rFonts w:hint="eastAsia"/>
+                          <w:b/>
+                          <w:bCs/>
+                          <w:color w:val="124F1A" w:themeColor="accent3" w:themeShade="BF"/>
+                        </w:rPr>
+                        <w:t>发数据</w:t>
+                      </w:r>
+                      <w:proofErr w:type="gramEnd"/>
+                      <w:r>
+                        <w:rPr>
+                          <w:rFonts w:hint="eastAsia"/>
+                          <w:b/>
+                          <w:bCs/>
+                          <w:color w:val="124F1A" w:themeColor="accent3" w:themeShade="BF"/>
+                        </w:rPr>
+                        <w:t>过程</w:t>
                       </w:r>
                     </w:p>
                   </w:txbxContent>
@@ -4388,52 +4767,12 @@
       <w:r>
         <w:rPr>
           <w:rFonts w:asciiTheme="minorEastAsia" w:hAnsiTheme="minorEastAsia" w:hint="eastAsia"/>
-          <w:color w:val="196B24" w:themeColor="accent3"/>
-          <w:szCs w:val="16"/>
-        </w:rPr>
-        <w:t>在</w:t>
-      </w:r>
-      <w:r>
-        <w:rPr>
-          <w:rFonts w:asciiTheme="minorEastAsia" w:hAnsiTheme="minorEastAsia" w:hint="eastAsia"/>
-          <w:color w:val="196B24" w:themeColor="accent3"/>
-          <w:szCs w:val="16"/>
-        </w:rPr>
-        <w:t>SCL=0时让SDA</w:t>
-      </w:r>
-      <w:r>
-        <w:rPr>
-          <w:rFonts w:asciiTheme="minorEastAsia" w:hAnsiTheme="minorEastAsia" w:hint="eastAsia"/>
-          <w:color w:val="196B24" w:themeColor="accent3"/>
-          <w:szCs w:val="16"/>
-        </w:rPr>
-        <w:t xml:space="preserve">准备下次数据 (电平) </w:t>
-      </w:r>
-      <w:r>
-        <w:rPr>
-          <w:rFonts w:asciiTheme="minorEastAsia" w:hAnsiTheme="minorEastAsia" w:hint="eastAsia"/>
-          <w:color w:val="196B24" w:themeColor="accent3"/>
-          <w:szCs w:val="16"/>
-        </w:rPr>
-        <w:t>在SCL=1期间保持不变采集数据)</w:t>
-      </w:r>
-      <w:r>
-        <w:rPr>
-          <w:rFonts w:asciiTheme="minorEastAsia" w:hAnsiTheme="minorEastAsia" w:hint="eastAsia"/>
-          <w:color w:val="196B24" w:themeColor="accent3"/>
-          <w:szCs w:val="16"/>
-        </w:rPr>
-        <w:t xml:space="preserve"> </w:t>
-      </w:r>
-      <w:r>
-        <w:rPr>
-          <w:rFonts w:asciiTheme="minorEastAsia" w:hAnsiTheme="minorEastAsia" w:hint="eastAsia"/>
           <w:b/>
           <w:bCs/>
           <w:color w:val="196B24" w:themeColor="accent3"/>
           <w:szCs w:val="16"/>
         </w:rPr>
-        <w:t>每个字节:</w:t>
+        <w:t>7</w:t>
       </w:r>
       <w:r>
         <w:rPr>
@@ -4443,96 +4782,24 @@
           <w:color w:val="196B24" w:themeColor="accent3"/>
           <w:szCs w:val="16"/>
         </w:rPr>
-        <w:t xml:space="preserve"> </w:t>
-      </w:r>
-      <w:r>
-        <w:rPr>
-          <w:rFonts w:asciiTheme="minorEastAsia" w:hAnsiTheme="minorEastAsia" w:hint="eastAsia"/>
-          <w:b/>
-          <w:bCs/>
+        <w:t xml:space="preserve">. </w:t>
+      </w:r>
+      <w:r>
+        <w:rPr>
+          <w:rFonts w:asciiTheme="minorEastAsia" w:hAnsiTheme="minorEastAsia" w:hint="eastAsia"/>
           <w:color w:val="196B24" w:themeColor="accent3"/>
           <w:szCs w:val="16"/>
         </w:rPr>
-        <w:t>高位→低位</w:t>
-      </w:r>
-    </w:p>
-    <w:p>
-      <w:pPr>
-        <w:ind w:firstLine="240"/>
-        <w:rPr>
-          <w:rFonts w:asciiTheme="minorEastAsia" w:hAnsiTheme="minorEastAsia" w:hint="eastAsia"/>
-          <w:b/>
-          <w:bCs/>
+        <w:t>从机响应ACK/NACK</w:t>
+      </w:r>
+      <w:r>
+        <w:rPr>
+          <w:rFonts w:asciiTheme="minorEastAsia" w:hAnsiTheme="minorEastAsia" w:hint="eastAsia"/>
           <w:color w:val="196B24" w:themeColor="accent3"/>
           <w:szCs w:val="16"/>
         </w:rPr>
-      </w:pPr>
-      <w:r>
-        <w:rPr>
-          <w:rFonts w:asciiTheme="minorEastAsia" w:hAnsiTheme="minorEastAsia" w:hint="eastAsia"/>
-          <w:b/>
-          <w:bCs/>
-          <w:color w:val="196B24" w:themeColor="accent3"/>
-          <w:szCs w:val="16"/>
-        </w:rPr>
-        <w:t>7</w:t>
-      </w:r>
-      <w:r>
-        <w:rPr>
-          <w:rFonts w:asciiTheme="minorEastAsia" w:hAnsiTheme="minorEastAsia" w:hint="eastAsia"/>
-          <w:b/>
-          <w:bCs/>
-          <w:color w:val="196B24" w:themeColor="accent3"/>
-          <w:szCs w:val="16"/>
-        </w:rPr>
-        <w:t xml:space="preserve">. </w:t>
-      </w:r>
-      <w:r>
-        <w:rPr>
-          <w:rFonts w:asciiTheme="minorEastAsia" w:hAnsiTheme="minorEastAsia" w:hint="eastAsia"/>
-          <w:color w:val="196B24" w:themeColor="accent3"/>
-          <w:szCs w:val="16"/>
-        </w:rPr>
-        <w:t>从机响应ACK/NACK</w:t>
-      </w:r>
-      <w:r>
-        <w:rPr>
-          <w:rFonts w:asciiTheme="minorEastAsia" w:hAnsiTheme="minorEastAsia" w:hint="eastAsia"/>
-          <w:color w:val="196B24" w:themeColor="accent3"/>
-          <w:szCs w:val="16"/>
-        </w:rPr>
         <w:t xml:space="preserve"> (每次发送1byte数据都要响应)</w:t>
       </w:r>
-    </w:p>
-    <w:p>
-      <w:pPr>
-        <w:ind w:firstLine="240"/>
-        <w:rPr>
-          <w:rFonts w:asciiTheme="minorEastAsia" w:hAnsiTheme="minorEastAsia" w:hint="eastAsia"/>
-          <w:b/>
-          <w:bCs/>
-          <w:color w:val="EE0000"/>
-          <w:szCs w:val="16"/>
-        </w:rPr>
-      </w:pPr>
-    </w:p>
-    <w:p>
-      <w:pPr>
-        <w:pStyle w:val="ae"/>
-        <w:spacing w:line="200" w:lineRule="exact"/>
-        <w:rPr>
-          <w:rFonts w:hint="eastAsia"/>
-        </w:rPr>
-      </w:pPr>
-    </w:p>
-    <w:p>
-      <w:pPr>
-        <w:pStyle w:val="ae"/>
-        <w:spacing w:line="200" w:lineRule="exact"/>
-        <w:rPr>
-          <w:rFonts w:hint="eastAsia"/>
-        </w:rPr>
-      </w:pPr>
     </w:p>
     <w:p>
       <w:pPr>
@@ -4715,16 +4982,16 @@
         <mc:AlternateContent>
           <mc:Choice Requires="wps">
             <w:drawing>
-              <wp:anchor distT="0" distB="0" distL="114300" distR="114300" simplePos="0" relativeHeight="251672576" behindDoc="0" locked="0" layoutInCell="1" allowOverlap="1" wp14:anchorId="57D07158" wp14:editId="05AFE60D">
+              <wp:anchor distT="0" distB="0" distL="114300" distR="114300" simplePos="0" relativeHeight="251672576" behindDoc="0" locked="0" layoutInCell="1" allowOverlap="1" wp14:anchorId="57D07158" wp14:editId="58B22E51">
                 <wp:simplePos x="0" y="0"/>
                 <wp:positionH relativeFrom="column">
-                  <wp:posOffset>67945</wp:posOffset>
+                  <wp:posOffset>45085</wp:posOffset>
                 </wp:positionH>
                 <wp:positionV relativeFrom="paragraph">
-                  <wp:posOffset>36418</wp:posOffset>
+                  <wp:posOffset>53563</wp:posOffset>
                 </wp:positionV>
-                <wp:extent cx="74295" cy="1127455"/>
-                <wp:effectExtent l="0" t="0" r="20955" b="15875"/>
+                <wp:extent cx="91885" cy="754083"/>
+                <wp:effectExtent l="0" t="0" r="22860" b="27305"/>
                 <wp:wrapNone/>
                 <wp:docPr id="2004537623" name="左大括号 6"/>
                 <wp:cNvGraphicFramePr/>
@@ -4735,7 +5002,7 @@
                       <wps:spPr>
                         <a:xfrm>
                           <a:off x="0" y="0"/>
-                          <a:ext cx="74295" cy="1127455"/>
+                          <a:ext cx="91885" cy="754083"/>
                         </a:xfrm>
                         <a:prstGeom prst="leftBrace">
                           <a:avLst/>
@@ -4783,7 +5050,7 @@
           </mc:Choice>
           <mc:Fallback>
             <w:pict>
-              <v:shape w14:anchorId="18C40693" id="左大括号 6" o:spid="_x0000_s1026" type="#_x0000_t87" style="position:absolute;margin-left:5.35pt;margin-top:2.85pt;width:5.85pt;height:88.8pt;z-index:251672576;visibility:visible;mso-wrap-style:square;mso-width-percent:0;mso-height-percent:0;mso-wrap-distance-left:9pt;mso-wrap-distance-top:0;mso-wrap-distance-right:9pt;mso-wrap-distance-bottom:0;mso-position-horizontal:absolute;mso-position-horizontal-relative:text;mso-position-vertical:absolute;mso-position-vertical-relative:text;mso-width-percent:0;mso-height-percent:0;mso-width-relative:margin;mso-height-relative:margin;v-text-anchor:middle" o:gfxdata="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" adj="119" strokecolor="#0d0d0d [3069]" strokeweight="1pt">
+              <v:shape w14:anchorId="18510771" id="左大括号 6" o:spid="_x0000_s1026" type="#_x0000_t87" style="position:absolute;margin-left:3.55pt;margin-top:4.2pt;width:7.25pt;height:59.4pt;z-index:251672576;visibility:visible;mso-wrap-style:square;mso-width-percent:0;mso-height-percent:0;mso-wrap-distance-left:9pt;mso-wrap-distance-top:0;mso-wrap-distance-right:9pt;mso-wrap-distance-bottom:0;mso-position-horizontal:absolute;mso-position-horizontal-relative:text;mso-position-vertical:absolute;mso-position-vertical-relative:text;mso-width-percent:0;mso-height-percent:0;mso-width-relative:margin;mso-height-relative:margin;v-text-anchor:middle" o:gfxdata="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" adj="219" strokecolor="#0d0d0d [3069]" strokeweight="1pt">
                 <v:stroke joinstyle="miter"/>
               </v:shape>
             </w:pict>
@@ -4839,7 +5106,25 @@
           <w:color w:val="215E99" w:themeColor="text2" w:themeTint="BF"/>
           <w:szCs w:val="16"/>
         </w:rPr>
-        <w:t>] (Note that: 主机读数据必须要先发起写操作如上述操作只是没有写入的数据</w:t>
+        <w:t>] (Note that: 主机读数</w:t>
+      </w:r>
+      <w:proofErr w:type="gramStart"/>
+      <w:r>
+        <w:rPr>
+          <w:rFonts w:asciiTheme="minorEastAsia" w:hAnsiTheme="minorEastAsia" w:hint="eastAsia"/>
+          <w:color w:val="215E99" w:themeColor="text2" w:themeTint="BF"/>
+          <w:szCs w:val="16"/>
+        </w:rPr>
+        <w:t>据必须</w:t>
+      </w:r>
+      <w:proofErr w:type="gramEnd"/>
+      <w:r>
+        <w:rPr>
+          <w:rFonts w:asciiTheme="minorEastAsia" w:hAnsiTheme="minorEastAsia" w:hint="eastAsia"/>
+          <w:color w:val="215E99" w:themeColor="text2" w:themeTint="BF"/>
+          <w:szCs w:val="16"/>
+        </w:rPr>
+        <w:t>要先发起写操作如上述操作只是没有写入的数据</w:t>
       </w:r>
     </w:p>
     <w:p>
@@ -4944,7 +5229,27 @@
                                 <w:bCs/>
                                 <w:color w:val="215E99" w:themeColor="text2" w:themeTint="BF"/>
                               </w:rPr>
-                              <w:t>主机收数据过程</w:t>
+                              <w:t>主机</w:t>
+                            </w:r>
+                            <w:proofErr w:type="gramStart"/>
+                            <w:r>
+                              <w:rPr>
+                                <w:rFonts w:hint="eastAsia"/>
+                                <w:b/>
+                                <w:bCs/>
+                                <w:color w:val="215E99" w:themeColor="text2" w:themeTint="BF"/>
+                              </w:rPr>
+                              <w:t>收数据</w:t>
+                            </w:r>
+                            <w:proofErr w:type="gramEnd"/>
+                            <w:r>
+                              <w:rPr>
+                                <w:rFonts w:hint="eastAsia"/>
+                                <w:b/>
+                                <w:bCs/>
+                                <w:color w:val="215E99" w:themeColor="text2" w:themeTint="BF"/>
+                              </w:rPr>
+                              <w:t>过程</w:t>
                             </w:r>
                           </w:p>
                         </w:txbxContent>
@@ -4986,7 +5291,27 @@
                           <w:bCs/>
                           <w:color w:val="215E99" w:themeColor="text2" w:themeTint="BF"/>
                         </w:rPr>
-                        <w:t>主机收数据过程</w:t>
+                        <w:t>主机</w:t>
+                      </w:r>
+                      <w:proofErr w:type="gramStart"/>
+                      <w:r>
+                        <w:rPr>
+                          <w:rFonts w:hint="eastAsia"/>
+                          <w:b/>
+                          <w:bCs/>
+                          <w:color w:val="215E99" w:themeColor="text2" w:themeTint="BF"/>
+                        </w:rPr>
+                        <w:t>收数据</w:t>
+                      </w:r>
+                      <w:proofErr w:type="gramEnd"/>
+                      <w:r>
+                        <w:rPr>
+                          <w:rFonts w:hint="eastAsia"/>
+                          <w:b/>
+                          <w:bCs/>
+                          <w:color w:val="215E99" w:themeColor="text2" w:themeTint="BF"/>
+                        </w:rPr>
+                        <w:t>过程</w:t>
                       </w:r>
                     </w:p>
                   </w:txbxContent>
@@ -5132,7 +5457,25 @@
           <w:color w:val="215E99" w:themeColor="text2" w:themeTint="BF"/>
           <w:szCs w:val="16"/>
         </w:rPr>
-        <w:t xml:space="preserve"> [从机发数据]</w:t>
+        <w:t xml:space="preserve"> [从机</w:t>
+      </w:r>
+      <w:proofErr w:type="gramStart"/>
+      <w:r>
+        <w:rPr>
+          <w:rFonts w:asciiTheme="minorEastAsia" w:hAnsiTheme="minorEastAsia" w:hint="eastAsia"/>
+          <w:color w:val="215E99" w:themeColor="text2" w:themeTint="BF"/>
+          <w:szCs w:val="16"/>
+        </w:rPr>
+        <w:t>发数据</w:t>
+      </w:r>
+      <w:proofErr w:type="gramEnd"/>
+      <w:r>
+        <w:rPr>
+          <w:rFonts w:asciiTheme="minorEastAsia" w:hAnsiTheme="minorEastAsia" w:hint="eastAsia"/>
+          <w:color w:val="215E99" w:themeColor="text2" w:themeTint="BF"/>
+          <w:szCs w:val="16"/>
+        </w:rPr>
+        <w:t>]</w:t>
       </w:r>
     </w:p>
     <w:p>
@@ -5303,6 +5646,7 @@
         <w:ind w:firstLineChars="150" w:firstLine="240"/>
         <w:rPr>
           <w:rFonts w:asciiTheme="minorEastAsia" w:hAnsiTheme="minorEastAsia" w:hint="eastAsia"/>
+          <w:color w:val="215E99" w:themeColor="text2" w:themeTint="BF"/>
           <w:szCs w:val="16"/>
         </w:rPr>
       </w:pPr>
@@ -5317,15 +5661,15 @@
         <mc:AlternateContent>
           <mc:Choice Requires="wps">
             <w:drawing>
-              <wp:anchor distT="0" distB="0" distL="114300" distR="114300" simplePos="0" relativeHeight="251682816" behindDoc="0" locked="0" layoutInCell="1" allowOverlap="1" wp14:anchorId="3E21DE03" wp14:editId="2BFF1C26">
+              <wp:anchor distT="0" distB="0" distL="114300" distR="114300" simplePos="0" relativeHeight="251682816" behindDoc="0" locked="0" layoutInCell="1" allowOverlap="1" wp14:anchorId="3E21DE03" wp14:editId="50A1B8B8">
                 <wp:simplePos x="0" y="0"/>
                 <wp:positionH relativeFrom="column">
-                  <wp:posOffset>65306</wp:posOffset>
+                  <wp:posOffset>52070</wp:posOffset>
                 </wp:positionH>
                 <wp:positionV relativeFrom="paragraph">
-                  <wp:posOffset>12271</wp:posOffset>
+                  <wp:posOffset>131445</wp:posOffset>
                 </wp:positionV>
-                <wp:extent cx="74295" cy="177099"/>
+                <wp:extent cx="74295" cy="176530"/>
                 <wp:effectExtent l="0" t="0" r="20955" b="13970"/>
                 <wp:wrapNone/>
                 <wp:docPr id="1598232095" name="左大括号 6"/>
@@ -5337,7 +5681,7 @@
                       <wps:spPr>
                         <a:xfrm>
                           <a:off x="0" y="0"/>
-                          <a:ext cx="74295" cy="177099"/>
+                          <a:ext cx="74295" cy="176530"/>
                         </a:xfrm>
                         <a:prstGeom prst="leftBrace">
                           <a:avLst/>
@@ -5385,13 +5729,22 @@
           </mc:Choice>
           <mc:Fallback>
             <w:pict>
-              <v:shape w14:anchorId="6FF23A3B" id="左大括号 6" o:spid="_x0000_s1026" type="#_x0000_t87" style="position:absolute;margin-left:5.15pt;margin-top:.95pt;width:5.85pt;height:13.95pt;z-index:251682816;visibility:visible;mso-wrap-style:square;mso-width-percent:0;mso-height-percent:0;mso-wrap-distance-left:9pt;mso-wrap-distance-top:0;mso-wrap-distance-right:9pt;mso-wrap-distance-bottom:0;mso-position-horizontal:absolute;mso-position-horizontal-relative:text;mso-position-vertical:absolute;mso-position-vertical-relative:text;mso-width-percent:0;mso-height-percent:0;mso-width-relative:margin;mso-height-relative:margin;v-text-anchor:middle" o:gfxdata="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" adj="755" strokecolor="#0d0d0d [3069]" strokeweight="1pt">
+              <v:shape w14:anchorId="06C2F03D" id="左大括号 6" o:spid="_x0000_s1026" type="#_x0000_t87" style="position:absolute;margin-left:4.1pt;margin-top:10.35pt;width:5.85pt;height:13.9pt;z-index:251682816;visibility:visible;mso-wrap-style:square;mso-width-percent:0;mso-height-percent:0;mso-wrap-distance-left:9pt;mso-wrap-distance-top:0;mso-wrap-distance-right:9pt;mso-wrap-distance-bottom:0;mso-position-horizontal:absolute;mso-position-horizontal-relative:text;mso-position-vertical:absolute;mso-position-vertical-relative:text;mso-width-percent:0;mso-height-percent:0;mso-width-relative:margin;mso-height-relative:margin;v-text-anchor:middle" o:gfxdata="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" adj="758" strokecolor="#0d0d0d [3069]" strokeweight="1pt">
                 <v:stroke joinstyle="miter"/>
               </v:shape>
             </w:pict>
           </mc:Fallback>
         </mc:AlternateContent>
       </w:r>
+    </w:p>
+    <w:p>
+      <w:pPr>
+        <w:ind w:firstLineChars="150" w:firstLine="240"/>
+        <w:rPr>
+          <w:rFonts w:asciiTheme="minorEastAsia" w:hAnsiTheme="minorEastAsia" w:hint="eastAsia"/>
+          <w:szCs w:val="16"/>
+        </w:rPr>
+      </w:pPr>
       <w:r>
         <w:rPr>
           <w:rFonts w:asciiTheme="minorEastAsia" w:hAnsiTheme="minorEastAsia" w:hint="eastAsia"/>
@@ -5433,6 +5786,737 @@
         </w:rPr>
         <w:t>主机停止信号 在SCL=1期间, SDA有上升沿</w:t>
       </w:r>
+    </w:p>
+    <w:p>
+      <w:pPr>
+        <w:rPr>
+          <w:rFonts w:asciiTheme="minorEastAsia" w:hAnsiTheme="minorEastAsia" w:hint="eastAsia"/>
+          <w:szCs w:val="16"/>
+        </w:rPr>
+      </w:pPr>
+    </w:p>
+    <w:p>
+      <w:pPr>
+        <w:rPr>
+          <w:rFonts w:asciiTheme="minorEastAsia" w:hAnsiTheme="minorEastAsia" w:hint="eastAsia"/>
+          <w:szCs w:val="16"/>
+        </w:rPr>
+      </w:pPr>
+    </w:p>
+    <w:p>
+      <w:pPr>
+        <w:rPr>
+          <w:rFonts w:asciiTheme="minorEastAsia" w:hAnsiTheme="minorEastAsia" w:hint="eastAsia"/>
+          <w:szCs w:val="16"/>
+        </w:rPr>
+      </w:pPr>
+    </w:p>
+    <w:p>
+      <w:pPr>
+        <w:rPr>
+          <w:rFonts w:asciiTheme="minorEastAsia" w:hAnsiTheme="minorEastAsia" w:hint="eastAsia"/>
+          <w:szCs w:val="16"/>
+        </w:rPr>
+      </w:pPr>
+    </w:p>
+    <w:p>
+      <w:pPr>
+        <w:spacing w:line="276" w:lineRule="auto"/>
+        <w:ind w:firstLineChars="100" w:firstLine="160"/>
+        <w:rPr>
+          <w:rFonts w:asciiTheme="minorEastAsia" w:hAnsiTheme="minorEastAsia" w:hint="eastAsia"/>
+          <w:b/>
+          <w:bCs/>
+          <w:szCs w:val="16"/>
+        </w:rPr>
+      </w:pPr>
+      <w:r>
+        <w:rPr>
+          <w:rFonts w:asciiTheme="minorEastAsia" w:hAnsiTheme="minorEastAsia" w:hint="eastAsia"/>
+          <w:b/>
+          <w:bCs/>
+          <w:szCs w:val="16"/>
+        </w:rPr>
+        <w:t>在MCU上的使用</w:t>
+      </w:r>
+      <w:r>
+        <w:rPr>
+          <w:rFonts w:hint="eastAsia"/>
+        </w:rPr>
+        <w:t>I</w:t>
+      </w:r>
+      <w:r>
+        <w:rPr>
+          <w:rFonts w:ascii="Calibri" w:hAnsi="Calibri" w:cs="Calibri"/>
+        </w:rPr>
+        <w:t>²</w:t>
+      </w:r>
+      <w:r>
+        <w:rPr>
+          <w:rFonts w:hint="eastAsia"/>
+        </w:rPr>
+        <w:t>C</w:t>
+      </w:r>
+      <w:r>
+        <w:rPr>
+          <w:rFonts w:asciiTheme="minorEastAsia" w:hAnsiTheme="minorEastAsia" w:hint="eastAsia"/>
+          <w:b/>
+          <w:bCs/>
+          <w:szCs w:val="16"/>
+        </w:rPr>
+        <w:t>过程</w:t>
+      </w:r>
+    </w:p>
+    <w:p>
+      <w:pPr>
+        <w:ind w:firstLineChars="100" w:firstLine="160"/>
+        <w:rPr>
+          <w:rFonts w:ascii="Times New Roman" w:hAnsi="Times New Roman" w:cs="Times New Roman"/>
+          <w:szCs w:val="16"/>
+        </w:rPr>
+      </w:pPr>
+      <w:r>
+        <w:rPr>
+          <w:rFonts w:ascii="Times New Roman" w:hAnsi="Times New Roman" w:cs="Times New Roman" w:hint="eastAsia"/>
+          <w:szCs w:val="16"/>
+        </w:rPr>
+        <w:t>①</w:t>
+      </w:r>
+      <w:r>
+        <w:rPr>
+          <w:rFonts w:ascii="Times New Roman" w:hAnsi="Times New Roman" w:cs="Times New Roman" w:hint="eastAsia"/>
+          <w:szCs w:val="16"/>
+        </w:rPr>
+        <w:t xml:space="preserve"> </w:t>
+      </w:r>
+      <w:r>
+        <w:rPr>
+          <w:rFonts w:ascii="Times New Roman" w:hAnsi="Times New Roman" w:cs="Times New Roman"/>
+          <w:szCs w:val="16"/>
+        </w:rPr>
+        <w:t>用两个</w:t>
+      </w:r>
+      <w:r>
+        <w:rPr>
+          <w:rFonts w:ascii="Times New Roman" w:hAnsi="Times New Roman" w:cs="Times New Roman"/>
+          <w:szCs w:val="16"/>
+        </w:rPr>
+        <w:t>GPIO</w:t>
+      </w:r>
+      <w:r>
+        <w:rPr>
+          <w:rFonts w:ascii="Times New Roman" w:hAnsi="Times New Roman" w:cs="Times New Roman"/>
+          <w:szCs w:val="16"/>
+        </w:rPr>
+        <w:t>口分别做</w:t>
+      </w:r>
+      <w:r>
+        <w:rPr>
+          <w:rFonts w:ascii="Times New Roman" w:hAnsi="Times New Roman" w:cs="Times New Roman"/>
+          <w:szCs w:val="16"/>
+        </w:rPr>
+        <w:t>SCL</w:t>
+      </w:r>
+      <w:r>
+        <w:rPr>
+          <w:rFonts w:ascii="Times New Roman" w:hAnsi="Times New Roman" w:cs="Times New Roman"/>
+          <w:szCs w:val="16"/>
+        </w:rPr>
+        <w:t>和</w:t>
+      </w:r>
+      <w:r>
+        <w:rPr>
+          <w:rFonts w:ascii="Times New Roman" w:hAnsi="Times New Roman" w:cs="Times New Roman"/>
+          <w:szCs w:val="16"/>
+        </w:rPr>
+        <w:t>SDA  (Note that: SCL</w:t>
+      </w:r>
+      <w:r>
+        <w:rPr>
+          <w:rFonts w:ascii="Times New Roman" w:hAnsi="Times New Roman" w:cs="Times New Roman"/>
+          <w:szCs w:val="16"/>
+        </w:rPr>
+        <w:t>要有上拉电阻</w:t>
+      </w:r>
+      <w:r>
+        <w:rPr>
+          <w:rFonts w:ascii="Times New Roman" w:hAnsi="Times New Roman" w:cs="Times New Roman"/>
+          <w:szCs w:val="16"/>
+        </w:rPr>
+        <w:t xml:space="preserve"> </w:t>
+      </w:r>
+      <w:r>
+        <w:rPr>
+          <w:rFonts w:ascii="Times New Roman" w:hAnsi="Times New Roman" w:cs="Times New Roman"/>
+          <w:szCs w:val="16"/>
+        </w:rPr>
+        <w:t>通常</w:t>
+      </w:r>
+      <w:r>
+        <w:rPr>
+          <w:rFonts w:ascii="Times New Roman" w:hAnsi="Times New Roman" w:cs="Times New Roman"/>
+          <w:szCs w:val="16"/>
+        </w:rPr>
+        <w:t>4.5KΩ)</w:t>
+      </w:r>
+    </w:p>
+    <w:p>
+      <w:pPr>
+        <w:rPr>
+          <w:rFonts w:ascii="Times New Roman" w:hAnsi="Times New Roman" w:cs="Times New Roman"/>
+          <w:szCs w:val="16"/>
+        </w:rPr>
+      </w:pPr>
+    </w:p>
+    <w:p>
+      <w:pPr>
+        <w:spacing w:line="240" w:lineRule="auto"/>
+        <w:ind w:firstLineChars="100" w:firstLine="160"/>
+        <w:rPr>
+          <w:rFonts w:asciiTheme="minorEastAsia" w:hAnsiTheme="minorEastAsia" w:hint="eastAsia"/>
+          <w:szCs w:val="16"/>
+        </w:rPr>
+      </w:pPr>
+      <w:r>
+        <w:rPr>
+          <w:rFonts w:asciiTheme="minorEastAsia" w:hAnsiTheme="minorEastAsia" w:hint="eastAsia"/>
+          <w:szCs w:val="16"/>
+        </w:rPr>
+        <w:t>② 基础</w:t>
+      </w:r>
+      <w:r>
+        <w:rPr>
+          <w:rFonts w:hint="eastAsia"/>
+        </w:rPr>
+        <w:t>I</w:t>
+      </w:r>
+      <w:r>
+        <w:rPr>
+          <w:rFonts w:ascii="Calibri" w:hAnsi="Calibri" w:cs="Calibri"/>
+        </w:rPr>
+        <w:t>²</w:t>
+      </w:r>
+      <w:r>
+        <w:rPr>
+          <w:rFonts w:hint="eastAsia"/>
+        </w:rPr>
+        <w:t>C时序</w:t>
+      </w:r>
+      <w:proofErr w:type="gramStart"/>
+      <w:r>
+        <w:rPr>
+          <w:rFonts w:hint="eastAsia"/>
+        </w:rPr>
+        <w:t>层动作</w:t>
+      </w:r>
+      <w:proofErr w:type="gramEnd"/>
+      <w:r>
+        <w:rPr>
+          <w:rFonts w:hint="eastAsia"/>
+        </w:rPr>
+        <w:t xml:space="preserve"> (自定义的软件内容):</w:t>
+      </w:r>
+    </w:p>
+    <w:p>
+      <w:pPr>
+        <w:ind w:leftChars="531" w:left="850"/>
+        <w:rPr>
+          <w:rFonts w:ascii="Times New Roman" w:hAnsi="Times New Roman" w:cs="Times New Roman"/>
+          <w:szCs w:val="16"/>
+        </w:rPr>
+      </w:pPr>
+      <w:r>
+        <w:rPr>
+          <w:rFonts w:ascii="Times New Roman" w:hAnsi="Times New Roman" w:cs="Times New Roman"/>
+          <w:szCs w:val="16"/>
+        </w:rPr>
+        <w:t>I2C_</w:t>
+      </w:r>
+      <w:proofErr w:type="gramStart"/>
+      <w:r>
+        <w:rPr>
+          <w:rFonts w:ascii="Times New Roman" w:hAnsi="Times New Roman" w:cs="Times New Roman"/>
+          <w:szCs w:val="16"/>
+        </w:rPr>
+        <w:t>Start(</w:t>
+      </w:r>
+      <w:proofErr w:type="gramEnd"/>
+      <w:r>
+        <w:rPr>
+          <w:rFonts w:ascii="Times New Roman" w:hAnsi="Times New Roman" w:cs="Times New Roman"/>
+          <w:szCs w:val="16"/>
+        </w:rPr>
+        <w:t>)</w:t>
+      </w:r>
+    </w:p>
+    <w:p>
+      <w:pPr>
+        <w:ind w:leftChars="531" w:left="850"/>
+        <w:rPr>
+          <w:rFonts w:ascii="Times New Roman" w:hAnsi="Times New Roman" w:cs="Times New Roman"/>
+          <w:szCs w:val="16"/>
+        </w:rPr>
+      </w:pPr>
+      <w:r>
+        <w:rPr>
+          <w:rFonts w:ascii="Times New Roman" w:hAnsi="Times New Roman" w:cs="Times New Roman"/>
+          <w:szCs w:val="16"/>
+        </w:rPr>
+        <w:t>I2C_</w:t>
+      </w:r>
+      <w:proofErr w:type="gramStart"/>
+      <w:r>
+        <w:rPr>
+          <w:rFonts w:ascii="Times New Roman" w:hAnsi="Times New Roman" w:cs="Times New Roman"/>
+          <w:szCs w:val="16"/>
+        </w:rPr>
+        <w:t>Stop(</w:t>
+      </w:r>
+      <w:proofErr w:type="gramEnd"/>
+      <w:r>
+        <w:rPr>
+          <w:rFonts w:ascii="Times New Roman" w:hAnsi="Times New Roman" w:cs="Times New Roman"/>
+          <w:szCs w:val="16"/>
+        </w:rPr>
+        <w:t>)</w:t>
+      </w:r>
+    </w:p>
+    <w:p>
+      <w:pPr>
+        <w:ind w:leftChars="531" w:left="850"/>
+        <w:rPr>
+          <w:rFonts w:ascii="Times New Roman" w:hAnsi="Times New Roman" w:cs="Times New Roman"/>
+          <w:szCs w:val="16"/>
+        </w:rPr>
+      </w:pPr>
+      <w:r>
+        <w:rPr>
+          <w:rFonts w:ascii="Times New Roman" w:hAnsi="Times New Roman" w:cs="Times New Roman"/>
+          <w:szCs w:val="16"/>
+        </w:rPr>
+        <w:t>I2C_</w:t>
+      </w:r>
+      <w:proofErr w:type="gramStart"/>
+      <w:r>
+        <w:rPr>
+          <w:rFonts w:ascii="Times New Roman" w:hAnsi="Times New Roman" w:cs="Times New Roman"/>
+          <w:szCs w:val="16"/>
+        </w:rPr>
+        <w:t>SendByte(</w:t>
+      </w:r>
+      <w:proofErr w:type="spellStart"/>
+      <w:proofErr w:type="gramEnd"/>
+      <w:r>
+        <w:rPr>
+          <w:rFonts w:ascii="Times New Roman" w:hAnsi="Times New Roman" w:cs="Times New Roman"/>
+          <w:szCs w:val="16"/>
+        </w:rPr>
+        <w:t>uchar</w:t>
+      </w:r>
+      <w:proofErr w:type="spellEnd"/>
+      <w:r>
+        <w:rPr>
+          <w:rFonts w:ascii="Times New Roman" w:hAnsi="Times New Roman" w:cs="Times New Roman"/>
+          <w:szCs w:val="16"/>
+        </w:rPr>
+        <w:t xml:space="preserve"> </w:t>
+      </w:r>
+      <w:proofErr w:type="spellStart"/>
+      <w:r>
+        <w:rPr>
+          <w:rFonts w:ascii="Times New Roman" w:hAnsi="Times New Roman" w:cs="Times New Roman"/>
+          <w:szCs w:val="16"/>
+        </w:rPr>
+        <w:t>dat</w:t>
+      </w:r>
+      <w:proofErr w:type="spellEnd"/>
+      <w:r>
+        <w:rPr>
+          <w:rFonts w:ascii="Times New Roman" w:hAnsi="Times New Roman" w:cs="Times New Roman"/>
+          <w:szCs w:val="16"/>
+        </w:rPr>
+        <w:t>)</w:t>
+      </w:r>
+    </w:p>
+    <w:p>
+      <w:pPr>
+        <w:ind w:leftChars="531" w:left="850"/>
+        <w:rPr>
+          <w:rFonts w:ascii="Times New Roman" w:hAnsi="Times New Roman" w:cs="Times New Roman"/>
+          <w:szCs w:val="16"/>
+        </w:rPr>
+      </w:pPr>
+      <w:r>
+        <w:rPr>
+          <w:rFonts w:ascii="Times New Roman" w:hAnsi="Times New Roman" w:cs="Times New Roman"/>
+          <w:szCs w:val="16"/>
+        </w:rPr>
+        <w:t>I2C_</w:t>
+      </w:r>
+      <w:proofErr w:type="gramStart"/>
+      <w:r>
+        <w:rPr>
+          <w:rFonts w:ascii="Times New Roman" w:hAnsi="Times New Roman" w:cs="Times New Roman"/>
+          <w:szCs w:val="16"/>
+        </w:rPr>
+        <w:t>RecvByte(</w:t>
+      </w:r>
+      <w:proofErr w:type="gramEnd"/>
+      <w:r>
+        <w:rPr>
+          <w:rFonts w:ascii="Times New Roman" w:hAnsi="Times New Roman" w:cs="Times New Roman"/>
+          <w:szCs w:val="16"/>
+        </w:rPr>
+        <w:t>)</w:t>
+      </w:r>
+    </w:p>
+    <w:p>
+      <w:pPr>
+        <w:ind w:leftChars="531" w:left="850"/>
+        <w:rPr>
+          <w:rFonts w:ascii="Times New Roman" w:hAnsi="Times New Roman" w:cs="Times New Roman"/>
+          <w:szCs w:val="16"/>
+        </w:rPr>
+      </w:pPr>
+      <w:r>
+        <w:rPr>
+          <w:rFonts w:ascii="Times New Roman" w:hAnsi="Times New Roman" w:cs="Times New Roman"/>
+          <w:szCs w:val="16"/>
+        </w:rPr>
+        <w:t>I2C_</w:t>
+      </w:r>
+      <w:proofErr w:type="gramStart"/>
+      <w:r>
+        <w:rPr>
+          <w:rFonts w:ascii="Times New Roman" w:hAnsi="Times New Roman" w:cs="Times New Roman"/>
+          <w:szCs w:val="16"/>
+        </w:rPr>
+        <w:t>WaitAck(</w:t>
+      </w:r>
+      <w:proofErr w:type="gramEnd"/>
+      <w:r>
+        <w:rPr>
+          <w:rFonts w:ascii="Times New Roman" w:hAnsi="Times New Roman" w:cs="Times New Roman"/>
+          <w:szCs w:val="16"/>
+        </w:rPr>
+        <w:t>)</w:t>
+      </w:r>
+    </w:p>
+    <w:p>
+      <w:pPr>
+        <w:ind w:leftChars="531" w:left="850"/>
+        <w:rPr>
+          <w:rFonts w:ascii="Times New Roman" w:hAnsi="Times New Roman" w:cs="Times New Roman"/>
+          <w:szCs w:val="16"/>
+        </w:rPr>
+      </w:pPr>
+      <w:r>
+        <w:rPr>
+          <w:rFonts w:ascii="Times New Roman" w:hAnsi="Times New Roman" w:cs="Times New Roman"/>
+          <w:szCs w:val="16"/>
+        </w:rPr>
+        <w:t>I2C_SendAck(bit ack)</w:t>
+      </w:r>
+      <w:r>
+        <w:rPr>
+          <w:rFonts w:ascii="Times New Roman" w:hAnsi="Times New Roman" w:cs="Times New Roman"/>
+          <w:szCs w:val="16"/>
+        </w:rPr>
+        <w:t>（</w:t>
+      </w:r>
+      <w:r>
+        <w:rPr>
+          <w:rFonts w:ascii="Times New Roman" w:hAnsi="Times New Roman" w:cs="Times New Roman"/>
+          <w:szCs w:val="16"/>
+        </w:rPr>
+        <w:t>0</w:t>
+      </w:r>
+      <w:r>
+        <w:rPr>
+          <w:rFonts w:ascii="Times New Roman" w:hAnsi="Times New Roman" w:cs="Times New Roman" w:hint="eastAsia"/>
+          <w:szCs w:val="16"/>
+        </w:rPr>
+        <w:t>→</w:t>
+      </w:r>
+      <w:r>
+        <w:rPr>
+          <w:rFonts w:ascii="Times New Roman" w:hAnsi="Times New Roman" w:cs="Times New Roman"/>
+          <w:szCs w:val="16"/>
+        </w:rPr>
+        <w:t>ACK</w:t>
+      </w:r>
+      <w:r>
+        <w:rPr>
+          <w:rFonts w:ascii="Times New Roman" w:hAnsi="Times New Roman" w:cs="Times New Roman" w:hint="eastAsia"/>
+          <w:szCs w:val="16"/>
+        </w:rPr>
+        <w:t>; 1</w:t>
+      </w:r>
+      <w:r>
+        <w:rPr>
+          <w:rFonts w:ascii="Times New Roman" w:hAnsi="Times New Roman" w:cs="Times New Roman" w:hint="eastAsia"/>
+          <w:szCs w:val="16"/>
+        </w:rPr>
+        <w:t>→</w:t>
+      </w:r>
+      <w:r>
+        <w:rPr>
+          <w:rFonts w:ascii="Times New Roman" w:hAnsi="Times New Roman" w:cs="Times New Roman"/>
+          <w:szCs w:val="16"/>
+        </w:rPr>
+        <w:t>NACK</w:t>
+      </w:r>
+      <w:r>
+        <w:rPr>
+          <w:rFonts w:ascii="Times New Roman" w:hAnsi="Times New Roman" w:cs="Times New Roman"/>
+          <w:szCs w:val="16"/>
+        </w:rPr>
+        <w:t>）</w:t>
+      </w:r>
+    </w:p>
+    <w:p>
+      <w:pPr>
+        <w:rPr>
+          <w:rFonts w:asciiTheme="minorEastAsia" w:hAnsiTheme="minorEastAsia" w:hint="eastAsia"/>
+          <w:szCs w:val="16"/>
+        </w:rPr>
+      </w:pPr>
+    </w:p>
+    <w:p>
+      <w:pPr>
+        <w:spacing w:line="240" w:lineRule="auto"/>
+        <w:ind w:firstLineChars="100" w:firstLine="160"/>
+        <w:rPr>
+          <w:rFonts w:asciiTheme="minorEastAsia" w:hAnsiTheme="minorEastAsia" w:hint="eastAsia"/>
+          <w:szCs w:val="16"/>
+        </w:rPr>
+      </w:pPr>
+      <w:r>
+        <w:rPr>
+          <w:rFonts w:asciiTheme="minorEastAsia" w:hAnsiTheme="minorEastAsia" w:hint="eastAsia"/>
+          <w:szCs w:val="16"/>
+        </w:rPr>
+        <w:t>③ 外部设备 (通过</w:t>
+      </w:r>
+      <w:r>
+        <w:rPr>
+          <w:rFonts w:hint="eastAsia"/>
+        </w:rPr>
+        <w:t>I</w:t>
+      </w:r>
+      <w:r>
+        <w:rPr>
+          <w:rFonts w:ascii="Calibri" w:hAnsi="Calibri" w:cs="Calibri"/>
+        </w:rPr>
+        <w:t>²</w:t>
+      </w:r>
+      <w:r>
+        <w:rPr>
+          <w:rFonts w:hint="eastAsia"/>
+        </w:rPr>
+        <w:t>C</w:t>
+      </w:r>
+      <w:r>
+        <w:rPr>
+          <w:rFonts w:asciiTheme="minorEastAsia" w:hAnsiTheme="minorEastAsia" w:hint="eastAsia"/>
+          <w:szCs w:val="16"/>
+        </w:rPr>
+        <w:t>通信) 用EEPROM作为参考</w:t>
+      </w:r>
+    </w:p>
+    <w:p>
+      <w:pPr>
+        <w:ind w:leftChars="531" w:left="850"/>
+        <w:rPr>
+          <w:rFonts w:asciiTheme="minorEastAsia" w:hAnsiTheme="minorEastAsia" w:hint="eastAsia"/>
+          <w:szCs w:val="16"/>
+        </w:rPr>
+      </w:pPr>
+      <w:proofErr w:type="spellStart"/>
+      <w:r>
+        <w:rPr>
+          <w:rFonts w:asciiTheme="minorEastAsia" w:hAnsiTheme="minorEastAsia"/>
+          <w:szCs w:val="16"/>
+        </w:rPr>
+        <w:t>EEPROM_</w:t>
+      </w:r>
+      <w:proofErr w:type="gramStart"/>
+      <w:r>
+        <w:rPr>
+          <w:rFonts w:asciiTheme="minorEastAsia" w:hAnsiTheme="minorEastAsia"/>
+          <w:szCs w:val="16"/>
+        </w:rPr>
+        <w:t>WriteByte</w:t>
+      </w:r>
+      <w:proofErr w:type="spellEnd"/>
+      <w:r>
+        <w:rPr>
+          <w:rFonts w:asciiTheme="minorEastAsia" w:hAnsiTheme="minorEastAsia"/>
+          <w:szCs w:val="16"/>
+        </w:rPr>
+        <w:t>(</w:t>
+      </w:r>
+      <w:proofErr w:type="spellStart"/>
+      <w:proofErr w:type="gramEnd"/>
+      <w:r>
+        <w:rPr>
+          <w:rFonts w:asciiTheme="minorEastAsia" w:hAnsiTheme="minorEastAsia"/>
+          <w:szCs w:val="16"/>
+        </w:rPr>
+        <w:t>addr</w:t>
+      </w:r>
+      <w:proofErr w:type="spellEnd"/>
+      <w:r>
+        <w:rPr>
+          <w:rFonts w:asciiTheme="minorEastAsia" w:hAnsiTheme="minorEastAsia"/>
+          <w:szCs w:val="16"/>
+        </w:rPr>
+        <w:t xml:space="preserve">, </w:t>
+      </w:r>
+      <w:proofErr w:type="spellStart"/>
+      <w:r>
+        <w:rPr>
+          <w:rFonts w:asciiTheme="minorEastAsia" w:hAnsiTheme="minorEastAsia"/>
+          <w:szCs w:val="16"/>
+        </w:rPr>
+        <w:t>dat</w:t>
+      </w:r>
+      <w:proofErr w:type="spellEnd"/>
+      <w:r>
+        <w:rPr>
+          <w:rFonts w:asciiTheme="minorEastAsia" w:hAnsiTheme="minorEastAsia"/>
+          <w:szCs w:val="16"/>
+        </w:rPr>
+        <w:t>)</w:t>
+      </w:r>
+    </w:p>
+    <w:p>
+      <w:pPr>
+        <w:ind w:leftChars="531" w:left="850"/>
+        <w:rPr>
+          <w:rFonts w:asciiTheme="minorEastAsia" w:hAnsiTheme="minorEastAsia" w:hint="eastAsia"/>
+          <w:szCs w:val="16"/>
+        </w:rPr>
+      </w:pPr>
+      <w:proofErr w:type="spellStart"/>
+      <w:r>
+        <w:rPr>
+          <w:rFonts w:asciiTheme="minorEastAsia" w:hAnsiTheme="minorEastAsia"/>
+          <w:szCs w:val="16"/>
+        </w:rPr>
+        <w:t>EEPROM_ReadByte</w:t>
+      </w:r>
+      <w:proofErr w:type="spellEnd"/>
+      <w:r>
+        <w:rPr>
+          <w:rFonts w:asciiTheme="minorEastAsia" w:hAnsiTheme="minorEastAsia"/>
+          <w:szCs w:val="16"/>
+        </w:rPr>
+        <w:t>(</w:t>
+      </w:r>
+      <w:proofErr w:type="spellStart"/>
+      <w:r>
+        <w:rPr>
+          <w:rFonts w:asciiTheme="minorEastAsia" w:hAnsiTheme="minorEastAsia"/>
+          <w:szCs w:val="16"/>
+        </w:rPr>
+        <w:t>addr</w:t>
+      </w:r>
+      <w:proofErr w:type="spellEnd"/>
+      <w:r>
+        <w:rPr>
+          <w:rFonts w:asciiTheme="minorEastAsia" w:hAnsiTheme="minorEastAsia"/>
+          <w:szCs w:val="16"/>
+        </w:rPr>
+        <w:t>)</w:t>
+      </w:r>
+    </w:p>
+    <w:p>
+      <w:pPr>
+        <w:ind w:leftChars="531" w:left="850"/>
+        <w:rPr>
+          <w:rFonts w:asciiTheme="minorEastAsia" w:hAnsiTheme="minorEastAsia" w:hint="eastAsia"/>
+          <w:szCs w:val="16"/>
+        </w:rPr>
+      </w:pPr>
+      <w:proofErr w:type="spellStart"/>
+      <w:r>
+        <w:rPr>
+          <w:rFonts w:asciiTheme="minorEastAsia" w:hAnsiTheme="minorEastAsia"/>
+          <w:szCs w:val="16"/>
+        </w:rPr>
+        <w:t>EEPROM_WritePage</w:t>
+      </w:r>
+      <w:proofErr w:type="spellEnd"/>
+      <w:r>
+        <w:rPr>
+          <w:rFonts w:asciiTheme="minorEastAsia" w:hAnsiTheme="minorEastAsia"/>
+          <w:szCs w:val="16"/>
+        </w:rPr>
+        <w:t>(...)</w:t>
+      </w:r>
+    </w:p>
+    <w:p>
+      <w:pPr>
+        <w:ind w:leftChars="531" w:left="850"/>
+        <w:rPr>
+          <w:rFonts w:asciiTheme="minorEastAsia" w:hAnsiTheme="minorEastAsia" w:hint="eastAsia"/>
+          <w:szCs w:val="16"/>
+        </w:rPr>
+      </w:pPr>
+      <w:proofErr w:type="spellStart"/>
+      <w:r>
+        <w:rPr>
+          <w:rFonts w:asciiTheme="minorEastAsia" w:hAnsiTheme="minorEastAsia"/>
+          <w:szCs w:val="16"/>
+        </w:rPr>
+        <w:t>EEPROM_ReadSeq</w:t>
+      </w:r>
+      <w:proofErr w:type="spellEnd"/>
+      <w:r>
+        <w:rPr>
+          <w:rFonts w:asciiTheme="minorEastAsia" w:hAnsiTheme="minorEastAsia"/>
+          <w:szCs w:val="16"/>
+        </w:rPr>
+        <w:t>(...)</w:t>
+      </w:r>
+      <w:r>
+        <w:rPr>
+          <w:rFonts w:asciiTheme="minorEastAsia" w:hAnsiTheme="minorEastAsia" w:hint="eastAsia"/>
+          <w:szCs w:val="16"/>
+        </w:rPr>
+        <w:t xml:space="preserve">, </w:t>
+      </w:r>
+      <w:r>
+        <w:rPr>
+          <w:rFonts w:asciiTheme="minorEastAsia" w:hAnsiTheme="minorEastAsia"/>
+          <w:szCs w:val="16"/>
+        </w:rPr>
+        <w:t>……</w:t>
+      </w:r>
+      <w:r>
+        <w:rPr>
+          <w:rFonts w:asciiTheme="minorEastAsia" w:hAnsiTheme="minorEastAsia" w:hint="eastAsia"/>
+          <w:szCs w:val="16"/>
+        </w:rPr>
+        <w:t>其他功能函数</w:t>
+      </w:r>
+    </w:p>
+    <w:p>
+      <w:pPr>
+        <w:rPr>
+          <w:rFonts w:asciiTheme="minorEastAsia" w:hAnsiTheme="minorEastAsia" w:hint="eastAsia"/>
+          <w:szCs w:val="16"/>
+        </w:rPr>
+      </w:pPr>
+    </w:p>
+    <w:p>
+      <w:pPr>
+        <w:rPr>
+          <w:rFonts w:asciiTheme="minorEastAsia" w:hAnsiTheme="minorEastAsia" w:hint="eastAsia"/>
+          <w:szCs w:val="16"/>
+        </w:rPr>
+      </w:pPr>
     </w:p>
     <w:p>
       <w:pPr>
@@ -5642,25 +6726,11 @@
           <w:rFonts w:asciiTheme="minorEastAsia" w:hAnsiTheme="minorEastAsia" w:hint="eastAsia"/>
           <w:szCs w:val="16"/>
         </w:rPr>
-        <w:t>).</w:t>
-      </w:r>
-      <w:r>
-        <w:rPr>
-          <w:rFonts w:asciiTheme="minorEastAsia" w:hAnsiTheme="minorEastAsia" w:hint="eastAsia"/>
-          <w:szCs w:val="16"/>
-        </w:rPr>
-        <w:t xml:space="preserve"> </w:t>
-      </w:r>
-    </w:p>
-    <w:p>
-      <w:pPr>
-        <w:rPr>
-          <w:rFonts w:asciiTheme="minorEastAsia" w:hAnsiTheme="minorEastAsia" w:hint="eastAsia"/>
-          <w:color w:val="47D459" w:themeColor="accent3" w:themeTint="99"/>
-          <w:szCs w:val="16"/>
-        </w:rPr>
-      </w:pPr>
-      <w:r>
+        <w:t>)</w:t>
+      </w:r>
+    </w:p>
+    <w:p>
+      <w:pPr>
         <w:rPr>
           <w:rFonts w:asciiTheme="minorEastAsia" w:hAnsiTheme="minorEastAsia" w:hint="eastAsia"/>
           <w:b/>
@@ -5668,8 +6738,26 @@
           <w:color w:val="47D459" w:themeColor="accent3" w:themeTint="99"/>
           <w:szCs w:val="16"/>
         </w:rPr>
+      </w:pPr>
+      <w:r>
+        <w:rPr>
+          <w:rFonts w:asciiTheme="minorEastAsia" w:hAnsiTheme="minorEastAsia" w:hint="eastAsia"/>
+          <w:b/>
+          <w:bCs/>
+          <w:color w:val="47D459" w:themeColor="accent3" w:themeTint="99"/>
+          <w:szCs w:val="16"/>
+        </w:rPr>
         <w:t>每个字节byte传输过程: 低位→高位</w:t>
       </w:r>
+    </w:p>
+    <w:p>
+      <w:pPr>
+        <w:rPr>
+          <w:rFonts w:asciiTheme="minorEastAsia" w:hAnsiTheme="minorEastAsia" w:hint="eastAsia"/>
+          <w:color w:val="47D459" w:themeColor="accent3" w:themeTint="99"/>
+          <w:szCs w:val="16"/>
+        </w:rPr>
+      </w:pPr>
     </w:p>
     <w:p>
       <w:pPr>
@@ -5898,15 +6986,17 @@
         </w:rPr>
         <w:tab/>
       </w:r>
-      <w:r>
+    </w:p>
+    <w:p>
+      <w:pPr>
+        <w:ind w:firstLine="420"/>
         <w:rPr>
           <w:rFonts w:asciiTheme="minorEastAsia" w:hAnsiTheme="minorEastAsia" w:hint="eastAsia"/>
           <w:b/>
           <w:bCs/>
           <w:szCs w:val="16"/>
         </w:rPr>
-        <w:t xml:space="preserve">2 </w:t>
-      </w:r>
+      </w:pPr>
       <w:r>
         <w:rPr>
           <w:rFonts w:asciiTheme="minorEastAsia" w:hAnsiTheme="minorEastAsia" w:hint="eastAsia"/>
@@ -5914,7 +7004,7 @@
           <w:bCs/>
           <w:szCs w:val="16"/>
         </w:rPr>
-        <w:t>主机发送ROM指令 (</w:t>
+        <w:t xml:space="preserve">2 </w:t>
       </w:r>
       <w:r>
         <w:rPr>
@@ -5923,7 +7013,7 @@
           <w:bCs/>
           <w:szCs w:val="16"/>
         </w:rPr>
-        <w:t>查找从机地址</w:t>
+        <w:t>主机发送ROM指令 (</w:t>
       </w:r>
       <w:r>
         <w:rPr>
@@ -5932,7 +7022,7 @@
           <w:bCs/>
           <w:szCs w:val="16"/>
         </w:rPr>
-        <w:t xml:space="preserve">, </w:t>
+        <w:t>查找从机地址</w:t>
       </w:r>
       <w:r>
         <w:rPr>
@@ -5941,7 +7031,7 @@
           <w:bCs/>
           <w:szCs w:val="16"/>
         </w:rPr>
-        <w:t>主机发</w:t>
+        <w:t xml:space="preserve">, </w:t>
       </w:r>
       <w:r>
         <w:rPr>
@@ -5950,7 +7040,7 @@
           <w:bCs/>
           <w:szCs w:val="16"/>
         </w:rPr>
-        <w:t>送</w:t>
+        <w:t>主机发</w:t>
       </w:r>
       <w:r>
         <w:rPr>
@@ -5959,7 +7049,7 @@
           <w:bCs/>
           <w:szCs w:val="16"/>
         </w:rPr>
-        <w:t>数据</w:t>
+        <w:t>送</w:t>
       </w:r>
       <w:r>
         <w:rPr>
@@ -5968,7 +7058,7 @@
           <w:bCs/>
           <w:szCs w:val="16"/>
         </w:rPr>
-        <w:t>的</w:t>
+        <w:t>数据</w:t>
       </w:r>
       <w:r>
         <w:rPr>
@@ -5977,7 +7067,7 @@
           <w:bCs/>
           <w:szCs w:val="16"/>
         </w:rPr>
-        <w:t>过程)</w:t>
+        <w:t>的</w:t>
       </w:r>
       <w:r>
         <w:rPr>
@@ -5986,6 +7076,15 @@
           <w:bCs/>
           <w:szCs w:val="16"/>
         </w:rPr>
+        <w:t>过程)</w:t>
+      </w:r>
+      <w:r>
+        <w:rPr>
+          <w:rFonts w:asciiTheme="minorEastAsia" w:hAnsiTheme="minorEastAsia" w:hint="eastAsia"/>
+          <w:b/>
+          <w:bCs/>
+          <w:szCs w:val="16"/>
+        </w:rPr>
         <w:t>:</w:t>
       </w:r>
     </w:p>
@@ -6125,6 +7224,14 @@
         </w:rPr>
         <w:t>, 匹配上的从机不会发出响应)</w:t>
       </w:r>
+    </w:p>
+    <w:p>
+      <w:pPr>
+        <w:rPr>
+          <w:rFonts w:asciiTheme="minorEastAsia" w:hAnsiTheme="minorEastAsia" w:hint="eastAsia"/>
+          <w:szCs w:val="16"/>
+        </w:rPr>
+      </w:pPr>
     </w:p>
     <w:p>
       <w:pPr>
@@ -6169,16 +7276,16 @@
         <mc:AlternateContent>
           <mc:Choice Requires="wps">
             <w:drawing>
-              <wp:anchor distT="45720" distB="45720" distL="114300" distR="114300" simplePos="0" relativeHeight="251659264" behindDoc="1" locked="0" layoutInCell="1" allowOverlap="1" wp14:anchorId="749CBB98" wp14:editId="26D75EE9">
+              <wp:anchor distT="45720" distB="45720" distL="114300" distR="114300" simplePos="0" relativeHeight="251659264" behindDoc="1" locked="0" layoutInCell="1" allowOverlap="1" wp14:anchorId="749CBB98" wp14:editId="1C183961">
                 <wp:simplePos x="0" y="0"/>
                 <wp:positionH relativeFrom="column">
-                  <wp:posOffset>930732</wp:posOffset>
+                  <wp:posOffset>601167</wp:posOffset>
                 </wp:positionH>
                 <wp:positionV relativeFrom="paragraph">
-                  <wp:posOffset>142951</wp:posOffset>
+                  <wp:posOffset>67819</wp:posOffset>
                 </wp:positionV>
-                <wp:extent cx="3950208" cy="1303867"/>
-                <wp:effectExtent l="0" t="0" r="0" b="0"/>
+                <wp:extent cx="3950208" cy="965606"/>
+                <wp:effectExtent l="0" t="0" r="0" b="6350"/>
                 <wp:wrapNone/>
                 <wp:docPr id="217" name="文本框 2"/>
                 <wp:cNvGraphicFramePr>
@@ -6193,7 +7300,7 @@
                       <wps:spPr bwMode="auto">
                         <a:xfrm>
                           <a:off x="0" y="0"/>
-                          <a:ext cx="3950208" cy="1303867"/>
+                          <a:ext cx="3950208" cy="965606"/>
                         </a:xfrm>
                         <a:prstGeom prst="rect">
                           <a:avLst/>
@@ -6306,15 +7413,33 @@
                                 <w:sz w:val="15"/>
                                 <w:szCs w:val="15"/>
                               </w:rPr>
-                              <w:t>写1：主机将DQ拉低15μs然后释放</w:t>
-                            </w:r>
+                              <w:t>写1：主机将DQ拉低15μs然后</w:t>
+                            </w:r>
+                            <w:proofErr w:type="gramStart"/>
                             <w:r>
                               <w:rPr>
                                 <w:rFonts w:hint="eastAsia"/>
                                 <w:sz w:val="15"/>
                                 <w:szCs w:val="15"/>
                               </w:rPr>
-                              <w:t>让DQ=1</w:t>
+                              <w:t>释放</w:t>
+                            </w:r>
+                            <w:r>
+                              <w:rPr>
+                                <w:rFonts w:hint="eastAsia"/>
+                                <w:sz w:val="15"/>
+                                <w:szCs w:val="15"/>
+                              </w:rPr>
+                              <w:t>让</w:t>
+                            </w:r>
+                            <w:proofErr w:type="gramEnd"/>
+                            <w:r>
+                              <w:rPr>
+                                <w:rFonts w:hint="eastAsia"/>
+                                <w:sz w:val="15"/>
+                                <w:szCs w:val="15"/>
+                              </w:rPr>
+                              <w:t>DQ=1</w:t>
                             </w:r>
                             <w:r>
                               <w:rPr>
@@ -6450,7 +7575,7 @@
                           </w:p>
                           <w:p>
                             <w:pPr>
-                              <w:ind w:left="420" w:firstLineChars="300" w:firstLine="450"/>
+                              <w:ind w:leftChars="50" w:left="80" w:firstLineChars="250" w:firstLine="375"/>
                               <w:rPr>
                                 <w:rFonts w:hint="eastAsia"/>
                                 <w:sz w:val="15"/>
@@ -6525,7 +7650,7 @@
           </mc:Choice>
           <mc:Fallback>
             <w:pict>
-              <v:shape w14:anchorId="749CBB98" id="_x0000_s1030" type="#_x0000_t202" style="position:absolute;left:0;text-align:left;margin-left:73.3pt;margin-top:11.25pt;width:311.05pt;height:102.65pt;z-index:-251657216;visibility:visible;mso-wrap-style:square;mso-width-percent:0;mso-height-percent:0;mso-wrap-distance-left:9pt;mso-wrap-distance-top:3.6pt;mso-wrap-distance-right:9pt;mso-wrap-distance-bottom:3.6pt;mso-position-horizontal:absolute;mso-position-horizontal-relative:text;mso-position-vertical:absolute;mso-position-vertical-relative:text;mso-width-percent:0;mso-height-percent:0;mso-width-relative:margin;mso-height-relative:margin;v-text-anchor:top" o:gfxdata="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" filled="f" stroked="f">
+              <v:shape w14:anchorId="749CBB98" id="_x0000_s1030" type="#_x0000_t202" style="position:absolute;left:0;text-align:left;margin-left:47.35pt;margin-top:5.35pt;width:311.05pt;height:76.05pt;z-index:-251657216;visibility:visible;mso-wrap-style:square;mso-width-percent:0;mso-height-percent:0;mso-wrap-distance-left:9pt;mso-wrap-distance-top:3.6pt;mso-wrap-distance-right:9pt;mso-wrap-distance-bottom:3.6pt;mso-position-horizontal:absolute;mso-position-horizontal-relative:text;mso-position-vertical:absolute;mso-position-vertical-relative:text;mso-width-percent:0;mso-height-percent:0;mso-width-relative:margin;mso-height-relative:margin;v-text-anchor:top" o:gfxdata="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" filled="f" stroked="f">
                 <v:textbox>
                   <w:txbxContent>
                     <w:p>
@@ -6626,15 +7751,33 @@
                           <w:sz w:val="15"/>
                           <w:szCs w:val="15"/>
                         </w:rPr>
-                        <w:t>写1：主机将DQ拉低15μs然后释放</w:t>
-                      </w:r>
+                        <w:t>写1：主机将DQ拉低15μs然后</w:t>
+                      </w:r>
+                      <w:proofErr w:type="gramStart"/>
                       <w:r>
                         <w:rPr>
                           <w:rFonts w:hint="eastAsia"/>
                           <w:sz w:val="15"/>
                           <w:szCs w:val="15"/>
                         </w:rPr>
-                        <w:t>让DQ=1</w:t>
+                        <w:t>释放</w:t>
+                      </w:r>
+                      <w:r>
+                        <w:rPr>
+                          <w:rFonts w:hint="eastAsia"/>
+                          <w:sz w:val="15"/>
+                          <w:szCs w:val="15"/>
+                        </w:rPr>
+                        <w:t>让</w:t>
+                      </w:r>
+                      <w:proofErr w:type="gramEnd"/>
+                      <w:r>
+                        <w:rPr>
+                          <w:rFonts w:hint="eastAsia"/>
+                          <w:sz w:val="15"/>
+                          <w:szCs w:val="15"/>
+                        </w:rPr>
+                        <w:t>DQ=1</w:t>
                       </w:r>
                       <w:r>
                         <w:rPr>
@@ -6770,7 +7913,7 @@
                     </w:p>
                     <w:p>
                       <w:pPr>
-                        <w:ind w:left="420" w:firstLineChars="300" w:firstLine="450"/>
+                        <w:ind w:leftChars="50" w:left="80" w:firstLineChars="250" w:firstLine="375"/>
                         <w:rPr>
                           <w:rFonts w:hint="eastAsia"/>
                           <w:sz w:val="15"/>
@@ -6985,6 +8128,14 @@
     </w:p>
     <w:p>
       <w:pPr>
+        <w:rPr>
+          <w:rFonts w:asciiTheme="minorEastAsia" w:hAnsiTheme="minorEastAsia" w:hint="eastAsia"/>
+          <w:szCs w:val="16"/>
+        </w:rPr>
+      </w:pPr>
+    </w:p>
+    <w:p>
+      <w:pPr>
         <w:ind w:firstLine="420"/>
         <w:rPr>
           <w:rFonts w:asciiTheme="minorEastAsia" w:hAnsiTheme="minorEastAsia" w:hint="eastAsia"/>
@@ -7094,9 +8245,652 @@
     </w:p>
     <w:p>
       <w:pPr>
-        <w:rPr>
-          <w:rFonts w:asciiTheme="minorEastAsia" w:hAnsiTheme="minorEastAsia" w:hint="eastAsia"/>
-          <w:szCs w:val="16"/>
+        <w:spacing w:line="276" w:lineRule="auto"/>
+        <w:ind w:firstLineChars="100" w:firstLine="160"/>
+        <w:rPr>
+          <w:rFonts w:asciiTheme="minorEastAsia" w:hAnsiTheme="minorEastAsia" w:hint="eastAsia"/>
+          <w:b/>
+          <w:bCs/>
+          <w:szCs w:val="16"/>
+        </w:rPr>
+      </w:pPr>
+      <w:r>
+        <w:rPr>
+          <w:rFonts w:asciiTheme="minorEastAsia" w:hAnsiTheme="minorEastAsia" w:hint="eastAsia"/>
+          <w:b/>
+          <w:bCs/>
+          <w:szCs w:val="16"/>
+        </w:rPr>
+        <w:t>在MCU上的使用</w:t>
+      </w:r>
+      <w:r>
+        <w:rPr>
+          <w:rFonts w:hint="eastAsia"/>
+        </w:rPr>
+        <w:t>1-Wire</w:t>
+      </w:r>
+      <w:r>
+        <w:rPr>
+          <w:rFonts w:asciiTheme="minorEastAsia" w:hAnsiTheme="minorEastAsia" w:hint="eastAsia"/>
+          <w:b/>
+          <w:bCs/>
+          <w:szCs w:val="16"/>
+        </w:rPr>
+        <w:t>过程</w:t>
+      </w:r>
+    </w:p>
+    <w:p>
+      <w:pPr>
+        <w:ind w:firstLineChars="100" w:firstLine="160"/>
+        <w:rPr>
+          <w:rFonts w:ascii="Times New Roman" w:hAnsi="Times New Roman" w:cs="Times New Roman"/>
+          <w:szCs w:val="16"/>
+        </w:rPr>
+      </w:pPr>
+      <w:r>
+        <w:rPr>
+          <w:rFonts w:ascii="Times New Roman" w:hAnsi="Times New Roman" w:cs="Times New Roman" w:hint="eastAsia"/>
+          <w:szCs w:val="16"/>
+        </w:rPr>
+        <w:t>①</w:t>
+      </w:r>
+      <w:r>
+        <w:rPr>
+          <w:rFonts w:ascii="Times New Roman" w:hAnsi="Times New Roman" w:cs="Times New Roman" w:hint="eastAsia"/>
+          <w:szCs w:val="16"/>
+        </w:rPr>
+        <w:t xml:space="preserve"> </w:t>
+      </w:r>
+      <w:r>
+        <w:rPr>
+          <w:rFonts w:ascii="Times New Roman" w:hAnsi="Times New Roman" w:cs="Times New Roman"/>
+          <w:szCs w:val="16"/>
+        </w:rPr>
+        <w:t>用</w:t>
+      </w:r>
+      <w:r>
+        <w:rPr>
+          <w:rFonts w:ascii="Times New Roman" w:hAnsi="Times New Roman" w:cs="Times New Roman" w:hint="eastAsia"/>
+          <w:szCs w:val="16"/>
+        </w:rPr>
+        <w:t>GPIO</w:t>
+      </w:r>
+      <w:r>
+        <w:rPr>
+          <w:rFonts w:ascii="Times New Roman" w:hAnsi="Times New Roman" w:cs="Times New Roman" w:hint="eastAsia"/>
+          <w:szCs w:val="16"/>
+        </w:rPr>
+        <w:t>连接</w:t>
+      </w:r>
+      <w:r>
+        <w:rPr>
+          <w:rFonts w:ascii="Times New Roman" w:hAnsi="Times New Roman" w:cs="Times New Roman" w:hint="eastAsia"/>
+          <w:szCs w:val="16"/>
+        </w:rPr>
+        <w:t xml:space="preserve">DQ </w:t>
+      </w:r>
+      <w:r>
+        <w:rPr>
+          <w:rFonts w:ascii="Times New Roman" w:hAnsi="Times New Roman" w:cs="Times New Roman"/>
+          <w:szCs w:val="16"/>
+        </w:rPr>
+        <w:t xml:space="preserve">(Note that: </w:t>
+      </w:r>
+      <w:r>
+        <w:rPr>
+          <w:rFonts w:ascii="Times New Roman" w:hAnsi="Times New Roman" w:cs="Times New Roman" w:hint="eastAsia"/>
+          <w:szCs w:val="16"/>
+        </w:rPr>
+        <w:t>DQ</w:t>
+      </w:r>
+      <w:r>
+        <w:rPr>
+          <w:rFonts w:ascii="Times New Roman" w:hAnsi="Times New Roman" w:cs="Times New Roman"/>
+          <w:szCs w:val="16"/>
+        </w:rPr>
+        <w:t>要有上拉电阻</w:t>
+      </w:r>
+      <w:r>
+        <w:rPr>
+          <w:rFonts w:ascii="Times New Roman" w:hAnsi="Times New Roman" w:cs="Times New Roman"/>
+          <w:szCs w:val="16"/>
+        </w:rPr>
+        <w:t xml:space="preserve"> </w:t>
+      </w:r>
+      <w:r>
+        <w:rPr>
+          <w:rFonts w:ascii="Times New Roman" w:hAnsi="Times New Roman" w:cs="Times New Roman"/>
+          <w:szCs w:val="16"/>
+        </w:rPr>
+        <w:t>通常</w:t>
+      </w:r>
+      <w:r>
+        <w:rPr>
+          <w:rFonts w:ascii="Times New Roman" w:hAnsi="Times New Roman" w:cs="Times New Roman"/>
+          <w:szCs w:val="16"/>
+        </w:rPr>
+        <w:t>4.5KΩ)</w:t>
+      </w:r>
+    </w:p>
+    <w:p>
+      <w:pPr>
+        <w:rPr>
+          <w:rFonts w:ascii="Times New Roman" w:hAnsi="Times New Roman" w:cs="Times New Roman"/>
+          <w:szCs w:val="16"/>
+        </w:rPr>
+      </w:pPr>
+    </w:p>
+    <w:p>
+      <w:pPr>
+        <w:spacing w:line="240" w:lineRule="auto"/>
+        <w:ind w:firstLineChars="100" w:firstLine="160"/>
+        <w:rPr>
+          <w:rFonts w:asciiTheme="minorEastAsia" w:hAnsiTheme="minorEastAsia" w:hint="eastAsia"/>
+          <w:szCs w:val="16"/>
+        </w:rPr>
+      </w:pPr>
+      <w:r>
+        <w:rPr>
+          <w:rFonts w:asciiTheme="minorEastAsia" w:hAnsiTheme="minorEastAsia" w:hint="eastAsia"/>
+          <w:szCs w:val="16"/>
+        </w:rPr>
+        <w:t>② 基础</w:t>
+      </w:r>
+      <w:r>
+        <w:rPr>
+          <w:rFonts w:hint="eastAsia"/>
+        </w:rPr>
+        <w:t>1-Wire</w:t>
+      </w:r>
+      <w:r>
+        <w:rPr>
+          <w:rFonts w:hint="eastAsia"/>
+        </w:rPr>
+        <w:t>时序</w:t>
+      </w:r>
+      <w:proofErr w:type="gramStart"/>
+      <w:r>
+        <w:rPr>
+          <w:rFonts w:hint="eastAsia"/>
+        </w:rPr>
+        <w:t>层动作</w:t>
+      </w:r>
+      <w:proofErr w:type="gramEnd"/>
+      <w:r>
+        <w:rPr>
+          <w:rFonts w:hint="eastAsia"/>
+        </w:rPr>
+        <w:t xml:space="preserve"> (自定义的软件内容):</w:t>
+      </w:r>
+    </w:p>
+    <w:p>
+      <w:pPr>
+        <w:ind w:leftChars="531" w:left="850"/>
+        <w:rPr>
+          <w:rFonts w:ascii="Times New Roman" w:hAnsi="Times New Roman" w:cs="Times New Roman"/>
+          <w:szCs w:val="16"/>
+        </w:rPr>
+      </w:pPr>
+      <w:proofErr w:type="spellStart"/>
+      <w:r>
+        <w:rPr>
+          <w:rFonts w:ascii="Times New Roman" w:hAnsi="Times New Roman" w:cs="Times New Roman" w:hint="eastAsia"/>
+          <w:szCs w:val="16"/>
+        </w:rPr>
+        <w:t>OneWire_</w:t>
+      </w:r>
+      <w:proofErr w:type="gramStart"/>
+      <w:r>
+        <w:rPr>
+          <w:rFonts w:ascii="Times New Roman" w:hAnsi="Times New Roman" w:cs="Times New Roman" w:hint="eastAsia"/>
+          <w:szCs w:val="16"/>
+        </w:rPr>
+        <w:t>Reset</w:t>
+      </w:r>
+      <w:proofErr w:type="spellEnd"/>
+      <w:r>
+        <w:rPr>
+          <w:rFonts w:ascii="Times New Roman" w:hAnsi="Times New Roman" w:cs="Times New Roman" w:hint="eastAsia"/>
+          <w:szCs w:val="16"/>
+        </w:rPr>
+        <w:t>(</w:t>
+      </w:r>
+      <w:proofErr w:type="gramEnd"/>
+      <w:r>
+        <w:rPr>
+          <w:rFonts w:ascii="Times New Roman" w:hAnsi="Times New Roman" w:cs="Times New Roman" w:hint="eastAsia"/>
+          <w:szCs w:val="16"/>
+        </w:rPr>
+        <w:t>)</w:t>
+      </w:r>
+    </w:p>
+    <w:p>
+      <w:pPr>
+        <w:ind w:leftChars="531" w:left="850"/>
+        <w:rPr>
+          <w:rFonts w:ascii="Times New Roman" w:hAnsi="Times New Roman" w:cs="Times New Roman"/>
+          <w:szCs w:val="16"/>
+        </w:rPr>
+      </w:pPr>
+      <w:proofErr w:type="spellStart"/>
+      <w:r>
+        <w:rPr>
+          <w:rFonts w:ascii="Times New Roman" w:hAnsi="Times New Roman" w:cs="Times New Roman" w:hint="eastAsia"/>
+          <w:szCs w:val="16"/>
+        </w:rPr>
+        <w:t>OneWire_</w:t>
+      </w:r>
+      <w:proofErr w:type="gramStart"/>
+      <w:r>
+        <w:rPr>
+          <w:rFonts w:ascii="Times New Roman" w:hAnsi="Times New Roman" w:cs="Times New Roman" w:hint="eastAsia"/>
+          <w:szCs w:val="16"/>
+        </w:rPr>
+        <w:t>CheckPresence</w:t>
+      </w:r>
+      <w:proofErr w:type="spellEnd"/>
+      <w:r>
+        <w:rPr>
+          <w:rFonts w:ascii="Times New Roman" w:hAnsi="Times New Roman" w:cs="Times New Roman" w:hint="eastAsia"/>
+          <w:szCs w:val="16"/>
+        </w:rPr>
+        <w:t>(</w:t>
+      </w:r>
+      <w:proofErr w:type="gramEnd"/>
+      <w:r>
+        <w:rPr>
+          <w:rFonts w:ascii="Times New Roman" w:hAnsi="Times New Roman" w:cs="Times New Roman" w:hint="eastAsia"/>
+          <w:szCs w:val="16"/>
+        </w:rPr>
+        <w:t>)</w:t>
+      </w:r>
+    </w:p>
+    <w:p>
+      <w:pPr>
+        <w:ind w:leftChars="531" w:left="850"/>
+        <w:rPr>
+          <w:rFonts w:ascii="Times New Roman" w:hAnsi="Times New Roman" w:cs="Times New Roman"/>
+          <w:szCs w:val="16"/>
+        </w:rPr>
+      </w:pPr>
+      <w:proofErr w:type="spellStart"/>
+      <w:r>
+        <w:rPr>
+          <w:rFonts w:ascii="Times New Roman" w:hAnsi="Times New Roman" w:cs="Times New Roman" w:hint="eastAsia"/>
+          <w:szCs w:val="16"/>
+        </w:rPr>
+        <w:t>OneWire_</w:t>
+      </w:r>
+      <w:proofErr w:type="gramStart"/>
+      <w:r>
+        <w:rPr>
+          <w:rFonts w:ascii="Times New Roman" w:hAnsi="Times New Roman" w:cs="Times New Roman" w:hint="eastAsia"/>
+          <w:szCs w:val="16"/>
+        </w:rPr>
+        <w:t>WriteBit</w:t>
+      </w:r>
+      <w:proofErr w:type="spellEnd"/>
+      <w:r>
+        <w:rPr>
+          <w:rFonts w:ascii="Times New Roman" w:hAnsi="Times New Roman" w:cs="Times New Roman" w:hint="eastAsia"/>
+          <w:szCs w:val="16"/>
+        </w:rPr>
+        <w:t>(</w:t>
+      </w:r>
+      <w:proofErr w:type="gramEnd"/>
+      <w:r>
+        <w:rPr>
+          <w:rFonts w:ascii="Times New Roman" w:hAnsi="Times New Roman" w:cs="Times New Roman" w:hint="eastAsia"/>
+          <w:szCs w:val="16"/>
+        </w:rPr>
+        <w:t>)</w:t>
+      </w:r>
+    </w:p>
+    <w:p>
+      <w:pPr>
+        <w:ind w:leftChars="531" w:left="850"/>
+        <w:rPr>
+          <w:rFonts w:ascii="Times New Roman" w:hAnsi="Times New Roman" w:cs="Times New Roman"/>
+          <w:szCs w:val="16"/>
+        </w:rPr>
+      </w:pPr>
+      <w:proofErr w:type="spellStart"/>
+      <w:r>
+        <w:rPr>
+          <w:rFonts w:ascii="Times New Roman" w:hAnsi="Times New Roman" w:cs="Times New Roman" w:hint="eastAsia"/>
+          <w:szCs w:val="16"/>
+        </w:rPr>
+        <w:t>OneWire_</w:t>
+      </w:r>
+      <w:proofErr w:type="gramStart"/>
+      <w:r>
+        <w:rPr>
+          <w:rFonts w:ascii="Times New Roman" w:hAnsi="Times New Roman" w:cs="Times New Roman" w:hint="eastAsia"/>
+          <w:szCs w:val="16"/>
+        </w:rPr>
+        <w:t>ReadBit</w:t>
+      </w:r>
+      <w:proofErr w:type="spellEnd"/>
+      <w:r>
+        <w:rPr>
+          <w:rFonts w:ascii="Times New Roman" w:hAnsi="Times New Roman" w:cs="Times New Roman" w:hint="eastAsia"/>
+          <w:szCs w:val="16"/>
+        </w:rPr>
+        <w:t>(</w:t>
+      </w:r>
+      <w:proofErr w:type="gramEnd"/>
+      <w:r>
+        <w:rPr>
+          <w:rFonts w:ascii="Times New Roman" w:hAnsi="Times New Roman" w:cs="Times New Roman" w:hint="eastAsia"/>
+          <w:szCs w:val="16"/>
+        </w:rPr>
+        <w:t>)</w:t>
+      </w:r>
+    </w:p>
+    <w:p>
+      <w:pPr>
+        <w:ind w:leftChars="531" w:left="850"/>
+        <w:rPr>
+          <w:rFonts w:ascii="Times New Roman" w:hAnsi="Times New Roman" w:cs="Times New Roman"/>
+          <w:szCs w:val="16"/>
+        </w:rPr>
+      </w:pPr>
+      <w:proofErr w:type="spellStart"/>
+      <w:r>
+        <w:rPr>
+          <w:rFonts w:ascii="Times New Roman" w:hAnsi="Times New Roman" w:cs="Times New Roman" w:hint="eastAsia"/>
+          <w:szCs w:val="16"/>
+        </w:rPr>
+        <w:t>OneWire_</w:t>
+      </w:r>
+      <w:proofErr w:type="gramStart"/>
+      <w:r>
+        <w:rPr>
+          <w:rFonts w:ascii="Times New Roman" w:hAnsi="Times New Roman" w:cs="Times New Roman" w:hint="eastAsia"/>
+          <w:szCs w:val="16"/>
+        </w:rPr>
+        <w:t>WriteByte</w:t>
+      </w:r>
+      <w:proofErr w:type="spellEnd"/>
+      <w:r>
+        <w:rPr>
+          <w:rFonts w:ascii="Times New Roman" w:hAnsi="Times New Roman" w:cs="Times New Roman" w:hint="eastAsia"/>
+          <w:szCs w:val="16"/>
+        </w:rPr>
+        <w:t>(</w:t>
+      </w:r>
+      <w:proofErr w:type="gramEnd"/>
+      <w:r>
+        <w:rPr>
+          <w:rFonts w:ascii="Times New Roman" w:hAnsi="Times New Roman" w:cs="Times New Roman" w:hint="eastAsia"/>
+          <w:szCs w:val="16"/>
+        </w:rPr>
+        <w:t>)</w:t>
+      </w:r>
+    </w:p>
+    <w:p>
+      <w:pPr>
+        <w:ind w:leftChars="531" w:left="850"/>
+        <w:rPr>
+          <w:rFonts w:ascii="Times New Roman" w:hAnsi="Times New Roman" w:cs="Times New Roman"/>
+          <w:szCs w:val="16"/>
+        </w:rPr>
+      </w:pPr>
+      <w:proofErr w:type="spellStart"/>
+      <w:r>
+        <w:rPr>
+          <w:rFonts w:ascii="Times New Roman" w:hAnsi="Times New Roman" w:cs="Times New Roman" w:hint="eastAsia"/>
+          <w:szCs w:val="16"/>
+        </w:rPr>
+        <w:t>OneWire_</w:t>
+      </w:r>
+      <w:proofErr w:type="gramStart"/>
+      <w:r>
+        <w:rPr>
+          <w:rFonts w:ascii="Times New Roman" w:hAnsi="Times New Roman" w:cs="Times New Roman" w:hint="eastAsia"/>
+          <w:szCs w:val="16"/>
+        </w:rPr>
+        <w:t>ReadByte</w:t>
+      </w:r>
+      <w:proofErr w:type="spellEnd"/>
+      <w:r>
+        <w:rPr>
+          <w:rFonts w:ascii="Times New Roman" w:hAnsi="Times New Roman" w:cs="Times New Roman" w:hint="eastAsia"/>
+          <w:szCs w:val="16"/>
+        </w:rPr>
+        <w:t>(</w:t>
+      </w:r>
+      <w:proofErr w:type="gramEnd"/>
+      <w:r>
+        <w:rPr>
+          <w:rFonts w:ascii="Times New Roman" w:hAnsi="Times New Roman" w:cs="Times New Roman" w:hint="eastAsia"/>
+          <w:szCs w:val="16"/>
+        </w:rPr>
+        <w:t>)</w:t>
+      </w:r>
+    </w:p>
+    <w:p>
+      <w:pPr>
+        <w:ind w:leftChars="620" w:left="992"/>
+        <w:rPr>
+          <w:rFonts w:asciiTheme="minorEastAsia" w:hAnsiTheme="minorEastAsia" w:hint="eastAsia"/>
+          <w:szCs w:val="16"/>
+        </w:rPr>
+      </w:pPr>
+    </w:p>
+    <w:p>
+      <w:pPr>
+        <w:spacing w:line="240" w:lineRule="auto"/>
+        <w:ind w:firstLineChars="100" w:firstLine="160"/>
+        <w:rPr>
+          <w:rFonts w:ascii="Times New Roman" w:hAnsi="Times New Roman" w:cs="Times New Roman"/>
+          <w:szCs w:val="16"/>
+        </w:rPr>
+      </w:pPr>
+      <w:r>
+        <w:rPr>
+          <w:rFonts w:asciiTheme="minorEastAsia" w:hAnsiTheme="minorEastAsia"/>
+          <w:szCs w:val="16"/>
+        </w:rPr>
+        <w:t>③</w:t>
+      </w:r>
+      <w:r>
+        <w:rPr>
+          <w:rFonts w:ascii="Times New Roman" w:hAnsi="Times New Roman" w:cs="Times New Roman"/>
+          <w:szCs w:val="16"/>
+        </w:rPr>
+        <w:t xml:space="preserve"> </w:t>
+      </w:r>
+      <w:r>
+        <w:rPr>
+          <w:rFonts w:ascii="Times New Roman" w:hAnsi="Times New Roman" w:cs="Times New Roman"/>
+          <w:szCs w:val="16"/>
+        </w:rPr>
+        <w:t>外部设备</w:t>
+      </w:r>
+      <w:r>
+        <w:rPr>
+          <w:rFonts w:ascii="Times New Roman" w:hAnsi="Times New Roman" w:cs="Times New Roman"/>
+          <w:szCs w:val="16"/>
+        </w:rPr>
+        <w:t xml:space="preserve"> (</w:t>
+      </w:r>
+      <w:r>
+        <w:rPr>
+          <w:rFonts w:ascii="Times New Roman" w:hAnsi="Times New Roman" w:cs="Times New Roman"/>
+          <w:szCs w:val="16"/>
+        </w:rPr>
+        <w:t>通过</w:t>
+      </w:r>
+      <w:r>
+        <w:rPr>
+          <w:rFonts w:ascii="Times New Roman" w:hAnsi="Times New Roman" w:cs="Times New Roman"/>
+        </w:rPr>
+        <w:t>1-Wire</w:t>
+      </w:r>
+      <w:r>
+        <w:rPr>
+          <w:rFonts w:ascii="Times New Roman" w:hAnsi="Times New Roman" w:cs="Times New Roman"/>
+          <w:szCs w:val="16"/>
+        </w:rPr>
+        <w:t>通信</w:t>
+      </w:r>
+      <w:r>
+        <w:rPr>
+          <w:rFonts w:ascii="Times New Roman" w:hAnsi="Times New Roman" w:cs="Times New Roman"/>
+          <w:szCs w:val="16"/>
+        </w:rPr>
+        <w:t xml:space="preserve">) </w:t>
+      </w:r>
+      <w:r>
+        <w:rPr>
+          <w:rFonts w:ascii="Times New Roman" w:hAnsi="Times New Roman" w:cs="Times New Roman"/>
+          <w:szCs w:val="16"/>
+        </w:rPr>
+        <w:t>用</w:t>
+      </w:r>
+      <w:r>
+        <w:rPr>
+          <w:rFonts w:ascii="Times New Roman" w:hAnsi="Times New Roman" w:cs="Times New Roman"/>
+          <w:szCs w:val="16"/>
+        </w:rPr>
+        <w:t>DS18B20</w:t>
+      </w:r>
+      <w:r>
+        <w:rPr>
+          <w:rFonts w:ascii="Times New Roman" w:hAnsi="Times New Roman" w:cs="Times New Roman"/>
+          <w:szCs w:val="16"/>
+        </w:rPr>
+        <w:t>作为参考</w:t>
+      </w:r>
+    </w:p>
+    <w:p>
+      <w:pPr>
+        <w:ind w:leftChars="531" w:left="850"/>
+        <w:rPr>
+          <w:rFonts w:ascii="Times New Roman" w:hAnsi="Times New Roman" w:cs="Times New Roman"/>
+          <w:szCs w:val="16"/>
+        </w:rPr>
+      </w:pPr>
+      <w:r>
+        <w:rPr>
+          <w:rFonts w:ascii="Times New Roman" w:hAnsi="Times New Roman" w:cs="Times New Roman" w:hint="eastAsia"/>
+          <w:szCs w:val="16"/>
+        </w:rPr>
+        <w:t>使用②里的函数执行相关命令：</w:t>
+      </w:r>
+    </w:p>
+    <w:p>
+      <w:pPr>
+        <w:ind w:leftChars="531" w:left="850" w:firstLine="410"/>
+        <w:rPr>
+          <w:rFonts w:ascii="Times New Roman" w:hAnsi="Times New Roman" w:cs="Times New Roman"/>
+          <w:szCs w:val="16"/>
+        </w:rPr>
+      </w:pPr>
+      <w:r>
+        <w:rPr>
+          <w:rFonts w:ascii="Times New Roman" w:hAnsi="Times New Roman" w:cs="Times New Roman"/>
+          <w:szCs w:val="16"/>
+        </w:rPr>
+        <w:t>0xCC (Skip ROM)</w:t>
+      </w:r>
+    </w:p>
+    <w:p>
+      <w:pPr>
+        <w:ind w:leftChars="531" w:left="850" w:firstLine="410"/>
+        <w:rPr>
+          <w:rFonts w:ascii="Times New Roman" w:hAnsi="Times New Roman" w:cs="Times New Roman"/>
+          <w:szCs w:val="16"/>
+        </w:rPr>
+      </w:pPr>
+      <w:r>
+        <w:rPr>
+          <w:rFonts w:ascii="Times New Roman" w:hAnsi="Times New Roman" w:cs="Times New Roman"/>
+          <w:szCs w:val="16"/>
+        </w:rPr>
+        <w:t>0x44 (</w:t>
+      </w:r>
+      <w:r>
+        <w:rPr>
+          <w:rFonts w:ascii="Times New Roman" w:hAnsi="Times New Roman" w:cs="Times New Roman"/>
+          <w:szCs w:val="16"/>
+        </w:rPr>
+        <w:t>开始转换</w:t>
+      </w:r>
+      <w:r>
+        <w:rPr>
+          <w:rFonts w:ascii="Times New Roman" w:hAnsi="Times New Roman" w:cs="Times New Roman"/>
+          <w:szCs w:val="16"/>
+        </w:rPr>
+        <w:t>)</w:t>
+      </w:r>
+    </w:p>
+    <w:p>
+      <w:pPr>
+        <w:ind w:leftChars="531" w:left="850" w:firstLine="410"/>
+        <w:rPr>
+          <w:rFonts w:ascii="Times New Roman" w:hAnsi="Times New Roman" w:cs="Times New Roman"/>
+          <w:szCs w:val="16"/>
+        </w:rPr>
+      </w:pPr>
+      <w:r>
+        <w:rPr>
+          <w:rFonts w:ascii="Times New Roman" w:hAnsi="Times New Roman" w:cs="Times New Roman"/>
+          <w:szCs w:val="16"/>
+        </w:rPr>
+        <w:t>0xBE (</w:t>
+      </w:r>
+      <w:r>
+        <w:rPr>
+          <w:rFonts w:ascii="Times New Roman" w:hAnsi="Times New Roman" w:cs="Times New Roman"/>
+          <w:szCs w:val="16"/>
+        </w:rPr>
+        <w:t>读寄存器</w:t>
+      </w:r>
+      <w:r>
+        <w:rPr>
+          <w:rFonts w:ascii="Times New Roman" w:hAnsi="Times New Roman" w:cs="Times New Roman"/>
+          <w:szCs w:val="16"/>
+        </w:rPr>
+        <w:t>)</w:t>
+      </w:r>
+    </w:p>
+    <w:p>
+      <w:pPr>
+        <w:ind w:left="420" w:firstLine="420"/>
+        <w:rPr>
+          <w:rFonts w:asciiTheme="minorEastAsia" w:hAnsiTheme="minorEastAsia" w:cs="Times New Roman" w:hint="eastAsia"/>
+          <w:szCs w:val="16"/>
+        </w:rPr>
+      </w:pPr>
+      <w:r>
+        <w:rPr>
+          <w:rFonts w:asciiTheme="minorEastAsia" w:hAnsiTheme="minorEastAsia" w:cs="Times New Roman" w:hint="eastAsia"/>
+          <w:szCs w:val="16"/>
+        </w:rPr>
+        <w:t>实现</w:t>
+      </w:r>
+      <w:r>
+        <w:rPr>
+          <w:rFonts w:asciiTheme="minorEastAsia" w:hAnsiTheme="minorEastAsia" w:cs="Times New Roman"/>
+          <w:szCs w:val="16"/>
+        </w:rPr>
+        <w:t>温度组合与解析</w:t>
+      </w:r>
+    </w:p>
+    <w:p>
+      <w:pPr>
+        <w:rPr>
+          <w:rFonts w:asciiTheme="minorEastAsia" w:hAnsiTheme="minorEastAsia" w:hint="eastAsia"/>
+          <w:szCs w:val="16"/>
+        </w:rPr>
+      </w:pPr>
+    </w:p>
+    <w:p>
+      <w:pPr>
+        <w:rPr>
+          <w:rFonts w:hint="eastAsia"/>
         </w:rPr>
       </w:pPr>
     </w:p>
@@ -7187,7 +8981,6 @@
                                 <w:p>
                                   <w:pPr>
                                     <w:widowControl/>
-                                    <w:spacing w:line="200" w:lineRule="exact"/>
                                     <w:jc w:val="left"/>
                                     <w:rPr>
                                       <w:rFonts w:ascii="Times New Roman" w:eastAsia="等线" w:hAnsi="Times New Roman" w:cs="Times New Roman"/>
@@ -7223,7 +9016,6 @@
                                 <w:p>
                                   <w:pPr>
                                     <w:widowControl/>
-                                    <w:spacing w:line="200" w:lineRule="exact"/>
                                     <w:jc w:val="left"/>
                                     <w:rPr>
                                       <w:rFonts w:ascii="Times New Roman" w:eastAsia="等线" w:hAnsi="Times New Roman" w:cs="Times New Roman"/>
@@ -7259,7 +9051,6 @@
                                 <w:p>
                                   <w:pPr>
                                     <w:widowControl/>
-                                    <w:spacing w:line="200" w:lineRule="exact"/>
                                     <w:jc w:val="left"/>
                                     <w:rPr>
                                       <w:rFonts w:ascii="Times New Roman" w:eastAsia="等线" w:hAnsi="Times New Roman" w:cs="Times New Roman"/>
@@ -7300,7 +9091,6 @@
                                 <w:p>
                                   <w:pPr>
                                     <w:widowControl/>
-                                    <w:spacing w:line="200" w:lineRule="exact"/>
                                     <w:jc w:val="left"/>
                                     <w:rPr>
                                       <w:rFonts w:ascii="Times New Roman" w:eastAsia="等线" w:hAnsi="Times New Roman" w:cs="Times New Roman"/>
@@ -7336,7 +9126,6 @@
                                 <w:p>
                                   <w:pPr>
                                     <w:widowControl/>
-                                    <w:spacing w:line="200" w:lineRule="exact"/>
                                     <w:jc w:val="left"/>
                                     <w:rPr>
                                       <w:rFonts w:ascii="Times New Roman" w:eastAsia="等线" w:hAnsi="Times New Roman" w:cs="Times New Roman"/>
@@ -7372,7 +9161,6 @@
                                 <w:p>
                                   <w:pPr>
                                     <w:widowControl/>
-                                    <w:spacing w:line="200" w:lineRule="exact"/>
                                     <w:jc w:val="left"/>
                                     <w:rPr>
                                       <w:rFonts w:ascii="Times New Roman" w:eastAsia="等线" w:hAnsi="Times New Roman" w:cs="Times New Roman"/>
@@ -7413,7 +9201,6 @@
                                 <w:p>
                                   <w:pPr>
                                     <w:widowControl/>
-                                    <w:spacing w:line="200" w:lineRule="exact"/>
                                     <w:jc w:val="left"/>
                                     <w:rPr>
                                       <w:rFonts w:ascii="Times New Roman" w:eastAsia="等线" w:hAnsi="Times New Roman" w:cs="Times New Roman"/>
@@ -7449,7 +9236,6 @@
                                 <w:p>
                                   <w:pPr>
                                     <w:widowControl/>
-                                    <w:spacing w:line="200" w:lineRule="exact"/>
                                     <w:jc w:val="left"/>
                                     <w:rPr>
                                       <w:rFonts w:ascii="Times New Roman" w:eastAsia="等线" w:hAnsi="Times New Roman" w:cs="Times New Roman"/>
@@ -7503,7 +9289,6 @@
                                 <w:p>
                                   <w:pPr>
                                     <w:widowControl/>
-                                    <w:spacing w:line="200" w:lineRule="exact"/>
                                     <w:jc w:val="left"/>
                                     <w:rPr>
                                       <w:rFonts w:ascii="Times New Roman" w:eastAsia="等线" w:hAnsi="Times New Roman" w:cs="Times New Roman"/>
@@ -7544,7 +9329,6 @@
                                 <w:p>
                                   <w:pPr>
                                     <w:widowControl/>
-                                    <w:spacing w:line="200" w:lineRule="exact"/>
                                     <w:jc w:val="left"/>
                                     <w:rPr>
                                       <w:rFonts w:ascii="Times New Roman" w:eastAsia="等线" w:hAnsi="Times New Roman" w:cs="Times New Roman"/>
@@ -7580,7 +9364,6 @@
                                 <w:p>
                                   <w:pPr>
                                     <w:widowControl/>
-                                    <w:spacing w:line="200" w:lineRule="exact"/>
                                     <w:jc w:val="left"/>
                                     <w:rPr>
                                       <w:rFonts w:ascii="Times New Roman" w:eastAsia="等线" w:hAnsi="Times New Roman" w:cs="Times New Roman"/>
@@ -7634,7 +9417,6 @@
                                 <w:p>
                                   <w:pPr>
                                     <w:widowControl/>
-                                    <w:spacing w:line="200" w:lineRule="exact"/>
                                     <w:jc w:val="left"/>
                                     <w:rPr>
                                       <w:rFonts w:ascii="Times New Roman" w:eastAsia="等线" w:hAnsi="Times New Roman" w:cs="Times New Roman"/>
@@ -7675,7 +9457,6 @@
                                 <w:p>
                                   <w:pPr>
                                     <w:widowControl/>
-                                    <w:spacing w:line="200" w:lineRule="exact"/>
                                     <w:jc w:val="left"/>
                                     <w:rPr>
                                       <w:rFonts w:ascii="Times New Roman" w:eastAsia="等线" w:hAnsi="Times New Roman" w:cs="Times New Roman"/>
@@ -7729,7 +9510,6 @@
                                 <w:p>
                                   <w:pPr>
                                     <w:widowControl/>
-                                    <w:spacing w:line="200" w:lineRule="exact"/>
                                     <w:jc w:val="left"/>
                                     <w:rPr>
                                       <w:rFonts w:ascii="Times New Roman" w:eastAsia="等线" w:hAnsi="Times New Roman" w:cs="Times New Roman"/>
@@ -7745,7 +9525,27 @@
                                       <w:kern w:val="0"/>
                                       <w:szCs w:val="16"/>
                                     </w:rPr>
-                                    <w:t>主机决定与哪个从机通信</w:t>
+                                    <w:t>主机决定与</w:t>
+                                  </w:r>
+                                  <w:proofErr w:type="gramStart"/>
+                                  <w:r>
+                                    <w:rPr>
+                                      <w:rFonts w:ascii="Times New Roman" w:eastAsia="等线" w:hAnsi="Times New Roman" w:cs="Times New Roman"/>
+                                      <w:color w:val="000000"/>
+                                      <w:kern w:val="0"/>
+                                      <w:szCs w:val="16"/>
+                                    </w:rPr>
+                                    <w:t>哪个从</w:t>
+                                  </w:r>
+                                  <w:proofErr w:type="gramEnd"/>
+                                  <w:r>
+                                    <w:rPr>
+                                      <w:rFonts w:ascii="Times New Roman" w:eastAsia="等线" w:hAnsi="Times New Roman" w:cs="Times New Roman"/>
+                                      <w:color w:val="000000"/>
+                                      <w:kern w:val="0"/>
+                                      <w:szCs w:val="16"/>
+                                    </w:rPr>
+                                    <w:t>机通信</w:t>
                                   </w:r>
                                 </w:p>
                               </w:tc>
@@ -7765,7 +9565,6 @@
                                 <w:p>
                                   <w:pPr>
                                     <w:widowControl/>
-                                    <w:spacing w:line="200" w:lineRule="exact"/>
                                     <w:jc w:val="left"/>
                                     <w:rPr>
                                       <w:rFonts w:ascii="Times New Roman" w:eastAsia="等线" w:hAnsi="Times New Roman" w:cs="Times New Roman"/>
@@ -7781,7 +9580,27 @@
                                       <w:kern w:val="0"/>
                                       <w:szCs w:val="16"/>
                                     </w:rPr>
-                                    <w:t>低电平表示选中哪个从机</w:t>
+                                    <w:t>低电平表示选中</w:t>
+                                  </w:r>
+                                  <w:proofErr w:type="gramStart"/>
+                                  <w:r>
+                                    <w:rPr>
+                                      <w:rFonts w:ascii="Times New Roman" w:eastAsia="等线" w:hAnsi="Times New Roman" w:cs="Times New Roman"/>
+                                      <w:color w:val="000000"/>
+                                      <w:kern w:val="0"/>
+                                      <w:szCs w:val="16"/>
+                                    </w:rPr>
+                                    <w:t>哪个从</w:t>
+                                  </w:r>
+                                  <w:proofErr w:type="gramEnd"/>
+                                  <w:r>
+                                    <w:rPr>
+                                      <w:rFonts w:ascii="Times New Roman" w:eastAsia="等线" w:hAnsi="Times New Roman" w:cs="Times New Roman"/>
+                                      <w:color w:val="000000"/>
+                                      <w:kern w:val="0"/>
+                                      <w:szCs w:val="16"/>
+                                    </w:rPr>
+                                    <w:t>机</w:t>
                                   </w:r>
                                 </w:p>
                               </w:tc>
@@ -7848,7 +9667,6 @@
                           <w:p>
                             <w:pPr>
                               <w:widowControl/>
-                              <w:spacing w:line="200" w:lineRule="exact"/>
                               <w:jc w:val="left"/>
                               <w:rPr>
                                 <w:rFonts w:ascii="Times New Roman" w:eastAsia="等线" w:hAnsi="Times New Roman" w:cs="Times New Roman"/>
@@ -7884,7 +9702,6 @@
                           <w:p>
                             <w:pPr>
                               <w:widowControl/>
-                              <w:spacing w:line="200" w:lineRule="exact"/>
                               <w:jc w:val="left"/>
                               <w:rPr>
                                 <w:rFonts w:ascii="Times New Roman" w:eastAsia="等线" w:hAnsi="Times New Roman" w:cs="Times New Roman"/>
@@ -7920,7 +9737,6 @@
                           <w:p>
                             <w:pPr>
                               <w:widowControl/>
-                              <w:spacing w:line="200" w:lineRule="exact"/>
                               <w:jc w:val="left"/>
                               <w:rPr>
                                 <w:rFonts w:ascii="Times New Roman" w:eastAsia="等线" w:hAnsi="Times New Roman" w:cs="Times New Roman"/>
@@ -7961,7 +9777,6 @@
                           <w:p>
                             <w:pPr>
                               <w:widowControl/>
-                              <w:spacing w:line="200" w:lineRule="exact"/>
                               <w:jc w:val="left"/>
                               <w:rPr>
                                 <w:rFonts w:ascii="Times New Roman" w:eastAsia="等线" w:hAnsi="Times New Roman" w:cs="Times New Roman"/>
@@ -7997,7 +9812,6 @@
                           <w:p>
                             <w:pPr>
                               <w:widowControl/>
-                              <w:spacing w:line="200" w:lineRule="exact"/>
                               <w:jc w:val="left"/>
                               <w:rPr>
                                 <w:rFonts w:ascii="Times New Roman" w:eastAsia="等线" w:hAnsi="Times New Roman" w:cs="Times New Roman"/>
@@ -8033,7 +9847,6 @@
                           <w:p>
                             <w:pPr>
                               <w:widowControl/>
-                              <w:spacing w:line="200" w:lineRule="exact"/>
                               <w:jc w:val="left"/>
                               <w:rPr>
                                 <w:rFonts w:ascii="Times New Roman" w:eastAsia="等线" w:hAnsi="Times New Roman" w:cs="Times New Roman"/>
@@ -8074,7 +9887,6 @@
                           <w:p>
                             <w:pPr>
                               <w:widowControl/>
-                              <w:spacing w:line="200" w:lineRule="exact"/>
                               <w:jc w:val="left"/>
                               <w:rPr>
                                 <w:rFonts w:ascii="Times New Roman" w:eastAsia="等线" w:hAnsi="Times New Roman" w:cs="Times New Roman"/>
@@ -8110,7 +9922,6 @@
                           <w:p>
                             <w:pPr>
                               <w:widowControl/>
-                              <w:spacing w:line="200" w:lineRule="exact"/>
                               <w:jc w:val="left"/>
                               <w:rPr>
                                 <w:rFonts w:ascii="Times New Roman" w:eastAsia="等线" w:hAnsi="Times New Roman" w:cs="Times New Roman"/>
@@ -8164,7 +9975,6 @@
                           <w:p>
                             <w:pPr>
                               <w:widowControl/>
-                              <w:spacing w:line="200" w:lineRule="exact"/>
                               <w:jc w:val="left"/>
                               <w:rPr>
                                 <w:rFonts w:ascii="Times New Roman" w:eastAsia="等线" w:hAnsi="Times New Roman" w:cs="Times New Roman"/>
@@ -8205,7 +10015,6 @@
                           <w:p>
                             <w:pPr>
                               <w:widowControl/>
-                              <w:spacing w:line="200" w:lineRule="exact"/>
                               <w:jc w:val="left"/>
                               <w:rPr>
                                 <w:rFonts w:ascii="Times New Roman" w:eastAsia="等线" w:hAnsi="Times New Roman" w:cs="Times New Roman"/>
@@ -8241,7 +10050,6 @@
                           <w:p>
                             <w:pPr>
                               <w:widowControl/>
-                              <w:spacing w:line="200" w:lineRule="exact"/>
                               <w:jc w:val="left"/>
                               <w:rPr>
                                 <w:rFonts w:ascii="Times New Roman" w:eastAsia="等线" w:hAnsi="Times New Roman" w:cs="Times New Roman"/>
@@ -8295,7 +10103,6 @@
                           <w:p>
                             <w:pPr>
                               <w:widowControl/>
-                              <w:spacing w:line="200" w:lineRule="exact"/>
                               <w:jc w:val="left"/>
                               <w:rPr>
                                 <w:rFonts w:ascii="Times New Roman" w:eastAsia="等线" w:hAnsi="Times New Roman" w:cs="Times New Roman"/>
@@ -8336,7 +10143,6 @@
                           <w:p>
                             <w:pPr>
                               <w:widowControl/>
-                              <w:spacing w:line="200" w:lineRule="exact"/>
                               <w:jc w:val="left"/>
                               <w:rPr>
                                 <w:rFonts w:ascii="Times New Roman" w:eastAsia="等线" w:hAnsi="Times New Roman" w:cs="Times New Roman"/>
@@ -8390,7 +10196,6 @@
                           <w:p>
                             <w:pPr>
                               <w:widowControl/>
-                              <w:spacing w:line="200" w:lineRule="exact"/>
                               <w:jc w:val="left"/>
                               <w:rPr>
                                 <w:rFonts w:ascii="Times New Roman" w:eastAsia="等线" w:hAnsi="Times New Roman" w:cs="Times New Roman"/>
@@ -8406,7 +10211,27 @@
                                 <w:kern w:val="0"/>
                                 <w:szCs w:val="16"/>
                               </w:rPr>
-                              <w:t>主机决定与哪个从机通信</w:t>
+                              <w:t>主机决定与</w:t>
+                            </w:r>
+                            <w:proofErr w:type="gramStart"/>
+                            <w:r>
+                              <w:rPr>
+                                <w:rFonts w:ascii="Times New Roman" w:eastAsia="等线" w:hAnsi="Times New Roman" w:cs="Times New Roman"/>
+                                <w:color w:val="000000"/>
+                                <w:kern w:val="0"/>
+                                <w:szCs w:val="16"/>
+                              </w:rPr>
+                              <w:t>哪个从</w:t>
+                            </w:r>
+                            <w:proofErr w:type="gramEnd"/>
+                            <w:r>
+                              <w:rPr>
+                                <w:rFonts w:ascii="Times New Roman" w:eastAsia="等线" w:hAnsi="Times New Roman" w:cs="Times New Roman"/>
+                                <w:color w:val="000000"/>
+                                <w:kern w:val="0"/>
+                                <w:szCs w:val="16"/>
+                              </w:rPr>
+                              <w:t>机通信</w:t>
                             </w:r>
                           </w:p>
                         </w:tc>
@@ -8426,7 +10251,6 @@
                           <w:p>
                             <w:pPr>
                               <w:widowControl/>
-                              <w:spacing w:line="200" w:lineRule="exact"/>
                               <w:jc w:val="left"/>
                               <w:rPr>
                                 <w:rFonts w:ascii="Times New Roman" w:eastAsia="等线" w:hAnsi="Times New Roman" w:cs="Times New Roman"/>
@@ -8442,7 +10266,27 @@
                                 <w:kern w:val="0"/>
                                 <w:szCs w:val="16"/>
                               </w:rPr>
-                              <w:t>低电平表示选中哪个从机</w:t>
+                              <w:t>低电平表示选中</w:t>
+                            </w:r>
+                            <w:proofErr w:type="gramStart"/>
+                            <w:r>
+                              <w:rPr>
+                                <w:rFonts w:ascii="Times New Roman" w:eastAsia="等线" w:hAnsi="Times New Roman" w:cs="Times New Roman"/>
+                                <w:color w:val="000000"/>
+                                <w:kern w:val="0"/>
+                                <w:szCs w:val="16"/>
+                              </w:rPr>
+                              <w:t>哪个从</w:t>
+                            </w:r>
+                            <w:proofErr w:type="gramEnd"/>
+                            <w:r>
+                              <w:rPr>
+                                <w:rFonts w:ascii="Times New Roman" w:eastAsia="等线" w:hAnsi="Times New Roman" w:cs="Times New Roman"/>
+                                <w:color w:val="000000"/>
+                                <w:kern w:val="0"/>
+                                <w:szCs w:val="16"/>
+                              </w:rPr>
+                              <w:t>机</w:t>
                             </w:r>
                           </w:p>
                         </w:tc>
@@ -8804,14 +10648,32 @@
           <w:strike/>
           <w:szCs w:val="16"/>
         </w:rPr>
-        <w:t>如果在两个触发沿之间再次采样会是</w:t>
-      </w:r>
+        <w:t>如果在两个触发</w:t>
+      </w:r>
+      <w:proofErr w:type="gramStart"/>
       <w:r>
         <w:rPr>
           <w:rFonts w:asciiTheme="minorEastAsia" w:hAnsiTheme="minorEastAsia" w:hint="eastAsia"/>
           <w:strike/>
           <w:szCs w:val="16"/>
         </w:rPr>
+        <w:t>沿之间</w:t>
+      </w:r>
+      <w:proofErr w:type="gramEnd"/>
+      <w:r>
+        <w:rPr>
+          <w:rFonts w:asciiTheme="minorEastAsia" w:hAnsiTheme="minorEastAsia" w:hint="eastAsia"/>
+          <w:strike/>
+          <w:szCs w:val="16"/>
+        </w:rPr>
+        <w:t>再次采样会是</w:t>
+      </w:r>
+      <w:r>
+        <w:rPr>
+          <w:rFonts w:asciiTheme="minorEastAsia" w:hAnsiTheme="minorEastAsia" w:hint="eastAsia"/>
+          <w:strike/>
+          <w:szCs w:val="16"/>
+        </w:rPr>
         <w:t>准备期间变化</w:t>
       </w:r>
       <w:r>
@@ -8834,7 +10696,6 @@
     </w:p>
     <w:p>
       <w:pPr>
-        <w:spacing w:line="200" w:lineRule="exact"/>
         <w:rPr>
           <w:rFonts w:asciiTheme="minorEastAsia" w:hAnsiTheme="minorEastAsia" w:hint="eastAsia"/>
           <w:strike/>
@@ -10934,6 +12795,39 @@
       <w:pPr>
         <w:rPr>
           <w:rFonts w:asciiTheme="minorEastAsia" w:hAnsiTheme="minorEastAsia" w:hint="eastAsia"/>
+          <w:b/>
+          <w:bCs/>
+          <w:color w:val="EE0000"/>
+          <w:szCs w:val="16"/>
+        </w:rPr>
+      </w:pPr>
+    </w:p>
+    <w:p>
+      <w:pPr>
+        <w:rPr>
+          <w:rFonts w:asciiTheme="minorEastAsia" w:hAnsiTheme="minorEastAsia" w:hint="eastAsia"/>
+          <w:b/>
+          <w:bCs/>
+          <w:color w:val="EE0000"/>
+          <w:szCs w:val="16"/>
+        </w:rPr>
+      </w:pPr>
+    </w:p>
+    <w:p>
+      <w:pPr>
+        <w:rPr>
+          <w:rFonts w:asciiTheme="minorEastAsia" w:hAnsiTheme="minorEastAsia" w:hint="eastAsia"/>
+          <w:b/>
+          <w:bCs/>
+          <w:color w:val="EE0000"/>
+          <w:szCs w:val="16"/>
+        </w:rPr>
+      </w:pPr>
+    </w:p>
+    <w:p>
+      <w:pPr>
+        <w:rPr>
+          <w:rFonts w:asciiTheme="minorEastAsia" w:hAnsiTheme="minorEastAsia" w:hint="eastAsia"/>
           <w:szCs w:val="16"/>
         </w:rPr>
       </w:pPr>
@@ -10949,1285 +12843,7 @@
         <mc:AlternateContent>
           <mc:Choice Requires="wps">
             <w:drawing>
-              <wp:anchor distT="45720" distB="45720" distL="114300" distR="114300" simplePos="0" relativeHeight="251667456" behindDoc="1" locked="0" layoutInCell="1" allowOverlap="1" wp14:anchorId="70C4C431" wp14:editId="3DEA17AD">
-                <wp:simplePos x="0" y="0"/>
-                <wp:positionH relativeFrom="column">
-                  <wp:posOffset>2044479</wp:posOffset>
-                </wp:positionH>
-                <wp:positionV relativeFrom="paragraph">
-                  <wp:posOffset>169628</wp:posOffset>
-                </wp:positionV>
-                <wp:extent cx="2886324" cy="2902226"/>
-                <wp:effectExtent l="0" t="0" r="0" b="0"/>
-                <wp:wrapNone/>
-                <wp:docPr id="1288194688" name="文本框 2"/>
-                <wp:cNvGraphicFramePr>
-                  <a:graphicFrameLocks xmlns:a="http://schemas.openxmlformats.org/drawingml/2006/main"/>
-                </wp:cNvGraphicFramePr>
-                <a:graphic xmlns:a="http://schemas.openxmlformats.org/drawingml/2006/main">
-                  <a:graphicData uri="http://schemas.microsoft.com/office/word/2010/wordprocessingShape">
-                    <wps:wsp>
-                      <wps:cNvSpPr txBox="1">
-                        <a:spLocks noChangeArrowheads="1"/>
-                      </wps:cNvSpPr>
-                      <wps:spPr bwMode="auto">
-                        <a:xfrm>
-                          <a:off x="0" y="0"/>
-                          <a:ext cx="2886324" cy="2902226"/>
-                        </a:xfrm>
-                        <a:prstGeom prst="rect">
-                          <a:avLst/>
-                        </a:prstGeom>
-                        <a:noFill/>
-                        <a:ln w="9525">
-                          <a:noFill/>
-                          <a:miter lim="800000"/>
-                          <a:headEnd/>
-                          <a:tailEnd/>
-                        </a:ln>
-                      </wps:spPr>
-                      <wps:txbx>
-                        <w:txbxContent>
-                          <w:p>
-                            <w:pPr>
-                              <w:spacing w:line="200" w:lineRule="exact"/>
-                              <w:rPr>
-                                <w:rFonts w:ascii="Times New Roman" w:hAnsi="Times New Roman" w:cs="Times New Roman"/>
-                              </w:rPr>
-                            </w:pPr>
-                            <w:r>
-                              <w:rPr>
-                                <w:rFonts w:ascii="Times New Roman" w:hAnsi="Times New Roman" w:cs="Times New Roman" w:hint="eastAsia"/>
-                              </w:rPr>
-                              <w:t>unsigned char SPI_Transfer(unsigned char data_out)</w:t>
-                            </w:r>
-                          </w:p>
-                          <w:p>
-                            <w:pPr>
-                              <w:spacing w:line="200" w:lineRule="exact"/>
-                              <w:rPr>
-                                <w:rFonts w:ascii="Times New Roman" w:hAnsi="Times New Roman" w:cs="Times New Roman"/>
-                              </w:rPr>
-                            </w:pPr>
-                            <w:r>
-                              <w:rPr>
-                                <w:rFonts w:ascii="Times New Roman" w:hAnsi="Times New Roman" w:cs="Times New Roman" w:hint="eastAsia"/>
-                              </w:rPr>
-                              <w:t>{</w:t>
-                            </w:r>
-                          </w:p>
-                          <w:p>
-                            <w:pPr>
-                              <w:spacing w:line="200" w:lineRule="exact"/>
-                              <w:rPr>
-                                <w:rFonts w:ascii="Times New Roman" w:hAnsi="Times New Roman" w:cs="Times New Roman"/>
-                              </w:rPr>
-                            </w:pPr>
-                            <w:r>
-                              <w:rPr>
-                                <w:rFonts w:ascii="Times New Roman" w:hAnsi="Times New Roman" w:cs="Times New Roman" w:hint="eastAsia"/>
-                              </w:rPr>
-                              <w:t xml:space="preserve">    unsigned char data_in = 0;</w:t>
-                            </w:r>
-                          </w:p>
-                          <w:p>
-                            <w:pPr>
-                              <w:spacing w:line="200" w:lineRule="exact"/>
-                              <w:rPr>
-                                <w:rFonts w:ascii="Times New Roman" w:hAnsi="Times New Roman" w:cs="Times New Roman"/>
-                              </w:rPr>
-                            </w:pPr>
-                            <w:r>
-                              <w:rPr>
-                                <w:rFonts w:ascii="Times New Roman" w:hAnsi="Times New Roman" w:cs="Times New Roman" w:hint="eastAsia"/>
-                              </w:rPr>
-                              <w:tab/>
-                            </w:r>
-                          </w:p>
-                          <w:p>
-                            <w:pPr>
-                              <w:spacing w:line="200" w:lineRule="exact"/>
-                              <w:rPr>
-                                <w:rFonts w:ascii="Times New Roman" w:hAnsi="Times New Roman" w:cs="Times New Roman"/>
-                              </w:rPr>
-                            </w:pPr>
-                            <w:r>
-                              <w:rPr>
-                                <w:rFonts w:ascii="Times New Roman" w:hAnsi="Times New Roman" w:cs="Times New Roman" w:hint="eastAsia"/>
-                              </w:rPr>
-                              <w:t xml:space="preserve">    for (int i = 0; i &lt; 8; i++) {</w:t>
-                            </w:r>
-                          </w:p>
-                          <w:p>
-                            <w:pPr>
-                              <w:spacing w:line="200" w:lineRule="exact"/>
-                              <w:ind w:firstLineChars="300" w:firstLine="480"/>
-                              <w:rPr>
-                                <w:rFonts w:ascii="Times New Roman" w:hAnsi="Times New Roman" w:cs="Times New Roman"/>
-                              </w:rPr>
-                            </w:pPr>
-                            <w:r>
-                              <w:rPr>
-                                <w:rFonts w:ascii="Times New Roman" w:hAnsi="Times New Roman" w:cs="Times New Roman" w:hint="eastAsia"/>
-                              </w:rPr>
-                              <w:t>SCK = 0;</w:t>
-                            </w:r>
-                          </w:p>
-                          <w:p>
-                            <w:pPr>
-                              <w:spacing w:line="200" w:lineRule="exact"/>
-                              <w:rPr>
-                                <w:rFonts w:ascii="Times New Roman" w:hAnsi="Times New Roman" w:cs="Times New Roman"/>
-                              </w:rPr>
-                            </w:pPr>
-                            <w:r>
-                              <w:rPr>
-                                <w:rFonts w:ascii="Times New Roman" w:hAnsi="Times New Roman" w:cs="Times New Roman" w:hint="eastAsia"/>
-                              </w:rPr>
-                              <w:t xml:space="preserve">     </w:t>
-                            </w:r>
-                            <w:r>
-                              <w:rPr>
-                                <w:rFonts w:ascii="Times New Roman" w:hAnsi="Times New Roman" w:cs="Times New Roman" w:hint="eastAsia"/>
-                              </w:rPr>
-                              <w:t xml:space="preserve"> </w:t>
-                            </w:r>
-                            <w:r>
-                              <w:rPr>
-                                <w:rFonts w:ascii="Times New Roman" w:hAnsi="Times New Roman" w:cs="Times New Roman" w:hint="eastAsia"/>
-                              </w:rPr>
-                              <w:t xml:space="preserve">// </w:t>
-                            </w:r>
-                            <w:r>
-                              <w:rPr>
-                                <w:rFonts w:ascii="Times New Roman" w:hAnsi="Times New Roman" w:cs="Times New Roman" w:hint="eastAsia"/>
-                              </w:rPr>
-                              <w:t>在上升沿前准备</w:t>
-                            </w:r>
-                            <w:r>
-                              <w:rPr>
-                                <w:rFonts w:ascii="Times New Roman" w:hAnsi="Times New Roman" w:cs="Times New Roman" w:hint="eastAsia"/>
-                              </w:rPr>
-                              <w:t xml:space="preserve"> MOSI </w:t>
-                            </w:r>
-                            <w:r>
-                              <w:rPr>
-                                <w:rFonts w:ascii="Times New Roman" w:hAnsi="Times New Roman" w:cs="Times New Roman" w:hint="eastAsia"/>
-                              </w:rPr>
-                              <w:t>数据</w:t>
-                            </w:r>
-                          </w:p>
-                          <w:p>
-                            <w:pPr>
-                              <w:spacing w:line="200" w:lineRule="exact"/>
-                              <w:rPr>
-                                <w:rFonts w:ascii="Times New Roman" w:hAnsi="Times New Roman" w:cs="Times New Roman"/>
-                              </w:rPr>
-                            </w:pPr>
-                            <w:r>
-                              <w:rPr>
-                                <w:rFonts w:ascii="Times New Roman" w:hAnsi="Times New Roman" w:cs="Times New Roman" w:hint="eastAsia"/>
-                              </w:rPr>
-                              <w:t xml:space="preserve">     </w:t>
-                            </w:r>
-                            <w:r>
-                              <w:rPr>
-                                <w:rFonts w:ascii="Times New Roman" w:hAnsi="Times New Roman" w:cs="Times New Roman" w:hint="eastAsia"/>
-                              </w:rPr>
-                              <w:t xml:space="preserve"> </w:t>
-                            </w:r>
-                            <w:r>
-                              <w:rPr>
-                                <w:rFonts w:ascii="Times New Roman" w:hAnsi="Times New Roman" w:cs="Times New Roman" w:hint="eastAsia"/>
-                              </w:rPr>
-                              <w:t>MOSI = (data_out &amp; 0x80)</w:t>
-                            </w:r>
-                            <w:r>
-                              <w:rPr>
-                                <w:rFonts w:ascii="Times New Roman" w:hAnsi="Times New Roman" w:cs="Times New Roman" w:hint="eastAsia"/>
-                              </w:rPr>
-                              <w:t>? 1 : 0</w:t>
-                            </w:r>
-                            <w:r>
-                              <w:rPr>
-                                <w:rFonts w:ascii="Times New Roman" w:hAnsi="Times New Roman" w:cs="Times New Roman" w:hint="eastAsia"/>
-                              </w:rPr>
-                              <w:t xml:space="preserve">;   // </w:t>
-                            </w:r>
-                            <w:r>
-                              <w:rPr>
-                                <w:rFonts w:ascii="Times New Roman" w:hAnsi="Times New Roman" w:cs="Times New Roman" w:hint="eastAsia"/>
-                              </w:rPr>
-                              <w:t>发送最高位</w:t>
-                            </w:r>
-                          </w:p>
-                          <w:p>
-                            <w:pPr>
-                              <w:spacing w:line="200" w:lineRule="exact"/>
-                              <w:rPr>
-                                <w:rFonts w:ascii="Times New Roman" w:hAnsi="Times New Roman" w:cs="Times New Roman"/>
-                              </w:rPr>
-                            </w:pPr>
-                            <w:r>
-                              <w:rPr>
-                                <w:rFonts w:ascii="Times New Roman" w:hAnsi="Times New Roman" w:cs="Times New Roman" w:hint="eastAsia"/>
-                              </w:rPr>
-                              <w:t xml:space="preserve">     </w:t>
-                            </w:r>
-                            <w:r>
-                              <w:rPr>
-                                <w:rFonts w:ascii="Times New Roman" w:hAnsi="Times New Roman" w:cs="Times New Roman" w:hint="eastAsia"/>
-                              </w:rPr>
-                              <w:t xml:space="preserve"> </w:t>
-                            </w:r>
-                            <w:r>
-                              <w:rPr>
-                                <w:rFonts w:ascii="Times New Roman" w:hAnsi="Times New Roman" w:cs="Times New Roman" w:hint="eastAsia"/>
-                              </w:rPr>
-                              <w:t>data_out &lt;&lt;= 1;</w:t>
-                            </w:r>
-                          </w:p>
-                          <w:p>
-                            <w:pPr>
-                              <w:spacing w:line="200" w:lineRule="exact"/>
-                              <w:rPr>
-                                <w:rFonts w:ascii="Times New Roman" w:hAnsi="Times New Roman" w:cs="Times New Roman"/>
-                              </w:rPr>
-                            </w:pPr>
-                            <w:r>
-                              <w:rPr>
-                                <w:rFonts w:ascii="Times New Roman" w:hAnsi="Times New Roman" w:cs="Times New Roman" w:hint="eastAsia"/>
-                              </w:rPr>
-                              <w:tab/>
-                            </w:r>
-                            <w:r>
-                              <w:rPr>
-                                <w:rFonts w:ascii="Times New Roman" w:hAnsi="Times New Roman" w:cs="Times New Roman" w:hint="eastAsia"/>
-                              </w:rPr>
-                              <w:t xml:space="preserve"> </w:t>
-                            </w:r>
-                            <w:r>
-                              <w:rPr>
-                                <w:rFonts w:ascii="Times New Roman" w:hAnsi="Times New Roman" w:cs="Times New Roman" w:hint="eastAsia"/>
-                              </w:rPr>
-                              <w:t>SPI_Delay();</w:t>
-                            </w:r>
-                          </w:p>
-                          <w:p>
-                            <w:pPr>
-                              <w:spacing w:line="200" w:lineRule="exact"/>
-                              <w:rPr>
-                                <w:rFonts w:ascii="Times New Roman" w:hAnsi="Times New Roman" w:cs="Times New Roman"/>
-                              </w:rPr>
-                            </w:pPr>
-                            <w:r>
-                              <w:rPr>
-                                <w:rFonts w:ascii="Times New Roman" w:hAnsi="Times New Roman" w:cs="Times New Roman"/>
-                              </w:rPr>
-                              <w:t xml:space="preserve">     </w:t>
-                            </w:r>
-                            <w:r>
-                              <w:rPr>
-                                <w:rFonts w:ascii="Times New Roman" w:hAnsi="Times New Roman" w:cs="Times New Roman" w:hint="eastAsia"/>
-                              </w:rPr>
-                              <w:t xml:space="preserve"> </w:t>
-                            </w:r>
-                            <w:r>
-                              <w:rPr>
-                                <w:rFonts w:ascii="Times New Roman" w:hAnsi="Times New Roman" w:cs="Times New Roman"/>
-                              </w:rPr>
-                              <w:t xml:space="preserve">// </w:t>
-                            </w:r>
-                            <w:r>
-                              <w:rPr>
-                                <w:rFonts w:ascii="Times New Roman" w:hAnsi="Times New Roman" w:cs="Times New Roman"/>
-                              </w:rPr>
-                              <w:t>产生上升沿（</w:t>
-                            </w:r>
-                            <w:r>
-                              <w:rPr>
-                                <w:rFonts w:ascii="Times New Roman" w:hAnsi="Times New Roman" w:cs="Times New Roman"/>
-                              </w:rPr>
-                              <w:t xml:space="preserve">CPHA=0 </w:t>
-                            </w:r>
-                            <w:r>
-                              <w:rPr>
-                                <w:rFonts w:ascii="Cambria Math" w:hAnsi="Cambria Math" w:cs="Cambria Math"/>
-                              </w:rPr>
-                              <w:t>⇒</w:t>
-                            </w:r>
-                            <w:r>
-                              <w:rPr>
-                                <w:rFonts w:ascii="Times New Roman" w:hAnsi="Times New Roman" w:cs="Times New Roman"/>
-                              </w:rPr>
-                              <w:t xml:space="preserve"> </w:t>
-                            </w:r>
-                            <w:r>
-                              <w:rPr>
-                                <w:rFonts w:ascii="Times New Roman" w:hAnsi="Times New Roman" w:cs="Times New Roman"/>
-                              </w:rPr>
-                              <w:t>上升沿采样）</w:t>
-                            </w:r>
-                          </w:p>
-                          <w:p>
-                            <w:pPr>
-                              <w:spacing w:line="200" w:lineRule="exact"/>
-                              <w:rPr>
-                                <w:rFonts w:ascii="Times New Roman" w:hAnsi="Times New Roman" w:cs="Times New Roman"/>
-                              </w:rPr>
-                            </w:pPr>
-                            <w:r>
-                              <w:rPr>
-                                <w:rFonts w:ascii="Times New Roman" w:hAnsi="Times New Roman" w:cs="Times New Roman" w:hint="eastAsia"/>
-                              </w:rPr>
-                              <w:t xml:space="preserve">     </w:t>
-                            </w:r>
-                            <w:r>
-                              <w:rPr>
-                                <w:rFonts w:ascii="Times New Roman" w:hAnsi="Times New Roman" w:cs="Times New Roman" w:hint="eastAsia"/>
-                              </w:rPr>
-                              <w:t xml:space="preserve"> </w:t>
-                            </w:r>
-                            <w:r>
-                              <w:rPr>
-                                <w:rFonts w:ascii="Times New Roman" w:hAnsi="Times New Roman" w:cs="Times New Roman" w:hint="eastAsia"/>
-                              </w:rPr>
-                              <w:t>SCK = 1;</w:t>
-                            </w:r>
-                          </w:p>
-                          <w:p>
-                            <w:pPr>
-                              <w:spacing w:line="200" w:lineRule="exact"/>
-                              <w:rPr>
-                                <w:rFonts w:ascii="Times New Roman" w:hAnsi="Times New Roman" w:cs="Times New Roman"/>
-                              </w:rPr>
-                            </w:pPr>
-                            <w:r>
-                              <w:rPr>
-                                <w:rFonts w:ascii="Times New Roman" w:hAnsi="Times New Roman" w:cs="Times New Roman" w:hint="eastAsia"/>
-                              </w:rPr>
-                              <w:tab/>
-                            </w:r>
-                            <w:r>
-                              <w:rPr>
-                                <w:rFonts w:ascii="Times New Roman" w:hAnsi="Times New Roman" w:cs="Times New Roman" w:hint="eastAsia"/>
-                              </w:rPr>
-                              <w:t xml:space="preserve"> </w:t>
-                            </w:r>
-                            <w:r>
-                              <w:rPr>
-                                <w:rFonts w:ascii="Times New Roman" w:hAnsi="Times New Roman" w:cs="Times New Roman" w:hint="eastAsia"/>
-                              </w:rPr>
-                              <w:t xml:space="preserve">// </w:t>
-                            </w:r>
-                            <w:r>
-                              <w:rPr>
-                                <w:rFonts w:ascii="Times New Roman" w:hAnsi="Times New Roman" w:cs="Times New Roman" w:hint="eastAsia"/>
-                              </w:rPr>
-                              <w:t>上升沿采样</w:t>
-                            </w:r>
-                            <w:r>
-                              <w:rPr>
-                                <w:rFonts w:ascii="Times New Roman" w:hAnsi="Times New Roman" w:cs="Times New Roman" w:hint="eastAsia"/>
-                              </w:rPr>
-                              <w:t xml:space="preserve"> MISO</w:t>
-                            </w:r>
-                            <w:r>
-                              <w:rPr>
-                                <w:rFonts w:ascii="Times New Roman" w:hAnsi="Times New Roman" w:cs="Times New Roman" w:hint="eastAsia"/>
-                              </w:rPr>
-                              <w:t xml:space="preserve"> </w:t>
-                            </w:r>
-                            <w:r>
-                              <w:rPr>
-                                <w:rFonts w:ascii="Times New Roman" w:hAnsi="Times New Roman" w:cs="Times New Roman" w:hint="eastAsia"/>
-                              </w:rPr>
-                              <w:t>同时发送</w:t>
-                            </w:r>
-                            <w:r>
-                              <w:rPr>
-                                <w:rFonts w:ascii="Times New Roman" w:hAnsi="Times New Roman" w:cs="Times New Roman" w:hint="eastAsia"/>
-                              </w:rPr>
-                              <w:t>MOSI</w:t>
-                            </w:r>
-                          </w:p>
-                          <w:p>
-                            <w:pPr>
-                              <w:spacing w:line="200" w:lineRule="exact"/>
-                              <w:rPr>
-                                <w:rFonts w:ascii="Times New Roman" w:hAnsi="Times New Roman" w:cs="Times New Roman"/>
-                              </w:rPr>
-                            </w:pPr>
-                            <w:r>
-                              <w:rPr>
-                                <w:rFonts w:ascii="Times New Roman" w:hAnsi="Times New Roman" w:cs="Times New Roman" w:hint="eastAsia"/>
-                              </w:rPr>
-                              <w:t xml:space="preserve">     </w:t>
-                            </w:r>
-                            <w:r>
-                              <w:rPr>
-                                <w:rFonts w:ascii="Times New Roman" w:hAnsi="Times New Roman" w:cs="Times New Roman" w:hint="eastAsia"/>
-                              </w:rPr>
-                              <w:t xml:space="preserve"> </w:t>
-                            </w:r>
-                            <w:r>
-                              <w:rPr>
-                                <w:rFonts w:ascii="Times New Roman" w:hAnsi="Times New Roman" w:cs="Times New Roman" w:hint="eastAsia"/>
-                              </w:rPr>
-                              <w:t>data_in &lt;&lt;= 1;</w:t>
-                            </w:r>
-                          </w:p>
-                          <w:p>
-                            <w:pPr>
-                              <w:spacing w:line="200" w:lineRule="exact"/>
-                              <w:rPr>
-                                <w:rFonts w:ascii="Times New Roman" w:hAnsi="Times New Roman" w:cs="Times New Roman"/>
-                              </w:rPr>
-                            </w:pPr>
-                            <w:r>
-                              <w:rPr>
-                                <w:rFonts w:ascii="Times New Roman" w:hAnsi="Times New Roman" w:cs="Times New Roman" w:hint="eastAsia"/>
-                              </w:rPr>
-                              <w:t xml:space="preserve">     </w:t>
-                            </w:r>
-                            <w:r>
-                              <w:rPr>
-                                <w:rFonts w:ascii="Times New Roman" w:hAnsi="Times New Roman" w:cs="Times New Roman" w:hint="eastAsia"/>
-                              </w:rPr>
-                              <w:t xml:space="preserve"> </w:t>
-                            </w:r>
-                            <w:r>
-                              <w:rPr>
-                                <w:rFonts w:ascii="Times New Roman" w:hAnsi="Times New Roman" w:cs="Times New Roman" w:hint="eastAsia"/>
-                              </w:rPr>
-                              <w:t>if (MISO) data_in |= 0x01;</w:t>
-                            </w:r>
-                            <w:r>
-                              <w:rPr>
-                                <w:rFonts w:ascii="Times New Roman" w:hAnsi="Times New Roman" w:cs="Times New Roman" w:hint="eastAsia"/>
-                              </w:rPr>
-                              <w:t xml:space="preserve"> </w:t>
-                            </w:r>
-                            <w:r>
-                              <w:rPr>
-                                <w:rFonts w:ascii="Times New Roman" w:hAnsi="Times New Roman" w:cs="Times New Roman" w:hint="eastAsia"/>
-                              </w:rPr>
-                              <w:t>边沿触发时</w:t>
-                            </w:r>
-                            <w:r>
-                              <w:rPr>
-                                <w:rFonts w:ascii="Times New Roman" w:hAnsi="Times New Roman" w:cs="Times New Roman" w:hint="eastAsia"/>
-                              </w:rPr>
-                              <w:t>MISO</w:t>
-                            </w:r>
-                            <w:r>
-                              <w:rPr>
-                                <w:rFonts w:ascii="Times New Roman" w:hAnsi="Times New Roman" w:cs="Times New Roman" w:hint="eastAsia"/>
-                              </w:rPr>
-                              <w:t>得到数据</w:t>
-                            </w:r>
-                          </w:p>
-                          <w:p>
-                            <w:pPr>
-                              <w:spacing w:line="200" w:lineRule="exact"/>
-                              <w:rPr>
-                                <w:rFonts w:ascii="Times New Roman" w:hAnsi="Times New Roman" w:cs="Times New Roman"/>
-                              </w:rPr>
-                            </w:pPr>
-                            <w:r>
-                              <w:rPr>
-                                <w:rFonts w:ascii="Times New Roman" w:hAnsi="Times New Roman" w:cs="Times New Roman" w:hint="eastAsia"/>
-                              </w:rPr>
-                              <w:tab/>
-                            </w:r>
-                            <w:r>
-                              <w:rPr>
-                                <w:rFonts w:ascii="Times New Roman" w:hAnsi="Times New Roman" w:cs="Times New Roman" w:hint="eastAsia"/>
-                              </w:rPr>
-                              <w:t xml:space="preserve"> </w:t>
-                            </w:r>
-                            <w:r>
-                              <w:rPr>
-                                <w:rFonts w:ascii="Times New Roman" w:hAnsi="Times New Roman" w:cs="Times New Roman" w:hint="eastAsia"/>
-                              </w:rPr>
-                              <w:t>SPI_Delay();</w:t>
-                            </w:r>
-                          </w:p>
-                          <w:p>
-                            <w:pPr>
-                              <w:spacing w:line="200" w:lineRule="exact"/>
-                              <w:rPr>
-                                <w:rFonts w:ascii="Times New Roman" w:hAnsi="Times New Roman" w:cs="Times New Roman"/>
-                              </w:rPr>
-                            </w:pPr>
-                            <w:r>
-                              <w:rPr>
-                                <w:rFonts w:ascii="Times New Roman" w:hAnsi="Times New Roman" w:cs="Times New Roman" w:hint="eastAsia"/>
-                              </w:rPr>
-                              <w:t xml:space="preserve">     </w:t>
-                            </w:r>
-                            <w:r>
-                              <w:rPr>
-                                <w:rFonts w:ascii="Times New Roman" w:hAnsi="Times New Roman" w:cs="Times New Roman" w:hint="eastAsia"/>
-                              </w:rPr>
-                              <w:t xml:space="preserve"> </w:t>
-                            </w:r>
-                            <w:r>
-                              <w:rPr>
-                                <w:rFonts w:ascii="Times New Roman" w:hAnsi="Times New Roman" w:cs="Times New Roman" w:hint="eastAsia"/>
-                              </w:rPr>
-                              <w:t xml:space="preserve">// </w:t>
-                            </w:r>
-                            <w:r>
-                              <w:rPr>
-                                <w:rFonts w:ascii="Times New Roman" w:hAnsi="Times New Roman" w:cs="Times New Roman" w:hint="eastAsia"/>
-                              </w:rPr>
-                              <w:t>产生下降沿，为下一个位做准备</w:t>
-                            </w:r>
-                          </w:p>
-                          <w:p>
-                            <w:pPr>
-                              <w:spacing w:line="200" w:lineRule="exact"/>
-                              <w:rPr>
-                                <w:rFonts w:ascii="Times New Roman" w:hAnsi="Times New Roman" w:cs="Times New Roman"/>
-                              </w:rPr>
-                            </w:pPr>
-                            <w:r>
-                              <w:rPr>
-                                <w:rFonts w:ascii="Times New Roman" w:hAnsi="Times New Roman" w:cs="Times New Roman" w:hint="eastAsia"/>
-                              </w:rPr>
-                              <w:t xml:space="preserve">     </w:t>
-                            </w:r>
-                            <w:r>
-                              <w:rPr>
-                                <w:rFonts w:ascii="Times New Roman" w:hAnsi="Times New Roman" w:cs="Times New Roman" w:hint="eastAsia"/>
-                              </w:rPr>
-                              <w:t xml:space="preserve"> </w:t>
-                            </w:r>
-                            <w:r>
-                              <w:rPr>
-                                <w:rFonts w:ascii="Times New Roman" w:hAnsi="Times New Roman" w:cs="Times New Roman" w:hint="eastAsia"/>
-                              </w:rPr>
-                              <w:t>SCK = 0;</w:t>
-                            </w:r>
-                          </w:p>
-                          <w:p>
-                            <w:pPr>
-                              <w:spacing w:line="200" w:lineRule="exact"/>
-                              <w:rPr>
-                                <w:rFonts w:ascii="Times New Roman" w:hAnsi="Times New Roman" w:cs="Times New Roman"/>
-                              </w:rPr>
-                            </w:pPr>
-                            <w:r>
-                              <w:rPr>
-                                <w:rFonts w:ascii="Times New Roman" w:hAnsi="Times New Roman" w:cs="Times New Roman" w:hint="eastAsia"/>
-                              </w:rPr>
-                              <w:tab/>
-                            </w:r>
-                            <w:r>
-                              <w:rPr>
-                                <w:rFonts w:ascii="Times New Roman" w:hAnsi="Times New Roman" w:cs="Times New Roman" w:hint="eastAsia"/>
-                              </w:rPr>
-                              <w:t xml:space="preserve"> </w:t>
-                            </w:r>
-                            <w:r>
-                              <w:rPr>
-                                <w:rFonts w:ascii="Times New Roman" w:hAnsi="Times New Roman" w:cs="Times New Roman" w:hint="eastAsia"/>
-                              </w:rPr>
-                              <w:t>SPI_Delay();</w:t>
-                            </w:r>
-                          </w:p>
-                          <w:p>
-                            <w:pPr>
-                              <w:spacing w:line="200" w:lineRule="exact"/>
-                              <w:rPr>
-                                <w:rFonts w:ascii="Times New Roman" w:hAnsi="Times New Roman" w:cs="Times New Roman"/>
-                              </w:rPr>
-                            </w:pPr>
-                            <w:r>
-                              <w:rPr>
-                                <w:rFonts w:ascii="Times New Roman" w:hAnsi="Times New Roman" w:cs="Times New Roman" w:hint="eastAsia"/>
-                              </w:rPr>
-                              <w:t xml:space="preserve">    }</w:t>
-                            </w:r>
-                          </w:p>
-                          <w:p>
-                            <w:pPr>
-                              <w:spacing w:line="200" w:lineRule="exact"/>
-                              <w:rPr>
-                                <w:rFonts w:ascii="Times New Roman" w:hAnsi="Times New Roman" w:cs="Times New Roman"/>
-                              </w:rPr>
-                            </w:pPr>
-                            <w:r>
-                              <w:rPr>
-                                <w:rFonts w:ascii="Times New Roman" w:hAnsi="Times New Roman" w:cs="Times New Roman" w:hint="eastAsia"/>
-                              </w:rPr>
-                              <w:t xml:space="preserve">    return data_in;</w:t>
-                            </w:r>
-                          </w:p>
-                          <w:p>
-                            <w:pPr>
-                              <w:spacing w:line="200" w:lineRule="exact"/>
-                              <w:rPr>
-                                <w:rFonts w:ascii="Times New Roman" w:hAnsi="Times New Roman" w:cs="Times New Roman"/>
-                              </w:rPr>
-                            </w:pPr>
-                            <w:r>
-                              <w:rPr>
-                                <w:rFonts w:ascii="Times New Roman" w:hAnsi="Times New Roman" w:cs="Times New Roman" w:hint="eastAsia"/>
-                              </w:rPr>
-                              <w:t>}</w:t>
-                            </w:r>
-                          </w:p>
-                          <w:p>
-                            <w:pPr>
-                              <w:spacing w:line="200" w:lineRule="exact"/>
-                              <w:rPr>
-                                <w:rFonts w:ascii="Times New Roman" w:hAnsi="Times New Roman" w:cs="Times New Roman"/>
-                              </w:rPr>
-                            </w:pPr>
-                          </w:p>
-                        </w:txbxContent>
-                      </wps:txbx>
-                      <wps:bodyPr rot="0" vert="horz" wrap="square" lIns="91440" tIns="45720" rIns="91440" bIns="45720" anchor="t" anchorCtr="0">
-                        <a:noAutofit/>
-                      </wps:bodyPr>
-                    </wps:wsp>
-                  </a:graphicData>
-                </a:graphic>
-                <wp14:sizeRelH relativeFrom="margin">
-                  <wp14:pctWidth>0</wp14:pctWidth>
-                </wp14:sizeRelH>
-                <wp14:sizeRelV relativeFrom="margin">
-                  <wp14:pctHeight>0</wp14:pctHeight>
-                </wp14:sizeRelV>
-              </wp:anchor>
-            </w:drawing>
-          </mc:Choice>
-          <mc:Fallback>
-            <w:pict>
-              <v:shape w14:anchorId="70C4C431" id="_x0000_s1033" type="#_x0000_t202" style="position:absolute;left:0;text-align:left;margin-left:161pt;margin-top:13.35pt;width:227.25pt;height:228.5pt;z-index:-251649024;visibility:visible;mso-wrap-style:square;mso-width-percent:0;mso-height-percent:0;mso-wrap-distance-left:9pt;mso-wrap-distance-top:3.6pt;mso-wrap-distance-right:9pt;mso-wrap-distance-bottom:3.6pt;mso-position-horizontal:absolute;mso-position-horizontal-relative:text;mso-position-vertical:absolute;mso-position-vertical-relative:text;mso-width-percent:0;mso-height-percent:0;mso-width-relative:margin;mso-height-relative:margin;v-text-anchor:top" o:gfxdata="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" filled="f" stroked="f">
-                <v:textbox>
-                  <w:txbxContent>
-                    <w:p>
-                      <w:pPr>
-                        <w:spacing w:line="200" w:lineRule="exact"/>
-                        <w:rPr>
-                          <w:rFonts w:ascii="Times New Roman" w:hAnsi="Times New Roman" w:cs="Times New Roman"/>
-                        </w:rPr>
-                      </w:pPr>
-                      <w:r>
-                        <w:rPr>
-                          <w:rFonts w:ascii="Times New Roman" w:hAnsi="Times New Roman" w:cs="Times New Roman" w:hint="eastAsia"/>
-                        </w:rPr>
-                        <w:t>unsigned char SPI_Transfer(unsigned char data_out)</w:t>
-                      </w:r>
-                    </w:p>
-                    <w:p>
-                      <w:pPr>
-                        <w:spacing w:line="200" w:lineRule="exact"/>
-                        <w:rPr>
-                          <w:rFonts w:ascii="Times New Roman" w:hAnsi="Times New Roman" w:cs="Times New Roman"/>
-                        </w:rPr>
-                      </w:pPr>
-                      <w:r>
-                        <w:rPr>
-                          <w:rFonts w:ascii="Times New Roman" w:hAnsi="Times New Roman" w:cs="Times New Roman" w:hint="eastAsia"/>
-                        </w:rPr>
-                        <w:t>{</w:t>
-                      </w:r>
-                    </w:p>
-                    <w:p>
-                      <w:pPr>
-                        <w:spacing w:line="200" w:lineRule="exact"/>
-                        <w:rPr>
-                          <w:rFonts w:ascii="Times New Roman" w:hAnsi="Times New Roman" w:cs="Times New Roman"/>
-                        </w:rPr>
-                      </w:pPr>
-                      <w:r>
-                        <w:rPr>
-                          <w:rFonts w:ascii="Times New Roman" w:hAnsi="Times New Roman" w:cs="Times New Roman" w:hint="eastAsia"/>
-                        </w:rPr>
-                        <w:t xml:space="preserve">    unsigned char data_in = 0;</w:t>
-                      </w:r>
-                    </w:p>
-                    <w:p>
-                      <w:pPr>
-                        <w:spacing w:line="200" w:lineRule="exact"/>
-                        <w:rPr>
-                          <w:rFonts w:ascii="Times New Roman" w:hAnsi="Times New Roman" w:cs="Times New Roman"/>
-                        </w:rPr>
-                      </w:pPr>
-                      <w:r>
-                        <w:rPr>
-                          <w:rFonts w:ascii="Times New Roman" w:hAnsi="Times New Roman" w:cs="Times New Roman" w:hint="eastAsia"/>
-                        </w:rPr>
-                        <w:tab/>
-                      </w:r>
-                    </w:p>
-                    <w:p>
-                      <w:pPr>
-                        <w:spacing w:line="200" w:lineRule="exact"/>
-                        <w:rPr>
-                          <w:rFonts w:ascii="Times New Roman" w:hAnsi="Times New Roman" w:cs="Times New Roman"/>
-                        </w:rPr>
-                      </w:pPr>
-                      <w:r>
-                        <w:rPr>
-                          <w:rFonts w:ascii="Times New Roman" w:hAnsi="Times New Roman" w:cs="Times New Roman" w:hint="eastAsia"/>
-                        </w:rPr>
-                        <w:t xml:space="preserve">    for (int i = 0; i &lt; 8; i++) {</w:t>
-                      </w:r>
-                    </w:p>
-                    <w:p>
-                      <w:pPr>
-                        <w:spacing w:line="200" w:lineRule="exact"/>
-                        <w:ind w:firstLineChars="300" w:firstLine="480"/>
-                        <w:rPr>
-                          <w:rFonts w:ascii="Times New Roman" w:hAnsi="Times New Roman" w:cs="Times New Roman"/>
-                        </w:rPr>
-                      </w:pPr>
-                      <w:r>
-                        <w:rPr>
-                          <w:rFonts w:ascii="Times New Roman" w:hAnsi="Times New Roman" w:cs="Times New Roman" w:hint="eastAsia"/>
-                        </w:rPr>
-                        <w:t>SCK = 0;</w:t>
-                      </w:r>
-                    </w:p>
-                    <w:p>
-                      <w:pPr>
-                        <w:spacing w:line="200" w:lineRule="exact"/>
-                        <w:rPr>
-                          <w:rFonts w:ascii="Times New Roman" w:hAnsi="Times New Roman" w:cs="Times New Roman"/>
-                        </w:rPr>
-                      </w:pPr>
-                      <w:r>
-                        <w:rPr>
-                          <w:rFonts w:ascii="Times New Roman" w:hAnsi="Times New Roman" w:cs="Times New Roman" w:hint="eastAsia"/>
-                        </w:rPr>
-                        <w:t xml:space="preserve">     </w:t>
-                      </w:r>
-                      <w:r>
-                        <w:rPr>
-                          <w:rFonts w:ascii="Times New Roman" w:hAnsi="Times New Roman" w:cs="Times New Roman" w:hint="eastAsia"/>
-                        </w:rPr>
-                        <w:t xml:space="preserve"> </w:t>
-                      </w:r>
-                      <w:r>
-                        <w:rPr>
-                          <w:rFonts w:ascii="Times New Roman" w:hAnsi="Times New Roman" w:cs="Times New Roman" w:hint="eastAsia"/>
-                        </w:rPr>
-                        <w:t xml:space="preserve">// </w:t>
-                      </w:r>
-                      <w:r>
-                        <w:rPr>
-                          <w:rFonts w:ascii="Times New Roman" w:hAnsi="Times New Roman" w:cs="Times New Roman" w:hint="eastAsia"/>
-                        </w:rPr>
-                        <w:t>在上升沿前准备</w:t>
-                      </w:r>
-                      <w:r>
-                        <w:rPr>
-                          <w:rFonts w:ascii="Times New Roman" w:hAnsi="Times New Roman" w:cs="Times New Roman" w:hint="eastAsia"/>
-                        </w:rPr>
-                        <w:t xml:space="preserve"> MOSI </w:t>
-                      </w:r>
-                      <w:r>
-                        <w:rPr>
-                          <w:rFonts w:ascii="Times New Roman" w:hAnsi="Times New Roman" w:cs="Times New Roman" w:hint="eastAsia"/>
-                        </w:rPr>
-                        <w:t>数据</w:t>
-                      </w:r>
-                    </w:p>
-                    <w:p>
-                      <w:pPr>
-                        <w:spacing w:line="200" w:lineRule="exact"/>
-                        <w:rPr>
-                          <w:rFonts w:ascii="Times New Roman" w:hAnsi="Times New Roman" w:cs="Times New Roman"/>
-                        </w:rPr>
-                      </w:pPr>
-                      <w:r>
-                        <w:rPr>
-                          <w:rFonts w:ascii="Times New Roman" w:hAnsi="Times New Roman" w:cs="Times New Roman" w:hint="eastAsia"/>
-                        </w:rPr>
-                        <w:t xml:space="preserve">     </w:t>
-                      </w:r>
-                      <w:r>
-                        <w:rPr>
-                          <w:rFonts w:ascii="Times New Roman" w:hAnsi="Times New Roman" w:cs="Times New Roman" w:hint="eastAsia"/>
-                        </w:rPr>
-                        <w:t xml:space="preserve"> </w:t>
-                      </w:r>
-                      <w:r>
-                        <w:rPr>
-                          <w:rFonts w:ascii="Times New Roman" w:hAnsi="Times New Roman" w:cs="Times New Roman" w:hint="eastAsia"/>
-                        </w:rPr>
-                        <w:t>MOSI = (data_out &amp; 0x80)</w:t>
-                      </w:r>
-                      <w:r>
-                        <w:rPr>
-                          <w:rFonts w:ascii="Times New Roman" w:hAnsi="Times New Roman" w:cs="Times New Roman" w:hint="eastAsia"/>
-                        </w:rPr>
-                        <w:t>? 1 : 0</w:t>
-                      </w:r>
-                      <w:r>
-                        <w:rPr>
-                          <w:rFonts w:ascii="Times New Roman" w:hAnsi="Times New Roman" w:cs="Times New Roman" w:hint="eastAsia"/>
-                        </w:rPr>
-                        <w:t xml:space="preserve">;   // </w:t>
-                      </w:r>
-                      <w:r>
-                        <w:rPr>
-                          <w:rFonts w:ascii="Times New Roman" w:hAnsi="Times New Roman" w:cs="Times New Roman" w:hint="eastAsia"/>
-                        </w:rPr>
-                        <w:t>发送最高位</w:t>
-                      </w:r>
-                    </w:p>
-                    <w:p>
-                      <w:pPr>
-                        <w:spacing w:line="200" w:lineRule="exact"/>
-                        <w:rPr>
-                          <w:rFonts w:ascii="Times New Roman" w:hAnsi="Times New Roman" w:cs="Times New Roman"/>
-                        </w:rPr>
-                      </w:pPr>
-                      <w:r>
-                        <w:rPr>
-                          <w:rFonts w:ascii="Times New Roman" w:hAnsi="Times New Roman" w:cs="Times New Roman" w:hint="eastAsia"/>
-                        </w:rPr>
-                        <w:t xml:space="preserve">     </w:t>
-                      </w:r>
-                      <w:r>
-                        <w:rPr>
-                          <w:rFonts w:ascii="Times New Roman" w:hAnsi="Times New Roman" w:cs="Times New Roman" w:hint="eastAsia"/>
-                        </w:rPr>
-                        <w:t xml:space="preserve"> </w:t>
-                      </w:r>
-                      <w:r>
-                        <w:rPr>
-                          <w:rFonts w:ascii="Times New Roman" w:hAnsi="Times New Roman" w:cs="Times New Roman" w:hint="eastAsia"/>
-                        </w:rPr>
-                        <w:t>data_out &lt;&lt;= 1;</w:t>
-                      </w:r>
-                    </w:p>
-                    <w:p>
-                      <w:pPr>
-                        <w:spacing w:line="200" w:lineRule="exact"/>
-                        <w:rPr>
-                          <w:rFonts w:ascii="Times New Roman" w:hAnsi="Times New Roman" w:cs="Times New Roman"/>
-                        </w:rPr>
-                      </w:pPr>
-                      <w:r>
-                        <w:rPr>
-                          <w:rFonts w:ascii="Times New Roman" w:hAnsi="Times New Roman" w:cs="Times New Roman" w:hint="eastAsia"/>
-                        </w:rPr>
-                        <w:tab/>
-                      </w:r>
-                      <w:r>
-                        <w:rPr>
-                          <w:rFonts w:ascii="Times New Roman" w:hAnsi="Times New Roman" w:cs="Times New Roman" w:hint="eastAsia"/>
-                        </w:rPr>
-                        <w:t xml:space="preserve"> </w:t>
-                      </w:r>
-                      <w:r>
-                        <w:rPr>
-                          <w:rFonts w:ascii="Times New Roman" w:hAnsi="Times New Roman" w:cs="Times New Roman" w:hint="eastAsia"/>
-                        </w:rPr>
-                        <w:t>SPI_Delay();</w:t>
-                      </w:r>
-                    </w:p>
-                    <w:p>
-                      <w:pPr>
-                        <w:spacing w:line="200" w:lineRule="exact"/>
-                        <w:rPr>
-                          <w:rFonts w:ascii="Times New Roman" w:hAnsi="Times New Roman" w:cs="Times New Roman"/>
-                        </w:rPr>
-                      </w:pPr>
-                      <w:r>
-                        <w:rPr>
-                          <w:rFonts w:ascii="Times New Roman" w:hAnsi="Times New Roman" w:cs="Times New Roman"/>
-                        </w:rPr>
-                        <w:t xml:space="preserve">     </w:t>
-                      </w:r>
-                      <w:r>
-                        <w:rPr>
-                          <w:rFonts w:ascii="Times New Roman" w:hAnsi="Times New Roman" w:cs="Times New Roman" w:hint="eastAsia"/>
-                        </w:rPr>
-                        <w:t xml:space="preserve"> </w:t>
-                      </w:r>
-                      <w:r>
-                        <w:rPr>
-                          <w:rFonts w:ascii="Times New Roman" w:hAnsi="Times New Roman" w:cs="Times New Roman"/>
-                        </w:rPr>
-                        <w:t xml:space="preserve">// </w:t>
-                      </w:r>
-                      <w:r>
-                        <w:rPr>
-                          <w:rFonts w:ascii="Times New Roman" w:hAnsi="Times New Roman" w:cs="Times New Roman"/>
-                        </w:rPr>
-                        <w:t>产生上升沿（</w:t>
-                      </w:r>
-                      <w:r>
-                        <w:rPr>
-                          <w:rFonts w:ascii="Times New Roman" w:hAnsi="Times New Roman" w:cs="Times New Roman"/>
-                        </w:rPr>
-                        <w:t xml:space="preserve">CPHA=0 </w:t>
-                      </w:r>
-                      <w:r>
-                        <w:rPr>
-                          <w:rFonts w:ascii="Cambria Math" w:hAnsi="Cambria Math" w:cs="Cambria Math"/>
-                        </w:rPr>
-                        <w:t>⇒</w:t>
-                      </w:r>
-                      <w:r>
-                        <w:rPr>
-                          <w:rFonts w:ascii="Times New Roman" w:hAnsi="Times New Roman" w:cs="Times New Roman"/>
-                        </w:rPr>
-                        <w:t xml:space="preserve"> </w:t>
-                      </w:r>
-                      <w:r>
-                        <w:rPr>
-                          <w:rFonts w:ascii="Times New Roman" w:hAnsi="Times New Roman" w:cs="Times New Roman"/>
-                        </w:rPr>
-                        <w:t>上升沿采样）</w:t>
-                      </w:r>
-                    </w:p>
-                    <w:p>
-                      <w:pPr>
-                        <w:spacing w:line="200" w:lineRule="exact"/>
-                        <w:rPr>
-                          <w:rFonts w:ascii="Times New Roman" w:hAnsi="Times New Roman" w:cs="Times New Roman"/>
-                        </w:rPr>
-                      </w:pPr>
-                      <w:r>
-                        <w:rPr>
-                          <w:rFonts w:ascii="Times New Roman" w:hAnsi="Times New Roman" w:cs="Times New Roman" w:hint="eastAsia"/>
-                        </w:rPr>
-                        <w:t xml:space="preserve">     </w:t>
-                      </w:r>
-                      <w:r>
-                        <w:rPr>
-                          <w:rFonts w:ascii="Times New Roman" w:hAnsi="Times New Roman" w:cs="Times New Roman" w:hint="eastAsia"/>
-                        </w:rPr>
-                        <w:t xml:space="preserve"> </w:t>
-                      </w:r>
-                      <w:r>
-                        <w:rPr>
-                          <w:rFonts w:ascii="Times New Roman" w:hAnsi="Times New Roman" w:cs="Times New Roman" w:hint="eastAsia"/>
-                        </w:rPr>
-                        <w:t>SCK = 1;</w:t>
-                      </w:r>
-                    </w:p>
-                    <w:p>
-                      <w:pPr>
-                        <w:spacing w:line="200" w:lineRule="exact"/>
-                        <w:rPr>
-                          <w:rFonts w:ascii="Times New Roman" w:hAnsi="Times New Roman" w:cs="Times New Roman"/>
-                        </w:rPr>
-                      </w:pPr>
-                      <w:r>
-                        <w:rPr>
-                          <w:rFonts w:ascii="Times New Roman" w:hAnsi="Times New Roman" w:cs="Times New Roman" w:hint="eastAsia"/>
-                        </w:rPr>
-                        <w:tab/>
-                      </w:r>
-                      <w:r>
-                        <w:rPr>
-                          <w:rFonts w:ascii="Times New Roman" w:hAnsi="Times New Roman" w:cs="Times New Roman" w:hint="eastAsia"/>
-                        </w:rPr>
-                        <w:t xml:space="preserve"> </w:t>
-                      </w:r>
-                      <w:r>
-                        <w:rPr>
-                          <w:rFonts w:ascii="Times New Roman" w:hAnsi="Times New Roman" w:cs="Times New Roman" w:hint="eastAsia"/>
-                        </w:rPr>
-                        <w:t xml:space="preserve">// </w:t>
-                      </w:r>
-                      <w:r>
-                        <w:rPr>
-                          <w:rFonts w:ascii="Times New Roman" w:hAnsi="Times New Roman" w:cs="Times New Roman" w:hint="eastAsia"/>
-                        </w:rPr>
-                        <w:t>上升沿采样</w:t>
-                      </w:r>
-                      <w:r>
-                        <w:rPr>
-                          <w:rFonts w:ascii="Times New Roman" w:hAnsi="Times New Roman" w:cs="Times New Roman" w:hint="eastAsia"/>
-                        </w:rPr>
-                        <w:t xml:space="preserve"> MISO</w:t>
-                      </w:r>
-                      <w:r>
-                        <w:rPr>
-                          <w:rFonts w:ascii="Times New Roman" w:hAnsi="Times New Roman" w:cs="Times New Roman" w:hint="eastAsia"/>
-                        </w:rPr>
-                        <w:t xml:space="preserve"> </w:t>
-                      </w:r>
-                      <w:r>
-                        <w:rPr>
-                          <w:rFonts w:ascii="Times New Roman" w:hAnsi="Times New Roman" w:cs="Times New Roman" w:hint="eastAsia"/>
-                        </w:rPr>
-                        <w:t>同时发送</w:t>
-                      </w:r>
-                      <w:r>
-                        <w:rPr>
-                          <w:rFonts w:ascii="Times New Roman" w:hAnsi="Times New Roman" w:cs="Times New Roman" w:hint="eastAsia"/>
-                        </w:rPr>
-                        <w:t>MOSI</w:t>
-                      </w:r>
-                    </w:p>
-                    <w:p>
-                      <w:pPr>
-                        <w:spacing w:line="200" w:lineRule="exact"/>
-                        <w:rPr>
-                          <w:rFonts w:ascii="Times New Roman" w:hAnsi="Times New Roman" w:cs="Times New Roman"/>
-                        </w:rPr>
-                      </w:pPr>
-                      <w:r>
-                        <w:rPr>
-                          <w:rFonts w:ascii="Times New Roman" w:hAnsi="Times New Roman" w:cs="Times New Roman" w:hint="eastAsia"/>
-                        </w:rPr>
-                        <w:t xml:space="preserve">     </w:t>
-                      </w:r>
-                      <w:r>
-                        <w:rPr>
-                          <w:rFonts w:ascii="Times New Roman" w:hAnsi="Times New Roman" w:cs="Times New Roman" w:hint="eastAsia"/>
-                        </w:rPr>
-                        <w:t xml:space="preserve"> </w:t>
-                      </w:r>
-                      <w:r>
-                        <w:rPr>
-                          <w:rFonts w:ascii="Times New Roman" w:hAnsi="Times New Roman" w:cs="Times New Roman" w:hint="eastAsia"/>
-                        </w:rPr>
-                        <w:t>data_in &lt;&lt;= 1;</w:t>
-                      </w:r>
-                    </w:p>
-                    <w:p>
-                      <w:pPr>
-                        <w:spacing w:line="200" w:lineRule="exact"/>
-                        <w:rPr>
-                          <w:rFonts w:ascii="Times New Roman" w:hAnsi="Times New Roman" w:cs="Times New Roman"/>
-                        </w:rPr>
-                      </w:pPr>
-                      <w:r>
-                        <w:rPr>
-                          <w:rFonts w:ascii="Times New Roman" w:hAnsi="Times New Roman" w:cs="Times New Roman" w:hint="eastAsia"/>
-                        </w:rPr>
-                        <w:t xml:space="preserve">     </w:t>
-                      </w:r>
-                      <w:r>
-                        <w:rPr>
-                          <w:rFonts w:ascii="Times New Roman" w:hAnsi="Times New Roman" w:cs="Times New Roman" w:hint="eastAsia"/>
-                        </w:rPr>
-                        <w:t xml:space="preserve"> </w:t>
-                      </w:r>
-                      <w:r>
-                        <w:rPr>
-                          <w:rFonts w:ascii="Times New Roman" w:hAnsi="Times New Roman" w:cs="Times New Roman" w:hint="eastAsia"/>
-                        </w:rPr>
-                        <w:t>if (MISO) data_in |= 0x01;</w:t>
-                      </w:r>
-                      <w:r>
-                        <w:rPr>
-                          <w:rFonts w:ascii="Times New Roman" w:hAnsi="Times New Roman" w:cs="Times New Roman" w:hint="eastAsia"/>
-                        </w:rPr>
-                        <w:t xml:space="preserve"> </w:t>
-                      </w:r>
-                      <w:r>
-                        <w:rPr>
-                          <w:rFonts w:ascii="Times New Roman" w:hAnsi="Times New Roman" w:cs="Times New Roman" w:hint="eastAsia"/>
-                        </w:rPr>
-                        <w:t>边沿触发时</w:t>
-                      </w:r>
-                      <w:r>
-                        <w:rPr>
-                          <w:rFonts w:ascii="Times New Roman" w:hAnsi="Times New Roman" w:cs="Times New Roman" w:hint="eastAsia"/>
-                        </w:rPr>
-                        <w:t>MISO</w:t>
-                      </w:r>
-                      <w:r>
-                        <w:rPr>
-                          <w:rFonts w:ascii="Times New Roman" w:hAnsi="Times New Roman" w:cs="Times New Roman" w:hint="eastAsia"/>
-                        </w:rPr>
-                        <w:t>得到数据</w:t>
-                      </w:r>
-                    </w:p>
-                    <w:p>
-                      <w:pPr>
-                        <w:spacing w:line="200" w:lineRule="exact"/>
-                        <w:rPr>
-                          <w:rFonts w:ascii="Times New Roman" w:hAnsi="Times New Roman" w:cs="Times New Roman"/>
-                        </w:rPr>
-                      </w:pPr>
-                      <w:r>
-                        <w:rPr>
-                          <w:rFonts w:ascii="Times New Roman" w:hAnsi="Times New Roman" w:cs="Times New Roman" w:hint="eastAsia"/>
-                        </w:rPr>
-                        <w:tab/>
-                      </w:r>
-                      <w:r>
-                        <w:rPr>
-                          <w:rFonts w:ascii="Times New Roman" w:hAnsi="Times New Roman" w:cs="Times New Roman" w:hint="eastAsia"/>
-                        </w:rPr>
-                        <w:t xml:space="preserve"> </w:t>
-                      </w:r>
-                      <w:r>
-                        <w:rPr>
-                          <w:rFonts w:ascii="Times New Roman" w:hAnsi="Times New Roman" w:cs="Times New Roman" w:hint="eastAsia"/>
-                        </w:rPr>
-                        <w:t>SPI_Delay();</w:t>
-                      </w:r>
-                    </w:p>
-                    <w:p>
-                      <w:pPr>
-                        <w:spacing w:line="200" w:lineRule="exact"/>
-                        <w:rPr>
-                          <w:rFonts w:ascii="Times New Roman" w:hAnsi="Times New Roman" w:cs="Times New Roman"/>
-                        </w:rPr>
-                      </w:pPr>
-                      <w:r>
-                        <w:rPr>
-                          <w:rFonts w:ascii="Times New Roman" w:hAnsi="Times New Roman" w:cs="Times New Roman" w:hint="eastAsia"/>
-                        </w:rPr>
-                        <w:t xml:space="preserve">     </w:t>
-                      </w:r>
-                      <w:r>
-                        <w:rPr>
-                          <w:rFonts w:ascii="Times New Roman" w:hAnsi="Times New Roman" w:cs="Times New Roman" w:hint="eastAsia"/>
-                        </w:rPr>
-                        <w:t xml:space="preserve"> </w:t>
-                      </w:r>
-                      <w:r>
-                        <w:rPr>
-                          <w:rFonts w:ascii="Times New Roman" w:hAnsi="Times New Roman" w:cs="Times New Roman" w:hint="eastAsia"/>
-                        </w:rPr>
-                        <w:t xml:space="preserve">// </w:t>
-                      </w:r>
-                      <w:r>
-                        <w:rPr>
-                          <w:rFonts w:ascii="Times New Roman" w:hAnsi="Times New Roman" w:cs="Times New Roman" w:hint="eastAsia"/>
-                        </w:rPr>
-                        <w:t>产生下降沿，为下一个位做准备</w:t>
-                      </w:r>
-                    </w:p>
-                    <w:p>
-                      <w:pPr>
-                        <w:spacing w:line="200" w:lineRule="exact"/>
-                        <w:rPr>
-                          <w:rFonts w:ascii="Times New Roman" w:hAnsi="Times New Roman" w:cs="Times New Roman"/>
-                        </w:rPr>
-                      </w:pPr>
-                      <w:r>
-                        <w:rPr>
-                          <w:rFonts w:ascii="Times New Roman" w:hAnsi="Times New Roman" w:cs="Times New Roman" w:hint="eastAsia"/>
-                        </w:rPr>
-                        <w:t xml:space="preserve">     </w:t>
-                      </w:r>
-                      <w:r>
-                        <w:rPr>
-                          <w:rFonts w:ascii="Times New Roman" w:hAnsi="Times New Roman" w:cs="Times New Roman" w:hint="eastAsia"/>
-                        </w:rPr>
-                        <w:t xml:space="preserve"> </w:t>
-                      </w:r>
-                      <w:r>
-                        <w:rPr>
-                          <w:rFonts w:ascii="Times New Roman" w:hAnsi="Times New Roman" w:cs="Times New Roman" w:hint="eastAsia"/>
-                        </w:rPr>
-                        <w:t>SCK = 0;</w:t>
-                      </w:r>
-                    </w:p>
-                    <w:p>
-                      <w:pPr>
-                        <w:spacing w:line="200" w:lineRule="exact"/>
-                        <w:rPr>
-                          <w:rFonts w:ascii="Times New Roman" w:hAnsi="Times New Roman" w:cs="Times New Roman"/>
-                        </w:rPr>
-                      </w:pPr>
-                      <w:r>
-                        <w:rPr>
-                          <w:rFonts w:ascii="Times New Roman" w:hAnsi="Times New Roman" w:cs="Times New Roman" w:hint="eastAsia"/>
-                        </w:rPr>
-                        <w:tab/>
-                      </w:r>
-                      <w:r>
-                        <w:rPr>
-                          <w:rFonts w:ascii="Times New Roman" w:hAnsi="Times New Roman" w:cs="Times New Roman" w:hint="eastAsia"/>
-                        </w:rPr>
-                        <w:t xml:space="preserve"> </w:t>
-                      </w:r>
-                      <w:r>
-                        <w:rPr>
-                          <w:rFonts w:ascii="Times New Roman" w:hAnsi="Times New Roman" w:cs="Times New Roman" w:hint="eastAsia"/>
-                        </w:rPr>
-                        <w:t>SPI_Delay();</w:t>
-                      </w:r>
-                    </w:p>
-                    <w:p>
-                      <w:pPr>
-                        <w:spacing w:line="200" w:lineRule="exact"/>
-                        <w:rPr>
-                          <w:rFonts w:ascii="Times New Roman" w:hAnsi="Times New Roman" w:cs="Times New Roman"/>
-                        </w:rPr>
-                      </w:pPr>
-                      <w:r>
-                        <w:rPr>
-                          <w:rFonts w:ascii="Times New Roman" w:hAnsi="Times New Roman" w:cs="Times New Roman" w:hint="eastAsia"/>
-                        </w:rPr>
-                        <w:t xml:space="preserve">    }</w:t>
-                      </w:r>
-                    </w:p>
-                    <w:p>
-                      <w:pPr>
-                        <w:spacing w:line="200" w:lineRule="exact"/>
-                        <w:rPr>
-                          <w:rFonts w:ascii="Times New Roman" w:hAnsi="Times New Roman" w:cs="Times New Roman"/>
-                        </w:rPr>
-                      </w:pPr>
-                      <w:r>
-                        <w:rPr>
-                          <w:rFonts w:ascii="Times New Roman" w:hAnsi="Times New Roman" w:cs="Times New Roman" w:hint="eastAsia"/>
-                        </w:rPr>
-                        <w:t xml:space="preserve">    return data_in;</w:t>
-                      </w:r>
-                    </w:p>
-                    <w:p>
-                      <w:pPr>
-                        <w:spacing w:line="200" w:lineRule="exact"/>
-                        <w:rPr>
-                          <w:rFonts w:ascii="Times New Roman" w:hAnsi="Times New Roman" w:cs="Times New Roman"/>
-                        </w:rPr>
-                      </w:pPr>
-                      <w:r>
-                        <w:rPr>
-                          <w:rFonts w:ascii="Times New Roman" w:hAnsi="Times New Roman" w:cs="Times New Roman" w:hint="eastAsia"/>
-                        </w:rPr>
-                        <w:t>}</w:t>
-                      </w:r>
-                    </w:p>
-                    <w:p>
-                      <w:pPr>
-                        <w:spacing w:line="200" w:lineRule="exact"/>
-                        <w:rPr>
-                          <w:rFonts w:ascii="Times New Roman" w:hAnsi="Times New Roman" w:cs="Times New Roman"/>
-                        </w:rPr>
-                      </w:pPr>
-                    </w:p>
-                  </w:txbxContent>
-                </v:textbox>
-              </v:shape>
-            </w:pict>
-          </mc:Fallback>
-        </mc:AlternateContent>
-      </w:r>
-      <w:r>
-        <w:rPr>
-          <w:rFonts w:asciiTheme="minorEastAsia" w:hAnsiTheme="minorEastAsia"/>
-          <w:b/>
-          <w:bCs/>
-          <w:noProof/>
-          <w:color w:val="EE0000"/>
-          <w:szCs w:val="16"/>
-        </w:rPr>
-        <mc:AlternateContent>
-          <mc:Choice Requires="wps">
-            <w:drawing>
-              <wp:anchor distT="45720" distB="45720" distL="114300" distR="114300" simplePos="0" relativeHeight="251665408" behindDoc="1" locked="0" layoutInCell="1" allowOverlap="1" wp14:anchorId="47798384" wp14:editId="25AEA2C3">
+              <wp:anchor distT="45720" distB="45720" distL="114300" distR="114300" simplePos="0" relativeHeight="251665408" behindDoc="1" locked="0" layoutInCell="1" allowOverlap="1" wp14:anchorId="47798384" wp14:editId="36672D73">
                 <wp:simplePos x="0" y="0"/>
                 <wp:positionH relativeFrom="column">
                   <wp:posOffset>40750</wp:posOffset>
@@ -12268,7 +12884,6 @@
                         <w:txbxContent>
                           <w:p>
                             <w:pPr>
-                              <w:spacing w:line="200" w:lineRule="exact"/>
                               <w:rPr>
                                 <w:rFonts w:ascii="Times New Roman" w:hAnsi="Times New Roman" w:cs="Times New Roman"/>
                               </w:rPr>
@@ -12277,12 +12892,39 @@
                               <w:rPr>
                                 <w:rFonts w:ascii="Times New Roman" w:hAnsi="Times New Roman" w:cs="Times New Roman" w:hint="eastAsia"/>
                               </w:rPr>
-                              <w:t>void SPI_Init() {</w:t>
+                              <w:t xml:space="preserve">void </w:t>
+                            </w:r>
+                            <w:proofErr w:type="spellStart"/>
+                            <w:r>
+                              <w:rPr>
+                                <w:rFonts w:ascii="Times New Roman" w:hAnsi="Times New Roman" w:cs="Times New Roman" w:hint="eastAsia"/>
+                              </w:rPr>
+                              <w:t>SPI_</w:t>
+                            </w:r>
+                            <w:proofErr w:type="gramStart"/>
+                            <w:r>
+                              <w:rPr>
+                                <w:rFonts w:ascii="Times New Roman" w:hAnsi="Times New Roman" w:cs="Times New Roman" w:hint="eastAsia"/>
+                              </w:rPr>
+                              <w:t>Init</w:t>
+                            </w:r>
+                            <w:proofErr w:type="spellEnd"/>
+                            <w:r>
+                              <w:rPr>
+                                <w:rFonts w:ascii="Times New Roman" w:hAnsi="Times New Roman" w:cs="Times New Roman" w:hint="eastAsia"/>
+                              </w:rPr>
+                              <w:t>(</w:t>
+                            </w:r>
+                            <w:proofErr w:type="gramEnd"/>
+                            <w:r>
+                              <w:rPr>
+                                <w:rFonts w:ascii="Times New Roman" w:hAnsi="Times New Roman" w:cs="Times New Roman" w:hint="eastAsia"/>
+                              </w:rPr>
+                              <w:t>) {</w:t>
                             </w:r>
                           </w:p>
                           <w:p>
                             <w:pPr>
-                              <w:spacing w:line="200" w:lineRule="exact"/>
                               <w:rPr>
                                 <w:rFonts w:ascii="Times New Roman" w:hAnsi="Times New Roman" w:cs="Times New Roman"/>
                               </w:rPr>
@@ -12291,12 +12933,19 @@
                               <w:rPr>
                                 <w:rFonts w:ascii="Times New Roman" w:hAnsi="Times New Roman" w:cs="Times New Roman" w:hint="eastAsia"/>
                               </w:rPr>
-                              <w:t xml:space="preserve">    MOSI = 0;</w:t>
-                            </w:r>
+                              <w:t xml:space="preserve">    MOSI = </w:t>
+                            </w:r>
+                            <w:proofErr w:type="gramStart"/>
+                            <w:r>
+                              <w:rPr>
+                                <w:rFonts w:ascii="Times New Roman" w:hAnsi="Times New Roman" w:cs="Times New Roman" w:hint="eastAsia"/>
+                              </w:rPr>
+                              <w:t>0;</w:t>
+                            </w:r>
+                            <w:proofErr w:type="gramEnd"/>
                           </w:p>
                           <w:p>
                             <w:pPr>
-                              <w:spacing w:line="200" w:lineRule="exact"/>
                               <w:rPr>
                                 <w:rFonts w:ascii="Times New Roman" w:hAnsi="Times New Roman" w:cs="Times New Roman"/>
                               </w:rPr>
@@ -12340,7 +12989,6 @@
                           </w:p>
                           <w:p>
                             <w:pPr>
-                              <w:spacing w:line="200" w:lineRule="exact"/>
                               <w:rPr>
                                 <w:rFonts w:ascii="Times New Roman" w:hAnsi="Times New Roman" w:cs="Times New Roman"/>
                               </w:rPr>
@@ -12360,7 +13008,6 @@
                           </w:p>
                           <w:p>
                             <w:pPr>
-                              <w:spacing w:line="200" w:lineRule="exact"/>
                               <w:rPr>
                                 <w:rFonts w:ascii="Times New Roman" w:hAnsi="Times New Roman" w:cs="Times New Roman"/>
                               </w:rPr>
@@ -12374,7 +13021,6 @@
                           </w:p>
                           <w:p>
                             <w:pPr>
-                              <w:spacing w:line="200" w:lineRule="exact"/>
                               <w:rPr>
                                 <w:rFonts w:ascii="Times New Roman" w:hAnsi="Times New Roman" w:cs="Times New Roman"/>
                               </w:rPr>
@@ -12382,7 +13028,6 @@
                           </w:p>
                           <w:p>
                             <w:pPr>
-                              <w:spacing w:line="200" w:lineRule="exact"/>
                               <w:rPr>
                                 <w:rFonts w:ascii="Times New Roman" w:hAnsi="Times New Roman" w:cs="Times New Roman"/>
                               </w:rPr>
@@ -12391,12 +13036,39 @@
                               <w:rPr>
                                 <w:rFonts w:ascii="Times New Roman" w:hAnsi="Times New Roman" w:cs="Times New Roman" w:hint="eastAsia"/>
                               </w:rPr>
-                              <w:t>void SPI_Delay() {</w:t>
+                              <w:t xml:space="preserve">void </w:t>
+                            </w:r>
+                            <w:proofErr w:type="spellStart"/>
+                            <w:r>
+                              <w:rPr>
+                                <w:rFonts w:ascii="Times New Roman" w:hAnsi="Times New Roman" w:cs="Times New Roman" w:hint="eastAsia"/>
+                              </w:rPr>
+                              <w:t>SPI_</w:t>
+                            </w:r>
+                            <w:proofErr w:type="gramStart"/>
+                            <w:r>
+                              <w:rPr>
+                                <w:rFonts w:ascii="Times New Roman" w:hAnsi="Times New Roman" w:cs="Times New Roman" w:hint="eastAsia"/>
+                              </w:rPr>
+                              <w:t>Delay</w:t>
+                            </w:r>
+                            <w:proofErr w:type="spellEnd"/>
+                            <w:r>
+                              <w:rPr>
+                                <w:rFonts w:ascii="Times New Roman" w:hAnsi="Times New Roman" w:cs="Times New Roman" w:hint="eastAsia"/>
+                              </w:rPr>
+                              <w:t>(</w:t>
+                            </w:r>
+                            <w:proofErr w:type="gramEnd"/>
+                            <w:r>
+                              <w:rPr>
+                                <w:rFonts w:ascii="Times New Roman" w:hAnsi="Times New Roman" w:cs="Times New Roman" w:hint="eastAsia"/>
+                              </w:rPr>
+                              <w:t>) {</w:t>
                             </w:r>
                           </w:p>
                           <w:p>
                             <w:pPr>
-                              <w:spacing w:line="200" w:lineRule="exact"/>
                               <w:ind w:firstLine="320"/>
                               <w:rPr>
                                 <w:rFonts w:ascii="Times New Roman" w:hAnsi="Times New Roman" w:cs="Times New Roman"/>
@@ -12406,7 +13078,21 @@
                               <w:rPr>
                                 <w:rFonts w:ascii="Times New Roman" w:hAnsi="Times New Roman" w:cs="Times New Roman" w:hint="eastAsia"/>
                               </w:rPr>
-                              <w:t xml:space="preserve">_nop_();  // </w:t>
+                              <w:t>_</w:t>
+                            </w:r>
+                            <w:proofErr w:type="spellStart"/>
+                            <w:r>
+                              <w:rPr>
+                                <w:rFonts w:ascii="Times New Roman" w:hAnsi="Times New Roman" w:cs="Times New Roman" w:hint="eastAsia"/>
+                              </w:rPr>
+                              <w:t>nop</w:t>
+                            </w:r>
+                            <w:proofErr w:type="spellEnd"/>
+                            <w:r>
+                              <w:rPr>
+                                <w:rFonts w:ascii="Times New Roman" w:hAnsi="Times New Roman" w:cs="Times New Roman" w:hint="eastAsia"/>
+                              </w:rPr>
+                              <w:t xml:space="preserve">_();  // </w:t>
                             </w:r>
                             <w:r>
                               <w:rPr>
@@ -12417,7 +13103,6 @@
                           </w:p>
                           <w:p>
                             <w:pPr>
-                              <w:spacing w:line="200" w:lineRule="exact"/>
                               <w:ind w:left="840" w:firstLineChars="200" w:firstLine="320"/>
                               <w:rPr>
                                 <w:rFonts w:ascii="Times New Roman" w:hAnsi="Times New Roman" w:cs="Times New Roman"/>
@@ -12432,7 +13117,6 @@
                           </w:p>
                           <w:p>
                             <w:pPr>
-                              <w:spacing w:line="200" w:lineRule="exact"/>
                               <w:rPr>
                                 <w:rFonts w:ascii="Times New Roman" w:hAnsi="Times New Roman" w:cs="Times New Roman"/>
                               </w:rPr>
@@ -12446,7 +13130,6 @@
                           </w:p>
                           <w:p>
                             <w:pPr>
-                              <w:spacing w:line="200" w:lineRule="exact"/>
                               <w:rPr>
                                 <w:rFonts w:ascii="Times New Roman" w:hAnsi="Times New Roman" w:cs="Times New Roman"/>
                               </w:rPr>
@@ -12454,7 +13137,6 @@
                           </w:p>
                           <w:p>
                             <w:pPr>
-                              <w:spacing w:line="200" w:lineRule="exact"/>
                               <w:rPr>
                                 <w:rFonts w:ascii="Times New Roman" w:hAnsi="Times New Roman" w:cs="Times New Roman"/>
                               </w:rPr>
@@ -12463,12 +13145,53 @@
                               <w:rPr>
                                 <w:rFonts w:ascii="Times New Roman" w:hAnsi="Times New Roman" w:cs="Times New Roman" w:hint="eastAsia"/>
                               </w:rPr>
-                              <w:t>void SPI_WriteByte(unsigned char dat) {</w:t>
+                              <w:t xml:space="preserve">void </w:t>
+                            </w:r>
+                            <w:proofErr w:type="spellStart"/>
+                            <w:r>
+                              <w:rPr>
+                                <w:rFonts w:ascii="Times New Roman" w:hAnsi="Times New Roman" w:cs="Times New Roman" w:hint="eastAsia"/>
+                              </w:rPr>
+                              <w:t>SPI_</w:t>
+                            </w:r>
+                            <w:proofErr w:type="gramStart"/>
+                            <w:r>
+                              <w:rPr>
+                                <w:rFonts w:ascii="Times New Roman" w:hAnsi="Times New Roman" w:cs="Times New Roman" w:hint="eastAsia"/>
+                              </w:rPr>
+                              <w:t>WriteByte</w:t>
+                            </w:r>
+                            <w:proofErr w:type="spellEnd"/>
+                            <w:r>
+                              <w:rPr>
+                                <w:rFonts w:ascii="Times New Roman" w:hAnsi="Times New Roman" w:cs="Times New Roman" w:hint="eastAsia"/>
+                              </w:rPr>
+                              <w:t>(</w:t>
+                            </w:r>
+                            <w:proofErr w:type="gramEnd"/>
+                            <w:r>
+                              <w:rPr>
+                                <w:rFonts w:ascii="Times New Roman" w:hAnsi="Times New Roman" w:cs="Times New Roman" w:hint="eastAsia"/>
+                              </w:rPr>
+                              <w:t xml:space="preserve">unsigned char </w:t>
+                            </w:r>
+                            <w:proofErr w:type="spellStart"/>
+                            <w:r>
+                              <w:rPr>
+                                <w:rFonts w:ascii="Times New Roman" w:hAnsi="Times New Roman" w:cs="Times New Roman" w:hint="eastAsia"/>
+                              </w:rPr>
+                              <w:t>dat</w:t>
+                            </w:r>
+                            <w:proofErr w:type="spellEnd"/>
+                            <w:r>
+                              <w:rPr>
+                                <w:rFonts w:ascii="Times New Roman" w:hAnsi="Times New Roman" w:cs="Times New Roman" w:hint="eastAsia"/>
+                              </w:rPr>
+                              <w:t>) {</w:t>
                             </w:r>
                           </w:p>
                           <w:p>
                             <w:pPr>
-                              <w:spacing w:line="200" w:lineRule="exact"/>
                               <w:rPr>
                                 <w:rFonts w:ascii="Times New Roman" w:hAnsi="Times New Roman" w:cs="Times New Roman"/>
                               </w:rPr>
@@ -12488,7 +13211,6 @@
                           </w:p>
                           <w:p>
                             <w:pPr>
-                              <w:spacing w:line="200" w:lineRule="exact"/>
                               <w:rPr>
                                 <w:rFonts w:ascii="Times New Roman" w:hAnsi="Times New Roman" w:cs="Times New Roman"/>
                               </w:rPr>
@@ -12497,7 +13219,35 @@
                               <w:rPr>
                                 <w:rFonts w:ascii="Times New Roman" w:hAnsi="Times New Roman" w:cs="Times New Roman" w:hint="eastAsia"/>
                               </w:rPr>
-                              <w:t xml:space="preserve">    SPI_Transfer(dat);  // </w:t>
+                              <w:t xml:space="preserve">    </w:t>
+                            </w:r>
+                            <w:proofErr w:type="spellStart"/>
+                            <w:r>
+                              <w:rPr>
+                                <w:rFonts w:ascii="Times New Roman" w:hAnsi="Times New Roman" w:cs="Times New Roman" w:hint="eastAsia"/>
+                              </w:rPr>
+                              <w:t>SPI_Transfer</w:t>
+                            </w:r>
+                            <w:proofErr w:type="spellEnd"/>
+                            <w:r>
+                              <w:rPr>
+                                <w:rFonts w:ascii="Times New Roman" w:hAnsi="Times New Roman" w:cs="Times New Roman" w:hint="eastAsia"/>
+                              </w:rPr>
+                              <w:t>(</w:t>
+                            </w:r>
+                            <w:proofErr w:type="spellStart"/>
+                            <w:r>
+                              <w:rPr>
+                                <w:rFonts w:ascii="Times New Roman" w:hAnsi="Times New Roman" w:cs="Times New Roman" w:hint="eastAsia"/>
+                              </w:rPr>
+                              <w:t>dat</w:t>
+                            </w:r>
+                            <w:proofErr w:type="spellEnd"/>
+                            <w:r>
+                              <w:rPr>
+                                <w:rFonts w:ascii="Times New Roman" w:hAnsi="Times New Roman" w:cs="Times New Roman" w:hint="eastAsia"/>
+                              </w:rPr>
+                              <w:t xml:space="preserve">);  // </w:t>
                             </w:r>
                             <w:r>
                               <w:rPr>
@@ -12508,7 +13258,6 @@
                           </w:p>
                           <w:p>
                             <w:pPr>
-                              <w:spacing w:line="200" w:lineRule="exact"/>
                               <w:rPr>
                                 <w:rFonts w:ascii="Times New Roman" w:hAnsi="Times New Roman" w:cs="Times New Roman"/>
                               </w:rPr>
@@ -12540,7 +13289,6 @@
                           </w:p>
                           <w:p>
                             <w:pPr>
-                              <w:spacing w:line="200" w:lineRule="exact"/>
                               <w:rPr>
                                 <w:rFonts w:ascii="Times New Roman" w:hAnsi="Times New Roman" w:cs="Times New Roman"/>
                               </w:rPr>
@@ -12554,7 +13302,6 @@
                           </w:p>
                           <w:p>
                             <w:pPr>
-                              <w:spacing w:line="200" w:lineRule="exact"/>
                               <w:rPr>
                                 <w:rFonts w:ascii="Times New Roman" w:hAnsi="Times New Roman" w:cs="Times New Roman"/>
                               </w:rPr>
@@ -12562,7 +13309,6 @@
                           </w:p>
                           <w:p>
                             <w:pPr>
-                              <w:spacing w:line="200" w:lineRule="exact"/>
                               <w:rPr>
                                 <w:rFonts w:ascii="Times New Roman" w:hAnsi="Times New Roman" w:cs="Times New Roman"/>
                               </w:rPr>
@@ -12587,12 +13333,11 @@
           </mc:Choice>
           <mc:Fallback>
             <w:pict>
-              <v:shape w14:anchorId="47798384" id="_x0000_s1034" type="#_x0000_t202" style="position:absolute;left:0;text-align:left;margin-left:3.2pt;margin-top:13.45pt;width:152.75pt;height:170.9pt;z-index:-251651072;visibility:visible;mso-wrap-style:square;mso-width-percent:0;mso-height-percent:0;mso-wrap-distance-left:9pt;mso-wrap-distance-top:3.6pt;mso-wrap-distance-right:9pt;mso-wrap-distance-bottom:3.6pt;mso-position-horizontal:absolute;mso-position-horizontal-relative:text;mso-position-vertical:absolute;mso-position-vertical-relative:text;mso-width-percent:0;mso-height-percent:0;mso-width-relative:margin;mso-height-relative:margin;v-text-anchor:top" o:gfxdata="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" filled="f" stroked="f">
+              <v:shape w14:anchorId="47798384" id="_x0000_s1033" type="#_x0000_t202" style="position:absolute;left:0;text-align:left;margin-left:3.2pt;margin-top:13.45pt;width:152.75pt;height:170.9pt;z-index:-251651072;visibility:visible;mso-wrap-style:square;mso-width-percent:0;mso-height-percent:0;mso-wrap-distance-left:9pt;mso-wrap-distance-top:3.6pt;mso-wrap-distance-right:9pt;mso-wrap-distance-bottom:3.6pt;mso-position-horizontal:absolute;mso-position-horizontal-relative:text;mso-position-vertical:absolute;mso-position-vertical-relative:text;mso-width-percent:0;mso-height-percent:0;mso-width-relative:margin;mso-height-relative:margin;v-text-anchor:top" o:gfxdata="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" filled="f" stroked="f">
                 <v:textbox>
                   <w:txbxContent>
                     <w:p>
                       <w:pPr>
-                        <w:spacing w:line="200" w:lineRule="exact"/>
                         <w:rPr>
                           <w:rFonts w:ascii="Times New Roman" w:hAnsi="Times New Roman" w:cs="Times New Roman"/>
                         </w:rPr>
@@ -12601,12 +13346,39 @@
                         <w:rPr>
                           <w:rFonts w:ascii="Times New Roman" w:hAnsi="Times New Roman" w:cs="Times New Roman" w:hint="eastAsia"/>
                         </w:rPr>
-                        <w:t>void SPI_Init() {</w:t>
+                        <w:t xml:space="preserve">void </w:t>
+                      </w:r>
+                      <w:proofErr w:type="spellStart"/>
+                      <w:r>
+                        <w:rPr>
+                          <w:rFonts w:ascii="Times New Roman" w:hAnsi="Times New Roman" w:cs="Times New Roman" w:hint="eastAsia"/>
+                        </w:rPr>
+                        <w:t>SPI_</w:t>
+                      </w:r>
+                      <w:proofErr w:type="gramStart"/>
+                      <w:r>
+                        <w:rPr>
+                          <w:rFonts w:ascii="Times New Roman" w:hAnsi="Times New Roman" w:cs="Times New Roman" w:hint="eastAsia"/>
+                        </w:rPr>
+                        <w:t>Init</w:t>
+                      </w:r>
+                      <w:proofErr w:type="spellEnd"/>
+                      <w:r>
+                        <w:rPr>
+                          <w:rFonts w:ascii="Times New Roman" w:hAnsi="Times New Roman" w:cs="Times New Roman" w:hint="eastAsia"/>
+                        </w:rPr>
+                        <w:t>(</w:t>
+                      </w:r>
+                      <w:proofErr w:type="gramEnd"/>
+                      <w:r>
+                        <w:rPr>
+                          <w:rFonts w:ascii="Times New Roman" w:hAnsi="Times New Roman" w:cs="Times New Roman" w:hint="eastAsia"/>
+                        </w:rPr>
+                        <w:t>) {</w:t>
                       </w:r>
                     </w:p>
                     <w:p>
                       <w:pPr>
-                        <w:spacing w:line="200" w:lineRule="exact"/>
                         <w:rPr>
                           <w:rFonts w:ascii="Times New Roman" w:hAnsi="Times New Roman" w:cs="Times New Roman"/>
                         </w:rPr>
@@ -12615,12 +13387,19 @@
                         <w:rPr>
                           <w:rFonts w:ascii="Times New Roman" w:hAnsi="Times New Roman" w:cs="Times New Roman" w:hint="eastAsia"/>
                         </w:rPr>
-                        <w:t xml:space="preserve">    MOSI = 0;</w:t>
-                      </w:r>
+                        <w:t xml:space="preserve">    MOSI = </w:t>
+                      </w:r>
+                      <w:proofErr w:type="gramStart"/>
+                      <w:r>
+                        <w:rPr>
+                          <w:rFonts w:ascii="Times New Roman" w:hAnsi="Times New Roman" w:cs="Times New Roman" w:hint="eastAsia"/>
+                        </w:rPr>
+                        <w:t>0;</w:t>
+                      </w:r>
+                      <w:proofErr w:type="gramEnd"/>
                     </w:p>
                     <w:p>
                       <w:pPr>
-                        <w:spacing w:line="200" w:lineRule="exact"/>
                         <w:rPr>
                           <w:rFonts w:ascii="Times New Roman" w:hAnsi="Times New Roman" w:cs="Times New Roman"/>
                         </w:rPr>
@@ -12664,7 +13443,6 @@
                     </w:p>
                     <w:p>
                       <w:pPr>
-                        <w:spacing w:line="200" w:lineRule="exact"/>
                         <w:rPr>
                           <w:rFonts w:ascii="Times New Roman" w:hAnsi="Times New Roman" w:cs="Times New Roman"/>
                         </w:rPr>
@@ -12684,7 +13462,6 @@
                     </w:p>
                     <w:p>
                       <w:pPr>
-                        <w:spacing w:line="200" w:lineRule="exact"/>
                         <w:rPr>
                           <w:rFonts w:ascii="Times New Roman" w:hAnsi="Times New Roman" w:cs="Times New Roman"/>
                         </w:rPr>
@@ -12698,7 +13475,6 @@
                     </w:p>
                     <w:p>
                       <w:pPr>
-                        <w:spacing w:line="200" w:lineRule="exact"/>
                         <w:rPr>
                           <w:rFonts w:ascii="Times New Roman" w:hAnsi="Times New Roman" w:cs="Times New Roman"/>
                         </w:rPr>
@@ -12706,7 +13482,6 @@
                     </w:p>
                     <w:p>
                       <w:pPr>
-                        <w:spacing w:line="200" w:lineRule="exact"/>
                         <w:rPr>
                           <w:rFonts w:ascii="Times New Roman" w:hAnsi="Times New Roman" w:cs="Times New Roman"/>
                         </w:rPr>
@@ -12715,12 +13490,39 @@
                         <w:rPr>
                           <w:rFonts w:ascii="Times New Roman" w:hAnsi="Times New Roman" w:cs="Times New Roman" w:hint="eastAsia"/>
                         </w:rPr>
-                        <w:t>void SPI_Delay() {</w:t>
+                        <w:t xml:space="preserve">void </w:t>
+                      </w:r>
+                      <w:proofErr w:type="spellStart"/>
+                      <w:r>
+                        <w:rPr>
+                          <w:rFonts w:ascii="Times New Roman" w:hAnsi="Times New Roman" w:cs="Times New Roman" w:hint="eastAsia"/>
+                        </w:rPr>
+                        <w:t>SPI_</w:t>
+                      </w:r>
+                      <w:proofErr w:type="gramStart"/>
+                      <w:r>
+                        <w:rPr>
+                          <w:rFonts w:ascii="Times New Roman" w:hAnsi="Times New Roman" w:cs="Times New Roman" w:hint="eastAsia"/>
+                        </w:rPr>
+                        <w:t>Delay</w:t>
+                      </w:r>
+                      <w:proofErr w:type="spellEnd"/>
+                      <w:r>
+                        <w:rPr>
+                          <w:rFonts w:ascii="Times New Roman" w:hAnsi="Times New Roman" w:cs="Times New Roman" w:hint="eastAsia"/>
+                        </w:rPr>
+                        <w:t>(</w:t>
+                      </w:r>
+                      <w:proofErr w:type="gramEnd"/>
+                      <w:r>
+                        <w:rPr>
+                          <w:rFonts w:ascii="Times New Roman" w:hAnsi="Times New Roman" w:cs="Times New Roman" w:hint="eastAsia"/>
+                        </w:rPr>
+                        <w:t>) {</w:t>
                       </w:r>
                     </w:p>
                     <w:p>
                       <w:pPr>
-                        <w:spacing w:line="200" w:lineRule="exact"/>
                         <w:ind w:firstLine="320"/>
                         <w:rPr>
                           <w:rFonts w:ascii="Times New Roman" w:hAnsi="Times New Roman" w:cs="Times New Roman"/>
@@ -12730,7 +13532,21 @@
                         <w:rPr>
                           <w:rFonts w:ascii="Times New Roman" w:hAnsi="Times New Roman" w:cs="Times New Roman" w:hint="eastAsia"/>
                         </w:rPr>
-                        <w:t xml:space="preserve">_nop_();  // </w:t>
+                        <w:t>_</w:t>
+                      </w:r>
+                      <w:proofErr w:type="spellStart"/>
+                      <w:r>
+                        <w:rPr>
+                          <w:rFonts w:ascii="Times New Roman" w:hAnsi="Times New Roman" w:cs="Times New Roman" w:hint="eastAsia"/>
+                        </w:rPr>
+                        <w:t>nop</w:t>
+                      </w:r>
+                      <w:proofErr w:type="spellEnd"/>
+                      <w:r>
+                        <w:rPr>
+                          <w:rFonts w:ascii="Times New Roman" w:hAnsi="Times New Roman" w:cs="Times New Roman" w:hint="eastAsia"/>
+                        </w:rPr>
+                        <w:t xml:space="preserve">_();  // </w:t>
                       </w:r>
                       <w:r>
                         <w:rPr>
@@ -12741,7 +13557,6 @@
                     </w:p>
                     <w:p>
                       <w:pPr>
-                        <w:spacing w:line="200" w:lineRule="exact"/>
                         <w:ind w:left="840" w:firstLineChars="200" w:firstLine="320"/>
                         <w:rPr>
                           <w:rFonts w:ascii="Times New Roman" w:hAnsi="Times New Roman" w:cs="Times New Roman"/>
@@ -12756,7 +13571,6 @@
                     </w:p>
                     <w:p>
                       <w:pPr>
-                        <w:spacing w:line="200" w:lineRule="exact"/>
                         <w:rPr>
                           <w:rFonts w:ascii="Times New Roman" w:hAnsi="Times New Roman" w:cs="Times New Roman"/>
                         </w:rPr>
@@ -12770,7 +13584,6 @@
                     </w:p>
                     <w:p>
                       <w:pPr>
-                        <w:spacing w:line="200" w:lineRule="exact"/>
                         <w:rPr>
                           <w:rFonts w:ascii="Times New Roman" w:hAnsi="Times New Roman" w:cs="Times New Roman"/>
                         </w:rPr>
@@ -12778,7 +13591,6 @@
                     </w:p>
                     <w:p>
                       <w:pPr>
-                        <w:spacing w:line="200" w:lineRule="exact"/>
                         <w:rPr>
                           <w:rFonts w:ascii="Times New Roman" w:hAnsi="Times New Roman" w:cs="Times New Roman"/>
                         </w:rPr>
@@ -12787,12 +13599,53 @@
                         <w:rPr>
                           <w:rFonts w:ascii="Times New Roman" w:hAnsi="Times New Roman" w:cs="Times New Roman" w:hint="eastAsia"/>
                         </w:rPr>
-                        <w:t>void SPI_WriteByte(unsigned char dat) {</w:t>
+                        <w:t xml:space="preserve">void </w:t>
+                      </w:r>
+                      <w:proofErr w:type="spellStart"/>
+                      <w:r>
+                        <w:rPr>
+                          <w:rFonts w:ascii="Times New Roman" w:hAnsi="Times New Roman" w:cs="Times New Roman" w:hint="eastAsia"/>
+                        </w:rPr>
+                        <w:t>SPI_</w:t>
+                      </w:r>
+                      <w:proofErr w:type="gramStart"/>
+                      <w:r>
+                        <w:rPr>
+                          <w:rFonts w:ascii="Times New Roman" w:hAnsi="Times New Roman" w:cs="Times New Roman" w:hint="eastAsia"/>
+                        </w:rPr>
+                        <w:t>WriteByte</w:t>
+                      </w:r>
+                      <w:proofErr w:type="spellEnd"/>
+                      <w:r>
+                        <w:rPr>
+                          <w:rFonts w:ascii="Times New Roman" w:hAnsi="Times New Roman" w:cs="Times New Roman" w:hint="eastAsia"/>
+                        </w:rPr>
+                        <w:t>(</w:t>
+                      </w:r>
+                      <w:proofErr w:type="gramEnd"/>
+                      <w:r>
+                        <w:rPr>
+                          <w:rFonts w:ascii="Times New Roman" w:hAnsi="Times New Roman" w:cs="Times New Roman" w:hint="eastAsia"/>
+                        </w:rPr>
+                        <w:t xml:space="preserve">unsigned char </w:t>
+                      </w:r>
+                      <w:proofErr w:type="spellStart"/>
+                      <w:r>
+                        <w:rPr>
+                          <w:rFonts w:ascii="Times New Roman" w:hAnsi="Times New Roman" w:cs="Times New Roman" w:hint="eastAsia"/>
+                        </w:rPr>
+                        <w:t>dat</w:t>
+                      </w:r>
+                      <w:proofErr w:type="spellEnd"/>
+                      <w:r>
+                        <w:rPr>
+                          <w:rFonts w:ascii="Times New Roman" w:hAnsi="Times New Roman" w:cs="Times New Roman" w:hint="eastAsia"/>
+                        </w:rPr>
+                        <w:t>) {</w:t>
                       </w:r>
                     </w:p>
                     <w:p>
                       <w:pPr>
-                        <w:spacing w:line="200" w:lineRule="exact"/>
                         <w:rPr>
                           <w:rFonts w:ascii="Times New Roman" w:hAnsi="Times New Roman" w:cs="Times New Roman"/>
                         </w:rPr>
@@ -12812,7 +13665,6 @@
                     </w:p>
                     <w:p>
                       <w:pPr>
-                        <w:spacing w:line="200" w:lineRule="exact"/>
                         <w:rPr>
                           <w:rFonts w:ascii="Times New Roman" w:hAnsi="Times New Roman" w:cs="Times New Roman"/>
                         </w:rPr>
@@ -12821,7 +13673,35 @@
                         <w:rPr>
                           <w:rFonts w:ascii="Times New Roman" w:hAnsi="Times New Roman" w:cs="Times New Roman" w:hint="eastAsia"/>
                         </w:rPr>
-                        <w:t xml:space="preserve">    SPI_Transfer(dat);  // </w:t>
+                        <w:t xml:space="preserve">    </w:t>
+                      </w:r>
+                      <w:proofErr w:type="spellStart"/>
+                      <w:r>
+                        <w:rPr>
+                          <w:rFonts w:ascii="Times New Roman" w:hAnsi="Times New Roman" w:cs="Times New Roman" w:hint="eastAsia"/>
+                        </w:rPr>
+                        <w:t>SPI_Transfer</w:t>
+                      </w:r>
+                      <w:proofErr w:type="spellEnd"/>
+                      <w:r>
+                        <w:rPr>
+                          <w:rFonts w:ascii="Times New Roman" w:hAnsi="Times New Roman" w:cs="Times New Roman" w:hint="eastAsia"/>
+                        </w:rPr>
+                        <w:t>(</w:t>
+                      </w:r>
+                      <w:proofErr w:type="spellStart"/>
+                      <w:r>
+                        <w:rPr>
+                          <w:rFonts w:ascii="Times New Roman" w:hAnsi="Times New Roman" w:cs="Times New Roman" w:hint="eastAsia"/>
+                        </w:rPr>
+                        <w:t>dat</w:t>
+                      </w:r>
+                      <w:proofErr w:type="spellEnd"/>
+                      <w:r>
+                        <w:rPr>
+                          <w:rFonts w:ascii="Times New Roman" w:hAnsi="Times New Roman" w:cs="Times New Roman" w:hint="eastAsia"/>
+                        </w:rPr>
+                        <w:t xml:space="preserve">);  // </w:t>
                       </w:r>
                       <w:r>
                         <w:rPr>
@@ -12832,7 +13712,6 @@
                     </w:p>
                     <w:p>
                       <w:pPr>
-                        <w:spacing w:line="200" w:lineRule="exact"/>
                         <w:rPr>
                           <w:rFonts w:ascii="Times New Roman" w:hAnsi="Times New Roman" w:cs="Times New Roman"/>
                         </w:rPr>
@@ -12864,7 +13743,6 @@
                     </w:p>
                     <w:p>
                       <w:pPr>
-                        <w:spacing w:line="200" w:lineRule="exact"/>
                         <w:rPr>
                           <w:rFonts w:ascii="Times New Roman" w:hAnsi="Times New Roman" w:cs="Times New Roman"/>
                         </w:rPr>
@@ -12878,7 +13756,6 @@
                     </w:p>
                     <w:p>
                       <w:pPr>
-                        <w:spacing w:line="200" w:lineRule="exact"/>
                         <w:rPr>
                           <w:rFonts w:ascii="Times New Roman" w:hAnsi="Times New Roman" w:cs="Times New Roman"/>
                         </w:rPr>
@@ -12886,7 +13763,6 @@
                     </w:p>
                     <w:p>
                       <w:pPr>
-                        <w:spacing w:line="200" w:lineRule="exact"/>
                         <w:rPr>
                           <w:rFonts w:ascii="Times New Roman" w:hAnsi="Times New Roman" w:cs="Times New Roman"/>
                         </w:rPr>
@@ -12917,53 +13793,1909 @@
           <w:szCs w:val="16"/>
         </w:rPr>
       </w:pPr>
-    </w:p>
-    <w:p>
-      <w:pPr>
-        <w:rPr>
-          <w:rFonts w:asciiTheme="minorEastAsia" w:hAnsiTheme="minorEastAsia" w:hint="eastAsia"/>
-          <w:szCs w:val="16"/>
-        </w:rPr>
-      </w:pPr>
-    </w:p>
-    <w:p>
-      <w:pPr>
-        <w:rPr>
-          <w:rFonts w:asciiTheme="minorEastAsia" w:hAnsiTheme="minorEastAsia" w:hint="eastAsia"/>
-          <w:szCs w:val="16"/>
-        </w:rPr>
-      </w:pPr>
-    </w:p>
-    <w:p>
-      <w:pPr>
-        <w:rPr>
-          <w:rFonts w:asciiTheme="minorEastAsia" w:hAnsiTheme="minorEastAsia" w:hint="eastAsia"/>
-          <w:szCs w:val="16"/>
-        </w:rPr>
-      </w:pPr>
-    </w:p>
-    <w:p>
-      <w:pPr>
-        <w:rPr>
-          <w:rFonts w:asciiTheme="minorEastAsia" w:hAnsiTheme="minorEastAsia" w:hint="eastAsia"/>
-          <w:szCs w:val="16"/>
-        </w:rPr>
-      </w:pPr>
-    </w:p>
-    <w:p>
-      <w:pPr>
-        <w:rPr>
-          <w:rFonts w:asciiTheme="minorEastAsia" w:hAnsiTheme="minorEastAsia" w:hint="eastAsia"/>
-          <w:szCs w:val="16"/>
-        </w:rPr>
-      </w:pPr>
       <w:r>
         <w:rPr>
           <w:rFonts w:asciiTheme="minorEastAsia" w:hAnsiTheme="minorEastAsia"/>
+          <w:b/>
+          <w:bCs/>
+          <w:noProof/>
+          <w:color w:val="EE0000"/>
+          <w:szCs w:val="16"/>
+        </w:rPr>
+        <mc:AlternateContent>
+          <mc:Choice Requires="wps">
+            <w:drawing>
+              <wp:anchor distT="45720" distB="45720" distL="114300" distR="114300" simplePos="0" relativeHeight="251667456" behindDoc="1" locked="0" layoutInCell="1" allowOverlap="1" wp14:anchorId="70C4C431" wp14:editId="11888612">
+                <wp:simplePos x="0" y="0"/>
+                <wp:positionH relativeFrom="column">
+                  <wp:posOffset>2041042</wp:posOffset>
+                </wp:positionH>
+                <wp:positionV relativeFrom="paragraph">
+                  <wp:posOffset>44323</wp:posOffset>
+                </wp:positionV>
+                <wp:extent cx="2886075" cy="2940710"/>
+                <wp:effectExtent l="0" t="0" r="0" b="0"/>
+                <wp:wrapNone/>
+                <wp:docPr id="1288194688" name="文本框 2"/>
+                <wp:cNvGraphicFramePr>
+                  <a:graphicFrameLocks xmlns:a="http://schemas.openxmlformats.org/drawingml/2006/main"/>
+                </wp:cNvGraphicFramePr>
+                <a:graphic xmlns:a="http://schemas.openxmlformats.org/drawingml/2006/main">
+                  <a:graphicData uri="http://schemas.microsoft.com/office/word/2010/wordprocessingShape">
+                    <wps:wsp>
+                      <wps:cNvSpPr txBox="1">
+                        <a:spLocks noChangeArrowheads="1"/>
+                      </wps:cNvSpPr>
+                      <wps:spPr bwMode="auto">
+                        <a:xfrm>
+                          <a:off x="0" y="0"/>
+                          <a:ext cx="2886075" cy="2940710"/>
+                        </a:xfrm>
+                        <a:prstGeom prst="rect">
+                          <a:avLst/>
+                        </a:prstGeom>
+                        <a:noFill/>
+                        <a:ln w="9525">
+                          <a:noFill/>
+                          <a:miter lim="800000"/>
+                          <a:headEnd/>
+                          <a:tailEnd/>
+                        </a:ln>
+                      </wps:spPr>
+                      <wps:txbx>
+                        <w:txbxContent>
+                          <w:p>
+                            <w:pPr>
+                              <w:rPr>
+                                <w:rFonts w:ascii="Times New Roman" w:hAnsi="Times New Roman" w:cs="Times New Roman"/>
+                              </w:rPr>
+                            </w:pPr>
+                            <w:r>
+                              <w:rPr>
+                                <w:rFonts w:ascii="Times New Roman" w:hAnsi="Times New Roman" w:cs="Times New Roman" w:hint="eastAsia"/>
+                              </w:rPr>
+                              <w:t xml:space="preserve">unsigned char </w:t>
+                            </w:r>
+                            <w:proofErr w:type="spellStart"/>
+                            <w:r>
+                              <w:rPr>
+                                <w:rFonts w:ascii="Times New Roman" w:hAnsi="Times New Roman" w:cs="Times New Roman" w:hint="eastAsia"/>
+                              </w:rPr>
+                              <w:t>SPI_</w:t>
+                            </w:r>
+                            <w:proofErr w:type="gramStart"/>
+                            <w:r>
+                              <w:rPr>
+                                <w:rFonts w:ascii="Times New Roman" w:hAnsi="Times New Roman" w:cs="Times New Roman" w:hint="eastAsia"/>
+                              </w:rPr>
+                              <w:t>Transfer</w:t>
+                            </w:r>
+                            <w:proofErr w:type="spellEnd"/>
+                            <w:r>
+                              <w:rPr>
+                                <w:rFonts w:ascii="Times New Roman" w:hAnsi="Times New Roman" w:cs="Times New Roman" w:hint="eastAsia"/>
+                              </w:rPr>
+                              <w:t>(</w:t>
+                            </w:r>
+                            <w:proofErr w:type="gramEnd"/>
+                            <w:r>
+                              <w:rPr>
+                                <w:rFonts w:ascii="Times New Roman" w:hAnsi="Times New Roman" w:cs="Times New Roman" w:hint="eastAsia"/>
+                              </w:rPr>
+                              <w:t xml:space="preserve">unsigned char </w:t>
+                            </w:r>
+                            <w:proofErr w:type="spellStart"/>
+                            <w:r>
+                              <w:rPr>
+                                <w:rFonts w:ascii="Times New Roman" w:hAnsi="Times New Roman" w:cs="Times New Roman" w:hint="eastAsia"/>
+                              </w:rPr>
+                              <w:t>data_out</w:t>
+                            </w:r>
+                            <w:proofErr w:type="spellEnd"/>
+                            <w:r>
+                              <w:rPr>
+                                <w:rFonts w:ascii="Times New Roman" w:hAnsi="Times New Roman" w:cs="Times New Roman" w:hint="eastAsia"/>
+                              </w:rPr>
+                              <w:t>)</w:t>
+                            </w:r>
+                          </w:p>
+                          <w:p>
+                            <w:pPr>
+                              <w:rPr>
+                                <w:rFonts w:ascii="Times New Roman" w:hAnsi="Times New Roman" w:cs="Times New Roman"/>
+                              </w:rPr>
+                            </w:pPr>
+                            <w:r>
+                              <w:rPr>
+                                <w:rFonts w:ascii="Times New Roman" w:hAnsi="Times New Roman" w:cs="Times New Roman" w:hint="eastAsia"/>
+                              </w:rPr>
+                              <w:t>{</w:t>
+                            </w:r>
+                          </w:p>
+                          <w:p>
+                            <w:pPr>
+                              <w:rPr>
+                                <w:rFonts w:ascii="Times New Roman" w:hAnsi="Times New Roman" w:cs="Times New Roman"/>
+                              </w:rPr>
+                            </w:pPr>
+                            <w:r>
+                              <w:rPr>
+                                <w:rFonts w:ascii="Times New Roman" w:hAnsi="Times New Roman" w:cs="Times New Roman" w:hint="eastAsia"/>
+                              </w:rPr>
+                              <w:t xml:space="preserve">    unsigned char </w:t>
+                            </w:r>
+                            <w:proofErr w:type="spellStart"/>
+                            <w:r>
+                              <w:rPr>
+                                <w:rFonts w:ascii="Times New Roman" w:hAnsi="Times New Roman" w:cs="Times New Roman" w:hint="eastAsia"/>
+                              </w:rPr>
+                              <w:t>data_in</w:t>
+                            </w:r>
+                            <w:proofErr w:type="spellEnd"/>
+                            <w:r>
+                              <w:rPr>
+                                <w:rFonts w:ascii="Times New Roman" w:hAnsi="Times New Roman" w:cs="Times New Roman" w:hint="eastAsia"/>
+                              </w:rPr>
+                              <w:t xml:space="preserve"> = </w:t>
+                            </w:r>
+                            <w:proofErr w:type="gramStart"/>
+                            <w:r>
+                              <w:rPr>
+                                <w:rFonts w:ascii="Times New Roman" w:hAnsi="Times New Roman" w:cs="Times New Roman" w:hint="eastAsia"/>
+                              </w:rPr>
+                              <w:t>0;</w:t>
+                            </w:r>
+                            <w:proofErr w:type="gramEnd"/>
+                          </w:p>
+                          <w:p>
+                            <w:pPr>
+                              <w:rPr>
+                                <w:rFonts w:ascii="Times New Roman" w:hAnsi="Times New Roman" w:cs="Times New Roman"/>
+                              </w:rPr>
+                            </w:pPr>
+                            <w:r>
+                              <w:rPr>
+                                <w:rFonts w:ascii="Times New Roman" w:hAnsi="Times New Roman" w:cs="Times New Roman" w:hint="eastAsia"/>
+                              </w:rPr>
+                              <w:tab/>
+                            </w:r>
+                          </w:p>
+                          <w:p>
+                            <w:pPr>
+                              <w:rPr>
+                                <w:rFonts w:ascii="Times New Roman" w:hAnsi="Times New Roman" w:cs="Times New Roman"/>
+                              </w:rPr>
+                            </w:pPr>
+                            <w:r>
+                              <w:rPr>
+                                <w:rFonts w:ascii="Times New Roman" w:hAnsi="Times New Roman" w:cs="Times New Roman" w:hint="eastAsia"/>
+                              </w:rPr>
+                              <w:t xml:space="preserve">    for (int </w:t>
+                            </w:r>
+                            <w:proofErr w:type="spellStart"/>
+                            <w:r>
+                              <w:rPr>
+                                <w:rFonts w:ascii="Times New Roman" w:hAnsi="Times New Roman" w:cs="Times New Roman" w:hint="eastAsia"/>
+                              </w:rPr>
+                              <w:t>i</w:t>
+                            </w:r>
+                            <w:proofErr w:type="spellEnd"/>
+                            <w:r>
+                              <w:rPr>
+                                <w:rFonts w:ascii="Times New Roman" w:hAnsi="Times New Roman" w:cs="Times New Roman" w:hint="eastAsia"/>
+                              </w:rPr>
+                              <w:t xml:space="preserve"> = 0; </w:t>
+                            </w:r>
+                            <w:proofErr w:type="spellStart"/>
+                            <w:r>
+                              <w:rPr>
+                                <w:rFonts w:ascii="Times New Roman" w:hAnsi="Times New Roman" w:cs="Times New Roman" w:hint="eastAsia"/>
+                              </w:rPr>
+                              <w:t>i</w:t>
+                            </w:r>
+                            <w:proofErr w:type="spellEnd"/>
+                            <w:r>
+                              <w:rPr>
+                                <w:rFonts w:ascii="Times New Roman" w:hAnsi="Times New Roman" w:cs="Times New Roman" w:hint="eastAsia"/>
+                              </w:rPr>
+                              <w:t xml:space="preserve"> &lt; 8; </w:t>
+                            </w:r>
+                            <w:proofErr w:type="spellStart"/>
+                            <w:r>
+                              <w:rPr>
+                                <w:rFonts w:ascii="Times New Roman" w:hAnsi="Times New Roman" w:cs="Times New Roman" w:hint="eastAsia"/>
+                              </w:rPr>
+                              <w:t>i</w:t>
+                            </w:r>
+                            <w:proofErr w:type="spellEnd"/>
+                            <w:r>
+                              <w:rPr>
+                                <w:rFonts w:ascii="Times New Roman" w:hAnsi="Times New Roman" w:cs="Times New Roman" w:hint="eastAsia"/>
+                              </w:rPr>
+                              <w:t>++) {</w:t>
+                            </w:r>
+                          </w:p>
+                          <w:p>
+                            <w:pPr>
+                              <w:ind w:firstLineChars="300" w:firstLine="480"/>
+                              <w:rPr>
+                                <w:rFonts w:ascii="Times New Roman" w:hAnsi="Times New Roman" w:cs="Times New Roman"/>
+                              </w:rPr>
+                            </w:pPr>
+                            <w:r>
+                              <w:rPr>
+                                <w:rFonts w:ascii="Times New Roman" w:hAnsi="Times New Roman" w:cs="Times New Roman" w:hint="eastAsia"/>
+                              </w:rPr>
+                              <w:t xml:space="preserve">SCK = </w:t>
+                            </w:r>
+                            <w:proofErr w:type="gramStart"/>
+                            <w:r>
+                              <w:rPr>
+                                <w:rFonts w:ascii="Times New Roman" w:hAnsi="Times New Roman" w:cs="Times New Roman" w:hint="eastAsia"/>
+                              </w:rPr>
+                              <w:t>0;</w:t>
+                            </w:r>
+                            <w:proofErr w:type="gramEnd"/>
+                          </w:p>
+                          <w:p>
+                            <w:pPr>
+                              <w:rPr>
+                                <w:rFonts w:ascii="Times New Roman" w:hAnsi="Times New Roman" w:cs="Times New Roman"/>
+                              </w:rPr>
+                            </w:pPr>
+                            <w:r>
+                              <w:rPr>
+                                <w:rFonts w:ascii="Times New Roman" w:hAnsi="Times New Roman" w:cs="Times New Roman" w:hint="eastAsia"/>
+                              </w:rPr>
+                              <w:t xml:space="preserve">     </w:t>
+                            </w:r>
+                            <w:r>
+                              <w:rPr>
+                                <w:rFonts w:ascii="Times New Roman" w:hAnsi="Times New Roman" w:cs="Times New Roman" w:hint="eastAsia"/>
+                              </w:rPr>
+                              <w:t xml:space="preserve"> </w:t>
+                            </w:r>
+                            <w:r>
+                              <w:rPr>
+                                <w:rFonts w:ascii="Times New Roman" w:hAnsi="Times New Roman" w:cs="Times New Roman" w:hint="eastAsia"/>
+                              </w:rPr>
+                              <w:t xml:space="preserve">// </w:t>
+                            </w:r>
+                            <w:r>
+                              <w:rPr>
+                                <w:rFonts w:ascii="Times New Roman" w:hAnsi="Times New Roman" w:cs="Times New Roman" w:hint="eastAsia"/>
+                              </w:rPr>
+                              <w:t>在上升沿前准备</w:t>
+                            </w:r>
+                            <w:r>
+                              <w:rPr>
+                                <w:rFonts w:ascii="Times New Roman" w:hAnsi="Times New Roman" w:cs="Times New Roman" w:hint="eastAsia"/>
+                              </w:rPr>
+                              <w:t xml:space="preserve"> MOSI </w:t>
+                            </w:r>
+                            <w:r>
+                              <w:rPr>
+                                <w:rFonts w:ascii="Times New Roman" w:hAnsi="Times New Roman" w:cs="Times New Roman" w:hint="eastAsia"/>
+                              </w:rPr>
+                              <w:t>数据</w:t>
+                            </w:r>
+                          </w:p>
+                          <w:p>
+                            <w:pPr>
+                              <w:rPr>
+                                <w:rFonts w:ascii="Times New Roman" w:hAnsi="Times New Roman" w:cs="Times New Roman"/>
+                              </w:rPr>
+                            </w:pPr>
+                            <w:r>
+                              <w:rPr>
+                                <w:rFonts w:ascii="Times New Roman" w:hAnsi="Times New Roman" w:cs="Times New Roman" w:hint="eastAsia"/>
+                              </w:rPr>
+                              <w:t xml:space="preserve">     </w:t>
+                            </w:r>
+                            <w:r>
+                              <w:rPr>
+                                <w:rFonts w:ascii="Times New Roman" w:hAnsi="Times New Roman" w:cs="Times New Roman" w:hint="eastAsia"/>
+                              </w:rPr>
+                              <w:t xml:space="preserve"> </w:t>
+                            </w:r>
+                            <w:r>
+                              <w:rPr>
+                                <w:rFonts w:ascii="Times New Roman" w:hAnsi="Times New Roman" w:cs="Times New Roman" w:hint="eastAsia"/>
+                              </w:rPr>
+                              <w:t>MOSI = (</w:t>
+                            </w:r>
+                            <w:proofErr w:type="spellStart"/>
+                            <w:r>
+                              <w:rPr>
+                                <w:rFonts w:ascii="Times New Roman" w:hAnsi="Times New Roman" w:cs="Times New Roman" w:hint="eastAsia"/>
+                              </w:rPr>
+                              <w:t>data_out</w:t>
+                            </w:r>
+                            <w:proofErr w:type="spellEnd"/>
+                            <w:r>
+                              <w:rPr>
+                                <w:rFonts w:ascii="Times New Roman" w:hAnsi="Times New Roman" w:cs="Times New Roman" w:hint="eastAsia"/>
+                              </w:rPr>
+                              <w:t xml:space="preserve"> &amp; 0x80)</w:t>
+                            </w:r>
+                            <w:r>
+                              <w:rPr>
+                                <w:rFonts w:ascii="Times New Roman" w:hAnsi="Times New Roman" w:cs="Times New Roman" w:hint="eastAsia"/>
+                              </w:rPr>
+                              <w:t>? 1 : 0</w:t>
+                            </w:r>
+                            <w:r>
+                              <w:rPr>
+                                <w:rFonts w:ascii="Times New Roman" w:hAnsi="Times New Roman" w:cs="Times New Roman" w:hint="eastAsia"/>
+                              </w:rPr>
+                              <w:t xml:space="preserve">;   // </w:t>
+                            </w:r>
+                            <w:r>
+                              <w:rPr>
+                                <w:rFonts w:ascii="Times New Roman" w:hAnsi="Times New Roman" w:cs="Times New Roman" w:hint="eastAsia"/>
+                              </w:rPr>
+                              <w:t>发送最高位</w:t>
+                            </w:r>
+                          </w:p>
+                          <w:p>
+                            <w:pPr>
+                              <w:rPr>
+                                <w:rFonts w:ascii="Times New Roman" w:hAnsi="Times New Roman" w:cs="Times New Roman"/>
+                              </w:rPr>
+                            </w:pPr>
+                            <w:r>
+                              <w:rPr>
+                                <w:rFonts w:ascii="Times New Roman" w:hAnsi="Times New Roman" w:cs="Times New Roman" w:hint="eastAsia"/>
+                              </w:rPr>
+                              <w:t xml:space="preserve">     </w:t>
+                            </w:r>
+                            <w:r>
+                              <w:rPr>
+                                <w:rFonts w:ascii="Times New Roman" w:hAnsi="Times New Roman" w:cs="Times New Roman" w:hint="eastAsia"/>
+                              </w:rPr>
+                              <w:t xml:space="preserve"> </w:t>
+                            </w:r>
+                            <w:proofErr w:type="spellStart"/>
+                            <w:r>
+                              <w:rPr>
+                                <w:rFonts w:ascii="Times New Roman" w:hAnsi="Times New Roman" w:cs="Times New Roman" w:hint="eastAsia"/>
+                              </w:rPr>
+                              <w:t>data_out</w:t>
+                            </w:r>
+                            <w:proofErr w:type="spellEnd"/>
+                            <w:r>
+                              <w:rPr>
+                                <w:rFonts w:ascii="Times New Roman" w:hAnsi="Times New Roman" w:cs="Times New Roman" w:hint="eastAsia"/>
+                              </w:rPr>
+                              <w:t xml:space="preserve"> &lt;&lt;= </w:t>
+                            </w:r>
+                            <w:proofErr w:type="gramStart"/>
+                            <w:r>
+                              <w:rPr>
+                                <w:rFonts w:ascii="Times New Roman" w:hAnsi="Times New Roman" w:cs="Times New Roman" w:hint="eastAsia"/>
+                              </w:rPr>
+                              <w:t>1;</w:t>
+                            </w:r>
+                            <w:proofErr w:type="gramEnd"/>
+                          </w:p>
+                          <w:p>
+                            <w:pPr>
+                              <w:rPr>
+                                <w:rFonts w:ascii="Times New Roman" w:hAnsi="Times New Roman" w:cs="Times New Roman"/>
+                              </w:rPr>
+                            </w:pPr>
+                            <w:r>
+                              <w:rPr>
+                                <w:rFonts w:ascii="Times New Roman" w:hAnsi="Times New Roman" w:cs="Times New Roman" w:hint="eastAsia"/>
+                              </w:rPr>
+                              <w:tab/>
+                            </w:r>
+                            <w:r>
+                              <w:rPr>
+                                <w:rFonts w:ascii="Times New Roman" w:hAnsi="Times New Roman" w:cs="Times New Roman" w:hint="eastAsia"/>
+                              </w:rPr>
+                              <w:t xml:space="preserve"> </w:t>
+                            </w:r>
+                            <w:proofErr w:type="spellStart"/>
+                            <w:r>
+                              <w:rPr>
+                                <w:rFonts w:ascii="Times New Roman" w:hAnsi="Times New Roman" w:cs="Times New Roman" w:hint="eastAsia"/>
+                              </w:rPr>
+                              <w:t>SPI_</w:t>
+                            </w:r>
+                            <w:proofErr w:type="gramStart"/>
+                            <w:r>
+                              <w:rPr>
+                                <w:rFonts w:ascii="Times New Roman" w:hAnsi="Times New Roman" w:cs="Times New Roman" w:hint="eastAsia"/>
+                              </w:rPr>
+                              <w:t>Delay</w:t>
+                            </w:r>
+                            <w:proofErr w:type="spellEnd"/>
+                            <w:r>
+                              <w:rPr>
+                                <w:rFonts w:ascii="Times New Roman" w:hAnsi="Times New Roman" w:cs="Times New Roman" w:hint="eastAsia"/>
+                              </w:rPr>
+                              <w:t>();</w:t>
+                            </w:r>
+                            <w:proofErr w:type="gramEnd"/>
+                          </w:p>
+                          <w:p>
+                            <w:pPr>
+                              <w:rPr>
+                                <w:rFonts w:ascii="Times New Roman" w:hAnsi="Times New Roman" w:cs="Times New Roman"/>
+                              </w:rPr>
+                            </w:pPr>
+                            <w:r>
+                              <w:rPr>
+                                <w:rFonts w:ascii="Times New Roman" w:hAnsi="Times New Roman" w:cs="Times New Roman"/>
+                              </w:rPr>
+                              <w:t xml:space="preserve">     </w:t>
+                            </w:r>
+                            <w:r>
+                              <w:rPr>
+                                <w:rFonts w:ascii="Times New Roman" w:hAnsi="Times New Roman" w:cs="Times New Roman" w:hint="eastAsia"/>
+                              </w:rPr>
+                              <w:t xml:space="preserve"> </w:t>
+                            </w:r>
+                            <w:r>
+                              <w:rPr>
+                                <w:rFonts w:ascii="Times New Roman" w:hAnsi="Times New Roman" w:cs="Times New Roman"/>
+                              </w:rPr>
+                              <w:t xml:space="preserve">// </w:t>
+                            </w:r>
+                            <w:r>
+                              <w:rPr>
+                                <w:rFonts w:ascii="Times New Roman" w:hAnsi="Times New Roman" w:cs="Times New Roman"/>
+                              </w:rPr>
+                              <w:t>产生上升沿（</w:t>
+                            </w:r>
+                            <w:r>
+                              <w:rPr>
+                                <w:rFonts w:ascii="Times New Roman" w:hAnsi="Times New Roman" w:cs="Times New Roman"/>
+                              </w:rPr>
+                              <w:t xml:space="preserve">CPHA=0 </w:t>
+                            </w:r>
+                            <w:r>
+                              <w:rPr>
+                                <w:rFonts w:ascii="Cambria Math" w:hAnsi="Cambria Math" w:cs="Cambria Math"/>
+                              </w:rPr>
+                              <w:t>⇒</w:t>
+                            </w:r>
+                            <w:r>
+                              <w:rPr>
+                                <w:rFonts w:ascii="Times New Roman" w:hAnsi="Times New Roman" w:cs="Times New Roman"/>
+                              </w:rPr>
+                              <w:t xml:space="preserve"> </w:t>
+                            </w:r>
+                            <w:r>
+                              <w:rPr>
+                                <w:rFonts w:ascii="Times New Roman" w:hAnsi="Times New Roman" w:cs="Times New Roman"/>
+                              </w:rPr>
+                              <w:t>上升沿采样）</w:t>
+                            </w:r>
+                          </w:p>
+                          <w:p>
+                            <w:pPr>
+                              <w:rPr>
+                                <w:rFonts w:ascii="Times New Roman" w:hAnsi="Times New Roman" w:cs="Times New Roman"/>
+                              </w:rPr>
+                            </w:pPr>
+                            <w:r>
+                              <w:rPr>
+                                <w:rFonts w:ascii="Times New Roman" w:hAnsi="Times New Roman" w:cs="Times New Roman" w:hint="eastAsia"/>
+                              </w:rPr>
+                              <w:t xml:space="preserve">     </w:t>
+                            </w:r>
+                            <w:r>
+                              <w:rPr>
+                                <w:rFonts w:ascii="Times New Roman" w:hAnsi="Times New Roman" w:cs="Times New Roman" w:hint="eastAsia"/>
+                              </w:rPr>
+                              <w:t xml:space="preserve"> </w:t>
+                            </w:r>
+                            <w:r>
+                              <w:rPr>
+                                <w:rFonts w:ascii="Times New Roman" w:hAnsi="Times New Roman" w:cs="Times New Roman" w:hint="eastAsia"/>
+                              </w:rPr>
+                              <w:t xml:space="preserve">SCK = </w:t>
+                            </w:r>
+                            <w:proofErr w:type="gramStart"/>
+                            <w:r>
+                              <w:rPr>
+                                <w:rFonts w:ascii="Times New Roman" w:hAnsi="Times New Roman" w:cs="Times New Roman" w:hint="eastAsia"/>
+                              </w:rPr>
+                              <w:t>1;</w:t>
+                            </w:r>
+                            <w:proofErr w:type="gramEnd"/>
+                          </w:p>
+                          <w:p>
+                            <w:pPr>
+                              <w:rPr>
+                                <w:rFonts w:ascii="Times New Roman" w:hAnsi="Times New Roman" w:cs="Times New Roman"/>
+                              </w:rPr>
+                            </w:pPr>
+                            <w:r>
+                              <w:rPr>
+                                <w:rFonts w:ascii="Times New Roman" w:hAnsi="Times New Roman" w:cs="Times New Roman" w:hint="eastAsia"/>
+                              </w:rPr>
+                              <w:tab/>
+                            </w:r>
+                            <w:r>
+                              <w:rPr>
+                                <w:rFonts w:ascii="Times New Roman" w:hAnsi="Times New Roman" w:cs="Times New Roman" w:hint="eastAsia"/>
+                              </w:rPr>
+                              <w:t xml:space="preserve"> </w:t>
+                            </w:r>
+                            <w:r>
+                              <w:rPr>
+                                <w:rFonts w:ascii="Times New Roman" w:hAnsi="Times New Roman" w:cs="Times New Roman" w:hint="eastAsia"/>
+                              </w:rPr>
+                              <w:t xml:space="preserve">// </w:t>
+                            </w:r>
+                            <w:r>
+                              <w:rPr>
+                                <w:rFonts w:ascii="Times New Roman" w:hAnsi="Times New Roman" w:cs="Times New Roman" w:hint="eastAsia"/>
+                              </w:rPr>
+                              <w:t>上升沿采样</w:t>
+                            </w:r>
+                            <w:r>
+                              <w:rPr>
+                                <w:rFonts w:ascii="Times New Roman" w:hAnsi="Times New Roman" w:cs="Times New Roman" w:hint="eastAsia"/>
+                              </w:rPr>
+                              <w:t xml:space="preserve"> MISO</w:t>
+                            </w:r>
+                            <w:r>
+                              <w:rPr>
+                                <w:rFonts w:ascii="Times New Roman" w:hAnsi="Times New Roman" w:cs="Times New Roman" w:hint="eastAsia"/>
+                              </w:rPr>
+                              <w:t xml:space="preserve"> </w:t>
+                            </w:r>
+                            <w:r>
+                              <w:rPr>
+                                <w:rFonts w:ascii="Times New Roman" w:hAnsi="Times New Roman" w:cs="Times New Roman" w:hint="eastAsia"/>
+                              </w:rPr>
+                              <w:t>同时发送</w:t>
+                            </w:r>
+                            <w:r>
+                              <w:rPr>
+                                <w:rFonts w:ascii="Times New Roman" w:hAnsi="Times New Roman" w:cs="Times New Roman" w:hint="eastAsia"/>
+                              </w:rPr>
+                              <w:t>MOSI</w:t>
+                            </w:r>
+                          </w:p>
+                          <w:p>
+                            <w:pPr>
+                              <w:rPr>
+                                <w:rFonts w:ascii="Times New Roman" w:hAnsi="Times New Roman" w:cs="Times New Roman"/>
+                              </w:rPr>
+                            </w:pPr>
+                            <w:r>
+                              <w:rPr>
+                                <w:rFonts w:ascii="Times New Roman" w:hAnsi="Times New Roman" w:cs="Times New Roman" w:hint="eastAsia"/>
+                              </w:rPr>
+                              <w:t xml:space="preserve">     </w:t>
+                            </w:r>
+                            <w:r>
+                              <w:rPr>
+                                <w:rFonts w:ascii="Times New Roman" w:hAnsi="Times New Roman" w:cs="Times New Roman" w:hint="eastAsia"/>
+                              </w:rPr>
+                              <w:t xml:space="preserve"> </w:t>
+                            </w:r>
+                            <w:proofErr w:type="spellStart"/>
+                            <w:r>
+                              <w:rPr>
+                                <w:rFonts w:ascii="Times New Roman" w:hAnsi="Times New Roman" w:cs="Times New Roman" w:hint="eastAsia"/>
+                              </w:rPr>
+                              <w:t>data_in</w:t>
+                            </w:r>
+                            <w:proofErr w:type="spellEnd"/>
+                            <w:r>
+                              <w:rPr>
+                                <w:rFonts w:ascii="Times New Roman" w:hAnsi="Times New Roman" w:cs="Times New Roman" w:hint="eastAsia"/>
+                              </w:rPr>
+                              <w:t xml:space="preserve"> &lt;&lt;= </w:t>
+                            </w:r>
+                            <w:proofErr w:type="gramStart"/>
+                            <w:r>
+                              <w:rPr>
+                                <w:rFonts w:ascii="Times New Roman" w:hAnsi="Times New Roman" w:cs="Times New Roman" w:hint="eastAsia"/>
+                              </w:rPr>
+                              <w:t>1;</w:t>
+                            </w:r>
+                            <w:proofErr w:type="gramEnd"/>
+                          </w:p>
+                          <w:p>
+                            <w:pPr>
+                              <w:rPr>
+                                <w:rFonts w:ascii="Times New Roman" w:hAnsi="Times New Roman" w:cs="Times New Roman"/>
+                              </w:rPr>
+                            </w:pPr>
+                            <w:r>
+                              <w:rPr>
+                                <w:rFonts w:ascii="Times New Roman" w:hAnsi="Times New Roman" w:cs="Times New Roman" w:hint="eastAsia"/>
+                              </w:rPr>
+                              <w:t xml:space="preserve">     </w:t>
+                            </w:r>
+                            <w:r>
+                              <w:rPr>
+                                <w:rFonts w:ascii="Times New Roman" w:hAnsi="Times New Roman" w:cs="Times New Roman" w:hint="eastAsia"/>
+                              </w:rPr>
+                              <w:t xml:space="preserve"> </w:t>
+                            </w:r>
+                            <w:r>
+                              <w:rPr>
+                                <w:rFonts w:ascii="Times New Roman" w:hAnsi="Times New Roman" w:cs="Times New Roman" w:hint="eastAsia"/>
+                              </w:rPr>
+                              <w:t xml:space="preserve">if (MISO) </w:t>
+                            </w:r>
+                            <w:proofErr w:type="spellStart"/>
+                            <w:r>
+                              <w:rPr>
+                                <w:rFonts w:ascii="Times New Roman" w:hAnsi="Times New Roman" w:cs="Times New Roman" w:hint="eastAsia"/>
+                              </w:rPr>
+                              <w:t>data_in</w:t>
+                            </w:r>
+                            <w:proofErr w:type="spellEnd"/>
+                            <w:r>
+                              <w:rPr>
+                                <w:rFonts w:ascii="Times New Roman" w:hAnsi="Times New Roman" w:cs="Times New Roman" w:hint="eastAsia"/>
+                              </w:rPr>
+                              <w:t xml:space="preserve"> |= 0x01;</w:t>
+                            </w:r>
+                            <w:r>
+                              <w:rPr>
+                                <w:rFonts w:ascii="Times New Roman" w:hAnsi="Times New Roman" w:cs="Times New Roman" w:hint="eastAsia"/>
+                              </w:rPr>
+                              <w:t xml:space="preserve"> </w:t>
+                            </w:r>
+                            <w:r>
+                              <w:rPr>
+                                <w:rFonts w:ascii="Times New Roman" w:hAnsi="Times New Roman" w:cs="Times New Roman" w:hint="eastAsia"/>
+                              </w:rPr>
+                              <w:t>边沿触发时</w:t>
+                            </w:r>
+                            <w:r>
+                              <w:rPr>
+                                <w:rFonts w:ascii="Times New Roman" w:hAnsi="Times New Roman" w:cs="Times New Roman" w:hint="eastAsia"/>
+                              </w:rPr>
+                              <w:t>MISO</w:t>
+                            </w:r>
+                            <w:r>
+                              <w:rPr>
+                                <w:rFonts w:ascii="Times New Roman" w:hAnsi="Times New Roman" w:cs="Times New Roman" w:hint="eastAsia"/>
+                              </w:rPr>
+                              <w:t>得到数据</w:t>
+                            </w:r>
+                          </w:p>
+                          <w:p>
+                            <w:pPr>
+                              <w:rPr>
+                                <w:rFonts w:ascii="Times New Roman" w:hAnsi="Times New Roman" w:cs="Times New Roman"/>
+                              </w:rPr>
+                            </w:pPr>
+                            <w:r>
+                              <w:rPr>
+                                <w:rFonts w:ascii="Times New Roman" w:hAnsi="Times New Roman" w:cs="Times New Roman" w:hint="eastAsia"/>
+                              </w:rPr>
+                              <w:tab/>
+                            </w:r>
+                            <w:r>
+                              <w:rPr>
+                                <w:rFonts w:ascii="Times New Roman" w:hAnsi="Times New Roman" w:cs="Times New Roman" w:hint="eastAsia"/>
+                              </w:rPr>
+                              <w:t xml:space="preserve"> </w:t>
+                            </w:r>
+                            <w:proofErr w:type="spellStart"/>
+                            <w:r>
+                              <w:rPr>
+                                <w:rFonts w:ascii="Times New Roman" w:hAnsi="Times New Roman" w:cs="Times New Roman" w:hint="eastAsia"/>
+                              </w:rPr>
+                              <w:t>SPI_</w:t>
+                            </w:r>
+                            <w:proofErr w:type="gramStart"/>
+                            <w:r>
+                              <w:rPr>
+                                <w:rFonts w:ascii="Times New Roman" w:hAnsi="Times New Roman" w:cs="Times New Roman" w:hint="eastAsia"/>
+                              </w:rPr>
+                              <w:t>Delay</w:t>
+                            </w:r>
+                            <w:proofErr w:type="spellEnd"/>
+                            <w:r>
+                              <w:rPr>
+                                <w:rFonts w:ascii="Times New Roman" w:hAnsi="Times New Roman" w:cs="Times New Roman" w:hint="eastAsia"/>
+                              </w:rPr>
+                              <w:t>();</w:t>
+                            </w:r>
+                            <w:proofErr w:type="gramEnd"/>
+                          </w:p>
+                          <w:p>
+                            <w:pPr>
+                              <w:rPr>
+                                <w:rFonts w:ascii="Times New Roman" w:hAnsi="Times New Roman" w:cs="Times New Roman"/>
+                              </w:rPr>
+                            </w:pPr>
+                            <w:r>
+                              <w:rPr>
+                                <w:rFonts w:ascii="Times New Roman" w:hAnsi="Times New Roman" w:cs="Times New Roman" w:hint="eastAsia"/>
+                              </w:rPr>
+                              <w:t xml:space="preserve">     </w:t>
+                            </w:r>
+                            <w:r>
+                              <w:rPr>
+                                <w:rFonts w:ascii="Times New Roman" w:hAnsi="Times New Roman" w:cs="Times New Roman" w:hint="eastAsia"/>
+                              </w:rPr>
+                              <w:t xml:space="preserve"> </w:t>
+                            </w:r>
+                            <w:r>
+                              <w:rPr>
+                                <w:rFonts w:ascii="Times New Roman" w:hAnsi="Times New Roman" w:cs="Times New Roman" w:hint="eastAsia"/>
+                              </w:rPr>
+                              <w:t xml:space="preserve">// </w:t>
+                            </w:r>
+                            <w:r>
+                              <w:rPr>
+                                <w:rFonts w:ascii="Times New Roman" w:hAnsi="Times New Roman" w:cs="Times New Roman" w:hint="eastAsia"/>
+                              </w:rPr>
+                              <w:t>产生下降沿，为下一个位做准备</w:t>
+                            </w:r>
+                          </w:p>
+                          <w:p>
+                            <w:pPr>
+                              <w:rPr>
+                                <w:rFonts w:ascii="Times New Roman" w:hAnsi="Times New Roman" w:cs="Times New Roman"/>
+                              </w:rPr>
+                            </w:pPr>
+                            <w:r>
+                              <w:rPr>
+                                <w:rFonts w:ascii="Times New Roman" w:hAnsi="Times New Roman" w:cs="Times New Roman" w:hint="eastAsia"/>
+                              </w:rPr>
+                              <w:t xml:space="preserve">     </w:t>
+                            </w:r>
+                            <w:r>
+                              <w:rPr>
+                                <w:rFonts w:ascii="Times New Roman" w:hAnsi="Times New Roman" w:cs="Times New Roman" w:hint="eastAsia"/>
+                              </w:rPr>
+                              <w:t xml:space="preserve"> </w:t>
+                            </w:r>
+                            <w:r>
+                              <w:rPr>
+                                <w:rFonts w:ascii="Times New Roman" w:hAnsi="Times New Roman" w:cs="Times New Roman" w:hint="eastAsia"/>
+                              </w:rPr>
+                              <w:t xml:space="preserve">SCK = </w:t>
+                            </w:r>
+                            <w:proofErr w:type="gramStart"/>
+                            <w:r>
+                              <w:rPr>
+                                <w:rFonts w:ascii="Times New Roman" w:hAnsi="Times New Roman" w:cs="Times New Roman" w:hint="eastAsia"/>
+                              </w:rPr>
+                              <w:t>0;</w:t>
+                            </w:r>
+                            <w:proofErr w:type="gramEnd"/>
+                          </w:p>
+                          <w:p>
+                            <w:pPr>
+                              <w:rPr>
+                                <w:rFonts w:ascii="Times New Roman" w:hAnsi="Times New Roman" w:cs="Times New Roman"/>
+                              </w:rPr>
+                            </w:pPr>
+                            <w:r>
+                              <w:rPr>
+                                <w:rFonts w:ascii="Times New Roman" w:hAnsi="Times New Roman" w:cs="Times New Roman" w:hint="eastAsia"/>
+                              </w:rPr>
+                              <w:tab/>
+                            </w:r>
+                            <w:r>
+                              <w:rPr>
+                                <w:rFonts w:ascii="Times New Roman" w:hAnsi="Times New Roman" w:cs="Times New Roman" w:hint="eastAsia"/>
+                              </w:rPr>
+                              <w:t xml:space="preserve"> </w:t>
+                            </w:r>
+                            <w:proofErr w:type="spellStart"/>
+                            <w:r>
+                              <w:rPr>
+                                <w:rFonts w:ascii="Times New Roman" w:hAnsi="Times New Roman" w:cs="Times New Roman" w:hint="eastAsia"/>
+                              </w:rPr>
+                              <w:t>SPI_</w:t>
+                            </w:r>
+                            <w:proofErr w:type="gramStart"/>
+                            <w:r>
+                              <w:rPr>
+                                <w:rFonts w:ascii="Times New Roman" w:hAnsi="Times New Roman" w:cs="Times New Roman" w:hint="eastAsia"/>
+                              </w:rPr>
+                              <w:t>Delay</w:t>
+                            </w:r>
+                            <w:proofErr w:type="spellEnd"/>
+                            <w:r>
+                              <w:rPr>
+                                <w:rFonts w:ascii="Times New Roman" w:hAnsi="Times New Roman" w:cs="Times New Roman" w:hint="eastAsia"/>
+                              </w:rPr>
+                              <w:t>();</w:t>
+                            </w:r>
+                            <w:proofErr w:type="gramEnd"/>
+                          </w:p>
+                          <w:p>
+                            <w:pPr>
+                              <w:rPr>
+                                <w:rFonts w:ascii="Times New Roman" w:hAnsi="Times New Roman" w:cs="Times New Roman"/>
+                              </w:rPr>
+                            </w:pPr>
+                            <w:r>
+                              <w:rPr>
+                                <w:rFonts w:ascii="Times New Roman" w:hAnsi="Times New Roman" w:cs="Times New Roman" w:hint="eastAsia"/>
+                              </w:rPr>
+                              <w:t xml:space="preserve">    }</w:t>
+                            </w:r>
+                          </w:p>
+                          <w:p>
+                            <w:pPr>
+                              <w:rPr>
+                                <w:rFonts w:ascii="Times New Roman" w:hAnsi="Times New Roman" w:cs="Times New Roman"/>
+                              </w:rPr>
+                            </w:pPr>
+                            <w:r>
+                              <w:rPr>
+                                <w:rFonts w:ascii="Times New Roman" w:hAnsi="Times New Roman" w:cs="Times New Roman" w:hint="eastAsia"/>
+                              </w:rPr>
+                              <w:t xml:space="preserve">    return </w:t>
+                            </w:r>
+                            <w:proofErr w:type="spellStart"/>
+                            <w:r>
+                              <w:rPr>
+                                <w:rFonts w:ascii="Times New Roman" w:hAnsi="Times New Roman" w:cs="Times New Roman" w:hint="eastAsia"/>
+                              </w:rPr>
+                              <w:t>data_</w:t>
+                            </w:r>
+                            <w:proofErr w:type="gramStart"/>
+                            <w:r>
+                              <w:rPr>
+                                <w:rFonts w:ascii="Times New Roman" w:hAnsi="Times New Roman" w:cs="Times New Roman" w:hint="eastAsia"/>
+                              </w:rPr>
+                              <w:t>in</w:t>
+                            </w:r>
+                            <w:proofErr w:type="spellEnd"/>
+                            <w:r>
+                              <w:rPr>
+                                <w:rFonts w:ascii="Times New Roman" w:hAnsi="Times New Roman" w:cs="Times New Roman" w:hint="eastAsia"/>
+                              </w:rPr>
+                              <w:t>;</w:t>
+                            </w:r>
+                            <w:proofErr w:type="gramEnd"/>
+                          </w:p>
+                          <w:p>
+                            <w:pPr>
+                              <w:rPr>
+                                <w:rFonts w:ascii="Times New Roman" w:hAnsi="Times New Roman" w:cs="Times New Roman"/>
+                              </w:rPr>
+                            </w:pPr>
+                            <w:r>
+                              <w:rPr>
+                                <w:rFonts w:ascii="Times New Roman" w:hAnsi="Times New Roman" w:cs="Times New Roman" w:hint="eastAsia"/>
+                              </w:rPr>
+                              <w:t>}</w:t>
+                            </w:r>
+                          </w:p>
+                          <w:p>
+                            <w:pPr>
+                              <w:rPr>
+                                <w:rFonts w:ascii="Times New Roman" w:hAnsi="Times New Roman" w:cs="Times New Roman"/>
+                              </w:rPr>
+                            </w:pPr>
+                          </w:p>
+                        </w:txbxContent>
+                      </wps:txbx>
+                      <wps:bodyPr rot="0" vert="horz" wrap="square" lIns="91440" tIns="45720" rIns="91440" bIns="45720" anchor="t" anchorCtr="0">
+                        <a:noAutofit/>
+                      </wps:bodyPr>
+                    </wps:wsp>
+                  </a:graphicData>
+                </a:graphic>
+                <wp14:sizeRelH relativeFrom="margin">
+                  <wp14:pctWidth>0</wp14:pctWidth>
+                </wp14:sizeRelH>
+                <wp14:sizeRelV relativeFrom="margin">
+                  <wp14:pctHeight>0</wp14:pctHeight>
+                </wp14:sizeRelV>
+              </wp:anchor>
+            </w:drawing>
+          </mc:Choice>
+          <mc:Fallback>
+            <w:pict>
+              <v:shape w14:anchorId="70C4C431" id="_x0000_s1034" type="#_x0000_t202" style="position:absolute;left:0;text-align:left;margin-left:160.7pt;margin-top:3.5pt;width:227.25pt;height:231.55pt;z-index:-251649024;visibility:visible;mso-wrap-style:square;mso-width-percent:0;mso-height-percent:0;mso-wrap-distance-left:9pt;mso-wrap-distance-top:3.6pt;mso-wrap-distance-right:9pt;mso-wrap-distance-bottom:3.6pt;mso-position-horizontal:absolute;mso-position-horizontal-relative:text;mso-position-vertical:absolute;mso-position-vertical-relative:text;mso-width-percent:0;mso-height-percent:0;mso-width-relative:margin;mso-height-relative:margin;v-text-anchor:top" o:gfxdata="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" filled="f" stroked="f">
+                <v:textbox>
+                  <w:txbxContent>
+                    <w:p>
+                      <w:pPr>
+                        <w:rPr>
+                          <w:rFonts w:ascii="Times New Roman" w:hAnsi="Times New Roman" w:cs="Times New Roman"/>
+                        </w:rPr>
+                      </w:pPr>
+                      <w:r>
+                        <w:rPr>
+                          <w:rFonts w:ascii="Times New Roman" w:hAnsi="Times New Roman" w:cs="Times New Roman" w:hint="eastAsia"/>
+                        </w:rPr>
+                        <w:t xml:space="preserve">unsigned char </w:t>
+                      </w:r>
+                      <w:proofErr w:type="spellStart"/>
+                      <w:r>
+                        <w:rPr>
+                          <w:rFonts w:ascii="Times New Roman" w:hAnsi="Times New Roman" w:cs="Times New Roman" w:hint="eastAsia"/>
+                        </w:rPr>
+                        <w:t>SPI_</w:t>
+                      </w:r>
+                      <w:proofErr w:type="gramStart"/>
+                      <w:r>
+                        <w:rPr>
+                          <w:rFonts w:ascii="Times New Roman" w:hAnsi="Times New Roman" w:cs="Times New Roman" w:hint="eastAsia"/>
+                        </w:rPr>
+                        <w:t>Transfer</w:t>
+                      </w:r>
+                      <w:proofErr w:type="spellEnd"/>
+                      <w:r>
+                        <w:rPr>
+                          <w:rFonts w:ascii="Times New Roman" w:hAnsi="Times New Roman" w:cs="Times New Roman" w:hint="eastAsia"/>
+                        </w:rPr>
+                        <w:t>(</w:t>
+                      </w:r>
+                      <w:proofErr w:type="gramEnd"/>
+                      <w:r>
+                        <w:rPr>
+                          <w:rFonts w:ascii="Times New Roman" w:hAnsi="Times New Roman" w:cs="Times New Roman" w:hint="eastAsia"/>
+                        </w:rPr>
+                        <w:t xml:space="preserve">unsigned char </w:t>
+                      </w:r>
+                      <w:proofErr w:type="spellStart"/>
+                      <w:r>
+                        <w:rPr>
+                          <w:rFonts w:ascii="Times New Roman" w:hAnsi="Times New Roman" w:cs="Times New Roman" w:hint="eastAsia"/>
+                        </w:rPr>
+                        <w:t>data_out</w:t>
+                      </w:r>
+                      <w:proofErr w:type="spellEnd"/>
+                      <w:r>
+                        <w:rPr>
+                          <w:rFonts w:ascii="Times New Roman" w:hAnsi="Times New Roman" w:cs="Times New Roman" w:hint="eastAsia"/>
+                        </w:rPr>
+                        <w:t>)</w:t>
+                      </w:r>
+                    </w:p>
+                    <w:p>
+                      <w:pPr>
+                        <w:rPr>
+                          <w:rFonts w:ascii="Times New Roman" w:hAnsi="Times New Roman" w:cs="Times New Roman"/>
+                        </w:rPr>
+                      </w:pPr>
+                      <w:r>
+                        <w:rPr>
+                          <w:rFonts w:ascii="Times New Roman" w:hAnsi="Times New Roman" w:cs="Times New Roman" w:hint="eastAsia"/>
+                        </w:rPr>
+                        <w:t>{</w:t>
+                      </w:r>
+                    </w:p>
+                    <w:p>
+                      <w:pPr>
+                        <w:rPr>
+                          <w:rFonts w:ascii="Times New Roman" w:hAnsi="Times New Roman" w:cs="Times New Roman"/>
+                        </w:rPr>
+                      </w:pPr>
+                      <w:r>
+                        <w:rPr>
+                          <w:rFonts w:ascii="Times New Roman" w:hAnsi="Times New Roman" w:cs="Times New Roman" w:hint="eastAsia"/>
+                        </w:rPr>
+                        <w:t xml:space="preserve">    unsigned char </w:t>
+                      </w:r>
+                      <w:proofErr w:type="spellStart"/>
+                      <w:r>
+                        <w:rPr>
+                          <w:rFonts w:ascii="Times New Roman" w:hAnsi="Times New Roman" w:cs="Times New Roman" w:hint="eastAsia"/>
+                        </w:rPr>
+                        <w:t>data_in</w:t>
+                      </w:r>
+                      <w:proofErr w:type="spellEnd"/>
+                      <w:r>
+                        <w:rPr>
+                          <w:rFonts w:ascii="Times New Roman" w:hAnsi="Times New Roman" w:cs="Times New Roman" w:hint="eastAsia"/>
+                        </w:rPr>
+                        <w:t xml:space="preserve"> = </w:t>
+                      </w:r>
+                      <w:proofErr w:type="gramStart"/>
+                      <w:r>
+                        <w:rPr>
+                          <w:rFonts w:ascii="Times New Roman" w:hAnsi="Times New Roman" w:cs="Times New Roman" w:hint="eastAsia"/>
+                        </w:rPr>
+                        <w:t>0;</w:t>
+                      </w:r>
+                      <w:proofErr w:type="gramEnd"/>
+                    </w:p>
+                    <w:p>
+                      <w:pPr>
+                        <w:rPr>
+                          <w:rFonts w:ascii="Times New Roman" w:hAnsi="Times New Roman" w:cs="Times New Roman"/>
+                        </w:rPr>
+                      </w:pPr>
+                      <w:r>
+                        <w:rPr>
+                          <w:rFonts w:ascii="Times New Roman" w:hAnsi="Times New Roman" w:cs="Times New Roman" w:hint="eastAsia"/>
+                        </w:rPr>
+                        <w:tab/>
+                      </w:r>
+                    </w:p>
+                    <w:p>
+                      <w:pPr>
+                        <w:rPr>
+                          <w:rFonts w:ascii="Times New Roman" w:hAnsi="Times New Roman" w:cs="Times New Roman"/>
+                        </w:rPr>
+                      </w:pPr>
+                      <w:r>
+                        <w:rPr>
+                          <w:rFonts w:ascii="Times New Roman" w:hAnsi="Times New Roman" w:cs="Times New Roman" w:hint="eastAsia"/>
+                        </w:rPr>
+                        <w:t xml:space="preserve">    for (int </w:t>
+                      </w:r>
+                      <w:proofErr w:type="spellStart"/>
+                      <w:r>
+                        <w:rPr>
+                          <w:rFonts w:ascii="Times New Roman" w:hAnsi="Times New Roman" w:cs="Times New Roman" w:hint="eastAsia"/>
+                        </w:rPr>
+                        <w:t>i</w:t>
+                      </w:r>
+                      <w:proofErr w:type="spellEnd"/>
+                      <w:r>
+                        <w:rPr>
+                          <w:rFonts w:ascii="Times New Roman" w:hAnsi="Times New Roman" w:cs="Times New Roman" w:hint="eastAsia"/>
+                        </w:rPr>
+                        <w:t xml:space="preserve"> = 0; </w:t>
+                      </w:r>
+                      <w:proofErr w:type="spellStart"/>
+                      <w:r>
+                        <w:rPr>
+                          <w:rFonts w:ascii="Times New Roman" w:hAnsi="Times New Roman" w:cs="Times New Roman" w:hint="eastAsia"/>
+                        </w:rPr>
+                        <w:t>i</w:t>
+                      </w:r>
+                      <w:proofErr w:type="spellEnd"/>
+                      <w:r>
+                        <w:rPr>
+                          <w:rFonts w:ascii="Times New Roman" w:hAnsi="Times New Roman" w:cs="Times New Roman" w:hint="eastAsia"/>
+                        </w:rPr>
+                        <w:t xml:space="preserve"> &lt; 8; </w:t>
+                      </w:r>
+                      <w:proofErr w:type="spellStart"/>
+                      <w:r>
+                        <w:rPr>
+                          <w:rFonts w:ascii="Times New Roman" w:hAnsi="Times New Roman" w:cs="Times New Roman" w:hint="eastAsia"/>
+                        </w:rPr>
+                        <w:t>i</w:t>
+                      </w:r>
+                      <w:proofErr w:type="spellEnd"/>
+                      <w:r>
+                        <w:rPr>
+                          <w:rFonts w:ascii="Times New Roman" w:hAnsi="Times New Roman" w:cs="Times New Roman" w:hint="eastAsia"/>
+                        </w:rPr>
+                        <w:t>++) {</w:t>
+                      </w:r>
+                    </w:p>
+                    <w:p>
+                      <w:pPr>
+                        <w:ind w:firstLineChars="300" w:firstLine="480"/>
+                        <w:rPr>
+                          <w:rFonts w:ascii="Times New Roman" w:hAnsi="Times New Roman" w:cs="Times New Roman"/>
+                        </w:rPr>
+                      </w:pPr>
+                      <w:r>
+                        <w:rPr>
+                          <w:rFonts w:ascii="Times New Roman" w:hAnsi="Times New Roman" w:cs="Times New Roman" w:hint="eastAsia"/>
+                        </w:rPr>
+                        <w:t xml:space="preserve">SCK = </w:t>
+                      </w:r>
+                      <w:proofErr w:type="gramStart"/>
+                      <w:r>
+                        <w:rPr>
+                          <w:rFonts w:ascii="Times New Roman" w:hAnsi="Times New Roman" w:cs="Times New Roman" w:hint="eastAsia"/>
+                        </w:rPr>
+                        <w:t>0;</w:t>
+                      </w:r>
+                      <w:proofErr w:type="gramEnd"/>
+                    </w:p>
+                    <w:p>
+                      <w:pPr>
+                        <w:rPr>
+                          <w:rFonts w:ascii="Times New Roman" w:hAnsi="Times New Roman" w:cs="Times New Roman"/>
+                        </w:rPr>
+                      </w:pPr>
+                      <w:r>
+                        <w:rPr>
+                          <w:rFonts w:ascii="Times New Roman" w:hAnsi="Times New Roman" w:cs="Times New Roman" w:hint="eastAsia"/>
+                        </w:rPr>
+                        <w:t xml:space="preserve">     </w:t>
+                      </w:r>
+                      <w:r>
+                        <w:rPr>
+                          <w:rFonts w:ascii="Times New Roman" w:hAnsi="Times New Roman" w:cs="Times New Roman" w:hint="eastAsia"/>
+                        </w:rPr>
+                        <w:t xml:space="preserve"> </w:t>
+                      </w:r>
+                      <w:r>
+                        <w:rPr>
+                          <w:rFonts w:ascii="Times New Roman" w:hAnsi="Times New Roman" w:cs="Times New Roman" w:hint="eastAsia"/>
+                        </w:rPr>
+                        <w:t xml:space="preserve">// </w:t>
+                      </w:r>
+                      <w:r>
+                        <w:rPr>
+                          <w:rFonts w:ascii="Times New Roman" w:hAnsi="Times New Roman" w:cs="Times New Roman" w:hint="eastAsia"/>
+                        </w:rPr>
+                        <w:t>在上升沿前准备</w:t>
+                      </w:r>
+                      <w:r>
+                        <w:rPr>
+                          <w:rFonts w:ascii="Times New Roman" w:hAnsi="Times New Roman" w:cs="Times New Roman" w:hint="eastAsia"/>
+                        </w:rPr>
+                        <w:t xml:space="preserve"> MOSI </w:t>
+                      </w:r>
+                      <w:r>
+                        <w:rPr>
+                          <w:rFonts w:ascii="Times New Roman" w:hAnsi="Times New Roman" w:cs="Times New Roman" w:hint="eastAsia"/>
+                        </w:rPr>
+                        <w:t>数据</w:t>
+                      </w:r>
+                    </w:p>
+                    <w:p>
+                      <w:pPr>
+                        <w:rPr>
+                          <w:rFonts w:ascii="Times New Roman" w:hAnsi="Times New Roman" w:cs="Times New Roman"/>
+                        </w:rPr>
+                      </w:pPr>
+                      <w:r>
+                        <w:rPr>
+                          <w:rFonts w:ascii="Times New Roman" w:hAnsi="Times New Roman" w:cs="Times New Roman" w:hint="eastAsia"/>
+                        </w:rPr>
+                        <w:t xml:space="preserve">     </w:t>
+                      </w:r>
+                      <w:r>
+                        <w:rPr>
+                          <w:rFonts w:ascii="Times New Roman" w:hAnsi="Times New Roman" w:cs="Times New Roman" w:hint="eastAsia"/>
+                        </w:rPr>
+                        <w:t xml:space="preserve"> </w:t>
+                      </w:r>
+                      <w:r>
+                        <w:rPr>
+                          <w:rFonts w:ascii="Times New Roman" w:hAnsi="Times New Roman" w:cs="Times New Roman" w:hint="eastAsia"/>
+                        </w:rPr>
+                        <w:t>MOSI = (</w:t>
+                      </w:r>
+                      <w:proofErr w:type="spellStart"/>
+                      <w:r>
+                        <w:rPr>
+                          <w:rFonts w:ascii="Times New Roman" w:hAnsi="Times New Roman" w:cs="Times New Roman" w:hint="eastAsia"/>
+                        </w:rPr>
+                        <w:t>data_out</w:t>
+                      </w:r>
+                      <w:proofErr w:type="spellEnd"/>
+                      <w:r>
+                        <w:rPr>
+                          <w:rFonts w:ascii="Times New Roman" w:hAnsi="Times New Roman" w:cs="Times New Roman" w:hint="eastAsia"/>
+                        </w:rPr>
+                        <w:t xml:space="preserve"> &amp; 0x80)</w:t>
+                      </w:r>
+                      <w:r>
+                        <w:rPr>
+                          <w:rFonts w:ascii="Times New Roman" w:hAnsi="Times New Roman" w:cs="Times New Roman" w:hint="eastAsia"/>
+                        </w:rPr>
+                        <w:t>? 1 : 0</w:t>
+                      </w:r>
+                      <w:r>
+                        <w:rPr>
+                          <w:rFonts w:ascii="Times New Roman" w:hAnsi="Times New Roman" w:cs="Times New Roman" w:hint="eastAsia"/>
+                        </w:rPr>
+                        <w:t xml:space="preserve">;   // </w:t>
+                      </w:r>
+                      <w:r>
+                        <w:rPr>
+                          <w:rFonts w:ascii="Times New Roman" w:hAnsi="Times New Roman" w:cs="Times New Roman" w:hint="eastAsia"/>
+                        </w:rPr>
+                        <w:t>发送最高位</w:t>
+                      </w:r>
+                    </w:p>
+                    <w:p>
+                      <w:pPr>
+                        <w:rPr>
+                          <w:rFonts w:ascii="Times New Roman" w:hAnsi="Times New Roman" w:cs="Times New Roman"/>
+                        </w:rPr>
+                      </w:pPr>
+                      <w:r>
+                        <w:rPr>
+                          <w:rFonts w:ascii="Times New Roman" w:hAnsi="Times New Roman" w:cs="Times New Roman" w:hint="eastAsia"/>
+                        </w:rPr>
+                        <w:t xml:space="preserve">     </w:t>
+                      </w:r>
+                      <w:r>
+                        <w:rPr>
+                          <w:rFonts w:ascii="Times New Roman" w:hAnsi="Times New Roman" w:cs="Times New Roman" w:hint="eastAsia"/>
+                        </w:rPr>
+                        <w:t xml:space="preserve"> </w:t>
+                      </w:r>
+                      <w:proofErr w:type="spellStart"/>
+                      <w:r>
+                        <w:rPr>
+                          <w:rFonts w:ascii="Times New Roman" w:hAnsi="Times New Roman" w:cs="Times New Roman" w:hint="eastAsia"/>
+                        </w:rPr>
+                        <w:t>data_out</w:t>
+                      </w:r>
+                      <w:proofErr w:type="spellEnd"/>
+                      <w:r>
+                        <w:rPr>
+                          <w:rFonts w:ascii="Times New Roman" w:hAnsi="Times New Roman" w:cs="Times New Roman" w:hint="eastAsia"/>
+                        </w:rPr>
+                        <w:t xml:space="preserve"> &lt;&lt;= </w:t>
+                      </w:r>
+                      <w:proofErr w:type="gramStart"/>
+                      <w:r>
+                        <w:rPr>
+                          <w:rFonts w:ascii="Times New Roman" w:hAnsi="Times New Roman" w:cs="Times New Roman" w:hint="eastAsia"/>
+                        </w:rPr>
+                        <w:t>1;</w:t>
+                      </w:r>
+                      <w:proofErr w:type="gramEnd"/>
+                    </w:p>
+                    <w:p>
+                      <w:pPr>
+                        <w:rPr>
+                          <w:rFonts w:ascii="Times New Roman" w:hAnsi="Times New Roman" w:cs="Times New Roman"/>
+                        </w:rPr>
+                      </w:pPr>
+                      <w:r>
+                        <w:rPr>
+                          <w:rFonts w:ascii="Times New Roman" w:hAnsi="Times New Roman" w:cs="Times New Roman" w:hint="eastAsia"/>
+                        </w:rPr>
+                        <w:tab/>
+                      </w:r>
+                      <w:r>
+                        <w:rPr>
+                          <w:rFonts w:ascii="Times New Roman" w:hAnsi="Times New Roman" w:cs="Times New Roman" w:hint="eastAsia"/>
+                        </w:rPr>
+                        <w:t xml:space="preserve"> </w:t>
+                      </w:r>
+                      <w:proofErr w:type="spellStart"/>
+                      <w:r>
+                        <w:rPr>
+                          <w:rFonts w:ascii="Times New Roman" w:hAnsi="Times New Roman" w:cs="Times New Roman" w:hint="eastAsia"/>
+                        </w:rPr>
+                        <w:t>SPI_</w:t>
+                      </w:r>
+                      <w:proofErr w:type="gramStart"/>
+                      <w:r>
+                        <w:rPr>
+                          <w:rFonts w:ascii="Times New Roman" w:hAnsi="Times New Roman" w:cs="Times New Roman" w:hint="eastAsia"/>
+                        </w:rPr>
+                        <w:t>Delay</w:t>
+                      </w:r>
+                      <w:proofErr w:type="spellEnd"/>
+                      <w:r>
+                        <w:rPr>
+                          <w:rFonts w:ascii="Times New Roman" w:hAnsi="Times New Roman" w:cs="Times New Roman" w:hint="eastAsia"/>
+                        </w:rPr>
+                        <w:t>();</w:t>
+                      </w:r>
+                      <w:proofErr w:type="gramEnd"/>
+                    </w:p>
+                    <w:p>
+                      <w:pPr>
+                        <w:rPr>
+                          <w:rFonts w:ascii="Times New Roman" w:hAnsi="Times New Roman" w:cs="Times New Roman"/>
+                        </w:rPr>
+                      </w:pPr>
+                      <w:r>
+                        <w:rPr>
+                          <w:rFonts w:ascii="Times New Roman" w:hAnsi="Times New Roman" w:cs="Times New Roman"/>
+                        </w:rPr>
+                        <w:t xml:space="preserve">     </w:t>
+                      </w:r>
+                      <w:r>
+                        <w:rPr>
+                          <w:rFonts w:ascii="Times New Roman" w:hAnsi="Times New Roman" w:cs="Times New Roman" w:hint="eastAsia"/>
+                        </w:rPr>
+                        <w:t xml:space="preserve"> </w:t>
+                      </w:r>
+                      <w:r>
+                        <w:rPr>
+                          <w:rFonts w:ascii="Times New Roman" w:hAnsi="Times New Roman" w:cs="Times New Roman"/>
+                        </w:rPr>
+                        <w:t xml:space="preserve">// </w:t>
+                      </w:r>
+                      <w:r>
+                        <w:rPr>
+                          <w:rFonts w:ascii="Times New Roman" w:hAnsi="Times New Roman" w:cs="Times New Roman"/>
+                        </w:rPr>
+                        <w:t>产生上升沿（</w:t>
+                      </w:r>
+                      <w:r>
+                        <w:rPr>
+                          <w:rFonts w:ascii="Times New Roman" w:hAnsi="Times New Roman" w:cs="Times New Roman"/>
+                        </w:rPr>
+                        <w:t xml:space="preserve">CPHA=0 </w:t>
+                      </w:r>
+                      <w:r>
+                        <w:rPr>
+                          <w:rFonts w:ascii="Cambria Math" w:hAnsi="Cambria Math" w:cs="Cambria Math"/>
+                        </w:rPr>
+                        <w:t>⇒</w:t>
+                      </w:r>
+                      <w:r>
+                        <w:rPr>
+                          <w:rFonts w:ascii="Times New Roman" w:hAnsi="Times New Roman" w:cs="Times New Roman"/>
+                        </w:rPr>
+                        <w:t xml:space="preserve"> </w:t>
+                      </w:r>
+                      <w:r>
+                        <w:rPr>
+                          <w:rFonts w:ascii="Times New Roman" w:hAnsi="Times New Roman" w:cs="Times New Roman"/>
+                        </w:rPr>
+                        <w:t>上升沿采样）</w:t>
+                      </w:r>
+                    </w:p>
+                    <w:p>
+                      <w:pPr>
+                        <w:rPr>
+                          <w:rFonts w:ascii="Times New Roman" w:hAnsi="Times New Roman" w:cs="Times New Roman"/>
+                        </w:rPr>
+                      </w:pPr>
+                      <w:r>
+                        <w:rPr>
+                          <w:rFonts w:ascii="Times New Roman" w:hAnsi="Times New Roman" w:cs="Times New Roman" w:hint="eastAsia"/>
+                        </w:rPr>
+                        <w:t xml:space="preserve">     </w:t>
+                      </w:r>
+                      <w:r>
+                        <w:rPr>
+                          <w:rFonts w:ascii="Times New Roman" w:hAnsi="Times New Roman" w:cs="Times New Roman" w:hint="eastAsia"/>
+                        </w:rPr>
+                        <w:t xml:space="preserve"> </w:t>
+                      </w:r>
+                      <w:r>
+                        <w:rPr>
+                          <w:rFonts w:ascii="Times New Roman" w:hAnsi="Times New Roman" w:cs="Times New Roman" w:hint="eastAsia"/>
+                        </w:rPr>
+                        <w:t xml:space="preserve">SCK = </w:t>
+                      </w:r>
+                      <w:proofErr w:type="gramStart"/>
+                      <w:r>
+                        <w:rPr>
+                          <w:rFonts w:ascii="Times New Roman" w:hAnsi="Times New Roman" w:cs="Times New Roman" w:hint="eastAsia"/>
+                        </w:rPr>
+                        <w:t>1;</w:t>
+                      </w:r>
+                      <w:proofErr w:type="gramEnd"/>
+                    </w:p>
+                    <w:p>
+                      <w:pPr>
+                        <w:rPr>
+                          <w:rFonts w:ascii="Times New Roman" w:hAnsi="Times New Roman" w:cs="Times New Roman"/>
+                        </w:rPr>
+                      </w:pPr>
+                      <w:r>
+                        <w:rPr>
+                          <w:rFonts w:ascii="Times New Roman" w:hAnsi="Times New Roman" w:cs="Times New Roman" w:hint="eastAsia"/>
+                        </w:rPr>
+                        <w:tab/>
+                      </w:r>
+                      <w:r>
+                        <w:rPr>
+                          <w:rFonts w:ascii="Times New Roman" w:hAnsi="Times New Roman" w:cs="Times New Roman" w:hint="eastAsia"/>
+                        </w:rPr>
+                        <w:t xml:space="preserve"> </w:t>
+                      </w:r>
+                      <w:r>
+                        <w:rPr>
+                          <w:rFonts w:ascii="Times New Roman" w:hAnsi="Times New Roman" w:cs="Times New Roman" w:hint="eastAsia"/>
+                        </w:rPr>
+                        <w:t xml:space="preserve">// </w:t>
+                      </w:r>
+                      <w:r>
+                        <w:rPr>
+                          <w:rFonts w:ascii="Times New Roman" w:hAnsi="Times New Roman" w:cs="Times New Roman" w:hint="eastAsia"/>
+                        </w:rPr>
+                        <w:t>上升沿采样</w:t>
+                      </w:r>
+                      <w:r>
+                        <w:rPr>
+                          <w:rFonts w:ascii="Times New Roman" w:hAnsi="Times New Roman" w:cs="Times New Roman" w:hint="eastAsia"/>
+                        </w:rPr>
+                        <w:t xml:space="preserve"> MISO</w:t>
+                      </w:r>
+                      <w:r>
+                        <w:rPr>
+                          <w:rFonts w:ascii="Times New Roman" w:hAnsi="Times New Roman" w:cs="Times New Roman" w:hint="eastAsia"/>
+                        </w:rPr>
+                        <w:t xml:space="preserve"> </w:t>
+                      </w:r>
+                      <w:r>
+                        <w:rPr>
+                          <w:rFonts w:ascii="Times New Roman" w:hAnsi="Times New Roman" w:cs="Times New Roman" w:hint="eastAsia"/>
+                        </w:rPr>
+                        <w:t>同时发送</w:t>
+                      </w:r>
+                      <w:r>
+                        <w:rPr>
+                          <w:rFonts w:ascii="Times New Roman" w:hAnsi="Times New Roman" w:cs="Times New Roman" w:hint="eastAsia"/>
+                        </w:rPr>
+                        <w:t>MOSI</w:t>
+                      </w:r>
+                    </w:p>
+                    <w:p>
+                      <w:pPr>
+                        <w:rPr>
+                          <w:rFonts w:ascii="Times New Roman" w:hAnsi="Times New Roman" w:cs="Times New Roman"/>
+                        </w:rPr>
+                      </w:pPr>
+                      <w:r>
+                        <w:rPr>
+                          <w:rFonts w:ascii="Times New Roman" w:hAnsi="Times New Roman" w:cs="Times New Roman" w:hint="eastAsia"/>
+                        </w:rPr>
+                        <w:t xml:space="preserve">     </w:t>
+                      </w:r>
+                      <w:r>
+                        <w:rPr>
+                          <w:rFonts w:ascii="Times New Roman" w:hAnsi="Times New Roman" w:cs="Times New Roman" w:hint="eastAsia"/>
+                        </w:rPr>
+                        <w:t xml:space="preserve"> </w:t>
+                      </w:r>
+                      <w:proofErr w:type="spellStart"/>
+                      <w:r>
+                        <w:rPr>
+                          <w:rFonts w:ascii="Times New Roman" w:hAnsi="Times New Roman" w:cs="Times New Roman" w:hint="eastAsia"/>
+                        </w:rPr>
+                        <w:t>data_in</w:t>
+                      </w:r>
+                      <w:proofErr w:type="spellEnd"/>
+                      <w:r>
+                        <w:rPr>
+                          <w:rFonts w:ascii="Times New Roman" w:hAnsi="Times New Roman" w:cs="Times New Roman" w:hint="eastAsia"/>
+                        </w:rPr>
+                        <w:t xml:space="preserve"> &lt;&lt;= </w:t>
+                      </w:r>
+                      <w:proofErr w:type="gramStart"/>
+                      <w:r>
+                        <w:rPr>
+                          <w:rFonts w:ascii="Times New Roman" w:hAnsi="Times New Roman" w:cs="Times New Roman" w:hint="eastAsia"/>
+                        </w:rPr>
+                        <w:t>1;</w:t>
+                      </w:r>
+                      <w:proofErr w:type="gramEnd"/>
+                    </w:p>
+                    <w:p>
+                      <w:pPr>
+                        <w:rPr>
+                          <w:rFonts w:ascii="Times New Roman" w:hAnsi="Times New Roman" w:cs="Times New Roman"/>
+                        </w:rPr>
+                      </w:pPr>
+                      <w:r>
+                        <w:rPr>
+                          <w:rFonts w:ascii="Times New Roman" w:hAnsi="Times New Roman" w:cs="Times New Roman" w:hint="eastAsia"/>
+                        </w:rPr>
+                        <w:t xml:space="preserve">     </w:t>
+                      </w:r>
+                      <w:r>
+                        <w:rPr>
+                          <w:rFonts w:ascii="Times New Roman" w:hAnsi="Times New Roman" w:cs="Times New Roman" w:hint="eastAsia"/>
+                        </w:rPr>
+                        <w:t xml:space="preserve"> </w:t>
+                      </w:r>
+                      <w:r>
+                        <w:rPr>
+                          <w:rFonts w:ascii="Times New Roman" w:hAnsi="Times New Roman" w:cs="Times New Roman" w:hint="eastAsia"/>
+                        </w:rPr>
+                        <w:t xml:space="preserve">if (MISO) </w:t>
+                      </w:r>
+                      <w:proofErr w:type="spellStart"/>
+                      <w:r>
+                        <w:rPr>
+                          <w:rFonts w:ascii="Times New Roman" w:hAnsi="Times New Roman" w:cs="Times New Roman" w:hint="eastAsia"/>
+                        </w:rPr>
+                        <w:t>data_in</w:t>
+                      </w:r>
+                      <w:proofErr w:type="spellEnd"/>
+                      <w:r>
+                        <w:rPr>
+                          <w:rFonts w:ascii="Times New Roman" w:hAnsi="Times New Roman" w:cs="Times New Roman" w:hint="eastAsia"/>
+                        </w:rPr>
+                        <w:t xml:space="preserve"> |= 0x01;</w:t>
+                      </w:r>
+                      <w:r>
+                        <w:rPr>
+                          <w:rFonts w:ascii="Times New Roman" w:hAnsi="Times New Roman" w:cs="Times New Roman" w:hint="eastAsia"/>
+                        </w:rPr>
+                        <w:t xml:space="preserve"> </w:t>
+                      </w:r>
+                      <w:r>
+                        <w:rPr>
+                          <w:rFonts w:ascii="Times New Roman" w:hAnsi="Times New Roman" w:cs="Times New Roman" w:hint="eastAsia"/>
+                        </w:rPr>
+                        <w:t>边沿触发时</w:t>
+                      </w:r>
+                      <w:r>
+                        <w:rPr>
+                          <w:rFonts w:ascii="Times New Roman" w:hAnsi="Times New Roman" w:cs="Times New Roman" w:hint="eastAsia"/>
+                        </w:rPr>
+                        <w:t>MISO</w:t>
+                      </w:r>
+                      <w:r>
+                        <w:rPr>
+                          <w:rFonts w:ascii="Times New Roman" w:hAnsi="Times New Roman" w:cs="Times New Roman" w:hint="eastAsia"/>
+                        </w:rPr>
+                        <w:t>得到数据</w:t>
+                      </w:r>
+                    </w:p>
+                    <w:p>
+                      <w:pPr>
+                        <w:rPr>
+                          <w:rFonts w:ascii="Times New Roman" w:hAnsi="Times New Roman" w:cs="Times New Roman"/>
+                        </w:rPr>
+                      </w:pPr>
+                      <w:r>
+                        <w:rPr>
+                          <w:rFonts w:ascii="Times New Roman" w:hAnsi="Times New Roman" w:cs="Times New Roman" w:hint="eastAsia"/>
+                        </w:rPr>
+                        <w:tab/>
+                      </w:r>
+                      <w:r>
+                        <w:rPr>
+                          <w:rFonts w:ascii="Times New Roman" w:hAnsi="Times New Roman" w:cs="Times New Roman" w:hint="eastAsia"/>
+                        </w:rPr>
+                        <w:t xml:space="preserve"> </w:t>
+                      </w:r>
+                      <w:proofErr w:type="spellStart"/>
+                      <w:r>
+                        <w:rPr>
+                          <w:rFonts w:ascii="Times New Roman" w:hAnsi="Times New Roman" w:cs="Times New Roman" w:hint="eastAsia"/>
+                        </w:rPr>
+                        <w:t>SPI_</w:t>
+                      </w:r>
+                      <w:proofErr w:type="gramStart"/>
+                      <w:r>
+                        <w:rPr>
+                          <w:rFonts w:ascii="Times New Roman" w:hAnsi="Times New Roman" w:cs="Times New Roman" w:hint="eastAsia"/>
+                        </w:rPr>
+                        <w:t>Delay</w:t>
+                      </w:r>
+                      <w:proofErr w:type="spellEnd"/>
+                      <w:r>
+                        <w:rPr>
+                          <w:rFonts w:ascii="Times New Roman" w:hAnsi="Times New Roman" w:cs="Times New Roman" w:hint="eastAsia"/>
+                        </w:rPr>
+                        <w:t>();</w:t>
+                      </w:r>
+                      <w:proofErr w:type="gramEnd"/>
+                    </w:p>
+                    <w:p>
+                      <w:pPr>
+                        <w:rPr>
+                          <w:rFonts w:ascii="Times New Roman" w:hAnsi="Times New Roman" w:cs="Times New Roman"/>
+                        </w:rPr>
+                      </w:pPr>
+                      <w:r>
+                        <w:rPr>
+                          <w:rFonts w:ascii="Times New Roman" w:hAnsi="Times New Roman" w:cs="Times New Roman" w:hint="eastAsia"/>
+                        </w:rPr>
+                        <w:t xml:space="preserve">     </w:t>
+                      </w:r>
+                      <w:r>
+                        <w:rPr>
+                          <w:rFonts w:ascii="Times New Roman" w:hAnsi="Times New Roman" w:cs="Times New Roman" w:hint="eastAsia"/>
+                        </w:rPr>
+                        <w:t xml:space="preserve"> </w:t>
+                      </w:r>
+                      <w:r>
+                        <w:rPr>
+                          <w:rFonts w:ascii="Times New Roman" w:hAnsi="Times New Roman" w:cs="Times New Roman" w:hint="eastAsia"/>
+                        </w:rPr>
+                        <w:t xml:space="preserve">// </w:t>
+                      </w:r>
+                      <w:r>
+                        <w:rPr>
+                          <w:rFonts w:ascii="Times New Roman" w:hAnsi="Times New Roman" w:cs="Times New Roman" w:hint="eastAsia"/>
+                        </w:rPr>
+                        <w:t>产生下降沿，为下一个位做准备</w:t>
+                      </w:r>
+                    </w:p>
+                    <w:p>
+                      <w:pPr>
+                        <w:rPr>
+                          <w:rFonts w:ascii="Times New Roman" w:hAnsi="Times New Roman" w:cs="Times New Roman"/>
+                        </w:rPr>
+                      </w:pPr>
+                      <w:r>
+                        <w:rPr>
+                          <w:rFonts w:ascii="Times New Roman" w:hAnsi="Times New Roman" w:cs="Times New Roman" w:hint="eastAsia"/>
+                        </w:rPr>
+                        <w:t xml:space="preserve">     </w:t>
+                      </w:r>
+                      <w:r>
+                        <w:rPr>
+                          <w:rFonts w:ascii="Times New Roman" w:hAnsi="Times New Roman" w:cs="Times New Roman" w:hint="eastAsia"/>
+                        </w:rPr>
+                        <w:t xml:space="preserve"> </w:t>
+                      </w:r>
+                      <w:r>
+                        <w:rPr>
+                          <w:rFonts w:ascii="Times New Roman" w:hAnsi="Times New Roman" w:cs="Times New Roman" w:hint="eastAsia"/>
+                        </w:rPr>
+                        <w:t xml:space="preserve">SCK = </w:t>
+                      </w:r>
+                      <w:proofErr w:type="gramStart"/>
+                      <w:r>
+                        <w:rPr>
+                          <w:rFonts w:ascii="Times New Roman" w:hAnsi="Times New Roman" w:cs="Times New Roman" w:hint="eastAsia"/>
+                        </w:rPr>
+                        <w:t>0;</w:t>
+                      </w:r>
+                      <w:proofErr w:type="gramEnd"/>
+                    </w:p>
+                    <w:p>
+                      <w:pPr>
+                        <w:rPr>
+                          <w:rFonts w:ascii="Times New Roman" w:hAnsi="Times New Roman" w:cs="Times New Roman"/>
+                        </w:rPr>
+                      </w:pPr>
+                      <w:r>
+                        <w:rPr>
+                          <w:rFonts w:ascii="Times New Roman" w:hAnsi="Times New Roman" w:cs="Times New Roman" w:hint="eastAsia"/>
+                        </w:rPr>
+                        <w:tab/>
+                      </w:r>
+                      <w:r>
+                        <w:rPr>
+                          <w:rFonts w:ascii="Times New Roman" w:hAnsi="Times New Roman" w:cs="Times New Roman" w:hint="eastAsia"/>
+                        </w:rPr>
+                        <w:t xml:space="preserve"> </w:t>
+                      </w:r>
+                      <w:proofErr w:type="spellStart"/>
+                      <w:r>
+                        <w:rPr>
+                          <w:rFonts w:ascii="Times New Roman" w:hAnsi="Times New Roman" w:cs="Times New Roman" w:hint="eastAsia"/>
+                        </w:rPr>
+                        <w:t>SPI_</w:t>
+                      </w:r>
+                      <w:proofErr w:type="gramStart"/>
+                      <w:r>
+                        <w:rPr>
+                          <w:rFonts w:ascii="Times New Roman" w:hAnsi="Times New Roman" w:cs="Times New Roman" w:hint="eastAsia"/>
+                        </w:rPr>
+                        <w:t>Delay</w:t>
+                      </w:r>
+                      <w:proofErr w:type="spellEnd"/>
+                      <w:r>
+                        <w:rPr>
+                          <w:rFonts w:ascii="Times New Roman" w:hAnsi="Times New Roman" w:cs="Times New Roman" w:hint="eastAsia"/>
+                        </w:rPr>
+                        <w:t>();</w:t>
+                      </w:r>
+                      <w:proofErr w:type="gramEnd"/>
+                    </w:p>
+                    <w:p>
+                      <w:pPr>
+                        <w:rPr>
+                          <w:rFonts w:ascii="Times New Roman" w:hAnsi="Times New Roman" w:cs="Times New Roman"/>
+                        </w:rPr>
+                      </w:pPr>
+                      <w:r>
+                        <w:rPr>
+                          <w:rFonts w:ascii="Times New Roman" w:hAnsi="Times New Roman" w:cs="Times New Roman" w:hint="eastAsia"/>
+                        </w:rPr>
+                        <w:t xml:space="preserve">    }</w:t>
+                      </w:r>
+                    </w:p>
+                    <w:p>
+                      <w:pPr>
+                        <w:rPr>
+                          <w:rFonts w:ascii="Times New Roman" w:hAnsi="Times New Roman" w:cs="Times New Roman"/>
+                        </w:rPr>
+                      </w:pPr>
+                      <w:r>
+                        <w:rPr>
+                          <w:rFonts w:ascii="Times New Roman" w:hAnsi="Times New Roman" w:cs="Times New Roman" w:hint="eastAsia"/>
+                        </w:rPr>
+                        <w:t xml:space="preserve">    return </w:t>
+                      </w:r>
+                      <w:proofErr w:type="spellStart"/>
+                      <w:r>
+                        <w:rPr>
+                          <w:rFonts w:ascii="Times New Roman" w:hAnsi="Times New Roman" w:cs="Times New Roman" w:hint="eastAsia"/>
+                        </w:rPr>
+                        <w:t>data_</w:t>
+                      </w:r>
+                      <w:proofErr w:type="gramStart"/>
+                      <w:r>
+                        <w:rPr>
+                          <w:rFonts w:ascii="Times New Roman" w:hAnsi="Times New Roman" w:cs="Times New Roman" w:hint="eastAsia"/>
+                        </w:rPr>
+                        <w:t>in</w:t>
+                      </w:r>
+                      <w:proofErr w:type="spellEnd"/>
+                      <w:r>
+                        <w:rPr>
+                          <w:rFonts w:ascii="Times New Roman" w:hAnsi="Times New Roman" w:cs="Times New Roman" w:hint="eastAsia"/>
+                        </w:rPr>
+                        <w:t>;</w:t>
+                      </w:r>
+                      <w:proofErr w:type="gramEnd"/>
+                    </w:p>
+                    <w:p>
+                      <w:pPr>
+                        <w:rPr>
+                          <w:rFonts w:ascii="Times New Roman" w:hAnsi="Times New Roman" w:cs="Times New Roman"/>
+                        </w:rPr>
+                      </w:pPr>
+                      <w:r>
+                        <w:rPr>
+                          <w:rFonts w:ascii="Times New Roman" w:hAnsi="Times New Roman" w:cs="Times New Roman" w:hint="eastAsia"/>
+                        </w:rPr>
+                        <w:t>}</w:t>
+                      </w:r>
+                    </w:p>
+                    <w:p>
+                      <w:pPr>
+                        <w:rPr>
+                          <w:rFonts w:ascii="Times New Roman" w:hAnsi="Times New Roman" w:cs="Times New Roman"/>
+                        </w:rPr>
+                      </w:pPr>
+                    </w:p>
+                  </w:txbxContent>
+                </v:textbox>
+              </v:shape>
+            </w:pict>
+          </mc:Fallback>
+        </mc:AlternateContent>
+      </w:r>
+    </w:p>
+    <w:p>
+      <w:pPr>
+        <w:rPr>
+          <w:rFonts w:asciiTheme="minorEastAsia" w:hAnsiTheme="minorEastAsia" w:hint="eastAsia"/>
+          <w:szCs w:val="16"/>
+        </w:rPr>
+      </w:pPr>
+    </w:p>
+    <w:p>
+      <w:pPr>
+        <w:rPr>
+          <w:rFonts w:asciiTheme="minorEastAsia" w:hAnsiTheme="minorEastAsia" w:hint="eastAsia"/>
+          <w:szCs w:val="16"/>
+        </w:rPr>
+      </w:pPr>
+    </w:p>
+    <w:p>
+      <w:pPr>
+        <w:rPr>
+          <w:rFonts w:asciiTheme="minorEastAsia" w:hAnsiTheme="minorEastAsia" w:hint="eastAsia"/>
+          <w:szCs w:val="16"/>
+        </w:rPr>
+      </w:pPr>
+    </w:p>
+    <w:p>
+      <w:pPr>
+        <w:rPr>
+          <w:rFonts w:asciiTheme="minorEastAsia" w:hAnsiTheme="minorEastAsia" w:hint="eastAsia"/>
+          <w:szCs w:val="16"/>
+        </w:rPr>
+      </w:pPr>
+    </w:p>
+    <w:p>
+      <w:pPr>
+        <w:rPr>
+          <w:rFonts w:asciiTheme="minorEastAsia" w:hAnsiTheme="minorEastAsia" w:hint="eastAsia"/>
+          <w:szCs w:val="16"/>
+        </w:rPr>
+      </w:pPr>
+      <w:r>
+        <w:rPr>
+          <w:rFonts w:asciiTheme="minorEastAsia" w:hAnsiTheme="minorEastAsia"/>
           <w:szCs w:val="16"/>
         </w:rPr>
         <w:tab/>
       </w:r>
+    </w:p>
+    <w:p>
+      <w:pPr>
+        <w:rPr>
+          <w:rFonts w:asciiTheme="minorEastAsia" w:hAnsiTheme="minorEastAsia" w:hint="eastAsia"/>
+          <w:szCs w:val="16"/>
+        </w:rPr>
+      </w:pPr>
+    </w:p>
+    <w:p>
+      <w:pPr>
+        <w:rPr>
+          <w:rFonts w:asciiTheme="minorEastAsia" w:hAnsiTheme="minorEastAsia" w:hint="eastAsia"/>
+          <w:szCs w:val="16"/>
+        </w:rPr>
+      </w:pPr>
+    </w:p>
+    <w:p>
+      <w:pPr>
+        <w:rPr>
+          <w:rFonts w:asciiTheme="minorEastAsia" w:hAnsiTheme="minorEastAsia" w:hint="eastAsia"/>
+          <w:szCs w:val="16"/>
+        </w:rPr>
+      </w:pPr>
+    </w:p>
+    <w:p>
+      <w:pPr>
+        <w:rPr>
+          <w:rFonts w:asciiTheme="minorEastAsia" w:hAnsiTheme="minorEastAsia" w:hint="eastAsia"/>
+          <w:szCs w:val="16"/>
+        </w:rPr>
+      </w:pPr>
+    </w:p>
+    <w:p>
+      <w:pPr>
+        <w:rPr>
+          <w:rFonts w:asciiTheme="minorEastAsia" w:hAnsiTheme="minorEastAsia" w:hint="eastAsia"/>
+          <w:szCs w:val="16"/>
+        </w:rPr>
+      </w:pPr>
+    </w:p>
+    <w:p>
+      <w:pPr>
+        <w:rPr>
+          <w:rFonts w:asciiTheme="minorEastAsia" w:hAnsiTheme="minorEastAsia" w:hint="eastAsia"/>
+          <w:szCs w:val="16"/>
+        </w:rPr>
+      </w:pPr>
+    </w:p>
+    <w:p>
+      <w:pPr>
+        <w:rPr>
+          <w:rFonts w:asciiTheme="minorEastAsia" w:hAnsiTheme="minorEastAsia" w:hint="eastAsia"/>
+          <w:szCs w:val="16"/>
+        </w:rPr>
+      </w:pPr>
+    </w:p>
+    <w:p>
+      <w:pPr>
+        <w:rPr>
+          <w:rFonts w:asciiTheme="minorEastAsia" w:hAnsiTheme="minorEastAsia" w:hint="eastAsia"/>
+          <w:szCs w:val="16"/>
+        </w:rPr>
+      </w:pPr>
+    </w:p>
+    <w:p>
+      <w:pPr>
+        <w:rPr>
+          <w:rFonts w:asciiTheme="minorEastAsia" w:hAnsiTheme="minorEastAsia" w:hint="eastAsia"/>
+          <w:szCs w:val="16"/>
+        </w:rPr>
+      </w:pPr>
+    </w:p>
+    <w:p>
+      <w:pPr>
+        <w:rPr>
+          <w:rFonts w:asciiTheme="minorEastAsia" w:hAnsiTheme="minorEastAsia" w:hint="eastAsia"/>
+          <w:szCs w:val="16"/>
+        </w:rPr>
+      </w:pPr>
+    </w:p>
+    <w:p>
+      <w:pPr>
+        <w:rPr>
+          <w:rFonts w:asciiTheme="minorEastAsia" w:hAnsiTheme="minorEastAsia" w:hint="eastAsia"/>
+          <w:szCs w:val="16"/>
+        </w:rPr>
+      </w:pPr>
+    </w:p>
+    <w:p>
+      <w:pPr>
+        <w:rPr>
+          <w:rFonts w:asciiTheme="minorEastAsia" w:hAnsiTheme="minorEastAsia" w:hint="eastAsia"/>
+          <w:szCs w:val="16"/>
+        </w:rPr>
+      </w:pPr>
+    </w:p>
+    <w:p>
+      <w:pPr>
+        <w:rPr>
+          <w:rFonts w:asciiTheme="minorEastAsia" w:hAnsiTheme="minorEastAsia" w:hint="eastAsia"/>
+          <w:szCs w:val="16"/>
+        </w:rPr>
+      </w:pPr>
     </w:p>
     <w:p>
       <w:pPr>
@@ -13660,9 +16392,10 @@
   <w:style w:type="paragraph" w:default="1" w:styleId="a">
     <w:name w:val="Normal"/>
     <w:qFormat/>
-    <w:rsid w:val="00F752D5"/>
+    <w:rsid w:val="009C7467"/>
     <w:pPr>
       <w:widowControl w:val="0"/>
+      <w:spacing w:line="200" w:lineRule="exact"/>
       <w:jc w:val="both"/>
     </w:pPr>
     <w:rPr>

--- a/通信协议.docx
+++ b/通信协议.docx
@@ -3778,16 +3778,16 @@
         <mc:AlternateContent>
           <mc:Choice Requires="wps">
             <w:drawing>
-              <wp:anchor distT="0" distB="0" distL="114300" distR="114300" simplePos="0" relativeHeight="251668480" behindDoc="0" locked="0" layoutInCell="1" allowOverlap="1" wp14:anchorId="71153609" wp14:editId="4EA51B15">
+              <wp:anchor distT="0" distB="0" distL="114300" distR="114300" simplePos="0" relativeHeight="251668480" behindDoc="0" locked="0" layoutInCell="1" allowOverlap="1" wp14:anchorId="71153609" wp14:editId="21A66EA1">
                 <wp:simplePos x="0" y="0"/>
                 <wp:positionH relativeFrom="column">
-                  <wp:posOffset>57166</wp:posOffset>
+                  <wp:posOffset>59055</wp:posOffset>
                 </wp:positionH>
                 <wp:positionV relativeFrom="paragraph">
-                  <wp:posOffset>25631</wp:posOffset>
+                  <wp:posOffset>19050</wp:posOffset>
                 </wp:positionV>
-                <wp:extent cx="80233" cy="813460"/>
-                <wp:effectExtent l="0" t="0" r="15240" b="24765"/>
+                <wp:extent cx="69215" cy="738366"/>
+                <wp:effectExtent l="0" t="0" r="26035" b="24130"/>
                 <wp:wrapNone/>
                 <wp:docPr id="566217759" name="左大括号 6"/>
                 <wp:cNvGraphicFramePr/>
@@ -3798,7 +3798,7 @@
                       <wps:spPr>
                         <a:xfrm>
                           <a:off x="0" y="0"/>
-                          <a:ext cx="80233" cy="813460"/>
+                          <a:ext cx="69215" cy="738366"/>
                         </a:xfrm>
                         <a:prstGeom prst="leftBrace">
                           <a:avLst/>
@@ -3846,7 +3846,7 @@
           </mc:Choice>
           <mc:Fallback>
             <w:pict>
-              <v:shapetype w14:anchorId="12723E55" id="_x0000_t87" coordsize="21600,21600" o:spt="87" adj="1800,10800" path="m21600,qx10800@0l10800@2qy0@11,10800@3l10800@1qy21600,21600e" filled="f">
+              <v:shapetype w14:anchorId="3D3724F1" id="_x0000_t87" coordsize="21600,21600" o:spt="87" adj="1800,10800" path="m21600,qx10800@0l10800@2qy0@11,10800@3l10800@1qy21600,21600e" filled="f">
                 <v:formulas>
                   <v:f eqn="val #0"/>
                   <v:f eqn="sum 21600 0 #0"/>
@@ -3867,7 +3867,7 @@
                   <v:h position="topLeft,#1" yrange="@9,@10"/>
                 </v:handles>
               </v:shapetype>
-              <v:shape id="左大括号 6" o:spid="_x0000_s1026" type="#_x0000_t87" style="position:absolute;margin-left:4.5pt;margin-top:2pt;width:6.3pt;height:64.05pt;z-index:251668480;visibility:visible;mso-wrap-style:square;mso-width-percent:0;mso-height-percent:0;mso-wrap-distance-left:9pt;mso-wrap-distance-top:0;mso-wrap-distance-right:9pt;mso-wrap-distance-bottom:0;mso-position-horizontal:absolute;mso-position-horizontal-relative:text;mso-position-vertical:absolute;mso-position-vertical-relative:text;mso-width-percent:0;mso-height-percent:0;mso-width-relative:margin;mso-height-relative:margin;v-text-anchor:middle" o:gfxdata="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" adj="178" strokecolor="#0d0d0d [3069]" strokeweight="1pt">
+              <v:shape id="左大括号 6" o:spid="_x0000_s1026" type="#_x0000_t87" style="position:absolute;margin-left:4.65pt;margin-top:1.5pt;width:5.45pt;height:58.15pt;z-index:251668480;visibility:visible;mso-wrap-style:square;mso-width-percent:0;mso-height-percent:0;mso-wrap-distance-left:9pt;mso-wrap-distance-top:0;mso-wrap-distance-right:9pt;mso-wrap-distance-bottom:0;mso-position-horizontal:absolute;mso-position-horizontal-relative:text;mso-position-vertical:absolute;mso-position-vertical-relative:text;mso-width-percent:0;mso-height-percent:0;mso-width-relative:margin;mso-height-relative:margin;v-text-anchor:middle" o:gfxdata="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" adj="169" strokecolor="#0d0d0d [3069]" strokeweight="1pt">
                 <v:stroke joinstyle="miter"/>
               </v:shape>
             </w:pict>
@@ -4360,16 +4360,16 @@
         <mc:AlternateContent>
           <mc:Choice Requires="wps">
             <w:drawing>
-              <wp:anchor distT="0" distB="0" distL="114300" distR="114300" simplePos="0" relativeHeight="251670528" behindDoc="0" locked="0" layoutInCell="1" allowOverlap="1" wp14:anchorId="339E6FCC" wp14:editId="24558658">
+              <wp:anchor distT="0" distB="0" distL="114300" distR="114300" simplePos="0" relativeHeight="251670528" behindDoc="0" locked="0" layoutInCell="1" allowOverlap="1" wp14:anchorId="339E6FCC" wp14:editId="4F2253BC">
                 <wp:simplePos x="0" y="0"/>
                 <wp:positionH relativeFrom="column">
-                  <wp:posOffset>57166</wp:posOffset>
+                  <wp:posOffset>60960</wp:posOffset>
                 </wp:positionH>
                 <wp:positionV relativeFrom="paragraph">
-                  <wp:posOffset>29721</wp:posOffset>
+                  <wp:posOffset>21590</wp:posOffset>
                 </wp:positionV>
-                <wp:extent cx="69532" cy="457200"/>
-                <wp:effectExtent l="0" t="0" r="26035" b="19050"/>
+                <wp:extent cx="67945" cy="361950"/>
+                <wp:effectExtent l="0" t="0" r="27305" b="19050"/>
                 <wp:wrapNone/>
                 <wp:docPr id="1441923849" name="左大括号 6"/>
                 <wp:cNvGraphicFramePr/>
@@ -4380,7 +4380,7 @@
                       <wps:spPr>
                         <a:xfrm>
                           <a:off x="0" y="0"/>
-                          <a:ext cx="69532" cy="457200"/>
+                          <a:ext cx="67945" cy="361950"/>
                         </a:xfrm>
                         <a:prstGeom prst="leftBrace">
                           <a:avLst/>
@@ -4428,7 +4428,7 @@
           </mc:Choice>
           <mc:Fallback>
             <w:pict>
-              <v:shape w14:anchorId="60313B18" id="左大括号 6" o:spid="_x0000_s1026" type="#_x0000_t87" style="position:absolute;margin-left:4.5pt;margin-top:2.35pt;width:5.45pt;height:36pt;z-index:251670528;visibility:visible;mso-wrap-style:square;mso-width-percent:0;mso-height-percent:0;mso-wrap-distance-left:9pt;mso-wrap-distance-top:0;mso-wrap-distance-right:9pt;mso-wrap-distance-bottom:0;mso-position-horizontal:absolute;mso-position-horizontal-relative:text;mso-position-vertical:absolute;mso-position-vertical-relative:text;mso-width-percent:0;mso-height-percent:0;mso-width-relative:margin;mso-height-relative:margin;v-text-anchor:middle" o:gfxdata="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" adj="274" strokecolor="#0d0d0d [3069]" strokeweight="1pt">
+              <v:shape w14:anchorId="7240D8EA" id="左大括号 6" o:spid="_x0000_s1026" type="#_x0000_t87" style="position:absolute;margin-left:4.8pt;margin-top:1.7pt;width:5.35pt;height:28.5pt;z-index:251670528;visibility:visible;mso-wrap-style:square;mso-width-percent:0;mso-height-percent:0;mso-wrap-distance-left:9pt;mso-wrap-distance-top:0;mso-wrap-distance-right:9pt;mso-wrap-distance-bottom:0;mso-position-horizontal:absolute;mso-position-horizontal-relative:text;mso-position-vertical:absolute;mso-position-vertical-relative:text;mso-width-percent:0;mso-height-percent:0;mso-width-relative:margin;mso-height-relative:margin;v-text-anchor:middle" o:gfxdata="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" adj="338" strokecolor="#0d0d0d [3069]" strokeweight="1pt">
                 <v:stroke joinstyle="miter"/>
               </v:shape>
             </w:pict>
@@ -4614,13 +4614,13 @@
         <mc:AlternateContent>
           <mc:Choice Requires="wps">
             <w:drawing>
-              <wp:anchor distT="45720" distB="45720" distL="114300" distR="114300" simplePos="0" relativeHeight="251678720" behindDoc="1" locked="0" layoutInCell="1" allowOverlap="1" wp14:anchorId="694182F2" wp14:editId="4D931F1C">
+              <wp:anchor distT="45720" distB="45720" distL="114300" distR="114300" simplePos="0" relativeHeight="251678720" behindDoc="1" locked="0" layoutInCell="1" allowOverlap="1" wp14:anchorId="694182F2" wp14:editId="7556D20C">
                 <wp:simplePos x="0" y="0"/>
                 <wp:positionH relativeFrom="column">
                   <wp:posOffset>3190240</wp:posOffset>
                 </wp:positionH>
                 <wp:positionV relativeFrom="paragraph">
-                  <wp:posOffset>41982</wp:posOffset>
+                  <wp:posOffset>38735</wp:posOffset>
                 </wp:positionV>
                 <wp:extent cx="920115" cy="260985"/>
                 <wp:effectExtent l="0" t="0" r="13335" b="24765"/>
@@ -4714,7 +4714,7 @@
           </mc:Choice>
           <mc:Fallback>
             <w:pict>
-              <v:shape w14:anchorId="694182F2" id="_x0000_s1027" type="#_x0000_t202" style="position:absolute;left:0;text-align:left;margin-left:251.2pt;margin-top:3.3pt;width:72.45pt;height:20.55pt;z-index:-251637760;visibility:visible;mso-wrap-style:square;mso-width-percent:0;mso-height-percent:0;mso-wrap-distance-left:9pt;mso-wrap-distance-top:3.6pt;mso-wrap-distance-right:9pt;mso-wrap-distance-bottom:3.6pt;mso-position-horizontal:absolute;mso-position-horizontal-relative:text;mso-position-vertical:absolute;mso-position-vertical-relative:text;mso-width-percent:0;mso-height-percent:0;mso-width-relative:margin;mso-height-relative:margin;v-text-anchor:top" o:gfxdata="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" filled="f" strokecolor="black [3213]" strokeweight="1pt">
+              <v:shape w14:anchorId="694182F2" id="_x0000_s1027" type="#_x0000_t202" style="position:absolute;left:0;text-align:left;margin-left:251.2pt;margin-top:3.05pt;width:72.45pt;height:20.55pt;z-index:-251637760;visibility:visible;mso-wrap-style:square;mso-width-percent:0;mso-height-percent:0;mso-wrap-distance-left:9pt;mso-wrap-distance-top:3.6pt;mso-wrap-distance-right:9pt;mso-wrap-distance-bottom:3.6pt;mso-position-horizontal:absolute;mso-position-horizontal-relative:text;mso-position-vertical:absolute;mso-position-vertical-relative:text;mso-width-percent:0;mso-height-percent:0;mso-width-relative:margin;mso-height-relative:margin;v-text-anchor:top" o:gfxdata="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" filled="f" strokecolor="black [3213]" strokeweight="1pt">
                 <v:textbox>
                   <w:txbxContent>
                     <w:p>
@@ -4812,6 +4812,7 @@
     </w:p>
     <w:p>
       <w:pPr>
+        <w:spacing w:line="360" w:lineRule="auto"/>
         <w:ind w:firstLine="240"/>
         <w:rPr>
           <w:rFonts w:asciiTheme="minorEastAsia" w:hAnsiTheme="minorEastAsia" w:hint="eastAsia"/>
@@ -4982,13 +4983,13 @@
         <mc:AlternateContent>
           <mc:Choice Requires="wps">
             <w:drawing>
-              <wp:anchor distT="0" distB="0" distL="114300" distR="114300" simplePos="0" relativeHeight="251672576" behindDoc="0" locked="0" layoutInCell="1" allowOverlap="1" wp14:anchorId="57D07158" wp14:editId="58B22E51">
+              <wp:anchor distT="0" distB="0" distL="114300" distR="114300" simplePos="0" relativeHeight="251672576" behindDoc="0" locked="0" layoutInCell="1" allowOverlap="1" wp14:anchorId="57D07158" wp14:editId="231FFBBD">
                 <wp:simplePos x="0" y="0"/>
                 <wp:positionH relativeFrom="column">
                   <wp:posOffset>45085</wp:posOffset>
                 </wp:positionH>
                 <wp:positionV relativeFrom="paragraph">
-                  <wp:posOffset>53563</wp:posOffset>
+                  <wp:posOffset>21590</wp:posOffset>
                 </wp:positionV>
                 <wp:extent cx="91885" cy="754083"/>
                 <wp:effectExtent l="0" t="0" r="22860" b="27305"/>
@@ -5050,7 +5051,7 @@
           </mc:Choice>
           <mc:Fallback>
             <w:pict>
-              <v:shape w14:anchorId="18510771" id="左大括号 6" o:spid="_x0000_s1026" type="#_x0000_t87" style="position:absolute;margin-left:3.55pt;margin-top:4.2pt;width:7.25pt;height:59.4pt;z-index:251672576;visibility:visible;mso-wrap-style:square;mso-width-percent:0;mso-height-percent:0;mso-wrap-distance-left:9pt;mso-wrap-distance-top:0;mso-wrap-distance-right:9pt;mso-wrap-distance-bottom:0;mso-position-horizontal:absolute;mso-position-horizontal-relative:text;mso-position-vertical:absolute;mso-position-vertical-relative:text;mso-width-percent:0;mso-height-percent:0;mso-width-relative:margin;mso-height-relative:margin;v-text-anchor:middle" o:gfxdata="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" adj="219" strokecolor="#0d0d0d [3069]" strokeweight="1pt">
+              <v:shape w14:anchorId="77F3EE7F" id="左大括号 6" o:spid="_x0000_s1026" type="#_x0000_t87" style="position:absolute;margin-left:3.55pt;margin-top:1.7pt;width:7.25pt;height:59.4pt;z-index:251672576;visibility:visible;mso-wrap-style:square;mso-width-percent:0;mso-height-percent:0;mso-wrap-distance-left:9pt;mso-wrap-distance-top:0;mso-wrap-distance-right:9pt;mso-wrap-distance-bottom:0;mso-position-horizontal:absolute;mso-position-horizontal-relative:text;mso-position-vertical:absolute;mso-position-vertical-relative:text;mso-width-percent:0;mso-height-percent:0;mso-width-relative:margin;mso-height-relative:margin;v-text-anchor:middle" o:gfxdata="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" adj="219" strokecolor="#0d0d0d [3069]" strokeweight="1pt">
                 <v:stroke joinstyle="miter"/>
               </v:shape>
             </w:pict>
@@ -5650,6 +5651,15 @@
           <w:szCs w:val="16"/>
         </w:rPr>
       </w:pPr>
+    </w:p>
+    <w:p>
+      <w:pPr>
+        <w:ind w:firstLineChars="150" w:firstLine="240"/>
+        <w:rPr>
+          <w:rFonts w:asciiTheme="minorEastAsia" w:hAnsiTheme="minorEastAsia" w:hint="eastAsia"/>
+          <w:szCs w:val="16"/>
+        </w:rPr>
+      </w:pPr>
       <w:r>
         <w:rPr>
           <w:rFonts w:asciiTheme="minorEastAsia" w:hAnsiTheme="minorEastAsia" w:hint="eastAsia"/>
@@ -5661,13 +5671,13 @@
         <mc:AlternateContent>
           <mc:Choice Requires="wps">
             <w:drawing>
-              <wp:anchor distT="0" distB="0" distL="114300" distR="114300" simplePos="0" relativeHeight="251682816" behindDoc="0" locked="0" layoutInCell="1" allowOverlap="1" wp14:anchorId="3E21DE03" wp14:editId="50A1B8B8">
+              <wp:anchor distT="0" distB="0" distL="114300" distR="114300" simplePos="0" relativeHeight="251682816" behindDoc="0" locked="0" layoutInCell="1" allowOverlap="1" wp14:anchorId="3E21DE03" wp14:editId="30B1FA59">
                 <wp:simplePos x="0" y="0"/>
                 <wp:positionH relativeFrom="column">
-                  <wp:posOffset>52070</wp:posOffset>
+                  <wp:posOffset>58420</wp:posOffset>
                 </wp:positionH>
                 <wp:positionV relativeFrom="paragraph">
-                  <wp:posOffset>131445</wp:posOffset>
+                  <wp:posOffset>4445</wp:posOffset>
                 </wp:positionV>
                 <wp:extent cx="74295" cy="176530"/>
                 <wp:effectExtent l="0" t="0" r="20955" b="13970"/>
@@ -5729,22 +5739,13 @@
           </mc:Choice>
           <mc:Fallback>
             <w:pict>
-              <v:shape w14:anchorId="06C2F03D" id="左大括号 6" o:spid="_x0000_s1026" type="#_x0000_t87" style="position:absolute;margin-left:4.1pt;margin-top:10.35pt;width:5.85pt;height:13.9pt;z-index:251682816;visibility:visible;mso-wrap-style:square;mso-width-percent:0;mso-height-percent:0;mso-wrap-distance-left:9pt;mso-wrap-distance-top:0;mso-wrap-distance-right:9pt;mso-wrap-distance-bottom:0;mso-position-horizontal:absolute;mso-position-horizontal-relative:text;mso-position-vertical:absolute;mso-position-vertical-relative:text;mso-width-percent:0;mso-height-percent:0;mso-width-relative:margin;mso-height-relative:margin;v-text-anchor:middle" o:gfxdata="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" adj="758" strokecolor="#0d0d0d [3069]" strokeweight="1pt">
+              <v:shape w14:anchorId="02731D18" id="左大括号 6" o:spid="_x0000_s1026" type="#_x0000_t87" style="position:absolute;margin-left:4.6pt;margin-top:.35pt;width:5.85pt;height:13.9pt;z-index:251682816;visibility:visible;mso-wrap-style:square;mso-width-percent:0;mso-height-percent:0;mso-wrap-distance-left:9pt;mso-wrap-distance-top:0;mso-wrap-distance-right:9pt;mso-wrap-distance-bottom:0;mso-position-horizontal:absolute;mso-position-horizontal-relative:text;mso-position-vertical:absolute;mso-position-vertical-relative:text;mso-width-percent:0;mso-height-percent:0;mso-width-relative:margin;mso-height-relative:margin;v-text-anchor:middle" o:gfxdata="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" adj="758" strokecolor="#0d0d0d [3069]" strokeweight="1pt">
                 <v:stroke joinstyle="miter"/>
               </v:shape>
             </w:pict>
           </mc:Fallback>
         </mc:AlternateContent>
       </w:r>
-    </w:p>
-    <w:p>
-      <w:pPr>
-        <w:ind w:firstLineChars="150" w:firstLine="240"/>
-        <w:rPr>
-          <w:rFonts w:asciiTheme="minorEastAsia" w:hAnsiTheme="minorEastAsia" w:hint="eastAsia"/>
-          <w:szCs w:val="16"/>
-        </w:rPr>
-      </w:pPr>
       <w:r>
         <w:rPr>
           <w:rFonts w:asciiTheme="minorEastAsia" w:hAnsiTheme="minorEastAsia" w:hint="eastAsia"/>
@@ -5798,15 +5799,7 @@
     <w:p>
       <w:pPr>
         <w:rPr>
-          <w:rFonts w:asciiTheme="minorEastAsia" w:hAnsiTheme="minorEastAsia" w:hint="eastAsia"/>
-          <w:szCs w:val="16"/>
-        </w:rPr>
-      </w:pPr>
-    </w:p>
-    <w:p>
-      <w:pPr>
-        <w:rPr>
-          <w:rFonts w:asciiTheme="minorEastAsia" w:hAnsiTheme="minorEastAsia" w:hint="eastAsia"/>
+          <w:rFonts w:asciiTheme="minorEastAsia" w:hAnsiTheme="minorEastAsia"/>
           <w:szCs w:val="16"/>
         </w:rPr>
       </w:pPr>
